--- a/Writing/Lit review.docx
+++ b/Writing/Lit review.docx
@@ -27,7 +27,15 @@
     </w:p>
     <w:p>
       <w:r>
-        <w:t xml:space="preserve">Antibiotic resistance (AR) has become such an issue due to overuse and misuse that we are considered to be in a crisis (Ventola, 2015). Just in 2024 alone there were 1.23 million deaths related to Mycobacterium tuberculosis (TB) with approximately 390,000 people developing the MDR/RR-TB resistant strain (World Health Organization, 2024). This issue has developed further to affecting the environment as </w:t>
+        <w:t xml:space="preserve">Antibiotic resistance (AR) has become such an issue due to overuse and misuse that we </w:t>
+      </w:r>
+      <w:proofErr w:type="gramStart"/>
+      <w:r>
+        <w:t>are considered to be</w:t>
+      </w:r>
+      <w:proofErr w:type="gramEnd"/>
+      <w:r>
+        <w:t xml:space="preserve"> in a crisis (Ventola, 2015). Just in 2024 alone there were 1.23 million deaths related to Mycobacterium tuberculosis (TB) with approximately 390,000 people developing the MDR/RR-TB resistant strain (World Health Organization, 2024). This issue has developed further to affecting the environment as </w:t>
       </w:r>
       <w:proofErr w:type="spellStart"/>
       <w:r>
@@ -51,7 +59,15 @@
       </w:r>
       <w:proofErr w:type="spellEnd"/>
       <w:r>
-        <w:t xml:space="preserve"> to be released into the surrounding environment (Andersson and Hughes, 2014). Originally, it has been postulated that it was possible to effectively control AR through limited use, as resistant bacteria should be out competed by its more fit wild type counterpart in the absence of drugs. The theory was resistance genes while hugely </w:t>
+        <w:t xml:space="preserve"> to be released into the surrounding environment (Andersson and Hughes, 2014). Originally, it has been postulated that it was possible to effectively control AR through limited use, as resistant bacteria should be out competed by its more fit wild </w:t>
+      </w:r>
+      <w:proofErr w:type="gramStart"/>
+      <w:r>
+        <w:t>type</w:t>
+      </w:r>
+      <w:proofErr w:type="gramEnd"/>
+      <w:r>
+        <w:t xml:space="preserve"> counterpart in the absence of drugs. The theory was resistance genes while hugely </w:t>
       </w:r>
       <w:proofErr w:type="spellStart"/>
       <w:r>
@@ -59,7 +75,15 @@
       </w:r>
       <w:proofErr w:type="spellEnd"/>
       <w:r>
-        <w:t xml:space="preserve"> to the microbe's survival in the presence of drugs generally confer a fitness cost that is often detrimental to the host's survival once drug use has ceased (Melnyk, 2014). However this theory has now been largely discarded as resistant bacteria strains over time have evolved many ways of adaptation like Horizontal gene transfer, epistasis and </w:t>
+        <w:t xml:space="preserve"> to the microbe's survival in the presence of drugs generally confer a fitness cost that is often detrimental to the host's survival once drug use has ceased (Melnyk, 2014). </w:t>
+      </w:r>
+      <w:proofErr w:type="gramStart"/>
+      <w:r>
+        <w:t>However</w:t>
+      </w:r>
+      <w:proofErr w:type="gramEnd"/>
+      <w:r>
+        <w:t xml:space="preserve"> this theory has now been largely discarded as resistant bacteria strains over time have evolved many ways of adaptation like Horizontal gene transfer, epistasis and </w:t>
       </w:r>
       <w:proofErr w:type="spellStart"/>
       <w:r>
@@ -86,7 +110,15 @@
         <w:t xml:space="preserve"> but also sometime become more fit than susceptible strains.</w:t>
       </w:r>
       <w:r>
-        <w:t xml:space="preserve"> While most studies examine the effect antibiotic has on susceptible bacteria and how bacteria develops resistance to it the reality of this issue is far more complicated. As mentioned above not just </w:t>
+        <w:t xml:space="preserve"> While most studies examine the effect antibiotic has on susceptible bacteria and how bacteria </w:t>
+      </w:r>
+      <w:proofErr w:type="gramStart"/>
+      <w:r>
+        <w:t>develops</w:t>
+      </w:r>
+      <w:proofErr w:type="gramEnd"/>
+      <w:r>
+        <w:t xml:space="preserve"> resistance to it the reality of this issue is far more complicated. As mentioned above not just </w:t>
       </w:r>
       <w:proofErr w:type="spellStart"/>
       <w:r>
@@ -222,7 +254,15 @@
         <w:t>s o</w:t>
       </w:r>
       <w:r>
-        <w:t xml:space="preserve">n an organism’s ability to survive in a given environment. </w:t>
+        <w:t xml:space="preserve">n an organism’s ability to survive </w:t>
+      </w:r>
+      <w:proofErr w:type="gramStart"/>
+      <w:r>
+        <w:t>in a given</w:t>
+      </w:r>
+      <w:proofErr w:type="gramEnd"/>
+      <w:r>
+        <w:t xml:space="preserve"> environment. </w:t>
       </w:r>
       <w:r>
         <w:t>This definition</w:t>
@@ -339,7 +379,15 @@
         <w:t xml:space="preserve">it is inherently negative </w:t>
       </w:r>
       <w:r>
-        <w:t xml:space="preserve">when in reality this “cost” that we think we see </w:t>
+        <w:t xml:space="preserve">when </w:t>
+      </w:r>
+      <w:proofErr w:type="gramStart"/>
+      <w:r>
+        <w:t>in reality this</w:t>
+      </w:r>
+      <w:proofErr w:type="gramEnd"/>
+      <w:r>
+        <w:t xml:space="preserve"> “cost” that we think we see </w:t>
       </w:r>
       <w:r>
         <w:t xml:space="preserve">in our specific </w:t>
@@ -375,7 +423,15 @@
         <w:t>appropriate</w:t>
       </w:r>
       <w:r>
-        <w:t xml:space="preserve"> and open minded term </w:t>
+        <w:t xml:space="preserve"> and </w:t>
+      </w:r>
+      <w:proofErr w:type="gramStart"/>
+      <w:r>
+        <w:t>open minded</w:t>
+      </w:r>
+      <w:proofErr w:type="gramEnd"/>
+      <w:r>
+        <w:t xml:space="preserve"> term </w:t>
       </w:r>
       <w:r>
         <w:t>as</w:t>
@@ -525,7 +581,15 @@
     </w:p>
     <w:p>
       <w:r>
-        <w:t xml:space="preserve">There are </w:t>
+        <w:t xml:space="preserve">There </w:t>
+      </w:r>
+      <w:proofErr w:type="gramStart"/>
+      <w:r>
+        <w:t>are</w:t>
+      </w:r>
+      <w:proofErr w:type="gramEnd"/>
+      <w:r>
+        <w:t xml:space="preserve"> </w:t>
       </w:r>
       <w:r>
         <w:t>a plethora of methods</w:t>
@@ -580,8 +644,13 @@
       <w:r>
         <w:t xml:space="preserve"> </w:t>
       </w:r>
-      <w:r>
-        <w:t>making it a</w:t>
+      <w:proofErr w:type="gramStart"/>
+      <w:r>
+        <w:t>making</w:t>
+      </w:r>
+      <w:proofErr w:type="gramEnd"/>
+      <w:r>
+        <w:t xml:space="preserve"> it a</w:t>
       </w:r>
       <w:r>
         <w:t>n underl</w:t>
@@ -694,7 +763,15 @@
       </w:r>
       <w:proofErr w:type="spellEnd"/>
       <w:r>
-        <w:t xml:space="preserve"> and now has to adapt to temperature. Overall, </w:t>
+        <w:t xml:space="preserve"> and now </w:t>
+      </w:r>
+      <w:proofErr w:type="gramStart"/>
+      <w:r>
+        <w:t>has to</w:t>
+      </w:r>
+      <w:proofErr w:type="gramEnd"/>
+      <w:r>
+        <w:t xml:space="preserve"> adapt to temperature. Overall, </w:t>
       </w:r>
       <w:r>
         <w:t xml:space="preserve">the ancient </w:t>
@@ -720,24 +797,143 @@
     </w:p>
     <w:p>
       <w:r>
-        <w:t>Although i</w:t>
-      </w:r>
-      <w:r>
-        <w:t xml:space="preserve">t is well known that </w:t>
-      </w:r>
-      <w:r>
-        <w:t xml:space="preserve">temperature </w:t>
-      </w:r>
-      <w:r>
-        <w:t xml:space="preserve">greatly affects the growth of bacteria </w:t>
-      </w:r>
-      <w:r>
-        <w:t xml:space="preserve">the heat shock response differs greatly from the cold shock. </w:t>
+        <w:t>When temperature rises to a level above the “normal</w:t>
+      </w:r>
+      <w:r>
+        <w:t xml:space="preserve">” </w:t>
+      </w:r>
+      <w:r>
+        <w:t>threshold</w:t>
+      </w:r>
+      <w:r>
+        <w:t xml:space="preserve"> it is considered </w:t>
+      </w:r>
+      <w:r>
+        <w:t xml:space="preserve">heat shock and </w:t>
+      </w:r>
+      <w:r>
+        <w:t>stressful</w:t>
+      </w:r>
+      <w:r>
+        <w:t xml:space="preserve">. </w:t>
+      </w:r>
+      <w:r>
+        <w:t xml:space="preserve"> </w:t>
+      </w:r>
+      <w:r>
+        <w:t>When</w:t>
+      </w:r>
+      <w:r>
+        <w:t xml:space="preserve"> b</w:t>
+      </w:r>
+      <w:r>
+        <w:t xml:space="preserve">acteria </w:t>
+      </w:r>
+      <w:proofErr w:type="gramStart"/>
+      <w:r>
+        <w:t>detects</w:t>
+      </w:r>
+      <w:proofErr w:type="gramEnd"/>
+      <w:r>
+        <w:t xml:space="preserve"> this change through</w:t>
+      </w:r>
+      <w:r>
+        <w:t xml:space="preserve"> </w:t>
+      </w:r>
+      <w:r>
+        <w:t xml:space="preserve">sensory </w:t>
+      </w:r>
+      <w:r>
+        <w:t xml:space="preserve">nucleic </w:t>
+      </w:r>
+      <w:proofErr w:type="spellStart"/>
+      <w:r>
+        <w:t>acide</w:t>
+      </w:r>
+      <w:proofErr w:type="spellEnd"/>
+      <w:r>
+        <w:t xml:space="preserve"> or protein </w:t>
+      </w:r>
+      <w:r>
+        <w:t>biomolecules</w:t>
+      </w:r>
+      <w:r>
+        <w:t xml:space="preserve"> </w:t>
+      </w:r>
+      <w:r>
+        <w:t>(</w:t>
+      </w:r>
+      <w:proofErr w:type="spellStart"/>
+      <w:r>
+        <w:t>Roncarati</w:t>
+      </w:r>
+      <w:proofErr w:type="spellEnd"/>
+      <w:r>
+        <w:t xml:space="preserve"> and Scarlato, 2017</w:t>
+      </w:r>
+      <w:r>
+        <w:t xml:space="preserve">). </w:t>
+      </w:r>
+      <w:r>
+        <w:t xml:space="preserve">The heat shock response then induces </w:t>
       </w:r>
       <w:r>
         <w:rPr>
           <w:highlight w:val="yellow"/>
         </w:rPr>
+        <w:t>chaperones to prevent and reverse the aggregation of misfolded proteins and proteases to degrade misfolded protein aggregates</w:t>
+      </w:r>
+      <w:r>
+        <w:t xml:space="preserve">. </w:t>
+      </w:r>
+      <w:r>
+        <w:t xml:space="preserve">Aside from chaperones </w:t>
+      </w:r>
+      <w:r>
+        <w:t xml:space="preserve">it has been show that in certain bacteria like E. coli </w:t>
+      </w:r>
+      <w:r>
+        <w:t xml:space="preserve">heat stress is </w:t>
+      </w:r>
+      <w:proofErr w:type="spellStart"/>
+      <w:r>
+        <w:t>determental</w:t>
+      </w:r>
+      <w:proofErr w:type="spellEnd"/>
+      <w:r>
+        <w:t xml:space="preserve"> to almost all functions </w:t>
+      </w:r>
+      <w:r>
+        <w:t xml:space="preserve">of the organism from </w:t>
+      </w:r>
+      <w:r>
+        <w:rPr>
+          <w:highlight w:val="yellow"/>
+        </w:rPr>
+        <w:t>genes involved in energy metabolism, outer membrane stabilization,</w:t>
+      </w:r>
+      <w:r>
+        <w:rPr>
+          <w:highlight w:val="yellow"/>
+        </w:rPr>
+        <w:t xml:space="preserve"> </w:t>
+      </w:r>
+      <w:r>
+        <w:rPr>
+          <w:highlight w:val="yellow"/>
+        </w:rPr>
+        <w:t>membrane transport, DNA repair, tRNA modification, translation control, and cell division.</w:t>
+      </w:r>
+      <w:r>
+        <w:t xml:space="preserve"> </w:t>
+      </w:r>
+    </w:p>
+    <w:p/>
+    <w:p>
+      <w:r>
+        <w:rPr>
+          <w:highlight w:val="yellow"/>
+        </w:rPr>
         <w:t>Elevated temperatures disrupt cellular homeostasis by inducing protein denaturation, leading to the formation of misfolded aggregates that impair normal cellular function</w:t>
       </w:r>
       <w:r>
@@ -762,12 +958,6 @@
         <w:t>The cold shock response has not been as extensively studied as the heat shock response and seems to be less conserved across organisms (Yamanaka, 1999). Under cold stress, DNA and RNA secondary structures are over-stabilized. This leads to a reduced efficiency of transcription and translation due to impaired movement of DNA polymerase and the ribosome, respectively</w:t>
       </w:r>
     </w:p>
-    <w:p/>
-    <w:p/>
-    <w:p/>
-    <w:p/>
-    <w:p/>
-    <w:p/>
     <w:p/>
     <w:p>
       <w:pPr>
@@ -861,6 +1051,87 @@
       </w:r>
       <w:r>
         <w:t xml:space="preserve"> adaptation to elevated temperature, with changes spanning ribosome biogenesis, metabolic pathways, and stress response regulons.</w:t>
+      </w:r>
+    </w:p>
+    <w:p>
+      <w:r>
+        <w:t xml:space="preserve">In E. coli the main regulator of the heat shock response is the sigma factor s32, transcribed by the </w:t>
+      </w:r>
+      <w:proofErr w:type="spellStart"/>
+      <w:r>
+        <w:t>rpoH</w:t>
+      </w:r>
+      <w:proofErr w:type="spellEnd"/>
+      <w:r>
+        <w:t xml:space="preserve"> gene (Arse` ne et al., 2000). High heat increases the concentration of free intracellular s32. In turn, s32 binds to the RNA polymerase and initiates the transcription of heat shock genes such as numerous global transcriptional regulators and genes involved in maintaining membrane functionality and homeostasis (Grossman et al., 1987; Nonaka et al., 2006; Straus et al., 1987; Yura et al., 1984; Zhao et al., 2005). Many chaperones, including </w:t>
+      </w:r>
+      <w:proofErr w:type="spellStart"/>
+      <w:r>
+        <w:t>DnaK</w:t>
+      </w:r>
+      <w:proofErr w:type="spellEnd"/>
+      <w:r>
+        <w:t>, have been shown to participate in the negative regulation of the heat shock response by binding s32 and preventing it from activating the expression of heat shock genes (Ars `</w:t>
+      </w:r>
+      <w:proofErr w:type="spellStart"/>
+      <w:r>
+        <w:t>ene</w:t>
+      </w:r>
+      <w:proofErr w:type="spellEnd"/>
+      <w:r>
+        <w:t xml:space="preserve"> et al., 2000; </w:t>
+      </w:r>
+      <w:proofErr w:type="spellStart"/>
+      <w:r>
+        <w:t>Roncarati</w:t>
+      </w:r>
+      <w:proofErr w:type="spellEnd"/>
+      <w:r>
+        <w:t xml:space="preserve"> and Scarlato, 2017). </w:t>
+      </w:r>
+      <w:proofErr w:type="spellStart"/>
+      <w:r>
+        <w:t>DnaK</w:t>
+      </w:r>
+      <w:proofErr w:type="spellEnd"/>
+      <w:r>
+        <w:t xml:space="preserve"> also binds to unfolded proteins. As such, many other stresses that cause protein unfolding can compete for </w:t>
+      </w:r>
+      <w:proofErr w:type="spellStart"/>
+      <w:r>
+        <w:t>DnaK</w:t>
+      </w:r>
+      <w:proofErr w:type="spellEnd"/>
+      <w:r>
+        <w:t xml:space="preserve">, freeing s32 and activating the heat shock response. Other organisms have different mechanisms to regulate the heat </w:t>
+      </w:r>
+      <w:r>
+        <w:lastRenderedPageBreak/>
+        <w:t>shock response, but its involvement in other stresses—especially those that cause protein misfolding—seems to be a common theme. In fact, the heat shock response has been shown to be involved in responding to stresses as diverse as cadmium in Drosophila spp. (</w:t>
+      </w:r>
+      <w:proofErr w:type="spellStart"/>
+      <w:r>
+        <w:t>Courgeon</w:t>
+      </w:r>
+      <w:proofErr w:type="spellEnd"/>
+      <w:r>
+        <w:t xml:space="preserve"> et al., 1984), heavy metals in Oncorhynchus tshawytscha (Heikkila et al., 1982), and ethanol in </w:t>
+      </w:r>
+      <w:proofErr w:type="spellStart"/>
+      <w:r>
+        <w:t>Zymomonas</w:t>
+      </w:r>
+      <w:proofErr w:type="spellEnd"/>
+      <w:r>
+        <w:t xml:space="preserve"> </w:t>
+      </w:r>
+      <w:proofErr w:type="spellStart"/>
+      <w:r>
+        <w:t>mobilis</w:t>
+      </w:r>
+      <w:proofErr w:type="spellEnd"/>
+      <w:r>
+        <w:t xml:space="preserve"> (Michel and Starka, 1986) and E. coli (Chaudhuri et al., 2006).</w:t>
       </w:r>
     </w:p>
     <w:p>
@@ -891,11 +1162,7 @@
         <w:t>E. coli</w:t>
       </w:r>
       <w:r>
-        <w:t xml:space="preserve"> to sub-optimal temperatures is mechanistically distinct from the heat shock response, reflecting the different cellular challenges posed by cold stress. Whereas heat stress primarily threatens protein folding integrity, cold stress impairs membrane fluidity and ribosome function, slowing translation and disrupting the coordination of transcription and translation. Rodríguez-Verdugo et al. (2020) note that low temperature, like heat, induces transient physiological changes that alter antibiotic susceptibility, though the downstream consequences differ — cold-stressed cells tend to show increased sensitivity to antibiotics that disrupt processes already compromised by the cold, such as membrane integrity and ribosome assembly. </w:t>
-      </w:r>
-      <w:r>
-        <w:lastRenderedPageBreak/>
-        <w:t xml:space="preserve">Cruz-Loya et al. (2019) provided direct experimental evidence for the mechanistic separation of cold and heat stress responses using a network-clustering approach based on phenotypic growth data: responses to low and high temperatures formed clearly separated clusters in phenotypic space, each associated with a distinct group of antibiotics whose effects on growth mimic those of the respective temperature extreme. Critically, they confirmed that cold shock genes — analogous to heat shock genes — are induced by specific antibiotics, suggesting that the cold stress response machinery has similarly been co-opted to manage chemical stress. Consistent with this, Cruz-Loya et al. (2019) observed that strains of </w:t>
+        <w:t xml:space="preserve"> to sub-optimal temperatures is mechanistically distinct from the heat shock response, reflecting the different cellular challenges posed by cold stress. Whereas heat stress primarily threatens protein folding integrity, cold stress impairs membrane fluidity and ribosome function, slowing translation and disrupting the coordination of transcription and translation. Rodríguez-Verdugo et al. (2020) note that low temperature, like heat, induces transient physiological changes that alter antibiotic susceptibility, though the downstream consequences differ — cold-stressed cells tend to show increased sensitivity to antibiotics that disrupt processes already compromised by the cold, such as membrane integrity and ribosome assembly. Cruz-Loya et al. (2019) provided direct experimental evidence for the mechanistic separation of cold and heat stress responses using a network-clustering approach based on phenotypic growth data: responses to low and high temperatures formed clearly separated clusters in phenotypic space, each associated with a distinct group of antibiotics whose effects on growth mimic those of the respective temperature extreme. Critically, they confirmed that cold shock genes — analogous to heat shock genes — are induced by specific antibiotics, suggesting that the cold stress response machinery has similarly been co-opted to manage chemical stress. Consistent with this, Cruz-Loya et al. (2019) observed that strains of </w:t>
       </w:r>
       <w:r>
         <w:rPr>
@@ -972,10 +1239,18 @@
         <w:t xml:space="preserve">, </w:t>
       </w:r>
       <w:r>
-        <w:t xml:space="preserve">the effect of </w:t>
-      </w:r>
-      <w:r>
-        <w:t xml:space="preserve"> global warming</w:t>
+        <w:t xml:space="preserve">the effect </w:t>
+      </w:r>
+      <w:proofErr w:type="gramStart"/>
+      <w:r>
+        <w:t xml:space="preserve">of </w:t>
+      </w:r>
+      <w:r>
+        <w:t xml:space="preserve"> global</w:t>
+      </w:r>
+      <w:proofErr w:type="gramEnd"/>
+      <w:r>
+        <w:t xml:space="preserve"> warming</w:t>
       </w:r>
       <w:r>
         <w:t xml:space="preserve"> and how this will affect antibiotic resistance for humanity going forwards</w:t>
@@ -1046,13 +1321,29 @@
     </w:p>
     <w:p>
       <w:r>
-        <w:t xml:space="preserve">How temperature ties in to </w:t>
+        <w:t xml:space="preserve">How temperature ties </w:t>
+      </w:r>
+      <w:proofErr w:type="gramStart"/>
+      <w:r>
+        <w:t>in to</w:t>
+      </w:r>
+      <w:proofErr w:type="gramEnd"/>
+      <w:r>
+        <w:t xml:space="preserve"> </w:t>
       </w:r>
       <w:r>
         <w:t xml:space="preserve">antibiotic resistance is due to a concept known as cross response. </w:t>
       </w:r>
       <w:r>
-        <w:t xml:space="preserve">Because temperature is such an pervasive factor during the bacterial </w:t>
+        <w:t xml:space="preserve">Because temperature is such </w:t>
+      </w:r>
+      <w:proofErr w:type="gramStart"/>
+      <w:r>
+        <w:t>an</w:t>
+      </w:r>
+      <w:proofErr w:type="gramEnd"/>
+      <w:r>
+        <w:t xml:space="preserve"> pervasive factor during the bacterial </w:t>
       </w:r>
       <w:r>
         <w:t>evolution</w:t>
@@ -1108,7 +1399,15 @@
         <w:t xml:space="preserve"> </w:t>
       </w:r>
       <w:r>
-        <w:t xml:space="preserve">for a organism to develop </w:t>
+        <w:t xml:space="preserve">for </w:t>
+      </w:r>
+      <w:proofErr w:type="gramStart"/>
+      <w:r>
+        <w:t>a</w:t>
+      </w:r>
+      <w:proofErr w:type="gramEnd"/>
+      <w:r>
+        <w:t xml:space="preserve"> organism to develop </w:t>
       </w:r>
       <w:r>
         <w:t xml:space="preserve">a new </w:t>
@@ -1176,8 +1475,13 @@
       <w:r>
         <w:t xml:space="preserve">where </w:t>
       </w:r>
-      <w:r>
-        <w:t xml:space="preserve">E.coli’s </w:t>
+      <w:proofErr w:type="gramStart"/>
+      <w:r>
+        <w:t>E.coli’s</w:t>
+      </w:r>
+      <w:proofErr w:type="gramEnd"/>
+      <w:r>
+        <w:t xml:space="preserve"> </w:t>
       </w:r>
       <w:r>
         <w:t>phenotypic growth data and transcriptional reporter assays</w:t>
@@ -1289,6 +1593,7 @@
           <w:b/>
           <w:bCs/>
         </w:rPr>
+        <w:lastRenderedPageBreak/>
         <w:t>Media</w:t>
       </w:r>
       <w:r>
@@ -1307,7 +1612,15 @@
         <w:t>Glucose and m9</w:t>
       </w:r>
       <w:r>
-        <w:t xml:space="preserve"> and how these 2 media affects fitness effects</w:t>
+        <w:t xml:space="preserve"> and how these 2 media </w:t>
+      </w:r>
+      <w:proofErr w:type="gramStart"/>
+      <w:r>
+        <w:t>affects</w:t>
+      </w:r>
+      <w:proofErr w:type="gramEnd"/>
+      <w:r>
+        <w:t xml:space="preserve"> fitness effects</w:t>
       </w:r>
     </w:p>
     <w:p>
@@ -1388,7 +1701,15 @@
         <w:t>model organism</w:t>
       </w:r>
       <w:r>
-        <w:t xml:space="preserve"> I will be using for this study will be E.coli with </w:t>
+        <w:t xml:space="preserve"> I will be using for this study will be </w:t>
+      </w:r>
+      <w:proofErr w:type="gramStart"/>
+      <w:r>
+        <w:t>E.coli</w:t>
+      </w:r>
+      <w:proofErr w:type="gramEnd"/>
+      <w:r>
+        <w:t xml:space="preserve"> with </w:t>
       </w:r>
       <w:proofErr w:type="spellStart"/>
       <w:r>
@@ -1410,8 +1731,13 @@
       <w:r>
         <w:t xml:space="preserve"> </w:t>
       </w:r>
-      <w:r>
-        <w:t xml:space="preserve">E.coli was the bacteria of choice due to many reasons. There is a wealth of data for comparison along with the fact that is divides rapidly with simple nutrition needs and high genetic traceability. </w:t>
+      <w:proofErr w:type="gramStart"/>
+      <w:r>
+        <w:t>E.coli</w:t>
+      </w:r>
+      <w:proofErr w:type="gramEnd"/>
+      <w:r>
+        <w:t xml:space="preserve"> was the bacteria of choice due to many reasons. There is a wealth of data for comparison along with the fact that is divides rapidly with simple nutrition needs and high genetic traceability. </w:t>
       </w:r>
       <w:r>
         <w:t xml:space="preserve">RIF is a </w:t>
@@ -1441,39 +1767,107 @@
         <w:t xml:space="preserve"> tuberculosis (). It works by inhi</w:t>
       </w:r>
       <w:r>
-        <w:t xml:space="preserve">biting RNA synthesis which it does by binding to the beta subunit of the RNA </w:t>
+        <w:t xml:space="preserve">biting RNA synthesis which it does by binding to the beta subunit of the RNA polymerase </w:t>
+      </w:r>
+      <w:r>
+        <w:t>physically blocking the elongation of mRNA transcriptions</w:t>
+      </w:r>
+      <w:r>
+        <w:t xml:space="preserve">. Therefor resistance to RIF also occurs at the beta subunit at a place all the Rifampicin resistance </w:t>
+      </w:r>
+      <w:proofErr w:type="spellStart"/>
+      <w:r>
+        <w:t>determing</w:t>
+      </w:r>
+      <w:proofErr w:type="spellEnd"/>
+      <w:r>
+        <w:t xml:space="preserve"> region and is done through a structural change </w:t>
+      </w:r>
+      <w:r>
+        <w:t xml:space="preserve">which renders it impossible of RIF to bind onto the original active site. </w:t>
+      </w:r>
+      <w:r>
+        <w:t xml:space="preserve">The reason I am </w:t>
+      </w:r>
+      <w:proofErr w:type="spellStart"/>
+      <w:r>
+        <w:t>boradly</w:t>
+      </w:r>
+      <w:proofErr w:type="spellEnd"/>
+      <w:r>
+        <w:t xml:space="preserve"> interested in RIF </w:t>
+      </w:r>
+      <w:proofErr w:type="spellStart"/>
+      <w:r>
+        <w:t>rpoB</w:t>
+      </w:r>
+      <w:proofErr w:type="spellEnd"/>
+      <w:r>
+        <w:t xml:space="preserve"> mutations is due to its potential clinical significance and interesting </w:t>
+      </w:r>
+      <w:proofErr w:type="spellStart"/>
+      <w:r>
+        <w:t>plietrophic</w:t>
+      </w:r>
+      <w:proofErr w:type="spellEnd"/>
+      <w:r>
+        <w:t xml:space="preserve"> properties that </w:t>
+      </w:r>
+      <w:r>
+        <w:t>include alterations to the interactions with key partners—other subunits of RNAP, DNA, RNA, and σ factors</w:t>
+      </w:r>
+      <w:r>
+        <w:t>.</w:t>
+      </w:r>
+    </w:p>
+    <w:p/>
+    <w:p>
+      <w:r>
+        <w:t xml:space="preserve">Rifampicin and </w:t>
+      </w:r>
+      <w:proofErr w:type="spellStart"/>
+      <w:r>
+        <w:t>rpoB</w:t>
+      </w:r>
+      <w:proofErr w:type="spellEnd"/>
+      <w:r>
+        <w:t xml:space="preserve"> </w:t>
+      </w:r>
+      <w:proofErr w:type="gramStart"/>
+      <w:r>
+        <w:t>To</w:t>
+      </w:r>
+      <w:proofErr w:type="gramEnd"/>
+      <w:r>
+        <w:t xml:space="preserve"> thoroughly investigate parallel evolution in bacteria, I will be using the antibiotic rifampicin (RIF) as an absolute filter to test for repeatability by pulling out resistant mutations from the population of the model bacteria L. plantarum. These mutations will then be compared with two other species of bacteria - E. coli and A. </w:t>
+      </w:r>
+      <w:proofErr w:type="spellStart"/>
+      <w:r>
+        <w:t>baylyi</w:t>
+      </w:r>
+      <w:proofErr w:type="spellEnd"/>
+      <w:r>
+        <w:t xml:space="preserve"> - to evaluate similarity at both the genotypic and the phenotypic level. RIF was picked as the antibiotic of choice because it is an effective bactericidal drug that can treat a wide range of common infections. It is in the annamycin family which is a group of drugs that can target both 3 gram-positive and gram-negative bacteria. However, it is most well known for being the first-line drug to treat Mycobacterium tuberculosis (Suresh et al., 2023). RIF targets the RNA polymerase by binding close to the beta subunit which blocks the elongation of synthesized RNA molecules, thereby leading to premature termination of transcription and ultimately cell death (Campbell et al., 2001). RIF resistance therefore mainly occurs in the </w:t>
+      </w:r>
+      <w:proofErr w:type="spellStart"/>
+      <w:r>
+        <w:t>rpoB</w:t>
+      </w:r>
+      <w:proofErr w:type="spellEnd"/>
+      <w:r>
+        <w:t xml:space="preserve"> gene which encodes the beta subunit of bacterial RNA polymerase. </w:t>
+      </w:r>
+      <w:proofErr w:type="gramStart"/>
+      <w:r>
+        <w:t>Typically</w:t>
+      </w:r>
+      <w:proofErr w:type="gramEnd"/>
+      <w:r>
+        <w:t xml:space="preserve"> resistance is due to a structural change in the </w:t>
       </w:r>
       <w:r>
         <w:lastRenderedPageBreak/>
-        <w:t xml:space="preserve">polymerase </w:t>
-      </w:r>
-      <w:r>
-        <w:t>physically blocking the elongation of mRNA transcriptions</w:t>
-      </w:r>
-      <w:r>
-        <w:t xml:space="preserve">. Therefor resistance to RIF also occurs at the beta subunit at a place all the Rifampicin resistance </w:t>
-      </w:r>
-      <w:proofErr w:type="spellStart"/>
-      <w:r>
-        <w:t>determing</w:t>
-      </w:r>
-      <w:proofErr w:type="spellEnd"/>
-      <w:r>
-        <w:t xml:space="preserve"> region and is done through a structural change </w:t>
-      </w:r>
-      <w:r>
-        <w:t xml:space="preserve">which renders it impossible of RIF to bind onto the original active site. </w:t>
-      </w:r>
-      <w:r>
-        <w:t xml:space="preserve">The reason I am </w:t>
-      </w:r>
-      <w:proofErr w:type="spellStart"/>
-      <w:r>
-        <w:t>boradly</w:t>
-      </w:r>
-      <w:proofErr w:type="spellEnd"/>
-      <w:r>
-        <w:t xml:space="preserve"> interested in RIF </w:t>
+        <w:t xml:space="preserve">beta sub-unit which renders it impossible for RIF to bind onto the original active site (Munita, et al, 2015). Additionally, it is intriguing that although the </w:t>
       </w:r>
       <w:proofErr w:type="spellStart"/>
       <w:r>
@@ -1481,27 +1875,39 @@
       </w:r>
       <w:proofErr w:type="spellEnd"/>
       <w:r>
-        <w:t xml:space="preserve"> mutations is due to its potential clinical significance and interesting </w:t>
-      </w:r>
-      <w:proofErr w:type="spellStart"/>
-      <w:r>
-        <w:t>plietrophic</w:t>
-      </w:r>
-      <w:proofErr w:type="spellEnd"/>
-      <w:r>
-        <w:t xml:space="preserve"> properties that </w:t>
-      </w:r>
-      <w:r>
-        <w:t>include alterations to the interactions with key partners—other subunits of RNAP, DNA, RNA, and σ factors</w:t>
-      </w:r>
-      <w:r>
-        <w:t>.</w:t>
-      </w:r>
-    </w:p>
-    <w:p/>
-    <w:p>
-      <w:r>
-        <w:t xml:space="preserve">Rifampicin and </w:t>
+        <w:t xml:space="preserve"> gene encodes for 1342 amino acids, previous studies done on Haemophilus influenzae, M. tuberculosis, Neisseria and Streptococcus pneumoniae indicate that resistance mutations only occur at a relatively small set of loci known as the rifampicin resistance-determining region (RRDR) (Goldstein, 2014). The data collected from our lab also supports this observation as E. coli and A. </w:t>
+      </w:r>
+      <w:proofErr w:type="spellStart"/>
+      <w:r>
+        <w:t>baylyi</w:t>
+      </w:r>
+      <w:proofErr w:type="spellEnd"/>
+      <w:r>
+        <w:t xml:space="preserve"> all predominantly have mutations appearing in this region (</w:t>
+      </w:r>
+      <w:proofErr w:type="spellStart"/>
+      <w:r>
+        <w:t>Engelstaedter</w:t>
+      </w:r>
+      <w:proofErr w:type="spellEnd"/>
+      <w:r>
+        <w:t xml:space="preserve">, 2023). The area in question has four main clusters, I, II, III, and N. Cluster I is notable for </w:t>
+      </w:r>
+      <w:proofErr w:type="spellStart"/>
+      <w:r>
+        <w:t>harboring</w:t>
+      </w:r>
+      <w:proofErr w:type="spellEnd"/>
+      <w:r>
+        <w:t xml:space="preserve"> most mutations. </w:t>
+      </w:r>
+      <w:proofErr w:type="gramStart"/>
+      <w:r>
+        <w:t>Therefore</w:t>
+      </w:r>
+      <w:proofErr w:type="gramEnd"/>
+      <w:r>
+        <w:t xml:space="preserve"> because </w:t>
       </w:r>
       <w:proofErr w:type="spellStart"/>
       <w:r>
@@ -1509,63 +1915,15 @@
       </w:r>
       <w:proofErr w:type="spellEnd"/>
       <w:r>
-        <w:t xml:space="preserve"> To thoroughly investigate parallel evolution in bacteria, I will be using the antibiotic rifampicin (RIF) as an absolute filter to test for repeatability by pulling out resistant mutations from the population of the model bacteria L. plantarum. These mutations will then be compared with two other species of bacteria - E. coli and A. </w:t>
-      </w:r>
-      <w:proofErr w:type="spellStart"/>
-      <w:r>
-        <w:t>baylyi</w:t>
-      </w:r>
-      <w:proofErr w:type="spellEnd"/>
-      <w:r>
-        <w:t xml:space="preserve"> - to evaluate similarity at both the genotypic and the phenotypic level. RIF was picked as the antibiotic of choice because it is an effective bactericidal drug that can treat a wide range of common infections. It is in the annamycin family which is a group of drugs that can target both 3 gram-positive and gram-negative bacteria. However, it is most well known for being the first-line drug to treat Mycobacterium tuberculosis (Suresh et al., 2023). RIF targets the RNA polymerase by binding close to the beta subunit which blocks the elongation of synthesized RNA molecules, thereby leading to premature termination of transcription and ultimately cell death (Campbell et al., 2001). RIF resistance therefore mainly occurs in the </w:t>
-      </w:r>
-      <w:proofErr w:type="spellStart"/>
-      <w:r>
-        <w:t>rpoB</w:t>
-      </w:r>
-      <w:proofErr w:type="spellEnd"/>
-      <w:r>
-        <w:t xml:space="preserve"> gene which encodes the beta subunit of bacterial RNA polymerase. Typically resistance is due to a structural change in the beta sub-unit which renders it impossible for RIF to bind onto the original active site (Munita, et al, 2015). Additionally, it is intriguing that although the </w:t>
-      </w:r>
-      <w:proofErr w:type="spellStart"/>
-      <w:r>
-        <w:t>rpoB</w:t>
-      </w:r>
-      <w:proofErr w:type="spellEnd"/>
-      <w:r>
-        <w:t xml:space="preserve"> gene encodes for 1342 amino acids, previous studies done on Haemophilus influenzae, M. tuberculosis, Neisseria and Streptococcus pneumoniae indicate that resistance mutations only occur at a relatively small set of loci known as the rifampicin resistance-determining region (RRDR) (Goldstein, 2014). The data collected from our lab also supports this observation as E. coli and A. </w:t>
-      </w:r>
-      <w:proofErr w:type="spellStart"/>
-      <w:r>
-        <w:t>baylyi</w:t>
-      </w:r>
-      <w:proofErr w:type="spellEnd"/>
-      <w:r>
-        <w:t xml:space="preserve"> all predominantly have mutations appearing in this region (</w:t>
-      </w:r>
-      <w:proofErr w:type="spellStart"/>
-      <w:r>
-        <w:t>Engelstaedter</w:t>
-      </w:r>
-      <w:proofErr w:type="spellEnd"/>
-      <w:r>
-        <w:t xml:space="preserve">, 2023). The area in question has four main clusters, I, II, III, and N. Cluster I is notable for </w:t>
-      </w:r>
-      <w:proofErr w:type="spellStart"/>
-      <w:r>
-        <w:t>harboring</w:t>
-      </w:r>
-      <w:proofErr w:type="spellEnd"/>
-      <w:r>
-        <w:t xml:space="preserve"> most mutations. Therefore because </w:t>
-      </w:r>
-      <w:proofErr w:type="spellStart"/>
-      <w:r>
-        <w:t>rpoB</w:t>
-      </w:r>
-      <w:proofErr w:type="spellEnd"/>
-      <w:r>
-        <w:t xml:space="preserve"> is extremely conserved in nearly every bacteria and RIF is so precise in its targeting, it makes for an excellent controlled model for testing the repeatability of evolution.</w:t>
+        <w:t xml:space="preserve"> is extremely conserved in nearly every </w:t>
+      </w:r>
+      <w:proofErr w:type="gramStart"/>
+      <w:r>
+        <w:t>bacteria</w:t>
+      </w:r>
+      <w:proofErr w:type="gramEnd"/>
+      <w:r>
+        <w:t xml:space="preserve"> and RIF is so precise in its targeting, it makes for an excellent controlled model for testing the repeatability of evolution.</w:t>
       </w:r>
     </w:p>
     <w:p/>
@@ -1583,82 +1941,92 @@
           <w:bCs/>
           <w:highlight w:val="yellow"/>
         </w:rPr>
-        <w:t xml:space="preserve">RNA polymerase (RNAP) is one of the most important and highly conserved molecules across all domains of life. And yet, when challenged with antibiotics </w:t>
-      </w:r>
+        <w:t xml:space="preserve">RNA polymerase (RNAP) is one of the most important and highly conserved molecules across all domains of life. And yet, when challenged with antibiotics that target it, such as rifampicin, mutations in RNAP emerge with surprising frequency (Goldstein 2014; </w:t>
+      </w:r>
+      <w:proofErr w:type="spellStart"/>
       <w:r>
         <w:rPr>
           <w:b/>
           <w:bCs/>
           <w:highlight w:val="yellow"/>
         </w:rPr>
+        <w:t>Alifano</w:t>
+      </w:r>
+      <w:proofErr w:type="spellEnd"/>
+      <w:r>
+        <w:rPr>
+          <w:b/>
+          <w:bCs/>
+          <w:highlight w:val="yellow"/>
+        </w:rPr>
+        <w:t xml:space="preserve"> et al. 2015). In addition to providing resistance, these mutations also have strong pleiotropic effects across various levels of biological organization (Fig. 1; Qi et al. 2014; </w:t>
+      </w:r>
+      <w:proofErr w:type="spellStart"/>
+      <w:r>
+        <w:rPr>
+          <w:b/>
+          <w:bCs/>
+          <w:highlight w:val="yellow"/>
+        </w:rPr>
+        <w:t>Bershtein</w:t>
+      </w:r>
+      <w:proofErr w:type="spellEnd"/>
+      <w:r>
+        <w:rPr>
+          <w:b/>
+          <w:bCs/>
+          <w:highlight w:val="yellow"/>
+        </w:rPr>
+        <w:t xml:space="preserve"> et al. 2017; Trauner et al. 2021). As such, this seemingly simple system where bacteria acquire a single point mutation in RNAP, </w:t>
+      </w:r>
+      <w:proofErr w:type="gramStart"/>
+      <w:r>
+        <w:rPr>
+          <w:b/>
+          <w:bCs/>
+          <w:highlight w:val="yellow"/>
+        </w:rPr>
+        <w:t>in reality elicits</w:t>
+      </w:r>
+      <w:proofErr w:type="gramEnd"/>
+      <w:r>
+        <w:rPr>
+          <w:b/>
+          <w:bCs/>
+          <w:highlight w:val="yellow"/>
+        </w:rPr>
+        <w:t xml:space="preserve"> an enormously complex set of responses, altering molecular structure and function, which scale up to influence cellular processes and organismal fitness</w:t>
+      </w:r>
+      <w:r>
+        <w:rPr>
+          <w:b/>
+          <w:bCs/>
+        </w:rPr>
+        <w:t>.</w:t>
+      </w:r>
+    </w:p>
+    <w:p>
+      <w:pPr>
+        <w:rPr>
+          <w:b/>
+          <w:bCs/>
+        </w:rPr>
+      </w:pPr>
+    </w:p>
+    <w:p>
+      <w:pPr>
+        <w:rPr>
+          <w:b/>
+          <w:bCs/>
+        </w:rPr>
+      </w:pPr>
+      <w:r>
+        <w:rPr>
+          <w:b/>
+          <w:bCs/>
+          <w:noProof/>
+        </w:rPr>
         <w:lastRenderedPageBreak/>
-        <w:t xml:space="preserve">that target it, such as rifampicin, mutations in RNAP emerge with surprising frequency (Goldstein 2014; </w:t>
-      </w:r>
-      <w:proofErr w:type="spellStart"/>
-      <w:r>
-        <w:rPr>
-          <w:b/>
-          <w:bCs/>
-          <w:highlight w:val="yellow"/>
-        </w:rPr>
-        <w:t>Alifano</w:t>
-      </w:r>
-      <w:proofErr w:type="spellEnd"/>
-      <w:r>
-        <w:rPr>
-          <w:b/>
-          <w:bCs/>
-          <w:highlight w:val="yellow"/>
-        </w:rPr>
-        <w:t xml:space="preserve"> et al. 2015). In addition to providing resistance, these mutations also have strong pleiotropic effects across various levels of biological organization (Fig. 1; Qi et al. 2014; </w:t>
-      </w:r>
-      <w:proofErr w:type="spellStart"/>
-      <w:r>
-        <w:rPr>
-          <w:b/>
-          <w:bCs/>
-          <w:highlight w:val="yellow"/>
-        </w:rPr>
-        <w:t>Bershtein</w:t>
-      </w:r>
-      <w:proofErr w:type="spellEnd"/>
-      <w:r>
-        <w:rPr>
-          <w:b/>
-          <w:bCs/>
-          <w:highlight w:val="yellow"/>
-        </w:rPr>
-        <w:t xml:space="preserve"> et al. 2017; Trauner et al. 2021). As such, this seemingly simple system where bacteria acquire a single point mutation in RNAP, in reality elicits an enormously complex set of responses, altering molecular structure and function, which scale up to influence cellular processes and organismal fitness</w:t>
-      </w:r>
-      <w:r>
-        <w:rPr>
-          <w:b/>
-          <w:bCs/>
-        </w:rPr>
-        <w:t>.</w:t>
-      </w:r>
-    </w:p>
-    <w:p>
-      <w:pPr>
-        <w:rPr>
-          <w:b/>
-          <w:bCs/>
-        </w:rPr>
-      </w:pPr>
-    </w:p>
-    <w:p>
-      <w:pPr>
-        <w:rPr>
-          <w:b/>
-          <w:bCs/>
-        </w:rPr>
-      </w:pPr>
-      <w:r>
-        <w:rPr>
-          <w:b/>
-          <w:bCs/>
-          <w:noProof/>
-        </w:rPr>
         <w:drawing>
           <wp:inline distT="0" distB="0" distL="0" distR="0" wp14:anchorId="4B6233A2" wp14:editId="720DF0E9">
             <wp:extent cx="5731510" cy="3273425"/>
@@ -1986,7 +2354,21 @@
         <w:rPr>
           <w:color w:val="555555"/>
         </w:rPr>
-        <w:t xml:space="preserve">Yeh paper shows that an </w:t>
+        <w:t xml:space="preserve">Yeh paper shows that </w:t>
+      </w:r>
+      <w:proofErr w:type="gramStart"/>
+      <w:r>
+        <w:rPr>
+          <w:color w:val="555555"/>
+        </w:rPr>
+        <w:t>an</w:t>
+      </w:r>
+      <w:proofErr w:type="gramEnd"/>
+      <w:r>
+        <w:rPr>
+          <w:color w:val="555555"/>
+        </w:rPr>
+        <w:t xml:space="preserve"> </w:t>
       </w:r>
       <w:proofErr w:type="spellStart"/>
       <w:r>
@@ -2108,7 +2490,15 @@
     </w:p>
     <w:p>
       <w:r>
-        <w:t>What I am trying to find out</w:t>
+        <w:t xml:space="preserve">What </w:t>
+      </w:r>
+      <w:proofErr w:type="gramStart"/>
+      <w:r>
+        <w:t>I am</w:t>
+      </w:r>
+      <w:proofErr w:type="gramEnd"/>
+      <w:r>
+        <w:t xml:space="preserve"> trying to find out</w:t>
       </w:r>
       <w:r>
         <w:t>?</w:t>
@@ -2223,7 +2613,15 @@
     </w:p>
     <w:p>
       <w:r>
-        <w:t xml:space="preserve">In theory we did not give these mutants time to evolve so their reaction should be poor but we see the complete opposite </w:t>
+        <w:t xml:space="preserve">In theory we did not give these mutants time to evolve so their reaction should be </w:t>
+      </w:r>
+      <w:proofErr w:type="gramStart"/>
+      <w:r>
+        <w:t>poor</w:t>
+      </w:r>
+      <w:proofErr w:type="gramEnd"/>
+      <w:r>
+        <w:t xml:space="preserve"> but we see the complete opposite </w:t>
       </w:r>
     </w:p>
     <w:p>
@@ -2290,7 +2688,15 @@
     <w:p>
       <w:r>
         <w:lastRenderedPageBreak/>
-        <w:t xml:space="preserve">We see some growth in m9 from ONC experiment at 45c but there is no growth  during the actual experiment </w:t>
+        <w:t xml:space="preserve">We see some growth in m9 from ONC experiment at 45c but there is no </w:t>
+      </w:r>
+      <w:proofErr w:type="gramStart"/>
+      <w:r>
+        <w:t>growth  during</w:t>
+      </w:r>
+      <w:proofErr w:type="gramEnd"/>
+      <w:r>
+        <w:t xml:space="preserve"> the actual experiment </w:t>
       </w:r>
     </w:p>
     <w:p>
@@ -2838,7 +3244,15 @@
       </w:r>
       <w:proofErr w:type="spellEnd"/>
       <w:r>
-        <w:t xml:space="preserve"> culture's CFU declined, the OD continued to rise during the same period. We considered that the arrest of cell division, resulting in filamentation, could cause OD to rise without actually increasing CFU. Indeed, growth of E. coli cultures at high temperature (≥ 45°C) has been reported to cause cell filamentation (Hoffman and Frank 1963; van </w:t>
+        <w:t xml:space="preserve"> culture's CFU declined, the OD continued to rise during the same period. We considered that the arrest of cell division, resulting in filamentation, could cause OD to rise without </w:t>
+      </w:r>
+      <w:proofErr w:type="gramStart"/>
+      <w:r>
+        <w:t>actually increasing</w:t>
+      </w:r>
+      <w:proofErr w:type="gramEnd"/>
+      <w:r>
+        <w:t xml:space="preserve"> CFU. Indeed, growth of E. coli cultures at high temperature (≥ 45°C) has been reported to cause cell filamentation (Hoffman and Frank 1963; van </w:t>
       </w:r>
       <w:proofErr w:type="spellStart"/>
       <w:r>
@@ -4355,6 +4769,7 @@
   <w:style w:type="character" w:default="1" w:styleId="DefaultParagraphFont">
     <w:name w:val="Default Paragraph Font"/>
     <w:uiPriority w:val="1"/>
+    <w:semiHidden/>
     <w:unhideWhenUsed/>
   </w:style>
   <w:style w:type="table" w:default="1" w:styleId="TableNormal">

--- a/Writing/Lit review.docx
+++ b/Writing/Lit review.docx
@@ -639,323 +639,463 @@
         <w:t>problem organisms have had to deal with</w:t>
       </w:r>
       <w:r>
-        <w:t>. It</w:t>
+        <w:t xml:space="preserve">. </w:t>
+      </w:r>
+      <w:r>
+        <w:t>I</w:t>
+      </w:r>
+      <w:r>
+        <w:t xml:space="preserve">t </w:t>
+      </w:r>
+      <w:r>
+        <w:t xml:space="preserve">dictated a </w:t>
+      </w:r>
+      <w:r>
+        <w:t xml:space="preserve">substantial part of </w:t>
+      </w:r>
+      <w:r>
+        <w:t xml:space="preserve">evolution history </w:t>
+      </w:r>
+      <w:r>
+        <w:t xml:space="preserve">with its </w:t>
+      </w:r>
+      <w:r>
+        <w:t xml:space="preserve">selective pressure </w:t>
+      </w:r>
+      <w:r>
+        <w:t>affecting core functions like</w:t>
       </w:r>
       <w:r>
         <w:t xml:space="preserve"> </w:t>
       </w:r>
+      <w:r>
+        <w:t>g</w:t>
+      </w:r>
+      <w:r>
+        <w:t xml:space="preserve">enome-wide </w:t>
+      </w:r>
+      <w:r>
+        <w:t>s</w:t>
+      </w:r>
+      <w:r>
+        <w:t>election, how</w:t>
+      </w:r>
+      <w:r>
+        <w:t xml:space="preserve"> prot</w:t>
+      </w:r>
+      <w:r>
+        <w:t>eins a</w:t>
+      </w:r>
+      <w:r>
+        <w:t>r</w:t>
+      </w:r>
+      <w:r>
+        <w:t>e produc</w:t>
+      </w:r>
+      <w:r>
+        <w:t xml:space="preserve">ed and a multitude of </w:t>
+      </w:r>
+      <w:r>
+        <w:t>p</w:t>
+      </w:r>
+      <w:r>
+        <w:t xml:space="preserve">hysiological </w:t>
+      </w:r>
+      <w:r>
+        <w:t>c</w:t>
+      </w:r>
+      <w:r>
+        <w:t xml:space="preserve">hanges </w:t>
+      </w:r>
+      <w:r>
+        <w:t>(Cruz-Loya et al., 2019).</w:t>
+      </w:r>
+      <w:r>
+        <w:t xml:space="preserve"> </w:t>
+      </w:r>
+      <w:r>
+        <w:t xml:space="preserve"> </w:t>
+      </w:r>
+      <w:r>
+        <w:t xml:space="preserve">As for the relevance to my investigation, </w:t>
+      </w:r>
+      <w:r>
+        <w:t>b</w:t>
+      </w:r>
+      <w:r>
+        <w:t>acteria adapting to heat or cold stress vastly predate</w:t>
+      </w:r>
+      <w:r>
+        <w:t>s</w:t>
+      </w:r>
+      <w:r>
+        <w:t xml:space="preserve"> </w:t>
+      </w:r>
+      <w:r>
+        <w:t>antibiotic</w:t>
+      </w:r>
+      <w:r>
+        <w:t xml:space="preserve"> </w:t>
+      </w:r>
+      <w:r>
+        <w:t xml:space="preserve">resistance as </w:t>
+      </w:r>
+      <w:r>
+        <w:t>antibiotics are estimated to have first appeared between 2 billion and 40 million years ag</w:t>
+      </w:r>
+      <w:r>
+        <w:t>o</w:t>
+      </w:r>
+      <w:r>
+        <w:t xml:space="preserve">, which makes it interesting to observe how </w:t>
+      </w:r>
+      <w:r>
+        <w:t xml:space="preserve">the reverse works where the bacteria adapted to </w:t>
+      </w:r>
+      <w:proofErr w:type="spellStart"/>
+      <w:r>
+        <w:t>antibotics</w:t>
+      </w:r>
+      <w:proofErr w:type="spellEnd"/>
+      <w:r>
+        <w:t xml:space="preserve"> and now </w:t>
+      </w:r>
       <w:proofErr w:type="gramStart"/>
       <w:r>
-        <w:t>making</w:t>
+        <w:t>has to</w:t>
       </w:r>
       <w:proofErr w:type="gramEnd"/>
       <w:r>
-        <w:t xml:space="preserve"> it a</w:t>
-      </w:r>
-      <w:r>
-        <w:t>n underl</w:t>
-      </w:r>
-      <w:r>
-        <w:t>ies</w:t>
-      </w:r>
-      <w:r>
-        <w:t xml:space="preserve"> most of evolution history </w:t>
-      </w:r>
-      <w:r>
-        <w:t xml:space="preserve">with its </w:t>
-      </w:r>
-      <w:r>
-        <w:t xml:space="preserve">selective pressure </w:t>
-      </w:r>
-      <w:r>
-        <w:t>affecting core functions like</w:t>
+        <w:t xml:space="preserve"> adapt to temperature. Overall, </w:t>
+      </w:r>
+      <w:r>
+        <w:t xml:space="preserve">the ancient </w:t>
+      </w:r>
+      <w:r>
+        <w:rPr>
+          <w:highlight w:val="yellow"/>
+        </w:rPr>
+        <w:t>evolutionary history makes temperature an especially powerful and ecologically relevant lens through which to investigate how bacteria adapt to stressors</w:t>
+      </w:r>
+      <w:r>
+        <w:t xml:space="preserve">. </w:t>
+      </w:r>
+    </w:p>
+    <w:p/>
+    <w:p>
+      <w:r>
+        <w:t xml:space="preserve">Heat </w:t>
+      </w:r>
+      <w:r>
+        <w:t xml:space="preserve">response </w:t>
+      </w:r>
+    </w:p>
+    <w:p>
+      <w:r>
+        <w:t>When temperature rises to a level above the “normal</w:t>
+      </w:r>
+      <w:r>
+        <w:t xml:space="preserve">” </w:t>
+      </w:r>
+      <w:r>
+        <w:t>threshold</w:t>
+      </w:r>
+      <w:r>
+        <w:t xml:space="preserve"> it is considered </w:t>
+      </w:r>
+      <w:r>
+        <w:t xml:space="preserve">heat shock and </w:t>
+      </w:r>
+      <w:r>
+        <w:t>stressful</w:t>
+      </w:r>
+      <w:r>
+        <w:t xml:space="preserve">. </w:t>
       </w:r>
       <w:r>
         <w:t xml:space="preserve"> </w:t>
       </w:r>
       <w:r>
-        <w:t>g</w:t>
-      </w:r>
-      <w:r>
-        <w:t xml:space="preserve">enome-wide </w:t>
-      </w:r>
-      <w:r>
-        <w:t>s</w:t>
-      </w:r>
-      <w:r>
-        <w:t>election, how</w:t>
-      </w:r>
-      <w:r>
-        <w:t xml:space="preserve"> prot</w:t>
-      </w:r>
-      <w:r>
-        <w:t>eins a</w:t>
-      </w:r>
-      <w:r>
-        <w:t>r</w:t>
-      </w:r>
-      <w:r>
-        <w:t>e produc</w:t>
-      </w:r>
-      <w:r>
-        <w:t xml:space="preserve">ed and a multitude of </w:t>
-      </w:r>
-      <w:r>
-        <w:t>p</w:t>
-      </w:r>
-      <w:r>
-        <w:t xml:space="preserve">hysiological </w:t>
-      </w:r>
-      <w:r>
-        <w:t>c</w:t>
-      </w:r>
-      <w:r>
-        <w:t xml:space="preserve">hanges </w:t>
-      </w:r>
-      <w:r>
-        <w:t>(Cruz-Loya et al., 2019).</w:t>
+        <w:t>When</w:t>
+      </w:r>
+      <w:r>
+        <w:t xml:space="preserve"> b</w:t>
+      </w:r>
+      <w:r>
+        <w:t xml:space="preserve">acteria </w:t>
+      </w:r>
+      <w:proofErr w:type="gramStart"/>
+      <w:r>
+        <w:t>detects</w:t>
+      </w:r>
+      <w:proofErr w:type="gramEnd"/>
+      <w:r>
+        <w:t xml:space="preserve"> this change through</w:t>
       </w:r>
       <w:r>
         <w:t xml:space="preserve"> </w:t>
       </w:r>
       <w:r>
+        <w:t xml:space="preserve">sensory </w:t>
+      </w:r>
+      <w:r>
+        <w:t xml:space="preserve">nucleic </w:t>
+      </w:r>
+      <w:proofErr w:type="spellStart"/>
+      <w:r>
+        <w:t>acide</w:t>
+      </w:r>
+      <w:proofErr w:type="spellEnd"/>
+      <w:r>
+        <w:t xml:space="preserve"> or protein </w:t>
+      </w:r>
+      <w:r>
+        <w:t>biomolecules</w:t>
+      </w:r>
+      <w:r>
         <w:t xml:space="preserve"> </w:t>
       </w:r>
       <w:r>
-        <w:t xml:space="preserve">As for the relevance to my investigation, </w:t>
-      </w:r>
-      <w:r>
-        <w:t>b</w:t>
-      </w:r>
-      <w:r>
-        <w:t>acteria adapting to heat or cold stress vastly predate</w:t>
-      </w:r>
-      <w:r>
-        <w:t>s</w:t>
+        <w:t>(</w:t>
+      </w:r>
+      <w:proofErr w:type="spellStart"/>
+      <w:r>
+        <w:t>Roncarati</w:t>
+      </w:r>
+      <w:proofErr w:type="spellEnd"/>
+      <w:r>
+        <w:t xml:space="preserve"> and Scarlato, 2017</w:t>
+      </w:r>
+      <w:r>
+        <w:t xml:space="preserve">). </w:t>
+      </w:r>
+      <w:r>
+        <w:t xml:space="preserve">The heat shock response then induces </w:t>
+      </w:r>
+      <w:r>
+        <w:rPr>
+          <w:highlight w:val="yellow"/>
+        </w:rPr>
+        <w:t>chaperones to prevent and reverse the aggregation of misfolded proteins and proteases to degrade misfolded protein aggregates</w:t>
+      </w:r>
+      <w:r>
+        <w:t xml:space="preserve">. </w:t>
+      </w:r>
+      <w:r>
+        <w:t xml:space="preserve">Aside from chaperones </w:t>
+      </w:r>
+      <w:r>
+        <w:t xml:space="preserve">it has been show that in certain bacteria like E. coli </w:t>
+      </w:r>
+      <w:r>
+        <w:t xml:space="preserve">heat stress is </w:t>
+      </w:r>
+      <w:proofErr w:type="spellStart"/>
+      <w:r>
+        <w:t>determental</w:t>
+      </w:r>
+      <w:proofErr w:type="spellEnd"/>
+      <w:r>
+        <w:t xml:space="preserve"> to almost all functions </w:t>
+      </w:r>
+      <w:r>
+        <w:t xml:space="preserve">of the organism from </w:t>
+      </w:r>
+      <w:r>
+        <w:rPr>
+          <w:highlight w:val="yellow"/>
+        </w:rPr>
+        <w:t>genes involved in energy metabolism, outer membrane stabilization, membrane transport, DNA repair, tRNA modification, translation control, and cell division.</w:t>
       </w:r>
       <w:r>
         <w:t xml:space="preserve"> </w:t>
       </w:r>
-      <w:r>
-        <w:t>antibiotic</w:t>
+    </w:p>
+    <w:p>
+      <w:r>
+        <w:rPr>
+          <w:highlight w:val="yellow"/>
+        </w:rPr>
+        <w:t>Elevated temperatures disrupt cellular homeostasis by inducing protein denaturation, leading to the formation of misfolded aggregates that impair normal cellular function</w:t>
+      </w:r>
+      <w:r>
+        <w:t xml:space="preserve"> (</w:t>
+      </w:r>
+      <w:r>
+        <w:rPr>
+          <w:highlight w:val="yellow"/>
+        </w:rPr>
+        <w:t>(Lindquist, 1986; Richter et al., 2010; Yura et al., 1984)</w:t>
+      </w:r>
+      <w:r>
+        <w:t>.</w:t>
+      </w:r>
+    </w:p>
+    <w:p/>
+    <w:p>
+      <w:r>
+        <w:t xml:space="preserve">While not as </w:t>
+      </w:r>
+      <w:r>
+        <w:t>well researched as the heat shock response</w:t>
+      </w:r>
+      <w:r>
+        <w:t xml:space="preserve"> the </w:t>
+      </w:r>
+      <w:r>
+        <w:t>cold s</w:t>
+      </w:r>
+      <w:r>
+        <w:t xml:space="preserve">hock </w:t>
+      </w:r>
+      <w:r>
+        <w:t xml:space="preserve">response </w:t>
+      </w:r>
+      <w:r>
+        <w:t>als</w:t>
+      </w:r>
+      <w:r>
+        <w:t>o poses a similar level of influence</w:t>
+      </w:r>
+      <w:r>
+        <w:t xml:space="preserve"> to the fitness of bacteria. Under cold stress </w:t>
+      </w:r>
+      <w:r>
+        <w:t xml:space="preserve">the </w:t>
+      </w:r>
+      <w:proofErr w:type="spellStart"/>
+      <w:r>
+        <w:t>rimbosome</w:t>
+      </w:r>
+      <w:proofErr w:type="spellEnd"/>
+      <w:r>
+        <w:t xml:space="preserve"> becomes </w:t>
+      </w:r>
+      <w:r>
+        <w:t>impaired</w:t>
+      </w:r>
+      <w:r>
+        <w:t xml:space="preserve"> and there is </w:t>
+      </w:r>
+      <w:r>
+        <w:t>over-stabiliz</w:t>
+      </w:r>
+      <w:r>
+        <w:t xml:space="preserve">ation of </w:t>
+      </w:r>
+      <w:r>
+        <w:t xml:space="preserve">secondary DNA and RNA structures. </w:t>
+      </w:r>
+      <w:r>
+        <w:t xml:space="preserve">Unsurprisingly like with heat most bacteria also </w:t>
+      </w:r>
+      <w:proofErr w:type="gramStart"/>
+      <w:r>
+        <w:t>has</w:t>
+      </w:r>
+      <w:proofErr w:type="gramEnd"/>
+      <w:r>
+        <w:t xml:space="preserve"> a </w:t>
+      </w:r>
+      <w:proofErr w:type="spellStart"/>
+      <w:r>
+        <w:t>myrid</w:t>
+      </w:r>
+      <w:proofErr w:type="spellEnd"/>
+      <w:r>
+        <w:t xml:space="preserve"> of way to adapt to this</w:t>
+      </w:r>
+      <w:r>
+        <w:t xml:space="preserve">. </w:t>
       </w:r>
       <w:r>
         <w:t xml:space="preserve"> </w:t>
       </w:r>
       <w:r>
-        <w:t xml:space="preserve">resistance as </w:t>
-      </w:r>
-      <w:r>
-        <w:t>antibiotics are estimated to have first appeared between 2 billion and 40 million years ag</w:t>
-      </w:r>
-      <w:r>
-        <w:t>o</w:t>
-      </w:r>
-      <w:r>
-        <w:t xml:space="preserve">, which makes it interesting to observe how </w:t>
-      </w:r>
-      <w:r>
-        <w:t xml:space="preserve">the reverse works where the bacteria adapted to </w:t>
-      </w:r>
-      <w:proofErr w:type="spellStart"/>
-      <w:r>
-        <w:t>antibotics</w:t>
-      </w:r>
-      <w:proofErr w:type="spellEnd"/>
-      <w:r>
-        <w:t xml:space="preserve"> and now </w:t>
-      </w:r>
-      <w:proofErr w:type="gramStart"/>
-      <w:r>
-        <w:t>has to</w:t>
-      </w:r>
-      <w:proofErr w:type="gramEnd"/>
-      <w:r>
-        <w:t xml:space="preserve"> adapt to temperature. Overall, </w:t>
-      </w:r>
-      <w:r>
-        <w:t xml:space="preserve">the ancient </w:t>
+        <w:t>Looking at E.</w:t>
+      </w:r>
+      <w:r>
+        <w:t xml:space="preserve"> </w:t>
+      </w:r>
+      <w:r>
+        <w:t xml:space="preserve">coli as an example </w:t>
+      </w:r>
+      <w:r>
+        <w:t xml:space="preserve">when it is initially exposed to </w:t>
+      </w:r>
+      <w:r>
+        <w:t>frigid tempera</w:t>
+      </w:r>
+      <w:r>
+        <w:t xml:space="preserve">tures </w:t>
+      </w:r>
+      <w:r>
+        <w:t xml:space="preserve">there is an immediate stop in growth and </w:t>
+      </w:r>
+      <w:r>
+        <w:t xml:space="preserve">protein synthesis is </w:t>
+      </w:r>
+      <w:r>
+        <w:t xml:space="preserve">severely inhibited. After this initial response </w:t>
+      </w:r>
+      <w:r>
+        <w:t xml:space="preserve">the cold shock protein </w:t>
       </w:r>
       <w:r>
         <w:rPr>
           <w:highlight w:val="yellow"/>
         </w:rPr>
-        <w:t>evolutionary history makes temperature an especially powerful and ecologically relevant lens through which to investigate how bacteria adapt to stressors</w:t>
-      </w:r>
-      <w:r>
-        <w:t xml:space="preserve">. </w:t>
-      </w:r>
-    </w:p>
-    <w:p/>
-    <w:p>
-      <w:r>
-        <w:t xml:space="preserve">Heat </w:t>
-      </w:r>
-      <w:r>
-        <w:t xml:space="preserve">response </w:t>
-      </w:r>
-    </w:p>
-    <w:p>
-      <w:r>
-        <w:t>When temperature rises to a level above the “normal</w:t>
-      </w:r>
-      <w:r>
-        <w:t xml:space="preserve">” </w:t>
-      </w:r>
-      <w:r>
-        <w:t>threshold</w:t>
-      </w:r>
-      <w:r>
-        <w:t xml:space="preserve"> it is considered </w:t>
-      </w:r>
-      <w:r>
-        <w:t xml:space="preserve">heat shock and </w:t>
-      </w:r>
-      <w:r>
-        <w:t>stressful</w:t>
-      </w:r>
-      <w:r>
-        <w:t xml:space="preserve">. </w:t>
-      </w:r>
-      <w:r>
-        <w:t xml:space="preserve"> </w:t>
-      </w:r>
-      <w:r>
-        <w:t>When</w:t>
-      </w:r>
-      <w:r>
-        <w:t xml:space="preserve"> b</w:t>
-      </w:r>
-      <w:r>
-        <w:t xml:space="preserve">acteria </w:t>
-      </w:r>
-      <w:proofErr w:type="gramStart"/>
-      <w:r>
-        <w:t>detects</w:t>
-      </w:r>
-      <w:proofErr w:type="gramEnd"/>
-      <w:r>
-        <w:t xml:space="preserve"> this change through</w:t>
-      </w:r>
-      <w:r>
-        <w:t xml:space="preserve"> </w:t>
-      </w:r>
-      <w:r>
-        <w:t xml:space="preserve">sensory </w:t>
-      </w:r>
-      <w:r>
-        <w:t xml:space="preserve">nucleic </w:t>
-      </w:r>
-      <w:proofErr w:type="spellStart"/>
-      <w:r>
-        <w:t>acide</w:t>
-      </w:r>
-      <w:proofErr w:type="spellEnd"/>
-      <w:r>
-        <w:t xml:space="preserve"> or protein </w:t>
-      </w:r>
-      <w:r>
-        <w:t>biomolecules</w:t>
-      </w:r>
-      <w:r>
-        <w:t xml:space="preserve"> </w:t>
-      </w:r>
-      <w:r>
-        <w:t>(</w:t>
-      </w:r>
-      <w:proofErr w:type="spellStart"/>
-      <w:r>
-        <w:t>Roncarati</w:t>
-      </w:r>
-      <w:proofErr w:type="spellEnd"/>
-      <w:r>
-        <w:t xml:space="preserve"> and Scarlato, 2017</w:t>
+        <w:t xml:space="preserve">mitigate the damaging </w:t>
+      </w:r>
+      <w:r>
+        <w:rPr>
+          <w:highlight w:val="yellow"/>
+        </w:rPr>
+        <w:lastRenderedPageBreak/>
+        <w:t xml:space="preserve">physiological effects of low temperatures, which include translational block, reduced membrane fluidity, slow protein folding, and increased negative DNA supercoiling (Barria et al., 2013; </w:t>
+      </w:r>
+      <w:proofErr w:type="spellStart"/>
+      <w:r>
+        <w:rPr>
+          <w:highlight w:val="yellow"/>
+        </w:rPr>
+        <w:t>Phadtare</w:t>
+      </w:r>
+      <w:proofErr w:type="spellEnd"/>
+      <w:r>
+        <w:rPr>
+          <w:highlight w:val="yellow"/>
+        </w:rPr>
+        <w:t xml:space="preserve"> and Inouye, 2008; Yamanaka, 1999</w:t>
       </w:r>
       <w:r>
         <w:t xml:space="preserve">). </w:t>
       </w:r>
       <w:r>
-        <w:t xml:space="preserve">The heat shock response then induces </w:t>
-      </w:r>
-      <w:r>
-        <w:rPr>
-          <w:highlight w:val="yellow"/>
-        </w:rPr>
-        <w:t>chaperones to prevent and reverse the aggregation of misfolded proteins and proteases to degrade misfolded protein aggregates</w:t>
-      </w:r>
-      <w:r>
-        <w:t xml:space="preserve">. </w:t>
-      </w:r>
-      <w:r>
-        <w:t xml:space="preserve">Aside from chaperones </w:t>
-      </w:r>
-      <w:r>
-        <w:t xml:space="preserve">it has been show that in certain bacteria like E. coli </w:t>
-      </w:r>
-      <w:r>
-        <w:t xml:space="preserve">heat stress is </w:t>
-      </w:r>
-      <w:proofErr w:type="spellStart"/>
-      <w:r>
-        <w:t>determental</w:t>
-      </w:r>
-      <w:proofErr w:type="spellEnd"/>
-      <w:r>
-        <w:t xml:space="preserve"> to almost all functions </w:t>
-      </w:r>
-      <w:r>
-        <w:t xml:space="preserve">of the organism from </w:t>
-      </w:r>
-      <w:r>
-        <w:rPr>
-          <w:highlight w:val="yellow"/>
-        </w:rPr>
-        <w:t>genes involved in energy metabolism, outer membrane stabilization,</w:t>
-      </w:r>
-      <w:r>
-        <w:rPr>
-          <w:highlight w:val="yellow"/>
-        </w:rPr>
-        <w:t xml:space="preserve"> </w:t>
-      </w:r>
-      <w:r>
-        <w:rPr>
-          <w:highlight w:val="yellow"/>
-        </w:rPr>
-        <w:t>membrane transport, DNA repair, tRNA modification, translation control, and cell division.</w:t>
-      </w:r>
-      <w:r>
-        <w:t xml:space="preserve"> </w:t>
-      </w:r>
-    </w:p>
-    <w:p/>
-    <w:p>
-      <w:r>
-        <w:rPr>
-          <w:highlight w:val="yellow"/>
-        </w:rPr>
-        <w:t>Elevated temperatures disrupt cellular homeostasis by inducing protein denaturation, leading to the formation of misfolded aggregates that impair normal cellular function</w:t>
-      </w:r>
-      <w:r>
-        <w:t xml:space="preserve"> (</w:t>
-      </w:r>
-      <w:r>
-        <w:rPr>
-          <w:highlight w:val="yellow"/>
-        </w:rPr>
-        <w:t>(Lindquist, 1986; Richter et al., 2010; Yura et al., 1984)</w:t>
-      </w:r>
-      <w:r>
-        <w:t>.</w:t>
-      </w:r>
-    </w:p>
-    <w:p/>
-    <w:p>
-      <w:r>
-        <w:rPr>
-          <w:highlight w:val="yellow"/>
-        </w:rPr>
-        <w:t>The cold shock response has not been as extensively studied as the heat shock response and seems to be less conserved across organisms (Yamanaka, 1999). Under cold stress, DNA and RNA secondary structures are over-stabilized. This leads to a reduced efficiency of transcription and translation due to impaired movement of DNA polymerase and the ribosome, respectively</w:t>
+        <w:t xml:space="preserve">It is also worth noting that </w:t>
+      </w:r>
+      <w:r>
+        <w:t xml:space="preserve">the response also alters the bacterial cell </w:t>
+      </w:r>
+      <w:proofErr w:type="spellStart"/>
+      <w:r>
+        <w:t>motablism</w:t>
+      </w:r>
+      <w:proofErr w:type="spellEnd"/>
+      <w:r>
+        <w:t xml:space="preserve"> which produces </w:t>
+      </w:r>
+      <w:r>
+        <w:t xml:space="preserve">a compound known as </w:t>
+      </w:r>
+      <w:r>
+        <w:t>sugar trehalose</w:t>
+      </w:r>
+      <w:r>
+        <w:t xml:space="preserve"> that </w:t>
+      </w:r>
+      <w:r>
+        <w:t>safeguards the cells.</w:t>
       </w:r>
     </w:p>
     <w:p/>
@@ -1071,7 +1211,11 @@
       </w:r>
       <w:proofErr w:type="spellEnd"/>
       <w:r>
-        <w:t>, have been shown to participate in the negative regulation of the heat shock response by binding s32 and preventing it from activating the expression of heat shock genes (Ars `</w:t>
+        <w:t xml:space="preserve">, have been shown to participate in the </w:t>
+      </w:r>
+      <w:r>
+        <w:lastRenderedPageBreak/>
+        <w:t>negative regulation of the heat shock response by binding s32 and preventing it from activating the expression of heat shock genes (Ars `</w:t>
       </w:r>
       <w:proofErr w:type="spellStart"/>
       <w:r>
@@ -1103,11 +1247,7 @@
       </w:r>
       <w:proofErr w:type="spellEnd"/>
       <w:r>
-        <w:t xml:space="preserve">, freeing s32 and activating the heat shock response. Other organisms have different mechanisms to regulate the heat </w:t>
-      </w:r>
-      <w:r>
-        <w:lastRenderedPageBreak/>
-        <w:t>shock response, but its involvement in other stresses—especially those that cause protein misfolding—seems to be a common theme. In fact, the heat shock response has been shown to be involved in responding to stresses as diverse as cadmium in Drosophila spp. (</w:t>
+        <w:t>, freeing s32 and activating the heat shock response. Other organisms have different mechanisms to regulate the heat shock response, but its involvement in other stresses—especially those that cause protein misfolding—seems to be a common theme. In fact, the heat shock response has been shown to be involved in responding to stresses as diverse as cadmium in Drosophila spp. (</w:t>
       </w:r>
       <w:proofErr w:type="spellStart"/>
       <w:r>
@@ -1198,7 +1338,11 @@
       </w:r>
       <w:proofErr w:type="spellEnd"/>
       <w:r>
-        <w:t xml:space="preserve"> requirements of the cell are fundamentally different at lower temperatures and that the chaperone network operates under distinct constraints in the cold versus the heat.</w:t>
+        <w:t xml:space="preserve"> requirements of the cell are fundamentally different at lower temperatures </w:t>
+      </w:r>
+      <w:r>
+        <w:lastRenderedPageBreak/>
+        <w:t>and that the chaperone network operates under distinct constraints in the cold versus the heat.</w:t>
       </w:r>
     </w:p>
     <w:p>
@@ -1318,6 +1462,15 @@
       <w:r>
         <w:t xml:space="preserve">Cross response </w:t>
       </w:r>
+      <w:r>
+        <w:t>(</w:t>
+      </w:r>
+      <w:r>
+        <w:t>Similarity between the Physiological Effects of Antibiotics and Temperature</w:t>
+      </w:r>
+      <w:r>
+        <w:t>)</w:t>
+      </w:r>
     </w:p>
     <w:p>
       <w:r>
@@ -1523,13 +1676,20 @@
         <w:rPr>
           <w:highlight w:val="yellow"/>
         </w:rPr>
-        <w:t xml:space="preserve">A prime example of this evolutionary strategy in bacteria is the alternative sigma factor </w:t>
-      </w:r>
-      <w:proofErr w:type="spellStart"/>
+        <w:t xml:space="preserve">A prime example of </w:t>
+      </w:r>
       <w:r>
         <w:rPr>
           <w:highlight w:val="yellow"/>
         </w:rPr>
+        <w:lastRenderedPageBreak/>
+        <w:t xml:space="preserve">this evolutionary strategy in bacteria is the alternative sigma factor </w:t>
+      </w:r>
+      <w:proofErr w:type="spellStart"/>
+      <w:r>
+        <w:rPr>
+          <w:highlight w:val="yellow"/>
+        </w:rPr>
         <w:t>σS</w:t>
       </w:r>
       <w:proofErr w:type="spellEnd"/>
@@ -1593,7 +1753,6 @@
           <w:b/>
           <w:bCs/>
         </w:rPr>
-        <w:lastRenderedPageBreak/>
         <w:t>Media</w:t>
       </w:r>
       <w:r>
@@ -1847,7 +2006,11 @@
       </w:r>
       <w:proofErr w:type="spellEnd"/>
       <w:r>
-        <w:t xml:space="preserve"> - to evaluate similarity at both the genotypic and the phenotypic level. RIF was picked as the antibiotic of choice because it is an effective bactericidal drug that can treat a wide range of common infections. It is in the annamycin family which is a group of drugs that can target both 3 gram-positive and gram-negative bacteria. However, it is most well known for being the first-line drug to treat Mycobacterium tuberculosis (Suresh et al., 2023). RIF targets the RNA polymerase by binding close to the beta subunit which blocks the elongation of synthesized RNA molecules, thereby leading to premature termination of transcription and ultimately cell death (Campbell et al., 2001). RIF resistance therefore mainly occurs in the </w:t>
+        <w:t xml:space="preserve"> - to evaluate similarity at both the genotypic and the phenotypic level. RIF was picked as the antibiotic of choice because it is an effective bactericidal drug that can </w:t>
+      </w:r>
+      <w:r>
+        <w:lastRenderedPageBreak/>
+        <w:t xml:space="preserve">treat a wide range of common infections. It is in the annamycin family which is a group of drugs that can target both 3 gram-positive and gram-negative bacteria. However, it is most well known for being the first-line drug to treat Mycobacterium tuberculosis (Suresh et al., 2023). RIF targets the RNA polymerase by binding close to the beta subunit which blocks the elongation of synthesized RNA molecules, thereby leading to premature termination of transcription and ultimately cell death (Campbell et al., 2001). RIF resistance therefore mainly occurs in the </w:t>
       </w:r>
       <w:proofErr w:type="spellStart"/>
       <w:r>
@@ -1863,11 +2026,7 @@
       </w:r>
       <w:proofErr w:type="gramEnd"/>
       <w:r>
-        <w:t xml:space="preserve"> resistance is due to a structural change in the </w:t>
-      </w:r>
-      <w:r>
-        <w:lastRenderedPageBreak/>
-        <w:t xml:space="preserve">beta sub-unit which renders it impossible for RIF to bind onto the original active site (Munita, et al, 2015). Additionally, it is intriguing that although the </w:t>
+        <w:t xml:space="preserve"> resistance is due to a structural change in the beta sub-unit which renders it impossible for RIF to bind onto the original active site (Munita, et al, 2015). Additionally, it is intriguing that although the </w:t>
       </w:r>
       <w:proofErr w:type="spellStart"/>
       <w:r>

--- a/Writing/Lit review.docx
+++ b/Writing/Lit review.docx
@@ -27,328 +27,266 @@
     </w:p>
     <w:p>
       <w:r>
-        <w:t xml:space="preserve">Antibiotic resistance (AR) has become such an issue due to overuse and misuse that we </w:t>
-      </w:r>
-      <w:proofErr w:type="gramStart"/>
-      <w:r>
-        <w:t>are considered to be</w:t>
-      </w:r>
-      <w:proofErr w:type="gramEnd"/>
-      <w:r>
-        <w:t xml:space="preserve"> in a crisis (Ventola, 2015). Just in 2024 alone there were 1.23 million deaths related to Mycobacterium tuberculosis (TB) with approximately 390,000 people developing the MDR/RR-TB resistant strain (World Health Organization, 2024). This issue has developed further to affecting the environment as </w:t>
-      </w:r>
-      <w:proofErr w:type="spellStart"/>
-      <w:r>
-        <w:t>missuse</w:t>
-      </w:r>
-      <w:proofErr w:type="spellEnd"/>
+        <w:t xml:space="preserve">Antibiotic resistance (AR) has become such an issue due to overuse and misuse that we are considered to be in a crisis (Ventola, 2015). Just in 2024 alone there were 1.23 million deaths related to Mycobacterium tuberculosis (TB) with approximately 390,000 people developing the MDR/RR-TB resistant strain (World Health Organization, 2024). This issue has developed further to affecting the environment as </w:t>
+      </w:r>
+      <w:r>
+        <w:t>misuse</w:t>
+      </w:r>
       <w:r>
         <w:t xml:space="preserve"> in agriculture </w:t>
       </w:r>
-      <w:proofErr w:type="spellStart"/>
-      <w:r>
-        <w:t>particuarly</w:t>
-      </w:r>
-      <w:proofErr w:type="spellEnd"/>
+      <w:r>
+        <w:t>particularly</w:t>
+      </w:r>
       <w:r>
         <w:t xml:space="preserve"> on farms has caused large amounts </w:t>
       </w:r>
-      <w:proofErr w:type="spellStart"/>
-      <w:r>
-        <w:t>antibotic</w:t>
-      </w:r>
-      <w:proofErr w:type="spellEnd"/>
-      <w:r>
-        <w:t xml:space="preserve"> to be released into the surrounding environment (Andersson and Hughes, 2014). Originally, it has been postulated that it was possible to effectively control AR through limited use, as resistant bacteria should be out competed by its more fit wild </w:t>
-      </w:r>
-      <w:proofErr w:type="gramStart"/>
-      <w:r>
-        <w:t>type</w:t>
-      </w:r>
-      <w:proofErr w:type="gramEnd"/>
-      <w:r>
-        <w:t xml:space="preserve"> counterpart in the absence of drugs. The theory was resistance genes while hugely </w:t>
-      </w:r>
-      <w:proofErr w:type="spellStart"/>
-      <w:r>
-        <w:t>benefical</w:t>
-      </w:r>
-      <w:proofErr w:type="spellEnd"/>
+      <w:r>
+        <w:t>antibiotic</w:t>
+      </w:r>
+      <w:r>
+        <w:t xml:space="preserve"> to be released into the surrounding environment (Andersson and Hughes, 2014). Originally, it has been postulated that it was possible to effectively control AR through limited use, as resistant bacteria should be out competed by its more fit wild type counterpart in the absence of drugs. The theory was resistance genes while hugely </w:t>
+      </w:r>
+      <w:r>
+        <w:t>beneficial</w:t>
+      </w:r>
       <w:r>
         <w:t xml:space="preserve"> to the microbe's survival in the presence of drugs generally confer a fitness cost that is often detrimental to the host's survival once drug use has ceased (Melnyk, 2014). </w:t>
       </w:r>
-      <w:proofErr w:type="gramStart"/>
-      <w:r>
-        <w:t>However</w:t>
-      </w:r>
-      <w:proofErr w:type="gramEnd"/>
+      <w:r>
+        <w:t>However,</w:t>
+      </w:r>
       <w:r>
         <w:t xml:space="preserve"> this theory has now been largely discarded as resistant bacteria strains over time have evolved many ways of adaptation like Horizontal gene transfer, epistasis and </w:t>
       </w:r>
-      <w:proofErr w:type="spellStart"/>
-      <w:r>
-        <w:t>pleitrophy</w:t>
-      </w:r>
-      <w:proofErr w:type="spellEnd"/>
+      <w:r>
+        <w:t>pleiotropy</w:t>
+      </w:r>
       <w:r>
         <w:t xml:space="preserve"> to not only </w:t>
       </w:r>
-      <w:proofErr w:type="spellStart"/>
-      <w:r>
-        <w:t>presist</w:t>
-      </w:r>
-      <w:proofErr w:type="spellEnd"/>
+      <w:r>
+        <w:t>persist</w:t>
+      </w:r>
       <w:r>
         <w:t xml:space="preserve"> in the </w:t>
       </w:r>
-      <w:proofErr w:type="spellStart"/>
-      <w:r>
-        <w:t>popualtion</w:t>
-      </w:r>
-      <w:proofErr w:type="spellEnd"/>
+      <w:r>
+        <w:t>population</w:t>
+      </w:r>
       <w:r>
         <w:t xml:space="preserve"> but also sometime become more fit than susceptible strains.</w:t>
       </w:r>
       <w:r>
         <w:t xml:space="preserve"> While most studies examine the effect antibiotic has on susceptible bacteria and how bacteria </w:t>
       </w:r>
-      <w:proofErr w:type="gramStart"/>
-      <w:r>
-        <w:t>develops</w:t>
-      </w:r>
-      <w:proofErr w:type="gramEnd"/>
+      <w:r>
+        <w:t>develop</w:t>
+      </w:r>
       <w:r>
         <w:t xml:space="preserve"> resistance to it the reality of this issue is far more complicated. As mentioned above not just </w:t>
       </w:r>
-      <w:proofErr w:type="spellStart"/>
-      <w:r>
-        <w:t>antibitocis</w:t>
-      </w:r>
-      <w:proofErr w:type="spellEnd"/>
+      <w:r>
+        <w:t>antibiotics</w:t>
+      </w:r>
       <w:r>
         <w:t xml:space="preserve">, a </w:t>
       </w:r>
-      <w:proofErr w:type="spellStart"/>
-      <w:r>
-        <w:t>myrid</w:t>
-      </w:r>
-      <w:proofErr w:type="spellEnd"/>
+      <w:r>
+        <w:t>myriad</w:t>
+      </w:r>
       <w:r>
         <w:t xml:space="preserve"> of other </w:t>
       </w:r>
-      <w:proofErr w:type="spellStart"/>
-      <w:r>
-        <w:t>factos</w:t>
-      </w:r>
-      <w:proofErr w:type="spellEnd"/>
+      <w:r>
+        <w:t>factors</w:t>
+      </w:r>
       <w:r>
         <w:t xml:space="preserve"> like </w:t>
       </w:r>
-      <w:proofErr w:type="spellStart"/>
-      <w:r>
-        <w:t>ph</w:t>
-      </w:r>
-      <w:proofErr w:type="spellEnd"/>
+      <w:r>
+        <w:t>ph.</w:t>
+      </w:r>
       <w:r>
         <w:t xml:space="preserve">, temperature and resource levels can affect this interaction. Therefor for this study I will </w:t>
       </w:r>
       <w:r>
         <w:t xml:space="preserve">be mainly looking the </w:t>
       </w:r>
-      <w:proofErr w:type="spellStart"/>
-      <w:r>
-        <w:t>the</w:t>
-      </w:r>
-      <w:proofErr w:type="spellEnd"/>
+      <w:r>
+        <w:t>importance</w:t>
+      </w:r>
+      <w:r>
+        <w:t xml:space="preserve"> of temperature along with media to see how these pervasive factors change the dynamics of the fitness effects of </w:t>
+      </w:r>
+      <w:r>
+        <w:t>antibiotic</w:t>
+      </w:r>
+      <w:r>
+        <w:t xml:space="preserve"> mutation. </w:t>
+      </w:r>
+    </w:p>
+    <w:p>
+      <w:pPr>
+        <w:rPr>
+          <w:b/>
+          <w:bCs/>
+        </w:rPr>
+      </w:pPr>
+      <w:r>
+        <w:rPr>
+          <w:b/>
+          <w:bCs/>
+        </w:rPr>
+        <w:t>Fitness:</w:t>
+      </w:r>
+    </w:p>
+    <w:p>
+      <w:r>
+        <w:t xml:space="preserve">Before </w:t>
+      </w:r>
+      <w:r>
+        <w:t xml:space="preserve">continuing, </w:t>
+      </w:r>
+      <w:r>
+        <w:t xml:space="preserve">I would first like to set some clear definitions that will be important going forward. </w:t>
+      </w:r>
+      <w:r>
+        <w:t xml:space="preserve">Rather than using the common </w:t>
+      </w:r>
+      <w:r>
+        <w:t xml:space="preserve">phrase cost of resistance to describe </w:t>
+      </w:r>
+      <w:r>
+        <w:t xml:space="preserve">the effect a mutation has </w:t>
+      </w:r>
+      <w:r>
+        <w:t>I will be using the term fitness effects.</w:t>
+      </w:r>
+      <w:r>
+        <w:t xml:space="preserve"> This decision was inspired by </w:t>
+      </w:r>
+      <w:r>
+        <w:t>Lenormand et al. (2018)</w:t>
+      </w:r>
+      <w:r>
+        <w:t xml:space="preserve"> who argued in his paper that </w:t>
+      </w:r>
+      <w:r>
+        <w:t>we have been conflating these two concepts which has created misconceptions</w:t>
+      </w:r>
+      <w:r>
+        <w:t xml:space="preserve"> and impedes research efforts. </w:t>
+      </w:r>
+      <w:r>
+        <w:t xml:space="preserve">For this review I will </w:t>
+      </w:r>
+      <w:r>
+        <w:t xml:space="preserve">define fitness </w:t>
+      </w:r>
+      <w:r>
+        <w:t xml:space="preserve">effect as </w:t>
+      </w:r>
+      <w:r>
+        <w:t xml:space="preserve">the effect a </w:t>
+      </w:r>
+      <w:r>
+        <w:t>m</w:t>
+      </w:r>
+      <w:r>
+        <w:t>utation ha</w:t>
+      </w:r>
+      <w:r>
+        <w:t>s o</w:t>
+      </w:r>
+      <w:r>
+        <w:t xml:space="preserve">n an organism’s ability to survive in a given environment. </w:t>
+      </w:r>
+      <w:r>
+        <w:t>This definition</w:t>
+      </w:r>
       <w:r>
         <w:t xml:space="preserve"> </w:t>
       </w:r>
-      <w:proofErr w:type="spellStart"/>
-      <w:r>
-        <w:t>importnance</w:t>
-      </w:r>
-      <w:proofErr w:type="spellEnd"/>
-      <w:r>
-        <w:t xml:space="preserve"> of temperature along with media to see how these pervasive factors change the dynamics of the fitness effects of </w:t>
-      </w:r>
-      <w:proofErr w:type="spellStart"/>
-      <w:r>
-        <w:t>antiboirc</w:t>
-      </w:r>
-      <w:proofErr w:type="spellEnd"/>
-      <w:r>
-        <w:t xml:space="preserve"> mutation. </w:t>
-      </w:r>
-    </w:p>
-    <w:p>
-      <w:pPr>
-        <w:rPr>
-          <w:b/>
-          <w:bCs/>
-        </w:rPr>
-      </w:pPr>
-      <w:r>
-        <w:rPr>
-          <w:b/>
-          <w:bCs/>
-        </w:rPr>
-        <w:t>Fitness:</w:t>
-      </w:r>
-    </w:p>
-    <w:p>
-      <w:r>
-        <w:t xml:space="preserve">Before </w:t>
-      </w:r>
-      <w:r>
-        <w:t xml:space="preserve">continuing, </w:t>
-      </w:r>
-      <w:r>
-        <w:t xml:space="preserve">I would first like to set some clear definitions that will be important going forward. </w:t>
-      </w:r>
-      <w:r>
-        <w:t xml:space="preserve">Rather than using the common </w:t>
-      </w:r>
-      <w:r>
-        <w:t xml:space="preserve">phrase cost of resistance to describe </w:t>
-      </w:r>
-      <w:r>
-        <w:t xml:space="preserve">the effect a mutation has </w:t>
-      </w:r>
-      <w:r>
-        <w:t>I will be using the term fitness effects.</w:t>
-      </w:r>
-      <w:r>
-        <w:t xml:space="preserve"> This decision was inspired by </w:t>
-      </w:r>
-      <w:r>
-        <w:t>Lenormand et al. (2018)</w:t>
-      </w:r>
-      <w:r>
-        <w:t xml:space="preserve"> who argued in his paper that </w:t>
-      </w:r>
-      <w:r>
-        <w:t>we have been conflating these two concepts which has created misconceptions</w:t>
-      </w:r>
-      <w:r>
-        <w:t xml:space="preserve"> and impedes research efforts. </w:t>
-      </w:r>
-      <w:r>
-        <w:t xml:space="preserve">For this review I will </w:t>
-      </w:r>
-      <w:r>
-        <w:t xml:space="preserve">define fitness </w:t>
-      </w:r>
-      <w:r>
-        <w:t xml:space="preserve">effect as </w:t>
-      </w:r>
-      <w:r>
-        <w:t xml:space="preserve">the effect a </w:t>
-      </w:r>
-      <w:r>
-        <w:t>m</w:t>
-      </w:r>
-      <w:r>
-        <w:t>utation ha</w:t>
-      </w:r>
-      <w:r>
-        <w:t>s o</w:t>
-      </w:r>
-      <w:r>
-        <w:t xml:space="preserve">n an organism’s ability to survive </w:t>
-      </w:r>
-      <w:proofErr w:type="gramStart"/>
-      <w:r>
-        <w:t>in a given</w:t>
-      </w:r>
-      <w:proofErr w:type="gramEnd"/>
-      <w:r>
-        <w:t xml:space="preserve"> environment. </w:t>
-      </w:r>
-      <w:r>
-        <w:t>This definition</w:t>
+      <w:r>
+        <w:t xml:space="preserve">is </w:t>
+      </w:r>
+      <w:r>
+        <w:t xml:space="preserve">broad </w:t>
+      </w:r>
+      <w:r>
+        <w:t>and inclusive</w:t>
+      </w:r>
+      <w:r>
+        <w:t xml:space="preserve"> but most importantly </w:t>
+      </w:r>
+      <w:r>
+        <w:t xml:space="preserve">does not propose an assumption </w:t>
+      </w:r>
+      <w:r>
+        <w:t xml:space="preserve">of whether it is good or bad. </w:t>
+      </w:r>
+      <w:r>
+        <w:t xml:space="preserve">Conversely, cost of resistance is </w:t>
+      </w:r>
+      <w:r>
+        <w:t>defined as the price an organism pays</w:t>
+      </w:r>
+      <w:r>
+        <w:t xml:space="preserve"> to survive that is</w:t>
       </w:r>
       <w:r>
         <w:t xml:space="preserve"> </w:t>
       </w:r>
       <w:r>
-        <w:t xml:space="preserve">is </w:t>
-      </w:r>
-      <w:r>
-        <w:t xml:space="preserve">broad </w:t>
-      </w:r>
-      <w:r>
-        <w:t>and inclusive</w:t>
-      </w:r>
-      <w:r>
-        <w:t xml:space="preserve"> but most importantly </w:t>
-      </w:r>
-      <w:r>
-        <w:t xml:space="preserve">does not propose an assumption </w:t>
-      </w:r>
-      <w:r>
-        <w:t xml:space="preserve">of whether it is good or bad. </w:t>
-      </w:r>
-      <w:r>
-        <w:t xml:space="preserve">Conversely, cost of resistance is </w:t>
-      </w:r>
-      <w:r>
-        <w:t>defined as the price an organism pays</w:t>
-      </w:r>
-      <w:r>
-        <w:t xml:space="preserve"> to survive that is</w:t>
+        <w:t xml:space="preserve">usually in the reduction of fitness in an environment </w:t>
+      </w:r>
+      <w:r>
+        <w:t xml:space="preserve">due to </w:t>
+      </w:r>
+      <w:r>
+        <w:t>factors</w:t>
+      </w:r>
+      <w:r>
+        <w:t xml:space="preserve"> like </w:t>
+      </w:r>
+      <w:r>
+        <w:t>antibiotics, pesticides</w:t>
+      </w:r>
+      <w:r>
+        <w:t>, and</w:t>
+      </w:r>
+      <w:r>
+        <w:t xml:space="preserve"> toxins</w:t>
+      </w:r>
+      <w:r>
+        <w:t>.</w:t>
       </w:r>
       <w:r>
         <w:t xml:space="preserve"> </w:t>
       </w:r>
       <w:r>
-        <w:t xml:space="preserve">usually in the reduction of fitness in an environment </w:t>
-      </w:r>
-      <w:r>
-        <w:t xml:space="preserve">due to </w:t>
-      </w:r>
-      <w:r>
-        <w:t>factors</w:t>
-      </w:r>
-      <w:r>
-        <w:t xml:space="preserve"> like </w:t>
-      </w:r>
-      <w:r>
-        <w:t>antibiotics, pesticides</w:t>
-      </w:r>
-      <w:r>
-        <w:t>, and</w:t>
-      </w:r>
-      <w:r>
-        <w:t xml:space="preserve"> toxins</w:t>
-      </w:r>
-      <w:r>
-        <w:t>.</w:t>
+        <w:t>With</w:t>
+      </w:r>
+      <w:r>
+        <w:t xml:space="preserve"> the definitions I have listed above</w:t>
+      </w:r>
+      <w:r>
+        <w:t xml:space="preserve"> in mind the</w:t>
       </w:r>
       <w:r>
         <w:t xml:space="preserve"> </w:t>
       </w:r>
       <w:r>
-        <w:t>With</w:t>
-      </w:r>
-      <w:r>
-        <w:t xml:space="preserve"> the definitions I have listed above</w:t>
-      </w:r>
-      <w:r>
-        <w:t xml:space="preserve"> in mind the</w:t>
+        <w:t>main issue</w:t>
+      </w:r>
+      <w:r>
+        <w:t xml:space="preserve"> we have with the term</w:t>
       </w:r>
       <w:r>
         <w:t xml:space="preserve"> </w:t>
       </w:r>
       <w:r>
-        <w:t>main issue</w:t>
-      </w:r>
-      <w:r>
-        <w:t xml:space="preserve"> we have with the term</w:t>
-      </w:r>
-      <w:r>
-        <w:t xml:space="preserve"> </w:t>
-      </w:r>
-      <w:r>
         <w:t>cost of resistance</w:t>
       </w:r>
       <w:r>
@@ -361,15 +299,7 @@
         <w:t xml:space="preserve"> often made too early. This is because </w:t>
       </w:r>
       <w:r>
-        <w:t xml:space="preserve">if we have already </w:t>
-      </w:r>
-      <w:proofErr w:type="spellStart"/>
-      <w:r>
-        <w:t>labled</w:t>
-      </w:r>
-      <w:proofErr w:type="spellEnd"/>
-      <w:r>
-        <w:t xml:space="preserve"> an effect as a “cost” we </w:t>
+        <w:t xml:space="preserve">if we have already labled an effect as a “cost” we </w:t>
       </w:r>
       <w:r>
         <w:lastRenderedPageBreak/>
@@ -379,15 +309,7 @@
         <w:t xml:space="preserve">it is inherently negative </w:t>
       </w:r>
       <w:r>
-        <w:t xml:space="preserve">when </w:t>
-      </w:r>
-      <w:proofErr w:type="gramStart"/>
-      <w:r>
-        <w:t>in reality this</w:t>
-      </w:r>
-      <w:proofErr w:type="gramEnd"/>
-      <w:r>
-        <w:t xml:space="preserve"> “cost” that we think we see </w:t>
+        <w:t xml:space="preserve">when in reality this “cost” that we think we see </w:t>
       </w:r>
       <w:r>
         <w:t xml:space="preserve">in our specific </w:t>
@@ -423,15 +345,7 @@
         <w:t>appropriate</w:t>
       </w:r>
       <w:r>
-        <w:t xml:space="preserve"> and </w:t>
-      </w:r>
-      <w:proofErr w:type="gramStart"/>
-      <w:r>
-        <w:t>open minded</w:t>
-      </w:r>
-      <w:proofErr w:type="gramEnd"/>
-      <w:r>
-        <w:t xml:space="preserve"> term </w:t>
+        <w:t xml:space="preserve"> and open minded term </w:t>
       </w:r>
       <w:r>
         <w:t>as</w:t>
@@ -451,16 +365,19 @@
     </w:p>
     <w:p>
       <w:r>
-        <w:t>Define pleiotropy</w:t>
-      </w:r>
-      <w:r>
-        <w:t>/</w:t>
-      </w:r>
-      <w:proofErr w:type="spellStart"/>
-      <w:r>
-        <w:t>gxe</w:t>
-      </w:r>
-      <w:proofErr w:type="spellEnd"/>
+        <w:t>G</w:t>
+      </w:r>
+      <w:r>
+        <w:t>xe</w:t>
+      </w:r>
+      <w:r>
+        <w:t xml:space="preserve"> = fitness</w:t>
+      </w:r>
+    </w:p>
+    <w:p>
+      <w:r>
+        <w:t xml:space="preserve">Plietrophy is different </w:t>
+      </w:r>
     </w:p>
     <w:p>
       <w:r>
@@ -480,25 +397,8 @@
     </w:p>
     <w:p>
       <w:r>
-        <w:t>Closely related to the distinction above is the need to carefully separate two concepts that are frequently conflated in the resistance literature: pleiotropy and genotype-by-environment interaction (</w:t>
-      </w:r>
-      <w:proofErr w:type="spellStart"/>
-      <w:r>
-        <w:t>GxE</w:t>
-      </w:r>
-      <w:proofErr w:type="spellEnd"/>
-      <w:r>
-        <w:t xml:space="preserve">). Pleiotropy refers to the phenomenon whereby a single mutation influences multiple phenotypic traits simultaneously. In the context of resistance, this means a mutation selected for its effect on drug tolerance may also alter other aspects of the organism's phenotype — growth rate, membrane composition, metabolic efficiency — that were previously near-optimal under natural selection. </w:t>
-      </w:r>
-      <w:proofErr w:type="spellStart"/>
-      <w:r>
-        <w:t>GxE</w:t>
-      </w:r>
-      <w:proofErr w:type="spellEnd"/>
-      <w:r>
-        <w:t xml:space="preserve"> interaction, on the other hand, describes how the fitness consequences of a given genotype change depending on the environment it finds itself in. Lenormand et al. (2018) illustrate this distinction geometrically: in a multi-trait phenotypic space, the pleiotropic effects of a resistance mutation are best understood as displacements orthogonal to the axis of resistance (i.e., changes in traits unrelated to resistance itself), whereas the fitness effect across environments reflects the distance between the mutation's phenotype and the optimal phenotype in each environment. Crucially, these are not the same thing. A resistance mutation may carry a fitness cost in a drug-free environment not because of its pleiotropic effects on secondary traits, but simply because the phenotypic requirements of the drug-free environment differ from those of the treated environment — an irreducible trade-off that compensatory evolution cannot fully eliminate. This distinction matters enormously when asking whether temperature might modulate the fitness effects of </w:t>
-      </w:r>
-      <w:proofErr w:type="spellStart"/>
+        <w:t xml:space="preserve">Closely related to the distinction above is the need to carefully separate two concepts that are frequently conflated in the resistance literature: pleiotropy and genotype-by-environment interaction (GxE). Pleiotropy refers to the phenomenon whereby a single mutation influences multiple phenotypic traits simultaneously. In the context of resistance, this means a mutation selected for its effect on drug tolerance may also alter other aspects of the organism's phenotype — growth rate, membrane composition, metabolic efficiency — that were previously near-optimal under natural selection. GxE interaction, on the other hand, describes how the fitness consequences of a given genotype change depending on the environment it finds itself in. Lenormand et al. (2018) illustrate this distinction geometrically: in a multi-trait phenotypic space, the pleiotropic effects of a resistance mutation are best understood as displacements orthogonal to the axis of resistance (i.e., changes in traits unrelated to resistance itself), whereas the fitness effect across environments reflects the distance between the mutation's phenotype and the optimal phenotype in each environment. Crucially, these are not the same thing. A resistance mutation may carry a fitness cost in a drug-free environment not because of its pleiotropic effects on secondary traits, but simply because the phenotypic requirements of the drug-free environment differ from those of the treated environment — an irreducible trade-off that compensatory evolution cannot fully eliminate. This distinction matters enormously when asking whether temperature might modulate the fitness effects of </w:t>
+      </w:r>
       <w:r>
         <w:rPr>
           <w:i/>
@@ -506,7 +406,6 @@
         </w:rPr>
         <w:t>rpoB</w:t>
       </w:r>
-      <w:proofErr w:type="spellEnd"/>
       <w:r>
         <w:t xml:space="preserve"> mutations in </w:t>
       </w:r>
@@ -550,14 +449,6 @@
           <w:bCs/>
         </w:rPr>
       </w:pPr>
-    </w:p>
-    <w:p>
-      <w:pPr>
-        <w:rPr>
-          <w:b/>
-          <w:bCs/>
-        </w:rPr>
-      </w:pPr>
       <w:r>
         <w:rPr>
           <w:b/>
@@ -581,44 +472,28 @@
     </w:p>
     <w:p>
       <w:r>
-        <w:t xml:space="preserve">There </w:t>
-      </w:r>
-      <w:proofErr w:type="gramStart"/>
-      <w:r>
-        <w:t>are</w:t>
-      </w:r>
-      <w:proofErr w:type="gramEnd"/>
+        <w:t xml:space="preserve">While there is a myriad of </w:t>
+      </w:r>
+      <w:r>
+        <w:t xml:space="preserve">environmental </w:t>
+      </w:r>
+      <w:r>
+        <w:t>stressors available to explore the fitness effect of bacteria</w:t>
+      </w:r>
       <w:r>
         <w:t xml:space="preserve"> </w:t>
       </w:r>
       <w:r>
-        <w:t>a plethora of methods</w:t>
-      </w:r>
-      <w:r>
-        <w:t xml:space="preserve"> t</w:t>
-      </w:r>
-      <w:r>
-        <w:t xml:space="preserve">o explore the fitness </w:t>
-      </w:r>
-      <w:r>
-        <w:t xml:space="preserve">effect </w:t>
-      </w:r>
-      <w:r>
-        <w:t xml:space="preserve">of </w:t>
-      </w:r>
-      <w:r>
-        <w:t xml:space="preserve">bacteria ranging from </w:t>
-      </w:r>
-      <w:proofErr w:type="spellStart"/>
-      <w:r>
-        <w:t>ph</w:t>
-      </w:r>
-      <w:proofErr w:type="spellEnd"/>
-      <w:r>
-        <w:t xml:space="preserve"> to </w:t>
-      </w:r>
-      <w:r>
-        <w:t>salt concentration, but for my study we decided on temperature</w:t>
+        <w:t xml:space="preserve">including but not limited to </w:t>
+      </w:r>
+      <w:r>
+        <w:t>pH, osmolarity, and salt concentration</w:t>
+      </w:r>
+      <w:r>
+        <w:t xml:space="preserve">, we selected temperature </w:t>
+      </w:r>
+      <w:r>
+        <w:t>as the primary stressor for this investigation</w:t>
       </w:r>
       <w:r>
         <w:t>.</w:t>
@@ -627,1159 +502,797 @@
         <w:t xml:space="preserve"> </w:t>
       </w:r>
       <w:r>
-        <w:t>We are broadly interested in t</w:t>
+        <w:t>T</w:t>
       </w:r>
       <w:r>
         <w:t xml:space="preserve">emperature </w:t>
       </w:r>
       <w:r>
-        <w:t xml:space="preserve">as a stressor because it is one of the most ancient and pervasive </w:t>
-      </w:r>
-      <w:r>
-        <w:t>problem organisms have had to deal with</w:t>
+        <w:t xml:space="preserve">is one of the most ancient and pervasive </w:t>
+      </w:r>
+      <w:r>
+        <w:t xml:space="preserve">selection pressure organisms on earth has encountered and it has been shaping bacterial physiology before many other stressors like </w:t>
+      </w:r>
+      <w:r>
+        <w:t>antibiotics</w:t>
+      </w:r>
+      <w:r>
+        <w:t xml:space="preserve"> which has been</w:t>
+      </w:r>
+      <w:r>
+        <w:t xml:space="preserve"> estimated to have first appeared between 2 billion and 40 million years ag</w:t>
+      </w:r>
+      <w:r>
+        <w:t>o</w:t>
+      </w:r>
+      <w:r>
+        <w:t xml:space="preserve"> (</w:t>
+      </w:r>
+      <w:r>
+        <w:t>)</w:t>
       </w:r>
       <w:r>
         <w:t xml:space="preserve">. </w:t>
       </w:r>
       <w:r>
-        <w:t>I</w:t>
-      </w:r>
-      <w:r>
-        <w:t xml:space="preserve">t </w:t>
-      </w:r>
-      <w:r>
-        <w:t xml:space="preserve">dictated a </w:t>
-      </w:r>
-      <w:r>
-        <w:t xml:space="preserve">substantial part of </w:t>
-      </w:r>
-      <w:r>
-        <w:t xml:space="preserve">evolution history </w:t>
-      </w:r>
-      <w:r>
-        <w:t xml:space="preserve">with its </w:t>
-      </w:r>
-      <w:r>
-        <w:t xml:space="preserve">selective pressure </w:t>
-      </w:r>
-      <w:r>
-        <w:t>affecting core functions like</w:t>
+        <w:t>Shifts in optimal temperature has far reaching implications for any organism and in bacteria it effects</w:t>
       </w:r>
       <w:r>
         <w:t xml:space="preserve"> </w:t>
       </w:r>
       <w:r>
-        <w:t>g</w:t>
-      </w:r>
-      <w:r>
-        <w:t xml:space="preserve">enome-wide </w:t>
+        <w:t>genome-wide gene expression patterns, protein folding and stability, membrane composition</w:t>
+      </w:r>
+      <w:r>
+        <w:t xml:space="preserve"> ().</w:t>
+      </w:r>
+      <w:r>
+        <w:t xml:space="preserve"> Consequently, we find the stress which antibiotics imposes onto bacteria to be surprisingly similar to temperature</w:t>
+      </w:r>
+      <w:r>
+        <w:t xml:space="preserve">. </w:t>
+      </w:r>
+      <w:r>
+        <w:t xml:space="preserve">As </w:t>
+      </w:r>
+      <w:r>
+        <w:t>alluded</w:t>
+      </w:r>
+      <w:r>
+        <w:t xml:space="preserve"> to earlier</w:t>
+      </w:r>
+      <w:r>
+        <w:t>,</w:t>
+      </w:r>
+      <w:r>
+        <w:t xml:space="preserve"> temperature being a stressor that predates many others especially antibiotics </w:t>
+      </w:r>
+      <w:r>
+        <w:t xml:space="preserve">there has been hypothesis and some evidence that suggests there could have been co-opted resistance where processes that confer resistance to temperature can also assist with antibiotic stress (). An example of this is where both high temperature and some antibiotics like </w:t>
+      </w:r>
+      <w:r>
+        <w:t xml:space="preserve">macrolides and aminoglycoside </w:t>
+      </w:r>
+      <w:r>
+        <w:t xml:space="preserve">both alter </w:t>
+      </w:r>
+      <w:r>
+        <w:t xml:space="preserve">how protein is folded and synthesised (). </w:t>
+      </w:r>
+      <w:r>
+        <w:t xml:space="preserve">This also makes </w:t>
+      </w:r>
+      <w:r>
+        <w:t>sense</w:t>
+      </w:r>
+      <w:r>
+        <w:t xml:space="preserve"> from a</w:t>
+      </w:r>
+      <w:r>
+        <w:t>n</w:t>
+      </w:r>
+      <w:r>
+        <w:t xml:space="preserve"> evolutionary </w:t>
+      </w:r>
+      <w:r>
+        <w:t>perspective</w:t>
+      </w:r>
+      <w:r>
+        <w:t xml:space="preserve"> as </w:t>
+      </w:r>
+      <w:r>
+        <w:t xml:space="preserve">it is very costly to </w:t>
+      </w:r>
+      <w:r>
+        <w:t>develop independent stress responses</w:t>
+      </w:r>
+      <w:r>
+        <w:t xml:space="preserve"> which makes evolution </w:t>
+      </w:r>
+      <w:r>
+        <w:t>shared pathways to manage multiple stressors</w:t>
+      </w:r>
+      <w:r>
+        <w:t xml:space="preserve">. Due to </w:t>
+      </w:r>
+      <w:r>
+        <w:t xml:space="preserve">all of this </w:t>
+      </w:r>
+      <w:r>
+        <w:t xml:space="preserve">it </w:t>
+      </w:r>
+      <w:r>
+        <w:t>makes</w:t>
+      </w:r>
+      <w:r>
+        <w:t xml:space="preserve"> a compelling study </w:t>
+      </w:r>
+      <w:r>
+        <w:t xml:space="preserve">to conduct a </w:t>
+      </w:r>
+      <w:r>
+        <w:t>thorough</w:t>
+      </w:r>
+      <w:r>
+        <w:t xml:space="preserve"> investigation by looking at a wide temperature gradient while also switching the order of resistance by observing</w:t>
+      </w:r>
+      <w:r>
+        <w:t xml:space="preserve"> what happens when a bacterium that has already acquired </w:t>
+      </w:r>
+      <w:r>
+        <w:t xml:space="preserve">antibiotic </w:t>
+      </w:r>
+      <w:r>
+        <w:t xml:space="preserve">resistance mutations is then forced to </w:t>
+      </w:r>
+      <w:r>
+        <w:t>overcome</w:t>
+      </w:r>
+      <w:r>
+        <w:t xml:space="preserve"> thermal stress</w:t>
+      </w:r>
+      <w:r>
+        <w:t xml:space="preserve">. </w:t>
+      </w:r>
+    </w:p>
+    <w:p>
+      <w:r>
+        <w:t xml:space="preserve">Heat </w:t>
+      </w:r>
+      <w:r>
+        <w:t xml:space="preserve">response </w:t>
+      </w:r>
+      <w:r>
+        <w:t xml:space="preserve"> </w:t>
+      </w:r>
+    </w:p>
+    <w:p>
+      <w:pPr>
+        <w:rPr>
+          <w:lang w:eastAsia="zh-CN"/>
+        </w:rPr>
+      </w:pPr>
+      <w:r>
+        <w:t>When temperature rises to a level above the</w:t>
+      </w:r>
+      <w:r>
+        <w:t xml:space="preserve"> optimal growth temperature, bacteria cells enter a state of heat shock which triggers its stress response</w:t>
+      </w:r>
+      <w:r>
+        <w:t xml:space="preserve">. </w:t>
+      </w:r>
+      <w:r>
+        <w:t xml:space="preserve"> </w:t>
+      </w:r>
+      <w:r>
+        <w:t xml:space="preserve">Detection initially occurs through the </w:t>
+      </w:r>
+      <w:r>
+        <w:t xml:space="preserve">sensory </w:t>
+      </w:r>
+      <w:r>
+        <w:t xml:space="preserve">nucleic </w:t>
+      </w:r>
+      <w:r>
+        <w:t>acid</w:t>
+      </w:r>
+      <w:r>
+        <w:t xml:space="preserve"> </w:t>
+      </w:r>
+      <w:r>
+        <w:t>and</w:t>
+      </w:r>
+      <w:r>
+        <w:t xml:space="preserve"> protein </w:t>
+      </w:r>
+      <w:r>
+        <w:t>biomolecules</w:t>
+      </w:r>
+      <w:r>
+        <w:t xml:space="preserve"> </w:t>
+      </w:r>
+      <w:r>
+        <w:t>(Roncarati and Scarlato, 2017</w:t>
+      </w:r>
+      <w:r>
+        <w:t xml:space="preserve">). </w:t>
+      </w:r>
+      <w:r>
+        <w:t xml:space="preserve">This is followed up by the </w:t>
+      </w:r>
+      <w:r>
+        <w:t>upregulation of molecular chaperones</w:t>
+      </w:r>
+      <w:r>
+        <w:t xml:space="preserve"> like the </w:t>
+      </w:r>
+      <w:r>
+        <w:t xml:space="preserve">DnaK/DnaJ and GroEL/GroES which </w:t>
+      </w:r>
+      <w:r>
+        <w:t xml:space="preserve">attempts and tries to </w:t>
+      </w:r>
+      <w:r>
+        <w:t>reverse</w:t>
       </w:r>
       <w:r>
         <w:t>s</w:t>
       </w:r>
       <w:r>
-        <w:t>election, how</w:t>
-      </w:r>
-      <w:r>
-        <w:t xml:space="preserve"> prot</w:t>
-      </w:r>
-      <w:r>
-        <w:t>eins a</w:t>
-      </w:r>
-      <w:r>
-        <w:t>r</w:t>
-      </w:r>
-      <w:r>
-        <w:t>e produc</w:t>
-      </w:r>
-      <w:r>
-        <w:t xml:space="preserve">ed and a multitude of </w:t>
-      </w:r>
-      <w:r>
-        <w:t>p</w:t>
-      </w:r>
-      <w:r>
-        <w:t xml:space="preserve">hysiological </w:t>
-      </w:r>
-      <w:r>
-        <w:t>c</w:t>
-      </w:r>
-      <w:r>
-        <w:t xml:space="preserve">hanges </w:t>
-      </w:r>
-      <w:r>
-        <w:t>(Cruz-Loya et al., 2019).</w:t>
+        <w:t xml:space="preserve"> the aggregation of misfolded proteins</w:t>
+      </w:r>
+      <w:r>
+        <w:t xml:space="preserve">. In conjunction </w:t>
+      </w:r>
+      <w:r>
+        <w:t>proteases</w:t>
+      </w:r>
+      <w:r>
+        <w:t xml:space="preserve"> also becomes activated and </w:t>
+      </w:r>
+      <w:r>
+        <w:t>degrade</w:t>
+      </w:r>
+      <w:r>
+        <w:t>s</w:t>
       </w:r>
       <w:r>
         <w:t xml:space="preserve"> </w:t>
       </w:r>
       <w:r>
+        <w:t xml:space="preserve">irreversibly </w:t>
+      </w:r>
+      <w:r>
+        <w:t>damaged</w:t>
+      </w:r>
+      <w:r>
+        <w:t xml:space="preserve"> cells into small peptides</w:t>
+      </w:r>
+      <w:r>
+        <w:t xml:space="preserve"> (</w:t>
+      </w:r>
+      <w:r>
+        <w:t>R</w:t>
+      </w:r>
+      <w:r>
+        <w:t>ichter et al., 2010)</w:t>
+      </w:r>
+      <w:r>
+        <w:t>).</w:t>
+      </w:r>
+      <w:r>
         <w:t xml:space="preserve"> </w:t>
       </w:r>
       <w:r>
-        <w:t xml:space="preserve">As for the relevance to my investigation, </w:t>
-      </w:r>
-      <w:r>
-        <w:t>b</w:t>
-      </w:r>
-      <w:r>
-        <w:t>acteria adapting to heat or cold stress vastly predate</w:t>
-      </w:r>
-      <w:r>
-        <w:t>s</w:t>
+        <w:t>Aside from the general response to heat discussed here</w:t>
+      </w:r>
+      <w:r>
+        <w:t xml:space="preserve">, </w:t>
+      </w:r>
+      <w:r>
+        <w:t xml:space="preserve">individual bacteria </w:t>
+      </w:r>
+      <w:r>
+        <w:t>often have their</w:t>
+      </w:r>
+      <w:r>
+        <w:t xml:space="preserve"> own </w:t>
+      </w:r>
+      <w:r>
+        <w:t>specialised</w:t>
+      </w:r>
+      <w:r>
+        <w:t xml:space="preserve"> response. Take</w:t>
+      </w:r>
+      <w:r>
+        <w:t xml:space="preserve"> E. coil</w:t>
+      </w:r>
+      <w:r>
+        <w:t xml:space="preserve"> as an example,</w:t>
+      </w:r>
+      <w:r>
+        <w:t xml:space="preserve"> as temperature increases the primary heat shock regulator </w:t>
+      </w:r>
+      <w:r>
+        <w:t xml:space="preserve">sigma factor </w:t>
+      </w:r>
+      <w:r>
+        <w:t>o</w:t>
+      </w:r>
+      <w:r>
+        <w:t>32</w:t>
       </w:r>
       <w:r>
         <w:t xml:space="preserve"> </w:t>
       </w:r>
       <w:r>
-        <w:t>antibiotic</w:t>
+        <w:t>ac</w:t>
+      </w:r>
+      <w:r>
+        <w:rPr>
+          <w:lang w:eastAsia="zh-CN"/>
+        </w:rPr>
+        <w:t>cumulates</w:t>
+      </w:r>
+      <w:r>
+        <w:t xml:space="preserve"> and binds to the RNA polymerase which transcribes any of the downstream heat shock </w:t>
+      </w:r>
+      <w:r>
+        <w:t>heat shock genes</w:t>
+      </w:r>
+      <w:r>
+        <w:t xml:space="preserve">. </w:t>
+      </w:r>
+      <w:r>
+        <w:rPr>
+          <w:lang w:eastAsia="zh-CN"/>
+        </w:rPr>
+        <w:t xml:space="preserve">It has been observed </w:t>
+      </w:r>
+      <w:r>
+        <w:t xml:space="preserve">that E.coli’s resistance to </w:t>
+      </w:r>
+      <w:r>
+        <w:t xml:space="preserve">high temperature not only relies on the common stress response but it also calls upon a group of genes not traditionally used named the </w:t>
+      </w:r>
+      <w:r>
+        <w:t>thermotolerant genes</w:t>
+      </w:r>
+      <w:r>
+        <w:t xml:space="preserve"> by </w:t>
+      </w:r>
+      <w:r>
+        <w:t>Murata</w:t>
+      </w:r>
+      <w:r>
+        <w:t xml:space="preserve">. </w:t>
+      </w:r>
+      <w:r>
+        <w:t xml:space="preserve">These genes which encompasses </w:t>
+      </w:r>
+      <w:r>
+        <w:t xml:space="preserve">energy metabolism, </w:t>
+      </w:r>
+      <w:r>
+        <w:lastRenderedPageBreak/>
+        <w:t>outer membrane organisation, DNA double-strand break repair, tRNA modification, translational control, and cell division</w:t>
+      </w:r>
+      <w:r>
+        <w:t xml:space="preserve"> all work in </w:t>
+      </w:r>
+      <w:r>
+        <w:t>unison</w:t>
+      </w:r>
+      <w:r>
+        <w:t xml:space="preserve"> to provide E.coli with a robust tolerance against high temperature</w:t>
+      </w:r>
+      <w:r>
+        <w:t xml:space="preserve">. </w:t>
+      </w:r>
+    </w:p>
+    <w:p>
+      <w:r>
+        <w:t xml:space="preserve">Cold response </w:t>
+      </w:r>
+    </w:p>
+    <w:p>
+      <w:r>
+        <w:t xml:space="preserve">Unsurprisingly similar to </w:t>
+      </w:r>
+      <w:r>
+        <w:t>the heat shock response</w:t>
+      </w:r>
+      <w:r>
+        <w:t>,</w:t>
       </w:r>
       <w:r>
         <w:t xml:space="preserve"> </w:t>
       </w:r>
       <w:r>
-        <w:t xml:space="preserve">resistance as </w:t>
-      </w:r>
-      <w:r>
-        <w:t>antibiotics are estimated to have first appeared between 2 billion and 40 million years ag</w:t>
-      </w:r>
-      <w:r>
-        <w:t>o</w:t>
-      </w:r>
-      <w:r>
-        <w:t xml:space="preserve">, which makes it interesting to observe how </w:t>
-      </w:r>
-      <w:r>
-        <w:t xml:space="preserve">the reverse works where the bacteria adapted to </w:t>
-      </w:r>
-      <w:proofErr w:type="spellStart"/>
-      <w:r>
-        <w:t>antibotics</w:t>
-      </w:r>
-      <w:proofErr w:type="spellEnd"/>
-      <w:r>
-        <w:t xml:space="preserve"> and now </w:t>
-      </w:r>
-      <w:proofErr w:type="gramStart"/>
-      <w:r>
-        <w:t>has to</w:t>
-      </w:r>
-      <w:proofErr w:type="gramEnd"/>
-      <w:r>
-        <w:t xml:space="preserve"> adapt to temperature. Overall, </w:t>
-      </w:r>
-      <w:r>
-        <w:t xml:space="preserve">the ancient </w:t>
-      </w:r>
-      <w:r>
-        <w:rPr>
-          <w:highlight w:val="yellow"/>
-        </w:rPr>
-        <w:t>evolutionary history makes temperature an especially powerful and ecologically relevant lens through which to investigate how bacteria adapt to stressors</w:t>
+        <w:t>cold s</w:t>
+      </w:r>
+      <w:r>
+        <w:t>hock</w:t>
+      </w:r>
+      <w:r>
+        <w:t xml:space="preserve"> is also a powerful stressor for bacterial growth</w:t>
       </w:r>
       <w:r>
         <w:t xml:space="preserve">. </w:t>
       </w:r>
-    </w:p>
-    <w:p/>
-    <w:p>
-      <w:r>
-        <w:t xml:space="preserve">Heat </w:t>
-      </w:r>
-      <w:r>
-        <w:t xml:space="preserve">response </w:t>
-      </w:r>
-    </w:p>
-    <w:p>
-      <w:r>
-        <w:t>When temperature rises to a level above the “normal</w:t>
-      </w:r>
-      <w:r>
-        <w:t xml:space="preserve">” </w:t>
-      </w:r>
-      <w:r>
-        <w:t>threshold</w:t>
-      </w:r>
-      <w:r>
-        <w:t xml:space="preserve"> it is considered </w:t>
-      </w:r>
-      <w:r>
-        <w:t xml:space="preserve">heat shock and </w:t>
-      </w:r>
-      <w:r>
-        <w:t>stressful</w:t>
+      <w:r>
+        <w:t>Cold temperat</w:t>
+      </w:r>
+      <w:r>
+        <w:t xml:space="preserve">ure </w:t>
+      </w:r>
+      <w:r>
+        <w:t>primarily</w:t>
+      </w:r>
+      <w:r>
+        <w:t xml:space="preserve"> impairs the </w:t>
+      </w:r>
+      <w:r>
+        <w:t>ribosome and</w:t>
+      </w:r>
+      <w:r>
+        <w:t xml:space="preserve"> promoted the </w:t>
+      </w:r>
+      <w:r>
+        <w:t>over-stabiliz</w:t>
+      </w:r>
+      <w:r>
+        <w:t xml:space="preserve">ation of </w:t>
+      </w:r>
+      <w:r>
+        <w:t>secondary DNA and RNA structures</w:t>
+      </w:r>
+      <w:r>
+        <w:t xml:space="preserve"> </w:t>
+      </w:r>
+      <w:r>
+        <w:t>(</w:t>
+      </w:r>
+      <w:r>
+        <w:t>Barria et al., 2013; Phadtare and Inouye, 2008; Yamanaka, 1999)</w:t>
       </w:r>
       <w:r>
         <w:t xml:space="preserve">. </w:t>
       </w:r>
       <w:r>
+        <w:t>In the case for E.coli under</w:t>
+      </w:r>
+      <w:r>
+        <w:t xml:space="preserve"> cold shock, bacterial growth </w:t>
+      </w:r>
+      <w:r>
+        <w:t xml:space="preserve">stops </w:t>
+      </w:r>
+      <w:r>
+        <w:t>and the production of most proteins is</w:t>
+      </w:r>
+      <w:r>
+        <w:t xml:space="preserve"> halted</w:t>
+      </w:r>
+      <w:r>
+        <w:t xml:space="preserve">, with the exception of </w:t>
+      </w:r>
+      <w:r>
+        <w:t xml:space="preserve">the </w:t>
+      </w:r>
+      <w:r>
+        <w:t>cold shock response</w:t>
+      </w:r>
+      <w:r>
         <w:t xml:space="preserve"> </w:t>
       </w:r>
       <w:r>
-        <w:t>When</w:t>
-      </w:r>
-      <w:r>
-        <w:t xml:space="preserve"> b</w:t>
-      </w:r>
-      <w:r>
-        <w:t xml:space="preserve">acteria </w:t>
-      </w:r>
-      <w:proofErr w:type="gramStart"/>
-      <w:r>
-        <w:t>detects</w:t>
-      </w:r>
-      <w:proofErr w:type="gramEnd"/>
-      <w:r>
-        <w:t xml:space="preserve"> this change through</w:t>
-      </w:r>
-      <w:r>
-        <w:t xml:space="preserve"> </w:t>
-      </w:r>
-      <w:r>
-        <w:t xml:space="preserve">sensory </w:t>
-      </w:r>
-      <w:r>
-        <w:t xml:space="preserve">nucleic </w:t>
-      </w:r>
-      <w:proofErr w:type="spellStart"/>
-      <w:r>
-        <w:t>acide</w:t>
-      </w:r>
-      <w:proofErr w:type="spellEnd"/>
-      <w:r>
-        <w:t xml:space="preserve"> or protein </w:t>
-      </w:r>
-      <w:r>
-        <w:t>biomolecules</w:t>
-      </w:r>
-      <w:r>
-        <w:t xml:space="preserve"> </w:t>
-      </w:r>
-      <w:r>
-        <w:t>(</w:t>
-      </w:r>
-      <w:proofErr w:type="spellStart"/>
-      <w:r>
-        <w:t>Roncarati</w:t>
-      </w:r>
-      <w:proofErr w:type="spellEnd"/>
-      <w:r>
-        <w:t xml:space="preserve"> and Scarlato, 2017</w:t>
-      </w:r>
-      <w:r>
-        <w:t xml:space="preserve">). </w:t>
-      </w:r>
-      <w:r>
-        <w:t xml:space="preserve">The heat shock response then induces </w:t>
-      </w:r>
-      <w:r>
-        <w:rPr>
-          <w:highlight w:val="yellow"/>
-        </w:rPr>
-        <w:t>chaperones to prevent and reverse the aggregation of misfolded proteins and proteases to degrade misfolded protein aggregates</w:t>
-      </w:r>
-      <w:r>
-        <w:t xml:space="preserve">. </w:t>
-      </w:r>
-      <w:r>
-        <w:t xml:space="preserve">Aside from chaperones </w:t>
-      </w:r>
-      <w:r>
-        <w:t xml:space="preserve">it has been show that in certain bacteria like E. coli </w:t>
-      </w:r>
-      <w:r>
-        <w:t xml:space="preserve">heat stress is </w:t>
-      </w:r>
-      <w:proofErr w:type="spellStart"/>
-      <w:r>
-        <w:t>determental</w:t>
-      </w:r>
-      <w:proofErr w:type="spellEnd"/>
-      <w:r>
-        <w:t xml:space="preserve"> to almost all functions </w:t>
-      </w:r>
-      <w:r>
-        <w:t xml:space="preserve">of the organism from </w:t>
-      </w:r>
-      <w:r>
-        <w:rPr>
-          <w:highlight w:val="yellow"/>
-        </w:rPr>
-        <w:t>genes involved in energy metabolism, outer membrane stabilization, membrane transport, DNA repair, tRNA modification, translation control, and cell division.</w:t>
-      </w:r>
-      <w:r>
-        <w:t xml:space="preserve"> </w:t>
-      </w:r>
-    </w:p>
-    <w:p>
-      <w:r>
-        <w:rPr>
-          <w:highlight w:val="yellow"/>
-        </w:rPr>
-        <w:t>Elevated temperatures disrupt cellular homeostasis by inducing protein denaturation, leading to the formation of misfolded aggregates that impair normal cellular function</w:t>
-      </w:r>
-      <w:r>
-        <w:t xml:space="preserve"> (</w:t>
-      </w:r>
-      <w:r>
-        <w:rPr>
-          <w:highlight w:val="yellow"/>
-        </w:rPr>
-        <w:t>(Lindquist, 1986; Richter et al., 2010; Yura et al., 1984)</w:t>
+        <w:t>(Phadtare and Inouye, 2008</w:t>
+      </w:r>
+      <w:r>
+        <w:t>)</w:t>
       </w:r>
       <w:r>
         <w:t>.</w:t>
       </w:r>
-    </w:p>
-    <w:p/>
-    <w:p>
-      <w:r>
-        <w:t xml:space="preserve">While not as </w:t>
-      </w:r>
-      <w:r>
-        <w:t>well researched as the heat shock response</w:t>
-      </w:r>
-      <w:r>
-        <w:t xml:space="preserve"> the </w:t>
-      </w:r>
-      <w:r>
-        <w:t>cold s</w:t>
-      </w:r>
-      <w:r>
-        <w:t xml:space="preserve">hock </w:t>
-      </w:r>
-      <w:r>
-        <w:t xml:space="preserve">response </w:t>
-      </w:r>
-      <w:r>
-        <w:t>als</w:t>
-      </w:r>
-      <w:r>
-        <w:t>o poses a similar level of influence</w:t>
-      </w:r>
-      <w:r>
-        <w:t xml:space="preserve"> to the fitness of bacteria. Under cold stress </w:t>
-      </w:r>
-      <w:r>
-        <w:t xml:space="preserve">the </w:t>
-      </w:r>
-      <w:proofErr w:type="spellStart"/>
-      <w:r>
-        <w:t>rimbosome</w:t>
-      </w:r>
-      <w:proofErr w:type="spellEnd"/>
-      <w:r>
-        <w:t xml:space="preserve"> becomes </w:t>
-      </w:r>
-      <w:r>
-        <w:t>impaired</w:t>
-      </w:r>
-      <w:r>
-        <w:t xml:space="preserve"> and there is </w:t>
-      </w:r>
-      <w:r>
-        <w:t>over-stabiliz</w:t>
-      </w:r>
-      <w:r>
-        <w:t xml:space="preserve">ation of </w:t>
-      </w:r>
-      <w:r>
-        <w:t xml:space="preserve">secondary DNA and RNA structures. </w:t>
-      </w:r>
-      <w:r>
-        <w:t xml:space="preserve">Unsurprisingly like with heat most bacteria also </w:t>
-      </w:r>
-      <w:proofErr w:type="gramStart"/>
-      <w:r>
-        <w:t>has</w:t>
-      </w:r>
-      <w:proofErr w:type="gramEnd"/>
-      <w:r>
-        <w:t xml:space="preserve"> a </w:t>
-      </w:r>
-      <w:proofErr w:type="spellStart"/>
-      <w:r>
-        <w:t>myrid</w:t>
-      </w:r>
-      <w:proofErr w:type="spellEnd"/>
-      <w:r>
-        <w:t xml:space="preserve"> of way to adapt to this</w:t>
-      </w:r>
-      <w:r>
-        <w:t xml:space="preserve">. </w:t>
-      </w:r>
-      <w:r>
-        <w:t xml:space="preserve"> </w:t>
-      </w:r>
-      <w:r>
-        <w:t>Looking at E.</w:t>
-      </w:r>
-      <w:r>
-        <w:t xml:space="preserve"> </w:t>
-      </w:r>
-      <w:r>
-        <w:t xml:space="preserve">coli as an example </w:t>
-      </w:r>
-      <w:r>
-        <w:t xml:space="preserve">when it is initially exposed to </w:t>
-      </w:r>
-      <w:r>
-        <w:t>frigid tempera</w:t>
-      </w:r>
-      <w:r>
-        <w:t xml:space="preserve">tures </w:t>
-      </w:r>
-      <w:r>
-        <w:t xml:space="preserve">there is an immediate stop in growth and </w:t>
-      </w:r>
-      <w:r>
-        <w:t xml:space="preserve">protein synthesis is </w:t>
-      </w:r>
-      <w:r>
-        <w:t xml:space="preserve">severely inhibited. After this initial response </w:t>
-      </w:r>
-      <w:r>
-        <w:t xml:space="preserve">the cold shock protein </w:t>
-      </w:r>
-      <w:r>
-        <w:rPr>
-          <w:highlight w:val="yellow"/>
-        </w:rPr>
-        <w:t xml:space="preserve">mitigate the damaging </w:t>
-      </w:r>
-      <w:r>
-        <w:rPr>
-          <w:highlight w:val="yellow"/>
-        </w:rPr>
-        <w:lastRenderedPageBreak/>
-        <w:t xml:space="preserve">physiological effects of low temperatures, which include translational block, reduced membrane fluidity, slow protein folding, and increased negative DNA supercoiling (Barria et al., 2013; </w:t>
-      </w:r>
-      <w:proofErr w:type="spellStart"/>
-      <w:r>
-        <w:rPr>
-          <w:highlight w:val="yellow"/>
-        </w:rPr>
-        <w:t>Phadtare</w:t>
-      </w:r>
-      <w:proofErr w:type="spellEnd"/>
-      <w:r>
-        <w:rPr>
-          <w:highlight w:val="yellow"/>
-        </w:rPr>
-        <w:t xml:space="preserve"> and Inouye, 2008; Yamanaka, 1999</w:t>
-      </w:r>
-      <w:r>
-        <w:t xml:space="preserve">). </w:t>
-      </w:r>
-      <w:r>
-        <w:t xml:space="preserve">It is also worth noting that </w:t>
-      </w:r>
-      <w:r>
-        <w:t xml:space="preserve">the response also alters the bacterial cell </w:t>
-      </w:r>
-      <w:proofErr w:type="spellStart"/>
-      <w:r>
-        <w:t>motablism</w:t>
-      </w:r>
-      <w:proofErr w:type="spellEnd"/>
-      <w:r>
-        <w:t xml:space="preserve"> which produces </w:t>
-      </w:r>
-      <w:r>
-        <w:t xml:space="preserve">a compound known as </w:t>
-      </w:r>
-      <w:r>
-        <w:t>sugar trehalose</w:t>
-      </w:r>
-      <w:r>
-        <w:t xml:space="preserve"> that </w:t>
-      </w:r>
-      <w:r>
-        <w:t>safeguards the cells.</w:t>
-      </w:r>
-    </w:p>
-    <w:p/>
-    <w:p>
-      <w:pPr>
-        <w:rPr>
-          <w:b/>
-          <w:bCs/>
-        </w:rPr>
-      </w:pPr>
-      <w:r>
-        <w:rPr>
-          <w:b/>
-          <w:bCs/>
-        </w:rPr>
-        <w:t xml:space="preserve">Heat response </w:t>
-      </w:r>
-    </w:p>
-    <w:p>
-      <w:r>
-        <w:t xml:space="preserve">When </w:t>
+      <w:r>
+        <w:t xml:space="preserve"> To combat this RNA chaperones known as the Csps protein seek to “melt” these stabilised structures to make them less ridged. Similarly to the heat shock response e</w:t>
+      </w:r>
+      <w:r>
+        <w:t>nzymes such as RNase R and PNPase</w:t>
+      </w:r>
+      <w:r>
+        <w:t xml:space="preserve"> will also break down RNA that has becomes impossible to repair.</w:t>
+      </w:r>
+    </w:p>
+    <w:p>
+      <w:r>
+        <w:t xml:space="preserve">Environmental </w:t>
+      </w:r>
+      <w:r>
+        <w:t xml:space="preserve">implication for antibiotic resistance </w:t>
+      </w:r>
+    </w:p>
+    <w:p>
+      <w:pPr>
+        <w:rPr>
+          <w:rFonts w:hint="eastAsia"/>
+          <w:lang w:eastAsia="zh-CN"/>
+        </w:rPr>
+      </w:pPr>
+      <w:r>
+        <w:t xml:space="preserve">Given the </w:t>
+      </w:r>
+      <w:r>
+        <w:t xml:space="preserve">diverse </w:t>
+      </w:r>
+      <w:r>
+        <w:t>physiological responses bacteria</w:t>
+      </w:r>
+      <w:r>
+        <w:t xml:space="preserve"> has to temperature </w:t>
+      </w:r>
+      <w:r>
+        <w:t>fluctuations</w:t>
+      </w:r>
+      <w:r>
+        <w:t xml:space="preserve">, the environmental impact particularly global warming will have huge ramifications on the future of antibiotic resistance. Recent studies in China have shown that </w:t>
+      </w:r>
+      <w:r>
+        <w:t xml:space="preserve">a 1°C rise in average ambient temperature was associated with a 1.14-fold increase in the prevalence of </w:t>
       </w:r>
       <w:r>
         <w:rPr>
           <w:i/>
           <w:iCs/>
         </w:rPr>
-        <w:t>Escherichia coli</w:t>
-      </w:r>
-      <w:r>
-        <w:t xml:space="preserve"> encounters supra-optimal temperatures, it mounts a rapid and coordinated heat shock response to restore cellular homeostasis. Rodríguez-Verdugo et al. (2020) describe how this transient physiological response to elevated temperature fundamentally alters cellular behaviour, leading to antibiotic tolerance and persistence as a secondary consequence of the stress programme. A central feature of this response is the upregulation of molecular chaperones — most notably </w:t>
-      </w:r>
-      <w:proofErr w:type="spellStart"/>
-      <w:r>
-        <w:t>DnaK</w:t>
-      </w:r>
-      <w:proofErr w:type="spellEnd"/>
-      <w:r>
-        <w:t>/</w:t>
-      </w:r>
-      <w:proofErr w:type="spellStart"/>
-      <w:r>
-        <w:t>DnaJ</w:t>
-      </w:r>
-      <w:proofErr w:type="spellEnd"/>
-      <w:r>
-        <w:t xml:space="preserve"> and trigger factor — which act to refold denatured proteins and prevent toxic protein aggregation. The functional importance of this chaperone network is starkly illustrated by Fan et al. (2024), who demonstrated that depletion of both </w:t>
-      </w:r>
-      <w:proofErr w:type="spellStart"/>
-      <w:r>
-        <w:t>DnaK</w:t>
-      </w:r>
-      <w:proofErr w:type="spellEnd"/>
-      <w:r>
-        <w:t xml:space="preserve">/J and trigger factor renders </w:t>
+        <w:t>Klebsiella pneumoniae</w:t>
+      </w:r>
+      <w:r>
+        <w:t xml:space="preserve"> and </w:t>
       </w:r>
       <w:r>
         <w:rPr>
           <w:i/>
           <w:iCs/>
         </w:rPr>
-        <w:t>E. coli</w:t>
-      </w:r>
-      <w:r>
-        <w:t xml:space="preserve"> inviable at 37°C, highlighting that even at standard laboratory temperatures, chaperone activity is indispensable for </w:t>
-      </w:r>
-      <w:proofErr w:type="spellStart"/>
-      <w:r>
-        <w:t>proteostasis</w:t>
-      </w:r>
-      <w:proofErr w:type="spellEnd"/>
-      <w:r>
-        <w:t xml:space="preserve">. Cruz-Loya et al. (2019) further showed that heat shock genes are induced not only by elevated temperature but also by specific antibiotics, revealing that the heat stress response and antibiotic stress response share substantial mechanistic overlap — a finding with direct implications for understanding why thermal adaptation can inadvertently select for antibiotic resistance. At the transcriptional level, Rodríguez-Verdugo et al. (2016) demonstrated that first-step mutations in </w:t>
-      </w:r>
-      <w:proofErr w:type="spellStart"/>
+        <w:t>Pseudomonas aeruginosa</w:t>
+      </w:r>
+      <w:r>
+        <w:t xml:space="preserve"> resistance</w:t>
+      </w:r>
+      <w:r>
+        <w:t xml:space="preserve"> </w:t>
+      </w:r>
+      <w:r>
+        <w:t>Li et al. (2023)</w:t>
+      </w:r>
+      <w:r>
+        <w:t xml:space="preserve">. Not only in Asia another study done in the United States of America (USA) reported </w:t>
+      </w:r>
+      <w:r>
+        <w:t xml:space="preserve">across regions a 10°C increase in temperature corresponded to rises in antibiotic resistance of 4.2%, 2.2%, and 2.7% in </w:t>
+      </w:r>
       <w:r>
         <w:rPr>
           <w:i/>
           <w:iCs/>
         </w:rPr>
-        <w:t>rpoB</w:t>
-      </w:r>
-      <w:proofErr w:type="spellEnd"/>
-      <w:r>
-        <w:t xml:space="preserve"> selected under thermal stress at 42°C restore the expression of hundreds of heat-perturbed genes back toward their pre-stress baseline, suggesting that much of the fitness benefit of these mutations derives from correcting the transcriptional dysregulation imposed by heat rather than from any direct biochemical improvement in enzyme function. Jiao et al. (2024) corroborated this picture through genome-wide transcriptomic analysis, documenting the broad reprogramming of gene expression that accompanies </w:t>
+        <w:t>Escherichia coli</w:t>
+      </w:r>
+      <w:r>
+        <w:t xml:space="preserve">, </w:t>
       </w:r>
       <w:r>
         <w:rPr>
           <w:i/>
           <w:iCs/>
         </w:rPr>
-        <w:t>E. coli</w:t>
-      </w:r>
-      <w:r>
-        <w:t xml:space="preserve"> adaptation to elevated temperature, with changes spanning ribosome biogenesis, metabolic pathways, and stress response regulons.</w:t>
-      </w:r>
-    </w:p>
-    <w:p>
-      <w:r>
-        <w:t xml:space="preserve">In E. coli the main regulator of the heat shock response is the sigma factor s32, transcribed by the </w:t>
-      </w:r>
-      <w:proofErr w:type="spellStart"/>
-      <w:r>
-        <w:t>rpoH</w:t>
-      </w:r>
-      <w:proofErr w:type="spellEnd"/>
-      <w:r>
-        <w:t xml:space="preserve"> gene (Arse` ne et al., 2000). High heat increases the concentration of free intracellular s32. In turn, s32 binds to the RNA polymerase and initiates the transcription of heat shock genes such as numerous global transcriptional regulators and genes involved in maintaining membrane functionality and homeostasis (Grossman et al., 1987; Nonaka et al., 2006; Straus et al., 1987; Yura et al., 1984; Zhao et al., 2005). Many chaperones, including </w:t>
-      </w:r>
-      <w:proofErr w:type="spellStart"/>
-      <w:r>
-        <w:t>DnaK</w:t>
-      </w:r>
-      <w:proofErr w:type="spellEnd"/>
-      <w:r>
-        <w:t xml:space="preserve">, have been shown to participate in the </w:t>
-      </w:r>
-      <w:r>
-        <w:lastRenderedPageBreak/>
-        <w:t>negative regulation of the heat shock response by binding s32 and preventing it from activating the expression of heat shock genes (Ars `</w:t>
-      </w:r>
-      <w:proofErr w:type="spellStart"/>
-      <w:r>
-        <w:t>ene</w:t>
-      </w:r>
-      <w:proofErr w:type="spellEnd"/>
-      <w:r>
-        <w:t xml:space="preserve"> et al., 2000; </w:t>
-      </w:r>
-      <w:proofErr w:type="spellStart"/>
-      <w:r>
-        <w:t>Roncarati</w:t>
-      </w:r>
-      <w:proofErr w:type="spellEnd"/>
-      <w:r>
-        <w:t xml:space="preserve"> and Scarlato, 2017). </w:t>
-      </w:r>
-      <w:proofErr w:type="spellStart"/>
-      <w:r>
-        <w:t>DnaK</w:t>
-      </w:r>
-      <w:proofErr w:type="spellEnd"/>
-      <w:r>
-        <w:t xml:space="preserve"> also binds to unfolded proteins. As such, many other stresses that cause protein unfolding can compete for </w:t>
-      </w:r>
-      <w:proofErr w:type="spellStart"/>
-      <w:r>
-        <w:t>DnaK</w:t>
-      </w:r>
-      <w:proofErr w:type="spellEnd"/>
-      <w:r>
-        <w:t>, freeing s32 and activating the heat shock response. Other organisms have different mechanisms to regulate the heat shock response, but its involvement in other stresses—especially those that cause protein misfolding—seems to be a common theme. In fact, the heat shock response has been shown to be involved in responding to stresses as diverse as cadmium in Drosophila spp. (</w:t>
-      </w:r>
-      <w:proofErr w:type="spellStart"/>
-      <w:r>
-        <w:t>Courgeon</w:t>
-      </w:r>
-      <w:proofErr w:type="spellEnd"/>
-      <w:r>
-        <w:t xml:space="preserve"> et al., 1984), heavy metals in Oncorhynchus tshawytscha (Heikkila et al., 1982), and ethanol in </w:t>
-      </w:r>
-      <w:proofErr w:type="spellStart"/>
-      <w:r>
-        <w:t>Zymomonas</w:t>
-      </w:r>
-      <w:proofErr w:type="spellEnd"/>
-      <w:r>
-        <w:t xml:space="preserve"> </w:t>
-      </w:r>
-      <w:proofErr w:type="spellStart"/>
-      <w:r>
-        <w:t>mobilis</w:t>
-      </w:r>
-      <w:proofErr w:type="spellEnd"/>
-      <w:r>
-        <w:t xml:space="preserve"> (Michel and Starka, 1986) and E. coli (Chaudhuri et al., 2006).</w:t>
-      </w:r>
-    </w:p>
-    <w:p>
-      <w:r>
-        <w:pict w14:anchorId="520E624A">
-          <v:rect id="_x0000_i1026" style="width:0;height:1.5pt" o:hralign="center" o:hrstd="t" o:hr="t" fillcolor="#a0a0a0" stroked="f"/>
-        </w:pict>
-      </w:r>
-    </w:p>
-    <w:p>
-      <w:r>
-        <w:rPr>
-          <w:b/>
-          <w:bCs/>
-        </w:rPr>
-        <w:t>Cold Response</w:t>
-      </w:r>
-    </w:p>
-    <w:p>
-      <w:r>
-        <w:t xml:space="preserve">The physiological response of </w:t>
+        <w:t>Klebsiella pneumoniae</w:t>
+      </w:r>
+      <w:r>
+        <w:t xml:space="preserve">, and </w:t>
       </w:r>
       <w:r>
         <w:rPr>
           <w:i/>
           <w:iCs/>
         </w:rPr>
-        <w:t>E. coli</w:t>
-      </w:r>
-      <w:r>
-        <w:t xml:space="preserve"> to sub-optimal temperatures is mechanistically distinct from the heat shock response, reflecting the different cellular challenges posed by cold stress. Whereas heat stress primarily threatens protein folding integrity, cold stress impairs membrane fluidity and ribosome function, slowing translation and disrupting the coordination of transcription and translation. Rodríguez-Verdugo et al. (2020) note that low temperature, like heat, induces transient physiological changes that alter antibiotic susceptibility, though the downstream consequences differ — cold-stressed cells tend to show increased sensitivity to antibiotics that disrupt processes already compromised by the cold, such as membrane integrity and ribosome assembly. Cruz-Loya et al. (2019) provided direct experimental evidence for the mechanistic separation of cold and heat stress responses using a network-clustering approach based on phenotypic growth data: responses to low and high temperatures formed clearly separated clusters in phenotypic space, each associated with a distinct group of antibiotics whose effects on growth mimic those of the respective temperature extreme. Critically, they confirmed that cold shock genes — analogous to heat shock genes — are induced by specific antibiotics, suggesting that the cold stress response machinery has similarly been co-opted to manage chemical stress. Consistent with this, Cruz-Loya et al. (2019) observed that strains of </w:t>
+        <w:t>Staphylococcus aureus</w:t>
       </w:r>
       <w:r>
         <w:rPr>
           <w:i/>
           <w:iCs/>
         </w:rPr>
-        <w:t>E. coli</w:t>
-      </w:r>
-      <w:r>
-        <w:t xml:space="preserve"> experimentally evolved at high temperatures subsequently showed increased sensitivity to antibiotics that phenotypically resemble cold stress, indicating that thermal adaptation reshapes not only heat resistance but also the cold stress response network, with the two programmes being physiologically antagonistic. Fan et al. (2024) added a further dimension to cold-relevant physiology by showing that the </w:t>
-      </w:r>
-      <w:r>
-        <w:rPr>
-          <w:i/>
-          <w:iCs/>
-        </w:rPr>
-        <w:t>E. coli</w:t>
-      </w:r>
-      <w:r>
-        <w:t xml:space="preserve"> strain depleted of </w:t>
-      </w:r>
-      <w:proofErr w:type="spellStart"/>
-      <w:r>
-        <w:t>DnaK</w:t>
-      </w:r>
-      <w:proofErr w:type="spellEnd"/>
-      <w:r>
-        <w:t xml:space="preserve">/J and trigger factor remained viable below 30°C but not at 37°C, implying that the </w:t>
-      </w:r>
-      <w:proofErr w:type="spellStart"/>
-      <w:r>
-        <w:t>proteostasis</w:t>
-      </w:r>
-      <w:proofErr w:type="spellEnd"/>
-      <w:r>
-        <w:t xml:space="preserve"> requirements of the cell are fundamentally different at lower temperatures </w:t>
-      </w:r>
-      <w:r>
+        <w:t xml:space="preserve"> </w:t>
+      </w:r>
+      <w:r>
+        <w:t>(MacFadden et al., 2018)</w:t>
+      </w:r>
+      <w:r>
+        <w:t>. These findings provide support to the earlier claims that the mechanisms for managing antibiotic resistance temperature stress</w:t>
+      </w:r>
+      <w:r>
+        <w:t xml:space="preserve"> is likely more interconnected than we thought. The review paper by </w:t>
+      </w:r>
+      <w:r>
+        <w:t>Rodríguez-Verdugo et al. (2020),</w:t>
+      </w:r>
+      <w:r>
+        <w:t xml:space="preserve"> goes on to further state</w:t>
+      </w:r>
+      <w:r>
+        <w:t xml:space="preserve"> that we need to look at </w:t>
+      </w:r>
+      <w:r>
+        <w:t>antibiotic</w:t>
+      </w:r>
+      <w:r>
+        <w:t xml:space="preserve"> resistance through three </w:t>
+      </w:r>
+      <w:r>
+        <w:t>different levels of biological organization</w:t>
+      </w:r>
+      <w:r>
+        <w:t>. The initial</w:t>
+      </w:r>
+      <w:r>
+        <w:t xml:space="preserve"> physiological</w:t>
+      </w:r>
+      <w:r>
+        <w:t xml:space="preserve"> </w:t>
+      </w:r>
+      <w:r>
+        <w:t>response</w:t>
+      </w:r>
+      <w:r>
+        <w:t xml:space="preserve"> to temperature which </w:t>
+      </w:r>
+      <w:r>
+        <w:t>causes unpredictable</w:t>
+      </w:r>
+      <w:r>
+        <w:t xml:space="preserve"> cellular and metabolic changes </w:t>
+      </w:r>
+      <w:r>
+        <w:t xml:space="preserve">which gives </w:t>
+      </w:r>
+      <w:r>
+        <w:t>rise to antibiotic tolerance and persistence</w:t>
+      </w:r>
+      <w:r>
+        <w:t xml:space="preserve">. </w:t>
+      </w:r>
+      <w:r>
+        <w:t xml:space="preserve">The second </w:t>
+      </w:r>
+      <w:r>
+        <w:t xml:space="preserve">is </w:t>
+      </w:r>
+      <w:r>
+        <w:t xml:space="preserve">the genetic response </w:t>
+      </w:r>
+      <w:r>
+        <w:t xml:space="preserve">which emerges </w:t>
+      </w:r>
+      <w:r>
+        <w:t xml:space="preserve">when </w:t>
+      </w:r>
+      <w:r>
+        <w:t xml:space="preserve">temperature </w:t>
+      </w:r>
+      <w:r>
+        <w:t>stress is sustained</w:t>
+      </w:r>
+      <w:r>
+        <w:t xml:space="preserve"> caused by prolonged heat or cold exposure which can lead to mutations to antibiotics appearing within</w:t>
+      </w:r>
+      <w:r>
+        <w:t xml:space="preserve"> </w:t>
+      </w:r>
+      <w:r>
+        <w:t xml:space="preserve">a population. </w:t>
+      </w:r>
+      <w:r>
+        <w:t xml:space="preserve">Which leads to the third </w:t>
+      </w:r>
+      <w:r>
+        <w:t>long</w:t>
+      </w:r>
+      <w:r>
+        <w:t xml:space="preserve"> </w:t>
+      </w:r>
+      <w:r>
+        <w:t xml:space="preserve">term </w:t>
+      </w:r>
+      <w:r>
+        <w:t>and l</w:t>
+      </w:r>
+      <w:r>
+        <w:t>arge</w:t>
+      </w:r>
+      <w:r>
+        <w:t>-scale</w:t>
+      </w:r>
+      <w:r>
+        <w:t xml:space="preserve"> evolutionary</w:t>
+      </w:r>
+      <w:r>
+        <w:t xml:space="preserve"> response</w:t>
+      </w:r>
+      <w:r>
+        <w:t xml:space="preserve"> where local and global temperature changes promote the spread and retention of resistance through </w:t>
+      </w:r>
+      <w:r>
+        <w:t xml:space="preserve">long lasting or permanent </w:t>
+      </w:r>
+      <w:r>
+        <w:t>antibiotic resistance mutations</w:t>
+      </w:r>
+      <w:r>
+        <w:t xml:space="preserve">. Collectively we see that </w:t>
+      </w:r>
+      <w:r>
+        <w:t>antibiotic resistance cannot be</w:t>
+      </w:r>
+      <w:r>
+        <w:t xml:space="preserve"> </w:t>
+      </w:r>
+      <w:r>
+        <w:t>managed in isolation</w:t>
+      </w:r>
+      <w:r>
+        <w:t xml:space="preserve"> and </w:t>
+      </w:r>
+      <w:r>
+        <w:t>temperature</w:t>
+      </w:r>
+      <w:r>
+        <w:t xml:space="preserve"> can play a substantial role in the acceleration of resistance even in the absence of antibiotics. </w:t>
+      </w:r>
+    </w:p>
+    <w:p>
+      <w:pPr>
+        <w:rPr>
+          <w:b/>
+          <w:bCs/>
+        </w:rPr>
+      </w:pPr>
+    </w:p>
+    <w:p>
+      <w:pPr>
+        <w:ind w:left="360"/>
+        <w:rPr>
+          <w:b/>
+          <w:bCs/>
+        </w:rPr>
+      </w:pPr>
+      <w:r>
+        <w:rPr>
+          <w:b/>
+          <w:bCs/>
+        </w:rPr>
         <w:lastRenderedPageBreak/>
-        <w:t>and that the chaperone network operates under distinct constraints in the cold versus the heat.</w:t>
-      </w:r>
-    </w:p>
-    <w:p>
-      <w:hyperlink r:id="rId5" w:history="1">
-        <w:r>
-          <w:rPr>
-            <w:rStyle w:val="Hyperlink"/>
-          </w:rPr>
-          <w:t>https://pmc.ncbi.nlm.nih.gov/articles/PMC8128238/</w:t>
-        </w:r>
-      </w:hyperlink>
-    </w:p>
-    <w:p/>
-    <w:p/>
-    <w:p/>
-    <w:p>
-      <w:r>
-        <w:t xml:space="preserve">Environmental response </w:t>
-      </w:r>
-    </w:p>
-    <w:p>
-      <w:r>
-        <w:t xml:space="preserve">Due to bacteria’s </w:t>
-      </w:r>
-      <w:r>
-        <w:t xml:space="preserve">multitude of responses </w:t>
-      </w:r>
-      <w:r>
-        <w:t xml:space="preserve">and </w:t>
-      </w:r>
-      <w:r>
-        <w:t>sensitivity to</w:t>
-      </w:r>
-      <w:r>
-        <w:t xml:space="preserve"> changing temperature</w:t>
-      </w:r>
-      <w:r>
-        <w:t xml:space="preserve">, </w:t>
-      </w:r>
-      <w:r>
-        <w:t xml:space="preserve">the effect </w:t>
-      </w:r>
-      <w:proofErr w:type="gramStart"/>
-      <w:r>
-        <w:t xml:space="preserve">of </w:t>
-      </w:r>
-      <w:r>
-        <w:t xml:space="preserve"> global</w:t>
-      </w:r>
-      <w:proofErr w:type="gramEnd"/>
-      <w:r>
-        <w:t xml:space="preserve"> warming</w:t>
-      </w:r>
-      <w:r>
-        <w:t xml:space="preserve"> and how this will affect antibiotic resistance for humanity going forwards</w:t>
-      </w:r>
-      <w:r>
-        <w:t xml:space="preserve"> have to be addressed. S</w:t>
-      </w:r>
-      <w:r>
-        <w:t xml:space="preserve">tudies have shown that climate change affects antibiotic resistance quite substantially. According to a paper by </w:t>
-      </w:r>
-      <w:r>
-        <w:t>Li et al., 2023</w:t>
-      </w:r>
-      <w:r>
-        <w:t xml:space="preserve">, they discovered that even a </w:t>
-      </w:r>
-      <w:r>
-        <w:t>1 ◦C increase in average ambient temperature was associated with 1.14-fold increas</w:t>
-      </w:r>
-      <w:r>
-        <w:t xml:space="preserve">e in </w:t>
-      </w:r>
-      <w:r>
-        <w:t>Klebsiella pneumoniae</w:t>
-      </w:r>
-      <w:r>
-        <w:t xml:space="preserve"> and </w:t>
-      </w:r>
-      <w:r>
-        <w:t>Pseudomonas aeruginosa</w:t>
-      </w:r>
-      <w:r>
-        <w:t xml:space="preserve"> prevalence. Not only in Asia another study done by </w:t>
-      </w:r>
-      <w:r>
-        <w:t>(MacFadden et al., 2018)</w:t>
-      </w:r>
-      <w:r>
-        <w:t xml:space="preserve"> showed that in America, </w:t>
-      </w:r>
-      <w:r>
-        <w:rPr>
-          <w:highlight w:val="yellow"/>
-        </w:rPr>
-        <w:t>an increase in temperature of 10 °C across regions was associated with an increase in antibiotic resistance of 4.2%, 2.2%, and 2.7% for the common pathogens Escherichia coli, Klebsiella pneumoniae and Staphylococcus aureus.</w:t>
-      </w:r>
-      <w:r>
-        <w:t xml:space="preserve"> This is all summarised in the review paper by </w:t>
-      </w:r>
-      <w:r>
-        <w:t>Rodríguez-Verdugo et al. (2020)</w:t>
-      </w:r>
-      <w:r>
-        <w:t xml:space="preserve"> where they conclude that </w:t>
-      </w:r>
-      <w:r>
-        <w:rPr>
-          <w:highlight w:val="yellow"/>
-        </w:rPr>
-        <w:t>by integrating laboratory, hospital, and environmental studies concluded that temperature changes at both local and global scales are actively contributing to the antibiotic resistance crisis, through mechanisms spanning short-term physiological tolerance, long-term evolutionary change, and enhanced horizontal gene transfer.</w:t>
-      </w:r>
-    </w:p>
-    <w:p/>
-    <w:p>
-      <w:r>
-        <w:t xml:space="preserve">Cross response </w:t>
-      </w:r>
-      <w:r>
-        <w:t>(</w:t>
-      </w:r>
-      <w:r>
-        <w:t>Similarity between the Physiological Effects of Antibiotics and Temperature</w:t>
-      </w:r>
-      <w:r>
-        <w:t>)</w:t>
-      </w:r>
-    </w:p>
-    <w:p>
-      <w:r>
-        <w:t xml:space="preserve">How temperature ties </w:t>
-      </w:r>
-      <w:proofErr w:type="gramStart"/>
-      <w:r>
-        <w:t>in to</w:t>
-      </w:r>
-      <w:proofErr w:type="gramEnd"/>
-      <w:r>
-        <w:t xml:space="preserve"> </w:t>
-      </w:r>
-      <w:r>
-        <w:t xml:space="preserve">antibiotic resistance is due to a concept known as cross response. </w:t>
-      </w:r>
-      <w:r>
-        <w:t xml:space="preserve">Because temperature is such </w:t>
-      </w:r>
-      <w:proofErr w:type="gramStart"/>
-      <w:r>
-        <w:t>an</w:t>
-      </w:r>
-      <w:proofErr w:type="gramEnd"/>
-      <w:r>
-        <w:t xml:space="preserve"> pervasive factor during the bacterial </w:t>
-      </w:r>
-      <w:r>
-        <w:t>evolution</w:t>
-      </w:r>
-      <w:r>
-        <w:t xml:space="preserve">, we </w:t>
-      </w:r>
-      <w:r>
-        <w:t xml:space="preserve">frequently observe </w:t>
-      </w:r>
-      <w:r>
-        <w:t>overlap</w:t>
-      </w:r>
-      <w:r>
-        <w:t xml:space="preserve"> of fitness effects where an antibiotic-resistant bacteria also exhibits tolerance to heat or cold stress and vice versa</w:t>
-      </w:r>
-      <w:r>
-        <w:t>.</w:t>
-      </w:r>
-      <w:r>
-        <w:t xml:space="preserve"> This is a concept known as </w:t>
-      </w:r>
-      <w:r>
-        <w:t>cross-stress protection</w:t>
-      </w:r>
-      <w:r>
-        <w:t xml:space="preserve"> </w:t>
-      </w:r>
-      <w:r>
-        <w:t>(</w:t>
-      </w:r>
-      <w:proofErr w:type="spellStart"/>
-      <w:r>
-        <w:t>Dragosits</w:t>
-      </w:r>
-      <w:proofErr w:type="spellEnd"/>
-      <w:r>
-        <w:t xml:space="preserve"> et al., 2013)</w:t>
-      </w:r>
-      <w:r>
-        <w:t>.</w:t>
-      </w:r>
-      <w:r>
-        <w:t xml:space="preserve"> </w:t>
-      </w:r>
-      <w:r>
-        <w:t>Th</w:t>
-      </w:r>
-      <w:r>
-        <w:t>e theory behind this mechanism is that</w:t>
-      </w:r>
-      <w:r>
-        <w:t xml:space="preserve"> </w:t>
-      </w:r>
-      <w:r>
-        <w:t xml:space="preserve">for </w:t>
-      </w:r>
-      <w:proofErr w:type="gramStart"/>
-      <w:r>
-        <w:t>a</w:t>
-      </w:r>
-      <w:proofErr w:type="gramEnd"/>
-      <w:r>
-        <w:t xml:space="preserve"> organism to develop </w:t>
-      </w:r>
-      <w:r>
-        <w:t xml:space="preserve">a new </w:t>
-      </w:r>
-      <w:r>
-        <w:t>no</w:t>
-      </w:r>
-      <w:r>
-        <w:t>vel</w:t>
-      </w:r>
-      <w:r>
-        <w:t xml:space="preserve"> stress response is</w:t>
-      </w:r>
-      <w:r>
-        <w:t xml:space="preserve"> both</w:t>
-      </w:r>
-      <w:r>
-        <w:t xml:space="preserve"> time consuming and costly</w:t>
-      </w:r>
-      <w:r>
-        <w:t>,</w:t>
-      </w:r>
-      <w:r>
-        <w:t xml:space="preserve"> </w:t>
-      </w:r>
-      <w:r>
-        <w:t>therefor</w:t>
-      </w:r>
-      <w:r>
-        <w:t xml:space="preserve"> </w:t>
-      </w:r>
-      <w:r>
-        <w:t xml:space="preserve">if </w:t>
-      </w:r>
-      <w:r>
-        <w:t>resistance</w:t>
-      </w:r>
-      <w:r>
-        <w:t xml:space="preserve"> or adaptation can be achieved </w:t>
-      </w:r>
-      <w:r>
-        <w:t>by</w:t>
-      </w:r>
-      <w:r>
-        <w:t xml:space="preserve"> </w:t>
-      </w:r>
-      <w:r>
-        <w:t>co-opting existing pathways</w:t>
-      </w:r>
-      <w:r>
-        <w:t xml:space="preserve"> this “path” is often taken. </w:t>
-      </w:r>
-      <w:r>
-        <w:t xml:space="preserve">An example of this </w:t>
-      </w:r>
-      <w:r>
-        <w:t xml:space="preserve">was seen in </w:t>
-      </w:r>
-      <w:r>
-        <w:t>Cruz-Loya et al. (2019)</w:t>
-      </w:r>
-      <w:r>
-        <w:t xml:space="preserve">’s experiment </w:t>
-      </w:r>
-      <w:r>
-        <w:t xml:space="preserve">where </w:t>
-      </w:r>
-      <w:proofErr w:type="gramStart"/>
-      <w:r>
-        <w:t>E.coli’s</w:t>
-      </w:r>
-      <w:proofErr w:type="gramEnd"/>
-      <w:r>
-        <w:t xml:space="preserve"> </w:t>
-      </w:r>
-      <w:r>
-        <w:t>phenotypic growth data and transcriptional reporter assays</w:t>
-      </w:r>
-      <w:r>
-        <w:t xml:space="preserve"> under heat stress</w:t>
-      </w:r>
-      <w:r>
-        <w:t xml:space="preserve"> </w:t>
-      </w:r>
-      <w:r>
-        <w:t xml:space="preserve">displayed </w:t>
-      </w:r>
-      <w:r>
-        <w:t>a similar</w:t>
-      </w:r>
-      <w:r>
-        <w:t xml:space="preserve"> </w:t>
-      </w:r>
-      <w:r>
-        <w:t>physiological</w:t>
-      </w:r>
-      <w:r>
-        <w:t xml:space="preserve"> response </w:t>
-      </w:r>
-      <w:r>
-        <w:t xml:space="preserve">to the </w:t>
-      </w:r>
-      <w:r>
-        <w:t xml:space="preserve">antibiotic stress. </w:t>
-      </w:r>
-      <w:r>
-        <w:t>This effect can be both positive and negative however and the effect can vary greatly. An example</w:t>
-      </w:r>
-      <w:r>
-        <w:t xml:space="preserve"> of the positive effect can be seen in </w:t>
-      </w:r>
-      <w:r>
-        <w:rPr>
-          <w:highlight w:val="yellow"/>
-        </w:rPr>
-        <w:t xml:space="preserve">A prime example of </w:t>
-      </w:r>
-      <w:r>
-        <w:rPr>
-          <w:highlight w:val="yellow"/>
-        </w:rPr>
-        <w:lastRenderedPageBreak/>
-        <w:t xml:space="preserve">this evolutionary strategy in bacteria is the alternative sigma factor </w:t>
-      </w:r>
-      <w:proofErr w:type="spellStart"/>
-      <w:r>
-        <w:rPr>
-          <w:highlight w:val="yellow"/>
-        </w:rPr>
-        <w:t>σS</w:t>
-      </w:r>
-      <w:proofErr w:type="spellEnd"/>
-      <w:r>
-        <w:rPr>
-          <w:highlight w:val="yellow"/>
-        </w:rPr>
-        <w:t>, which regulates the expression of &gt;70 genes that confer resistance against stresses as diverse as temperature change, starvation, pH, and DNA damage [28–30]</w:t>
-      </w:r>
-      <w:r>
-        <w:t xml:space="preserve"> (). Another example can be found with </w:t>
-      </w:r>
-      <w:r>
-        <w:rPr>
-          <w:highlight w:val="yellow"/>
-        </w:rPr>
-        <w:t xml:space="preserve">Additionally, overexpression of </w:t>
-      </w:r>
-      <w:proofErr w:type="spellStart"/>
-      <w:r>
-        <w:rPr>
-          <w:highlight w:val="yellow"/>
-        </w:rPr>
-        <w:t>heatshock</w:t>
-      </w:r>
-      <w:proofErr w:type="spellEnd"/>
-      <w:r>
-        <w:rPr>
-          <w:highlight w:val="yellow"/>
-        </w:rPr>
-        <w:t xml:space="preserve"> proteins increases short-term survival of bacteria exposed to aminoglycosides</w:t>
-      </w:r>
-      <w:r>
-        <w:t xml:space="preserve">. </w:t>
-      </w:r>
-      <w:r>
-        <w:t xml:space="preserve">This effect makes up the backbone of my research as </w:t>
-      </w:r>
-      <w:r>
-        <w:t xml:space="preserve">I will be delving in to see if </w:t>
-      </w:r>
-      <w:r>
-        <w:t xml:space="preserve">this is happening to our lab bacteria. </w:t>
+        <w:t>Media</w:t>
+      </w:r>
+      <w:r>
+        <w:rPr>
+          <w:b/>
+          <w:bCs/>
+        </w:rPr>
+        <w:t>:</w:t>
       </w:r>
     </w:p>
     <w:p>
       <w:pPr>
         <w:spacing w:after="80" w:line="300" w:lineRule="auto"/>
       </w:pPr>
-    </w:p>
-    <w:p>
-      <w:pPr>
-        <w:ind w:left="360"/>
-        <w:rPr>
-          <w:b/>
-          <w:bCs/>
-        </w:rPr>
-      </w:pPr>
-      <w:r>
-        <w:rPr>
-          <w:b/>
-          <w:bCs/>
-        </w:rPr>
-        <w:t>Media</w:t>
-      </w:r>
-      <w:r>
-        <w:rPr>
-          <w:b/>
-          <w:bCs/>
-        </w:rPr>
-        <w:t>:</w:t>
-      </w:r>
-    </w:p>
-    <w:p>
-      <w:pPr>
-        <w:spacing w:after="80" w:line="300" w:lineRule="auto"/>
-      </w:pPr>
       <w:r>
         <w:t>Glucose and m9</w:t>
       </w:r>
       <w:r>
-        <w:t xml:space="preserve"> and how these 2 media </w:t>
-      </w:r>
-      <w:proofErr w:type="gramStart"/>
-      <w:r>
-        <w:t>affects</w:t>
-      </w:r>
-      <w:proofErr w:type="gramEnd"/>
-      <w:r>
-        <w:t xml:space="preserve"> fitness effects</w:t>
+        <w:t xml:space="preserve"> and how these 2 media affects fitness effects</w:t>
       </w:r>
     </w:p>
     <w:p>
@@ -1812,6 +1325,87 @@
       </w:r>
     </w:p>
     <w:p/>
+    <w:p>
+      <w:pPr>
+        <w:rPr>
+          <w:b/>
+          <w:bCs/>
+        </w:rPr>
+      </w:pPr>
+      <w:r>
+        <w:rPr>
+          <w:b/>
+          <w:bCs/>
+        </w:rPr>
+        <w:t xml:space="preserve">E. coil, </w:t>
+      </w:r>
+      <w:r>
+        <w:rPr>
+          <w:b/>
+          <w:bCs/>
+        </w:rPr>
+        <w:t>RIF and rpoB:</w:t>
+      </w:r>
+    </w:p>
+    <w:p>
+      <w:r>
+        <w:t xml:space="preserve">The </w:t>
+      </w:r>
+      <w:r>
+        <w:t>model organism</w:t>
+      </w:r>
+      <w:r>
+        <w:t xml:space="preserve"> I will be using for this study will be E.coli with rpoB mutations that was isolated using RIF</w:t>
+      </w:r>
+      <w:r>
+        <w:t xml:space="preserve"> in our lab</w:t>
+      </w:r>
+      <w:r>
+        <w:t>.</w:t>
+      </w:r>
+      <w:r>
+        <w:t xml:space="preserve"> </w:t>
+      </w:r>
+      <w:r>
+        <w:t xml:space="preserve"> </w:t>
+      </w:r>
+      <w:r>
+        <w:t xml:space="preserve">E.coli was the bacteria of choice due to many reasons. There is a wealth of data for comparison along with the fact that is divides rapidly with simple nutrition needs and high genetic traceability. </w:t>
+      </w:r>
+      <w:r>
+        <w:t>RIF is a borad spectrum antibiotic that is used to treat many bacterial infections and is partircualry famous for being the first inline drug to treat mytpobacter tuberculosis (). It works by inhi</w:t>
+      </w:r>
+      <w:r>
+        <w:t xml:space="preserve">biting RNA synthesis which it does by binding to the beta subunit of the RNA polymerase </w:t>
+      </w:r>
+      <w:r>
+        <w:t>physically blocking the elongation of mRNA transcriptions</w:t>
+      </w:r>
+      <w:r>
+        <w:t xml:space="preserve">. Therefor resistance to RIF also occurs at the beta subunit at a place all the Rifampicin resistance determing region and is done through a structural change </w:t>
+      </w:r>
+      <w:r>
+        <w:t xml:space="preserve">which renders it impossible of RIF to bind onto the original active site. </w:t>
+      </w:r>
+      <w:r>
+        <w:t xml:space="preserve">The reason I am boradly interested in RIF rpoB mutations is due to its potential clinical significance and interesting plietrophic properties that </w:t>
+      </w:r>
+      <w:r>
+        <w:t>include alterations to the interactions with key partners—other subunits of RNAP, DNA, RNA, and σ factors</w:t>
+      </w:r>
+      <w:r>
+        <w:t>.</w:t>
+      </w:r>
+    </w:p>
+    <w:p>
+      <w:r>
+        <w:t xml:space="preserve">Rifampicin and rpoB To thoroughly investigate parallel evolution in bacteria, I will be using the antibiotic rifampicin (RIF) as an absolute filter to test for repeatability by pulling out resistant mutations from the population of the model bacteria L. plantarum. These mutations will then be compared with two other species of bacteria - E. coli and A. baylyi - to evaluate similarity at both the genotypic and the phenotypic level. RIF was picked as the antibiotic of choice because it is an effective bactericidal drug that can treat a wide range of common infections. It is in the annamycin family which is a group of drugs that can target both 3 gram-positive and gram-negative bacteria. However, it is most well known for being the first-line drug to treat Mycobacterium tuberculosis (Suresh et al., 2023). RIF targets the RNA polymerase by binding close to the beta subunit which blocks the elongation of synthesized RNA molecules, thereby leading to premature termination of transcription and ultimately cell death (Campbell et al., 2001). RIF resistance therefore mainly occurs in the rpoB gene which encodes the beta subunit of bacterial RNA polymerase. Typically resistance is due to a structural change in the beta sub-unit which renders it impossible for RIF to bind onto the original active site (Munita, et al, 2015). Additionally, it is intriguing that although the rpoB gene encodes for 1342 amino acids, previous studies done on Haemophilus influenzae, M. tuberculosis, Neisseria and Streptococcus pneumoniae indicate that resistance </w:t>
+      </w:r>
+      <w:r>
+        <w:lastRenderedPageBreak/>
+        <w:t>mutations only occur at a relatively small set of loci known as the rifampicin resistance-determining region (RRDR) (Goldstein, 2014). The data collected from our lab also supports this observation as E. coli and A. baylyi all predominantly have mutations appearing in this region (Engelstaedter, 2023). The area in question has four main clusters, I, II, III, and N. Cluster I is notable for harboring most mutations. Therefore because rpoB is extremely conserved in nearly every bacteria and RIF is so precise in its targeting, it makes for an excellent controlled model for testing the repeatability of evolution.</w:t>
+      </w:r>
+    </w:p>
     <w:p/>
     <w:p/>
     <w:p>
@@ -1825,344 +1419,17 @@
         <w:rPr>
           <w:b/>
           <w:bCs/>
-        </w:rPr>
-        <w:t xml:space="preserve">E. coil, </w:t>
-      </w:r>
-      <w:r>
-        <w:rPr>
-          <w:b/>
-          <w:bCs/>
-        </w:rPr>
-        <w:t xml:space="preserve">RIF and </w:t>
-      </w:r>
-      <w:proofErr w:type="spellStart"/>
-      <w:r>
-        <w:rPr>
-          <w:b/>
-          <w:bCs/>
-        </w:rPr>
-        <w:t>rpoB</w:t>
-      </w:r>
-      <w:proofErr w:type="spellEnd"/>
-      <w:r>
-        <w:rPr>
-          <w:b/>
-          <w:bCs/>
-        </w:rPr>
-        <w:t>:</w:t>
-      </w:r>
-    </w:p>
-    <w:p>
-      <w:r>
-        <w:t xml:space="preserve">The </w:t>
-      </w:r>
-      <w:r>
-        <w:t>model organism</w:t>
-      </w:r>
-      <w:r>
-        <w:t xml:space="preserve"> I will be using for this study will be </w:t>
-      </w:r>
-      <w:proofErr w:type="gramStart"/>
-      <w:r>
-        <w:t>E.coli</w:t>
-      </w:r>
-      <w:proofErr w:type="gramEnd"/>
-      <w:r>
-        <w:t xml:space="preserve"> with </w:t>
-      </w:r>
-      <w:proofErr w:type="spellStart"/>
-      <w:r>
-        <w:t>rpoB</w:t>
-      </w:r>
-      <w:proofErr w:type="spellEnd"/>
-      <w:r>
-        <w:t xml:space="preserve"> mutations that was isolated using RIF</w:t>
-      </w:r>
-      <w:r>
-        <w:t xml:space="preserve"> in our lab</w:t>
-      </w:r>
-      <w:r>
+          <w:highlight w:val="yellow"/>
+        </w:rPr>
+        <w:t>RNA polymerase (RNAP) is one of the most important and highly conserved molecules across all domains of life. And yet, when challenged with antibiotics that target it, such as rifampicin, mutations in RNAP emerge with surprising frequency (Goldstein 2014; Alifano et al. 2015). In addition to providing resistance, these mutations also have strong pleiotropic effects across various levels of biological organization (Fig. 1; Qi et al. 2014; Bershtein et al. 2017; Trauner et al. 2021). As such, this seemingly simple system where bacteria acquire a single point mutation in RNAP, in reality elicits an enormously complex set of responses, altering molecular structure and function, which scale up to influence cellular processes and organismal fitness</w:t>
+      </w:r>
+      <w:r>
+        <w:rPr>
+          <w:b/>
+          <w:bCs/>
+        </w:rPr>
         <w:t>.</w:t>
       </w:r>
-      <w:r>
-        <w:t xml:space="preserve"> </w:t>
-      </w:r>
-      <w:r>
-        <w:t xml:space="preserve"> </w:t>
-      </w:r>
-      <w:proofErr w:type="gramStart"/>
-      <w:r>
-        <w:t>E.coli</w:t>
-      </w:r>
-      <w:proofErr w:type="gramEnd"/>
-      <w:r>
-        <w:t xml:space="preserve"> was the bacteria of choice due to many reasons. There is a wealth of data for comparison along with the fact that is divides rapidly with simple nutrition needs and high genetic traceability. </w:t>
-      </w:r>
-      <w:r>
-        <w:t xml:space="preserve">RIF is a </w:t>
-      </w:r>
-      <w:proofErr w:type="spellStart"/>
-      <w:r>
-        <w:t>borad</w:t>
-      </w:r>
-      <w:proofErr w:type="spellEnd"/>
-      <w:r>
-        <w:t xml:space="preserve"> spectrum antibiotic that is used to treat many bacterial infections and is </w:t>
-      </w:r>
-      <w:proofErr w:type="spellStart"/>
-      <w:r>
-        <w:t>partircualry</w:t>
-      </w:r>
-      <w:proofErr w:type="spellEnd"/>
-      <w:r>
-        <w:t xml:space="preserve"> famous for being the first inline drug to treat </w:t>
-      </w:r>
-      <w:proofErr w:type="spellStart"/>
-      <w:r>
-        <w:t>mytpobacter</w:t>
-      </w:r>
-      <w:proofErr w:type="spellEnd"/>
-      <w:r>
-        <w:t xml:space="preserve"> tuberculosis (). It works by inhi</w:t>
-      </w:r>
-      <w:r>
-        <w:t xml:space="preserve">biting RNA synthesis which it does by binding to the beta subunit of the RNA polymerase </w:t>
-      </w:r>
-      <w:r>
-        <w:t>physically blocking the elongation of mRNA transcriptions</w:t>
-      </w:r>
-      <w:r>
-        <w:t xml:space="preserve">. Therefor resistance to RIF also occurs at the beta subunit at a place all the Rifampicin resistance </w:t>
-      </w:r>
-      <w:proofErr w:type="spellStart"/>
-      <w:r>
-        <w:t>determing</w:t>
-      </w:r>
-      <w:proofErr w:type="spellEnd"/>
-      <w:r>
-        <w:t xml:space="preserve"> region and is done through a structural change </w:t>
-      </w:r>
-      <w:r>
-        <w:t xml:space="preserve">which renders it impossible of RIF to bind onto the original active site. </w:t>
-      </w:r>
-      <w:r>
-        <w:t xml:space="preserve">The reason I am </w:t>
-      </w:r>
-      <w:proofErr w:type="spellStart"/>
-      <w:r>
-        <w:t>boradly</w:t>
-      </w:r>
-      <w:proofErr w:type="spellEnd"/>
-      <w:r>
-        <w:t xml:space="preserve"> interested in RIF </w:t>
-      </w:r>
-      <w:proofErr w:type="spellStart"/>
-      <w:r>
-        <w:t>rpoB</w:t>
-      </w:r>
-      <w:proofErr w:type="spellEnd"/>
-      <w:r>
-        <w:t xml:space="preserve"> mutations is due to its potential clinical significance and interesting </w:t>
-      </w:r>
-      <w:proofErr w:type="spellStart"/>
-      <w:r>
-        <w:t>plietrophic</w:t>
-      </w:r>
-      <w:proofErr w:type="spellEnd"/>
-      <w:r>
-        <w:t xml:space="preserve"> properties that </w:t>
-      </w:r>
-      <w:r>
-        <w:t>include alterations to the interactions with key partners—other subunits of RNAP, DNA, RNA, and σ factors</w:t>
-      </w:r>
-      <w:r>
-        <w:t>.</w:t>
-      </w:r>
-    </w:p>
-    <w:p/>
-    <w:p>
-      <w:r>
-        <w:t xml:space="preserve">Rifampicin and </w:t>
-      </w:r>
-      <w:proofErr w:type="spellStart"/>
-      <w:r>
-        <w:t>rpoB</w:t>
-      </w:r>
-      <w:proofErr w:type="spellEnd"/>
-      <w:r>
-        <w:t xml:space="preserve"> </w:t>
-      </w:r>
-      <w:proofErr w:type="gramStart"/>
-      <w:r>
-        <w:t>To</w:t>
-      </w:r>
-      <w:proofErr w:type="gramEnd"/>
-      <w:r>
-        <w:t xml:space="preserve"> thoroughly investigate parallel evolution in bacteria, I will be using the antibiotic rifampicin (RIF) as an absolute filter to test for repeatability by pulling out resistant mutations from the population of the model bacteria L. plantarum. These mutations will then be compared with two other species of bacteria - E. coli and A. </w:t>
-      </w:r>
-      <w:proofErr w:type="spellStart"/>
-      <w:r>
-        <w:t>baylyi</w:t>
-      </w:r>
-      <w:proofErr w:type="spellEnd"/>
-      <w:r>
-        <w:t xml:space="preserve"> - to evaluate similarity at both the genotypic and the phenotypic level. RIF was picked as the antibiotic of choice because it is an effective bactericidal drug that can </w:t>
-      </w:r>
-      <w:r>
-        <w:lastRenderedPageBreak/>
-        <w:t xml:space="preserve">treat a wide range of common infections. It is in the annamycin family which is a group of drugs that can target both 3 gram-positive and gram-negative bacteria. However, it is most well known for being the first-line drug to treat Mycobacterium tuberculosis (Suresh et al., 2023). RIF targets the RNA polymerase by binding close to the beta subunit which blocks the elongation of synthesized RNA molecules, thereby leading to premature termination of transcription and ultimately cell death (Campbell et al., 2001). RIF resistance therefore mainly occurs in the </w:t>
-      </w:r>
-      <w:proofErr w:type="spellStart"/>
-      <w:r>
-        <w:t>rpoB</w:t>
-      </w:r>
-      <w:proofErr w:type="spellEnd"/>
-      <w:r>
-        <w:t xml:space="preserve"> gene which encodes the beta subunit of bacterial RNA polymerase. </w:t>
-      </w:r>
-      <w:proofErr w:type="gramStart"/>
-      <w:r>
-        <w:t>Typically</w:t>
-      </w:r>
-      <w:proofErr w:type="gramEnd"/>
-      <w:r>
-        <w:t xml:space="preserve"> resistance is due to a structural change in the beta sub-unit which renders it impossible for RIF to bind onto the original active site (Munita, et al, 2015). Additionally, it is intriguing that although the </w:t>
-      </w:r>
-      <w:proofErr w:type="spellStart"/>
-      <w:r>
-        <w:t>rpoB</w:t>
-      </w:r>
-      <w:proofErr w:type="spellEnd"/>
-      <w:r>
-        <w:t xml:space="preserve"> gene encodes for 1342 amino acids, previous studies done on Haemophilus influenzae, M. tuberculosis, Neisseria and Streptococcus pneumoniae indicate that resistance mutations only occur at a relatively small set of loci known as the rifampicin resistance-determining region (RRDR) (Goldstein, 2014). The data collected from our lab also supports this observation as E. coli and A. </w:t>
-      </w:r>
-      <w:proofErr w:type="spellStart"/>
-      <w:r>
-        <w:t>baylyi</w:t>
-      </w:r>
-      <w:proofErr w:type="spellEnd"/>
-      <w:r>
-        <w:t xml:space="preserve"> all predominantly have mutations appearing in this region (</w:t>
-      </w:r>
-      <w:proofErr w:type="spellStart"/>
-      <w:r>
-        <w:t>Engelstaedter</w:t>
-      </w:r>
-      <w:proofErr w:type="spellEnd"/>
-      <w:r>
-        <w:t xml:space="preserve">, 2023). The area in question has four main clusters, I, II, III, and N. Cluster I is notable for </w:t>
-      </w:r>
-      <w:proofErr w:type="spellStart"/>
-      <w:r>
-        <w:t>harboring</w:t>
-      </w:r>
-      <w:proofErr w:type="spellEnd"/>
-      <w:r>
-        <w:t xml:space="preserve"> most mutations. </w:t>
-      </w:r>
-      <w:proofErr w:type="gramStart"/>
-      <w:r>
-        <w:t>Therefore</w:t>
-      </w:r>
-      <w:proofErr w:type="gramEnd"/>
-      <w:r>
-        <w:t xml:space="preserve"> because </w:t>
-      </w:r>
-      <w:proofErr w:type="spellStart"/>
-      <w:r>
-        <w:t>rpoB</w:t>
-      </w:r>
-      <w:proofErr w:type="spellEnd"/>
-      <w:r>
-        <w:t xml:space="preserve"> is extremely conserved in nearly every </w:t>
-      </w:r>
-      <w:proofErr w:type="gramStart"/>
-      <w:r>
-        <w:t>bacteria</w:t>
-      </w:r>
-      <w:proofErr w:type="gramEnd"/>
-      <w:r>
-        <w:t xml:space="preserve"> and RIF is so precise in its targeting, it makes for an excellent controlled model for testing the repeatability of evolution.</w:t>
-      </w:r>
-    </w:p>
-    <w:p/>
-    <w:p/>
-    <w:p>
-      <w:pPr>
-        <w:rPr>
-          <w:b/>
-          <w:bCs/>
-        </w:rPr>
-      </w:pPr>
-      <w:r>
-        <w:rPr>
-          <w:b/>
-          <w:bCs/>
-          <w:highlight w:val="yellow"/>
-        </w:rPr>
-        <w:t xml:space="preserve">RNA polymerase (RNAP) is one of the most important and highly conserved molecules across all domains of life. And yet, when challenged with antibiotics that target it, such as rifampicin, mutations in RNAP emerge with surprising frequency (Goldstein 2014; </w:t>
-      </w:r>
-      <w:proofErr w:type="spellStart"/>
-      <w:r>
-        <w:rPr>
-          <w:b/>
-          <w:bCs/>
-          <w:highlight w:val="yellow"/>
-        </w:rPr>
-        <w:t>Alifano</w:t>
-      </w:r>
-      <w:proofErr w:type="spellEnd"/>
-      <w:r>
-        <w:rPr>
-          <w:b/>
-          <w:bCs/>
-          <w:highlight w:val="yellow"/>
-        </w:rPr>
-        <w:t xml:space="preserve"> et al. 2015). In addition to providing resistance, these mutations also have strong pleiotropic effects across various levels of biological organization (Fig. 1; Qi et al. 2014; </w:t>
-      </w:r>
-      <w:proofErr w:type="spellStart"/>
-      <w:r>
-        <w:rPr>
-          <w:b/>
-          <w:bCs/>
-          <w:highlight w:val="yellow"/>
-        </w:rPr>
-        <w:t>Bershtein</w:t>
-      </w:r>
-      <w:proofErr w:type="spellEnd"/>
-      <w:r>
-        <w:rPr>
-          <w:b/>
-          <w:bCs/>
-          <w:highlight w:val="yellow"/>
-        </w:rPr>
-        <w:t xml:space="preserve"> et al. 2017; Trauner et al. 2021). As such, this seemingly simple system where bacteria acquire a single point mutation in RNAP, </w:t>
-      </w:r>
-      <w:proofErr w:type="gramStart"/>
-      <w:r>
-        <w:rPr>
-          <w:b/>
-          <w:bCs/>
-          <w:highlight w:val="yellow"/>
-        </w:rPr>
-        <w:t>in reality elicits</w:t>
-      </w:r>
-      <w:proofErr w:type="gramEnd"/>
-      <w:r>
-        <w:rPr>
-          <w:b/>
-          <w:bCs/>
-          <w:highlight w:val="yellow"/>
-        </w:rPr>
-        <w:t xml:space="preserve"> an enormously complex set of responses, altering molecular structure and function, which scale up to influence cellular processes and organismal fitness</w:t>
-      </w:r>
-      <w:r>
-        <w:rPr>
-          <w:b/>
-          <w:bCs/>
-        </w:rPr>
-        <w:t>.</w:t>
-      </w:r>
     </w:p>
     <w:p>
       <w:pPr>
@@ -2185,7 +1452,6 @@
           <w:bCs/>
           <w:noProof/>
         </w:rPr>
-        <w:lastRenderedPageBreak/>
         <w:drawing>
           <wp:inline distT="0" distB="0" distL="0" distR="0" wp14:anchorId="4B6233A2" wp14:editId="720DF0E9">
             <wp:extent cx="5731510" cy="3273425"/>
@@ -2202,7 +1468,7 @@
                     <pic:cNvPicPr/>
                   </pic:nvPicPr>
                   <pic:blipFill>
-                    <a:blip r:embed="rId6"/>
+                    <a:blip r:embed="rId5"/>
                     <a:stretch>
                       <a:fillRect/>
                     </a:stretch>
@@ -2250,15 +1516,7 @@
     </w:p>
     <w:p>
       <w:r>
-        <w:t xml:space="preserve">What is the </w:t>
-      </w:r>
-      <w:proofErr w:type="spellStart"/>
-      <w:r>
-        <w:t>rpoB</w:t>
-      </w:r>
-      <w:proofErr w:type="spellEnd"/>
-      <w:r>
-        <w:t xml:space="preserve"> gene</w:t>
+        <w:t>What is the rpoB gene</w:t>
       </w:r>
       <w:r>
         <w:t xml:space="preserve"> (beta subunit and </w:t>
@@ -2287,21 +1545,7 @@
         <w:rPr>
           <w:color w:val="555555"/>
         </w:rPr>
-        <w:t xml:space="preserve">RNA polymerase is the master regulator of transcription — mutations here have genome-wide pleiotropic consequences, making </w:t>
-      </w:r>
-      <w:proofErr w:type="spellStart"/>
-      <w:r>
-        <w:rPr>
-          <w:color w:val="555555"/>
-        </w:rPr>
-        <w:t>rpoB</w:t>
-      </w:r>
-      <w:proofErr w:type="spellEnd"/>
-      <w:r>
-        <w:rPr>
-          <w:color w:val="555555"/>
-        </w:rPr>
-        <w:t xml:space="preserve"> uniquely informative</w:t>
+        <w:t>RNA polymerase is the master regulator of transcription — mutations here have genome-wide pleiotropic consequences, making rpoB uniquely informative</w:t>
       </w:r>
     </w:p>
     <w:p/>
@@ -2317,33 +1561,8 @@
           <w:b/>
           <w:bCs/>
         </w:rPr>
-        <w:t xml:space="preserve">What literature has discovered about </w:t>
-      </w:r>
-      <w:proofErr w:type="spellStart"/>
-      <w:r>
-        <w:rPr>
-          <w:b/>
-          <w:bCs/>
-        </w:rPr>
-        <w:t>rpoB</w:t>
-      </w:r>
-      <w:proofErr w:type="spellEnd"/>
-      <w:r>
-        <w:rPr>
-          <w:b/>
-          <w:bCs/>
-        </w:rPr>
-        <w:t xml:space="preserve">, temperature and fitness effects in </w:t>
-      </w:r>
-      <w:proofErr w:type="spellStart"/>
-      <w:r>
-        <w:rPr>
-          <w:b/>
-          <w:bCs/>
-        </w:rPr>
-        <w:t>Ecoli</w:t>
-      </w:r>
-      <w:proofErr w:type="spellEnd"/>
+        <w:t>What literature has discovered about rpoB, temperature and fitness effects in Ecoli</w:t>
+      </w:r>
     </w:p>
     <w:p>
       <w:pPr>
@@ -2359,21 +1578,7 @@
         <w:rPr>
           <w:color w:val="555555"/>
         </w:rPr>
-        <w:t xml:space="preserve">Rodríguez-Verdugo et al. (2013): 114 populations, emergence of </w:t>
-      </w:r>
-      <w:proofErr w:type="spellStart"/>
-      <w:r>
-        <w:rPr>
-          <w:color w:val="555555"/>
-        </w:rPr>
-        <w:t>rpoB</w:t>
-      </w:r>
-      <w:proofErr w:type="spellEnd"/>
-      <w:r>
-        <w:rPr>
-          <w:color w:val="555555"/>
-        </w:rPr>
-        <w:t xml:space="preserve"> mutations without antibiotic exposure; resistance as a by-product of thermal adaptation</w:t>
+        <w:t>Rodríguez-Verdugo et al. (2013): 114 populations, emergence of rpoB mutations without antibiotic exposure; resistance as a by-product of thermal adaptation</w:t>
       </w:r>
     </w:p>
     <w:p>
@@ -2407,55 +1612,13 @@
         <w:rPr>
           <w:color w:val="555555"/>
         </w:rPr>
-        <w:t>The stringent response at high temperature: (p)</w:t>
-      </w:r>
-      <w:proofErr w:type="spellStart"/>
+        <w:t>The stringent response at high temperature: (p)ppGpp accumulation, RNAP reprogram, growth arrest — link directly to rpoB function</w:t>
+      </w:r>
       <w:r>
         <w:rPr>
           <w:color w:val="555555"/>
         </w:rPr>
-        <w:t>ppGpp</w:t>
-      </w:r>
-      <w:proofErr w:type="spellEnd"/>
-      <w:r>
-        <w:rPr>
-          <w:color w:val="555555"/>
-        </w:rPr>
-        <w:t xml:space="preserve"> accumulation, RNAP reprogram, growth arrest — link directly to </w:t>
-      </w:r>
-      <w:proofErr w:type="spellStart"/>
-      <w:r>
-        <w:rPr>
-          <w:color w:val="555555"/>
-        </w:rPr>
-        <w:t>rpoB</w:t>
-      </w:r>
-      <w:proofErr w:type="spellEnd"/>
-      <w:r>
-        <w:rPr>
-          <w:color w:val="555555"/>
-        </w:rPr>
-        <w:t xml:space="preserve"> function</w:t>
-      </w:r>
-      <w:r>
-        <w:rPr>
-          <w:color w:val="555555"/>
-        </w:rPr>
-        <w:t xml:space="preserve"> (seems like resource rich environment helps activate </w:t>
-      </w:r>
-      <w:proofErr w:type="spellStart"/>
-      <w:r>
-        <w:rPr>
-          <w:color w:val="555555"/>
-        </w:rPr>
-        <w:t>strigent</w:t>
-      </w:r>
-      <w:proofErr w:type="spellEnd"/>
-      <w:r>
-        <w:rPr>
-          <w:color w:val="555555"/>
-        </w:rPr>
-        <w:t xml:space="preserve"> genes so could that be why my mutants in LB grows better than in m9?)</w:t>
+        <w:t xml:space="preserve"> (seems like resource rich environment helps activate strigent genes so could that be why my mutants in LB grows better than in m9?)</w:t>
       </w:r>
     </w:p>
     <w:p>
@@ -2513,35 +1676,7 @@
         <w:rPr>
           <w:color w:val="555555"/>
         </w:rPr>
-        <w:t xml:space="preserve">Yeh paper shows that </w:t>
-      </w:r>
-      <w:proofErr w:type="gramStart"/>
-      <w:r>
-        <w:rPr>
-          <w:color w:val="555555"/>
-        </w:rPr>
-        <w:t>an</w:t>
-      </w:r>
-      <w:proofErr w:type="gramEnd"/>
-      <w:r>
-        <w:rPr>
-          <w:color w:val="555555"/>
-        </w:rPr>
-        <w:t xml:space="preserve"> </w:t>
-      </w:r>
-      <w:proofErr w:type="spellStart"/>
-      <w:r>
-        <w:rPr>
-          <w:color w:val="555555"/>
-        </w:rPr>
-        <w:t>rpoB</w:t>
-      </w:r>
-      <w:proofErr w:type="spellEnd"/>
-      <w:r>
-        <w:rPr>
-          <w:color w:val="555555"/>
-        </w:rPr>
-        <w:t xml:space="preserve"> mutation provided the bacteria with many features to resist heat </w:t>
+        <w:t xml:space="preserve">Yeh paper shows that an rpoB mutation provided the bacteria with many features to resist heat </w:t>
       </w:r>
     </w:p>
     <w:p>
@@ -2649,15 +1784,7 @@
     </w:p>
     <w:p>
       <w:r>
-        <w:t xml:space="preserve">What </w:t>
-      </w:r>
-      <w:proofErr w:type="gramStart"/>
-      <w:r>
-        <w:t>I am</w:t>
-      </w:r>
-      <w:proofErr w:type="gramEnd"/>
-      <w:r>
-        <w:t xml:space="preserve"> trying to find out</w:t>
+        <w:t>What I am trying to find out</w:t>
       </w:r>
       <w:r>
         <w:t>?</w:t>
@@ -2665,15 +1792,7 @@
     </w:p>
     <w:p>
       <w:r>
-        <w:t xml:space="preserve">How does environmental factors like temperature and media richness affect the growth of my RIF resistant </w:t>
-      </w:r>
-      <w:proofErr w:type="spellStart"/>
-      <w:r>
-        <w:t>rpoB</w:t>
-      </w:r>
-      <w:proofErr w:type="spellEnd"/>
-      <w:r>
-        <w:t xml:space="preserve"> mutations. </w:t>
+        <w:t xml:space="preserve">How does environmental factors like temperature and media richness affect the growth of my RIF resistant rpoB mutations. </w:t>
       </w:r>
     </w:p>
     <w:p>
@@ -2751,36 +1870,20 @@
     </w:p>
     <w:p>
       <w:r>
-        <w:t xml:space="preserve">we saw growth in 48c ONC but no growth in 48 experiment which means the cumulative stress of the </w:t>
-      </w:r>
-      <w:proofErr w:type="spellStart"/>
-      <w:r>
-        <w:t>forst</w:t>
-      </w:r>
-      <w:proofErr w:type="spellEnd"/>
-      <w:r>
-        <w:t xml:space="preserve"> 22h of ONC killed them and I was pipetting dead cells during the experiment </w:t>
-      </w:r>
-    </w:p>
-    <w:p>
-      <w:pPr>
-        <w:rPr>
-          <w:b/>
-          <w:bCs/>
-        </w:rPr>
-      </w:pPr>
-    </w:p>
-    <w:p>
-      <w:r>
-        <w:t xml:space="preserve">In theory we did not give these mutants time to evolve so their reaction should be </w:t>
-      </w:r>
-      <w:proofErr w:type="gramStart"/>
-      <w:r>
-        <w:t>poor</w:t>
-      </w:r>
-      <w:proofErr w:type="gramEnd"/>
-      <w:r>
-        <w:t xml:space="preserve"> but we see the complete opposite </w:t>
+        <w:t xml:space="preserve">we saw growth in 48c ONC but no growth in 48 experiment which means the cumulative stress of the forst 22h of ONC killed them and I was pipetting dead cells during the experiment </w:t>
+      </w:r>
+    </w:p>
+    <w:p>
+      <w:pPr>
+        <w:rPr>
+          <w:b/>
+          <w:bCs/>
+        </w:rPr>
+      </w:pPr>
+    </w:p>
+    <w:p>
+      <w:r>
+        <w:t xml:space="preserve">In theory we did not give these mutants time to evolve so their reaction should be poor but we see the complete opposite </w:t>
       </w:r>
     </w:p>
     <w:p>
@@ -2809,36 +1912,12 @@
     </w:p>
     <w:p>
       <w:r>
-        <w:t xml:space="preserve">We see E. coli </w:t>
-      </w:r>
-      <w:proofErr w:type="spellStart"/>
-      <w:r>
-        <w:t>rpoB</w:t>
-      </w:r>
-      <w:proofErr w:type="spellEnd"/>
-      <w:r>
-        <w:t xml:space="preserve"> mutants growing in lethal 45c heat why can they still grow?</w:t>
-      </w:r>
-    </w:p>
-    <w:p>
-      <w:r>
-        <w:t xml:space="preserve">Could mutating the </w:t>
-      </w:r>
-      <w:proofErr w:type="spellStart"/>
-      <w:r>
-        <w:t>rpoB</w:t>
-      </w:r>
-      <w:proofErr w:type="spellEnd"/>
-      <w:r>
-        <w:t xml:space="preserve"> gene also changed the </w:t>
-      </w:r>
-      <w:proofErr w:type="spellStart"/>
-      <w:r>
-        <w:t>rpoH</w:t>
-      </w:r>
-      <w:proofErr w:type="spellEnd"/>
-      <w:r>
-        <w:t xml:space="preserve"> gene? Pleiotropy?</w:t>
+        <w:t>We see E. coli rpoB mutants growing in lethal 45c heat why can they still grow?</w:t>
+      </w:r>
+    </w:p>
+    <w:p>
+      <w:r>
+        <w:t>Could mutating the rpoB gene also changed the rpoH gene? Pleiotropy?</w:t>
       </w:r>
       <w:r>
         <w:t xml:space="preserve"> Did we do WGS?)</w:t>
@@ -2847,15 +1926,7 @@
     <w:p>
       <w:r>
         <w:lastRenderedPageBreak/>
-        <w:t xml:space="preserve">We see some growth in m9 from ONC experiment at 45c but there is no </w:t>
-      </w:r>
-      <w:proofErr w:type="gramStart"/>
-      <w:r>
-        <w:t>growth  during</w:t>
-      </w:r>
-      <w:proofErr w:type="gramEnd"/>
-      <w:r>
-        <w:t xml:space="preserve"> the actual experiment </w:t>
+        <w:t xml:space="preserve">We see some growth in m9 from ONC experiment at 45c but there is no growth  during the actual experiment </w:t>
       </w:r>
     </w:p>
     <w:p>
@@ -3322,21 +2393,12 @@
           <w:bCs/>
         </w:rPr>
       </w:pPr>
-      <w:proofErr w:type="spellStart"/>
-      <w:r>
-        <w:rPr>
-          <w:b/>
-          <w:bCs/>
-        </w:rPr>
-        <w:t>Ozbilek</w:t>
-      </w:r>
-      <w:proofErr w:type="spellEnd"/>
-      <w:r>
-        <w:rPr>
-          <w:b/>
-          <w:bCs/>
-        </w:rPr>
-        <w:t xml:space="preserve">: </w:t>
+      <w:r>
+        <w:rPr>
+          <w:b/>
+          <w:bCs/>
+        </w:rPr>
+        <w:t xml:space="preserve">Ozbilek: </w:t>
       </w:r>
     </w:p>
     <w:p>
@@ -3346,15 +2408,7 @@
     </w:p>
     <w:p>
       <w:r>
-        <w:t xml:space="preserve">this paper suggests the specific </w:t>
-      </w:r>
-      <w:proofErr w:type="spellStart"/>
-      <w:r>
-        <w:t>rpoB</w:t>
-      </w:r>
-      <w:proofErr w:type="spellEnd"/>
-      <w:r>
-        <w:t xml:space="preserve"> mutation is more important than temperature </w:t>
+        <w:t xml:space="preserve">this paper suggests the specific rpoB mutation is more important than temperature </w:t>
       </w:r>
     </w:p>
     <w:p>
@@ -3378,72 +2432,12 @@
       </w:r>
       <w:r>
         <w:tab/>
-      </w:r>
-      <w:proofErr w:type="spellStart"/>
-      <w:r>
         <w:t>wt</w:t>
       </w:r>
-      <w:proofErr w:type="spellEnd"/>
-    </w:p>
-    <w:p>
-      <w:r>
-        <w:t xml:space="preserve">A decline in </w:t>
-      </w:r>
-      <w:proofErr w:type="spellStart"/>
-      <w:r>
-        <w:t>rpoBWT</w:t>
-      </w:r>
-      <w:proofErr w:type="spellEnd"/>
-      <w:r>
-        <w:t xml:space="preserve"> viable cell counts beyond the 150-min time point at 46°C (Figure 2B) indicated significant impairments in cellular processes. However, while the </w:t>
-      </w:r>
-      <w:proofErr w:type="spellStart"/>
-      <w:r>
-        <w:t>rpoBWT</w:t>
-      </w:r>
-      <w:proofErr w:type="spellEnd"/>
-      <w:r>
-        <w:t xml:space="preserve"> culture's CFU declined, the OD continued to rise during the same period. We considered that the arrest of cell division, resulting in filamentation, could cause OD to rise without </w:t>
-      </w:r>
-      <w:proofErr w:type="gramStart"/>
-      <w:r>
-        <w:t>actually increasing</w:t>
-      </w:r>
-      <w:proofErr w:type="gramEnd"/>
-      <w:r>
-        <w:t xml:space="preserve"> CFU. Indeed, growth of E. coli cultures at high temperature (≥ 45°C) has been reported to cause cell filamentation (Hoffman and Frank 1963; van </w:t>
-      </w:r>
-      <w:proofErr w:type="spellStart"/>
-      <w:r>
-        <w:t>Derlinden</w:t>
-      </w:r>
-      <w:proofErr w:type="spellEnd"/>
-      <w:r>
-        <w:t xml:space="preserve"> et al. 2008). We employed scanning electron microscopy to capture finer morphological details (Figure 3). At 37°C, </w:t>
-      </w:r>
-      <w:proofErr w:type="spellStart"/>
-      <w:r>
-        <w:t>rpoBWT</w:t>
-      </w:r>
-      <w:proofErr w:type="spellEnd"/>
-      <w:r>
-        <w:t xml:space="preserve"> and mutant cells from stationary phase culture have almost identical dimensions, appearing as short, ovoidal rods. However, at 46°C, cell length increased dramatically for both strains, with </w:t>
-      </w:r>
-      <w:proofErr w:type="spellStart"/>
-      <w:r>
-        <w:t>rpoBWT</w:t>
-      </w:r>
-      <w:proofErr w:type="spellEnd"/>
-      <w:r>
-        <w:t xml:space="preserve"> cells appearing much larger than mutant cells and more frequently lacking visible septa. These results demonstrate that in comparison to rpoB58 mutant cells, </w:t>
-      </w:r>
-      <w:proofErr w:type="spellStart"/>
-      <w:r>
-        <w:t>rpoBWT</w:t>
-      </w:r>
-      <w:proofErr w:type="spellEnd"/>
-      <w:r>
-        <w:t xml:space="preserve"> cells at 46°C are under considerably greater stress and frequently stop dividing.</w:t>
+    </w:p>
+    <w:p>
+      <w:r>
+        <w:t>A decline in rpoBWT viable cell counts beyond the 150-min time point at 46°C (Figure 2B) indicated significant impairments in cellular processes. However, while the rpoBWT culture's CFU declined, the OD continued to rise during the same period. We considered that the arrest of cell division, resulting in filamentation, could cause OD to rise without actually increasing CFU. Indeed, growth of E. coli cultures at high temperature (≥ 45°C) has been reported to cause cell filamentation (Hoffman and Frank 1963; van Derlinden et al. 2008). We employed scanning electron microscopy to capture finer morphological details (Figure 3). At 37°C, rpoBWT and mutant cells from stationary phase culture have almost identical dimensions, appearing as short, ovoidal rods. However, at 46°C, cell length increased dramatically for both strains, with rpoBWT cells appearing much larger than mutant cells and more frequently lacking visible septa. These results demonstrate that in comparison to rpoB58 mutant cells, rpoBWT cells at 46°C are under considerably greater stress and frequently stop dividing.</w:t>
       </w:r>
       <w:r>
         <w:tab/>
@@ -3451,59 +2445,11 @@
     </w:p>
     <w:p>
       <w:r>
-        <w:t>Growth of E. coli strains incubated at 44°C in minimal medium is restricted principally due to the inactivation of the first enzyme (</w:t>
-      </w:r>
-      <w:proofErr w:type="spellStart"/>
-      <w:r>
-        <w:t>MetA</w:t>
-      </w:r>
-      <w:proofErr w:type="spellEnd"/>
-      <w:r>
-        <w:t xml:space="preserve">) of methionine biosynthesis (Ron and Davis 1971). However, what restricts high-temperature growth of E. coli in rich medium is not clear. The maximum growth temperature of E. coli incubated in rich medium is reported to be between 44.5°C and 46°C (Hoffman and Frank 1963; van </w:t>
-      </w:r>
-      <w:proofErr w:type="spellStart"/>
-      <w:r>
-        <w:t>Derlinden</w:t>
-      </w:r>
-      <w:proofErr w:type="spellEnd"/>
-      <w:r>
-        <w:t xml:space="preserve"> et al. 2008; Rudolph et al. 2010). For the E. coli strain background (MC4100) used in this </w:t>
+        <w:t xml:space="preserve">Growth of E. coli strains incubated at 44°C in minimal medium is restricted principally due to the inactivation of the first enzyme (MetA) of methionine biosynthesis (Ron and Davis 1971). However, what restricts high-temperature growth of E. coli in rich medium is not clear. The maximum growth temperature of E. coli incubated in rich medium is reported to be between 44.5°C and 46°C (Hoffman and Frank 1963; van Derlinden et al. 2008; Rudolph et al. 2010). For the E. coli strain background (MC4100) used in this </w:t>
       </w:r>
       <w:r>
         <w:lastRenderedPageBreak/>
-        <w:t xml:space="preserve">study, the maximum growth temperature in a rich medium was determined to be between 45°C and 46°C. The presence of a mutant rpoB58 allele increased this limit to between 47°C and 48°C. The inhibition of E. coli growth at temperatures higher than 46°C is likely due to debilitating effects on cell structure–function, with a collapse in protein homeostasis being one of the major factors. Indeed, null mutations in genes central to the maintenance of protein homeostasis, such as those coding for molecular chaperones and proteases, significantly lower the maximum growth temperature and are classically linked to growth defects at temperatures between 37°C and 42°C (Paek and Walker 1987; Strauch et al. 1989; Sell et al. 1990; </w:t>
-      </w:r>
-      <w:proofErr w:type="spellStart"/>
-      <w:r>
-        <w:t>Ueguchi</w:t>
-      </w:r>
-      <w:proofErr w:type="spellEnd"/>
-      <w:r>
-        <w:t xml:space="preserve"> et al. 1995).  At an extreme high temperature between 46°C and 47°C, null mutations in 51 E. coli genes were shown to become essential for survival (Murata et al. 2011). In addition to some of the obvious candidate genes, such as chaperone-coding </w:t>
-      </w:r>
-      <w:proofErr w:type="spellStart"/>
-      <w:r>
-        <w:t>dnaK</w:t>
-      </w:r>
-      <w:proofErr w:type="spellEnd"/>
-      <w:r>
-        <w:t xml:space="preserve"> and </w:t>
-      </w:r>
-      <w:proofErr w:type="spellStart"/>
-      <w:r>
-        <w:t>dnaJ</w:t>
-      </w:r>
-      <w:proofErr w:type="spellEnd"/>
-      <w:r>
-        <w:t xml:space="preserve"> and protease-coding </w:t>
-      </w:r>
-      <w:proofErr w:type="spellStart"/>
-      <w:r>
-        <w:t>degP</w:t>
-      </w:r>
-      <w:proofErr w:type="spellEnd"/>
-      <w:r>
-        <w:t>, the screen identified genes involved in diverse cellular functions, including outer membrane biogenesis, cell division, and energy metabolism (Murata et al. 2011). Due to their essential nature, none of the genes directly involved in protein synthesis were identified in the screen, but the authors noted reduced expression of 23 genes that participate in protein synthesis. Based on this observation, they concluded that downregulation of ribosomal genes is one of the possible strategies for survival at extremely high growth temperatures.</w:t>
+        <w:t>study, the maximum growth temperature in a rich medium was determined to be between 45°C and 46°C. The presence of a mutant rpoB58 allele increased this limit to between 47°C and 48°C. The inhibition of E. coli growth at temperatures higher than 46°C is likely due to debilitating effects on cell structure–function, with a collapse in protein homeostasis being one of the major factors. Indeed, null mutations in genes central to the maintenance of protein homeostasis, such as those coding for molecular chaperones and proteases, significantly lower the maximum growth temperature and are classically linked to growth defects at temperatures between 37°C and 42°C (Paek and Walker 1987; Strauch et al. 1989; Sell et al. 1990; Ueguchi et al. 1995).  At an extreme high temperature between 46°C and 47°C, null mutations in 51 E. coli genes were shown to become essential for survival (Murata et al. 2011). In addition to some of the obvious candidate genes, such as chaperone-coding dnaK and dnaJ and protease-coding degP, the screen identified genes involved in diverse cellular functions, including outer membrane biogenesis, cell division, and energy metabolism (Murata et al. 2011). Due to their essential nature, none of the genes directly involved in protein synthesis were identified in the screen, but the authors noted reduced expression of 23 genes that participate in protein synthesis. Based on this observation, they concluded that downregulation of ribosomal genes is one of the possible strategies for survival at extremely high growth temperatures.</w:t>
       </w:r>
     </w:p>
     <w:p>
@@ -4330,7 +3276,7 @@
   <w:docDefaults>
     <w:rPrDefault>
       <w:rPr>
-        <w:rFonts w:asciiTheme="minorHAnsi" w:eastAsiaTheme="minorHAnsi" w:hAnsiTheme="minorHAnsi" w:cstheme="minorBidi"/>
+        <w:rFonts w:asciiTheme="minorHAnsi" w:eastAsiaTheme="minorEastAsia" w:hAnsiTheme="minorHAnsi" w:cstheme="minorBidi"/>
         <w:kern w:val="2"/>
         <w:sz w:val="24"/>
         <w:szCs w:val="24"/>
@@ -4928,7 +3874,6 @@
   <w:style w:type="character" w:default="1" w:styleId="DefaultParagraphFont">
     <w:name w:val="Default Paragraph Font"/>
     <w:uiPriority w:val="1"/>
-    <w:semiHidden/>
     <w:unhideWhenUsed/>
   </w:style>
   <w:style w:type="table" w:default="1" w:styleId="TableNormal">

--- a/Writing/Lit review.docx
+++ b/Writing/Lit review.docx
@@ -27,7 +27,15 @@
     </w:p>
     <w:p>
       <w:r>
-        <w:t xml:space="preserve">Antibiotic resistance (AR) has become such an issue due to overuse and misuse that we are considered to be in a crisis (Ventola, 2015). Just in 2024 alone there were 1.23 million deaths related to Mycobacterium tuberculosis (TB) with approximately 390,000 people developing the MDR/RR-TB resistant strain (World Health Organization, 2024). This issue has developed further to affecting the environment as </w:t>
+        <w:t xml:space="preserve">Antibiotic resistance (AR) has become such an issue due to overuse and misuse that we </w:t>
+      </w:r>
+      <w:proofErr w:type="gramStart"/>
+      <w:r>
+        <w:t>are considered to be</w:t>
+      </w:r>
+      <w:proofErr w:type="gramEnd"/>
+      <w:r>
+        <w:t xml:space="preserve"> in a crisis (Ventola, 2015). Just in 2024 alone there were 1.23 million deaths related to Mycobacterium tuberculosis (TB) with approximately 390,000 people developing the MDR/RR-TB resistant strain (World Health Organization, 2024). This issue has developed further to affecting the environment as </w:t>
       </w:r>
       <w:r>
         <w:t>misuse</w:t>
@@ -45,7 +53,15 @@
         <w:t>antibiotic</w:t>
       </w:r>
       <w:r>
-        <w:t xml:space="preserve"> to be released into the surrounding environment (Andersson and Hughes, 2014). Originally, it has been postulated that it was possible to effectively control AR through limited use, as resistant bacteria should be out competed by its more fit wild type counterpart in the absence of drugs. The theory was resistance genes while hugely </w:t>
+        <w:t xml:space="preserve"> to be released into the surrounding environment (Andersson and Hughes, 2014). Originally, it has been postulated that it was possible to effectively control AR through limited use, as resistant bacteria should be out competed by its more fit wild </w:t>
+      </w:r>
+      <w:proofErr w:type="gramStart"/>
+      <w:r>
+        <w:t>type</w:t>
+      </w:r>
+      <w:proofErr w:type="gramEnd"/>
+      <w:r>
+        <w:t xml:space="preserve"> counterpart in the absence of drugs. The theory was resistance genes while hugely </w:t>
       </w:r>
       <w:r>
         <w:t>beneficial</w:t>
@@ -138,6 +154,208 @@
           <w:b/>
           <w:bCs/>
         </w:rPr>
+        <w:t xml:space="preserve">E. coli, RIF and </w:t>
+      </w:r>
+      <w:proofErr w:type="spellStart"/>
+      <w:r>
+        <w:rPr>
+          <w:b/>
+          <w:bCs/>
+        </w:rPr>
+        <w:t>rpoB</w:t>
+      </w:r>
+      <w:proofErr w:type="spellEnd"/>
+      <w:r>
+        <w:rPr>
+          <w:b/>
+          <w:bCs/>
+        </w:rPr>
+        <w:t>:</w:t>
+      </w:r>
+      <w:r>
+        <w:rPr>
+          <w:b/>
+          <w:bCs/>
+        </w:rPr>
+        <w:t xml:space="preserve"> this underpins every chapter </w:t>
+      </w:r>
+    </w:p>
+    <w:p>
+      <w:r>
+        <w:t xml:space="preserve">To </w:t>
+      </w:r>
+      <w:r>
+        <w:t xml:space="preserve">investigate fitness effects and the stochasticity of spontaneous mutations, I will be E. coli with a </w:t>
+      </w:r>
+      <w:proofErr w:type="spellStart"/>
+      <w:r>
+        <w:t>rpoB</w:t>
+      </w:r>
+      <w:proofErr w:type="spellEnd"/>
+      <w:r>
+        <w:t xml:space="preserve"> mutation as my model organism. The </w:t>
+      </w:r>
+      <w:proofErr w:type="spellStart"/>
+      <w:r>
+        <w:t>rpoB</w:t>
+      </w:r>
+      <w:proofErr w:type="spellEnd"/>
+      <w:r>
+        <w:t xml:space="preserve"> mutation induced my RIF </w:t>
+      </w:r>
+      <w:proofErr w:type="gramStart"/>
+      <w:r>
+        <w:t>is will act</w:t>
+      </w:r>
+      <w:proofErr w:type="gramEnd"/>
+      <w:r>
+        <w:t xml:space="preserve"> as the differentiator. To provide some background, RIF is a </w:t>
+      </w:r>
+      <w:proofErr w:type="gramStart"/>
+      <w:r>
+        <w:t>broad spectrum</w:t>
+      </w:r>
+      <w:proofErr w:type="gramEnd"/>
+      <w:r>
+        <w:t xml:space="preserve"> </w:t>
+      </w:r>
+      <w:r>
+        <w:t>antibiotic</w:t>
+      </w:r>
+      <w:r>
+        <w:t xml:space="preserve"> in </w:t>
+      </w:r>
+      <w:r>
+        <w:t>the annamycin family</w:t>
+      </w:r>
+      <w:r>
+        <w:t xml:space="preserve"> that is used to treat many bacterial infections like Meningococcal Disease</w:t>
+      </w:r>
+      <w:r>
+        <w:t xml:space="preserve">, </w:t>
+      </w:r>
+      <w:r>
+        <w:t>Haemophilus influenzae type B</w:t>
+      </w:r>
+      <w:r>
+        <w:t xml:space="preserve"> and </w:t>
+      </w:r>
+      <w:r>
+        <w:t>Leprosy</w:t>
+      </w:r>
+      <w:r>
+        <w:t xml:space="preserve">. </w:t>
+      </w:r>
+      <w:proofErr w:type="gramStart"/>
+      <w:r>
+        <w:t>However</w:t>
+      </w:r>
+      <w:proofErr w:type="gramEnd"/>
+      <w:r>
+        <w:t xml:space="preserve"> it is most famous form being the first in line drug to treat </w:t>
+      </w:r>
+      <w:r>
+        <w:t>Mycobacterium tuberculosis</w:t>
+      </w:r>
+      <w:r>
+        <w:t>. The drug t</w:t>
+      </w:r>
+      <w:r>
+        <w:t xml:space="preserve">argets the RNA polymerase by binding close to the beta subunit which blocks the elongation of synthesized RNA molecules, thereby leading to premature termination of transcription and ultimately cell death (Campbell et al., 2001). </w:t>
+      </w:r>
+      <w:r>
+        <w:rPr>
+          <w:highlight w:val="yellow"/>
+        </w:rPr>
+        <w:t xml:space="preserve">RIF resistance therefore mainly occurs in the </w:t>
+      </w:r>
+      <w:proofErr w:type="spellStart"/>
+      <w:r>
+        <w:rPr>
+          <w:highlight w:val="yellow"/>
+        </w:rPr>
+        <w:t>rpoB</w:t>
+      </w:r>
+      <w:proofErr w:type="spellEnd"/>
+      <w:r>
+        <w:rPr>
+          <w:highlight w:val="yellow"/>
+        </w:rPr>
+        <w:t xml:space="preserve"> gene which encodes the beta subunit of bacterial RNA polymerase. </w:t>
+      </w:r>
+      <w:proofErr w:type="gramStart"/>
+      <w:r>
+        <w:rPr>
+          <w:highlight w:val="yellow"/>
+        </w:rPr>
+        <w:t>Typically</w:t>
+      </w:r>
+      <w:proofErr w:type="gramEnd"/>
+      <w:r>
+        <w:rPr>
+          <w:highlight w:val="yellow"/>
+        </w:rPr>
+        <w:t xml:space="preserve"> resistance is due to a structural change in the beta sub-unit which renders it impossible for RIF to bind onto the original active site (Munita, et al, 2015). Additionally, it is intriguing that although the </w:t>
+      </w:r>
+      <w:proofErr w:type="spellStart"/>
+      <w:r>
+        <w:rPr>
+          <w:highlight w:val="yellow"/>
+        </w:rPr>
+        <w:t>rpoB</w:t>
+      </w:r>
+      <w:proofErr w:type="spellEnd"/>
+      <w:r>
+        <w:rPr>
+          <w:highlight w:val="yellow"/>
+        </w:rPr>
+        <w:t xml:space="preserve"> gene encodes for 1342 amino </w:t>
+      </w:r>
+      <w:r>
+        <w:rPr>
+          <w:highlight w:val="yellow"/>
+        </w:rPr>
+        <w:lastRenderedPageBreak/>
+        <w:t>acids, previous studies done on Haemophilus influenzae, M. tuberculosis, Neisseria and Streptococcus pneumoniae indicate that resistance mutations only occur at a relatively small set of loci known as the rifampicin resistance-determining region (RRDR) (Goldstein, 2014).</w:t>
+      </w:r>
+      <w:r>
+        <w:t xml:space="preserve"> Through this relationship we have managed to evolve 28 unique E. coli strains each </w:t>
+      </w:r>
+      <w:proofErr w:type="spellStart"/>
+      <w:r>
+        <w:t>harboring</w:t>
+      </w:r>
+      <w:proofErr w:type="spellEnd"/>
+      <w:r>
+        <w:t xml:space="preserve"> a unique </w:t>
+      </w:r>
+      <w:proofErr w:type="spellStart"/>
+      <w:r>
+        <w:t>rpoB</w:t>
+      </w:r>
+      <w:proofErr w:type="spellEnd"/>
+      <w:r>
+        <w:t xml:space="preserve"> mutation. Going forward I will be using these mutations to test for fitness effects and the stochasticity. </w:t>
+      </w:r>
+    </w:p>
+    <w:p/>
+    <w:p>
+      <w:r>
+        <w:t xml:space="preserve">Chapter 1 Fitness </w:t>
+      </w:r>
+    </w:p>
+    <w:p>
+      <w:pPr>
+        <w:rPr>
+          <w:b/>
+          <w:bCs/>
+        </w:rPr>
+      </w:pPr>
+      <w:r>
+        <w:rPr>
+          <w:b/>
+          <w:bCs/>
+        </w:rPr>
         <w:t>Fitness:</w:t>
       </w:r>
     </w:p>
@@ -200,7 +418,15 @@
         <w:t>s o</w:t>
       </w:r>
       <w:r>
-        <w:t xml:space="preserve">n an organism’s ability to survive in a given environment. </w:t>
+        <w:t xml:space="preserve">n an organism’s ability to survive </w:t>
+      </w:r>
+      <w:proofErr w:type="gramStart"/>
+      <w:r>
+        <w:t>in a given</w:t>
+      </w:r>
+      <w:proofErr w:type="gramEnd"/>
+      <w:r>
+        <w:t xml:space="preserve"> environment. </w:t>
       </w:r>
       <w:r>
         <w:t>This definition</w:t>
@@ -299,812 +525,869 @@
         <w:t xml:space="preserve"> often made too early. This is because </w:t>
       </w:r>
       <w:r>
-        <w:t xml:space="preserve">if we have already labled an effect as a “cost” we </w:t>
+        <w:t xml:space="preserve">if we have already </w:t>
+      </w:r>
+      <w:proofErr w:type="spellStart"/>
+      <w:r>
+        <w:t>labled</w:t>
+      </w:r>
+      <w:proofErr w:type="spellEnd"/>
+      <w:r>
+        <w:t xml:space="preserve"> an effect as a “cost” we are already assuming </w:t>
+      </w:r>
+      <w:r>
+        <w:t xml:space="preserve">it is inherently negative </w:t>
+      </w:r>
+      <w:r>
+        <w:t xml:space="preserve">when </w:t>
+      </w:r>
+      <w:proofErr w:type="gramStart"/>
+      <w:r>
+        <w:t>in reality this</w:t>
+      </w:r>
+      <w:proofErr w:type="gramEnd"/>
+      <w:r>
+        <w:t xml:space="preserve"> “cost” that we think we see </w:t>
+      </w:r>
+      <w:r>
+        <w:t xml:space="preserve">in our specific </w:t>
+      </w:r>
+      <w:r>
+        <w:t>treated</w:t>
+      </w:r>
+      <w:r>
+        <w:t xml:space="preserve"> environment could be </w:t>
+      </w:r>
+      <w:r>
+        <w:t>neutral or even beneficial</w:t>
+      </w:r>
+      <w:r>
+        <w:t xml:space="preserve"> in another en</w:t>
+      </w:r>
+      <w:r>
+        <w:t>vironment</w:t>
+      </w:r>
+      <w:r>
+        <w:t xml:space="preserve">. </w:t>
+      </w:r>
+      <w:r>
+        <w:t xml:space="preserve">Because of this </w:t>
+      </w:r>
+      <w:r>
+        <w:t>fitness effect is a much more</w:t>
+      </w:r>
+      <w:r>
+        <w:t xml:space="preserve"> </w:t>
+      </w:r>
+      <w:r>
+        <w:t>appropriate</w:t>
+      </w:r>
+      <w:r>
+        <w:t xml:space="preserve"> and </w:t>
+      </w:r>
+      <w:proofErr w:type="gramStart"/>
+      <w:r>
+        <w:t>open minded</w:t>
+      </w:r>
+      <w:proofErr w:type="gramEnd"/>
+      <w:r>
+        <w:t xml:space="preserve"> term </w:t>
+      </w:r>
+      <w:r>
+        <w:t>as</w:t>
+      </w:r>
+      <w:r>
+        <w:t xml:space="preserve"> it simply takes what we see during </w:t>
+      </w:r>
+      <w:r>
+        <w:t>experiments</w:t>
+      </w:r>
+      <w:r>
+        <w:t xml:space="preserve"> as an effect a</w:t>
+      </w:r>
+      <w:r>
+        <w:t xml:space="preserve">nd analyses the effect as it is and does not make any assumptions as to whether the effect is good or bad. </w:t>
+      </w:r>
+    </w:p>
+    <w:p>
+      <w:pPr>
+        <w:rPr>
+          <w:b/>
+          <w:bCs/>
+        </w:rPr>
+      </w:pPr>
+    </w:p>
+    <w:p>
+      <w:pPr>
+        <w:rPr>
+          <w:b/>
+          <w:bCs/>
+        </w:rPr>
+      </w:pPr>
+      <w:r>
+        <w:rPr>
+          <w:b/>
+          <w:bCs/>
+        </w:rPr>
+        <w:t>Temperature</w:t>
+      </w:r>
+      <w:r>
+        <w:rPr>
+          <w:b/>
+          <w:bCs/>
+        </w:rPr>
+        <w:t>:</w:t>
+      </w:r>
+    </w:p>
+    <w:p>
+      <w:r>
+        <w:t>Intro</w:t>
+      </w:r>
+    </w:p>
+    <w:p>
+      <w:r>
+        <w:t xml:space="preserve">While there is a myriad of </w:t>
+      </w:r>
+      <w:r>
+        <w:t xml:space="preserve">environmental </w:t>
+      </w:r>
+      <w:r>
+        <w:t>stressors available to explore the fitness effect of bacteria</w:t>
+      </w:r>
+      <w:r>
+        <w:t xml:space="preserve"> </w:t>
+      </w:r>
+      <w:r>
+        <w:t xml:space="preserve">including but not limited to </w:t>
+      </w:r>
+      <w:r>
+        <w:t>pH, osmolarity, and salt concentration</w:t>
+      </w:r>
+      <w:r>
+        <w:t xml:space="preserve">, we selected temperature </w:t>
+      </w:r>
+      <w:r>
+        <w:t>as the primary stressor for this investigation</w:t>
+      </w:r>
+      <w:r>
+        <w:t>.</w:t>
+      </w:r>
+      <w:r>
+        <w:t xml:space="preserve"> </w:t>
+      </w:r>
+      <w:r>
+        <w:t>T</w:t>
+      </w:r>
+      <w:r>
+        <w:t xml:space="preserve">emperature </w:t>
+      </w:r>
+      <w:r>
+        <w:t xml:space="preserve">is one of the most ancient and pervasive </w:t>
+      </w:r>
+      <w:r>
+        <w:t xml:space="preserve">selection pressure organisms on earth has encountered and it has been shaping bacterial physiology before many other stressors like </w:t>
+      </w:r>
+      <w:r>
+        <w:t>antibiotics</w:t>
+      </w:r>
+      <w:r>
+        <w:t xml:space="preserve"> which has been</w:t>
+      </w:r>
+      <w:r>
+        <w:t xml:space="preserve"> estimated to have first appeared between 2 billion and </w:t>
       </w:r>
       <w:r>
         <w:lastRenderedPageBreak/>
-        <w:t xml:space="preserve">are already assuming </w:t>
-      </w:r>
-      <w:r>
-        <w:t xml:space="preserve">it is inherently negative </w:t>
-      </w:r>
-      <w:r>
-        <w:t xml:space="preserve">when in reality this “cost” that we think we see </w:t>
-      </w:r>
-      <w:r>
-        <w:t xml:space="preserve">in our specific </w:t>
-      </w:r>
-      <w:r>
-        <w:t>treated</w:t>
-      </w:r>
-      <w:r>
-        <w:t xml:space="preserve"> environment could be </w:t>
-      </w:r>
-      <w:r>
-        <w:t>neutral or even beneficial</w:t>
-      </w:r>
-      <w:r>
-        <w:t xml:space="preserve"> in another en</w:t>
-      </w:r>
-      <w:r>
-        <w:t>vironment</w:t>
+        <w:t>40 million years ag</w:t>
+      </w:r>
+      <w:r>
+        <w:t>o</w:t>
+      </w:r>
+      <w:r>
+        <w:t xml:space="preserve"> (</w:t>
+      </w:r>
+      <w:r>
+        <w:t>)</w:t>
       </w:r>
       <w:r>
         <w:t xml:space="preserve">. </w:t>
       </w:r>
       <w:r>
-        <w:t xml:space="preserve">Because of this </w:t>
-      </w:r>
-      <w:r>
-        <w:t>fitness effect is a much more</w:t>
+        <w:t>Shifts in optimal temperature has far reaching implications for any organism and in bacteria it effects</w:t>
       </w:r>
       <w:r>
         <w:t xml:space="preserve"> </w:t>
       </w:r>
       <w:r>
-        <w:t>appropriate</w:t>
-      </w:r>
-      <w:r>
-        <w:t xml:space="preserve"> and open minded term </w:t>
-      </w:r>
-      <w:r>
-        <w:t>as</w:t>
-      </w:r>
-      <w:r>
-        <w:t xml:space="preserve"> it simply takes what we see during </w:t>
-      </w:r>
-      <w:r>
-        <w:t>experiments</w:t>
-      </w:r>
-      <w:r>
-        <w:t xml:space="preserve"> as an effect a</w:t>
-      </w:r>
-      <w:r>
-        <w:t xml:space="preserve">nd analyses the effect as it is and does not make any assumptions as to whether the effect is good or bad. </w:t>
-      </w:r>
-    </w:p>
-    <w:p>
-      <w:r>
-        <w:t>G</w:t>
-      </w:r>
-      <w:r>
-        <w:t>xe</w:t>
-      </w:r>
-      <w:r>
-        <w:t xml:space="preserve"> = fitness</w:t>
-      </w:r>
-    </w:p>
-    <w:p>
-      <w:r>
-        <w:t xml:space="preserve">Plietrophy is different </w:t>
-      </w:r>
-    </w:p>
-    <w:p>
-      <w:r>
-        <w:pict w14:anchorId="33B14D63">
-          <v:rect id="_x0000_i1025" style="width:0;height:1.5pt" o:hralign="center" o:hrstd="t" o:hr="t" fillcolor="#a0a0a0" stroked="f"/>
-        </w:pict>
-      </w:r>
-    </w:p>
-    <w:p>
-      <w:r>
-        <w:rPr>
-          <w:b/>
-          <w:bCs/>
-        </w:rPr>
-        <w:t>Pleiotropy and Genotype-by-Environment Interaction</w:t>
-      </w:r>
-    </w:p>
-    <w:p>
-      <w:r>
-        <w:t xml:space="preserve">Closely related to the distinction above is the need to carefully separate two concepts that are frequently conflated in the resistance literature: pleiotropy and genotype-by-environment interaction (GxE). Pleiotropy refers to the phenomenon whereby a single mutation influences multiple phenotypic traits simultaneously. In the context of resistance, this means a mutation selected for its effect on drug tolerance may also alter other aspects of the organism's phenotype — growth rate, membrane composition, metabolic efficiency — that were previously near-optimal under natural selection. GxE interaction, on the other hand, describes how the fitness consequences of a given genotype change depending on the environment it finds itself in. Lenormand et al. (2018) illustrate this distinction geometrically: in a multi-trait phenotypic space, the pleiotropic effects of a resistance mutation are best understood as displacements orthogonal to the axis of resistance (i.e., changes in traits unrelated to resistance itself), whereas the fitness effect across environments reflects the distance between the mutation's phenotype and the optimal phenotype in each environment. Crucially, these are not the same thing. A resistance mutation may carry a fitness cost in a drug-free environment not because of its pleiotropic effects on secondary traits, but simply because the phenotypic requirements of the drug-free environment differ from those of the treated environment — an irreducible trade-off that compensatory evolution cannot fully eliminate. This distinction matters enormously when asking whether temperature might modulate the fitness effects of </w:t>
+        <w:t>genome-wide gene expression patterns, protein folding and stability, membrane composition</w:t>
+      </w:r>
+      <w:r>
+        <w:t xml:space="preserve"> ().</w:t>
+      </w:r>
+      <w:r>
+        <w:t xml:space="preserve"> Consequently, we find the stress which antibiotics imposes onto bacteria to be surprisingly similar to temperature</w:t>
+      </w:r>
+      <w:r>
+        <w:t xml:space="preserve">. </w:t>
+      </w:r>
+      <w:r>
+        <w:t xml:space="preserve">As </w:t>
+      </w:r>
+      <w:r>
+        <w:t>alluded</w:t>
+      </w:r>
+      <w:r>
+        <w:t xml:space="preserve"> to earlier</w:t>
+      </w:r>
+      <w:r>
+        <w:t>,</w:t>
+      </w:r>
+      <w:r>
+        <w:t xml:space="preserve"> temperature being a stressor that predates many others especially antibiotics </w:t>
+      </w:r>
+      <w:r>
+        <w:t xml:space="preserve">there has been hypothesis and some evidence that suggests there could have been co-opted resistance where processes that confer resistance to temperature can also assist with antibiotic stress (). An example of this is where both high temperature and some antibiotics like </w:t>
+      </w:r>
+      <w:r>
+        <w:t xml:space="preserve">macrolides and aminoglycoside </w:t>
+      </w:r>
+      <w:r>
+        <w:t xml:space="preserve">both alter </w:t>
+      </w:r>
+      <w:r>
+        <w:t xml:space="preserve">how protein is folded and synthesised (). </w:t>
+      </w:r>
+      <w:r>
+        <w:t xml:space="preserve">This also makes </w:t>
+      </w:r>
+      <w:r>
+        <w:t>sense</w:t>
+      </w:r>
+      <w:r>
+        <w:t xml:space="preserve"> from a</w:t>
+      </w:r>
+      <w:r>
+        <w:t>n</w:t>
+      </w:r>
+      <w:r>
+        <w:t xml:space="preserve"> evolutionary </w:t>
+      </w:r>
+      <w:r>
+        <w:t>perspective</w:t>
+      </w:r>
+      <w:r>
+        <w:t xml:space="preserve"> as </w:t>
+      </w:r>
+      <w:r>
+        <w:t xml:space="preserve">it is very costly to </w:t>
+      </w:r>
+      <w:r>
+        <w:t>develop independent stress responses</w:t>
+      </w:r>
+      <w:r>
+        <w:t xml:space="preserve"> which makes evolution </w:t>
+      </w:r>
+      <w:r>
+        <w:t>shared pathways to manage multiple stressors</w:t>
+      </w:r>
+      <w:r>
+        <w:t xml:space="preserve">. Due to </w:t>
+      </w:r>
+      <w:r>
+        <w:t xml:space="preserve">all of this </w:t>
+      </w:r>
+      <w:r>
+        <w:t xml:space="preserve">it </w:t>
+      </w:r>
+      <w:r>
+        <w:t>makes</w:t>
+      </w:r>
+      <w:r>
+        <w:t xml:space="preserve"> a compelling study </w:t>
+      </w:r>
+      <w:r>
+        <w:t xml:space="preserve">to conduct a </w:t>
+      </w:r>
+      <w:r>
+        <w:t>thorough</w:t>
+      </w:r>
+      <w:r>
+        <w:t xml:space="preserve"> investigation by looking at a wide temperature gradient while also switching the order of resistance by observing</w:t>
+      </w:r>
+      <w:r>
+        <w:t xml:space="preserve"> what happens when a bacterium that has already acquired </w:t>
+      </w:r>
+      <w:r>
+        <w:t xml:space="preserve">antibiotic </w:t>
+      </w:r>
+      <w:r>
+        <w:t xml:space="preserve">resistance mutations is then forced to </w:t>
+      </w:r>
+      <w:r>
+        <w:t>overcome</w:t>
+      </w:r>
+      <w:r>
+        <w:t xml:space="preserve"> thermal stress</w:t>
+      </w:r>
+      <w:r>
+        <w:t xml:space="preserve">. </w:t>
+      </w:r>
+    </w:p>
+    <w:p>
+      <w:r>
+        <w:t xml:space="preserve">Heat </w:t>
+      </w:r>
+      <w:r>
+        <w:t xml:space="preserve">response </w:t>
+      </w:r>
+      <w:r>
+        <w:t xml:space="preserve"> </w:t>
+      </w:r>
+    </w:p>
+    <w:p>
+      <w:pPr>
+        <w:rPr>
+          <w:lang w:eastAsia="zh-CN"/>
+        </w:rPr>
+      </w:pPr>
+      <w:r>
+        <w:t>When temperature rises to a level above the</w:t>
+      </w:r>
+      <w:r>
+        <w:t xml:space="preserve"> optimal growth temperature, bacteria cells enter a state of heat shock which triggers its stress response</w:t>
+      </w:r>
+      <w:r>
+        <w:t xml:space="preserve">. </w:t>
+      </w:r>
+      <w:r>
+        <w:t xml:space="preserve"> </w:t>
+      </w:r>
+      <w:r>
+        <w:t xml:space="preserve">Detection initially occurs through the </w:t>
+      </w:r>
+      <w:r>
+        <w:t xml:space="preserve">sensory </w:t>
+      </w:r>
+      <w:r>
+        <w:t xml:space="preserve">nucleic </w:t>
+      </w:r>
+      <w:r>
+        <w:t>acid</w:t>
+      </w:r>
+      <w:r>
+        <w:t xml:space="preserve"> </w:t>
+      </w:r>
+      <w:r>
+        <w:t>and</w:t>
+      </w:r>
+      <w:r>
+        <w:t xml:space="preserve"> protein </w:t>
+      </w:r>
+      <w:r>
+        <w:t>biomolecules</w:t>
+      </w:r>
+      <w:r>
+        <w:t xml:space="preserve"> </w:t>
+      </w:r>
+      <w:r>
+        <w:t>(</w:t>
+      </w:r>
+      <w:proofErr w:type="spellStart"/>
+      <w:r>
+        <w:t>Roncarati</w:t>
+      </w:r>
+      <w:proofErr w:type="spellEnd"/>
+      <w:r>
+        <w:t xml:space="preserve"> and Scarlato, 2017</w:t>
+      </w:r>
+      <w:r>
+        <w:t xml:space="preserve">). </w:t>
+      </w:r>
+      <w:r>
+        <w:t xml:space="preserve">This is followed up by the </w:t>
+      </w:r>
+      <w:r>
+        <w:t>upregulation of molecular chaperones</w:t>
+      </w:r>
+      <w:r>
+        <w:t xml:space="preserve"> like the </w:t>
+      </w:r>
+      <w:proofErr w:type="spellStart"/>
+      <w:r>
+        <w:t>DnaK</w:t>
+      </w:r>
+      <w:proofErr w:type="spellEnd"/>
+      <w:r>
+        <w:t>/</w:t>
+      </w:r>
+      <w:proofErr w:type="spellStart"/>
+      <w:r>
+        <w:t>DnaJ</w:t>
+      </w:r>
+      <w:proofErr w:type="spellEnd"/>
+      <w:r>
+        <w:t xml:space="preserve"> and </w:t>
+      </w:r>
+      <w:proofErr w:type="spellStart"/>
+      <w:r>
+        <w:t>GroEL</w:t>
+      </w:r>
+      <w:proofErr w:type="spellEnd"/>
+      <w:r>
+        <w:t xml:space="preserve">/GroES which </w:t>
+      </w:r>
+      <w:r>
+        <w:t xml:space="preserve">attempts and tries to </w:t>
+      </w:r>
+      <w:proofErr w:type="gramStart"/>
+      <w:r>
+        <w:t>reverse</w:t>
+      </w:r>
+      <w:r>
+        <w:t>s</w:t>
+      </w:r>
+      <w:proofErr w:type="gramEnd"/>
+      <w:r>
+        <w:t xml:space="preserve"> the aggregation of misfolded proteins</w:t>
+      </w:r>
+      <w:r>
+        <w:t xml:space="preserve">. In conjunction </w:t>
+      </w:r>
+      <w:r>
+        <w:t>proteases</w:t>
+      </w:r>
+      <w:r>
+        <w:t xml:space="preserve"> also becomes activated and </w:t>
+      </w:r>
+      <w:r>
+        <w:t>degrade</w:t>
+      </w:r>
+      <w:r>
+        <w:t>s</w:t>
+      </w:r>
+      <w:r>
+        <w:t xml:space="preserve"> </w:t>
+      </w:r>
+      <w:r>
+        <w:t xml:space="preserve">irreversibly </w:t>
+      </w:r>
+      <w:r>
+        <w:t>damaged</w:t>
+      </w:r>
+      <w:r>
+        <w:t xml:space="preserve"> cells into small peptides</w:t>
+      </w:r>
+      <w:r>
+        <w:t xml:space="preserve"> (</w:t>
+      </w:r>
+      <w:r>
+        <w:t>R</w:t>
+      </w:r>
+      <w:r>
+        <w:t>ichter et al., 2010)</w:t>
+      </w:r>
+      <w:r>
+        <w:t>).</w:t>
+      </w:r>
+      <w:r>
+        <w:t xml:space="preserve"> </w:t>
+      </w:r>
+      <w:r>
+        <w:t>Aside from the general response to heat discussed here</w:t>
+      </w:r>
+      <w:r>
+        <w:t xml:space="preserve">, </w:t>
+      </w:r>
+      <w:r>
+        <w:t xml:space="preserve">individual bacteria </w:t>
+      </w:r>
+      <w:r>
+        <w:t>often have their</w:t>
+      </w:r>
+      <w:r>
+        <w:t xml:space="preserve"> own </w:t>
+      </w:r>
+      <w:r>
+        <w:t>specialised</w:t>
+      </w:r>
+      <w:r>
+        <w:t xml:space="preserve"> response. Take</w:t>
+      </w:r>
+      <w:r>
+        <w:t xml:space="preserve"> E. coil</w:t>
+      </w:r>
+      <w:r>
+        <w:t xml:space="preserve"> as an example,</w:t>
+      </w:r>
+      <w:r>
+        <w:t xml:space="preserve"> as temperature increases the primary heat shock regulator </w:t>
+      </w:r>
+      <w:r>
+        <w:t xml:space="preserve">sigma factor </w:t>
+      </w:r>
+      <w:r>
+        <w:t>o</w:t>
+      </w:r>
+      <w:r>
+        <w:t>32</w:t>
+      </w:r>
+      <w:r>
+        <w:t xml:space="preserve"> </w:t>
+      </w:r>
+      <w:r>
+        <w:t>ac</w:t>
+      </w:r>
+      <w:r>
+        <w:rPr>
+          <w:lang w:eastAsia="zh-CN"/>
+        </w:rPr>
+        <w:t>cumulates</w:t>
+      </w:r>
+      <w:r>
+        <w:t xml:space="preserve"> and binds to the RNA polymerase which transcribes any of the downstream heat shock </w:t>
+      </w:r>
+      <w:r>
+        <w:t>heat shock genes</w:t>
+      </w:r>
+      <w:r>
+        <w:t xml:space="preserve">. </w:t>
+      </w:r>
+      <w:r>
+        <w:rPr>
+          <w:lang w:eastAsia="zh-CN"/>
+        </w:rPr>
+        <w:t xml:space="preserve">It has been observed </w:t>
+      </w:r>
+      <w:r>
+        <w:t xml:space="preserve">that </w:t>
+      </w:r>
+      <w:proofErr w:type="gramStart"/>
+      <w:r>
+        <w:t>E.coli’s</w:t>
+      </w:r>
+      <w:proofErr w:type="gramEnd"/>
+      <w:r>
+        <w:t xml:space="preserve"> resistance to </w:t>
+      </w:r>
+      <w:r>
+        <w:t xml:space="preserve">high temperature not only relies on the common stress response but it also calls upon a group of genes not traditionally used named the </w:t>
+      </w:r>
+      <w:r>
+        <w:t>thermotolerant genes</w:t>
+      </w:r>
+      <w:r>
+        <w:t xml:space="preserve"> by </w:t>
+      </w:r>
+      <w:r>
+        <w:t>Murata</w:t>
+      </w:r>
+      <w:r>
+        <w:t xml:space="preserve">. </w:t>
+      </w:r>
+      <w:r>
+        <w:t xml:space="preserve">These genes which encompasses </w:t>
+      </w:r>
+      <w:r>
+        <w:t>energy metabolism, outer membrane organisation, DNA double-strand break repair, tRNA modification, translational control, and cell division</w:t>
+      </w:r>
+      <w:r>
+        <w:t xml:space="preserve"> all work in </w:t>
+      </w:r>
+      <w:r>
+        <w:t>unison</w:t>
+      </w:r>
+      <w:r>
+        <w:t xml:space="preserve"> to provide </w:t>
+      </w:r>
+      <w:proofErr w:type="gramStart"/>
+      <w:r>
+        <w:t>E.coli</w:t>
+      </w:r>
+      <w:proofErr w:type="gramEnd"/>
+      <w:r>
+        <w:t xml:space="preserve"> with a robust tolerance against high temperature</w:t>
+      </w:r>
+      <w:r>
+        <w:t xml:space="preserve">. </w:t>
+      </w:r>
+    </w:p>
+    <w:p>
+      <w:r>
+        <w:t xml:space="preserve">Cold response </w:t>
+      </w:r>
+    </w:p>
+    <w:p>
+      <w:r>
+        <w:t xml:space="preserve">Unsurprisingly </w:t>
+      </w:r>
+      <w:proofErr w:type="gramStart"/>
+      <w:r>
+        <w:t>similar to</w:t>
+      </w:r>
+      <w:proofErr w:type="gramEnd"/>
+      <w:r>
+        <w:t xml:space="preserve"> </w:t>
+      </w:r>
+      <w:r>
+        <w:t>the heat shock response</w:t>
+      </w:r>
+      <w:r>
+        <w:t>,</w:t>
+      </w:r>
+      <w:r>
+        <w:t xml:space="preserve"> </w:t>
+      </w:r>
+      <w:r>
+        <w:t>cold s</w:t>
+      </w:r>
+      <w:r>
+        <w:t>hock</w:t>
+      </w:r>
+      <w:r>
+        <w:t xml:space="preserve"> is also a powerful stressor for bacterial growth</w:t>
+      </w:r>
+      <w:r>
+        <w:t xml:space="preserve">. </w:t>
+      </w:r>
+      <w:r>
+        <w:t>Cold temperat</w:t>
+      </w:r>
+      <w:r>
+        <w:t xml:space="preserve">ure </w:t>
+      </w:r>
+      <w:r>
+        <w:t>primarily</w:t>
+      </w:r>
+      <w:r>
+        <w:t xml:space="preserve"> impairs the </w:t>
+      </w:r>
+      <w:r>
+        <w:t>ribosome and</w:t>
+      </w:r>
+      <w:r>
+        <w:t xml:space="preserve"> promoted the </w:t>
+      </w:r>
+      <w:r>
+        <w:t>over-stabiliz</w:t>
+      </w:r>
+      <w:r>
+        <w:t xml:space="preserve">ation of </w:t>
+      </w:r>
+      <w:r>
+        <w:t>secondary DNA and RNA structures</w:t>
+      </w:r>
+      <w:r>
+        <w:t xml:space="preserve"> </w:t>
+      </w:r>
+      <w:r>
+        <w:t>(</w:t>
+      </w:r>
+      <w:r>
+        <w:t xml:space="preserve">Barria et al., 2013; </w:t>
+      </w:r>
+      <w:proofErr w:type="spellStart"/>
+      <w:r>
+        <w:t>Phadtare</w:t>
+      </w:r>
+      <w:proofErr w:type="spellEnd"/>
+      <w:r>
+        <w:t xml:space="preserve"> and Inouye, 2008; Yamanaka, 1999)</w:t>
+      </w:r>
+      <w:r>
+        <w:t xml:space="preserve">. </w:t>
+      </w:r>
+      <w:r>
+        <w:t xml:space="preserve">In the case for </w:t>
+      </w:r>
+      <w:proofErr w:type="gramStart"/>
+      <w:r>
+        <w:t>E.coli</w:t>
+      </w:r>
+      <w:proofErr w:type="gramEnd"/>
+      <w:r>
+        <w:t xml:space="preserve"> under</w:t>
+      </w:r>
+      <w:r>
+        <w:t xml:space="preserve"> cold </w:t>
+      </w:r>
+      <w:r>
+        <w:lastRenderedPageBreak/>
+        <w:t xml:space="preserve">shock, bacterial growth </w:t>
+      </w:r>
+      <w:r>
+        <w:t xml:space="preserve">stops </w:t>
+      </w:r>
+      <w:r>
+        <w:t>and the production of most proteins is</w:t>
+      </w:r>
+      <w:r>
+        <w:t xml:space="preserve"> halted</w:t>
+      </w:r>
+      <w:r>
+        <w:t xml:space="preserve">, </w:t>
+      </w:r>
+      <w:proofErr w:type="gramStart"/>
+      <w:r>
+        <w:t>with the exception of</w:t>
+      </w:r>
+      <w:proofErr w:type="gramEnd"/>
+      <w:r>
+        <w:t xml:space="preserve"> </w:t>
+      </w:r>
+      <w:r>
+        <w:t xml:space="preserve">the </w:t>
+      </w:r>
+      <w:r>
+        <w:t>cold shock response</w:t>
+      </w:r>
+      <w:r>
+        <w:t xml:space="preserve"> </w:t>
+      </w:r>
+      <w:r>
+        <w:t>(</w:t>
+      </w:r>
+      <w:proofErr w:type="spellStart"/>
+      <w:r>
+        <w:t>Phadtare</w:t>
+      </w:r>
+      <w:proofErr w:type="spellEnd"/>
+      <w:r>
+        <w:t xml:space="preserve"> and Inouye, 2008</w:t>
+      </w:r>
+      <w:r>
+        <w:t>)</w:t>
+      </w:r>
+      <w:r>
+        <w:t>.</w:t>
+      </w:r>
+      <w:r>
+        <w:t xml:space="preserve"> To combat this RNA chaperones known as the </w:t>
+      </w:r>
+      <w:proofErr w:type="spellStart"/>
+      <w:r>
+        <w:t>Csps</w:t>
+      </w:r>
+      <w:proofErr w:type="spellEnd"/>
+      <w:r>
+        <w:t xml:space="preserve"> protein seek to “melt” these stabilised structures to make them less ridged. Similarly to the heat shock response e</w:t>
+      </w:r>
+      <w:r>
+        <w:t xml:space="preserve">nzymes such as RNase R and </w:t>
+      </w:r>
+      <w:proofErr w:type="spellStart"/>
+      <w:r>
+        <w:t>PNPase</w:t>
+      </w:r>
+      <w:proofErr w:type="spellEnd"/>
+      <w:r>
+        <w:t xml:space="preserve"> will also break down RNA that has becomes impossible to repair.</w:t>
+      </w:r>
+    </w:p>
+    <w:p>
+      <w:r>
+        <w:t xml:space="preserve">Environmental </w:t>
+      </w:r>
+      <w:r>
+        <w:t xml:space="preserve">implication for antibiotic resistance </w:t>
+      </w:r>
+    </w:p>
+    <w:p>
+      <w:pPr>
+        <w:rPr>
+          <w:lang w:eastAsia="zh-CN"/>
+        </w:rPr>
+      </w:pPr>
+      <w:r>
+        <w:t xml:space="preserve">Given the </w:t>
+      </w:r>
+      <w:r>
+        <w:t xml:space="preserve">diverse </w:t>
+      </w:r>
+      <w:r>
+        <w:t>physiological responses bacteria</w:t>
+      </w:r>
+      <w:r>
+        <w:t xml:space="preserve"> has to temperature </w:t>
+      </w:r>
+      <w:r>
+        <w:t>fluctuations</w:t>
+      </w:r>
+      <w:r>
+        <w:t xml:space="preserve">, the environmental impact particularly global warming will have huge ramifications on the future of antibiotic resistance. Recent studies in China have shown that </w:t>
+      </w:r>
+      <w:r>
+        <w:t xml:space="preserve">a 1°C rise in average ambient temperature was associated with a 1.14-fold increase in the prevalence of </w:t>
       </w:r>
       <w:r>
         <w:rPr>
           <w:i/>
           <w:iCs/>
         </w:rPr>
-        <w:t>rpoB</w:t>
-      </w:r>
-      <w:r>
-        <w:t xml:space="preserve"> mutations in </w:t>
+        <w:t>Klebsiella pneumoniae</w:t>
+      </w:r>
+      <w:r>
+        <w:t xml:space="preserve"> and </w:t>
       </w:r>
       <w:r>
         <w:rPr>
           <w:i/>
           <w:iCs/>
         </w:rPr>
-        <w:t>E. coli</w:t>
-      </w:r>
-      <w:r>
-        <w:t>: a change in temperature may shift the phenotypic optimum of the drug-free environment, alter the selective landscape around secondary traits, or both, and these effects must be considered independently rather than lumped together under the umbrella of "cost."</w:t>
-      </w:r>
-    </w:p>
-    <w:p/>
-    <w:p>
-      <w:r>
-        <w:t>Conclude why I will be using fitness effects as the main definition</w:t>
-      </w:r>
-    </w:p>
-    <w:p>
-      <w:pPr>
-        <w:rPr>
-          <w:b/>
-          <w:bCs/>
-        </w:rPr>
-      </w:pPr>
-    </w:p>
-    <w:p>
-      <w:pPr>
-        <w:rPr>
-          <w:b/>
-          <w:bCs/>
-        </w:rPr>
-      </w:pPr>
-    </w:p>
-    <w:p>
-      <w:pPr>
-        <w:rPr>
-          <w:b/>
-          <w:bCs/>
-        </w:rPr>
-      </w:pPr>
-      <w:r>
-        <w:rPr>
-          <w:b/>
-          <w:bCs/>
-        </w:rPr>
-        <w:lastRenderedPageBreak/>
-        <w:t>Temperature</w:t>
-      </w:r>
-      <w:r>
-        <w:rPr>
-          <w:b/>
-          <w:bCs/>
-        </w:rPr>
-        <w:t>:</w:t>
-      </w:r>
-    </w:p>
-    <w:p>
-      <w:r>
-        <w:t>Intro</w:t>
-      </w:r>
-    </w:p>
-    <w:p>
-      <w:r>
-        <w:t xml:space="preserve">While there is a myriad of </w:t>
-      </w:r>
-      <w:r>
-        <w:t xml:space="preserve">environmental </w:t>
-      </w:r>
-      <w:r>
-        <w:t>stressors available to explore the fitness effect of bacteria</w:t>
+        <w:t>Pseudomonas aeruginosa</w:t>
+      </w:r>
+      <w:r>
+        <w:t xml:space="preserve"> resistance</w:t>
       </w:r>
       <w:r>
         <w:t xml:space="preserve"> </w:t>
       </w:r>
       <w:r>
-        <w:t xml:space="preserve">including but not limited to </w:t>
-      </w:r>
-      <w:r>
-        <w:t>pH, osmolarity, and salt concentration</w:t>
-      </w:r>
-      <w:r>
-        <w:t xml:space="preserve">, we selected temperature </w:t>
-      </w:r>
-      <w:r>
-        <w:t>as the primary stressor for this investigation</w:t>
-      </w:r>
-      <w:r>
-        <w:t>.</w:t>
+        <w:t>Li et al. (2023)</w:t>
+      </w:r>
+      <w:r>
+        <w:t>. Not only in Asia another study done in the United States of America</w:t>
       </w:r>
       <w:r>
         <w:t xml:space="preserve"> </w:t>
       </w:r>
       <w:r>
-        <w:t>T</w:t>
-      </w:r>
-      <w:r>
-        <w:t xml:space="preserve">emperature </w:t>
-      </w:r>
-      <w:r>
-        <w:t xml:space="preserve">is one of the most ancient and pervasive </w:t>
-      </w:r>
-      <w:r>
-        <w:t xml:space="preserve">selection pressure organisms on earth has encountered and it has been shaping bacterial physiology before many other stressors like </w:t>
-      </w:r>
-      <w:r>
-        <w:t>antibiotics</w:t>
-      </w:r>
-      <w:r>
-        <w:t xml:space="preserve"> which has been</w:t>
-      </w:r>
-      <w:r>
-        <w:t xml:space="preserve"> estimated to have first appeared between 2 billion and 40 million years ag</w:t>
-      </w:r>
-      <w:r>
-        <w:t>o</w:t>
-      </w:r>
-      <w:r>
-        <w:t xml:space="preserve"> (</w:t>
-      </w:r>
-      <w:r>
-        <w:t>)</w:t>
-      </w:r>
-      <w:r>
-        <w:t xml:space="preserve">. </w:t>
-      </w:r>
-      <w:r>
-        <w:t>Shifts in optimal temperature has far reaching implications for any organism and in bacteria it effects</w:t>
-      </w:r>
-      <w:r>
-        <w:t xml:space="preserve"> </w:t>
-      </w:r>
-      <w:r>
-        <w:t>genome-wide gene expression patterns, protein folding and stability, membrane composition</w:t>
-      </w:r>
-      <w:r>
-        <w:t xml:space="preserve"> ().</w:t>
-      </w:r>
-      <w:r>
-        <w:t xml:space="preserve"> Consequently, we find the stress which antibiotics imposes onto bacteria to be surprisingly similar to temperature</w:t>
-      </w:r>
-      <w:r>
-        <w:t xml:space="preserve">. </w:t>
-      </w:r>
-      <w:r>
-        <w:t xml:space="preserve">As </w:t>
-      </w:r>
-      <w:r>
-        <w:t>alluded</w:t>
-      </w:r>
-      <w:r>
-        <w:t xml:space="preserve"> to earlier</w:t>
-      </w:r>
-      <w:r>
-        <w:t>,</w:t>
-      </w:r>
-      <w:r>
-        <w:t xml:space="preserve"> temperature being a stressor that predates many others especially antibiotics </w:t>
-      </w:r>
-      <w:r>
-        <w:t xml:space="preserve">there has been hypothesis and some evidence that suggests there could have been co-opted resistance where processes that confer resistance to temperature can also assist with antibiotic stress (). An example of this is where both high temperature and some antibiotics like </w:t>
-      </w:r>
-      <w:r>
-        <w:t xml:space="preserve">macrolides and aminoglycoside </w:t>
-      </w:r>
-      <w:r>
-        <w:t xml:space="preserve">both alter </w:t>
-      </w:r>
-      <w:r>
-        <w:t xml:space="preserve">how protein is folded and synthesised (). </w:t>
-      </w:r>
-      <w:r>
-        <w:t xml:space="preserve">This also makes </w:t>
-      </w:r>
-      <w:r>
-        <w:t>sense</w:t>
-      </w:r>
-      <w:r>
-        <w:t xml:space="preserve"> from a</w:t>
-      </w:r>
-      <w:r>
-        <w:t>n</w:t>
-      </w:r>
-      <w:r>
-        <w:t xml:space="preserve"> evolutionary </w:t>
-      </w:r>
-      <w:r>
-        <w:t>perspective</w:t>
-      </w:r>
-      <w:r>
-        <w:t xml:space="preserve"> as </w:t>
-      </w:r>
-      <w:r>
-        <w:t xml:space="preserve">it is very costly to </w:t>
-      </w:r>
-      <w:r>
-        <w:t>develop independent stress responses</w:t>
-      </w:r>
-      <w:r>
-        <w:t xml:space="preserve"> which makes evolution </w:t>
-      </w:r>
-      <w:r>
-        <w:t>shared pathways to manage multiple stressors</w:t>
-      </w:r>
-      <w:r>
-        <w:t xml:space="preserve">. Due to </w:t>
-      </w:r>
-      <w:r>
-        <w:t xml:space="preserve">all of this </w:t>
-      </w:r>
-      <w:r>
-        <w:t xml:space="preserve">it </w:t>
-      </w:r>
-      <w:r>
-        <w:t>makes</w:t>
-      </w:r>
-      <w:r>
-        <w:t xml:space="preserve"> a compelling study </w:t>
-      </w:r>
-      <w:r>
-        <w:t xml:space="preserve">to conduct a </w:t>
-      </w:r>
-      <w:r>
-        <w:t>thorough</w:t>
-      </w:r>
-      <w:r>
-        <w:t xml:space="preserve"> investigation by looking at a wide temperature gradient while also switching the order of resistance by observing</w:t>
-      </w:r>
-      <w:r>
-        <w:t xml:space="preserve"> what happens when a bacterium that has already acquired </w:t>
-      </w:r>
-      <w:r>
-        <w:t xml:space="preserve">antibiotic </w:t>
-      </w:r>
-      <w:r>
-        <w:t xml:space="preserve">resistance mutations is then forced to </w:t>
-      </w:r>
-      <w:r>
-        <w:t>overcome</w:t>
-      </w:r>
-      <w:r>
-        <w:t xml:space="preserve"> thermal stress</w:t>
-      </w:r>
-      <w:r>
-        <w:t xml:space="preserve">. </w:t>
-      </w:r>
-    </w:p>
-    <w:p>
-      <w:r>
-        <w:t xml:space="preserve">Heat </w:t>
-      </w:r>
-      <w:r>
-        <w:t xml:space="preserve">response </w:t>
-      </w:r>
-      <w:r>
-        <w:t xml:space="preserve"> </w:t>
-      </w:r>
-    </w:p>
-    <w:p>
-      <w:pPr>
-        <w:rPr>
-          <w:lang w:eastAsia="zh-CN"/>
-        </w:rPr>
-      </w:pPr>
-      <w:r>
-        <w:t>When temperature rises to a level above the</w:t>
-      </w:r>
-      <w:r>
-        <w:t xml:space="preserve"> optimal growth temperature, bacteria cells enter a state of heat shock which triggers its stress response</w:t>
-      </w:r>
-      <w:r>
-        <w:t xml:space="preserve">. </w:t>
-      </w:r>
-      <w:r>
-        <w:t xml:space="preserve"> </w:t>
-      </w:r>
-      <w:r>
-        <w:t xml:space="preserve">Detection initially occurs through the </w:t>
-      </w:r>
-      <w:r>
-        <w:t xml:space="preserve">sensory </w:t>
-      </w:r>
-      <w:r>
-        <w:t xml:space="preserve">nucleic </w:t>
-      </w:r>
-      <w:r>
-        <w:t>acid</w:t>
-      </w:r>
-      <w:r>
-        <w:t xml:space="preserve"> </w:t>
-      </w:r>
-      <w:r>
-        <w:t>and</w:t>
-      </w:r>
-      <w:r>
-        <w:t xml:space="preserve"> protein </w:t>
-      </w:r>
-      <w:r>
-        <w:t>biomolecules</w:t>
-      </w:r>
-      <w:r>
-        <w:t xml:space="preserve"> </w:t>
-      </w:r>
-      <w:r>
-        <w:t>(Roncarati and Scarlato, 2017</w:t>
-      </w:r>
-      <w:r>
-        <w:t xml:space="preserve">). </w:t>
-      </w:r>
-      <w:r>
-        <w:t xml:space="preserve">This is followed up by the </w:t>
-      </w:r>
-      <w:r>
-        <w:t>upregulation of molecular chaperones</w:t>
-      </w:r>
-      <w:r>
-        <w:t xml:space="preserve"> like the </w:t>
-      </w:r>
-      <w:r>
-        <w:t xml:space="preserve">DnaK/DnaJ and GroEL/GroES which </w:t>
-      </w:r>
-      <w:r>
-        <w:t xml:space="preserve">attempts and tries to </w:t>
-      </w:r>
-      <w:r>
-        <w:t>reverse</w:t>
-      </w:r>
-      <w:r>
-        <w:t>s</w:t>
-      </w:r>
-      <w:r>
-        <w:t xml:space="preserve"> the aggregation of misfolded proteins</w:t>
-      </w:r>
-      <w:r>
-        <w:t xml:space="preserve">. In conjunction </w:t>
-      </w:r>
-      <w:r>
-        <w:t>proteases</w:t>
-      </w:r>
-      <w:r>
-        <w:t xml:space="preserve"> also becomes activated and </w:t>
-      </w:r>
-      <w:r>
-        <w:t>degrade</w:t>
-      </w:r>
-      <w:r>
-        <w:t>s</w:t>
-      </w:r>
-      <w:r>
-        <w:t xml:space="preserve"> </w:t>
-      </w:r>
-      <w:r>
-        <w:t xml:space="preserve">irreversibly </w:t>
-      </w:r>
-      <w:r>
-        <w:t>damaged</w:t>
-      </w:r>
-      <w:r>
-        <w:t xml:space="preserve"> cells into small peptides</w:t>
-      </w:r>
-      <w:r>
-        <w:t xml:space="preserve"> (</w:t>
-      </w:r>
-      <w:r>
-        <w:t>R</w:t>
-      </w:r>
-      <w:r>
-        <w:t>ichter et al., 2010)</w:t>
-      </w:r>
-      <w:r>
-        <w:t>).</w:t>
-      </w:r>
-      <w:r>
-        <w:t xml:space="preserve"> </w:t>
-      </w:r>
-      <w:r>
-        <w:t>Aside from the general response to heat discussed here</w:t>
-      </w:r>
-      <w:r>
-        <w:t xml:space="preserve">, </w:t>
-      </w:r>
-      <w:r>
-        <w:t xml:space="preserve">individual bacteria </w:t>
-      </w:r>
-      <w:r>
-        <w:t>often have their</w:t>
-      </w:r>
-      <w:r>
-        <w:t xml:space="preserve"> own </w:t>
-      </w:r>
-      <w:r>
-        <w:t>specialised</w:t>
-      </w:r>
-      <w:r>
-        <w:t xml:space="preserve"> response. Take</w:t>
-      </w:r>
-      <w:r>
-        <w:t xml:space="preserve"> E. coil</w:t>
-      </w:r>
-      <w:r>
-        <w:t xml:space="preserve"> as an example,</w:t>
-      </w:r>
-      <w:r>
-        <w:t xml:space="preserve"> as temperature increases the primary heat shock regulator </w:t>
-      </w:r>
-      <w:r>
-        <w:t xml:space="preserve">sigma factor </w:t>
-      </w:r>
-      <w:r>
-        <w:t>o</w:t>
-      </w:r>
-      <w:r>
-        <w:t>32</w:t>
-      </w:r>
-      <w:r>
-        <w:t xml:space="preserve"> </w:t>
-      </w:r>
-      <w:r>
-        <w:t>ac</w:t>
-      </w:r>
-      <w:r>
-        <w:rPr>
-          <w:lang w:eastAsia="zh-CN"/>
-        </w:rPr>
-        <w:t>cumulates</w:t>
-      </w:r>
-      <w:r>
-        <w:t xml:space="preserve"> and binds to the RNA polymerase which transcribes any of the downstream heat shock </w:t>
-      </w:r>
-      <w:r>
-        <w:t>heat shock genes</w:t>
-      </w:r>
-      <w:r>
-        <w:t xml:space="preserve">. </w:t>
-      </w:r>
-      <w:r>
-        <w:rPr>
-          <w:lang w:eastAsia="zh-CN"/>
-        </w:rPr>
-        <w:t xml:space="preserve">It has been observed </w:t>
-      </w:r>
-      <w:r>
-        <w:t xml:space="preserve">that E.coli’s resistance to </w:t>
-      </w:r>
-      <w:r>
-        <w:t xml:space="preserve">high temperature not only relies on the common stress response but it also calls upon a group of genes not traditionally used named the </w:t>
-      </w:r>
-      <w:r>
-        <w:t>thermotolerant genes</w:t>
-      </w:r>
-      <w:r>
-        <w:t xml:space="preserve"> by </w:t>
-      </w:r>
-      <w:r>
-        <w:t>Murata</w:t>
-      </w:r>
-      <w:r>
-        <w:t xml:space="preserve">. </w:t>
-      </w:r>
-      <w:r>
-        <w:t xml:space="preserve">These genes which encompasses </w:t>
-      </w:r>
-      <w:r>
-        <w:t xml:space="preserve">energy metabolism, </w:t>
-      </w:r>
-      <w:r>
-        <w:lastRenderedPageBreak/>
-        <w:t>outer membrane organisation, DNA double-strand break repair, tRNA modification, translational control, and cell division</w:t>
-      </w:r>
-      <w:r>
-        <w:t xml:space="preserve"> all work in </w:t>
-      </w:r>
-      <w:r>
-        <w:t>unison</w:t>
-      </w:r>
-      <w:r>
-        <w:t xml:space="preserve"> to provide E.coli with a robust tolerance against high temperature</w:t>
-      </w:r>
-      <w:r>
-        <w:t xml:space="preserve">. </w:t>
-      </w:r>
-    </w:p>
-    <w:p>
-      <w:r>
-        <w:t xml:space="preserve">Cold response </w:t>
-      </w:r>
-    </w:p>
-    <w:p>
-      <w:r>
-        <w:t xml:space="preserve">Unsurprisingly similar to </w:t>
-      </w:r>
-      <w:r>
-        <w:t>the heat shock response</w:t>
-      </w:r>
-      <w:r>
-        <w:t>,</w:t>
-      </w:r>
-      <w:r>
-        <w:t xml:space="preserve"> </w:t>
-      </w:r>
-      <w:r>
-        <w:t>cold s</w:t>
-      </w:r>
-      <w:r>
-        <w:t>hock</w:t>
-      </w:r>
-      <w:r>
-        <w:t xml:space="preserve"> is also a powerful stressor for bacterial growth</w:t>
-      </w:r>
-      <w:r>
-        <w:t xml:space="preserve">. </w:t>
-      </w:r>
-      <w:r>
-        <w:t>Cold temperat</w:t>
-      </w:r>
-      <w:r>
-        <w:t xml:space="preserve">ure </w:t>
-      </w:r>
-      <w:r>
-        <w:t>primarily</w:t>
-      </w:r>
-      <w:r>
-        <w:t xml:space="preserve"> impairs the </w:t>
-      </w:r>
-      <w:r>
-        <w:t>ribosome and</w:t>
-      </w:r>
-      <w:r>
-        <w:t xml:space="preserve"> promoted the </w:t>
-      </w:r>
-      <w:r>
-        <w:t>over-stabiliz</w:t>
-      </w:r>
-      <w:r>
-        <w:t xml:space="preserve">ation of </w:t>
-      </w:r>
-      <w:r>
-        <w:t>secondary DNA and RNA structures</w:t>
-      </w:r>
-      <w:r>
-        <w:t xml:space="preserve"> </w:t>
-      </w:r>
-      <w:r>
-        <w:t>(</w:t>
-      </w:r>
-      <w:r>
-        <w:t>Barria et al., 2013; Phadtare and Inouye, 2008; Yamanaka, 1999)</w:t>
-      </w:r>
-      <w:r>
-        <w:t xml:space="preserve">. </w:t>
-      </w:r>
-      <w:r>
-        <w:t>In the case for E.coli under</w:t>
-      </w:r>
-      <w:r>
-        <w:t xml:space="preserve"> cold shock, bacterial growth </w:t>
-      </w:r>
-      <w:r>
-        <w:t xml:space="preserve">stops </w:t>
-      </w:r>
-      <w:r>
-        <w:t>and the production of most proteins is</w:t>
-      </w:r>
-      <w:r>
-        <w:t xml:space="preserve"> halted</w:t>
-      </w:r>
-      <w:r>
-        <w:t xml:space="preserve">, with the exception of </w:t>
-      </w:r>
-      <w:r>
-        <w:t xml:space="preserve">the </w:t>
-      </w:r>
-      <w:r>
-        <w:t>cold shock response</w:t>
-      </w:r>
-      <w:r>
-        <w:t xml:space="preserve"> </w:t>
-      </w:r>
-      <w:r>
-        <w:t>(Phadtare and Inouye, 2008</w:t>
-      </w:r>
-      <w:r>
-        <w:t>)</w:t>
-      </w:r>
-      <w:r>
-        <w:t>.</w:t>
-      </w:r>
-      <w:r>
-        <w:t xml:space="preserve"> To combat this RNA chaperones known as the Csps protein seek to “melt” these stabilised structures to make them less ridged. Similarly to the heat shock response e</w:t>
-      </w:r>
-      <w:r>
-        <w:t>nzymes such as RNase R and PNPase</w:t>
-      </w:r>
-      <w:r>
-        <w:t xml:space="preserve"> will also break down RNA that has becomes impossible to repair.</w:t>
-      </w:r>
-    </w:p>
-    <w:p>
-      <w:r>
-        <w:t xml:space="preserve">Environmental </w:t>
-      </w:r>
-      <w:r>
-        <w:t xml:space="preserve">implication for antibiotic resistance </w:t>
-      </w:r>
-    </w:p>
-    <w:p>
-      <w:pPr>
-        <w:rPr>
-          <w:rFonts w:hint="eastAsia"/>
-          <w:lang w:eastAsia="zh-CN"/>
-        </w:rPr>
-      </w:pPr>
-      <w:r>
-        <w:t xml:space="preserve">Given the </w:t>
-      </w:r>
-      <w:r>
-        <w:t xml:space="preserve">diverse </w:t>
-      </w:r>
-      <w:r>
-        <w:t>physiological responses bacteria</w:t>
-      </w:r>
-      <w:r>
-        <w:t xml:space="preserve"> has to temperature </w:t>
-      </w:r>
-      <w:r>
-        <w:t>fluctuations</w:t>
-      </w:r>
-      <w:r>
-        <w:t xml:space="preserve">, the environmental impact particularly global warming will have huge ramifications on the future of antibiotic resistance. Recent studies in China have shown that </w:t>
-      </w:r>
-      <w:r>
-        <w:t xml:space="preserve">a 1°C rise in average ambient temperature was associated with a 1.14-fold increase in the prevalence of </w:t>
+        <w:t xml:space="preserve">reported </w:t>
+      </w:r>
+      <w:r>
+        <w:t xml:space="preserve">across regions a 10°C increase in temperature corresponded to rises in antibiotic resistance of 4.2%, 2.2%, and 2.7% in </w:t>
       </w:r>
       <w:r>
         <w:rPr>
           <w:i/>
           <w:iCs/>
         </w:rPr>
-        <w:t>Klebsiella pneumoniae</w:t>
-      </w:r>
-      <w:r>
-        <w:t xml:space="preserve"> and </w:t>
+        <w:t>Escherichia coli</w:t>
+      </w:r>
+      <w:r>
+        <w:t xml:space="preserve">, </w:t>
       </w:r>
       <w:r>
         <w:rPr>
           <w:i/>
           <w:iCs/>
         </w:rPr>
-        <w:t>Pseudomonas aeruginosa</w:t>
-      </w:r>
-      <w:r>
-        <w:t xml:space="preserve"> resistance</w:t>
-      </w:r>
-      <w:r>
-        <w:t xml:space="preserve"> </w:t>
-      </w:r>
-      <w:r>
-        <w:t>Li et al. (2023)</w:t>
-      </w:r>
-      <w:r>
-        <w:t xml:space="preserve">. Not only in Asia another study done in the United States of America (USA) reported </w:t>
-      </w:r>
-      <w:r>
-        <w:t xml:space="preserve">across regions a 10°C increase in temperature corresponded to rises in antibiotic resistance of 4.2%, 2.2%, and 2.7% in </w:t>
+        <w:t>Klebsiella pneumoniae</w:t>
+      </w:r>
+      <w:r>
+        <w:t xml:space="preserve">, and </w:t>
       </w:r>
       <w:r>
         <w:rPr>
           <w:i/>
           <w:iCs/>
         </w:rPr>
-        <w:t>Escherichia coli</w:t>
-      </w:r>
-      <w:r>
-        <w:t xml:space="preserve">, </w:t>
+        <w:t>Staphylococcus aureus</w:t>
       </w:r>
       <w:r>
         <w:rPr>
           <w:i/>
           <w:iCs/>
         </w:rPr>
-        <w:t>Klebsiella pneumoniae</w:t>
-      </w:r>
-      <w:r>
-        <w:t xml:space="preserve">, and </w:t>
-      </w:r>
-      <w:r>
-        <w:rPr>
-          <w:i/>
-          <w:iCs/>
-        </w:rPr>
-        <w:t>Staphylococcus aureus</w:t>
-      </w:r>
-      <w:r>
-        <w:rPr>
-          <w:i/>
-          <w:iCs/>
-        </w:rPr>
         <w:t xml:space="preserve"> </w:t>
       </w:r>
       <w:r>
@@ -1222,10 +1505,7 @@
         <w:t xml:space="preserve"> response</w:t>
       </w:r>
       <w:r>
-        <w:t xml:space="preserve"> where local and global temperature changes promote the spread and retention of resistance through </w:t>
-      </w:r>
-      <w:r>
-        <w:t xml:space="preserve">long lasting or permanent </w:t>
+        <w:t xml:space="preserve"> where local and global temperature changes promote the spread and retention of resistance through long lasting or permanent </w:t>
       </w:r>
       <w:r>
         <w:t>antibiotic resistance mutations</w:t>
@@ -1273,7 +1553,6 @@
           <w:b/>
           <w:bCs/>
         </w:rPr>
-        <w:lastRenderedPageBreak/>
         <w:t>Media</w:t>
       </w:r>
       <w:r>
@@ -1292,7 +1571,15 @@
         <w:t>Glucose and m9</w:t>
       </w:r>
       <w:r>
-        <w:t xml:space="preserve"> and how these 2 media affects fitness effects</w:t>
+        <w:t xml:space="preserve"> and how these 2 media </w:t>
+      </w:r>
+      <w:proofErr w:type="gramStart"/>
+      <w:r>
+        <w:t>affects</w:t>
+      </w:r>
+      <w:proofErr w:type="gramEnd"/>
+      <w:r>
+        <w:t xml:space="preserve"> fitness effects</w:t>
       </w:r>
     </w:p>
     <w:p>
@@ -1321,215 +1608,93 @@
         <w:t xml:space="preserve">Theory says when under heat stress </w:t>
       </w:r>
       <w:r>
-        <w:t>minimal media might be better</w:t>
-      </w:r>
-    </w:p>
-    <w:p/>
-    <w:p>
-      <w:pPr>
-        <w:rPr>
-          <w:b/>
-          <w:bCs/>
-        </w:rPr>
-      </w:pPr>
-      <w:r>
-        <w:rPr>
-          <w:b/>
-          <w:bCs/>
-        </w:rPr>
-        <w:t xml:space="preserve">E. coil, </w:t>
-      </w:r>
-      <w:r>
-        <w:rPr>
-          <w:b/>
-          <w:bCs/>
-        </w:rPr>
-        <w:t>RIF and rpoB:</w:t>
-      </w:r>
-    </w:p>
-    <w:p>
-      <w:r>
-        <w:t xml:space="preserve">The </w:t>
-      </w:r>
-      <w:r>
-        <w:t>model organism</w:t>
-      </w:r>
-      <w:r>
-        <w:t xml:space="preserve"> I will be using for this study will be E.coli with rpoB mutations that was isolated using RIF</w:t>
-      </w:r>
-      <w:r>
-        <w:t xml:space="preserve"> in our lab</w:t>
-      </w:r>
-      <w:r>
-        <w:t>.</w:t>
-      </w:r>
+        <w:t xml:space="preserve">minimal media might be </w:t>
+      </w:r>
+    </w:p>
+    <w:p>
+      <w:pPr>
+        <w:spacing w:after="80" w:line="300" w:lineRule="auto"/>
+      </w:pPr>
+    </w:p>
+    <w:p>
+      <w:pPr>
+        <w:spacing w:after="80" w:line="300" w:lineRule="auto"/>
+      </w:pPr>
+      <w:r>
+        <w:t>To summarise,</w:t>
+      </w:r>
+      <w:r>
+        <w:t xml:space="preserve"> there are some </w:t>
+      </w:r>
+      <w:proofErr w:type="gramStart"/>
+      <w:r>
+        <w:t>literature</w:t>
+      </w:r>
+      <w:proofErr w:type="gramEnd"/>
+      <w:r>
+        <w:t xml:space="preserve"> looking into the relationship between </w:t>
+      </w:r>
+      <w:proofErr w:type="spellStart"/>
+      <w:r>
+        <w:t>rpoB</w:t>
+      </w:r>
+      <w:proofErr w:type="spellEnd"/>
+      <w:r>
+        <w:t xml:space="preserve"> mutations and temperature </w:t>
+      </w:r>
+      <w:proofErr w:type="spellStart"/>
+      <w:r>
+        <w:t>fluccuations</w:t>
+      </w:r>
+      <w:proofErr w:type="spellEnd"/>
       <w:r>
         <w:t xml:space="preserve"> </w:t>
       </w:r>
-      <w:r>
-        <w:t xml:space="preserve"> </w:t>
-      </w:r>
-      <w:r>
-        <w:t xml:space="preserve">E.coli was the bacteria of choice due to many reasons. There is a wealth of data for comparison along with the fact that is divides rapidly with simple nutrition needs and high genetic traceability. </w:t>
-      </w:r>
-      <w:r>
-        <w:t>RIF is a borad spectrum antibiotic that is used to treat many bacterial infections and is partircualry famous for being the first inline drug to treat mytpobacter tuberculosis (). It works by inhi</w:t>
-      </w:r>
-      <w:r>
-        <w:t xml:space="preserve">biting RNA synthesis which it does by binding to the beta subunit of the RNA polymerase </w:t>
-      </w:r>
-      <w:r>
-        <w:t>physically blocking the elongation of mRNA transcriptions</w:t>
-      </w:r>
-      <w:r>
-        <w:t xml:space="preserve">. Therefor resistance to RIF also occurs at the beta subunit at a place all the Rifampicin resistance determing region and is done through a structural change </w:t>
-      </w:r>
-      <w:r>
-        <w:t xml:space="preserve">which renders it impossible of RIF to bind onto the original active site. </w:t>
-      </w:r>
-      <w:r>
-        <w:t xml:space="preserve">The reason I am boradly interested in RIF rpoB mutations is due to its potential clinical significance and interesting plietrophic properties that </w:t>
-      </w:r>
-      <w:r>
-        <w:t>include alterations to the interactions with key partners—other subunits of RNAP, DNA, RNA, and σ factors</w:t>
-      </w:r>
-      <w:r>
-        <w:t>.</w:t>
-      </w:r>
-    </w:p>
-    <w:p>
-      <w:r>
-        <w:t xml:space="preserve">Rifampicin and rpoB To thoroughly investigate parallel evolution in bacteria, I will be using the antibiotic rifampicin (RIF) as an absolute filter to test for repeatability by pulling out resistant mutations from the population of the model bacteria L. plantarum. These mutations will then be compared with two other species of bacteria - E. coli and A. baylyi - to evaluate similarity at both the genotypic and the phenotypic level. RIF was picked as the antibiotic of choice because it is an effective bactericidal drug that can treat a wide range of common infections. It is in the annamycin family which is a group of drugs that can target both 3 gram-positive and gram-negative bacteria. However, it is most well known for being the first-line drug to treat Mycobacterium tuberculosis (Suresh et al., 2023). RIF targets the RNA polymerase by binding close to the beta subunit which blocks the elongation of synthesized RNA molecules, thereby leading to premature termination of transcription and ultimately cell death (Campbell et al., 2001). RIF resistance therefore mainly occurs in the rpoB gene which encodes the beta subunit of bacterial RNA polymerase. Typically resistance is due to a structural change in the beta sub-unit which renders it impossible for RIF to bind onto the original active site (Munita, et al, 2015). Additionally, it is intriguing that although the rpoB gene encodes for 1342 amino acids, previous studies done on Haemophilus influenzae, M. tuberculosis, Neisseria and Streptococcus pneumoniae indicate that resistance </w:t>
-      </w:r>
-      <w:r>
-        <w:lastRenderedPageBreak/>
-        <w:t>mutations only occur at a relatively small set of loci known as the rifampicin resistance-determining region (RRDR) (Goldstein, 2014). The data collected from our lab also supports this observation as E. coli and A. baylyi all predominantly have mutations appearing in this region (Engelstaedter, 2023). The area in question has four main clusters, I, II, III, and N. Cluster I is notable for harboring most mutations. Therefore because rpoB is extremely conserved in nearly every bacteria and RIF is so precise in its targeting, it makes for an excellent controlled model for testing the repeatability of evolution.</w:t>
-      </w:r>
-    </w:p>
-    <w:p/>
-    <w:p/>
-    <w:p>
-      <w:pPr>
-        <w:rPr>
-          <w:b/>
-          <w:bCs/>
-        </w:rPr>
-      </w:pPr>
-      <w:r>
-        <w:rPr>
-          <w:b/>
-          <w:bCs/>
-          <w:highlight w:val="yellow"/>
-        </w:rPr>
-        <w:t>RNA polymerase (RNAP) is one of the most important and highly conserved molecules across all domains of life. And yet, when challenged with antibiotics that target it, such as rifampicin, mutations in RNAP emerge with surprising frequency (Goldstein 2014; Alifano et al. 2015). In addition to providing resistance, these mutations also have strong pleiotropic effects across various levels of biological organization (Fig. 1; Qi et al. 2014; Bershtein et al. 2017; Trauner et al. 2021). As such, this seemingly simple system where bacteria acquire a single point mutation in RNAP, in reality elicits an enormously complex set of responses, altering molecular structure and function, which scale up to influence cellular processes and organismal fitness</w:t>
-      </w:r>
-      <w:r>
-        <w:rPr>
-          <w:b/>
-          <w:bCs/>
-        </w:rPr>
-        <w:t>.</w:t>
-      </w:r>
-    </w:p>
-    <w:p>
-      <w:pPr>
-        <w:rPr>
-          <w:b/>
-          <w:bCs/>
-        </w:rPr>
-      </w:pPr>
-    </w:p>
-    <w:p>
-      <w:pPr>
-        <w:rPr>
-          <w:b/>
-          <w:bCs/>
-        </w:rPr>
-      </w:pPr>
-      <w:r>
-        <w:rPr>
-          <w:b/>
-          <w:bCs/>
-          <w:noProof/>
-        </w:rPr>
-        <w:drawing>
-          <wp:inline distT="0" distB="0" distL="0" distR="0" wp14:anchorId="4B6233A2" wp14:editId="720DF0E9">
-            <wp:extent cx="5731510" cy="3273425"/>
-            <wp:effectExtent l="0" t="0" r="2540" b="3175"/>
-            <wp:docPr id="734275563" name="Picture 1"/>
-            <wp:cNvGraphicFramePr>
-              <a:graphicFrameLocks xmlns:a="http://schemas.openxmlformats.org/drawingml/2006/main" noChangeAspect="1"/>
-            </wp:cNvGraphicFramePr>
-            <a:graphic xmlns:a="http://schemas.openxmlformats.org/drawingml/2006/main">
-              <a:graphicData uri="http://schemas.openxmlformats.org/drawingml/2006/picture">
-                <pic:pic xmlns:pic="http://schemas.openxmlformats.org/drawingml/2006/picture">
-                  <pic:nvPicPr>
-                    <pic:cNvPr id="734275563" name=""/>
-                    <pic:cNvPicPr/>
-                  </pic:nvPicPr>
-                  <pic:blipFill>
-                    <a:blip r:embed="rId5"/>
-                    <a:stretch>
-                      <a:fillRect/>
-                    </a:stretch>
-                  </pic:blipFill>
-                  <pic:spPr>
-                    <a:xfrm>
-                      <a:off x="0" y="0"/>
-                      <a:ext cx="5731510" cy="3273425"/>
-                    </a:xfrm>
-                    <a:prstGeom prst="rect">
-                      <a:avLst/>
-                    </a:prstGeom>
-                  </pic:spPr>
-                </pic:pic>
-              </a:graphicData>
-            </a:graphic>
-          </wp:inline>
-        </w:drawing>
-      </w:r>
-      <w:r>
-        <w:rPr>
-          <w:b/>
-          <w:bCs/>
-        </w:rPr>
-        <w:br w:type="page"/>
-      </w:r>
-    </w:p>
-    <w:p>
-      <w:pPr>
-        <w:rPr>
-          <w:b/>
-          <w:bCs/>
-        </w:rPr>
-      </w:pPr>
-    </w:p>
-    <w:p>
-      <w:r>
-        <w:t xml:space="preserve">Background on RIF </w:t>
-      </w:r>
-    </w:p>
-    <w:p>
-      <w:r>
-        <w:t xml:space="preserve">What is RIF and how it works </w:t>
-      </w:r>
-    </w:p>
-    <w:p>
-      <w:r>
-        <w:t>What is the rpoB gene</w:t>
-      </w:r>
-      <w:r>
-        <w:t xml:space="preserve"> (beta subunit and </w:t>
-      </w:r>
-      <w:r>
-        <w:t>RRDR</w:t>
-      </w:r>
-      <w:r>
-        <w:t xml:space="preserve">) </w:t>
-      </w:r>
-      <w:r>
-        <w:t xml:space="preserve">and how does RIF affect it </w:t>
-      </w:r>
+    </w:p>
+    <w:p>
+      <w:pPr>
+        <w:spacing w:after="80" w:line="300" w:lineRule="auto"/>
+      </w:pPr>
+    </w:p>
+    <w:p>
+      <w:pPr>
+        <w:rPr>
+          <w:b/>
+          <w:bCs/>
+        </w:rPr>
+      </w:pPr>
+      <w:r>
+        <w:rPr>
+          <w:b/>
+          <w:bCs/>
+        </w:rPr>
+        <w:t xml:space="preserve">What literature has discovered about </w:t>
+      </w:r>
+      <w:proofErr w:type="spellStart"/>
+      <w:r>
+        <w:rPr>
+          <w:b/>
+          <w:bCs/>
+        </w:rPr>
+        <w:t>rpoB</w:t>
+      </w:r>
+      <w:proofErr w:type="spellEnd"/>
+      <w:r>
+        <w:rPr>
+          <w:b/>
+          <w:bCs/>
+        </w:rPr>
+        <w:t xml:space="preserve">, temperature and fitness effects in </w:t>
+      </w:r>
+      <w:proofErr w:type="spellStart"/>
+      <w:r>
+        <w:rPr>
+          <w:b/>
+          <w:bCs/>
+        </w:rPr>
+        <w:t>Ecoli</w:t>
+      </w:r>
+      <w:proofErr w:type="spellEnd"/>
     </w:p>
     <w:p>
       <w:pPr>
@@ -1545,23 +1710,21 @@
         <w:rPr>
           <w:color w:val="555555"/>
         </w:rPr>
-        <w:t>RNA polymerase is the master regulator of transcription — mutations here have genome-wide pleiotropic consequences, making rpoB uniquely informative</w:t>
-      </w:r>
-    </w:p>
-    <w:p/>
-    <w:p>
-      <w:pPr>
-        <w:rPr>
-          <w:b/>
-          <w:bCs/>
-        </w:rPr>
-      </w:pPr>
-      <w:r>
-        <w:rPr>
-          <w:b/>
-          <w:bCs/>
-        </w:rPr>
-        <w:t>What literature has discovered about rpoB, temperature and fitness effects in Ecoli</w:t>
+        <w:t xml:space="preserve">Rodríguez-Verdugo et al. (2013): 114 populations, emergence of </w:t>
+      </w:r>
+      <w:proofErr w:type="spellStart"/>
+      <w:r>
+        <w:rPr>
+          <w:color w:val="555555"/>
+        </w:rPr>
+        <w:t>rpoB</w:t>
+      </w:r>
+      <w:proofErr w:type="spellEnd"/>
+      <w:r>
+        <w:rPr>
+          <w:color w:val="555555"/>
+        </w:rPr>
+        <w:t xml:space="preserve"> mutations without antibiotic exposure; resistance as a by-product of thermal adaptation</w:t>
       </w:r>
     </w:p>
     <w:p>
@@ -1578,7 +1741,7 @@
         <w:rPr>
           <w:color w:val="555555"/>
         </w:rPr>
-        <w:t>Rodríguez-Verdugo et al. (2013): 114 populations, emergence of rpoB mutations without antibiotic exposure; resistance as a by-product of thermal adaptation</w:t>
+        <w:t>Batarseh et al. (2023): contingency on genetic background — thermal adaptation outcomes depend on the ancestral genotype</w:t>
       </w:r>
     </w:p>
     <w:p>
@@ -1595,7 +1758,55 @@
         <w:rPr>
           <w:color w:val="555555"/>
         </w:rPr>
-        <w:t>Batarseh et al. (2023): contingency on genetic background — thermal adaptation outcomes depend on the ancestral genotype</w:t>
+        <w:t>The stringent response at high temperature: (p)</w:t>
+      </w:r>
+      <w:proofErr w:type="spellStart"/>
+      <w:r>
+        <w:rPr>
+          <w:color w:val="555555"/>
+        </w:rPr>
+        <w:t>ppGpp</w:t>
+      </w:r>
+      <w:proofErr w:type="spellEnd"/>
+      <w:r>
+        <w:rPr>
+          <w:color w:val="555555"/>
+        </w:rPr>
+        <w:t xml:space="preserve"> accumulation, RNAP reprogram, growth arrest — link directly to </w:t>
+      </w:r>
+      <w:proofErr w:type="spellStart"/>
+      <w:r>
+        <w:rPr>
+          <w:color w:val="555555"/>
+        </w:rPr>
+        <w:t>rpoB</w:t>
+      </w:r>
+      <w:proofErr w:type="spellEnd"/>
+      <w:r>
+        <w:rPr>
+          <w:color w:val="555555"/>
+        </w:rPr>
+        <w:t xml:space="preserve"> function</w:t>
+      </w:r>
+      <w:r>
+        <w:rPr>
+          <w:color w:val="555555"/>
+        </w:rPr>
+        <w:t xml:space="preserve"> (seems like resource rich environment helps activate </w:t>
+      </w:r>
+      <w:proofErr w:type="spellStart"/>
+      <w:r>
+        <w:rPr>
+          <w:color w:val="555555"/>
+        </w:rPr>
+        <w:t>strigent</w:t>
+      </w:r>
+      <w:proofErr w:type="spellEnd"/>
+      <w:r>
+        <w:rPr>
+          <w:color w:val="555555"/>
+        </w:rPr>
+        <w:t xml:space="preserve"> genes so could that be why my mutants in LB grows better than in m9?)</w:t>
       </w:r>
     </w:p>
     <w:p>
@@ -1612,13 +1823,31 @@
         <w:rPr>
           <w:color w:val="555555"/>
         </w:rPr>
-        <w:t>The stringent response at high temperature: (p)ppGpp accumulation, RNAP reprogram, growth arrest — link directly to rpoB function</w:t>
+        <w:t>Return to ancestor states (</w:t>
       </w:r>
       <w:r>
         <w:rPr>
           <w:color w:val="555555"/>
         </w:rPr>
-        <w:t xml:space="preserve"> (seems like resource rich environment helps activate strigent genes so could that be why my mutants in LB grows better than in m9?)</w:t>
+        <w:t>Stressor interaction networks suggest antibiotic resistance co-opted from stress responses to temperature</w:t>
+      </w:r>
+      <w:r>
+        <w:rPr>
+          <w:color w:val="555555"/>
+        </w:rPr>
+        <w:t xml:space="preserve"> </w:t>
+      </w:r>
+      <w:r>
+        <w:rPr>
+          <w:color w:val="555555"/>
+        </w:rPr>
+        <w:t>10.1038/s41396-018-0241-7</w:t>
+      </w:r>
+      <w:r>
+        <w:rPr>
+          <w:color w:val="555555"/>
+        </w:rPr>
+        <w:t>)</w:t>
       </w:r>
     </w:p>
     <w:p>
@@ -1635,48 +1864,35 @@
         <w:rPr>
           <w:color w:val="555555"/>
         </w:rPr>
-        <w:t>Return to ancestor states (</w:t>
-      </w:r>
+        <w:t xml:space="preserve">Yeh paper shows that </w:t>
+      </w:r>
+      <w:proofErr w:type="gramStart"/>
       <w:r>
         <w:rPr>
           <w:color w:val="555555"/>
         </w:rPr>
-        <w:t>Stressor interaction networks suggest antibiotic resistance co-opted from stress responses to temperature</w:t>
-      </w:r>
+        <w:t>an</w:t>
+      </w:r>
+      <w:proofErr w:type="gramEnd"/>
       <w:r>
         <w:rPr>
           <w:color w:val="555555"/>
         </w:rPr>
         <w:t xml:space="preserve"> </w:t>
       </w:r>
+      <w:proofErr w:type="spellStart"/>
       <w:r>
         <w:rPr>
           <w:color w:val="555555"/>
         </w:rPr>
-        <w:t>10.1038/s41396-018-0241-7</w:t>
-      </w:r>
+        <w:t>rpoB</w:t>
+      </w:r>
+      <w:proofErr w:type="spellEnd"/>
       <w:r>
         <w:rPr>
           <w:color w:val="555555"/>
         </w:rPr>
-        <w:t>)</w:t>
-      </w:r>
-    </w:p>
-    <w:p>
-      <w:pPr>
-        <w:pStyle w:val="ListParagraph"/>
-        <w:numPr>
-          <w:ilvl w:val="0"/>
-          <w:numId w:val="4"/>
-        </w:numPr>
-        <w:spacing w:after="80" w:line="300" w:lineRule="auto"/>
-        <w:contextualSpacing w:val="0"/>
-      </w:pPr>
-      <w:r>
-        <w:rPr>
-          <w:color w:val="555555"/>
-        </w:rPr>
-        <w:t xml:space="preserve">Yeh paper shows that an rpoB mutation provided the bacteria with many features to resist heat </w:t>
+        <w:t xml:space="preserve"> mutation provided the bacteria with many features to resist heat </w:t>
       </w:r>
     </w:p>
     <w:p>
@@ -1758,6 +1974,97 @@
           <w:bCs/>
         </w:rPr>
       </w:pPr>
+      <w:r>
+        <w:rPr>
+          <w:b/>
+          <w:bCs/>
+        </w:rPr>
+        <w:t xml:space="preserve">Chapter 2 </w:t>
+      </w:r>
+    </w:p>
+    <w:p>
+      <w:pPr>
+        <w:rPr>
+          <w:b/>
+          <w:bCs/>
+        </w:rPr>
+      </w:pPr>
+    </w:p>
+    <w:p>
+      <w:pPr>
+        <w:rPr>
+          <w:b/>
+          <w:bCs/>
+        </w:rPr>
+      </w:pPr>
+      <w:r>
+        <w:rPr>
+          <w:b/>
+          <w:bCs/>
+        </w:rPr>
+        <w:t xml:space="preserve">Stochastic or not </w:t>
+      </w:r>
+    </w:p>
+    <w:p>
+      <w:pPr>
+        <w:rPr>
+          <w:b/>
+          <w:bCs/>
+        </w:rPr>
+      </w:pPr>
+      <w:r>
+        <w:rPr>
+          <w:b/>
+          <w:bCs/>
+        </w:rPr>
+        <w:t xml:space="preserve">Evolution bias </w:t>
+      </w:r>
+    </w:p>
+    <w:p>
+      <w:pPr>
+        <w:rPr>
+          <w:b/>
+          <w:bCs/>
+        </w:rPr>
+      </w:pPr>
+      <w:r>
+        <w:rPr>
+          <w:b/>
+          <w:bCs/>
+        </w:rPr>
+        <w:t>Predictability</w:t>
+      </w:r>
+      <w:r>
+        <w:rPr>
+          <w:b/>
+          <w:bCs/>
+        </w:rPr>
+        <w:t xml:space="preserve"> in evolution???</w:t>
+      </w:r>
+    </w:p>
+    <w:p>
+      <w:pPr>
+        <w:rPr>
+          <w:b/>
+          <w:bCs/>
+        </w:rPr>
+      </w:pPr>
+    </w:p>
+    <w:p>
+      <w:pPr>
+        <w:rPr>
+          <w:b/>
+          <w:bCs/>
+        </w:rPr>
+      </w:pPr>
+    </w:p>
+    <w:p>
+      <w:pPr>
+        <w:rPr>
+          <w:b/>
+          <w:bCs/>
+        </w:rPr>
+      </w:pPr>
     </w:p>
     <w:p>
       <w:pPr>
@@ -1784,7 +2091,15 @@
     </w:p>
     <w:p>
       <w:r>
-        <w:t>What I am trying to find out</w:t>
+        <w:t xml:space="preserve">What </w:t>
+      </w:r>
+      <w:proofErr w:type="gramStart"/>
+      <w:r>
+        <w:t>I am</w:t>
+      </w:r>
+      <w:proofErr w:type="gramEnd"/>
+      <w:r>
+        <w:t xml:space="preserve"> trying to find out</w:t>
       </w:r>
       <w:r>
         <w:t>?</w:t>
@@ -1792,7 +2107,15 @@
     </w:p>
     <w:p>
       <w:r>
-        <w:t xml:space="preserve">How does environmental factors like temperature and media richness affect the growth of my RIF resistant rpoB mutations. </w:t>
+        <w:t xml:space="preserve">How does environmental factors like temperature and media richness affect the growth of my RIF resistant </w:t>
+      </w:r>
+      <w:proofErr w:type="spellStart"/>
+      <w:r>
+        <w:t>rpoB</w:t>
+      </w:r>
+      <w:proofErr w:type="spellEnd"/>
+      <w:r>
+        <w:t xml:space="preserve"> mutations. </w:t>
       </w:r>
     </w:p>
     <w:p>
@@ -1870,20 +2193,36 @@
     </w:p>
     <w:p>
       <w:r>
-        <w:t xml:space="preserve">we saw growth in 48c ONC but no growth in 48 experiment which means the cumulative stress of the forst 22h of ONC killed them and I was pipetting dead cells during the experiment </w:t>
-      </w:r>
-    </w:p>
-    <w:p>
-      <w:pPr>
-        <w:rPr>
-          <w:b/>
-          <w:bCs/>
-        </w:rPr>
-      </w:pPr>
-    </w:p>
-    <w:p>
-      <w:r>
-        <w:t xml:space="preserve">In theory we did not give these mutants time to evolve so their reaction should be poor but we see the complete opposite </w:t>
+        <w:t xml:space="preserve">we saw growth in 48c ONC but no growth in 48 experiment which means the cumulative stress of the </w:t>
+      </w:r>
+      <w:proofErr w:type="spellStart"/>
+      <w:r>
+        <w:t>forst</w:t>
+      </w:r>
+      <w:proofErr w:type="spellEnd"/>
+      <w:r>
+        <w:t xml:space="preserve"> 22h of ONC killed them and I was pipetting dead cells during the experiment </w:t>
+      </w:r>
+    </w:p>
+    <w:p>
+      <w:pPr>
+        <w:rPr>
+          <w:b/>
+          <w:bCs/>
+        </w:rPr>
+      </w:pPr>
+    </w:p>
+    <w:p>
+      <w:r>
+        <w:t xml:space="preserve">In theory we did not give these mutants time to evolve so their reaction should be </w:t>
+      </w:r>
+      <w:proofErr w:type="gramStart"/>
+      <w:r>
+        <w:t>poor</w:t>
+      </w:r>
+      <w:proofErr w:type="gramEnd"/>
+      <w:r>
+        <w:t xml:space="preserve"> but we see the complete opposite </w:t>
       </w:r>
     </w:p>
     <w:p>
@@ -1912,12 +2251,37 @@
     </w:p>
     <w:p>
       <w:r>
-        <w:t>We see E. coli rpoB mutants growing in lethal 45c heat why can they still grow?</w:t>
-      </w:r>
-    </w:p>
-    <w:p>
-      <w:r>
-        <w:t>Could mutating the rpoB gene also changed the rpoH gene? Pleiotropy?</w:t>
+        <w:t xml:space="preserve">We see E. coli </w:t>
+      </w:r>
+      <w:proofErr w:type="spellStart"/>
+      <w:r>
+        <w:t>rpoB</w:t>
+      </w:r>
+      <w:proofErr w:type="spellEnd"/>
+      <w:r>
+        <w:t xml:space="preserve"> mutants growing in lethal 45c heat why can they still grow?</w:t>
+      </w:r>
+    </w:p>
+    <w:p>
+      <w:r>
+        <w:lastRenderedPageBreak/>
+        <w:t xml:space="preserve">Could mutating the </w:t>
+      </w:r>
+      <w:proofErr w:type="spellStart"/>
+      <w:r>
+        <w:t>rpoB</w:t>
+      </w:r>
+      <w:proofErr w:type="spellEnd"/>
+      <w:r>
+        <w:t xml:space="preserve"> gene also changed the </w:t>
+      </w:r>
+      <w:proofErr w:type="spellStart"/>
+      <w:r>
+        <w:t>rpoH</w:t>
+      </w:r>
+      <w:proofErr w:type="spellEnd"/>
+      <w:r>
+        <w:t xml:space="preserve"> gene? Pleiotropy?</w:t>
       </w:r>
       <w:r>
         <w:t xml:space="preserve"> Did we do WGS?)</w:t>
@@ -1925,8 +2289,15 @@
     </w:p>
     <w:p>
       <w:r>
-        <w:lastRenderedPageBreak/>
-        <w:t xml:space="preserve">We see some growth in m9 from ONC experiment at 45c but there is no growth  during the actual experiment </w:t>
+        <w:t xml:space="preserve">We see some growth in m9 from ONC experiment at 45c but there is no </w:t>
+      </w:r>
+      <w:proofErr w:type="gramStart"/>
+      <w:r>
+        <w:t>growth  during</w:t>
+      </w:r>
+      <w:proofErr w:type="gramEnd"/>
+      <w:r>
+        <w:t xml:space="preserve"> the actual experiment </w:t>
       </w:r>
     </w:p>
     <w:p>
@@ -2393,12 +2764,21 @@
           <w:bCs/>
         </w:rPr>
       </w:pPr>
-      <w:r>
-        <w:rPr>
-          <w:b/>
-          <w:bCs/>
-        </w:rPr>
-        <w:t xml:space="preserve">Ozbilek: </w:t>
+      <w:proofErr w:type="spellStart"/>
+      <w:r>
+        <w:rPr>
+          <w:b/>
+          <w:bCs/>
+        </w:rPr>
+        <w:t>Ozbilek</w:t>
+      </w:r>
+      <w:proofErr w:type="spellEnd"/>
+      <w:r>
+        <w:rPr>
+          <w:b/>
+          <w:bCs/>
+        </w:rPr>
+        <w:t xml:space="preserve">: </w:t>
       </w:r>
     </w:p>
     <w:p>
@@ -2408,7 +2788,15 @@
     </w:p>
     <w:p>
       <w:r>
-        <w:t xml:space="preserve">this paper suggests the specific rpoB mutation is more important than temperature </w:t>
+        <w:t xml:space="preserve">this paper suggests the specific </w:t>
+      </w:r>
+      <w:proofErr w:type="spellStart"/>
+      <w:r>
+        <w:t>rpoB</w:t>
+      </w:r>
+      <w:proofErr w:type="spellEnd"/>
+      <w:r>
+        <w:t xml:space="preserve"> mutation is more important than temperature </w:t>
       </w:r>
     </w:p>
     <w:p>
@@ -2432,12 +2820,72 @@
       </w:r>
       <w:r>
         <w:tab/>
+      </w:r>
+      <w:proofErr w:type="spellStart"/>
+      <w:r>
         <w:t>wt</w:t>
       </w:r>
-    </w:p>
-    <w:p>
-      <w:r>
-        <w:t>A decline in rpoBWT viable cell counts beyond the 150-min time point at 46°C (Figure 2B) indicated significant impairments in cellular processes. However, while the rpoBWT culture's CFU declined, the OD continued to rise during the same period. We considered that the arrest of cell division, resulting in filamentation, could cause OD to rise without actually increasing CFU. Indeed, growth of E. coli cultures at high temperature (≥ 45°C) has been reported to cause cell filamentation (Hoffman and Frank 1963; van Derlinden et al. 2008). We employed scanning electron microscopy to capture finer morphological details (Figure 3). At 37°C, rpoBWT and mutant cells from stationary phase culture have almost identical dimensions, appearing as short, ovoidal rods. However, at 46°C, cell length increased dramatically for both strains, with rpoBWT cells appearing much larger than mutant cells and more frequently lacking visible septa. These results demonstrate that in comparison to rpoB58 mutant cells, rpoBWT cells at 46°C are under considerably greater stress and frequently stop dividing.</w:t>
+      <w:proofErr w:type="spellEnd"/>
+    </w:p>
+    <w:p>
+      <w:r>
+        <w:t xml:space="preserve">A decline in </w:t>
+      </w:r>
+      <w:proofErr w:type="spellStart"/>
+      <w:r>
+        <w:t>rpoBWT</w:t>
+      </w:r>
+      <w:proofErr w:type="spellEnd"/>
+      <w:r>
+        <w:t xml:space="preserve"> viable cell counts beyond the 150-min time point at 46°C (Figure 2B) indicated significant impairments in cellular processes. However, while the </w:t>
+      </w:r>
+      <w:proofErr w:type="spellStart"/>
+      <w:r>
+        <w:t>rpoBWT</w:t>
+      </w:r>
+      <w:proofErr w:type="spellEnd"/>
+      <w:r>
+        <w:t xml:space="preserve"> culture's CFU declined, the OD continued to rise during the same period. We considered that the arrest of cell division, resulting in filamentation, could cause OD to rise without </w:t>
+      </w:r>
+      <w:proofErr w:type="gramStart"/>
+      <w:r>
+        <w:t>actually increasing</w:t>
+      </w:r>
+      <w:proofErr w:type="gramEnd"/>
+      <w:r>
+        <w:t xml:space="preserve"> CFU. Indeed, growth of E. coli cultures at high temperature (≥ 45°C) has been reported to cause cell filamentation (Hoffman and Frank 1963; van </w:t>
+      </w:r>
+      <w:proofErr w:type="spellStart"/>
+      <w:r>
+        <w:t>Derlinden</w:t>
+      </w:r>
+      <w:proofErr w:type="spellEnd"/>
+      <w:r>
+        <w:t xml:space="preserve"> et al. 2008). We employed scanning electron microscopy to capture finer morphological details (Figure 3). At 37°C, </w:t>
+      </w:r>
+      <w:proofErr w:type="spellStart"/>
+      <w:r>
+        <w:t>rpoBWT</w:t>
+      </w:r>
+      <w:proofErr w:type="spellEnd"/>
+      <w:r>
+        <w:t xml:space="preserve"> and mutant cells from stationary phase culture have almost identical dimensions, appearing as short, ovoidal rods. However, at 46°C, cell length increased dramatically for both strains, with </w:t>
+      </w:r>
+      <w:proofErr w:type="spellStart"/>
+      <w:r>
+        <w:t>rpoBWT</w:t>
+      </w:r>
+      <w:proofErr w:type="spellEnd"/>
+      <w:r>
+        <w:t xml:space="preserve"> cells appearing much larger than mutant cells and more frequently lacking visible septa. These results demonstrate that in comparison to rpoB58 mutant cells, </w:t>
+      </w:r>
+      <w:proofErr w:type="spellStart"/>
+      <w:r>
+        <w:t>rpoBWT</w:t>
+      </w:r>
+      <w:proofErr w:type="spellEnd"/>
+      <w:r>
+        <w:t xml:space="preserve"> cells at 46°C are under considerably greater stress and frequently stop dividing.</w:t>
       </w:r>
       <w:r>
         <w:tab/>
@@ -2445,11 +2893,59 @@
     </w:p>
     <w:p>
       <w:r>
-        <w:t xml:space="preserve">Growth of E. coli strains incubated at 44°C in minimal medium is restricted principally due to the inactivation of the first enzyme (MetA) of methionine biosynthesis (Ron and Davis 1971). However, what restricts high-temperature growth of E. coli in rich medium is not clear. The maximum growth temperature of E. coli incubated in rich medium is reported to be between 44.5°C and 46°C (Hoffman and Frank 1963; van Derlinden et al. 2008; Rudolph et al. 2010). For the E. coli strain background (MC4100) used in this </w:t>
+        <w:t>Growth of E. coli strains incubated at 44°C in minimal medium is restricted principally due to the inactivation of the first enzyme (</w:t>
+      </w:r>
+      <w:proofErr w:type="spellStart"/>
+      <w:r>
+        <w:t>MetA</w:t>
+      </w:r>
+      <w:proofErr w:type="spellEnd"/>
+      <w:r>
+        <w:t xml:space="preserve">) of methionine biosynthesis (Ron and Davis 1971). However, what restricts high-temperature growth of E. coli in rich medium is not clear. The maximum growth temperature of E. coli incubated in rich medium is </w:t>
       </w:r>
       <w:r>
         <w:lastRenderedPageBreak/>
-        <w:t>study, the maximum growth temperature in a rich medium was determined to be between 45°C and 46°C. The presence of a mutant rpoB58 allele increased this limit to between 47°C and 48°C. The inhibition of E. coli growth at temperatures higher than 46°C is likely due to debilitating effects on cell structure–function, with a collapse in protein homeostasis being one of the major factors. Indeed, null mutations in genes central to the maintenance of protein homeostasis, such as those coding for molecular chaperones and proteases, significantly lower the maximum growth temperature and are classically linked to growth defects at temperatures between 37°C and 42°C (Paek and Walker 1987; Strauch et al. 1989; Sell et al. 1990; Ueguchi et al. 1995).  At an extreme high temperature between 46°C and 47°C, null mutations in 51 E. coli genes were shown to become essential for survival (Murata et al. 2011). In addition to some of the obvious candidate genes, such as chaperone-coding dnaK and dnaJ and protease-coding degP, the screen identified genes involved in diverse cellular functions, including outer membrane biogenesis, cell division, and energy metabolism (Murata et al. 2011). Due to their essential nature, none of the genes directly involved in protein synthesis were identified in the screen, but the authors noted reduced expression of 23 genes that participate in protein synthesis. Based on this observation, they concluded that downregulation of ribosomal genes is one of the possible strategies for survival at extremely high growth temperatures.</w:t>
+        <w:t xml:space="preserve">reported to be between 44.5°C and 46°C (Hoffman and Frank 1963; van </w:t>
+      </w:r>
+      <w:proofErr w:type="spellStart"/>
+      <w:r>
+        <w:t>Derlinden</w:t>
+      </w:r>
+      <w:proofErr w:type="spellEnd"/>
+      <w:r>
+        <w:t xml:space="preserve"> et al. 2008; Rudolph et al. 2010). For the E. coli strain background (MC4100) used in this study, the maximum growth temperature in a rich medium was determined to be between 45°C and 46°C. The presence of a mutant rpoB58 allele increased this limit to between 47°C and 48°C. The inhibition of E. coli growth at temperatures higher than 46°C is likely due to debilitating effects on cell structure–function, with a collapse in protein homeostasis being one of the major factors. Indeed, null mutations in genes central to the maintenance of protein homeostasis, such as those coding for molecular chaperones and proteases, significantly lower the maximum growth temperature and are classically linked to growth defects at temperatures between 37°C and 42°C (Paek and Walker 1987; Strauch et al. 1989; Sell et al. 1990; </w:t>
+      </w:r>
+      <w:proofErr w:type="spellStart"/>
+      <w:r>
+        <w:t>Ueguchi</w:t>
+      </w:r>
+      <w:proofErr w:type="spellEnd"/>
+      <w:r>
+        <w:t xml:space="preserve"> et al. 1995).  At an extreme high temperature between 46°C and 47°C, null mutations in 51 E. coli genes were shown to become essential for survival (Murata et al. 2011). In addition to some of the obvious candidate genes, such as chaperone-coding </w:t>
+      </w:r>
+      <w:proofErr w:type="spellStart"/>
+      <w:r>
+        <w:t>dnaK</w:t>
+      </w:r>
+      <w:proofErr w:type="spellEnd"/>
+      <w:r>
+        <w:t xml:space="preserve"> and </w:t>
+      </w:r>
+      <w:proofErr w:type="spellStart"/>
+      <w:r>
+        <w:t>dnaJ</w:t>
+      </w:r>
+      <w:proofErr w:type="spellEnd"/>
+      <w:r>
+        <w:t xml:space="preserve"> and protease-coding </w:t>
+      </w:r>
+      <w:proofErr w:type="spellStart"/>
+      <w:r>
+        <w:t>degP</w:t>
+      </w:r>
+      <w:proofErr w:type="spellEnd"/>
+      <w:r>
+        <w:t>, the screen identified genes involved in diverse cellular functions, including outer membrane biogenesis, cell division, and energy metabolism (Murata et al. 2011). Due to their essential nature, none of the genes directly involved in protein synthesis were identified in the screen, but the authors noted reduced expression of 23 genes that participate in protein synthesis. Based on this observation, they concluded that downregulation of ribosomal genes is one of the possible strategies for survival at extremely high growth temperatures.</w:t>
       </w:r>
     </w:p>
     <w:p>
@@ -3874,6 +4370,7 @@
   <w:style w:type="character" w:default="1" w:styleId="DefaultParagraphFont">
     <w:name w:val="Default Paragraph Font"/>
     <w:uiPriority w:val="1"/>
+    <w:semiHidden/>
     <w:unhideWhenUsed/>
   </w:style>
   <w:style w:type="table" w:default="1" w:styleId="TableNormal">
@@ -4216,6 +4713,18 @@
       <w:u w:val="single"/>
     </w:rPr>
   </w:style>
+  <w:style w:type="character" w:styleId="UnresolvedMention">
+    <w:name w:val="Unresolved Mention"/>
+    <w:basedOn w:val="DefaultParagraphFont"/>
+    <w:uiPriority w:val="99"/>
+    <w:semiHidden/>
+    <w:unhideWhenUsed/>
+    <w:rsid w:val="00B8062D"/>
+    <w:rPr>
+      <w:color w:val="605E5C"/>
+      <w:shd w:val="clear" w:color="auto" w:fill="E1DFDD"/>
+    </w:rPr>
+  </w:style>
 </w:styles>
 </file>
 

--- a/Writing/Lit review.docx
+++ b/Writing/Lit review.docx
@@ -27,15 +27,7 @@
     </w:p>
     <w:p>
       <w:r>
-        <w:t xml:space="preserve">Antibiotic resistance (AR) has become such an issue due to overuse and misuse that we </w:t>
-      </w:r>
-      <w:proofErr w:type="gramStart"/>
-      <w:r>
-        <w:t>are considered to be</w:t>
-      </w:r>
-      <w:proofErr w:type="gramEnd"/>
-      <w:r>
-        <w:t xml:space="preserve"> in a crisis (Ventola, 2015). Just in 2024 alone there were 1.23 million deaths related to Mycobacterium tuberculosis (TB) with approximately 390,000 people developing the MDR/RR-TB resistant strain (World Health Organization, 2024). This issue has developed further to affecting the environment as </w:t>
+        <w:t xml:space="preserve">Antibiotic resistance (AR) has become such an issue due to overuse and misuse that we are considered to be in a crisis (Ventola, 2015). Just in 2024 alone there were 1.23 million deaths related to Mycobacterium tuberculosis (TB) with approximately 390,000 people developing the MDR/RR-TB resistant strain (World Health Organization, 2024). This issue has developed further to affecting the environment as </w:t>
       </w:r>
       <w:r>
         <w:t>misuse</w:t>
@@ -53,15 +45,7 @@
         <w:t>antibiotic</w:t>
       </w:r>
       <w:r>
-        <w:t xml:space="preserve"> to be released into the surrounding environment (Andersson and Hughes, 2014). Originally, it has been postulated that it was possible to effectively control AR through limited use, as resistant bacteria should be out competed by its more fit wild </w:t>
-      </w:r>
-      <w:proofErr w:type="gramStart"/>
-      <w:r>
-        <w:t>type</w:t>
-      </w:r>
-      <w:proofErr w:type="gramEnd"/>
-      <w:r>
-        <w:t xml:space="preserve"> counterpart in the absence of drugs. The theory was resistance genes while hugely </w:t>
+        <w:t xml:space="preserve"> to be released into the surrounding environment (Andersson and Hughes, 2014). Originally, it has been postulated that it was possible to effectively control AR through limited use, as resistant bacteria should be out competed by its more fit wild type counterpart in the absence of drugs. The theory was resistance genes while hugely </w:t>
       </w:r>
       <w:r>
         <w:t>beneficial</w:t>
@@ -170,14 +154,7 @@
           <w:b/>
           <w:bCs/>
         </w:rPr>
-        <w:t>:</w:t>
-      </w:r>
-      <w:r>
-        <w:rPr>
-          <w:b/>
-          <w:bCs/>
-        </w:rPr>
-        <w:t xml:space="preserve"> this underpins every chapter </w:t>
+        <w:t xml:space="preserve">: this underpins every chapter </w:t>
       </w:r>
     </w:p>
     <w:p>
@@ -201,23 +178,7 @@
       </w:r>
       <w:proofErr w:type="spellEnd"/>
       <w:r>
-        <w:t xml:space="preserve"> mutation induced my RIF </w:t>
-      </w:r>
-      <w:proofErr w:type="gramStart"/>
-      <w:r>
-        <w:t>is will act</w:t>
-      </w:r>
-      <w:proofErr w:type="gramEnd"/>
-      <w:r>
-        <w:t xml:space="preserve"> as the differentiator. To provide some background, RIF is a </w:t>
-      </w:r>
-      <w:proofErr w:type="gramStart"/>
-      <w:r>
-        <w:t>broad spectrum</w:t>
-      </w:r>
-      <w:proofErr w:type="gramEnd"/>
-      <w:r>
-        <w:t xml:space="preserve"> </w:t>
+        <w:t xml:space="preserve"> mutation induced my RIF is will act as the differentiator. To provide some background, RIF is a broad spectrum </w:t>
       </w:r>
       <w:r>
         <w:t>antibiotic</w:t>
@@ -244,15 +205,7 @@
         <w:t>Leprosy</w:t>
       </w:r>
       <w:r>
-        <w:t xml:space="preserve">. </w:t>
-      </w:r>
-      <w:proofErr w:type="gramStart"/>
-      <w:r>
-        <w:t>However</w:t>
-      </w:r>
-      <w:proofErr w:type="gramEnd"/>
-      <w:r>
-        <w:t xml:space="preserve"> it is most famous form being the first in line drug to treat </w:t>
+        <w:t xml:space="preserve">. However it is most famous form being the first in line drug to treat </w:t>
       </w:r>
       <w:r>
         <w:t>Mycobacterium tuberculosis</w:t>
@@ -281,21 +234,7 @@
         <w:rPr>
           <w:highlight w:val="yellow"/>
         </w:rPr>
-        <w:t xml:space="preserve"> gene which encodes the beta subunit of bacterial RNA polymerase. </w:t>
-      </w:r>
-      <w:proofErr w:type="gramStart"/>
-      <w:r>
-        <w:rPr>
-          <w:highlight w:val="yellow"/>
-        </w:rPr>
-        <w:t>Typically</w:t>
-      </w:r>
-      <w:proofErr w:type="gramEnd"/>
-      <w:r>
-        <w:rPr>
-          <w:highlight w:val="yellow"/>
-        </w:rPr>
-        <w:t xml:space="preserve"> resistance is due to a structural change in the beta sub-unit which renders it impossible for RIF to bind onto the original active site (Munita, et al, 2015). Additionally, it is intriguing that although the </w:t>
+        <w:t xml:space="preserve"> gene which encodes the beta subunit of bacterial RNA polymerase. Typically resistance is due to a structural change in the beta sub-unit which renders it impossible for RIF to bind onto the original active site (Munita, et al, 2015). Additionally, it is intriguing that although the </w:t>
       </w:r>
       <w:proofErr w:type="spellStart"/>
       <w:r>
@@ -418,15 +357,7 @@
         <w:t>s o</w:t>
       </w:r>
       <w:r>
-        <w:t xml:space="preserve">n an organism’s ability to survive </w:t>
-      </w:r>
-      <w:proofErr w:type="gramStart"/>
-      <w:r>
-        <w:t>in a given</w:t>
-      </w:r>
-      <w:proofErr w:type="gramEnd"/>
-      <w:r>
-        <w:t xml:space="preserve"> environment. </w:t>
+        <w:t xml:space="preserve">n an organism’s ability to survive in a given environment. </w:t>
       </w:r>
       <w:r>
         <w:t>This definition</w:t>
@@ -539,15 +470,7 @@
         <w:t xml:space="preserve">it is inherently negative </w:t>
       </w:r>
       <w:r>
-        <w:t xml:space="preserve">when </w:t>
-      </w:r>
-      <w:proofErr w:type="gramStart"/>
-      <w:r>
-        <w:t>in reality this</w:t>
-      </w:r>
-      <w:proofErr w:type="gramEnd"/>
-      <w:r>
-        <w:t xml:space="preserve"> “cost” that we think we see </w:t>
+        <w:t xml:space="preserve">when in reality this “cost” that we think we see </w:t>
       </w:r>
       <w:r>
         <w:t xml:space="preserve">in our specific </w:t>
@@ -583,15 +506,7 @@
         <w:t>appropriate</w:t>
       </w:r>
       <w:r>
-        <w:t xml:space="preserve"> and </w:t>
-      </w:r>
-      <w:proofErr w:type="gramStart"/>
-      <w:r>
-        <w:t>open minded</w:t>
-      </w:r>
-      <w:proofErr w:type="gramEnd"/>
-      <w:r>
-        <w:t xml:space="preserve"> term </w:t>
+        <w:t xml:space="preserve"> and open minded term </w:t>
       </w:r>
       <w:r>
         <w:t>as</w:t>
@@ -939,14 +854,12 @@
       <w:r>
         <w:t xml:space="preserve">attempts and tries to </w:t>
       </w:r>
-      <w:proofErr w:type="gramStart"/>
       <w:r>
         <w:t>reverse</w:t>
       </w:r>
       <w:r>
         <w:t>s</w:t>
       </w:r>
-      <w:proofErr w:type="gramEnd"/>
       <w:r>
         <w:t xml:space="preserve"> the aggregation of misfolded proteins</w:t>
       </w:r>
@@ -1059,15 +972,7 @@
         <w:t xml:space="preserve">It has been observed </w:t>
       </w:r>
       <w:r>
-        <w:t xml:space="preserve">that </w:t>
-      </w:r>
-      <w:proofErr w:type="gramStart"/>
-      <w:r>
-        <w:t>E.coli’s</w:t>
-      </w:r>
-      <w:proofErr w:type="gramEnd"/>
-      <w:r>
-        <w:t xml:space="preserve"> resistance to </w:t>
+        <w:t xml:space="preserve">that E.coli’s resistance to </w:t>
       </w:r>
       <w:r>
         <w:t xml:space="preserve">high temperature not only relies on the common stress response but it also calls upon a group of genes not traditionally used named the </w:t>
@@ -1097,15 +1002,7 @@
         <w:t>unison</w:t>
       </w:r>
       <w:r>
-        <w:t xml:space="preserve"> to provide </w:t>
-      </w:r>
-      <w:proofErr w:type="gramStart"/>
-      <w:r>
-        <w:t>E.coli</w:t>
-      </w:r>
-      <w:proofErr w:type="gramEnd"/>
-      <w:r>
-        <w:t xml:space="preserve"> with a robust tolerance against high temperature</w:t>
+        <w:t xml:space="preserve"> to provide E.coli with a robust tolerance against high temperature</w:t>
       </w:r>
       <w:r>
         <w:t xml:space="preserve">. </w:t>
@@ -1118,94 +1015,78 @@
     </w:p>
     <w:p>
       <w:r>
-        <w:t xml:space="preserve">Unsurprisingly </w:t>
-      </w:r>
-      <w:proofErr w:type="gramStart"/>
-      <w:r>
-        <w:t>similar to</w:t>
-      </w:r>
-      <w:proofErr w:type="gramEnd"/>
+        <w:t xml:space="preserve">Unsurprisingly similar to </w:t>
+      </w:r>
+      <w:r>
+        <w:t>the heat shock response</w:t>
+      </w:r>
+      <w:r>
+        <w:t>,</w:t>
+      </w:r>
       <w:r>
         <w:t xml:space="preserve"> </w:t>
       </w:r>
       <w:r>
-        <w:t>the heat shock response</w:t>
-      </w:r>
-      <w:r>
-        <w:t>,</w:t>
+        <w:t>cold s</w:t>
+      </w:r>
+      <w:r>
+        <w:t>hock</w:t>
+      </w:r>
+      <w:r>
+        <w:t xml:space="preserve"> is also a powerful stressor for bacterial growth</w:t>
+      </w:r>
+      <w:r>
+        <w:t xml:space="preserve">. </w:t>
+      </w:r>
+      <w:r>
+        <w:t>Cold temperat</w:t>
+      </w:r>
+      <w:r>
+        <w:t xml:space="preserve">ure </w:t>
+      </w:r>
+      <w:r>
+        <w:t>primarily</w:t>
+      </w:r>
+      <w:r>
+        <w:t xml:space="preserve"> impairs the </w:t>
+      </w:r>
+      <w:r>
+        <w:t>ribosome and</w:t>
+      </w:r>
+      <w:r>
+        <w:t xml:space="preserve"> promoted the </w:t>
+      </w:r>
+      <w:r>
+        <w:t>over-stabiliz</w:t>
+      </w:r>
+      <w:r>
+        <w:t xml:space="preserve">ation of </w:t>
+      </w:r>
+      <w:r>
+        <w:t>secondary DNA and RNA structures</w:t>
       </w:r>
       <w:r>
         <w:t xml:space="preserve"> </w:t>
       </w:r>
       <w:r>
-        <w:t>cold s</w:t>
-      </w:r>
-      <w:r>
-        <w:t>hock</w:t>
-      </w:r>
-      <w:r>
-        <w:t xml:space="preserve"> is also a powerful stressor for bacterial growth</w:t>
+        <w:t>(</w:t>
+      </w:r>
+      <w:r>
+        <w:t xml:space="preserve">Barria et al., 2013; </w:t>
+      </w:r>
+      <w:proofErr w:type="spellStart"/>
+      <w:r>
+        <w:t>Phadtare</w:t>
+      </w:r>
+      <w:proofErr w:type="spellEnd"/>
+      <w:r>
+        <w:t xml:space="preserve"> and Inouye, 2008; Yamanaka, 1999)</w:t>
       </w:r>
       <w:r>
         <w:t xml:space="preserve">. </w:t>
       </w:r>
       <w:r>
-        <w:t>Cold temperat</w:t>
-      </w:r>
-      <w:r>
-        <w:t xml:space="preserve">ure </w:t>
-      </w:r>
-      <w:r>
-        <w:t>primarily</w:t>
-      </w:r>
-      <w:r>
-        <w:t xml:space="preserve"> impairs the </w:t>
-      </w:r>
-      <w:r>
-        <w:t>ribosome and</w:t>
-      </w:r>
-      <w:r>
-        <w:t xml:space="preserve"> promoted the </w:t>
-      </w:r>
-      <w:r>
-        <w:t>over-stabiliz</w:t>
-      </w:r>
-      <w:r>
-        <w:t xml:space="preserve">ation of </w:t>
-      </w:r>
-      <w:r>
-        <w:t>secondary DNA and RNA structures</w:t>
-      </w:r>
-      <w:r>
-        <w:t xml:space="preserve"> </w:t>
-      </w:r>
-      <w:r>
-        <w:t>(</w:t>
-      </w:r>
-      <w:r>
-        <w:t xml:space="preserve">Barria et al., 2013; </w:t>
-      </w:r>
-      <w:proofErr w:type="spellStart"/>
-      <w:r>
-        <w:t>Phadtare</w:t>
-      </w:r>
-      <w:proofErr w:type="spellEnd"/>
-      <w:r>
-        <w:t xml:space="preserve"> and Inouye, 2008; Yamanaka, 1999)</w:t>
-      </w:r>
-      <w:r>
-        <w:t xml:space="preserve">. </w:t>
-      </w:r>
-      <w:r>
-        <w:t xml:space="preserve">In the case for </w:t>
-      </w:r>
-      <w:proofErr w:type="gramStart"/>
-      <w:r>
-        <w:t>E.coli</w:t>
-      </w:r>
-      <w:proofErr w:type="gramEnd"/>
-      <w:r>
-        <w:t xml:space="preserve"> under</w:t>
+        <w:t>In the case for E.coli under</w:t>
       </w:r>
       <w:r>
         <w:t xml:space="preserve"> cold </w:t>
@@ -1224,15 +1105,7 @@
         <w:t xml:space="preserve"> halted</w:t>
       </w:r>
       <w:r>
-        <w:t xml:space="preserve">, </w:t>
-      </w:r>
-      <w:proofErr w:type="gramStart"/>
-      <w:r>
-        <w:t>with the exception of</w:t>
-      </w:r>
-      <w:proofErr w:type="gramEnd"/>
-      <w:r>
-        <w:t xml:space="preserve"> </w:t>
+        <w:t xml:space="preserve">, with the exception of </w:t>
       </w:r>
       <w:r>
         <w:t xml:space="preserve">the </w:t>
@@ -1571,15 +1444,7 @@
         <w:t>Glucose and m9</w:t>
       </w:r>
       <w:r>
-        <w:t xml:space="preserve"> and how these 2 media </w:t>
-      </w:r>
-      <w:proofErr w:type="gramStart"/>
-      <w:r>
-        <w:t>affects</w:t>
-      </w:r>
-      <w:proofErr w:type="gramEnd"/>
-      <w:r>
-        <w:t xml:space="preserve"> fitness effects</w:t>
+        <w:t xml:space="preserve"> and how these 2 media affects fitness effects</w:t>
       </w:r>
     </w:p>
     <w:p>
@@ -1624,15 +1489,7 @@
         <w:t>To summarise,</w:t>
       </w:r>
       <w:r>
-        <w:t xml:space="preserve"> there are some </w:t>
-      </w:r>
-      <w:proofErr w:type="gramStart"/>
-      <w:r>
-        <w:t>literature</w:t>
-      </w:r>
-      <w:proofErr w:type="gramEnd"/>
-      <w:r>
-        <w:t xml:space="preserve"> looking into the relationship between </w:t>
+        <w:t xml:space="preserve"> there are some literature looking into the relationship between </w:t>
       </w:r>
       <w:proofErr w:type="spellStart"/>
       <w:r>
@@ -1864,21 +1721,7 @@
         <w:rPr>
           <w:color w:val="555555"/>
         </w:rPr>
-        <w:t xml:space="preserve">Yeh paper shows that </w:t>
-      </w:r>
-      <w:proofErr w:type="gramStart"/>
-      <w:r>
-        <w:rPr>
-          <w:color w:val="555555"/>
-        </w:rPr>
-        <w:t>an</w:t>
-      </w:r>
-      <w:proofErr w:type="gramEnd"/>
-      <w:r>
-        <w:rPr>
-          <w:color w:val="555555"/>
-        </w:rPr>
-        <w:t xml:space="preserve"> </w:t>
+        <w:t xml:space="preserve">Yeh paper shows that an </w:t>
       </w:r>
       <w:proofErr w:type="spellStart"/>
       <w:r>
@@ -1974,15 +1817,127 @@
           <w:bCs/>
         </w:rPr>
       </w:pPr>
-      <w:r>
-        <w:rPr>
-          <w:b/>
-          <w:bCs/>
-        </w:rPr>
+    </w:p>
+    <w:p>
+      <w:pPr>
+        <w:rPr>
+          <w:b/>
+          <w:bCs/>
+        </w:rPr>
+      </w:pPr>
+    </w:p>
+    <w:p>
+      <w:pPr>
+        <w:rPr>
+          <w:b/>
+          <w:bCs/>
+        </w:rPr>
+      </w:pPr>
+    </w:p>
+    <w:p>
+      <w:pPr>
+        <w:rPr>
+          <w:b/>
+          <w:bCs/>
+        </w:rPr>
+      </w:pPr>
+    </w:p>
+    <w:p>
+      <w:pPr>
+        <w:rPr>
+          <w:b/>
+          <w:bCs/>
+        </w:rPr>
+      </w:pPr>
+    </w:p>
+    <w:p>
+      <w:pPr>
+        <w:rPr>
+          <w:b/>
+          <w:bCs/>
+        </w:rPr>
+      </w:pPr>
+    </w:p>
+    <w:p>
+      <w:pPr>
+        <w:rPr>
+          <w:b/>
+          <w:bCs/>
+        </w:rPr>
+      </w:pPr>
+      <w:r>
+        <w:rPr>
+          <w:b/>
+          <w:bCs/>
+        </w:rPr>
+        <w:lastRenderedPageBreak/>
         <w:t xml:space="preserve">Chapter 2 </w:t>
       </w:r>
     </w:p>
     <w:p>
+      <w:r>
+        <w:t xml:space="preserve">From both clinical and laboratory data we can see that certain </w:t>
+      </w:r>
+      <w:proofErr w:type="spellStart"/>
+      <w:r>
+        <w:t>rpoB</w:t>
+      </w:r>
+      <w:proofErr w:type="spellEnd"/>
+      <w:r>
+        <w:t xml:space="preserve"> </w:t>
+      </w:r>
+      <w:r>
+        <w:t xml:space="preserve">mutations are favoured by </w:t>
+      </w:r>
+      <w:r>
+        <w:t xml:space="preserve">bacteria when exposed to a stressor like RIF. </w:t>
+      </w:r>
+      <w:r>
+        <w:t xml:space="preserve"> </w:t>
+      </w:r>
+      <w:r>
+        <w:t xml:space="preserve">It was originally theorised that </w:t>
+      </w:r>
+      <w:r>
+        <w:t xml:space="preserve">mutations arise stochastically </w:t>
+      </w:r>
+      <w:r>
+        <w:t xml:space="preserve">(why). However after looking at our lab results and results from other papers </w:t>
+      </w:r>
+      <w:r>
+        <w:t xml:space="preserve">we see that it is not the case. Certain mutations like the S531L in clinical TB and </w:t>
+      </w:r>
+      <w:r>
+        <w:t xml:space="preserve">H526Y in E. coli in our lab are by far the most common. </w:t>
+      </w:r>
+      <w:r>
+        <w:t xml:space="preserve">Why is this the case? Is there </w:t>
+      </w:r>
+      <w:r>
+        <w:t xml:space="preserve">bias to the </w:t>
+      </w:r>
+      <w:r>
+        <w:t>evolution</w:t>
+      </w:r>
+      <w:r>
+        <w:t xml:space="preserve"> of </w:t>
+      </w:r>
+      <w:proofErr w:type="spellStart"/>
+      <w:r>
+        <w:t>rpoB</w:t>
+      </w:r>
+      <w:proofErr w:type="spellEnd"/>
+      <w:r>
+        <w:t xml:space="preserve"> mutations and if we can find the patter could it help with the predictably of evolution? </w:t>
+      </w:r>
+      <w:r>
+        <w:t xml:space="preserve"> </w:t>
+      </w:r>
+      <w:r>
+        <w:t xml:space="preserve"> </w:t>
+      </w:r>
+    </w:p>
+    <w:p>
       <w:pPr>
         <w:rPr>
           <w:b/>
@@ -2091,15 +2046,7 @@
     </w:p>
     <w:p>
       <w:r>
-        <w:t xml:space="preserve">What </w:t>
-      </w:r>
-      <w:proofErr w:type="gramStart"/>
-      <w:r>
-        <w:t>I am</w:t>
-      </w:r>
-      <w:proofErr w:type="gramEnd"/>
-      <w:r>
-        <w:t xml:space="preserve"> trying to find out</w:t>
+        <w:t>What I am trying to find out</w:t>
       </w:r>
       <w:r>
         <w:t>?</w:t>
@@ -2193,6 +2140,7 @@
     </w:p>
     <w:p>
       <w:r>
+        <w:lastRenderedPageBreak/>
         <w:t xml:space="preserve">we saw growth in 48c ONC but no growth in 48 experiment which means the cumulative stress of the </w:t>
       </w:r>
       <w:proofErr w:type="spellStart"/>
@@ -2214,15 +2162,7 @@
     </w:p>
     <w:p>
       <w:r>
-        <w:t xml:space="preserve">In theory we did not give these mutants time to evolve so their reaction should be </w:t>
-      </w:r>
-      <w:proofErr w:type="gramStart"/>
-      <w:r>
-        <w:t>poor</w:t>
-      </w:r>
-      <w:proofErr w:type="gramEnd"/>
-      <w:r>
-        <w:t xml:space="preserve"> but we see the complete opposite </w:t>
+        <w:t xml:space="preserve">In theory we did not give these mutants time to evolve so their reaction should be poor but we see the complete opposite </w:t>
       </w:r>
     </w:p>
     <w:p>
@@ -2264,7 +2204,6 @@
     </w:p>
     <w:p>
       <w:r>
-        <w:lastRenderedPageBreak/>
         <w:t xml:space="preserve">Could mutating the </w:t>
       </w:r>
       <w:proofErr w:type="spellStart"/>
@@ -2289,15 +2228,7 @@
     </w:p>
     <w:p>
       <w:r>
-        <w:t xml:space="preserve">We see some growth in m9 from ONC experiment at 45c but there is no </w:t>
-      </w:r>
-      <w:proofErr w:type="gramStart"/>
-      <w:r>
-        <w:t>growth  during</w:t>
-      </w:r>
-      <w:proofErr w:type="gramEnd"/>
-      <w:r>
-        <w:t xml:space="preserve"> the actual experiment </w:t>
+        <w:t xml:space="preserve">We see some growth in m9 from ONC experiment at 45c but there is no growth  during the actual experiment </w:t>
       </w:r>
     </w:p>
     <w:p>
@@ -2829,6 +2760,7 @@
     </w:p>
     <w:p>
       <w:r>
+        <w:lastRenderedPageBreak/>
         <w:t xml:space="preserve">A decline in </w:t>
       </w:r>
       <w:proofErr w:type="spellStart"/>
@@ -2845,15 +2777,7 @@
       </w:r>
       <w:proofErr w:type="spellEnd"/>
       <w:r>
-        <w:t xml:space="preserve"> culture's CFU declined, the OD continued to rise during the same period. We considered that the arrest of cell division, resulting in filamentation, could cause OD to rise without </w:t>
-      </w:r>
-      <w:proofErr w:type="gramStart"/>
-      <w:r>
-        <w:t>actually increasing</w:t>
-      </w:r>
-      <w:proofErr w:type="gramEnd"/>
-      <w:r>
-        <w:t xml:space="preserve"> CFU. Indeed, growth of E. coli cultures at high temperature (≥ 45°C) has been reported to cause cell filamentation (Hoffman and Frank 1963; van </w:t>
+        <w:t xml:space="preserve"> culture's CFU declined, the OD continued to rise during the same period. We considered that the arrest of cell division, resulting in filamentation, could cause OD to rise without actually increasing CFU. Indeed, growth of E. coli cultures at high temperature (≥ 45°C) has been reported to cause cell filamentation (Hoffman and Frank 1963; van </w:t>
       </w:r>
       <w:proofErr w:type="spellStart"/>
       <w:r>
@@ -2901,11 +2825,7 @@
       </w:r>
       <w:proofErr w:type="spellEnd"/>
       <w:r>
-        <w:t xml:space="preserve">) of methionine biosynthesis (Ron and Davis 1971). However, what restricts high-temperature growth of E. coli in rich medium is not clear. The maximum growth temperature of E. coli incubated in rich medium is </w:t>
-      </w:r>
-      <w:r>
-        <w:lastRenderedPageBreak/>
-        <w:t xml:space="preserve">reported to be between 44.5°C and 46°C (Hoffman and Frank 1963; van </w:t>
+        <w:t xml:space="preserve">) of methionine biosynthesis (Ron and Davis 1971). However, what restricts high-temperature growth of E. coli in rich medium is not clear. The maximum growth temperature of E. coli incubated in rich medium is reported to be between 44.5°C and 46°C (Hoffman and Frank 1963; van </w:t>
       </w:r>
       <w:proofErr w:type="spellStart"/>
       <w:r>

--- a/Writing/Lit review.docx
+++ b/Writing/Lit review.docx
@@ -1470,407 +1470,747 @@
         <w:spacing w:after="80" w:line="300" w:lineRule="auto"/>
       </w:pPr>
       <w:r>
-        <w:t xml:space="preserve">Theory says when under heat stress </w:t>
-      </w:r>
-      <w:r>
-        <w:t xml:space="preserve">minimal media might be </w:t>
-      </w:r>
-    </w:p>
-    <w:p>
-      <w:pPr>
-        <w:spacing w:after="80" w:line="300" w:lineRule="auto"/>
-      </w:pPr>
-    </w:p>
-    <w:p>
-      <w:pPr>
-        <w:spacing w:after="80" w:line="300" w:lineRule="auto"/>
-      </w:pPr>
-      <w:r>
-        <w:t>To summarise,</w:t>
-      </w:r>
-      <w:r>
-        <w:t xml:space="preserve"> there are some literature looking into the relationship between </w:t>
-      </w:r>
-      <w:proofErr w:type="spellStart"/>
-      <w:r>
-        <w:t>rpoB</w:t>
-      </w:r>
-      <w:proofErr w:type="spellEnd"/>
-      <w:r>
-        <w:t xml:space="preserve"> mutations and temperature </w:t>
-      </w:r>
-      <w:proofErr w:type="spellStart"/>
-      <w:r>
-        <w:t>fluccuations</w:t>
-      </w:r>
-      <w:proofErr w:type="spellEnd"/>
-      <w:r>
-        <w:t xml:space="preserve"> </w:t>
-      </w:r>
-    </w:p>
-    <w:p>
-      <w:pPr>
-        <w:spacing w:after="80" w:line="300" w:lineRule="auto"/>
-      </w:pPr>
-    </w:p>
-    <w:p>
-      <w:pPr>
-        <w:rPr>
-          <w:b/>
-          <w:bCs/>
-        </w:rPr>
-      </w:pPr>
-      <w:r>
-        <w:rPr>
-          <w:b/>
-          <w:bCs/>
-        </w:rPr>
-        <w:t xml:space="preserve">What literature has discovered about </w:t>
-      </w:r>
-      <w:proofErr w:type="spellStart"/>
-      <w:r>
-        <w:rPr>
-          <w:b/>
-          <w:bCs/>
-        </w:rPr>
-        <w:t>rpoB</w:t>
-      </w:r>
-      <w:proofErr w:type="spellEnd"/>
-      <w:r>
-        <w:rPr>
-          <w:b/>
-          <w:bCs/>
-        </w:rPr>
-        <w:t xml:space="preserve">, temperature and fitness effects in </w:t>
-      </w:r>
-      <w:proofErr w:type="spellStart"/>
-      <w:r>
-        <w:rPr>
-          <w:b/>
-          <w:bCs/>
-        </w:rPr>
-        <w:t>Ecoli</w:t>
-      </w:r>
-      <w:proofErr w:type="spellEnd"/>
+        <w:t xml:space="preserve">Theory says </w:t>
+      </w:r>
     </w:p>
     <w:p>
       <w:pPr>
         <w:pStyle w:val="ListParagraph"/>
         <w:numPr>
           <w:ilvl w:val="0"/>
-          <w:numId w:val="4"/>
+          <w:numId w:val="7"/>
         </w:numPr>
         <w:spacing w:after="80" w:line="300" w:lineRule="auto"/>
-        <w:contextualSpacing w:val="0"/>
-      </w:pPr>
-      <w:r>
-        <w:rPr>
-          <w:color w:val="555555"/>
-        </w:rPr>
-        <w:t xml:space="preserve">Rodríguez-Verdugo et al. (2013): 114 populations, emergence of </w:t>
-      </w:r>
-      <w:proofErr w:type="spellStart"/>
-      <w:r>
-        <w:rPr>
-          <w:color w:val="555555"/>
-        </w:rPr>
+      </w:pPr>
+      <w:r>
+        <w:t xml:space="preserve">when under heat stress </w:t>
+      </w:r>
+      <w:r>
+        <w:t xml:space="preserve">minimal media might be </w:t>
+      </w:r>
+    </w:p>
+    <w:p>
+      <w:pPr>
+        <w:spacing w:after="80" w:line="300" w:lineRule="auto"/>
+      </w:pPr>
+    </w:p>
+    <w:p>
+      <w:pPr>
+        <w:spacing w:after="80" w:line="300" w:lineRule="auto"/>
+      </w:pPr>
+    </w:p>
+    <w:p>
+      <w:pPr>
+        <w:spacing w:after="80" w:line="300" w:lineRule="auto"/>
+      </w:pPr>
+      <w:r>
+        <w:lastRenderedPageBreak/>
+        <w:t xml:space="preserve">Having </w:t>
+      </w:r>
+      <w:r>
+        <w:t xml:space="preserve">discussed the broader </w:t>
+      </w:r>
+      <w:r>
+        <w:t xml:space="preserve">relationship between temperature and antibiotic resistance, </w:t>
+      </w:r>
+      <w:r>
+        <w:t xml:space="preserve">I will now be conducting a </w:t>
+      </w:r>
+      <w:r>
+        <w:t xml:space="preserve">synthesis of the specific </w:t>
+      </w:r>
+      <w:r>
+        <w:t xml:space="preserve">fitness effects of </w:t>
+      </w:r>
+      <w:proofErr w:type="spellStart"/>
+      <w:r>
         <w:t>rpoB</w:t>
       </w:r>
       <w:proofErr w:type="spellEnd"/>
       <w:r>
-        <w:rPr>
-          <w:color w:val="555555"/>
-        </w:rPr>
-        <w:t xml:space="preserve"> mutations without antibiotic exposure; resistance as a by-product of thermal adaptation</w:t>
-      </w:r>
-    </w:p>
-    <w:p>
-      <w:pPr>
-        <w:pStyle w:val="ListParagraph"/>
-        <w:numPr>
-          <w:ilvl w:val="0"/>
-          <w:numId w:val="4"/>
-        </w:numPr>
-        <w:spacing w:after="80" w:line="300" w:lineRule="auto"/>
-        <w:contextualSpacing w:val="0"/>
-      </w:pPr>
-      <w:r>
-        <w:rPr>
-          <w:color w:val="555555"/>
-        </w:rPr>
-        <w:t>Batarseh et al. (2023): contingency on genetic background — thermal adaptation outcomes depend on the ancestral genotype</w:t>
-      </w:r>
-    </w:p>
-    <w:p>
-      <w:pPr>
-        <w:pStyle w:val="ListParagraph"/>
-        <w:numPr>
-          <w:ilvl w:val="0"/>
-          <w:numId w:val="4"/>
-        </w:numPr>
-        <w:spacing w:after="80" w:line="300" w:lineRule="auto"/>
-        <w:contextualSpacing w:val="0"/>
-      </w:pPr>
-      <w:r>
-        <w:rPr>
-          <w:color w:val="555555"/>
-        </w:rPr>
-        <w:t>The stringent response at high temperature: (p)</w:t>
-      </w:r>
-      <w:proofErr w:type="spellStart"/>
-      <w:r>
-        <w:rPr>
-          <w:color w:val="555555"/>
-        </w:rPr>
+        <w:t xml:space="preserve"> mutations </w:t>
+      </w:r>
+      <w:r>
+        <w:t xml:space="preserve">in </w:t>
+      </w:r>
+      <w:r>
+        <w:rPr>
+          <w:i/>
+          <w:iCs/>
+        </w:rPr>
+        <w:t>E. coli</w:t>
+      </w:r>
+      <w:r>
+        <w:t xml:space="preserve"> </w:t>
+      </w:r>
+      <w:r>
+        <w:t xml:space="preserve">when exposed </w:t>
+      </w:r>
+      <w:r>
+        <w:t>to thermal stress.</w:t>
+      </w:r>
+      <w:r>
+        <w:t xml:space="preserve"> In the study done by </w:t>
+      </w:r>
+      <w:r>
+        <w:t>Rodríguez-Verdugo et al. (2013)</w:t>
+      </w:r>
+      <w:r>
+        <w:t xml:space="preserve">, they evolved </w:t>
+      </w:r>
+      <w:r>
+        <w:t xml:space="preserve">114 </w:t>
+      </w:r>
+      <w:r>
+        <w:rPr>
+          <w:i/>
+          <w:iCs/>
+        </w:rPr>
+        <w:t>E. coli</w:t>
+      </w:r>
+      <w:r>
+        <w:t xml:space="preserve"> populations at 42.2°C for 2,000 generations in the</w:t>
+      </w:r>
+      <w:r>
+        <w:t xml:space="preserve"> </w:t>
+      </w:r>
+      <w:r>
+        <w:t xml:space="preserve">absence of </w:t>
+      </w:r>
+      <w:r>
+        <w:t xml:space="preserve">antibiotics. </w:t>
+      </w:r>
+      <w:r>
+        <w:t>What they found was aside from the usual heat resistance mutations that were developed, there were also</w:t>
+      </w:r>
+      <w:r>
+        <w:t xml:space="preserve"> </w:t>
+      </w:r>
+      <w:proofErr w:type="spellStart"/>
+      <w:r>
+        <w:t>rpoB</w:t>
+      </w:r>
+      <w:proofErr w:type="spellEnd"/>
+      <w:r>
+        <w:t xml:space="preserve"> mutations conferring </w:t>
+      </w:r>
+      <w:r>
+        <w:t xml:space="preserve">for </w:t>
+      </w:r>
+      <w:r>
+        <w:t>rifampicin</w:t>
+      </w:r>
+      <w:r>
+        <w:t xml:space="preserve"> resistance in multiple independent populations</w:t>
+      </w:r>
+      <w:r>
+        <w:t>. This is a substantial discovery as it provides support to the theory that heat resistance and antibiotic resistance has and can develop in unison. More importantly it shows</w:t>
+      </w:r>
+      <w:r>
+        <w:t xml:space="preserve"> </w:t>
+      </w:r>
+      <w:r>
+        <w:t xml:space="preserve">antibiotic resistance are not </w:t>
+      </w:r>
+      <w:proofErr w:type="spellStart"/>
+      <w:r>
+        <w:t>nec</w:t>
+      </w:r>
+      <w:r>
+        <w:t>eryilly</w:t>
+      </w:r>
+      <w:proofErr w:type="spellEnd"/>
+      <w:r>
+        <w:t xml:space="preserve"> all costly in the absence of antibiotics</w:t>
+      </w:r>
+      <w:r>
+        <w:t xml:space="preserve">. </w:t>
+      </w:r>
+      <w:r>
+        <w:t>Beyon</w:t>
+      </w:r>
+      <w:r>
+        <w:t xml:space="preserve">d </w:t>
+      </w:r>
+      <w:r>
+        <w:t>cross</w:t>
+      </w:r>
+      <w:r>
+        <w:t>-resistance</w:t>
+      </w:r>
+      <w:r>
+        <w:t xml:space="preserve"> </w:t>
+      </w:r>
+      <w:r>
+        <w:t xml:space="preserve">mechanisms discussed previously, </w:t>
+      </w:r>
+      <w:r>
+        <w:t xml:space="preserve">there </w:t>
+      </w:r>
+      <w:r>
+        <w:t>exists</w:t>
+      </w:r>
+      <w:r>
+        <w:t xml:space="preserve"> a conserved</w:t>
+      </w:r>
+      <w:r>
+        <w:t xml:space="preserve"> mechanism known as the</w:t>
+      </w:r>
+      <w:r>
+        <w:t xml:space="preserve"> stringent response</w:t>
+      </w:r>
+      <w:r>
+        <w:t xml:space="preserve"> </w:t>
+      </w:r>
+      <w:r>
+        <w:t xml:space="preserve">observed in </w:t>
+      </w:r>
+      <w:r>
+        <w:t xml:space="preserve">in </w:t>
+      </w:r>
+      <w:r>
+        <w:rPr>
+          <w:i/>
+          <w:iCs/>
+        </w:rPr>
+        <w:t>E. coli</w:t>
+      </w:r>
+      <w:r>
+        <w:t xml:space="preserve"> and some other bacteria when exposed to stressful conditions</w:t>
+      </w:r>
+      <w:r>
+        <w:t xml:space="preserve">. The </w:t>
+      </w:r>
+      <w:r>
+        <w:t>stringent response</w:t>
+      </w:r>
+      <w:r>
+        <w:t xml:space="preserve"> </w:t>
+      </w:r>
+      <w:r>
+        <w:t xml:space="preserve">is a conserved bacterial stress </w:t>
+      </w:r>
+      <w:r>
+        <w:t xml:space="preserve">response </w:t>
+      </w:r>
+      <w:r>
+        <w:t xml:space="preserve">triggered by the rapid accumulation of </w:t>
+      </w:r>
+      <w:proofErr w:type="spellStart"/>
+      <w:r>
+        <w:t>alarmone</w:t>
+      </w:r>
+      <w:proofErr w:type="spellEnd"/>
+      <w:r>
+        <w:t xml:space="preserve"> (p)</w:t>
+      </w:r>
+      <w:proofErr w:type="spellStart"/>
+      <w:r>
         <w:t>ppGpp</w:t>
       </w:r>
       <w:proofErr w:type="spellEnd"/>
       <w:r>
-        <w:rPr>
-          <w:color w:val="555555"/>
-        </w:rPr>
-        <w:t xml:space="preserve"> accumulation, RNAP reprogram, growth arrest — link directly to </w:t>
-      </w:r>
-      <w:proofErr w:type="spellStart"/>
-      <w:r>
-        <w:rPr>
-          <w:color w:val="555555"/>
+        <w:t xml:space="preserve">, in response to nutrient limitation </w:t>
+      </w:r>
+      <w:r>
+        <w:t xml:space="preserve">or </w:t>
+      </w:r>
+      <w:r>
+        <w:t>thermal stress</w:t>
+      </w:r>
+      <w:r>
+        <w:t xml:space="preserve">. </w:t>
+      </w:r>
+      <w:r>
+        <w:t xml:space="preserve">In this state protein synthesis becomes lower which </w:t>
+      </w:r>
+      <w:r>
+        <w:t>stabilises transcription, and restores protein homeostasis</w:t>
+      </w:r>
+      <w:r>
+        <w:t xml:space="preserve"> which relieves the </w:t>
+      </w:r>
+      <w:r>
+        <w:t>growth-limiting constraint at high temperature</w:t>
+      </w:r>
+      <w:r>
+        <w:t xml:space="preserve"> </w:t>
+      </w:r>
+      <w:r>
+        <w:t>Yeh et al. (2025)</w:t>
+      </w:r>
+      <w:r>
+        <w:t>.</w:t>
+      </w:r>
+      <w:r>
+        <w:t xml:space="preserve"> There is </w:t>
+      </w:r>
+      <w:proofErr w:type="spellStart"/>
+      <w:r>
+        <w:t>hoverver</w:t>
+      </w:r>
+      <w:proofErr w:type="spellEnd"/>
+      <w:r>
+        <w:t xml:space="preserve"> a catch as </w:t>
+      </w:r>
+      <w:proofErr w:type="spellStart"/>
+      <w:r>
+        <w:t>inorder</w:t>
+      </w:r>
+      <w:proofErr w:type="spellEnd"/>
+      <w:r>
+        <w:t xml:space="preserve"> for the </w:t>
+      </w:r>
+      <w:r>
+        <w:t>(p)</w:t>
+      </w:r>
+      <w:proofErr w:type="spellStart"/>
+      <w:r>
+        <w:t>ppGpp</w:t>
+      </w:r>
+      <w:proofErr w:type="spellEnd"/>
+      <w:r>
+        <w:t xml:space="preserve"> to work it has to </w:t>
+      </w:r>
+      <w:r>
+        <w:t xml:space="preserve"> binds directly to the β-subunit of RNA polymerase</w:t>
+      </w:r>
+      <w:r>
+        <w:t xml:space="preserve"> which in our case has mutated. </w:t>
+      </w:r>
+      <w:r>
+        <w:t>Yeh et al. (2025) extended this finding by characterising a</w:t>
+      </w:r>
+      <w:r>
+        <w:t xml:space="preserve"> </w:t>
+      </w:r>
+      <w:proofErr w:type="spellStart"/>
+      <w:r>
+        <w:rPr>
+          <w:i/>
+          <w:iCs/>
         </w:rPr>
         <w:t>rpoB</w:t>
       </w:r>
       <w:proofErr w:type="spellEnd"/>
       <w:r>
-        <w:rPr>
-          <w:color w:val="555555"/>
-        </w:rPr>
-        <w:t xml:space="preserve"> function</w:t>
-      </w:r>
-      <w:r>
-        <w:rPr>
-          <w:color w:val="555555"/>
-        </w:rPr>
-        <w:t xml:space="preserve"> (seems like resource rich environment helps activate </w:t>
-      </w:r>
-      <w:proofErr w:type="spellStart"/>
-      <w:r>
-        <w:rPr>
-          <w:color w:val="555555"/>
-        </w:rPr>
-        <w:t>strigent</w:t>
-      </w:r>
-      <w:proofErr w:type="spellEnd"/>
-      <w:r>
-        <w:rPr>
-          <w:color w:val="555555"/>
-        </w:rPr>
-        <w:t xml:space="preserve"> genes so could that be why my mutants in LB grows better than in m9?)</w:t>
-      </w:r>
-    </w:p>
-    <w:p>
-      <w:pPr>
-        <w:pStyle w:val="ListParagraph"/>
-        <w:numPr>
-          <w:ilvl w:val="0"/>
-          <w:numId w:val="4"/>
-        </w:numPr>
-        <w:spacing w:after="80" w:line="300" w:lineRule="auto"/>
-        <w:contextualSpacing w:val="0"/>
-      </w:pPr>
-      <w:r>
-        <w:rPr>
-          <w:color w:val="555555"/>
-        </w:rPr>
-        <w:t>Return to ancestor states (</w:t>
-      </w:r>
-      <w:r>
-        <w:rPr>
-          <w:color w:val="555555"/>
-        </w:rPr>
-        <w:t>Stressor interaction networks suggest antibiotic resistance co-opted from stress responses to temperature</w:t>
-      </w:r>
-      <w:r>
-        <w:rPr>
-          <w:color w:val="555555"/>
-        </w:rPr>
+        <w:t xml:space="preserve"> mutation</w:t>
+      </w:r>
+      <w:r>
+        <w:t>,</w:t>
+      </w:r>
+      <w:r>
         <w:t xml:space="preserve"> </w:t>
       </w:r>
       <w:r>
-        <w:rPr>
-          <w:color w:val="555555"/>
-        </w:rPr>
-        <w:t>10.1038/s41396-018-0241-7</w:t>
-      </w:r>
-      <w:r>
-        <w:rPr>
-          <w:color w:val="555555"/>
-        </w:rPr>
-        <w:t>)</w:t>
-      </w:r>
-    </w:p>
-    <w:p>
-      <w:pPr>
-        <w:pStyle w:val="ListParagraph"/>
-        <w:numPr>
-          <w:ilvl w:val="0"/>
-          <w:numId w:val="4"/>
-        </w:numPr>
-        <w:spacing w:after="80" w:line="300" w:lineRule="auto"/>
-        <w:contextualSpacing w:val="0"/>
-      </w:pPr>
-      <w:r>
-        <w:rPr>
-          <w:color w:val="555555"/>
-        </w:rPr>
-        <w:t xml:space="preserve">Yeh paper shows that an </w:t>
-      </w:r>
-      <w:proofErr w:type="spellStart"/>
-      <w:r>
-        <w:rPr>
-          <w:color w:val="555555"/>
-        </w:rPr>
+        <w:t>rpoB58</w:t>
+      </w:r>
+      <w:r>
+        <w:t xml:space="preserve"> that mimics the stringent state in the absence of (p)</w:t>
+      </w:r>
+      <w:proofErr w:type="spellStart"/>
+      <w:r>
+        <w:t>ppGpp</w:t>
+      </w:r>
+      <w:proofErr w:type="spellEnd"/>
+      <w:r>
+        <w:t xml:space="preserve"> effectively </w:t>
+      </w:r>
+      <w:r>
+        <w:t>producing</w:t>
+      </w:r>
+      <w:r>
+        <w:t xml:space="preserve"> the</w:t>
+      </w:r>
+      <w:r>
+        <w:t xml:space="preserve"> transcriptional outcomes</w:t>
+      </w:r>
+      <w:r>
+        <w:t xml:space="preserve">. </w:t>
+      </w:r>
+      <w:r>
+        <w:t>There is evolutionary history that underpins these framework</w:t>
+      </w:r>
+      <w:r>
+        <w:t xml:space="preserve">s. In an evolutionary experiment conducted by </w:t>
+      </w:r>
+      <w:r>
+        <w:t>Batarseh et al. (2023)</w:t>
+      </w:r>
+      <w:r>
+        <w:t xml:space="preserve">, they demonstrated </w:t>
+      </w:r>
+      <w:r>
+        <w:t>through a two-phase evolution</w:t>
+      </w:r>
+      <w:r>
+        <w:t xml:space="preserve"> experiment that genetic background also in determining the fitness effects of E. coli with </w:t>
+      </w:r>
+      <w:proofErr w:type="spellStart"/>
+      <w:r>
         <w:t>rpoB</w:t>
       </w:r>
       <w:proofErr w:type="spellEnd"/>
       <w:r>
-        <w:rPr>
-          <w:color w:val="555555"/>
-        </w:rPr>
-        <w:t xml:space="preserve"> mutation provided the bacteria with many features to resist heat </w:t>
-      </w:r>
-    </w:p>
-    <w:p>
-      <w:pPr>
-        <w:rPr>
-          <w:b/>
-          <w:bCs/>
-        </w:rPr>
-      </w:pPr>
-    </w:p>
-    <w:p>
-      <w:pPr>
-        <w:rPr>
-          <w:b/>
-          <w:bCs/>
-        </w:rPr>
-      </w:pPr>
-      <w:r>
-        <w:rPr>
-          <w:b/>
-          <w:bCs/>
-        </w:rPr>
-        <w:t>What we see in other species</w:t>
-      </w:r>
-      <w:r>
-        <w:rPr>
-          <w:b/>
-          <w:bCs/>
-        </w:rPr>
-        <w:t xml:space="preserve"> and other antibiotics when grown in suboptimal temperature</w:t>
-      </w:r>
-      <w:r>
-        <w:rPr>
-          <w:b/>
-          <w:bCs/>
-        </w:rPr>
-        <w:t>:</w:t>
-      </w:r>
-    </w:p>
-    <w:p>
-      <w:pPr>
-        <w:pStyle w:val="ListParagraph"/>
-        <w:numPr>
-          <w:ilvl w:val="0"/>
-          <w:numId w:val="5"/>
-        </w:numPr>
-      </w:pPr>
-      <w:r>
-        <w:t>Cost of Adaptation and Fitness Effects of Beneficial Mutations in Pseudomonas fluorescens</w:t>
-      </w:r>
-    </w:p>
-    <w:p>
-      <w:pPr>
-        <w:pStyle w:val="ListParagraph"/>
-        <w:numPr>
-          <w:ilvl w:val="0"/>
-          <w:numId w:val="5"/>
-        </w:numPr>
-      </w:pPr>
-      <w:r>
-        <w:t>Environmental variation alters the fitness effects of rifampicin resistance mutations in Pseudomonas aeruginosa: BRIEF COMMUNICATION</w:t>
-      </w:r>
-    </w:p>
-    <w:p/>
-    <w:p/>
-    <w:p/>
-    <w:p>
-      <w:pPr>
-        <w:rPr>
-          <w:b/>
-          <w:bCs/>
-        </w:rPr>
-      </w:pPr>
-    </w:p>
-    <w:p>
-      <w:pPr>
-        <w:rPr>
-          <w:b/>
-          <w:bCs/>
-        </w:rPr>
-      </w:pPr>
-    </w:p>
-    <w:p>
-      <w:pPr>
-        <w:rPr>
-          <w:b/>
-          <w:bCs/>
-        </w:rPr>
-      </w:pPr>
-    </w:p>
-    <w:p>
-      <w:pPr>
-        <w:rPr>
-          <w:b/>
-          <w:bCs/>
-        </w:rPr>
-      </w:pPr>
-    </w:p>
-    <w:p>
-      <w:pPr>
-        <w:rPr>
-          <w:b/>
-          <w:bCs/>
-        </w:rPr>
-      </w:pPr>
-    </w:p>
-    <w:p>
-      <w:pPr>
-        <w:rPr>
-          <w:b/>
-          <w:bCs/>
-        </w:rPr>
-      </w:pPr>
-    </w:p>
-    <w:p>
-      <w:pPr>
-        <w:rPr>
-          <w:b/>
-          <w:bCs/>
-        </w:rPr>
-      </w:pPr>
-    </w:p>
-    <w:p>
-      <w:pPr>
-        <w:rPr>
-          <w:b/>
-          <w:bCs/>
-        </w:rPr>
-      </w:pPr>
-      <w:r>
-        <w:rPr>
-          <w:b/>
-          <w:bCs/>
-        </w:rPr>
+        <w:t xml:space="preserve"> mutations. In the first phase E. coli were grown at </w:t>
+      </w:r>
+      <w:r>
+        <w:t xml:space="preserve"> 42.2°C, where adaptation </w:t>
+      </w:r>
+      <w:r>
+        <w:t xml:space="preserve">was </w:t>
+      </w:r>
+      <w:r>
+        <w:t xml:space="preserve">primarily through the acquisition of mutations in either </w:t>
+      </w:r>
+      <w:proofErr w:type="spellStart"/>
+      <w:r>
+        <w:rPr>
+          <w:i/>
+          <w:iCs/>
+        </w:rPr>
+        <w:t>rpoB</w:t>
+      </w:r>
+      <w:proofErr w:type="spellEnd"/>
+      <w:r>
+        <w:t xml:space="preserve"> or </w:t>
+      </w:r>
+      <w:r>
+        <w:rPr>
+          <w:i/>
+          <w:iCs/>
+        </w:rPr>
+        <w:t>rho</w:t>
+      </w:r>
+      <w:r>
+        <w:t xml:space="preserve">. These mutants were then subjugated to a second round experiment at </w:t>
+      </w:r>
+      <w:r>
+        <w:t>19.0°C</w:t>
+      </w:r>
+      <w:r>
+        <w:t xml:space="preserve"> which </w:t>
+      </w:r>
+      <w:proofErr w:type="spellStart"/>
+      <w:r>
+        <w:t>revelaed</w:t>
+      </w:r>
+      <w:proofErr w:type="spellEnd"/>
+      <w:r>
+        <w:t xml:space="preserve"> that fitness varied significantly based on the ancestor’s genotypes with the variance going as high as </w:t>
+      </w:r>
+      <w:r>
+        <w:t>23%</w:t>
+      </w:r>
+      <w:r>
+        <w:t xml:space="preserve">. Mutations observed in the phase 2 </w:t>
+      </w:r>
+      <w:proofErr w:type="spellStart"/>
+      <w:r>
+        <w:t>experiemnt</w:t>
+      </w:r>
+      <w:proofErr w:type="spellEnd"/>
+      <w:r>
+        <w:t xml:space="preserve"> also showed a non </w:t>
+      </w:r>
+      <w:proofErr w:type="spellStart"/>
+      <w:r>
+        <w:t>nandom</w:t>
+      </w:r>
+      <w:proofErr w:type="spellEnd"/>
+      <w:r>
+        <w:t xml:space="preserve"> association with its phase 1 ancestor further </w:t>
+      </w:r>
+      <w:proofErr w:type="spellStart"/>
+      <w:r>
+        <w:t>indiocation</w:t>
+      </w:r>
+      <w:proofErr w:type="spellEnd"/>
+      <w:r>
+        <w:t xml:space="preserve"> that </w:t>
+      </w:r>
+      <w:r>
+        <w:rPr>
+          <w:highlight w:val="yellow"/>
+        </w:rPr>
+        <w:t>prior genetic divergence shapes the accessible mutational landscape in a subsequent environment</w:t>
+      </w:r>
+      <w:r>
+        <w:t xml:space="preserve">. </w:t>
+      </w:r>
+      <w:r>
+        <w:t>The body of literature reviewed here</w:t>
+      </w:r>
+      <w:r>
+        <w:t xml:space="preserve"> demonstrates that </w:t>
+      </w:r>
+      <w:r>
+        <w:t xml:space="preserve">E. coil and its </w:t>
+      </w:r>
+      <w:proofErr w:type="spellStart"/>
+      <w:r>
+        <w:t>rpoB</w:t>
+      </w:r>
+      <w:proofErr w:type="spellEnd"/>
+      <w:r>
+        <w:t xml:space="preserve"> mutations </w:t>
+      </w:r>
+      <w:r>
+        <w:t xml:space="preserve">confer </w:t>
+      </w:r>
+      <w:r>
+        <w:t xml:space="preserve">more benefits </w:t>
+      </w:r>
+      <w:r>
+        <w:t xml:space="preserve">than just resistance to RIF. While prior studies have shown the fitness effects of </w:t>
+      </w:r>
+      <w:proofErr w:type="spellStart"/>
+      <w:r>
+        <w:t>rpoB</w:t>
+      </w:r>
+      <w:proofErr w:type="spellEnd"/>
+      <w:r>
+        <w:t xml:space="preserve"> mutations, </w:t>
+      </w:r>
+      <w:r>
+        <w:t xml:space="preserve">they have </w:t>
+      </w:r>
+      <w:r>
+        <w:t xml:space="preserve">mainly focused on </w:t>
+      </w:r>
+      <w:r>
+        <w:t xml:space="preserve">a small number of </w:t>
+      </w:r>
+      <w:r>
+        <w:t>mutations and temperature. This leaves</w:t>
+      </w:r>
+      <w:r>
+        <w:t xml:space="preserve"> the broader thermal fitness landscape of these mutations uncharacterised.</w:t>
+      </w:r>
+      <w:r>
+        <w:t xml:space="preserve"> My research </w:t>
+      </w:r>
+      <w:r>
+        <w:t xml:space="preserve">therefore aims to address this gap by generating a comprehensive dataset on the fitness effects of </w:t>
+      </w:r>
+      <w:r>
+        <w:rPr>
+          <w:i/>
+          <w:iCs/>
+        </w:rPr>
+        <w:t>E. coli</w:t>
+      </w:r>
+      <w:r>
+        <w:t xml:space="preserve"> </w:t>
+      </w:r>
+      <w:proofErr w:type="spellStart"/>
+      <w:r>
+        <w:t>rpoB</w:t>
+      </w:r>
+      <w:proofErr w:type="spellEnd"/>
+      <w:r>
+        <w:t xml:space="preserve"> mutations across a wide and continuous temperature spectrum</w:t>
+      </w:r>
+      <w:r>
+        <w:t xml:space="preserve">. </w:t>
+      </w:r>
+      <w:r>
+        <w:t xml:space="preserve"> </w:t>
+      </w:r>
+    </w:p>
+    <w:p>
+      <w:r>
         <w:lastRenderedPageBreak/>
+        <w:t xml:space="preserve">For a more robust analysis I will also be examining how the fitness effects of </w:t>
+      </w:r>
+      <w:proofErr w:type="spellStart"/>
+      <w:r>
+        <w:t>rpoB</w:t>
+      </w:r>
+      <w:proofErr w:type="spellEnd"/>
+      <w:r>
+        <w:t xml:space="preserve"> mutations on other species of bacteria. </w:t>
+      </w:r>
+    </w:p>
+    <w:p>
+      <w:pPr>
+        <w:rPr>
+          <w:b/>
+          <w:bCs/>
+        </w:rPr>
+      </w:pPr>
+    </w:p>
+    <w:p>
+      <w:pPr>
+        <w:rPr>
+          <w:b/>
+          <w:bCs/>
+        </w:rPr>
+      </w:pPr>
+    </w:p>
+    <w:p>
+      <w:r>
+        <w:t xml:space="preserve">The environment-dependent nature of antibiotic resistance fitness effects is not unique to </w:t>
+      </w:r>
+      <w:r>
+        <w:rPr>
+          <w:i/>
+          <w:iCs/>
+        </w:rPr>
+        <w:t>E. coli</w:t>
+      </w:r>
+      <w:r>
+        <w:t xml:space="preserve"> but has been documented across multiple bacterial species and resistance determinants, reinforcing the generality of genotype-by-environment interactions as a fundamental feature of resistance evolution. </w:t>
+      </w:r>
+      <w:proofErr w:type="spellStart"/>
+      <w:r>
+        <w:t>Bataillon</w:t>
+      </w:r>
+      <w:proofErr w:type="spellEnd"/>
+      <w:r>
+        <w:t xml:space="preserve"> et al. (2011) examined the fitness effects of beneficial mutations in </w:t>
+      </w:r>
+      <w:r>
+        <w:rPr>
+          <w:i/>
+          <w:iCs/>
+        </w:rPr>
+        <w:t>Pseudomonas fluorescens</w:t>
+      </w:r>
+      <w:r>
+        <w:t xml:space="preserve"> and demonstrated that the distribution of fitness effects is highly sensitive to the ecological context in which mutations are expressed — mutations conferring fitness advantages in one environment were frequently neutral or deleterious in another, establishing that the adaptive value of any given mutation cannot be assessed independently of the environment. This context-dependence was extended directly to rifampicin resistance by Gifford et al. (2016), who systematically characterised the fitness effects of </w:t>
+      </w:r>
+      <w:proofErr w:type="spellStart"/>
+      <w:r>
+        <w:t>rpoB</w:t>
+      </w:r>
+      <w:proofErr w:type="spellEnd"/>
+      <w:r>
+        <w:t xml:space="preserve"> resistance mutations in </w:t>
+      </w:r>
+      <w:r>
+        <w:rPr>
+          <w:i/>
+          <w:iCs/>
+        </w:rPr>
+        <w:t>Pseudomonas aeruginosa</w:t>
+      </w:r>
+      <w:r>
+        <w:t xml:space="preserve"> across environments differing in carbon source and nutrient composition, finding that both the direction and magnitude of fitness effects changed substantially across environments. Notably, mutations that imposed measurable fitness costs under one set of conditions were cost-free or even beneficial under others, demonstrating that the conventional characterisation of rifampicin resistance mutations as uniformly costly in the absence of antibiotic pressure is an oversimplification that fails to account for environmental heterogeneity. Taken together, these findings from </w:t>
+      </w:r>
+      <w:r>
+        <w:rPr>
+          <w:i/>
+          <w:iCs/>
+        </w:rPr>
+        <w:t>Pseudomonas</w:t>
+      </w:r>
+      <w:r>
+        <w:t xml:space="preserve"> species validate and extend the patterns observed in </w:t>
+      </w:r>
+      <w:r>
+        <w:rPr>
+          <w:i/>
+          <w:iCs/>
+        </w:rPr>
+        <w:t>E. coli</w:t>
+      </w:r>
+      <w:r>
+        <w:t xml:space="preserve">, suggesting that the environment-dependent fitness consequences of </w:t>
+      </w:r>
+      <w:proofErr w:type="spellStart"/>
+      <w:r>
+        <w:t>rpoB</w:t>
+      </w:r>
+      <w:proofErr w:type="spellEnd"/>
+      <w:r>
+        <w:t xml:space="preserve"> mutations represent a conserved and broadly applicable principle across gram-negative bacteria, with direct implications for predicting the persistence and spread of rifampicin resistance in ecologically variable environments.</w:t>
+      </w:r>
+    </w:p>
+    <w:p>
+      <w:pPr>
+        <w:rPr>
+          <w:b/>
+          <w:bCs/>
+        </w:rPr>
+      </w:pPr>
+    </w:p>
+    <w:p>
+      <w:pPr>
+        <w:rPr>
+          <w:b/>
+          <w:bCs/>
+        </w:rPr>
+      </w:pPr>
+    </w:p>
+    <w:p>
+      <w:pPr>
+        <w:rPr>
+          <w:b/>
+          <w:bCs/>
+        </w:rPr>
+      </w:pPr>
+    </w:p>
+    <w:p>
+      <w:pPr>
+        <w:rPr>
+          <w:b/>
+          <w:bCs/>
+        </w:rPr>
+      </w:pPr>
+    </w:p>
+    <w:p>
+      <w:pPr>
+        <w:rPr>
+          <w:b/>
+          <w:bCs/>
+        </w:rPr>
+      </w:pPr>
+    </w:p>
+    <w:p>
+      <w:pPr>
+        <w:rPr>
+          <w:b/>
+          <w:bCs/>
+        </w:rPr>
+      </w:pPr>
+    </w:p>
+    <w:p>
+      <w:pPr>
+        <w:rPr>
+          <w:b/>
+          <w:bCs/>
+        </w:rPr>
+      </w:pPr>
+    </w:p>
+    <w:p>
+      <w:pPr>
+        <w:rPr>
+          <w:b/>
+          <w:bCs/>
+        </w:rPr>
+      </w:pPr>
+    </w:p>
+    <w:p>
+      <w:pPr>
+        <w:rPr>
+          <w:b/>
+          <w:bCs/>
+        </w:rPr>
+      </w:pPr>
+    </w:p>
+    <w:p>
+      <w:pPr>
+        <w:rPr>
+          <w:b/>
+          <w:bCs/>
+        </w:rPr>
+      </w:pPr>
+      <w:r>
+        <w:rPr>
+          <w:b/>
+          <w:bCs/>
+        </w:rPr>
         <w:t xml:space="preserve">Chapter 2 </w:t>
       </w:r>
     </w:p>
@@ -4290,7 +4630,6 @@
   <w:style w:type="character" w:default="1" w:styleId="DefaultParagraphFont">
     <w:name w:val="Default Paragraph Font"/>
     <w:uiPriority w:val="1"/>
-    <w:semiHidden/>
     <w:unhideWhenUsed/>
   </w:style>
   <w:style w:type="table" w:default="1" w:styleId="TableNormal">
@@ -4645,6 +4984,17 @@
       <w:shd w:val="clear" w:color="auto" w:fill="E1DFDD"/>
     </w:rPr>
   </w:style>
+  <w:style w:type="paragraph" w:styleId="NormalWeb">
+    <w:name w:val="Normal (Web)"/>
+    <w:basedOn w:val="Normal"/>
+    <w:uiPriority w:val="99"/>
+    <w:semiHidden/>
+    <w:unhideWhenUsed/>
+    <w:rsid w:val="00807168"/>
+    <w:rPr>
+      <w:rFonts w:ascii="Times New Roman" w:hAnsi="Times New Roman" w:cs="Times New Roman"/>
+    </w:rPr>
+  </w:style>
 </w:styles>
 </file>
 

--- a/Writing/Lit review.docx
+++ b/Writing/Lit review.docx
@@ -11,6 +11,25 @@
       </w:r>
     </w:p>
     <w:p>
+      <w:r>
+        <w:t>Fitness observations:</w:t>
+      </w:r>
+    </w:p>
+    <w:p>
+      <w:r>
+        <w:t xml:space="preserve">WT grows better if not the same as the mutations </w:t>
+      </w:r>
+    </w:p>
+    <w:p>
+      <w:r>
+        <w:t>Some mutations grow worse (could be due to other factors and not temperature)</w:t>
+      </w:r>
+      <w:r>
+        <w:br/>
+      </w:r>
+    </w:p>
+    <w:p/>
+    <w:p>
       <w:pPr>
         <w:rPr>
           <w:b/>
@@ -154,7 +173,7 @@
           <w:b/>
           <w:bCs/>
         </w:rPr>
-        <w:t xml:space="preserve">: this underpins every chapter </w:t>
+        <w:t xml:space="preserve">: </w:t>
       </w:r>
     </w:p>
     <w:p>
@@ -214,7 +233,11 @@
         <w:t>. The drug t</w:t>
       </w:r>
       <w:r>
-        <w:t xml:space="preserve">argets the RNA polymerase by binding close to the beta subunit which blocks the elongation of synthesized RNA molecules, thereby leading to premature termination of transcription and ultimately cell death (Campbell et al., 2001). </w:t>
+        <w:t xml:space="preserve">argets the RNA polymerase by binding close to the beta subunit which blocks the </w:t>
+      </w:r>
+      <w:r>
+        <w:lastRenderedPageBreak/>
+        <w:t xml:space="preserve">elongation of synthesized RNA molecules, thereby leading to premature termination of transcription and ultimately cell death (Campbell et al., 2001). </w:t>
       </w:r>
       <w:r>
         <w:rPr>
@@ -248,852 +271,839 @@
         <w:rPr>
           <w:highlight w:val="yellow"/>
         </w:rPr>
-        <w:t xml:space="preserve"> gene encodes for 1342 amino </w:t>
-      </w:r>
-      <w:r>
-        <w:rPr>
-          <w:highlight w:val="yellow"/>
-        </w:rPr>
+        <w:t xml:space="preserve"> gene encodes for 1342 amino acids, previous studies done on Haemophilus influenzae, M. tuberculosis, Neisseria and Streptococcus pneumoniae indicate that resistance mutations only occur at a relatively small set of loci known as the rifampicin resistance-determining region (RRDR) (Goldstein, 2014).</w:t>
+      </w:r>
+      <w:r>
+        <w:t xml:space="preserve"> Through this relationship we have managed to evolve 28 unique E. coli strains each </w:t>
+      </w:r>
+      <w:proofErr w:type="spellStart"/>
+      <w:r>
+        <w:t>harboring</w:t>
+      </w:r>
+      <w:proofErr w:type="spellEnd"/>
+      <w:r>
+        <w:t xml:space="preserve"> a unique </w:t>
+      </w:r>
+      <w:proofErr w:type="spellStart"/>
+      <w:r>
+        <w:t>rpoB</w:t>
+      </w:r>
+      <w:proofErr w:type="spellEnd"/>
+      <w:r>
+        <w:t xml:space="preserve"> mutation. Going forward I will be using these mutations to test for fitness effects and the stochasticity. </w:t>
+      </w:r>
+    </w:p>
+    <w:p/>
+    <w:p>
+      <w:r>
+        <w:t xml:space="preserve">Chapter 1 Fitness </w:t>
+      </w:r>
+    </w:p>
+    <w:p>
+      <w:pPr>
+        <w:rPr>
+          <w:b/>
+          <w:bCs/>
+        </w:rPr>
+      </w:pPr>
+      <w:r>
+        <w:rPr>
+          <w:b/>
+          <w:bCs/>
+        </w:rPr>
+        <w:t>Fitness:</w:t>
+      </w:r>
+    </w:p>
+    <w:p>
+      <w:r>
+        <w:t xml:space="preserve">Before </w:t>
+      </w:r>
+      <w:r>
+        <w:t xml:space="preserve">continuing, </w:t>
+      </w:r>
+      <w:r>
+        <w:t xml:space="preserve">I would first like to set some clear definitions that will be important going forward. </w:t>
+      </w:r>
+      <w:r>
+        <w:t xml:space="preserve">Rather than using the common </w:t>
+      </w:r>
+      <w:r>
+        <w:t xml:space="preserve">phrase cost of resistance to describe </w:t>
+      </w:r>
+      <w:r>
+        <w:t xml:space="preserve">the effect a mutation has </w:t>
+      </w:r>
+      <w:r>
+        <w:t>I will be using the term fitness effects.</w:t>
+      </w:r>
+      <w:r>
+        <w:t xml:space="preserve"> This decision was inspired by </w:t>
+      </w:r>
+      <w:r>
+        <w:t>Lenormand et al. (2018)</w:t>
+      </w:r>
+      <w:r>
+        <w:t xml:space="preserve"> who argued in his paper that </w:t>
+      </w:r>
+      <w:r>
+        <w:t>we have been conflating these two concepts which has created misconceptions</w:t>
+      </w:r>
+      <w:r>
+        <w:t xml:space="preserve"> and impedes research efforts. </w:t>
+      </w:r>
+      <w:r>
+        <w:t xml:space="preserve">For this review I will </w:t>
+      </w:r>
+      <w:r>
+        <w:t xml:space="preserve">define fitness </w:t>
+      </w:r>
+      <w:r>
+        <w:t xml:space="preserve">effect as </w:t>
+      </w:r>
+      <w:r>
+        <w:t xml:space="preserve">the effect a </w:t>
+      </w:r>
+      <w:r>
+        <w:t>m</w:t>
+      </w:r>
+      <w:r>
+        <w:t>utation ha</w:t>
+      </w:r>
+      <w:r>
+        <w:t>s o</w:t>
+      </w:r>
+      <w:r>
+        <w:t xml:space="preserve">n an organism’s ability to survive in a given environment. </w:t>
+      </w:r>
+      <w:r>
+        <w:t>This definition</w:t>
+      </w:r>
+      <w:r>
+        <w:t xml:space="preserve"> </w:t>
+      </w:r>
+      <w:r>
+        <w:t xml:space="preserve">is </w:t>
+      </w:r>
+      <w:r>
+        <w:t xml:space="preserve">broad </w:t>
+      </w:r>
+      <w:r>
+        <w:t>and inclusive</w:t>
+      </w:r>
+      <w:r>
+        <w:t xml:space="preserve"> but most importantly </w:t>
+      </w:r>
+      <w:r>
+        <w:t xml:space="preserve">does not propose an assumption </w:t>
+      </w:r>
+      <w:r>
+        <w:t xml:space="preserve">of whether it is good or bad. </w:t>
+      </w:r>
+      <w:r>
+        <w:t xml:space="preserve">Conversely, cost of resistance is </w:t>
+      </w:r>
+      <w:r>
+        <w:t>defined as the price an organism pays</w:t>
+      </w:r>
+      <w:r>
+        <w:t xml:space="preserve"> to survive that is</w:t>
+      </w:r>
+      <w:r>
+        <w:t xml:space="preserve"> </w:t>
+      </w:r>
+      <w:r>
+        <w:t xml:space="preserve">usually in the reduction of fitness in an environment </w:t>
+      </w:r>
+      <w:r>
+        <w:t xml:space="preserve">due to </w:t>
+      </w:r>
+      <w:r>
+        <w:t>factors</w:t>
+      </w:r>
+      <w:r>
+        <w:t xml:space="preserve"> like </w:t>
+      </w:r>
+      <w:r>
+        <w:t>antibiotics, pesticides</w:t>
+      </w:r>
+      <w:r>
+        <w:t>, and</w:t>
+      </w:r>
+      <w:r>
+        <w:t xml:space="preserve"> toxins</w:t>
+      </w:r>
+      <w:r>
+        <w:t>.</w:t>
+      </w:r>
+      <w:r>
+        <w:t xml:space="preserve"> </w:t>
+      </w:r>
+      <w:r>
+        <w:t>With</w:t>
+      </w:r>
+      <w:r>
+        <w:t xml:space="preserve"> the definitions I have listed above</w:t>
+      </w:r>
+      <w:r>
+        <w:t xml:space="preserve"> in mind the</w:t>
+      </w:r>
+      <w:r>
+        <w:t xml:space="preserve"> </w:t>
+      </w:r>
+      <w:r>
+        <w:t>main issue</w:t>
+      </w:r>
+      <w:r>
+        <w:t xml:space="preserve"> we have with the term</w:t>
+      </w:r>
+      <w:r>
+        <w:t xml:space="preserve"> </w:t>
+      </w:r>
+      <w:r>
+        <w:t>cost of resistance</w:t>
+      </w:r>
+      <w:r>
+        <w:t xml:space="preserve"> is that it is too narrow </w:t>
+      </w:r>
+      <w:r>
+        <w:t>and that it is too much of an assumption</w:t>
+      </w:r>
+      <w:r>
+        <w:t xml:space="preserve"> often made too early. This is because </w:t>
+      </w:r>
+      <w:r>
+        <w:t xml:space="preserve">if we have already </w:t>
+      </w:r>
+      <w:proofErr w:type="spellStart"/>
+      <w:r>
+        <w:t>labled</w:t>
+      </w:r>
+      <w:proofErr w:type="spellEnd"/>
+      <w:r>
+        <w:t xml:space="preserve"> an effect as a “cost” we are already assuming </w:t>
+      </w:r>
+      <w:r>
+        <w:t xml:space="preserve">it is inherently negative </w:t>
+      </w:r>
+      <w:r>
+        <w:t xml:space="preserve">when in reality this “cost” that we think we see </w:t>
+      </w:r>
+      <w:r>
+        <w:t xml:space="preserve">in our specific </w:t>
+      </w:r>
+      <w:r>
+        <w:t>treated</w:t>
+      </w:r>
+      <w:r>
+        <w:t xml:space="preserve"> environment could be </w:t>
+      </w:r>
+      <w:r>
+        <w:t>neutral or even beneficial</w:t>
+      </w:r>
+      <w:r>
+        <w:t xml:space="preserve"> in another en</w:t>
+      </w:r>
+      <w:r>
+        <w:t>vironment</w:t>
+      </w:r>
+      <w:r>
+        <w:t xml:space="preserve">. </w:t>
+      </w:r>
+      <w:r>
+        <w:t xml:space="preserve">Because of this </w:t>
+      </w:r>
+      <w:r>
+        <w:t>fitness effect is a much more</w:t>
+      </w:r>
+      <w:r>
+        <w:t xml:space="preserve"> </w:t>
+      </w:r>
+      <w:r>
+        <w:t>appropriate</w:t>
+      </w:r>
+      <w:r>
+        <w:t xml:space="preserve"> and open minded term </w:t>
+      </w:r>
+      <w:r>
+        <w:t>as</w:t>
+      </w:r>
+      <w:r>
+        <w:t xml:space="preserve"> it simply takes what we see during </w:t>
+      </w:r>
+      <w:r>
+        <w:t>experiments</w:t>
+      </w:r>
+      <w:r>
+        <w:t xml:space="preserve"> as an effect a</w:t>
+      </w:r>
+      <w:r>
+        <w:t xml:space="preserve">nd analyses the effect as it is and does not make any assumptions as to whether the effect is good or bad. </w:t>
+      </w:r>
+    </w:p>
+    <w:p>
+      <w:pPr>
+        <w:rPr>
+          <w:b/>
+          <w:bCs/>
+        </w:rPr>
+      </w:pPr>
+    </w:p>
+    <w:p>
+      <w:pPr>
+        <w:rPr>
+          <w:b/>
+          <w:bCs/>
+        </w:rPr>
+      </w:pPr>
+      <w:r>
+        <w:rPr>
+          <w:b/>
+          <w:bCs/>
+        </w:rPr>
+        <w:t>Temperature</w:t>
+      </w:r>
+      <w:r>
+        <w:rPr>
+          <w:b/>
+          <w:bCs/>
+        </w:rPr>
+        <w:t>:</w:t>
+      </w:r>
+    </w:p>
+    <w:p>
+      <w:r>
+        <w:t>Intro</w:t>
+      </w:r>
+    </w:p>
+    <w:p>
+      <w:r>
         <w:lastRenderedPageBreak/>
-        <w:t>acids, previous studies done on Haemophilus influenzae, M. tuberculosis, Neisseria and Streptococcus pneumoniae indicate that resistance mutations only occur at a relatively small set of loci known as the rifampicin resistance-determining region (RRDR) (Goldstein, 2014).</w:t>
-      </w:r>
-      <w:r>
-        <w:t xml:space="preserve"> Through this relationship we have managed to evolve 28 unique E. coli strains each </w:t>
-      </w:r>
-      <w:proofErr w:type="spellStart"/>
-      <w:r>
-        <w:t>harboring</w:t>
-      </w:r>
-      <w:proofErr w:type="spellEnd"/>
-      <w:r>
-        <w:t xml:space="preserve"> a unique </w:t>
-      </w:r>
-      <w:proofErr w:type="spellStart"/>
-      <w:r>
-        <w:t>rpoB</w:t>
-      </w:r>
-      <w:proofErr w:type="spellEnd"/>
-      <w:r>
-        <w:t xml:space="preserve"> mutation. Going forward I will be using these mutations to test for fitness effects and the stochasticity. </w:t>
-      </w:r>
-    </w:p>
-    <w:p/>
-    <w:p>
-      <w:r>
-        <w:t xml:space="preserve">Chapter 1 Fitness </w:t>
-      </w:r>
-    </w:p>
-    <w:p>
-      <w:pPr>
-        <w:rPr>
-          <w:b/>
-          <w:bCs/>
-        </w:rPr>
-      </w:pPr>
-      <w:r>
-        <w:rPr>
-          <w:b/>
-          <w:bCs/>
-        </w:rPr>
-        <w:t>Fitness:</w:t>
-      </w:r>
-    </w:p>
-    <w:p>
-      <w:r>
-        <w:t xml:space="preserve">Before </w:t>
-      </w:r>
-      <w:r>
-        <w:t xml:space="preserve">continuing, </w:t>
-      </w:r>
-      <w:r>
-        <w:t xml:space="preserve">I would first like to set some clear definitions that will be important going forward. </w:t>
-      </w:r>
-      <w:r>
-        <w:t xml:space="preserve">Rather than using the common </w:t>
-      </w:r>
-      <w:r>
-        <w:t xml:space="preserve">phrase cost of resistance to describe </w:t>
-      </w:r>
-      <w:r>
-        <w:t xml:space="preserve">the effect a mutation has </w:t>
-      </w:r>
-      <w:r>
-        <w:t>I will be using the term fitness effects.</w:t>
-      </w:r>
-      <w:r>
-        <w:t xml:space="preserve"> This decision was inspired by </w:t>
-      </w:r>
-      <w:r>
-        <w:t>Lenormand et al. (2018)</w:t>
-      </w:r>
-      <w:r>
-        <w:t xml:space="preserve"> who argued in his paper that </w:t>
-      </w:r>
-      <w:r>
-        <w:t>we have been conflating these two concepts which has created misconceptions</w:t>
-      </w:r>
-      <w:r>
-        <w:t xml:space="preserve"> and impedes research efforts. </w:t>
-      </w:r>
-      <w:r>
-        <w:t xml:space="preserve">For this review I will </w:t>
-      </w:r>
-      <w:r>
-        <w:t xml:space="preserve">define fitness </w:t>
-      </w:r>
-      <w:r>
-        <w:t xml:space="preserve">effect as </w:t>
-      </w:r>
-      <w:r>
-        <w:t xml:space="preserve">the effect a </w:t>
-      </w:r>
-      <w:r>
-        <w:t>m</w:t>
-      </w:r>
-      <w:r>
-        <w:t>utation ha</w:t>
-      </w:r>
-      <w:r>
-        <w:t>s o</w:t>
-      </w:r>
-      <w:r>
-        <w:t xml:space="preserve">n an organism’s ability to survive in a given environment. </w:t>
-      </w:r>
-      <w:r>
-        <w:t>This definition</w:t>
+        <w:t xml:space="preserve">While there is a myriad of </w:t>
+      </w:r>
+      <w:r>
+        <w:t xml:space="preserve">environmental </w:t>
+      </w:r>
+      <w:r>
+        <w:t>stressors available to explore the fitness effect of bacteria</w:t>
       </w:r>
       <w:r>
         <w:t xml:space="preserve"> </w:t>
       </w:r>
       <w:r>
-        <w:t xml:space="preserve">is </w:t>
-      </w:r>
-      <w:r>
-        <w:t xml:space="preserve">broad </w:t>
-      </w:r>
-      <w:r>
-        <w:t>and inclusive</w:t>
-      </w:r>
-      <w:r>
-        <w:t xml:space="preserve"> but most importantly </w:t>
-      </w:r>
-      <w:r>
-        <w:t xml:space="preserve">does not propose an assumption </w:t>
-      </w:r>
-      <w:r>
-        <w:t xml:space="preserve">of whether it is good or bad. </w:t>
-      </w:r>
-      <w:r>
-        <w:t xml:space="preserve">Conversely, cost of resistance is </w:t>
-      </w:r>
-      <w:r>
-        <w:t>defined as the price an organism pays</w:t>
-      </w:r>
-      <w:r>
-        <w:t xml:space="preserve"> to survive that is</w:t>
+        <w:t xml:space="preserve">including but not limited to </w:t>
+      </w:r>
+      <w:r>
+        <w:t>pH, osmolarity, and salt concentration</w:t>
+      </w:r>
+      <w:r>
+        <w:t xml:space="preserve">, we selected temperature </w:t>
+      </w:r>
+      <w:r>
+        <w:t>as the primary stressor for this investigation</w:t>
+      </w:r>
+      <w:r>
+        <w:t>.</w:t>
       </w:r>
       <w:r>
         <w:t xml:space="preserve"> </w:t>
       </w:r>
       <w:r>
-        <w:t xml:space="preserve">usually in the reduction of fitness in an environment </w:t>
-      </w:r>
-      <w:r>
-        <w:t xml:space="preserve">due to </w:t>
-      </w:r>
-      <w:r>
-        <w:t>factors</w:t>
-      </w:r>
-      <w:r>
-        <w:t xml:space="preserve"> like </w:t>
-      </w:r>
-      <w:r>
-        <w:t>antibiotics, pesticides</w:t>
-      </w:r>
-      <w:r>
-        <w:t>, and</w:t>
-      </w:r>
-      <w:r>
-        <w:t xml:space="preserve"> toxins</w:t>
-      </w:r>
-      <w:r>
-        <w:t>.</w:t>
+        <w:t>T</w:t>
+      </w:r>
+      <w:r>
+        <w:t xml:space="preserve">emperature </w:t>
+      </w:r>
+      <w:r>
+        <w:t xml:space="preserve">is one of the most ancient and pervasive </w:t>
+      </w:r>
+      <w:r>
+        <w:t xml:space="preserve">selection pressure organisms on earth has encountered and it has been shaping bacterial physiology before many other stressors like </w:t>
+      </w:r>
+      <w:r>
+        <w:t>antibiotics</w:t>
+      </w:r>
+      <w:r>
+        <w:t xml:space="preserve"> which has been</w:t>
+      </w:r>
+      <w:r>
+        <w:t xml:space="preserve"> estimated to have first appeared between 2 billion and 40 million years ag</w:t>
+      </w:r>
+      <w:r>
+        <w:t>o</w:t>
+      </w:r>
+      <w:r>
+        <w:t xml:space="preserve"> (</w:t>
+      </w:r>
+      <w:r>
+        <w:t>)</w:t>
+      </w:r>
+      <w:r>
+        <w:t xml:space="preserve">. </w:t>
+      </w:r>
+      <w:r>
+        <w:t>Shifts in optimal temperature has far reaching implications for any organism and in bacteria it effects</w:t>
       </w:r>
       <w:r>
         <w:t xml:space="preserve"> </w:t>
       </w:r>
       <w:r>
-        <w:t>With</w:t>
-      </w:r>
-      <w:r>
-        <w:t xml:space="preserve"> the definitions I have listed above</w:t>
-      </w:r>
-      <w:r>
-        <w:t xml:space="preserve"> in mind the</w:t>
+        <w:t>genome-wide gene expression patterns, protein folding and stability, membrane composition</w:t>
+      </w:r>
+      <w:r>
+        <w:t xml:space="preserve"> ().</w:t>
+      </w:r>
+      <w:r>
+        <w:t xml:space="preserve"> Consequently, we find the stress which antibiotics imposes onto bacteria to be surprisingly similar to temperature</w:t>
+      </w:r>
+      <w:r>
+        <w:t xml:space="preserve">. </w:t>
+      </w:r>
+      <w:r>
+        <w:t xml:space="preserve">As </w:t>
+      </w:r>
+      <w:r>
+        <w:t>alluded</w:t>
+      </w:r>
+      <w:r>
+        <w:t xml:space="preserve"> to earlier</w:t>
+      </w:r>
+      <w:r>
+        <w:t>,</w:t>
+      </w:r>
+      <w:r>
+        <w:t xml:space="preserve"> temperature being a stressor that predates many others especially antibiotics </w:t>
+      </w:r>
+      <w:r>
+        <w:t xml:space="preserve">there has been hypothesis and some evidence that suggests there could have been co-opted resistance where processes that confer resistance to temperature can also assist with antibiotic stress (). An example of this is where both high temperature and some antibiotics like </w:t>
+      </w:r>
+      <w:r>
+        <w:t xml:space="preserve">macrolides and aminoglycoside </w:t>
+      </w:r>
+      <w:r>
+        <w:t xml:space="preserve">both alter </w:t>
+      </w:r>
+      <w:r>
+        <w:t xml:space="preserve">how protein is folded and synthesised (). </w:t>
+      </w:r>
+      <w:r>
+        <w:t xml:space="preserve">This also makes </w:t>
+      </w:r>
+      <w:r>
+        <w:t>sense</w:t>
+      </w:r>
+      <w:r>
+        <w:t xml:space="preserve"> from a</w:t>
+      </w:r>
+      <w:r>
+        <w:t>n</w:t>
+      </w:r>
+      <w:r>
+        <w:t xml:space="preserve"> evolutionary </w:t>
+      </w:r>
+      <w:r>
+        <w:t>perspective</w:t>
+      </w:r>
+      <w:r>
+        <w:t xml:space="preserve"> as </w:t>
+      </w:r>
+      <w:r>
+        <w:t xml:space="preserve">it is very costly to </w:t>
+      </w:r>
+      <w:r>
+        <w:t>develop independent stress responses</w:t>
+      </w:r>
+      <w:r>
+        <w:t xml:space="preserve"> which makes evolution </w:t>
+      </w:r>
+      <w:r>
+        <w:t>shared pathways to manage multiple stressors</w:t>
+      </w:r>
+      <w:r>
+        <w:t xml:space="preserve">. Due to </w:t>
+      </w:r>
+      <w:r>
+        <w:t xml:space="preserve">all of this </w:t>
+      </w:r>
+      <w:r>
+        <w:t xml:space="preserve">it </w:t>
+      </w:r>
+      <w:r>
+        <w:t>makes</w:t>
+      </w:r>
+      <w:r>
+        <w:t xml:space="preserve"> a compelling study </w:t>
+      </w:r>
+      <w:r>
+        <w:t xml:space="preserve">to conduct a </w:t>
+      </w:r>
+      <w:r>
+        <w:t>thorough</w:t>
+      </w:r>
+      <w:r>
+        <w:t xml:space="preserve"> investigation by looking at a wide temperature gradient while also switching the order of resistance by observing</w:t>
+      </w:r>
+      <w:r>
+        <w:t xml:space="preserve"> what happens when a bacterium that has already acquired </w:t>
+      </w:r>
+      <w:r>
+        <w:t xml:space="preserve">antibiotic </w:t>
+      </w:r>
+      <w:r>
+        <w:t xml:space="preserve">resistance mutations is then forced to </w:t>
+      </w:r>
+      <w:r>
+        <w:t>overcome</w:t>
+      </w:r>
+      <w:r>
+        <w:t xml:space="preserve"> thermal stress</w:t>
+      </w:r>
+      <w:r>
+        <w:t xml:space="preserve">. </w:t>
+      </w:r>
+    </w:p>
+    <w:p>
+      <w:r>
+        <w:t xml:space="preserve">Heat </w:t>
+      </w:r>
+      <w:r>
+        <w:t xml:space="preserve">response </w:t>
       </w:r>
       <w:r>
         <w:t xml:space="preserve"> </w:t>
       </w:r>
-      <w:r>
-        <w:t>main issue</w:t>
-      </w:r>
-      <w:r>
-        <w:t xml:space="preserve"> we have with the term</w:t>
+    </w:p>
+    <w:p>
+      <w:pPr>
+        <w:rPr>
+          <w:lang w:eastAsia="zh-CN"/>
+        </w:rPr>
+      </w:pPr>
+      <w:r>
+        <w:t>When temperature rises to a level above the</w:t>
+      </w:r>
+      <w:r>
+        <w:t xml:space="preserve"> optimal growth temperature, bacteria cells enter a state of heat shock which triggers its stress response</w:t>
+      </w:r>
+      <w:r>
+        <w:t xml:space="preserve">. </w:t>
       </w:r>
       <w:r>
         <w:t xml:space="preserve"> </w:t>
       </w:r>
       <w:r>
-        <w:t>cost of resistance</w:t>
-      </w:r>
-      <w:r>
-        <w:t xml:space="preserve"> is that it is too narrow </w:t>
-      </w:r>
-      <w:r>
-        <w:t>and that it is too much of an assumption</w:t>
-      </w:r>
-      <w:r>
-        <w:t xml:space="preserve"> often made too early. This is because </w:t>
-      </w:r>
-      <w:r>
-        <w:t xml:space="preserve">if we have already </w:t>
-      </w:r>
-      <w:proofErr w:type="spellStart"/>
-      <w:r>
-        <w:t>labled</w:t>
-      </w:r>
-      <w:proofErr w:type="spellEnd"/>
-      <w:r>
-        <w:t xml:space="preserve"> an effect as a “cost” we are already assuming </w:t>
-      </w:r>
-      <w:r>
-        <w:t xml:space="preserve">it is inherently negative </w:t>
-      </w:r>
-      <w:r>
-        <w:t xml:space="preserve">when in reality this “cost” that we think we see </w:t>
-      </w:r>
-      <w:r>
-        <w:t xml:space="preserve">in our specific </w:t>
-      </w:r>
-      <w:r>
-        <w:t>treated</w:t>
-      </w:r>
-      <w:r>
-        <w:t xml:space="preserve"> environment could be </w:t>
-      </w:r>
-      <w:r>
-        <w:t>neutral or even beneficial</w:t>
-      </w:r>
-      <w:r>
-        <w:t xml:space="preserve"> in another en</w:t>
-      </w:r>
-      <w:r>
-        <w:t>vironment</w:t>
+        <w:t xml:space="preserve">Detection initially occurs through the </w:t>
+      </w:r>
+      <w:r>
+        <w:t xml:space="preserve">sensory </w:t>
+      </w:r>
+      <w:r>
+        <w:t xml:space="preserve">nucleic </w:t>
+      </w:r>
+      <w:r>
+        <w:t>acid</w:t>
+      </w:r>
+      <w:r>
+        <w:t xml:space="preserve"> </w:t>
+      </w:r>
+      <w:r>
+        <w:t>and</w:t>
+      </w:r>
+      <w:r>
+        <w:t xml:space="preserve"> protein </w:t>
+      </w:r>
+      <w:r>
+        <w:t>biomolecules</w:t>
+      </w:r>
+      <w:r>
+        <w:t xml:space="preserve"> </w:t>
+      </w:r>
+      <w:r>
+        <w:t>(</w:t>
+      </w:r>
+      <w:proofErr w:type="spellStart"/>
+      <w:r>
+        <w:t>Roncarati</w:t>
+      </w:r>
+      <w:proofErr w:type="spellEnd"/>
+      <w:r>
+        <w:t xml:space="preserve"> and Scarlato, 2017</w:t>
+      </w:r>
+      <w:r>
+        <w:t xml:space="preserve">). </w:t>
+      </w:r>
+      <w:r>
+        <w:t xml:space="preserve">This is followed up by the </w:t>
+      </w:r>
+      <w:r>
+        <w:t>upregulation of molecular chaperones</w:t>
+      </w:r>
+      <w:r>
+        <w:t xml:space="preserve"> like the </w:t>
+      </w:r>
+      <w:proofErr w:type="spellStart"/>
+      <w:r>
+        <w:t>DnaK</w:t>
+      </w:r>
+      <w:proofErr w:type="spellEnd"/>
+      <w:r>
+        <w:t>/</w:t>
+      </w:r>
+      <w:proofErr w:type="spellStart"/>
+      <w:r>
+        <w:t>DnaJ</w:t>
+      </w:r>
+      <w:proofErr w:type="spellEnd"/>
+      <w:r>
+        <w:t xml:space="preserve"> and </w:t>
+      </w:r>
+      <w:proofErr w:type="spellStart"/>
+      <w:r>
+        <w:t>GroEL</w:t>
+      </w:r>
+      <w:proofErr w:type="spellEnd"/>
+      <w:r>
+        <w:t xml:space="preserve">/GroES which </w:t>
+      </w:r>
+      <w:r>
+        <w:t xml:space="preserve">attempts and tries to </w:t>
+      </w:r>
+      <w:r>
+        <w:t>reverse</w:t>
+      </w:r>
+      <w:r>
+        <w:t>s</w:t>
+      </w:r>
+      <w:r>
+        <w:t xml:space="preserve"> the aggregation of misfolded proteins</w:t>
+      </w:r>
+      <w:r>
+        <w:t xml:space="preserve">. In conjunction </w:t>
+      </w:r>
+      <w:r>
+        <w:t>proteases</w:t>
+      </w:r>
+      <w:r>
+        <w:t xml:space="preserve"> also becomes activated and </w:t>
+      </w:r>
+      <w:r>
+        <w:t>degrade</w:t>
+      </w:r>
+      <w:r>
+        <w:t>s</w:t>
+      </w:r>
+      <w:r>
+        <w:t xml:space="preserve"> </w:t>
+      </w:r>
+      <w:r>
+        <w:t xml:space="preserve">irreversibly </w:t>
+      </w:r>
+      <w:r>
+        <w:t>damaged</w:t>
+      </w:r>
+      <w:r>
+        <w:t xml:space="preserve"> cells into small peptides</w:t>
+      </w:r>
+      <w:r>
+        <w:t xml:space="preserve"> (</w:t>
+      </w:r>
+      <w:r>
+        <w:t>R</w:t>
+      </w:r>
+      <w:r>
+        <w:t>ichter et al., 2010)</w:t>
+      </w:r>
+      <w:r>
+        <w:t>).</w:t>
+      </w:r>
+      <w:r>
+        <w:t xml:space="preserve"> </w:t>
+      </w:r>
+      <w:r>
+        <w:t>Aside from the general response to heat discussed here</w:t>
+      </w:r>
+      <w:r>
+        <w:t xml:space="preserve">, </w:t>
+      </w:r>
+      <w:r>
+        <w:t xml:space="preserve">individual bacteria </w:t>
+      </w:r>
+      <w:r>
+        <w:t>often have their</w:t>
+      </w:r>
+      <w:r>
+        <w:t xml:space="preserve"> own </w:t>
+      </w:r>
+      <w:r>
+        <w:t>specialised</w:t>
+      </w:r>
+      <w:r>
+        <w:t xml:space="preserve"> response. Take</w:t>
+      </w:r>
+      <w:r>
+        <w:t xml:space="preserve"> E. coil</w:t>
+      </w:r>
+      <w:r>
+        <w:t xml:space="preserve"> as an example,</w:t>
+      </w:r>
+      <w:r>
+        <w:t xml:space="preserve"> as temperature increases the primary heat shock regulator </w:t>
+      </w:r>
+      <w:r>
+        <w:t xml:space="preserve">sigma factor </w:t>
+      </w:r>
+      <w:r>
+        <w:t>o</w:t>
+      </w:r>
+      <w:r>
+        <w:t>32</w:t>
+      </w:r>
+      <w:r>
+        <w:t xml:space="preserve"> </w:t>
+      </w:r>
+      <w:r>
+        <w:t>ac</w:t>
+      </w:r>
+      <w:r>
+        <w:rPr>
+          <w:lang w:eastAsia="zh-CN"/>
+        </w:rPr>
+        <w:t>cumulates</w:t>
+      </w:r>
+      <w:r>
+        <w:t xml:space="preserve"> and binds to the RNA polymerase which transcribes any of the downstream heat shock </w:t>
+      </w:r>
+      <w:r>
+        <w:t>heat shock genes</w:t>
       </w:r>
       <w:r>
         <w:t xml:space="preserve">. </w:t>
       </w:r>
       <w:r>
-        <w:t xml:space="preserve">Because of this </w:t>
-      </w:r>
-      <w:r>
-        <w:t>fitness effect is a much more</w:t>
+        <w:rPr>
+          <w:lang w:eastAsia="zh-CN"/>
+        </w:rPr>
+        <w:t xml:space="preserve">It has been observed </w:t>
+      </w:r>
+      <w:r>
+        <w:t xml:space="preserve">that E.coli’s resistance to </w:t>
+      </w:r>
+      <w:r>
+        <w:t xml:space="preserve">high temperature not only relies on the common stress response but it also calls upon a group of genes not traditionally used named the </w:t>
+      </w:r>
+      <w:r>
+        <w:t>thermotolerant genes</w:t>
+      </w:r>
+      <w:r>
+        <w:t xml:space="preserve"> by </w:t>
+      </w:r>
+      <w:r>
+        <w:t>Murata</w:t>
+      </w:r>
+      <w:r>
+        <w:t xml:space="preserve">. </w:t>
+      </w:r>
+      <w:r>
+        <w:t xml:space="preserve">These genes which encompasses </w:t>
+      </w:r>
+      <w:r>
+        <w:t>energy metabolism, outer membrane organisation, DNA double-strand break repair, tRNA modification, translational control, and cell division</w:t>
+      </w:r>
+      <w:r>
+        <w:t xml:space="preserve"> all work in </w:t>
+      </w:r>
+      <w:r>
+        <w:t>unison</w:t>
+      </w:r>
+      <w:r>
+        <w:t xml:space="preserve"> to provide E.coli with a robust tolerance against high temperature</w:t>
+      </w:r>
+      <w:r>
+        <w:t xml:space="preserve">. </w:t>
+      </w:r>
+    </w:p>
+    <w:p>
+      <w:r>
+        <w:lastRenderedPageBreak/>
+        <w:t xml:space="preserve">Cold response </w:t>
+      </w:r>
+    </w:p>
+    <w:p>
+      <w:r>
+        <w:t xml:space="preserve">Unsurprisingly similar to </w:t>
+      </w:r>
+      <w:r>
+        <w:t>the heat shock response</w:t>
+      </w:r>
+      <w:r>
+        <w:t>,</w:t>
       </w:r>
       <w:r>
         <w:t xml:space="preserve"> </w:t>
       </w:r>
       <w:r>
-        <w:t>appropriate</w:t>
-      </w:r>
-      <w:r>
-        <w:t xml:space="preserve"> and open minded term </w:t>
-      </w:r>
-      <w:r>
-        <w:t>as</w:t>
-      </w:r>
-      <w:r>
-        <w:t xml:space="preserve"> it simply takes what we see during </w:t>
-      </w:r>
-      <w:r>
-        <w:t>experiments</w:t>
-      </w:r>
-      <w:r>
-        <w:t xml:space="preserve"> as an effect a</w:t>
-      </w:r>
-      <w:r>
-        <w:t xml:space="preserve">nd analyses the effect as it is and does not make any assumptions as to whether the effect is good or bad. </w:t>
-      </w:r>
-    </w:p>
-    <w:p>
-      <w:pPr>
-        <w:rPr>
-          <w:b/>
-          <w:bCs/>
-        </w:rPr>
-      </w:pPr>
-    </w:p>
-    <w:p>
-      <w:pPr>
-        <w:rPr>
-          <w:b/>
-          <w:bCs/>
-        </w:rPr>
-      </w:pPr>
-      <w:r>
-        <w:rPr>
-          <w:b/>
-          <w:bCs/>
-        </w:rPr>
-        <w:t>Temperature</w:t>
-      </w:r>
-      <w:r>
-        <w:rPr>
-          <w:b/>
-          <w:bCs/>
-        </w:rPr>
-        <w:t>:</w:t>
-      </w:r>
-    </w:p>
-    <w:p>
-      <w:r>
-        <w:t>Intro</w:t>
-      </w:r>
-    </w:p>
-    <w:p>
-      <w:r>
-        <w:t xml:space="preserve">While there is a myriad of </w:t>
-      </w:r>
-      <w:r>
-        <w:t xml:space="preserve">environmental </w:t>
-      </w:r>
-      <w:r>
-        <w:t>stressors available to explore the fitness effect of bacteria</w:t>
+        <w:t>cold s</w:t>
+      </w:r>
+      <w:r>
+        <w:t>hock</w:t>
+      </w:r>
+      <w:r>
+        <w:t xml:space="preserve"> is also a powerful stressor for bacterial growth</w:t>
+      </w:r>
+      <w:r>
+        <w:t xml:space="preserve">. </w:t>
+      </w:r>
+      <w:r>
+        <w:t>Cold temperat</w:t>
+      </w:r>
+      <w:r>
+        <w:t xml:space="preserve">ure </w:t>
+      </w:r>
+      <w:r>
+        <w:t>primarily</w:t>
+      </w:r>
+      <w:r>
+        <w:t xml:space="preserve"> impairs the </w:t>
+      </w:r>
+      <w:r>
+        <w:t>ribosome and</w:t>
+      </w:r>
+      <w:r>
+        <w:t xml:space="preserve"> promoted the </w:t>
+      </w:r>
+      <w:r>
+        <w:t>over-stabiliz</w:t>
+      </w:r>
+      <w:r>
+        <w:t xml:space="preserve">ation of </w:t>
+      </w:r>
+      <w:r>
+        <w:t>secondary DNA and RNA structures</w:t>
       </w:r>
       <w:r>
         <w:t xml:space="preserve"> </w:t>
       </w:r>
       <w:r>
-        <w:t xml:space="preserve">including but not limited to </w:t>
-      </w:r>
-      <w:r>
-        <w:t>pH, osmolarity, and salt concentration</w:t>
-      </w:r>
-      <w:r>
-        <w:t xml:space="preserve">, we selected temperature </w:t>
-      </w:r>
-      <w:r>
-        <w:t>as the primary stressor for this investigation</w:t>
-      </w:r>
-      <w:r>
-        <w:t>.</w:t>
-      </w:r>
-      <w:r>
-        <w:t xml:space="preserve"> </w:t>
-      </w:r>
-      <w:r>
-        <w:t>T</w:t>
-      </w:r>
-      <w:r>
-        <w:t xml:space="preserve">emperature </w:t>
-      </w:r>
-      <w:r>
-        <w:t xml:space="preserve">is one of the most ancient and pervasive </w:t>
-      </w:r>
-      <w:r>
-        <w:t xml:space="preserve">selection pressure organisms on earth has encountered and it has been shaping bacterial physiology before many other stressors like </w:t>
-      </w:r>
-      <w:r>
-        <w:t>antibiotics</w:t>
-      </w:r>
-      <w:r>
-        <w:t xml:space="preserve"> which has been</w:t>
-      </w:r>
-      <w:r>
-        <w:t xml:space="preserve"> estimated to have first appeared between 2 billion and </w:t>
-      </w:r>
-      <w:r>
-        <w:lastRenderedPageBreak/>
-        <w:t>40 million years ag</w:t>
-      </w:r>
-      <w:r>
-        <w:t>o</w:t>
-      </w:r>
-      <w:r>
-        <w:t xml:space="preserve"> (</w:t>
-      </w:r>
-      <w:r>
-        <w:t>)</w:t>
+        <w:t>(</w:t>
+      </w:r>
+      <w:r>
+        <w:t xml:space="preserve">Barria et al., 2013; </w:t>
+      </w:r>
+      <w:proofErr w:type="spellStart"/>
+      <w:r>
+        <w:t>Phadtare</w:t>
+      </w:r>
+      <w:proofErr w:type="spellEnd"/>
+      <w:r>
+        <w:t xml:space="preserve"> and Inouye, 2008; Yamanaka, 1999)</w:t>
       </w:r>
       <w:r>
         <w:t xml:space="preserve">. </w:t>
       </w:r>
       <w:r>
-        <w:t>Shifts in optimal temperature has far reaching implications for any organism and in bacteria it effects</w:t>
-      </w:r>
-      <w:r>
-        <w:t xml:space="preserve"> </w:t>
-      </w:r>
-      <w:r>
-        <w:t>genome-wide gene expression patterns, protein folding and stability, membrane composition</w:t>
-      </w:r>
-      <w:r>
-        <w:t xml:space="preserve"> ().</w:t>
-      </w:r>
-      <w:r>
-        <w:t xml:space="preserve"> Consequently, we find the stress which antibiotics imposes onto bacteria to be surprisingly similar to temperature</w:t>
-      </w:r>
-      <w:r>
-        <w:t xml:space="preserve">. </w:t>
-      </w:r>
-      <w:r>
-        <w:t xml:space="preserve">As </w:t>
-      </w:r>
-      <w:r>
-        <w:t>alluded</w:t>
-      </w:r>
-      <w:r>
-        <w:t xml:space="preserve"> to earlier</w:t>
-      </w:r>
-      <w:r>
-        <w:t>,</w:t>
-      </w:r>
-      <w:r>
-        <w:t xml:space="preserve"> temperature being a stressor that predates many others especially antibiotics </w:t>
-      </w:r>
-      <w:r>
-        <w:t xml:space="preserve">there has been hypothesis and some evidence that suggests there could have been co-opted resistance where processes that confer resistance to temperature can also assist with antibiotic stress (). An example of this is where both high temperature and some antibiotics like </w:t>
-      </w:r>
-      <w:r>
-        <w:t xml:space="preserve">macrolides and aminoglycoside </w:t>
-      </w:r>
-      <w:r>
-        <w:t xml:space="preserve">both alter </w:t>
-      </w:r>
-      <w:r>
-        <w:t xml:space="preserve">how protein is folded and synthesised (). </w:t>
-      </w:r>
-      <w:r>
-        <w:t xml:space="preserve">This also makes </w:t>
-      </w:r>
-      <w:r>
-        <w:t>sense</w:t>
-      </w:r>
-      <w:r>
-        <w:t xml:space="preserve"> from a</w:t>
-      </w:r>
-      <w:r>
-        <w:t>n</w:t>
-      </w:r>
-      <w:r>
-        <w:t xml:space="preserve"> evolutionary </w:t>
-      </w:r>
-      <w:r>
-        <w:t>perspective</w:t>
-      </w:r>
-      <w:r>
-        <w:t xml:space="preserve"> as </w:t>
-      </w:r>
-      <w:r>
-        <w:t xml:space="preserve">it is very costly to </w:t>
-      </w:r>
-      <w:r>
-        <w:t>develop independent stress responses</w:t>
-      </w:r>
-      <w:r>
-        <w:t xml:space="preserve"> which makes evolution </w:t>
-      </w:r>
-      <w:r>
-        <w:t>shared pathways to manage multiple stressors</w:t>
-      </w:r>
-      <w:r>
-        <w:t xml:space="preserve">. Due to </w:t>
-      </w:r>
-      <w:r>
-        <w:t xml:space="preserve">all of this </w:t>
-      </w:r>
-      <w:r>
-        <w:t xml:space="preserve">it </w:t>
-      </w:r>
-      <w:r>
-        <w:t>makes</w:t>
-      </w:r>
-      <w:r>
-        <w:t xml:space="preserve"> a compelling study </w:t>
-      </w:r>
-      <w:r>
-        <w:t xml:space="preserve">to conduct a </w:t>
-      </w:r>
-      <w:r>
-        <w:t>thorough</w:t>
-      </w:r>
-      <w:r>
-        <w:t xml:space="preserve"> investigation by looking at a wide temperature gradient while also switching the order of resistance by observing</w:t>
-      </w:r>
-      <w:r>
-        <w:t xml:space="preserve"> what happens when a bacterium that has already acquired </w:t>
-      </w:r>
-      <w:r>
-        <w:t xml:space="preserve">antibiotic </w:t>
-      </w:r>
-      <w:r>
-        <w:t xml:space="preserve">resistance mutations is then forced to </w:t>
-      </w:r>
-      <w:r>
-        <w:t>overcome</w:t>
-      </w:r>
-      <w:r>
-        <w:t xml:space="preserve"> thermal stress</w:t>
-      </w:r>
-      <w:r>
-        <w:t xml:space="preserve">. </w:t>
-      </w:r>
-    </w:p>
-    <w:p>
-      <w:r>
-        <w:t xml:space="preserve">Heat </w:t>
-      </w:r>
-      <w:r>
-        <w:t xml:space="preserve">response </w:t>
-      </w:r>
-      <w:r>
-        <w:t xml:space="preserve"> </w:t>
-      </w:r>
-    </w:p>
-    <w:p>
-      <w:pPr>
-        <w:rPr>
-          <w:lang w:eastAsia="zh-CN"/>
-        </w:rPr>
-      </w:pPr>
-      <w:r>
-        <w:t>When temperature rises to a level above the</w:t>
-      </w:r>
-      <w:r>
-        <w:t xml:space="preserve"> optimal growth temperature, bacteria cells enter a state of heat shock which triggers its stress response</w:t>
-      </w:r>
-      <w:r>
-        <w:t xml:space="preserve">. </w:t>
-      </w:r>
-      <w:r>
-        <w:t xml:space="preserve"> </w:t>
-      </w:r>
-      <w:r>
-        <w:t xml:space="preserve">Detection initially occurs through the </w:t>
-      </w:r>
-      <w:r>
-        <w:t xml:space="preserve">sensory </w:t>
-      </w:r>
-      <w:r>
-        <w:t xml:space="preserve">nucleic </w:t>
-      </w:r>
-      <w:r>
-        <w:t>acid</w:t>
-      </w:r>
-      <w:r>
-        <w:t xml:space="preserve"> </w:t>
-      </w:r>
-      <w:r>
-        <w:t>and</w:t>
-      </w:r>
-      <w:r>
-        <w:t xml:space="preserve"> protein </w:t>
-      </w:r>
-      <w:r>
-        <w:t>biomolecules</w:t>
-      </w:r>
-      <w:r>
-        <w:t xml:space="preserve"> </w:t>
-      </w:r>
-      <w:r>
-        <w:t>(</w:t>
-      </w:r>
-      <w:proofErr w:type="spellStart"/>
-      <w:r>
-        <w:t>Roncarati</w:t>
-      </w:r>
-      <w:proofErr w:type="spellEnd"/>
-      <w:r>
-        <w:t xml:space="preserve"> and Scarlato, 2017</w:t>
-      </w:r>
-      <w:r>
-        <w:t xml:space="preserve">). </w:t>
-      </w:r>
-      <w:r>
-        <w:t xml:space="preserve">This is followed up by the </w:t>
-      </w:r>
-      <w:r>
-        <w:t>upregulation of molecular chaperones</w:t>
-      </w:r>
-      <w:r>
-        <w:t xml:space="preserve"> like the </w:t>
-      </w:r>
-      <w:proofErr w:type="spellStart"/>
-      <w:r>
-        <w:t>DnaK</w:t>
-      </w:r>
-      <w:proofErr w:type="spellEnd"/>
-      <w:r>
-        <w:t>/</w:t>
-      </w:r>
-      <w:proofErr w:type="spellStart"/>
-      <w:r>
-        <w:t>DnaJ</w:t>
-      </w:r>
-      <w:proofErr w:type="spellEnd"/>
-      <w:r>
-        <w:t xml:space="preserve"> and </w:t>
-      </w:r>
-      <w:proofErr w:type="spellStart"/>
-      <w:r>
-        <w:t>GroEL</w:t>
-      </w:r>
-      <w:proofErr w:type="spellEnd"/>
-      <w:r>
-        <w:t xml:space="preserve">/GroES which </w:t>
-      </w:r>
-      <w:r>
-        <w:t xml:space="preserve">attempts and tries to </w:t>
-      </w:r>
-      <w:r>
-        <w:t>reverse</w:t>
-      </w:r>
-      <w:r>
-        <w:t>s</w:t>
-      </w:r>
-      <w:r>
-        <w:t xml:space="preserve"> the aggregation of misfolded proteins</w:t>
-      </w:r>
-      <w:r>
-        <w:t xml:space="preserve">. In conjunction </w:t>
-      </w:r>
-      <w:r>
-        <w:t>proteases</w:t>
-      </w:r>
-      <w:r>
-        <w:t xml:space="preserve"> also becomes activated and </w:t>
-      </w:r>
-      <w:r>
-        <w:t>degrade</w:t>
-      </w:r>
-      <w:r>
-        <w:t>s</w:t>
-      </w:r>
-      <w:r>
-        <w:t xml:space="preserve"> </w:t>
-      </w:r>
-      <w:r>
-        <w:t xml:space="preserve">irreversibly </w:t>
-      </w:r>
-      <w:r>
-        <w:t>damaged</w:t>
-      </w:r>
-      <w:r>
-        <w:t xml:space="preserve"> cells into small peptides</w:t>
-      </w:r>
-      <w:r>
-        <w:t xml:space="preserve"> (</w:t>
-      </w:r>
-      <w:r>
-        <w:t>R</w:t>
-      </w:r>
-      <w:r>
-        <w:t>ichter et al., 2010)</w:t>
-      </w:r>
-      <w:r>
-        <w:t>).</w:t>
-      </w:r>
-      <w:r>
-        <w:t xml:space="preserve"> </w:t>
-      </w:r>
-      <w:r>
-        <w:t>Aside from the general response to heat discussed here</w:t>
-      </w:r>
-      <w:r>
-        <w:t xml:space="preserve">, </w:t>
-      </w:r>
-      <w:r>
-        <w:t xml:space="preserve">individual bacteria </w:t>
-      </w:r>
-      <w:r>
-        <w:t>often have their</w:t>
-      </w:r>
-      <w:r>
-        <w:t xml:space="preserve"> own </w:t>
-      </w:r>
-      <w:r>
-        <w:t>specialised</w:t>
-      </w:r>
-      <w:r>
-        <w:t xml:space="preserve"> response. Take</w:t>
-      </w:r>
-      <w:r>
-        <w:t xml:space="preserve"> E. coil</w:t>
-      </w:r>
-      <w:r>
-        <w:t xml:space="preserve"> as an example,</w:t>
-      </w:r>
-      <w:r>
-        <w:t xml:space="preserve"> as temperature increases the primary heat shock regulator </w:t>
-      </w:r>
-      <w:r>
-        <w:t xml:space="preserve">sigma factor </w:t>
-      </w:r>
-      <w:r>
-        <w:t>o</w:t>
-      </w:r>
-      <w:r>
-        <w:t>32</w:t>
-      </w:r>
-      <w:r>
-        <w:t xml:space="preserve"> </w:t>
-      </w:r>
-      <w:r>
-        <w:t>ac</w:t>
-      </w:r>
-      <w:r>
-        <w:rPr>
-          <w:lang w:eastAsia="zh-CN"/>
-        </w:rPr>
-        <w:t>cumulates</w:t>
-      </w:r>
-      <w:r>
-        <w:t xml:space="preserve"> and binds to the RNA polymerase which transcribes any of the downstream heat shock </w:t>
-      </w:r>
-      <w:r>
-        <w:t>heat shock genes</w:t>
-      </w:r>
-      <w:r>
-        <w:t xml:space="preserve">. </w:t>
-      </w:r>
-      <w:r>
-        <w:rPr>
-          <w:lang w:eastAsia="zh-CN"/>
-        </w:rPr>
-        <w:t xml:space="preserve">It has been observed </w:t>
-      </w:r>
-      <w:r>
-        <w:t xml:space="preserve">that E.coli’s resistance to </w:t>
-      </w:r>
-      <w:r>
-        <w:t xml:space="preserve">high temperature not only relies on the common stress response but it also calls upon a group of genes not traditionally used named the </w:t>
-      </w:r>
-      <w:r>
-        <w:t>thermotolerant genes</w:t>
-      </w:r>
-      <w:r>
-        <w:t xml:space="preserve"> by </w:t>
-      </w:r>
-      <w:r>
-        <w:t>Murata</w:t>
-      </w:r>
-      <w:r>
-        <w:t xml:space="preserve">. </w:t>
-      </w:r>
-      <w:r>
-        <w:t xml:space="preserve">These genes which encompasses </w:t>
-      </w:r>
-      <w:r>
-        <w:t>energy metabolism, outer membrane organisation, DNA double-strand break repair, tRNA modification, translational control, and cell division</w:t>
-      </w:r>
-      <w:r>
-        <w:t xml:space="preserve"> all work in </w:t>
-      </w:r>
-      <w:r>
-        <w:t>unison</w:t>
-      </w:r>
-      <w:r>
-        <w:t xml:space="preserve"> to provide E.coli with a robust tolerance against high temperature</w:t>
-      </w:r>
-      <w:r>
-        <w:t xml:space="preserve">. </w:t>
-      </w:r>
-    </w:p>
-    <w:p>
-      <w:r>
-        <w:t xml:space="preserve">Cold response </w:t>
-      </w:r>
-    </w:p>
-    <w:p>
-      <w:r>
-        <w:t xml:space="preserve">Unsurprisingly similar to </w:t>
-      </w:r>
-      <w:r>
-        <w:t>the heat shock response</w:t>
-      </w:r>
-      <w:r>
-        <w:t>,</w:t>
-      </w:r>
-      <w:r>
-        <w:t xml:space="preserve"> </w:t>
-      </w:r>
-      <w:r>
-        <w:t>cold s</w:t>
-      </w:r>
-      <w:r>
-        <w:t>hock</w:t>
-      </w:r>
-      <w:r>
-        <w:t xml:space="preserve"> is also a powerful stressor for bacterial growth</w:t>
-      </w:r>
-      <w:r>
-        <w:t xml:space="preserve">. </w:t>
-      </w:r>
-      <w:r>
-        <w:t>Cold temperat</w:t>
-      </w:r>
-      <w:r>
-        <w:t xml:space="preserve">ure </w:t>
-      </w:r>
-      <w:r>
-        <w:t>primarily</w:t>
-      </w:r>
-      <w:r>
-        <w:t xml:space="preserve"> impairs the </w:t>
-      </w:r>
-      <w:r>
-        <w:t>ribosome and</w:t>
-      </w:r>
-      <w:r>
-        <w:t xml:space="preserve"> promoted the </w:t>
-      </w:r>
-      <w:r>
-        <w:t>over-stabiliz</w:t>
-      </w:r>
-      <w:r>
-        <w:t xml:space="preserve">ation of </w:t>
-      </w:r>
-      <w:r>
-        <w:t>secondary DNA and RNA structures</w:t>
-      </w:r>
-      <w:r>
-        <w:t xml:space="preserve"> </w:t>
-      </w:r>
-      <w:r>
-        <w:t>(</w:t>
-      </w:r>
-      <w:r>
-        <w:t xml:space="preserve">Barria et al., 2013; </w:t>
-      </w:r>
-      <w:proofErr w:type="spellStart"/>
-      <w:r>
-        <w:t>Phadtare</w:t>
-      </w:r>
-      <w:proofErr w:type="spellEnd"/>
-      <w:r>
-        <w:t xml:space="preserve"> and Inouye, 2008; Yamanaka, 1999)</w:t>
-      </w:r>
-      <w:r>
-        <w:t xml:space="preserve">. </w:t>
-      </w:r>
-      <w:r>
         <w:t>In the case for E.coli under</w:t>
       </w:r>
       <w:r>
-        <w:t xml:space="preserve"> cold </w:t>
-      </w:r>
-      <w:r>
-        <w:lastRenderedPageBreak/>
-        <w:t xml:space="preserve">shock, bacterial growth </w:t>
+        <w:t xml:space="preserve"> cold shock, bacterial growth </w:t>
       </w:r>
       <w:r>
         <w:t xml:space="preserve">stops </w:t>
@@ -1470,6 +1480,7 @@
         <w:spacing w:after="80" w:line="300" w:lineRule="auto"/>
       </w:pPr>
       <w:r>
+        <w:lastRenderedPageBreak/>
         <w:t xml:space="preserve">Theory says </w:t>
       </w:r>
     </w:p>
@@ -1492,19 +1503,198 @@
     <w:p>
       <w:pPr>
         <w:spacing w:after="80" w:line="300" w:lineRule="auto"/>
+        <w:rPr>
+          <w:b/>
+          <w:bCs/>
+        </w:rPr>
       </w:pPr>
     </w:p>
     <w:p>
       <w:pPr>
         <w:spacing w:after="80" w:line="300" w:lineRule="auto"/>
-      </w:pPr>
+        <w:rPr>
+          <w:b/>
+          <w:bCs/>
+        </w:rPr>
+      </w:pPr>
+      <w:r>
+        <w:rPr>
+          <w:b/>
+          <w:bCs/>
+        </w:rPr>
+        <w:t xml:space="preserve">our results show that our mutations mostly grow the same as </w:t>
+      </w:r>
+      <w:r>
+        <w:rPr>
+          <w:b/>
+          <w:bCs/>
+        </w:rPr>
+        <w:t>WT</w:t>
+      </w:r>
     </w:p>
     <w:p>
       <w:pPr>
         <w:spacing w:after="80" w:line="300" w:lineRule="auto"/>
-      </w:pPr>
-      <w:r>
-        <w:lastRenderedPageBreak/>
+        <w:rPr>
+          <w:b/>
+          <w:bCs/>
+        </w:rPr>
+      </w:pPr>
+      <w:proofErr w:type="spellStart"/>
+      <w:r>
+        <w:rPr>
+          <w:b/>
+          <w:bCs/>
+        </w:rPr>
+        <w:t>rpoB</w:t>
+      </w:r>
+      <w:proofErr w:type="spellEnd"/>
+      <w:r>
+        <w:rPr>
+          <w:b/>
+          <w:bCs/>
+        </w:rPr>
+        <w:t xml:space="preserve"> does not provide benefit because WT grew just as well without it??</w:t>
+      </w:r>
+    </w:p>
+    <w:p>
+      <w:pPr>
+        <w:spacing w:after="80" w:line="300" w:lineRule="auto"/>
+        <w:rPr>
+          <w:b/>
+          <w:bCs/>
+        </w:rPr>
+      </w:pPr>
+      <w:r>
+        <w:rPr>
+          <w:b/>
+          <w:bCs/>
+        </w:rPr>
+        <w:t xml:space="preserve">Other side is that </w:t>
+      </w:r>
+      <w:r>
+        <w:rPr>
+          <w:b/>
+          <w:bCs/>
+        </w:rPr>
+        <w:t xml:space="preserve">we expect that </w:t>
+      </w:r>
+      <w:proofErr w:type="spellStart"/>
+      <w:r>
+        <w:rPr>
+          <w:b/>
+          <w:bCs/>
+        </w:rPr>
+        <w:t>rpoB</w:t>
+      </w:r>
+      <w:proofErr w:type="spellEnd"/>
+      <w:r>
+        <w:rPr>
+          <w:b/>
+          <w:bCs/>
+        </w:rPr>
+        <w:t xml:space="preserve"> mutations will be deleterious at a stressful temperature without RIF, but it seems to be fine </w:t>
+      </w:r>
+    </w:p>
+    <w:p>
+      <w:pPr>
+        <w:spacing w:after="80" w:line="300" w:lineRule="auto"/>
+        <w:rPr>
+          <w:b/>
+          <w:bCs/>
+        </w:rPr>
+      </w:pPr>
+      <w:r>
+        <w:rPr>
+          <w:b/>
+          <w:bCs/>
+        </w:rPr>
+        <w:t xml:space="preserve">So while it does not provide extra benefit it seems to not be a burden on the bacteria </w:t>
+      </w:r>
+    </w:p>
+    <w:p>
+      <w:pPr>
+        <w:spacing w:after="80" w:line="300" w:lineRule="auto"/>
+        <w:rPr>
+          <w:b/>
+          <w:bCs/>
+        </w:rPr>
+      </w:pPr>
+      <w:r>
+        <w:rPr>
+          <w:b/>
+          <w:bCs/>
+        </w:rPr>
+        <w:t xml:space="preserve">Seems like </w:t>
+      </w:r>
+      <w:proofErr w:type="spellStart"/>
+      <w:r>
+        <w:rPr>
+          <w:b/>
+          <w:bCs/>
+        </w:rPr>
+        <w:t>rpoB</w:t>
+      </w:r>
+      <w:proofErr w:type="spellEnd"/>
+      <w:r>
+        <w:rPr>
+          <w:b/>
+          <w:bCs/>
+        </w:rPr>
+        <w:t xml:space="preserve"> mutations are neither beneficial or deleterious </w:t>
+      </w:r>
+      <w:r>
+        <w:rPr>
+          <w:b/>
+          <w:bCs/>
+        </w:rPr>
+        <w:t xml:space="preserve">which in itself is interesting </w:t>
+      </w:r>
+    </w:p>
+    <w:p>
+      <w:pPr>
+        <w:spacing w:after="80" w:line="300" w:lineRule="auto"/>
+        <w:rPr>
+          <w:b/>
+          <w:bCs/>
+        </w:rPr>
+      </w:pPr>
+      <w:r>
+        <w:rPr>
+          <w:b/>
+          <w:bCs/>
+        </w:rPr>
+        <w:t xml:space="preserve">Some </w:t>
+      </w:r>
+      <w:r>
+        <w:rPr>
+          <w:b/>
+          <w:bCs/>
+        </w:rPr>
+        <w:t xml:space="preserve">nuance </w:t>
+      </w:r>
+      <w:r>
+        <w:rPr>
+          <w:b/>
+          <w:bCs/>
+        </w:rPr>
+        <w:t>like M12</w:t>
+      </w:r>
+    </w:p>
+    <w:p>
+      <w:pPr>
+        <w:spacing w:after="80" w:line="300" w:lineRule="auto"/>
+        <w:rPr>
+          <w:b/>
+          <w:bCs/>
+        </w:rPr>
+      </w:pPr>
+    </w:p>
+    <w:p>
+      <w:pPr>
+        <w:spacing w:after="80" w:line="300" w:lineRule="auto"/>
+      </w:pPr>
+      <w:r>
         <w:t xml:space="preserve">Having </w:t>
       </w:r>
       <w:r>
@@ -1598,10 +1788,7 @@
         <w:t xml:space="preserve">for </w:t>
       </w:r>
       <w:r>
-        <w:t>rifampicin</w:t>
-      </w:r>
-      <w:r>
-        <w:t xml:space="preserve"> resistance in multiple independent populations</w:t>
+        <w:t>rifampicin resistance in multiple independent populations</w:t>
       </w:r>
       <w:r>
         <w:t>. This is a substantial discovery as it provides support to the theory that heat resistance and antibiotic resistance has and can develop in unison. More importantly it shows</w:t>
@@ -1844,7 +2031,11 @@
         <w:t>through a two-phase evolution</w:t>
       </w:r>
       <w:r>
-        <w:t xml:space="preserve"> experiment that genetic background also in determining the fitness effects of E. coli with </w:t>
+        <w:t xml:space="preserve"> </w:t>
+      </w:r>
+      <w:r>
+        <w:lastRenderedPageBreak/>
+        <w:t xml:space="preserve">experiment that genetic background also in determining the fitness effects of E. coli with </w:t>
       </w:r>
       <w:proofErr w:type="spellStart"/>
       <w:r>
@@ -2020,7 +2211,6 @@
     </w:p>
     <w:p>
       <w:r>
-        <w:lastRenderedPageBreak/>
         <w:t xml:space="preserve">For a more robust analysis I will also be examining how the fitness effects of </w:t>
       </w:r>
       <w:proofErr w:type="spellStart"/>
@@ -2106,7 +2296,11 @@
         <w:t>Pseudomonas</w:t>
       </w:r>
       <w:r>
-        <w:t xml:space="preserve"> species validate and extend the patterns observed in </w:t>
+        <w:t xml:space="preserve"> species validate and extend the </w:t>
+      </w:r>
+      <w:r>
+        <w:lastRenderedPageBreak/>
+        <w:t xml:space="preserve">patterns observed in </w:t>
       </w:r>
       <w:r>
         <w:rPr>
@@ -2215,6 +2409,313 @@
       </w:r>
     </w:p>
     <w:p>
+      <w:pPr>
+        <w:rPr>
+          <w:b/>
+          <w:bCs/>
+        </w:rPr>
+      </w:pPr>
+      <w:r>
+        <w:rPr>
+          <w:b/>
+          <w:bCs/>
+        </w:rPr>
+        <w:t xml:space="preserve">Relationship between selection, establishment and </w:t>
+      </w:r>
+      <w:r>
+        <w:rPr>
+          <w:b/>
+          <w:bCs/>
+        </w:rPr>
+        <w:t>mutation rate</w:t>
+      </w:r>
+    </w:p>
+    <w:p>
+      <w:pPr>
+        <w:rPr>
+          <w:b/>
+          <w:bCs/>
+        </w:rPr>
+      </w:pPr>
+      <w:r>
+        <w:rPr>
+          <w:b/>
+          <w:bCs/>
+        </w:rPr>
+        <w:t xml:space="preserve">This system is stochastic but we have an uneven distribution </w:t>
+      </w:r>
+      <w:r>
+        <w:rPr>
+          <w:b/>
+          <w:bCs/>
+        </w:rPr>
+        <w:t xml:space="preserve">some </w:t>
+      </w:r>
+      <w:proofErr w:type="spellStart"/>
+      <w:r>
+        <w:rPr>
+          <w:b/>
+          <w:bCs/>
+        </w:rPr>
+        <w:t>rpoB</w:t>
+      </w:r>
+      <w:proofErr w:type="spellEnd"/>
+      <w:r>
+        <w:rPr>
+          <w:b/>
+          <w:bCs/>
+        </w:rPr>
+        <w:t xml:space="preserve"> mutations </w:t>
+      </w:r>
+      <w:r>
+        <w:rPr>
+          <w:b/>
+          <w:bCs/>
+        </w:rPr>
+        <w:t>t</w:t>
+      </w:r>
+      <w:r>
+        <w:rPr>
+          <w:b/>
+          <w:bCs/>
+        </w:rPr>
+        <w:t xml:space="preserve">hat we see more of has more ways to </w:t>
+      </w:r>
+      <w:r>
+        <w:rPr>
+          <w:b/>
+          <w:bCs/>
+        </w:rPr>
+        <w:t xml:space="preserve">select and establish than </w:t>
+      </w:r>
+      <w:r>
+        <w:rPr>
+          <w:b/>
+          <w:bCs/>
+        </w:rPr>
+        <w:t xml:space="preserve"> </w:t>
+      </w:r>
+      <w:r>
+        <w:rPr>
+          <w:b/>
+          <w:bCs/>
+        </w:rPr>
+        <w:t>others more rare ones</w:t>
+      </w:r>
+      <w:r>
+        <w:rPr>
+          <w:b/>
+          <w:bCs/>
+        </w:rPr>
+        <w:t>.</w:t>
+      </w:r>
+    </w:p>
+    <w:p>
+      <w:pPr>
+        <w:rPr>
+          <w:b/>
+          <w:bCs/>
+        </w:rPr>
+      </w:pPr>
+      <w:r>
+        <w:rPr>
+          <w:b/>
+          <w:bCs/>
+        </w:rPr>
+        <w:t xml:space="preserve">Why? </w:t>
+      </w:r>
+      <w:r>
+        <w:rPr>
+          <w:b/>
+          <w:bCs/>
+        </w:rPr>
+        <w:t xml:space="preserve">I want to find out the reason or this uneven distribution </w:t>
+      </w:r>
+    </w:p>
+    <w:p>
+      <w:pPr>
+        <w:rPr>
+          <w:b/>
+          <w:bCs/>
+        </w:rPr>
+      </w:pPr>
+    </w:p>
+    <w:p>
+      <w:pPr>
+        <w:numPr>
+          <w:ilvl w:val="0"/>
+          <w:numId w:val="8"/>
+        </w:numPr>
+        <w:rPr>
+          <w:b/>
+          <w:bCs/>
+          <w:lang w:val="en-US"/>
+        </w:rPr>
+      </w:pPr>
+      <w:r>
+        <w:rPr>
+          <w:b/>
+          <w:bCs/>
+          <w:lang w:val="en-US"/>
+        </w:rPr>
+        <w:t>Luck (stochastic)</w:t>
+      </w:r>
+    </w:p>
+    <w:p>
+      <w:pPr>
+        <w:numPr>
+          <w:ilvl w:val="0"/>
+          <w:numId w:val="8"/>
+        </w:numPr>
+        <w:rPr>
+          <w:b/>
+          <w:bCs/>
+          <w:lang w:val="en-US"/>
+        </w:rPr>
+      </w:pPr>
+      <w:r>
+        <w:rPr>
+          <w:b/>
+          <w:bCs/>
+          <w:lang w:val="en-US"/>
+        </w:rPr>
+        <w:t xml:space="preserve">Inoculum size </w:t>
+      </w:r>
+    </w:p>
+    <w:p>
+      <w:pPr>
+        <w:numPr>
+          <w:ilvl w:val="0"/>
+          <w:numId w:val="8"/>
+        </w:numPr>
+        <w:rPr>
+          <w:b/>
+          <w:bCs/>
+        </w:rPr>
+      </w:pPr>
+      <w:r>
+        <w:rPr>
+          <w:b/>
+          <w:bCs/>
+        </w:rPr>
+        <w:t xml:space="preserve">high mutational accessibility </w:t>
+      </w:r>
+    </w:p>
+    <w:p>
+      <w:pPr>
+        <w:numPr>
+          <w:ilvl w:val="0"/>
+          <w:numId w:val="8"/>
+        </w:numPr>
+        <w:rPr>
+          <w:b/>
+          <w:bCs/>
+        </w:rPr>
+      </w:pPr>
+      <w:r>
+        <w:rPr>
+          <w:b/>
+          <w:bCs/>
+        </w:rPr>
+        <w:t>low or compensable fitness cost</w:t>
+      </w:r>
+    </w:p>
+    <w:p>
+      <w:pPr>
+        <w:rPr>
+          <w:b/>
+          <w:bCs/>
+        </w:rPr>
+      </w:pPr>
+    </w:p>
+    <w:p>
+      <w:pPr>
+        <w:rPr>
+          <w:b/>
+          <w:bCs/>
+        </w:rPr>
+      </w:pPr>
+    </w:p>
+    <w:p>
+      <w:pPr>
+        <w:rPr>
+          <w:b/>
+          <w:bCs/>
+        </w:rPr>
+      </w:pPr>
+    </w:p>
+    <w:p>
+      <w:pPr>
+        <w:rPr>
+          <w:b/>
+          <w:bCs/>
+        </w:rPr>
+      </w:pPr>
+      <w:r>
+        <w:rPr>
+          <w:b/>
+          <w:bCs/>
+        </w:rPr>
+        <w:t>mutation rate</w:t>
+      </w:r>
+      <w:r>
+        <w:rPr>
+          <w:b/>
+          <w:bCs/>
+        </w:rPr>
+        <w:t xml:space="preserve"> (Input):</w:t>
+      </w:r>
+      <w:r>
+        <w:t xml:space="preserve"> This is the speed at which random, spontaneous changes occur in an organism's DNA. It is the raw, unintentional generator of genetic variation.</w:t>
+      </w:r>
+    </w:p>
+    <w:p>
+      <w:r>
+        <w:rPr>
+          <w:b/>
+          <w:bCs/>
+        </w:rPr>
+        <w:lastRenderedPageBreak/>
+        <w:t xml:space="preserve">Selection </w:t>
+      </w:r>
+      <w:r>
+        <w:rPr>
+          <w:b/>
+          <w:bCs/>
+        </w:rPr>
+        <w:t>(Filtering):</w:t>
+      </w:r>
+      <w:r>
+        <w:t xml:space="preserve"> This is the process where environmental pressures determine which mutations are passed on, </w:t>
+      </w:r>
+      <w:r>
+        <w:t>favouring</w:t>
+      </w:r>
+      <w:r>
+        <w:t xml:space="preserve"> beneficial mutations and removing harmful ones.</w:t>
+      </w:r>
+    </w:p>
+    <w:p>
+      <w:r>
+        <w:rPr>
+          <w:b/>
+          <w:bCs/>
+        </w:rPr>
+        <w:t xml:space="preserve">Establishment: </w:t>
+      </w:r>
+      <w:r>
+        <w:t>The process where a new mutation survives the initial, highly stochastic phase of low frequency and becomes common enough in the population to be shielded from elimination by random genetic drift</w:t>
+      </w:r>
+    </w:p>
+    <w:p>
+      <w:pPr>
+        <w:rPr>
+          <w:b/>
+          <w:bCs/>
+        </w:rPr>
+      </w:pPr>
+    </w:p>
+    <w:p>
       <w:r>
         <w:t xml:space="preserve">From both clinical and laboratory data we can see that certain </w:t>
       </w:r>
@@ -2445,6 +2946,7 @@
     </w:p>
     <w:p>
       <w:r>
+        <w:lastRenderedPageBreak/>
         <w:t>Trying to avoid evolution as we have found it can be very unpredictable</w:t>
       </w:r>
     </w:p>
@@ -2480,7 +2982,6 @@
     </w:p>
     <w:p>
       <w:r>
-        <w:lastRenderedPageBreak/>
         <w:t xml:space="preserve">we saw growth in 48c ONC but no growth in 48 experiment which means the cumulative stress of the </w:t>
       </w:r>
       <w:proofErr w:type="spellStart"/>
@@ -3059,6 +3560,7 @@
     </w:p>
     <w:p>
       <w:r>
+        <w:lastRenderedPageBreak/>
         <w:t xml:space="preserve">this paper suggests the specific </w:t>
       </w:r>
       <w:proofErr w:type="spellStart"/>
@@ -3100,112 +3602,115 @@
     </w:p>
     <w:p>
       <w:r>
+        <w:t xml:space="preserve">A decline in </w:t>
+      </w:r>
+      <w:proofErr w:type="spellStart"/>
+      <w:r>
+        <w:t>rpoBWT</w:t>
+      </w:r>
+      <w:proofErr w:type="spellEnd"/>
+      <w:r>
+        <w:t xml:space="preserve"> viable cell counts beyond the 150-min time point at 46°C (Figure 2B) indicated significant impairments in cellular processes. However, while the </w:t>
+      </w:r>
+      <w:proofErr w:type="spellStart"/>
+      <w:r>
+        <w:t>rpoBWT</w:t>
+      </w:r>
+      <w:proofErr w:type="spellEnd"/>
+      <w:r>
+        <w:t xml:space="preserve"> culture's CFU declined, the OD continued to rise during the same period. We considered that the arrest of cell division, resulting in filamentation, could cause OD to rise without actually increasing CFU. Indeed, growth of E. coli cultures at high temperature (≥ 45°C) has been reported to cause cell filamentation (Hoffman and Frank 1963; van </w:t>
+      </w:r>
+      <w:proofErr w:type="spellStart"/>
+      <w:r>
+        <w:t>Derlinden</w:t>
+      </w:r>
+      <w:proofErr w:type="spellEnd"/>
+      <w:r>
+        <w:t xml:space="preserve"> et al. 2008). We employed scanning electron microscopy to capture finer morphological details (Figure 3). At 37°C, </w:t>
+      </w:r>
+      <w:proofErr w:type="spellStart"/>
+      <w:r>
+        <w:t>rpoBWT</w:t>
+      </w:r>
+      <w:proofErr w:type="spellEnd"/>
+      <w:r>
+        <w:t xml:space="preserve"> and mutant cells from stationary phase culture have almost identical dimensions, appearing as short, ovoidal rods. However, at 46°C, cell length increased dramatically for both strains, with </w:t>
+      </w:r>
+      <w:proofErr w:type="spellStart"/>
+      <w:r>
+        <w:t>rpoBWT</w:t>
+      </w:r>
+      <w:proofErr w:type="spellEnd"/>
+      <w:r>
+        <w:t xml:space="preserve"> cells appearing much larger than mutant cells and more frequently lacking visible septa. These results demonstrate that in comparison to rpoB58 mutant cells, </w:t>
+      </w:r>
+      <w:proofErr w:type="spellStart"/>
+      <w:r>
+        <w:t>rpoBWT</w:t>
+      </w:r>
+      <w:proofErr w:type="spellEnd"/>
+      <w:r>
+        <w:t xml:space="preserve"> cells at 46°C are under considerably greater stress and frequently stop dividing.</w:t>
+      </w:r>
+      <w:r>
+        <w:tab/>
+      </w:r>
+    </w:p>
+    <w:p>
+      <w:r>
+        <w:t>Growth of E. coli strains incubated at 44°C in minimal medium is restricted principally due to the inactivation of the first enzyme (</w:t>
+      </w:r>
+      <w:proofErr w:type="spellStart"/>
+      <w:r>
+        <w:t>MetA</w:t>
+      </w:r>
+      <w:proofErr w:type="spellEnd"/>
+      <w:r>
+        <w:t xml:space="preserve">) of methionine biosynthesis (Ron and Davis 1971). However, what restricts high-temperature growth of E. coli in rich medium is not clear. The maximum growth temperature of E. coli incubated in rich medium is reported to be between 44.5°C and 46°C (Hoffman and Frank 1963; van </w:t>
+      </w:r>
+      <w:proofErr w:type="spellStart"/>
+      <w:r>
+        <w:t>Derlinden</w:t>
+      </w:r>
+      <w:proofErr w:type="spellEnd"/>
+      <w:r>
+        <w:t xml:space="preserve"> et al. 2008; Rudolph et al. 2010). For the E. coli strain background (MC4100) used in this study, the maximum growth temperature in a rich medium was determined to be between 45°C and 46°C. The presence of a mutant rpoB58 allele increased this limit to between 47°C and 48°C. The inhibition of E. coli growth at temperatures higher than 46°C is likely due to debilitating effects on cell structure–function, with a collapse in protein homeostasis being one of the major factors. Indeed, null mutations in genes central to the maintenance of protein homeostasis, such as those coding for molecular chaperones and proteases, significantly lower the maximum growth temperature and are classically linked to growth defects at temperatures between 37°C and 42°C (Paek and Walker 1987; Strauch et al. 1989; Sell et al. 1990; </w:t>
+      </w:r>
+      <w:proofErr w:type="spellStart"/>
+      <w:r>
+        <w:t>Ueguchi</w:t>
+      </w:r>
+      <w:proofErr w:type="spellEnd"/>
+      <w:r>
+        <w:t xml:space="preserve"> et al. 1995).  At an extreme high temperature between 46°C and 47°C, null mutations in 51 E. coli genes were shown to become essential for survival (Murata et al. 2011). In addition to some of the obvious candidate genes, such as chaperone-coding </w:t>
+      </w:r>
+      <w:proofErr w:type="spellStart"/>
+      <w:r>
+        <w:t>dnaK</w:t>
+      </w:r>
+      <w:proofErr w:type="spellEnd"/>
+      <w:r>
+        <w:t xml:space="preserve"> and </w:t>
+      </w:r>
+      <w:proofErr w:type="spellStart"/>
+      <w:r>
+        <w:t>dnaJ</w:t>
+      </w:r>
+      <w:proofErr w:type="spellEnd"/>
+      <w:r>
+        <w:t xml:space="preserve"> and protease-coding </w:t>
+      </w:r>
+      <w:proofErr w:type="spellStart"/>
+      <w:r>
+        <w:t>degP</w:t>
+      </w:r>
+      <w:proofErr w:type="spellEnd"/>
+      <w:r>
+        <w:t xml:space="preserve">, the screen identified genes involved in diverse cellular functions, including outer membrane biogenesis, cell division, and energy metabolism (Murata et al. 2011). Due to their essential nature, none of the genes directly involved in protein synthesis were identified in the screen, but the authors noted reduced expression of 23 genes that participate in protein synthesis. Based on this observation, they concluded that </w:t>
+      </w:r>
+      <w:r>
         <w:lastRenderedPageBreak/>
-        <w:t xml:space="preserve">A decline in </w:t>
-      </w:r>
-      <w:proofErr w:type="spellStart"/>
-      <w:r>
-        <w:t>rpoBWT</w:t>
-      </w:r>
-      <w:proofErr w:type="spellEnd"/>
-      <w:r>
-        <w:t xml:space="preserve"> viable cell counts beyond the 150-min time point at 46°C (Figure 2B) indicated significant impairments in cellular processes. However, while the </w:t>
-      </w:r>
-      <w:proofErr w:type="spellStart"/>
-      <w:r>
-        <w:t>rpoBWT</w:t>
-      </w:r>
-      <w:proofErr w:type="spellEnd"/>
-      <w:r>
-        <w:t xml:space="preserve"> culture's CFU declined, the OD continued to rise during the same period. We considered that the arrest of cell division, resulting in filamentation, could cause OD to rise without actually increasing CFU. Indeed, growth of E. coli cultures at high temperature (≥ 45°C) has been reported to cause cell filamentation (Hoffman and Frank 1963; van </w:t>
-      </w:r>
-      <w:proofErr w:type="spellStart"/>
-      <w:r>
-        <w:t>Derlinden</w:t>
-      </w:r>
-      <w:proofErr w:type="spellEnd"/>
-      <w:r>
-        <w:t xml:space="preserve"> et al. 2008). We employed scanning electron microscopy to capture finer morphological details (Figure 3). At 37°C, </w:t>
-      </w:r>
-      <w:proofErr w:type="spellStart"/>
-      <w:r>
-        <w:t>rpoBWT</w:t>
-      </w:r>
-      <w:proofErr w:type="spellEnd"/>
-      <w:r>
-        <w:t xml:space="preserve"> and mutant cells from stationary phase culture have almost identical dimensions, appearing as short, ovoidal rods. However, at 46°C, cell length increased dramatically for both strains, with </w:t>
-      </w:r>
-      <w:proofErr w:type="spellStart"/>
-      <w:r>
-        <w:t>rpoBWT</w:t>
-      </w:r>
-      <w:proofErr w:type="spellEnd"/>
-      <w:r>
-        <w:t xml:space="preserve"> cells appearing much larger than mutant cells and more frequently lacking visible septa. These results demonstrate that in comparison to rpoB58 mutant cells, </w:t>
-      </w:r>
-      <w:proofErr w:type="spellStart"/>
-      <w:r>
-        <w:t>rpoBWT</w:t>
-      </w:r>
-      <w:proofErr w:type="spellEnd"/>
-      <w:r>
-        <w:t xml:space="preserve"> cells at 46°C are under considerably greater stress and frequently stop dividing.</w:t>
-      </w:r>
-      <w:r>
-        <w:tab/>
-      </w:r>
-    </w:p>
-    <w:p>
-      <w:r>
-        <w:t>Growth of E. coli strains incubated at 44°C in minimal medium is restricted principally due to the inactivation of the first enzyme (</w:t>
-      </w:r>
-      <w:proofErr w:type="spellStart"/>
-      <w:r>
-        <w:t>MetA</w:t>
-      </w:r>
-      <w:proofErr w:type="spellEnd"/>
-      <w:r>
-        <w:t xml:space="preserve">) of methionine biosynthesis (Ron and Davis 1971). However, what restricts high-temperature growth of E. coli in rich medium is not clear. The maximum growth temperature of E. coli incubated in rich medium is reported to be between 44.5°C and 46°C (Hoffman and Frank 1963; van </w:t>
-      </w:r>
-      <w:proofErr w:type="spellStart"/>
-      <w:r>
-        <w:t>Derlinden</w:t>
-      </w:r>
-      <w:proofErr w:type="spellEnd"/>
-      <w:r>
-        <w:t xml:space="preserve"> et al. 2008; Rudolph et al. 2010). For the E. coli strain background (MC4100) used in this study, the maximum growth temperature in a rich medium was determined to be between 45°C and 46°C. The presence of a mutant rpoB58 allele increased this limit to between 47°C and 48°C. The inhibition of E. coli growth at temperatures higher than 46°C is likely due to debilitating effects on cell structure–function, with a collapse in protein homeostasis being one of the major factors. Indeed, null mutations in genes central to the maintenance of protein homeostasis, such as those coding for molecular chaperones and proteases, significantly lower the maximum growth temperature and are classically linked to growth defects at temperatures between 37°C and 42°C (Paek and Walker 1987; Strauch et al. 1989; Sell et al. 1990; </w:t>
-      </w:r>
-      <w:proofErr w:type="spellStart"/>
-      <w:r>
-        <w:t>Ueguchi</w:t>
-      </w:r>
-      <w:proofErr w:type="spellEnd"/>
-      <w:r>
-        <w:t xml:space="preserve"> et al. 1995).  At an extreme high temperature between 46°C and 47°C, null mutations in 51 E. coli genes were shown to become essential for survival (Murata et al. 2011). In addition to some of the obvious candidate genes, such as chaperone-coding </w:t>
-      </w:r>
-      <w:proofErr w:type="spellStart"/>
-      <w:r>
-        <w:t>dnaK</w:t>
-      </w:r>
-      <w:proofErr w:type="spellEnd"/>
-      <w:r>
-        <w:t xml:space="preserve"> and </w:t>
-      </w:r>
-      <w:proofErr w:type="spellStart"/>
-      <w:r>
-        <w:t>dnaJ</w:t>
-      </w:r>
-      <w:proofErr w:type="spellEnd"/>
-      <w:r>
-        <w:t xml:space="preserve"> and protease-coding </w:t>
-      </w:r>
-      <w:proofErr w:type="spellStart"/>
-      <w:r>
-        <w:t>degP</w:t>
-      </w:r>
-      <w:proofErr w:type="spellEnd"/>
-      <w:r>
-        <w:t>, the screen identified genes involved in diverse cellular functions, including outer membrane biogenesis, cell division, and energy metabolism (Murata et al. 2011). Due to their essential nature, none of the genes directly involved in protein synthesis were identified in the screen, but the authors noted reduced expression of 23 genes that participate in protein synthesis. Based on this observation, they concluded that downregulation of ribosomal genes is one of the possible strategies for survival at extremely high growth temperatures.</w:t>
+        <w:t>downregulation of ribosomal genes is one of the possible strategies for survival at extremely high growth temperatures.</w:t>
       </w:r>
     </w:p>
     <w:p>
@@ -3287,6 +3792,119 @@
     </w:lvl>
   </w:abstractNum>
   <w:abstractNum w:abstractNumId="1" w15:restartNumberingAfterBreak="0">
+    <w:nsid w:val="13862FB5"/>
+    <w:multiLevelType w:val="multilevel"/>
+    <w:tmpl w:val="F4C609D4"/>
+    <w:lvl w:ilvl="0">
+      <w:start w:val="1"/>
+      <w:numFmt w:val="decimal"/>
+      <w:lvlText w:val="%1."/>
+      <w:lvlJc w:val="left"/>
+      <w:pPr>
+        <w:tabs>
+          <w:tab w:val="num" w:pos="720"/>
+        </w:tabs>
+        <w:ind w:left="720" w:hanging="360"/>
+      </w:pPr>
+    </w:lvl>
+    <w:lvl w:ilvl="1" w:tentative="1">
+      <w:start w:val="1"/>
+      <w:numFmt w:val="decimal"/>
+      <w:lvlText w:val="%2."/>
+      <w:lvlJc w:val="left"/>
+      <w:pPr>
+        <w:tabs>
+          <w:tab w:val="num" w:pos="1440"/>
+        </w:tabs>
+        <w:ind w:left="1440" w:hanging="360"/>
+      </w:pPr>
+    </w:lvl>
+    <w:lvl w:ilvl="2" w:tentative="1">
+      <w:start w:val="1"/>
+      <w:numFmt w:val="decimal"/>
+      <w:lvlText w:val="%3."/>
+      <w:lvlJc w:val="left"/>
+      <w:pPr>
+        <w:tabs>
+          <w:tab w:val="num" w:pos="2160"/>
+        </w:tabs>
+        <w:ind w:left="2160" w:hanging="360"/>
+      </w:pPr>
+    </w:lvl>
+    <w:lvl w:ilvl="3" w:tentative="1">
+      <w:start w:val="1"/>
+      <w:numFmt w:val="decimal"/>
+      <w:lvlText w:val="%4."/>
+      <w:lvlJc w:val="left"/>
+      <w:pPr>
+        <w:tabs>
+          <w:tab w:val="num" w:pos="2880"/>
+        </w:tabs>
+        <w:ind w:left="2880" w:hanging="360"/>
+      </w:pPr>
+    </w:lvl>
+    <w:lvl w:ilvl="4" w:tentative="1">
+      <w:start w:val="1"/>
+      <w:numFmt w:val="decimal"/>
+      <w:lvlText w:val="%5."/>
+      <w:lvlJc w:val="left"/>
+      <w:pPr>
+        <w:tabs>
+          <w:tab w:val="num" w:pos="3600"/>
+        </w:tabs>
+        <w:ind w:left="3600" w:hanging="360"/>
+      </w:pPr>
+    </w:lvl>
+    <w:lvl w:ilvl="5" w:tentative="1">
+      <w:start w:val="1"/>
+      <w:numFmt w:val="decimal"/>
+      <w:lvlText w:val="%6."/>
+      <w:lvlJc w:val="left"/>
+      <w:pPr>
+        <w:tabs>
+          <w:tab w:val="num" w:pos="4320"/>
+        </w:tabs>
+        <w:ind w:left="4320" w:hanging="360"/>
+      </w:pPr>
+    </w:lvl>
+    <w:lvl w:ilvl="6" w:tentative="1">
+      <w:start w:val="1"/>
+      <w:numFmt w:val="decimal"/>
+      <w:lvlText w:val="%7."/>
+      <w:lvlJc w:val="left"/>
+      <w:pPr>
+        <w:tabs>
+          <w:tab w:val="num" w:pos="5040"/>
+        </w:tabs>
+        <w:ind w:left="5040" w:hanging="360"/>
+      </w:pPr>
+    </w:lvl>
+    <w:lvl w:ilvl="7" w:tentative="1">
+      <w:start w:val="1"/>
+      <w:numFmt w:val="decimal"/>
+      <w:lvlText w:val="%8."/>
+      <w:lvlJc w:val="left"/>
+      <w:pPr>
+        <w:tabs>
+          <w:tab w:val="num" w:pos="5760"/>
+        </w:tabs>
+        <w:ind w:left="5760" w:hanging="360"/>
+      </w:pPr>
+    </w:lvl>
+    <w:lvl w:ilvl="8" w:tentative="1">
+      <w:start w:val="1"/>
+      <w:numFmt w:val="decimal"/>
+      <w:lvlText w:val="%9."/>
+      <w:lvlJc w:val="left"/>
+      <w:pPr>
+        <w:tabs>
+          <w:tab w:val="num" w:pos="6480"/>
+        </w:tabs>
+        <w:ind w:left="6480" w:hanging="360"/>
+      </w:pPr>
+    </w:lvl>
+  </w:abstractNum>
+  <w:abstractNum w:abstractNumId="2" w15:restartNumberingAfterBreak="0">
     <w:nsid w:val="150B68D8"/>
     <w:multiLevelType w:val="hybridMultilevel"/>
     <w:tmpl w:val="D19CCF9A"/>
@@ -3399,7 +4017,7 @@
       </w:rPr>
     </w:lvl>
   </w:abstractNum>
-  <w:abstractNum w:abstractNumId="2" w15:restartNumberingAfterBreak="0">
+  <w:abstractNum w:abstractNumId="3" w15:restartNumberingAfterBreak="0">
     <w:nsid w:val="1B6C3D9B"/>
     <w:multiLevelType w:val="multilevel"/>
     <w:tmpl w:val="2A28BC88"/>
@@ -3548,7 +4166,7 @@
       </w:rPr>
     </w:lvl>
   </w:abstractNum>
-  <w:abstractNum w:abstractNumId="3" w15:restartNumberingAfterBreak="0">
+  <w:abstractNum w:abstractNumId="4" w15:restartNumberingAfterBreak="0">
     <w:nsid w:val="29130063"/>
     <w:multiLevelType w:val="hybridMultilevel"/>
     <w:tmpl w:val="E9B448E8"/>
@@ -3661,7 +4279,7 @@
       </w:rPr>
     </w:lvl>
   </w:abstractNum>
-  <w:abstractNum w:abstractNumId="4" w15:restartNumberingAfterBreak="0">
+  <w:abstractNum w:abstractNumId="5" w15:restartNumberingAfterBreak="0">
     <w:nsid w:val="51DF303B"/>
     <w:multiLevelType w:val="hybridMultilevel"/>
     <w:tmpl w:val="0F62850E"/>
@@ -3774,7 +4392,7 @@
       </w:rPr>
     </w:lvl>
   </w:abstractNum>
-  <w:abstractNum w:abstractNumId="5" w15:restartNumberingAfterBreak="0">
+  <w:abstractNum w:abstractNumId="6" w15:restartNumberingAfterBreak="0">
     <w:nsid w:val="527775B1"/>
     <w:multiLevelType w:val="hybridMultilevel"/>
     <w:tmpl w:val="A1FCE6CA"/>
@@ -3887,7 +4505,7 @@
       </w:rPr>
     </w:lvl>
   </w:abstractNum>
-  <w:abstractNum w:abstractNumId="6" w15:restartNumberingAfterBreak="0">
+  <w:abstractNum w:abstractNumId="7" w15:restartNumberingAfterBreak="0">
     <w:nsid w:val="579A64AE"/>
     <w:multiLevelType w:val="hybridMultilevel"/>
     <w:tmpl w:val="61C084EC"/>
@@ -4001,13 +4619,13 @@
     </w:lvl>
   </w:abstractNum>
   <w:num w:numId="1" w16cid:durableId="662976453">
-    <w:abstractNumId w:val="2"/>
+    <w:abstractNumId w:val="3"/>
   </w:num>
   <w:num w:numId="2" w16cid:durableId="1395201590">
-    <w:abstractNumId w:val="5"/>
+    <w:abstractNumId w:val="6"/>
   </w:num>
   <w:num w:numId="3" w16cid:durableId="1318462571">
-    <w:abstractNumId w:val="6"/>
+    <w:abstractNumId w:val="7"/>
   </w:num>
   <w:num w:numId="4" w16cid:durableId="47732641">
     <w:abstractNumId w:val="0"/>
@@ -4016,13 +4634,19 @@
     </w:lvlOverride>
   </w:num>
   <w:num w:numId="5" w16cid:durableId="1185482195">
-    <w:abstractNumId w:val="3"/>
+    <w:abstractNumId w:val="4"/>
   </w:num>
   <w:num w:numId="6" w16cid:durableId="1363507593">
-    <w:abstractNumId w:val="4"/>
+    <w:abstractNumId w:val="5"/>
   </w:num>
   <w:num w:numId="7" w16cid:durableId="1304578736">
+    <w:abstractNumId w:val="2"/>
+  </w:num>
+  <w:num w:numId="8" w16cid:durableId="342711913">
     <w:abstractNumId w:val="1"/>
+    <w:lvlOverride w:ilvl="0">
+      <w:startOverride w:val="1"/>
+    </w:lvlOverride>
   </w:num>
 </w:numbering>
 </file>

--- a/Writing/Lit review.docx
+++ b/Writing/Lit review.docx
@@ -197,7 +197,15 @@
       </w:r>
       <w:proofErr w:type="spellEnd"/>
       <w:r>
-        <w:t xml:space="preserve"> mutation induced my RIF is will act as the differentiator. To provide some background, RIF is a broad spectrum </w:t>
+        <w:t xml:space="preserve"> mutation induced my RIF is will act as the differentiator. To provide some background, RIF is a </w:t>
+      </w:r>
+      <w:proofErr w:type="gramStart"/>
+      <w:r>
+        <w:t>broad spectrum</w:t>
+      </w:r>
+      <w:proofErr w:type="gramEnd"/>
+      <w:r>
+        <w:t xml:space="preserve"> </w:t>
       </w:r>
       <w:r>
         <w:t>antibiotic</w:t>
@@ -224,7 +232,15 @@
         <w:t>Leprosy</w:t>
       </w:r>
       <w:r>
-        <w:t xml:space="preserve">. However it is most famous form being the first in line drug to treat </w:t>
+        <w:t xml:space="preserve">. </w:t>
+      </w:r>
+      <w:proofErr w:type="gramStart"/>
+      <w:r>
+        <w:t>However</w:t>
+      </w:r>
+      <w:proofErr w:type="gramEnd"/>
+      <w:r>
+        <w:t xml:space="preserve"> it is most famous form being the first in line drug to treat </w:t>
       </w:r>
       <w:r>
         <w:t>Mycobacterium tuberculosis</w:t>
@@ -257,7 +273,21 @@
         <w:rPr>
           <w:highlight w:val="yellow"/>
         </w:rPr>
-        <w:t xml:space="preserve"> gene which encodes the beta subunit of bacterial RNA polymerase. Typically resistance is due to a structural change in the beta sub-unit which renders it impossible for RIF to bind onto the original active site (Munita, et al, 2015). Additionally, it is intriguing that although the </w:t>
+        <w:t xml:space="preserve"> gene which encodes the beta subunit of bacterial RNA polymerase. </w:t>
+      </w:r>
+      <w:proofErr w:type="gramStart"/>
+      <w:r>
+        <w:rPr>
+          <w:highlight w:val="yellow"/>
+        </w:rPr>
+        <w:t>Typically</w:t>
+      </w:r>
+      <w:proofErr w:type="gramEnd"/>
+      <w:r>
+        <w:rPr>
+          <w:highlight w:val="yellow"/>
+        </w:rPr>
+        <w:t xml:space="preserve"> resistance is due to a structural change in the beta sub-unit which renders it impossible for RIF to bind onto the original active site (Munita, et al, 2015). Additionally, it is intriguing that although the </w:t>
       </w:r>
       <w:proofErr w:type="spellStart"/>
       <w:r>
@@ -522,7 +552,15 @@
         <w:t>appropriate</w:t>
       </w:r>
       <w:r>
-        <w:t xml:space="preserve"> and open minded term </w:t>
+        <w:t xml:space="preserve"> and </w:t>
+      </w:r>
+      <w:proofErr w:type="gramStart"/>
+      <w:r>
+        <w:t>open minded</w:t>
+      </w:r>
+      <w:proofErr w:type="gramEnd"/>
+      <w:r>
+        <w:t xml:space="preserve"> term </w:t>
       </w:r>
       <w:r>
         <w:t>as</w:t>
@@ -985,7 +1023,15 @@
         <w:t xml:space="preserve">It has been observed </w:t>
       </w:r>
       <w:r>
-        <w:t xml:space="preserve">that E.coli’s resistance to </w:t>
+        <w:t xml:space="preserve">that </w:t>
+      </w:r>
+      <w:proofErr w:type="gramStart"/>
+      <w:r>
+        <w:t>E.coli’s</w:t>
+      </w:r>
+      <w:proofErr w:type="gramEnd"/>
+      <w:r>
+        <w:t xml:space="preserve"> resistance to </w:t>
       </w:r>
       <w:r>
         <w:t xml:space="preserve">high temperature not only relies on the common stress response but it also calls upon a group of genes not traditionally used named the </w:t>
@@ -1015,7 +1061,15 @@
         <w:t>unison</w:t>
       </w:r>
       <w:r>
-        <w:t xml:space="preserve"> to provide E.coli with a robust tolerance against high temperature</w:t>
+        <w:t xml:space="preserve"> to provide </w:t>
+      </w:r>
+      <w:proofErr w:type="gramStart"/>
+      <w:r>
+        <w:t>E.coli</w:t>
+      </w:r>
+      <w:proofErr w:type="gramEnd"/>
+      <w:r>
+        <w:t xml:space="preserve"> with a robust tolerance against high temperature</w:t>
       </w:r>
       <w:r>
         <w:t xml:space="preserve">. </w:t>
@@ -1100,7 +1154,15 @@
         <w:t xml:space="preserve">. </w:t>
       </w:r>
       <w:r>
-        <w:t>In the case for E.coli under</w:t>
+        <w:t xml:space="preserve">In the case for </w:t>
+      </w:r>
+      <w:proofErr w:type="gramStart"/>
+      <w:r>
+        <w:t>E.coli</w:t>
+      </w:r>
+      <w:proofErr w:type="gramEnd"/>
+      <w:r>
+        <w:t xml:space="preserve"> under</w:t>
       </w:r>
       <w:r>
         <w:t xml:space="preserve"> cold shock, bacterial growth </w:t>
@@ -1431,11 +1493,30 @@
           <w:bCs/>
         </w:rPr>
       </w:pPr>
-      <w:r>
-        <w:rPr>
-          <w:b/>
-          <w:bCs/>
-        </w:rPr>
+    </w:p>
+    <w:p>
+      <w:pPr>
+        <w:ind w:left="360"/>
+        <w:rPr>
+          <w:b/>
+          <w:bCs/>
+        </w:rPr>
+      </w:pPr>
+    </w:p>
+    <w:p>
+      <w:pPr>
+        <w:ind w:left="360"/>
+        <w:rPr>
+          <w:b/>
+          <w:bCs/>
+        </w:rPr>
+      </w:pPr>
+      <w:r>
+        <w:rPr>
+          <w:b/>
+          <w:bCs/>
+        </w:rPr>
+        <w:lastRenderedPageBreak/>
         <w:t>Media</w:t>
       </w:r>
       <w:r>
@@ -1454,7 +1535,15 @@
         <w:t>Glucose and m9</w:t>
       </w:r>
       <w:r>
-        <w:t xml:space="preserve"> and how these 2 media affects fitness effects</w:t>
+        <w:t xml:space="preserve"> and how these 2 media </w:t>
+      </w:r>
+      <w:proofErr w:type="gramStart"/>
+      <w:r>
+        <w:t>affects</w:t>
+      </w:r>
+      <w:proofErr w:type="gramEnd"/>
+      <w:r>
+        <w:t xml:space="preserve"> fitness effects</w:t>
       </w:r>
     </w:p>
     <w:p>
@@ -1480,7 +1569,6 @@
         <w:spacing w:after="80" w:line="300" w:lineRule="auto"/>
       </w:pPr>
       <w:r>
-        <w:lastRenderedPageBreak/>
         <w:t xml:space="preserve">Theory says </w:t>
       </w:r>
     </w:p>
@@ -1570,14 +1658,7 @@
           <w:b/>
           <w:bCs/>
         </w:rPr>
-        <w:t xml:space="preserve">Other side is that </w:t>
-      </w:r>
-      <w:r>
-        <w:rPr>
-          <w:b/>
-          <w:bCs/>
-        </w:rPr>
-        <w:t xml:space="preserve">we expect that </w:t>
+        <w:t xml:space="preserve">Other side is that we expect that </w:t>
       </w:r>
       <w:proofErr w:type="spellStart"/>
       <w:r>
@@ -1604,12 +1685,21 @@
           <w:bCs/>
         </w:rPr>
       </w:pPr>
-      <w:r>
-        <w:rPr>
-          <w:b/>
-          <w:bCs/>
-        </w:rPr>
-        <w:t xml:space="preserve">So while it does not provide extra benefit it seems to not be a burden on the bacteria </w:t>
+      <w:proofErr w:type="gramStart"/>
+      <w:r>
+        <w:rPr>
+          <w:b/>
+          <w:bCs/>
+        </w:rPr>
+        <w:t>So</w:t>
+      </w:r>
+      <w:proofErr w:type="gramEnd"/>
+      <w:r>
+        <w:rPr>
+          <w:b/>
+          <w:bCs/>
+        </w:rPr>
+        <w:t xml:space="preserve"> while it does not provide extra benefit it seems to not be a burden on the bacteria </w:t>
       </w:r>
     </w:p>
     <w:p>
@@ -1957,16 +2047,28 @@
       </w:r>
       <w:proofErr w:type="spellEnd"/>
       <w:r>
-        <w:t xml:space="preserve"> to work it has to </w:t>
-      </w:r>
-      <w:r>
-        <w:t xml:space="preserve"> binds directly to the β-subunit of RNA polymerase</w:t>
+        <w:t xml:space="preserve"> to work it has </w:t>
+      </w:r>
+      <w:proofErr w:type="gramStart"/>
+      <w:r>
+        <w:t xml:space="preserve">to </w:t>
+      </w:r>
+      <w:r>
+        <w:t xml:space="preserve"> binds</w:t>
+      </w:r>
+      <w:proofErr w:type="gramEnd"/>
+      <w:r>
+        <w:t xml:space="preserve"> directly to the β-subunit of RNA polymerase</w:t>
       </w:r>
       <w:r>
         <w:t xml:space="preserve"> which in our case has mutated. </w:t>
       </w:r>
       <w:r>
-        <w:t>Yeh et al. (2025) extended this finding by characterising a</w:t>
+        <w:t xml:space="preserve">Yeh et al. (2025) extended </w:t>
+      </w:r>
+      <w:r>
+        <w:lastRenderedPageBreak/>
+        <w:t>this finding by characterising a</w:t>
       </w:r>
       <w:r>
         <w:t xml:space="preserve"> </w:t>
@@ -2031,11 +2133,7 @@
         <w:t>through a two-phase evolution</w:t>
       </w:r>
       <w:r>
-        <w:t xml:space="preserve"> </w:t>
-      </w:r>
-      <w:r>
-        <w:lastRenderedPageBreak/>
-        <w:t xml:space="preserve">experiment that genetic background also in determining the fitness effects of E. coli with </w:t>
+        <w:t xml:space="preserve"> experiment that genetic background also in determining the fitness effects of E. coli with </w:t>
       </w:r>
       <w:proofErr w:type="spellStart"/>
       <w:r>
@@ -2043,10 +2141,18 @@
       </w:r>
       <w:proofErr w:type="spellEnd"/>
       <w:r>
-        <w:t xml:space="preserve"> mutations. In the first phase E. coli were grown at </w:t>
-      </w:r>
-      <w:r>
-        <w:t xml:space="preserve"> 42.2°C, where adaptation </w:t>
+        <w:t xml:space="preserve"> mutations. In the first phase E. coli were grown </w:t>
+      </w:r>
+      <w:proofErr w:type="gramStart"/>
+      <w:r>
+        <w:t xml:space="preserve">at </w:t>
+      </w:r>
+      <w:r>
+        <w:t xml:space="preserve"> 42</w:t>
+      </w:r>
+      <w:proofErr w:type="gramEnd"/>
+      <w:r>
+        <w:t xml:space="preserve">.2°C, where adaptation </w:t>
       </w:r>
       <w:r>
         <w:t xml:space="preserve">was </w:t>
@@ -2074,7 +2180,15 @@
         <w:t>rho</w:t>
       </w:r>
       <w:r>
-        <w:t xml:space="preserve">. These mutants were then subjugated to a second round experiment at </w:t>
+        <w:t xml:space="preserve">. These mutants were then subjugated to a </w:t>
+      </w:r>
+      <w:proofErr w:type="gramStart"/>
+      <w:r>
+        <w:t>second round</w:t>
+      </w:r>
+      <w:proofErr w:type="gramEnd"/>
+      <w:r>
+        <w:t xml:space="preserve"> experiment at </w:t>
       </w:r>
       <w:r>
         <w:t>19.0°C</w:t>
@@ -2205,78 +2319,274 @@
       <w:r>
         <w:t xml:space="preserve">. </w:t>
       </w:r>
+    </w:p>
+    <w:p>
+      <w:pPr>
+        <w:spacing w:after="80" w:line="300" w:lineRule="auto"/>
+      </w:pPr>
       <w:r>
         <w:t xml:space="preserve"> </w:t>
       </w:r>
     </w:p>
     <w:p>
-      <w:r>
-        <w:t xml:space="preserve">For a more robust analysis I will also be examining how the fitness effects of </w:t>
-      </w:r>
-      <w:proofErr w:type="spellStart"/>
-      <w:r>
-        <w:t>rpoB</w:t>
-      </w:r>
-      <w:proofErr w:type="spellEnd"/>
-      <w:r>
-        <w:t xml:space="preserve"> mutations on other species of bacteria. </w:t>
-      </w:r>
-    </w:p>
-    <w:p>
-      <w:pPr>
-        <w:rPr>
-          <w:b/>
-          <w:bCs/>
-        </w:rPr>
-      </w:pPr>
-    </w:p>
-    <w:p>
-      <w:pPr>
-        <w:rPr>
-          <w:b/>
-          <w:bCs/>
-        </w:rPr>
-      </w:pPr>
-    </w:p>
-    <w:p>
-      <w:r>
-        <w:t xml:space="preserve">The environment-dependent nature of antibiotic resistance fitness effects is not unique to </w:t>
+      <w:pPr>
+        <w:spacing w:after="80" w:line="300" w:lineRule="auto"/>
+      </w:pPr>
+    </w:p>
+    <w:p>
+      <w:pPr>
+        <w:spacing w:after="80" w:line="300" w:lineRule="auto"/>
+      </w:pPr>
+    </w:p>
+    <w:p>
+      <w:pPr>
+        <w:spacing w:after="80" w:line="300" w:lineRule="auto"/>
+      </w:pPr>
+    </w:p>
+    <w:p>
+      <w:pPr>
+        <w:spacing w:after="80" w:line="300" w:lineRule="auto"/>
+      </w:pPr>
+    </w:p>
+    <w:p>
+      <w:pPr>
+        <w:spacing w:after="80" w:line="300" w:lineRule="auto"/>
+      </w:pPr>
+    </w:p>
+    <w:p>
+      <w:pPr>
+        <w:spacing w:after="80" w:line="300" w:lineRule="auto"/>
+      </w:pPr>
+    </w:p>
+    <w:p>
+      <w:pPr>
+        <w:spacing w:after="80" w:line="300" w:lineRule="auto"/>
+      </w:pPr>
+    </w:p>
+    <w:p>
+      <w:pPr>
+        <w:spacing w:after="80" w:line="300" w:lineRule="auto"/>
+      </w:pPr>
+    </w:p>
+    <w:p>
+      <w:pPr>
+        <w:spacing w:after="80" w:line="300" w:lineRule="auto"/>
+      </w:pPr>
+    </w:p>
+    <w:p>
+      <w:pPr>
+        <w:spacing w:after="80" w:line="300" w:lineRule="auto"/>
+      </w:pPr>
+    </w:p>
+    <w:p>
+      <w:pPr>
+        <w:spacing w:after="80" w:line="300" w:lineRule="auto"/>
+      </w:pPr>
+    </w:p>
+    <w:p>
+      <w:pPr>
+        <w:spacing w:after="80" w:line="300" w:lineRule="auto"/>
+      </w:pPr>
+    </w:p>
+    <w:p>
+      <w:pPr>
+        <w:spacing w:after="80" w:line="300" w:lineRule="auto"/>
+      </w:pPr>
+    </w:p>
+    <w:p>
+      <w:pPr>
+        <w:spacing w:after="80" w:line="300" w:lineRule="auto"/>
+      </w:pPr>
+    </w:p>
+    <w:p>
+      <w:pPr>
+        <w:rPr>
+          <w:b/>
+          <w:bCs/>
+        </w:rPr>
+      </w:pPr>
+      <w:r>
+        <w:rPr>
+          <w:b/>
+          <w:bCs/>
+        </w:rPr>
+        <w:lastRenderedPageBreak/>
+        <w:t>Other bacteria:</w:t>
+      </w:r>
+    </w:p>
+    <w:p>
+      <w:r>
+        <w:t>W</w:t>
+      </w:r>
+      <w:r>
+        <w:t>e also observe interesting interactions between RIF resistance and fluctuating environmental conditions is not unique E.</w:t>
+      </w:r>
+      <w:r>
+        <w:t xml:space="preserve"> coli</w:t>
+      </w:r>
+      <w:r>
+        <w:t xml:space="preserve"> but is also present in other bacteria. In a study done by </w:t>
+      </w:r>
+      <w:r>
+        <w:t xml:space="preserve">Gifford </w:t>
+      </w:r>
+      <w:r>
+        <w:t>et al. (2016)</w:t>
+      </w:r>
+      <w:r>
+        <w:t xml:space="preserve">, they investigated how </w:t>
+      </w:r>
+      <w:r>
+        <w:t xml:space="preserve">environmental variation affects the fitness costs of </w:t>
+      </w:r>
+      <w:r>
+        <w:t>RIF</w:t>
+      </w:r>
+      <w:r>
+        <w:t xml:space="preserve"> resistance mutations in </w:t>
       </w:r>
       <w:r>
         <w:rPr>
           <w:i/>
           <w:iCs/>
         </w:rPr>
-        <w:t>E. coli</w:t>
-      </w:r>
-      <w:r>
-        <w:t xml:space="preserve"> but has been documented across multiple bacterial species and resistance determinants, reinforcing the generality of genotype-by-environment interactions as a fundamental feature of resistance evolution. </w:t>
+        <w:t>Pseudomonas aeruginosa</w:t>
+      </w:r>
+      <w:r>
+        <w:t>. T</w:t>
+      </w:r>
+      <w:r>
+        <w:t>he e</w:t>
+      </w:r>
+      <w:r>
+        <w:t>xperiment</w:t>
+      </w:r>
+      <w:r>
+        <w:t xml:space="preserve"> was done with </w:t>
+      </w:r>
+      <w:r>
+        <w:t xml:space="preserve">three mutations, </w:t>
+      </w:r>
+      <w:r>
+        <w:t>two primary resistance mutations rpoB531R and rpoB531Y</w:t>
+      </w:r>
+      <w:r>
+        <w:t xml:space="preserve"> </w:t>
+      </w:r>
+      <w:r>
+        <w:t xml:space="preserve">along with </w:t>
+      </w:r>
+      <w:r>
+        <w:t>a secondary compensatory mutation</w:t>
+      </w:r>
+      <w:r>
+        <w:t xml:space="preserve"> </w:t>
+      </w:r>
+      <w:r>
+        <w:t>rpoB531C</w:t>
+      </w:r>
+      <w:r>
+        <w:t xml:space="preserve"> and measured their fitness levels </w:t>
+      </w:r>
+      <w:r>
+        <w:t>across three temperatures 30°C, 37°C, and 42°C</w:t>
+      </w:r>
+      <w:r>
+        <w:t xml:space="preserve"> </w:t>
+      </w:r>
+      <w:r>
+        <w:t>in nutrient</w:t>
+      </w:r>
+      <w:r>
+        <w:t xml:space="preserve"> </w:t>
+      </w:r>
+      <w:r>
+        <w:t>rich medium</w:t>
+      </w:r>
+      <w:r>
+        <w:t xml:space="preserve"> and multiple carbon source. The stand out was </w:t>
+      </w:r>
+      <w:r>
+        <w:t xml:space="preserve">that the carbon source had little effect while </w:t>
+      </w:r>
+      <w:r>
+        <w:t xml:space="preserve">the </w:t>
+      </w:r>
+      <w:r>
+        <w:t>compensatory mutation conferred a significant fitness advantage at 30°C, was neutral at 37°C, and became costly at 42°C</w:t>
+      </w:r>
+      <w:r>
+        <w:t xml:space="preserve">. From this we can see that </w:t>
       </w:r>
       <w:proofErr w:type="spellStart"/>
       <w:r>
+        <w:t>rpoB</w:t>
+      </w:r>
+      <w:proofErr w:type="spellEnd"/>
+      <w:r>
+        <w:t xml:space="preserve"> mutations can have a wild range of effects. This is further </w:t>
+      </w:r>
+      <w:proofErr w:type="spellStart"/>
+      <w:r>
+        <w:t>show</w:t>
+      </w:r>
+      <w:r>
+        <w:t>m</w:t>
+      </w:r>
+      <w:proofErr w:type="spellEnd"/>
+      <w:r>
+        <w:t xml:space="preserve"> in another study done on </w:t>
+      </w:r>
+      <w:r>
+        <w:t>Pseudomonas fluorescens</w:t>
+      </w:r>
+      <w:r>
+        <w:t xml:space="preserve"> by </w:t>
+      </w:r>
+      <w:proofErr w:type="spellStart"/>
+      <w:r>
         <w:t>Bataillon</w:t>
       </w:r>
       <w:proofErr w:type="spellEnd"/>
       <w:r>
-        <w:t xml:space="preserve"> et al. (2011) examined the fitness effects of beneficial mutations in </w:t>
+        <w:t xml:space="preserve"> </w:t>
+      </w:r>
+      <w:r>
+        <w:t>et al. (201</w:t>
+      </w:r>
+      <w:r>
+        <w:t>1</w:t>
+      </w:r>
+      <w:r>
+        <w:t>)</w:t>
+      </w:r>
+      <w:r>
+        <w:t xml:space="preserve"> where </w:t>
+      </w:r>
+      <w:r>
+        <w:t xml:space="preserve">they assayed the fitness of 18 mutants </w:t>
+      </w:r>
+      <w:r>
+        <w:t xml:space="preserve">isolated in LB on multiple carbon sources. </w:t>
+      </w:r>
+      <w:r>
+        <w:t>beneficial mutations carry little cost when transferred to new environments — mutants that performed well in LB generally remained beneficial or neutral across the range of carbon sources tested, with niche breadth similar to the wild type in nearly all cases. This suggests that strong adaptive trade-offs are unlikely to evolve through single mutations and require the accumulation of multiple substitutions</w:t>
+      </w:r>
+    </w:p>
+    <w:p/>
+    <w:p>
+      <w:r>
+        <w:t xml:space="preserve">We also observe interesting interactions between rifampicin resistance and fluctuating environmental conditions that are not unique to </w:t>
       </w:r>
       <w:r>
         <w:rPr>
           <w:i/>
           <w:iCs/>
         </w:rPr>
-        <w:t>Pseudomonas fluorescens</w:t>
-      </w:r>
-      <w:r>
-        <w:t xml:space="preserve"> and demonstrated that the distribution of fitness effects is highly sensitive to the ecological context in which mutations are expressed — mutations conferring fitness advantages in one environment were frequently neutral or deleterious in another, establishing that the adaptive value of any given mutation cannot be assessed independently of the environment. This context-dependence was extended directly to rifampicin resistance by Gifford et al. (2016), who systematically characterised the fitness effects of </w:t>
-      </w:r>
-      <w:proofErr w:type="spellStart"/>
-      <w:r>
-        <w:t>rpoB</w:t>
-      </w:r>
-      <w:proofErr w:type="spellEnd"/>
-      <w:r>
-        <w:t xml:space="preserve"> resistance mutations in </w:t>
+        <w:t>E. coli</w:t>
+      </w:r>
+      <w:r>
+        <w:t xml:space="preserve"> but are also present in other bacteria. In a study by Gifford et al. (2016), the authors investigated how environmental variation affects the fitness costs of rifampicin resistance mutations in </w:t>
       </w:r>
       <w:r>
         <w:rPr>
@@ -2286,181 +2596,234 @@
         <w:t>Pseudomonas aeruginosa</w:t>
       </w:r>
       <w:r>
-        <w:t xml:space="preserve"> across environments differing in carbon source and nutrient composition, finding that both the direction and magnitude of fitness effects changed substantially across environments. Notably, mutations that imposed measurable fitness costs under one set of conditions were cost-free or even beneficial under others, demonstrating that the conventional characterisation of rifampicin resistance mutations as uniformly costly in the absence of antibiotic pressure is an oversimplification that fails to account for environmental heterogeneity. Taken together, these findings from </w:t>
-      </w:r>
+        <w:t>. Using three clinically relevant mutations in the RNA polymerase beta subunit gene (</w:t>
+      </w:r>
+      <w:proofErr w:type="spellStart"/>
       <w:r>
         <w:rPr>
           <w:i/>
           <w:iCs/>
         </w:rPr>
-        <w:t>Pseudomonas</w:t>
-      </w:r>
-      <w:r>
-        <w:t xml:space="preserve"> species validate and extend the </w:t>
-      </w:r>
-      <w:r>
-        <w:lastRenderedPageBreak/>
-        <w:t xml:space="preserve">patterns observed in </w:t>
-      </w:r>
+        <w:t>rpoB</w:t>
+      </w:r>
+      <w:proofErr w:type="spellEnd"/>
+      <w:r>
+        <w:t xml:space="preserve">) — two primary resistance mutations (rpoB531R and rpoB531Y) and a secondary compensatory mutation (rpoB531C) — they measured competitive fitness across three temperatures (30°C, 37°C, and 42°C) in nutrient-rich medium and across nine carbon sources. While the rank order of fitness among mutants was broadly conserved across environments, the magnitude of fitness effects relative to wild type differed substantially depending on the condition. Most strikingly, temperature had a profound effect: the compensatory mutation rpoB531C conferred a significant fitness advantage at 30°C, was neutral at 37°C, and became costly at 42°C, whereas carbon source had comparatively little effect. This demonstrates that </w:t>
+      </w:r>
+      <w:proofErr w:type="spellStart"/>
       <w:r>
         <w:rPr>
           <w:i/>
           <w:iCs/>
         </w:rPr>
-        <w:t>E. coli</w:t>
-      </w:r>
-      <w:r>
-        <w:t xml:space="preserve">, suggesting that the environment-dependent fitness consequences of </w:t>
+        <w:t>rpoB</w:t>
+      </w:r>
+      <w:proofErr w:type="spellEnd"/>
+      <w:r>
+        <w:t xml:space="preserve"> mutations can have a wide range of context-dependent fitness consequences, and that environmental heterogeneity may influence whether resistant populations are more likely to undergo compensatory adaptation or revert to antibiotic sensitivity. This environmental contingency of mutational fitness effects is further supported by </w:t>
       </w:r>
       <w:proofErr w:type="spellStart"/>
       <w:r>
+        <w:t>Bataillon</w:t>
+      </w:r>
+      <w:proofErr w:type="spellEnd"/>
+      <w:r>
+        <w:t xml:space="preserve"> et al. (2011), who assayed the fitness of 18 resistance mutants in </w:t>
+      </w:r>
+      <w:r>
+        <w:rPr>
+          <w:i/>
+          <w:iCs/>
+        </w:rPr>
+        <w:t>Pseudomonas fluorescens</w:t>
+      </w:r>
+      <w:r>
+        <w:t xml:space="preserve"> </w:t>
+      </w:r>
+      <w:r>
+        <w:lastRenderedPageBreak/>
+        <w:t>originally isolated in LB across 95 different carbon source environments. They found that genotype-by-environment (G×E) interaction accounted for 21–32% of total genetic variance, yet beneficial mutations generally carried little cost when transferred to novel environments — mutants that performed well in LB typically remained beneficial or neutral across the range of carbon sources tested, with niche breadth similar to the wild type in nearly all cases. Taken together, these studies suggest that while environmental heterogeneity modulates the magnitude of mutational fitness effects, strong adaptive trade-offs are unlikely to evolve through single mutations alone and instead require the accumulation of multiple substitutions over time.</w:t>
+      </w:r>
+    </w:p>
+    <w:p>
+      <w:pPr>
+        <w:rPr>
+          <w:b/>
+          <w:bCs/>
+        </w:rPr>
+      </w:pPr>
+    </w:p>
+    <w:p>
+      <w:pPr>
+        <w:rPr>
+          <w:b/>
+          <w:bCs/>
+        </w:rPr>
+      </w:pPr>
+      <w:r>
+        <w:rPr>
+          <w:b/>
+          <w:bCs/>
+        </w:rPr>
+        <w:t>Chapter 2</w:t>
+      </w:r>
+      <w:r>
+        <w:rPr>
+          <w:b/>
+          <w:bCs/>
+        </w:rPr>
+        <w:t>:</w:t>
+      </w:r>
+    </w:p>
+    <w:p>
+      <w:r>
+        <w:t>In the</w:t>
+      </w:r>
+      <w:r>
+        <w:t xml:space="preserve"> broad  </w:t>
+      </w:r>
+    </w:p>
+    <w:p>
+      <w:pPr>
+        <w:rPr>
+          <w:b/>
+          <w:bCs/>
+        </w:rPr>
+      </w:pPr>
+    </w:p>
+    <w:p>
+      <w:r>
+        <w:t>mutations are spontaneous</w:t>
+      </w:r>
+      <w:r>
+        <w:t xml:space="preserve"> and stochastic when they first appear </w:t>
+      </w:r>
+    </w:p>
+    <w:p>
+      <w:r>
+        <w:t xml:space="preserve">but there is bias during selection and </w:t>
+      </w:r>
+      <w:proofErr w:type="spellStart"/>
+      <w:r>
+        <w:t>establishemnts</w:t>
+      </w:r>
+      <w:proofErr w:type="spellEnd"/>
+      <w:r>
+        <w:t xml:space="preserve"> </w:t>
+      </w:r>
+    </w:p>
+    <w:p>
+      <w:r>
+        <w:t>Cytosine most likely mutates to uracil</w:t>
+      </w:r>
+    </w:p>
+    <w:p>
+      <w:r>
+        <w:t xml:space="preserve">Transition mutations happen more than transversion mutations  </w:t>
+      </w:r>
+    </w:p>
+    <w:p>
+      <w:r>
+        <w:t xml:space="preserve">e. coli has a mutation hot and cold region </w:t>
+      </w:r>
+    </w:p>
+    <w:p>
+      <w:r>
+        <w:t>there is uneven distribution for establishment</w:t>
+      </w:r>
+      <w:r>
+        <w:t xml:space="preserve">  </w:t>
+      </w:r>
+    </w:p>
+    <w:p>
+      <w:r>
+        <w:t xml:space="preserve">what is causing this uneven distribution and what can we do to take advantage of it </w:t>
+      </w:r>
+    </w:p>
+    <w:p>
+      <w:pPr>
+        <w:rPr>
+          <w:b/>
+          <w:bCs/>
+        </w:rPr>
+      </w:pPr>
+    </w:p>
+    <w:p>
+      <w:pPr>
+        <w:rPr>
+          <w:b/>
+          <w:bCs/>
+        </w:rPr>
+      </w:pPr>
+    </w:p>
+    <w:p>
+      <w:pPr>
+        <w:rPr>
+          <w:b/>
+          <w:bCs/>
+        </w:rPr>
+      </w:pPr>
+      <w:r>
+        <w:rPr>
+          <w:b/>
+          <w:bCs/>
+        </w:rPr>
+        <w:t xml:space="preserve"> Selection vs establishment </w:t>
+      </w:r>
+    </w:p>
+    <w:p>
+      <w:pPr>
+        <w:rPr>
+          <w:b/>
+          <w:bCs/>
+        </w:rPr>
+      </w:pPr>
+      <w:r>
+        <w:rPr>
+          <w:b/>
+          <w:bCs/>
+        </w:rPr>
+        <w:t xml:space="preserve">Relationship between selection, establishment and </w:t>
+      </w:r>
+      <w:r>
+        <w:rPr>
+          <w:b/>
+          <w:bCs/>
+        </w:rPr>
+        <w:t>mutation rate</w:t>
+      </w:r>
+    </w:p>
+    <w:p>
+      <w:pPr>
+        <w:rPr>
+          <w:b/>
+          <w:bCs/>
+        </w:rPr>
+      </w:pPr>
+      <w:r>
+        <w:rPr>
+          <w:b/>
+          <w:bCs/>
+        </w:rPr>
+        <w:t xml:space="preserve">This system is stochastic but we have an uneven distribution </w:t>
+      </w:r>
+      <w:r>
+        <w:rPr>
+          <w:b/>
+          <w:bCs/>
+        </w:rPr>
+        <w:t xml:space="preserve">some </w:t>
+      </w:r>
+      <w:proofErr w:type="spellStart"/>
+      <w:r>
+        <w:rPr>
+          <w:b/>
+          <w:bCs/>
+        </w:rPr>
         <w:t>rpoB</w:t>
       </w:r>
       <w:proofErr w:type="spellEnd"/>
       <w:r>
-        <w:t xml:space="preserve"> mutations represent a conserved and broadly applicable principle across gram-negative bacteria, with direct implications for predicting the persistence and spread of rifampicin resistance in ecologically variable environments.</w:t>
-      </w:r>
-    </w:p>
-    <w:p>
-      <w:pPr>
-        <w:rPr>
-          <w:b/>
-          <w:bCs/>
-        </w:rPr>
-      </w:pPr>
-    </w:p>
-    <w:p>
-      <w:pPr>
-        <w:rPr>
-          <w:b/>
-          <w:bCs/>
-        </w:rPr>
-      </w:pPr>
-    </w:p>
-    <w:p>
-      <w:pPr>
-        <w:rPr>
-          <w:b/>
-          <w:bCs/>
-        </w:rPr>
-      </w:pPr>
-    </w:p>
-    <w:p>
-      <w:pPr>
-        <w:rPr>
-          <w:b/>
-          <w:bCs/>
-        </w:rPr>
-      </w:pPr>
-    </w:p>
-    <w:p>
-      <w:pPr>
-        <w:rPr>
-          <w:b/>
-          <w:bCs/>
-        </w:rPr>
-      </w:pPr>
-    </w:p>
-    <w:p>
-      <w:pPr>
-        <w:rPr>
-          <w:b/>
-          <w:bCs/>
-        </w:rPr>
-      </w:pPr>
-    </w:p>
-    <w:p>
-      <w:pPr>
-        <w:rPr>
-          <w:b/>
-          <w:bCs/>
-        </w:rPr>
-      </w:pPr>
-    </w:p>
-    <w:p>
-      <w:pPr>
-        <w:rPr>
-          <w:b/>
-          <w:bCs/>
-        </w:rPr>
-      </w:pPr>
-    </w:p>
-    <w:p>
-      <w:pPr>
-        <w:rPr>
-          <w:b/>
-          <w:bCs/>
-        </w:rPr>
-      </w:pPr>
-    </w:p>
-    <w:p>
-      <w:pPr>
-        <w:rPr>
-          <w:b/>
-          <w:bCs/>
-        </w:rPr>
-      </w:pPr>
-      <w:r>
-        <w:rPr>
-          <w:b/>
-          <w:bCs/>
-        </w:rPr>
-        <w:t xml:space="preserve">Chapter 2 </w:t>
-      </w:r>
-    </w:p>
-    <w:p>
-      <w:pPr>
-        <w:rPr>
-          <w:b/>
-          <w:bCs/>
-        </w:rPr>
-      </w:pPr>
-      <w:r>
-        <w:rPr>
-          <w:b/>
-          <w:bCs/>
-        </w:rPr>
-        <w:t xml:space="preserve">Relationship between selection, establishment and </w:t>
-      </w:r>
-      <w:r>
-        <w:rPr>
-          <w:b/>
-          <w:bCs/>
-        </w:rPr>
-        <w:t>mutation rate</w:t>
-      </w:r>
-    </w:p>
-    <w:p>
-      <w:pPr>
-        <w:rPr>
-          <w:b/>
-          <w:bCs/>
-        </w:rPr>
-      </w:pPr>
-      <w:r>
-        <w:rPr>
-          <w:b/>
-          <w:bCs/>
-        </w:rPr>
-        <w:t xml:space="preserve">This system is stochastic but we have an uneven distribution </w:t>
-      </w:r>
-      <w:r>
-        <w:rPr>
-          <w:b/>
-          <w:bCs/>
-        </w:rPr>
-        <w:t xml:space="preserve">some </w:t>
-      </w:r>
-      <w:proofErr w:type="spellStart"/>
-      <w:r>
-        <w:rPr>
-          <w:b/>
-          <w:bCs/>
-        </w:rPr>
-        <w:t>rpoB</w:t>
-      </w:r>
-      <w:proofErr w:type="spellEnd"/>
-      <w:r>
         <w:rPr>
           <w:b/>
           <w:bCs/>
@@ -2486,7 +2849,15 @@
           <w:b/>
           <w:bCs/>
         </w:rPr>
-        <w:t xml:space="preserve">select and establish than </w:t>
+        <w:t xml:space="preserve">select and establish </w:t>
+      </w:r>
+      <w:proofErr w:type="gramStart"/>
+      <w:r>
+        <w:rPr>
+          <w:b/>
+          <w:bCs/>
+        </w:rPr>
+        <w:t xml:space="preserve">than </w:t>
       </w:r>
       <w:r>
         <w:rPr>
@@ -2500,7 +2871,15 @@
           <w:b/>
           <w:bCs/>
         </w:rPr>
-        <w:t>others more rare ones</w:t>
+        <w:t>others</w:t>
+      </w:r>
+      <w:proofErr w:type="gramEnd"/>
+      <w:r>
+        <w:rPr>
+          <w:b/>
+          <w:bCs/>
+        </w:rPr>
+        <w:t xml:space="preserve"> more rare ones</w:t>
       </w:r>
       <w:r>
         <w:rPr>
@@ -2598,6 +2977,7 @@
           <w:b/>
           <w:bCs/>
         </w:rPr>
+        <w:lastRenderedPageBreak/>
         <w:t xml:space="preserve">high mutational accessibility </w:t>
       </w:r>
     </w:p>
@@ -2656,14 +3036,7 @@
           <w:b/>
           <w:bCs/>
         </w:rPr>
-        <w:t>mutation rate</w:t>
-      </w:r>
-      <w:r>
-        <w:rPr>
-          <w:b/>
-          <w:bCs/>
-        </w:rPr>
-        <w:t xml:space="preserve"> (Input):</w:t>
+        <w:t>mutation rate (Input):</w:t>
       </w:r>
       <w:r>
         <w:t xml:space="preserve"> This is the speed at which random, spontaneous changes occur in an organism's DNA. It is the raw, unintentional generator of genetic variation.</w:t>
@@ -2675,49 +3048,235 @@
           <w:b/>
           <w:bCs/>
         </w:rPr>
+        <w:t xml:space="preserve">Selection </w:t>
+      </w:r>
+      <w:r>
+        <w:rPr>
+          <w:b/>
+          <w:bCs/>
+        </w:rPr>
+        <w:t>(Filtering):</w:t>
+      </w:r>
+      <w:r>
+        <w:t xml:space="preserve"> This is the process where environmental pressures determine which mutations are passed on, </w:t>
+      </w:r>
+      <w:r>
+        <w:t>favouring</w:t>
+      </w:r>
+      <w:r>
+        <w:t xml:space="preserve"> beneficial mutations and removing harmful ones.</w:t>
+      </w:r>
+    </w:p>
+    <w:p>
+      <w:r>
+        <w:rPr>
+          <w:b/>
+          <w:bCs/>
+        </w:rPr>
+        <w:t xml:space="preserve">Establishment: </w:t>
+      </w:r>
+      <w:r>
+        <w:t>The process where a new mutation survives the initial, highly stochastic phase of low frequency and becomes common enough in the population to be shielded from elimination by random genetic drift</w:t>
+      </w:r>
+    </w:p>
+    <w:p>
+      <w:pPr>
+        <w:rPr>
+          <w:b/>
+          <w:bCs/>
+        </w:rPr>
+      </w:pPr>
+    </w:p>
+    <w:p>
+      <w:r>
+        <w:t xml:space="preserve">From both clinical and laboratory data we can see that certain </w:t>
+      </w:r>
+      <w:proofErr w:type="spellStart"/>
+      <w:r>
+        <w:t>rpoB</w:t>
+      </w:r>
+      <w:proofErr w:type="spellEnd"/>
+      <w:r>
+        <w:t xml:space="preserve"> </w:t>
+      </w:r>
+      <w:r>
+        <w:t xml:space="preserve">mutations are favoured by </w:t>
+      </w:r>
+      <w:r>
+        <w:t xml:space="preserve">bacteria when exposed to a stressor like RIF. </w:t>
+      </w:r>
+      <w:r>
+        <w:t xml:space="preserve"> </w:t>
+      </w:r>
+      <w:r>
+        <w:t xml:space="preserve">It was originally theorised that </w:t>
+      </w:r>
+      <w:r>
+        <w:t xml:space="preserve">mutations arise stochastically </w:t>
+      </w:r>
+      <w:r>
+        <w:t xml:space="preserve">(why). </w:t>
+      </w:r>
+      <w:proofErr w:type="gramStart"/>
+      <w:r>
+        <w:t>However</w:t>
+      </w:r>
+      <w:proofErr w:type="gramEnd"/>
+      <w:r>
+        <w:t xml:space="preserve"> after looking at our lab results and results from other papers </w:t>
+      </w:r>
+      <w:r>
+        <w:t xml:space="preserve">we see that it is not the case. Certain mutations like the S531L in clinical TB and </w:t>
+      </w:r>
+      <w:r>
+        <w:t xml:space="preserve">H526Y in E. coli in our lab are by far the most common. </w:t>
+      </w:r>
+      <w:r>
+        <w:t xml:space="preserve">Why is this the case? Is there </w:t>
+      </w:r>
+      <w:r>
+        <w:t xml:space="preserve">bias to the </w:t>
+      </w:r>
+      <w:r>
+        <w:t>evolution</w:t>
+      </w:r>
+      <w:r>
+        <w:t xml:space="preserve"> of </w:t>
+      </w:r>
+      <w:proofErr w:type="spellStart"/>
+      <w:r>
+        <w:t>rpoB</w:t>
+      </w:r>
+      <w:proofErr w:type="spellEnd"/>
+      <w:r>
+        <w:t xml:space="preserve"> mutations and if we can find the patter could it help with the predictably of evolution? </w:t>
+      </w:r>
+      <w:r>
+        <w:t xml:space="preserve"> </w:t>
+      </w:r>
+      <w:r>
+        <w:t xml:space="preserve"> </w:t>
+      </w:r>
+    </w:p>
+    <w:p>
+      <w:pPr>
+        <w:rPr>
+          <w:b/>
+          <w:bCs/>
+        </w:rPr>
+      </w:pPr>
+    </w:p>
+    <w:p>
+      <w:pPr>
+        <w:rPr>
+          <w:b/>
+          <w:bCs/>
+        </w:rPr>
+      </w:pPr>
+      <w:r>
+        <w:rPr>
+          <w:b/>
+          <w:bCs/>
+        </w:rPr>
+        <w:t xml:space="preserve">Stochastic or not </w:t>
+      </w:r>
+    </w:p>
+    <w:p>
+      <w:pPr>
+        <w:rPr>
+          <w:b/>
+          <w:bCs/>
+        </w:rPr>
+      </w:pPr>
+      <w:r>
+        <w:rPr>
+          <w:b/>
+          <w:bCs/>
+        </w:rPr>
+        <w:t xml:space="preserve">Evolution bias </w:t>
+      </w:r>
+    </w:p>
+    <w:p>
+      <w:pPr>
+        <w:rPr>
+          <w:b/>
+          <w:bCs/>
+        </w:rPr>
+      </w:pPr>
+      <w:r>
+        <w:rPr>
+          <w:b/>
+          <w:bCs/>
+        </w:rPr>
+        <w:t>Predictability</w:t>
+      </w:r>
+      <w:r>
+        <w:rPr>
+          <w:b/>
+          <w:bCs/>
+        </w:rPr>
+        <w:t xml:space="preserve"> in evolution???</w:t>
+      </w:r>
+    </w:p>
+    <w:p>
+      <w:pPr>
+        <w:rPr>
+          <w:b/>
+          <w:bCs/>
+        </w:rPr>
+      </w:pPr>
+    </w:p>
+    <w:p>
+      <w:pPr>
+        <w:rPr>
+          <w:b/>
+          <w:bCs/>
+        </w:rPr>
+      </w:pPr>
+    </w:p>
+    <w:p>
+      <w:pPr>
+        <w:rPr>
+          <w:b/>
+          <w:bCs/>
+        </w:rPr>
+      </w:pPr>
+    </w:p>
+    <w:p>
+      <w:pPr>
+        <w:rPr>
+          <w:b/>
+          <w:bCs/>
+        </w:rPr>
+      </w:pPr>
+    </w:p>
+    <w:p>
+      <w:pPr>
+        <w:rPr>
+          <w:b/>
+          <w:bCs/>
+        </w:rPr>
+      </w:pPr>
+      <w:r>
+        <w:rPr>
+          <w:b/>
+          <w:bCs/>
+        </w:rPr>
+        <w:t>Novelty and gaps:</w:t>
+      </w:r>
+    </w:p>
+    <w:p>
+      <w:r>
+        <w:t>What I am trying to find out</w:t>
+      </w:r>
+      <w:r>
+        <w:t>?</w:t>
+      </w:r>
+    </w:p>
+    <w:p>
+      <w:r>
         <w:lastRenderedPageBreak/>
-        <w:t xml:space="preserve">Selection </w:t>
-      </w:r>
-      <w:r>
-        <w:rPr>
-          <w:b/>
-          <w:bCs/>
-        </w:rPr>
-        <w:t>(Filtering):</w:t>
-      </w:r>
-      <w:r>
-        <w:t xml:space="preserve"> This is the process where environmental pressures determine which mutations are passed on, </w:t>
-      </w:r>
-      <w:r>
-        <w:t>favouring</w:t>
-      </w:r>
-      <w:r>
-        <w:t xml:space="preserve"> beneficial mutations and removing harmful ones.</w:t>
-      </w:r>
-    </w:p>
-    <w:p>
-      <w:r>
-        <w:rPr>
-          <w:b/>
-          <w:bCs/>
-        </w:rPr>
-        <w:t xml:space="preserve">Establishment: </w:t>
-      </w:r>
-      <w:r>
-        <w:t>The process where a new mutation survives the initial, highly stochastic phase of low frequency and becomes common enough in the population to be shielded from elimination by random genetic drift</w:t>
-      </w:r>
-    </w:p>
-    <w:p>
-      <w:pPr>
-        <w:rPr>
-          <w:b/>
-          <w:bCs/>
-        </w:rPr>
-      </w:pPr>
-    </w:p>
-    <w:p>
-      <w:r>
-        <w:t xml:space="preserve">From both clinical and laboratory data we can see that certain </w:t>
+        <w:t xml:space="preserve">How does environmental factors like temperature and media richness affect the growth of my RIF resistant </w:t>
       </w:r>
       <w:proofErr w:type="spellStart"/>
       <w:r>
@@ -2725,177 +3284,148 @@
       </w:r>
       <w:proofErr w:type="spellEnd"/>
       <w:r>
+        <w:t xml:space="preserve"> mutations. </w:t>
+      </w:r>
+    </w:p>
+    <w:p>
+      <w:r>
+        <w:t>People have done experiment at certain temperatures however I will do doing this experiment across a whole spectrum. 28c-50c</w:t>
+      </w:r>
+    </w:p>
+    <w:p/>
+    <w:p>
+      <w:r>
         <w:t xml:space="preserve"> </w:t>
       </w:r>
-      <w:r>
-        <w:t xml:space="preserve">mutations are favoured by </w:t>
-      </w:r>
-      <w:r>
-        <w:t xml:space="preserve">bacteria when exposed to a stressor like RIF. </w:t>
-      </w:r>
-      <w:r>
-        <w:t xml:space="preserve"> </w:t>
-      </w:r>
-      <w:r>
-        <w:t xml:space="preserve">It was originally theorised that </w:t>
-      </w:r>
-      <w:r>
-        <w:t xml:space="preserve">mutations arise stochastically </w:t>
-      </w:r>
-      <w:r>
-        <w:t xml:space="preserve">(why). However after looking at our lab results and results from other papers </w:t>
-      </w:r>
-      <w:r>
-        <w:t xml:space="preserve">we see that it is not the case. Certain mutations like the S531L in clinical TB and </w:t>
-      </w:r>
-      <w:r>
-        <w:t xml:space="preserve">H526Y in E. coli in our lab are by far the most common. </w:t>
-      </w:r>
-      <w:r>
-        <w:t xml:space="preserve">Why is this the case? Is there </w:t>
-      </w:r>
-      <w:r>
-        <w:t xml:space="preserve">bias to the </w:t>
-      </w:r>
-      <w:r>
-        <w:t>evolution</w:t>
-      </w:r>
-      <w:r>
-        <w:t xml:space="preserve"> of </w:t>
+    </w:p>
+    <w:p>
+      <w:pPr>
+        <w:rPr>
+          <w:b/>
+          <w:bCs/>
+        </w:rPr>
+      </w:pPr>
+      <w:r>
+        <w:rPr>
+          <w:b/>
+          <w:bCs/>
+        </w:rPr>
+        <w:t>Intended approach and research methods</w:t>
+      </w:r>
+      <w:r>
+        <w:rPr>
+          <w:b/>
+          <w:bCs/>
+        </w:rPr>
+        <w:t>:</w:t>
+      </w:r>
+    </w:p>
+    <w:p>
+      <w:r>
+        <w:t>Only looking at fitness effects</w:t>
+      </w:r>
+    </w:p>
+    <w:p>
+      <w:r>
+        <w:t>Trying to avoid evolution as we have found it can be very unpredictable</w:t>
+      </w:r>
+    </w:p>
+    <w:p>
+      <w:pPr>
+        <w:rPr>
+          <w:b/>
+          <w:bCs/>
+        </w:rPr>
+      </w:pPr>
+    </w:p>
+    <w:p>
+      <w:pPr>
+        <w:rPr>
+          <w:b/>
+          <w:bCs/>
+        </w:rPr>
+      </w:pPr>
+      <w:r>
+        <w:rPr>
+          <w:b/>
+          <w:bCs/>
+        </w:rPr>
+        <w:t>Expected outcomes or preliminary results</w:t>
+      </w:r>
+      <w:r>
+        <w:rPr>
+          <w:b/>
+          <w:bCs/>
+        </w:rPr>
+        <w:t>:</w:t>
+      </w:r>
+    </w:p>
+    <w:p>
+      <w:r>
+        <w:t xml:space="preserve">we saw growth in 48c ONC but no growth in 48 experiment which means the cumulative stress of the </w:t>
       </w:r>
       <w:proofErr w:type="spellStart"/>
       <w:r>
+        <w:t>forst</w:t>
+      </w:r>
+      <w:proofErr w:type="spellEnd"/>
+      <w:r>
+        <w:t xml:space="preserve"> 22h of ONC killed them and I was pipetting dead cells during the experiment </w:t>
+      </w:r>
+    </w:p>
+    <w:p>
+      <w:pPr>
+        <w:rPr>
+          <w:b/>
+          <w:bCs/>
+        </w:rPr>
+      </w:pPr>
+    </w:p>
+    <w:p>
+      <w:r>
+        <w:t xml:space="preserve">In theory we did not give these mutants time to evolve so their reaction should be poor but we see the complete opposite </w:t>
+      </w:r>
+    </w:p>
+    <w:p>
+      <w:r>
+        <w:t xml:space="preserve">At 42c </w:t>
+      </w:r>
+      <w:r>
+        <w:t xml:space="preserve">we saw growth in both the LB and m9 media however the identical mutants grown in LB grew about 4x as well. </w:t>
+      </w:r>
+    </w:p>
+    <w:p>
+      <w:r>
+        <w:t xml:space="preserve">At 45c we saw no growth in the m9 media anymore however we still saw growth in LB.  </w:t>
+      </w:r>
+    </w:p>
+    <w:p/>
+    <w:p>
+      <w:r>
+        <w:t xml:space="preserve">We see sharp drop off in m9 which is due to the solo glucose resource  </w:t>
+      </w:r>
+    </w:p>
+    <w:p>
+      <w:r>
+        <w:t xml:space="preserve">We see a smoother drop off in LB due to the rich media </w:t>
+      </w:r>
+    </w:p>
+    <w:p>
+      <w:r>
+        <w:t xml:space="preserve">We see E. coli </w:t>
+      </w:r>
+      <w:proofErr w:type="spellStart"/>
+      <w:r>
         <w:t>rpoB</w:t>
       </w:r>
       <w:proofErr w:type="spellEnd"/>
       <w:r>
-        <w:t xml:space="preserve"> mutations and if we can find the patter could it help with the predictably of evolution? </w:t>
-      </w:r>
-      <w:r>
-        <w:t xml:space="preserve"> </w:t>
-      </w:r>
-      <w:r>
-        <w:t xml:space="preserve"> </w:t>
-      </w:r>
-    </w:p>
-    <w:p>
-      <w:pPr>
-        <w:rPr>
-          <w:b/>
-          <w:bCs/>
-        </w:rPr>
-      </w:pPr>
-    </w:p>
-    <w:p>
-      <w:pPr>
-        <w:rPr>
-          <w:b/>
-          <w:bCs/>
-        </w:rPr>
-      </w:pPr>
-      <w:r>
-        <w:rPr>
-          <w:b/>
-          <w:bCs/>
-        </w:rPr>
-        <w:t xml:space="preserve">Stochastic or not </w:t>
-      </w:r>
-    </w:p>
-    <w:p>
-      <w:pPr>
-        <w:rPr>
-          <w:b/>
-          <w:bCs/>
-        </w:rPr>
-      </w:pPr>
-      <w:r>
-        <w:rPr>
-          <w:b/>
-          <w:bCs/>
-        </w:rPr>
-        <w:t xml:space="preserve">Evolution bias </w:t>
-      </w:r>
-    </w:p>
-    <w:p>
-      <w:pPr>
-        <w:rPr>
-          <w:b/>
-          <w:bCs/>
-        </w:rPr>
-      </w:pPr>
-      <w:r>
-        <w:rPr>
-          <w:b/>
-          <w:bCs/>
-        </w:rPr>
-        <w:t>Predictability</w:t>
-      </w:r>
-      <w:r>
-        <w:rPr>
-          <w:b/>
-          <w:bCs/>
-        </w:rPr>
-        <w:t xml:space="preserve"> in evolution???</w:t>
-      </w:r>
-    </w:p>
-    <w:p>
-      <w:pPr>
-        <w:rPr>
-          <w:b/>
-          <w:bCs/>
-        </w:rPr>
-      </w:pPr>
-    </w:p>
-    <w:p>
-      <w:pPr>
-        <w:rPr>
-          <w:b/>
-          <w:bCs/>
-        </w:rPr>
-      </w:pPr>
-    </w:p>
-    <w:p>
-      <w:pPr>
-        <w:rPr>
-          <w:b/>
-          <w:bCs/>
-        </w:rPr>
-      </w:pPr>
-    </w:p>
-    <w:p>
-      <w:pPr>
-        <w:rPr>
-          <w:b/>
-          <w:bCs/>
-        </w:rPr>
-      </w:pPr>
-    </w:p>
-    <w:p>
-      <w:pPr>
-        <w:rPr>
-          <w:b/>
-          <w:bCs/>
-        </w:rPr>
-      </w:pPr>
-      <w:r>
-        <w:rPr>
-          <w:b/>
-          <w:bCs/>
-        </w:rPr>
-        <w:t>Novelty and gaps:</w:t>
-      </w:r>
-    </w:p>
-    <w:p>
-      <w:r>
-        <w:t>What I am trying to find out</w:t>
-      </w:r>
-      <w:r>
-        <w:t>?</w:t>
-      </w:r>
-    </w:p>
-    <w:p>
-      <w:r>
-        <w:t xml:space="preserve">How does environmental factors like temperature and media richness affect the growth of my RIF resistant </w:t>
+        <w:t xml:space="preserve"> mutants growing in lethal 45c heat why can they still grow?</w:t>
+      </w:r>
+    </w:p>
+    <w:p>
+      <w:r>
+        <w:t xml:space="preserve">Could mutating the </w:t>
       </w:r>
       <w:proofErr w:type="spellStart"/>
       <w:r>
@@ -2903,164 +3433,14 @@
       </w:r>
       <w:proofErr w:type="spellEnd"/>
       <w:r>
-        <w:t xml:space="preserve"> mutations. </w:t>
-      </w:r>
-    </w:p>
-    <w:p>
-      <w:r>
-        <w:t>People have done experiment at certain temperatures however I will do doing this experiment across a whole spectrum. 28c-50c</w:t>
-      </w:r>
-    </w:p>
-    <w:p/>
-    <w:p>
-      <w:r>
-        <w:t xml:space="preserve"> </w:t>
-      </w:r>
-    </w:p>
-    <w:p>
-      <w:pPr>
-        <w:rPr>
-          <w:b/>
-          <w:bCs/>
-        </w:rPr>
-      </w:pPr>
-      <w:r>
-        <w:rPr>
-          <w:b/>
-          <w:bCs/>
-        </w:rPr>
-        <w:t>Intended approach and research methods</w:t>
-      </w:r>
-      <w:r>
-        <w:rPr>
-          <w:b/>
-          <w:bCs/>
-        </w:rPr>
-        <w:t>:</w:t>
-      </w:r>
-    </w:p>
-    <w:p>
-      <w:r>
-        <w:t>Only looking at fitness effects</w:t>
-      </w:r>
-    </w:p>
-    <w:p>
-      <w:r>
-        <w:lastRenderedPageBreak/>
-        <w:t>Trying to avoid evolution as we have found it can be very unpredictable</w:t>
-      </w:r>
-    </w:p>
-    <w:p>
-      <w:pPr>
-        <w:rPr>
-          <w:b/>
-          <w:bCs/>
-        </w:rPr>
-      </w:pPr>
-    </w:p>
-    <w:p>
-      <w:pPr>
-        <w:rPr>
-          <w:b/>
-          <w:bCs/>
-        </w:rPr>
-      </w:pPr>
-      <w:r>
-        <w:rPr>
-          <w:b/>
-          <w:bCs/>
-        </w:rPr>
-        <w:t>Expected outcomes or preliminary results</w:t>
-      </w:r>
-      <w:r>
-        <w:rPr>
-          <w:b/>
-          <w:bCs/>
-        </w:rPr>
-        <w:t>:</w:t>
-      </w:r>
-    </w:p>
-    <w:p>
-      <w:r>
-        <w:t xml:space="preserve">we saw growth in 48c ONC but no growth in 48 experiment which means the cumulative stress of the </w:t>
+        <w:t xml:space="preserve"> gene also changed the </w:t>
       </w:r>
       <w:proofErr w:type="spellStart"/>
       <w:r>
-        <w:t>forst</w:t>
+        <w:t>rpoH</w:t>
       </w:r>
       <w:proofErr w:type="spellEnd"/>
       <w:r>
-        <w:t xml:space="preserve"> 22h of ONC killed them and I was pipetting dead cells during the experiment </w:t>
-      </w:r>
-    </w:p>
-    <w:p>
-      <w:pPr>
-        <w:rPr>
-          <w:b/>
-          <w:bCs/>
-        </w:rPr>
-      </w:pPr>
-    </w:p>
-    <w:p>
-      <w:r>
-        <w:t xml:space="preserve">In theory we did not give these mutants time to evolve so their reaction should be poor but we see the complete opposite </w:t>
-      </w:r>
-    </w:p>
-    <w:p>
-      <w:r>
-        <w:t xml:space="preserve">At 42c </w:t>
-      </w:r>
-      <w:r>
-        <w:t xml:space="preserve">we saw growth in both the LB and m9 media however the identical mutants grown in LB grew about 4x as well. </w:t>
-      </w:r>
-    </w:p>
-    <w:p>
-      <w:r>
-        <w:t xml:space="preserve">At 45c we saw no growth in the m9 media anymore however we still saw growth in LB.  </w:t>
-      </w:r>
-    </w:p>
-    <w:p/>
-    <w:p>
-      <w:r>
-        <w:t xml:space="preserve">We see sharp drop off in m9 which is due to the solo glucose resource  </w:t>
-      </w:r>
-    </w:p>
-    <w:p>
-      <w:r>
-        <w:t xml:space="preserve">We see a smoother drop off in LB due to the rich media </w:t>
-      </w:r>
-    </w:p>
-    <w:p>
-      <w:r>
-        <w:t xml:space="preserve">We see E. coli </w:t>
-      </w:r>
-      <w:proofErr w:type="spellStart"/>
-      <w:r>
-        <w:t>rpoB</w:t>
-      </w:r>
-      <w:proofErr w:type="spellEnd"/>
-      <w:r>
-        <w:t xml:space="preserve"> mutants growing in lethal 45c heat why can they still grow?</w:t>
-      </w:r>
-    </w:p>
-    <w:p>
-      <w:r>
-        <w:t xml:space="preserve">Could mutating the </w:t>
-      </w:r>
-      <w:proofErr w:type="spellStart"/>
-      <w:r>
-        <w:t>rpoB</w:t>
-      </w:r>
-      <w:proofErr w:type="spellEnd"/>
-      <w:r>
-        <w:t xml:space="preserve"> gene also changed the </w:t>
-      </w:r>
-      <w:proofErr w:type="spellStart"/>
-      <w:r>
-        <w:t>rpoH</w:t>
-      </w:r>
-      <w:proofErr w:type="spellEnd"/>
-      <w:r>
         <w:t xml:space="preserve"> gene? Pleiotropy?</w:t>
       </w:r>
       <w:r>
@@ -3069,7 +3449,15 @@
     </w:p>
     <w:p>
       <w:r>
-        <w:t xml:space="preserve">We see some growth in m9 from ONC experiment at 45c but there is no growth  during the actual experiment </w:t>
+        <w:t xml:space="preserve">We see some growth in m9 from ONC experiment at 45c but there is no </w:t>
+      </w:r>
+      <w:proofErr w:type="gramStart"/>
+      <w:r>
+        <w:t>growth  during</w:t>
+      </w:r>
+      <w:proofErr w:type="gramEnd"/>
+      <w:r>
+        <w:t xml:space="preserve"> the actual experiment </w:t>
       </w:r>
     </w:p>
     <w:p>
@@ -3147,6 +3535,7 @@
                 <w:b/>
                 <w:bCs/>
               </w:rPr>
+              <w:lastRenderedPageBreak/>
               <w:t>January</w:t>
             </w:r>
           </w:p>
@@ -3505,213 +3894,6 @@
           <w:bCs/>
         </w:rPr>
       </w:pPr>
-    </w:p>
-    <w:p>
-      <w:pPr>
-        <w:rPr>
-          <w:b/>
-          <w:bCs/>
-        </w:rPr>
-      </w:pPr>
-    </w:p>
-    <w:p>
-      <w:pPr>
-        <w:rPr>
-          <w:b/>
-          <w:bCs/>
-        </w:rPr>
-      </w:pPr>
-      <w:r>
-        <w:rPr>
-          <w:b/>
-          <w:bCs/>
-        </w:rPr>
-        <w:t>Good ideas from other paper to include in mine:</w:t>
-      </w:r>
-    </w:p>
-    <w:p>
-      <w:pPr>
-        <w:rPr>
-          <w:b/>
-          <w:bCs/>
-        </w:rPr>
-      </w:pPr>
-      <w:proofErr w:type="spellStart"/>
-      <w:r>
-        <w:rPr>
-          <w:b/>
-          <w:bCs/>
-        </w:rPr>
-        <w:t>Ozbilek</w:t>
-      </w:r>
-      <w:proofErr w:type="spellEnd"/>
-      <w:r>
-        <w:rPr>
-          <w:b/>
-          <w:bCs/>
-        </w:rPr>
-        <w:t xml:space="preserve">: </w:t>
-      </w:r>
-    </w:p>
-    <w:p>
-      <w:r>
-        <w:t xml:space="preserve">liner regression plot </w:t>
-      </w:r>
-    </w:p>
-    <w:p>
-      <w:r>
-        <w:lastRenderedPageBreak/>
-        <w:t xml:space="preserve">this paper suggests the specific </w:t>
-      </w:r>
-      <w:proofErr w:type="spellStart"/>
-      <w:r>
-        <w:t>rpoB</w:t>
-      </w:r>
-      <w:proofErr w:type="spellEnd"/>
-      <w:r>
-        <w:t xml:space="preserve"> mutation is more important than temperature </w:t>
-      </w:r>
-    </w:p>
-    <w:p>
-      <w:pPr>
-        <w:rPr>
-          <w:b/>
-          <w:bCs/>
-        </w:rPr>
-      </w:pPr>
-      <w:r>
-        <w:rPr>
-          <w:b/>
-          <w:bCs/>
-        </w:rPr>
-        <w:t>Yeh:</w:t>
-      </w:r>
-    </w:p>
-    <w:p>
-      <w:r>
-        <w:t xml:space="preserve">Should do plating experiment apparently mutant cell size much smaller than </w:t>
-      </w:r>
-      <w:r>
-        <w:tab/>
-      </w:r>
-      <w:proofErr w:type="spellStart"/>
-      <w:r>
-        <w:t>wt</w:t>
-      </w:r>
-      <w:proofErr w:type="spellEnd"/>
-    </w:p>
-    <w:p>
-      <w:r>
-        <w:t xml:space="preserve">A decline in </w:t>
-      </w:r>
-      <w:proofErr w:type="spellStart"/>
-      <w:r>
-        <w:t>rpoBWT</w:t>
-      </w:r>
-      <w:proofErr w:type="spellEnd"/>
-      <w:r>
-        <w:t xml:space="preserve"> viable cell counts beyond the 150-min time point at 46°C (Figure 2B) indicated significant impairments in cellular processes. However, while the </w:t>
-      </w:r>
-      <w:proofErr w:type="spellStart"/>
-      <w:r>
-        <w:t>rpoBWT</w:t>
-      </w:r>
-      <w:proofErr w:type="spellEnd"/>
-      <w:r>
-        <w:t xml:space="preserve"> culture's CFU declined, the OD continued to rise during the same period. We considered that the arrest of cell division, resulting in filamentation, could cause OD to rise without actually increasing CFU. Indeed, growth of E. coli cultures at high temperature (≥ 45°C) has been reported to cause cell filamentation (Hoffman and Frank 1963; van </w:t>
-      </w:r>
-      <w:proofErr w:type="spellStart"/>
-      <w:r>
-        <w:t>Derlinden</w:t>
-      </w:r>
-      <w:proofErr w:type="spellEnd"/>
-      <w:r>
-        <w:t xml:space="preserve"> et al. 2008). We employed scanning electron microscopy to capture finer morphological details (Figure 3). At 37°C, </w:t>
-      </w:r>
-      <w:proofErr w:type="spellStart"/>
-      <w:r>
-        <w:t>rpoBWT</w:t>
-      </w:r>
-      <w:proofErr w:type="spellEnd"/>
-      <w:r>
-        <w:t xml:space="preserve"> and mutant cells from stationary phase culture have almost identical dimensions, appearing as short, ovoidal rods. However, at 46°C, cell length increased dramatically for both strains, with </w:t>
-      </w:r>
-      <w:proofErr w:type="spellStart"/>
-      <w:r>
-        <w:t>rpoBWT</w:t>
-      </w:r>
-      <w:proofErr w:type="spellEnd"/>
-      <w:r>
-        <w:t xml:space="preserve"> cells appearing much larger than mutant cells and more frequently lacking visible septa. These results demonstrate that in comparison to rpoB58 mutant cells, </w:t>
-      </w:r>
-      <w:proofErr w:type="spellStart"/>
-      <w:r>
-        <w:t>rpoBWT</w:t>
-      </w:r>
-      <w:proofErr w:type="spellEnd"/>
-      <w:r>
-        <w:t xml:space="preserve"> cells at 46°C are under considerably greater stress and frequently stop dividing.</w:t>
-      </w:r>
-      <w:r>
-        <w:tab/>
-      </w:r>
-    </w:p>
-    <w:p>
-      <w:r>
-        <w:t>Growth of E. coli strains incubated at 44°C in minimal medium is restricted principally due to the inactivation of the first enzyme (</w:t>
-      </w:r>
-      <w:proofErr w:type="spellStart"/>
-      <w:r>
-        <w:t>MetA</w:t>
-      </w:r>
-      <w:proofErr w:type="spellEnd"/>
-      <w:r>
-        <w:t xml:space="preserve">) of methionine biosynthesis (Ron and Davis 1971). However, what restricts high-temperature growth of E. coli in rich medium is not clear. The maximum growth temperature of E. coli incubated in rich medium is reported to be between 44.5°C and 46°C (Hoffman and Frank 1963; van </w:t>
-      </w:r>
-      <w:proofErr w:type="spellStart"/>
-      <w:r>
-        <w:t>Derlinden</w:t>
-      </w:r>
-      <w:proofErr w:type="spellEnd"/>
-      <w:r>
-        <w:t xml:space="preserve"> et al. 2008; Rudolph et al. 2010). For the E. coli strain background (MC4100) used in this study, the maximum growth temperature in a rich medium was determined to be between 45°C and 46°C. The presence of a mutant rpoB58 allele increased this limit to between 47°C and 48°C. The inhibition of E. coli growth at temperatures higher than 46°C is likely due to debilitating effects on cell structure–function, with a collapse in protein homeostasis being one of the major factors. Indeed, null mutations in genes central to the maintenance of protein homeostasis, such as those coding for molecular chaperones and proteases, significantly lower the maximum growth temperature and are classically linked to growth defects at temperatures between 37°C and 42°C (Paek and Walker 1987; Strauch et al. 1989; Sell et al. 1990; </w:t>
-      </w:r>
-      <w:proofErr w:type="spellStart"/>
-      <w:r>
-        <w:t>Ueguchi</w:t>
-      </w:r>
-      <w:proofErr w:type="spellEnd"/>
-      <w:r>
-        <w:t xml:space="preserve"> et al. 1995).  At an extreme high temperature between 46°C and 47°C, null mutations in 51 E. coli genes were shown to become essential for survival (Murata et al. 2011). In addition to some of the obvious candidate genes, such as chaperone-coding </w:t>
-      </w:r>
-      <w:proofErr w:type="spellStart"/>
-      <w:r>
-        <w:t>dnaK</w:t>
-      </w:r>
-      <w:proofErr w:type="spellEnd"/>
-      <w:r>
-        <w:t xml:space="preserve"> and </w:t>
-      </w:r>
-      <w:proofErr w:type="spellStart"/>
-      <w:r>
-        <w:t>dnaJ</w:t>
-      </w:r>
-      <w:proofErr w:type="spellEnd"/>
-      <w:r>
-        <w:t xml:space="preserve"> and protease-coding </w:t>
-      </w:r>
-      <w:proofErr w:type="spellStart"/>
-      <w:r>
-        <w:t>degP</w:t>
-      </w:r>
-      <w:proofErr w:type="spellEnd"/>
-      <w:r>
-        <w:t xml:space="preserve">, the screen identified genes involved in diverse cellular functions, including outer membrane biogenesis, cell division, and energy metabolism (Murata et al. 2011). Due to their essential nature, none of the genes directly involved in protein synthesis were identified in the screen, but the authors noted reduced expression of 23 genes that participate in protein synthesis. Based on this observation, they concluded that </w:t>
-      </w:r>
-      <w:r>
-        <w:lastRenderedPageBreak/>
-        <w:t>downregulation of ribosomal genes is one of the possible strategies for survival at extremely high growth temperatures.</w:t>
-      </w:r>
     </w:p>
     <w:p>
       <w:pPr>

--- a/Writing/Lit review.docx
+++ b/Writing/Lit review.docx
@@ -2804,6 +2804,13 @@
           <w:bCs/>
         </w:rPr>
       </w:pPr>
+      <w:r>
+        <w:rPr>
+          <w:b/>
+          <w:bCs/>
+        </w:rPr>
+        <w:t>Evolution is deterministic but not predictable</w:t>
+      </w:r>
     </w:p>
     <w:p>
       <w:r>
@@ -2852,6 +2859,87 @@
     <w:p>
       <w:r>
         <w:t xml:space="preserve">what is causing this uneven distribution and what can we do to take advantage of it </w:t>
+      </w:r>
+    </w:p>
+    <w:p>
+      <w:pPr>
+        <w:rPr>
+          <w:b/>
+          <w:bCs/>
+        </w:rPr>
+      </w:pPr>
+      <w:r>
+        <w:rPr>
+          <w:b/>
+          <w:bCs/>
+        </w:rPr>
+        <w:t>scale:</w:t>
+      </w:r>
+    </w:p>
+    <w:p>
+      <w:r>
+        <w:t xml:space="preserve">ecosystem scale </w:t>
+      </w:r>
+    </w:p>
+    <w:p>
+      <w:r>
+        <w:t xml:space="preserve">community scale </w:t>
+      </w:r>
+    </w:p>
+    <w:p>
+      <w:r>
+        <w:t xml:space="preserve">population scale </w:t>
+      </w:r>
+    </w:p>
+    <w:p>
+      <w:r>
+        <w:t xml:space="preserve">phenotype scale </w:t>
+      </w:r>
+    </w:p>
+    <w:p>
+      <w:r>
+        <w:t xml:space="preserve">molecular (genes) scale </w:t>
+      </w:r>
+    </w:p>
+    <w:p/>
+    <w:p>
+      <w:r>
+        <w:lastRenderedPageBreak/>
+        <w:drawing>
+          <wp:inline distT="0" distB="0" distL="0" distR="0" wp14:anchorId="47F984E6" wp14:editId="11CC436A">
+            <wp:extent cx="5731510" cy="3959860"/>
+            <wp:effectExtent l="0" t="0" r="2540" b="2540"/>
+            <wp:docPr id="287047619" name="Picture 1"/>
+            <wp:cNvGraphicFramePr>
+              <a:graphicFrameLocks xmlns:a="http://schemas.openxmlformats.org/drawingml/2006/main" noChangeAspect="1"/>
+            </wp:cNvGraphicFramePr>
+            <a:graphic xmlns:a="http://schemas.openxmlformats.org/drawingml/2006/main">
+              <a:graphicData uri="http://schemas.openxmlformats.org/drawingml/2006/picture">
+                <pic:pic xmlns:pic="http://schemas.openxmlformats.org/drawingml/2006/picture">
+                  <pic:nvPicPr>
+                    <pic:cNvPr id="287047619" name=""/>
+                    <pic:cNvPicPr/>
+                  </pic:nvPicPr>
+                  <pic:blipFill>
+                    <a:blip r:embed="rId5"/>
+                    <a:stretch>
+                      <a:fillRect/>
+                    </a:stretch>
+                  </pic:blipFill>
+                  <pic:spPr>
+                    <a:xfrm>
+                      <a:off x="0" y="0"/>
+                      <a:ext cx="5731510" cy="3959860"/>
+                    </a:xfrm>
+                    <a:prstGeom prst="rect">
+                      <a:avLst/>
+                    </a:prstGeom>
+                  </pic:spPr>
+                </pic:pic>
+              </a:graphicData>
+            </a:graphic>
+          </wp:inline>
+        </w:drawing>
       </w:r>
     </w:p>
     <w:p>
@@ -2869,6 +2957,29 @@
           <w:bCs/>
         </w:rPr>
       </w:pPr>
+      <w:r>
+        <w:rPr>
+          <w:b/>
+          <w:bCs/>
+        </w:rPr>
+        <w:t xml:space="preserve">The longer an organism stays in an environment the more </w:t>
+      </w:r>
+      <w:proofErr w:type="spellStart"/>
+      <w:r>
+        <w:rPr>
+          <w:b/>
+          <w:bCs/>
+        </w:rPr>
+        <w:t>specialzed</w:t>
+      </w:r>
+      <w:proofErr w:type="spellEnd"/>
+      <w:r>
+        <w:rPr>
+          <w:b/>
+          <w:bCs/>
+        </w:rPr>
+        <w:t xml:space="preserve"> it becomes and vice versa </w:t>
+      </w:r>
     </w:p>
     <w:p>
       <w:pPr>
@@ -3107,7 +3218,6 @@
           <w:b/>
           <w:bCs/>
         </w:rPr>
-        <w:lastRenderedPageBreak/>
         <w:t xml:space="preserve">high mutational accessibility </w:t>
       </w:r>
     </w:p>
@@ -3209,17 +3319,44 @@
         <w:t>The process where a new mutation survives the initial, highly stochastic phase of low frequency and becomes common enough in the population to be shielded from elimination by random genetic drift</w:t>
       </w:r>
     </w:p>
+    <w:p/>
     <w:p>
-      <w:pPr>
-        <w:rPr>
-          <w:b/>
-          <w:bCs/>
-        </w:rPr>
-      </w:pPr>
+      <w:r>
+        <w:t xml:space="preserve">Evolution can become predictable in very </w:t>
+      </w:r>
+      <w:proofErr w:type="spellStart"/>
+      <w:r>
+        <w:t>strigent</w:t>
+      </w:r>
+      <w:proofErr w:type="spellEnd"/>
+      <w:r>
+        <w:t xml:space="preserve"> </w:t>
+      </w:r>
+      <w:proofErr w:type="spellStart"/>
+      <w:r>
+        <w:t>cercusmtances</w:t>
+      </w:r>
+      <w:proofErr w:type="spellEnd"/>
+      <w:r>
+        <w:t xml:space="preserve"> like in the presence of RIF we are guaranteed to see </w:t>
+      </w:r>
+      <w:proofErr w:type="spellStart"/>
+      <w:r>
+        <w:t>rpoB</w:t>
+      </w:r>
+      <w:proofErr w:type="spellEnd"/>
+      <w:r>
+        <w:t xml:space="preserve"> mutations. </w:t>
+      </w:r>
     </w:p>
     <w:p>
-      <w:r>
-        <w:t xml:space="preserve">From both clinical and laboratory data we can see that certain </w:t>
+      <w:proofErr w:type="gramStart"/>
+      <w:r>
+        <w:t>However</w:t>
+      </w:r>
+      <w:proofErr w:type="gramEnd"/>
+      <w:r>
+        <w:t xml:space="preserve"> there are many </w:t>
       </w:r>
       <w:proofErr w:type="spellStart"/>
       <w:r>
@@ -3227,65 +3364,88 @@
       </w:r>
       <w:proofErr w:type="spellEnd"/>
       <w:r>
-        <w:t xml:space="preserve"> </w:t>
-      </w:r>
-      <w:r>
-        <w:t xml:space="preserve">mutations are favoured by </w:t>
-      </w:r>
-      <w:r>
-        <w:t xml:space="preserve">bacteria when exposed to a stressor like RIF. </w:t>
-      </w:r>
-      <w:r>
-        <w:t xml:space="preserve"> </w:t>
-      </w:r>
-      <w:r>
-        <w:t xml:space="preserve">It was originally theorised that </w:t>
-      </w:r>
-      <w:r>
-        <w:t xml:space="preserve">mutations arise stochastically </w:t>
-      </w:r>
-      <w:r>
-        <w:t xml:space="preserve">(why). </w:t>
+        <w:t xml:space="preserve"> mutations and now we want to know why in E. coli we see certain </w:t>
+      </w:r>
+      <w:proofErr w:type="spellStart"/>
+      <w:r>
+        <w:t>rpoB</w:t>
+      </w:r>
+      <w:proofErr w:type="spellEnd"/>
+      <w:r>
+        <w:t xml:space="preserve"> mutations more than others??</w:t>
+      </w:r>
+    </w:p>
+    <w:p>
+      <w:r>
+        <w:t xml:space="preserve">We noticed this first due to mutation </w:t>
       </w:r>
       <w:proofErr w:type="gramStart"/>
       <w:r>
-        <w:t>However</w:t>
+        <w:t>rate</w:t>
       </w:r>
       <w:proofErr w:type="gramEnd"/>
       <w:r>
-        <w:t xml:space="preserve"> after looking at our lab results and results from other papers </w:t>
-      </w:r>
-      <w:r>
-        <w:t xml:space="preserve">we see that it is not the case. Certain mutations like the S531L in clinical TB and </w:t>
-      </w:r>
-      <w:r>
-        <w:t xml:space="preserve">H526Y in E. coli in our lab are by far the most common. </w:t>
-      </w:r>
-      <w:r>
-        <w:t xml:space="preserve">Why is this the case? Is there </w:t>
-      </w:r>
-      <w:r>
-        <w:t xml:space="preserve">bias to the </w:t>
-      </w:r>
-      <w:r>
-        <w:t>evolution</w:t>
-      </w:r>
-      <w:r>
-        <w:t xml:space="preserve"> of </w:t>
+        <w:t xml:space="preserve"> so we see some mutations much more frequently than others </w:t>
+      </w:r>
+    </w:p>
+    <w:p>
+      <w:r>
+        <w:t xml:space="preserve">Hopefully when </w:t>
       </w:r>
       <w:proofErr w:type="spellStart"/>
       <w:r>
+        <w:t>rif</w:t>
+      </w:r>
+      <w:proofErr w:type="spellEnd"/>
+      <w:r>
+        <w:t xml:space="preserve"> is used on </w:t>
+      </w:r>
+      <w:proofErr w:type="gramStart"/>
+      <w:r>
+        <w:t>E.coli</w:t>
+      </w:r>
+      <w:proofErr w:type="gramEnd"/>
+      <w:r>
+        <w:t xml:space="preserve"> we can predict </w:t>
+      </w:r>
+      <w:proofErr w:type="spellStart"/>
+      <w:r>
         <w:t>rpoB</w:t>
       </w:r>
       <w:proofErr w:type="spellEnd"/>
       <w:r>
-        <w:t xml:space="preserve"> mutations and if we can find the patter could it help with the predictably of evolution? </w:t>
-      </w:r>
-      <w:r>
-        <w:t xml:space="preserve"> </w:t>
-      </w:r>
-      <w:r>
-        <w:t xml:space="preserve"> </w:t>
+        <w:t xml:space="preserve"> mutations will occur and we can know exactly which ones </w:t>
+      </w:r>
+    </w:p>
+    <w:p>
+      <w:r>
+        <w:t xml:space="preserve">Story can be evolution is very hard to predict however we are taking baby steps </w:t>
+      </w:r>
+    </w:p>
+    <w:p>
+      <w:r>
+        <w:t xml:space="preserve">Does LB matter in </w:t>
+      </w:r>
+      <w:proofErr w:type="spellStart"/>
+      <w:r>
+        <w:t>rif</w:t>
+      </w:r>
+      <w:proofErr w:type="spellEnd"/>
+      <w:r>
+        <w:t xml:space="preserve"> plates because </w:t>
+      </w:r>
+      <w:proofErr w:type="spellStart"/>
+      <w:r>
+        <w:t>rif</w:t>
+      </w:r>
+      <w:proofErr w:type="spellEnd"/>
+      <w:r>
+        <w:t xml:space="preserve"> is the main character </w:t>
+      </w:r>
+    </w:p>
+    <w:p>
+      <w:r>
+        <w:t xml:space="preserve">Same strain in the same environment same time but we see a preference for certain mutations </w:t>
       </w:r>
     </w:p>
     <w:p>
@@ -3297,99 +3457,60 @@
       </w:pPr>
     </w:p>
     <w:p>
-      <w:pPr>
-        <w:rPr>
-          <w:b/>
-          <w:bCs/>
-        </w:rPr>
-      </w:pPr>
-      <w:r>
-        <w:rPr>
-          <w:b/>
-          <w:bCs/>
-        </w:rPr>
-        <w:t xml:space="preserve">Stochastic or not </w:t>
-      </w:r>
-    </w:p>
-    <w:p>
-      <w:pPr>
-        <w:rPr>
-          <w:b/>
-          <w:bCs/>
-        </w:rPr>
-      </w:pPr>
-      <w:r>
-        <w:rPr>
-          <w:b/>
-          <w:bCs/>
-        </w:rPr>
-        <w:t xml:space="preserve">Evolution bias </w:t>
-      </w:r>
-    </w:p>
-    <w:p>
-      <w:pPr>
-        <w:rPr>
-          <w:b/>
-          <w:bCs/>
-        </w:rPr>
-      </w:pPr>
-      <w:r>
-        <w:rPr>
-          <w:b/>
-          <w:bCs/>
-        </w:rPr>
-        <w:t>Predictability</w:t>
-      </w:r>
-      <w:r>
-        <w:rPr>
-          <w:b/>
-          <w:bCs/>
-        </w:rPr>
-        <w:t xml:space="preserve"> in evolution???</w:t>
-      </w:r>
-    </w:p>
-    <w:p>
-      <w:pPr>
-        <w:rPr>
-          <w:b/>
-          <w:bCs/>
-        </w:rPr>
-      </w:pPr>
-    </w:p>
-    <w:p>
-      <w:pPr>
-        <w:rPr>
-          <w:b/>
-          <w:bCs/>
-        </w:rPr>
-      </w:pPr>
-      <w:r>
-        <w:rPr>
-          <w:b/>
-          <w:bCs/>
-        </w:rPr>
-        <w:t>Novelty and gaps:</w:t>
-      </w:r>
-    </w:p>
-    <w:p>
-      <w:r>
-        <w:t xml:space="preserve">What </w:t>
+      <w:r>
+        <w:t xml:space="preserve">From both clinical and laboratory data we can see that certain </w:t>
+      </w:r>
+      <w:proofErr w:type="spellStart"/>
+      <w:r>
+        <w:t>rpoB</w:t>
+      </w:r>
+      <w:proofErr w:type="spellEnd"/>
+      <w:r>
+        <w:t xml:space="preserve"> </w:t>
+      </w:r>
+      <w:r>
+        <w:t xml:space="preserve">mutations are favoured by </w:t>
+      </w:r>
+      <w:r>
+        <w:t xml:space="preserve">bacteria when exposed to a stressor like RIF. </w:t>
+      </w:r>
+      <w:r>
+        <w:t xml:space="preserve"> </w:t>
+      </w:r>
+      <w:r>
+        <w:t xml:space="preserve">It was originally theorised that </w:t>
+      </w:r>
+      <w:r>
+        <w:t xml:space="preserve">mutations arise stochastically </w:t>
+      </w:r>
+      <w:r>
+        <w:t xml:space="preserve">(why). </w:t>
       </w:r>
       <w:proofErr w:type="gramStart"/>
       <w:r>
-        <w:t>I am</w:t>
+        <w:t>However</w:t>
       </w:r>
       <w:proofErr w:type="gramEnd"/>
       <w:r>
-        <w:t xml:space="preserve"> trying to find out</w:t>
-      </w:r>
-      <w:r>
-        <w:t>?</w:t>
-      </w:r>
-    </w:p>
-    <w:p>
-      <w:r>
-        <w:t xml:space="preserve">How does environmental factors like temperature and media richness affect the growth of my RIF resistant </w:t>
+        <w:t xml:space="preserve"> after looking at our lab results and results from other papers </w:t>
+      </w:r>
+      <w:r>
+        <w:t xml:space="preserve">we see that it is not the case. Certain mutations like the S531L in clinical TB and </w:t>
+      </w:r>
+      <w:r>
+        <w:t xml:space="preserve">H526Y in E. coli in our lab are by far the most common. </w:t>
+      </w:r>
+      <w:r>
+        <w:t xml:space="preserve">Why is this the case? Is there </w:t>
+      </w:r>
+      <w:r>
+        <w:t xml:space="preserve">bias to the </w:t>
+      </w:r>
+      <w:r>
+        <w:t>evolution</w:t>
+      </w:r>
+      <w:r>
+        <w:t xml:space="preserve"> of </w:t>
       </w:r>
       <w:proofErr w:type="spellStart"/>
       <w:r>
@@ -3397,331 +3518,13 @@
       </w:r>
       <w:proofErr w:type="spellEnd"/>
       <w:r>
-        <w:t xml:space="preserve"> mutations. </w:t>
-      </w:r>
-    </w:p>
-    <w:p>
-      <w:r>
-        <w:t>People have done experiment at certain temperatures however I will do doing this experiment across a whole spectrum. 28c-50c</w:t>
-      </w:r>
-    </w:p>
-    <w:p>
-      <w:pPr>
-        <w:rPr>
-          <w:b/>
-          <w:bCs/>
-        </w:rPr>
-      </w:pPr>
-      <w:r>
-        <w:rPr>
-          <w:b/>
-          <w:bCs/>
-        </w:rPr>
-        <w:lastRenderedPageBreak/>
-        <w:t>Intended approach and research methods</w:t>
-      </w:r>
-      <w:r>
-        <w:rPr>
-          <w:b/>
-          <w:bCs/>
-        </w:rPr>
-        <w:t>:</w:t>
-      </w:r>
-    </w:p>
-    <w:p>
-      <w:r>
-        <w:t xml:space="preserve">As discussed </w:t>
-      </w:r>
-      <w:r>
-        <w:t xml:space="preserve">earlier </w:t>
-      </w:r>
-      <w:r>
-        <w:t xml:space="preserve">the aim for the first chapter was to investigate </w:t>
-      </w:r>
-      <w:r>
-        <w:t xml:space="preserve">whether temperature will influence fitness in E. coli </w:t>
-      </w:r>
-      <w:proofErr w:type="spellStart"/>
-      <w:r>
-        <w:t>rpoB</w:t>
-      </w:r>
-      <w:proofErr w:type="spellEnd"/>
-      <w:r>
-        <w:t xml:space="preserve"> mutations</w:t>
-      </w:r>
-      <w:r>
-        <w:t xml:space="preserve">. Therefor the intended approach </w:t>
-      </w:r>
-      <w:r>
-        <w:t xml:space="preserve">is to create a comprehensive data set on a wide range of temperature </w:t>
-      </w:r>
-      <w:r>
-        <w:t xml:space="preserve">to see the change in fitness. </w:t>
-      </w:r>
-    </w:p>
-    <w:p>
-      <w:r>
-        <w:t xml:space="preserve">For </w:t>
-      </w:r>
-      <w:proofErr w:type="gramStart"/>
-      <w:r>
-        <w:t>now</w:t>
-      </w:r>
-      <w:proofErr w:type="gramEnd"/>
-      <w:r>
-        <w:t xml:space="preserve"> ou</w:t>
-      </w:r>
-      <w:r>
-        <w:t>r</w:t>
-      </w:r>
-      <w:r>
-        <w:t xml:space="preserve"> lab has isolated 28 unique E. coli </w:t>
-      </w:r>
-      <w:proofErr w:type="spellStart"/>
-      <w:r>
-        <w:t>rpoB</w:t>
-      </w:r>
-      <w:proofErr w:type="spellEnd"/>
-      <w:r>
-        <w:t xml:space="preserve"> mutant</w:t>
-      </w:r>
-      <w:r>
-        <w:t xml:space="preserve">s therefor </w:t>
-      </w:r>
-      <w:r>
-        <w:t xml:space="preserve">in order </w:t>
-      </w:r>
-      <w:proofErr w:type="gramStart"/>
-      <w:r>
-        <w:t xml:space="preserve">to </w:t>
+        <w:t xml:space="preserve"> mutations and if we can find the patter could it help with the predictably of evolution? </w:t>
       </w:r>
       <w:r>
         <w:t xml:space="preserve"> </w:t>
       </w:r>
-      <w:proofErr w:type="spellStart"/>
-      <w:r>
-        <w:t>beable</w:t>
-      </w:r>
-      <w:proofErr w:type="spellEnd"/>
-      <w:proofErr w:type="gramEnd"/>
-      <w:r>
-        <w:t xml:space="preserve"> to test for all of them we </w:t>
-      </w:r>
-      <w:r>
-        <w:t>decided</w:t>
-      </w:r>
-      <w:r>
-        <w:t xml:space="preserve"> on using a 96 well plate. </w:t>
-      </w:r>
-      <w:r>
-        <w:t xml:space="preserve">The design was as </w:t>
-      </w:r>
-      <w:r>
-        <w:t>follows. After blanking the outer wells with pure media as it</w:t>
-      </w:r>
-      <w:r>
-        <w:t xml:space="preserve"> these wells are prone to evaporation, </w:t>
-      </w:r>
-      <w:r>
-        <w:t xml:space="preserve">we are left with 60 wells. </w:t>
-      </w:r>
-      <w:r>
-        <w:t>W</w:t>
-      </w:r>
-      <w:r>
-        <w:t>e then decided to split the plate in 2 halves</w:t>
-      </w:r>
-      <w:r>
-        <w:t xml:space="preserve"> with the top three </w:t>
-      </w:r>
-      <w:proofErr w:type="spellStart"/>
-      <w:r>
-        <w:t>rows’s</w:t>
-      </w:r>
-      <w:proofErr w:type="spellEnd"/>
-      <w:r>
-        <w:t xml:space="preserve"> media </w:t>
-      </w:r>
-      <w:r>
-        <w:t xml:space="preserve">being M9 glucose while the bottom three rows will be LB. </w:t>
-      </w:r>
-      <w:r>
-        <w:t xml:space="preserve">This leaves me 30 wells for each media which perfectly </w:t>
-      </w:r>
-      <w:r>
-        <w:t xml:space="preserve">accommodates for our 28 mutations along with the wild type and another well to act as the blank. </w:t>
-      </w:r>
-      <w:r>
-        <w:t xml:space="preserve">Therefor the idea is that </w:t>
-      </w:r>
-      <w:r>
-        <w:t xml:space="preserve">we </w:t>
-      </w:r>
-      <w:proofErr w:type="gramStart"/>
-      <w:r>
-        <w:t>will</w:t>
-      </w:r>
-      <w:proofErr w:type="gramEnd"/>
       <w:r>
         <w:t xml:space="preserve"> </w:t>
-      </w:r>
-      <w:proofErr w:type="spellStart"/>
-      <w:r>
-        <w:t>beable</w:t>
-      </w:r>
-      <w:proofErr w:type="spellEnd"/>
-      <w:r>
-        <w:t xml:space="preserve"> to test the fitness effects of our 28 </w:t>
-      </w:r>
-      <w:proofErr w:type="spellStart"/>
-      <w:r>
-        <w:t>rpoB</w:t>
-      </w:r>
-      <w:proofErr w:type="spellEnd"/>
-      <w:r>
-        <w:t xml:space="preserve"> mutations </w:t>
-      </w:r>
-      <w:r>
-        <w:t xml:space="preserve">and the wild type twice across two different media types under one temperature. </w:t>
-      </w:r>
-    </w:p>
-    <w:p>
-      <w:r>
-        <w:t xml:space="preserve">The experiment will two folds. </w:t>
-      </w:r>
-      <w:proofErr w:type="gramStart"/>
-      <w:r>
-        <w:t>First</w:t>
-      </w:r>
-      <w:proofErr w:type="gramEnd"/>
-      <w:r>
-        <w:t xml:space="preserve"> I will create the ONC by first </w:t>
-      </w:r>
-      <w:r>
-        <w:t xml:space="preserve">setting up the 96well plate in the format I have discussed above. Then I will inoculate each well with the corresponding </w:t>
-      </w:r>
-      <w:r>
-        <w:t xml:space="preserve">bacteria using a sterile </w:t>
-      </w:r>
-      <w:r>
-        <w:t>inoculation</w:t>
-      </w:r>
-      <w:r>
-        <w:t xml:space="preserve"> loop and then incubate it </w:t>
-      </w:r>
-      <w:r>
-        <w:t xml:space="preserve">in a plate reader for 22 hours. We decided on 22 hours as an appropriate incubation time </w:t>
-      </w:r>
-      <w:r>
-        <w:t xml:space="preserve">for both </w:t>
-      </w:r>
-      <w:proofErr w:type="spellStart"/>
-      <w:r>
-        <w:t>logestic</w:t>
-      </w:r>
-      <w:proofErr w:type="spellEnd"/>
-      <w:r>
-        <w:t xml:space="preserve"> and </w:t>
-      </w:r>
-      <w:proofErr w:type="spellStart"/>
-      <w:r>
-        <w:t>biolgocial</w:t>
-      </w:r>
-      <w:proofErr w:type="spellEnd"/>
-      <w:r>
-        <w:t xml:space="preserve"> reasons. Normally E. coil has an </w:t>
-      </w:r>
-      <w:proofErr w:type="gramStart"/>
-      <w:r>
-        <w:t>18 hour</w:t>
-      </w:r>
-      <w:proofErr w:type="gramEnd"/>
-      <w:r>
-        <w:t xml:space="preserve"> growth period however since I am dealing with </w:t>
-      </w:r>
-      <w:proofErr w:type="gramStart"/>
-      <w:r>
-        <w:t>mutants</w:t>
-      </w:r>
-      <w:proofErr w:type="gramEnd"/>
-      <w:r>
-        <w:t xml:space="preserve"> we decided it was </w:t>
-      </w:r>
-      <w:proofErr w:type="spellStart"/>
-      <w:r>
-        <w:t>approatie</w:t>
-      </w:r>
-      <w:proofErr w:type="spellEnd"/>
-      <w:r>
-        <w:t xml:space="preserve"> to give it more growth time. </w:t>
-      </w:r>
-      <w:r>
-        <w:t xml:space="preserve">As for logistics 22 hours gives me time </w:t>
-      </w:r>
-      <w:proofErr w:type="spellStart"/>
-      <w:r>
-        <w:t>inbetween</w:t>
-      </w:r>
-      <w:proofErr w:type="spellEnd"/>
-      <w:r>
-        <w:t xml:space="preserve"> to inoculate and prepare each plate and keep the </w:t>
-      </w:r>
-      <w:proofErr w:type="spellStart"/>
-      <w:r>
-        <w:t>expeiemnt</w:t>
-      </w:r>
-      <w:proofErr w:type="spellEnd"/>
-      <w:r>
-        <w:t xml:space="preserve"> consistent. </w:t>
-      </w:r>
-    </w:p>
-    <w:p>
-      <w:r>
-        <w:t xml:space="preserve">After the ONC has finished incubating </w:t>
-      </w:r>
-      <w:r>
-        <w:t xml:space="preserve">I then set up an identical plate and using a </w:t>
-      </w:r>
-      <w:proofErr w:type="spellStart"/>
-      <w:r>
-        <w:t>multi channel</w:t>
-      </w:r>
-      <w:proofErr w:type="spellEnd"/>
-      <w:r>
-        <w:t xml:space="preserve"> pipette transfer the ONC into </w:t>
-      </w:r>
-      <w:r>
-        <w:t xml:space="preserve">the new plate and then </w:t>
-      </w:r>
-      <w:r>
-        <w:t>grow it in the plate reade</w:t>
-      </w:r>
-      <w:r>
-        <w:t xml:space="preserve">r </w:t>
-      </w:r>
-      <w:r>
-        <w:t xml:space="preserve">for the same time at the same temperature as the ONC </w:t>
-      </w:r>
-      <w:r>
-        <w:t xml:space="preserve">to obtain my results. </w:t>
-      </w:r>
-    </w:p>
-    <w:p>
-      <w:r>
-        <w:t xml:space="preserve">After obtaining my results from the plate reader </w:t>
-      </w:r>
-      <w:r>
-        <w:t xml:space="preserve">further analysis was done in R which will be discussed in further detail in the result section. </w:t>
-      </w:r>
-    </w:p>
-    <w:p>
-      <w:r>
-        <w:t>Only looking at fitness effects</w:t>
-      </w:r>
-    </w:p>
-    <w:p>
-      <w:r>
-        <w:t>Trying to avoid evolution as we have found it can be very unpredictable</w:t>
       </w:r>
     </w:p>
     <w:p>
@@ -3779,12 +3582,435 @@
           <w:bCs/>
         </w:rPr>
       </w:pPr>
-      <w:r>
+    </w:p>
+    <w:p>
+      <w:pPr>
         <w:rPr>
           <w:b/>
           <w:bCs/>
         </w:rPr>
+      </w:pPr>
+      <w:r>
+        <w:rPr>
+          <w:b/>
+          <w:bCs/>
+        </w:rPr>
+        <w:t>Novelty and gaps:</w:t>
+      </w:r>
+    </w:p>
+    <w:p>
+      <w:r>
+        <w:t xml:space="preserve">What </w:t>
+      </w:r>
+      <w:proofErr w:type="gramStart"/>
+      <w:r>
+        <w:t>I am</w:t>
+      </w:r>
+      <w:proofErr w:type="gramEnd"/>
+      <w:r>
+        <w:t xml:space="preserve"> trying to find out</w:t>
+      </w:r>
+      <w:r>
+        <w:t>?</w:t>
+      </w:r>
+    </w:p>
+    <w:p>
+      <w:r>
+        <w:t xml:space="preserve">How does environmental factors like temperature and media richness affect the growth of my RIF resistant </w:t>
+      </w:r>
+      <w:proofErr w:type="spellStart"/>
+      <w:r>
+        <w:t>rpoB</w:t>
+      </w:r>
+      <w:proofErr w:type="spellEnd"/>
+      <w:r>
+        <w:t xml:space="preserve"> mutations. </w:t>
+      </w:r>
+    </w:p>
+    <w:p>
+      <w:r>
+        <w:t>People have done experiment at certain temperatures however I will do doing this experiment across a whole spectrum. 28c-50c</w:t>
+      </w:r>
+    </w:p>
+    <w:p>
+      <w:pPr>
+        <w:rPr>
+          <w:b/>
+          <w:bCs/>
+        </w:rPr>
+      </w:pPr>
+      <w:r>
+        <w:rPr>
+          <w:b/>
+          <w:bCs/>
+        </w:rPr>
+        <w:t>Intended approach and research methods</w:t>
+      </w:r>
+      <w:r>
+        <w:rPr>
+          <w:b/>
+          <w:bCs/>
+        </w:rPr>
+        <w:t>:</w:t>
+      </w:r>
+    </w:p>
+    <w:p>
+      <w:r>
+        <w:t xml:space="preserve">As discussed </w:t>
+      </w:r>
+      <w:r>
+        <w:t xml:space="preserve">earlier </w:t>
+      </w:r>
+      <w:r>
+        <w:t xml:space="preserve">the aim for the first chapter was to investigate </w:t>
+      </w:r>
+      <w:r>
+        <w:t xml:space="preserve">whether temperature will influence fitness in E. coli </w:t>
+      </w:r>
+      <w:proofErr w:type="spellStart"/>
+      <w:r>
+        <w:t>rpoB</w:t>
+      </w:r>
+      <w:proofErr w:type="spellEnd"/>
+      <w:r>
+        <w:t xml:space="preserve"> mutations</w:t>
+      </w:r>
+      <w:r>
+        <w:t xml:space="preserve">. Therefor the intended approach </w:t>
+      </w:r>
+      <w:r>
+        <w:t xml:space="preserve">is to create a comprehensive data set on a wide range of temperature </w:t>
+      </w:r>
+      <w:r>
+        <w:t xml:space="preserve">to see the change in fitness. </w:t>
+      </w:r>
+    </w:p>
+    <w:p>
+      <w:r>
+        <w:t xml:space="preserve">For </w:t>
+      </w:r>
+      <w:proofErr w:type="gramStart"/>
+      <w:r>
+        <w:t>now</w:t>
+      </w:r>
+      <w:proofErr w:type="gramEnd"/>
+      <w:r>
+        <w:t xml:space="preserve"> ou</w:t>
+      </w:r>
+      <w:r>
+        <w:t>r</w:t>
+      </w:r>
+      <w:r>
+        <w:t xml:space="preserve"> lab has isolated 28 unique E. coli </w:t>
+      </w:r>
+      <w:proofErr w:type="spellStart"/>
+      <w:r>
+        <w:t>rpoB</w:t>
+      </w:r>
+      <w:proofErr w:type="spellEnd"/>
+      <w:r>
+        <w:t xml:space="preserve"> mutant</w:t>
+      </w:r>
+      <w:r>
+        <w:t xml:space="preserve">s therefor </w:t>
+      </w:r>
+      <w:r>
+        <w:t xml:space="preserve">in order </w:t>
+      </w:r>
+      <w:proofErr w:type="gramStart"/>
+      <w:r>
+        <w:t xml:space="preserve">to </w:t>
+      </w:r>
+      <w:r>
+        <w:t xml:space="preserve"> </w:t>
+      </w:r>
+      <w:proofErr w:type="spellStart"/>
+      <w:r>
+        <w:t>beable</w:t>
+      </w:r>
+      <w:proofErr w:type="spellEnd"/>
+      <w:proofErr w:type="gramEnd"/>
+      <w:r>
+        <w:t xml:space="preserve"> to test for all of them we </w:t>
+      </w:r>
+      <w:r>
+        <w:t>decided</w:t>
+      </w:r>
+      <w:r>
+        <w:t xml:space="preserve"> on using a 96 well plate. </w:t>
+      </w:r>
+      <w:r>
+        <w:t xml:space="preserve">The design was as </w:t>
+      </w:r>
+      <w:r>
+        <w:t>follows. After blanking the outer wells with pure media as it</w:t>
+      </w:r>
+      <w:r>
+        <w:t xml:space="preserve"> these wells are prone to evaporation, </w:t>
+      </w:r>
+      <w:r>
+        <w:t xml:space="preserve">we are left with 60 wells. </w:t>
+      </w:r>
+      <w:r>
+        <w:t>W</w:t>
+      </w:r>
+      <w:r>
+        <w:t>e then decided to split the plate in 2 halves</w:t>
+      </w:r>
+      <w:r>
+        <w:t xml:space="preserve"> with the top three </w:t>
+      </w:r>
+      <w:proofErr w:type="spellStart"/>
+      <w:r>
+        <w:t>rows’s</w:t>
+      </w:r>
+      <w:proofErr w:type="spellEnd"/>
+      <w:r>
+        <w:t xml:space="preserve"> media </w:t>
+      </w:r>
+      <w:r>
+        <w:t xml:space="preserve">being M9 glucose while the bottom three rows will be LB. </w:t>
+      </w:r>
+      <w:r>
+        <w:t xml:space="preserve">This leaves me 30 wells for each media which perfectly </w:t>
+      </w:r>
+      <w:r>
+        <w:t xml:space="preserve">accommodates for our 28 mutations along with the wild type and another well to act as the blank. </w:t>
+      </w:r>
+      <w:r>
+        <w:t xml:space="preserve">Therefor the idea is that </w:t>
+      </w:r>
+      <w:r>
+        <w:t xml:space="preserve">we </w:t>
+      </w:r>
+      <w:proofErr w:type="gramStart"/>
+      <w:r>
+        <w:t>will</w:t>
+      </w:r>
+      <w:proofErr w:type="gramEnd"/>
+      <w:r>
+        <w:t xml:space="preserve"> </w:t>
+      </w:r>
+      <w:proofErr w:type="spellStart"/>
+      <w:r>
+        <w:t>beable</w:t>
+      </w:r>
+      <w:proofErr w:type="spellEnd"/>
+      <w:r>
+        <w:t xml:space="preserve"> to test the fitness effects of our 28 </w:t>
+      </w:r>
+      <w:proofErr w:type="spellStart"/>
+      <w:r>
+        <w:t>rpoB</w:t>
+      </w:r>
+      <w:proofErr w:type="spellEnd"/>
+      <w:r>
+        <w:t xml:space="preserve"> mutations </w:t>
+      </w:r>
+      <w:r>
+        <w:t xml:space="preserve">and the wild type twice across two different media types under one temperature. </w:t>
+      </w:r>
+    </w:p>
+    <w:p>
+      <w:r>
+        <w:t xml:space="preserve">The experiment will two folds. </w:t>
+      </w:r>
+      <w:proofErr w:type="gramStart"/>
+      <w:r>
+        <w:t>First</w:t>
+      </w:r>
+      <w:proofErr w:type="gramEnd"/>
+      <w:r>
+        <w:t xml:space="preserve"> I will create the ONC by first </w:t>
+      </w:r>
+      <w:r>
+        <w:t xml:space="preserve">setting up the 96well plate in the format I have discussed above. Then I will inoculate each well with the corresponding </w:t>
+      </w:r>
+      <w:r>
+        <w:t xml:space="preserve">bacteria using a sterile </w:t>
+      </w:r>
+      <w:r>
+        <w:t>inoculation</w:t>
+      </w:r>
+      <w:r>
+        <w:t xml:space="preserve"> loop and then incubate it </w:t>
+      </w:r>
+      <w:r>
+        <w:t xml:space="preserve">in a plate reader for 22 hours. We decided on 22 hours as an appropriate incubation time </w:t>
+      </w:r>
+      <w:r>
+        <w:t xml:space="preserve">for both </w:t>
+      </w:r>
+      <w:proofErr w:type="spellStart"/>
+      <w:r>
+        <w:t>logestic</w:t>
+      </w:r>
+      <w:proofErr w:type="spellEnd"/>
+      <w:r>
+        <w:t xml:space="preserve"> and </w:t>
+      </w:r>
+      <w:proofErr w:type="spellStart"/>
+      <w:r>
+        <w:t>biolgocial</w:t>
+      </w:r>
+      <w:proofErr w:type="spellEnd"/>
+      <w:r>
+        <w:t xml:space="preserve"> reasons. Normally E. coil has an </w:t>
+      </w:r>
+      <w:proofErr w:type="gramStart"/>
+      <w:r>
+        <w:t>18 hour</w:t>
+      </w:r>
+      <w:proofErr w:type="gramEnd"/>
+      <w:r>
+        <w:t xml:space="preserve"> growth period however since I am dealing with </w:t>
+      </w:r>
+      <w:proofErr w:type="gramStart"/>
+      <w:r>
+        <w:t>mutants</w:t>
+      </w:r>
+      <w:proofErr w:type="gramEnd"/>
+      <w:r>
+        <w:t xml:space="preserve"> we decided it was </w:t>
+      </w:r>
+      <w:proofErr w:type="spellStart"/>
+      <w:r>
+        <w:t>approatie</w:t>
+      </w:r>
+      <w:proofErr w:type="spellEnd"/>
+      <w:r>
+        <w:t xml:space="preserve"> to give it more growth time. </w:t>
+      </w:r>
+      <w:r>
+        <w:t xml:space="preserve">As for logistics 22 hours gives me time </w:t>
+      </w:r>
+      <w:proofErr w:type="spellStart"/>
+      <w:r>
+        <w:t>inbetween</w:t>
+      </w:r>
+      <w:proofErr w:type="spellEnd"/>
+      <w:r>
+        <w:t xml:space="preserve"> to inoculate and prepare each plate and keep the </w:t>
+      </w:r>
+      <w:proofErr w:type="spellStart"/>
+      <w:r>
+        <w:t>expeiemnt</w:t>
+      </w:r>
+      <w:proofErr w:type="spellEnd"/>
+      <w:r>
+        <w:t xml:space="preserve"> consistent. </w:t>
+      </w:r>
+    </w:p>
+    <w:p>
+      <w:r>
+        <w:t xml:space="preserve">After the ONC has finished incubating </w:t>
+      </w:r>
+      <w:r>
+        <w:t xml:space="preserve">I then set up an identical plate and using a </w:t>
+      </w:r>
+      <w:proofErr w:type="spellStart"/>
+      <w:r>
+        <w:t>multi channel</w:t>
+      </w:r>
+      <w:proofErr w:type="spellEnd"/>
+      <w:r>
+        <w:t xml:space="preserve"> pipette transfer the ONC into </w:t>
+      </w:r>
+      <w:r>
+        <w:t xml:space="preserve">the new plate and then </w:t>
+      </w:r>
+      <w:r>
+        <w:t>grow it in the plate reade</w:t>
+      </w:r>
+      <w:r>
+        <w:t xml:space="preserve">r </w:t>
+      </w:r>
+      <w:r>
+        <w:t xml:space="preserve">for the same time at the same temperature as the ONC </w:t>
+      </w:r>
+      <w:r>
+        <w:t xml:space="preserve">to obtain my results. </w:t>
+      </w:r>
+    </w:p>
+    <w:p>
+      <w:r>
         <w:lastRenderedPageBreak/>
+        <w:t xml:space="preserve">After obtaining my results from the plate reader </w:t>
+      </w:r>
+      <w:r>
+        <w:t xml:space="preserve">further analysis was done in R which will be discussed in further detail in the result section. </w:t>
+      </w:r>
+    </w:p>
+    <w:p>
+      <w:r>
+        <w:t>Only looking at fitness effects</w:t>
+      </w:r>
+    </w:p>
+    <w:p>
+      <w:r>
+        <w:t>Trying to avoid evolution as we have found it can be very unpredictable</w:t>
+      </w:r>
+    </w:p>
+    <w:p>
+      <w:pPr>
+        <w:rPr>
+          <w:b/>
+          <w:bCs/>
+        </w:rPr>
+      </w:pPr>
+    </w:p>
+    <w:p>
+      <w:pPr>
+        <w:rPr>
+          <w:b/>
+          <w:bCs/>
+        </w:rPr>
+      </w:pPr>
+    </w:p>
+    <w:p>
+      <w:pPr>
+        <w:rPr>
+          <w:b/>
+          <w:bCs/>
+        </w:rPr>
+      </w:pPr>
+    </w:p>
+    <w:p>
+      <w:pPr>
+        <w:rPr>
+          <w:b/>
+          <w:bCs/>
+        </w:rPr>
+      </w:pPr>
+    </w:p>
+    <w:p>
+      <w:pPr>
+        <w:rPr>
+          <w:b/>
+          <w:bCs/>
+        </w:rPr>
+      </w:pPr>
+    </w:p>
+    <w:p>
+      <w:pPr>
+        <w:rPr>
+          <w:b/>
+          <w:bCs/>
+        </w:rPr>
+      </w:pPr>
+    </w:p>
+    <w:p>
+      <w:pPr>
+        <w:rPr>
+          <w:b/>
+          <w:bCs/>
+        </w:rPr>
+      </w:pPr>
+      <w:r>
+        <w:rPr>
+          <w:b/>
+          <w:bCs/>
+        </w:rPr>
         <w:t xml:space="preserve">Mutant List </w:t>
       </w:r>
     </w:p>
@@ -5675,6 +5901,7 @@
                 <w:lang w:eastAsia="en-AU"/>
                 <w14:ligatures w14:val="none"/>
               </w:rPr>
+              <w:lastRenderedPageBreak/>
               <w:t>M26</w:t>
             </w:r>
           </w:p>
@@ -5901,12 +6128,14 @@
     <w:p/>
     <w:p>
       <w:r>
-        <w:lastRenderedPageBreak/>
         <w:t xml:space="preserve">Plate design </w:t>
       </w:r>
     </w:p>
     <w:p>
       <w:r>
+        <w:rPr>
+          <w:noProof/>
+        </w:rPr>
         <w:drawing>
           <wp:inline distT="0" distB="0" distL="0" distR="0" wp14:anchorId="49480D82" wp14:editId="771C3BE9">
             <wp:extent cx="3648075" cy="3202271"/>
@@ -5925,7 +6154,7 @@
                     </pic:cNvPicPr>
                   </pic:nvPicPr>
                   <pic:blipFill>
-                    <a:blip r:embed="rId5">
+                    <a:blip r:embed="rId6">
                       <a:extLst>
                         <a:ext uri="{28A0092B-C50C-407E-A947-70E740481C1C}">
                           <a14:useLocalDpi xmlns:a14="http://schemas.microsoft.com/office/drawing/2010/main" val="0"/>
@@ -5965,6 +6194,7 @@
     <w:p/>
     <w:p>
       <w:r>
+        <w:lastRenderedPageBreak/>
         <w:t xml:space="preserve">Schedule </w:t>
       </w:r>
     </w:p>
@@ -10147,7 +10377,6 @@
                 <w:lang w:eastAsia="en-AU"/>
                 <w14:ligatures w14:val="none"/>
               </w:rPr>
-              <w:lastRenderedPageBreak/>
               <w:t>TUESDAY</w:t>
             </w:r>
           </w:p>
@@ -20766,6 +20995,7 @@
                 <w:lang w:eastAsia="en-AU"/>
                 <w14:ligatures w14:val="none"/>
               </w:rPr>
+              <w:lastRenderedPageBreak/>
               <w:t>Assay 4</w:t>
             </w:r>
           </w:p>
@@ -25301,7 +25531,6 @@
           <w:b/>
           <w:bCs/>
         </w:rPr>
-        <w:lastRenderedPageBreak/>
         <w:t>Chapter 2:</w:t>
       </w:r>
     </w:p>
@@ -28921,6 +29150,7 @@
                 <w:lang w:eastAsia="en-AU"/>
                 <w14:ligatures w14:val="none"/>
               </w:rPr>
+              <w:lastRenderedPageBreak/>
               <w:t>Time →</w:t>
             </w:r>
           </w:p>
@@ -30180,6 +30410,7 @@
     </w:p>
     <w:p>
       <w:r>
+        <w:lastRenderedPageBreak/>
         <w:t xml:space="preserve">Could mutating the </w:t>
       </w:r>
       <w:proofErr w:type="spellStart"/>
@@ -30330,7 +30561,6 @@
                 <w:b/>
                 <w:bCs/>
               </w:rPr>
-              <w:lastRenderedPageBreak/>
               <w:t>January</w:t>
             </w:r>
           </w:p>
@@ -32255,6 +32485,7 @@
   <w:style w:type="character" w:default="1" w:styleId="DefaultParagraphFont">
     <w:name w:val="Default Paragraph Font"/>
     <w:uiPriority w:val="1"/>
+    <w:semiHidden/>
     <w:unhideWhenUsed/>
   </w:style>
   <w:style w:type="table" w:default="1" w:styleId="TableNormal">

--- a/Writing/Lit review.docx
+++ b/Writing/Lit review.docx
@@ -46,15 +46,7 @@
     </w:p>
     <w:p>
       <w:r>
-        <w:t xml:space="preserve">Antibiotic resistance (AR) has become such an issue due to overuse and misuse that we </w:t>
-      </w:r>
-      <w:proofErr w:type="gramStart"/>
-      <w:r>
-        <w:t>are considered to be</w:t>
-      </w:r>
-      <w:proofErr w:type="gramEnd"/>
-      <w:r>
-        <w:t xml:space="preserve"> in a crisis (Ventola, 2015). Just in 2024 alone there were 1.23 million deaths related to Mycobacterium tuberculosis (TB) with approximately 390,000 people developing the MDR/RR-TB resistant strain (World Health Organization, 2024). This issue has developed further to affecting the environment as </w:t>
+        <w:t xml:space="preserve">Antibiotic resistance (AR) has become such an issue due to overuse and misuse that we are considered to be in a crisis (Ventola, 2015). Just in 2024 alone there were 1.23 million deaths related to Mycobacterium tuberculosis (TB) with approximately 390,000 people developing the MDR/RR-TB resistant strain (World Health Organization, 2024). This issue has developed further to affecting the environment as </w:t>
       </w:r>
       <w:r>
         <w:t>misuse</w:t>
@@ -72,15 +64,7 @@
         <w:t>antibiotic</w:t>
       </w:r>
       <w:r>
-        <w:t xml:space="preserve"> to be released into the surrounding environment (Andersson and Hughes, 2014). Originally, it has been postulated that it was possible to effectively control AR through limited use, as resistant bacteria should be out competed by its more fit wild </w:t>
-      </w:r>
-      <w:proofErr w:type="gramStart"/>
-      <w:r>
-        <w:t>type</w:t>
-      </w:r>
-      <w:proofErr w:type="gramEnd"/>
-      <w:r>
-        <w:t xml:space="preserve"> counterpart in the absence of drugs. The theory was resistance genes while hugely </w:t>
+        <w:t xml:space="preserve"> to be released into the surrounding environment (Andersson and Hughes, 2014). Originally, it has been postulated that it was possible to effectively control AR through limited use, as resistant bacteria should be out competed by its more fit wild type counterpart in the absence of drugs. The theory was resistance genes while hugely </w:t>
       </w:r>
       <w:r>
         <w:t>beneficial</w:t>
@@ -213,15 +197,7 @@
       </w:r>
       <w:proofErr w:type="spellEnd"/>
       <w:r>
-        <w:t xml:space="preserve"> mutation induced my RIF </w:t>
-      </w:r>
-      <w:proofErr w:type="gramStart"/>
-      <w:r>
-        <w:t>is will act</w:t>
-      </w:r>
-      <w:proofErr w:type="gramEnd"/>
-      <w:r>
-        <w:t xml:space="preserve"> as the differentiator. To provide some background, RIF is a </w:t>
+        <w:t xml:space="preserve"> mutation induced my RIF is will act as the differentiator. To provide some background, RIF is a </w:t>
       </w:r>
       <w:proofErr w:type="gramStart"/>
       <w:r>
@@ -427,15 +403,7 @@
         <w:t>s o</w:t>
       </w:r>
       <w:r>
-        <w:t xml:space="preserve">n an organism’s ability to survive </w:t>
-      </w:r>
-      <w:proofErr w:type="gramStart"/>
-      <w:r>
-        <w:t>in a given</w:t>
-      </w:r>
-      <w:proofErr w:type="gramEnd"/>
-      <w:r>
-        <w:t xml:space="preserve"> environment. </w:t>
+        <w:t xml:space="preserve">n an organism’s ability to survive in a given environment. </w:t>
       </w:r>
       <w:r>
         <w:t>This definition</w:t>
@@ -548,15 +516,7 @@
         <w:t xml:space="preserve">it is inherently negative </w:t>
       </w:r>
       <w:r>
-        <w:t xml:space="preserve">when </w:t>
-      </w:r>
-      <w:proofErr w:type="gramStart"/>
-      <w:r>
-        <w:t>in reality this</w:t>
-      </w:r>
-      <w:proofErr w:type="gramEnd"/>
-      <w:r>
-        <w:t xml:space="preserve"> “cost” that we think we see </w:t>
+        <w:t xml:space="preserve">when in reality this “cost” that we think we see </w:t>
       </w:r>
       <w:r>
         <w:t xml:space="preserve">in our specific </w:t>
@@ -945,14 +905,12 @@
       <w:r>
         <w:t xml:space="preserve">attempts and tries to </w:t>
       </w:r>
-      <w:proofErr w:type="gramStart"/>
       <w:r>
         <w:t>reverse</w:t>
       </w:r>
       <w:r>
         <w:t>s</w:t>
       </w:r>
-      <w:proofErr w:type="gramEnd"/>
       <w:r>
         <w:t xml:space="preserve"> the aggregation of misfolded proteins</w:t>
       </w:r>
@@ -1125,93 +1083,85 @@
     </w:p>
     <w:p>
       <w:r>
-        <w:t xml:space="preserve">Unsurprisingly </w:t>
+        <w:t xml:space="preserve">Unsurprisingly similar to </w:t>
+      </w:r>
+      <w:r>
+        <w:t>the heat shock response</w:t>
+      </w:r>
+      <w:r>
+        <w:t>,</w:t>
+      </w:r>
+      <w:r>
+        <w:t xml:space="preserve"> </w:t>
+      </w:r>
+      <w:r>
+        <w:t>cold s</w:t>
+      </w:r>
+      <w:r>
+        <w:t>hock</w:t>
+      </w:r>
+      <w:r>
+        <w:t xml:space="preserve"> is also a powerful stressor for bacterial growth</w:t>
+      </w:r>
+      <w:r>
+        <w:t xml:space="preserve">. </w:t>
+      </w:r>
+      <w:r>
+        <w:t>Cold temperat</w:t>
+      </w:r>
+      <w:r>
+        <w:t xml:space="preserve">ure </w:t>
+      </w:r>
+      <w:r>
+        <w:t>primarily</w:t>
+      </w:r>
+      <w:r>
+        <w:t xml:space="preserve"> impairs the </w:t>
+      </w:r>
+      <w:r>
+        <w:t>ribosome and</w:t>
+      </w:r>
+      <w:r>
+        <w:t xml:space="preserve"> promoted the </w:t>
+      </w:r>
+      <w:r>
+        <w:t>over-stabiliz</w:t>
+      </w:r>
+      <w:r>
+        <w:t xml:space="preserve">ation of </w:t>
+      </w:r>
+      <w:r>
+        <w:t>secondary DNA and RNA structures</w:t>
+      </w:r>
+      <w:r>
+        <w:t xml:space="preserve"> </w:t>
+      </w:r>
+      <w:r>
+        <w:t>(</w:t>
+      </w:r>
+      <w:r>
+        <w:t xml:space="preserve">Barria et al., 2013; </w:t>
+      </w:r>
+      <w:proofErr w:type="spellStart"/>
+      <w:r>
+        <w:t>Phadtare</w:t>
+      </w:r>
+      <w:proofErr w:type="spellEnd"/>
+      <w:r>
+        <w:t xml:space="preserve"> and Inouye, 2008; Yamanaka, 1999)</w:t>
+      </w:r>
+      <w:r>
+        <w:t xml:space="preserve">. </w:t>
+      </w:r>
+      <w:r>
+        <w:t xml:space="preserve">In the case for </w:t>
       </w:r>
       <w:proofErr w:type="gramStart"/>
       <w:r>
-        <w:t>similar to</w:t>
+        <w:t>E.coli</w:t>
       </w:r>
       <w:proofErr w:type="gramEnd"/>
       <w:r>
-        <w:t xml:space="preserve"> </w:t>
-      </w:r>
-      <w:r>
-        <w:t>the heat shock response</w:t>
-      </w:r>
-      <w:r>
-        <w:t>,</w:t>
-      </w:r>
-      <w:r>
-        <w:t xml:space="preserve"> </w:t>
-      </w:r>
-      <w:r>
-        <w:t>cold s</w:t>
-      </w:r>
-      <w:r>
-        <w:t>hock</w:t>
-      </w:r>
-      <w:r>
-        <w:t xml:space="preserve"> is also a powerful stressor for bacterial growth</w:t>
-      </w:r>
-      <w:r>
-        <w:t xml:space="preserve">. </w:t>
-      </w:r>
-      <w:r>
-        <w:t>Cold temperat</w:t>
-      </w:r>
-      <w:r>
-        <w:t xml:space="preserve">ure </w:t>
-      </w:r>
-      <w:r>
-        <w:t>primarily</w:t>
-      </w:r>
-      <w:r>
-        <w:t xml:space="preserve"> impairs the </w:t>
-      </w:r>
-      <w:r>
-        <w:t>ribosome and</w:t>
-      </w:r>
-      <w:r>
-        <w:t xml:space="preserve"> promoted the </w:t>
-      </w:r>
-      <w:r>
-        <w:t>over-stabiliz</w:t>
-      </w:r>
-      <w:r>
-        <w:t xml:space="preserve">ation of </w:t>
-      </w:r>
-      <w:r>
-        <w:t>secondary DNA and RNA structures</w:t>
-      </w:r>
-      <w:r>
-        <w:t xml:space="preserve"> </w:t>
-      </w:r>
-      <w:r>
-        <w:t>(</w:t>
-      </w:r>
-      <w:r>
-        <w:t xml:space="preserve">Barria et al., 2013; </w:t>
-      </w:r>
-      <w:proofErr w:type="spellStart"/>
-      <w:r>
-        <w:t>Phadtare</w:t>
-      </w:r>
-      <w:proofErr w:type="spellEnd"/>
-      <w:r>
-        <w:t xml:space="preserve"> and Inouye, 2008; Yamanaka, 1999)</w:t>
-      </w:r>
-      <w:r>
-        <w:t xml:space="preserve">. </w:t>
-      </w:r>
-      <w:r>
-        <w:t xml:space="preserve">In the case for </w:t>
-      </w:r>
-      <w:proofErr w:type="gramStart"/>
-      <w:r>
-        <w:t>E.coli</w:t>
-      </w:r>
-      <w:proofErr w:type="gramEnd"/>
-      <w:r>
         <w:t xml:space="preserve"> under</w:t>
       </w:r>
       <w:r>
@@ -1227,15 +1177,7 @@
         <w:t xml:space="preserve"> halted</w:t>
       </w:r>
       <w:r>
-        <w:t xml:space="preserve">, </w:t>
-      </w:r>
-      <w:proofErr w:type="gramStart"/>
-      <w:r>
-        <w:t>with the exception of</w:t>
-      </w:r>
-      <w:proofErr w:type="gramEnd"/>
-      <w:r>
-        <w:t xml:space="preserve"> </w:t>
+        <w:t xml:space="preserve">, with the exception of </w:t>
       </w:r>
       <w:r>
         <w:t xml:space="preserve">the </w:t>
@@ -1789,46 +1731,14 @@
           <w:b/>
           <w:bCs/>
         </w:rPr>
-        <w:t xml:space="preserve"> mutations are neither beneficial </w:t>
-      </w:r>
-      <w:proofErr w:type="gramStart"/>
+        <w:t xml:space="preserve"> mutations are neither beneficial or deleterious </w:t>
+      </w:r>
       <w:r>
         <w:rPr>
           <w:b/>
           <w:bCs/>
         </w:rPr>
-        <w:t>or</w:t>
-      </w:r>
-      <w:proofErr w:type="gramEnd"/>
-      <w:r>
-        <w:rPr>
-          <w:b/>
-          <w:bCs/>
-        </w:rPr>
-        <w:t xml:space="preserve"> deleterious </w:t>
-      </w:r>
-      <w:r>
-        <w:rPr>
-          <w:b/>
-          <w:bCs/>
-        </w:rPr>
-        <w:t xml:space="preserve">which </w:t>
-      </w:r>
-      <w:proofErr w:type="gramStart"/>
-      <w:r>
-        <w:rPr>
-          <w:b/>
-          <w:bCs/>
-        </w:rPr>
-        <w:t>in itself is</w:t>
-      </w:r>
-      <w:proofErr w:type="gramEnd"/>
-      <w:r>
-        <w:rPr>
-          <w:b/>
-          <w:bCs/>
-        </w:rPr>
-        <w:t xml:space="preserve"> interesting </w:t>
+        <w:t xml:space="preserve">which in itself is interesting </w:t>
       </w:r>
     </w:p>
     <w:p>
@@ -2092,15 +2002,7 @@
         <w:t xml:space="preserve">In this state protein synthesis becomes lower which </w:t>
       </w:r>
       <w:r>
-        <w:t xml:space="preserve">stabilises </w:t>
-      </w:r>
-      <w:proofErr w:type="gramStart"/>
-      <w:r>
-        <w:t>transcription, and</w:t>
-      </w:r>
-      <w:proofErr w:type="gramEnd"/>
-      <w:r>
-        <w:t xml:space="preserve"> restores protein homeostasis</w:t>
+        <w:t>stabilises transcription, and restores protein homeostasis</w:t>
       </w:r>
       <w:r>
         <w:t xml:space="preserve"> which relieves the </w:t>
@@ -2602,15 +2504,7 @@
         <w:t>rich medium</w:t>
       </w:r>
       <w:r>
-        <w:t xml:space="preserve"> and multiple carbon source. The </w:t>
-      </w:r>
-      <w:proofErr w:type="gramStart"/>
-      <w:r>
-        <w:t>stand out</w:t>
-      </w:r>
-      <w:proofErr w:type="gramEnd"/>
-      <w:r>
-        <w:t xml:space="preserve"> was </w:t>
+        <w:t xml:space="preserve"> and multiple carbon source. The stand out was </w:t>
       </w:r>
       <w:r>
         <w:t xml:space="preserve">that the carbon source had little effect while </w:t>
@@ -2676,21 +2570,173 @@
         <w:t xml:space="preserve">isolated in LB on multiple carbon sources. </w:t>
       </w:r>
       <w:r>
-        <w:t xml:space="preserve">beneficial mutations carry little cost when transferred to new environments — mutants that performed well in LB generally remained beneficial or neutral across the range of carbon sources tested, with niche breadth </w:t>
-      </w:r>
-      <w:proofErr w:type="gramStart"/>
-      <w:r>
-        <w:t>similar to</w:t>
-      </w:r>
-      <w:proofErr w:type="gramEnd"/>
-      <w:r>
-        <w:t xml:space="preserve"> the wild type in nearly all cases. This suggests that strong adaptive trade-offs are unlikely to evolve through single mutations and require the accumulation of multiple substitutions</w:t>
+        <w:t>beneficial mutations carry little cost when transferred to new environments — mutants that performed well in LB generally remained beneficial or neutral across the range of carbon sources tested, with niche breadth similar to the wild type in nearly all cases. Thi</w:t>
+      </w:r>
+      <w:r>
+        <w:rPr>
+          <w:highlight w:val="yellow"/>
+        </w:rPr>
+        <w:t>s suggests that strong adaptive trade-offs are unlikely to evolve through single mutations and require the accumulation of multiple substitutions</w:t>
       </w:r>
     </w:p>
     <w:p/>
     <w:p>
-      <w:r>
-        <w:t xml:space="preserve">We also observe interesting interactions between rifampicin resistance and fluctuating environmental conditions that are not unique to </w:t>
+      <w:pPr>
+        <w:rPr>
+          <w:b/>
+          <w:bCs/>
+        </w:rPr>
+      </w:pPr>
+      <w:r>
+        <w:rPr>
+          <w:b/>
+          <w:bCs/>
+        </w:rPr>
+        <w:t>Chapter 2</w:t>
+      </w:r>
+      <w:r>
+        <w:rPr>
+          <w:b/>
+          <w:bCs/>
+        </w:rPr>
+        <w:t>:</w:t>
+      </w:r>
+    </w:p>
+    <w:p>
+      <w:pPr>
+        <w:rPr>
+          <w:b/>
+          <w:bCs/>
+        </w:rPr>
+      </w:pPr>
+      <w:r>
+        <w:rPr>
+          <w:b/>
+          <w:bCs/>
+        </w:rPr>
+        <w:t>Abstract:</w:t>
+      </w:r>
+    </w:p>
+    <w:p>
+      <w:r>
+        <w:t xml:space="preserve">Whether evolution is predictable </w:t>
+      </w:r>
+      <w:r>
+        <w:t xml:space="preserve">is still a contentious topic in the field of evolutionary biology. </w:t>
+      </w:r>
+      <w:r>
+        <w:t>Wortel et al. (2023) propose that evolutionary predictions are becoming increasingly achievable, highlighting mutation bias, mutational supply, and epistasis as key genetic factors shaping predictability.</w:t>
+      </w:r>
+      <w:r>
+        <w:t xml:space="preserve"> </w:t>
+      </w:r>
+      <w:r>
+        <w:t xml:space="preserve">This idea is supported from studies done on RIF resistance, where mutations inevitably </w:t>
+      </w:r>
+      <w:r>
+        <w:t>arise</w:t>
+      </w:r>
+      <w:r>
+        <w:t xml:space="preserve"> from the </w:t>
+      </w:r>
+      <w:proofErr w:type="spellStart"/>
+      <w:r>
+        <w:t>rpoB</w:t>
+      </w:r>
+      <w:proofErr w:type="spellEnd"/>
+      <w:r>
+        <w:t xml:space="preserve"> gene </w:t>
+      </w:r>
+      <w:r>
+        <w:t>across a remarkably broad range of bacterial taxa</w:t>
+      </w:r>
+      <w:r>
+        <w:t xml:space="preserve"> </w:t>
+      </w:r>
+      <w:r>
+        <w:t>(</w:t>
+      </w:r>
+      <w:proofErr w:type="spellStart"/>
+      <w:r>
+        <w:t>Unissa</w:t>
+      </w:r>
+      <w:proofErr w:type="spellEnd"/>
+      <w:r>
+        <w:t xml:space="preserve"> </w:t>
+      </w:r>
+      <w:r>
+        <w:t>et al</w:t>
+      </w:r>
+      <w:r>
+        <w:t xml:space="preserve"> </w:t>
+      </w:r>
+      <w:r>
+        <w:t>(</w:t>
+      </w:r>
+      <w:r>
+        <w:t>2017)</w:t>
+      </w:r>
+      <w:r>
+        <w:t>.</w:t>
+      </w:r>
+      <w:r>
+        <w:t xml:space="preserve"> </w:t>
+      </w:r>
+      <w:r>
+        <w:t xml:space="preserve">Our lab conducted a further study of over 18,000 </w:t>
+      </w:r>
+      <w:r>
+        <w:t xml:space="preserve">bacterial genomes </w:t>
+      </w:r>
+      <w:r>
+        <w:t xml:space="preserve">which supported the earlier findings that </w:t>
+      </w:r>
+      <w:r>
+        <w:t>RIF resistance evolvability is high and relatively homogeneous across the bacterial tree of life</w:t>
+      </w:r>
+      <w:r>
+        <w:t xml:space="preserve"> </w:t>
+      </w:r>
+      <w:r>
+        <w:t>(</w:t>
+      </w:r>
+      <w:proofErr w:type="spellStart"/>
+      <w:r>
+        <w:t>Bolourchi</w:t>
+      </w:r>
+      <w:proofErr w:type="spellEnd"/>
+      <w:r>
+        <w:t xml:space="preserve"> et al</w:t>
+      </w:r>
+      <w:r>
+        <w:t xml:space="preserve"> (2024)</w:t>
+      </w:r>
+      <w:r>
+        <w:t xml:space="preserve">). However parallel evolution in the genotype </w:t>
+      </w:r>
+      <w:r>
+        <w:t xml:space="preserve">between species </w:t>
+      </w:r>
+      <w:r>
+        <w:t xml:space="preserve">does not always </w:t>
+      </w:r>
+      <w:r>
+        <w:t xml:space="preserve">translate </w:t>
+      </w:r>
+      <w:r>
+        <w:t xml:space="preserve">into identical or similar phenotypic traits. </w:t>
+      </w:r>
+      <w:r>
+        <w:t xml:space="preserve"> </w:t>
+      </w:r>
+      <w:r>
+        <w:t>Williams et al. investigated how genetic background and temperature influence the fitness effects of homologous RIF</w:t>
+      </w:r>
+      <w:r>
+        <w:t>R</w:t>
+      </w:r>
+      <w:r>
+        <w:t xml:space="preserve"> mutations across </w:t>
       </w:r>
       <w:r>
         <w:rPr>
@@ -2700,17 +2746,46 @@
         <w:t>E. coli</w:t>
       </w:r>
       <w:r>
-        <w:t xml:space="preserve"> but are also present in other bacteria. In a study by Gifford et al. (2016), the authors investigated how environmental variation affects the fitness costs of rifampicin resistance mutations in </w:t>
+        <w:t xml:space="preserve">, </w:t>
       </w:r>
       <w:r>
         <w:rPr>
           <w:i/>
           <w:iCs/>
         </w:rPr>
-        <w:t>Pseudomonas aeruginosa</w:t>
-      </w:r>
-      <w:r>
-        <w:t>. Using three clinically relevant mutations in the RNA polymerase beta subunit gene (</w:t>
+        <w:t xml:space="preserve">A. </w:t>
+      </w:r>
+      <w:proofErr w:type="spellStart"/>
+      <w:r>
+        <w:rPr>
+          <w:i/>
+          <w:iCs/>
+        </w:rPr>
+        <w:t>baylyi</w:t>
+      </w:r>
+      <w:proofErr w:type="spellEnd"/>
+      <w:r>
+        <w:t xml:space="preserve">, and </w:t>
+      </w:r>
+      <w:r>
+        <w:rPr>
+          <w:i/>
+          <w:iCs/>
+        </w:rPr>
+        <w:t>L. plantarum</w:t>
+      </w:r>
+      <w:r>
+        <w:rPr>
+          <w:i/>
+          <w:iCs/>
+        </w:rPr>
+        <w:t xml:space="preserve">. </w:t>
+      </w:r>
+      <w:r>
+        <w:t xml:space="preserve">What we found was that </w:t>
+      </w:r>
+      <w:r>
+        <w:t xml:space="preserve">the same </w:t>
       </w:r>
       <w:proofErr w:type="spellStart"/>
       <w:r>
@@ -2722,7 +2797,61 @@
       </w:r>
       <w:proofErr w:type="spellEnd"/>
       <w:r>
-        <w:t xml:space="preserve">) — two primary resistance mutations (rpoB531R and rpoB531Y) and a secondary compensatory mutation (rpoB531C) — they measured competitive fitness across three temperatures (30°C, 37°C, and 42°C) in nutrient-rich medium and across nine carbon sources. While the rank order of fitness among mutants was broadly conserved across environments, the magnitude of fitness effects relative to wild type differed substantially depending on the condition. Most strikingly, temperature had a profound effect: the compensatory mutation rpoB531C conferred a significant fitness advantage at 30°C, was neutral at 37°C, and became costly at 42°C, whereas carbon source had comparatively little effect. This demonstrates that </w:t>
+        <w:t xml:space="preserve"> mutation can produce vastly different phenotypic</w:t>
+      </w:r>
+      <w:r>
+        <w:t xml:space="preserve"> characteristics based on the species or environmental conditions. </w:t>
+      </w:r>
+      <w:r>
+        <w:t xml:space="preserve">Due to the complexity of </w:t>
+      </w:r>
+      <w:r>
+        <w:t>comparing across multiple species</w:t>
+      </w:r>
+      <w:r>
+        <w:t xml:space="preserve">, this study will only focus on a single species. E. coli. </w:t>
+      </w:r>
+      <w:r>
+        <w:t xml:space="preserve">Notably, even within </w:t>
+      </w:r>
+      <w:r>
+        <w:rPr>
+          <w:i/>
+          <w:iCs/>
+        </w:rPr>
+        <w:t>E. coli</w:t>
+      </w:r>
+      <w:r>
+        <w:t xml:space="preserve">, we see an uneven distribution of </w:t>
+      </w:r>
+      <w:proofErr w:type="spellStart"/>
+      <w:r>
+        <w:t>rpoB</w:t>
+      </w:r>
+      <w:proofErr w:type="spellEnd"/>
+      <w:r>
+        <w:t xml:space="preserve"> </w:t>
+      </w:r>
+      <w:r>
+        <w:lastRenderedPageBreak/>
+        <w:t>mutations</w:t>
+      </w:r>
+      <w:r>
+        <w:t>, with certain substitutions such as 526N arising far more frequently than others</w:t>
+      </w:r>
+      <w:r>
+        <w:t xml:space="preserve">. This suggests that even within one species there are </w:t>
+      </w:r>
+      <w:proofErr w:type="spellStart"/>
+      <w:r>
+        <w:t>nuiences</w:t>
+      </w:r>
+      <w:proofErr w:type="spellEnd"/>
+      <w:r>
+        <w:t xml:space="preserve"> and u</w:t>
+      </w:r>
+      <w:r>
+        <w:t xml:space="preserve">nderstanding why certain </w:t>
       </w:r>
       <w:proofErr w:type="spellStart"/>
       <w:r>
@@ -2734,30 +2863,43 @@
       </w:r>
       <w:proofErr w:type="spellEnd"/>
       <w:r>
-        <w:t xml:space="preserve"> mutations can have a wide range of context-dependent fitness consequences, and that environmental heterogeneity may influence whether resistant populations are more likely to undergo compensatory adaptation or revert to antibiotic sensitivity. This environmental contingency of mutational fitness effects is further supported by </w:t>
+        <w:t xml:space="preserve"> mutations establish and spread disproportionately more than others, </w:t>
+      </w:r>
+      <w:r>
+        <w:rPr>
+          <w:highlight w:val="yellow"/>
+        </w:rPr>
+        <w:t>particularly under sub-lethal antibiotic concentrations where early stochastic population dynamics play a critical role,</w:t>
+      </w:r>
+      <w:r>
+        <w:t xml:space="preserve"> may therefore provide important evidence bearing on the predictability of evolution.</w:t>
+      </w:r>
+    </w:p>
+    <w:p/>
+    <w:p/>
+    <w:p/>
+    <w:p/>
+    <w:p/>
+    <w:p/>
+    <w:p/>
+    <w:p/>
+    <w:p>
+      <w:pPr>
+        <w:rPr>
+          <w:b/>
+          <w:bCs/>
+        </w:rPr>
+      </w:pPr>
+    </w:p>
+    <w:p>
+      <w:r>
+        <w:t xml:space="preserve">Not feasible to look at the whole picture but break it down </w:t>
       </w:r>
       <w:proofErr w:type="spellStart"/>
       <w:r>
-        <w:t>Bataillon</w:t>
+        <w:t>cla</w:t>
       </w:r>
       <w:proofErr w:type="spellEnd"/>
-      <w:r>
-        <w:t xml:space="preserve"> et al. (2011), who assayed the fitness of 18 resistance mutants in </w:t>
-      </w:r>
-      <w:r>
-        <w:rPr>
-          <w:i/>
-          <w:iCs/>
-        </w:rPr>
-        <w:t>Pseudomonas fluorescens</w:t>
-      </w:r>
-      <w:r>
-        <w:t xml:space="preserve"> </w:t>
-      </w:r>
-      <w:r>
-        <w:lastRenderedPageBreak/>
-        <w:t>originally isolated in LB across 95 different carbon source environments. They found that genotype-by-environment (G×E) interaction accounted for 21–32% of total genetic variance, yet beneficial mutations generally carried little cost when transferred to novel environments — mutants that performed well in LB typically remained beneficial or neutral across the range of carbon sources tested, with niche breadth similar to the wild type in nearly all cases. Taken together, these studies suggest that while environmental heterogeneity modulates the magnitude of mutational fitness effects, strong adaptive trade-offs are unlikely to evolve through single mutations alone and instead require the accumulation of multiple substitutions over time.</w:t>
-      </w:r>
     </w:p>
     <w:p>
       <w:pPr>
@@ -2779,22 +2921,14 @@
           <w:b/>
           <w:bCs/>
         </w:rPr>
-        <w:t>Chapter 2</w:t>
+        <w:t>The Selective Sweep: Many different beneficial mutations might appear on the screen at first. However, bacteria with the "most fit" mutation will reproduce significantly faster. Within a few generations, their descendants will outcompete and completely replace the rest of the bacterial population, a phenomenon known as periodic selection.</w:t>
       </w:r>
       <w:r>
         <w:rPr>
           <w:b/>
           <w:bCs/>
         </w:rPr>
-        <w:t>:</w:t>
-      </w:r>
-    </w:p>
-    <w:p>
-      <w:r>
-        <w:t>In the</w:t>
-      </w:r>
-      <w:r>
-        <w:t xml:space="preserve"> broad  </w:t>
+        <w:br/>
       </w:r>
     </w:p>
     <w:p>
@@ -2809,56 +2943,7 @@
           <w:b/>
           <w:bCs/>
         </w:rPr>
-        <w:t>Evolution is deterministic but not predictable</w:t>
-      </w:r>
-    </w:p>
-    <w:p>
-      <w:r>
-        <w:t>mutations are spontaneous</w:t>
-      </w:r>
-      <w:r>
-        <w:t xml:space="preserve"> and stochastic when they first appear </w:t>
-      </w:r>
-    </w:p>
-    <w:p>
-      <w:r>
-        <w:t xml:space="preserve">but there is bias during selection and </w:t>
-      </w:r>
-      <w:proofErr w:type="spellStart"/>
-      <w:r>
-        <w:t>establishemnts</w:t>
-      </w:r>
-      <w:proofErr w:type="spellEnd"/>
-      <w:r>
-        <w:t xml:space="preserve"> </w:t>
-      </w:r>
-    </w:p>
-    <w:p>
-      <w:r>
-        <w:t>Cytosine most likely mutates to uracil</w:t>
-      </w:r>
-    </w:p>
-    <w:p>
-      <w:r>
-        <w:t xml:space="preserve">Transition mutations happen more than transversion mutations  </w:t>
-      </w:r>
-    </w:p>
-    <w:p>
-      <w:r>
-        <w:t xml:space="preserve">e. coli has a mutation hot and cold region </w:t>
-      </w:r>
-    </w:p>
-    <w:p>
-      <w:r>
-        <w:t>there is uneven distribution for establishment</w:t>
-      </w:r>
-      <w:r>
-        <w:t xml:space="preserve">  </w:t>
-      </w:r>
-    </w:p>
-    <w:p>
-      <w:r>
-        <w:t xml:space="preserve">what is causing this uneven distribution and what can we do to take advantage of it </w:t>
+        <w:t xml:space="preserve">Mutation screen: </w:t>
       </w:r>
     </w:p>
     <w:p>
@@ -2873,6 +2958,133 @@
           <w:b/>
           <w:bCs/>
         </w:rPr>
+        <w:t xml:space="preserve">Establishment: </w:t>
+      </w:r>
+    </w:p>
+    <w:p>
+      <w:pPr>
+        <w:rPr>
+          <w:b/>
+          <w:bCs/>
+        </w:rPr>
+      </w:pPr>
+      <w:r>
+        <w:rPr>
+          <w:b/>
+          <w:bCs/>
+        </w:rPr>
+        <w:t>Selection:</w:t>
+      </w:r>
+    </w:p>
+    <w:p>
+      <w:pPr>
+        <w:rPr>
+          <w:b/>
+          <w:bCs/>
+        </w:rPr>
+      </w:pPr>
+    </w:p>
+    <w:p>
+      <w:pPr>
+        <w:rPr>
+          <w:b/>
+          <w:bCs/>
+        </w:rPr>
+      </w:pPr>
+    </w:p>
+    <w:p>
+      <w:pPr>
+        <w:rPr>
+          <w:b/>
+          <w:bCs/>
+        </w:rPr>
+      </w:pPr>
+    </w:p>
+    <w:p>
+      <w:r>
+        <w:t>In the</w:t>
+      </w:r>
+      <w:r>
+        <w:t xml:space="preserve"> broad  </w:t>
+      </w:r>
+    </w:p>
+    <w:p>
+      <w:pPr>
+        <w:rPr>
+          <w:b/>
+          <w:bCs/>
+        </w:rPr>
+      </w:pPr>
+      <w:r>
+        <w:rPr>
+          <w:b/>
+          <w:bCs/>
+        </w:rPr>
+        <w:t>Evolution is deterministic but not predictable</w:t>
+      </w:r>
+    </w:p>
+    <w:p>
+      <w:r>
+        <w:lastRenderedPageBreak/>
+        <w:t>mutations are spontaneous</w:t>
+      </w:r>
+      <w:r>
+        <w:t xml:space="preserve"> and stochastic when they first appear </w:t>
+      </w:r>
+    </w:p>
+    <w:p>
+      <w:r>
+        <w:t xml:space="preserve">but there is bias during selection and </w:t>
+      </w:r>
+      <w:proofErr w:type="spellStart"/>
+      <w:r>
+        <w:t>establishemnts</w:t>
+      </w:r>
+      <w:proofErr w:type="spellEnd"/>
+      <w:r>
+        <w:t xml:space="preserve"> </w:t>
+      </w:r>
+    </w:p>
+    <w:p>
+      <w:r>
+        <w:t>Cytosine most likely mutates to uracil</w:t>
+      </w:r>
+    </w:p>
+    <w:p>
+      <w:r>
+        <w:t xml:space="preserve">Transition mutations happen more than transversion mutations  </w:t>
+      </w:r>
+    </w:p>
+    <w:p>
+      <w:r>
+        <w:t xml:space="preserve">e. coli has a mutation hot and cold region </w:t>
+      </w:r>
+    </w:p>
+    <w:p>
+      <w:r>
+        <w:t>there is uneven distribution for establishment</w:t>
+      </w:r>
+      <w:r>
+        <w:t xml:space="preserve">  </w:t>
+      </w:r>
+    </w:p>
+    <w:p>
+      <w:r>
+        <w:t xml:space="preserve">what is causing this uneven distribution and what can we do to take advantage of it </w:t>
+      </w:r>
+    </w:p>
+    <w:p>
+      <w:pPr>
+        <w:rPr>
+          <w:b/>
+          <w:bCs/>
+        </w:rPr>
+      </w:pPr>
+      <w:r>
+        <w:rPr>
+          <w:b/>
+          <w:bCs/>
+        </w:rPr>
         <w:t>scale:</w:t>
       </w:r>
     </w:p>
@@ -2904,7 +3116,9 @@
     <w:p/>
     <w:p>
       <w:r>
-        <w:lastRenderedPageBreak/>
+        <w:rPr>
+          <w:noProof/>
+        </w:rPr>
         <w:drawing>
           <wp:inline distT="0" distB="0" distL="0" distR="0" wp14:anchorId="47F984E6" wp14:editId="11CC436A">
             <wp:extent cx="5731510" cy="3959860"/>
@@ -2962,6 +3176,7 @@
           <w:b/>
           <w:bCs/>
         </w:rPr>
+        <w:lastRenderedPageBreak/>
         <w:t xml:space="preserve">The longer an organism stays in an environment the more </w:t>
       </w:r>
       <w:proofErr w:type="spellStart"/>
@@ -3030,23 +3245,7 @@
           <w:b/>
           <w:bCs/>
         </w:rPr>
-        <w:t xml:space="preserve">This system is </w:t>
-      </w:r>
-      <w:proofErr w:type="gramStart"/>
-      <w:r>
-        <w:rPr>
-          <w:b/>
-          <w:bCs/>
-        </w:rPr>
-        <w:t>stochastic</w:t>
-      </w:r>
-      <w:proofErr w:type="gramEnd"/>
-      <w:r>
-        <w:rPr>
-          <w:b/>
-          <w:bCs/>
-        </w:rPr>
-        <w:t xml:space="preserve"> but we have an uneven distribution </w:t>
+        <w:t xml:space="preserve">This system is stochastic but we have an uneven distribution </w:t>
       </w:r>
       <w:r>
         <w:rPr>
@@ -3377,19 +3576,12 @@
     </w:p>
     <w:p>
       <w:r>
-        <w:t xml:space="preserve">We noticed this first due to mutation </w:t>
-      </w:r>
-      <w:proofErr w:type="gramStart"/>
-      <w:r>
-        <w:t>rate</w:t>
-      </w:r>
-      <w:proofErr w:type="gramEnd"/>
-      <w:r>
-        <w:t xml:space="preserve"> so we see some mutations much more frequently than others </w:t>
+        <w:t xml:space="preserve">We noticed this first due to mutation rate so we see some mutations much more frequently than others </w:t>
       </w:r>
     </w:p>
     <w:p>
       <w:r>
+        <w:lastRenderedPageBreak/>
         <w:t xml:space="preserve">Hopefully when </w:t>
       </w:r>
       <w:proofErr w:type="spellStart"/>
@@ -3600,15 +3792,7 @@
     </w:p>
     <w:p>
       <w:r>
-        <w:t xml:space="preserve">What </w:t>
-      </w:r>
-      <w:proofErr w:type="gramStart"/>
-      <w:r>
-        <w:t>I am</w:t>
-      </w:r>
-      <w:proofErr w:type="gramEnd"/>
-      <w:r>
-        <w:t xml:space="preserve"> trying to find out</w:t>
+        <w:t>What I am trying to find out</w:t>
       </w:r>
       <w:r>
         <w:t>?</w:t>
@@ -3687,6 +3871,7 @@
     </w:p>
     <w:p>
       <w:r>
+        <w:lastRenderedPageBreak/>
         <w:t xml:space="preserve">For </w:t>
       </w:r>
       <w:proofErr w:type="gramStart"/>
@@ -3781,15 +3966,7 @@
         <w:t xml:space="preserve">Therefor the idea is that </w:t>
       </w:r>
       <w:r>
-        <w:t xml:space="preserve">we </w:t>
-      </w:r>
-      <w:proofErr w:type="gramStart"/>
-      <w:r>
-        <w:t>will</w:t>
-      </w:r>
-      <w:proofErr w:type="gramEnd"/>
-      <w:r>
-        <w:t xml:space="preserve"> </w:t>
+        <w:t xml:space="preserve">we will </w:t>
       </w:r>
       <w:proofErr w:type="spellStart"/>
       <w:r>
@@ -3934,7 +4111,6 @@
     </w:p>
     <w:p>
       <w:r>
-        <w:lastRenderedPageBreak/>
         <w:t xml:space="preserve">After obtaining my results from the plate reader </w:t>
       </w:r>
       <w:r>
@@ -4314,6 +4490,7 @@
                 <w:lang w:eastAsia="en-AU"/>
                 <w14:ligatures w14:val="none"/>
               </w:rPr>
+              <w:lastRenderedPageBreak/>
               <w:t>M3</w:t>
             </w:r>
           </w:p>
@@ -5901,7 +6078,6 @@
                 <w:lang w:eastAsia="en-AU"/>
                 <w14:ligatures w14:val="none"/>
               </w:rPr>
-              <w:lastRenderedPageBreak/>
               <w:t>M26</w:t>
             </w:r>
           </w:p>
@@ -6136,6 +6312,7 @@
         <w:rPr>
           <w:noProof/>
         </w:rPr>
+        <w:lastRenderedPageBreak/>
         <w:drawing>
           <wp:inline distT="0" distB="0" distL="0" distR="0" wp14:anchorId="49480D82" wp14:editId="771C3BE9">
             <wp:extent cx="3648075" cy="3202271"/>
@@ -6194,7 +6371,6 @@
     <w:p/>
     <w:p>
       <w:r>
-        <w:lastRenderedPageBreak/>
         <w:t xml:space="preserve">Schedule </w:t>
       </w:r>
     </w:p>
@@ -11165,6 +11341,7 @@
                 <w:lang w:eastAsia="en-AU"/>
                 <w14:ligatures w14:val="none"/>
               </w:rPr>
+              <w:lastRenderedPageBreak/>
               <w:t>Assay 1</w:t>
             </w:r>
           </w:p>
@@ -20995,7 +21172,6 @@
                 <w:lang w:eastAsia="en-AU"/>
                 <w14:ligatures w14:val="none"/>
               </w:rPr>
-              <w:lastRenderedPageBreak/>
               <w:t>Assay 4</w:t>
             </w:r>
           </w:p>
@@ -25546,6 +25722,7 @@
           <w:b/>
           <w:bCs/>
         </w:rPr>
+        <w:lastRenderedPageBreak/>
         <w:t xml:space="preserve">Pouring plates </w:t>
       </w:r>
     </w:p>
@@ -29150,7 +29327,6 @@
                 <w:lang w:eastAsia="en-AU"/>
                 <w14:ligatures w14:val="none"/>
               </w:rPr>
-              <w:lastRenderedPageBreak/>
               <w:t>Time →</w:t>
             </w:r>
           </w:p>
@@ -30360,15 +30536,7 @@
     </w:p>
     <w:p>
       <w:r>
-        <w:t xml:space="preserve">In theory we did not give these mutants time to evolve so their reaction should be </w:t>
-      </w:r>
-      <w:proofErr w:type="gramStart"/>
-      <w:r>
-        <w:t>poor</w:t>
-      </w:r>
-      <w:proofErr w:type="gramEnd"/>
-      <w:r>
-        <w:t xml:space="preserve"> but we see the complete opposite </w:t>
+        <w:t xml:space="preserve">In theory we did not give these mutants time to evolve so their reaction should be poor but we see the complete opposite </w:t>
       </w:r>
     </w:p>
     <w:p>
@@ -30410,7 +30578,6 @@
     </w:p>
     <w:p>
       <w:r>
-        <w:lastRenderedPageBreak/>
         <w:t xml:space="preserve">Could mutating the </w:t>
       </w:r>
       <w:proofErr w:type="spellStart"/>
@@ -30561,6 +30728,7 @@
                 <w:b/>
                 <w:bCs/>
               </w:rPr>
+              <w:lastRenderedPageBreak/>
               <w:t>January</w:t>
             </w:r>
           </w:p>
@@ -32485,7 +32653,6 @@
   <w:style w:type="character" w:default="1" w:styleId="DefaultParagraphFont">
     <w:name w:val="Default Paragraph Font"/>
     <w:uiPriority w:val="1"/>
-    <w:semiHidden/>
     <w:unhideWhenUsed/>
   </w:style>
   <w:style w:type="table" w:default="1" w:styleId="TableNormal">

--- a/Writing/Lit review.docx
+++ b/Writing/Lit review.docx
@@ -46,15 +46,7 @@
     </w:p>
     <w:p>
       <w:r>
-        <w:t xml:space="preserve">Antibiotic resistance (AR) has become such an issue due to overuse and misuse that we </w:t>
-      </w:r>
-      <w:proofErr w:type="gramStart"/>
-      <w:r>
-        <w:t>are considered to be</w:t>
-      </w:r>
-      <w:proofErr w:type="gramEnd"/>
-      <w:r>
-        <w:t xml:space="preserve"> in a crisis (Ventola, 2015). Just in 2024 alone there were 1.23 million deaths related to Mycobacterium tuberculosis (TB) with approximately 390,000 people developing the MDR/RR-TB resistant strain (World Health Organization, 2024). This issue has developed further to affecting the environment as </w:t>
+        <w:t xml:space="preserve">Antibiotic resistance (AR) has become such an issue due to overuse and misuse that we are considered to be in a crisis (Ventola, 2015). Just in 2024 alone there were 1.23 million deaths related to Mycobacterium tuberculosis (TB) with approximately 390,000 people developing the MDR/RR-TB resistant strain (World Health Organization, 2024). This issue has developed further to affecting the environment as </w:t>
       </w:r>
       <w:r>
         <w:t>misuse</w:t>
@@ -72,15 +64,7 @@
         <w:t>antibiotic</w:t>
       </w:r>
       <w:r>
-        <w:t xml:space="preserve"> to be released into the surrounding environment (Andersson and Hughes, 2014). Originally, it has been postulated that it was possible to effectively control AR through limited use, as resistant bacteria should be out competed by its more fit wild </w:t>
-      </w:r>
-      <w:proofErr w:type="gramStart"/>
-      <w:r>
-        <w:t>type</w:t>
-      </w:r>
-      <w:proofErr w:type="gramEnd"/>
-      <w:r>
-        <w:t xml:space="preserve"> counterpart in the absence of drugs. The theory was resistance genes while hugely </w:t>
+        <w:t xml:space="preserve"> to be released into the surrounding environment (Andersson and Hughes, 2014). Originally, it has been postulated that it was possible to effectively control AR through limited use, as resistant bacteria should be out competed by its more fit wild type counterpart in the absence of drugs. The theory was resistance genes while hugely </w:t>
       </w:r>
       <w:r>
         <w:t>beneficial</w:t>
@@ -213,23 +197,7 @@
       </w:r>
       <w:proofErr w:type="spellEnd"/>
       <w:r>
-        <w:t xml:space="preserve"> mutation induced my RIF </w:t>
-      </w:r>
-      <w:proofErr w:type="gramStart"/>
-      <w:r>
-        <w:t>is will act</w:t>
-      </w:r>
-      <w:proofErr w:type="gramEnd"/>
-      <w:r>
-        <w:t xml:space="preserve"> as the differentiator. To provide some background, RIF is a </w:t>
-      </w:r>
-      <w:proofErr w:type="gramStart"/>
-      <w:r>
-        <w:t>broad spectrum</w:t>
-      </w:r>
-      <w:proofErr w:type="gramEnd"/>
-      <w:r>
-        <w:t xml:space="preserve"> </w:t>
+        <w:t xml:space="preserve"> mutation induced my RIF is will act as the differentiator. To provide some background, RIF is a broad spectrum </w:t>
       </w:r>
       <w:r>
         <w:t>antibiotic</w:t>
@@ -256,15 +224,7 @@
         <w:t>Leprosy</w:t>
       </w:r>
       <w:r>
-        <w:t xml:space="preserve">. </w:t>
-      </w:r>
-      <w:proofErr w:type="gramStart"/>
-      <w:r>
-        <w:t>However</w:t>
-      </w:r>
-      <w:proofErr w:type="gramEnd"/>
-      <w:r>
-        <w:t xml:space="preserve"> it is most famous form being the first in line drug to treat </w:t>
+        <w:t xml:space="preserve">. However it is most famous form being the first in line drug to treat </w:t>
       </w:r>
       <w:r>
         <w:t>Mycobacterium tuberculosis</w:t>
@@ -297,21 +257,7 @@
         <w:rPr>
           <w:highlight w:val="yellow"/>
         </w:rPr>
-        <w:t xml:space="preserve"> gene which encodes the beta subunit of bacterial RNA polymerase. </w:t>
-      </w:r>
-      <w:proofErr w:type="gramStart"/>
-      <w:r>
-        <w:rPr>
-          <w:highlight w:val="yellow"/>
-        </w:rPr>
-        <w:t>Typically</w:t>
-      </w:r>
-      <w:proofErr w:type="gramEnd"/>
-      <w:r>
-        <w:rPr>
-          <w:highlight w:val="yellow"/>
-        </w:rPr>
-        <w:t xml:space="preserve"> resistance is due to a structural change in the beta sub-unit which renders it impossible for RIF to bind onto the original active site (Munita, et al, 2015). Additionally, it is intriguing that although the </w:t>
+        <w:t xml:space="preserve"> gene which encodes the beta subunit of bacterial RNA polymerase. Typically resistance is due to a structural change in the beta sub-unit which renders it impossible for RIF to bind onto the original active site (Munita, et al, 2015). Additionally, it is intriguing that although the </w:t>
       </w:r>
       <w:proofErr w:type="spellStart"/>
       <w:r>
@@ -427,15 +373,7 @@
         <w:t>s o</w:t>
       </w:r>
       <w:r>
-        <w:t xml:space="preserve">n an organism’s ability to survive </w:t>
-      </w:r>
-      <w:proofErr w:type="gramStart"/>
-      <w:r>
-        <w:t>in a given</w:t>
-      </w:r>
-      <w:proofErr w:type="gramEnd"/>
-      <w:r>
-        <w:t xml:space="preserve"> environment. </w:t>
+        <w:t xml:space="preserve">n an organism’s ability to survive in a given environment. </w:t>
       </w:r>
       <w:r>
         <w:t>This definition</w:t>
@@ -548,15 +486,7 @@
         <w:t xml:space="preserve">it is inherently negative </w:t>
       </w:r>
       <w:r>
-        <w:t xml:space="preserve">when </w:t>
-      </w:r>
-      <w:proofErr w:type="gramStart"/>
-      <w:r>
-        <w:t>in reality this</w:t>
-      </w:r>
-      <w:proofErr w:type="gramEnd"/>
-      <w:r>
-        <w:t xml:space="preserve"> “cost” that we think we see </w:t>
+        <w:t xml:space="preserve">when in reality this “cost” that we think we see </w:t>
       </w:r>
       <w:r>
         <w:t xml:space="preserve">in our specific </w:t>
@@ -592,15 +522,7 @@
         <w:t>appropriate</w:t>
       </w:r>
       <w:r>
-        <w:t xml:space="preserve"> and </w:t>
-      </w:r>
-      <w:proofErr w:type="gramStart"/>
-      <w:r>
-        <w:t>open minded</w:t>
-      </w:r>
-      <w:proofErr w:type="gramEnd"/>
-      <w:r>
-        <w:t xml:space="preserve"> term </w:t>
+        <w:t xml:space="preserve"> and open minded term </w:t>
       </w:r>
       <w:r>
         <w:t>as</w:t>
@@ -945,14 +867,12 @@
       <w:r>
         <w:t xml:space="preserve">attempts and tries to </w:t>
       </w:r>
-      <w:proofErr w:type="gramStart"/>
       <w:r>
         <w:t>reverse</w:t>
       </w:r>
       <w:r>
         <w:t>s</w:t>
       </w:r>
-      <w:proofErr w:type="gramEnd"/>
       <w:r>
         <w:t xml:space="preserve"> the aggregation of misfolded proteins</w:t>
       </w:r>
@@ -1065,15 +985,7 @@
         <w:t xml:space="preserve">It has been observed </w:t>
       </w:r>
       <w:r>
-        <w:t xml:space="preserve">that </w:t>
-      </w:r>
-      <w:proofErr w:type="gramStart"/>
-      <w:r>
-        <w:t>E.coli’s</w:t>
-      </w:r>
-      <w:proofErr w:type="gramEnd"/>
-      <w:r>
-        <w:t xml:space="preserve"> resistance to </w:t>
+        <w:t xml:space="preserve">that E.coli’s resistance to </w:t>
       </w:r>
       <w:r>
         <w:t xml:space="preserve">high temperature not only relies on the common stress response but it also calls upon a group of genes not traditionally used named the </w:t>
@@ -1103,15 +1015,7 @@
         <w:t>unison</w:t>
       </w:r>
       <w:r>
-        <w:t xml:space="preserve"> to provide </w:t>
-      </w:r>
-      <w:proofErr w:type="gramStart"/>
-      <w:r>
-        <w:t>E.coli</w:t>
-      </w:r>
-      <w:proofErr w:type="gramEnd"/>
-      <w:r>
-        <w:t xml:space="preserve"> with a robust tolerance against high temperature</w:t>
+        <w:t xml:space="preserve"> to provide E.coli with a robust tolerance against high temperature</w:t>
       </w:r>
       <w:r>
         <w:t xml:space="preserve">. </w:t>
@@ -1125,94 +1029,78 @@
     </w:p>
     <w:p>
       <w:r>
-        <w:t xml:space="preserve">Unsurprisingly </w:t>
-      </w:r>
-      <w:proofErr w:type="gramStart"/>
-      <w:r>
-        <w:t>similar to</w:t>
-      </w:r>
-      <w:proofErr w:type="gramEnd"/>
+        <w:t xml:space="preserve">Unsurprisingly similar to </w:t>
+      </w:r>
+      <w:r>
+        <w:t>the heat shock response</w:t>
+      </w:r>
+      <w:r>
+        <w:t>,</w:t>
+      </w:r>
       <w:r>
         <w:t xml:space="preserve"> </w:t>
       </w:r>
       <w:r>
-        <w:t>the heat shock response</w:t>
-      </w:r>
-      <w:r>
-        <w:t>,</w:t>
+        <w:t>cold s</w:t>
+      </w:r>
+      <w:r>
+        <w:t>hock</w:t>
+      </w:r>
+      <w:r>
+        <w:t xml:space="preserve"> is also a powerful stressor for bacterial growth</w:t>
+      </w:r>
+      <w:r>
+        <w:t xml:space="preserve">. </w:t>
+      </w:r>
+      <w:r>
+        <w:t>Cold temperat</w:t>
+      </w:r>
+      <w:r>
+        <w:t xml:space="preserve">ure </w:t>
+      </w:r>
+      <w:r>
+        <w:t>primarily</w:t>
+      </w:r>
+      <w:r>
+        <w:t xml:space="preserve"> impairs the </w:t>
+      </w:r>
+      <w:r>
+        <w:t>ribosome and</w:t>
+      </w:r>
+      <w:r>
+        <w:t xml:space="preserve"> promoted the </w:t>
+      </w:r>
+      <w:r>
+        <w:t>over-stabiliz</w:t>
+      </w:r>
+      <w:r>
+        <w:t xml:space="preserve">ation of </w:t>
+      </w:r>
+      <w:r>
+        <w:t>secondary DNA and RNA structures</w:t>
       </w:r>
       <w:r>
         <w:t xml:space="preserve"> </w:t>
       </w:r>
       <w:r>
-        <w:t>cold s</w:t>
-      </w:r>
-      <w:r>
-        <w:t>hock</w:t>
-      </w:r>
-      <w:r>
-        <w:t xml:space="preserve"> is also a powerful stressor for bacterial growth</w:t>
+        <w:t>(</w:t>
+      </w:r>
+      <w:r>
+        <w:t xml:space="preserve">Barria et al., 2013; </w:t>
+      </w:r>
+      <w:proofErr w:type="spellStart"/>
+      <w:r>
+        <w:t>Phadtare</w:t>
+      </w:r>
+      <w:proofErr w:type="spellEnd"/>
+      <w:r>
+        <w:t xml:space="preserve"> and Inouye, 2008; Yamanaka, 1999)</w:t>
       </w:r>
       <w:r>
         <w:t xml:space="preserve">. </w:t>
       </w:r>
       <w:r>
-        <w:t>Cold temperat</w:t>
-      </w:r>
-      <w:r>
-        <w:t xml:space="preserve">ure </w:t>
-      </w:r>
-      <w:r>
-        <w:t>primarily</w:t>
-      </w:r>
-      <w:r>
-        <w:t xml:space="preserve"> impairs the </w:t>
-      </w:r>
-      <w:r>
-        <w:t>ribosome and</w:t>
-      </w:r>
-      <w:r>
-        <w:t xml:space="preserve"> promoted the </w:t>
-      </w:r>
-      <w:r>
-        <w:t>over-stabiliz</w:t>
-      </w:r>
-      <w:r>
-        <w:t xml:space="preserve">ation of </w:t>
-      </w:r>
-      <w:r>
-        <w:t>secondary DNA and RNA structures</w:t>
-      </w:r>
-      <w:r>
-        <w:t xml:space="preserve"> </w:t>
-      </w:r>
-      <w:r>
-        <w:t>(</w:t>
-      </w:r>
-      <w:r>
-        <w:t xml:space="preserve">Barria et al., 2013; </w:t>
-      </w:r>
-      <w:proofErr w:type="spellStart"/>
-      <w:r>
-        <w:t>Phadtare</w:t>
-      </w:r>
-      <w:proofErr w:type="spellEnd"/>
-      <w:r>
-        <w:t xml:space="preserve"> and Inouye, 2008; Yamanaka, 1999)</w:t>
-      </w:r>
-      <w:r>
-        <w:t xml:space="preserve">. </w:t>
-      </w:r>
-      <w:r>
-        <w:t xml:space="preserve">In the case for </w:t>
-      </w:r>
-      <w:proofErr w:type="gramStart"/>
-      <w:r>
-        <w:t>E.coli</w:t>
-      </w:r>
-      <w:proofErr w:type="gramEnd"/>
-      <w:r>
-        <w:t xml:space="preserve"> under</w:t>
+        <w:t>In the case for E.coli under</w:t>
       </w:r>
       <w:r>
         <w:t xml:space="preserve"> cold shock, bacterial growth </w:t>
@@ -1227,15 +1115,7 @@
         <w:t xml:space="preserve"> halted</w:t>
       </w:r>
       <w:r>
-        <w:t xml:space="preserve">, </w:t>
-      </w:r>
-      <w:proofErr w:type="gramStart"/>
-      <w:r>
-        <w:t>with the exception of</w:t>
-      </w:r>
-      <w:proofErr w:type="gramEnd"/>
-      <w:r>
-        <w:t xml:space="preserve"> </w:t>
+        <w:t xml:space="preserve">, with the exception of </w:t>
       </w:r>
       <w:r>
         <w:t xml:space="preserve">the </w:t>
@@ -1593,15 +1473,7 @@
         <w:t>Glucose and m9</w:t>
       </w:r>
       <w:r>
-        <w:t xml:space="preserve"> and how these 2 media </w:t>
-      </w:r>
-      <w:proofErr w:type="gramStart"/>
-      <w:r>
-        <w:t>affects</w:t>
-      </w:r>
-      <w:proofErr w:type="gramEnd"/>
-      <w:r>
-        <w:t xml:space="preserve"> fitness effects</w:t>
+        <w:t xml:space="preserve"> and how these 2 media affects fitness effects</w:t>
       </w:r>
     </w:p>
     <w:p>
@@ -1743,21 +1615,12 @@
           <w:bCs/>
         </w:rPr>
       </w:pPr>
-      <w:proofErr w:type="gramStart"/>
       <w:r>
         <w:rPr>
           <w:b/>
           <w:bCs/>
         </w:rPr>
-        <w:t>So</w:t>
-      </w:r>
-      <w:proofErr w:type="gramEnd"/>
-      <w:r>
-        <w:rPr>
-          <w:b/>
-          <w:bCs/>
-        </w:rPr>
-        <w:t xml:space="preserve"> while it does not provide extra benefit it seems to not be a burden on the bacteria </w:t>
+        <w:t xml:space="preserve">So while it does not provide extra benefit it seems to not be a burden on the bacteria </w:t>
       </w:r>
     </w:p>
     <w:p>
@@ -1789,46 +1652,14 @@
           <w:b/>
           <w:bCs/>
         </w:rPr>
-        <w:t xml:space="preserve"> mutations are neither beneficial </w:t>
-      </w:r>
-      <w:proofErr w:type="gramStart"/>
+        <w:t xml:space="preserve"> mutations are neither beneficial or deleterious </w:t>
+      </w:r>
       <w:r>
         <w:rPr>
           <w:b/>
           <w:bCs/>
         </w:rPr>
-        <w:t>or</w:t>
-      </w:r>
-      <w:proofErr w:type="gramEnd"/>
-      <w:r>
-        <w:rPr>
-          <w:b/>
-          <w:bCs/>
-        </w:rPr>
-        <w:t xml:space="preserve"> deleterious </w:t>
-      </w:r>
-      <w:r>
-        <w:rPr>
-          <w:b/>
-          <w:bCs/>
-        </w:rPr>
-        <w:t xml:space="preserve">which </w:t>
-      </w:r>
-      <w:proofErr w:type="gramStart"/>
-      <w:r>
-        <w:rPr>
-          <w:b/>
-          <w:bCs/>
-        </w:rPr>
-        <w:t>in itself is</w:t>
-      </w:r>
-      <w:proofErr w:type="gramEnd"/>
-      <w:r>
-        <w:rPr>
-          <w:b/>
-          <w:bCs/>
-        </w:rPr>
-        <w:t xml:space="preserve"> interesting </w:t>
+        <w:t xml:space="preserve">which in itself is interesting </w:t>
       </w:r>
     </w:p>
     <w:p>
@@ -2092,15 +1923,7 @@
         <w:t xml:space="preserve">In this state protein synthesis becomes lower which </w:t>
       </w:r>
       <w:r>
-        <w:t xml:space="preserve">stabilises </w:t>
-      </w:r>
-      <w:proofErr w:type="gramStart"/>
-      <w:r>
-        <w:t>transcription, and</w:t>
-      </w:r>
-      <w:proofErr w:type="gramEnd"/>
-      <w:r>
-        <w:t xml:space="preserve"> restores protein homeostasis</w:t>
+        <w:t>stabilises transcription, and restores protein homeostasis</w:t>
       </w:r>
       <w:r>
         <w:t xml:space="preserve"> which relieves the </w:t>
@@ -2145,18 +1968,10 @@
       </w:r>
       <w:proofErr w:type="spellEnd"/>
       <w:r>
-        <w:t xml:space="preserve"> to work it has </w:t>
-      </w:r>
-      <w:proofErr w:type="gramStart"/>
-      <w:r>
-        <w:t xml:space="preserve">to </w:t>
-      </w:r>
-      <w:r>
-        <w:t xml:space="preserve"> binds</w:t>
-      </w:r>
-      <w:proofErr w:type="gramEnd"/>
-      <w:r>
-        <w:t xml:space="preserve"> directly to the β-subunit of RNA polymerase</w:t>
+        <w:t xml:space="preserve"> to work it has to </w:t>
+      </w:r>
+      <w:r>
+        <w:t xml:space="preserve"> binds directly to the β-subunit of RNA polymerase</w:t>
       </w:r>
       <w:r>
         <w:t xml:space="preserve"> which in our case has mutated. </w:t>
@@ -2239,18 +2054,10 @@
       </w:r>
       <w:proofErr w:type="spellEnd"/>
       <w:r>
-        <w:t xml:space="preserve"> mutations. In the first phase E. coli were grown </w:t>
-      </w:r>
-      <w:proofErr w:type="gramStart"/>
-      <w:r>
-        <w:t xml:space="preserve">at </w:t>
-      </w:r>
-      <w:r>
-        <w:t xml:space="preserve"> 42</w:t>
-      </w:r>
-      <w:proofErr w:type="gramEnd"/>
-      <w:r>
-        <w:t xml:space="preserve">.2°C, where adaptation </w:t>
+        <w:t xml:space="preserve"> mutations. In the first phase E. coli were grown at </w:t>
+      </w:r>
+      <w:r>
+        <w:t xml:space="preserve"> 42.2°C, where adaptation </w:t>
       </w:r>
       <w:r>
         <w:t xml:space="preserve">was </w:t>
@@ -2278,15 +2085,7 @@
         <w:t>rho</w:t>
       </w:r>
       <w:r>
-        <w:t xml:space="preserve">. These mutants were then subjugated to a </w:t>
-      </w:r>
-      <w:proofErr w:type="gramStart"/>
-      <w:r>
-        <w:t>second round</w:t>
-      </w:r>
-      <w:proofErr w:type="gramEnd"/>
-      <w:r>
-        <w:t xml:space="preserve"> experiment at </w:t>
+        <w:t xml:space="preserve">. These mutants were then subjugated to a second round experiment at </w:t>
       </w:r>
       <w:r>
         <w:t>19.0°C</w:t>
@@ -2602,15 +2401,7 @@
         <w:t>rich medium</w:t>
       </w:r>
       <w:r>
-        <w:t xml:space="preserve"> and multiple carbon source. The </w:t>
-      </w:r>
-      <w:proofErr w:type="gramStart"/>
-      <w:r>
-        <w:t>stand out</w:t>
-      </w:r>
-      <w:proofErr w:type="gramEnd"/>
-      <w:r>
-        <w:t xml:space="preserve"> was </w:t>
+        <w:t xml:space="preserve"> and multiple carbon source. The stand out was </w:t>
       </w:r>
       <w:r>
         <w:t xml:space="preserve">that the carbon source had little effect while </w:t>
@@ -2676,15 +2467,7 @@
         <w:t xml:space="preserve">isolated in LB on multiple carbon sources. </w:t>
       </w:r>
       <w:r>
-        <w:t xml:space="preserve">beneficial mutations carry little cost when transferred to new environments — mutants that performed well in LB generally remained beneficial or neutral across the range of carbon sources tested, with niche breadth </w:t>
-      </w:r>
-      <w:proofErr w:type="gramStart"/>
-      <w:r>
-        <w:t>similar to</w:t>
-      </w:r>
-      <w:proofErr w:type="gramEnd"/>
-      <w:r>
-        <w:t xml:space="preserve"> the wild type in nearly all cases. This suggests that strong adaptive trade-offs are unlikely to evolve through single mutations and require the accumulation of multiple substitutions</w:t>
+        <w:t>beneficial mutations carry little cost when transferred to new environments — mutants that performed well in LB generally remained beneficial or neutral across the range of carbon sources tested, with niche breadth similar to the wild type in nearly all cases. This suggests that strong adaptive trade-offs are unlikely to evolve through single mutations and require the accumulation of multiple substitutions</w:t>
       </w:r>
     </w:p>
     <w:p/>
@@ -2790,11 +2573,26 @@
       </w:r>
     </w:p>
     <w:p>
-      <w:r>
-        <w:t>In the</w:t>
-      </w:r>
-      <w:r>
-        <w:t xml:space="preserve"> broad  </w:t>
+      <w:pPr>
+        <w:rPr>
+          <w:b/>
+          <w:bCs/>
+        </w:rPr>
+      </w:pPr>
+      <w:r>
+        <w:rPr>
+          <w:b/>
+          <w:bCs/>
+        </w:rPr>
+        <w:t>Observation:</w:t>
+      </w:r>
+    </w:p>
+    <w:p>
+      <w:r>
+        <w:t>We see an uneven distribution of certain mutations</w:t>
+      </w:r>
+      <w:r>
+        <w:t xml:space="preserve"> and we only got to observe selection during fluctuation test and now we want to see establishment on agar </w:t>
       </w:r>
     </w:p>
     <w:p>
@@ -2809,56 +2607,23 @@
           <w:b/>
           <w:bCs/>
         </w:rPr>
-        <w:t>Evolution is deterministic but not predictable</w:t>
+        <w:t>Why?</w:t>
       </w:r>
     </w:p>
     <w:p>
       <w:r>
-        <w:t>mutations are spontaneous</w:t>
-      </w:r>
-      <w:r>
-        <w:t xml:space="preserve"> and stochastic when they first appear </w:t>
+        <w:t xml:space="preserve">Established much better </w:t>
+      </w:r>
+      <w:r>
+        <w:t xml:space="preserve">in liquid </w:t>
       </w:r>
     </w:p>
     <w:p>
       <w:r>
-        <w:t xml:space="preserve">but there is bias during selection and </w:t>
-      </w:r>
-      <w:proofErr w:type="spellStart"/>
-      <w:r>
-        <w:t>establishemnts</w:t>
-      </w:r>
-      <w:proofErr w:type="spellEnd"/>
-      <w:r>
-        <w:t xml:space="preserve"> </w:t>
-      </w:r>
-    </w:p>
-    <w:p>
-      <w:r>
-        <w:t>Cytosine most likely mutates to uracil</w:t>
-      </w:r>
-    </w:p>
-    <w:p>
-      <w:r>
-        <w:t xml:space="preserve">Transition mutations happen more than transversion mutations  </w:t>
-      </w:r>
-    </w:p>
-    <w:p>
-      <w:r>
-        <w:t xml:space="preserve">e. coli has a mutation hot and cold region </w:t>
-      </w:r>
-    </w:p>
-    <w:p>
-      <w:r>
-        <w:t>there is uneven distribution for establishment</w:t>
-      </w:r>
-      <w:r>
-        <w:t xml:space="preserve">  </w:t>
-      </w:r>
-    </w:p>
-    <w:p>
-      <w:r>
-        <w:t xml:space="preserve">what is causing this uneven distribution and what can we do to take advantage of it </w:t>
+        <w:t>Much fitter to survive selection</w:t>
+      </w:r>
+      <w:r>
+        <w:t xml:space="preserve"> on RIF </w:t>
       </w:r>
     </w:p>
     <w:p>
@@ -2873,37 +2638,515 @@
           <w:b/>
           <w:bCs/>
         </w:rPr>
-        <w:t>scale:</w:t>
+        <w:t>How to test if these are true?</w:t>
       </w:r>
     </w:p>
     <w:p>
       <w:r>
-        <w:t xml:space="preserve">ecosystem scale </w:t>
+        <w:t xml:space="preserve">Grow on non RIF plate to test for establishment </w:t>
       </w:r>
     </w:p>
     <w:p>
       <w:r>
-        <w:t xml:space="preserve">community scale </w:t>
+        <w:t xml:space="preserve">Grow on RIF plate to test for selection </w:t>
       </w:r>
     </w:p>
     <w:p>
-      <w:r>
-        <w:t xml:space="preserve">population scale </w:t>
-      </w:r>
+      <w:pPr>
+        <w:rPr>
+          <w:b/>
+          <w:bCs/>
+        </w:rPr>
+      </w:pPr>
     </w:p>
     <w:p>
-      <w:r>
-        <w:t xml:space="preserve">phenotype scale </w:t>
+      <w:pPr>
+        <w:rPr>
+          <w:b/>
+          <w:bCs/>
+        </w:rPr>
+      </w:pPr>
+      <w:r>
+        <w:rPr>
+          <w:b/>
+          <w:bCs/>
+        </w:rPr>
+        <w:t xml:space="preserve">I am using establishment probability to try and explain why we see an uneven distribution during fluctuation analysis. </w:t>
       </w:r>
     </w:p>
     <w:p>
-      <w:r>
-        <w:t xml:space="preserve">molecular (genes) scale </w:t>
+      <w:pPr>
+        <w:rPr>
+          <w:b/>
+          <w:bCs/>
+        </w:rPr>
+      </w:pPr>
+      <w:r>
+        <w:rPr>
+          <w:b/>
+          <w:bCs/>
+        </w:rPr>
+        <w:t xml:space="preserve">Fundamental problem I am using an establishment experiment to test for selection that happened in the fluctuation test </w:t>
+      </w:r>
+    </w:p>
+    <w:p>
+      <w:pPr>
+        <w:rPr>
+          <w:b/>
+          <w:bCs/>
+        </w:rPr>
+      </w:pPr>
+      <w:r>
+        <w:rPr>
+          <w:b/>
+          <w:bCs/>
+        </w:rPr>
+        <w:t xml:space="preserve">I am using new experiment to test and see why certain mutations “won” establishment and selection </w:t>
+      </w:r>
+    </w:p>
+    <w:p>
+      <w:pPr>
+        <w:rPr>
+          <w:b/>
+          <w:bCs/>
+        </w:rPr>
+      </w:pPr>
+      <w:r>
+        <w:rPr>
+          <w:b/>
+          <w:bCs/>
+        </w:rPr>
+        <w:t xml:space="preserve">Non RIF plates test for establishment </w:t>
+      </w:r>
+    </w:p>
+    <w:p>
+      <w:pPr>
+        <w:rPr>
+          <w:b/>
+          <w:bCs/>
+        </w:rPr>
+      </w:pPr>
+      <w:r>
+        <w:rPr>
+          <w:b/>
+          <w:bCs/>
+        </w:rPr>
+        <w:t>RIF plates test for selection</w:t>
+      </w:r>
+    </w:p>
+    <w:p>
+      <w:pPr>
+        <w:rPr>
+          <w:b/>
+          <w:bCs/>
+        </w:rPr>
+      </w:pPr>
+    </w:p>
+    <w:p>
+      <w:pPr>
+        <w:rPr>
+          <w:b/>
+          <w:bCs/>
+        </w:rPr>
+      </w:pPr>
+    </w:p>
+    <w:p>
+      <w:pPr>
+        <w:rPr>
+          <w:b/>
+          <w:bCs/>
+        </w:rPr>
+      </w:pPr>
+    </w:p>
+    <w:p>
+      <w:pPr>
+        <w:rPr>
+          <w:b/>
+          <w:bCs/>
+        </w:rPr>
+      </w:pPr>
+      <w:r>
+        <w:rPr>
+          <w:b/>
+          <w:bCs/>
+        </w:rPr>
+        <w:lastRenderedPageBreak/>
+        <w:t xml:space="preserve">Og hypothesis </w:t>
+      </w:r>
+    </w:p>
+    <w:p>
+      <w:r>
+        <w:t xml:space="preserve">the most common mutation will have a similar CFU between </w:t>
+      </w:r>
+      <w:proofErr w:type="spellStart"/>
+      <w:r>
+        <w:t>rif</w:t>
+      </w:r>
+      <w:proofErr w:type="spellEnd"/>
+      <w:r>
+        <w:t xml:space="preserve"> and non </w:t>
+      </w:r>
+      <w:proofErr w:type="spellStart"/>
+      <w:r>
+        <w:t>rif</w:t>
+      </w:r>
+      <w:proofErr w:type="spellEnd"/>
+      <w:r>
+        <w:t xml:space="preserve"> plates showing that it establishes and selects well? Which is why it showed up the most </w:t>
+      </w:r>
+    </w:p>
+    <w:p>
+      <w:r>
+        <w:t>a rarer mutation might have a good CFU on non-RIF plates but low CFU on RIF plates showing that there is stochastic death which indicated it did not establish or select well?</w:t>
+      </w:r>
+    </w:p>
+    <w:p>
+      <w:pPr>
+        <w:rPr>
+          <w:b/>
+          <w:bCs/>
+        </w:rPr>
+      </w:pPr>
+    </w:p>
+    <w:p>
+      <w:pPr>
+        <w:rPr>
+          <w:b/>
+          <w:bCs/>
+        </w:rPr>
+      </w:pPr>
+    </w:p>
+    <w:p>
+      <w:r>
+        <w:t>We observe</w:t>
+      </w:r>
+      <w:r>
+        <w:t xml:space="preserve"> an uneven distribution in mutation rate after fluctuation tests. </w:t>
+      </w:r>
+    </w:p>
+    <w:p>
+      <w:r>
+        <w:t xml:space="preserve">Establishment in liquid media stochastic </w:t>
+      </w:r>
+    </w:p>
+    <w:p>
+      <w:r>
+        <w:t xml:space="preserve">Selection on RIF plates deterministic </w:t>
       </w:r>
     </w:p>
     <w:p/>
     <w:p>
-      <w:r>
+      <w:pPr>
+        <w:rPr>
+          <w:b/>
+          <w:bCs/>
+        </w:rPr>
+      </w:pPr>
+      <w:r>
+        <w:rPr>
+          <w:b/>
+          <w:bCs/>
+        </w:rPr>
+        <w:t>What is causing this uneven distribution?</w:t>
+      </w:r>
+    </w:p>
+    <w:p>
+      <w:r>
+        <w:t>Uneven distribution during establishment?</w:t>
+      </w:r>
+    </w:p>
+    <w:p>
+      <w:r>
+        <w:t>High levels of resistance during selection?</w:t>
+      </w:r>
+      <w:r>
+        <w:t xml:space="preserve"> </w:t>
+      </w:r>
+      <w:proofErr w:type="spellStart"/>
+      <w:r>
+        <w:t>Empheisi</w:t>
+      </w:r>
+      <w:proofErr w:type="spellEnd"/>
+      <w:r>
+        <w:t xml:space="preserve"> hon ft</w:t>
+      </w:r>
+    </w:p>
+    <w:p/>
+    <w:p>
+      <w:pPr>
+        <w:rPr>
+          <w:b/>
+          <w:bCs/>
+        </w:rPr>
+      </w:pPr>
+      <w:r>
+        <w:rPr>
+          <w:b/>
+          <w:bCs/>
+        </w:rPr>
+        <w:t>Hypothesis:</w:t>
+      </w:r>
+    </w:p>
+    <w:p>
+      <w:r>
+        <w:t xml:space="preserve">we think some </w:t>
+      </w:r>
+      <w:proofErr w:type="spellStart"/>
+      <w:r>
+        <w:t>rpoB</w:t>
+      </w:r>
+      <w:proofErr w:type="spellEnd"/>
+      <w:r>
+        <w:t xml:space="preserve"> mutations are “bad” therefor are stochastically dying on RIF while others are “living “ and going on to establish. </w:t>
+      </w:r>
+    </w:p>
+    <w:p>
+      <w:r>
+        <w:t xml:space="preserve">To test this theory I am growing mutant on RIF plates and non </w:t>
+      </w:r>
+      <w:proofErr w:type="spellStart"/>
+      <w:r>
+        <w:t>rif</w:t>
+      </w:r>
+      <w:proofErr w:type="spellEnd"/>
+      <w:r>
+        <w:t xml:space="preserve"> plates to see how they establish through CFU counting and see if there is a difference in CFU between </w:t>
+      </w:r>
+      <w:proofErr w:type="spellStart"/>
+      <w:r>
+        <w:t>rif</w:t>
+      </w:r>
+      <w:proofErr w:type="spellEnd"/>
+      <w:r>
+        <w:t xml:space="preserve"> and non </w:t>
+      </w:r>
+      <w:proofErr w:type="spellStart"/>
+      <w:r>
+        <w:t>rif</w:t>
+      </w:r>
+      <w:proofErr w:type="spellEnd"/>
+      <w:r>
+        <w:t xml:space="preserve"> plates </w:t>
+      </w:r>
+    </w:p>
+    <w:p>
+      <w:r>
+        <w:t>Could the uneven distribution during establishment in liquid culture cause the uneven distribution of mutants we see in the final selection?</w:t>
+      </w:r>
+    </w:p>
+    <w:p>
+      <w:r>
+        <w:t>Why am I using establishment method to test something we observed during selection?</w:t>
+      </w:r>
+    </w:p>
+    <w:p>
+      <w:r>
+        <w:t>Selection when using WT and RIF</w:t>
+      </w:r>
+    </w:p>
+    <w:p>
+      <w:r>
+        <w:t xml:space="preserve">Establishment when using mutant and RIF </w:t>
+      </w:r>
+    </w:p>
+    <w:p>
+      <w:pPr>
+        <w:rPr>
+          <w:b/>
+          <w:bCs/>
+        </w:rPr>
+      </w:pPr>
+    </w:p>
+    <w:p>
+      <w:pPr>
+        <w:rPr>
+          <w:b/>
+          <w:bCs/>
+        </w:rPr>
+      </w:pPr>
+    </w:p>
+    <w:p>
+      <w:pPr>
+        <w:rPr>
+          <w:b/>
+          <w:bCs/>
+        </w:rPr>
+      </w:pPr>
+      <w:r>
+        <w:rPr>
+          <w:b/>
+          <w:bCs/>
+        </w:rPr>
+        <w:t xml:space="preserve">Intro </w:t>
+      </w:r>
+    </w:p>
+    <w:p>
+      <w:pPr>
+        <w:rPr>
+          <w:b/>
+          <w:bCs/>
+        </w:rPr>
+      </w:pPr>
+      <w:r>
+        <w:rPr>
+          <w:b/>
+          <w:bCs/>
+        </w:rPr>
+        <w:lastRenderedPageBreak/>
+        <w:t xml:space="preserve">Establishment </w:t>
+      </w:r>
+    </w:p>
+    <w:p>
+      <w:pPr>
+        <w:rPr>
+          <w:b/>
+          <w:bCs/>
+        </w:rPr>
+      </w:pPr>
+      <w:r>
+        <w:rPr>
+          <w:b/>
+          <w:bCs/>
+        </w:rPr>
+        <w:t xml:space="preserve">Selection </w:t>
+      </w:r>
+    </w:p>
+    <w:p>
+      <w:pPr>
+        <w:rPr>
+          <w:b/>
+          <w:bCs/>
+        </w:rPr>
+      </w:pPr>
+      <w:r>
+        <w:rPr>
+          <w:b/>
+          <w:bCs/>
+        </w:rPr>
+        <w:t xml:space="preserve">Stochasticity </w:t>
+      </w:r>
+    </w:p>
+    <w:p/>
+    <w:p/>
+    <w:p/>
+    <w:p>
+      <w:r>
+        <w:t>In the</w:t>
+      </w:r>
+      <w:r>
+        <w:t xml:space="preserve"> broad  </w:t>
+      </w:r>
+    </w:p>
+    <w:p>
+      <w:pPr>
+        <w:rPr>
+          <w:b/>
+          <w:bCs/>
+        </w:rPr>
+      </w:pPr>
+      <w:r>
+        <w:rPr>
+          <w:b/>
+          <w:bCs/>
+        </w:rPr>
+        <w:t>Evolution is deterministic but not predictable</w:t>
+      </w:r>
+    </w:p>
+    <w:p>
+      <w:r>
+        <w:t>mutations are spontaneous</w:t>
+      </w:r>
+      <w:r>
+        <w:t xml:space="preserve"> and stochastic when they first appear </w:t>
+      </w:r>
+    </w:p>
+    <w:p>
+      <w:r>
+        <w:t xml:space="preserve">but there is bias during selection and </w:t>
+      </w:r>
+      <w:proofErr w:type="spellStart"/>
+      <w:r>
+        <w:t>establishemnts</w:t>
+      </w:r>
+      <w:proofErr w:type="spellEnd"/>
+      <w:r>
+        <w:t xml:space="preserve"> </w:t>
+      </w:r>
+    </w:p>
+    <w:p>
+      <w:r>
+        <w:t>Cytosine most likely mutates to uracil</w:t>
+      </w:r>
+    </w:p>
+    <w:p>
+      <w:r>
+        <w:t xml:space="preserve">Transition mutations happen more than transversion mutations  </w:t>
+      </w:r>
+    </w:p>
+    <w:p>
+      <w:r>
+        <w:t xml:space="preserve">e. coli has a mutation hot and cold region </w:t>
+      </w:r>
+    </w:p>
+    <w:p>
+      <w:r>
+        <w:t>there is uneven distribution for establishment</w:t>
+      </w:r>
+      <w:r>
+        <w:t xml:space="preserve">  </w:t>
+      </w:r>
+    </w:p>
+    <w:p>
+      <w:r>
+        <w:t xml:space="preserve">what is causing this uneven distribution and what can we do to take advantage of it </w:t>
+      </w:r>
+    </w:p>
+    <w:p>
+      <w:pPr>
+        <w:rPr>
+          <w:b/>
+          <w:bCs/>
+        </w:rPr>
+      </w:pPr>
+      <w:r>
+        <w:rPr>
+          <w:b/>
+          <w:bCs/>
+        </w:rPr>
+        <w:t>scale:</w:t>
+      </w:r>
+    </w:p>
+    <w:p>
+      <w:r>
+        <w:t xml:space="preserve">ecosystem scale </w:t>
+      </w:r>
+    </w:p>
+    <w:p>
+      <w:r>
+        <w:t xml:space="preserve">community scale </w:t>
+      </w:r>
+    </w:p>
+    <w:p>
+      <w:r>
+        <w:t xml:space="preserve">population scale </w:t>
+      </w:r>
+    </w:p>
+    <w:p>
+      <w:r>
+        <w:t xml:space="preserve">phenotype scale </w:t>
+      </w:r>
+    </w:p>
+    <w:p>
+      <w:r>
+        <w:t xml:space="preserve">molecular (genes) scale </w:t>
+      </w:r>
+    </w:p>
+    <w:p/>
+    <w:p>
+      <w:r>
+        <w:rPr>
+          <w:noProof/>
+        </w:rPr>
         <w:lastRenderedPageBreak/>
         <w:drawing>
           <wp:inline distT="0" distB="0" distL="0" distR="0" wp14:anchorId="47F984E6" wp14:editId="11CC436A">
@@ -3030,23 +3273,7 @@
           <w:b/>
           <w:bCs/>
         </w:rPr>
-        <w:t xml:space="preserve">This system is </w:t>
-      </w:r>
-      <w:proofErr w:type="gramStart"/>
-      <w:r>
-        <w:rPr>
-          <w:b/>
-          <w:bCs/>
-        </w:rPr>
-        <w:t>stochastic</w:t>
-      </w:r>
-      <w:proofErr w:type="gramEnd"/>
-      <w:r>
-        <w:rPr>
-          <w:b/>
-          <w:bCs/>
-        </w:rPr>
-        <w:t xml:space="preserve"> but we have an uneven distribution </w:t>
+        <w:t xml:space="preserve">This system is stochastic but we have an uneven distribution </w:t>
       </w:r>
       <w:r>
         <w:rPr>
@@ -3090,15 +3317,7 @@
           <w:b/>
           <w:bCs/>
         </w:rPr>
-        <w:t xml:space="preserve">select and establish </w:t>
-      </w:r>
-      <w:proofErr w:type="gramStart"/>
-      <w:r>
-        <w:rPr>
-          <w:b/>
-          <w:bCs/>
-        </w:rPr>
-        <w:t xml:space="preserve">than </w:t>
+        <w:t xml:space="preserve">select and establish than </w:t>
       </w:r>
       <w:r>
         <w:rPr>
@@ -3112,15 +3331,7 @@
           <w:b/>
           <w:bCs/>
         </w:rPr>
-        <w:t>others</w:t>
-      </w:r>
-      <w:proofErr w:type="gramEnd"/>
-      <w:r>
-        <w:rPr>
-          <w:b/>
-          <w:bCs/>
-        </w:rPr>
-        <w:t xml:space="preserve"> more rare ones</w:t>
+        <w:t>others more rare ones</w:t>
       </w:r>
       <w:r>
         <w:rPr>
@@ -3350,13 +3561,8 @@
       </w:r>
     </w:p>
     <w:p>
-      <w:proofErr w:type="gramStart"/>
-      <w:r>
-        <w:t>However</w:t>
-      </w:r>
-      <w:proofErr w:type="gramEnd"/>
-      <w:r>
-        <w:t xml:space="preserve"> there are many </w:t>
+      <w:r>
+        <w:t xml:space="preserve">However there are many </w:t>
       </w:r>
       <w:proofErr w:type="spellStart"/>
       <w:r>
@@ -3377,15 +3583,7 @@
     </w:p>
     <w:p>
       <w:r>
-        <w:t xml:space="preserve">We noticed this first due to mutation </w:t>
-      </w:r>
-      <w:proofErr w:type="gramStart"/>
-      <w:r>
-        <w:t>rate</w:t>
-      </w:r>
-      <w:proofErr w:type="gramEnd"/>
-      <w:r>
-        <w:t xml:space="preserve"> so we see some mutations much more frequently than others </w:t>
+        <w:t xml:space="preserve">We noticed this first due to mutation rate so we see some mutations much more frequently than others </w:t>
       </w:r>
     </w:p>
     <w:p>
@@ -3398,15 +3596,7 @@
       </w:r>
       <w:proofErr w:type="spellEnd"/>
       <w:r>
-        <w:t xml:space="preserve"> is used on </w:t>
-      </w:r>
-      <w:proofErr w:type="gramStart"/>
-      <w:r>
-        <w:t>E.coli</w:t>
-      </w:r>
-      <w:proofErr w:type="gramEnd"/>
-      <w:r>
-        <w:t xml:space="preserve"> we can predict </w:t>
+        <w:t xml:space="preserve"> is used on E.coli we can predict </w:t>
       </w:r>
       <w:proofErr w:type="spellStart"/>
       <w:r>
@@ -3484,15 +3674,7 @@
         <w:t xml:space="preserve">mutations arise stochastically </w:t>
       </w:r>
       <w:r>
-        <w:t xml:space="preserve">(why). </w:t>
-      </w:r>
-      <w:proofErr w:type="gramStart"/>
-      <w:r>
-        <w:t>However</w:t>
-      </w:r>
-      <w:proofErr w:type="gramEnd"/>
-      <w:r>
-        <w:t xml:space="preserve"> after looking at our lab results and results from other papers </w:t>
+        <w:t xml:space="preserve">(why). However after looking at our lab results and results from other papers </w:t>
       </w:r>
       <w:r>
         <w:t xml:space="preserve">we see that it is not the case. Certain mutations like the S531L in clinical TB and </w:t>
@@ -3600,15 +3782,7 @@
     </w:p>
     <w:p>
       <w:r>
-        <w:t xml:space="preserve">What </w:t>
-      </w:r>
-      <w:proofErr w:type="gramStart"/>
-      <w:r>
-        <w:t>I am</w:t>
-      </w:r>
-      <w:proofErr w:type="gramEnd"/>
-      <w:r>
-        <w:t xml:space="preserve"> trying to find out</w:t>
+        <w:t>What I am trying to find out</w:t>
       </w:r>
       <w:r>
         <w:t>?</w:t>
@@ -3687,15 +3861,7 @@
     </w:p>
     <w:p>
       <w:r>
-        <w:t xml:space="preserve">For </w:t>
-      </w:r>
-      <w:proofErr w:type="gramStart"/>
-      <w:r>
-        <w:t>now</w:t>
-      </w:r>
-      <w:proofErr w:type="gramEnd"/>
-      <w:r>
-        <w:t xml:space="preserve"> ou</w:t>
+        <w:t>For now ou</w:t>
       </w:r>
       <w:r>
         <w:t>r</w:t>
@@ -3715,11 +3881,7 @@
         <w:t xml:space="preserve">s therefor </w:t>
       </w:r>
       <w:r>
-        <w:t xml:space="preserve">in order </w:t>
-      </w:r>
-      <w:proofErr w:type="gramStart"/>
-      <w:r>
-        <w:t xml:space="preserve">to </w:t>
+        <w:t xml:space="preserve">in order to </w:t>
       </w:r>
       <w:r>
         <w:t xml:space="preserve"> </w:t>
@@ -3729,7 +3891,6 @@
         <w:t>beable</w:t>
       </w:r>
       <w:proofErr w:type="spellEnd"/>
-      <w:proofErr w:type="gramEnd"/>
       <w:r>
         <w:t xml:space="preserve"> to test for all of them we </w:t>
       </w:r>
@@ -3781,15 +3942,7 @@
         <w:t xml:space="preserve">Therefor the idea is that </w:t>
       </w:r>
       <w:r>
-        <w:t xml:space="preserve">we </w:t>
-      </w:r>
-      <w:proofErr w:type="gramStart"/>
-      <w:r>
-        <w:t>will</w:t>
-      </w:r>
-      <w:proofErr w:type="gramEnd"/>
-      <w:r>
-        <w:t xml:space="preserve"> </w:t>
+        <w:t xml:space="preserve">we will </w:t>
       </w:r>
       <w:proofErr w:type="spellStart"/>
       <w:r>
@@ -3813,15 +3966,7 @@
     </w:p>
     <w:p>
       <w:r>
-        <w:t xml:space="preserve">The experiment will two folds. </w:t>
-      </w:r>
-      <w:proofErr w:type="gramStart"/>
-      <w:r>
-        <w:t>First</w:t>
-      </w:r>
-      <w:proofErr w:type="gramEnd"/>
-      <w:r>
-        <w:t xml:space="preserve"> I will create the ONC by first </w:t>
+        <w:t xml:space="preserve">The experiment will two folds. First I will create the ONC by first </w:t>
       </w:r>
       <w:r>
         <w:t xml:space="preserve">setting up the 96well plate in the format I have discussed above. Then I will inoculate each well with the corresponding </w:t>
@@ -3855,23 +4000,7 @@
       </w:r>
       <w:proofErr w:type="spellEnd"/>
       <w:r>
-        <w:t xml:space="preserve"> reasons. Normally E. coil has an </w:t>
-      </w:r>
-      <w:proofErr w:type="gramStart"/>
-      <w:r>
-        <w:t>18 hour</w:t>
-      </w:r>
-      <w:proofErr w:type="gramEnd"/>
-      <w:r>
-        <w:t xml:space="preserve"> growth period however since I am dealing with </w:t>
-      </w:r>
-      <w:proofErr w:type="gramStart"/>
-      <w:r>
-        <w:t>mutants</w:t>
-      </w:r>
-      <w:proofErr w:type="gramEnd"/>
-      <w:r>
-        <w:t xml:space="preserve"> we decided it was </w:t>
+        <w:t xml:space="preserve"> reasons. Normally E. coil has an 18 hour growth period however since I am dealing with mutants we decided it was </w:t>
       </w:r>
       <w:proofErr w:type="spellStart"/>
       <w:r>
@@ -6111,15 +6240,7 @@
         <w:t>with the M standing for mutant</w:t>
       </w:r>
       <w:r>
-        <w:t xml:space="preserve">. The corresponding mutations that each number refers to can also be seen on the </w:t>
-      </w:r>
-      <w:proofErr w:type="gramStart"/>
-      <w:r>
-        <w:t>right hand</w:t>
-      </w:r>
-      <w:proofErr w:type="gramEnd"/>
-      <w:r>
-        <w:t xml:space="preserve"> side. </w:t>
+        <w:t xml:space="preserve">. The corresponding mutations that each number refers to can also be seen on the right hand side. </w:t>
       </w:r>
     </w:p>
     <w:p/>
@@ -30360,15 +30481,7 @@
     </w:p>
     <w:p>
       <w:r>
-        <w:t xml:space="preserve">In theory we did not give these mutants time to evolve so their reaction should be </w:t>
-      </w:r>
-      <w:proofErr w:type="gramStart"/>
-      <w:r>
-        <w:t>poor</w:t>
-      </w:r>
-      <w:proofErr w:type="gramEnd"/>
-      <w:r>
-        <w:t xml:space="preserve"> but we see the complete opposite </w:t>
+        <w:t xml:space="preserve">In theory we did not give these mutants time to evolve so their reaction should be poor but we see the complete opposite </w:t>
       </w:r>
     </w:p>
     <w:p>
@@ -30435,15 +30548,7 @@
     </w:p>
     <w:p>
       <w:r>
-        <w:t xml:space="preserve">We see some growth in m9 from ONC experiment at 45c but there is no </w:t>
-      </w:r>
-      <w:proofErr w:type="gramStart"/>
-      <w:r>
-        <w:t>growth  during</w:t>
-      </w:r>
-      <w:proofErr w:type="gramEnd"/>
-      <w:r>
-        <w:t xml:space="preserve"> the actual experiment </w:t>
+        <w:t xml:space="preserve">We see some growth in m9 from ONC experiment at 45c but there is no growth  during the actual experiment </w:t>
       </w:r>
     </w:p>
     <w:p>

--- a/Writing/Lit review.docx
+++ b/Writing/Lit review.docx
@@ -46,7 +46,15 @@
     </w:p>
     <w:p>
       <w:r>
-        <w:t xml:space="preserve">Antibiotic resistance (AR) has become such an issue due to overuse and misuse that we are considered to be in a crisis (Ventola, 2015). Just in 2024 alone there were 1.23 million deaths related to Mycobacterium tuberculosis (TB) with approximately 390,000 people developing the MDR/RR-TB resistant strain (World Health Organization, 2024). This issue has developed further to affecting the environment as </w:t>
+        <w:t xml:space="preserve">Antibiotic resistance (AR) has become such an issue due to overuse and misuse that we </w:t>
+      </w:r>
+      <w:proofErr w:type="gramStart"/>
+      <w:r>
+        <w:t>are considered to be</w:t>
+      </w:r>
+      <w:proofErr w:type="gramEnd"/>
+      <w:r>
+        <w:t xml:space="preserve"> in a crisis (Ventola, 2015). Just in 2024 alone there were 1.23 million deaths related to Mycobacterium tuberculosis (TB) with approximately 390,000 people developing the MDR/RR-TB resistant strain (World Health Organization, 2024). This issue has developed further to affecting the environment as </w:t>
       </w:r>
       <w:r>
         <w:t>misuse</w:t>
@@ -64,7 +72,15 @@
         <w:t>antibiotic</w:t>
       </w:r>
       <w:r>
-        <w:t xml:space="preserve"> to be released into the surrounding environment (Andersson and Hughes, 2014). Originally, it has been postulated that it was possible to effectively control AR through limited use, as resistant bacteria should be out competed by its more fit wild type counterpart in the absence of drugs. The theory was resistance genes while hugely </w:t>
+        <w:t xml:space="preserve"> to be released into the surrounding environment (Andersson and Hughes, 2014). Originally, it has been postulated that it was possible to effectively control AR through limited use, as resistant bacteria should be out competed by its more fit wild </w:t>
+      </w:r>
+      <w:proofErr w:type="gramStart"/>
+      <w:r>
+        <w:t>type</w:t>
+      </w:r>
+      <w:proofErr w:type="gramEnd"/>
+      <w:r>
+        <w:t xml:space="preserve"> counterpart in the absence of drugs. The theory was resistance genes while hugely </w:t>
       </w:r>
       <w:r>
         <w:t>beneficial</w:t>
@@ -197,7 +213,23 @@
       </w:r>
       <w:proofErr w:type="spellEnd"/>
       <w:r>
-        <w:t xml:space="preserve"> mutation induced my RIF is will act as the differentiator. To provide some background, RIF is a broad spectrum </w:t>
+        <w:t xml:space="preserve"> mutation induced my RIF </w:t>
+      </w:r>
+      <w:proofErr w:type="gramStart"/>
+      <w:r>
+        <w:t>is will act</w:t>
+      </w:r>
+      <w:proofErr w:type="gramEnd"/>
+      <w:r>
+        <w:t xml:space="preserve"> as the differentiator. To provide some background, RIF is a </w:t>
+      </w:r>
+      <w:proofErr w:type="gramStart"/>
+      <w:r>
+        <w:t>broad spectrum</w:t>
+      </w:r>
+      <w:proofErr w:type="gramEnd"/>
+      <w:r>
+        <w:t xml:space="preserve"> </w:t>
       </w:r>
       <w:r>
         <w:t>antibiotic</w:t>
@@ -224,7 +256,15 @@
         <w:t>Leprosy</w:t>
       </w:r>
       <w:r>
-        <w:t xml:space="preserve">. However it is most famous form being the first in line drug to treat </w:t>
+        <w:t xml:space="preserve">. </w:t>
+      </w:r>
+      <w:proofErr w:type="gramStart"/>
+      <w:r>
+        <w:t>However</w:t>
+      </w:r>
+      <w:proofErr w:type="gramEnd"/>
+      <w:r>
+        <w:t xml:space="preserve"> it is most famous form being the first in line drug to treat </w:t>
       </w:r>
       <w:r>
         <w:t>Mycobacterium tuberculosis</w:t>
@@ -257,7 +297,21 @@
         <w:rPr>
           <w:highlight w:val="yellow"/>
         </w:rPr>
-        <w:t xml:space="preserve"> gene which encodes the beta subunit of bacterial RNA polymerase. Typically resistance is due to a structural change in the beta sub-unit which renders it impossible for RIF to bind onto the original active site (Munita, et al, 2015). Additionally, it is intriguing that although the </w:t>
+        <w:t xml:space="preserve"> gene which encodes the beta subunit of bacterial RNA polymerase. </w:t>
+      </w:r>
+      <w:proofErr w:type="gramStart"/>
+      <w:r>
+        <w:rPr>
+          <w:highlight w:val="yellow"/>
+        </w:rPr>
+        <w:t>Typically</w:t>
+      </w:r>
+      <w:proofErr w:type="gramEnd"/>
+      <w:r>
+        <w:rPr>
+          <w:highlight w:val="yellow"/>
+        </w:rPr>
+        <w:t xml:space="preserve"> resistance is due to a structural change in the beta sub-unit which renders it impossible for RIF to bind onto the original active site (Munita, et al, 2015). Additionally, it is intriguing that although the </w:t>
       </w:r>
       <w:proofErr w:type="spellStart"/>
       <w:r>
@@ -373,7 +427,15 @@
         <w:t>s o</w:t>
       </w:r>
       <w:r>
-        <w:t xml:space="preserve">n an organism’s ability to survive in a given environment. </w:t>
+        <w:t xml:space="preserve">n an organism’s ability to survive </w:t>
+      </w:r>
+      <w:proofErr w:type="gramStart"/>
+      <w:r>
+        <w:t>in a given</w:t>
+      </w:r>
+      <w:proofErr w:type="gramEnd"/>
+      <w:r>
+        <w:t xml:space="preserve"> environment. </w:t>
       </w:r>
       <w:r>
         <w:t>This definition</w:t>
@@ -486,7 +548,15 @@
         <w:t xml:space="preserve">it is inherently negative </w:t>
       </w:r>
       <w:r>
-        <w:t xml:space="preserve">when in reality this “cost” that we think we see </w:t>
+        <w:t xml:space="preserve">when </w:t>
+      </w:r>
+      <w:proofErr w:type="gramStart"/>
+      <w:r>
+        <w:t>in reality this</w:t>
+      </w:r>
+      <w:proofErr w:type="gramEnd"/>
+      <w:r>
+        <w:t xml:space="preserve"> “cost” that we think we see </w:t>
       </w:r>
       <w:r>
         <w:t xml:space="preserve">in our specific </w:t>
@@ -522,7 +592,15 @@
         <w:t>appropriate</w:t>
       </w:r>
       <w:r>
-        <w:t xml:space="preserve"> and open minded term </w:t>
+        <w:t xml:space="preserve"> and </w:t>
+      </w:r>
+      <w:proofErr w:type="gramStart"/>
+      <w:r>
+        <w:t>open minded</w:t>
+      </w:r>
+      <w:proofErr w:type="gramEnd"/>
+      <w:r>
+        <w:t xml:space="preserve"> term </w:t>
       </w:r>
       <w:r>
         <w:t>as</w:t>
@@ -867,12 +945,14 @@
       <w:r>
         <w:t xml:space="preserve">attempts and tries to </w:t>
       </w:r>
+      <w:proofErr w:type="gramStart"/>
       <w:r>
         <w:t>reverse</w:t>
       </w:r>
       <w:r>
         <w:t>s</w:t>
       </w:r>
+      <w:proofErr w:type="gramEnd"/>
       <w:r>
         <w:t xml:space="preserve"> the aggregation of misfolded proteins</w:t>
       </w:r>
@@ -985,7 +1065,15 @@
         <w:t xml:space="preserve">It has been observed </w:t>
       </w:r>
       <w:r>
-        <w:t xml:space="preserve">that E.coli’s resistance to </w:t>
+        <w:t xml:space="preserve">that </w:t>
+      </w:r>
+      <w:proofErr w:type="gramStart"/>
+      <w:r>
+        <w:t>E.coli’s</w:t>
+      </w:r>
+      <w:proofErr w:type="gramEnd"/>
+      <w:r>
+        <w:t xml:space="preserve"> resistance to </w:t>
       </w:r>
       <w:r>
         <w:t xml:space="preserve">high temperature not only relies on the common stress response but it also calls upon a group of genes not traditionally used named the </w:t>
@@ -1015,7 +1103,15 @@
         <w:t>unison</w:t>
       </w:r>
       <w:r>
-        <w:t xml:space="preserve"> to provide E.coli with a robust tolerance against high temperature</w:t>
+        <w:t xml:space="preserve"> to provide </w:t>
+      </w:r>
+      <w:proofErr w:type="gramStart"/>
+      <w:r>
+        <w:t>E.coli</w:t>
+      </w:r>
+      <w:proofErr w:type="gramEnd"/>
+      <w:r>
+        <w:t xml:space="preserve"> with a robust tolerance against high temperature</w:t>
       </w:r>
       <w:r>
         <w:t xml:space="preserve">. </w:t>
@@ -1029,7 +1125,15 @@
     </w:p>
     <w:p>
       <w:r>
-        <w:t xml:space="preserve">Unsurprisingly similar to </w:t>
+        <w:t xml:space="preserve">Unsurprisingly </w:t>
+      </w:r>
+      <w:proofErr w:type="gramStart"/>
+      <w:r>
+        <w:t>similar to</w:t>
+      </w:r>
+      <w:proofErr w:type="gramEnd"/>
+      <w:r>
+        <w:t xml:space="preserve"> </w:t>
       </w:r>
       <w:r>
         <w:t>the heat shock response</w:t>
@@ -1100,7 +1204,15 @@
         <w:t xml:space="preserve">. </w:t>
       </w:r>
       <w:r>
-        <w:t>In the case for E.coli under</w:t>
+        <w:t xml:space="preserve">In the case for </w:t>
+      </w:r>
+      <w:proofErr w:type="gramStart"/>
+      <w:r>
+        <w:t>E.coli</w:t>
+      </w:r>
+      <w:proofErr w:type="gramEnd"/>
+      <w:r>
+        <w:t xml:space="preserve"> under</w:t>
       </w:r>
       <w:r>
         <w:t xml:space="preserve"> cold shock, bacterial growth </w:t>
@@ -1115,7 +1227,15 @@
         <w:t xml:space="preserve"> halted</w:t>
       </w:r>
       <w:r>
-        <w:t xml:space="preserve">, with the exception of </w:t>
+        <w:t xml:space="preserve">, </w:t>
+      </w:r>
+      <w:proofErr w:type="gramStart"/>
+      <w:r>
+        <w:t>with the exception of</w:t>
+      </w:r>
+      <w:proofErr w:type="gramEnd"/>
+      <w:r>
+        <w:t xml:space="preserve"> </w:t>
       </w:r>
       <w:r>
         <w:t xml:space="preserve">the </w:t>
@@ -1473,7 +1593,15 @@
         <w:t>Glucose and m9</w:t>
       </w:r>
       <w:r>
-        <w:t xml:space="preserve"> and how these 2 media affects fitness effects</w:t>
+        <w:t xml:space="preserve"> and how these 2 media </w:t>
+      </w:r>
+      <w:proofErr w:type="gramStart"/>
+      <w:r>
+        <w:t>affects</w:t>
+      </w:r>
+      <w:proofErr w:type="gramEnd"/>
+      <w:r>
+        <w:t xml:space="preserve"> fitness effects</w:t>
       </w:r>
     </w:p>
     <w:p>
@@ -1615,12 +1743,21 @@
           <w:bCs/>
         </w:rPr>
       </w:pPr>
+      <w:proofErr w:type="gramStart"/>
       <w:r>
         <w:rPr>
           <w:b/>
           <w:bCs/>
         </w:rPr>
-        <w:t xml:space="preserve">So while it does not provide extra benefit it seems to not be a burden on the bacteria </w:t>
+        <w:t>So</w:t>
+      </w:r>
+      <w:proofErr w:type="gramEnd"/>
+      <w:r>
+        <w:rPr>
+          <w:b/>
+          <w:bCs/>
+        </w:rPr>
+        <w:t xml:space="preserve"> while it does not provide extra benefit it seems to not be a burden on the bacteria </w:t>
       </w:r>
     </w:p>
     <w:p>
@@ -1652,14 +1789,46 @@
           <w:b/>
           <w:bCs/>
         </w:rPr>
-        <w:t xml:space="preserve"> mutations are neither beneficial or deleterious </w:t>
-      </w:r>
+        <w:t xml:space="preserve"> mutations are neither beneficial </w:t>
+      </w:r>
+      <w:proofErr w:type="gramStart"/>
       <w:r>
         <w:rPr>
           <w:b/>
           <w:bCs/>
         </w:rPr>
-        <w:t xml:space="preserve">which in itself is interesting </w:t>
+        <w:t>or</w:t>
+      </w:r>
+      <w:proofErr w:type="gramEnd"/>
+      <w:r>
+        <w:rPr>
+          <w:b/>
+          <w:bCs/>
+        </w:rPr>
+        <w:t xml:space="preserve"> deleterious </w:t>
+      </w:r>
+      <w:r>
+        <w:rPr>
+          <w:b/>
+          <w:bCs/>
+        </w:rPr>
+        <w:t xml:space="preserve">which </w:t>
+      </w:r>
+      <w:proofErr w:type="gramStart"/>
+      <w:r>
+        <w:rPr>
+          <w:b/>
+          <w:bCs/>
+        </w:rPr>
+        <w:t>in itself is</w:t>
+      </w:r>
+      <w:proofErr w:type="gramEnd"/>
+      <w:r>
+        <w:rPr>
+          <w:b/>
+          <w:bCs/>
+        </w:rPr>
+        <w:t xml:space="preserve"> interesting </w:t>
       </w:r>
     </w:p>
     <w:p>
@@ -1923,7 +2092,15 @@
         <w:t xml:space="preserve">In this state protein synthesis becomes lower which </w:t>
       </w:r>
       <w:r>
-        <w:t>stabilises transcription, and restores protein homeostasis</w:t>
+        <w:t xml:space="preserve">stabilises </w:t>
+      </w:r>
+      <w:proofErr w:type="gramStart"/>
+      <w:r>
+        <w:t>transcription, and</w:t>
+      </w:r>
+      <w:proofErr w:type="gramEnd"/>
+      <w:r>
+        <w:t xml:space="preserve"> restores protein homeostasis</w:t>
       </w:r>
       <w:r>
         <w:t xml:space="preserve"> which relieves the </w:t>
@@ -1968,10 +2145,18 @@
       </w:r>
       <w:proofErr w:type="spellEnd"/>
       <w:r>
-        <w:t xml:space="preserve"> to work it has to </w:t>
-      </w:r>
-      <w:r>
-        <w:t xml:space="preserve"> binds directly to the β-subunit of RNA polymerase</w:t>
+        <w:t xml:space="preserve"> to work it has </w:t>
+      </w:r>
+      <w:proofErr w:type="gramStart"/>
+      <w:r>
+        <w:t xml:space="preserve">to </w:t>
+      </w:r>
+      <w:r>
+        <w:t xml:space="preserve"> binds</w:t>
+      </w:r>
+      <w:proofErr w:type="gramEnd"/>
+      <w:r>
+        <w:t xml:space="preserve"> directly to the β-subunit of RNA polymerase</w:t>
       </w:r>
       <w:r>
         <w:t xml:space="preserve"> which in our case has mutated. </w:t>
@@ -2054,10 +2239,18 @@
       </w:r>
       <w:proofErr w:type="spellEnd"/>
       <w:r>
-        <w:t xml:space="preserve"> mutations. In the first phase E. coli were grown at </w:t>
-      </w:r>
-      <w:r>
-        <w:t xml:space="preserve"> 42.2°C, where adaptation </w:t>
+        <w:t xml:space="preserve"> mutations. In the first phase E. coli were grown </w:t>
+      </w:r>
+      <w:proofErr w:type="gramStart"/>
+      <w:r>
+        <w:t xml:space="preserve">at </w:t>
+      </w:r>
+      <w:r>
+        <w:t xml:space="preserve"> 42</w:t>
+      </w:r>
+      <w:proofErr w:type="gramEnd"/>
+      <w:r>
+        <w:t xml:space="preserve">.2°C, where adaptation </w:t>
       </w:r>
       <w:r>
         <w:t xml:space="preserve">was </w:t>
@@ -2085,7 +2278,15 @@
         <w:t>rho</w:t>
       </w:r>
       <w:r>
-        <w:t xml:space="preserve">. These mutants were then subjugated to a second round experiment at </w:t>
+        <w:t xml:space="preserve">. These mutants were then subjugated to a </w:t>
+      </w:r>
+      <w:proofErr w:type="gramStart"/>
+      <w:r>
+        <w:t>second round</w:t>
+      </w:r>
+      <w:proofErr w:type="gramEnd"/>
+      <w:r>
+        <w:t xml:space="preserve"> experiment at </w:t>
       </w:r>
       <w:r>
         <w:t>19.0°C</w:t>
@@ -2401,7 +2602,15 @@
         <w:t>rich medium</w:t>
       </w:r>
       <w:r>
-        <w:t xml:space="preserve"> and multiple carbon source. The stand out was </w:t>
+        <w:t xml:space="preserve"> and multiple carbon source. The </w:t>
+      </w:r>
+      <w:proofErr w:type="gramStart"/>
+      <w:r>
+        <w:t>stand out</w:t>
+      </w:r>
+      <w:proofErr w:type="gramEnd"/>
+      <w:r>
+        <w:t xml:space="preserve"> was </w:t>
       </w:r>
       <w:r>
         <w:t xml:space="preserve">that the carbon source had little effect while </w:t>
@@ -2467,7 +2676,15 @@
         <w:t xml:space="preserve">isolated in LB on multiple carbon sources. </w:t>
       </w:r>
       <w:r>
-        <w:t>beneficial mutations carry little cost when transferred to new environments — mutants that performed well in LB generally remained beneficial or neutral across the range of carbon sources tested, with niche breadth similar to the wild type in nearly all cases. This suggests that strong adaptive trade-offs are unlikely to evolve through single mutations and require the accumulation of multiple substitutions</w:t>
+        <w:t xml:space="preserve">beneficial mutations carry little cost when transferred to new environments — mutants that performed well in LB generally remained beneficial or neutral across the range of carbon sources tested, with niche breadth </w:t>
+      </w:r>
+      <w:proofErr w:type="gramStart"/>
+      <w:r>
+        <w:t>similar to</w:t>
+      </w:r>
+      <w:proofErr w:type="gramEnd"/>
+      <w:r>
+        <w:t xml:space="preserve"> the wild type in nearly all cases. This suggests that strong adaptive trade-offs are unlikely to evolve through single mutations and require the accumulation of multiple substitutions</w:t>
       </w:r>
     </w:p>
     <w:p/>
@@ -2589,8 +2806,13 @@
     </w:p>
     <w:p>
       <w:r>
-        <w:t>We see an uneven distribution of certain mutations</w:t>
-      </w:r>
+        <w:t xml:space="preserve">We see an uneven distribution of certain </w:t>
+      </w:r>
+      <w:proofErr w:type="gramStart"/>
+      <w:r>
+        <w:t>mutations</w:t>
+      </w:r>
+      <w:proofErr w:type="gramEnd"/>
       <w:r>
         <w:t xml:space="preserve"> and we only got to observe selection during fluctuation test and now we want to see establishment on agar </w:t>
       </w:r>
@@ -2643,7 +2865,15 @@
     </w:p>
     <w:p>
       <w:r>
-        <w:t xml:space="preserve">Grow on non RIF plate to test for establishment </w:t>
+        <w:t xml:space="preserve">Grow on </w:t>
+      </w:r>
+      <w:proofErr w:type="gramStart"/>
+      <w:r>
+        <w:t>non RIF</w:t>
+      </w:r>
+      <w:proofErr w:type="gramEnd"/>
+      <w:r>
+        <w:t xml:space="preserve"> plate to test for establishment </w:t>
       </w:r>
     </w:p>
     <w:p>
@@ -2711,12 +2941,21 @@
           <w:bCs/>
         </w:rPr>
       </w:pPr>
+      <w:proofErr w:type="gramStart"/>
       <w:r>
         <w:rPr>
           <w:b/>
           <w:bCs/>
         </w:rPr>
-        <w:t xml:space="preserve">Non RIF plates test for establishment </w:t>
+        <w:t>Non RIF</w:t>
+      </w:r>
+      <w:proofErr w:type="gramEnd"/>
+      <w:r>
+        <w:rPr>
+          <w:b/>
+          <w:bCs/>
+        </w:rPr>
+        <w:t xml:space="preserve"> plates test for establishment </w:t>
       </w:r>
     </w:p>
     <w:p>
@@ -2897,12 +3136,28 @@
       </w:r>
       <w:proofErr w:type="spellEnd"/>
       <w:r>
-        <w:t xml:space="preserve"> mutations are “bad” therefor are stochastically dying on RIF while others are “living “ and going on to establish. </w:t>
+        <w:t xml:space="preserve"> mutations are “bad” therefor are stochastically dying on RIF while others are “living </w:t>
+      </w:r>
+      <w:proofErr w:type="gramStart"/>
+      <w:r>
+        <w:t>“ and</w:t>
+      </w:r>
+      <w:proofErr w:type="gramEnd"/>
+      <w:r>
+        <w:t xml:space="preserve"> going on to establish. </w:t>
       </w:r>
     </w:p>
     <w:p>
       <w:r>
-        <w:t xml:space="preserve">To test this theory I am growing mutant on RIF plates and non </w:t>
+        <w:t xml:space="preserve">To test this </w:t>
+      </w:r>
+      <w:proofErr w:type="gramStart"/>
+      <w:r>
+        <w:t>theory</w:t>
+      </w:r>
+      <w:proofErr w:type="gramEnd"/>
+      <w:r>
+        <w:t xml:space="preserve"> I am growing mutant on RIF plates and non </w:t>
       </w:r>
       <w:proofErr w:type="spellStart"/>
       <w:r>
@@ -2972,13 +3227,6 @@
           <w:bCs/>
         </w:rPr>
       </w:pPr>
-      <w:r>
-        <w:rPr>
-          <w:b/>
-          <w:bCs/>
-        </w:rPr>
-        <w:t xml:space="preserve">Intro </w:t>
-      </w:r>
     </w:p>
     <w:p>
       <w:pPr>
@@ -2993,7 +3241,7 @@
           <w:bCs/>
         </w:rPr>
         <w:lastRenderedPageBreak/>
-        <w:t xml:space="preserve">Establishment </w:t>
+        <w:t xml:space="preserve">Intro </w:t>
       </w:r>
     </w:p>
     <w:p>
@@ -3008,7 +3256,14 @@
           <w:b/>
           <w:bCs/>
         </w:rPr>
-        <w:t xml:space="preserve">Selection </w:t>
+        <w:t xml:space="preserve">Stochasticity </w:t>
+      </w:r>
+      <w:r>
+        <w:rPr>
+          <w:b/>
+          <w:bCs/>
+        </w:rPr>
+        <w:t xml:space="preserve">to deterministic </w:t>
       </w:r>
     </w:p>
     <w:p>
@@ -3023,18 +3278,7 @@
           <w:b/>
           <w:bCs/>
         </w:rPr>
-        <w:t xml:space="preserve">Stochasticity </w:t>
-      </w:r>
-    </w:p>
-    <w:p/>
-    <w:p/>
-    <w:p/>
-    <w:p>
-      <w:r>
-        <w:t>In the</w:t>
-      </w:r>
-      <w:r>
-        <w:t xml:space="preserve"> broad  </w:t>
+        <w:t xml:space="preserve">Establishment </w:t>
       </w:r>
     </w:p>
     <w:p>
@@ -3049,56 +3293,7 @@
           <w:b/>
           <w:bCs/>
         </w:rPr>
-        <w:t>Evolution is deterministic but not predictable</w:t>
-      </w:r>
-    </w:p>
-    <w:p>
-      <w:r>
-        <w:t>mutations are spontaneous</w:t>
-      </w:r>
-      <w:r>
-        <w:t xml:space="preserve"> and stochastic when they first appear </w:t>
-      </w:r>
-    </w:p>
-    <w:p>
-      <w:r>
-        <w:t xml:space="preserve">but there is bias during selection and </w:t>
-      </w:r>
-      <w:proofErr w:type="spellStart"/>
-      <w:r>
-        <w:t>establishemnts</w:t>
-      </w:r>
-      <w:proofErr w:type="spellEnd"/>
-      <w:r>
-        <w:t xml:space="preserve"> </w:t>
-      </w:r>
-    </w:p>
-    <w:p>
-      <w:r>
-        <w:t>Cytosine most likely mutates to uracil</w:t>
-      </w:r>
-    </w:p>
-    <w:p>
-      <w:r>
-        <w:t xml:space="preserve">Transition mutations happen more than transversion mutations  </w:t>
-      </w:r>
-    </w:p>
-    <w:p>
-      <w:r>
-        <w:t xml:space="preserve">e. coli has a mutation hot and cold region </w:t>
-      </w:r>
-    </w:p>
-    <w:p>
-      <w:r>
-        <w:t>there is uneven distribution for establishment</w:t>
-      </w:r>
-      <w:r>
-        <w:t xml:space="preserve">  </w:t>
-      </w:r>
-    </w:p>
-    <w:p>
-      <w:r>
-        <w:t xml:space="preserve">what is causing this uneven distribution and what can we do to take advantage of it </w:t>
+        <w:t>Selection</w:t>
       </w:r>
     </w:p>
     <w:p>
@@ -3113,6 +3308,225 @@
           <w:b/>
           <w:bCs/>
         </w:rPr>
+        <w:t xml:space="preserve">Fluctuation test </w:t>
+      </w:r>
+    </w:p>
+    <w:p>
+      <w:pPr>
+        <w:rPr>
+          <w:b/>
+          <w:bCs/>
+        </w:rPr>
+      </w:pPr>
+      <w:r>
+        <w:rPr>
+          <w:b/>
+          <w:bCs/>
+        </w:rPr>
+        <w:t xml:space="preserve">Poisson distribution </w:t>
+      </w:r>
+    </w:p>
+    <w:p>
+      <w:pPr>
+        <w:rPr>
+          <w:b/>
+          <w:bCs/>
+        </w:rPr>
+      </w:pPr>
+      <w:r>
+        <w:rPr>
+          <w:b/>
+          <w:bCs/>
+        </w:rPr>
+        <w:t>Jackpot distribution</w:t>
+      </w:r>
+    </w:p>
+    <w:p>
+      <w:pPr>
+        <w:rPr>
+          <w:b/>
+          <w:bCs/>
+        </w:rPr>
+      </w:pPr>
+      <w:r>
+        <w:rPr>
+          <w:b/>
+          <w:bCs/>
+        </w:rPr>
+        <w:t xml:space="preserve">We see uneven distribution in mutation </w:t>
+      </w:r>
+      <w:proofErr w:type="gramStart"/>
+      <w:r>
+        <w:rPr>
+          <w:b/>
+          <w:bCs/>
+        </w:rPr>
+        <w:t>rate</w:t>
+      </w:r>
+      <w:proofErr w:type="gramEnd"/>
+      <w:r>
+        <w:rPr>
+          <w:b/>
+          <w:bCs/>
+        </w:rPr>
+        <w:t xml:space="preserve"> and we assume </w:t>
+      </w:r>
+      <w:proofErr w:type="spellStart"/>
+      <w:r>
+        <w:rPr>
+          <w:b/>
+          <w:bCs/>
+        </w:rPr>
+        <w:t>its</w:t>
+      </w:r>
+      <w:proofErr w:type="spellEnd"/>
+      <w:r>
+        <w:rPr>
+          <w:b/>
+          <w:bCs/>
+        </w:rPr>
+        <w:t xml:space="preserve"> due to stochastic mortality.</w:t>
+      </w:r>
+      <w:r>
+        <w:rPr>
+          <w:b/>
+          <w:bCs/>
+        </w:rPr>
+        <w:t xml:space="preserve"> From the results not the case could be due to jackpot mutations </w:t>
+      </w:r>
+    </w:p>
+    <w:p>
+      <w:pPr>
+        <w:rPr>
+          <w:b/>
+          <w:bCs/>
+        </w:rPr>
+      </w:pPr>
+      <w:r>
+        <w:rPr>
+          <w:b/>
+          <w:bCs/>
+        </w:rPr>
+        <w:t xml:space="preserve">To test this </w:t>
+      </w:r>
+      <w:proofErr w:type="spellStart"/>
+      <w:r>
+        <w:rPr>
+          <w:b/>
+          <w:bCs/>
+        </w:rPr>
+        <w:t>ill</w:t>
+      </w:r>
+      <w:proofErr w:type="spellEnd"/>
+      <w:r>
+        <w:rPr>
+          <w:b/>
+          <w:bCs/>
+        </w:rPr>
+        <w:t xml:space="preserve"> be doing </w:t>
+      </w:r>
+      <w:r>
+        <w:rPr>
+          <w:b/>
+          <w:bCs/>
+        </w:rPr>
+        <w:t>establishment</w:t>
+      </w:r>
+      <w:r>
+        <w:rPr>
+          <w:b/>
+          <w:bCs/>
+        </w:rPr>
+        <w:t xml:space="preserve"> experiment to see if it’s the case </w:t>
+      </w:r>
+    </w:p>
+    <w:p/>
+    <w:p/>
+    <w:p/>
+    <w:p>
+      <w:r>
+        <w:t>In the</w:t>
+      </w:r>
+      <w:r>
+        <w:t xml:space="preserve"> broad  </w:t>
+      </w:r>
+    </w:p>
+    <w:p>
+      <w:pPr>
+        <w:rPr>
+          <w:b/>
+          <w:bCs/>
+        </w:rPr>
+      </w:pPr>
+      <w:r>
+        <w:rPr>
+          <w:b/>
+          <w:bCs/>
+        </w:rPr>
+        <w:t>Evolution is deterministic but not predictable</w:t>
+      </w:r>
+    </w:p>
+    <w:p>
+      <w:r>
+        <w:t>mutations are spontaneous</w:t>
+      </w:r>
+      <w:r>
+        <w:t xml:space="preserve"> and stochastic when they first appear </w:t>
+      </w:r>
+    </w:p>
+    <w:p>
+      <w:r>
+        <w:t xml:space="preserve">but there is bias during selection and </w:t>
+      </w:r>
+      <w:proofErr w:type="spellStart"/>
+      <w:r>
+        <w:t>establishemnts</w:t>
+      </w:r>
+      <w:proofErr w:type="spellEnd"/>
+      <w:r>
+        <w:t xml:space="preserve"> </w:t>
+      </w:r>
+    </w:p>
+    <w:p>
+      <w:r>
+        <w:t>Cytosine most likely mutates to uracil</w:t>
+      </w:r>
+    </w:p>
+    <w:p>
+      <w:r>
+        <w:t xml:space="preserve">Transition mutations happen more than transversion mutations  </w:t>
+      </w:r>
+    </w:p>
+    <w:p>
+      <w:r>
+        <w:t xml:space="preserve">e. coli has a mutation hot and cold region </w:t>
+      </w:r>
+    </w:p>
+    <w:p>
+      <w:r>
+        <w:t>there is uneven distribution for establishment</w:t>
+      </w:r>
+      <w:r>
+        <w:t xml:space="preserve">  </w:t>
+      </w:r>
+    </w:p>
+    <w:p>
+      <w:r>
+        <w:t xml:space="preserve">what is causing this uneven distribution and what can we do to take advantage of it </w:t>
+      </w:r>
+    </w:p>
+    <w:p>
+      <w:pPr>
+        <w:rPr>
+          <w:b/>
+          <w:bCs/>
+        </w:rPr>
+      </w:pPr>
+      <w:r>
+        <w:rPr>
+          <w:b/>
+          <w:bCs/>
+        </w:rPr>
         <w:t>scale:</w:t>
       </w:r>
     </w:p>
@@ -3147,7 +3561,6 @@
         <w:rPr>
           <w:noProof/>
         </w:rPr>
-        <w:lastRenderedPageBreak/>
         <w:drawing>
           <wp:inline distT="0" distB="0" distL="0" distR="0" wp14:anchorId="47F984E6" wp14:editId="11CC436A">
             <wp:extent cx="5731510" cy="3959860"/>
@@ -3273,7 +3686,23 @@
           <w:b/>
           <w:bCs/>
         </w:rPr>
-        <w:t xml:space="preserve">This system is stochastic but we have an uneven distribution </w:t>
+        <w:t xml:space="preserve">This system is </w:t>
+      </w:r>
+      <w:proofErr w:type="gramStart"/>
+      <w:r>
+        <w:rPr>
+          <w:b/>
+          <w:bCs/>
+        </w:rPr>
+        <w:t>stochastic</w:t>
+      </w:r>
+      <w:proofErr w:type="gramEnd"/>
+      <w:r>
+        <w:rPr>
+          <w:b/>
+          <w:bCs/>
+        </w:rPr>
+        <w:t xml:space="preserve"> but we have an uneven distribution </w:t>
       </w:r>
       <w:r>
         <w:rPr>
@@ -3317,7 +3746,15 @@
           <w:b/>
           <w:bCs/>
         </w:rPr>
-        <w:t xml:space="preserve">select and establish than </w:t>
+        <w:t xml:space="preserve">select and establish </w:t>
+      </w:r>
+      <w:proofErr w:type="gramStart"/>
+      <w:r>
+        <w:rPr>
+          <w:b/>
+          <w:bCs/>
+        </w:rPr>
+        <w:t xml:space="preserve">than </w:t>
       </w:r>
       <w:r>
         <w:rPr>
@@ -3331,7 +3768,15 @@
           <w:b/>
           <w:bCs/>
         </w:rPr>
-        <w:t>others more rare ones</w:t>
+        <w:t>others</w:t>
+      </w:r>
+      <w:proofErr w:type="gramEnd"/>
+      <w:r>
+        <w:rPr>
+          <w:b/>
+          <w:bCs/>
+        </w:rPr>
+        <w:t xml:space="preserve"> more rare ones</w:t>
       </w:r>
       <w:r>
         <w:rPr>
@@ -3561,8 +4006,13 @@
       </w:r>
     </w:p>
     <w:p>
-      <w:r>
-        <w:t xml:space="preserve">However there are many </w:t>
+      <w:proofErr w:type="gramStart"/>
+      <w:r>
+        <w:t>However</w:t>
+      </w:r>
+      <w:proofErr w:type="gramEnd"/>
+      <w:r>
+        <w:t xml:space="preserve"> there are many </w:t>
       </w:r>
       <w:proofErr w:type="spellStart"/>
       <w:r>
@@ -3583,7 +4033,15 @@
     </w:p>
     <w:p>
       <w:r>
-        <w:t xml:space="preserve">We noticed this first due to mutation rate so we see some mutations much more frequently than others </w:t>
+        <w:t xml:space="preserve">We noticed this first due to mutation </w:t>
+      </w:r>
+      <w:proofErr w:type="gramStart"/>
+      <w:r>
+        <w:t>rate</w:t>
+      </w:r>
+      <w:proofErr w:type="gramEnd"/>
+      <w:r>
+        <w:t xml:space="preserve"> so we see some mutations much more frequently than others </w:t>
       </w:r>
     </w:p>
     <w:p>
@@ -3596,7 +4054,15 @@
       </w:r>
       <w:proofErr w:type="spellEnd"/>
       <w:r>
-        <w:t xml:space="preserve"> is used on E.coli we can predict </w:t>
+        <w:t xml:space="preserve"> is used on </w:t>
+      </w:r>
+      <w:proofErr w:type="gramStart"/>
+      <w:r>
+        <w:t>E.coli</w:t>
+      </w:r>
+      <w:proofErr w:type="gramEnd"/>
+      <w:r>
+        <w:t xml:space="preserve"> we can predict </w:t>
       </w:r>
       <w:proofErr w:type="spellStart"/>
       <w:r>
@@ -3674,7 +4140,15 @@
         <w:t xml:space="preserve">mutations arise stochastically </w:t>
       </w:r>
       <w:r>
-        <w:t xml:space="preserve">(why). However after looking at our lab results and results from other papers </w:t>
+        <w:t xml:space="preserve">(why). </w:t>
+      </w:r>
+      <w:proofErr w:type="gramStart"/>
+      <w:r>
+        <w:t>However</w:t>
+      </w:r>
+      <w:proofErr w:type="gramEnd"/>
+      <w:r>
+        <w:t xml:space="preserve"> after looking at our lab results and results from other papers </w:t>
       </w:r>
       <w:r>
         <w:t xml:space="preserve">we see that it is not the case. Certain mutations like the S531L in clinical TB and </w:t>
@@ -3782,7 +4256,15 @@
     </w:p>
     <w:p>
       <w:r>
-        <w:t>What I am trying to find out</w:t>
+        <w:t xml:space="preserve">What </w:t>
+      </w:r>
+      <w:proofErr w:type="gramStart"/>
+      <w:r>
+        <w:t>I am</w:t>
+      </w:r>
+      <w:proofErr w:type="gramEnd"/>
+      <w:r>
+        <w:t xml:space="preserve"> trying to find out</w:t>
       </w:r>
       <w:r>
         <w:t>?</w:t>
@@ -3861,7 +4343,15 @@
     </w:p>
     <w:p>
       <w:r>
-        <w:t>For now ou</w:t>
+        <w:t xml:space="preserve">For </w:t>
+      </w:r>
+      <w:proofErr w:type="gramStart"/>
+      <w:r>
+        <w:t>now</w:t>
+      </w:r>
+      <w:proofErr w:type="gramEnd"/>
+      <w:r>
+        <w:t xml:space="preserve"> ou</w:t>
       </w:r>
       <w:r>
         <w:t>r</w:t>
@@ -3881,7 +4371,11 @@
         <w:t xml:space="preserve">s therefor </w:t>
       </w:r>
       <w:r>
-        <w:t xml:space="preserve">in order to </w:t>
+        <w:t xml:space="preserve">in order </w:t>
+      </w:r>
+      <w:proofErr w:type="gramStart"/>
+      <w:r>
+        <w:t xml:space="preserve">to </w:t>
       </w:r>
       <w:r>
         <w:t xml:space="preserve"> </w:t>
@@ -3891,6 +4385,7 @@
         <w:t>beable</w:t>
       </w:r>
       <w:proofErr w:type="spellEnd"/>
+      <w:proofErr w:type="gramEnd"/>
       <w:r>
         <w:t xml:space="preserve"> to test for all of them we </w:t>
       </w:r>
@@ -3942,7 +4437,15 @@
         <w:t xml:space="preserve">Therefor the idea is that </w:t>
       </w:r>
       <w:r>
-        <w:t xml:space="preserve">we will </w:t>
+        <w:t xml:space="preserve">we </w:t>
+      </w:r>
+      <w:proofErr w:type="gramStart"/>
+      <w:r>
+        <w:t>will</w:t>
+      </w:r>
+      <w:proofErr w:type="gramEnd"/>
+      <w:r>
+        <w:t xml:space="preserve"> </w:t>
       </w:r>
       <w:proofErr w:type="spellStart"/>
       <w:r>
@@ -3966,7 +4469,15 @@
     </w:p>
     <w:p>
       <w:r>
-        <w:t xml:space="preserve">The experiment will two folds. First I will create the ONC by first </w:t>
+        <w:t xml:space="preserve">The experiment will two folds. </w:t>
+      </w:r>
+      <w:proofErr w:type="gramStart"/>
+      <w:r>
+        <w:t>First</w:t>
+      </w:r>
+      <w:proofErr w:type="gramEnd"/>
+      <w:r>
+        <w:t xml:space="preserve"> I will create the ONC by first </w:t>
       </w:r>
       <w:r>
         <w:t xml:space="preserve">setting up the 96well plate in the format I have discussed above. Then I will inoculate each well with the corresponding </w:t>
@@ -4000,7 +4511,23 @@
       </w:r>
       <w:proofErr w:type="spellEnd"/>
       <w:r>
-        <w:t xml:space="preserve"> reasons. Normally E. coil has an 18 hour growth period however since I am dealing with mutants we decided it was </w:t>
+        <w:t xml:space="preserve"> reasons. Normally E. coil has an </w:t>
+      </w:r>
+      <w:proofErr w:type="gramStart"/>
+      <w:r>
+        <w:t>18 hour</w:t>
+      </w:r>
+      <w:proofErr w:type="gramEnd"/>
+      <w:r>
+        <w:t xml:space="preserve"> growth period however since I am dealing with </w:t>
+      </w:r>
+      <w:proofErr w:type="gramStart"/>
+      <w:r>
+        <w:t>mutants</w:t>
+      </w:r>
+      <w:proofErr w:type="gramEnd"/>
+      <w:r>
+        <w:t xml:space="preserve"> we decided it was </w:t>
       </w:r>
       <w:proofErr w:type="spellStart"/>
       <w:r>
@@ -4032,6 +4559,7 @@
     </w:p>
     <w:p>
       <w:r>
+        <w:lastRenderedPageBreak/>
         <w:t xml:space="preserve">After the ONC has finished incubating </w:t>
       </w:r>
       <w:r>
@@ -4063,7 +4591,6 @@
     </w:p>
     <w:p>
       <w:r>
-        <w:lastRenderedPageBreak/>
         <w:t xml:space="preserve">After obtaining my results from the plate reader </w:t>
       </w:r>
       <w:r>
@@ -5823,6 +6350,7 @@
                 <w:lang w:eastAsia="en-AU"/>
                 <w14:ligatures w14:val="none"/>
               </w:rPr>
+              <w:lastRenderedPageBreak/>
               <w:t>M23</w:t>
             </w:r>
           </w:p>
@@ -6030,7 +6558,6 @@
                 <w:lang w:eastAsia="en-AU"/>
                 <w14:ligatures w14:val="none"/>
               </w:rPr>
-              <w:lastRenderedPageBreak/>
               <w:t>M26</w:t>
             </w:r>
           </w:p>
@@ -6240,7 +6767,15 @@
         <w:t>with the M standing for mutant</w:t>
       </w:r>
       <w:r>
-        <w:t xml:space="preserve">. The corresponding mutations that each number refers to can also be seen on the right hand side. </w:t>
+        <w:t xml:space="preserve">. The corresponding mutations that each number refers to can also be seen on the </w:t>
+      </w:r>
+      <w:proofErr w:type="gramStart"/>
+      <w:r>
+        <w:t>right hand</w:t>
+      </w:r>
+      <w:proofErr w:type="gramEnd"/>
+      <w:r>
+        <w:t xml:space="preserve"> side. </w:t>
       </w:r>
     </w:p>
     <w:p/>
@@ -6315,7 +6850,6 @@
     <w:p/>
     <w:p>
       <w:r>
-        <w:lastRenderedPageBreak/>
         <w:t xml:space="preserve">Schedule </w:t>
       </w:r>
     </w:p>
@@ -20402,6 +20936,7 @@
                 <w:lang w:eastAsia="en-AU"/>
                 <w14:ligatures w14:val="none"/>
               </w:rPr>
+              <w:lastRenderedPageBreak/>
               <w:t>Assay 3</w:t>
             </w:r>
           </w:p>
@@ -21116,7 +21651,6 @@
                 <w:lang w:eastAsia="en-AU"/>
                 <w14:ligatures w14:val="none"/>
               </w:rPr>
-              <w:lastRenderedPageBreak/>
               <w:t>Assay 4</w:t>
             </w:r>
           </w:p>
@@ -29221,6 +29755,7 @@
                 <w:lang w:eastAsia="en-AU"/>
                 <w14:ligatures w14:val="none"/>
               </w:rPr>
+              <w:lastRenderedPageBreak/>
               <w:t>FRIDAY</w:t>
             </w:r>
           </w:p>
@@ -29271,7 +29806,6 @@
                 <w:lang w:eastAsia="en-AU"/>
                 <w14:ligatures w14:val="none"/>
               </w:rPr>
-              <w:lastRenderedPageBreak/>
               <w:t>Time →</w:t>
             </w:r>
           </w:p>
@@ -30481,7 +31015,15 @@
     </w:p>
     <w:p>
       <w:r>
-        <w:t xml:space="preserve">In theory we did not give these mutants time to evolve so their reaction should be poor but we see the complete opposite </w:t>
+        <w:t xml:space="preserve">In theory we did not give these mutants time to evolve so their reaction should be </w:t>
+      </w:r>
+      <w:proofErr w:type="gramStart"/>
+      <w:r>
+        <w:t>poor</w:t>
+      </w:r>
+      <w:proofErr w:type="gramEnd"/>
+      <w:r>
+        <w:t xml:space="preserve"> but we see the complete opposite </w:t>
       </w:r>
     </w:p>
     <w:p>
@@ -30548,7 +31090,15 @@
     </w:p>
     <w:p>
       <w:r>
-        <w:t xml:space="preserve">We see some growth in m9 from ONC experiment at 45c but there is no growth  during the actual experiment </w:t>
+        <w:t xml:space="preserve">We see some growth in m9 from ONC experiment at 45c but there is no </w:t>
+      </w:r>
+      <w:proofErr w:type="gramStart"/>
+      <w:r>
+        <w:t>growth  during</w:t>
+      </w:r>
+      <w:proofErr w:type="gramEnd"/>
+      <w:r>
+        <w:t xml:space="preserve"> the actual experiment </w:t>
       </w:r>
     </w:p>
     <w:p>

--- a/Writing/Lit review.docx
+++ b/Writing/Lit review.docx
@@ -8,6 +8,28 @@
       </w:pPr>
       <w:r>
         <w:t>Lit review format:</w:t>
+      </w:r>
+      <w:r>
+        <w:t xml:space="preserve"> </w:t>
+      </w:r>
+    </w:p>
+    <w:p>
+      <w:pPr>
+        <w:pStyle w:val="Heading1"/>
+      </w:pPr>
+      <w:r>
+        <w:t>(</w:t>
+      </w:r>
+      <w:proofErr w:type="spellStart"/>
+      <w:r>
+        <w:t>rpoB</w:t>
+      </w:r>
+      <w:proofErr w:type="spellEnd"/>
+      <w:r>
+        <w:t xml:space="preserve"> mutations </w:t>
+      </w:r>
+      <w:r>
+        <w:t>can be deleterious to bacteria at high temperatures but some are not and helps it retain its fitness)</w:t>
       </w:r>
     </w:p>
     <w:p>
@@ -178,6 +200,7 @@
     </w:p>
     <w:p>
       <w:r>
+        <w:lastRenderedPageBreak/>
         <w:t xml:space="preserve">To </w:t>
       </w:r>
       <w:r>
@@ -197,15 +220,7 @@
       </w:r>
       <w:proofErr w:type="spellEnd"/>
       <w:r>
-        <w:t xml:space="preserve"> mutation induced my RIF is will act as the differentiator. To provide some background, RIF is a </w:t>
-      </w:r>
-      <w:proofErr w:type="gramStart"/>
-      <w:r>
-        <w:t>broad spectrum</w:t>
-      </w:r>
-      <w:proofErr w:type="gramEnd"/>
-      <w:r>
-        <w:t xml:space="preserve"> </w:t>
+        <w:t xml:space="preserve"> mutation induced my RIF is will act as the differentiator. To provide some background, RIF is a broad spectrum </w:t>
       </w:r>
       <w:r>
         <w:t>antibiotic</w:t>
@@ -232,15 +247,7 @@
         <w:t>Leprosy</w:t>
       </w:r>
       <w:r>
-        <w:t xml:space="preserve">. </w:t>
-      </w:r>
-      <w:proofErr w:type="gramStart"/>
-      <w:r>
-        <w:t>However</w:t>
-      </w:r>
-      <w:proofErr w:type="gramEnd"/>
-      <w:r>
-        <w:t xml:space="preserve"> it is most famous form being the first in line drug to treat </w:t>
+        <w:t xml:space="preserve">. However it is most famous form being the first in line drug to treat </w:t>
       </w:r>
       <w:r>
         <w:t>Mycobacterium tuberculosis</w:t>
@@ -249,11 +256,7 @@
         <w:t>. The drug t</w:t>
       </w:r>
       <w:r>
-        <w:t xml:space="preserve">argets the RNA polymerase by binding close to the beta subunit which blocks the </w:t>
-      </w:r>
-      <w:r>
-        <w:lastRenderedPageBreak/>
-        <w:t xml:space="preserve">elongation of synthesized RNA molecules, thereby leading to premature termination of transcription and ultimately cell death (Campbell et al., 2001). </w:t>
+        <w:t xml:space="preserve">argets the RNA polymerase by binding close to the beta subunit which blocks the elongation of synthesized RNA molecules, thereby leading to premature termination of transcription and ultimately cell death (Campbell et al., 2001). </w:t>
       </w:r>
       <w:r>
         <w:rPr>
@@ -273,21 +276,7 @@
         <w:rPr>
           <w:highlight w:val="yellow"/>
         </w:rPr>
-        <w:t xml:space="preserve"> gene which encodes the beta subunit of bacterial RNA polymerase. </w:t>
-      </w:r>
-      <w:proofErr w:type="gramStart"/>
-      <w:r>
-        <w:rPr>
-          <w:highlight w:val="yellow"/>
-        </w:rPr>
-        <w:t>Typically</w:t>
-      </w:r>
-      <w:proofErr w:type="gramEnd"/>
-      <w:r>
-        <w:rPr>
-          <w:highlight w:val="yellow"/>
-        </w:rPr>
-        <w:t xml:space="preserve"> resistance is due to a structural change in the beta sub-unit which renders it impossible for RIF to bind onto the original active site (Munita, et al, 2015). Additionally, it is intriguing that although the </w:t>
+        <w:t xml:space="preserve"> gene which encodes the beta subunit of bacterial RNA polymerase. Typically resistance is due to a structural change in the beta sub-unit which renders it impossible for RIF to bind onto the original active site (Munita, et al, 2015). Additionally, it is intriguing that although the </w:t>
       </w:r>
       <w:proofErr w:type="spellStart"/>
       <w:r>
@@ -552,15 +541,7 @@
         <w:t>appropriate</w:t>
       </w:r>
       <w:r>
-        <w:t xml:space="preserve"> and </w:t>
-      </w:r>
-      <w:proofErr w:type="gramStart"/>
-      <w:r>
-        <w:t>open minded</w:t>
-      </w:r>
-      <w:proofErr w:type="gramEnd"/>
-      <w:r>
-        <w:t xml:space="preserve"> term </w:t>
+        <w:t xml:space="preserve"> and open minded term </w:t>
       </w:r>
       <w:r>
         <w:t>as</w:t>
@@ -575,7 +556,11 @@
         <w:t xml:space="preserve"> as an effect a</w:t>
       </w:r>
       <w:r>
-        <w:t xml:space="preserve">nd analyses the effect as it is and does not make any assumptions as to whether the effect is good or bad. </w:t>
+        <w:t xml:space="preserve">nd </w:t>
+      </w:r>
+      <w:r>
+        <w:lastRenderedPageBreak/>
+        <w:t xml:space="preserve">analyses the effect as it is and does not make any assumptions as to whether the effect is good or bad. </w:t>
       </w:r>
     </w:p>
     <w:p>
@@ -615,7 +600,6 @@
     </w:p>
     <w:p>
       <w:r>
-        <w:lastRenderedPageBreak/>
         <w:t xml:space="preserve">While there is a myriad of </w:t>
       </w:r>
       <w:r>
@@ -1008,7 +992,11 @@
         <w:t>cumulates</w:t>
       </w:r>
       <w:r>
-        <w:t xml:space="preserve"> and binds to the RNA polymerase which transcribes any of the downstream heat shock </w:t>
+        <w:t xml:space="preserve"> and binds to the RNA polymerase </w:t>
+      </w:r>
+      <w:r>
+        <w:lastRenderedPageBreak/>
+        <w:t xml:space="preserve">which transcribes any of the downstream heat shock </w:t>
       </w:r>
       <w:r>
         <w:t>heat shock genes</w:t>
@@ -1023,15 +1011,7 @@
         <w:t xml:space="preserve">It has been observed </w:t>
       </w:r>
       <w:r>
-        <w:t xml:space="preserve">that </w:t>
-      </w:r>
-      <w:proofErr w:type="gramStart"/>
-      <w:r>
-        <w:t>E.coli’s</w:t>
-      </w:r>
-      <w:proofErr w:type="gramEnd"/>
-      <w:r>
-        <w:t xml:space="preserve"> resistance to </w:t>
+        <w:t xml:space="preserve">that E.coli’s resistance to </w:t>
       </w:r>
       <w:r>
         <w:t xml:space="preserve">high temperature not only relies on the common stress response but it also calls upon a group of genes not traditionally used named the </w:t>
@@ -1061,15 +1041,7 @@
         <w:t>unison</w:t>
       </w:r>
       <w:r>
-        <w:t xml:space="preserve"> to provide </w:t>
-      </w:r>
-      <w:proofErr w:type="gramStart"/>
-      <w:r>
-        <w:t>E.coli</w:t>
-      </w:r>
-      <w:proofErr w:type="gramEnd"/>
-      <w:r>
-        <w:t xml:space="preserve"> with a robust tolerance against high temperature</w:t>
+        <w:t xml:space="preserve"> to provide E.coli with a robust tolerance against high temperature</w:t>
       </w:r>
       <w:r>
         <w:t xml:space="preserve">. </w:t>
@@ -1077,7 +1049,6 @@
     </w:p>
     <w:p>
       <w:r>
-        <w:lastRenderedPageBreak/>
         <w:t xml:space="preserve">Cold response </w:t>
       </w:r>
     </w:p>
@@ -1154,15 +1125,7 @@
         <w:t xml:space="preserve">. </w:t>
       </w:r>
       <w:r>
-        <w:t xml:space="preserve">In the case for </w:t>
-      </w:r>
-      <w:proofErr w:type="gramStart"/>
-      <w:r>
-        <w:t>E.coli</w:t>
-      </w:r>
-      <w:proofErr w:type="gramEnd"/>
-      <w:r>
-        <w:t xml:space="preserve"> under</w:t>
+        <w:t>In the case for E.coli under</w:t>
       </w:r>
       <w:r>
         <w:t xml:space="preserve"> cold shock, bacterial growth </w:t>
@@ -1465,7 +1428,11 @@
         <w:t xml:space="preserve"> </w:t>
       </w:r>
       <w:r>
-        <w:t>managed in isolation</w:t>
+        <w:t xml:space="preserve">managed in </w:t>
+      </w:r>
+      <w:r>
+        <w:lastRenderedPageBreak/>
+        <w:t>isolation</w:t>
       </w:r>
       <w:r>
         <w:t xml:space="preserve"> and </w:t>
@@ -1516,7 +1483,6 @@
           <w:b/>
           <w:bCs/>
         </w:rPr>
-        <w:lastRenderedPageBreak/>
         <w:t>Media</w:t>
       </w:r>
       <w:r>
@@ -1535,15 +1501,7 @@
         <w:t>Glucose and m9</w:t>
       </w:r>
       <w:r>
-        <w:t xml:space="preserve"> and how these 2 media </w:t>
-      </w:r>
-      <w:proofErr w:type="gramStart"/>
-      <w:r>
-        <w:t>affects</w:t>
-      </w:r>
-      <w:proofErr w:type="gramEnd"/>
-      <w:r>
-        <w:t xml:space="preserve"> fitness effects</w:t>
+        <w:t xml:space="preserve"> and how these 2 media affects fitness effects</w:t>
       </w:r>
     </w:p>
     <w:p>
@@ -1685,21 +1643,12 @@
           <w:bCs/>
         </w:rPr>
       </w:pPr>
-      <w:proofErr w:type="gramStart"/>
       <w:r>
         <w:rPr>
           <w:b/>
           <w:bCs/>
         </w:rPr>
-        <w:t>So</w:t>
-      </w:r>
-      <w:proofErr w:type="gramEnd"/>
-      <w:r>
-        <w:rPr>
-          <w:b/>
-          <w:bCs/>
-        </w:rPr>
-        <w:t xml:space="preserve"> while it does not provide extra benefit it seems to not be a burden on the bacteria </w:t>
+        <w:t xml:space="preserve">So while it does not provide extra benefit it seems to not be a burden on the bacteria </w:t>
       </w:r>
     </w:p>
     <w:p>
@@ -1965,7 +1914,11 @@
         <w:t xml:space="preserve"> </w:t>
       </w:r>
       <w:r>
-        <w:t xml:space="preserve">is a conserved bacterial stress </w:t>
+        <w:t xml:space="preserve">is a conserved </w:t>
+      </w:r>
+      <w:r>
+        <w:lastRenderedPageBreak/>
+        <w:t xml:space="preserve">bacterial stress </w:t>
       </w:r>
       <w:r>
         <w:t xml:space="preserve">response </w:t>
@@ -2047,28 +2000,16 @@
       </w:r>
       <w:proofErr w:type="spellEnd"/>
       <w:r>
-        <w:t xml:space="preserve"> to work it has </w:t>
-      </w:r>
-      <w:proofErr w:type="gramStart"/>
-      <w:r>
-        <w:t xml:space="preserve">to </w:t>
-      </w:r>
-      <w:r>
-        <w:t xml:space="preserve"> binds</w:t>
-      </w:r>
-      <w:proofErr w:type="gramEnd"/>
-      <w:r>
-        <w:t xml:space="preserve"> directly to the β-subunit of RNA polymerase</w:t>
+        <w:t xml:space="preserve"> to work it has to </w:t>
+      </w:r>
+      <w:r>
+        <w:t xml:space="preserve"> binds directly to the β-subunit of RNA polymerase</w:t>
       </w:r>
       <w:r>
         <w:t xml:space="preserve"> which in our case has mutated. </w:t>
       </w:r>
       <w:r>
-        <w:t xml:space="preserve">Yeh et al. (2025) extended </w:t>
-      </w:r>
-      <w:r>
-        <w:lastRenderedPageBreak/>
-        <w:t>this finding by characterising a</w:t>
+        <w:t>Yeh et al. (2025) extended this finding by characterising a</w:t>
       </w:r>
       <w:r>
         <w:t xml:space="preserve"> </w:t>
@@ -2141,18 +2082,10 @@
       </w:r>
       <w:proofErr w:type="spellEnd"/>
       <w:r>
-        <w:t xml:space="preserve"> mutations. In the first phase E. coli were grown </w:t>
-      </w:r>
-      <w:proofErr w:type="gramStart"/>
-      <w:r>
-        <w:t xml:space="preserve">at </w:t>
-      </w:r>
-      <w:r>
-        <w:t xml:space="preserve"> 42</w:t>
-      </w:r>
-      <w:proofErr w:type="gramEnd"/>
-      <w:r>
-        <w:t xml:space="preserve">.2°C, where adaptation </w:t>
+        <w:t xml:space="preserve"> mutations. In the first phase E. coli were grown at </w:t>
+      </w:r>
+      <w:r>
+        <w:t xml:space="preserve"> 42.2°C, where adaptation </w:t>
       </w:r>
       <w:r>
         <w:t xml:space="preserve">was </w:t>
@@ -2180,15 +2113,7 @@
         <w:t>rho</w:t>
       </w:r>
       <w:r>
-        <w:t xml:space="preserve">. These mutants were then subjugated to a </w:t>
-      </w:r>
-      <w:proofErr w:type="gramStart"/>
-      <w:r>
-        <w:t>second round</w:t>
-      </w:r>
-      <w:proofErr w:type="gramEnd"/>
-      <w:r>
-        <w:t xml:space="preserve"> experiment at </w:t>
+        <w:t xml:space="preserve">. These mutants were then subjugated to a second round experiment at </w:t>
       </w:r>
       <w:r>
         <w:t>19.0°C</w:t>
@@ -2410,7 +2335,6 @@
           <w:b/>
           <w:bCs/>
         </w:rPr>
-        <w:lastRenderedPageBreak/>
         <w:t>Other bacteria:</w:t>
       </w:r>
     </w:p>
@@ -2709,10 +2633,7 @@
         <w:t xml:space="preserve"> et al</w:t>
       </w:r>
       <w:r>
-        <w:t xml:space="preserve"> (2024)</w:t>
-      </w:r>
-      <w:r>
-        <w:t xml:space="preserve">). However parallel evolution in the genotype </w:t>
+        <w:t xml:space="preserve"> (2024)). However parallel evolution in the genotype </w:t>
       </w:r>
       <w:r>
         <w:t xml:space="preserve">between species </w:t>
@@ -2730,7 +2651,11 @@
         <w:t xml:space="preserve"> </w:t>
       </w:r>
       <w:r>
-        <w:t>Williams et al. investigated how genetic background and temperature influence the fitness effects of homologous RIF</w:t>
+        <w:t xml:space="preserve">Williams et </w:t>
+      </w:r>
+      <w:r>
+        <w:lastRenderedPageBreak/>
+        <w:t>al. investigated how genetic background and temperature influence the fitness effects of homologous RIF</w:t>
       </w:r>
       <w:r>
         <w:t>R</w:t>
@@ -2830,11 +2755,7 @@
       </w:r>
       <w:proofErr w:type="spellEnd"/>
       <w:r>
-        <w:t xml:space="preserve"> </w:t>
-      </w:r>
-      <w:r>
-        <w:lastRenderedPageBreak/>
-        <w:t>mutations</w:t>
+        <w:t xml:space="preserve"> mutations</w:t>
       </w:r>
       <w:r>
         <w:t>, with certain substitutions such as 526N arising far more frequently than others</w:t>
@@ -3002,10 +2923,103 @@
     </w:p>
     <w:p>
       <w:r>
-        <w:t>In the</w:t>
-      </w:r>
-      <w:r>
-        <w:t xml:space="preserve"> broad  </w:t>
+        <w:t>We ran LDE to isolate mutants and found there is an uneven distribution of mutations.</w:t>
+      </w:r>
+    </w:p>
+    <w:p>
+      <w:r>
+        <w:t>Two reason that could have caused this</w:t>
+      </w:r>
+    </w:p>
+    <w:p>
+      <w:pPr>
+        <w:pStyle w:val="ListParagraph"/>
+        <w:numPr>
+          <w:ilvl w:val="0"/>
+          <w:numId w:val="9"/>
+        </w:numPr>
+      </w:pPr>
+      <w:r>
+        <w:t xml:space="preserve">during </w:t>
+      </w:r>
+      <w:r>
+        <w:t xml:space="preserve">stochastic </w:t>
+      </w:r>
+      <w:r>
+        <w:t xml:space="preserve">establishment in liquid </w:t>
+      </w:r>
+    </w:p>
+    <w:p>
+      <w:pPr>
+        <w:pStyle w:val="ListParagraph"/>
+        <w:numPr>
+          <w:ilvl w:val="0"/>
+          <w:numId w:val="9"/>
+        </w:numPr>
+      </w:pPr>
+      <w:r>
+        <w:t xml:space="preserve">during </w:t>
+      </w:r>
+      <w:r>
+        <w:t>stochastic death</w:t>
+      </w:r>
+      <w:r>
+        <w:t xml:space="preserve"> on RIF agar </w:t>
+      </w:r>
+    </w:p>
+    <w:p/>
+    <w:p>
+      <w:r>
+        <w:t xml:space="preserve">I am replicating this experiment this time with </w:t>
+      </w:r>
+      <w:r>
+        <w:t xml:space="preserve">the unevenly distributed mutants </w:t>
+      </w:r>
+      <w:r>
+        <w:t xml:space="preserve">to see why </w:t>
+      </w:r>
+      <w:r>
+        <w:t xml:space="preserve">this is occurring </w:t>
+      </w:r>
+    </w:p>
+    <w:p/>
+    <w:p>
+      <w:r>
+        <w:t xml:space="preserve">I am plating on </w:t>
+      </w:r>
+      <w:proofErr w:type="spellStart"/>
+      <w:r>
+        <w:t>rif</w:t>
+      </w:r>
+      <w:proofErr w:type="spellEnd"/>
+      <w:r>
+        <w:t xml:space="preserve"> and non </w:t>
+      </w:r>
+      <w:proofErr w:type="spellStart"/>
+      <w:r>
+        <w:t>rif</w:t>
+      </w:r>
+      <w:proofErr w:type="spellEnd"/>
+      <w:r>
+        <w:t xml:space="preserve"> plates </w:t>
+      </w:r>
+    </w:p>
+    <w:p>
+      <w:r>
+        <w:t xml:space="preserve">Rif plates test for mortality </w:t>
+      </w:r>
+    </w:p>
+    <w:p>
+      <w:r>
+        <w:t xml:space="preserve">Non </w:t>
+      </w:r>
+      <w:proofErr w:type="spellStart"/>
+      <w:r>
+        <w:t>rif</w:t>
+      </w:r>
+      <w:proofErr w:type="spellEnd"/>
+      <w:r>
+        <w:t xml:space="preserve"> plates test for establishment </w:t>
       </w:r>
     </w:p>
     <w:p>
@@ -3015,62 +3029,68 @@
           <w:bCs/>
         </w:rPr>
       </w:pPr>
-      <w:r>
+    </w:p>
+    <w:p>
+      <w:pPr>
+        <w:rPr>
+          <w:del w:id="0" w:author="Microsoft Word" w:date="2026-06-23T14:09:00Z" w16du:dateUtc="2026-06-23T04:09:00Z"/>
+        </w:rPr>
+      </w:pPr>
+      <w:del w:id="1" w:author="Microsoft Word" w:date="2026-06-23T14:09:00Z" w16du:dateUtc="2026-06-23T04:09:00Z">
+        <w:r>
+          <w:rPr>
+            <w:b/>
+            <w:bCs/>
+          </w:rPr>
+          <w:delText>Intro</w:delText>
+        </w:r>
+        <w:r>
+          <w:rPr>
+            <w:b/>
+            <w:bCs/>
+          </w:rPr>
+          <w:delText xml:space="preserve">: </w:delText>
+        </w:r>
+        <w:r>
+          <w:delText xml:space="preserve">establishment has been severely under looked and should not be ignored </w:delText>
+        </w:r>
+      </w:del>
+    </w:p>
+    <w:p/>
+    <w:p>
+      <w:r>
+        <w:t xml:space="preserve">How stochastic establishment and mortality affects evolutionary trajectory of RIF resistant </w:t>
+      </w:r>
+      <w:proofErr w:type="spellStart"/>
+      <w:r>
+        <w:t>rpoB</w:t>
+      </w:r>
+      <w:proofErr w:type="spellEnd"/>
+      <w:r>
+        <w:t xml:space="preserve"> E. coli </w:t>
+      </w:r>
+    </w:p>
+    <w:p/>
+    <w:p>
+      <w:pPr>
         <w:rPr>
           <w:b/>
           <w:bCs/>
         </w:rPr>
-        <w:t>Evolution is deterministic but not predictable</w:t>
-      </w:r>
-    </w:p>
-    <w:p>
-      <w:r>
-        <w:lastRenderedPageBreak/>
-        <w:t>mutations are spontaneous</w:t>
-      </w:r>
-      <w:r>
-        <w:t xml:space="preserve"> and stochastic when they first appear </w:t>
-      </w:r>
-    </w:p>
-    <w:p>
-      <w:r>
-        <w:t xml:space="preserve">but there is bias during selection and </w:t>
-      </w:r>
-      <w:proofErr w:type="spellStart"/>
-      <w:r>
-        <w:t>establishemnts</w:t>
-      </w:r>
-      <w:proofErr w:type="spellEnd"/>
-      <w:r>
-        <w:t xml:space="preserve"> </w:t>
-      </w:r>
-    </w:p>
-    <w:p>
-      <w:r>
-        <w:t>Cytosine most likely mutates to uracil</w:t>
-      </w:r>
-    </w:p>
-    <w:p>
-      <w:r>
-        <w:t xml:space="preserve">Transition mutations happen more than transversion mutations  </w:t>
-      </w:r>
-    </w:p>
-    <w:p>
-      <w:r>
-        <w:t xml:space="preserve">e. coli has a mutation hot and cold region </w:t>
-      </w:r>
-    </w:p>
-    <w:p>
-      <w:r>
-        <w:t>there is uneven distribution for establishment</w:t>
-      </w:r>
-      <w:r>
-        <w:t xml:space="preserve">  </w:t>
-      </w:r>
-    </w:p>
-    <w:p>
-      <w:r>
-        <w:t xml:space="preserve">what is causing this uneven distribution and what can we do to take advantage of it </w:t>
+      </w:pPr>
+      <w:r>
+        <w:rPr>
+          <w:b/>
+          <w:bCs/>
+        </w:rPr>
+        <w:t xml:space="preserve">Stochasticity </w:t>
+      </w:r>
+      <w:r>
+        <w:rPr>
+          <w:b/>
+          <w:bCs/>
+        </w:rPr>
+        <w:t xml:space="preserve">to deterministic </w:t>
       </w:r>
     </w:p>
     <w:p>
@@ -3085,6 +3105,288 @@
           <w:b/>
           <w:bCs/>
         </w:rPr>
+        <w:t xml:space="preserve">Establishment </w:t>
+      </w:r>
+      <w:r>
+        <w:rPr>
+          <w:b/>
+          <w:bCs/>
+        </w:rPr>
+        <w:t xml:space="preserve">vs mortality </w:t>
+      </w:r>
+    </w:p>
+    <w:p>
+      <w:pPr>
+        <w:rPr>
+          <w:b/>
+          <w:bCs/>
+        </w:rPr>
+      </w:pPr>
+      <w:r>
+        <w:rPr>
+          <w:b/>
+          <w:bCs/>
+        </w:rPr>
+        <w:t xml:space="preserve">Fluctuation test </w:t>
+      </w:r>
+    </w:p>
+    <w:p>
+      <w:pPr>
+        <w:rPr>
+          <w:b/>
+          <w:bCs/>
+        </w:rPr>
+      </w:pPr>
+      <w:r>
+        <w:rPr>
+          <w:b/>
+          <w:bCs/>
+        </w:rPr>
+        <w:t xml:space="preserve">Poisson distribution </w:t>
+      </w:r>
+      <w:r>
+        <w:rPr>
+          <w:b/>
+          <w:bCs/>
+        </w:rPr>
+        <w:t>and Jackpot distribution</w:t>
+      </w:r>
+    </w:p>
+    <w:p>
+      <w:pPr>
+        <w:rPr>
+          <w:b/>
+          <w:bCs/>
+        </w:rPr>
+      </w:pPr>
+      <w:r>
+        <w:rPr>
+          <w:b/>
+          <w:bCs/>
+        </w:rPr>
+        <w:t xml:space="preserve">We see uneven distribution in mutation rate and we assume </w:t>
+      </w:r>
+      <w:proofErr w:type="spellStart"/>
+      <w:r>
+        <w:rPr>
+          <w:b/>
+          <w:bCs/>
+        </w:rPr>
+        <w:t>its</w:t>
+      </w:r>
+      <w:proofErr w:type="spellEnd"/>
+      <w:r>
+        <w:rPr>
+          <w:b/>
+          <w:bCs/>
+        </w:rPr>
+        <w:t xml:space="preserve"> due to stochastic </w:t>
+      </w:r>
+      <w:r>
+        <w:rPr>
+          <w:b/>
+          <w:bCs/>
+        </w:rPr>
+        <w:t xml:space="preserve">establishment or </w:t>
+      </w:r>
+      <w:r>
+        <w:rPr>
+          <w:b/>
+          <w:bCs/>
+        </w:rPr>
+        <w:t>mortality.</w:t>
+      </w:r>
+      <w:r>
+        <w:rPr>
+          <w:b/>
+          <w:bCs/>
+        </w:rPr>
+        <w:t xml:space="preserve"> From the results not the case could be due to jackpot mutations </w:t>
+      </w:r>
+    </w:p>
+    <w:p>
+      <w:pPr>
+        <w:rPr>
+          <w:b/>
+          <w:bCs/>
+        </w:rPr>
+      </w:pPr>
+      <w:r>
+        <w:rPr>
+          <w:b/>
+          <w:bCs/>
+        </w:rPr>
+        <w:t xml:space="preserve">To test this </w:t>
+      </w:r>
+      <w:proofErr w:type="spellStart"/>
+      <w:r>
+        <w:rPr>
+          <w:b/>
+          <w:bCs/>
+        </w:rPr>
+        <w:t>ill</w:t>
+      </w:r>
+      <w:proofErr w:type="spellEnd"/>
+      <w:r>
+        <w:rPr>
+          <w:b/>
+          <w:bCs/>
+        </w:rPr>
+        <w:t xml:space="preserve"> be doing </w:t>
+      </w:r>
+      <w:r>
+        <w:rPr>
+          <w:b/>
+          <w:bCs/>
+        </w:rPr>
+        <w:t>establishment</w:t>
+      </w:r>
+      <w:r>
+        <w:rPr>
+          <w:b/>
+          <w:bCs/>
+        </w:rPr>
+        <w:t xml:space="preserve"> experiment to see if it’s the case </w:t>
+      </w:r>
+    </w:p>
+    <w:p>
+      <w:pPr>
+        <w:rPr>
+          <w:b/>
+          <w:bCs/>
+        </w:rPr>
+      </w:pPr>
+      <w:r>
+        <w:rPr>
+          <w:b/>
+          <w:bCs/>
+        </w:rPr>
+        <w:t xml:space="preserve">M7 </w:t>
+      </w:r>
+      <w:proofErr w:type="spellStart"/>
+      <w:r>
+        <w:rPr>
+          <w:b/>
+          <w:bCs/>
+        </w:rPr>
+        <w:t>establsied</w:t>
+      </w:r>
+      <w:proofErr w:type="spellEnd"/>
+      <w:r>
+        <w:rPr>
+          <w:b/>
+          <w:bCs/>
+        </w:rPr>
+        <w:t xml:space="preserve"> the fast</w:t>
+      </w:r>
+      <w:r>
+        <w:rPr>
+          <w:b/>
+          <w:bCs/>
+        </w:rPr>
+        <w:t>est</w:t>
+      </w:r>
+      <w:r>
+        <w:rPr>
+          <w:b/>
+          <w:bCs/>
+        </w:rPr>
+        <w:t xml:space="preserve"> which could be why we see it the most (could be due to jackpot)</w:t>
+      </w:r>
+    </w:p>
+    <w:p>
+      <w:pPr>
+        <w:rPr>
+          <w:b/>
+          <w:bCs/>
+        </w:rPr>
+      </w:pPr>
+    </w:p>
+    <w:p>
+      <w:r>
+        <w:lastRenderedPageBreak/>
+        <w:t>In the</w:t>
+      </w:r>
+      <w:r>
+        <w:t xml:space="preserve"> broad  </w:t>
+      </w:r>
+    </w:p>
+    <w:p>
+      <w:pPr>
+        <w:rPr>
+          <w:b/>
+          <w:bCs/>
+        </w:rPr>
+      </w:pPr>
+      <w:r>
+        <w:rPr>
+          <w:b/>
+          <w:bCs/>
+        </w:rPr>
+        <w:t>Evolution is deterministic but not predictable</w:t>
+      </w:r>
+    </w:p>
+    <w:p>
+      <w:r>
+        <w:t>mutations are spontaneous</w:t>
+      </w:r>
+      <w:r>
+        <w:t xml:space="preserve"> and stochastic when they first appear </w:t>
+      </w:r>
+    </w:p>
+    <w:p>
+      <w:r>
+        <w:t xml:space="preserve">but there is bias during selection and </w:t>
+      </w:r>
+      <w:proofErr w:type="spellStart"/>
+      <w:r>
+        <w:t>establishemnts</w:t>
+      </w:r>
+      <w:proofErr w:type="spellEnd"/>
+      <w:r>
+        <w:t xml:space="preserve"> </w:t>
+      </w:r>
+    </w:p>
+    <w:p>
+      <w:r>
+        <w:t>Cytosine most likely mutates to uracil</w:t>
+      </w:r>
+    </w:p>
+    <w:p>
+      <w:r>
+        <w:t xml:space="preserve">Transition mutations happen more than transversion mutations  </w:t>
+      </w:r>
+    </w:p>
+    <w:p>
+      <w:r>
+        <w:t xml:space="preserve">e. coli has a mutation hot and cold region </w:t>
+      </w:r>
+    </w:p>
+    <w:p>
+      <w:r>
+        <w:t>there is uneven distribution for establishment</w:t>
+      </w:r>
+      <w:r>
+        <w:t xml:space="preserve">  </w:t>
+      </w:r>
+    </w:p>
+    <w:p>
+      <w:r>
+        <w:t xml:space="preserve">what is causing this uneven distribution and what can we do to take advantage of it </w:t>
+      </w:r>
+    </w:p>
+    <w:p>
+      <w:pPr>
+        <w:rPr>
+          <w:b/>
+          <w:bCs/>
+        </w:rPr>
+      </w:pPr>
+      <w:r>
+        <w:rPr>
+          <w:b/>
+          <w:bCs/>
+        </w:rPr>
         <w:t>scale:</w:t>
       </w:r>
     </w:p>
@@ -3119,6 +3421,7 @@
         <w:rPr>
           <w:noProof/>
         </w:rPr>
+        <w:lastRenderedPageBreak/>
         <w:drawing>
           <wp:inline distT="0" distB="0" distL="0" distR="0" wp14:anchorId="47F984E6" wp14:editId="11CC436A">
             <wp:extent cx="5731510" cy="3959860"/>
@@ -3176,7 +3479,6 @@
           <w:b/>
           <w:bCs/>
         </w:rPr>
-        <w:lastRenderedPageBreak/>
         <w:t xml:space="preserve">The longer an organism stays in an environment the more </w:t>
       </w:r>
       <w:proofErr w:type="spellStart"/>
@@ -3194,6 +3496,17 @@
           <w:bCs/>
         </w:rPr>
         <w:t xml:space="preserve"> it becomes and vice versa </w:t>
+      </w:r>
+    </w:p>
+    <w:p>
+      <w:pPr>
+        <w:pStyle w:val="Title"/>
+      </w:pPr>
+      <w:r>
+        <w:t>Talk about mutation rate and how it plays into stochastic establishment</w:t>
+      </w:r>
+      <w:r>
+        <w:t xml:space="preserve">. (high mutation rate does not equal high establishment rate) </w:t>
       </w:r>
     </w:p>
     <w:p>
@@ -3208,7 +3521,7 @@
           <w:b/>
           <w:bCs/>
         </w:rPr>
-        <w:t xml:space="preserve"> Selection vs establishment </w:t>
+        <w:t>The Relationship Between Mutation Rate and Establishment Probability</w:t>
       </w:r>
     </w:p>
     <w:p>
@@ -3223,15 +3536,57 @@
           <w:b/>
           <w:bCs/>
         </w:rPr>
-        <w:t xml:space="preserve">Relationship between selection, establishment and </w:t>
+        <w:t>They are conceptually separate</w:t>
+      </w:r>
+    </w:p>
+    <w:p>
+      <w:r>
+        <w:t xml:space="preserve">Mutation rate governs how often a mutation </w:t>
       </w:r>
       <w:r>
         <w:rPr>
-          <w:b/>
-          <w:bCs/>
+          <w:i/>
+          <w:iCs/>
         </w:rPr>
-        <w:t>mutation rate</w:t>
-      </w:r>
+        <w:t>arises</w:t>
+      </w:r>
+      <w:r>
+        <w:t xml:space="preserve">. Establishment probability governs whether, once arisen, a single mutant cell </w:t>
+      </w:r>
+      <w:r>
+        <w:rPr>
+          <w:i/>
+          <w:iCs/>
+        </w:rPr>
+        <w:t>survives and expands</w:t>
+      </w:r>
+      <w:r>
+        <w:t xml:space="preserve"> into a detectable clone. The establishment probability is the probability that an allele survives random drift and rises to a sufficiently large number so that its frequency grows deterministically. The fate of a new allele during this stochastic phase, when it exists only in a small fraction of individuals, can be described by a branching process accounting for stochastic birth and death events. </w:t>
+      </w:r>
+      <w:hyperlink r:id="rId6" w:tgtFrame="_blank" w:history="1">
+        <w:r>
+          <w:rPr>
+            <w:rStyle w:val="Hyperlink"/>
+          </w:rPr>
+          <w:t>PubMed Central</w:t>
+        </w:r>
+      </w:hyperlink>
+    </w:p>
+    <w:p>
+      <w:r>
+        <w:lastRenderedPageBreak/>
+        <w:t xml:space="preserve">Critically, even in the absence of competitors, genotypes with positive absolute fitness may fail to establish simply by "bad luck" in survival and reproduction, especially in sub-optimal environmental conditions. </w:t>
+      </w:r>
+      <w:hyperlink r:id="rId7" w:tgtFrame="_blank" w:history="1">
+        <w:proofErr w:type="spellStart"/>
+        <w:r>
+          <w:rPr>
+            <w:rStyle w:val="Hyperlink"/>
+          </w:rPr>
+          <w:t>JoVE</w:t>
+        </w:r>
+        <w:proofErr w:type="spellEnd"/>
+      </w:hyperlink>
     </w:p>
     <w:p>
       <w:pPr>
@@ -3245,6 +3600,389 @@
           <w:b/>
           <w:bCs/>
         </w:rPr>
+        <w:t>They multiply together to set the rate of adaptation</w:t>
+      </w:r>
+    </w:p>
+    <w:p>
+      <w:r>
+        <w:t xml:space="preserve">The two parameters combine multiplicatively. The rate at which adaptive evolution actually proceeds depends on </w:t>
+      </w:r>
+      <w:r>
+        <w:rPr>
+          <w:b/>
+          <w:bCs/>
+        </w:rPr>
+        <w:t>mutational supply × establishment probability</w:t>
+      </w:r>
+      <w:r>
+        <w:t xml:space="preserve">. Both mutational supply and establishment probability affect the repeatability of evolution across replicate populations. Moreover, under severe environmental challenges, adaptation may be time-limited: rapid establishment of adaptive alleles is critical for "evolutionary rescue" — the avoidance of extinction in declining populations. A pathogen population causing an infection declines under antimicrobial treatment, but can rebound if a drug resistance mutation establishes before the infection is cleared. </w:t>
+      </w:r>
+      <w:hyperlink r:id="rId8" w:tgtFrame="_blank" w:history="1">
+        <w:proofErr w:type="spellStart"/>
+        <w:r>
+          <w:rPr>
+            <w:rStyle w:val="Hyperlink"/>
+          </w:rPr>
+          <w:t>JoVE</w:t>
+        </w:r>
+        <w:proofErr w:type="spellEnd"/>
+      </w:hyperlink>
+    </w:p>
+    <w:p>
+      <w:pPr>
+        <w:rPr>
+          <w:b/>
+          <w:bCs/>
+        </w:rPr>
+      </w:pPr>
+      <w:r>
+        <w:rPr>
+          <w:b/>
+          <w:bCs/>
+        </w:rPr>
+        <w:t>Higher mutation rate does not straightforwardly raise establishment probability</w:t>
+      </w:r>
+    </w:p>
+    <w:p>
+      <w:r>
+        <w:t xml:space="preserve">This is the subtle but important point. A higher mutation rate increases the </w:t>
+      </w:r>
+      <w:r>
+        <w:rPr>
+          <w:i/>
+          <w:iCs/>
+        </w:rPr>
+        <w:t>supply</w:t>
+      </w:r>
+      <w:r>
+        <w:t xml:space="preserve"> of potential adaptive mutants, but it does not change the probability that any single new mutant will establish. In fact, the two can pull in opposite directions: higher mutation rates generally led to faster adaptation to antibiotics, but in one strain with an extremely high mutation rate, the ability to evolve was significantly reduced. The reason is </w:t>
+      </w:r>
+      <w:r>
+        <w:rPr>
+          <w:b/>
+          <w:bCs/>
+        </w:rPr>
+        <w:t>genetic load</w:t>
+      </w:r>
+      <w:r>
+        <w:t xml:space="preserve"> — hypermutators produce more deleterious mutations alongside beneficial ones, eventually undermining fitness. </w:t>
+      </w:r>
+      <w:hyperlink r:id="rId9" w:tgtFrame="_blank" w:history="1">
+        <w:r>
+          <w:rPr>
+            <w:rStyle w:val="Hyperlink"/>
+          </w:rPr>
+          <w:t>ResearchGate</w:t>
+        </w:r>
+      </w:hyperlink>
+    </w:p>
+    <w:p>
+      <w:r>
+        <w:t xml:space="preserve">This tension is visible in long-term evolution experiments: as a consequence of the tension between adaptation and genetic load, theory predicts that populations of hypermutators should re-evolve lower mutation rates after they have become established. </w:t>
+      </w:r>
+      <w:hyperlink r:id="rId10" w:tgtFrame="_blank" w:history="1">
+        <w:r>
+          <w:rPr>
+            <w:rStyle w:val="Hyperlink"/>
+          </w:rPr>
+          <w:t>Microbiology Society</w:t>
+        </w:r>
+      </w:hyperlink>
+    </w:p>
+    <w:p>
+      <w:pPr>
+        <w:rPr>
+          <w:b/>
+          <w:bCs/>
+        </w:rPr>
+      </w:pPr>
+      <w:r>
+        <w:rPr>
+          <w:b/>
+          <w:bCs/>
+        </w:rPr>
+        <w:t>Establishment probability depends on fitness, not mutation rate</w:t>
+      </w:r>
+    </w:p>
+    <w:p>
+      <w:r>
+        <w:t xml:space="preserve">In the simplest case, Haldane's classical result states that the establishment probability of a mutation with a time- and frequency-independent selection coefficient </w:t>
+      </w:r>
+      <w:r>
+        <w:rPr>
+          <w:i/>
+          <w:iCs/>
+        </w:rPr>
+        <w:t>s</w:t>
+      </w:r>
+      <w:r>
+        <w:t xml:space="preserve"> is approximately 2</w:t>
+      </w:r>
+      <w:r>
+        <w:rPr>
+          <w:i/>
+          <w:iCs/>
+        </w:rPr>
+        <w:t>s</w:t>
+      </w:r>
+      <w:r>
+        <w:t xml:space="preserve">. So establishment probability is set primarily by the </w:t>
+      </w:r>
+      <w:r>
+        <w:rPr>
+          <w:b/>
+          <w:bCs/>
+        </w:rPr>
+        <w:t>selective advantage</w:t>
+      </w:r>
+      <w:r>
+        <w:t xml:space="preserve"> of the mutation — how much faster the mutant grows compared to the ancestral background — not by how frequently the mutation arises. </w:t>
+      </w:r>
+      <w:hyperlink r:id="rId11" w:tgtFrame="_blank" w:history="1">
+        <w:r>
+          <w:rPr>
+            <w:rStyle w:val="Hyperlink"/>
+          </w:rPr>
+          <w:t>PubMed Central</w:t>
+        </w:r>
+      </w:hyperlink>
+    </w:p>
+    <w:p>
+      <w:r>
+        <w:t xml:space="preserve">This means two </w:t>
+      </w:r>
+      <w:proofErr w:type="spellStart"/>
+      <w:r>
+        <w:rPr>
+          <w:i/>
+          <w:iCs/>
+        </w:rPr>
+        <w:t>rpoB</w:t>
+      </w:r>
+      <w:proofErr w:type="spellEnd"/>
+      <w:r>
+        <w:t xml:space="preserve"> mutations arising at identical rates could have radically different establishment probabilities if their fitness costs differ. A mutation like H526Y (high RIF resistance, low fitness cost) will establish far more readily than one with severe transcriptional impairment.</w:t>
+      </w:r>
+    </w:p>
+    <w:p>
+      <w:pPr>
+        <w:rPr>
+          <w:b/>
+          <w:bCs/>
+        </w:rPr>
+      </w:pPr>
+      <w:r>
+        <w:rPr>
+          <w:b/>
+          <w:bCs/>
+        </w:rPr>
+        <w:t>A key warning for your assays</w:t>
+      </w:r>
+    </w:p>
+    <w:p>
+      <w:r>
+        <w:lastRenderedPageBreak/>
+        <w:t xml:space="preserve">Conventional growth rate or competition assays are not sufficient to predict establishment probability. The same net population growth can be attained by a strain with either high or low absolute rates of division and death, but a strain with higher mortality is less likely to establish. Generally, establishment is sensitive to absolute rates of division and death, not just their difference. </w:t>
+      </w:r>
+      <w:hyperlink r:id="rId12" w:tgtFrame="_blank" w:history="1">
+        <w:proofErr w:type="spellStart"/>
+        <w:r>
+          <w:rPr>
+            <w:rStyle w:val="Hyperlink"/>
+          </w:rPr>
+          <w:t>JoVE</w:t>
+        </w:r>
+        <w:proofErr w:type="spellEnd"/>
+      </w:hyperlink>
+    </w:p>
+    <w:p>
+      <w:r>
+        <w:t xml:space="preserve">This matters for your MIC and growth curve data — a mutant that </w:t>
+      </w:r>
+      <w:r>
+        <w:rPr>
+          <w:i/>
+          <w:iCs/>
+        </w:rPr>
+        <w:t>grows</w:t>
+      </w:r>
+      <w:r>
+        <w:t xml:space="preserve"> at a similar rate to WT in your growth curves may still have a much lower establishment probability under antibiotic stress, where death rates are elevated.</w:t>
+      </w:r>
+    </w:p>
+    <w:p>
+      <w:r>
+        <w:pict w14:anchorId="2B047103">
+          <v:rect id="_x0000_i1031" style="width:0;height:1.5pt" o:hralign="center" o:hrstd="t" o:hr="t" fillcolor="#a0a0a0" stroked="f"/>
+        </w:pict>
+      </w:r>
+    </w:p>
+    <w:p>
+      <w:pPr>
+        <w:rPr>
+          <w:b/>
+          <w:bCs/>
+        </w:rPr>
+      </w:pPr>
+      <w:r>
+        <w:rPr>
+          <w:b/>
+          <w:bCs/>
+        </w:rPr>
+        <w:t>Summary diagram of the logic</w:t>
+      </w:r>
+    </w:p>
+    <w:p>
+      <w:r>
+        <w:t>Mutation rate (μ)          ×          Establishment probability (</w:t>
+      </w:r>
+      <w:proofErr w:type="spellStart"/>
+      <w:r>
+        <w:t>p_est</w:t>
+      </w:r>
+      <w:proofErr w:type="spellEnd"/>
+      <w:r>
+        <w:t>)</w:t>
+      </w:r>
+    </w:p>
+    <w:p>
+      <w:r>
+        <w:t xml:space="preserve">      ↓                                           ↓</w:t>
+      </w:r>
+    </w:p>
+    <w:p>
+      <w:r>
+        <w:t>How often mutants arise          Whether any given mutant survives drift</w:t>
+      </w:r>
+    </w:p>
+    <w:p>
+      <w:r>
+        <w:t xml:space="preserve">      ↓                                           ↓</w:t>
+      </w:r>
+    </w:p>
+    <w:p>
+      <w:r>
+        <w:t xml:space="preserve">                    ↓↓↓ TOGETHER ↓↓↓</w:t>
+      </w:r>
+    </w:p>
+    <w:p>
+      <w:r>
+        <w:t xml:space="preserve">         Rate of observable adaptive evolution</w:t>
+      </w:r>
+    </w:p>
+    <w:p>
+      <w:r>
+        <w:t xml:space="preserve">         (what your fluctuation assay actually detects)</w:t>
+      </w:r>
+    </w:p>
+    <w:p>
+      <w:r>
+        <w:t>The observed mutant count on your selection plates is always a joint product of both — which is precisely why neither the raw frequency nor a simple colony count can tell you mutation rate alone without accounting for establishment probability.</w:t>
+      </w:r>
+    </w:p>
+    <w:p/>
+    <w:p>
+      <w:r>
+        <w:t>Does high mutation rate equal high establishment rate</w:t>
+      </w:r>
+      <w:r>
+        <w:t>??</w:t>
+      </w:r>
+    </w:p>
+    <w:p/>
+    <w:p>
+      <w:pPr>
+        <w:rPr>
+          <w:b/>
+          <w:bCs/>
+        </w:rPr>
+      </w:pPr>
+      <w:r>
+        <w:rPr>
+          <w:b/>
+          <w:bCs/>
+        </w:rPr>
+        <w:t>We know</w:t>
+      </w:r>
+      <w:r>
+        <w:rPr>
+          <w:b/>
+          <w:bCs/>
+        </w:rPr>
+        <w:t xml:space="preserve"> there is uneven distribution in liquid but we assume they are the same </w:t>
+      </w:r>
+    </w:p>
+    <w:p>
+      <w:pPr>
+        <w:rPr>
+          <w:b/>
+          <w:bCs/>
+        </w:rPr>
+      </w:pPr>
+      <w:r>
+        <w:rPr>
+          <w:b/>
+          <w:bCs/>
+        </w:rPr>
+        <w:t xml:space="preserve"> </w:t>
+      </w:r>
+    </w:p>
+    <w:p>
+      <w:pPr>
+        <w:rPr>
+          <w:b/>
+          <w:bCs/>
+        </w:rPr>
+      </w:pPr>
+      <w:r>
+        <w:rPr>
+          <w:b/>
+          <w:bCs/>
+        </w:rPr>
+        <w:t xml:space="preserve">Selection vs establishment </w:t>
+      </w:r>
+      <w:r>
+        <w:rPr>
+          <w:b/>
+          <w:bCs/>
+        </w:rPr>
+        <w:t xml:space="preserve"> </w:t>
+      </w:r>
+    </w:p>
+    <w:p>
+      <w:pPr>
+        <w:rPr>
+          <w:b/>
+          <w:bCs/>
+        </w:rPr>
+      </w:pPr>
+      <w:r>
+        <w:rPr>
+          <w:b/>
+          <w:bCs/>
+        </w:rPr>
+        <w:t xml:space="preserve">Relationship between selection, establishment and </w:t>
+      </w:r>
+      <w:r>
+        <w:rPr>
+          <w:b/>
+          <w:bCs/>
+        </w:rPr>
+        <w:t>mutation rate</w:t>
+      </w:r>
+    </w:p>
+    <w:p>
+      <w:pPr>
+        <w:rPr>
+          <w:b/>
+          <w:bCs/>
+        </w:rPr>
+      </w:pPr>
+      <w:r>
+        <w:rPr>
+          <w:b/>
+          <w:bCs/>
+        </w:rPr>
         <w:t xml:space="preserve">This system is stochastic but we have an uneven distribution </w:t>
       </w:r>
       <w:r>
@@ -3289,15 +4027,7 @@
           <w:b/>
           <w:bCs/>
         </w:rPr>
-        <w:t xml:space="preserve">select and establish </w:t>
-      </w:r>
-      <w:proofErr w:type="gramStart"/>
-      <w:r>
-        <w:rPr>
-          <w:b/>
-          <w:bCs/>
-        </w:rPr>
-        <w:t xml:space="preserve">than </w:t>
+        <w:t xml:space="preserve">select and establish than </w:t>
       </w:r>
       <w:r>
         <w:rPr>
@@ -3311,15 +4041,7 @@
           <w:b/>
           <w:bCs/>
         </w:rPr>
-        <w:t>others</w:t>
-      </w:r>
-      <w:proofErr w:type="gramEnd"/>
-      <w:r>
-        <w:rPr>
-          <w:b/>
-          <w:bCs/>
-        </w:rPr>
-        <w:t xml:space="preserve"> more rare ones</w:t>
+        <w:t>others more rare ones</w:t>
       </w:r>
       <w:r>
         <w:rPr>
@@ -3437,6 +4159,66 @@
           <w:bCs/>
         </w:rPr>
         <w:t>low or compensable fitness cost</w:t>
+      </w:r>
+    </w:p>
+    <w:p>
+      <w:pPr>
+        <w:pStyle w:val="ListParagraph"/>
+        <w:numPr>
+          <w:ilvl w:val="0"/>
+          <w:numId w:val="8"/>
+        </w:numPr>
+        <w:rPr>
+          <w:b/>
+          <w:bCs/>
+        </w:rPr>
+      </w:pPr>
+      <w:r>
+        <w:rPr>
+          <w:b/>
+          <w:bCs/>
+        </w:rPr>
+        <w:t xml:space="preserve">Mutation frequency – some loci are more likely to mutate </w:t>
+      </w:r>
+    </w:p>
+    <w:p>
+      <w:pPr>
+        <w:pStyle w:val="ListParagraph"/>
+        <w:numPr>
+          <w:ilvl w:val="0"/>
+          <w:numId w:val="8"/>
+        </w:numPr>
+        <w:rPr>
+          <w:b/>
+          <w:bCs/>
+        </w:rPr>
+      </w:pPr>
+      <w:r>
+        <w:rPr>
+          <w:b/>
+          <w:bCs/>
+        </w:rPr>
+        <w:t xml:space="preserve">Some are more like to establish </w:t>
+      </w:r>
+    </w:p>
+    <w:p>
+      <w:pPr>
+        <w:pStyle w:val="ListParagraph"/>
+        <w:numPr>
+          <w:ilvl w:val="0"/>
+          <w:numId w:val="8"/>
+        </w:numPr>
+        <w:rPr>
+          <w:b/>
+          <w:bCs/>
+        </w:rPr>
+      </w:pPr>
+      <w:r>
+        <w:rPr>
+          <w:b/>
+          <w:bCs/>
+        </w:rPr>
+        <w:t>Mutation frequency vs establishment frequency which is it?</w:t>
       </w:r>
     </w:p>
     <w:p>
@@ -3470,6 +4252,14 @@
           <w:bCs/>
         </w:rPr>
       </w:pPr>
+    </w:p>
+    <w:p>
+      <w:pPr>
+        <w:rPr>
+          <w:b/>
+          <w:bCs/>
+        </w:rPr>
+      </w:pPr>
       <w:r>
         <w:rPr>
           <w:b/>
@@ -3549,13 +4339,8 @@
       </w:r>
     </w:p>
     <w:p>
-      <w:proofErr w:type="gramStart"/>
-      <w:r>
-        <w:t>However</w:t>
-      </w:r>
-      <w:proofErr w:type="gramEnd"/>
-      <w:r>
-        <w:t xml:space="preserve"> there are many </w:t>
+      <w:r>
+        <w:t xml:space="preserve">However there are many </w:t>
       </w:r>
       <w:proofErr w:type="spellStart"/>
       <w:r>
@@ -3581,7 +4366,6 @@
     </w:p>
     <w:p>
       <w:r>
-        <w:lastRenderedPageBreak/>
         <w:t xml:space="preserve">Hopefully when </w:t>
       </w:r>
       <w:proofErr w:type="spellStart"/>
@@ -3590,15 +4374,7 @@
       </w:r>
       <w:proofErr w:type="spellEnd"/>
       <w:r>
-        <w:t xml:space="preserve"> is used on </w:t>
-      </w:r>
-      <w:proofErr w:type="gramStart"/>
-      <w:r>
-        <w:t>E.coli</w:t>
-      </w:r>
-      <w:proofErr w:type="gramEnd"/>
-      <w:r>
-        <w:t xml:space="preserve"> we can predict </w:t>
+        <w:t xml:space="preserve"> is used on E.coli we can predict </w:t>
       </w:r>
       <w:proofErr w:type="spellStart"/>
       <w:r>
@@ -3637,6 +4413,7 @@
     </w:p>
     <w:p>
       <w:r>
+        <w:lastRenderedPageBreak/>
         <w:t xml:space="preserve">Same strain in the same environment same time but we see a preference for certain mutations </w:t>
       </w:r>
     </w:p>
@@ -3676,15 +4453,7 @@
         <w:t xml:space="preserve">mutations arise stochastically </w:t>
       </w:r>
       <w:r>
-        <w:t xml:space="preserve">(why). </w:t>
-      </w:r>
-      <w:proofErr w:type="gramStart"/>
-      <w:r>
-        <w:t>However</w:t>
-      </w:r>
-      <w:proofErr w:type="gramEnd"/>
-      <w:r>
-        <w:t xml:space="preserve"> after looking at our lab results and results from other papers </w:t>
+        <w:t xml:space="preserve">(why). However after looking at our lab results and results from other papers </w:t>
       </w:r>
       <w:r>
         <w:t xml:space="preserve">we see that it is not the case. Certain mutations like the S531L in clinical TB and </w:t>
@@ -3871,93 +4640,83 @@
     </w:p>
     <w:p>
       <w:r>
+        <w:t>For now ou</w:t>
+      </w:r>
+      <w:r>
+        <w:t>r</w:t>
+      </w:r>
+      <w:r>
+        <w:t xml:space="preserve"> lab has isolated 28 unique E. coli </w:t>
+      </w:r>
+      <w:proofErr w:type="spellStart"/>
+      <w:r>
+        <w:t>rpoB</w:t>
+      </w:r>
+      <w:proofErr w:type="spellEnd"/>
+      <w:r>
+        <w:t xml:space="preserve"> mutant</w:t>
+      </w:r>
+      <w:r>
+        <w:t xml:space="preserve">s therefor </w:t>
+      </w:r>
+      <w:r>
+        <w:t xml:space="preserve">in order to </w:t>
+      </w:r>
+      <w:r>
+        <w:t xml:space="preserve"> </w:t>
+      </w:r>
+      <w:proofErr w:type="spellStart"/>
+      <w:r>
+        <w:t>beable</w:t>
+      </w:r>
+      <w:proofErr w:type="spellEnd"/>
+      <w:r>
+        <w:t xml:space="preserve"> to test for all of them we </w:t>
+      </w:r>
+      <w:r>
+        <w:t>decided</w:t>
+      </w:r>
+      <w:r>
+        <w:t xml:space="preserve"> on using a 96 well plate. </w:t>
+      </w:r>
+      <w:r>
+        <w:t xml:space="preserve">The design was as </w:t>
+      </w:r>
+      <w:r>
+        <w:t>follows. After blanking the outer wells with pure media as it</w:t>
+      </w:r>
+      <w:r>
+        <w:t xml:space="preserve"> these wells are prone to evaporation, </w:t>
+      </w:r>
+      <w:r>
+        <w:t xml:space="preserve">we are left with 60 wells. </w:t>
+      </w:r>
+      <w:r>
+        <w:t>W</w:t>
+      </w:r>
+      <w:r>
+        <w:t>e then decided to split the plate in 2 halves</w:t>
+      </w:r>
+      <w:r>
+        <w:t xml:space="preserve"> with the top three </w:t>
+      </w:r>
+      <w:proofErr w:type="spellStart"/>
+      <w:r>
+        <w:t>rows’s</w:t>
+      </w:r>
+      <w:proofErr w:type="spellEnd"/>
+      <w:r>
+        <w:t xml:space="preserve"> media </w:t>
+      </w:r>
+      <w:r>
+        <w:t xml:space="preserve">being M9 glucose while the bottom three rows will be LB. </w:t>
+      </w:r>
+      <w:r>
+        <w:t xml:space="preserve">This leaves me </w:t>
+      </w:r>
+      <w:r>
         <w:lastRenderedPageBreak/>
-        <w:t xml:space="preserve">For </w:t>
-      </w:r>
-      <w:proofErr w:type="gramStart"/>
-      <w:r>
-        <w:t>now</w:t>
-      </w:r>
-      <w:proofErr w:type="gramEnd"/>
-      <w:r>
-        <w:t xml:space="preserve"> ou</w:t>
-      </w:r>
-      <w:r>
-        <w:t>r</w:t>
-      </w:r>
-      <w:r>
-        <w:t xml:space="preserve"> lab has isolated 28 unique E. coli </w:t>
-      </w:r>
-      <w:proofErr w:type="spellStart"/>
-      <w:r>
-        <w:t>rpoB</w:t>
-      </w:r>
-      <w:proofErr w:type="spellEnd"/>
-      <w:r>
-        <w:t xml:space="preserve"> mutant</w:t>
-      </w:r>
-      <w:r>
-        <w:t xml:space="preserve">s therefor </w:t>
-      </w:r>
-      <w:r>
-        <w:t xml:space="preserve">in order </w:t>
-      </w:r>
-      <w:proofErr w:type="gramStart"/>
-      <w:r>
-        <w:t xml:space="preserve">to </w:t>
-      </w:r>
-      <w:r>
-        <w:t xml:space="preserve"> </w:t>
-      </w:r>
-      <w:proofErr w:type="spellStart"/>
-      <w:r>
-        <w:t>beable</w:t>
-      </w:r>
-      <w:proofErr w:type="spellEnd"/>
-      <w:proofErr w:type="gramEnd"/>
-      <w:r>
-        <w:t xml:space="preserve"> to test for all of them we </w:t>
-      </w:r>
-      <w:r>
-        <w:t>decided</w:t>
-      </w:r>
-      <w:r>
-        <w:t xml:space="preserve"> on using a 96 well plate. </w:t>
-      </w:r>
-      <w:r>
-        <w:t xml:space="preserve">The design was as </w:t>
-      </w:r>
-      <w:r>
-        <w:t>follows. After blanking the outer wells with pure media as it</w:t>
-      </w:r>
-      <w:r>
-        <w:t xml:space="preserve"> these wells are prone to evaporation, </w:t>
-      </w:r>
-      <w:r>
-        <w:t xml:space="preserve">we are left with 60 wells. </w:t>
-      </w:r>
-      <w:r>
-        <w:t>W</w:t>
-      </w:r>
-      <w:r>
-        <w:t>e then decided to split the plate in 2 halves</w:t>
-      </w:r>
-      <w:r>
-        <w:t xml:space="preserve"> with the top three </w:t>
-      </w:r>
-      <w:proofErr w:type="spellStart"/>
-      <w:r>
-        <w:t>rows’s</w:t>
-      </w:r>
-      <w:proofErr w:type="spellEnd"/>
-      <w:r>
-        <w:t xml:space="preserve"> media </w:t>
-      </w:r>
-      <w:r>
-        <w:t xml:space="preserve">being M9 glucose while the bottom three rows will be LB. </w:t>
-      </w:r>
-      <w:r>
-        <w:t xml:space="preserve">This leaves me 30 wells for each media which perfectly </w:t>
+        <w:t xml:space="preserve">30 wells for each media which perfectly </w:t>
       </w:r>
       <w:r>
         <w:t xml:space="preserve">accommodates for our 28 mutations along with the wild type and another well to act as the blank. </w:t>
@@ -3990,15 +4749,7 @@
     </w:p>
     <w:p>
       <w:r>
-        <w:t xml:space="preserve">The experiment will two folds. </w:t>
-      </w:r>
-      <w:proofErr w:type="gramStart"/>
-      <w:r>
-        <w:t>First</w:t>
-      </w:r>
-      <w:proofErr w:type="gramEnd"/>
-      <w:r>
-        <w:t xml:space="preserve"> I will create the ONC by first </w:t>
+        <w:t xml:space="preserve">The experiment will two folds. First I will create the ONC by first </w:t>
       </w:r>
       <w:r>
         <w:t xml:space="preserve">setting up the 96well plate in the format I have discussed above. Then I will inoculate each well with the corresponding </w:t>
@@ -4032,23 +4783,7 @@
       </w:r>
       <w:proofErr w:type="spellEnd"/>
       <w:r>
-        <w:t xml:space="preserve"> reasons. Normally E. coil has an </w:t>
-      </w:r>
-      <w:proofErr w:type="gramStart"/>
-      <w:r>
-        <w:t>18 hour</w:t>
-      </w:r>
-      <w:proofErr w:type="gramEnd"/>
-      <w:r>
-        <w:t xml:space="preserve"> growth period however since I am dealing with </w:t>
-      </w:r>
-      <w:proofErr w:type="gramStart"/>
-      <w:r>
-        <w:t>mutants</w:t>
-      </w:r>
-      <w:proofErr w:type="gramEnd"/>
-      <w:r>
-        <w:t xml:space="preserve"> we decided it was </w:t>
+        <w:t xml:space="preserve"> reasons. Normally E. coil has an 18 hour growth period however since I am dealing with mutants we decided it was </w:t>
       </w:r>
       <w:proofErr w:type="spellStart"/>
       <w:r>
@@ -4182,6 +4917,22 @@
           <w:bCs/>
         </w:rPr>
       </w:pPr>
+    </w:p>
+    <w:p>
+      <w:pPr>
+        <w:rPr>
+          <w:b/>
+          <w:bCs/>
+        </w:rPr>
+      </w:pPr>
+    </w:p>
+    <w:p>
+      <w:pPr>
+        <w:rPr>
+          <w:b/>
+          <w:bCs/>
+        </w:rPr>
+      </w:pPr>
       <w:r>
         <w:rPr>
           <w:b/>
@@ -4490,7 +5241,6 @@
                 <w:lang w:eastAsia="en-AU"/>
                 <w14:ligatures w14:val="none"/>
               </w:rPr>
-              <w:lastRenderedPageBreak/>
               <w:t>M3</w:t>
             </w:r>
           </w:p>
@@ -4629,6 +5379,7 @@
                 <w:lang w:eastAsia="en-AU"/>
                 <w14:ligatures w14:val="none"/>
               </w:rPr>
+              <w:lastRenderedPageBreak/>
               <w:t>M5</w:t>
             </w:r>
           </w:p>
@@ -6287,15 +7038,7 @@
         <w:t>with the M standing for mutant</w:t>
       </w:r>
       <w:r>
-        <w:t xml:space="preserve">. The corresponding mutations that each number refers to can also be seen on the </w:t>
-      </w:r>
-      <w:proofErr w:type="gramStart"/>
-      <w:r>
-        <w:t>right hand</w:t>
-      </w:r>
-      <w:proofErr w:type="gramEnd"/>
-      <w:r>
-        <w:t xml:space="preserve"> side. </w:t>
+        <w:t xml:space="preserve">. The corresponding mutations that each number refers to can also be seen on the right hand side. </w:t>
       </w:r>
     </w:p>
     <w:p/>
@@ -6331,7 +7074,7 @@
                     </pic:cNvPicPr>
                   </pic:nvPicPr>
                   <pic:blipFill>
-                    <a:blip r:embed="rId6">
+                    <a:blip r:embed="rId13">
                       <a:extLst>
                         <a:ext uri="{28A0092B-C50C-407E-A947-70E740481C1C}">
                           <a14:useLocalDpi xmlns:a14="http://schemas.microsoft.com/office/drawing/2010/main" val="0"/>
@@ -30602,15 +31345,7 @@
     </w:p>
     <w:p>
       <w:r>
-        <w:t xml:space="preserve">We see some growth in m9 from ONC experiment at 45c but there is no </w:t>
-      </w:r>
-      <w:proofErr w:type="gramStart"/>
-      <w:r>
-        <w:t>growth  during</w:t>
-      </w:r>
-      <w:proofErr w:type="gramEnd"/>
-      <w:r>
-        <w:t xml:space="preserve"> the actual experiment </w:t>
+        <w:t xml:space="preserve">We see some growth in m9 from ONC experiment at 45c but there is no growth  during the actual experiment </w:t>
       </w:r>
     </w:p>
     <w:p>
@@ -32017,6 +32752,95 @@
       </w:rPr>
     </w:lvl>
   </w:abstractNum>
+  <w:abstractNum w:abstractNumId="8" w15:restartNumberingAfterBreak="0">
+    <w:nsid w:val="79EE7468"/>
+    <w:multiLevelType w:val="hybridMultilevel"/>
+    <w:tmpl w:val="0DAAB74C"/>
+    <w:lvl w:ilvl="0" w:tplc="0C09000F">
+      <w:start w:val="1"/>
+      <w:numFmt w:val="decimal"/>
+      <w:lvlText w:val="%1."/>
+      <w:lvlJc w:val="left"/>
+      <w:pPr>
+        <w:ind w:left="720" w:hanging="360"/>
+      </w:pPr>
+      <w:rPr>
+        <w:rFonts w:hint="default"/>
+      </w:rPr>
+    </w:lvl>
+    <w:lvl w:ilvl="1" w:tplc="0C090019" w:tentative="1">
+      <w:start w:val="1"/>
+      <w:numFmt w:val="lowerLetter"/>
+      <w:lvlText w:val="%2."/>
+      <w:lvlJc w:val="left"/>
+      <w:pPr>
+        <w:ind w:left="1440" w:hanging="360"/>
+      </w:pPr>
+    </w:lvl>
+    <w:lvl w:ilvl="2" w:tplc="0C09001B" w:tentative="1">
+      <w:start w:val="1"/>
+      <w:numFmt w:val="lowerRoman"/>
+      <w:lvlText w:val="%3."/>
+      <w:lvlJc w:val="right"/>
+      <w:pPr>
+        <w:ind w:left="2160" w:hanging="180"/>
+      </w:pPr>
+    </w:lvl>
+    <w:lvl w:ilvl="3" w:tplc="0C09000F" w:tentative="1">
+      <w:start w:val="1"/>
+      <w:numFmt w:val="decimal"/>
+      <w:lvlText w:val="%4."/>
+      <w:lvlJc w:val="left"/>
+      <w:pPr>
+        <w:ind w:left="2880" w:hanging="360"/>
+      </w:pPr>
+    </w:lvl>
+    <w:lvl w:ilvl="4" w:tplc="0C090019" w:tentative="1">
+      <w:start w:val="1"/>
+      <w:numFmt w:val="lowerLetter"/>
+      <w:lvlText w:val="%5."/>
+      <w:lvlJc w:val="left"/>
+      <w:pPr>
+        <w:ind w:left="3600" w:hanging="360"/>
+      </w:pPr>
+    </w:lvl>
+    <w:lvl w:ilvl="5" w:tplc="0C09001B" w:tentative="1">
+      <w:start w:val="1"/>
+      <w:numFmt w:val="lowerRoman"/>
+      <w:lvlText w:val="%6."/>
+      <w:lvlJc w:val="right"/>
+      <w:pPr>
+        <w:ind w:left="4320" w:hanging="180"/>
+      </w:pPr>
+    </w:lvl>
+    <w:lvl w:ilvl="6" w:tplc="0C09000F" w:tentative="1">
+      <w:start w:val="1"/>
+      <w:numFmt w:val="decimal"/>
+      <w:lvlText w:val="%7."/>
+      <w:lvlJc w:val="left"/>
+      <w:pPr>
+        <w:ind w:left="5040" w:hanging="360"/>
+      </w:pPr>
+    </w:lvl>
+    <w:lvl w:ilvl="7" w:tplc="0C090019" w:tentative="1">
+      <w:start w:val="1"/>
+      <w:numFmt w:val="lowerLetter"/>
+      <w:lvlText w:val="%8."/>
+      <w:lvlJc w:val="left"/>
+      <w:pPr>
+        <w:ind w:left="5760" w:hanging="360"/>
+      </w:pPr>
+    </w:lvl>
+    <w:lvl w:ilvl="8" w:tplc="0C09001B" w:tentative="1">
+      <w:start w:val="1"/>
+      <w:numFmt w:val="lowerRoman"/>
+      <w:lvlText w:val="%9."/>
+      <w:lvlJc w:val="right"/>
+      <w:pPr>
+        <w:ind w:left="6480" w:hanging="180"/>
+      </w:pPr>
+    </w:lvl>
+  </w:abstractNum>
   <w:num w:numId="1" w16cid:durableId="662976453">
     <w:abstractNumId w:val="3"/>
   </w:num>
@@ -32046,6 +32870,9 @@
     <w:lvlOverride w:ilvl="0">
       <w:startOverride w:val="1"/>
     </w:lvlOverride>
+  </w:num>
+  <w:num w:numId="9" w16cid:durableId="714622263">
+    <w:abstractNumId w:val="8"/>
   </w:num>
 </w:numbering>
 </file>

--- a/Writing/Lit review.docx
+++ b/Writing/Lit review.docx
@@ -3023,74 +3023,24 @@
       </w:r>
     </w:p>
     <w:p>
-      <w:pPr>
-        <w:rPr>
-          <w:b/>
-          <w:bCs/>
-        </w:rPr>
-      </w:pPr>
+      <w:r>
+        <w:t xml:space="preserve">How stochastic establishment and mortality affects evolutionary trajectory of RIF resistant </w:t>
+      </w:r>
+      <w:proofErr w:type="spellStart"/>
+      <w:r>
+        <w:t>rpoB</w:t>
+      </w:r>
+      <w:proofErr w:type="spellEnd"/>
+      <w:r>
+        <w:t xml:space="preserve"> E. coli </w:t>
+      </w:r>
     </w:p>
     <w:p>
       <w:pPr>
-        <w:rPr>
-          <w:del w:id="0" w:author="Microsoft Word" w:date="2026-06-23T14:09:00Z" w16du:dateUtc="2026-06-23T04:09:00Z"/>
-        </w:rPr>
+        <w:pStyle w:val="Heading2"/>
       </w:pPr>
-      <w:del w:id="1" w:author="Microsoft Word" w:date="2026-06-23T14:09:00Z" w16du:dateUtc="2026-06-23T04:09:00Z">
-        <w:r>
-          <w:rPr>
-            <w:b/>
-            <w:bCs/>
-          </w:rPr>
-          <w:delText>Intro</w:delText>
-        </w:r>
-        <w:r>
-          <w:rPr>
-            <w:b/>
-            <w:bCs/>
-          </w:rPr>
-          <w:delText xml:space="preserve">: </w:delText>
-        </w:r>
-        <w:r>
-          <w:delText xml:space="preserve">establishment has been severely under looked and should not be ignored </w:delText>
-        </w:r>
-      </w:del>
-    </w:p>
-    <w:p/>
-    <w:p>
-      <w:r>
-        <w:t xml:space="preserve">How stochastic establishment and mortality affects evolutionary trajectory of RIF resistant </w:t>
-      </w:r>
-      <w:proofErr w:type="spellStart"/>
-      <w:r>
-        <w:t>rpoB</w:t>
-      </w:r>
-      <w:proofErr w:type="spellEnd"/>
-      <w:r>
-        <w:t xml:space="preserve"> E. coli </w:t>
-      </w:r>
-    </w:p>
-    <w:p/>
-    <w:p>
-      <w:pPr>
-        <w:rPr>
-          <w:b/>
-          <w:bCs/>
-        </w:rPr>
-      </w:pPr>
-      <w:r>
-        <w:rPr>
-          <w:b/>
-          <w:bCs/>
-        </w:rPr>
-        <w:t xml:space="preserve">Stochasticity </w:t>
-      </w:r>
-      <w:r>
-        <w:rPr>
-          <w:b/>
-          <w:bCs/>
-        </w:rPr>
-        <w:t xml:space="preserve">to deterministic </w:t>
+      <w:r>
+        <w:t xml:space="preserve">Correlation between mutation rate and establishment rate </w:t>
       </w:r>
     </w:p>
     <w:p>
@@ -3105,6 +3055,35 @@
           <w:b/>
           <w:bCs/>
         </w:rPr>
+        <w:t>mutation rat</w:t>
+      </w:r>
+      <w:r>
+        <w:rPr>
+          <w:b/>
+          <w:bCs/>
+        </w:rPr>
+        <w:t>e (how is it calculated)</w:t>
+      </w:r>
+    </w:p>
+    <w:p>
+      <w:pPr>
+        <w:rPr>
+          <w:b/>
+          <w:bCs/>
+        </w:rPr>
+      </w:pPr>
+      <w:r>
+        <w:rPr>
+          <w:b/>
+          <w:bCs/>
+        </w:rPr>
+        <w:t xml:space="preserve">Stochastic </w:t>
+      </w:r>
+      <w:r>
+        <w:rPr>
+          <w:b/>
+          <w:bCs/>
+        </w:rPr>
         <w:t xml:space="preserve">Establishment </w:t>
       </w:r>
       <w:r>
@@ -3113,6 +3092,28 @@
           <w:bCs/>
         </w:rPr>
         <w:t xml:space="preserve">vs mortality </w:t>
+      </w:r>
+    </w:p>
+    <w:p>
+      <w:pPr>
+        <w:rPr>
+          <w:b/>
+          <w:bCs/>
+        </w:rPr>
+      </w:pPr>
+      <w:r>
+        <w:rPr>
+          <w:b/>
+          <w:bCs/>
+        </w:rPr>
+        <w:t xml:space="preserve">Present the problem </w:t>
+      </w:r>
+      <w:r>
+        <w:rPr>
+          <w:b/>
+          <w:bCs/>
+        </w:rPr>
+        <w:t xml:space="preserve">can we predict establishment rate when we know mutation rate </w:t>
       </w:r>
     </w:p>
     <w:p>
@@ -3304,7 +3305,6 @@
     </w:p>
     <w:p>
       <w:r>
-        <w:lastRenderedPageBreak/>
         <w:t>In the</w:t>
       </w:r>
       <w:r>
@@ -3323,6 +3323,7 @@
           <w:b/>
           <w:bCs/>
         </w:rPr>
+        <w:lastRenderedPageBreak/>
         <w:t>Evolution is deterministic but not predictable</w:t>
       </w:r>
     </w:p>
@@ -3421,7 +3422,6 @@
         <w:rPr>
           <w:noProof/>
         </w:rPr>
-        <w:lastRenderedPageBreak/>
         <w:drawing>
           <wp:inline distT="0" distB="0" distL="0" distR="0" wp14:anchorId="47F984E6" wp14:editId="11CC436A">
             <wp:extent cx="5731510" cy="3959860"/>
@@ -3503,10 +3503,7 @@
         <w:pStyle w:val="Title"/>
       </w:pPr>
       <w:r>
-        <w:t>Talk about mutation rate and how it plays into stochastic establishment</w:t>
-      </w:r>
-      <w:r>
-        <w:t xml:space="preserve">. (high mutation rate does not equal high establishment rate) </w:t>
+        <w:t xml:space="preserve">Talk about mutation rate and how it plays into stochastic establishment. (high mutation rate does not equal high establishment rate) </w:t>
       </w:r>
     </w:p>
     <w:p>
@@ -3574,7 +3571,6 @@
     </w:p>
     <w:p>
       <w:r>
-        <w:lastRenderedPageBreak/>
         <w:t xml:space="preserve">Critically, even in the absence of competitors, genotypes with positive absolute fitness may fail to establish simply by "bad luck" in survival and reproduction, especially in sub-optimal environmental conditions. </w:t>
       </w:r>
       <w:hyperlink r:id="rId7" w:tgtFrame="_blank" w:history="1">
@@ -3655,7 +3651,11 @@
         <w:t>supply</w:t>
       </w:r>
       <w:r>
-        <w:t xml:space="preserve"> of potential adaptive mutants, but it does not change the probability that any single new mutant will establish. In fact, the two can pull in opposite directions: higher mutation rates generally led to faster adaptation to antibiotics, but in one strain with an extremely high mutation rate, the ability to evolve was significantly reduced. The reason is </w:t>
+        <w:t xml:space="preserve"> of potential adaptive mutants, but it does not change the probability that any single new </w:t>
+      </w:r>
+      <w:r>
+        <w:lastRenderedPageBreak/>
+        <w:t xml:space="preserve">mutant will establish. In fact, the two can pull in opposite directions: higher mutation rates generally led to faster adaptation to antibiotics, but in one strain with an extremely high mutation rate, the ability to evolve was significantly reduced. The reason is </w:t>
       </w:r>
       <w:r>
         <w:rPr>
@@ -3781,7 +3781,6 @@
     </w:p>
     <w:p>
       <w:r>
-        <w:lastRenderedPageBreak/>
         <w:t xml:space="preserve">Conventional growth rate or competition assays are not sufficient to predict establishment probability. The same net population growth can be attained by a strain with either high or low absolute rates of division and death, but a strain with higher mortality is less likely to establish. Generally, establishment is sensitive to absolute rates of division and death, not just their difference. </w:t>
       </w:r>
       <w:hyperlink r:id="rId12" w:tgtFrame="_blank" w:history="1">
@@ -3813,7 +3812,7 @@
     <w:p>
       <w:r>
         <w:pict w14:anchorId="2B047103">
-          <v:rect id="_x0000_i1031" style="width:0;height:1.5pt" o:hralign="center" o:hrstd="t" o:hr="t" fillcolor="#a0a0a0" stroked="f"/>
+          <v:rect id="_x0000_i1025" style="width:0;height:1.5pt" o:hralign="center" o:hrstd="t" o:hr="t" fillcolor="#a0a0a0" stroked="f"/>
         </w:pict>
       </w:r>
     </w:p>
@@ -3862,6 +3861,7 @@
     </w:p>
     <w:p>
       <w:r>
+        <w:lastRenderedPageBreak/>
         <w:t xml:space="preserve">                    ↓↓↓ TOGETHER ↓↓↓</w:t>
       </w:r>
     </w:p>
@@ -4265,6 +4265,7 @@
           <w:b/>
           <w:bCs/>
         </w:rPr>
+        <w:lastRenderedPageBreak/>
         <w:t>mutation rate (Input):</w:t>
       </w:r>
       <w:r>
@@ -4413,7 +4414,6 @@
     </w:p>
     <w:p>
       <w:r>
-        <w:lastRenderedPageBreak/>
         <w:t xml:space="preserve">Same strain in the same environment same time but we see a preference for certain mutations </w:t>
       </w:r>
     </w:p>
@@ -4712,11 +4712,7 @@
         <w:t xml:space="preserve">being M9 glucose while the bottom three rows will be LB. </w:t>
       </w:r>
       <w:r>
-        <w:t xml:space="preserve">This leaves me </w:t>
-      </w:r>
-      <w:r>
-        <w:lastRenderedPageBreak/>
-        <w:t xml:space="preserve">30 wells for each media which perfectly </w:t>
+        <w:t xml:space="preserve">This leaves me 30 wells for each media which perfectly </w:t>
       </w:r>
       <w:r>
         <w:t xml:space="preserve">accommodates for our 28 mutations along with the wild type and another well to act as the blank. </w:t>
@@ -4846,6 +4842,7 @@
     </w:p>
     <w:p>
       <w:r>
+        <w:lastRenderedPageBreak/>
         <w:t xml:space="preserve">After obtaining my results from the plate reader </w:t>
       </w:r>
       <w:r>
@@ -5379,7 +5376,6 @@
                 <w:lang w:eastAsia="en-AU"/>
                 <w14:ligatures w14:val="none"/>
               </w:rPr>
-              <w:lastRenderedPageBreak/>
               <w:t>M5</w:t>
             </w:r>
           </w:p>
@@ -6622,6 +6618,7 @@
                 <w:lang w:eastAsia="en-AU"/>
                 <w14:ligatures w14:val="none"/>
               </w:rPr>
+              <w:lastRenderedPageBreak/>
               <w:t>M23</w:t>
             </w:r>
           </w:p>
@@ -7055,7 +7052,6 @@
         <w:rPr>
           <w:noProof/>
         </w:rPr>
-        <w:lastRenderedPageBreak/>
         <w:drawing>
           <wp:inline distT="0" distB="0" distL="0" distR="0" wp14:anchorId="49480D82" wp14:editId="771C3BE9">
             <wp:extent cx="3648075" cy="3202271"/>
@@ -12084,7 +12080,6 @@
                 <w:lang w:eastAsia="en-AU"/>
                 <w14:ligatures w14:val="none"/>
               </w:rPr>
-              <w:lastRenderedPageBreak/>
               <w:t>Assay 1</w:t>
             </w:r>
           </w:p>
@@ -21201,6 +21196,7 @@
                 <w:lang w:eastAsia="en-AU"/>
                 <w14:ligatures w14:val="none"/>
               </w:rPr>
+              <w:lastRenderedPageBreak/>
               <w:t>Assay 3</w:t>
             </w:r>
           </w:p>
@@ -26465,7 +26461,6 @@
           <w:b/>
           <w:bCs/>
         </w:rPr>
-        <w:lastRenderedPageBreak/>
         <w:t xml:space="preserve">Pouring plates </w:t>
       </w:r>
     </w:p>
@@ -30020,6 +30015,7 @@
                 <w:lang w:eastAsia="en-AU"/>
                 <w14:ligatures w14:val="none"/>
               </w:rPr>
+              <w:lastRenderedPageBreak/>
               <w:t>FRIDAY</w:t>
             </w:r>
           </w:p>
@@ -31321,6 +31317,7 @@
     </w:p>
     <w:p>
       <w:r>
+        <w:lastRenderedPageBreak/>
         <w:t xml:space="preserve">Could mutating the </w:t>
       </w:r>
       <w:proofErr w:type="spellStart"/>
@@ -31463,7 +31460,6 @@
                 <w:b/>
                 <w:bCs/>
               </w:rPr>
-              <w:lastRenderedPageBreak/>
               <w:t>January</w:t>
             </w:r>
           </w:p>
@@ -33305,7 +33301,6 @@
     <w:next w:val="Normal"/>
     <w:link w:val="Heading2Char"/>
     <w:uiPriority w:val="9"/>
-    <w:semiHidden/>
     <w:unhideWhenUsed/>
     <w:qFormat/>
     <w:rsid w:val="0065372D"/>
@@ -33480,6 +33475,7 @@
   <w:style w:type="character" w:default="1" w:styleId="DefaultParagraphFont">
     <w:name w:val="Default Paragraph Font"/>
     <w:uiPriority w:val="1"/>
+    <w:semiHidden/>
     <w:unhideWhenUsed/>
   </w:style>
   <w:style w:type="table" w:default="1" w:styleId="TableNormal">
@@ -33521,7 +33517,6 @@
     <w:basedOn w:val="DefaultParagraphFont"/>
     <w:link w:val="Heading2"/>
     <w:uiPriority w:val="9"/>
-    <w:semiHidden/>
     <w:rsid w:val="0065372D"/>
     <w:rPr>
       <w:rFonts w:asciiTheme="majorHAnsi" w:eastAsiaTheme="majorEastAsia" w:hAnsiTheme="majorHAnsi" w:cstheme="majorBidi"/>

--- a/Writing/Lit review.docx
+++ b/Writing/Lit review.docx
@@ -220,7 +220,15 @@
       </w:r>
       <w:proofErr w:type="spellEnd"/>
       <w:r>
-        <w:t xml:space="preserve"> mutation induced my RIF is will act as the differentiator. To provide some background, RIF is a broad spectrum </w:t>
+        <w:t xml:space="preserve"> mutation induced my RIF is will act as the differentiator. To provide some background, RIF is a </w:t>
+      </w:r>
+      <w:proofErr w:type="gramStart"/>
+      <w:r>
+        <w:t>broad spectrum</w:t>
+      </w:r>
+      <w:proofErr w:type="gramEnd"/>
+      <w:r>
+        <w:t xml:space="preserve"> </w:t>
       </w:r>
       <w:r>
         <w:t>antibiotic</w:t>
@@ -247,7 +255,15 @@
         <w:t>Leprosy</w:t>
       </w:r>
       <w:r>
-        <w:t xml:space="preserve">. However it is most famous form being the first in line drug to treat </w:t>
+        <w:t xml:space="preserve">. </w:t>
+      </w:r>
+      <w:proofErr w:type="gramStart"/>
+      <w:r>
+        <w:t>However</w:t>
+      </w:r>
+      <w:proofErr w:type="gramEnd"/>
+      <w:r>
+        <w:t xml:space="preserve"> it is most famous form being the first in line drug to treat </w:t>
       </w:r>
       <w:r>
         <w:t>Mycobacterium tuberculosis</w:t>
@@ -276,7 +292,21 @@
         <w:rPr>
           <w:highlight w:val="yellow"/>
         </w:rPr>
-        <w:t xml:space="preserve"> gene which encodes the beta subunit of bacterial RNA polymerase. Typically resistance is due to a structural change in the beta sub-unit which renders it impossible for RIF to bind onto the original active site (Munita, et al, 2015). Additionally, it is intriguing that although the </w:t>
+        <w:t xml:space="preserve"> gene which encodes the beta subunit of bacterial RNA polymerase. </w:t>
+      </w:r>
+      <w:proofErr w:type="gramStart"/>
+      <w:r>
+        <w:rPr>
+          <w:highlight w:val="yellow"/>
+        </w:rPr>
+        <w:t>Typically</w:t>
+      </w:r>
+      <w:proofErr w:type="gramEnd"/>
+      <w:r>
+        <w:rPr>
+          <w:highlight w:val="yellow"/>
+        </w:rPr>
+        <w:t xml:space="preserve"> resistance is due to a structural change in the beta sub-unit which renders it impossible for RIF to bind onto the original active site (Munita, et al, 2015). Additionally, it is intriguing that although the </w:t>
       </w:r>
       <w:proofErr w:type="spellStart"/>
       <w:r>
@@ -541,7 +571,15 @@
         <w:t>appropriate</w:t>
       </w:r>
       <w:r>
-        <w:t xml:space="preserve"> and open minded term </w:t>
+        <w:t xml:space="preserve"> and </w:t>
+      </w:r>
+      <w:proofErr w:type="gramStart"/>
+      <w:r>
+        <w:t>open minded</w:t>
+      </w:r>
+      <w:proofErr w:type="gramEnd"/>
+      <w:r>
+        <w:t xml:space="preserve"> term </w:t>
       </w:r>
       <w:r>
         <w:t>as</w:t>
@@ -1011,7 +1049,15 @@
         <w:t xml:space="preserve">It has been observed </w:t>
       </w:r>
       <w:r>
-        <w:t xml:space="preserve">that E.coli’s resistance to </w:t>
+        <w:t xml:space="preserve">that </w:t>
+      </w:r>
+      <w:proofErr w:type="gramStart"/>
+      <w:r>
+        <w:t>E.coli’s</w:t>
+      </w:r>
+      <w:proofErr w:type="gramEnd"/>
+      <w:r>
+        <w:t xml:space="preserve"> resistance to </w:t>
       </w:r>
       <w:r>
         <w:t xml:space="preserve">high temperature not only relies on the common stress response but it also calls upon a group of genes not traditionally used named the </w:t>
@@ -1041,7 +1087,15 @@
         <w:t>unison</w:t>
       </w:r>
       <w:r>
-        <w:t xml:space="preserve"> to provide E.coli with a robust tolerance against high temperature</w:t>
+        <w:t xml:space="preserve"> to provide </w:t>
+      </w:r>
+      <w:proofErr w:type="gramStart"/>
+      <w:r>
+        <w:t>E.coli</w:t>
+      </w:r>
+      <w:proofErr w:type="gramEnd"/>
+      <w:r>
+        <w:t xml:space="preserve"> with a robust tolerance against high temperature</w:t>
       </w:r>
       <w:r>
         <w:t xml:space="preserve">. </w:t>
@@ -1125,7 +1179,15 @@
         <w:t xml:space="preserve">. </w:t>
       </w:r>
       <w:r>
-        <w:t>In the case for E.coli under</w:t>
+        <w:t xml:space="preserve">In the case for </w:t>
+      </w:r>
+      <w:proofErr w:type="gramStart"/>
+      <w:r>
+        <w:t>E.coli</w:t>
+      </w:r>
+      <w:proofErr w:type="gramEnd"/>
+      <w:r>
+        <w:t xml:space="preserve"> under</w:t>
       </w:r>
       <w:r>
         <w:t xml:space="preserve"> cold shock, bacterial growth </w:t>
@@ -1501,7 +1563,15 @@
         <w:t>Glucose and m9</w:t>
       </w:r>
       <w:r>
-        <w:t xml:space="preserve"> and how these 2 media affects fitness effects</w:t>
+        <w:t xml:space="preserve"> and how these 2 media </w:t>
+      </w:r>
+      <w:proofErr w:type="gramStart"/>
+      <w:r>
+        <w:t>affects</w:t>
+      </w:r>
+      <w:proofErr w:type="gramEnd"/>
+      <w:r>
+        <w:t xml:space="preserve"> fitness effects</w:t>
       </w:r>
     </w:p>
     <w:p>
@@ -1643,12 +1713,21 @@
           <w:bCs/>
         </w:rPr>
       </w:pPr>
+      <w:proofErr w:type="gramStart"/>
       <w:r>
         <w:rPr>
           <w:b/>
           <w:bCs/>
         </w:rPr>
-        <w:t xml:space="preserve">So while it does not provide extra benefit it seems to not be a burden on the bacteria </w:t>
+        <w:t>So</w:t>
+      </w:r>
+      <w:proofErr w:type="gramEnd"/>
+      <w:r>
+        <w:rPr>
+          <w:b/>
+          <w:bCs/>
+        </w:rPr>
+        <w:t xml:space="preserve"> while it does not provide extra benefit it seems to not be a burden on the bacteria </w:t>
       </w:r>
     </w:p>
     <w:p>
@@ -2000,10 +2079,18 @@
       </w:r>
       <w:proofErr w:type="spellEnd"/>
       <w:r>
-        <w:t xml:space="preserve"> to work it has to </w:t>
-      </w:r>
-      <w:r>
-        <w:t xml:space="preserve"> binds directly to the β-subunit of RNA polymerase</w:t>
+        <w:t xml:space="preserve"> to work it has </w:t>
+      </w:r>
+      <w:proofErr w:type="gramStart"/>
+      <w:r>
+        <w:t xml:space="preserve">to </w:t>
+      </w:r>
+      <w:r>
+        <w:t xml:space="preserve"> binds</w:t>
+      </w:r>
+      <w:proofErr w:type="gramEnd"/>
+      <w:r>
+        <w:t xml:space="preserve"> directly to the β-subunit of RNA polymerase</w:t>
       </w:r>
       <w:r>
         <w:t xml:space="preserve"> which in our case has mutated. </w:t>
@@ -2082,10 +2169,18 @@
       </w:r>
       <w:proofErr w:type="spellEnd"/>
       <w:r>
-        <w:t xml:space="preserve"> mutations. In the first phase E. coli were grown at </w:t>
-      </w:r>
-      <w:r>
-        <w:t xml:space="preserve"> 42.2°C, where adaptation </w:t>
+        <w:t xml:space="preserve"> mutations. In the first phase E. coli were grown </w:t>
+      </w:r>
+      <w:proofErr w:type="gramStart"/>
+      <w:r>
+        <w:t xml:space="preserve">at </w:t>
+      </w:r>
+      <w:r>
+        <w:t xml:space="preserve"> 42</w:t>
+      </w:r>
+      <w:proofErr w:type="gramEnd"/>
+      <w:r>
+        <w:t xml:space="preserve">.2°C, where adaptation </w:t>
       </w:r>
       <w:r>
         <w:t xml:space="preserve">was </w:t>
@@ -2113,7 +2208,15 @@
         <w:t>rho</w:t>
       </w:r>
       <w:r>
-        <w:t xml:space="preserve">. These mutants were then subjugated to a second round experiment at </w:t>
+        <w:t xml:space="preserve">. These mutants were then subjugated to a </w:t>
+      </w:r>
+      <w:proofErr w:type="gramStart"/>
+      <w:r>
+        <w:t>second round</w:t>
+      </w:r>
+      <w:proofErr w:type="gramEnd"/>
+      <w:r>
+        <w:t xml:space="preserve"> experiment at </w:t>
       </w:r>
       <w:r>
         <w:t>19.0°C</w:t>
@@ -2504,18 +2607,22 @@
       </w:r>
     </w:p>
     <w:p/>
+    <w:p/>
+    <w:p/>
+    <w:p/>
+    <w:p/>
+    <w:p/>
+    <w:p/>
+    <w:p/>
+    <w:p/>
+    <w:p/>
     <w:p>
-      <w:pPr>
+      <w:r>
         <w:rPr>
           <w:b/>
           <w:bCs/>
         </w:rPr>
-      </w:pPr>
-      <w:r>
-        <w:rPr>
-          <w:b/>
-          <w:bCs/>
-        </w:rPr>
+        <w:lastRenderedPageBreak/>
         <w:t>Chapter 2</w:t>
       </w:r>
       <w:r>
@@ -2542,262 +2649,495 @@
       </w:r>
     </w:p>
     <w:p>
-      <w:r>
-        <w:t xml:space="preserve">Whether evolution is predictable </w:t>
-      </w:r>
-      <w:r>
-        <w:t xml:space="preserve">is still a contentious topic in the field of evolutionary biology. </w:t>
-      </w:r>
-      <w:r>
-        <w:t>Wortel et al. (2023) propose that evolutionary predictions are becoming increasingly achievable, highlighting mutation bias, mutational supply, and epistasis as key genetic factors shaping predictability.</w:t>
-      </w:r>
-      <w:r>
+      <w:pPr>
+        <w:rPr>
+          <w:rFonts w:eastAsia="Arial" w:cs="Arial"/>
+        </w:rPr>
+      </w:pPr>
+      <w:r>
+        <w:t xml:space="preserve">When </w:t>
+      </w:r>
+      <w:r>
+        <w:t xml:space="preserve">studying bacterial evolution, we often only </w:t>
+      </w:r>
+      <w:r>
+        <w:rPr>
+          <w:rFonts w:eastAsia="Arial" w:cs="Arial"/>
+        </w:rPr>
+        <w:t xml:space="preserve">observe </w:t>
+      </w:r>
+      <w:r>
+        <w:rPr>
+          <w:rFonts w:eastAsia="Arial" w:cs="Arial"/>
+        </w:rPr>
+        <w:t xml:space="preserve">and focus on </w:t>
+      </w:r>
+      <w:r>
+        <w:rPr>
+          <w:rFonts w:eastAsia="Arial" w:cs="Arial"/>
+        </w:rPr>
+        <w:t>the endpoint of the mutational process</w:t>
+      </w:r>
+      <w:r>
+        <w:rPr>
+          <w:rFonts w:eastAsia="Arial" w:cs="Arial"/>
+        </w:rPr>
+        <w:t xml:space="preserve"> the mutation rate</w:t>
+      </w:r>
+      <w:r>
+        <w:rPr>
+          <w:rFonts w:eastAsia="Arial" w:cs="Arial"/>
+        </w:rPr>
+        <w:t>. While missing the process of</w:t>
+      </w:r>
+      <w:r>
+        <w:rPr>
+          <w:rFonts w:eastAsia="Arial" w:cs="Arial"/>
+        </w:rPr>
+        <w:t xml:space="preserve"> emergence, establishment and selection</w:t>
+      </w:r>
+      <w:r>
+        <w:rPr>
+          <w:rFonts w:eastAsia="Arial" w:cs="Arial"/>
+        </w:rPr>
         <w:t xml:space="preserve"> </w:t>
       </w:r>
       <w:r>
-        <w:t xml:space="preserve">This idea is supported from studies done on RIF resistance, where mutations inevitably </w:t>
-      </w:r>
-      <w:r>
-        <w:t>arise</w:t>
-      </w:r>
-      <w:r>
-        <w:t xml:space="preserve"> from the </w:t>
-      </w:r>
-      <w:proofErr w:type="spellStart"/>
-      <w:r>
-        <w:t>rpoB</w:t>
-      </w:r>
-      <w:proofErr w:type="spellEnd"/>
-      <w:r>
-        <w:t xml:space="preserve"> gene </w:t>
-      </w:r>
-      <w:r>
-        <w:t>across a remarkably broad range of bacterial taxa</w:t>
-      </w:r>
-      <w:r>
-        <w:t xml:space="preserve"> </w:t>
-      </w:r>
-      <w:r>
-        <w:t>(</w:t>
-      </w:r>
-      <w:proofErr w:type="spellStart"/>
-      <w:r>
-        <w:t>Unissa</w:t>
-      </w:r>
-      <w:proofErr w:type="spellEnd"/>
-      <w:r>
-        <w:t xml:space="preserve"> </w:t>
-      </w:r>
-      <w:r>
-        <w:t>et al</w:t>
-      </w:r>
-      <w:r>
-        <w:t xml:space="preserve"> </w:t>
-      </w:r>
-      <w:r>
-        <w:t>(</w:t>
-      </w:r>
-      <w:r>
-        <w:t>2017)</w:t>
-      </w:r>
-      <w:r>
-        <w:t>.</w:t>
-      </w:r>
-      <w:r>
-        <w:t xml:space="preserve"> </w:t>
-      </w:r>
-      <w:r>
-        <w:t xml:space="preserve">Our lab conducted a further study of over 18,000 </w:t>
-      </w:r>
-      <w:r>
-        <w:t xml:space="preserve">bacterial genomes </w:t>
-      </w:r>
-      <w:r>
-        <w:t xml:space="preserve">which supported the earlier findings that </w:t>
-      </w:r>
-      <w:r>
-        <w:t>RIF resistance evolvability is high and relatively homogeneous across the bacterial tree of life</w:t>
-      </w:r>
-      <w:r>
-        <w:t xml:space="preserve"> </w:t>
-      </w:r>
-      <w:r>
-        <w:t>(</w:t>
-      </w:r>
-      <w:proofErr w:type="spellStart"/>
-      <w:r>
-        <w:t>Bolourchi</w:t>
-      </w:r>
-      <w:proofErr w:type="spellEnd"/>
-      <w:r>
-        <w:t xml:space="preserve"> et al</w:t>
-      </w:r>
-      <w:r>
-        <w:t xml:space="preserve"> (2024)). However parallel evolution in the genotype </w:t>
-      </w:r>
-      <w:r>
-        <w:t xml:space="preserve">between species </w:t>
-      </w:r>
-      <w:r>
-        <w:t xml:space="preserve">does not always </w:t>
-      </w:r>
-      <w:r>
-        <w:t xml:space="preserve">translate </w:t>
-      </w:r>
-      <w:r>
-        <w:t xml:space="preserve">into identical or similar phenotypic traits. </w:t>
-      </w:r>
-      <w:r>
-        <w:t xml:space="preserve"> </w:t>
-      </w:r>
-      <w:r>
-        <w:t xml:space="preserve">Williams et </w:t>
-      </w:r>
-      <w:r>
-        <w:lastRenderedPageBreak/>
-        <w:t>al. investigated how genetic background and temperature influence the fitness effects of homologous RIF</w:t>
-      </w:r>
-      <w:r>
-        <w:t>R</w:t>
-      </w:r>
-      <w:r>
-        <w:t xml:space="preserve"> mutations across </w:t>
-      </w:r>
-      <w:r>
         <w:rPr>
-          <w:i/>
-          <w:iCs/>
+          <w:rFonts w:eastAsia="Arial" w:cs="Arial"/>
         </w:rPr>
-        <w:t>E. coli</w:t>
-      </w:r>
-      <w:r>
-        <w:t xml:space="preserve">, </w:t>
+        <w:t>which all play an important role in shaping the final mutation</w:t>
       </w:r>
       <w:r>
         <w:rPr>
-          <w:i/>
-          <w:iCs/>
+          <w:rFonts w:eastAsia="Arial" w:cs="Arial"/>
         </w:rPr>
-        <w:t xml:space="preserve">A. </w:t>
-      </w:r>
-      <w:proofErr w:type="spellStart"/>
+        <w:t>s</w:t>
+      </w:r>
       <w:r>
         <w:rPr>
-          <w:i/>
-          <w:iCs/>
+          <w:rFonts w:eastAsia="Arial" w:cs="Arial"/>
         </w:rPr>
-        <w:t>baylyi</w:t>
-      </w:r>
-      <w:proofErr w:type="spellEnd"/>
-      <w:r>
-        <w:t xml:space="preserve">, and </w:t>
+        <w:t xml:space="preserve"> that we see. </w:t>
       </w:r>
       <w:r>
         <w:rPr>
-          <w:i/>
-          <w:iCs/>
+          <w:rFonts w:eastAsia="Arial" w:cs="Arial"/>
         </w:rPr>
-        <w:t>L. plantarum</w:t>
+        <w:t>Using antibiotic resistance as a model, the spectrum of resistance mutations</w:t>
       </w:r>
       <w:r>
         <w:rPr>
-          <w:i/>
-          <w:iCs/>
+          <w:rFonts w:eastAsia="Arial" w:cs="Arial"/>
+        </w:rPr>
+        <w:t xml:space="preserve"> that arise can be highly varied and certain mutations can appear </w:t>
+      </w:r>
+      <w:r>
+        <w:rPr>
+          <w:rFonts w:eastAsia="Arial" w:cs="Arial"/>
+        </w:rPr>
+        <w:t>repeatedly across independent experiments while others, theoretically equally capable of conferring resistance, are rarely if ever recovered</w:t>
+      </w:r>
+      <w:r>
+        <w:rPr>
+          <w:rFonts w:eastAsia="Arial" w:cs="Arial"/>
         </w:rPr>
         <w:t xml:space="preserve">. </w:t>
       </w:r>
       <w:r>
-        <w:t xml:space="preserve">What we found was that </w:t>
-      </w:r>
-      <w:r>
-        <w:t xml:space="preserve">the same </w:t>
+        <w:rPr>
+          <w:rFonts w:eastAsia="Arial" w:cs="Arial"/>
+        </w:rPr>
+        <w:t xml:space="preserve">We </w:t>
       </w:r>
       <w:proofErr w:type="spellStart"/>
       <w:r>
         <w:rPr>
-          <w:i/>
-          <w:iCs/>
+          <w:rFonts w:eastAsia="Arial" w:cs="Arial"/>
+        </w:rPr>
+        <w:t>hypothise</w:t>
+      </w:r>
+      <w:proofErr w:type="spellEnd"/>
+      <w:r>
+        <w:rPr>
+          <w:rFonts w:eastAsia="Arial" w:cs="Arial"/>
+        </w:rPr>
+        <w:t xml:space="preserve"> that this can </w:t>
+      </w:r>
+      <w:r>
+        <w:rPr>
+          <w:rFonts w:eastAsia="Arial" w:cs="Arial"/>
+        </w:rPr>
+        <w:t>arise at two distinct points in the mutational process</w:t>
+      </w:r>
+      <w:r>
+        <w:rPr>
+          <w:rFonts w:eastAsia="Arial" w:cs="Arial"/>
+        </w:rPr>
+        <w:t xml:space="preserve"> during either emergence or establishment</w:t>
+      </w:r>
+      <w:r>
+        <w:rPr>
+          <w:rFonts w:eastAsia="Arial" w:cs="Arial"/>
+        </w:rPr>
+        <w:t xml:space="preserve"> phase</w:t>
+      </w:r>
+      <w:r>
+        <w:rPr>
+          <w:rFonts w:eastAsia="Arial" w:cs="Arial"/>
+        </w:rPr>
+        <w:t>.</w:t>
+      </w:r>
+      <w:r>
+        <w:rPr>
+          <w:rFonts w:eastAsia="Arial" w:cs="Arial"/>
+        </w:rPr>
+        <w:t xml:space="preserve"> If </w:t>
+      </w:r>
+      <w:r>
+        <w:rPr>
+          <w:rFonts w:eastAsia="Arial" w:cs="Arial"/>
+        </w:rPr>
+        <w:t xml:space="preserve">the uneven distribution of mutations occurs during </w:t>
+      </w:r>
+      <w:r>
+        <w:rPr>
+          <w:rFonts w:eastAsia="Arial" w:cs="Arial"/>
+        </w:rPr>
+        <w:t xml:space="preserve">emergence, </w:t>
+      </w:r>
+      <w:r>
+        <w:rPr>
+          <w:rFonts w:eastAsia="Arial" w:cs="Arial"/>
+        </w:rPr>
+        <w:t xml:space="preserve">it is most likely a reflection of the jackpot distribution mentioned in the </w:t>
+      </w:r>
+      <w:proofErr w:type="spellStart"/>
+      <w:r>
+        <w:rPr>
+          <w:rFonts w:eastAsia="Arial" w:cs="Arial"/>
+        </w:rPr>
+        <w:t>luria</w:t>
+      </w:r>
+      <w:proofErr w:type="spellEnd"/>
+      <w:r>
+        <w:rPr>
+          <w:rFonts w:eastAsia="Arial" w:cs="Arial"/>
+        </w:rPr>
+        <w:t xml:space="preserve"> </w:t>
+      </w:r>
+      <w:proofErr w:type="spellStart"/>
+      <w:r>
+        <w:rPr>
+          <w:rFonts w:eastAsia="Arial" w:cs="Arial"/>
+        </w:rPr>
+        <w:t>debuk</w:t>
+      </w:r>
+      <w:proofErr w:type="spellEnd"/>
+      <w:r>
+        <w:rPr>
+          <w:rFonts w:eastAsia="Arial" w:cs="Arial"/>
+        </w:rPr>
+        <w:t xml:space="preserve"> </w:t>
+      </w:r>
+      <w:proofErr w:type="spellStart"/>
+      <w:r>
+        <w:rPr>
+          <w:rFonts w:eastAsia="Arial" w:cs="Arial"/>
+        </w:rPr>
+        <w:t>expeiremnt</w:t>
+      </w:r>
+      <w:proofErr w:type="spellEnd"/>
+      <w:r>
+        <w:rPr>
+          <w:rFonts w:eastAsia="Arial" w:cs="Arial"/>
+        </w:rPr>
+        <w:t xml:space="preserve"> where () </w:t>
+      </w:r>
+      <w:r>
+        <w:rPr>
+          <w:rFonts w:eastAsia="Arial" w:cs="Arial"/>
+        </w:rPr>
+        <w:t xml:space="preserve">where </w:t>
+      </w:r>
+      <w:r>
+        <w:rPr>
+          <w:rFonts w:eastAsia="Arial" w:cs="Arial"/>
+        </w:rPr>
+        <w:t>due to some reason</w:t>
+      </w:r>
+      <w:r>
+        <w:rPr>
+          <w:rFonts w:eastAsia="Arial" w:cs="Arial"/>
+        </w:rPr>
+        <w:t xml:space="preserve"> like …</w:t>
+      </w:r>
+      <w:r>
+        <w:rPr>
+          <w:rFonts w:eastAsia="Arial" w:cs="Arial"/>
+        </w:rPr>
+        <w:t>, certain mutations</w:t>
+      </w:r>
+      <w:r>
+        <w:rPr>
+          <w:rFonts w:eastAsia="Arial" w:cs="Arial"/>
+        </w:rPr>
+        <w:t xml:space="preserve"> arise more </w:t>
+      </w:r>
+      <w:r>
+        <w:rPr>
+          <w:rFonts w:eastAsia="Arial" w:cs="Arial"/>
+        </w:rPr>
+        <w:t xml:space="preserve">frequently. This is not the only possibility as it is also possible that </w:t>
+      </w:r>
+      <w:r>
+        <w:rPr>
+          <w:rFonts w:eastAsia="Arial" w:cs="Arial"/>
+        </w:rPr>
+        <w:t>mutations</w:t>
+      </w:r>
+      <w:r>
+        <w:rPr>
+          <w:rFonts w:eastAsia="Arial" w:cs="Arial"/>
+        </w:rPr>
+        <w:t xml:space="preserve"> arise at </w:t>
+      </w:r>
+      <w:r>
+        <w:rPr>
+          <w:rFonts w:eastAsia="Arial" w:cs="Arial"/>
+        </w:rPr>
+        <w:t>broadly similar rates</w:t>
+      </w:r>
+      <w:r>
+        <w:rPr>
+          <w:rFonts w:eastAsia="Arial" w:cs="Arial"/>
+        </w:rPr>
+        <w:t xml:space="preserve"> this time following a </w:t>
+      </w:r>
+      <w:proofErr w:type="spellStart"/>
+      <w:r>
+        <w:rPr>
+          <w:rFonts w:eastAsia="Arial" w:cs="Arial"/>
+        </w:rPr>
+        <w:t>pisson</w:t>
+      </w:r>
+      <w:proofErr w:type="spellEnd"/>
+      <w:r>
+        <w:rPr>
+          <w:rFonts w:eastAsia="Arial" w:cs="Arial"/>
+        </w:rPr>
+        <w:t xml:space="preserve"> distribution</w:t>
+      </w:r>
+      <w:r>
+        <w:rPr>
+          <w:rFonts w:eastAsia="Arial" w:cs="Arial"/>
+        </w:rPr>
+        <w:t xml:space="preserve"> ()</w:t>
+      </w:r>
+      <w:r>
+        <w:rPr>
+          <w:rFonts w:eastAsia="Arial" w:cs="Arial"/>
+        </w:rPr>
+        <w:t xml:space="preserve">, but differ in </w:t>
+      </w:r>
+      <w:r>
+        <w:rPr>
+          <w:rFonts w:eastAsia="Arial" w:cs="Arial"/>
+        </w:rPr>
+        <w:t xml:space="preserve">the probability of surviving the early stochastic window between the moment a single mutant cell is </w:t>
+      </w:r>
+      <w:r>
+        <w:rPr>
+          <w:rFonts w:eastAsia="Arial" w:cs="Arial"/>
+        </w:rPr>
+        <w:t xml:space="preserve">established to when it becomes a </w:t>
+      </w:r>
+      <w:r>
+        <w:rPr>
+          <w:rFonts w:ascii="Arial" w:eastAsia="Arial" w:hAnsi="Arial" w:cs="Arial"/>
+        </w:rPr>
+        <w:t>detectable clone</w:t>
+      </w:r>
+      <w:r>
+        <w:rPr>
+          <w:rFonts w:ascii="Arial" w:eastAsia="Arial" w:hAnsi="Arial" w:cs="Arial"/>
+        </w:rPr>
+        <w:t xml:space="preserve"> </w:t>
+      </w:r>
+      <w:r>
+        <w:rPr>
+          <w:rFonts w:eastAsia="Arial" w:cs="Arial"/>
+        </w:rPr>
+        <w:t>(Alexander &amp; MacLean, 2020; Patwa &amp; Wahl, 2008</w:t>
+      </w:r>
+      <w:r>
+        <w:rPr>
+          <w:rFonts w:eastAsia="Arial" w:cs="Arial"/>
+        </w:rPr>
+        <w:t xml:space="preserve">). </w:t>
+      </w:r>
+      <w:r>
+        <w:rPr>
+          <w:rFonts w:eastAsia="Arial" w:cs="Arial"/>
+        </w:rPr>
+        <w:t xml:space="preserve">To distinguish the process that affect the mutation rate the most I will be conducting an experiment testing for the stochastic establishment of RIF resistant E. coli </w:t>
+      </w:r>
+      <w:proofErr w:type="spellStart"/>
+      <w:r>
+        <w:rPr>
+          <w:rFonts w:eastAsia="Arial" w:cs="Arial"/>
         </w:rPr>
         <w:t>rpoB</w:t>
       </w:r>
       <w:proofErr w:type="spellEnd"/>
       <w:r>
-        <w:t xml:space="preserve"> mutation can produce vastly different phenotypic</w:t>
-      </w:r>
-      <w:r>
-        <w:t xml:space="preserve"> characteristics based on the species or environmental conditions. </w:t>
-      </w:r>
-      <w:r>
-        <w:t xml:space="preserve">Due to the complexity of </w:t>
-      </w:r>
-      <w:r>
-        <w:t>comparing across multiple species</w:t>
-      </w:r>
-      <w:r>
-        <w:t xml:space="preserve">, this study will only focus on a single species. E. coli. </w:t>
-      </w:r>
-      <w:r>
-        <w:t xml:space="preserve">Notably, even within </w:t>
-      </w:r>
-      <w:r>
         <w:rPr>
-          <w:i/>
-          <w:iCs/>
+          <w:rFonts w:eastAsia="Arial" w:cs="Arial"/>
         </w:rPr>
-        <w:t>E. coli</w:t>
-      </w:r>
-      <w:r>
-        <w:t xml:space="preserve">, we see an uneven distribution of </w:t>
-      </w:r>
-      <w:proofErr w:type="spellStart"/>
-      <w:r>
-        <w:t>rpoB</w:t>
-      </w:r>
-      <w:proofErr w:type="spellEnd"/>
-      <w:r>
-        <w:t xml:space="preserve"> mutations</w:t>
-      </w:r>
-      <w:r>
-        <w:t>, with certain substitutions such as 526N arising far more frequently than others</w:t>
-      </w:r>
-      <w:r>
-        <w:t xml:space="preserve">. This suggests that even within one species there are </w:t>
-      </w:r>
-      <w:proofErr w:type="spellStart"/>
-      <w:r>
-        <w:t>nuiences</w:t>
-      </w:r>
-      <w:proofErr w:type="spellEnd"/>
-      <w:r>
-        <w:t xml:space="preserve"> and u</w:t>
-      </w:r>
-      <w:r>
-        <w:t xml:space="preserve">nderstanding why certain </w:t>
-      </w:r>
-      <w:proofErr w:type="spellStart"/>
+        <w:t xml:space="preserve"> mutations we have previously isolated to determine which factor plays the most important role in shaping the mutations that we see. As b</w:t>
+      </w:r>
       <w:r>
         <w:rPr>
-          <w:i/>
-          <w:iCs/>
+          <w:rFonts w:eastAsia="Arial" w:cs="Arial"/>
         </w:rPr>
-        <w:t>rpoB</w:t>
-      </w:r>
-      <w:proofErr w:type="spellEnd"/>
-      <w:r>
-        <w:t xml:space="preserve"> mutations establish and spread disproportionately more than others, </w:t>
+        <w:t xml:space="preserve">eing able to identify which stage exerts the greatest influence on what </w:t>
       </w:r>
       <w:r>
         <w:rPr>
-          <w:highlight w:val="yellow"/>
+          <w:rFonts w:eastAsia="Arial" w:cs="Arial"/>
         </w:rPr>
-        <w:t>particularly under sub-lethal antibiotic concentrations where early stochastic population dynamics play a critical role,</w:t>
-      </w:r>
-      <w:r>
-        <w:t xml:space="preserve"> may therefore provide important evidence bearing on the predictability of evolution.</w:t>
+        <w:t xml:space="preserve">mutations we observe can hopefully help with the notoriously difficult </w:t>
+      </w:r>
+      <w:r>
+        <w:rPr>
+          <w:rFonts w:eastAsia="Arial" w:cs="Arial"/>
+        </w:rPr>
+        <w:t>predicting resistance evolution in both clinical and laboratory settings.</w:t>
       </w:r>
     </w:p>
     <w:p/>
+    <w:p>
+      <w:pPr>
+        <w:rPr>
+          <w:b/>
+          <w:bCs/>
+        </w:rPr>
+      </w:pPr>
+    </w:p>
+    <w:p>
+      <w:pPr>
+        <w:rPr>
+          <w:b/>
+          <w:bCs/>
+        </w:rPr>
+      </w:pPr>
+    </w:p>
     <w:p/>
+    <w:p>
+      <w:pPr>
+        <w:pStyle w:val="ListParagraph"/>
+        <w:numPr>
+          <w:ilvl w:val="0"/>
+          <w:numId w:val="10"/>
+        </w:numPr>
+      </w:pPr>
+      <w:r>
+        <w:t xml:space="preserve">Intro </w:t>
+      </w:r>
+    </w:p>
+    <w:p>
+      <w:pPr>
+        <w:pStyle w:val="ListParagraph"/>
+        <w:numPr>
+          <w:ilvl w:val="0"/>
+          <w:numId w:val="10"/>
+        </w:numPr>
+      </w:pPr>
+      <w:r>
+        <w:t xml:space="preserve">Emergence -stochastic </w:t>
+      </w:r>
+    </w:p>
+    <w:p>
+      <w:pPr>
+        <w:pStyle w:val="ListParagraph"/>
+        <w:numPr>
+          <w:ilvl w:val="0"/>
+          <w:numId w:val="10"/>
+        </w:numPr>
+      </w:pPr>
+      <w:r>
+        <w:t xml:space="preserve">Establishment -stochastic </w:t>
+      </w:r>
+    </w:p>
+    <w:p>
+      <w:pPr>
+        <w:pStyle w:val="ListParagraph"/>
+        <w:numPr>
+          <w:ilvl w:val="0"/>
+          <w:numId w:val="10"/>
+        </w:numPr>
+      </w:pPr>
+      <w:r>
+        <w:t xml:space="preserve">Selection – deterministic </w:t>
+      </w:r>
+    </w:p>
+    <w:p>
+      <w:pPr>
+        <w:pStyle w:val="ListParagraph"/>
+        <w:numPr>
+          <w:ilvl w:val="0"/>
+          <w:numId w:val="10"/>
+        </w:numPr>
+      </w:pPr>
+      <w:r>
+        <w:t xml:space="preserve">Luria </w:t>
+      </w:r>
+      <w:proofErr w:type="spellStart"/>
+      <w:r>
+        <w:t>debuk</w:t>
+      </w:r>
+      <w:proofErr w:type="spellEnd"/>
+      <w:r>
+        <w:t xml:space="preserve"> (</w:t>
+      </w:r>
+      <w:proofErr w:type="spellStart"/>
+      <w:r>
+        <w:t>poisson</w:t>
+      </w:r>
+      <w:proofErr w:type="spellEnd"/>
+      <w:r>
+        <w:t>, jackpot)</w:t>
+      </w:r>
+    </w:p>
+    <w:p>
+      <w:pPr>
+        <w:pStyle w:val="ListParagraph"/>
+        <w:numPr>
+          <w:ilvl w:val="0"/>
+          <w:numId w:val="10"/>
+        </w:numPr>
+      </w:pPr>
+      <w:r>
+        <w:t xml:space="preserve">Uneven distribution </w:t>
+      </w:r>
+      <w:r>
+        <w:t>is it emergence or establishment?</w:t>
+      </w:r>
+    </w:p>
+    <w:p>
+      <w:pPr>
+        <w:pStyle w:val="ListParagraph"/>
+        <w:numPr>
+          <w:ilvl w:val="0"/>
+          <w:numId w:val="10"/>
+        </w:numPr>
+      </w:pPr>
+    </w:p>
+    <w:p>
+      <w:pPr>
+        <w:ind w:left="360"/>
+      </w:pPr>
+    </w:p>
     <w:p/>
     <w:p/>
     <w:p/>
@@ -3011,6 +3351,7 @@
     </w:p>
     <w:p>
       <w:r>
+        <w:lastRenderedPageBreak/>
         <w:t xml:space="preserve">Non </w:t>
       </w:r>
       <w:proofErr w:type="spellStart"/>
@@ -3323,7 +3664,6 @@
           <w:b/>
           <w:bCs/>
         </w:rPr>
-        <w:lastRenderedPageBreak/>
         <w:t>Evolution is deterministic but not predictable</w:t>
       </w:r>
     </w:p>
@@ -3403,6 +3743,7 @@
     </w:p>
     <w:p>
       <w:r>
+        <w:lastRenderedPageBreak/>
         <w:t xml:space="preserve">population scale </w:t>
       </w:r>
     </w:p>
@@ -3538,6 +3879,7 @@
     </w:p>
     <w:p>
       <w:r>
+        <w:lastRenderedPageBreak/>
         <w:t xml:space="preserve">Mutation rate governs how often a mutation </w:t>
       </w:r>
       <w:r>
@@ -3651,11 +3993,7 @@
         <w:t>supply</w:t>
       </w:r>
       <w:r>
-        <w:t xml:space="preserve"> of potential adaptive mutants, but it does not change the probability that any single new </w:t>
-      </w:r>
-      <w:r>
-        <w:lastRenderedPageBreak/>
-        <w:t xml:space="preserve">mutant will establish. In fact, the two can pull in opposite directions: higher mutation rates generally led to faster adaptation to antibiotics, but in one strain with an extremely high mutation rate, the ability to evolve was significantly reduced. The reason is </w:t>
+        <w:t xml:space="preserve"> of potential adaptive mutants, but it does not change the probability that any single new mutant will establish. In fact, the two can pull in opposite directions: higher mutation rates generally led to faster adaptation to antibiotics, but in one strain with an extremely high mutation rate, the ability to evolve was significantly reduced. The reason is </w:t>
       </w:r>
       <w:r>
         <w:rPr>
@@ -3726,14 +4064,30 @@
         <w:t>s</w:t>
       </w:r>
       <w:r>
-        <w:t xml:space="preserve">. So establishment probability is set primarily by the </w:t>
+        <w:t xml:space="preserve">. </w:t>
+      </w:r>
+      <w:proofErr w:type="gramStart"/>
+      <w:r>
+        <w:t>So</w:t>
+      </w:r>
+      <w:proofErr w:type="gramEnd"/>
+      <w:r>
+        <w:t xml:space="preserve"> establishment probability is set primarily by the </w:t>
       </w:r>
       <w:r>
         <w:rPr>
           <w:b/>
           <w:bCs/>
         </w:rPr>
-        <w:t>selective advantage</w:t>
+        <w:t xml:space="preserve">selective </w:t>
+      </w:r>
+      <w:r>
+        <w:rPr>
+          <w:b/>
+          <w:bCs/>
+        </w:rPr>
+        <w:lastRenderedPageBreak/>
+        <w:t>advantage</w:t>
       </w:r>
       <w:r>
         <w:t xml:space="preserve"> of the mutation — how much faster the mutant grows compared to the ancestral background — not by how frequently the mutation arises. </w:t>
@@ -3833,7 +4187,15 @@
     </w:p>
     <w:p>
       <w:r>
-        <w:t>Mutation rate (μ)          ×          Establishment probability (</w:t>
+        <w:t>Mutation rate (</w:t>
+      </w:r>
+      <w:proofErr w:type="gramStart"/>
+      <w:r>
+        <w:t xml:space="preserve">μ)   </w:t>
+      </w:r>
+      <w:proofErr w:type="gramEnd"/>
+      <w:r>
+        <w:t xml:space="preserve">       ×          Establishment probability (</w:t>
       </w:r>
       <w:proofErr w:type="spellStart"/>
       <w:r>
@@ -3861,7 +4223,6 @@
     </w:p>
     <w:p>
       <w:r>
-        <w:lastRenderedPageBreak/>
         <w:t xml:space="preserve">                    ↓↓↓ TOGETHER ↓↓↓</w:t>
       </w:r>
     </w:p>
@@ -3939,6 +4300,7 @@
           <w:b/>
           <w:bCs/>
         </w:rPr>
+        <w:lastRenderedPageBreak/>
         <w:t xml:space="preserve">Selection vs establishment </w:t>
       </w:r>
       <w:r>
@@ -4027,7 +4389,15 @@
           <w:b/>
           <w:bCs/>
         </w:rPr>
-        <w:t xml:space="preserve">select and establish than </w:t>
+        <w:t xml:space="preserve">select and establish </w:t>
+      </w:r>
+      <w:proofErr w:type="gramStart"/>
+      <w:r>
+        <w:rPr>
+          <w:b/>
+          <w:bCs/>
+        </w:rPr>
+        <w:t xml:space="preserve">than </w:t>
       </w:r>
       <w:r>
         <w:rPr>
@@ -4041,7 +4411,15 @@
           <w:b/>
           <w:bCs/>
         </w:rPr>
-        <w:t>others more rare ones</w:t>
+        <w:t>others</w:t>
+      </w:r>
+      <w:proofErr w:type="gramEnd"/>
+      <w:r>
+        <w:rPr>
+          <w:b/>
+          <w:bCs/>
+        </w:rPr>
+        <w:t xml:space="preserve"> more rare ones</w:t>
       </w:r>
       <w:r>
         <w:rPr>
@@ -4265,7 +4643,6 @@
           <w:b/>
           <w:bCs/>
         </w:rPr>
-        <w:lastRenderedPageBreak/>
         <w:t>mutation rate (Input):</w:t>
       </w:r>
       <w:r>
@@ -4340,8 +4717,13 @@
       </w:r>
     </w:p>
     <w:p>
-      <w:r>
-        <w:t xml:space="preserve">However there are many </w:t>
+      <w:proofErr w:type="gramStart"/>
+      <w:r>
+        <w:t>However</w:t>
+      </w:r>
+      <w:proofErr w:type="gramEnd"/>
+      <w:r>
+        <w:t xml:space="preserve"> there are many </w:t>
       </w:r>
       <w:proofErr w:type="spellStart"/>
       <w:r>
@@ -4362,6 +4744,7 @@
     </w:p>
     <w:p>
       <w:r>
+        <w:lastRenderedPageBreak/>
         <w:t xml:space="preserve">We noticed this first due to mutation rate so we see some mutations much more frequently than others </w:t>
       </w:r>
     </w:p>
@@ -4375,7 +4758,15 @@
       </w:r>
       <w:proofErr w:type="spellEnd"/>
       <w:r>
-        <w:t xml:space="preserve"> is used on E.coli we can predict </w:t>
+        <w:t xml:space="preserve"> is used on </w:t>
+      </w:r>
+      <w:proofErr w:type="gramStart"/>
+      <w:r>
+        <w:t>E.coli</w:t>
+      </w:r>
+      <w:proofErr w:type="gramEnd"/>
+      <w:r>
+        <w:t xml:space="preserve"> we can predict </w:t>
       </w:r>
       <w:proofErr w:type="spellStart"/>
       <w:r>
@@ -4453,7 +4844,15 @@
         <w:t xml:space="preserve">mutations arise stochastically </w:t>
       </w:r>
       <w:r>
-        <w:t xml:space="preserve">(why). However after looking at our lab results and results from other papers </w:t>
+        <w:t xml:space="preserve">(why). </w:t>
+      </w:r>
+      <w:proofErr w:type="gramStart"/>
+      <w:r>
+        <w:t>However</w:t>
+      </w:r>
+      <w:proofErr w:type="gramEnd"/>
+      <w:r>
+        <w:t xml:space="preserve"> after looking at our lab results and results from other papers </w:t>
       </w:r>
       <w:r>
         <w:t xml:space="preserve">we see that it is not the case. Certain mutations like the S531L in clinical TB and </w:t>
@@ -4629,7 +5028,11 @@
         <w:t xml:space="preserve"> mutations</w:t>
       </w:r>
       <w:r>
-        <w:t xml:space="preserve">. Therefor the intended approach </w:t>
+        <w:t xml:space="preserve">. Therefor the intended </w:t>
+      </w:r>
+      <w:r>
+        <w:lastRenderedPageBreak/>
+        <w:t xml:space="preserve">approach </w:t>
       </w:r>
       <w:r>
         <w:t xml:space="preserve">is to create a comprehensive data set on a wide range of temperature </w:t>
@@ -4640,7 +5043,15 @@
     </w:p>
     <w:p>
       <w:r>
-        <w:t>For now ou</w:t>
+        <w:t xml:space="preserve">For </w:t>
+      </w:r>
+      <w:proofErr w:type="gramStart"/>
+      <w:r>
+        <w:t>now</w:t>
+      </w:r>
+      <w:proofErr w:type="gramEnd"/>
+      <w:r>
+        <w:t xml:space="preserve"> ou</w:t>
       </w:r>
       <w:r>
         <w:t>r</w:t>
@@ -4660,7 +5071,11 @@
         <w:t xml:space="preserve">s therefor </w:t>
       </w:r>
       <w:r>
-        <w:t xml:space="preserve">in order to </w:t>
+        <w:t xml:space="preserve">in order </w:t>
+      </w:r>
+      <w:proofErr w:type="gramStart"/>
+      <w:r>
+        <w:t xml:space="preserve">to </w:t>
       </w:r>
       <w:r>
         <w:t xml:space="preserve"> </w:t>
@@ -4670,6 +5085,7 @@
         <w:t>beable</w:t>
       </w:r>
       <w:proofErr w:type="spellEnd"/>
+      <w:proofErr w:type="gramEnd"/>
       <w:r>
         <w:t xml:space="preserve"> to test for all of them we </w:t>
       </w:r>
@@ -4745,7 +5161,15 @@
     </w:p>
     <w:p>
       <w:r>
-        <w:t xml:space="preserve">The experiment will two folds. First I will create the ONC by first </w:t>
+        <w:t xml:space="preserve">The experiment will two folds. </w:t>
+      </w:r>
+      <w:proofErr w:type="gramStart"/>
+      <w:r>
+        <w:t>First</w:t>
+      </w:r>
+      <w:proofErr w:type="gramEnd"/>
+      <w:r>
+        <w:t xml:space="preserve"> I will create the ONC by first </w:t>
       </w:r>
       <w:r>
         <w:t xml:space="preserve">setting up the 96well plate in the format I have discussed above. Then I will inoculate each well with the corresponding </w:t>
@@ -4779,7 +5203,23 @@
       </w:r>
       <w:proofErr w:type="spellEnd"/>
       <w:r>
-        <w:t xml:space="preserve"> reasons. Normally E. coil has an 18 hour growth period however since I am dealing with mutants we decided it was </w:t>
+        <w:t xml:space="preserve"> reasons. Normally E. coil has an </w:t>
+      </w:r>
+      <w:proofErr w:type="gramStart"/>
+      <w:r>
+        <w:t>18 hour</w:t>
+      </w:r>
+      <w:proofErr w:type="gramEnd"/>
+      <w:r>
+        <w:t xml:space="preserve"> growth period however since I am dealing with </w:t>
+      </w:r>
+      <w:proofErr w:type="gramStart"/>
+      <w:r>
+        <w:t>mutants</w:t>
+      </w:r>
+      <w:proofErr w:type="gramEnd"/>
+      <w:r>
+        <w:t xml:space="preserve"> we decided it was </w:t>
       </w:r>
       <w:proofErr w:type="spellStart"/>
       <w:r>
@@ -4842,7 +5282,6 @@
     </w:p>
     <w:p>
       <w:r>
-        <w:lastRenderedPageBreak/>
         <w:t xml:space="preserve">After obtaining my results from the plate reader </w:t>
       </w:r>
       <w:r>
@@ -4935,6 +5374,7 @@
           <w:b/>
           <w:bCs/>
         </w:rPr>
+        <w:lastRenderedPageBreak/>
         <w:t xml:space="preserve">Mutant List </w:t>
       </w:r>
     </w:p>
@@ -6618,7 +7058,6 @@
                 <w:lang w:eastAsia="en-AU"/>
                 <w14:ligatures w14:val="none"/>
               </w:rPr>
-              <w:lastRenderedPageBreak/>
               <w:t>M23</w:t>
             </w:r>
           </w:p>
@@ -7035,7 +7474,15 @@
         <w:t>with the M standing for mutant</w:t>
       </w:r>
       <w:r>
-        <w:t xml:space="preserve">. The corresponding mutations that each number refers to can also be seen on the right hand side. </w:t>
+        <w:t xml:space="preserve">. The corresponding mutations that each number refers to can also be seen on the </w:t>
+      </w:r>
+      <w:proofErr w:type="gramStart"/>
+      <w:r>
+        <w:t>right hand</w:t>
+      </w:r>
+      <w:proofErr w:type="gramEnd"/>
+      <w:r>
+        <w:t xml:space="preserve"> side. </w:t>
       </w:r>
     </w:p>
     <w:p/>
@@ -7044,6 +7491,7 @@
     <w:p/>
     <w:p>
       <w:r>
+        <w:lastRenderedPageBreak/>
         <w:t xml:space="preserve">Plate design </w:t>
       </w:r>
     </w:p>
@@ -11292,6 +11740,7 @@
                 <w:lang w:eastAsia="en-AU"/>
                 <w14:ligatures w14:val="none"/>
               </w:rPr>
+              <w:lastRenderedPageBreak/>
               <w:t>TUESDAY</w:t>
             </w:r>
           </w:p>
@@ -21196,7 +21645,6 @@
                 <w:lang w:eastAsia="en-AU"/>
                 <w14:ligatures w14:val="none"/>
               </w:rPr>
-              <w:lastRenderedPageBreak/>
               <w:t>Assay 3</w:t>
             </w:r>
           </w:p>
@@ -26446,6 +26894,7 @@
           <w:b/>
           <w:bCs/>
         </w:rPr>
+        <w:lastRenderedPageBreak/>
         <w:t>Chapter 2:</w:t>
       </w:r>
     </w:p>
@@ -30015,7 +30464,6 @@
                 <w:lang w:eastAsia="en-AU"/>
                 <w14:ligatures w14:val="none"/>
               </w:rPr>
-              <w:lastRenderedPageBreak/>
               <w:t>FRIDAY</w:t>
             </w:r>
           </w:p>
@@ -31317,7 +31765,6 @@
     </w:p>
     <w:p>
       <w:r>
-        <w:lastRenderedPageBreak/>
         <w:t xml:space="preserve">Could mutating the </w:t>
       </w:r>
       <w:proofErr w:type="spellStart"/>
@@ -31342,7 +31789,15 @@
     </w:p>
     <w:p>
       <w:r>
-        <w:t xml:space="preserve">We see some growth in m9 from ONC experiment at 45c but there is no growth  during the actual experiment </w:t>
+        <w:t xml:space="preserve">We see some growth in m9 from ONC experiment at 45c but there is no </w:t>
+      </w:r>
+      <w:proofErr w:type="gramStart"/>
+      <w:r>
+        <w:t>growth  during</w:t>
+      </w:r>
+      <w:proofErr w:type="gramEnd"/>
+      <w:r>
+        <w:t xml:space="preserve"> the actual experiment </w:t>
       </w:r>
     </w:p>
     <w:p>
@@ -31460,6 +31915,7 @@
                 <w:b/>
                 <w:bCs/>
               </w:rPr>
+              <w:lastRenderedPageBreak/>
               <w:t>January</w:t>
             </w:r>
           </w:p>
@@ -31864,6 +32320,95 @@
 <file path=word/numbering.xml><?xml version="1.0" encoding="utf-8"?>
 <w:numbering xmlns:wpc="http://schemas.microsoft.com/office/word/2010/wordprocessingCanvas" xmlns:cx="http://schemas.microsoft.com/office/drawing/2014/chartex" xmlns:cx1="http://schemas.microsoft.com/office/drawing/2015/9/8/chartex" xmlns:cx2="http://schemas.microsoft.com/office/drawing/2015/10/21/chartex" xmlns:cx3="http://schemas.microsoft.com/office/drawing/2016/5/9/chartex" xmlns:cx4="http://schemas.microsoft.com/office/drawing/2016/5/10/chartex" xmlns:cx5="http://schemas.microsoft.com/office/drawing/2016/5/11/chartex" xmlns:cx6="http://schemas.microsoft.com/office/drawing/2016/5/12/chartex" xmlns:cx7="http://schemas.microsoft.com/office/drawing/2016/5/13/chartex" xmlns:cx8="http://schemas.microsoft.com/office/drawing/2016/5/14/chartex" xmlns:mc="http://schemas.openxmlformats.org/markup-compatibility/2006" xmlns:aink="http://schemas.microsoft.com/office/drawing/2016/ink" xmlns:am3d="http://schemas.microsoft.com/office/drawing/2017/model3d" xmlns:o="urn:schemas-microsoft-com:office:office" xmlns:oel="http://schemas.microsoft.com/office/2019/extlst" xmlns:r="http://schemas.openxmlformats.org/officeDocument/2006/relationships" xmlns:m="http://schemas.openxmlformats.org/officeDocument/2006/math" xmlns:v="urn:schemas-microsoft-com:vml" xmlns:wp14="http://schemas.microsoft.com/office/word/2010/wordprocessingDrawing" xmlns:wp="http://schemas.openxmlformats.org/drawingml/2006/wordprocessingDrawing" xmlns:w10="urn:schemas-microsoft-com:office:word" xmlns:w="http://schemas.openxmlformats.org/wordprocessingml/2006/main" xmlns:w14="http://schemas.microsoft.com/office/word/2010/wordml" xmlns:w15="http://schemas.microsoft.com/office/word/2012/wordml" xmlns:w16cex="http://schemas.microsoft.com/office/word/2018/wordml/cex" xmlns:w16cid="http://schemas.microsoft.com/office/word/2016/wordml/cid" xmlns:w16="http://schemas.microsoft.com/office/word/2018/wordml" xmlns:w16du="http://schemas.microsoft.com/office/word/2023/wordml/word16du" xmlns:w16sdtdh="http://schemas.microsoft.com/office/word/2020/wordml/sdtdatahash" xmlns:w16sdtfl="http://schemas.microsoft.com/office/word/2024/wordml/sdtformatlock" xmlns:w16se="http://schemas.microsoft.com/office/word/2015/wordml/symex" xmlns:wpg="http://schemas.microsoft.com/office/word/2010/wordprocessingGroup" xmlns:wpi="http://schemas.microsoft.com/office/word/2010/wordprocessingInk" xmlns:wne="http://schemas.microsoft.com/office/word/2006/wordml" xmlns:wps="http://schemas.microsoft.com/office/word/2010/wordprocessingShape" mc:Ignorable="w14 w15 w16se w16cid w16 w16cex w16sdtdh w16sdtfl w16du wp14">
   <w:abstractNum w:abstractNumId="0" w15:restartNumberingAfterBreak="0">
+    <w:nsid w:val="093C0386"/>
+    <w:multiLevelType w:val="hybridMultilevel"/>
+    <w:tmpl w:val="2C540318"/>
+    <w:lvl w:ilvl="0" w:tplc="0C09000F">
+      <w:start w:val="1"/>
+      <w:numFmt w:val="decimal"/>
+      <w:lvlText w:val="%1."/>
+      <w:lvlJc w:val="left"/>
+      <w:pPr>
+        <w:ind w:left="720" w:hanging="360"/>
+      </w:pPr>
+      <w:rPr>
+        <w:rFonts w:hint="default"/>
+      </w:rPr>
+    </w:lvl>
+    <w:lvl w:ilvl="1" w:tplc="0C090019" w:tentative="1">
+      <w:start w:val="1"/>
+      <w:numFmt w:val="lowerLetter"/>
+      <w:lvlText w:val="%2."/>
+      <w:lvlJc w:val="left"/>
+      <w:pPr>
+        <w:ind w:left="1440" w:hanging="360"/>
+      </w:pPr>
+    </w:lvl>
+    <w:lvl w:ilvl="2" w:tplc="0C09001B" w:tentative="1">
+      <w:start w:val="1"/>
+      <w:numFmt w:val="lowerRoman"/>
+      <w:lvlText w:val="%3."/>
+      <w:lvlJc w:val="right"/>
+      <w:pPr>
+        <w:ind w:left="2160" w:hanging="180"/>
+      </w:pPr>
+    </w:lvl>
+    <w:lvl w:ilvl="3" w:tplc="0C09000F" w:tentative="1">
+      <w:start w:val="1"/>
+      <w:numFmt w:val="decimal"/>
+      <w:lvlText w:val="%4."/>
+      <w:lvlJc w:val="left"/>
+      <w:pPr>
+        <w:ind w:left="2880" w:hanging="360"/>
+      </w:pPr>
+    </w:lvl>
+    <w:lvl w:ilvl="4" w:tplc="0C090019" w:tentative="1">
+      <w:start w:val="1"/>
+      <w:numFmt w:val="lowerLetter"/>
+      <w:lvlText w:val="%5."/>
+      <w:lvlJc w:val="left"/>
+      <w:pPr>
+        <w:ind w:left="3600" w:hanging="360"/>
+      </w:pPr>
+    </w:lvl>
+    <w:lvl w:ilvl="5" w:tplc="0C09001B" w:tentative="1">
+      <w:start w:val="1"/>
+      <w:numFmt w:val="lowerRoman"/>
+      <w:lvlText w:val="%6."/>
+      <w:lvlJc w:val="right"/>
+      <w:pPr>
+        <w:ind w:left="4320" w:hanging="180"/>
+      </w:pPr>
+    </w:lvl>
+    <w:lvl w:ilvl="6" w:tplc="0C09000F" w:tentative="1">
+      <w:start w:val="1"/>
+      <w:numFmt w:val="decimal"/>
+      <w:lvlText w:val="%7."/>
+      <w:lvlJc w:val="left"/>
+      <w:pPr>
+        <w:ind w:left="5040" w:hanging="360"/>
+      </w:pPr>
+    </w:lvl>
+    <w:lvl w:ilvl="7" w:tplc="0C090019" w:tentative="1">
+      <w:start w:val="1"/>
+      <w:numFmt w:val="lowerLetter"/>
+      <w:lvlText w:val="%8."/>
+      <w:lvlJc w:val="left"/>
+      <w:pPr>
+        <w:ind w:left="5760" w:hanging="360"/>
+      </w:pPr>
+    </w:lvl>
+    <w:lvl w:ilvl="8" w:tplc="0C09001B" w:tentative="1">
+      <w:start w:val="1"/>
+      <w:numFmt w:val="lowerRoman"/>
+      <w:lvlText w:val="%9."/>
+      <w:lvlJc w:val="right"/>
+      <w:pPr>
+        <w:ind w:left="6480" w:hanging="180"/>
+      </w:pPr>
+    </w:lvl>
+  </w:abstractNum>
+  <w:abstractNum w:abstractNumId="1" w15:restartNumberingAfterBreak="0">
     <w:nsid w:val="0A422B13"/>
     <w:multiLevelType w:val="hybridMultilevel"/>
     <w:tmpl w:val="559CC6C4"/>
@@ -31921,7 +32466,7 @@
       <w:lvlJc w:val="left"/>
     </w:lvl>
   </w:abstractNum>
-  <w:abstractNum w:abstractNumId="1" w15:restartNumberingAfterBreak="0">
+  <w:abstractNum w:abstractNumId="2" w15:restartNumberingAfterBreak="0">
     <w:nsid w:val="13862FB5"/>
     <w:multiLevelType w:val="multilevel"/>
     <w:tmpl w:val="F4C609D4"/>
@@ -32034,7 +32579,7 @@
       </w:pPr>
     </w:lvl>
   </w:abstractNum>
-  <w:abstractNum w:abstractNumId="2" w15:restartNumberingAfterBreak="0">
+  <w:abstractNum w:abstractNumId="3" w15:restartNumberingAfterBreak="0">
     <w:nsid w:val="150B68D8"/>
     <w:multiLevelType w:val="hybridMultilevel"/>
     <w:tmpl w:val="D19CCF9A"/>
@@ -32147,7 +32692,7 @@
       </w:rPr>
     </w:lvl>
   </w:abstractNum>
-  <w:abstractNum w:abstractNumId="3" w15:restartNumberingAfterBreak="0">
+  <w:abstractNum w:abstractNumId="4" w15:restartNumberingAfterBreak="0">
     <w:nsid w:val="1B6C3D9B"/>
     <w:multiLevelType w:val="multilevel"/>
     <w:tmpl w:val="2A28BC88"/>
@@ -32296,7 +32841,7 @@
       </w:rPr>
     </w:lvl>
   </w:abstractNum>
-  <w:abstractNum w:abstractNumId="4" w15:restartNumberingAfterBreak="0">
+  <w:abstractNum w:abstractNumId="5" w15:restartNumberingAfterBreak="0">
     <w:nsid w:val="29130063"/>
     <w:multiLevelType w:val="hybridMultilevel"/>
     <w:tmpl w:val="E9B448E8"/>
@@ -32409,7 +32954,7 @@
       </w:rPr>
     </w:lvl>
   </w:abstractNum>
-  <w:abstractNum w:abstractNumId="5" w15:restartNumberingAfterBreak="0">
+  <w:abstractNum w:abstractNumId="6" w15:restartNumberingAfterBreak="0">
     <w:nsid w:val="51DF303B"/>
     <w:multiLevelType w:val="hybridMultilevel"/>
     <w:tmpl w:val="0F62850E"/>
@@ -32522,7 +33067,7 @@
       </w:rPr>
     </w:lvl>
   </w:abstractNum>
-  <w:abstractNum w:abstractNumId="6" w15:restartNumberingAfterBreak="0">
+  <w:abstractNum w:abstractNumId="7" w15:restartNumberingAfterBreak="0">
     <w:nsid w:val="527775B1"/>
     <w:multiLevelType w:val="hybridMultilevel"/>
     <w:tmpl w:val="A1FCE6CA"/>
@@ -32635,7 +33180,7 @@
       </w:rPr>
     </w:lvl>
   </w:abstractNum>
-  <w:abstractNum w:abstractNumId="7" w15:restartNumberingAfterBreak="0">
+  <w:abstractNum w:abstractNumId="8" w15:restartNumberingAfterBreak="0">
     <w:nsid w:val="579A64AE"/>
     <w:multiLevelType w:val="hybridMultilevel"/>
     <w:tmpl w:val="61C084EC"/>
@@ -32748,7 +33293,7 @@
       </w:rPr>
     </w:lvl>
   </w:abstractNum>
-  <w:abstractNum w:abstractNumId="8" w15:restartNumberingAfterBreak="0">
+  <w:abstractNum w:abstractNumId="9" w15:restartNumberingAfterBreak="0">
     <w:nsid w:val="79EE7468"/>
     <w:multiLevelType w:val="hybridMultilevel"/>
     <w:tmpl w:val="0DAAB74C"/>
@@ -32838,37 +33383,40 @@
     </w:lvl>
   </w:abstractNum>
   <w:num w:numId="1" w16cid:durableId="662976453">
-    <w:abstractNumId w:val="3"/>
+    <w:abstractNumId w:val="4"/>
   </w:num>
   <w:num w:numId="2" w16cid:durableId="1395201590">
-    <w:abstractNumId w:val="6"/>
+    <w:abstractNumId w:val="7"/>
   </w:num>
   <w:num w:numId="3" w16cid:durableId="1318462571">
-    <w:abstractNumId w:val="7"/>
+    <w:abstractNumId w:val="8"/>
   </w:num>
   <w:num w:numId="4" w16cid:durableId="47732641">
-    <w:abstractNumId w:val="0"/>
+    <w:abstractNumId w:val="1"/>
     <w:lvlOverride w:ilvl="0">
       <w:startOverride w:val="1"/>
     </w:lvlOverride>
   </w:num>
   <w:num w:numId="5" w16cid:durableId="1185482195">
-    <w:abstractNumId w:val="4"/>
+    <w:abstractNumId w:val="5"/>
   </w:num>
   <w:num w:numId="6" w16cid:durableId="1363507593">
-    <w:abstractNumId w:val="5"/>
+    <w:abstractNumId w:val="6"/>
   </w:num>
   <w:num w:numId="7" w16cid:durableId="1304578736">
-    <w:abstractNumId w:val="2"/>
+    <w:abstractNumId w:val="3"/>
   </w:num>
   <w:num w:numId="8" w16cid:durableId="342711913">
-    <w:abstractNumId w:val="1"/>
+    <w:abstractNumId w:val="2"/>
     <w:lvlOverride w:ilvl="0">
       <w:startOverride w:val="1"/>
     </w:lvlOverride>
   </w:num>
   <w:num w:numId="9" w16cid:durableId="714622263">
-    <w:abstractNumId w:val="8"/>
+    <w:abstractNumId w:val="9"/>
+  </w:num>
+  <w:num w:numId="10" w16cid:durableId="1367565962">
+    <w:abstractNumId w:val="0"/>
   </w:num>
 </w:numbering>
 </file>
@@ -33475,7 +34023,6 @@
   <w:style w:type="character" w:default="1" w:styleId="DefaultParagraphFont">
     <w:name w:val="Default Paragraph Font"/>
     <w:uiPriority w:val="1"/>
-    <w:semiHidden/>
     <w:unhideWhenUsed/>
   </w:style>
   <w:style w:type="table" w:default="1" w:styleId="TableNormal">

--- a/Writing/Lit review.docx
+++ b/Writing/Lit review.docx
@@ -18,15 +18,7 @@
         <w:pStyle w:val="Heading1"/>
       </w:pPr>
       <w:r>
-        <w:t>(</w:t>
-      </w:r>
-      <w:proofErr w:type="spellStart"/>
-      <w:r>
-        <w:t>rpoB</w:t>
-      </w:r>
-      <w:proofErr w:type="spellEnd"/>
-      <w:r>
-        <w:t xml:space="preserve"> mutations </w:t>
+        <w:t xml:space="preserve">(rpoB mutations </w:t>
       </w:r>
       <w:r>
         <w:t>can be deleterious to bacteria at high temperatures but some are not and helps it retain its fitness)</w:t>
@@ -65,6 +57,13 @@
         </w:rPr>
         <w:t xml:space="preserve">Introduction: </w:t>
       </w:r>
+      <w:r>
+        <w:rPr>
+          <w:b/>
+          <w:bCs/>
+        </w:rPr>
+        <w:t>(add chapter 2 section)</w:t>
+      </w:r>
     </w:p>
     <w:p>
       <w:r>
@@ -179,173 +178,83 @@
           <w:b/>
           <w:bCs/>
         </w:rPr>
-        <w:t xml:space="preserve">E. coli, RIF and </w:t>
-      </w:r>
-      <w:proofErr w:type="spellStart"/>
-      <w:r>
+        <w:t xml:space="preserve">E. coli, RIF and rpoB: </w:t>
+      </w:r>
+    </w:p>
+    <w:p>
+      <w:r>
+        <w:lastRenderedPageBreak/>
+        <w:t xml:space="preserve">To </w:t>
+      </w:r>
+      <w:r>
+        <w:t xml:space="preserve">investigate fitness effects and the stochasticity of spontaneous mutations, I will be E. coli with a rpoB mutation as my model organism. The rpoB mutation induced my RIF is will act as the differentiator. To provide some background, RIF is a broad spectrum </w:t>
+      </w:r>
+      <w:r>
+        <w:t>antibiotic</w:t>
+      </w:r>
+      <w:r>
+        <w:t xml:space="preserve"> in </w:t>
+      </w:r>
+      <w:r>
+        <w:t>the annamycin family</w:t>
+      </w:r>
+      <w:r>
+        <w:t xml:space="preserve"> that is used to treat many bacterial infections like Meningococcal Disease</w:t>
+      </w:r>
+      <w:r>
+        <w:t xml:space="preserve">, </w:t>
+      </w:r>
+      <w:r>
+        <w:t>Haemophilus influenzae type B</w:t>
+      </w:r>
+      <w:r>
+        <w:t xml:space="preserve"> and </w:t>
+      </w:r>
+      <w:r>
+        <w:t>Leprosy</w:t>
+      </w:r>
+      <w:r>
+        <w:t xml:space="preserve">. However it is most famous form being the first in line drug to treat </w:t>
+      </w:r>
+      <w:r>
+        <w:t>Mycobacterium tuberculosis</w:t>
+      </w:r>
+      <w:r>
+        <w:t>. The drug t</w:t>
+      </w:r>
+      <w:r>
+        <w:t xml:space="preserve">argets the RNA polymerase by binding close to the beta subunit which blocks the elongation of synthesized RNA molecules, thereby leading to premature termination of transcription and ultimately cell death (Campbell et al., 2001). </w:t>
+      </w:r>
+      <w:r>
+        <w:rPr>
+          <w:highlight w:val="yellow"/>
+        </w:rPr>
+        <w:t>RIF resistance therefore mainly occurs in the rpoB gene which encodes the beta subunit of bacterial RNA polymerase. Typically resistance is due to a structural change in the beta sub-unit which renders it impossible for RIF to bind onto the original active site (Munita, et al, 2015). Additionally, it is intriguing that although the rpoB gene encodes for 1342 amino acids, previous studies done on Haemophilus influenzae, M. tuberculosis, Neisseria and Streptococcus pneumoniae indicate that resistance mutations only occur at a relatively small set of loci known as the rifampicin resistance-determining region (RRDR) (Goldstein, 2014).</w:t>
+      </w:r>
+      <w:r>
+        <w:t xml:space="preserve"> Through this relationship we have managed to evolve 28 unique E. coli strains each harboring a unique rpoB mutation. Going forward I will be using these mutations to test for fitness effects and the stochasticity. </w:t>
+      </w:r>
+    </w:p>
+    <w:p/>
+    <w:p>
+      <w:r>
+        <w:t xml:space="preserve">Chapter 1 Fitness </w:t>
+      </w:r>
+    </w:p>
+    <w:p/>
+    <w:p>
+      <w:pPr>
         <w:rPr>
           <w:b/>
           <w:bCs/>
         </w:rPr>
-        <w:t>rpoB</w:t>
-      </w:r>
-      <w:proofErr w:type="spellEnd"/>
+      </w:pPr>
       <w:r>
         <w:rPr>
           <w:b/>
           <w:bCs/>
         </w:rPr>
-        <w:t xml:space="preserve">: </w:t>
-      </w:r>
-    </w:p>
-    <w:p>
-      <w:r>
-        <w:lastRenderedPageBreak/>
-        <w:t xml:space="preserve">To </w:t>
-      </w:r>
-      <w:r>
-        <w:t xml:space="preserve">investigate fitness effects and the stochasticity of spontaneous mutations, I will be E. coli with a </w:t>
-      </w:r>
-      <w:proofErr w:type="spellStart"/>
-      <w:r>
-        <w:t>rpoB</w:t>
-      </w:r>
-      <w:proofErr w:type="spellEnd"/>
-      <w:r>
-        <w:t xml:space="preserve"> mutation as my model organism. The </w:t>
-      </w:r>
-      <w:proofErr w:type="spellStart"/>
-      <w:r>
-        <w:t>rpoB</w:t>
-      </w:r>
-      <w:proofErr w:type="spellEnd"/>
-      <w:r>
-        <w:t xml:space="preserve"> mutation induced my RIF is will act as the differentiator. To provide some background, RIF is a </w:t>
-      </w:r>
-      <w:proofErr w:type="gramStart"/>
-      <w:r>
-        <w:t>broad spectrum</w:t>
-      </w:r>
-      <w:proofErr w:type="gramEnd"/>
-      <w:r>
-        <w:t xml:space="preserve"> </w:t>
-      </w:r>
-      <w:r>
-        <w:t>antibiotic</w:t>
-      </w:r>
-      <w:r>
-        <w:t xml:space="preserve"> in </w:t>
-      </w:r>
-      <w:r>
-        <w:t>the annamycin family</w:t>
-      </w:r>
-      <w:r>
-        <w:t xml:space="preserve"> that is used to treat many bacterial infections like Meningococcal Disease</w:t>
-      </w:r>
-      <w:r>
-        <w:t xml:space="preserve">, </w:t>
-      </w:r>
-      <w:r>
-        <w:t>Haemophilus influenzae type B</w:t>
-      </w:r>
-      <w:r>
-        <w:t xml:space="preserve"> and </w:t>
-      </w:r>
-      <w:r>
-        <w:t>Leprosy</w:t>
-      </w:r>
-      <w:r>
-        <w:t xml:space="preserve">. </w:t>
-      </w:r>
-      <w:proofErr w:type="gramStart"/>
-      <w:r>
-        <w:t>However</w:t>
-      </w:r>
-      <w:proofErr w:type="gramEnd"/>
-      <w:r>
-        <w:t xml:space="preserve"> it is most famous form being the first in line drug to treat </w:t>
-      </w:r>
-      <w:r>
-        <w:t>Mycobacterium tuberculosis</w:t>
-      </w:r>
-      <w:r>
-        <w:t>. The drug t</w:t>
-      </w:r>
-      <w:r>
-        <w:t xml:space="preserve">argets the RNA polymerase by binding close to the beta subunit which blocks the elongation of synthesized RNA molecules, thereby leading to premature termination of transcription and ultimately cell death (Campbell et al., 2001). </w:t>
-      </w:r>
-      <w:r>
-        <w:rPr>
-          <w:highlight w:val="yellow"/>
-        </w:rPr>
-        <w:t xml:space="preserve">RIF resistance therefore mainly occurs in the </w:t>
-      </w:r>
-      <w:proofErr w:type="spellStart"/>
-      <w:r>
-        <w:rPr>
-          <w:highlight w:val="yellow"/>
-        </w:rPr>
-        <w:t>rpoB</w:t>
-      </w:r>
-      <w:proofErr w:type="spellEnd"/>
-      <w:r>
-        <w:rPr>
-          <w:highlight w:val="yellow"/>
-        </w:rPr>
-        <w:t xml:space="preserve"> gene which encodes the beta subunit of bacterial RNA polymerase. </w:t>
-      </w:r>
-      <w:proofErr w:type="gramStart"/>
-      <w:r>
-        <w:rPr>
-          <w:highlight w:val="yellow"/>
-        </w:rPr>
-        <w:t>Typically</w:t>
-      </w:r>
-      <w:proofErr w:type="gramEnd"/>
-      <w:r>
-        <w:rPr>
-          <w:highlight w:val="yellow"/>
-        </w:rPr>
-        <w:t xml:space="preserve"> resistance is due to a structural change in the beta sub-unit which renders it impossible for RIF to bind onto the original active site (Munita, et al, 2015). Additionally, it is intriguing that although the </w:t>
-      </w:r>
-      <w:proofErr w:type="spellStart"/>
-      <w:r>
-        <w:rPr>
-          <w:highlight w:val="yellow"/>
-        </w:rPr>
-        <w:t>rpoB</w:t>
-      </w:r>
-      <w:proofErr w:type="spellEnd"/>
-      <w:r>
-        <w:rPr>
-          <w:highlight w:val="yellow"/>
-        </w:rPr>
-        <w:t xml:space="preserve"> gene encodes for 1342 amino acids, previous studies done on Haemophilus influenzae, M. tuberculosis, Neisseria and Streptococcus pneumoniae indicate that resistance mutations only occur at a relatively small set of loci known as the rifampicin resistance-determining region (RRDR) (Goldstein, 2014).</w:t>
-      </w:r>
-      <w:r>
-        <w:t xml:space="preserve"> Through this relationship we have managed to evolve 28 unique E. coli strains each </w:t>
-      </w:r>
-      <w:proofErr w:type="spellStart"/>
-      <w:r>
-        <w:t>harboring</w:t>
-      </w:r>
-      <w:proofErr w:type="spellEnd"/>
-      <w:r>
-        <w:t xml:space="preserve"> a unique </w:t>
-      </w:r>
-      <w:proofErr w:type="spellStart"/>
-      <w:r>
-        <w:t>rpoB</w:t>
-      </w:r>
-      <w:proofErr w:type="spellEnd"/>
-      <w:r>
-        <w:t xml:space="preserve"> mutation. Going forward I will be using these mutations to test for fitness effects and the stochasticity. </w:t>
-      </w:r>
-    </w:p>
-    <w:p/>
-    <w:p>
-      <w:r>
-        <w:t xml:space="preserve">Chapter 1 Fitness </w:t>
+        <w:t>Abstract:</w:t>
       </w:r>
     </w:p>
     <w:p>
@@ -521,21 +430,17 @@
         <w:t xml:space="preserve"> often made too early. This is because </w:t>
       </w:r>
       <w:r>
-        <w:t xml:space="preserve">if we have already </w:t>
-      </w:r>
-      <w:proofErr w:type="spellStart"/>
-      <w:r>
-        <w:t>labled</w:t>
-      </w:r>
-      <w:proofErr w:type="spellEnd"/>
-      <w:r>
-        <w:t xml:space="preserve"> an effect as a “cost” we are already assuming </w:t>
+        <w:t xml:space="preserve">if we have already labled an effect as a “cost” we are already assuming </w:t>
       </w:r>
       <w:r>
         <w:t xml:space="preserve">it is inherently negative </w:t>
       </w:r>
       <w:r>
-        <w:t xml:space="preserve">when in reality this “cost” that we think we see </w:t>
+        <w:t xml:space="preserve">when in reality this “cost” that we think we </w:t>
+      </w:r>
+      <w:r>
+        <w:lastRenderedPageBreak/>
+        <w:t xml:space="preserve">see </w:t>
       </w:r>
       <w:r>
         <w:t xml:space="preserve">in our specific </w:t>
@@ -571,15 +476,7 @@
         <w:t>appropriate</w:t>
       </w:r>
       <w:r>
-        <w:t xml:space="preserve"> and </w:t>
-      </w:r>
-      <w:proofErr w:type="gramStart"/>
-      <w:r>
-        <w:t>open minded</w:t>
-      </w:r>
-      <w:proofErr w:type="gramEnd"/>
-      <w:r>
-        <w:t xml:space="preserve"> term </w:t>
+        <w:t xml:space="preserve"> and open minded term </w:t>
       </w:r>
       <w:r>
         <w:t>as</w:t>
@@ -594,11 +491,7 @@
         <w:t xml:space="preserve"> as an effect a</w:t>
       </w:r>
       <w:r>
-        <w:t xml:space="preserve">nd </w:t>
-      </w:r>
-      <w:r>
-        <w:lastRenderedPageBreak/>
-        <w:t xml:space="preserve">analyses the effect as it is and does not make any assumptions as to whether the effect is good or bad. </w:t>
+        <w:t xml:space="preserve">nd analyses the effect as it is and does not make any assumptions as to whether the effect is good or bad. </w:t>
       </w:r>
     </w:p>
     <w:p>
@@ -878,15 +771,7 @@
         <w:t xml:space="preserve"> </w:t>
       </w:r>
       <w:r>
-        <w:t>(</w:t>
-      </w:r>
-      <w:proofErr w:type="spellStart"/>
-      <w:r>
-        <w:t>Roncarati</w:t>
-      </w:r>
-      <w:proofErr w:type="spellEnd"/>
-      <w:r>
-        <w:t xml:space="preserve"> and Scarlato, 2017</w:t>
+        <w:t>(Roncarati and Scarlato, 2017</w:t>
       </w:r>
       <w:r>
         <w:t xml:space="preserve">). </w:t>
@@ -900,29 +785,8 @@
       <w:r>
         <w:t xml:space="preserve"> like the </w:t>
       </w:r>
-      <w:proofErr w:type="spellStart"/>
-      <w:r>
-        <w:t>DnaK</w:t>
-      </w:r>
-      <w:proofErr w:type="spellEnd"/>
-      <w:r>
-        <w:t>/</w:t>
-      </w:r>
-      <w:proofErr w:type="spellStart"/>
-      <w:r>
-        <w:t>DnaJ</w:t>
-      </w:r>
-      <w:proofErr w:type="spellEnd"/>
-      <w:r>
-        <w:t xml:space="preserve"> and </w:t>
-      </w:r>
-      <w:proofErr w:type="spellStart"/>
-      <w:r>
-        <w:t>GroEL</w:t>
-      </w:r>
-      <w:proofErr w:type="spellEnd"/>
-      <w:r>
-        <w:t xml:space="preserve">/GroES which </w:t>
+      <w:r>
+        <w:t xml:space="preserve">DnaK/DnaJ and GroEL/GroES which </w:t>
       </w:r>
       <w:r>
         <w:t xml:space="preserve">attempts and tries to </w:t>
@@ -979,7 +843,11 @@
         <w:t xml:space="preserve"> </w:t>
       </w:r>
       <w:r>
-        <w:t>Aside from the general response to heat discussed here</w:t>
+        <w:t xml:space="preserve">Aside from the </w:t>
+      </w:r>
+      <w:r>
+        <w:lastRenderedPageBreak/>
+        <w:t>general response to heat discussed here</w:t>
       </w:r>
       <w:r>
         <w:t xml:space="preserve">, </w:t>
@@ -1030,11 +898,7 @@
         <w:t>cumulates</w:t>
       </w:r>
       <w:r>
-        <w:t xml:space="preserve"> and binds to the RNA polymerase </w:t>
-      </w:r>
-      <w:r>
-        <w:lastRenderedPageBreak/>
-        <w:t xml:space="preserve">which transcribes any of the downstream heat shock </w:t>
+        <w:t xml:space="preserve"> and binds to the RNA polymerase which transcribes any of the downstream heat shock </w:t>
       </w:r>
       <w:r>
         <w:t>heat shock genes</w:t>
@@ -1049,15 +913,7 @@
         <w:t xml:space="preserve">It has been observed </w:t>
       </w:r>
       <w:r>
-        <w:t xml:space="preserve">that </w:t>
-      </w:r>
-      <w:proofErr w:type="gramStart"/>
-      <w:r>
-        <w:t>E.coli’s</w:t>
-      </w:r>
-      <w:proofErr w:type="gramEnd"/>
-      <w:r>
-        <w:t xml:space="preserve"> resistance to </w:t>
+        <w:t xml:space="preserve">that E.coli’s resistance to </w:t>
       </w:r>
       <w:r>
         <w:t xml:space="preserve">high temperature not only relies on the common stress response but it also calls upon a group of genes not traditionally used named the </w:t>
@@ -1087,15 +943,7 @@
         <w:t>unison</w:t>
       </w:r>
       <w:r>
-        <w:t xml:space="preserve"> to provide </w:t>
-      </w:r>
-      <w:proofErr w:type="gramStart"/>
-      <w:r>
-        <w:t>E.coli</w:t>
-      </w:r>
-      <w:proofErr w:type="gramEnd"/>
-      <w:r>
-        <w:t xml:space="preserve"> with a robust tolerance against high temperature</w:t>
+        <w:t xml:space="preserve"> to provide E.coli with a robust tolerance against high temperature</w:t>
       </w:r>
       <w:r>
         <w:t xml:space="preserve">. </w:t>
@@ -1165,29 +1013,13 @@
         <w:t>(</w:t>
       </w:r>
       <w:r>
-        <w:t xml:space="preserve">Barria et al., 2013; </w:t>
-      </w:r>
-      <w:proofErr w:type="spellStart"/>
-      <w:r>
-        <w:t>Phadtare</w:t>
-      </w:r>
-      <w:proofErr w:type="spellEnd"/>
-      <w:r>
-        <w:t xml:space="preserve"> and Inouye, 2008; Yamanaka, 1999)</w:t>
+        <w:t>Barria et al., 2013; Phadtare and Inouye, 2008; Yamanaka, 1999)</w:t>
       </w:r>
       <w:r>
         <w:t xml:space="preserve">. </w:t>
       </w:r>
       <w:r>
-        <w:t xml:space="preserve">In the case for </w:t>
-      </w:r>
-      <w:proofErr w:type="gramStart"/>
-      <w:r>
-        <w:t>E.coli</w:t>
-      </w:r>
-      <w:proofErr w:type="gramEnd"/>
-      <w:r>
-        <w:t xml:space="preserve"> under</w:t>
+        <w:t>In the case for E.coli under</w:t>
       </w:r>
       <w:r>
         <w:t xml:space="preserve"> cold shock, bacterial growth </w:t>
@@ -1214,15 +1046,7 @@
         <w:t xml:space="preserve"> </w:t>
       </w:r>
       <w:r>
-        <w:t>(</w:t>
-      </w:r>
-      <w:proofErr w:type="spellStart"/>
-      <w:r>
-        <w:t>Phadtare</w:t>
-      </w:r>
-      <w:proofErr w:type="spellEnd"/>
-      <w:r>
-        <w:t xml:space="preserve"> and Inouye, 2008</w:t>
+        <w:t>(Phadtare and Inouye, 2008</w:t>
       </w:r>
       <w:r>
         <w:t>)</w:t>
@@ -1231,24 +1055,11 @@
         <w:t>.</w:t>
       </w:r>
       <w:r>
-        <w:t xml:space="preserve"> To combat this RNA chaperones known as the </w:t>
-      </w:r>
-      <w:proofErr w:type="spellStart"/>
-      <w:r>
-        <w:t>Csps</w:t>
-      </w:r>
-      <w:proofErr w:type="spellEnd"/>
-      <w:r>
-        <w:t xml:space="preserve"> protein seek to “melt” these stabilised structures to make them less ridged. Similarly to the heat shock response e</w:t>
-      </w:r>
-      <w:r>
-        <w:t xml:space="preserve">nzymes such as RNase R and </w:t>
-      </w:r>
-      <w:proofErr w:type="spellStart"/>
-      <w:r>
-        <w:t>PNPase</w:t>
-      </w:r>
-      <w:proofErr w:type="spellEnd"/>
+        <w:t xml:space="preserve"> To combat this RNA chaperones known as the Csps protein seek to “melt” these stabilised structures to make them less ridged. Similarly to the heat shock response e</w:t>
+      </w:r>
+      <w:r>
+        <w:t>nzymes such as RNase R and PNPase</w:t>
+      </w:r>
       <w:r>
         <w:t xml:space="preserve"> will also break down RNA that has becomes impossible to repair.</w:t>
       </w:r>
@@ -1472,7 +1283,11 @@
         <w:t xml:space="preserve"> evolutionary</w:t>
       </w:r>
       <w:r>
-        <w:t xml:space="preserve"> response</w:t>
+        <w:t xml:space="preserve"> </w:t>
+      </w:r>
+      <w:r>
+        <w:lastRenderedPageBreak/>
+        <w:t>response</w:t>
       </w:r>
       <w:r>
         <w:t xml:space="preserve"> where local and global temperature changes promote the spread and retention of resistance through long lasting or permanent </w:t>
@@ -1490,11 +1305,7 @@
         <w:t xml:space="preserve"> </w:t>
       </w:r>
       <w:r>
-        <w:t xml:space="preserve">managed in </w:t>
-      </w:r>
-      <w:r>
-        <w:lastRenderedPageBreak/>
-        <w:t>isolation</w:t>
+        <w:t>managed in isolation</w:t>
       </w:r>
       <w:r>
         <w:t xml:space="preserve"> and </w:t>
@@ -1563,15 +1374,7 @@
         <w:t>Glucose and m9</w:t>
       </w:r>
       <w:r>
-        <w:t xml:space="preserve"> and how these 2 media </w:t>
-      </w:r>
-      <w:proofErr w:type="gramStart"/>
-      <w:r>
-        <w:t>affects</w:t>
-      </w:r>
-      <w:proofErr w:type="gramEnd"/>
-      <w:r>
-        <w:t xml:space="preserve"> fitness effects</w:t>
+        <w:t xml:space="preserve"> and how these 2 media affects fitness effects</w:t>
       </w:r>
     </w:p>
     <w:p>
@@ -1656,21 +1459,12 @@
           <w:bCs/>
         </w:rPr>
       </w:pPr>
-      <w:proofErr w:type="spellStart"/>
       <w:r>
         <w:rPr>
           <w:b/>
           <w:bCs/>
         </w:rPr>
-        <w:t>rpoB</w:t>
-      </w:r>
-      <w:proofErr w:type="spellEnd"/>
-      <w:r>
-        <w:rPr>
-          <w:b/>
-          <w:bCs/>
-        </w:rPr>
-        <w:t xml:space="preserve"> does not provide benefit because WT grew just as well without it??</w:t>
+        <w:t>rpoB does not provide benefit because WT grew just as well without it??</w:t>
       </w:r>
     </w:p>
     <w:p>
@@ -1686,23 +1480,7 @@
           <w:b/>
           <w:bCs/>
         </w:rPr>
-        <w:t xml:space="preserve">Other side is that we expect that </w:t>
-      </w:r>
-      <w:proofErr w:type="spellStart"/>
-      <w:r>
-        <w:rPr>
-          <w:b/>
-          <w:bCs/>
-        </w:rPr>
-        <w:t>rpoB</w:t>
-      </w:r>
-      <w:proofErr w:type="spellEnd"/>
-      <w:r>
-        <w:rPr>
-          <w:b/>
-          <w:bCs/>
-        </w:rPr>
-        <w:t xml:space="preserve"> mutations will be deleterious at a stressful temperature without RIF, but it seems to be fine </w:t>
+        <w:t xml:space="preserve">Other side is that we expect that rpoB mutations will be deleterious at a stressful temperature without RIF, but it seems to be fine </w:t>
       </w:r>
     </w:p>
     <w:p>
@@ -1713,21 +1491,12 @@
           <w:bCs/>
         </w:rPr>
       </w:pPr>
-      <w:proofErr w:type="gramStart"/>
       <w:r>
         <w:rPr>
           <w:b/>
           <w:bCs/>
         </w:rPr>
-        <w:t>So</w:t>
-      </w:r>
-      <w:proofErr w:type="gramEnd"/>
-      <w:r>
-        <w:rPr>
-          <w:b/>
-          <w:bCs/>
-        </w:rPr>
-        <w:t xml:space="preserve"> while it does not provide extra benefit it seems to not be a burden on the bacteria </w:t>
+        <w:t xml:space="preserve">So while it does not provide extra benefit it seems to not be a burden on the bacteria </w:t>
       </w:r>
     </w:p>
     <w:p>
@@ -1743,23 +1512,7 @@
           <w:b/>
           <w:bCs/>
         </w:rPr>
-        <w:t xml:space="preserve">Seems like </w:t>
-      </w:r>
-      <w:proofErr w:type="spellStart"/>
-      <w:r>
-        <w:rPr>
-          <w:b/>
-          <w:bCs/>
-        </w:rPr>
-        <w:t>rpoB</w:t>
-      </w:r>
-      <w:proofErr w:type="spellEnd"/>
-      <w:r>
-        <w:rPr>
-          <w:b/>
-          <w:bCs/>
-        </w:rPr>
-        <w:t xml:space="preserve"> mutations are neither beneficial or deleterious </w:t>
+        <w:t xml:space="preserve">Seems like rpoB mutations are neither beneficial or deleterious </w:t>
       </w:r>
       <w:r>
         <w:rPr>
@@ -1828,15 +1581,7 @@
         <w:t xml:space="preserve">synthesis of the specific </w:t>
       </w:r>
       <w:r>
-        <w:t xml:space="preserve">fitness effects of </w:t>
-      </w:r>
-      <w:proofErr w:type="spellStart"/>
-      <w:r>
-        <w:t>rpoB</w:t>
-      </w:r>
-      <w:proofErr w:type="spellEnd"/>
-      <w:r>
-        <w:t xml:space="preserve"> mutations </w:t>
+        <w:t xml:space="preserve">fitness effects of rpoB mutations </w:t>
       </w:r>
       <w:r>
         <w:t xml:space="preserve">in </w:t>
@@ -1892,39 +1637,26 @@
         <w:t>What they found was aside from the usual heat resistance mutations that were developed, there were also</w:t>
       </w:r>
       <w:r>
+        <w:t xml:space="preserve"> rpoB mutations conferring </w:t>
+      </w:r>
+      <w:r>
+        <w:t xml:space="preserve">for </w:t>
+      </w:r>
+      <w:r>
+        <w:t>rifampicin resistance in multiple independent populations</w:t>
+      </w:r>
+      <w:r>
+        <w:t>. This is a substantial discovery as it provides support to the theory that heat resistance and antibiotic resistance has and can develop in unison. More importantly it shows</w:t>
+      </w:r>
+      <w:r>
         <w:t xml:space="preserve"> </w:t>
       </w:r>
-      <w:proofErr w:type="spellStart"/>
-      <w:r>
-        <w:t>rpoB</w:t>
-      </w:r>
-      <w:proofErr w:type="spellEnd"/>
-      <w:r>
-        <w:t xml:space="preserve"> mutations conferring </w:t>
-      </w:r>
-      <w:r>
-        <w:t xml:space="preserve">for </w:t>
-      </w:r>
-      <w:r>
-        <w:t>rifampicin resistance in multiple independent populations</w:t>
-      </w:r>
-      <w:r>
-        <w:t>. This is a substantial discovery as it provides support to the theory that heat resistance and antibiotic resistance has and can develop in unison. More importantly it shows</w:t>
-      </w:r>
-      <w:r>
-        <w:t xml:space="preserve"> </w:t>
-      </w:r>
-      <w:r>
-        <w:t xml:space="preserve">antibiotic resistance are not </w:t>
-      </w:r>
-      <w:proofErr w:type="spellStart"/>
-      <w:r>
-        <w:t>nec</w:t>
+      <w:r>
+        <w:t>antibiotic resistance are not nec</w:t>
       </w:r>
       <w:r>
         <w:t>eryilly</w:t>
       </w:r>
-      <w:proofErr w:type="spellEnd"/>
       <w:r>
         <w:t xml:space="preserve"> all costly in the absence of antibiotics</w:t>
       </w:r>
@@ -1938,6 +1670,7 @@
         <w:t xml:space="preserve">d </w:t>
       </w:r>
       <w:r>
+        <w:lastRenderedPageBreak/>
         <w:t>cross</w:t>
       </w:r>
       <w:r>
@@ -1993,33 +1726,13 @@
         <w:t xml:space="preserve"> </w:t>
       </w:r>
       <w:r>
-        <w:t xml:space="preserve">is a conserved </w:t>
-      </w:r>
-      <w:r>
-        <w:lastRenderedPageBreak/>
-        <w:t xml:space="preserve">bacterial stress </w:t>
+        <w:t xml:space="preserve">is a conserved bacterial stress </w:t>
       </w:r>
       <w:r>
         <w:t xml:space="preserve">response </w:t>
       </w:r>
       <w:r>
-        <w:t xml:space="preserve">triggered by the rapid accumulation of </w:t>
-      </w:r>
-      <w:proofErr w:type="spellStart"/>
-      <w:r>
-        <w:t>alarmone</w:t>
-      </w:r>
-      <w:proofErr w:type="spellEnd"/>
-      <w:r>
-        <w:t xml:space="preserve"> (p)</w:t>
-      </w:r>
-      <w:proofErr w:type="spellStart"/>
-      <w:r>
-        <w:t>ppGpp</w:t>
-      </w:r>
-      <w:proofErr w:type="spellEnd"/>
-      <w:r>
-        <w:t xml:space="preserve">, in response to nutrient limitation </w:t>
+        <w:t xml:space="preserve">triggered by the rapid accumulation of alarmone (p)ppGpp, in response to nutrient limitation </w:t>
       </w:r>
       <w:r>
         <w:t xml:space="preserve">or </w:t>
@@ -2052,45 +1765,16 @@
         <w:t>.</w:t>
       </w:r>
       <w:r>
-        <w:t xml:space="preserve"> There is </w:t>
-      </w:r>
-      <w:proofErr w:type="spellStart"/>
-      <w:r>
-        <w:t>hoverver</w:t>
-      </w:r>
-      <w:proofErr w:type="spellEnd"/>
-      <w:r>
-        <w:t xml:space="preserve"> a catch as </w:t>
-      </w:r>
-      <w:proofErr w:type="spellStart"/>
-      <w:r>
-        <w:t>inorder</w:t>
-      </w:r>
-      <w:proofErr w:type="spellEnd"/>
-      <w:r>
-        <w:t xml:space="preserve"> for the </w:t>
-      </w:r>
-      <w:r>
-        <w:t>(p)</w:t>
-      </w:r>
-      <w:proofErr w:type="spellStart"/>
-      <w:r>
-        <w:t>ppGpp</w:t>
-      </w:r>
-      <w:proofErr w:type="spellEnd"/>
-      <w:r>
-        <w:t xml:space="preserve"> to work it has </w:t>
-      </w:r>
-      <w:proofErr w:type="gramStart"/>
-      <w:r>
-        <w:t xml:space="preserve">to </w:t>
-      </w:r>
-      <w:r>
-        <w:t xml:space="preserve"> binds</w:t>
-      </w:r>
-      <w:proofErr w:type="gramEnd"/>
-      <w:r>
-        <w:t xml:space="preserve"> directly to the β-subunit of RNA polymerase</w:t>
+        <w:t xml:space="preserve"> There is hoverver a catch as inorder for the </w:t>
+      </w:r>
+      <w:r>
+        <w:t>(p)ppGpp</w:t>
+      </w:r>
+      <w:r>
+        <w:t xml:space="preserve"> to work it has to </w:t>
+      </w:r>
+      <w:r>
+        <w:t xml:space="preserve"> binds directly to the β-subunit of RNA polymerase</w:t>
       </w:r>
       <w:r>
         <w:t xml:space="preserve"> which in our case has mutated. </w:t>
@@ -2101,7 +1785,6 @@
       <w:r>
         <w:t xml:space="preserve"> </w:t>
       </w:r>
-      <w:proofErr w:type="spellStart"/>
       <w:r>
         <w:rPr>
           <w:i/>
@@ -2109,7 +1792,6 @@
         </w:rPr>
         <w:t>rpoB</w:t>
       </w:r>
-      <w:proofErr w:type="spellEnd"/>
       <w:r>
         <w:t xml:space="preserve"> mutation</w:t>
       </w:r>
@@ -2123,13 +1805,8 @@
         <w:t>rpoB58</w:t>
       </w:r>
       <w:r>
-        <w:t xml:space="preserve"> that mimics the stringent state in the absence of (p)</w:t>
-      </w:r>
-      <w:proofErr w:type="spellStart"/>
-      <w:r>
-        <w:t>ppGpp</w:t>
-      </w:r>
-      <w:proofErr w:type="spellEnd"/>
+        <w:t xml:space="preserve"> that mimics the stringent state in the absence of (p)ppGpp</w:t>
+      </w:r>
       <w:r>
         <w:t xml:space="preserve"> effectively </w:t>
       </w:r>
@@ -2161,26 +1838,10 @@
         <w:t>through a two-phase evolution</w:t>
       </w:r>
       <w:r>
-        <w:t xml:space="preserve"> experiment that genetic background also in determining the fitness effects of E. coli with </w:t>
-      </w:r>
-      <w:proofErr w:type="spellStart"/>
-      <w:r>
-        <w:t>rpoB</w:t>
-      </w:r>
-      <w:proofErr w:type="spellEnd"/>
-      <w:r>
-        <w:t xml:space="preserve"> mutations. In the first phase E. coli were grown </w:t>
-      </w:r>
-      <w:proofErr w:type="gramStart"/>
-      <w:r>
-        <w:t xml:space="preserve">at </w:t>
-      </w:r>
-      <w:r>
-        <w:t xml:space="preserve"> 42</w:t>
-      </w:r>
-      <w:proofErr w:type="gramEnd"/>
-      <w:r>
-        <w:t xml:space="preserve">.2°C, where adaptation </w:t>
+        <w:t xml:space="preserve"> experiment that genetic background also in determining the fitness effects of E. coli with rpoB mutations. In the first phase E. coli were grown at </w:t>
+      </w:r>
+      <w:r>
+        <w:t xml:space="preserve"> 42.2°C, where adaptation </w:t>
       </w:r>
       <w:r>
         <w:t xml:space="preserve">was </w:t>
@@ -2188,7 +1849,6 @@
       <w:r>
         <w:t xml:space="preserve">primarily through the acquisition of mutations in either </w:t>
       </w:r>
-      <w:proofErr w:type="spellStart"/>
       <w:r>
         <w:rPr>
           <w:i/>
@@ -2196,7 +1856,6 @@
         </w:rPr>
         <w:t>rpoB</w:t>
       </w:r>
-      <w:proofErr w:type="spellEnd"/>
       <w:r>
         <w:t xml:space="preserve"> or </w:t>
       </w:r>
@@ -2208,59 +1867,19 @@
         <w:t>rho</w:t>
       </w:r>
       <w:r>
-        <w:t xml:space="preserve">. These mutants were then subjugated to a </w:t>
-      </w:r>
-      <w:proofErr w:type="gramStart"/>
-      <w:r>
-        <w:t>second round</w:t>
-      </w:r>
-      <w:proofErr w:type="gramEnd"/>
-      <w:r>
-        <w:t xml:space="preserve"> experiment at </w:t>
+        <w:t xml:space="preserve">. These mutants were then subjugated to a second round experiment at </w:t>
       </w:r>
       <w:r>
         <w:t>19.0°C</w:t>
       </w:r>
       <w:r>
-        <w:t xml:space="preserve"> which </w:t>
-      </w:r>
-      <w:proofErr w:type="spellStart"/>
-      <w:r>
-        <w:t>revelaed</w:t>
-      </w:r>
-      <w:proofErr w:type="spellEnd"/>
-      <w:r>
-        <w:t xml:space="preserve"> that fitness varied significantly based on the ancestor’s genotypes with the variance going as high as </w:t>
+        <w:t xml:space="preserve"> which revelaed that fitness varied significantly based on the ancestor’s genotypes with the variance going as high as </w:t>
       </w:r>
       <w:r>
         <w:t>23%</w:t>
       </w:r>
       <w:r>
-        <w:t xml:space="preserve">. Mutations observed in the phase 2 </w:t>
-      </w:r>
-      <w:proofErr w:type="spellStart"/>
-      <w:r>
-        <w:t>experiemnt</w:t>
-      </w:r>
-      <w:proofErr w:type="spellEnd"/>
-      <w:r>
-        <w:t xml:space="preserve"> also showed a non </w:t>
-      </w:r>
-      <w:proofErr w:type="spellStart"/>
-      <w:r>
-        <w:t>nandom</w:t>
-      </w:r>
-      <w:proofErr w:type="spellEnd"/>
-      <w:r>
-        <w:t xml:space="preserve"> association with its phase 1 ancestor further </w:t>
-      </w:r>
-      <w:proofErr w:type="spellStart"/>
-      <w:r>
-        <w:t>indiocation</w:t>
-      </w:r>
-      <w:proofErr w:type="spellEnd"/>
-      <w:r>
-        <w:t xml:space="preserve"> that </w:t>
+        <w:t xml:space="preserve">. Mutations observed in the phase 2 experiemnt also showed a non nandom association with its phase 1 ancestor further indiocation that </w:t>
       </w:r>
       <w:r>
         <w:rPr>
@@ -2278,15 +1897,7 @@
         <w:t xml:space="preserve"> demonstrates that </w:t>
       </w:r>
       <w:r>
-        <w:t xml:space="preserve">E. coil and its </w:t>
-      </w:r>
-      <w:proofErr w:type="spellStart"/>
-      <w:r>
-        <w:t>rpoB</w:t>
-      </w:r>
-      <w:proofErr w:type="spellEnd"/>
-      <w:r>
-        <w:t xml:space="preserve"> mutations </w:t>
+        <w:t xml:space="preserve">E. coil and its rpoB mutations </w:t>
       </w:r>
       <w:r>
         <w:t xml:space="preserve">confer </w:t>
@@ -2295,15 +1906,7 @@
         <w:t xml:space="preserve">more benefits </w:t>
       </w:r>
       <w:r>
-        <w:t xml:space="preserve">than just resistance to RIF. While prior studies have shown the fitness effects of </w:t>
-      </w:r>
-      <w:proofErr w:type="spellStart"/>
-      <w:r>
-        <w:t>rpoB</w:t>
-      </w:r>
-      <w:proofErr w:type="spellEnd"/>
-      <w:r>
-        <w:t xml:space="preserve"> mutations, </w:t>
+        <w:t xml:space="preserve">than just resistance to RIF. While prior studies have shown the fitness effects of rpoB mutations, </w:t>
       </w:r>
       <w:r>
         <w:t xml:space="preserve">they have </w:t>
@@ -2334,15 +1937,7 @@
         <w:t>E. coli</w:t>
       </w:r>
       <w:r>
-        <w:t xml:space="preserve"> </w:t>
-      </w:r>
-      <w:proofErr w:type="spellStart"/>
-      <w:r>
-        <w:t>rpoB</w:t>
-      </w:r>
-      <w:proofErr w:type="spellEnd"/>
-      <w:r>
-        <w:t xml:space="preserve"> mutations across a wide and continuous temperature spectrum</w:t>
+        <w:t xml:space="preserve"> rpoB mutations across a wide and continuous temperature spectrum</w:t>
       </w:r>
       <w:r>
         <w:t xml:space="preserve">. </w:t>
@@ -2355,41 +1950,6 @@
       <w:r>
         <w:t xml:space="preserve"> </w:t>
       </w:r>
-    </w:p>
-    <w:p>
-      <w:pPr>
-        <w:spacing w:after="80" w:line="300" w:lineRule="auto"/>
-      </w:pPr>
-    </w:p>
-    <w:p>
-      <w:pPr>
-        <w:spacing w:after="80" w:line="300" w:lineRule="auto"/>
-      </w:pPr>
-    </w:p>
-    <w:p>
-      <w:pPr>
-        <w:spacing w:after="80" w:line="300" w:lineRule="auto"/>
-      </w:pPr>
-    </w:p>
-    <w:p>
-      <w:pPr>
-        <w:spacing w:after="80" w:line="300" w:lineRule="auto"/>
-      </w:pPr>
-    </w:p>
-    <w:p>
-      <w:pPr>
-        <w:spacing w:after="80" w:line="300" w:lineRule="auto"/>
-      </w:pPr>
-    </w:p>
-    <w:p>
-      <w:pPr>
-        <w:spacing w:after="80" w:line="300" w:lineRule="auto"/>
-      </w:pPr>
-    </w:p>
-    <w:p>
-      <w:pPr>
-        <w:spacing w:after="80" w:line="300" w:lineRule="auto"/>
-      </w:pPr>
     </w:p>
     <w:p>
       <w:pPr>
@@ -2438,6 +1998,7 @@
           <w:b/>
           <w:bCs/>
         </w:rPr>
+        <w:lastRenderedPageBreak/>
         <w:t>Other bacteria:</w:t>
       </w:r>
     </w:p>
@@ -2543,24 +2104,11 @@
         <w:t>compensatory mutation conferred a significant fitness advantage at 30°C, was neutral at 37°C, and became costly at 42°C</w:t>
       </w:r>
       <w:r>
-        <w:t xml:space="preserve">. From this we can see that </w:t>
-      </w:r>
-      <w:proofErr w:type="spellStart"/>
-      <w:r>
-        <w:t>rpoB</w:t>
-      </w:r>
-      <w:proofErr w:type="spellEnd"/>
-      <w:r>
-        <w:t xml:space="preserve"> mutations can have a wild range of effects. This is further </w:t>
-      </w:r>
-      <w:proofErr w:type="spellStart"/>
-      <w:r>
-        <w:t>show</w:t>
+        <w:t>. From this we can see that rpoB mutations can have a wild range of effects. This is further show</w:t>
       </w:r>
       <w:r>
         <w:t>m</w:t>
       </w:r>
-      <w:proofErr w:type="spellEnd"/>
       <w:r>
         <w:t xml:space="preserve"> in another study done on </w:t>
       </w:r>
@@ -2570,13 +2118,8 @@
       <w:r>
         <w:t xml:space="preserve"> by </w:t>
       </w:r>
-      <w:proofErr w:type="spellStart"/>
-      <w:r>
-        <w:t>Bataillon</w:t>
-      </w:r>
-      <w:proofErr w:type="spellEnd"/>
-      <w:r>
-        <w:t xml:space="preserve"> </w:t>
+      <w:r>
+        <w:t xml:space="preserve">Bataillon </w:t>
       </w:r>
       <w:r>
         <w:t>et al. (201</w:t>
@@ -2616,6 +2159,10 @@
     <w:p/>
     <w:p/>
     <w:p/>
+    <w:p/>
+    <w:p/>
+    <w:p/>
+    <w:p/>
     <w:p>
       <w:r>
         <w:rPr>
@@ -2748,21 +2295,7 @@
         <w:rPr>
           <w:rFonts w:eastAsia="Arial" w:cs="Arial"/>
         </w:rPr>
-        <w:t xml:space="preserve">We </w:t>
-      </w:r>
-      <w:proofErr w:type="spellStart"/>
-      <w:r>
-        <w:rPr>
-          <w:rFonts w:eastAsia="Arial" w:cs="Arial"/>
-        </w:rPr>
-        <w:t>hypothise</w:t>
-      </w:r>
-      <w:proofErr w:type="spellEnd"/>
-      <w:r>
-        <w:rPr>
-          <w:rFonts w:eastAsia="Arial" w:cs="Arial"/>
-        </w:rPr>
-        <w:t xml:space="preserve"> that this can </w:t>
+        <w:t xml:space="preserve">We hypothise that this can </w:t>
       </w:r>
       <w:r>
         <w:rPr>
@@ -2810,49 +2343,7 @@
         <w:rPr>
           <w:rFonts w:eastAsia="Arial" w:cs="Arial"/>
         </w:rPr>
-        <w:t xml:space="preserve">it is most likely a reflection of the jackpot distribution mentioned in the </w:t>
-      </w:r>
-      <w:proofErr w:type="spellStart"/>
-      <w:r>
-        <w:rPr>
-          <w:rFonts w:eastAsia="Arial" w:cs="Arial"/>
-        </w:rPr>
-        <w:t>luria</w:t>
-      </w:r>
-      <w:proofErr w:type="spellEnd"/>
-      <w:r>
-        <w:rPr>
-          <w:rFonts w:eastAsia="Arial" w:cs="Arial"/>
-        </w:rPr>
-        <w:t xml:space="preserve"> </w:t>
-      </w:r>
-      <w:proofErr w:type="spellStart"/>
-      <w:r>
-        <w:rPr>
-          <w:rFonts w:eastAsia="Arial" w:cs="Arial"/>
-        </w:rPr>
-        <w:t>debuk</w:t>
-      </w:r>
-      <w:proofErr w:type="spellEnd"/>
-      <w:r>
-        <w:rPr>
-          <w:rFonts w:eastAsia="Arial" w:cs="Arial"/>
-        </w:rPr>
-        <w:t xml:space="preserve"> </w:t>
-      </w:r>
-      <w:proofErr w:type="spellStart"/>
-      <w:r>
-        <w:rPr>
-          <w:rFonts w:eastAsia="Arial" w:cs="Arial"/>
-        </w:rPr>
-        <w:t>expeiremnt</w:t>
-      </w:r>
-      <w:proofErr w:type="spellEnd"/>
-      <w:r>
-        <w:rPr>
-          <w:rFonts w:eastAsia="Arial" w:cs="Arial"/>
-        </w:rPr>
-        <w:t xml:space="preserve"> where () </w:t>
+        <w:t xml:space="preserve">it is most likely a reflection of the jackpot distribution mentioned in the luria debuk expeiremnt where () </w:t>
       </w:r>
       <w:r>
         <w:rPr>
@@ -2912,21 +2403,7 @@
         <w:rPr>
           <w:rFonts w:eastAsia="Arial" w:cs="Arial"/>
         </w:rPr>
-        <w:t xml:space="preserve"> this time following a </w:t>
-      </w:r>
-      <w:proofErr w:type="spellStart"/>
-      <w:r>
-        <w:rPr>
-          <w:rFonts w:eastAsia="Arial" w:cs="Arial"/>
-        </w:rPr>
-        <w:t>pisson</w:t>
-      </w:r>
-      <w:proofErr w:type="spellEnd"/>
-      <w:r>
-        <w:rPr>
-          <w:rFonts w:eastAsia="Arial" w:cs="Arial"/>
-        </w:rPr>
-        <w:t xml:space="preserve"> distribution</w:t>
+        <w:t xml:space="preserve"> this time following a pisson distribution</w:t>
       </w:r>
       <w:r>
         <w:rPr>
@@ -2956,13 +2433,7 @@
         <w:rPr>
           <w:rFonts w:ascii="Arial" w:eastAsia="Arial" w:hAnsi="Arial" w:cs="Arial"/>
         </w:rPr>
-        <w:t>detectable clone</w:t>
-      </w:r>
-      <w:r>
-        <w:rPr>
-          <w:rFonts w:ascii="Arial" w:eastAsia="Arial" w:hAnsi="Arial" w:cs="Arial"/>
-        </w:rPr>
-        <w:t xml:space="preserve"> </w:t>
+        <w:t xml:space="preserve">detectable clone </w:t>
       </w:r>
       <w:r>
         <w:rPr>
@@ -2980,21 +2451,7 @@
         <w:rPr>
           <w:rFonts w:eastAsia="Arial" w:cs="Arial"/>
         </w:rPr>
-        <w:t xml:space="preserve">To distinguish the process that affect the mutation rate the most I will be conducting an experiment testing for the stochastic establishment of RIF resistant E. coli </w:t>
-      </w:r>
-      <w:proofErr w:type="spellStart"/>
-      <w:r>
-        <w:rPr>
-          <w:rFonts w:eastAsia="Arial" w:cs="Arial"/>
-        </w:rPr>
-        <w:t>rpoB</w:t>
-      </w:r>
-      <w:proofErr w:type="spellEnd"/>
-      <w:r>
-        <w:rPr>
-          <w:rFonts w:eastAsia="Arial" w:cs="Arial"/>
-        </w:rPr>
-        <w:t xml:space="preserve"> mutations we have previously isolated to determine which factor plays the most important role in shaping the mutations that we see. As b</w:t>
+        <w:t>To distinguish the process that affect the mutation rate the most I will be conducting an experiment testing for the stochastic establishment of RIF resistant E. coli rpoB mutations we have previously isolated to determine which factor plays the most important role in shaping the mutations that we see. As b</w:t>
       </w:r>
       <w:r>
         <w:rPr>
@@ -3013,6 +2470,522 @@
           <w:rFonts w:eastAsia="Arial" w:cs="Arial"/>
         </w:rPr>
         <w:t>predicting resistance evolution in both clinical and laboratory settings.</w:t>
+      </w:r>
+    </w:p>
+    <w:p>
+      <w:pPr>
+        <w:rPr>
+          <w:rFonts w:eastAsia="Arial" w:cs="Arial"/>
+        </w:rPr>
+      </w:pPr>
+    </w:p>
+    <w:p>
+      <w:pPr>
+        <w:rPr>
+          <w:rFonts w:eastAsia="Arial" w:cs="Arial"/>
+          <w:b/>
+          <w:bCs/>
+        </w:rPr>
+      </w:pPr>
+      <w:r>
+        <w:rPr>
+          <w:rFonts w:eastAsia="Arial" w:cs="Arial"/>
+          <w:b/>
+          <w:bCs/>
+        </w:rPr>
+        <w:t>Stochasticity</w:t>
+      </w:r>
+    </w:p>
+    <w:p>
+      <w:pPr>
+        <w:rPr>
+          <w:rFonts w:eastAsia="Arial" w:cs="Arial"/>
+        </w:rPr>
+      </w:pPr>
+    </w:p>
+    <w:p>
+      <w:pPr>
+        <w:rPr>
+          <w:rFonts w:eastAsia="Arial" w:cs="Arial"/>
+        </w:rPr>
+      </w:pPr>
+    </w:p>
+    <w:p>
+      <w:pPr>
+        <w:rPr>
+          <w:rFonts w:eastAsia="Arial" w:cs="Arial"/>
+        </w:rPr>
+      </w:pPr>
+    </w:p>
+    <w:p>
+      <w:pPr>
+        <w:rPr>
+          <w:rFonts w:eastAsia="Arial" w:cs="Arial"/>
+        </w:rPr>
+      </w:pPr>
+    </w:p>
+    <w:p>
+      <w:pPr>
+        <w:rPr>
+          <w:rFonts w:eastAsia="Arial" w:cs="Arial"/>
+        </w:rPr>
+      </w:pPr>
+    </w:p>
+    <w:p>
+      <w:pPr>
+        <w:rPr>
+          <w:rFonts w:eastAsia="Arial" w:cs="Arial"/>
+        </w:rPr>
+      </w:pPr>
+    </w:p>
+    <w:p>
+      <w:pPr>
+        <w:rPr>
+          <w:rFonts w:eastAsia="Arial" w:cs="Arial"/>
+        </w:rPr>
+      </w:pPr>
+    </w:p>
+    <w:p>
+      <w:pPr>
+        <w:rPr>
+          <w:rFonts w:eastAsia="Arial" w:cs="Arial"/>
+        </w:rPr>
+      </w:pPr>
+    </w:p>
+    <w:p>
+      <w:pPr>
+        <w:rPr>
+          <w:rFonts w:eastAsia="Arial" w:cs="Arial"/>
+        </w:rPr>
+      </w:pPr>
+    </w:p>
+    <w:p>
+      <w:pPr>
+        <w:rPr>
+          <w:b/>
+          <w:bCs/>
+        </w:rPr>
+      </w:pPr>
+      <w:r>
+        <w:rPr>
+          <w:b/>
+          <w:bCs/>
+        </w:rPr>
+        <w:lastRenderedPageBreak/>
+        <w:t>E</w:t>
+      </w:r>
+      <w:r>
+        <w:rPr>
+          <w:b/>
+          <w:bCs/>
+        </w:rPr>
+        <w:t>mergence</w:t>
+      </w:r>
+      <w:r>
+        <w:rPr>
+          <w:b/>
+          <w:bCs/>
+        </w:rPr>
+        <w:t xml:space="preserve"> and the Luria deb</w:t>
+      </w:r>
+      <w:r>
+        <w:rPr>
+          <w:b/>
+          <w:bCs/>
+        </w:rPr>
+        <w:t>bruk experiment:</w:t>
+      </w:r>
+      <w:r>
+        <w:rPr>
+          <w:b/>
+          <w:bCs/>
+        </w:rPr>
+        <w:t xml:space="preserve"> </w:t>
+      </w:r>
+    </w:p>
+    <w:p>
+      <w:r>
+        <w:t>From what</w:t>
+      </w:r>
+      <w:r>
+        <w:t xml:space="preserve"> is currently known before the introduction of any drugs</w:t>
+      </w:r>
+      <w:r>
+        <w:t xml:space="preserve"> </w:t>
+      </w:r>
+      <w:r>
+        <w:t>emergence of resistance</w:t>
+      </w:r>
+      <w:r>
+        <w:t xml:space="preserve"> is a stochastic process. These </w:t>
+      </w:r>
+      <w:r>
+        <w:t>mutants may already exist in</w:t>
+      </w:r>
+      <w:r>
+        <w:t xml:space="preserve"> a bacterial population</w:t>
+      </w:r>
+      <w:r>
+        <w:t xml:space="preserve"> at low levels </w:t>
+      </w:r>
+      <w:r>
+        <w:t xml:space="preserve">balanced by the </w:t>
+      </w:r>
+      <w:r>
+        <w:t>mutation rate, immigration of resistant strains from outside, and the fitness cost of resistance in a drug-free environment</w:t>
+      </w:r>
+      <w:r>
+        <w:t xml:space="preserve"> </w:t>
+      </w:r>
+      <w:r>
+        <w:t>(</w:t>
+      </w:r>
+      <w:r>
+        <w:t>Z</w:t>
+      </w:r>
+      <w:r>
+        <w:t>ur Wiesch et al., 2011)</w:t>
+      </w:r>
+      <w:r>
+        <w:t xml:space="preserve">. </w:t>
+      </w:r>
+      <w:r>
+        <w:t>On the chance</w:t>
+      </w:r>
+      <w:r>
+        <w:t xml:space="preserve"> </w:t>
+      </w:r>
+      <w:r>
+        <w:t xml:space="preserve">when there is no </w:t>
+      </w:r>
+      <w:r>
+        <w:t xml:space="preserve">resistant mutants </w:t>
+      </w:r>
+      <w:r>
+        <w:t>t</w:t>
+      </w:r>
+      <w:r>
+        <w:t>he initial appearance</w:t>
+      </w:r>
+      <w:r>
+        <w:t xml:space="preserve"> </w:t>
+      </w:r>
+      <w:r>
+        <w:t>is a chance event</w:t>
+      </w:r>
+      <w:r>
+        <w:t xml:space="preserve"> induced </w:t>
+      </w:r>
+      <w:r>
+        <w:t xml:space="preserve">by mutation or immigration rates and effective population size </w:t>
+      </w:r>
+      <w:r>
+        <w:t>but not</w:t>
+      </w:r>
+      <w:r>
+        <w:t xml:space="preserve"> </w:t>
+      </w:r>
+      <w:r>
+        <w:t xml:space="preserve">because of </w:t>
+      </w:r>
+      <w:r>
+        <w:t>drug</w:t>
+      </w:r>
+      <w:r>
+        <w:t>s</w:t>
+      </w:r>
+      <w:r>
+        <w:t xml:space="preserve">. </w:t>
+      </w:r>
+      <w:r>
+        <w:t xml:space="preserve">The reason we know </w:t>
+      </w:r>
+      <w:r>
+        <w:t>this is that is what is happening is due to a landmark study done</w:t>
+      </w:r>
+      <w:r>
+        <w:t xml:space="preserve"> in </w:t>
+      </w:r>
+      <w:r>
+        <w:t>1943</w:t>
+      </w:r>
+      <w:r>
+        <w:t xml:space="preserve"> known as the </w:t>
+      </w:r>
+      <w:r>
+        <w:t>Luria–Delbrück Experiment</w:t>
+      </w:r>
+      <w:r>
+        <w:t xml:space="preserve"> or a </w:t>
+      </w:r>
+      <w:r>
+        <w:t>fluctuation experiment</w:t>
+      </w:r>
+      <w:r>
+        <w:t xml:space="preserve"> which </w:t>
+      </w:r>
+      <w:r>
+        <w:t xml:space="preserve">is still used today to </w:t>
+      </w:r>
+      <w:r>
+        <w:t xml:space="preserve">detect </w:t>
+      </w:r>
+      <w:r>
+        <w:t xml:space="preserve">and isolate spontaneous mutations in bacteria. </w:t>
+      </w:r>
+      <w:r>
+        <w:t xml:space="preserve">In their original design, </w:t>
+      </w:r>
+      <w:r>
+        <w:t>multiple replicate cultures of E. coli</w:t>
+      </w:r>
+      <w:r>
+        <w:t xml:space="preserve"> were grown </w:t>
+      </w:r>
+      <w:r>
+        <w:t xml:space="preserve">from a very small number of </w:t>
+      </w:r>
+      <w:r>
+        <w:t>colonies</w:t>
+      </w:r>
+      <w:r>
+        <w:t xml:space="preserve"> to </w:t>
+      </w:r>
+      <w:r>
+        <w:t>a large population</w:t>
+      </w:r>
+      <w:r>
+        <w:t xml:space="preserve"> which was then plated onto </w:t>
+      </w:r>
+      <w:r>
+        <w:t xml:space="preserve">a neutrient agar with </w:t>
+      </w:r>
+      <w:r>
+        <w:t>bacteriophage</w:t>
+      </w:r>
+      <w:r>
+        <w:t xml:space="preserve"> acting as the selection</w:t>
+      </w:r>
+      <w:r>
+        <w:t xml:space="preserve"> for the study. </w:t>
+      </w:r>
+      <w:r>
+        <w:t>This</w:t>
+      </w:r>
+      <w:r>
+        <w:t xml:space="preserve"> experiment was designed to </w:t>
+      </w:r>
+      <w:r>
+        <w:t xml:space="preserve">test two </w:t>
+      </w:r>
+      <w:r>
+        <w:t>competing hypotheses</w:t>
+      </w:r>
+      <w:r>
+        <w:t xml:space="preserve"> which was whether </w:t>
+      </w:r>
+      <w:r>
+        <w:t>resistance mutations ar</w:t>
+      </w:r>
+      <w:r>
+        <w:t>ose</w:t>
+      </w:r>
+      <w:r>
+        <w:t xml:space="preserve"> as a response to phage or drug exposure or</w:t>
+      </w:r>
+      <w:r>
+        <w:t xml:space="preserve"> </w:t>
+      </w:r>
+      <w:r>
+        <w:t xml:space="preserve">that </w:t>
+      </w:r>
+      <w:r>
+        <w:t>resistance arises stochastically during growth</w:t>
+      </w:r>
+      <w:r>
+        <w:t xml:space="preserve"> </w:t>
+      </w:r>
+      <w:r>
+        <w:t xml:space="preserve">before the introduction of deterministic </w:t>
+      </w:r>
+      <w:r>
+        <w:t>factors</w:t>
+      </w:r>
+      <w:r>
+        <w:t xml:space="preserve">. </w:t>
+      </w:r>
+      <w:r>
+        <w:t xml:space="preserve">If the first theory was correct </w:t>
+      </w:r>
+      <w:r>
+        <w:t xml:space="preserve">we then expect to see an even distribution of growth on each plate as the bacteria </w:t>
+      </w:r>
+      <w:r>
+        <w:t xml:space="preserve">each developed resistance due to the phage. </w:t>
+      </w:r>
+      <w:r>
+        <w:t xml:space="preserve">If the second theory was correct then we expect to see </w:t>
+      </w:r>
+      <w:r>
+        <w:t xml:space="preserve">high variance between different plates as the </w:t>
+      </w:r>
+      <w:r>
+        <w:t xml:space="preserve">colonies that grew would have stochatcily developed resistance while the colonies that died would have had the opposite result. </w:t>
+      </w:r>
+      <w:r>
+        <w:t xml:space="preserve">Furthermore, two </w:t>
+      </w:r>
+      <w:r>
+        <w:t xml:space="preserve">types of distribution that models for </w:t>
+      </w:r>
+      <w:r>
+        <w:t xml:space="preserve">the emergence of mutations were also being tested. </w:t>
+      </w:r>
+      <w:r>
+        <w:t xml:space="preserve">If the </w:t>
+      </w:r>
+      <w:r>
+        <w:t xml:space="preserve">theory that </w:t>
+      </w:r>
+      <w:r>
+        <w:t xml:space="preserve">resistance directed </w:t>
+      </w:r>
+      <w:r>
+        <w:t>to antibiotic exposure</w:t>
+      </w:r>
+      <w:r>
+        <w:t xml:space="preserve"> was </w:t>
+      </w:r>
+      <w:r>
+        <w:t>correct,</w:t>
+      </w:r>
+      <w:r>
+        <w:t xml:space="preserve"> we would see a </w:t>
+      </w:r>
+      <w:r>
+        <w:t>Poisson distribution</w:t>
+      </w:r>
+      <w:r>
+        <w:t xml:space="preserve"> </w:t>
+      </w:r>
+      <w:r>
+        <w:t>with the emerging resistant mutants</w:t>
+      </w:r>
+      <w:r>
+        <w:t xml:space="preserve"> </w:t>
+      </w:r>
+      <w:r>
+        <w:t xml:space="preserve">because each bacterium </w:t>
+      </w:r>
+      <w:r>
+        <w:t xml:space="preserve">would </w:t>
+      </w:r>
+      <w:r>
+        <w:t>independently become resistant upon phage exposure</w:t>
+      </w:r>
+      <w:r>
+        <w:t>.</w:t>
+      </w:r>
+      <w:r>
+        <w:t xml:space="preserve"> </w:t>
+      </w:r>
+      <w:r>
+        <w:t xml:space="preserve">On the other hand, </w:t>
+      </w:r>
+      <w:r>
+        <w:t xml:space="preserve">if </w:t>
+      </w:r>
+      <w:r>
+        <w:t>resistance mutation were stochastic then we would expect to see</w:t>
+      </w:r>
+      <w:r>
+        <w:t xml:space="preserve"> a </w:t>
+      </w:r>
+      <w:r>
+        <w:t>skewed distribution</w:t>
+      </w:r>
+      <w:r>
+        <w:t xml:space="preserve"> of </w:t>
+      </w:r>
+      <w:r>
+        <w:t>resistant mutants that arose early in the population</w:t>
+      </w:r>
+      <w:r>
+        <w:t xml:space="preserve"> </w:t>
+      </w:r>
+      <w:r>
+        <w:t>which is also know as a jackpot distribution.</w:t>
+      </w:r>
+      <w:r>
+        <w:t xml:space="preserve"> </w:t>
+      </w:r>
+      <w:r>
+        <w:t xml:space="preserve">Luria and Delbrück's </w:t>
+      </w:r>
+      <w:r>
+        <w:t xml:space="preserve">result </w:t>
+      </w:r>
+      <w:r>
+        <w:t>showed</w:t>
+      </w:r>
+      <w:r>
+        <w:t xml:space="preserve"> </w:t>
+      </w:r>
+      <w:r>
+        <w:t xml:space="preserve">high variance in </w:t>
+      </w:r>
+      <w:r>
+        <w:t xml:space="preserve">CFU between plates </w:t>
+      </w:r>
+      <w:r>
+        <w:t xml:space="preserve">far beyond the Poisson distribution </w:t>
+      </w:r>
+      <w:r>
+        <w:t xml:space="preserve">thus conclusively cementing </w:t>
+      </w:r>
+      <w:r>
+        <w:t xml:space="preserve">the theory that mutations are stochastic and </w:t>
+      </w:r>
+      <w:r>
+        <w:t xml:space="preserve">jackpot mutations can appear and take over a population. </w:t>
+      </w:r>
+    </w:p>
+    <w:p/>
+    <w:p>
+      <w:pPr>
+        <w:rPr>
+          <w:b/>
+          <w:bCs/>
+        </w:rPr>
+      </w:pPr>
+      <w:r>
+        <w:rPr>
+          <w:b/>
+          <w:bCs/>
+        </w:rPr>
+        <w:t xml:space="preserve">Add a paragraph </w:t>
+      </w:r>
+      <w:r>
+        <w:rPr>
+          <w:b/>
+          <w:bCs/>
+        </w:rPr>
+        <w:t xml:space="preserve">that argues against this </w:t>
+      </w:r>
+    </w:p>
+    <w:p>
+      <w:pPr>
+        <w:rPr>
+          <w:b/>
+          <w:bCs/>
+        </w:rPr>
+      </w:pPr>
+      <w:r>
+        <w:rPr>
+          <w:b/>
+          <w:bCs/>
+        </w:rPr>
+        <w:t xml:space="preserve">Add paragraph that says we need to be cautious </w:t>
       </w:r>
     </w:p>
     <w:p/>
@@ -3035,15 +3008,69 @@
     <w:p/>
     <w:p>
       <w:pPr>
-        <w:pStyle w:val="ListParagraph"/>
-        <w:numPr>
-          <w:ilvl w:val="0"/>
-          <w:numId w:val="10"/>
-        </w:numPr>
+        <w:rPr>
+          <w:b/>
+          <w:bCs/>
+        </w:rPr>
       </w:pPr>
       <w:r>
-        <w:t xml:space="preserve">Intro </w:t>
-      </w:r>
+        <w:rPr>
+          <w:b/>
+          <w:bCs/>
+        </w:rPr>
+        <w:lastRenderedPageBreak/>
+        <w:t>Establishment</w:t>
+      </w:r>
+      <w:r>
+        <w:rPr>
+          <w:b/>
+          <w:bCs/>
+        </w:rPr>
+        <w:t>:</w:t>
+      </w:r>
+      <w:r>
+        <w:rPr>
+          <w:b/>
+          <w:bCs/>
+        </w:rPr>
+        <w:t xml:space="preserve"> (helen and mclean papers)</w:t>
+      </w:r>
+    </w:p>
+    <w:p/>
+    <w:p>
+      <w:pPr>
+        <w:rPr>
+          <w:b/>
+          <w:bCs/>
+        </w:rPr>
+      </w:pPr>
+      <w:r>
+        <w:rPr>
+          <w:b/>
+          <w:bCs/>
+        </w:rPr>
+        <w:t>Link literature to what I am doing and fill in the knowledge</w:t>
+      </w:r>
+      <w:r>
+        <w:rPr>
+          <w:b/>
+          <w:bCs/>
+        </w:rPr>
+        <w:t xml:space="preserve"> (emergence vs establishment) (</w:t>
+      </w:r>
+      <w:r>
+        <w:rPr>
+          <w:b/>
+          <w:bCs/>
+        </w:rPr>
+        <w:t>why do we see this uneven distribution)</w:t>
+      </w:r>
+    </w:p>
+    <w:p/>
+    <w:p>
+      <w:pPr>
+        <w:ind w:left="360"/>
+      </w:pPr>
     </w:p>
     <w:p>
       <w:pPr>
@@ -3054,7 +3081,7 @@
         </w:numPr>
       </w:pPr>
       <w:r>
-        <w:t xml:space="preserve">Emergence -stochastic </w:t>
+        <w:t xml:space="preserve">Intro </w:t>
       </w:r>
     </w:p>
     <w:p>
@@ -3066,7 +3093,7 @@
         </w:numPr>
       </w:pPr>
       <w:r>
-        <w:t xml:space="preserve">Establishment -stochastic </w:t>
+        <w:t xml:space="preserve">Emergence -stochastic </w:t>
       </w:r>
     </w:p>
     <w:p>
@@ -3078,7 +3105,7 @@
         </w:numPr>
       </w:pPr>
       <w:r>
-        <w:t xml:space="preserve">Selection – deterministic </w:t>
+        <w:t xml:space="preserve">Establishment -stochastic </w:t>
       </w:r>
     </w:p>
     <w:p>
@@ -3090,23 +3117,19 @@
         </w:numPr>
       </w:pPr>
       <w:r>
-        <w:t xml:space="preserve">Luria </w:t>
-      </w:r>
-      <w:proofErr w:type="spellStart"/>
-      <w:r>
-        <w:t>debuk</w:t>
-      </w:r>
-      <w:proofErr w:type="spellEnd"/>
-      <w:r>
-        <w:t xml:space="preserve"> (</w:t>
-      </w:r>
-      <w:proofErr w:type="spellStart"/>
-      <w:r>
-        <w:t>poisson</w:t>
-      </w:r>
-      <w:proofErr w:type="spellEnd"/>
-      <w:r>
-        <w:t>, jackpot)</w:t>
+        <w:t xml:space="preserve">Selection – deterministic </w:t>
+      </w:r>
+    </w:p>
+    <w:p>
+      <w:pPr>
+        <w:pStyle w:val="ListParagraph"/>
+        <w:numPr>
+          <w:ilvl w:val="0"/>
+          <w:numId w:val="10"/>
+        </w:numPr>
+      </w:pPr>
+      <w:r>
+        <w:t>Luria debuk (poisson, jackpot)</w:t>
       </w:r>
     </w:p>
     <w:p>
@@ -3153,14 +3176,17 @@
       </w:pPr>
     </w:p>
     <w:p>
-      <w:r>
-        <w:t xml:space="preserve">Not feasible to look at the whole picture but break it down </w:t>
-      </w:r>
-      <w:proofErr w:type="spellStart"/>
-      <w:r>
-        <w:t>cla</w:t>
-      </w:r>
-      <w:proofErr w:type="spellEnd"/>
+      <w:pPr>
+        <w:rPr>
+          <w:b/>
+          <w:bCs/>
+        </w:rPr>
+      </w:pPr>
+    </w:p>
+    <w:p>
+      <w:r>
+        <w:t>Not feasible to look at the whole picture but break it down cla</w:t>
+      </w:r>
     </w:p>
     <w:p>
       <w:pPr>
@@ -3234,6 +3260,7 @@
           <w:b/>
           <w:bCs/>
         </w:rPr>
+        <w:lastRenderedPageBreak/>
         <w:t>Selection:</w:t>
       </w:r>
     </w:p>
@@ -3325,23 +3352,7 @@
     <w:p/>
     <w:p>
       <w:r>
-        <w:t xml:space="preserve">I am plating on </w:t>
-      </w:r>
-      <w:proofErr w:type="spellStart"/>
-      <w:r>
-        <w:t>rif</w:t>
-      </w:r>
-      <w:proofErr w:type="spellEnd"/>
-      <w:r>
-        <w:t xml:space="preserve"> and non </w:t>
-      </w:r>
-      <w:proofErr w:type="spellStart"/>
-      <w:r>
-        <w:t>rif</w:t>
-      </w:r>
-      <w:proofErr w:type="spellEnd"/>
-      <w:r>
-        <w:t xml:space="preserve"> plates </w:t>
+        <w:t xml:space="preserve">I am plating on rif and non rif plates </w:t>
       </w:r>
     </w:p>
     <w:p>
@@ -3351,29 +3362,12 @@
     </w:p>
     <w:p>
       <w:r>
-        <w:lastRenderedPageBreak/>
-        <w:t xml:space="preserve">Non </w:t>
-      </w:r>
-      <w:proofErr w:type="spellStart"/>
-      <w:r>
-        <w:t>rif</w:t>
-      </w:r>
-      <w:proofErr w:type="spellEnd"/>
-      <w:r>
-        <w:t xml:space="preserve"> plates test for establishment </w:t>
+        <w:t xml:space="preserve">Non rif plates test for establishment </w:t>
       </w:r>
     </w:p>
     <w:p>
       <w:r>
-        <w:t xml:space="preserve">How stochastic establishment and mortality affects evolutionary trajectory of RIF resistant </w:t>
-      </w:r>
-      <w:proofErr w:type="spellStart"/>
-      <w:r>
-        <w:t>rpoB</w:t>
-      </w:r>
-      <w:proofErr w:type="spellEnd"/>
-      <w:r>
-        <w:t xml:space="preserve"> E. coli </w:t>
+        <w:t xml:space="preserve">How stochastic establishment and mortality affects evolutionary trajectory of RIF resistant rpoB E. coli </w:t>
       </w:r>
     </w:p>
     <w:p>
@@ -3506,23 +3500,7 @@
           <w:b/>
           <w:bCs/>
         </w:rPr>
-        <w:t xml:space="preserve">We see uneven distribution in mutation rate and we assume </w:t>
-      </w:r>
-      <w:proofErr w:type="spellStart"/>
-      <w:r>
-        <w:rPr>
-          <w:b/>
-          <w:bCs/>
-        </w:rPr>
-        <w:t>its</w:t>
-      </w:r>
-      <w:proofErr w:type="spellEnd"/>
-      <w:r>
-        <w:rPr>
-          <w:b/>
-          <w:bCs/>
-        </w:rPr>
-        <w:t xml:space="preserve"> due to stochastic </w:t>
+        <w:t xml:space="preserve">We see uneven distribution in mutation rate and we assume its due to stochastic </w:t>
       </w:r>
       <w:r>
         <w:rPr>
@@ -3558,23 +3536,7 @@
           <w:b/>
           <w:bCs/>
         </w:rPr>
-        <w:t xml:space="preserve">To test this </w:t>
-      </w:r>
-      <w:proofErr w:type="spellStart"/>
-      <w:r>
-        <w:rPr>
-          <w:b/>
-          <w:bCs/>
-        </w:rPr>
-        <w:t>ill</w:t>
-      </w:r>
-      <w:proofErr w:type="spellEnd"/>
-      <w:r>
-        <w:rPr>
-          <w:b/>
-          <w:bCs/>
-        </w:rPr>
-        <w:t xml:space="preserve"> be doing </w:t>
+        <w:t xml:space="preserve">To test this ill be doing </w:t>
       </w:r>
       <w:r>
         <w:rPr>
@@ -3603,23 +3565,7 @@
           <w:b/>
           <w:bCs/>
         </w:rPr>
-        <w:t xml:space="preserve">M7 </w:t>
-      </w:r>
-      <w:proofErr w:type="spellStart"/>
-      <w:r>
-        <w:rPr>
-          <w:b/>
-          <w:bCs/>
-        </w:rPr>
-        <w:t>establsied</w:t>
-      </w:r>
-      <w:proofErr w:type="spellEnd"/>
-      <w:r>
-        <w:rPr>
-          <w:b/>
-          <w:bCs/>
-        </w:rPr>
-        <w:t xml:space="preserve"> the fast</w:t>
+        <w:t>M7 establsied the fast</w:t>
       </w:r>
       <w:r>
         <w:rPr>
@@ -3677,15 +3623,7 @@
     </w:p>
     <w:p>
       <w:r>
-        <w:t xml:space="preserve">but there is bias during selection and </w:t>
-      </w:r>
-      <w:proofErr w:type="spellStart"/>
-      <w:r>
-        <w:t>establishemnts</w:t>
-      </w:r>
-      <w:proofErr w:type="spellEnd"/>
-      <w:r>
-        <w:t xml:space="preserve"> </w:t>
+        <w:t xml:space="preserve">but there is bias during selection and establishemnts </w:t>
       </w:r>
     </w:p>
     <w:p>
@@ -3743,7 +3681,6 @@
     </w:p>
     <w:p>
       <w:r>
-        <w:lastRenderedPageBreak/>
         <w:t xml:space="preserve">population scale </w:t>
       </w:r>
     </w:p>
@@ -3763,6 +3700,7 @@
         <w:rPr>
           <w:noProof/>
         </w:rPr>
+        <w:lastRenderedPageBreak/>
         <w:drawing>
           <wp:inline distT="0" distB="0" distL="0" distR="0" wp14:anchorId="47F984E6" wp14:editId="11CC436A">
             <wp:extent cx="5731510" cy="3959860"/>
@@ -3820,23 +3758,7 @@
           <w:b/>
           <w:bCs/>
         </w:rPr>
-        <w:t xml:space="preserve">The longer an organism stays in an environment the more </w:t>
-      </w:r>
-      <w:proofErr w:type="spellStart"/>
-      <w:r>
-        <w:rPr>
-          <w:b/>
-          <w:bCs/>
-        </w:rPr>
-        <w:t>specialzed</w:t>
-      </w:r>
-      <w:proofErr w:type="spellEnd"/>
-      <w:r>
-        <w:rPr>
-          <w:b/>
-          <w:bCs/>
-        </w:rPr>
-        <w:t xml:space="preserve"> it becomes and vice versa </w:t>
+        <w:t xml:space="preserve">The longer an organism stays in an environment the more specialzed it becomes and vice versa </w:t>
       </w:r>
     </w:p>
     <w:p>
@@ -3879,7 +3801,6 @@
     </w:p>
     <w:p>
       <w:r>
-        <w:lastRenderedPageBreak/>
         <w:t xml:space="preserve">Mutation rate governs how often a mutation </w:t>
       </w:r>
       <w:r>
@@ -3913,17 +3834,16 @@
     </w:p>
     <w:p>
       <w:r>
+        <w:lastRenderedPageBreak/>
         <w:t xml:space="preserve">Critically, even in the absence of competitors, genotypes with positive absolute fitness may fail to establish simply by "bad luck" in survival and reproduction, especially in sub-optimal environmental conditions. </w:t>
       </w:r>
       <w:hyperlink r:id="rId7" w:tgtFrame="_blank" w:history="1">
-        <w:proofErr w:type="spellStart"/>
         <w:r>
           <w:rPr>
             <w:rStyle w:val="Hyperlink"/>
           </w:rPr>
           <w:t>JoVE</w:t>
         </w:r>
-        <w:proofErr w:type="spellEnd"/>
       </w:hyperlink>
     </w:p>
     <w:p>
@@ -3956,14 +3876,12 @@
         <w:t xml:space="preserve">. Both mutational supply and establishment probability affect the repeatability of evolution across replicate populations. Moreover, under severe environmental challenges, adaptation may be time-limited: rapid establishment of adaptive alleles is critical for "evolutionary rescue" — the avoidance of extinction in declining populations. A pathogen population causing an infection declines under antimicrobial treatment, but can rebound if a drug resistance mutation establishes before the infection is cleared. </w:t>
       </w:r>
       <w:hyperlink r:id="rId8" w:tgtFrame="_blank" w:history="1">
-        <w:proofErr w:type="spellStart"/>
         <w:r>
           <w:rPr>
             <w:rStyle w:val="Hyperlink"/>
           </w:rPr>
           <w:t>JoVE</w:t>
         </w:r>
-        <w:proofErr w:type="spellEnd"/>
       </w:hyperlink>
     </w:p>
     <w:p>
@@ -4064,30 +3982,14 @@
         <w:t>s</w:t>
       </w:r>
       <w:r>
-        <w:t xml:space="preserve">. </w:t>
-      </w:r>
-      <w:proofErr w:type="gramStart"/>
-      <w:r>
-        <w:t>So</w:t>
-      </w:r>
-      <w:proofErr w:type="gramEnd"/>
-      <w:r>
-        <w:t xml:space="preserve"> establishment probability is set primarily by the </w:t>
+        <w:t xml:space="preserve">. So establishment probability is set primarily by the </w:t>
       </w:r>
       <w:r>
         <w:rPr>
           <w:b/>
           <w:bCs/>
         </w:rPr>
-        <w:t xml:space="preserve">selective </w:t>
-      </w:r>
-      <w:r>
-        <w:rPr>
-          <w:b/>
-          <w:bCs/>
-        </w:rPr>
-        <w:lastRenderedPageBreak/>
-        <w:t>advantage</w:t>
+        <w:t>selective advantage</w:t>
       </w:r>
       <w:r>
         <w:t xml:space="preserve"> of the mutation — how much faster the mutant grows compared to the ancestral background — not by how frequently the mutation arises. </w:t>
@@ -4105,7 +4007,6 @@
       <w:r>
         <w:t xml:space="preserve">This means two </w:t>
       </w:r>
-      <w:proofErr w:type="spellStart"/>
       <w:r>
         <w:rPr>
           <w:i/>
@@ -4113,7 +4014,6 @@
         </w:rPr>
         <w:t>rpoB</w:t>
       </w:r>
-      <w:proofErr w:type="spellEnd"/>
       <w:r>
         <w:t xml:space="preserve"> mutations arising at identical rates could have radically different establishment probabilities if their fitness costs differ. A mutation like H526Y (high RIF resistance, low fitness cost) will establish far more readily than one with severe transcriptional impairment.</w:t>
       </w:r>
@@ -4135,17 +4035,16 @@
     </w:p>
     <w:p>
       <w:r>
+        <w:lastRenderedPageBreak/>
         <w:t xml:space="preserve">Conventional growth rate or competition assays are not sufficient to predict establishment probability. The same net population growth can be attained by a strain with either high or low absolute rates of division and death, but a strain with higher mortality is less likely to establish. Generally, establishment is sensitive to absolute rates of division and death, not just their difference. </w:t>
       </w:r>
       <w:hyperlink r:id="rId12" w:tgtFrame="_blank" w:history="1">
-        <w:proofErr w:type="spellStart"/>
         <w:r>
           <w:rPr>
             <w:rStyle w:val="Hyperlink"/>
           </w:rPr>
           <w:t>JoVE</w:t>
         </w:r>
-        <w:proofErr w:type="spellEnd"/>
       </w:hyperlink>
     </w:p>
     <w:p>
@@ -4187,23 +4086,7 @@
     </w:p>
     <w:p>
       <w:r>
-        <w:t>Mutation rate (</w:t>
-      </w:r>
-      <w:proofErr w:type="gramStart"/>
-      <w:r>
-        <w:t xml:space="preserve">μ)   </w:t>
-      </w:r>
-      <w:proofErr w:type="gramEnd"/>
-      <w:r>
-        <w:t xml:space="preserve">       ×          Establishment probability (</w:t>
-      </w:r>
-      <w:proofErr w:type="spellStart"/>
-      <w:r>
-        <w:t>p_est</w:t>
-      </w:r>
-      <w:proofErr w:type="spellEnd"/>
-      <w:r>
-        <w:t>)</w:t>
+        <w:t>Mutation rate (μ)          ×          Establishment probability (p_est)</w:t>
       </w:r>
     </w:p>
     <w:p>
@@ -4300,7 +4183,6 @@
           <w:b/>
           <w:bCs/>
         </w:rPr>
-        <w:lastRenderedPageBreak/>
         <w:t xml:space="preserve">Selection vs establishment </w:t>
       </w:r>
       <w:r>
@@ -4354,21 +4236,12 @@
         </w:rPr>
         <w:t xml:space="preserve">some </w:t>
       </w:r>
-      <w:proofErr w:type="spellStart"/>
       <w:r>
         <w:rPr>
           <w:b/>
           <w:bCs/>
         </w:rPr>
-        <w:t>rpoB</w:t>
-      </w:r>
-      <w:proofErr w:type="spellEnd"/>
-      <w:r>
-        <w:rPr>
-          <w:b/>
-          <w:bCs/>
-        </w:rPr>
-        <w:t xml:space="preserve"> mutations </w:t>
+        <w:t xml:space="preserve">rpoB mutations </w:t>
       </w:r>
       <w:r>
         <w:rPr>
@@ -4389,15 +4262,7 @@
           <w:b/>
           <w:bCs/>
         </w:rPr>
-        <w:t xml:space="preserve">select and establish </w:t>
-      </w:r>
-      <w:proofErr w:type="gramStart"/>
-      <w:r>
-        <w:rPr>
-          <w:b/>
-          <w:bCs/>
-        </w:rPr>
-        <w:t xml:space="preserve">than </w:t>
+        <w:t xml:space="preserve">select and establish than </w:t>
       </w:r>
       <w:r>
         <w:rPr>
@@ -4411,15 +4276,7 @@
           <w:b/>
           <w:bCs/>
         </w:rPr>
-        <w:t>others</w:t>
-      </w:r>
-      <w:proofErr w:type="gramEnd"/>
-      <w:r>
-        <w:rPr>
-          <w:b/>
-          <w:bCs/>
-        </w:rPr>
-        <w:t xml:space="preserve"> more rare ones</w:t>
+        <w:t>others more rare ones</w:t>
       </w:r>
       <w:r>
         <w:rPr>
@@ -4689,92 +4546,22 @@
     <w:p/>
     <w:p>
       <w:r>
-        <w:t xml:space="preserve">Evolution can become predictable in very </w:t>
-      </w:r>
-      <w:proofErr w:type="spellStart"/>
-      <w:r>
-        <w:t>strigent</w:t>
-      </w:r>
-      <w:proofErr w:type="spellEnd"/>
-      <w:r>
-        <w:t xml:space="preserve"> </w:t>
-      </w:r>
-      <w:proofErr w:type="spellStart"/>
-      <w:r>
-        <w:t>cercusmtances</w:t>
-      </w:r>
-      <w:proofErr w:type="spellEnd"/>
-      <w:r>
-        <w:t xml:space="preserve"> like in the presence of RIF we are guaranteed to see </w:t>
-      </w:r>
-      <w:proofErr w:type="spellStart"/>
-      <w:r>
-        <w:t>rpoB</w:t>
-      </w:r>
-      <w:proofErr w:type="spellEnd"/>
-      <w:r>
-        <w:t xml:space="preserve"> mutations. </w:t>
+        <w:t xml:space="preserve">Evolution can become predictable in very strigent cercusmtances like in the presence of RIF we are guaranteed to see rpoB mutations. </w:t>
       </w:r>
     </w:p>
     <w:p>
-      <w:proofErr w:type="gramStart"/>
-      <w:r>
-        <w:t>However</w:t>
-      </w:r>
-      <w:proofErr w:type="gramEnd"/>
-      <w:r>
-        <w:t xml:space="preserve"> there are many </w:t>
-      </w:r>
-      <w:proofErr w:type="spellStart"/>
-      <w:r>
-        <w:t>rpoB</w:t>
-      </w:r>
-      <w:proofErr w:type="spellEnd"/>
-      <w:r>
-        <w:t xml:space="preserve"> mutations and now we want to know why in E. coli we see certain </w:t>
-      </w:r>
-      <w:proofErr w:type="spellStart"/>
-      <w:r>
-        <w:t>rpoB</w:t>
-      </w:r>
-      <w:proofErr w:type="spellEnd"/>
-      <w:r>
-        <w:t xml:space="preserve"> mutations more than others??</w:t>
+      <w:r>
+        <w:t>However there are many rpoB mutations and now we want to know why in E. coli we see certain rpoB mutations more than others??</w:t>
       </w:r>
     </w:p>
     <w:p>
       <w:r>
-        <w:lastRenderedPageBreak/>
         <w:t xml:space="preserve">We noticed this first due to mutation rate so we see some mutations much more frequently than others </w:t>
       </w:r>
     </w:p>
     <w:p>
       <w:r>
-        <w:t xml:space="preserve">Hopefully when </w:t>
-      </w:r>
-      <w:proofErr w:type="spellStart"/>
-      <w:r>
-        <w:t>rif</w:t>
-      </w:r>
-      <w:proofErr w:type="spellEnd"/>
-      <w:r>
-        <w:t xml:space="preserve"> is used on </w:t>
-      </w:r>
-      <w:proofErr w:type="gramStart"/>
-      <w:r>
-        <w:t>E.coli</w:t>
-      </w:r>
-      <w:proofErr w:type="gramEnd"/>
-      <w:r>
-        <w:t xml:space="preserve"> we can predict </w:t>
-      </w:r>
-      <w:proofErr w:type="spellStart"/>
-      <w:r>
-        <w:t>rpoB</w:t>
-      </w:r>
-      <w:proofErr w:type="spellEnd"/>
-      <w:r>
-        <w:t xml:space="preserve"> mutations will occur and we can know exactly which ones </w:t>
+        <w:t xml:space="preserve">Hopefully when rif is used on E.coli we can predict rpoB mutations will occur and we can know exactly which ones </w:t>
       </w:r>
     </w:p>
     <w:p>
@@ -4784,27 +4571,12 @@
     </w:p>
     <w:p>
       <w:r>
-        <w:t xml:space="preserve">Does LB matter in </w:t>
-      </w:r>
-      <w:proofErr w:type="spellStart"/>
-      <w:r>
-        <w:t>rif</w:t>
-      </w:r>
-      <w:proofErr w:type="spellEnd"/>
-      <w:r>
-        <w:t xml:space="preserve"> plates because </w:t>
-      </w:r>
-      <w:proofErr w:type="spellStart"/>
-      <w:r>
-        <w:t>rif</w:t>
-      </w:r>
-      <w:proofErr w:type="spellEnd"/>
-      <w:r>
-        <w:t xml:space="preserve"> is the main character </w:t>
+        <w:t xml:space="preserve">Does LB matter in rif plates because rif is the main character </w:t>
       </w:r>
     </w:p>
     <w:p>
       <w:r>
+        <w:lastRenderedPageBreak/>
         <w:t xml:space="preserve">Same strain in the same environment same time but we see a preference for certain mutations </w:t>
       </w:r>
     </w:p>
@@ -4820,39 +4592,26 @@
       <w:r>
         <w:t xml:space="preserve">From both clinical and laboratory data we can see that certain </w:t>
       </w:r>
-      <w:proofErr w:type="spellStart"/>
-      <w:r>
-        <w:t>rpoB</w:t>
-      </w:r>
-      <w:proofErr w:type="spellEnd"/>
+      <w:r>
+        <w:t xml:space="preserve">rpoB </w:t>
+      </w:r>
+      <w:r>
+        <w:t xml:space="preserve">mutations are favoured by </w:t>
+      </w:r>
+      <w:r>
+        <w:t xml:space="preserve">bacteria when exposed to a stressor like RIF. </w:t>
+      </w:r>
       <w:r>
         <w:t xml:space="preserve"> </w:t>
       </w:r>
       <w:r>
-        <w:t xml:space="preserve">mutations are favoured by </w:t>
-      </w:r>
-      <w:r>
-        <w:t xml:space="preserve">bacteria when exposed to a stressor like RIF. </w:t>
-      </w:r>
-      <w:r>
-        <w:t xml:space="preserve"> </w:t>
-      </w:r>
-      <w:r>
         <w:t xml:space="preserve">It was originally theorised that </w:t>
       </w:r>
       <w:r>
         <w:t xml:space="preserve">mutations arise stochastically </w:t>
       </w:r>
       <w:r>
-        <w:t xml:space="preserve">(why). </w:t>
-      </w:r>
-      <w:proofErr w:type="gramStart"/>
-      <w:r>
-        <w:t>However</w:t>
-      </w:r>
-      <w:proofErr w:type="gramEnd"/>
-      <w:r>
-        <w:t xml:space="preserve"> after looking at our lab results and results from other papers </w:t>
+        <w:t xml:space="preserve">(why). However after looking at our lab results and results from other papers </w:t>
       </w:r>
       <w:r>
         <w:t xml:space="preserve">we see that it is not the case. Certain mutations like the S531L in clinical TB and </w:t>
@@ -4870,15 +4629,7 @@
         <w:t>evolution</w:t>
       </w:r>
       <w:r>
-        <w:t xml:space="preserve"> of </w:t>
-      </w:r>
-      <w:proofErr w:type="spellStart"/>
-      <w:r>
-        <w:t>rpoB</w:t>
-      </w:r>
-      <w:proofErr w:type="spellEnd"/>
-      <w:r>
-        <w:t xml:space="preserve"> mutations and if we can find the patter could it help with the predictably of evolution? </w:t>
+        <w:t xml:space="preserve"> of rpoB mutations and if we can find the patter could it help with the predictably of evolution? </w:t>
       </w:r>
       <w:r>
         <w:t xml:space="preserve"> </w:t>
@@ -4968,15 +4719,7 @@
     </w:p>
     <w:p>
       <w:r>
-        <w:t xml:space="preserve">How does environmental factors like temperature and media richness affect the growth of my RIF resistant </w:t>
-      </w:r>
-      <w:proofErr w:type="spellStart"/>
-      <w:r>
-        <w:t>rpoB</w:t>
-      </w:r>
-      <w:proofErr w:type="spellEnd"/>
-      <w:r>
-        <w:t xml:space="preserve"> mutations. </w:t>
+        <w:t xml:space="preserve">How does environmental factors like temperature and media richness affect the growth of my RIF resistant rpoB mutations. </w:t>
       </w:r>
     </w:p>
     <w:p>
@@ -5017,22 +4760,10 @@
         <w:t xml:space="preserve">the aim for the first chapter was to investigate </w:t>
       </w:r>
       <w:r>
-        <w:t xml:space="preserve">whether temperature will influence fitness in E. coli </w:t>
-      </w:r>
-      <w:proofErr w:type="spellStart"/>
-      <w:r>
-        <w:t>rpoB</w:t>
-      </w:r>
-      <w:proofErr w:type="spellEnd"/>
-      <w:r>
-        <w:t xml:space="preserve"> mutations</w:t>
-      </w:r>
-      <w:r>
-        <w:t xml:space="preserve">. Therefor the intended </w:t>
-      </w:r>
-      <w:r>
-        <w:lastRenderedPageBreak/>
-        <w:t xml:space="preserve">approach </w:t>
+        <w:t>whether temperature will influence fitness in E. coli rpoB mutations</w:t>
+      </w:r>
+      <w:r>
+        <w:t xml:space="preserve">. Therefor the intended approach </w:t>
       </w:r>
       <w:r>
         <w:t xml:space="preserve">is to create a comprehensive data set on a wide range of temperature </w:t>
@@ -5043,51 +4774,25 @@
     </w:p>
     <w:p>
       <w:r>
-        <w:t xml:space="preserve">For </w:t>
-      </w:r>
-      <w:proofErr w:type="gramStart"/>
-      <w:r>
-        <w:t>now</w:t>
-      </w:r>
-      <w:proofErr w:type="gramEnd"/>
-      <w:r>
-        <w:t xml:space="preserve"> ou</w:t>
+        <w:t>For now ou</w:t>
       </w:r>
       <w:r>
         <w:t>r</w:t>
       </w:r>
       <w:r>
-        <w:t xml:space="preserve"> lab has isolated 28 unique E. coli </w:t>
-      </w:r>
-      <w:proofErr w:type="spellStart"/>
-      <w:r>
-        <w:t>rpoB</w:t>
-      </w:r>
-      <w:proofErr w:type="spellEnd"/>
-      <w:r>
-        <w:t xml:space="preserve"> mutant</w:t>
+        <w:t xml:space="preserve"> lab has isolated 28 unique E. coli rpoB mutant</w:t>
       </w:r>
       <w:r>
         <w:t xml:space="preserve">s therefor </w:t>
       </w:r>
       <w:r>
-        <w:t xml:space="preserve">in order </w:t>
-      </w:r>
-      <w:proofErr w:type="gramStart"/>
-      <w:r>
-        <w:t xml:space="preserve">to </w:t>
+        <w:t xml:space="preserve">in order to </w:t>
       </w:r>
       <w:r>
         <w:t xml:space="preserve"> </w:t>
       </w:r>
-      <w:proofErr w:type="spellStart"/>
-      <w:r>
-        <w:t>beable</w:t>
-      </w:r>
-      <w:proofErr w:type="spellEnd"/>
-      <w:proofErr w:type="gramEnd"/>
-      <w:r>
-        <w:t xml:space="preserve"> to test for all of them we </w:t>
+      <w:r>
+        <w:t xml:space="preserve">beable to test for all of them we </w:t>
       </w:r>
       <w:r>
         <w:t>decided</w:t>
@@ -5114,21 +4819,17 @@
         <w:t>e then decided to split the plate in 2 halves</w:t>
       </w:r>
       <w:r>
-        <w:t xml:space="preserve"> with the top three </w:t>
-      </w:r>
-      <w:proofErr w:type="spellStart"/>
-      <w:r>
-        <w:t>rows’s</w:t>
-      </w:r>
-      <w:proofErr w:type="spellEnd"/>
-      <w:r>
-        <w:t xml:space="preserve"> media </w:t>
+        <w:t xml:space="preserve"> with the top three rows’s media </w:t>
       </w:r>
       <w:r>
         <w:t xml:space="preserve">being M9 glucose while the bottom three rows will be LB. </w:t>
       </w:r>
       <w:r>
-        <w:t xml:space="preserve">This leaves me 30 wells for each media which perfectly </w:t>
+        <w:t xml:space="preserve">This leaves me </w:t>
+      </w:r>
+      <w:r>
+        <w:lastRenderedPageBreak/>
+        <w:t xml:space="preserve">30 wells for each media which perfectly </w:t>
       </w:r>
       <w:r>
         <w:t xml:space="preserve">accommodates for our 28 mutations along with the wild type and another well to act as the blank. </w:t>
@@ -5137,23 +4838,7 @@
         <w:t xml:space="preserve">Therefor the idea is that </w:t>
       </w:r>
       <w:r>
-        <w:t xml:space="preserve">we will </w:t>
-      </w:r>
-      <w:proofErr w:type="spellStart"/>
-      <w:r>
-        <w:t>beable</w:t>
-      </w:r>
-      <w:proofErr w:type="spellEnd"/>
-      <w:r>
-        <w:t xml:space="preserve"> to test the fitness effects of our 28 </w:t>
-      </w:r>
-      <w:proofErr w:type="spellStart"/>
-      <w:r>
-        <w:t>rpoB</w:t>
-      </w:r>
-      <w:proofErr w:type="spellEnd"/>
-      <w:r>
-        <w:t xml:space="preserve"> mutations </w:t>
+        <w:t xml:space="preserve">we will beable to test the fitness effects of our 28 rpoB mutations </w:t>
       </w:r>
       <w:r>
         <w:t xml:space="preserve">and the wild type twice across two different media types under one temperature. </w:t>
@@ -5161,15 +4846,7 @@
     </w:p>
     <w:p>
       <w:r>
-        <w:t xml:space="preserve">The experiment will two folds. </w:t>
-      </w:r>
-      <w:proofErr w:type="gramStart"/>
-      <w:r>
-        <w:t>First</w:t>
-      </w:r>
-      <w:proofErr w:type="gramEnd"/>
-      <w:r>
-        <w:t xml:space="preserve"> I will create the ONC by first </w:t>
+        <w:t xml:space="preserve">The experiment will two folds. First I will create the ONC by first </w:t>
       </w:r>
       <w:r>
         <w:t xml:space="preserve">setting up the 96well plate in the format I have discussed above. Then I will inoculate each well with the corresponding </w:t>
@@ -5187,66 +4864,10 @@
         <w:t xml:space="preserve">in a plate reader for 22 hours. We decided on 22 hours as an appropriate incubation time </w:t>
       </w:r>
       <w:r>
-        <w:t xml:space="preserve">for both </w:t>
-      </w:r>
-      <w:proofErr w:type="spellStart"/>
-      <w:r>
-        <w:t>logestic</w:t>
-      </w:r>
-      <w:proofErr w:type="spellEnd"/>
-      <w:r>
-        <w:t xml:space="preserve"> and </w:t>
-      </w:r>
-      <w:proofErr w:type="spellStart"/>
-      <w:r>
-        <w:t>biolgocial</w:t>
-      </w:r>
-      <w:proofErr w:type="spellEnd"/>
-      <w:r>
-        <w:t xml:space="preserve"> reasons. Normally E. coil has an </w:t>
-      </w:r>
-      <w:proofErr w:type="gramStart"/>
-      <w:r>
-        <w:t>18 hour</w:t>
-      </w:r>
-      <w:proofErr w:type="gramEnd"/>
-      <w:r>
-        <w:t xml:space="preserve"> growth period however since I am dealing with </w:t>
-      </w:r>
-      <w:proofErr w:type="gramStart"/>
-      <w:r>
-        <w:t>mutants</w:t>
-      </w:r>
-      <w:proofErr w:type="gramEnd"/>
-      <w:r>
-        <w:t xml:space="preserve"> we decided it was </w:t>
-      </w:r>
-      <w:proofErr w:type="spellStart"/>
-      <w:r>
-        <w:t>approatie</w:t>
-      </w:r>
-      <w:proofErr w:type="spellEnd"/>
-      <w:r>
-        <w:t xml:space="preserve"> to give it more growth time. </w:t>
-      </w:r>
-      <w:r>
-        <w:t xml:space="preserve">As for logistics 22 hours gives me time </w:t>
-      </w:r>
-      <w:proofErr w:type="spellStart"/>
-      <w:r>
-        <w:t>inbetween</w:t>
-      </w:r>
-      <w:proofErr w:type="spellEnd"/>
-      <w:r>
-        <w:t xml:space="preserve"> to inoculate and prepare each plate and keep the </w:t>
-      </w:r>
-      <w:proofErr w:type="spellStart"/>
-      <w:r>
-        <w:t>expeiemnt</w:t>
-      </w:r>
-      <w:proofErr w:type="spellEnd"/>
-      <w:r>
-        <w:t xml:space="preserve"> consistent. </w:t>
+        <w:t xml:space="preserve">for both logestic and biolgocial reasons. Normally E. coil has an 18 hour growth period however since I am dealing with mutants we decided it was approatie to give it more growth time. </w:t>
+      </w:r>
+      <w:r>
+        <w:t xml:space="preserve">As for logistics 22 hours gives me time inbetween to inoculate and prepare each plate and keep the expeiemnt consistent. </w:t>
       </w:r>
     </w:p>
     <w:p>
@@ -5254,15 +4875,7 @@
         <w:t xml:space="preserve">After the ONC has finished incubating </w:t>
       </w:r>
       <w:r>
-        <w:t xml:space="preserve">I then set up an identical plate and using a </w:t>
-      </w:r>
-      <w:proofErr w:type="spellStart"/>
-      <w:r>
-        <w:t>multi channel</w:t>
-      </w:r>
-      <w:proofErr w:type="spellEnd"/>
-      <w:r>
-        <w:t xml:space="preserve"> pipette transfer the ONC into </w:t>
+        <w:t xml:space="preserve">I then set up an identical plate and using a multi channel pipette transfer the ONC into </w:t>
       </w:r>
       <w:r>
         <w:t xml:space="preserve">the new plate and then </w:t>
@@ -5374,7 +4987,6 @@
           <w:b/>
           <w:bCs/>
         </w:rPr>
-        <w:lastRenderedPageBreak/>
         <w:t xml:space="preserve">Mutant List </w:t>
       </w:r>
     </w:p>
@@ -5420,21 +5032,12 @@
                 <w:bCs/>
               </w:rPr>
             </w:pPr>
-            <w:proofErr w:type="spellStart"/>
             <w:r>
               <w:rPr>
                 <w:b/>
                 <w:bCs/>
               </w:rPr>
-              <w:t>rpoB</w:t>
-            </w:r>
-            <w:proofErr w:type="spellEnd"/>
-            <w:r>
-              <w:rPr>
-                <w:b/>
-                <w:bCs/>
-              </w:rPr>
-              <w:t xml:space="preserve"> amino acid change </w:t>
+              <w:t xml:space="preserve">rpoB amino acid change </w:t>
             </w:r>
           </w:p>
         </w:tc>
@@ -5816,6 +5419,7 @@
                 <w:lang w:eastAsia="en-AU"/>
                 <w14:ligatures w14:val="none"/>
               </w:rPr>
+              <w:lastRenderedPageBreak/>
               <w:t>M5</w:t>
             </w:r>
           </w:p>
@@ -7454,15 +7058,7 @@
         <w:t xml:space="preserve">This </w:t>
       </w:r>
       <w:r>
-        <w:t xml:space="preserve">is the list of E. coli RIF </w:t>
-      </w:r>
-      <w:proofErr w:type="spellStart"/>
-      <w:r>
-        <w:t>rpoB</w:t>
-      </w:r>
-      <w:proofErr w:type="spellEnd"/>
-      <w:r>
-        <w:t xml:space="preserve"> mutations isolated in our lab. </w:t>
+        <w:t xml:space="preserve">is the list of E. coli RIF rpoB mutations isolated in our lab. </w:t>
       </w:r>
       <w:r>
         <w:t xml:space="preserve">There is 29 in total accounting for the wild type. For ease of </w:t>
@@ -7474,15 +7070,7 @@
         <w:t>with the M standing for mutant</w:t>
       </w:r>
       <w:r>
-        <w:t xml:space="preserve">. The corresponding mutations that each number refers to can also be seen on the </w:t>
-      </w:r>
-      <w:proofErr w:type="gramStart"/>
-      <w:r>
-        <w:t>right hand</w:t>
-      </w:r>
-      <w:proofErr w:type="gramEnd"/>
-      <w:r>
-        <w:t xml:space="preserve"> side. </w:t>
+        <w:t xml:space="preserve">. The corresponding mutations that each number refers to can also be seen on the right hand side. </w:t>
       </w:r>
     </w:p>
     <w:p/>
@@ -7491,7 +7079,6 @@
     <w:p/>
     <w:p>
       <w:r>
-        <w:lastRenderedPageBreak/>
         <w:t xml:space="preserve">Plate design </w:t>
       </w:r>
     </w:p>
@@ -7500,6 +7087,7 @@
         <w:rPr>
           <w:noProof/>
         </w:rPr>
+        <w:lastRenderedPageBreak/>
         <w:drawing>
           <wp:inline distT="0" distB="0" distL="0" distR="0" wp14:anchorId="49480D82" wp14:editId="771C3BE9">
             <wp:extent cx="3648075" cy="3202271"/>
@@ -11740,7 +11328,6 @@
                 <w:lang w:eastAsia="en-AU"/>
                 <w14:ligatures w14:val="none"/>
               </w:rPr>
-              <w:lastRenderedPageBreak/>
               <w:t>TUESDAY</w:t>
             </w:r>
           </w:p>
@@ -12529,6 +12116,7 @@
                 <w:lang w:eastAsia="en-AU"/>
                 <w14:ligatures w14:val="none"/>
               </w:rPr>
+              <w:lastRenderedPageBreak/>
               <w:t>Assay 1</w:t>
             </w:r>
           </w:p>
@@ -26894,7 +26482,6 @@
           <w:b/>
           <w:bCs/>
         </w:rPr>
-        <w:lastRenderedPageBreak/>
         <w:t>Chapter 2:</w:t>
       </w:r>
     </w:p>
@@ -26910,6 +26497,7 @@
           <w:b/>
           <w:bCs/>
         </w:rPr>
+        <w:lastRenderedPageBreak/>
         <w:t xml:space="preserve">Pouring plates </w:t>
       </w:r>
     </w:p>
@@ -31702,15 +31290,7 @@
     </w:p>
     <w:p>
       <w:r>
-        <w:t xml:space="preserve">we saw growth in 48c ONC but no growth in 48 experiment which means the cumulative stress of the </w:t>
-      </w:r>
-      <w:proofErr w:type="spellStart"/>
-      <w:r>
-        <w:t>forst</w:t>
-      </w:r>
-      <w:proofErr w:type="spellEnd"/>
-      <w:r>
-        <w:t xml:space="preserve"> 22h of ONC killed them and I was pipetting dead cells during the experiment </w:t>
+        <w:t xml:space="preserve">we saw growth in 48c ONC but no growth in 48 experiment which means the cumulative stress of the forst 22h of ONC killed them and I was pipetting dead cells during the experiment </w:t>
       </w:r>
     </w:p>
     <w:p>
@@ -31752,36 +31332,12 @@
     </w:p>
     <w:p>
       <w:r>
-        <w:t xml:space="preserve">We see E. coli </w:t>
-      </w:r>
-      <w:proofErr w:type="spellStart"/>
-      <w:r>
-        <w:t>rpoB</w:t>
-      </w:r>
-      <w:proofErr w:type="spellEnd"/>
-      <w:r>
-        <w:t xml:space="preserve"> mutants growing in lethal 45c heat why can they still grow?</w:t>
+        <w:t>We see E. coli rpoB mutants growing in lethal 45c heat why can they still grow?</w:t>
       </w:r>
     </w:p>
     <w:p>
       <w:r>
-        <w:t xml:space="preserve">Could mutating the </w:t>
-      </w:r>
-      <w:proofErr w:type="spellStart"/>
-      <w:r>
-        <w:t>rpoB</w:t>
-      </w:r>
-      <w:proofErr w:type="spellEnd"/>
-      <w:r>
-        <w:t xml:space="preserve"> gene also changed the </w:t>
-      </w:r>
-      <w:proofErr w:type="spellStart"/>
-      <w:r>
-        <w:t>rpoH</w:t>
-      </w:r>
-      <w:proofErr w:type="spellEnd"/>
-      <w:r>
-        <w:t xml:space="preserve"> gene? Pleiotropy?</w:t>
+        <w:t>Could mutating the rpoB gene also changed the rpoH gene? Pleiotropy?</w:t>
       </w:r>
       <w:r>
         <w:t xml:space="preserve"> Did we do WGS?)</w:t>
@@ -31789,15 +31345,7 @@
     </w:p>
     <w:p>
       <w:r>
-        <w:t xml:space="preserve">We see some growth in m9 from ONC experiment at 45c but there is no </w:t>
-      </w:r>
-      <w:proofErr w:type="gramStart"/>
-      <w:r>
-        <w:t>growth  during</w:t>
-      </w:r>
-      <w:proofErr w:type="gramEnd"/>
-      <w:r>
-        <w:t xml:space="preserve"> the actual experiment </w:t>
+        <w:t xml:space="preserve">We see some growth in m9 from ONC experiment at 45c but there is no growth  during the actual experiment </w:t>
       </w:r>
     </w:p>
     <w:p>

--- a/Writing/Lit review.docx
+++ b/Writing/Lit review.docx
@@ -18,28 +18,18 @@
         <w:pStyle w:val="Heading1"/>
       </w:pPr>
       <w:r>
-        <w:t xml:space="preserve">(rpoB mutations </w:t>
+        <w:t>(</w:t>
+      </w:r>
+      <w:proofErr w:type="spellStart"/>
+      <w:r>
+        <w:t>rpoB</w:t>
+      </w:r>
+      <w:proofErr w:type="spellEnd"/>
+      <w:r>
+        <w:t xml:space="preserve"> mutations </w:t>
       </w:r>
       <w:r>
         <w:t>can be deleterious to bacteria at high temperatures but some are not and helps it retain its fitness)</w:t>
-      </w:r>
-    </w:p>
-    <w:p>
-      <w:r>
-        <w:t>Fitness observations:</w:t>
-      </w:r>
-    </w:p>
-    <w:p>
-      <w:r>
-        <w:t xml:space="preserve">WT grows better if not the same as the mutations </w:t>
-      </w:r>
-    </w:p>
-    <w:p>
-      <w:r>
-        <w:t>Some mutations grow worse (could be due to other factors and not temperature)</w:t>
-      </w:r>
-      <w:r>
-        <w:br/>
       </w:r>
     </w:p>
     <w:p/>
@@ -55,115 +45,7 @@
           <w:b/>
           <w:bCs/>
         </w:rPr>
-        <w:t xml:space="preserve">Introduction: </w:t>
-      </w:r>
-      <w:r>
-        <w:rPr>
-          <w:b/>
-          <w:bCs/>
-        </w:rPr>
-        <w:t>(add chapter 2 section)</w:t>
-      </w:r>
-    </w:p>
-    <w:p>
-      <w:r>
-        <w:t xml:space="preserve">Antibiotic resistance (AR) has become such an issue due to overuse and misuse that we are considered to be in a crisis (Ventola, 2015). Just in 2024 alone there were 1.23 million deaths related to Mycobacterium tuberculosis (TB) with approximately 390,000 people developing the MDR/RR-TB resistant strain (World Health Organization, 2024). This issue has developed further to affecting the environment as </w:t>
-      </w:r>
-      <w:r>
-        <w:t>misuse</w:t>
-      </w:r>
-      <w:r>
-        <w:t xml:space="preserve"> in agriculture </w:t>
-      </w:r>
-      <w:r>
-        <w:t>particularly</w:t>
-      </w:r>
-      <w:r>
-        <w:t xml:space="preserve"> on farms has caused large amounts </w:t>
-      </w:r>
-      <w:r>
-        <w:t>antibiotic</w:t>
-      </w:r>
-      <w:r>
-        <w:t xml:space="preserve"> to be released into the surrounding environment (Andersson and Hughes, 2014). Originally, it has been postulated that it was possible to effectively control AR through limited use, as resistant bacteria should be out competed by its more fit wild type counterpart in the absence of drugs. The theory was resistance genes while hugely </w:t>
-      </w:r>
-      <w:r>
-        <w:t>beneficial</w:t>
-      </w:r>
-      <w:r>
-        <w:t xml:space="preserve"> to the microbe's survival in the presence of drugs generally confer a fitness cost that is often detrimental to the host's survival once drug use has ceased (Melnyk, 2014). </w:t>
-      </w:r>
-      <w:r>
-        <w:t>However,</w:t>
-      </w:r>
-      <w:r>
-        <w:t xml:space="preserve"> this theory has now been largely discarded as resistant bacteria strains over time have evolved many ways of adaptation like Horizontal gene transfer, epistasis and </w:t>
-      </w:r>
-      <w:r>
-        <w:t>pleiotropy</w:t>
-      </w:r>
-      <w:r>
-        <w:t xml:space="preserve"> to not only </w:t>
-      </w:r>
-      <w:r>
-        <w:t>persist</w:t>
-      </w:r>
-      <w:r>
-        <w:t xml:space="preserve"> in the </w:t>
-      </w:r>
-      <w:r>
-        <w:t>population</w:t>
-      </w:r>
-      <w:r>
-        <w:t xml:space="preserve"> but also sometime become more fit than susceptible strains.</w:t>
-      </w:r>
-      <w:r>
-        <w:t xml:space="preserve"> While most studies examine the effect antibiotic has on susceptible bacteria and how bacteria </w:t>
-      </w:r>
-      <w:r>
-        <w:t>develop</w:t>
-      </w:r>
-      <w:r>
-        <w:t xml:space="preserve"> resistance to it the reality of this issue is far more complicated. As mentioned above not just </w:t>
-      </w:r>
-      <w:r>
-        <w:t>antibiotics</w:t>
-      </w:r>
-      <w:r>
-        <w:t xml:space="preserve">, a </w:t>
-      </w:r>
-      <w:r>
-        <w:t>myriad</w:t>
-      </w:r>
-      <w:r>
-        <w:t xml:space="preserve"> of other </w:t>
-      </w:r>
-      <w:r>
-        <w:t>factors</w:t>
-      </w:r>
-      <w:r>
-        <w:t xml:space="preserve"> like </w:t>
-      </w:r>
-      <w:r>
-        <w:t>ph.</w:t>
-      </w:r>
-      <w:r>
-        <w:t xml:space="preserve">, temperature and resource levels can affect this interaction. Therefor for this study I will </w:t>
-      </w:r>
-      <w:r>
-        <w:t xml:space="preserve">be mainly looking the </w:t>
-      </w:r>
-      <w:r>
-        <w:t>importance</w:t>
-      </w:r>
-      <w:r>
-        <w:t xml:space="preserve"> of temperature along with media to see how these pervasive factors change the dynamics of the fitness effects of </w:t>
-      </w:r>
-      <w:r>
-        <w:t>antibiotic</w:t>
-      </w:r>
-      <w:r>
-        <w:t xml:space="preserve"> mutation. </w:t>
+        <w:t xml:space="preserve">abstract </w:t>
       </w:r>
     </w:p>
     <w:p>
@@ -178,61 +60,596 @@
           <w:b/>
           <w:bCs/>
         </w:rPr>
-        <w:t xml:space="preserve">E. coli, RIF and rpoB: </w:t>
+        <w:t xml:space="preserve">antibiotic resistance </w:t>
       </w:r>
     </w:p>
     <w:p>
-      <w:r>
+      <w:pPr>
+        <w:rPr>
+          <w:b/>
+          <w:bCs/>
+        </w:rPr>
+      </w:pPr>
+      <w:r>
+        <w:rPr>
+          <w:b/>
+          <w:bCs/>
+        </w:rPr>
+        <w:t xml:space="preserve">RIF and </w:t>
+      </w:r>
+      <w:proofErr w:type="spellStart"/>
+      <w:r>
+        <w:rPr>
+          <w:b/>
+          <w:bCs/>
+        </w:rPr>
+        <w:t>rpoB</w:t>
+      </w:r>
+      <w:proofErr w:type="spellEnd"/>
+      <w:r>
+        <w:rPr>
+          <w:b/>
+          <w:bCs/>
+        </w:rPr>
+        <w:t xml:space="preserve"> </w:t>
+      </w:r>
+    </w:p>
+    <w:p>
+      <w:pPr>
+        <w:rPr>
+          <w:b/>
+          <w:bCs/>
+        </w:rPr>
+      </w:pPr>
+      <w:proofErr w:type="spellStart"/>
+      <w:r>
+        <w:rPr>
+          <w:b/>
+          <w:bCs/>
+        </w:rPr>
+        <w:t>pleitropy</w:t>
+      </w:r>
+      <w:proofErr w:type="spellEnd"/>
+      <w:r>
+        <w:rPr>
+          <w:b/>
+          <w:bCs/>
+        </w:rPr>
+        <w:t xml:space="preserve"> and fitness </w:t>
+      </w:r>
+    </w:p>
+    <w:p>
+      <w:pPr>
+        <w:rPr>
+          <w:b/>
+          <w:bCs/>
+        </w:rPr>
+      </w:pPr>
+    </w:p>
+    <w:p>
+      <w:pPr>
+        <w:rPr>
+          <w:b/>
+          <w:bCs/>
+        </w:rPr>
+      </w:pPr>
+      <w:r>
+        <w:rPr>
+          <w:b/>
+          <w:bCs/>
+        </w:rPr>
+        <w:t xml:space="preserve">intro </w:t>
+      </w:r>
+    </w:p>
+    <w:p>
+      <w:pPr>
+        <w:rPr>
+          <w:b/>
+          <w:bCs/>
+        </w:rPr>
+      </w:pPr>
+      <w:r>
+        <w:rPr>
+          <w:b/>
+          <w:bCs/>
+        </w:rPr>
+        <w:t xml:space="preserve">heat </w:t>
+      </w:r>
+    </w:p>
+    <w:p>
+      <w:pPr>
+        <w:rPr>
+          <w:b/>
+          <w:bCs/>
+        </w:rPr>
+      </w:pPr>
+      <w:r>
+        <w:rPr>
+          <w:b/>
+          <w:bCs/>
+        </w:rPr>
+        <w:t xml:space="preserve">cold </w:t>
+      </w:r>
+    </w:p>
+    <w:p>
+      <w:pPr>
+        <w:rPr>
+          <w:b/>
+          <w:bCs/>
+        </w:rPr>
+      </w:pPr>
+      <w:r>
+        <w:rPr>
+          <w:b/>
+          <w:bCs/>
+        </w:rPr>
+        <w:t xml:space="preserve">environmental </w:t>
+      </w:r>
+    </w:p>
+    <w:p>
+      <w:pPr>
+        <w:rPr>
+          <w:b/>
+          <w:bCs/>
+        </w:rPr>
+      </w:pPr>
+      <w:r>
+        <w:rPr>
+          <w:b/>
+          <w:bCs/>
+        </w:rPr>
+        <w:t xml:space="preserve">what we see in other bacteria </w:t>
+      </w:r>
+    </w:p>
+    <w:p>
+      <w:pPr>
+        <w:rPr>
+          <w:b/>
+          <w:bCs/>
+        </w:rPr>
+      </w:pPr>
+      <w:r>
+        <w:rPr>
+          <w:b/>
+          <w:bCs/>
+        </w:rPr>
+        <w:t xml:space="preserve">bring back to what </w:t>
+      </w:r>
+      <w:proofErr w:type="spellStart"/>
+      <w:r>
+        <w:rPr>
+          <w:b/>
+          <w:bCs/>
+        </w:rPr>
+        <w:t>i</w:t>
+      </w:r>
+      <w:proofErr w:type="spellEnd"/>
+      <w:r>
+        <w:rPr>
+          <w:b/>
+          <w:bCs/>
+        </w:rPr>
+        <w:t xml:space="preserve"> am doing </w:t>
+      </w:r>
+    </w:p>
+    <w:p>
+      <w:pPr>
+        <w:rPr>
+          <w:b/>
+          <w:bCs/>
+        </w:rPr>
+      </w:pPr>
+    </w:p>
+    <w:p>
+      <w:pPr>
+        <w:rPr>
+          <w:b/>
+          <w:bCs/>
+        </w:rPr>
+      </w:pPr>
+    </w:p>
+    <w:p>
+      <w:pPr>
+        <w:rPr>
+          <w:b/>
+          <w:bCs/>
+        </w:rPr>
+      </w:pPr>
+      <w:r>
+        <w:rPr>
+          <w:b/>
+          <w:bCs/>
+        </w:rPr>
+        <w:t xml:space="preserve">intro </w:t>
+      </w:r>
+    </w:p>
+    <w:p>
+      <w:pPr>
+        <w:rPr>
+          <w:b/>
+          <w:bCs/>
+        </w:rPr>
+      </w:pPr>
+      <w:r>
+        <w:rPr>
+          <w:b/>
+          <w:bCs/>
+        </w:rPr>
+        <w:t>stochasticity of mutations</w:t>
+      </w:r>
+    </w:p>
+    <w:p>
+      <w:pPr>
+        <w:rPr>
+          <w:b/>
+          <w:bCs/>
+        </w:rPr>
+      </w:pPr>
+      <w:r>
+        <w:rPr>
+          <w:b/>
+          <w:bCs/>
+        </w:rPr>
+        <w:t xml:space="preserve">fluctuation test and emergence </w:t>
+      </w:r>
+    </w:p>
+    <w:p>
+      <w:pPr>
+        <w:rPr>
+          <w:b/>
+          <w:bCs/>
+        </w:rPr>
+      </w:pPr>
+      <w:r>
+        <w:rPr>
+          <w:b/>
+          <w:bCs/>
+        </w:rPr>
+        <w:t xml:space="preserve">establishment and mortality </w:t>
+      </w:r>
+    </w:p>
+    <w:p>
+      <w:pPr>
+        <w:rPr>
+          <w:b/>
+          <w:bCs/>
+        </w:rPr>
+      </w:pPr>
+      <w:r>
+        <w:rPr>
+          <w:b/>
+          <w:bCs/>
+        </w:rPr>
+        <w:t>bias between establishment and emergence</w:t>
+      </w:r>
+    </w:p>
+    <w:p>
+      <w:pPr>
+        <w:rPr>
+          <w:b/>
+          <w:bCs/>
+        </w:rPr>
+      </w:pPr>
+      <w:r>
+        <w:rPr>
+          <w:b/>
+          <w:bCs/>
+        </w:rPr>
+        <w:t>bring it back to what I am doing</w:t>
+      </w:r>
+      <w:r>
+        <w:rPr>
+          <w:b/>
+          <w:bCs/>
+        </w:rPr>
+        <w:t xml:space="preserve"> to make the bias go away </w:t>
+      </w:r>
+    </w:p>
+    <w:p/>
+    <w:p/>
+    <w:p/>
+    <w:p>
+      <w:pPr>
+        <w:rPr>
+          <w:b/>
+          <w:bCs/>
+        </w:rPr>
+      </w:pPr>
+      <w:r>
+        <w:rPr>
+          <w:b/>
+          <w:bCs/>
+        </w:rPr>
+        <w:t xml:space="preserve">Introduction: </w:t>
+      </w:r>
+      <w:r>
+        <w:rPr>
+          <w:b/>
+          <w:bCs/>
+        </w:rPr>
+        <w:t>(add chapter 2 section)</w:t>
+      </w:r>
+    </w:p>
+    <w:p>
+      <w:r>
+        <w:t xml:space="preserve">Antibiotic resistance (AR) has become such an issue due to overuse and misuse that we are considered to be in a crisis (Ventola, 2015). Just in 2024 alone there were 1.23 million deaths related to Mycobacterium tuberculosis (TB) with approximately 390,000 people developing the MDR/RR-TB resistant strain (World Health Organization, 2024). This issue has developed further to affecting the environment as </w:t>
+      </w:r>
+      <w:r>
+        <w:t>misuse</w:t>
+      </w:r>
+      <w:r>
+        <w:t xml:space="preserve"> in agriculture </w:t>
+      </w:r>
+      <w:r>
+        <w:t>particularly</w:t>
+      </w:r>
+      <w:r>
+        <w:t xml:space="preserve"> on farms has caused large amounts </w:t>
+      </w:r>
+      <w:r>
+        <w:t>antibiotic</w:t>
+      </w:r>
+      <w:r>
+        <w:t xml:space="preserve"> to be released into the surrounding environment (Andersson and Hughes, 2014). Originally, it has been postulated that it was possible to effectively control AR through limited use, as resistant bacteria should be out competed by its more fit wild type counterpart in the absence of drugs. The theory was resistance genes while hugely </w:t>
+      </w:r>
+      <w:r>
+        <w:t>beneficial</w:t>
+      </w:r>
+      <w:r>
+        <w:t xml:space="preserve"> to the microbe's survival in the presence of drugs generally confer a fitness cost that is often detrimental to the host's survival once drug use has ceased (Melnyk, 2014). </w:t>
+      </w:r>
+      <w:r>
+        <w:t>However,</w:t>
+      </w:r>
+      <w:r>
+        <w:t xml:space="preserve"> this theory has now been largely discarded as resistant bacteria strains over time have evolved many ways of adaptation like Horizontal gene transfer, epistasis and </w:t>
+      </w:r>
+      <w:r>
+        <w:t>pleiotropy</w:t>
+      </w:r>
+      <w:r>
+        <w:t xml:space="preserve"> to not only </w:t>
+      </w:r>
+      <w:r>
+        <w:t>persist</w:t>
+      </w:r>
+      <w:r>
+        <w:t xml:space="preserve"> in the </w:t>
+      </w:r>
+      <w:r>
+        <w:t>population</w:t>
+      </w:r>
+      <w:r>
+        <w:t xml:space="preserve"> but also sometime become more fit than susceptible strains.</w:t>
+      </w:r>
+      <w:r>
+        <w:t xml:space="preserve"> While most studies examine the effect antibiotic has on susceptible bacteria and how bacteria </w:t>
+      </w:r>
+      <w:r>
+        <w:t>develop</w:t>
+      </w:r>
+      <w:r>
+        <w:t xml:space="preserve"> resistance to it the reality of this issue is far more complicated. As mentioned above not just </w:t>
+      </w:r>
+      <w:r>
+        <w:t>antibiotics</w:t>
+      </w:r>
+      <w:r>
+        <w:t xml:space="preserve">, a </w:t>
+      </w:r>
+      <w:r>
+        <w:t>myriad</w:t>
+      </w:r>
+      <w:r>
+        <w:t xml:space="preserve"> of other </w:t>
+      </w:r>
+      <w:r>
+        <w:t>factors</w:t>
+      </w:r>
+      <w:r>
+        <w:t xml:space="preserve"> like </w:t>
+      </w:r>
+      <w:r>
+        <w:t>ph.</w:t>
+      </w:r>
+      <w:r>
+        <w:t xml:space="preserve">, temperature and resource levels can affect this interaction. Therefor for this study I will </w:t>
+      </w:r>
+      <w:r>
+        <w:t xml:space="preserve">be mainly looking the </w:t>
+      </w:r>
+      <w:r>
+        <w:t>importance</w:t>
+      </w:r>
+      <w:r>
+        <w:t xml:space="preserve"> of temperature along with media to see how these pervasive factors change the dynamics of the fitness effects of </w:t>
+      </w:r>
+      <w:r>
+        <w:t>antibiotic</w:t>
+      </w:r>
+      <w:r>
+        <w:t xml:space="preserve"> mutation. </w:t>
+      </w:r>
+    </w:p>
+    <w:p>
+      <w:pPr>
+        <w:rPr>
+          <w:b/>
+          <w:bCs/>
+        </w:rPr>
+      </w:pPr>
+      <w:r>
+        <w:rPr>
+          <w:b/>
+          <w:bCs/>
+        </w:rPr>
+        <w:t xml:space="preserve">E. coli, RIF and </w:t>
+      </w:r>
+      <w:proofErr w:type="spellStart"/>
+      <w:r>
+        <w:rPr>
+          <w:b/>
+          <w:bCs/>
+        </w:rPr>
+        <w:t>rpoB</w:t>
+      </w:r>
+      <w:proofErr w:type="spellEnd"/>
+      <w:r>
+        <w:rPr>
+          <w:b/>
+          <w:bCs/>
+        </w:rPr>
+        <w:t xml:space="preserve">: </w:t>
+      </w:r>
+    </w:p>
+    <w:p>
+      <w:r>
+        <w:t xml:space="preserve">To </w:t>
+      </w:r>
+      <w:r>
+        <w:t xml:space="preserve">investigate fitness effects and the stochasticity of spontaneous mutations, I will be E. coli with a </w:t>
+      </w:r>
+      <w:proofErr w:type="spellStart"/>
+      <w:r>
+        <w:t>rpoB</w:t>
+      </w:r>
+      <w:proofErr w:type="spellEnd"/>
+      <w:r>
+        <w:t xml:space="preserve"> mutation as my model organism. The </w:t>
+      </w:r>
+      <w:proofErr w:type="spellStart"/>
+      <w:r>
+        <w:t>rpoB</w:t>
+      </w:r>
+      <w:proofErr w:type="spellEnd"/>
+      <w:r>
+        <w:t xml:space="preserve"> mutation induced my RIF is will act as the differentiator. To provide some background, RIF is a </w:t>
+      </w:r>
+      <w:proofErr w:type="gramStart"/>
+      <w:r>
+        <w:t>broad spectrum</w:t>
+      </w:r>
+      <w:proofErr w:type="gramEnd"/>
+      <w:r>
+        <w:t xml:space="preserve"> </w:t>
+      </w:r>
+      <w:r>
+        <w:t>antibiotic</w:t>
+      </w:r>
+      <w:r>
+        <w:t xml:space="preserve"> in </w:t>
+      </w:r>
+      <w:r>
+        <w:t>the annamycin family</w:t>
+      </w:r>
+      <w:r>
+        <w:t xml:space="preserve"> that is used to treat many bacterial infections like Meningococcal Disease</w:t>
+      </w:r>
+      <w:r>
+        <w:t xml:space="preserve">, </w:t>
+      </w:r>
+      <w:r>
+        <w:t>Haemophilus influenzae type B</w:t>
+      </w:r>
+      <w:r>
+        <w:t xml:space="preserve"> and </w:t>
+      </w:r>
+      <w:r>
+        <w:t>Leprosy</w:t>
+      </w:r>
+      <w:r>
+        <w:t xml:space="preserve">. </w:t>
+      </w:r>
+      <w:proofErr w:type="gramStart"/>
+      <w:r>
+        <w:t>However</w:t>
+      </w:r>
+      <w:proofErr w:type="gramEnd"/>
+      <w:r>
+        <w:t xml:space="preserve"> it is most famous form being the first in line drug to treat </w:t>
+      </w:r>
+      <w:r>
+        <w:t>Mycobacterium tuberculosis</w:t>
+      </w:r>
+      <w:r>
+        <w:t>. The drug t</w:t>
+      </w:r>
+      <w:r>
+        <w:t xml:space="preserve">argets the RNA polymerase by binding close to the beta subunit which blocks the elongation of synthesized RNA molecules, thereby leading to premature termination of transcription and ultimately cell death (Campbell et al., 2001). </w:t>
+      </w:r>
+      <w:r>
+        <w:rPr>
+          <w:highlight w:val="yellow"/>
+        </w:rPr>
+        <w:t xml:space="preserve">RIF resistance therefore mainly occurs in the </w:t>
+      </w:r>
+      <w:proofErr w:type="spellStart"/>
+      <w:r>
+        <w:rPr>
+          <w:highlight w:val="yellow"/>
+        </w:rPr>
+        <w:t>rpoB</w:t>
+      </w:r>
+      <w:proofErr w:type="spellEnd"/>
+      <w:r>
+        <w:rPr>
+          <w:highlight w:val="yellow"/>
+        </w:rPr>
+        <w:t xml:space="preserve"> gene which encodes the beta subunit of bacterial RNA polymerase. </w:t>
+      </w:r>
+      <w:proofErr w:type="gramStart"/>
+      <w:r>
+        <w:rPr>
+          <w:highlight w:val="yellow"/>
+        </w:rPr>
+        <w:t>Typically</w:t>
+      </w:r>
+      <w:proofErr w:type="gramEnd"/>
+      <w:r>
+        <w:rPr>
+          <w:highlight w:val="yellow"/>
+        </w:rPr>
+        <w:t xml:space="preserve"> resistance is due to a structural change in the beta sub-unit which renders it impossible for RIF to bind onto the original active site (Munita, et al, 2015). Additionally, it is intriguing that although the </w:t>
+      </w:r>
+      <w:proofErr w:type="spellStart"/>
+      <w:r>
+        <w:rPr>
+          <w:highlight w:val="yellow"/>
+        </w:rPr>
+        <w:t>rpoB</w:t>
+      </w:r>
+      <w:proofErr w:type="spellEnd"/>
+      <w:r>
+        <w:rPr>
+          <w:highlight w:val="yellow"/>
+        </w:rPr>
+        <w:t xml:space="preserve"> gene encodes for 1342 amino acids, previous studies done on Haemophilus influenzae, M. tuberculosis, Neisseria and Streptococcus pneumoniae indicate that resistance mutations only occur at a </w:t>
+      </w:r>
+      <w:r>
+        <w:rPr>
+          <w:highlight w:val="yellow"/>
+        </w:rPr>
         <w:lastRenderedPageBreak/>
-        <w:t xml:space="preserve">To </w:t>
-      </w:r>
-      <w:r>
-        <w:t xml:space="preserve">investigate fitness effects and the stochasticity of spontaneous mutations, I will be E. coli with a rpoB mutation as my model organism. The rpoB mutation induced my RIF is will act as the differentiator. To provide some background, RIF is a broad spectrum </w:t>
-      </w:r>
-      <w:r>
-        <w:t>antibiotic</w:t>
-      </w:r>
-      <w:r>
-        <w:t xml:space="preserve"> in </w:t>
-      </w:r>
-      <w:r>
-        <w:t>the annamycin family</w:t>
-      </w:r>
-      <w:r>
-        <w:t xml:space="preserve"> that is used to treat many bacterial infections like Meningococcal Disease</w:t>
-      </w:r>
-      <w:r>
-        <w:t xml:space="preserve">, </w:t>
-      </w:r>
-      <w:r>
-        <w:t>Haemophilus influenzae type B</w:t>
-      </w:r>
-      <w:r>
-        <w:t xml:space="preserve"> and </w:t>
-      </w:r>
-      <w:r>
-        <w:t>Leprosy</w:t>
-      </w:r>
-      <w:r>
-        <w:t xml:space="preserve">. However it is most famous form being the first in line drug to treat </w:t>
-      </w:r>
-      <w:r>
-        <w:t>Mycobacterium tuberculosis</w:t>
-      </w:r>
-      <w:r>
-        <w:t>. The drug t</w:t>
-      </w:r>
-      <w:r>
-        <w:t xml:space="preserve">argets the RNA polymerase by binding close to the beta subunit which blocks the elongation of synthesized RNA molecules, thereby leading to premature termination of transcription and ultimately cell death (Campbell et al., 2001). </w:t>
-      </w:r>
-      <w:r>
-        <w:rPr>
-          <w:highlight w:val="yellow"/>
-        </w:rPr>
-        <w:t>RIF resistance therefore mainly occurs in the rpoB gene which encodes the beta subunit of bacterial RNA polymerase. Typically resistance is due to a structural change in the beta sub-unit which renders it impossible for RIF to bind onto the original active site (Munita, et al, 2015). Additionally, it is intriguing that although the rpoB gene encodes for 1342 amino acids, previous studies done on Haemophilus influenzae, M. tuberculosis, Neisseria and Streptococcus pneumoniae indicate that resistance mutations only occur at a relatively small set of loci known as the rifampicin resistance-determining region (RRDR) (Goldstein, 2014).</w:t>
-      </w:r>
-      <w:r>
-        <w:t xml:space="preserve"> Through this relationship we have managed to evolve 28 unique E. coli strains each harboring a unique rpoB mutation. Going forward I will be using these mutations to test for fitness effects and the stochasticity. </w:t>
+        <w:t>relatively small set of loci known as the rifampicin resistance-determining region (RRDR) (Goldstein, 2014).</w:t>
+      </w:r>
+      <w:r>
+        <w:t xml:space="preserve"> Through this relationship we have managed to evolve 28 unique E. coli strains each </w:t>
+      </w:r>
+      <w:proofErr w:type="spellStart"/>
+      <w:r>
+        <w:t>harboring</w:t>
+      </w:r>
+      <w:proofErr w:type="spellEnd"/>
+      <w:r>
+        <w:t xml:space="preserve"> a unique </w:t>
+      </w:r>
+      <w:proofErr w:type="spellStart"/>
+      <w:r>
+        <w:t>rpoB</w:t>
+      </w:r>
+      <w:proofErr w:type="spellEnd"/>
+      <w:r>
+        <w:t xml:space="preserve"> mutation. Going forward I will be using these mutations to test for fitness effects and the stochasticity. </w:t>
       </w:r>
     </w:p>
     <w:p/>
@@ -430,17 +847,21 @@
         <w:t xml:space="preserve"> often made too early. This is because </w:t>
       </w:r>
       <w:r>
-        <w:t xml:space="preserve">if we have already labled an effect as a “cost” we are already assuming </w:t>
+        <w:t xml:space="preserve">if we have already </w:t>
+      </w:r>
+      <w:proofErr w:type="spellStart"/>
+      <w:r>
+        <w:t>labled</w:t>
+      </w:r>
+      <w:proofErr w:type="spellEnd"/>
+      <w:r>
+        <w:t xml:space="preserve"> an effect as a “cost” we are already assuming </w:t>
       </w:r>
       <w:r>
         <w:t xml:space="preserve">it is inherently negative </w:t>
       </w:r>
       <w:r>
-        <w:t xml:space="preserve">when in reality this “cost” that we think we </w:t>
-      </w:r>
-      <w:r>
-        <w:lastRenderedPageBreak/>
-        <w:t xml:space="preserve">see </w:t>
+        <w:t xml:space="preserve">when in reality this “cost” that we think we see </w:t>
       </w:r>
       <w:r>
         <w:t xml:space="preserve">in our specific </w:t>
@@ -476,7 +897,15 @@
         <w:t>appropriate</w:t>
       </w:r>
       <w:r>
-        <w:t xml:space="preserve"> and open minded term </w:t>
+        <w:t xml:space="preserve"> and </w:t>
+      </w:r>
+      <w:proofErr w:type="gramStart"/>
+      <w:r>
+        <w:t>open minded</w:t>
+      </w:r>
+      <w:proofErr w:type="gramEnd"/>
+      <w:r>
+        <w:t xml:space="preserve"> term </w:t>
       </w:r>
       <w:r>
         <w:t>as</w:t>
@@ -570,7 +999,11 @@
         <w:t xml:space="preserve">is one of the most ancient and pervasive </w:t>
       </w:r>
       <w:r>
-        <w:t xml:space="preserve">selection pressure organisms on earth has encountered and it has been shaping bacterial physiology before many other stressors like </w:t>
+        <w:t xml:space="preserve">selection pressure organisms on earth has encountered and it has been shaping bacterial physiology before many other stressors </w:t>
+      </w:r>
+      <w:r>
+        <w:lastRenderedPageBreak/>
+        <w:t xml:space="preserve">like </w:t>
       </w:r>
       <w:r>
         <w:t>antibiotics</w:t>
@@ -771,7 +1204,15 @@
         <w:t xml:space="preserve"> </w:t>
       </w:r>
       <w:r>
-        <w:t>(Roncarati and Scarlato, 2017</w:t>
+        <w:t>(</w:t>
+      </w:r>
+      <w:proofErr w:type="spellStart"/>
+      <w:r>
+        <w:t>Roncarati</w:t>
+      </w:r>
+      <w:proofErr w:type="spellEnd"/>
+      <w:r>
+        <w:t xml:space="preserve"> and Scarlato, 2017</w:t>
       </w:r>
       <w:r>
         <w:t xml:space="preserve">). </w:t>
@@ -785,8 +1226,37 @@
       <w:r>
         <w:t xml:space="preserve"> like the </w:t>
       </w:r>
-      <w:r>
-        <w:t xml:space="preserve">DnaK/DnaJ and GroEL/GroES which </w:t>
+      <w:proofErr w:type="spellStart"/>
+      <w:r>
+        <w:t>DnaK</w:t>
+      </w:r>
+      <w:proofErr w:type="spellEnd"/>
+      <w:r>
+        <w:t>/</w:t>
+      </w:r>
+      <w:proofErr w:type="spellStart"/>
+      <w:r>
+        <w:t>DnaJ</w:t>
+      </w:r>
+      <w:proofErr w:type="spellEnd"/>
+      <w:r>
+        <w:t xml:space="preserve"> and </w:t>
+      </w:r>
+      <w:proofErr w:type="spellStart"/>
+      <w:r>
+        <w:t>GroEL</w:t>
+      </w:r>
+      <w:proofErr w:type="spellEnd"/>
+      <w:r>
+        <w:t>/</w:t>
+      </w:r>
+      <w:proofErr w:type="spellStart"/>
+      <w:r>
+        <w:t>GroES</w:t>
+      </w:r>
+      <w:proofErr w:type="spellEnd"/>
+      <w:r>
+        <w:t xml:space="preserve"> which </w:t>
       </w:r>
       <w:r>
         <w:t xml:space="preserve">attempts and tries to </w:t>
@@ -843,11 +1313,7 @@
         <w:t xml:space="preserve"> </w:t>
       </w:r>
       <w:r>
-        <w:t xml:space="preserve">Aside from the </w:t>
-      </w:r>
-      <w:r>
-        <w:lastRenderedPageBreak/>
-        <w:t>general response to heat discussed here</w:t>
+        <w:t>Aside from the general response to heat discussed here</w:t>
       </w:r>
       <w:r>
         <w:t xml:space="preserve">, </w:t>
@@ -913,7 +1379,15 @@
         <w:t xml:space="preserve">It has been observed </w:t>
       </w:r>
       <w:r>
-        <w:t xml:space="preserve">that E.coli’s resistance to </w:t>
+        <w:t xml:space="preserve">that </w:t>
+      </w:r>
+      <w:proofErr w:type="gramStart"/>
+      <w:r>
+        <w:t>E.coli’s</w:t>
+      </w:r>
+      <w:proofErr w:type="gramEnd"/>
+      <w:r>
+        <w:t xml:space="preserve"> resistance to </w:t>
       </w:r>
       <w:r>
         <w:t xml:space="preserve">high temperature not only relies on the common stress response but it also calls upon a group of genes not traditionally used named the </w:t>
@@ -943,7 +1417,15 @@
         <w:t>unison</w:t>
       </w:r>
       <w:r>
-        <w:t xml:space="preserve"> to provide E.coli with a robust tolerance against high temperature</w:t>
+        <w:t xml:space="preserve"> to provide </w:t>
+      </w:r>
+      <w:proofErr w:type="gramStart"/>
+      <w:r>
+        <w:t>E.coli</w:t>
+      </w:r>
+      <w:proofErr w:type="gramEnd"/>
+      <w:r>
+        <w:t xml:space="preserve"> with a robust tolerance against high temperature</w:t>
       </w:r>
       <w:r>
         <w:t xml:space="preserve">. </w:t>
@@ -1013,13 +1495,33 @@
         <w:t>(</w:t>
       </w:r>
       <w:r>
-        <w:t>Barria et al., 2013; Phadtare and Inouye, 2008; Yamanaka, 1999)</w:t>
+        <w:t xml:space="preserve">Barria et al., </w:t>
+      </w:r>
+      <w:r>
+        <w:lastRenderedPageBreak/>
+        <w:t xml:space="preserve">2013; </w:t>
+      </w:r>
+      <w:proofErr w:type="spellStart"/>
+      <w:r>
+        <w:t>Phadtare</w:t>
+      </w:r>
+      <w:proofErr w:type="spellEnd"/>
+      <w:r>
+        <w:t xml:space="preserve"> and Inouye, 2008; Yamanaka, 1999)</w:t>
       </w:r>
       <w:r>
         <w:t xml:space="preserve">. </w:t>
       </w:r>
       <w:r>
-        <w:t>In the case for E.coli under</w:t>
+        <w:t xml:space="preserve">In the case for </w:t>
+      </w:r>
+      <w:proofErr w:type="gramStart"/>
+      <w:r>
+        <w:t>E.coli</w:t>
+      </w:r>
+      <w:proofErr w:type="gramEnd"/>
+      <w:r>
+        <w:t xml:space="preserve"> under</w:t>
       </w:r>
       <w:r>
         <w:t xml:space="preserve"> cold shock, bacterial growth </w:t>
@@ -1046,7 +1548,15 @@
         <w:t xml:space="preserve"> </w:t>
       </w:r>
       <w:r>
-        <w:t>(Phadtare and Inouye, 2008</w:t>
+        <w:t>(</w:t>
+      </w:r>
+      <w:proofErr w:type="spellStart"/>
+      <w:r>
+        <w:t>Phadtare</w:t>
+      </w:r>
+      <w:proofErr w:type="spellEnd"/>
+      <w:r>
+        <w:t xml:space="preserve"> and Inouye, 2008</w:t>
       </w:r>
       <w:r>
         <w:t>)</w:t>
@@ -1055,11 +1565,24 @@
         <w:t>.</w:t>
       </w:r>
       <w:r>
-        <w:t xml:space="preserve"> To combat this RNA chaperones known as the Csps protein seek to “melt” these stabilised structures to make them less ridged. Similarly to the heat shock response e</w:t>
-      </w:r>
-      <w:r>
-        <w:t>nzymes such as RNase R and PNPase</w:t>
-      </w:r>
+        <w:t xml:space="preserve"> To combat this RNA chaperones known as the </w:t>
+      </w:r>
+      <w:proofErr w:type="spellStart"/>
+      <w:r>
+        <w:t>Csps</w:t>
+      </w:r>
+      <w:proofErr w:type="spellEnd"/>
+      <w:r>
+        <w:t xml:space="preserve"> protein seek to “melt” these stabilised structures to make them less ridged. Similarly to the heat shock response e</w:t>
+      </w:r>
+      <w:r>
+        <w:t xml:space="preserve">nzymes such as RNase R and </w:t>
+      </w:r>
+      <w:proofErr w:type="spellStart"/>
+      <w:r>
+        <w:t>PNPase</w:t>
+      </w:r>
+      <w:proofErr w:type="spellEnd"/>
       <w:r>
         <w:t xml:space="preserve"> will also break down RNA that has becomes impossible to repair.</w:t>
       </w:r>
@@ -1283,11 +1806,7 @@
         <w:t xml:space="preserve"> evolutionary</w:t>
       </w:r>
       <w:r>
-        <w:t xml:space="preserve"> </w:t>
-      </w:r>
-      <w:r>
-        <w:lastRenderedPageBreak/>
-        <w:t>response</w:t>
+        <w:t xml:space="preserve"> response</w:t>
       </w:r>
       <w:r>
         <w:t xml:space="preserve"> where local and global temperature changes promote the spread and retention of resistance through long lasting or permanent </w:t>
@@ -1374,7 +1893,15 @@
         <w:t>Glucose and m9</w:t>
       </w:r>
       <w:r>
-        <w:t xml:space="preserve"> and how these 2 media affects fitness effects</w:t>
+        <w:t xml:space="preserve"> and how these 2 media </w:t>
+      </w:r>
+      <w:proofErr w:type="gramStart"/>
+      <w:r>
+        <w:t>affects</w:t>
+      </w:r>
+      <w:proofErr w:type="gramEnd"/>
+      <w:r>
+        <w:t xml:space="preserve"> fitness effects</w:t>
       </w:r>
     </w:p>
     <w:p>
@@ -1413,6 +1940,7 @@
         <w:spacing w:after="80" w:line="300" w:lineRule="auto"/>
       </w:pPr>
       <w:r>
+        <w:lastRenderedPageBreak/>
         <w:t xml:space="preserve">when under heat stress </w:t>
       </w:r>
       <w:r>
@@ -1459,12 +1987,21 @@
           <w:bCs/>
         </w:rPr>
       </w:pPr>
+      <w:proofErr w:type="spellStart"/>
       <w:r>
         <w:rPr>
           <w:b/>
           <w:bCs/>
         </w:rPr>
-        <w:t>rpoB does not provide benefit because WT grew just as well without it??</w:t>
+        <w:t>rpoB</w:t>
+      </w:r>
+      <w:proofErr w:type="spellEnd"/>
+      <w:r>
+        <w:rPr>
+          <w:b/>
+          <w:bCs/>
+        </w:rPr>
+        <w:t xml:space="preserve"> does not provide benefit because WT grew just as well without it??</w:t>
       </w:r>
     </w:p>
     <w:p>
@@ -1480,7 +2017,23 @@
           <w:b/>
           <w:bCs/>
         </w:rPr>
-        <w:t xml:space="preserve">Other side is that we expect that rpoB mutations will be deleterious at a stressful temperature without RIF, but it seems to be fine </w:t>
+        <w:t xml:space="preserve">Other side is that we expect that </w:t>
+      </w:r>
+      <w:proofErr w:type="spellStart"/>
+      <w:r>
+        <w:rPr>
+          <w:b/>
+          <w:bCs/>
+        </w:rPr>
+        <w:t>rpoB</w:t>
+      </w:r>
+      <w:proofErr w:type="spellEnd"/>
+      <w:r>
+        <w:rPr>
+          <w:b/>
+          <w:bCs/>
+        </w:rPr>
+        <w:t xml:space="preserve"> mutations will be deleterious at a stressful temperature without RIF, but it seems to be fine </w:t>
       </w:r>
     </w:p>
     <w:p>
@@ -1491,12 +2044,21 @@
           <w:bCs/>
         </w:rPr>
       </w:pPr>
+      <w:proofErr w:type="gramStart"/>
       <w:r>
         <w:rPr>
           <w:b/>
           <w:bCs/>
         </w:rPr>
-        <w:t xml:space="preserve">So while it does not provide extra benefit it seems to not be a burden on the bacteria </w:t>
+        <w:t>So</w:t>
+      </w:r>
+      <w:proofErr w:type="gramEnd"/>
+      <w:r>
+        <w:rPr>
+          <w:b/>
+          <w:bCs/>
+        </w:rPr>
+        <w:t xml:space="preserve"> while it does not provide extra benefit it seems to not be a burden on the bacteria </w:t>
       </w:r>
     </w:p>
     <w:p>
@@ -1512,7 +2074,23 @@
           <w:b/>
           <w:bCs/>
         </w:rPr>
-        <w:t xml:space="preserve">Seems like rpoB mutations are neither beneficial or deleterious </w:t>
+        <w:t xml:space="preserve">Seems like </w:t>
+      </w:r>
+      <w:proofErr w:type="spellStart"/>
+      <w:r>
+        <w:rPr>
+          <w:b/>
+          <w:bCs/>
+        </w:rPr>
+        <w:t>rpoB</w:t>
+      </w:r>
+      <w:proofErr w:type="spellEnd"/>
+      <w:r>
+        <w:rPr>
+          <w:b/>
+          <w:bCs/>
+        </w:rPr>
+        <w:t xml:space="preserve"> mutations are neither beneficial or deleterious </w:t>
       </w:r>
       <w:r>
         <w:rPr>
@@ -1581,7 +2159,15 @@
         <w:t xml:space="preserve">synthesis of the specific </w:t>
       </w:r>
       <w:r>
-        <w:t xml:space="preserve">fitness effects of rpoB mutations </w:t>
+        <w:t xml:space="preserve">fitness effects of </w:t>
+      </w:r>
+      <w:proofErr w:type="spellStart"/>
+      <w:r>
+        <w:t>rpoB</w:t>
+      </w:r>
+      <w:proofErr w:type="spellEnd"/>
+      <w:r>
+        <w:t xml:space="preserve"> mutations </w:t>
       </w:r>
       <w:r>
         <w:t xml:space="preserve">in </w:t>
@@ -1637,7 +2223,15 @@
         <w:t>What they found was aside from the usual heat resistance mutations that were developed, there were also</w:t>
       </w:r>
       <w:r>
-        <w:t xml:space="preserve"> rpoB mutations conferring </w:t>
+        <w:t xml:space="preserve"> </w:t>
+      </w:r>
+      <w:proofErr w:type="spellStart"/>
+      <w:r>
+        <w:t>rpoB</w:t>
+      </w:r>
+      <w:proofErr w:type="spellEnd"/>
+      <w:r>
+        <w:t xml:space="preserve"> mutations conferring </w:t>
       </w:r>
       <w:r>
         <w:t xml:space="preserve">for </w:t>
@@ -1652,11 +2246,16 @@
         <w:t xml:space="preserve"> </w:t>
       </w:r>
       <w:r>
-        <w:t>antibiotic resistance are not nec</w:t>
+        <w:t xml:space="preserve">antibiotic resistance are not </w:t>
+      </w:r>
+      <w:proofErr w:type="spellStart"/>
+      <w:r>
+        <w:t>nec</w:t>
       </w:r>
       <w:r>
         <w:t>eryilly</w:t>
       </w:r>
+      <w:proofErr w:type="spellEnd"/>
       <w:r>
         <w:t xml:space="preserve"> all costly in the absence of antibiotics</w:t>
       </w:r>
@@ -1670,7 +2269,6 @@
         <w:t xml:space="preserve">d </w:t>
       </w:r>
       <w:r>
-        <w:lastRenderedPageBreak/>
         <w:t>cross</w:t>
       </w:r>
       <w:r>
@@ -1732,7 +2330,23 @@
         <w:t xml:space="preserve">response </w:t>
       </w:r>
       <w:r>
-        <w:t xml:space="preserve">triggered by the rapid accumulation of alarmone (p)ppGpp, in response to nutrient limitation </w:t>
+        <w:t xml:space="preserve">triggered by the rapid accumulation of </w:t>
+      </w:r>
+      <w:proofErr w:type="spellStart"/>
+      <w:r>
+        <w:t>alarmone</w:t>
+      </w:r>
+      <w:proofErr w:type="spellEnd"/>
+      <w:r>
+        <w:t xml:space="preserve"> (p)</w:t>
+      </w:r>
+      <w:proofErr w:type="spellStart"/>
+      <w:r>
+        <w:t>ppGpp</w:t>
+      </w:r>
+      <w:proofErr w:type="spellEnd"/>
+      <w:r>
+        <w:t xml:space="preserve">, in response to nutrient limitation </w:t>
       </w:r>
       <w:r>
         <w:t xml:space="preserve">or </w:t>
@@ -1765,16 +2379,45 @@
         <w:t>.</w:t>
       </w:r>
       <w:r>
-        <w:t xml:space="preserve"> There is hoverver a catch as inorder for the </w:t>
-      </w:r>
-      <w:r>
-        <w:t>(p)ppGpp</w:t>
-      </w:r>
-      <w:r>
-        <w:t xml:space="preserve"> to work it has to </w:t>
-      </w:r>
-      <w:r>
-        <w:t xml:space="preserve"> binds directly to the β-subunit of RNA polymerase</w:t>
+        <w:t xml:space="preserve"> There is </w:t>
+      </w:r>
+      <w:proofErr w:type="spellStart"/>
+      <w:r>
+        <w:t>hoverver</w:t>
+      </w:r>
+      <w:proofErr w:type="spellEnd"/>
+      <w:r>
+        <w:t xml:space="preserve"> a catch as </w:t>
+      </w:r>
+      <w:proofErr w:type="spellStart"/>
+      <w:r>
+        <w:t>inorder</w:t>
+      </w:r>
+      <w:proofErr w:type="spellEnd"/>
+      <w:r>
+        <w:t xml:space="preserve"> for the </w:t>
+      </w:r>
+      <w:r>
+        <w:t>(p)</w:t>
+      </w:r>
+      <w:proofErr w:type="spellStart"/>
+      <w:r>
+        <w:t>ppGpp</w:t>
+      </w:r>
+      <w:proofErr w:type="spellEnd"/>
+      <w:r>
+        <w:t xml:space="preserve"> to work it has </w:t>
+      </w:r>
+      <w:proofErr w:type="gramStart"/>
+      <w:r>
+        <w:t xml:space="preserve">to </w:t>
+      </w:r>
+      <w:r>
+        <w:t xml:space="preserve"> binds</w:t>
+      </w:r>
+      <w:proofErr w:type="gramEnd"/>
+      <w:r>
+        <w:t xml:space="preserve"> directly to the β-subunit of RNA polymerase</w:t>
       </w:r>
       <w:r>
         <w:t xml:space="preserve"> which in our case has mutated. </w:t>
@@ -1785,6 +2428,7 @@
       <w:r>
         <w:t xml:space="preserve"> </w:t>
       </w:r>
+      <w:proofErr w:type="spellStart"/>
       <w:r>
         <w:rPr>
           <w:i/>
@@ -1792,6 +2436,7 @@
         </w:rPr>
         <w:t>rpoB</w:t>
       </w:r>
+      <w:proofErr w:type="spellEnd"/>
       <w:r>
         <w:t xml:space="preserve"> mutation</w:t>
       </w:r>
@@ -1805,8 +2450,13 @@
         <w:t>rpoB58</w:t>
       </w:r>
       <w:r>
-        <w:t xml:space="preserve"> that mimics the stringent state in the absence of (p)ppGpp</w:t>
-      </w:r>
+        <w:t xml:space="preserve"> that mimics the stringent state in the absence of (p)</w:t>
+      </w:r>
+      <w:proofErr w:type="spellStart"/>
+      <w:r>
+        <w:t>ppGpp</w:t>
+      </w:r>
+      <w:proofErr w:type="spellEnd"/>
       <w:r>
         <w:t xml:space="preserve"> effectively </w:t>
       </w:r>
@@ -1838,10 +2488,30 @@
         <w:t>through a two-phase evolution</w:t>
       </w:r>
       <w:r>
-        <w:t xml:space="preserve"> experiment that genetic background also in determining the fitness effects of E. coli with rpoB mutations. In the first phase E. coli were grown at </w:t>
-      </w:r>
-      <w:r>
-        <w:t xml:space="preserve"> 42.2°C, where adaptation </w:t>
+        <w:t xml:space="preserve"> experiment that genetic background also in determining the fitness effects of E. coli </w:t>
+      </w:r>
+      <w:r>
+        <w:lastRenderedPageBreak/>
+        <w:t xml:space="preserve">with </w:t>
+      </w:r>
+      <w:proofErr w:type="spellStart"/>
+      <w:r>
+        <w:t>rpoB</w:t>
+      </w:r>
+      <w:proofErr w:type="spellEnd"/>
+      <w:r>
+        <w:t xml:space="preserve"> mutations. In the first phase E. coli were grown </w:t>
+      </w:r>
+      <w:proofErr w:type="gramStart"/>
+      <w:r>
+        <w:t xml:space="preserve">at </w:t>
+      </w:r>
+      <w:r>
+        <w:t xml:space="preserve"> 42</w:t>
+      </w:r>
+      <w:proofErr w:type="gramEnd"/>
+      <w:r>
+        <w:t xml:space="preserve">.2°C, where adaptation </w:t>
       </w:r>
       <w:r>
         <w:t xml:space="preserve">was </w:t>
@@ -1849,6 +2519,7 @@
       <w:r>
         <w:t xml:space="preserve">primarily through the acquisition of mutations in either </w:t>
       </w:r>
+      <w:proofErr w:type="spellStart"/>
       <w:r>
         <w:rPr>
           <w:i/>
@@ -1856,6 +2527,7 @@
         </w:rPr>
         <w:t>rpoB</w:t>
       </w:r>
+      <w:proofErr w:type="spellEnd"/>
       <w:r>
         <w:t xml:space="preserve"> or </w:t>
       </w:r>
@@ -1867,19 +2539,59 @@
         <w:t>rho</w:t>
       </w:r>
       <w:r>
-        <w:t xml:space="preserve">. These mutants were then subjugated to a second round experiment at </w:t>
+        <w:t xml:space="preserve">. These mutants were then subjugated to a </w:t>
+      </w:r>
+      <w:proofErr w:type="gramStart"/>
+      <w:r>
+        <w:t>second round</w:t>
+      </w:r>
+      <w:proofErr w:type="gramEnd"/>
+      <w:r>
+        <w:t xml:space="preserve"> experiment at </w:t>
       </w:r>
       <w:r>
         <w:t>19.0°C</w:t>
       </w:r>
       <w:r>
-        <w:t xml:space="preserve"> which revelaed that fitness varied significantly based on the ancestor’s genotypes with the variance going as high as </w:t>
+        <w:t xml:space="preserve"> which </w:t>
+      </w:r>
+      <w:proofErr w:type="spellStart"/>
+      <w:r>
+        <w:t>revelaed</w:t>
+      </w:r>
+      <w:proofErr w:type="spellEnd"/>
+      <w:r>
+        <w:t xml:space="preserve"> that fitness varied significantly based on the ancestor’s genotypes with the variance going as high as </w:t>
       </w:r>
       <w:r>
         <w:t>23%</w:t>
       </w:r>
       <w:r>
-        <w:t xml:space="preserve">. Mutations observed in the phase 2 experiemnt also showed a non nandom association with its phase 1 ancestor further indiocation that </w:t>
+        <w:t xml:space="preserve">. Mutations observed in the phase 2 </w:t>
+      </w:r>
+      <w:proofErr w:type="spellStart"/>
+      <w:r>
+        <w:t>experiemnt</w:t>
+      </w:r>
+      <w:proofErr w:type="spellEnd"/>
+      <w:r>
+        <w:t xml:space="preserve"> also showed a non </w:t>
+      </w:r>
+      <w:proofErr w:type="spellStart"/>
+      <w:r>
+        <w:t>nandom</w:t>
+      </w:r>
+      <w:proofErr w:type="spellEnd"/>
+      <w:r>
+        <w:t xml:space="preserve"> association with its phase 1 ancestor further </w:t>
+      </w:r>
+      <w:proofErr w:type="spellStart"/>
+      <w:r>
+        <w:t>indiocation</w:t>
+      </w:r>
+      <w:proofErr w:type="spellEnd"/>
+      <w:r>
+        <w:t xml:space="preserve"> that </w:t>
       </w:r>
       <w:r>
         <w:rPr>
@@ -1897,7 +2609,15 @@
         <w:t xml:space="preserve"> demonstrates that </w:t>
       </w:r>
       <w:r>
-        <w:t xml:space="preserve">E. coil and its rpoB mutations </w:t>
+        <w:t xml:space="preserve">E. coil and its </w:t>
+      </w:r>
+      <w:proofErr w:type="spellStart"/>
+      <w:r>
+        <w:t>rpoB</w:t>
+      </w:r>
+      <w:proofErr w:type="spellEnd"/>
+      <w:r>
+        <w:t xml:space="preserve"> mutations </w:t>
       </w:r>
       <w:r>
         <w:t xml:space="preserve">confer </w:t>
@@ -1906,7 +2626,15 @@
         <w:t xml:space="preserve">more benefits </w:t>
       </w:r>
       <w:r>
-        <w:t xml:space="preserve">than just resistance to RIF. While prior studies have shown the fitness effects of rpoB mutations, </w:t>
+        <w:t xml:space="preserve">than just resistance to RIF. While prior studies have shown the fitness effects of </w:t>
+      </w:r>
+      <w:proofErr w:type="spellStart"/>
+      <w:r>
+        <w:t>rpoB</w:t>
+      </w:r>
+      <w:proofErr w:type="spellEnd"/>
+      <w:r>
+        <w:t xml:space="preserve"> mutations, </w:t>
       </w:r>
       <w:r>
         <w:t xml:space="preserve">they have </w:t>
@@ -1937,7 +2665,15 @@
         <w:t>E. coli</w:t>
       </w:r>
       <w:r>
-        <w:t xml:space="preserve"> rpoB mutations across a wide and continuous temperature spectrum</w:t>
+        <w:t xml:space="preserve"> </w:t>
+      </w:r>
+      <w:proofErr w:type="spellStart"/>
+      <w:r>
+        <w:t>rpoB</w:t>
+      </w:r>
+      <w:proofErr w:type="spellEnd"/>
+      <w:r>
+        <w:t xml:space="preserve"> mutations across a wide and continuous temperature spectrum</w:t>
       </w:r>
       <w:r>
         <w:t xml:space="preserve">. </w:t>
@@ -1998,7 +2734,6 @@
           <w:b/>
           <w:bCs/>
         </w:rPr>
-        <w:lastRenderedPageBreak/>
         <w:t>Other bacteria:</w:t>
       </w:r>
     </w:p>
@@ -2104,11 +2839,24 @@
         <w:t>compensatory mutation conferred a significant fitness advantage at 30°C, was neutral at 37°C, and became costly at 42°C</w:t>
       </w:r>
       <w:r>
-        <w:t>. From this we can see that rpoB mutations can have a wild range of effects. This is further show</w:t>
+        <w:t xml:space="preserve">. From this we can see that </w:t>
+      </w:r>
+      <w:proofErr w:type="spellStart"/>
+      <w:r>
+        <w:t>rpoB</w:t>
+      </w:r>
+      <w:proofErr w:type="spellEnd"/>
+      <w:r>
+        <w:t xml:space="preserve"> mutations can have a wild range of effects. This is further </w:t>
+      </w:r>
+      <w:proofErr w:type="spellStart"/>
+      <w:r>
+        <w:t>show</w:t>
       </w:r>
       <w:r>
         <w:t>m</w:t>
       </w:r>
+      <w:proofErr w:type="spellEnd"/>
       <w:r>
         <w:t xml:space="preserve"> in another study done on </w:t>
       </w:r>
@@ -2118,8 +2866,13 @@
       <w:r>
         <w:t xml:space="preserve"> by </w:t>
       </w:r>
-      <w:r>
-        <w:t xml:space="preserve">Bataillon </w:t>
+      <w:proofErr w:type="spellStart"/>
+      <w:r>
+        <w:t>Bataillon</w:t>
+      </w:r>
+      <w:proofErr w:type="spellEnd"/>
+      <w:r>
+        <w:t xml:space="preserve"> </w:t>
       </w:r>
       <w:r>
         <w:t>et al. (201</w:t>
@@ -2140,7 +2893,11 @@
         <w:t xml:space="preserve">isolated in LB on multiple carbon sources. </w:t>
       </w:r>
       <w:r>
-        <w:t>beneficial mutations carry little cost when transferred to new environments — mutants that performed well in LB generally remained beneficial or neutral across the range of carbon sources tested, with niche breadth similar to the wild type in nearly all cases. Thi</w:t>
+        <w:t xml:space="preserve">beneficial </w:t>
+      </w:r>
+      <w:r>
+        <w:lastRenderedPageBreak/>
+        <w:t>mutations carry little cost when transferred to new environments — mutants that performed well in LB generally remained beneficial or neutral across the range of carbon sources tested, with niche breadth similar to the wild type in nearly all cases. Thi</w:t>
       </w:r>
       <w:r>
         <w:rPr>
@@ -2169,7 +2926,6 @@
           <w:b/>
           <w:bCs/>
         </w:rPr>
-        <w:lastRenderedPageBreak/>
         <w:t>Chapter 2</w:t>
       </w:r>
       <w:r>
@@ -2295,12 +3051,26 @@
         <w:rPr>
           <w:rFonts w:eastAsia="Arial" w:cs="Arial"/>
         </w:rPr>
-        <w:t xml:space="preserve">We hypothise that this can </w:t>
-      </w:r>
+        <w:t xml:space="preserve">We </w:t>
+      </w:r>
+      <w:proofErr w:type="spellStart"/>
       <w:r>
         <w:rPr>
           <w:rFonts w:eastAsia="Arial" w:cs="Arial"/>
         </w:rPr>
+        <w:t>hypothise</w:t>
+      </w:r>
+      <w:proofErr w:type="spellEnd"/>
+      <w:r>
+        <w:rPr>
+          <w:rFonts w:eastAsia="Arial" w:cs="Arial"/>
+        </w:rPr>
+        <w:t xml:space="preserve"> that this can </w:t>
+      </w:r>
+      <w:r>
+        <w:rPr>
+          <w:rFonts w:eastAsia="Arial" w:cs="Arial"/>
+        </w:rPr>
         <w:t>arise at two distinct points in the mutational process</w:t>
       </w:r>
       <w:r>
@@ -2343,12 +3113,54 @@
         <w:rPr>
           <w:rFonts w:eastAsia="Arial" w:cs="Arial"/>
         </w:rPr>
-        <w:t xml:space="preserve">it is most likely a reflection of the jackpot distribution mentioned in the luria debuk expeiremnt where () </w:t>
-      </w:r>
+        <w:t xml:space="preserve">it is most likely a reflection of the jackpot distribution mentioned in the </w:t>
+      </w:r>
+      <w:proofErr w:type="spellStart"/>
       <w:r>
         <w:rPr>
           <w:rFonts w:eastAsia="Arial" w:cs="Arial"/>
         </w:rPr>
+        <w:t>luria</w:t>
+      </w:r>
+      <w:proofErr w:type="spellEnd"/>
+      <w:r>
+        <w:rPr>
+          <w:rFonts w:eastAsia="Arial" w:cs="Arial"/>
+        </w:rPr>
+        <w:t xml:space="preserve"> </w:t>
+      </w:r>
+      <w:proofErr w:type="spellStart"/>
+      <w:r>
+        <w:rPr>
+          <w:rFonts w:eastAsia="Arial" w:cs="Arial"/>
+        </w:rPr>
+        <w:t>debuk</w:t>
+      </w:r>
+      <w:proofErr w:type="spellEnd"/>
+      <w:r>
+        <w:rPr>
+          <w:rFonts w:eastAsia="Arial" w:cs="Arial"/>
+        </w:rPr>
+        <w:t xml:space="preserve"> </w:t>
+      </w:r>
+      <w:proofErr w:type="spellStart"/>
+      <w:r>
+        <w:rPr>
+          <w:rFonts w:eastAsia="Arial" w:cs="Arial"/>
+        </w:rPr>
+        <w:t>expeiremnt</w:t>
+      </w:r>
+      <w:proofErr w:type="spellEnd"/>
+      <w:r>
+        <w:rPr>
+          <w:rFonts w:eastAsia="Arial" w:cs="Arial"/>
+        </w:rPr>
+        <w:t xml:space="preserve"> where () </w:t>
+      </w:r>
+      <w:r>
+        <w:rPr>
+          <w:rFonts w:eastAsia="Arial" w:cs="Arial"/>
+        </w:rPr>
         <w:t xml:space="preserve">where </w:t>
       </w:r>
       <w:r>
@@ -2403,12 +3215,33 @@
         <w:rPr>
           <w:rFonts w:eastAsia="Arial" w:cs="Arial"/>
         </w:rPr>
-        <w:t xml:space="preserve"> this time following a pisson distribution</w:t>
+        <w:t xml:space="preserve"> this </w:t>
       </w:r>
       <w:r>
         <w:rPr>
           <w:rFonts w:eastAsia="Arial" w:cs="Arial"/>
         </w:rPr>
+        <w:lastRenderedPageBreak/>
+        <w:t xml:space="preserve">time following a </w:t>
+      </w:r>
+      <w:proofErr w:type="spellStart"/>
+      <w:r>
+        <w:rPr>
+          <w:rFonts w:eastAsia="Arial" w:cs="Arial"/>
+        </w:rPr>
+        <w:t>pisson</w:t>
+      </w:r>
+      <w:proofErr w:type="spellEnd"/>
+      <w:r>
+        <w:rPr>
+          <w:rFonts w:eastAsia="Arial" w:cs="Arial"/>
+        </w:rPr>
+        <w:t xml:space="preserve"> distribution</w:t>
+      </w:r>
+      <w:r>
+        <w:rPr>
+          <w:rFonts w:eastAsia="Arial" w:cs="Arial"/>
+        </w:rPr>
         <w:t xml:space="preserve"> ()</w:t>
       </w:r>
       <w:r>
@@ -2451,7 +3284,21 @@
         <w:rPr>
           <w:rFonts w:eastAsia="Arial" w:cs="Arial"/>
         </w:rPr>
-        <w:t>To distinguish the process that affect the mutation rate the most I will be conducting an experiment testing for the stochastic establishment of RIF resistant E. coli rpoB mutations we have previously isolated to determine which factor plays the most important role in shaping the mutations that we see. As b</w:t>
+        <w:t xml:space="preserve">To distinguish the process that affect the mutation rate the most I will be conducting an experiment testing for the stochastic establishment of RIF resistant E. coli </w:t>
+      </w:r>
+      <w:proofErr w:type="spellStart"/>
+      <w:r>
+        <w:rPr>
+          <w:rFonts w:eastAsia="Arial" w:cs="Arial"/>
+        </w:rPr>
+        <w:t>rpoB</w:t>
+      </w:r>
+      <w:proofErr w:type="spellEnd"/>
+      <w:r>
+        <w:rPr>
+          <w:rFonts w:eastAsia="Arial" w:cs="Arial"/>
+        </w:rPr>
+        <w:t xml:space="preserve"> mutations we have previously isolated to determine which factor plays the most important role in shaping the mutations that we see. As b</w:t>
       </w:r>
       <w:r>
         <w:rPr>
@@ -2571,7 +3418,6 @@
           <w:b/>
           <w:bCs/>
         </w:rPr>
-        <w:lastRenderedPageBreak/>
         <w:t>E</w:t>
       </w:r>
       <w:r>
@@ -2586,20 +3432,36 @@
           <w:b/>
           <w:bCs/>
         </w:rPr>
-        <w:t xml:space="preserve"> and the Luria deb</w:t>
-      </w:r>
+        <w:t xml:space="preserve"> and the Luria </w:t>
+      </w:r>
+      <w:proofErr w:type="spellStart"/>
       <w:r>
         <w:rPr>
           <w:b/>
           <w:bCs/>
         </w:rPr>
-        <w:t>bruk experiment:</w:t>
+        <w:t>deb</w:t>
       </w:r>
       <w:r>
         <w:rPr>
           <w:b/>
           <w:bCs/>
         </w:rPr>
+        <w:t>bruk</w:t>
+      </w:r>
+      <w:proofErr w:type="spellEnd"/>
+      <w:r>
+        <w:rPr>
+          <w:b/>
+          <w:bCs/>
+        </w:rPr>
+        <w:t xml:space="preserve"> experiment:</w:t>
+      </w:r>
+      <w:r>
+        <w:rPr>
+          <w:b/>
+          <w:bCs/>
+        </w:rPr>
         <w:t xml:space="preserve"> </w:t>
       </w:r>
     </w:p>
@@ -2641,10 +3503,15 @@
         <w:t>(</w:t>
       </w:r>
       <w:r>
-        <w:t>Z</w:t>
-      </w:r>
-      <w:r>
-        <w:t>ur Wiesch et al., 2011)</w:t>
+        <w:t xml:space="preserve">Zur </w:t>
+      </w:r>
+      <w:proofErr w:type="spellStart"/>
+      <w:r>
+        <w:t>Wiesch</w:t>
+      </w:r>
+      <w:proofErr w:type="spellEnd"/>
+      <w:r>
+        <w:t xml:space="preserve"> et al., 2011)</w:t>
       </w:r>
       <w:r>
         <w:t xml:space="preserve">. </w:t>
@@ -2656,7 +3523,15 @@
         <w:t xml:space="preserve"> </w:t>
       </w:r>
       <w:r>
-        <w:t xml:space="preserve">when there is no </w:t>
+        <w:t xml:space="preserve">when there </w:t>
+      </w:r>
+      <w:proofErr w:type="gramStart"/>
+      <w:r>
+        <w:t>is</w:t>
+      </w:r>
+      <w:proofErr w:type="gramEnd"/>
+      <w:r>
+        <w:t xml:space="preserve"> no </w:t>
       </w:r>
       <w:r>
         <w:t xml:space="preserve">resistant mutants </w:t>
@@ -2704,19 +3579,10 @@
         <w:t>this is that is what is happening is due to a landmark study done</w:t>
       </w:r>
       <w:r>
-        <w:t xml:space="preserve"> in </w:t>
-      </w:r>
-      <w:r>
-        <w:t>1943</w:t>
-      </w:r>
-      <w:r>
-        <w:t xml:space="preserve"> known as the </w:t>
-      </w:r>
-      <w:r>
-        <w:t>Luria–Delbrück Experiment</w:t>
-      </w:r>
-      <w:r>
-        <w:t xml:space="preserve"> or a </w:t>
+        <w:t xml:space="preserve"> in 1943 known as the </w:t>
+      </w:r>
+      <w:r>
+        <w:t xml:space="preserve">Luria–Delbrück Experiment or a </w:t>
       </w:r>
       <w:r>
         <w:t>fluctuation experiment</w:t>
@@ -2737,10 +3603,7 @@
         <w:t xml:space="preserve">In their original design, </w:t>
       </w:r>
       <w:r>
-        <w:t>multiple replicate cultures of E. coli</w:t>
-      </w:r>
-      <w:r>
-        <w:t xml:space="preserve"> were grown </w:t>
+        <w:t xml:space="preserve">multiple replicate cultures of E. coli were grown </w:t>
       </w:r>
       <w:r>
         <w:t xml:space="preserve">from a very small number of </w:t>
@@ -2758,13 +3621,18 @@
         <w:t xml:space="preserve"> which was then plated onto </w:t>
       </w:r>
       <w:r>
-        <w:t xml:space="preserve">a neutrient agar with </w:t>
-      </w:r>
-      <w:r>
-        <w:t>bacteriophage</w:t>
-      </w:r>
-      <w:r>
-        <w:t xml:space="preserve"> acting as the selection</w:t>
+        <w:t xml:space="preserve">a </w:t>
+      </w:r>
+      <w:proofErr w:type="spellStart"/>
+      <w:r>
+        <w:t>neutrient</w:t>
+      </w:r>
+      <w:proofErr w:type="spellEnd"/>
+      <w:r>
+        <w:t xml:space="preserve"> agar with </w:t>
+      </w:r>
+      <w:r>
+        <w:t>bacteriophage acting as the selection</w:t>
       </w:r>
       <w:r>
         <w:t xml:space="preserve"> for the study. </w:t>
@@ -2779,12 +3647,10 @@
         <w:t xml:space="preserve">test two </w:t>
       </w:r>
       <w:r>
-        <w:t>competing hypotheses</w:t>
-      </w:r>
-      <w:r>
-        <w:t xml:space="preserve"> which was whether </w:t>
-      </w:r>
-      <w:r>
+        <w:t xml:space="preserve">competing hypotheses which was whether </w:t>
+      </w:r>
+      <w:r>
+        <w:lastRenderedPageBreak/>
         <w:t>resistance mutations ar</w:t>
       </w:r>
       <w:r>
@@ -2815,7 +3681,15 @@
         <w:t xml:space="preserve">. </w:t>
       </w:r>
       <w:r>
-        <w:t xml:space="preserve">If the first theory was correct </w:t>
+        <w:t xml:space="preserve">If the first theory was </w:t>
+      </w:r>
+      <w:proofErr w:type="gramStart"/>
+      <w:r>
+        <w:t>correct</w:t>
+      </w:r>
+      <w:proofErr w:type="gramEnd"/>
+      <w:r>
+        <w:t xml:space="preserve"> </w:t>
       </w:r>
       <w:r>
         <w:t xml:space="preserve">we then expect to see an even distribution of growth on each plate as the bacteria </w:t>
@@ -2830,7 +3704,15 @@
         <w:t xml:space="preserve">high variance between different plates as the </w:t>
       </w:r>
       <w:r>
-        <w:t xml:space="preserve">colonies that grew would have stochatcily developed resistance while the colonies that died would have had the opposite result. </w:t>
+        <w:t xml:space="preserve">colonies that grew would have </w:t>
+      </w:r>
+      <w:proofErr w:type="spellStart"/>
+      <w:r>
+        <w:t>stochatcily</w:t>
+      </w:r>
+      <w:proofErr w:type="spellEnd"/>
+      <w:r>
+        <w:t xml:space="preserve"> developed resistance while the colonies that died would have had the opposite result. </w:t>
       </w:r>
       <w:r>
         <w:t xml:space="preserve">Furthermore, two </w:t>
@@ -2914,22 +3796,21 @@
         <w:t xml:space="preserve"> </w:t>
       </w:r>
       <w:r>
-        <w:t>which is also know as a jackpot distribution.</w:t>
+        <w:t xml:space="preserve">which is also </w:t>
+      </w:r>
+      <w:proofErr w:type="spellStart"/>
+      <w:r>
+        <w:t>know</w:t>
+      </w:r>
+      <w:proofErr w:type="spellEnd"/>
+      <w:r>
+        <w:t xml:space="preserve"> as a jackpot distribution.</w:t>
       </w:r>
       <w:r>
         <w:t xml:space="preserve"> </w:t>
       </w:r>
       <w:r>
-        <w:t xml:space="preserve">Luria and Delbrück's </w:t>
-      </w:r>
-      <w:r>
-        <w:t xml:space="preserve">result </w:t>
-      </w:r>
-      <w:r>
-        <w:t>showed</w:t>
-      </w:r>
-      <w:r>
-        <w:t xml:space="preserve"> </w:t>
+        <w:t xml:space="preserve">Luria and Delbrück's result showed </w:t>
       </w:r>
       <w:r>
         <w:t xml:space="preserve">high variance in </w:t>
@@ -3018,7 +3899,6 @@
           <w:b/>
           <w:bCs/>
         </w:rPr>
-        <w:lastRenderedPageBreak/>
         <w:t>Establishment</w:t>
       </w:r>
       <w:r>
@@ -3033,7 +3913,39 @@
           <w:b/>
           <w:bCs/>
         </w:rPr>
-        <w:t xml:space="preserve"> (helen and mclean papers)</w:t>
+        <w:t xml:space="preserve"> (</w:t>
+      </w:r>
+      <w:proofErr w:type="spellStart"/>
+      <w:r>
+        <w:rPr>
+          <w:b/>
+          <w:bCs/>
+        </w:rPr>
+        <w:t>helen</w:t>
+      </w:r>
+      <w:proofErr w:type="spellEnd"/>
+      <w:r>
+        <w:rPr>
+          <w:b/>
+          <w:bCs/>
+        </w:rPr>
+        <w:t xml:space="preserve"> and </w:t>
+      </w:r>
+      <w:proofErr w:type="spellStart"/>
+      <w:r>
+        <w:rPr>
+          <w:b/>
+          <w:bCs/>
+        </w:rPr>
+        <w:t>mclean</w:t>
+      </w:r>
+      <w:proofErr w:type="spellEnd"/>
+      <w:r>
+        <w:rPr>
+          <w:b/>
+          <w:bCs/>
+        </w:rPr>
+        <w:t xml:space="preserve"> papers)</w:t>
       </w:r>
     </w:p>
     <w:p/>
@@ -3129,7 +4041,23 @@
         </w:numPr>
       </w:pPr>
       <w:r>
-        <w:t>Luria debuk (poisson, jackpot)</w:t>
+        <w:t xml:space="preserve">Luria </w:t>
+      </w:r>
+      <w:proofErr w:type="spellStart"/>
+      <w:r>
+        <w:t>debuk</w:t>
+      </w:r>
+      <w:proofErr w:type="spellEnd"/>
+      <w:r>
+        <w:t xml:space="preserve"> (</w:t>
+      </w:r>
+      <w:proofErr w:type="spellStart"/>
+      <w:r>
+        <w:t>poisson</w:t>
+      </w:r>
+      <w:proofErr w:type="spellEnd"/>
+      <w:r>
+        <w:t>, jackpot)</w:t>
       </w:r>
     </w:p>
     <w:p>
@@ -3185,8 +4113,13 @@
     </w:p>
     <w:p>
       <w:r>
-        <w:t>Not feasible to look at the whole picture but break it down cla</w:t>
-      </w:r>
+        <w:t xml:space="preserve">Not feasible to look at the whole picture but break it down </w:t>
+      </w:r>
+      <w:proofErr w:type="spellStart"/>
+      <w:r>
+        <w:t>cla</w:t>
+      </w:r>
+      <w:proofErr w:type="spellEnd"/>
     </w:p>
     <w:p>
       <w:pPr>
@@ -3260,7 +4193,6 @@
           <w:b/>
           <w:bCs/>
         </w:rPr>
-        <w:lastRenderedPageBreak/>
         <w:t>Selection:</w:t>
       </w:r>
     </w:p>
@@ -3337,6 +4269,7 @@
     <w:p/>
     <w:p>
       <w:r>
+        <w:lastRenderedPageBreak/>
         <w:t xml:space="preserve">I am replicating this experiment this time with </w:t>
       </w:r>
       <w:r>
@@ -3352,7 +4285,23 @@
     <w:p/>
     <w:p>
       <w:r>
-        <w:t xml:space="preserve">I am plating on rif and non rif plates </w:t>
+        <w:t xml:space="preserve">I am plating on </w:t>
+      </w:r>
+      <w:proofErr w:type="spellStart"/>
+      <w:r>
+        <w:t>rif</w:t>
+      </w:r>
+      <w:proofErr w:type="spellEnd"/>
+      <w:r>
+        <w:t xml:space="preserve"> and non </w:t>
+      </w:r>
+      <w:proofErr w:type="spellStart"/>
+      <w:r>
+        <w:t>rif</w:t>
+      </w:r>
+      <w:proofErr w:type="spellEnd"/>
+      <w:r>
+        <w:t xml:space="preserve"> plates </w:t>
       </w:r>
     </w:p>
     <w:p>
@@ -3362,12 +4311,28 @@
     </w:p>
     <w:p>
       <w:r>
-        <w:t xml:space="preserve">Non rif plates test for establishment </w:t>
+        <w:t xml:space="preserve">Non </w:t>
+      </w:r>
+      <w:proofErr w:type="spellStart"/>
+      <w:r>
+        <w:t>rif</w:t>
+      </w:r>
+      <w:proofErr w:type="spellEnd"/>
+      <w:r>
+        <w:t xml:space="preserve"> plates test for establishment </w:t>
       </w:r>
     </w:p>
     <w:p>
       <w:r>
-        <w:t xml:space="preserve">How stochastic establishment and mortality affects evolutionary trajectory of RIF resistant rpoB E. coli </w:t>
+        <w:t xml:space="preserve">How stochastic establishment and mortality affects evolutionary trajectory of RIF resistant </w:t>
+      </w:r>
+      <w:proofErr w:type="spellStart"/>
+      <w:r>
+        <w:t>rpoB</w:t>
+      </w:r>
+      <w:proofErr w:type="spellEnd"/>
+      <w:r>
+        <w:t xml:space="preserve"> E. coli </w:t>
       </w:r>
     </w:p>
     <w:p>
@@ -3500,7 +4465,23 @@
           <w:b/>
           <w:bCs/>
         </w:rPr>
-        <w:t xml:space="preserve">We see uneven distribution in mutation rate and we assume its due to stochastic </w:t>
+        <w:t xml:space="preserve">We see uneven distribution in mutation rate and we assume </w:t>
+      </w:r>
+      <w:proofErr w:type="spellStart"/>
+      <w:r>
+        <w:rPr>
+          <w:b/>
+          <w:bCs/>
+        </w:rPr>
+        <w:t>its</w:t>
+      </w:r>
+      <w:proofErr w:type="spellEnd"/>
+      <w:r>
+        <w:rPr>
+          <w:b/>
+          <w:bCs/>
+        </w:rPr>
+        <w:t xml:space="preserve"> due to stochastic </w:t>
       </w:r>
       <w:r>
         <w:rPr>
@@ -3536,7 +4517,23 @@
           <w:b/>
           <w:bCs/>
         </w:rPr>
-        <w:t xml:space="preserve">To test this ill be doing </w:t>
+        <w:t xml:space="preserve">To test this </w:t>
+      </w:r>
+      <w:proofErr w:type="spellStart"/>
+      <w:r>
+        <w:rPr>
+          <w:b/>
+          <w:bCs/>
+        </w:rPr>
+        <w:t>ill</w:t>
+      </w:r>
+      <w:proofErr w:type="spellEnd"/>
+      <w:r>
+        <w:rPr>
+          <w:b/>
+          <w:bCs/>
+        </w:rPr>
+        <w:t xml:space="preserve"> be doing </w:t>
       </w:r>
       <w:r>
         <w:rPr>
@@ -3565,7 +4562,23 @@
           <w:b/>
           <w:bCs/>
         </w:rPr>
-        <w:t>M7 establsied the fast</w:t>
+        <w:t xml:space="preserve">M7 </w:t>
+      </w:r>
+      <w:proofErr w:type="spellStart"/>
+      <w:r>
+        <w:rPr>
+          <w:b/>
+          <w:bCs/>
+        </w:rPr>
+        <w:t>establsied</w:t>
+      </w:r>
+      <w:proofErr w:type="spellEnd"/>
+      <w:r>
+        <w:rPr>
+          <w:b/>
+          <w:bCs/>
+        </w:rPr>
+        <w:t xml:space="preserve"> the fast</w:t>
       </w:r>
       <w:r>
         <w:rPr>
@@ -3623,7 +4636,15 @@
     </w:p>
     <w:p>
       <w:r>
-        <w:t xml:space="preserve">but there is bias during selection and establishemnts </w:t>
+        <w:t xml:space="preserve">but there is bias during selection and </w:t>
+      </w:r>
+      <w:proofErr w:type="spellStart"/>
+      <w:r>
+        <w:t>establishemnts</w:t>
+      </w:r>
+      <w:proofErr w:type="spellEnd"/>
+      <w:r>
+        <w:t xml:space="preserve"> </w:t>
       </w:r>
     </w:p>
     <w:p>
@@ -3651,6 +4672,7 @@
     </w:p>
     <w:p>
       <w:r>
+        <w:lastRenderedPageBreak/>
         <w:t xml:space="preserve">what is causing this uneven distribution and what can we do to take advantage of it </w:t>
       </w:r>
     </w:p>
@@ -3700,7 +4722,6 @@
         <w:rPr>
           <w:noProof/>
         </w:rPr>
-        <w:lastRenderedPageBreak/>
         <w:drawing>
           <wp:inline distT="0" distB="0" distL="0" distR="0" wp14:anchorId="47F984E6" wp14:editId="11CC436A">
             <wp:extent cx="5731510" cy="3959860"/>
@@ -3758,7 +4779,23 @@
           <w:b/>
           <w:bCs/>
         </w:rPr>
-        <w:t xml:space="preserve">The longer an organism stays in an environment the more specialzed it becomes and vice versa </w:t>
+        <w:t xml:space="preserve">The longer an organism stays in an environment the more </w:t>
+      </w:r>
+      <w:proofErr w:type="spellStart"/>
+      <w:r>
+        <w:rPr>
+          <w:b/>
+          <w:bCs/>
+        </w:rPr>
+        <w:t>specialzed</w:t>
+      </w:r>
+      <w:proofErr w:type="spellEnd"/>
+      <w:r>
+        <w:rPr>
+          <w:b/>
+          <w:bCs/>
+        </w:rPr>
+        <w:t xml:space="preserve"> it becomes and vice versa </w:t>
       </w:r>
     </w:p>
     <w:p>
@@ -3766,7 +4803,11 @@
         <w:pStyle w:val="Title"/>
       </w:pPr>
       <w:r>
-        <w:t xml:space="preserve">Talk about mutation rate and how it plays into stochastic establishment. (high mutation rate does not equal high establishment rate) </w:t>
+        <w:t xml:space="preserve">Talk about mutation rate and how it plays into stochastic establishment. (high </w:t>
+      </w:r>
+      <w:r>
+        <w:lastRenderedPageBreak/>
+        <w:t xml:space="preserve">mutation rate does not equal high establishment rate) </w:t>
       </w:r>
     </w:p>
     <w:p>
@@ -3834,16 +4875,17 @@
     </w:p>
     <w:p>
       <w:r>
-        <w:lastRenderedPageBreak/>
         <w:t xml:space="preserve">Critically, even in the absence of competitors, genotypes with positive absolute fitness may fail to establish simply by "bad luck" in survival and reproduction, especially in sub-optimal environmental conditions. </w:t>
       </w:r>
       <w:hyperlink r:id="rId7" w:tgtFrame="_blank" w:history="1">
+        <w:proofErr w:type="spellStart"/>
         <w:r>
           <w:rPr>
             <w:rStyle w:val="Hyperlink"/>
           </w:rPr>
           <w:t>JoVE</w:t>
         </w:r>
+        <w:proofErr w:type="spellEnd"/>
       </w:hyperlink>
     </w:p>
     <w:p>
@@ -3876,12 +4918,14 @@
         <w:t xml:space="preserve">. Both mutational supply and establishment probability affect the repeatability of evolution across replicate populations. Moreover, under severe environmental challenges, adaptation may be time-limited: rapid establishment of adaptive alleles is critical for "evolutionary rescue" — the avoidance of extinction in declining populations. A pathogen population causing an infection declines under antimicrobial treatment, but can rebound if a drug resistance mutation establishes before the infection is cleared. </w:t>
       </w:r>
       <w:hyperlink r:id="rId8" w:tgtFrame="_blank" w:history="1">
+        <w:proofErr w:type="spellStart"/>
         <w:r>
           <w:rPr>
             <w:rStyle w:val="Hyperlink"/>
           </w:rPr>
           <w:t>JoVE</w:t>
         </w:r>
+        <w:proofErr w:type="spellEnd"/>
       </w:hyperlink>
     </w:p>
     <w:p>
@@ -3934,7 +4978,11 @@
     </w:p>
     <w:p>
       <w:r>
-        <w:t xml:space="preserve">This tension is visible in long-term evolution experiments: as a consequence of the tension between adaptation and genetic load, theory predicts that populations of hypermutators should re-evolve lower mutation rates after they have become established. </w:t>
+        <w:t xml:space="preserve">This tension is visible in long-term evolution experiments: as a consequence of the tension between adaptation and genetic load, theory predicts that populations of </w:t>
+      </w:r>
+      <w:r>
+        <w:lastRenderedPageBreak/>
+        <w:t xml:space="preserve">hypermutators should re-evolve lower mutation rates after they have become established. </w:t>
       </w:r>
       <w:hyperlink r:id="rId10" w:tgtFrame="_blank" w:history="1">
         <w:r>
@@ -3982,7 +5030,15 @@
         <w:t>s</w:t>
       </w:r>
       <w:r>
-        <w:t xml:space="preserve">. So establishment probability is set primarily by the </w:t>
+        <w:t xml:space="preserve">. </w:t>
+      </w:r>
+      <w:proofErr w:type="gramStart"/>
+      <w:r>
+        <w:t>So</w:t>
+      </w:r>
+      <w:proofErr w:type="gramEnd"/>
+      <w:r>
+        <w:t xml:space="preserve"> establishment probability is set primarily by the </w:t>
       </w:r>
       <w:r>
         <w:rPr>
@@ -4007,6 +5063,7 @@
       <w:r>
         <w:t xml:space="preserve">This means two </w:t>
       </w:r>
+      <w:proofErr w:type="spellStart"/>
       <w:r>
         <w:rPr>
           <w:i/>
@@ -4014,6 +5071,7 @@
         </w:rPr>
         <w:t>rpoB</w:t>
       </w:r>
+      <w:proofErr w:type="spellEnd"/>
       <w:r>
         <w:t xml:space="preserve"> mutations arising at identical rates could have radically different establishment probabilities if their fitness costs differ. A mutation like H526Y (high RIF resistance, low fitness cost) will establish far more readily than one with severe transcriptional impairment.</w:t>
       </w:r>
@@ -4035,16 +5093,17 @@
     </w:p>
     <w:p>
       <w:r>
-        <w:lastRenderedPageBreak/>
         <w:t xml:space="preserve">Conventional growth rate or competition assays are not sufficient to predict establishment probability. The same net population growth can be attained by a strain with either high or low absolute rates of division and death, but a strain with higher mortality is less likely to establish. Generally, establishment is sensitive to absolute rates of division and death, not just their difference. </w:t>
       </w:r>
       <w:hyperlink r:id="rId12" w:tgtFrame="_blank" w:history="1">
+        <w:proofErr w:type="spellStart"/>
         <w:r>
           <w:rPr>
             <w:rStyle w:val="Hyperlink"/>
           </w:rPr>
           <w:t>JoVE</w:t>
         </w:r>
+        <w:proofErr w:type="spellEnd"/>
       </w:hyperlink>
     </w:p>
     <w:p>
@@ -4086,7 +5145,23 @@
     </w:p>
     <w:p>
       <w:r>
-        <w:t>Mutation rate (μ)          ×          Establishment probability (p_est)</w:t>
+        <w:t>Mutation rate (</w:t>
+      </w:r>
+      <w:proofErr w:type="gramStart"/>
+      <w:r>
+        <w:t xml:space="preserve">μ)   </w:t>
+      </w:r>
+      <w:proofErr w:type="gramEnd"/>
+      <w:r>
+        <w:t xml:space="preserve">       ×          Establishment probability (</w:t>
+      </w:r>
+      <w:proofErr w:type="spellStart"/>
+      <w:r>
+        <w:t>p_est</w:t>
+      </w:r>
+      <w:proofErr w:type="spellEnd"/>
+      <w:r>
+        <w:t>)</w:t>
       </w:r>
     </w:p>
     <w:p>
@@ -4236,47 +5311,72 @@
         </w:rPr>
         <w:t xml:space="preserve">some </w:t>
       </w:r>
+      <w:proofErr w:type="spellStart"/>
       <w:r>
         <w:rPr>
           <w:b/>
           <w:bCs/>
         </w:rPr>
-        <w:t xml:space="preserve">rpoB mutations </w:t>
-      </w:r>
+        <w:t>rpoB</w:t>
+      </w:r>
+      <w:proofErr w:type="spellEnd"/>
       <w:r>
         <w:rPr>
           <w:b/>
           <w:bCs/>
         </w:rPr>
-        <w:t>t</w:t>
+        <w:t xml:space="preserve"> mutations </w:t>
       </w:r>
       <w:r>
         <w:rPr>
           <w:b/>
           <w:bCs/>
         </w:rPr>
-        <w:t xml:space="preserve">hat we see more of has more ways to </w:t>
+        <w:t>t</w:t>
       </w:r>
       <w:r>
         <w:rPr>
           <w:b/>
           <w:bCs/>
         </w:rPr>
-        <w:t xml:space="preserve">select and establish than </w:t>
+        <w:t xml:space="preserve">hat we see more of has more ways to </w:t>
       </w:r>
       <w:r>
         <w:rPr>
           <w:b/>
           <w:bCs/>
         </w:rPr>
-        <w:t xml:space="preserve"> </w:t>
-      </w:r>
+        <w:t xml:space="preserve">select and establish </w:t>
+      </w:r>
+      <w:proofErr w:type="gramStart"/>
       <w:r>
         <w:rPr>
           <w:b/>
           <w:bCs/>
         </w:rPr>
-        <w:t>others more rare ones</w:t>
+        <w:t xml:space="preserve">than </w:t>
+      </w:r>
+      <w:r>
+        <w:rPr>
+          <w:b/>
+          <w:bCs/>
+        </w:rPr>
+        <w:t xml:space="preserve"> </w:t>
+      </w:r>
+      <w:r>
+        <w:rPr>
+          <w:b/>
+          <w:bCs/>
+        </w:rPr>
+        <w:t>others</w:t>
+      </w:r>
+      <w:proofErr w:type="gramEnd"/>
+      <w:r>
+        <w:rPr>
+          <w:b/>
+          <w:bCs/>
+        </w:rPr>
+        <w:t xml:space="preserve"> more rare ones</w:t>
       </w:r>
       <w:r>
         <w:rPr>
@@ -4546,12 +5646,57 @@
     <w:p/>
     <w:p>
       <w:r>
-        <w:t xml:space="preserve">Evolution can become predictable in very strigent cercusmtances like in the presence of RIF we are guaranteed to see rpoB mutations. </w:t>
+        <w:t xml:space="preserve">Evolution can become predictable in very </w:t>
+      </w:r>
+      <w:proofErr w:type="spellStart"/>
+      <w:r>
+        <w:t>strigent</w:t>
+      </w:r>
+      <w:proofErr w:type="spellEnd"/>
+      <w:r>
+        <w:t xml:space="preserve"> </w:t>
+      </w:r>
+      <w:proofErr w:type="spellStart"/>
+      <w:r>
+        <w:t>cercusmtances</w:t>
+      </w:r>
+      <w:proofErr w:type="spellEnd"/>
+      <w:r>
+        <w:t xml:space="preserve"> like in the presence of RIF we are guaranteed to see </w:t>
+      </w:r>
+      <w:proofErr w:type="spellStart"/>
+      <w:r>
+        <w:t>rpoB</w:t>
+      </w:r>
+      <w:proofErr w:type="spellEnd"/>
+      <w:r>
+        <w:t xml:space="preserve"> mutations. </w:t>
       </w:r>
     </w:p>
     <w:p>
-      <w:r>
-        <w:t>However there are many rpoB mutations and now we want to know why in E. coli we see certain rpoB mutations more than others??</w:t>
+      <w:proofErr w:type="gramStart"/>
+      <w:r>
+        <w:t>However</w:t>
+      </w:r>
+      <w:proofErr w:type="gramEnd"/>
+      <w:r>
+        <w:t xml:space="preserve"> there are many </w:t>
+      </w:r>
+      <w:proofErr w:type="spellStart"/>
+      <w:r>
+        <w:t>rpoB</w:t>
+      </w:r>
+      <w:proofErr w:type="spellEnd"/>
+      <w:r>
+        <w:t xml:space="preserve"> mutations and now we want to know why in E. coli we see certain </w:t>
+      </w:r>
+      <w:proofErr w:type="spellStart"/>
+      <w:r>
+        <w:t>rpoB</w:t>
+      </w:r>
+      <w:proofErr w:type="spellEnd"/>
+      <w:r>
+        <w:t xml:space="preserve"> mutations more than others??</w:t>
       </w:r>
     </w:p>
     <w:p>
@@ -4561,7 +5706,31 @@
     </w:p>
     <w:p>
       <w:r>
-        <w:t xml:space="preserve">Hopefully when rif is used on E.coli we can predict rpoB mutations will occur and we can know exactly which ones </w:t>
+        <w:t xml:space="preserve">Hopefully when </w:t>
+      </w:r>
+      <w:proofErr w:type="spellStart"/>
+      <w:r>
+        <w:t>rif</w:t>
+      </w:r>
+      <w:proofErr w:type="spellEnd"/>
+      <w:r>
+        <w:t xml:space="preserve"> is used on </w:t>
+      </w:r>
+      <w:proofErr w:type="gramStart"/>
+      <w:r>
+        <w:t>E.coli</w:t>
+      </w:r>
+      <w:proofErr w:type="gramEnd"/>
+      <w:r>
+        <w:t xml:space="preserve"> we can predict </w:t>
+      </w:r>
+      <w:proofErr w:type="spellStart"/>
+      <w:r>
+        <w:t>rpoB</w:t>
+      </w:r>
+      <w:proofErr w:type="spellEnd"/>
+      <w:r>
+        <w:t xml:space="preserve"> mutations will occur and we can know exactly which ones </w:t>
       </w:r>
     </w:p>
     <w:p>
@@ -4571,12 +5740,27 @@
     </w:p>
     <w:p>
       <w:r>
-        <w:t xml:space="preserve">Does LB matter in rif plates because rif is the main character </w:t>
+        <w:t xml:space="preserve">Does LB matter in </w:t>
+      </w:r>
+      <w:proofErr w:type="spellStart"/>
+      <w:r>
+        <w:t>rif</w:t>
+      </w:r>
+      <w:proofErr w:type="spellEnd"/>
+      <w:r>
+        <w:t xml:space="preserve"> plates because </w:t>
+      </w:r>
+      <w:proofErr w:type="spellStart"/>
+      <w:r>
+        <w:t>rif</w:t>
+      </w:r>
+      <w:proofErr w:type="spellEnd"/>
+      <w:r>
+        <w:t xml:space="preserve"> is the main character </w:t>
       </w:r>
     </w:p>
     <w:p>
       <w:r>
-        <w:lastRenderedPageBreak/>
         <w:t xml:space="preserve">Same strain in the same environment same time but we see a preference for certain mutations </w:t>
       </w:r>
     </w:p>
@@ -4592,8 +5776,13 @@
       <w:r>
         <w:t xml:space="preserve">From both clinical and laboratory data we can see that certain </w:t>
       </w:r>
-      <w:r>
-        <w:t xml:space="preserve">rpoB </w:t>
+      <w:proofErr w:type="spellStart"/>
+      <w:r>
+        <w:t>rpoB</w:t>
+      </w:r>
+      <w:proofErr w:type="spellEnd"/>
+      <w:r>
+        <w:t xml:space="preserve"> </w:t>
       </w:r>
       <w:r>
         <w:t xml:space="preserve">mutations are favoured by </w:t>
@@ -4611,7 +5800,15 @@
         <w:t xml:space="preserve">mutations arise stochastically </w:t>
       </w:r>
       <w:r>
-        <w:t xml:space="preserve">(why). However after looking at our lab results and results from other papers </w:t>
+        <w:t xml:space="preserve">(why). </w:t>
+      </w:r>
+      <w:proofErr w:type="gramStart"/>
+      <w:r>
+        <w:t>However</w:t>
+      </w:r>
+      <w:proofErr w:type="gramEnd"/>
+      <w:r>
+        <w:t xml:space="preserve"> after looking at our lab results and results from other papers </w:t>
       </w:r>
       <w:r>
         <w:t xml:space="preserve">we see that it is not the case. Certain mutations like the S531L in clinical TB and </w:t>
@@ -4629,7 +5826,15 @@
         <w:t>evolution</w:t>
       </w:r>
       <w:r>
-        <w:t xml:space="preserve"> of rpoB mutations and if we can find the patter could it help with the predictably of evolution? </w:t>
+        <w:t xml:space="preserve"> of </w:t>
+      </w:r>
+      <w:proofErr w:type="spellStart"/>
+      <w:r>
+        <w:t>rpoB</w:t>
+      </w:r>
+      <w:proofErr w:type="spellEnd"/>
+      <w:r>
+        <w:t xml:space="preserve"> mutations and if we can find the patter could it help with the predictably of evolution? </w:t>
       </w:r>
       <w:r>
         <w:t xml:space="preserve"> </w:t>
@@ -4719,11 +5924,20 @@
     </w:p>
     <w:p>
       <w:r>
-        <w:t xml:space="preserve">How does environmental factors like temperature and media richness affect the growth of my RIF resistant rpoB mutations. </w:t>
+        <w:t xml:space="preserve">How does environmental factors like temperature and media richness affect the growth of my RIF resistant </w:t>
+      </w:r>
+      <w:proofErr w:type="spellStart"/>
+      <w:r>
+        <w:t>rpoB</w:t>
+      </w:r>
+      <w:proofErr w:type="spellEnd"/>
+      <w:r>
+        <w:t xml:space="preserve"> mutations. </w:t>
       </w:r>
     </w:p>
     <w:p>
       <w:r>
+        <w:lastRenderedPageBreak/>
         <w:t>People have done experiment at certain temperatures however I will do doing this experiment across a whole spectrum. 28c-50c</w:t>
       </w:r>
     </w:p>
@@ -4760,7 +5974,15 @@
         <w:t xml:space="preserve">the aim for the first chapter was to investigate </w:t>
       </w:r>
       <w:r>
-        <w:t>whether temperature will influence fitness in E. coli rpoB mutations</w:t>
+        <w:t xml:space="preserve">whether temperature will influence fitness in E. coli </w:t>
+      </w:r>
+      <w:proofErr w:type="spellStart"/>
+      <w:r>
+        <w:t>rpoB</w:t>
+      </w:r>
+      <w:proofErr w:type="spellEnd"/>
+      <w:r>
+        <w:t xml:space="preserve"> mutations</w:t>
       </w:r>
       <w:r>
         <w:t xml:space="preserve">. Therefor the intended approach </w:t>
@@ -4774,25 +5996,51 @@
     </w:p>
     <w:p>
       <w:r>
-        <w:t>For now ou</w:t>
+        <w:t xml:space="preserve">For </w:t>
+      </w:r>
+      <w:proofErr w:type="gramStart"/>
+      <w:r>
+        <w:t>now</w:t>
+      </w:r>
+      <w:proofErr w:type="gramEnd"/>
+      <w:r>
+        <w:t xml:space="preserve"> ou</w:t>
       </w:r>
       <w:r>
         <w:t>r</w:t>
       </w:r>
       <w:r>
-        <w:t xml:space="preserve"> lab has isolated 28 unique E. coli rpoB mutant</w:t>
+        <w:t xml:space="preserve"> lab has isolated 28 unique E. coli </w:t>
+      </w:r>
+      <w:proofErr w:type="spellStart"/>
+      <w:r>
+        <w:t>rpoB</w:t>
+      </w:r>
+      <w:proofErr w:type="spellEnd"/>
+      <w:r>
+        <w:t xml:space="preserve"> mutant</w:t>
       </w:r>
       <w:r>
         <w:t xml:space="preserve">s therefor </w:t>
       </w:r>
       <w:r>
-        <w:t xml:space="preserve">in order to </w:t>
+        <w:t xml:space="preserve">in order </w:t>
+      </w:r>
+      <w:proofErr w:type="gramStart"/>
+      <w:r>
+        <w:t xml:space="preserve">to </w:t>
       </w:r>
       <w:r>
         <w:t xml:space="preserve"> </w:t>
       </w:r>
-      <w:r>
-        <w:t xml:space="preserve">beable to test for all of them we </w:t>
+      <w:proofErr w:type="spellStart"/>
+      <w:r>
+        <w:t>beable</w:t>
+      </w:r>
+      <w:proofErr w:type="spellEnd"/>
+      <w:proofErr w:type="gramEnd"/>
+      <w:r>
+        <w:t xml:space="preserve"> to test for all of them we </w:t>
       </w:r>
       <w:r>
         <w:t>decided</w:t>
@@ -4819,17 +6067,21 @@
         <w:t>e then decided to split the plate in 2 halves</w:t>
       </w:r>
       <w:r>
-        <w:t xml:space="preserve"> with the top three rows’s media </w:t>
+        <w:t xml:space="preserve"> with the top three </w:t>
+      </w:r>
+      <w:proofErr w:type="spellStart"/>
+      <w:r>
+        <w:t>rows’s</w:t>
+      </w:r>
+      <w:proofErr w:type="spellEnd"/>
+      <w:r>
+        <w:t xml:space="preserve"> media </w:t>
       </w:r>
       <w:r>
         <w:t xml:space="preserve">being M9 glucose while the bottom three rows will be LB. </w:t>
       </w:r>
       <w:r>
-        <w:t xml:space="preserve">This leaves me </w:t>
-      </w:r>
-      <w:r>
-        <w:lastRenderedPageBreak/>
-        <w:t xml:space="preserve">30 wells for each media which perfectly </w:t>
+        <w:t xml:space="preserve">This leaves me 30 wells for each media which perfectly </w:t>
       </w:r>
       <w:r>
         <w:t xml:space="preserve">accommodates for our 28 mutations along with the wild type and another well to act as the blank. </w:t>
@@ -4838,7 +6090,23 @@
         <w:t xml:space="preserve">Therefor the idea is that </w:t>
       </w:r>
       <w:r>
-        <w:t xml:space="preserve">we will beable to test the fitness effects of our 28 rpoB mutations </w:t>
+        <w:t xml:space="preserve">we will </w:t>
+      </w:r>
+      <w:proofErr w:type="spellStart"/>
+      <w:r>
+        <w:t>beable</w:t>
+      </w:r>
+      <w:proofErr w:type="spellEnd"/>
+      <w:r>
+        <w:t xml:space="preserve"> to test the fitness effects of our 28 </w:t>
+      </w:r>
+      <w:proofErr w:type="spellStart"/>
+      <w:r>
+        <w:t>rpoB</w:t>
+      </w:r>
+      <w:proofErr w:type="spellEnd"/>
+      <w:r>
+        <w:t xml:space="preserve"> mutations </w:t>
       </w:r>
       <w:r>
         <w:t xml:space="preserve">and the wild type twice across two different media types under one temperature. </w:t>
@@ -4846,7 +6114,15 @@
     </w:p>
     <w:p>
       <w:r>
-        <w:t xml:space="preserve">The experiment will two folds. First I will create the ONC by first </w:t>
+        <w:t xml:space="preserve">The experiment will two folds. </w:t>
+      </w:r>
+      <w:proofErr w:type="gramStart"/>
+      <w:r>
+        <w:t>First</w:t>
+      </w:r>
+      <w:proofErr w:type="gramEnd"/>
+      <w:r>
+        <w:t xml:space="preserve"> I will create the ONC by first </w:t>
       </w:r>
       <w:r>
         <w:t xml:space="preserve">setting up the 96well plate in the format I have discussed above. Then I will inoculate each well with the corresponding </w:t>
@@ -4864,10 +6140,66 @@
         <w:t xml:space="preserve">in a plate reader for 22 hours. We decided on 22 hours as an appropriate incubation time </w:t>
       </w:r>
       <w:r>
-        <w:t xml:space="preserve">for both logestic and biolgocial reasons. Normally E. coil has an 18 hour growth period however since I am dealing with mutants we decided it was approatie to give it more growth time. </w:t>
-      </w:r>
-      <w:r>
-        <w:t xml:space="preserve">As for logistics 22 hours gives me time inbetween to inoculate and prepare each plate and keep the expeiemnt consistent. </w:t>
+        <w:t xml:space="preserve">for both </w:t>
+      </w:r>
+      <w:proofErr w:type="spellStart"/>
+      <w:r>
+        <w:t>logestic</w:t>
+      </w:r>
+      <w:proofErr w:type="spellEnd"/>
+      <w:r>
+        <w:t xml:space="preserve"> and </w:t>
+      </w:r>
+      <w:proofErr w:type="spellStart"/>
+      <w:r>
+        <w:t>biolgocial</w:t>
+      </w:r>
+      <w:proofErr w:type="spellEnd"/>
+      <w:r>
+        <w:t xml:space="preserve"> reasons. Normally E. coil has an </w:t>
+      </w:r>
+      <w:proofErr w:type="gramStart"/>
+      <w:r>
+        <w:t>18 hour</w:t>
+      </w:r>
+      <w:proofErr w:type="gramEnd"/>
+      <w:r>
+        <w:t xml:space="preserve"> growth period however since I am dealing with </w:t>
+      </w:r>
+      <w:proofErr w:type="gramStart"/>
+      <w:r>
+        <w:t>mutants</w:t>
+      </w:r>
+      <w:proofErr w:type="gramEnd"/>
+      <w:r>
+        <w:t xml:space="preserve"> we decided it was </w:t>
+      </w:r>
+      <w:proofErr w:type="spellStart"/>
+      <w:r>
+        <w:t>approatie</w:t>
+      </w:r>
+      <w:proofErr w:type="spellEnd"/>
+      <w:r>
+        <w:t xml:space="preserve"> to give it more growth time. </w:t>
+      </w:r>
+      <w:r>
+        <w:t xml:space="preserve">As for logistics 22 hours gives me time </w:t>
+      </w:r>
+      <w:proofErr w:type="spellStart"/>
+      <w:r>
+        <w:t>inbetween</w:t>
+      </w:r>
+      <w:proofErr w:type="spellEnd"/>
+      <w:r>
+        <w:t xml:space="preserve"> to inoculate and prepare each plate and keep the </w:t>
+      </w:r>
+      <w:proofErr w:type="spellStart"/>
+      <w:r>
+        <w:t>expeiemnt</w:t>
+      </w:r>
+      <w:proofErr w:type="spellEnd"/>
+      <w:r>
+        <w:t xml:space="preserve"> consistent. </w:t>
       </w:r>
     </w:p>
     <w:p>
@@ -4875,7 +6207,15 @@
         <w:t xml:space="preserve">After the ONC has finished incubating </w:t>
       </w:r>
       <w:r>
-        <w:t xml:space="preserve">I then set up an identical plate and using a multi channel pipette transfer the ONC into </w:t>
+        <w:t xml:space="preserve">I then set up an identical plate and using a </w:t>
+      </w:r>
+      <w:proofErr w:type="spellStart"/>
+      <w:r>
+        <w:t>multi channel</w:t>
+      </w:r>
+      <w:proofErr w:type="spellEnd"/>
+      <w:r>
+        <w:t xml:space="preserve"> pipette transfer the ONC into </w:t>
       </w:r>
       <w:r>
         <w:t xml:space="preserve">the new plate and then </w:t>
@@ -5032,12 +6372,21 @@
                 <w:bCs/>
               </w:rPr>
             </w:pPr>
+            <w:proofErr w:type="spellStart"/>
             <w:r>
               <w:rPr>
                 <w:b/>
                 <w:bCs/>
               </w:rPr>
-              <w:t xml:space="preserve">rpoB amino acid change </w:t>
+              <w:t>rpoB</w:t>
+            </w:r>
+            <w:proofErr w:type="spellEnd"/>
+            <w:r>
+              <w:rPr>
+                <w:b/>
+                <w:bCs/>
+              </w:rPr>
+              <w:t xml:space="preserve"> amino acid change </w:t>
             </w:r>
           </w:p>
         </w:tc>
@@ -5419,7 +6768,6 @@
                 <w:lang w:eastAsia="en-AU"/>
                 <w14:ligatures w14:val="none"/>
               </w:rPr>
-              <w:lastRenderedPageBreak/>
               <w:t>M5</w:t>
             </w:r>
           </w:p>
@@ -7058,7 +8406,15 @@
         <w:t xml:space="preserve">This </w:t>
       </w:r>
       <w:r>
-        <w:t xml:space="preserve">is the list of E. coli RIF rpoB mutations isolated in our lab. </w:t>
+        <w:t xml:space="preserve">is the list of E. coli RIF </w:t>
+      </w:r>
+      <w:proofErr w:type="spellStart"/>
+      <w:r>
+        <w:t>rpoB</w:t>
+      </w:r>
+      <w:proofErr w:type="spellEnd"/>
+      <w:r>
+        <w:t xml:space="preserve"> mutations isolated in our lab. </w:t>
       </w:r>
       <w:r>
         <w:t xml:space="preserve">There is 29 in total accounting for the wild type. For ease of </w:t>
@@ -7070,7 +8426,15 @@
         <w:t>with the M standing for mutant</w:t>
       </w:r>
       <w:r>
-        <w:t xml:space="preserve">. The corresponding mutations that each number refers to can also be seen on the right hand side. </w:t>
+        <w:t xml:space="preserve">. The corresponding mutations that each number refers to can also be seen on the </w:t>
+      </w:r>
+      <w:proofErr w:type="gramStart"/>
+      <w:r>
+        <w:t>right hand</w:t>
+      </w:r>
+      <w:proofErr w:type="gramEnd"/>
+      <w:r>
+        <w:t xml:space="preserve"> side. </w:t>
       </w:r>
     </w:p>
     <w:p/>
@@ -7087,7 +8451,6 @@
         <w:rPr>
           <w:noProof/>
         </w:rPr>
-        <w:lastRenderedPageBreak/>
         <w:drawing>
           <wp:inline distT="0" distB="0" distL="0" distR="0" wp14:anchorId="49480D82" wp14:editId="771C3BE9">
             <wp:extent cx="3648075" cy="3202271"/>
@@ -8511,6 +9874,7 @@
                 <w:lang w:eastAsia="en-AU"/>
                 <w14:ligatures w14:val="none"/>
               </w:rPr>
+              <w:lastRenderedPageBreak/>
               <w:t>Assay 2</w:t>
             </w:r>
           </w:p>
@@ -12116,7 +13480,6 @@
                 <w:lang w:eastAsia="en-AU"/>
                 <w14:ligatures w14:val="none"/>
               </w:rPr>
-              <w:lastRenderedPageBreak/>
               <w:t>Assay 1</w:t>
             </w:r>
           </w:p>
@@ -25085,6 +26448,7 @@
                 <w:lang w:eastAsia="en-AU"/>
                 <w14:ligatures w14:val="none"/>
               </w:rPr>
+              <w:lastRenderedPageBreak/>
               <w:t>Assay 3</w:t>
             </w:r>
           </w:p>
@@ -26497,7 +27861,6 @@
           <w:b/>
           <w:bCs/>
         </w:rPr>
-        <w:lastRenderedPageBreak/>
         <w:t xml:space="preserve">Pouring plates </w:t>
       </w:r>
     </w:p>
@@ -31290,7 +32653,15 @@
     </w:p>
     <w:p>
       <w:r>
-        <w:t xml:space="preserve">we saw growth in 48c ONC but no growth in 48 experiment which means the cumulative stress of the forst 22h of ONC killed them and I was pipetting dead cells during the experiment </w:t>
+        <w:t xml:space="preserve">we saw growth in 48c ONC but no growth in 48 experiment which means the cumulative stress of the </w:t>
+      </w:r>
+      <w:proofErr w:type="spellStart"/>
+      <w:r>
+        <w:t>forst</w:t>
+      </w:r>
+      <w:proofErr w:type="spellEnd"/>
+      <w:r>
+        <w:t xml:space="preserve"> 22h of ONC killed them and I was pipetting dead cells during the experiment </w:t>
       </w:r>
     </w:p>
     <w:p>
@@ -31332,12 +32703,36 @@
     </w:p>
     <w:p>
       <w:r>
-        <w:t>We see E. coli rpoB mutants growing in lethal 45c heat why can they still grow?</w:t>
+        <w:t xml:space="preserve">We see E. coli </w:t>
+      </w:r>
+      <w:proofErr w:type="spellStart"/>
+      <w:r>
+        <w:t>rpoB</w:t>
+      </w:r>
+      <w:proofErr w:type="spellEnd"/>
+      <w:r>
+        <w:t xml:space="preserve"> mutants growing in lethal 45c heat why can they still grow?</w:t>
       </w:r>
     </w:p>
     <w:p>
       <w:r>
-        <w:t>Could mutating the rpoB gene also changed the rpoH gene? Pleiotropy?</w:t>
+        <w:t xml:space="preserve">Could mutating the </w:t>
+      </w:r>
+      <w:proofErr w:type="spellStart"/>
+      <w:r>
+        <w:t>rpoB</w:t>
+      </w:r>
+      <w:proofErr w:type="spellEnd"/>
+      <w:r>
+        <w:t xml:space="preserve"> gene also changed the </w:t>
+      </w:r>
+      <w:proofErr w:type="spellStart"/>
+      <w:r>
+        <w:t>rpoH</w:t>
+      </w:r>
+      <w:proofErr w:type="spellEnd"/>
+      <w:r>
+        <w:t xml:space="preserve"> gene? Pleiotropy?</w:t>
       </w:r>
       <w:r>
         <w:t xml:space="preserve"> Did we do WGS?)</w:t>
@@ -31345,7 +32740,15 @@
     </w:p>
     <w:p>
       <w:r>
-        <w:t xml:space="preserve">We see some growth in m9 from ONC experiment at 45c but there is no growth  during the actual experiment </w:t>
+        <w:t xml:space="preserve">We see some growth in m9 from ONC experiment at 45c but there is no </w:t>
+      </w:r>
+      <w:proofErr w:type="gramStart"/>
+      <w:r>
+        <w:t>growth  during</w:t>
+      </w:r>
+      <w:proofErr w:type="gramEnd"/>
+      <w:r>
+        <w:t xml:space="preserve"> the actual experiment </w:t>
       </w:r>
     </w:p>
     <w:p>
@@ -31463,7 +32866,6 @@
                 <w:b/>
                 <w:bCs/>
               </w:rPr>
-              <w:lastRenderedPageBreak/>
               <w:t>January</w:t>
             </w:r>
           </w:p>
@@ -33571,6 +34973,7 @@
   <w:style w:type="character" w:default="1" w:styleId="DefaultParagraphFont">
     <w:name w:val="Default Paragraph Font"/>
     <w:uiPriority w:val="1"/>
+    <w:semiHidden/>
     <w:unhideWhenUsed/>
   </w:style>
   <w:style w:type="table" w:default="1" w:styleId="TableNormal">

--- a/Writing/Lit review.docx
+++ b/Writing/Lit review.docx
@@ -275,7 +275,15 @@
           <w:b/>
           <w:bCs/>
         </w:rPr>
-        <w:t>stochasticity of mutations</w:t>
+        <w:t xml:space="preserve">the importance of mutation and the stochastic aspect of it </w:t>
+      </w:r>
+      <w:proofErr w:type="spellStart"/>
+      <w:r>
+        <w:t>arlen</w:t>
+      </w:r>
+      <w:proofErr w:type="spellEnd"/>
+      <w:r>
+        <w:t xml:space="preserve"> and leno</w:t>
       </w:r>
     </w:p>
     <w:p>
@@ -320,7 +328,42 @@
           <w:b/>
           <w:bCs/>
         </w:rPr>
-        <w:t>bias between establishment and emergence</w:t>
+        <w:t xml:space="preserve">bias </w:t>
+      </w:r>
+      <w:r>
+        <w:rPr>
+          <w:b/>
+          <w:bCs/>
+        </w:rPr>
+        <w:t>that can happen in these two stochastic</w:t>
+      </w:r>
+      <w:r>
+        <w:rPr>
+          <w:b/>
+          <w:bCs/>
+        </w:rPr>
+        <w:t xml:space="preserve"> </w:t>
+      </w:r>
+      <w:r>
+        <w:rPr>
+          <w:b/>
+          <w:bCs/>
+        </w:rPr>
+        <w:t xml:space="preserve">events </w:t>
+      </w:r>
+      <w:r>
+        <w:rPr>
+          <w:b/>
+          <w:bCs/>
+        </w:rPr>
+        <w:t>establishment and emergence</w:t>
+      </w:r>
+      <w:r>
+        <w:rPr>
+          <w:b/>
+          <w:bCs/>
+        </w:rPr>
+        <w:t xml:space="preserve"> that cause uneven distribution </w:t>
       </w:r>
     </w:p>
     <w:p>
@@ -342,7 +385,14 @@
           <w:b/>
           <w:bCs/>
         </w:rPr>
-        <w:t xml:space="preserve"> to make the bias go away </w:t>
+        <w:t xml:space="preserve"> to </w:t>
+      </w:r>
+      <w:r>
+        <w:rPr>
+          <w:b/>
+          <w:bCs/>
+        </w:rPr>
+        <w:t xml:space="preserve">investigate this bias </w:t>
       </w:r>
     </w:p>
     <w:p/>
@@ -623,14 +673,14 @@
         <w:rPr>
           <w:highlight w:val="yellow"/>
         </w:rPr>
-        <w:t xml:space="preserve"> gene encodes for 1342 amino acids, previous studies done on Haemophilus influenzae, M. tuberculosis, Neisseria and Streptococcus pneumoniae indicate that resistance mutations only occur at a </w:t>
+        <w:t xml:space="preserve"> gene encodes for 1342 amino </w:t>
       </w:r>
       <w:r>
         <w:rPr>
           <w:highlight w:val="yellow"/>
         </w:rPr>
         <w:lastRenderedPageBreak/>
-        <w:t>relatively small set of loci known as the rifampicin resistance-determining region (RRDR) (Goldstein, 2014).</w:t>
+        <w:t>acids, previous studies done on Haemophilus influenzae, M. tuberculosis, Neisseria and Streptococcus pneumoniae indicate that resistance mutations only occur at a relatively small set of loci known as the rifampicin resistance-determining region (RRDR) (Goldstein, 2014).</w:t>
       </w:r>
       <w:r>
         <w:t xml:space="preserve"> Through this relationship we have managed to evolve 28 unique E. coli strains each </w:t>
@@ -996,14 +1046,14 @@
         <w:t xml:space="preserve">emperature </w:t>
       </w:r>
       <w:r>
-        <w:t xml:space="preserve">is one of the most ancient and pervasive </w:t>
-      </w:r>
-      <w:r>
-        <w:t xml:space="preserve">selection pressure organisms on earth has encountered and it has been shaping bacterial physiology before many other stressors </w:t>
+        <w:t xml:space="preserve">is one </w:t>
       </w:r>
       <w:r>
         <w:lastRenderedPageBreak/>
-        <w:t xml:space="preserve">like </w:t>
+        <w:t xml:space="preserve">of the most ancient and pervasive </w:t>
+      </w:r>
+      <w:r>
+        <w:t xml:space="preserve">selection pressure organisms on earth has encountered and it has been shaping bacterial physiology before many other stressors like </w:t>
       </w:r>
       <w:r>
         <w:t>antibiotics</w:t>
@@ -1248,15 +1298,7 @@
       </w:r>
       <w:proofErr w:type="spellEnd"/>
       <w:r>
-        <w:t>/</w:t>
-      </w:r>
-      <w:proofErr w:type="spellStart"/>
-      <w:r>
-        <w:t>GroES</w:t>
-      </w:r>
-      <w:proofErr w:type="spellEnd"/>
-      <w:r>
-        <w:t xml:space="preserve"> which </w:t>
+        <w:t xml:space="preserve">/GroES which </w:t>
       </w:r>
       <w:r>
         <w:t xml:space="preserve">attempts and tries to </w:t>
@@ -1438,6 +1480,7 @@
     </w:p>
     <w:p>
       <w:r>
+        <w:lastRenderedPageBreak/>
         <w:t xml:space="preserve">Unsurprisingly similar to </w:t>
       </w:r>
       <w:r>
@@ -1495,11 +1538,7 @@
         <w:t>(</w:t>
       </w:r>
       <w:r>
-        <w:t xml:space="preserve">Barria et al., </w:t>
-      </w:r>
-      <w:r>
-        <w:lastRenderedPageBreak/>
-        <w:t xml:space="preserve">2013; </w:t>
+        <w:t xml:space="preserve">Barria et al., 2013; </w:t>
       </w:r>
       <w:proofErr w:type="spellStart"/>
       <w:r>
@@ -1536,7 +1575,15 @@
         <w:t xml:space="preserve"> halted</w:t>
       </w:r>
       <w:r>
-        <w:t xml:space="preserve">, with the exception of </w:t>
+        <w:t xml:space="preserve">, </w:t>
+      </w:r>
+      <w:proofErr w:type="gramStart"/>
+      <w:r>
+        <w:t>with the exception of</w:t>
+      </w:r>
+      <w:proofErr w:type="gramEnd"/>
+      <w:r>
+        <w:t xml:space="preserve"> </w:t>
       </w:r>
       <w:r>
         <w:t xml:space="preserve">the </w:t>
@@ -1890,6 +1937,7 @@
         <w:spacing w:after="80" w:line="300" w:lineRule="auto"/>
       </w:pPr>
       <w:r>
+        <w:lastRenderedPageBreak/>
         <w:t>Glucose and m9</w:t>
       </w:r>
       <w:r>
@@ -1940,7 +1988,6 @@
         <w:spacing w:after="80" w:line="300" w:lineRule="auto"/>
       </w:pPr>
       <w:r>
-        <w:lastRenderedPageBreak/>
         <w:t xml:space="preserve">when under heat stress </w:t>
       </w:r>
       <w:r>
@@ -2450,7 +2497,11 @@
         <w:t>rpoB58</w:t>
       </w:r>
       <w:r>
-        <w:t xml:space="preserve"> that mimics the stringent state in the absence of (p)</w:t>
+        <w:t xml:space="preserve"> that mimics the stringent state in </w:t>
+      </w:r>
+      <w:r>
+        <w:lastRenderedPageBreak/>
+        <w:t>the absence of (p)</w:t>
       </w:r>
       <w:proofErr w:type="spellStart"/>
       <w:r>
@@ -2488,11 +2539,7 @@
         <w:t>through a two-phase evolution</w:t>
       </w:r>
       <w:r>
-        <w:t xml:space="preserve"> experiment that genetic background also in determining the fitness effects of E. coli </w:t>
-      </w:r>
-      <w:r>
-        <w:lastRenderedPageBreak/>
-        <w:t xml:space="preserve">with </w:t>
+        <w:t xml:space="preserve"> experiment that genetic background also in determining the fitness effects of E. coli with </w:t>
       </w:r>
       <w:proofErr w:type="spellStart"/>
       <w:r>
@@ -2836,7 +2883,11 @@
         <w:t xml:space="preserve">the </w:t>
       </w:r>
       <w:r>
-        <w:t>compensatory mutation conferred a significant fitness advantage at 30°C, was neutral at 37°C, and became costly at 42°C</w:t>
+        <w:t xml:space="preserve">compensatory mutation conferred a significant fitness </w:t>
+      </w:r>
+      <w:r>
+        <w:lastRenderedPageBreak/>
+        <w:t>advantage at 30°C, was neutral at 37°C, and became costly at 42°C</w:t>
       </w:r>
       <w:r>
         <w:t xml:space="preserve">. From this we can see that </w:t>
@@ -2893,11 +2944,7 @@
         <w:t xml:space="preserve">isolated in LB on multiple carbon sources. </w:t>
       </w:r>
       <w:r>
-        <w:t xml:space="preserve">beneficial </w:t>
-      </w:r>
-      <w:r>
-        <w:lastRenderedPageBreak/>
-        <w:t>mutations carry little cost when transferred to new environments — mutants that performed well in LB generally remained beneficial or neutral across the range of carbon sources tested, with niche breadth similar to the wild type in nearly all cases. Thi</w:t>
+        <w:t>beneficial mutations carry little cost when transferred to new environments — mutants that performed well in LB generally remained beneficial or neutral across the range of carbon sources tested, with niche breadth similar to the wild type in nearly all cases. Thi</w:t>
       </w:r>
       <w:r>
         <w:rPr>
@@ -3083,12 +3130,19 @@
         <w:rPr>
           <w:rFonts w:eastAsia="Arial" w:cs="Arial"/>
         </w:rPr>
-        <w:t xml:space="preserve"> phase</w:t>
+        <w:t xml:space="preserve"> </w:t>
       </w:r>
       <w:r>
         <w:rPr>
           <w:rFonts w:eastAsia="Arial" w:cs="Arial"/>
         </w:rPr>
+        <w:lastRenderedPageBreak/>
+        <w:t>phase</w:t>
+      </w:r>
+      <w:r>
+        <w:rPr>
+          <w:rFonts w:eastAsia="Arial" w:cs="Arial"/>
+        </w:rPr>
         <w:t>.</w:t>
       </w:r>
       <w:r>
@@ -3215,14 +3269,7 @@
         <w:rPr>
           <w:rFonts w:eastAsia="Arial" w:cs="Arial"/>
         </w:rPr>
-        <w:t xml:space="preserve"> this </w:t>
-      </w:r>
-      <w:r>
-        <w:rPr>
-          <w:rFonts w:eastAsia="Arial" w:cs="Arial"/>
-        </w:rPr>
-        <w:lastRenderedPageBreak/>
-        <w:t xml:space="preserve">time following a </w:t>
+        <w:t xml:space="preserve"> this time following a </w:t>
       </w:r>
       <w:proofErr w:type="spellStart"/>
       <w:r>
@@ -3329,509 +3376,644 @@
     <w:p>
       <w:pPr>
         <w:rPr>
-          <w:rFonts w:eastAsia="Arial" w:cs="Arial"/>
           <w:b/>
           <w:bCs/>
         </w:rPr>
       </w:pPr>
       <w:r>
         <w:rPr>
-          <w:rFonts w:eastAsia="Arial" w:cs="Arial"/>
           <w:b/>
           <w:bCs/>
         </w:rPr>
-        <w:t>Stochasticity</w:t>
+        <w:t>E</w:t>
+      </w:r>
+      <w:r>
+        <w:rPr>
+          <w:b/>
+          <w:bCs/>
+        </w:rPr>
+        <w:t>mergence</w:t>
+      </w:r>
+      <w:r>
+        <w:rPr>
+          <w:b/>
+          <w:bCs/>
+        </w:rPr>
+        <w:t xml:space="preserve"> and the Luria </w:t>
+      </w:r>
+      <w:proofErr w:type="spellStart"/>
+      <w:r>
+        <w:rPr>
+          <w:b/>
+          <w:bCs/>
+        </w:rPr>
+        <w:t>deb</w:t>
+      </w:r>
+      <w:r>
+        <w:rPr>
+          <w:b/>
+          <w:bCs/>
+        </w:rPr>
+        <w:t>bruk</w:t>
+      </w:r>
+      <w:proofErr w:type="spellEnd"/>
+      <w:r>
+        <w:rPr>
+          <w:b/>
+          <w:bCs/>
+        </w:rPr>
+        <w:t xml:space="preserve"> experiment:</w:t>
+      </w:r>
+      <w:r>
+        <w:rPr>
+          <w:b/>
+          <w:bCs/>
+        </w:rPr>
+        <w:t xml:space="preserve"> </w:t>
+      </w:r>
+    </w:p>
+    <w:p>
+      <w:r>
+        <w:t>From what</w:t>
+      </w:r>
+      <w:r>
+        <w:t xml:space="preserve"> is currently known before the introduction of any drugs</w:t>
+      </w:r>
+      <w:r>
+        <w:t xml:space="preserve"> </w:t>
+      </w:r>
+      <w:r>
+        <w:t>emergence of resistance</w:t>
+      </w:r>
+      <w:r>
+        <w:t xml:space="preserve"> is a stochastic process. These </w:t>
+      </w:r>
+      <w:r>
+        <w:t>mutants may already exist in</w:t>
+      </w:r>
+      <w:r>
+        <w:t xml:space="preserve"> a bacterial population</w:t>
+      </w:r>
+      <w:r>
+        <w:t xml:space="preserve"> at low levels </w:t>
+      </w:r>
+      <w:r>
+        <w:t xml:space="preserve">balanced by the </w:t>
+      </w:r>
+      <w:r>
+        <w:t>mutation rate, immigration of resistant strains from outside, and the fitness cost of resistance in a drug-free environment</w:t>
+      </w:r>
+      <w:r>
+        <w:t xml:space="preserve"> </w:t>
+      </w:r>
+      <w:r>
+        <w:t>(</w:t>
+      </w:r>
+      <w:r>
+        <w:t xml:space="preserve">Zur </w:t>
+      </w:r>
+      <w:proofErr w:type="spellStart"/>
+      <w:r>
+        <w:t>Wiesch</w:t>
+      </w:r>
+      <w:proofErr w:type="spellEnd"/>
+      <w:r>
+        <w:t xml:space="preserve"> et al., 2011)</w:t>
+      </w:r>
+      <w:r>
+        <w:t xml:space="preserve">. </w:t>
+      </w:r>
+      <w:r>
+        <w:t>On the chance</w:t>
+      </w:r>
+      <w:r>
+        <w:t xml:space="preserve"> </w:t>
+      </w:r>
+      <w:r>
+        <w:t xml:space="preserve">when there </w:t>
+      </w:r>
+      <w:proofErr w:type="gramStart"/>
+      <w:r>
+        <w:t>is</w:t>
+      </w:r>
+      <w:proofErr w:type="gramEnd"/>
+      <w:r>
+        <w:t xml:space="preserve"> no </w:t>
+      </w:r>
+      <w:r>
+        <w:t xml:space="preserve">resistant mutants </w:t>
+      </w:r>
+      <w:r>
+        <w:t>t</w:t>
+      </w:r>
+      <w:r>
+        <w:t>he initial appearance</w:t>
+      </w:r>
+      <w:r>
+        <w:t xml:space="preserve"> </w:t>
+      </w:r>
+      <w:r>
+        <w:t>is a chance event</w:t>
+      </w:r>
+      <w:r>
+        <w:t xml:space="preserve"> induced </w:t>
+      </w:r>
+      <w:r>
+        <w:t xml:space="preserve">by mutation or immigration rates and effective population size </w:t>
+      </w:r>
+      <w:r>
+        <w:t>but not</w:t>
+      </w:r>
+      <w:r>
+        <w:t xml:space="preserve"> </w:t>
+      </w:r>
+      <w:r>
+        <w:t xml:space="preserve">because of </w:t>
+      </w:r>
+      <w:r>
+        <w:t>drug</w:t>
+      </w:r>
+      <w:r>
+        <w:t>s</w:t>
+      </w:r>
+      <w:r>
+        <w:t xml:space="preserve">. </w:t>
+      </w:r>
+      <w:r>
+        <w:t xml:space="preserve">The reason we know </w:t>
+      </w:r>
+      <w:r>
+        <w:t>this is that is what is happening is due to a landmark study done</w:t>
+      </w:r>
+      <w:r>
+        <w:t xml:space="preserve"> in 1943 known as the </w:t>
+      </w:r>
+      <w:r>
+        <w:t xml:space="preserve">Luria–Delbrück Experiment or a </w:t>
+      </w:r>
+      <w:r>
+        <w:t>fluctuation experiment</w:t>
+      </w:r>
+      <w:r>
+        <w:t xml:space="preserve"> which </w:t>
+      </w:r>
+      <w:r>
+        <w:t xml:space="preserve">is still used today to </w:t>
+      </w:r>
+      <w:r>
+        <w:t xml:space="preserve">detect </w:t>
+      </w:r>
+      <w:r>
+        <w:t xml:space="preserve">and isolate spontaneous mutations in bacteria. </w:t>
+      </w:r>
+      <w:r>
+        <w:t xml:space="preserve">In their original design, </w:t>
+      </w:r>
+      <w:r>
+        <w:t xml:space="preserve">multiple replicate cultures of E. coli were grown </w:t>
+      </w:r>
+      <w:r>
+        <w:t xml:space="preserve">from a very small number of </w:t>
+      </w:r>
+      <w:r>
+        <w:t>colonies</w:t>
+      </w:r>
+      <w:r>
+        <w:t xml:space="preserve"> to </w:t>
+      </w:r>
+      <w:r>
+        <w:t>a large population</w:t>
+      </w:r>
+      <w:r>
+        <w:t xml:space="preserve"> which was then plated onto </w:t>
+      </w:r>
+      <w:r>
+        <w:t xml:space="preserve">a </w:t>
+      </w:r>
+      <w:proofErr w:type="spellStart"/>
+      <w:r>
+        <w:t>neutrient</w:t>
+      </w:r>
+      <w:proofErr w:type="spellEnd"/>
+      <w:r>
+        <w:t xml:space="preserve"> agar with </w:t>
+      </w:r>
+      <w:r>
+        <w:t>bacteriophage acting as the selection</w:t>
+      </w:r>
+      <w:r>
+        <w:t xml:space="preserve"> for the study. </w:t>
+      </w:r>
+      <w:r>
+        <w:t>This</w:t>
+      </w:r>
+      <w:r>
+        <w:t xml:space="preserve"> experiment was designed to </w:t>
+      </w:r>
+      <w:r>
+        <w:t xml:space="preserve">test two </w:t>
+      </w:r>
+      <w:r>
+        <w:t xml:space="preserve">competing hypotheses which was whether </w:t>
+      </w:r>
+      <w:r>
+        <w:t>resistance mutations ar</w:t>
+      </w:r>
+      <w:r>
+        <w:t>ose</w:t>
+      </w:r>
+      <w:r>
+        <w:t xml:space="preserve"> as a response to phage or drug exposure or</w:t>
+      </w:r>
+      <w:r>
+        <w:t xml:space="preserve"> </w:t>
+      </w:r>
+      <w:r>
+        <w:t xml:space="preserve">that </w:t>
+      </w:r>
+      <w:r>
+        <w:t>resistance arises stochastically during growth</w:t>
+      </w:r>
+      <w:r>
+        <w:t xml:space="preserve"> </w:t>
+      </w:r>
+      <w:r>
+        <w:t xml:space="preserve">before the introduction of deterministic </w:t>
+      </w:r>
+      <w:r>
+        <w:t>factors</w:t>
+      </w:r>
+      <w:r>
+        <w:t xml:space="preserve">. </w:t>
+      </w:r>
+      <w:r>
+        <w:t xml:space="preserve">If the first theory was </w:t>
+      </w:r>
+      <w:proofErr w:type="gramStart"/>
+      <w:r>
+        <w:t>correct</w:t>
+      </w:r>
+      <w:proofErr w:type="gramEnd"/>
+      <w:r>
+        <w:t xml:space="preserve"> </w:t>
+      </w:r>
+      <w:r>
+        <w:t xml:space="preserve">we then expect to see an even distribution of growth on each plate as the bacteria </w:t>
+      </w:r>
+      <w:r>
+        <w:t xml:space="preserve">each developed resistance due to the phage. </w:t>
+      </w:r>
+      <w:r>
+        <w:t xml:space="preserve">If the second theory was correct then we expect to see </w:t>
+      </w:r>
+      <w:r>
+        <w:t xml:space="preserve">high variance between different plates as the </w:t>
+      </w:r>
+      <w:r>
+        <w:t xml:space="preserve">colonies that grew would have </w:t>
+      </w:r>
+      <w:proofErr w:type="spellStart"/>
+      <w:r>
+        <w:t>stochatcily</w:t>
+      </w:r>
+      <w:proofErr w:type="spellEnd"/>
+      <w:r>
+        <w:t xml:space="preserve"> developed resistance while the colonies that died would have had the opposite result. </w:t>
+      </w:r>
+      <w:r>
+        <w:t xml:space="preserve">Furthermore, two </w:t>
+      </w:r>
+      <w:r>
+        <w:t xml:space="preserve">types of distribution that models for </w:t>
+      </w:r>
+      <w:r>
+        <w:t xml:space="preserve">the emergence of mutations were also being tested. </w:t>
+      </w:r>
+      <w:r>
+        <w:t xml:space="preserve">If the </w:t>
+      </w:r>
+      <w:r>
+        <w:t xml:space="preserve">theory that </w:t>
+      </w:r>
+      <w:r>
+        <w:t xml:space="preserve">resistance directed </w:t>
+      </w:r>
+      <w:r>
+        <w:t>to antibiotic exposure</w:t>
+      </w:r>
+      <w:r>
+        <w:t xml:space="preserve"> was </w:t>
+      </w:r>
+      <w:r>
+        <w:t>correct,</w:t>
+      </w:r>
+      <w:r>
+        <w:t xml:space="preserve"> we would see a </w:t>
+      </w:r>
+      <w:r>
+        <w:t>Poisson distribution</w:t>
+      </w:r>
+      <w:r>
+        <w:t xml:space="preserve"> </w:t>
+      </w:r>
+      <w:r>
+        <w:t>with the emerging resistant mutants</w:t>
+      </w:r>
+      <w:r>
+        <w:t xml:space="preserve"> </w:t>
+      </w:r>
+      <w:r>
+        <w:t xml:space="preserve">because each bacterium </w:t>
+      </w:r>
+      <w:r>
+        <w:t xml:space="preserve">would </w:t>
+      </w:r>
+      <w:r>
+        <w:lastRenderedPageBreak/>
+        <w:t>independently become resistant upon phage exposure</w:t>
+      </w:r>
+      <w:r>
+        <w:t>.</w:t>
+      </w:r>
+      <w:r>
+        <w:t xml:space="preserve"> </w:t>
+      </w:r>
+      <w:r>
+        <w:t xml:space="preserve">On the other hand, </w:t>
+      </w:r>
+      <w:r>
+        <w:t xml:space="preserve">if </w:t>
+      </w:r>
+      <w:r>
+        <w:t>resistance mutation were stochastic then we would expect to see</w:t>
+      </w:r>
+      <w:r>
+        <w:t xml:space="preserve"> a </w:t>
+      </w:r>
+      <w:r>
+        <w:t>skewed distribution</w:t>
+      </w:r>
+      <w:r>
+        <w:t xml:space="preserve"> of </w:t>
+      </w:r>
+      <w:r>
+        <w:t>resistant mutants that arose early in the population</w:t>
+      </w:r>
+      <w:r>
+        <w:t xml:space="preserve"> </w:t>
+      </w:r>
+      <w:r>
+        <w:t xml:space="preserve">which is also </w:t>
+      </w:r>
+      <w:proofErr w:type="spellStart"/>
+      <w:r>
+        <w:t>know</w:t>
+      </w:r>
+      <w:proofErr w:type="spellEnd"/>
+      <w:r>
+        <w:t xml:space="preserve"> as a jackpot distribution.</w:t>
+      </w:r>
+      <w:r>
+        <w:t xml:space="preserve"> </w:t>
+      </w:r>
+      <w:r>
+        <w:t xml:space="preserve">Luria and Delbrück's result showed </w:t>
+      </w:r>
+      <w:r>
+        <w:t xml:space="preserve">high variance in </w:t>
+      </w:r>
+      <w:r>
+        <w:t xml:space="preserve">CFU between plates </w:t>
+      </w:r>
+      <w:r>
+        <w:t xml:space="preserve">far beyond the Poisson distribution </w:t>
+      </w:r>
+      <w:r>
+        <w:t xml:space="preserve">thus conclusively cementing </w:t>
+      </w:r>
+      <w:r>
+        <w:t xml:space="preserve">the theory that mutations are stochastic and </w:t>
+      </w:r>
+      <w:r>
+        <w:t xml:space="preserve">jackpot mutations can appear and take over a population. </w:t>
       </w:r>
     </w:p>
     <w:p>
       <w:pPr>
         <w:rPr>
-          <w:rFonts w:eastAsia="Arial" w:cs="Arial"/>
+          <w:b/>
+          <w:bCs/>
+        </w:rPr>
+      </w:pPr>
+      <w:r>
+        <w:rPr>
+          <w:b/>
+          <w:bCs/>
+        </w:rPr>
+        <w:t>Stochastic establishment and mortality</w:t>
+      </w:r>
+      <w:r>
+        <w:rPr>
+          <w:b/>
+          <w:bCs/>
+        </w:rPr>
+        <w:t xml:space="preserve"> </w:t>
+      </w:r>
+      <w:r>
+        <w:rPr>
+          <w:b/>
+          <w:bCs/>
+        </w:rPr>
+        <w:t xml:space="preserve">in the face of antibiotics </w:t>
+      </w:r>
+    </w:p>
+    <w:p>
+      <w:pPr>
+        <w:rPr>
+          <w:b/>
+          <w:bCs/>
+        </w:rPr>
+      </w:pPr>
+      <w:r>
+        <w:t>T</w:t>
+      </w:r>
+      <w:r>
+        <w:t>here are many factors that determine t</w:t>
+      </w:r>
+      <w:r>
+        <w:t xml:space="preserve">he fate of a new </w:t>
+      </w:r>
+      <w:r>
+        <w:t>mutation</w:t>
+      </w:r>
+      <w:r>
+        <w:t xml:space="preserve"> that </w:t>
+      </w:r>
+      <w:r>
+        <w:t>arises in a bacterial population. E</w:t>
+      </w:r>
+      <w:r>
+        <w:t>very mutant</w:t>
+      </w:r>
+      <w:r>
+        <w:t>,</w:t>
+      </w:r>
+      <w:r>
+        <w:t xml:space="preserve"> even ones with </w:t>
+      </w:r>
+      <w:r>
+        <w:t xml:space="preserve">high levels of fitness faces </w:t>
+      </w:r>
+      <w:r>
+        <w:t xml:space="preserve">the critical </w:t>
+      </w:r>
+      <w:r>
+        <w:t>stochastic phase right after</w:t>
+      </w:r>
+      <w:r>
+        <w:t xml:space="preserve"> emergence</w:t>
+      </w:r>
+      <w:r>
+        <w:t xml:space="preserve"> </w:t>
+      </w:r>
+      <w:r>
+        <w:t>known as establishment</w:t>
+      </w:r>
+      <w:r>
+        <w:t>.</w:t>
+      </w:r>
+      <w:r>
+        <w:t xml:space="preserve"> This is </w:t>
+      </w:r>
+      <w:r>
+        <w:t>whereas</w:t>
+      </w:r>
+      <w:r>
+        <w:t xml:space="preserve"> a newly emerged</w:t>
+      </w:r>
+      <w:r>
+        <w:t xml:space="preserve"> single cell</w:t>
+      </w:r>
+      <w:r>
+        <w:t xml:space="preserve"> will </w:t>
+      </w:r>
+      <w:r>
+        <w:t xml:space="preserve">survive or die </w:t>
+      </w:r>
+      <w:r>
+        <w:t xml:space="preserve">depending on the result of </w:t>
+      </w:r>
+      <w:r>
+        <w:t xml:space="preserve">the </w:t>
+      </w:r>
+      <w:r>
+        <w:t xml:space="preserve">first few division events, </w:t>
+      </w:r>
+      <w:r>
+        <w:t xml:space="preserve">which are </w:t>
+      </w:r>
+      <w:r>
+        <w:t>governed by random birth and death processes</w:t>
+      </w:r>
+      <w:r>
+        <w:t>.</w:t>
+      </w:r>
+      <w:r>
+        <w:t xml:space="preserve"> </w:t>
+      </w:r>
+      <w:r>
+        <w:t xml:space="preserve">Here I will define establishment as the </w:t>
+      </w:r>
+      <w:r>
+        <w:t xml:space="preserve">rise of </w:t>
+      </w:r>
+      <w:r>
+        <w:t xml:space="preserve">resistant </w:t>
+      </w:r>
+      <w:r>
+        <w:t>mutants beyond</w:t>
+      </w:r>
+      <w:r>
+        <w:t xml:space="preserve"> danger of immediate extinction</w:t>
+      </w:r>
+      <w:r>
+        <w:t xml:space="preserve"> </w:t>
+      </w:r>
+      <w:r>
+        <w:t>(Z</w:t>
+      </w:r>
+      <w:r>
+        <w:t xml:space="preserve">ur </w:t>
+      </w:r>
+      <w:proofErr w:type="spellStart"/>
+      <w:r>
+        <w:t>Wiesch</w:t>
+      </w:r>
+      <w:proofErr w:type="spellEnd"/>
+      <w:r>
+        <w:t xml:space="preserve"> et al., 2011)</w:t>
+      </w:r>
+      <w:r>
+        <w:t xml:space="preserve">. </w:t>
+      </w:r>
+    </w:p>
+    <w:p/>
+    <w:p/>
+    <w:p>
+      <w:r>
+        <w:t>The single cell</w:t>
+      </w:r>
+    </w:p>
+    <w:p>
+      <w:pPr>
+        <w:rPr>
+          <w:b/>
+          <w:bCs/>
         </w:rPr>
       </w:pPr>
     </w:p>
     <w:p>
       <w:pPr>
         <w:rPr>
-          <w:rFonts w:eastAsia="Arial" w:cs="Arial"/>
+          <w:b/>
+          <w:bCs/>
+        </w:rPr>
+      </w:pPr>
+      <w:r>
+        <w:rPr>
+          <w:b/>
+          <w:bCs/>
+        </w:rPr>
+        <w:t>Synthesis:</w:t>
+      </w:r>
+    </w:p>
+    <w:p>
+      <w:r>
+        <w:t xml:space="preserve">Jackpot distribution causes </w:t>
+      </w:r>
+      <w:r>
+        <w:t xml:space="preserve">uneven distribution which causes </w:t>
+      </w:r>
+      <w:r>
+        <w:t xml:space="preserve">bias </w:t>
+      </w:r>
+    </w:p>
+    <w:p>
+      <w:pPr>
+        <w:rPr>
+          <w:b/>
+          <w:bCs/>
         </w:rPr>
       </w:pPr>
     </w:p>
     <w:p>
       <w:pPr>
         <w:rPr>
-          <w:rFonts w:eastAsia="Arial" w:cs="Arial"/>
+          <w:b/>
+          <w:bCs/>
         </w:rPr>
       </w:pPr>
     </w:p>
-    <w:p>
-      <w:pPr>
-        <w:rPr>
-          <w:rFonts w:eastAsia="Arial" w:cs="Arial"/>
-        </w:rPr>
-      </w:pPr>
-    </w:p>
-    <w:p>
-      <w:pPr>
-        <w:rPr>
-          <w:rFonts w:eastAsia="Arial" w:cs="Arial"/>
-        </w:rPr>
-      </w:pPr>
-    </w:p>
-    <w:p>
-      <w:pPr>
-        <w:rPr>
-          <w:rFonts w:eastAsia="Arial" w:cs="Arial"/>
-        </w:rPr>
-      </w:pPr>
-    </w:p>
-    <w:p>
-      <w:pPr>
-        <w:rPr>
-          <w:rFonts w:eastAsia="Arial" w:cs="Arial"/>
-        </w:rPr>
-      </w:pPr>
-    </w:p>
-    <w:p>
-      <w:pPr>
-        <w:rPr>
-          <w:rFonts w:eastAsia="Arial" w:cs="Arial"/>
-        </w:rPr>
-      </w:pPr>
-    </w:p>
-    <w:p>
-      <w:pPr>
-        <w:rPr>
-          <w:rFonts w:eastAsia="Arial" w:cs="Arial"/>
-        </w:rPr>
-      </w:pPr>
-    </w:p>
-    <w:p>
-      <w:pPr>
-        <w:rPr>
-          <w:b/>
-          <w:bCs/>
-        </w:rPr>
-      </w:pPr>
-      <w:r>
-        <w:rPr>
-          <w:b/>
-          <w:bCs/>
-        </w:rPr>
-        <w:t>E</w:t>
-      </w:r>
-      <w:r>
-        <w:rPr>
-          <w:b/>
-          <w:bCs/>
-        </w:rPr>
-        <w:t>mergence</w:t>
-      </w:r>
-      <w:r>
-        <w:rPr>
-          <w:b/>
-          <w:bCs/>
-        </w:rPr>
-        <w:t xml:space="preserve"> and the Luria </w:t>
-      </w:r>
-      <w:proofErr w:type="spellStart"/>
-      <w:r>
-        <w:rPr>
-          <w:b/>
-          <w:bCs/>
-        </w:rPr>
-        <w:t>deb</w:t>
-      </w:r>
-      <w:r>
-        <w:rPr>
-          <w:b/>
-          <w:bCs/>
-        </w:rPr>
-        <w:t>bruk</w:t>
-      </w:r>
-      <w:proofErr w:type="spellEnd"/>
-      <w:r>
-        <w:rPr>
-          <w:b/>
-          <w:bCs/>
-        </w:rPr>
-        <w:t xml:space="preserve"> experiment:</w:t>
-      </w:r>
-      <w:r>
-        <w:rPr>
-          <w:b/>
-          <w:bCs/>
-        </w:rPr>
-        <w:t xml:space="preserve"> </w:t>
-      </w:r>
-    </w:p>
-    <w:p>
-      <w:r>
-        <w:t>From what</w:t>
-      </w:r>
-      <w:r>
-        <w:t xml:space="preserve"> is currently known before the introduction of any drugs</w:t>
-      </w:r>
-      <w:r>
-        <w:t xml:space="preserve"> </w:t>
-      </w:r>
-      <w:r>
-        <w:t>emergence of resistance</w:t>
-      </w:r>
-      <w:r>
-        <w:t xml:space="preserve"> is a stochastic process. These </w:t>
-      </w:r>
-      <w:r>
-        <w:t>mutants may already exist in</w:t>
-      </w:r>
-      <w:r>
-        <w:t xml:space="preserve"> a bacterial population</w:t>
-      </w:r>
-      <w:r>
-        <w:t xml:space="preserve"> at low levels </w:t>
-      </w:r>
-      <w:r>
-        <w:t xml:space="preserve">balanced by the </w:t>
-      </w:r>
-      <w:r>
-        <w:t>mutation rate, immigration of resistant strains from outside, and the fitness cost of resistance in a drug-free environment</w:t>
-      </w:r>
-      <w:r>
-        <w:t xml:space="preserve"> </w:t>
-      </w:r>
-      <w:r>
-        <w:t>(</w:t>
-      </w:r>
-      <w:r>
-        <w:t xml:space="preserve">Zur </w:t>
-      </w:r>
-      <w:proofErr w:type="spellStart"/>
-      <w:r>
-        <w:t>Wiesch</w:t>
-      </w:r>
-      <w:proofErr w:type="spellEnd"/>
-      <w:r>
-        <w:t xml:space="preserve"> et al., 2011)</w:t>
-      </w:r>
-      <w:r>
-        <w:t xml:space="preserve">. </w:t>
-      </w:r>
-      <w:r>
-        <w:t>On the chance</w:t>
-      </w:r>
-      <w:r>
-        <w:t xml:space="preserve"> </w:t>
-      </w:r>
-      <w:r>
-        <w:t xml:space="preserve">when there </w:t>
-      </w:r>
-      <w:proofErr w:type="gramStart"/>
-      <w:r>
-        <w:t>is</w:t>
-      </w:r>
-      <w:proofErr w:type="gramEnd"/>
-      <w:r>
-        <w:t xml:space="preserve"> no </w:t>
-      </w:r>
-      <w:r>
-        <w:t xml:space="preserve">resistant mutants </w:t>
-      </w:r>
-      <w:r>
-        <w:t>t</w:t>
-      </w:r>
-      <w:r>
-        <w:t>he initial appearance</w:t>
-      </w:r>
-      <w:r>
-        <w:t xml:space="preserve"> </w:t>
-      </w:r>
-      <w:r>
-        <w:t>is a chance event</w:t>
-      </w:r>
-      <w:r>
-        <w:t xml:space="preserve"> induced </w:t>
-      </w:r>
-      <w:r>
-        <w:t xml:space="preserve">by mutation or immigration rates and effective population size </w:t>
-      </w:r>
-      <w:r>
-        <w:t>but not</w:t>
-      </w:r>
-      <w:r>
-        <w:t xml:space="preserve"> </w:t>
-      </w:r>
-      <w:r>
-        <w:t xml:space="preserve">because of </w:t>
-      </w:r>
-      <w:r>
-        <w:t>drug</w:t>
-      </w:r>
-      <w:r>
-        <w:t>s</w:t>
-      </w:r>
-      <w:r>
-        <w:t xml:space="preserve">. </w:t>
-      </w:r>
-      <w:r>
-        <w:t xml:space="preserve">The reason we know </w:t>
-      </w:r>
-      <w:r>
-        <w:t>this is that is what is happening is due to a landmark study done</w:t>
-      </w:r>
-      <w:r>
-        <w:t xml:space="preserve"> in 1943 known as the </w:t>
-      </w:r>
-      <w:r>
-        <w:t xml:space="preserve">Luria–Delbrück Experiment or a </w:t>
-      </w:r>
-      <w:r>
-        <w:t>fluctuation experiment</w:t>
-      </w:r>
-      <w:r>
-        <w:t xml:space="preserve"> which </w:t>
-      </w:r>
-      <w:r>
-        <w:t xml:space="preserve">is still used today to </w:t>
-      </w:r>
-      <w:r>
-        <w:t xml:space="preserve">detect </w:t>
-      </w:r>
-      <w:r>
-        <w:t xml:space="preserve">and isolate spontaneous mutations in bacteria. </w:t>
-      </w:r>
-      <w:r>
-        <w:t xml:space="preserve">In their original design, </w:t>
-      </w:r>
-      <w:r>
-        <w:t xml:space="preserve">multiple replicate cultures of E. coli were grown </w:t>
-      </w:r>
-      <w:r>
-        <w:t xml:space="preserve">from a very small number of </w:t>
-      </w:r>
-      <w:r>
-        <w:t>colonies</w:t>
-      </w:r>
-      <w:r>
-        <w:t xml:space="preserve"> to </w:t>
-      </w:r>
-      <w:r>
-        <w:t>a large population</w:t>
-      </w:r>
-      <w:r>
-        <w:t xml:space="preserve"> which was then plated onto </w:t>
-      </w:r>
-      <w:r>
-        <w:t xml:space="preserve">a </w:t>
-      </w:r>
-      <w:proofErr w:type="spellStart"/>
-      <w:r>
-        <w:t>neutrient</w:t>
-      </w:r>
-      <w:proofErr w:type="spellEnd"/>
-      <w:r>
-        <w:t xml:space="preserve"> agar with </w:t>
-      </w:r>
-      <w:r>
-        <w:t>bacteriophage acting as the selection</w:t>
-      </w:r>
-      <w:r>
-        <w:t xml:space="preserve"> for the study. </w:t>
-      </w:r>
-      <w:r>
-        <w:t>This</w:t>
-      </w:r>
-      <w:r>
-        <w:t xml:space="preserve"> experiment was designed to </w:t>
-      </w:r>
-      <w:r>
-        <w:t xml:space="preserve">test two </w:t>
-      </w:r>
-      <w:r>
-        <w:t xml:space="preserve">competing hypotheses which was whether </w:t>
-      </w:r>
-      <w:r>
-        <w:lastRenderedPageBreak/>
-        <w:t>resistance mutations ar</w:t>
-      </w:r>
-      <w:r>
-        <w:t>ose</w:t>
-      </w:r>
-      <w:r>
-        <w:t xml:space="preserve"> as a response to phage or drug exposure or</w:t>
-      </w:r>
-      <w:r>
-        <w:t xml:space="preserve"> </w:t>
-      </w:r>
-      <w:r>
-        <w:t xml:space="preserve">that </w:t>
-      </w:r>
-      <w:r>
-        <w:t>resistance arises stochastically during growth</w:t>
-      </w:r>
-      <w:r>
-        <w:t xml:space="preserve"> </w:t>
-      </w:r>
-      <w:r>
-        <w:t xml:space="preserve">before the introduction of deterministic </w:t>
-      </w:r>
-      <w:r>
-        <w:t>factors</w:t>
-      </w:r>
-      <w:r>
-        <w:t xml:space="preserve">. </w:t>
-      </w:r>
-      <w:r>
-        <w:t xml:space="preserve">If the first theory was </w:t>
-      </w:r>
-      <w:proofErr w:type="gramStart"/>
-      <w:r>
-        <w:t>correct</w:t>
-      </w:r>
-      <w:proofErr w:type="gramEnd"/>
-      <w:r>
-        <w:t xml:space="preserve"> </w:t>
-      </w:r>
-      <w:r>
-        <w:t xml:space="preserve">we then expect to see an even distribution of growth on each plate as the bacteria </w:t>
-      </w:r>
-      <w:r>
-        <w:t xml:space="preserve">each developed resistance due to the phage. </w:t>
-      </w:r>
-      <w:r>
-        <w:t xml:space="preserve">If the second theory was correct then we expect to see </w:t>
-      </w:r>
-      <w:r>
-        <w:t xml:space="preserve">high variance between different plates as the </w:t>
-      </w:r>
-      <w:r>
-        <w:t xml:space="preserve">colonies that grew would have </w:t>
-      </w:r>
-      <w:proofErr w:type="spellStart"/>
-      <w:r>
-        <w:t>stochatcily</w:t>
-      </w:r>
-      <w:proofErr w:type="spellEnd"/>
-      <w:r>
-        <w:t xml:space="preserve"> developed resistance while the colonies that died would have had the opposite result. </w:t>
-      </w:r>
-      <w:r>
-        <w:t xml:space="preserve">Furthermore, two </w:t>
-      </w:r>
-      <w:r>
-        <w:t xml:space="preserve">types of distribution that models for </w:t>
-      </w:r>
-      <w:r>
-        <w:t xml:space="preserve">the emergence of mutations were also being tested. </w:t>
-      </w:r>
-      <w:r>
-        <w:t xml:space="preserve">If the </w:t>
-      </w:r>
-      <w:r>
-        <w:t xml:space="preserve">theory that </w:t>
-      </w:r>
-      <w:r>
-        <w:t xml:space="preserve">resistance directed </w:t>
-      </w:r>
-      <w:r>
-        <w:t>to antibiotic exposure</w:t>
-      </w:r>
-      <w:r>
-        <w:t xml:space="preserve"> was </w:t>
-      </w:r>
-      <w:r>
-        <w:t>correct,</w:t>
-      </w:r>
-      <w:r>
-        <w:t xml:space="preserve"> we would see a </w:t>
-      </w:r>
-      <w:r>
-        <w:t>Poisson distribution</w:t>
-      </w:r>
-      <w:r>
-        <w:t xml:space="preserve"> </w:t>
-      </w:r>
-      <w:r>
-        <w:t>with the emerging resistant mutants</w:t>
-      </w:r>
-      <w:r>
-        <w:t xml:space="preserve"> </w:t>
-      </w:r>
-      <w:r>
-        <w:t xml:space="preserve">because each bacterium </w:t>
-      </w:r>
-      <w:r>
-        <w:t xml:space="preserve">would </w:t>
-      </w:r>
-      <w:r>
-        <w:t>independently become resistant upon phage exposure</w:t>
-      </w:r>
-      <w:r>
-        <w:t>.</w:t>
-      </w:r>
-      <w:r>
-        <w:t xml:space="preserve"> </w:t>
-      </w:r>
-      <w:r>
-        <w:t xml:space="preserve">On the other hand, </w:t>
-      </w:r>
-      <w:r>
-        <w:t xml:space="preserve">if </w:t>
-      </w:r>
-      <w:r>
-        <w:t>resistance mutation were stochastic then we would expect to see</w:t>
-      </w:r>
-      <w:r>
-        <w:t xml:space="preserve"> a </w:t>
-      </w:r>
-      <w:r>
-        <w:t>skewed distribution</w:t>
-      </w:r>
-      <w:r>
-        <w:t xml:space="preserve"> of </w:t>
-      </w:r>
-      <w:r>
-        <w:t>resistant mutants that arose early in the population</w:t>
-      </w:r>
-      <w:r>
-        <w:t xml:space="preserve"> </w:t>
-      </w:r>
-      <w:r>
-        <w:t xml:space="preserve">which is also </w:t>
-      </w:r>
-      <w:proofErr w:type="spellStart"/>
-      <w:r>
-        <w:t>know</w:t>
-      </w:r>
-      <w:proofErr w:type="spellEnd"/>
-      <w:r>
-        <w:t xml:space="preserve"> as a jackpot distribution.</w:t>
-      </w:r>
-      <w:r>
-        <w:t xml:space="preserve"> </w:t>
-      </w:r>
-      <w:r>
-        <w:t xml:space="preserve">Luria and Delbrück's result showed </w:t>
-      </w:r>
-      <w:r>
-        <w:t xml:space="preserve">high variance in </w:t>
-      </w:r>
-      <w:r>
-        <w:t xml:space="preserve">CFU between plates </w:t>
-      </w:r>
-      <w:r>
-        <w:t xml:space="preserve">far beyond the Poisson distribution </w:t>
-      </w:r>
-      <w:r>
-        <w:t xml:space="preserve">thus conclusively cementing </w:t>
-      </w:r>
-      <w:r>
-        <w:t xml:space="preserve">the theory that mutations are stochastic and </w:t>
-      </w:r>
-      <w:r>
-        <w:t xml:space="preserve">jackpot mutations can appear and take over a population. </w:t>
-      </w:r>
-    </w:p>
-    <w:p/>
     <w:p>
       <w:pPr>
         <w:rPr>
@@ -4269,7 +4451,6 @@
     <w:p/>
     <w:p>
       <w:r>
-        <w:lastRenderedPageBreak/>
         <w:t xml:space="preserve">I am replicating this experiment this time with </w:t>
       </w:r>
       <w:r>
@@ -4628,6 +4809,7 @@
     </w:p>
     <w:p>
       <w:r>
+        <w:lastRenderedPageBreak/>
         <w:t>mutations are spontaneous</w:t>
       </w:r>
       <w:r>
@@ -4672,7 +4854,6 @@
     </w:p>
     <w:p>
       <w:r>
-        <w:lastRenderedPageBreak/>
         <w:t xml:space="preserve">what is causing this uneven distribution and what can we do to take advantage of it </w:t>
       </w:r>
     </w:p>
@@ -4779,6 +4960,7 @@
           <w:b/>
           <w:bCs/>
         </w:rPr>
+        <w:lastRenderedPageBreak/>
         <w:t xml:space="preserve">The longer an organism stays in an environment the more </w:t>
       </w:r>
       <w:proofErr w:type="spellStart"/>
@@ -4803,11 +4985,7 @@
         <w:pStyle w:val="Title"/>
       </w:pPr>
       <w:r>
-        <w:t xml:space="preserve">Talk about mutation rate and how it plays into stochastic establishment. (high </w:t>
-      </w:r>
-      <w:r>
-        <w:lastRenderedPageBreak/>
-        <w:t xml:space="preserve">mutation rate does not equal high establishment rate) </w:t>
+        <w:t xml:space="preserve">Talk about mutation rate and how it plays into stochastic establishment. (high mutation rate does not equal high establishment rate) </w:t>
       </w:r>
     </w:p>
     <w:p>
@@ -4955,7 +5133,11 @@
         <w:t>supply</w:t>
       </w:r>
       <w:r>
-        <w:t xml:space="preserve"> of potential adaptive mutants, but it does not change the probability that any single new mutant will establish. In fact, the two can pull in opposite directions: higher mutation rates generally led to faster adaptation to antibiotics, but in one strain with an extremely high mutation rate, the ability to evolve was significantly reduced. The reason is </w:t>
+        <w:t xml:space="preserve"> of potential adaptive mutants, but it does not change the probability that any single new mutant will establish. In fact, the two can pull in opposite directions: higher mutation rates generally led to faster adaptation to antibiotics, but in one strain with an extremely </w:t>
+      </w:r>
+      <w:r>
+        <w:lastRenderedPageBreak/>
+        <w:t xml:space="preserve">high mutation rate, the ability to evolve was significantly reduced. The reason is </w:t>
       </w:r>
       <w:r>
         <w:rPr>
@@ -4978,11 +5160,7 @@
     </w:p>
     <w:p>
       <w:r>
-        <w:t xml:space="preserve">This tension is visible in long-term evolution experiments: as a consequence of the tension between adaptation and genetic load, theory predicts that populations of </w:t>
-      </w:r>
-      <w:r>
-        <w:lastRenderedPageBreak/>
-        <w:t xml:space="preserve">hypermutators should re-evolve lower mutation rates after they have become established. </w:t>
+        <w:t xml:space="preserve">This tension is visible in long-term evolution experiments: as a consequence of the tension between adaptation and genetic load, theory predicts that populations of hypermutators should re-evolve lower mutation rates after they have become established. </w:t>
       </w:r>
       <w:hyperlink r:id="rId10" w:tgtFrame="_blank" w:history="1">
         <w:r>
@@ -5191,6 +5369,7 @@
     </w:p>
     <w:p>
       <w:r>
+        <w:lastRenderedPageBreak/>
         <w:t xml:space="preserve">         (what your fluctuation assay actually detects)</w:t>
       </w:r>
     </w:p>
@@ -5302,7 +5481,23 @@
           <w:b/>
           <w:bCs/>
         </w:rPr>
-        <w:t xml:space="preserve">This system is stochastic but we have an uneven distribution </w:t>
+        <w:t xml:space="preserve">This system is </w:t>
+      </w:r>
+      <w:proofErr w:type="gramStart"/>
+      <w:r>
+        <w:rPr>
+          <w:b/>
+          <w:bCs/>
+        </w:rPr>
+        <w:t>stochastic</w:t>
+      </w:r>
+      <w:proofErr w:type="gramEnd"/>
+      <w:r>
+        <w:rPr>
+          <w:b/>
+          <w:bCs/>
+        </w:rPr>
+        <w:t xml:space="preserve"> but we have an uneven distribution </w:t>
       </w:r>
       <w:r>
         <w:rPr>
@@ -5612,6 +5807,7 @@
           <w:b/>
           <w:bCs/>
         </w:rPr>
+        <w:lastRenderedPageBreak/>
         <w:t xml:space="preserve">Selection </w:t>
       </w:r>
       <w:r>
@@ -5937,7 +6133,6 @@
     </w:p>
     <w:p>
       <w:r>
-        <w:lastRenderedPageBreak/>
         <w:t>People have done experiment at certain temperatures however I will do doing this experiment across a whole spectrum. 28c-50c</w:t>
       </w:r>
     </w:p>
@@ -6248,6 +6443,7 @@
     </w:p>
     <w:p>
       <w:r>
+        <w:lastRenderedPageBreak/>
         <w:t>Trying to avoid evolution as we have found it can be very unpredictable</w:t>
       </w:r>
     </w:p>
@@ -8286,6 +8482,7 @@
                 <w:lang w:eastAsia="en-AU"/>
                 <w14:ligatures w14:val="none"/>
               </w:rPr>
+              <w:lastRenderedPageBreak/>
               <w:t>M27</w:t>
             </w:r>
           </w:p>
@@ -8582,6 +8779,7 @@
                 <w:lang w:eastAsia="en-AU"/>
                 <w14:ligatures w14:val="none"/>
               </w:rPr>
+              <w:lastRenderedPageBreak/>
               <w:t>Weekly Lab Schedule</w:t>
             </w:r>
           </w:p>
@@ -9874,7 +10072,6 @@
                 <w:lang w:eastAsia="en-AU"/>
                 <w14:ligatures w14:val="none"/>
               </w:rPr>
-              <w:lastRenderedPageBreak/>
               <w:t>Assay 2</w:t>
             </w:r>
           </w:p>
@@ -23545,6 +23742,7 @@
                 <w:lang w:eastAsia="en-AU"/>
                 <w14:ligatures w14:val="none"/>
               </w:rPr>
+              <w:lastRenderedPageBreak/>
               <w:t> </w:t>
             </w:r>
           </w:p>
@@ -26448,7 +26646,6 @@
                 <w:lang w:eastAsia="en-AU"/>
                 <w14:ligatures w14:val="none"/>
               </w:rPr>
-              <w:lastRenderedPageBreak/>
               <w:t>Assay 3</w:t>
             </w:r>
           </w:p>
@@ -32031,6 +32228,7 @@
                 <w:lang w:eastAsia="en-AU"/>
                 <w14:ligatures w14:val="none"/>
               </w:rPr>
+              <w:lastRenderedPageBreak/>
               <w:t>Tasks</w:t>
             </w:r>
           </w:p>
@@ -32740,6 +32938,7 @@
     </w:p>
     <w:p>
       <w:r>
+        <w:lastRenderedPageBreak/>
         <w:t xml:space="preserve">We see some growth in m9 from ONC experiment at 45c but there is no </w:t>
       </w:r>
       <w:proofErr w:type="gramStart"/>
@@ -34973,7 +35172,6 @@
   <w:style w:type="character" w:default="1" w:styleId="DefaultParagraphFont">
     <w:name w:val="Default Paragraph Font"/>
     <w:uiPriority w:val="1"/>
-    <w:semiHidden/>
     <w:unhideWhenUsed/>
   </w:style>
   <w:style w:type="table" w:default="1" w:styleId="TableNormal">

--- a/Writing/Lit review.docx
+++ b/Writing/Lit review.docx
@@ -247,6 +247,94 @@
           <w:bCs/>
         </w:rPr>
       </w:pPr>
+      <w:hyperlink r:id="rId5" w:history="1">
+        <w:r>
+          <w:rPr>
+            <w:rStyle w:val="Hyperlink"/>
+            <w:b/>
+            <w:bCs/>
+          </w:rPr>
+          <w:t>https://scholar.google.com/citations?view_op=view_citation&amp;hl=en&amp;user=sEVIf2kAAAAJ&amp;citation_for_view=sEVIf2kAAAAJ:_kc_bZDykSQC</w:t>
+        </w:r>
+      </w:hyperlink>
+    </w:p>
+    <w:p>
+      <w:pPr>
+        <w:rPr>
+          <w:b/>
+          <w:bCs/>
+        </w:rPr>
+      </w:pPr>
+      <w:hyperlink r:id="rId6" w:history="1">
+        <w:r>
+          <w:rPr>
+            <w:rStyle w:val="Hyperlink"/>
+            <w:b/>
+            <w:bCs/>
+          </w:rPr>
+          <w:t>https://scholar.google.com/citations?view_op=view_citation&amp;hl=en&amp;user=sEVIf2kAAAAJ&amp;citation_for_view=sEVIf2kAAAAJ:RYcK_YlVTxYC</w:t>
+        </w:r>
+      </w:hyperlink>
+    </w:p>
+    <w:p>
+      <w:pPr>
+        <w:rPr>
+          <w:b/>
+          <w:bCs/>
+        </w:rPr>
+      </w:pPr>
+      <w:hyperlink r:id="rId7" w:history="1">
+        <w:r>
+          <w:rPr>
+            <w:rStyle w:val="Hyperlink"/>
+            <w:b/>
+            <w:bCs/>
+          </w:rPr>
+          <w:t>https://scholar.google.com/citations?view_op=view_citation&amp;hl=en&amp;user=sEVIf2kAAAAJ&amp;cstart=20&amp;pagesize=80&amp;citation_for_view=sEVIf2kAAAAJ:mB3voiENLucC</w:t>
+        </w:r>
+      </w:hyperlink>
+    </w:p>
+    <w:p>
+      <w:pPr>
+        <w:rPr>
+          <w:b/>
+          <w:bCs/>
+        </w:rPr>
+      </w:pPr>
+      <w:hyperlink r:id="rId8" w:history="1">
+        <w:r>
+          <w:rPr>
+            <w:rStyle w:val="Hyperlink"/>
+            <w:b/>
+            <w:bCs/>
+          </w:rPr>
+          <w:t>https://scholar.google.com/citations?view_op=view_citation&amp;hl=en&amp;user=sEVIf2kAAAAJ&amp;cstart=20&amp;pagesize=80&amp;citation_for_view=sEVIf2kAAAAJ:bEWYMUwI8FkC</w:t>
+        </w:r>
+      </w:hyperlink>
+    </w:p>
+    <w:p>
+      <w:pPr>
+        <w:rPr>
+          <w:b/>
+          <w:bCs/>
+        </w:rPr>
+      </w:pPr>
+    </w:p>
+    <w:p>
+      <w:pPr>
+        <w:rPr>
+          <w:b/>
+          <w:bCs/>
+        </w:rPr>
+      </w:pPr>
+    </w:p>
+    <w:p>
+      <w:pPr>
+        <w:rPr>
+          <w:b/>
+          <w:bCs/>
+        </w:rPr>
+      </w:pPr>
     </w:p>
     <w:p>
       <w:pPr>
@@ -554,6 +642,7 @@
     </w:p>
     <w:p>
       <w:r>
+        <w:lastRenderedPageBreak/>
         <w:t xml:space="preserve">To </w:t>
       </w:r>
       <w:r>
@@ -673,14 +762,7 @@
         <w:rPr>
           <w:highlight w:val="yellow"/>
         </w:rPr>
-        <w:t xml:space="preserve"> gene encodes for 1342 amino </w:t>
-      </w:r>
-      <w:r>
-        <w:rPr>
-          <w:highlight w:val="yellow"/>
-        </w:rPr>
-        <w:lastRenderedPageBreak/>
-        <w:t>acids, previous studies done on Haemophilus influenzae, M. tuberculosis, Neisseria and Streptococcus pneumoniae indicate that resistance mutations only occur at a relatively small set of loci known as the rifampicin resistance-determining region (RRDR) (Goldstein, 2014).</w:t>
+        <w:t xml:space="preserve"> gene encodes for 1342 amino acids, previous studies done on Haemophilus influenzae, M. tuberculosis, Neisseria and Streptococcus pneumoniae indicate that resistance mutations only occur at a relatively small set of loci known as the rifampicin resistance-determining region (RRDR) (Goldstein, 2014).</w:t>
       </w:r>
       <w:r>
         <w:t xml:space="preserve"> Through this relationship we have managed to evolve 28 unique E. coli strains each </w:t>
@@ -911,7 +993,11 @@
         <w:t xml:space="preserve">it is inherently negative </w:t>
       </w:r>
       <w:r>
-        <w:t xml:space="preserve">when in reality this “cost” that we think we see </w:t>
+        <w:t xml:space="preserve">when in reality this “cost” that we think we </w:t>
+      </w:r>
+      <w:r>
+        <w:lastRenderedPageBreak/>
+        <w:t xml:space="preserve">see </w:t>
       </w:r>
       <w:r>
         <w:t xml:space="preserve">in our specific </w:t>
@@ -1046,11 +1132,7 @@
         <w:t xml:space="preserve">emperature </w:t>
       </w:r>
       <w:r>
-        <w:t xml:space="preserve">is one </w:t>
-      </w:r>
-      <w:r>
-        <w:lastRenderedPageBreak/>
-        <w:t xml:space="preserve">of the most ancient and pervasive </w:t>
+        <w:t xml:space="preserve">is one of the most ancient and pervasive </w:t>
       </w:r>
       <w:r>
         <w:t xml:space="preserve">selection pressure organisms on earth has encountered and it has been shaping bacterial physiology before many other stressors like </w:t>
@@ -1298,7 +1380,15 @@
       </w:r>
       <w:proofErr w:type="spellEnd"/>
       <w:r>
-        <w:t xml:space="preserve">/GroES which </w:t>
+        <w:t>/</w:t>
+      </w:r>
+      <w:proofErr w:type="spellStart"/>
+      <w:r>
+        <w:t>GroES</w:t>
+      </w:r>
+      <w:proofErr w:type="spellEnd"/>
+      <w:r>
+        <w:t xml:space="preserve"> which </w:t>
       </w:r>
       <w:r>
         <w:t xml:space="preserve">attempts and tries to </w:t>
@@ -1355,7 +1445,11 @@
         <w:t xml:space="preserve"> </w:t>
       </w:r>
       <w:r>
-        <w:t>Aside from the general response to heat discussed here</w:t>
+        <w:t xml:space="preserve">Aside from the </w:t>
+      </w:r>
+      <w:r>
+        <w:lastRenderedPageBreak/>
+        <w:t>general response to heat discussed here</w:t>
       </w:r>
       <w:r>
         <w:t xml:space="preserve">, </w:t>
@@ -1480,7 +1574,6 @@
     </w:p>
     <w:p>
       <w:r>
-        <w:lastRenderedPageBreak/>
         <w:t xml:space="preserve">Unsurprisingly similar to </w:t>
       </w:r>
       <w:r>
@@ -1575,15 +1668,7 @@
         <w:t xml:space="preserve"> halted</w:t>
       </w:r>
       <w:r>
-        <w:t xml:space="preserve">, </w:t>
-      </w:r>
-      <w:proofErr w:type="gramStart"/>
-      <w:r>
-        <w:t>with the exception of</w:t>
-      </w:r>
-      <w:proofErr w:type="gramEnd"/>
-      <w:r>
-        <w:t xml:space="preserve"> </w:t>
+        <w:t xml:space="preserve">, with the exception of </w:t>
       </w:r>
       <w:r>
         <w:t xml:space="preserve">the </w:t>
@@ -1853,7 +1938,11 @@
         <w:t xml:space="preserve"> evolutionary</w:t>
       </w:r>
       <w:r>
-        <w:t xml:space="preserve"> response</w:t>
+        <w:t xml:space="preserve"> </w:t>
+      </w:r>
+      <w:r>
+        <w:lastRenderedPageBreak/>
+        <w:t>response</w:t>
       </w:r>
       <w:r>
         <w:t xml:space="preserve"> where local and global temperature changes promote the spread and retention of resistance through long lasting or permanent </w:t>
@@ -1937,7 +2026,6 @@
         <w:spacing w:after="80" w:line="300" w:lineRule="auto"/>
       </w:pPr>
       <w:r>
-        <w:lastRenderedPageBreak/>
         <w:t>Glucose and m9</w:t>
       </w:r>
       <w:r>
@@ -2316,6 +2404,7 @@
         <w:t xml:space="preserve">d </w:t>
       </w:r>
       <w:r>
+        <w:lastRenderedPageBreak/>
         <w:t>cross</w:t>
       </w:r>
       <w:r>
@@ -2497,11 +2586,7 @@
         <w:t>rpoB58</w:t>
       </w:r>
       <w:r>
-        <w:t xml:space="preserve"> that mimics the stringent state in </w:t>
-      </w:r>
-      <w:r>
-        <w:lastRenderedPageBreak/>
-        <w:t>the absence of (p)</w:t>
+        <w:t xml:space="preserve"> that mimics the stringent state in the absence of (p)</w:t>
       </w:r>
       <w:proofErr w:type="spellStart"/>
       <w:r>
@@ -2781,6 +2866,7 @@
           <w:b/>
           <w:bCs/>
         </w:rPr>
+        <w:lastRenderedPageBreak/>
         <w:t>Other bacteria:</w:t>
       </w:r>
     </w:p>
@@ -2883,11 +2969,7 @@
         <w:t xml:space="preserve">the </w:t>
       </w:r>
       <w:r>
-        <w:t xml:space="preserve">compensatory mutation conferred a significant fitness </w:t>
-      </w:r>
-      <w:r>
-        <w:lastRenderedPageBreak/>
-        <w:t>advantage at 30°C, was neutral at 37°C, and became costly at 42°C</w:t>
+        <w:t>compensatory mutation conferred a significant fitness advantage at 30°C, was neutral at 37°C, and became costly at 42°C</w:t>
       </w:r>
       <w:r>
         <w:t xml:space="preserve">. From this we can see that </w:t>
@@ -2973,6 +3055,7 @@
           <w:b/>
           <w:bCs/>
         </w:rPr>
+        <w:lastRenderedPageBreak/>
         <w:t>Chapter 2</w:t>
       </w:r>
       <w:r>
@@ -3130,14 +3213,7 @@
         <w:rPr>
           <w:rFonts w:eastAsia="Arial" w:cs="Arial"/>
         </w:rPr>
-        <w:t xml:space="preserve"> </w:t>
-      </w:r>
-      <w:r>
-        <w:rPr>
-          <w:rFonts w:eastAsia="Arial" w:cs="Arial"/>
-        </w:rPr>
-        <w:lastRenderedPageBreak/>
-        <w:t>phase</w:t>
+        <w:t xml:space="preserve"> phase</w:t>
       </w:r>
       <w:r>
         <w:rPr>
@@ -3376,426 +3452,22 @@
     <w:p>
       <w:pPr>
         <w:rPr>
+          <w:rFonts w:eastAsia="Arial" w:cs="Arial"/>
+        </w:rPr>
+      </w:pPr>
+      <w:r>
+        <w:rPr>
           <w:b/>
           <w:bCs/>
         </w:rPr>
-      </w:pPr>
+        <w:t>T</w:t>
+      </w:r>
       <w:r>
         <w:rPr>
           <w:b/>
           <w:bCs/>
         </w:rPr>
-        <w:t>E</w:t>
-      </w:r>
-      <w:r>
-        <w:rPr>
-          <w:b/>
-          <w:bCs/>
-        </w:rPr>
-        <w:t>mergence</w:t>
-      </w:r>
-      <w:r>
-        <w:rPr>
-          <w:b/>
-          <w:bCs/>
-        </w:rPr>
-        <w:t xml:space="preserve"> and the Luria </w:t>
-      </w:r>
-      <w:proofErr w:type="spellStart"/>
-      <w:r>
-        <w:rPr>
-          <w:b/>
-          <w:bCs/>
-        </w:rPr>
-        <w:t>deb</w:t>
-      </w:r>
-      <w:r>
-        <w:rPr>
-          <w:b/>
-          <w:bCs/>
-        </w:rPr>
-        <w:t>bruk</w:t>
-      </w:r>
-      <w:proofErr w:type="spellEnd"/>
-      <w:r>
-        <w:rPr>
-          <w:b/>
-          <w:bCs/>
-        </w:rPr>
-        <w:t xml:space="preserve"> experiment:</w:t>
-      </w:r>
-      <w:r>
-        <w:rPr>
-          <w:b/>
-          <w:bCs/>
-        </w:rPr>
-        <w:t xml:space="preserve"> </w:t>
-      </w:r>
-    </w:p>
-    <w:p>
-      <w:r>
-        <w:t>From what</w:t>
-      </w:r>
-      <w:r>
-        <w:t xml:space="preserve"> is currently known before the introduction of any drugs</w:t>
-      </w:r>
-      <w:r>
-        <w:t xml:space="preserve"> </w:t>
-      </w:r>
-      <w:r>
-        <w:t>emergence of resistance</w:t>
-      </w:r>
-      <w:r>
-        <w:t xml:space="preserve"> is a stochastic process. These </w:t>
-      </w:r>
-      <w:r>
-        <w:t>mutants may already exist in</w:t>
-      </w:r>
-      <w:r>
-        <w:t xml:space="preserve"> a bacterial population</w:t>
-      </w:r>
-      <w:r>
-        <w:t xml:space="preserve"> at low levels </w:t>
-      </w:r>
-      <w:r>
-        <w:t xml:space="preserve">balanced by the </w:t>
-      </w:r>
-      <w:r>
-        <w:t>mutation rate, immigration of resistant strains from outside, and the fitness cost of resistance in a drug-free environment</w:t>
-      </w:r>
-      <w:r>
-        <w:t xml:space="preserve"> </w:t>
-      </w:r>
-      <w:r>
-        <w:t>(</w:t>
-      </w:r>
-      <w:r>
-        <w:t xml:space="preserve">Zur </w:t>
-      </w:r>
-      <w:proofErr w:type="spellStart"/>
-      <w:r>
-        <w:t>Wiesch</w:t>
-      </w:r>
-      <w:proofErr w:type="spellEnd"/>
-      <w:r>
-        <w:t xml:space="preserve"> et al., 2011)</w:t>
-      </w:r>
-      <w:r>
-        <w:t xml:space="preserve">. </w:t>
-      </w:r>
-      <w:r>
-        <w:t>On the chance</w:t>
-      </w:r>
-      <w:r>
-        <w:t xml:space="preserve"> </w:t>
-      </w:r>
-      <w:r>
-        <w:t xml:space="preserve">when there </w:t>
-      </w:r>
-      <w:proofErr w:type="gramStart"/>
-      <w:r>
-        <w:t>is</w:t>
-      </w:r>
-      <w:proofErr w:type="gramEnd"/>
-      <w:r>
-        <w:t xml:space="preserve"> no </w:t>
-      </w:r>
-      <w:r>
-        <w:t xml:space="preserve">resistant mutants </w:t>
-      </w:r>
-      <w:r>
-        <w:t>t</w:t>
-      </w:r>
-      <w:r>
-        <w:t>he initial appearance</w:t>
-      </w:r>
-      <w:r>
-        <w:t xml:space="preserve"> </w:t>
-      </w:r>
-      <w:r>
-        <w:t>is a chance event</w:t>
-      </w:r>
-      <w:r>
-        <w:t xml:space="preserve"> induced </w:t>
-      </w:r>
-      <w:r>
-        <w:t xml:space="preserve">by mutation or immigration rates and effective population size </w:t>
-      </w:r>
-      <w:r>
-        <w:t>but not</w:t>
-      </w:r>
-      <w:r>
-        <w:t xml:space="preserve"> </w:t>
-      </w:r>
-      <w:r>
-        <w:t xml:space="preserve">because of </w:t>
-      </w:r>
-      <w:r>
-        <w:t>drug</w:t>
-      </w:r>
-      <w:r>
-        <w:t>s</w:t>
-      </w:r>
-      <w:r>
-        <w:t xml:space="preserve">. </w:t>
-      </w:r>
-      <w:r>
-        <w:t xml:space="preserve">The reason we know </w:t>
-      </w:r>
-      <w:r>
-        <w:t>this is that is what is happening is due to a landmark study done</w:t>
-      </w:r>
-      <w:r>
-        <w:t xml:space="preserve"> in 1943 known as the </w:t>
-      </w:r>
-      <w:r>
-        <w:t xml:space="preserve">Luria–Delbrück Experiment or a </w:t>
-      </w:r>
-      <w:r>
-        <w:t>fluctuation experiment</w:t>
-      </w:r>
-      <w:r>
-        <w:t xml:space="preserve"> which </w:t>
-      </w:r>
-      <w:r>
-        <w:t xml:space="preserve">is still used today to </w:t>
-      </w:r>
-      <w:r>
-        <w:t xml:space="preserve">detect </w:t>
-      </w:r>
-      <w:r>
-        <w:t xml:space="preserve">and isolate spontaneous mutations in bacteria. </w:t>
-      </w:r>
-      <w:r>
-        <w:t xml:space="preserve">In their original design, </w:t>
-      </w:r>
-      <w:r>
-        <w:t xml:space="preserve">multiple replicate cultures of E. coli were grown </w:t>
-      </w:r>
-      <w:r>
-        <w:t xml:space="preserve">from a very small number of </w:t>
-      </w:r>
-      <w:r>
-        <w:t>colonies</w:t>
-      </w:r>
-      <w:r>
-        <w:t xml:space="preserve"> to </w:t>
-      </w:r>
-      <w:r>
-        <w:t>a large population</w:t>
-      </w:r>
-      <w:r>
-        <w:t xml:space="preserve"> which was then plated onto </w:t>
-      </w:r>
-      <w:r>
-        <w:t xml:space="preserve">a </w:t>
-      </w:r>
-      <w:proofErr w:type="spellStart"/>
-      <w:r>
-        <w:t>neutrient</w:t>
-      </w:r>
-      <w:proofErr w:type="spellEnd"/>
-      <w:r>
-        <w:t xml:space="preserve"> agar with </w:t>
-      </w:r>
-      <w:r>
-        <w:t>bacteriophage acting as the selection</w:t>
-      </w:r>
-      <w:r>
-        <w:t xml:space="preserve"> for the study. </w:t>
-      </w:r>
-      <w:r>
-        <w:t>This</w:t>
-      </w:r>
-      <w:r>
-        <w:t xml:space="preserve"> experiment was designed to </w:t>
-      </w:r>
-      <w:r>
-        <w:t xml:space="preserve">test two </w:t>
-      </w:r>
-      <w:r>
-        <w:t xml:space="preserve">competing hypotheses which was whether </w:t>
-      </w:r>
-      <w:r>
-        <w:t>resistance mutations ar</w:t>
-      </w:r>
-      <w:r>
-        <w:t>ose</w:t>
-      </w:r>
-      <w:r>
-        <w:t xml:space="preserve"> as a response to phage or drug exposure or</w:t>
-      </w:r>
-      <w:r>
-        <w:t xml:space="preserve"> </w:t>
-      </w:r>
-      <w:r>
-        <w:t xml:space="preserve">that </w:t>
-      </w:r>
-      <w:r>
-        <w:t>resistance arises stochastically during growth</w:t>
-      </w:r>
-      <w:r>
-        <w:t xml:space="preserve"> </w:t>
-      </w:r>
-      <w:r>
-        <w:t xml:space="preserve">before the introduction of deterministic </w:t>
-      </w:r>
-      <w:r>
-        <w:t>factors</w:t>
-      </w:r>
-      <w:r>
-        <w:t xml:space="preserve">. </w:t>
-      </w:r>
-      <w:r>
-        <w:t xml:space="preserve">If the first theory was </w:t>
-      </w:r>
-      <w:proofErr w:type="gramStart"/>
-      <w:r>
-        <w:t>correct</w:t>
-      </w:r>
-      <w:proofErr w:type="gramEnd"/>
-      <w:r>
-        <w:t xml:space="preserve"> </w:t>
-      </w:r>
-      <w:r>
-        <w:t xml:space="preserve">we then expect to see an even distribution of growth on each plate as the bacteria </w:t>
-      </w:r>
-      <w:r>
-        <w:t xml:space="preserve">each developed resistance due to the phage. </w:t>
-      </w:r>
-      <w:r>
-        <w:t xml:space="preserve">If the second theory was correct then we expect to see </w:t>
-      </w:r>
-      <w:r>
-        <w:t xml:space="preserve">high variance between different plates as the </w:t>
-      </w:r>
-      <w:r>
-        <w:t xml:space="preserve">colonies that grew would have </w:t>
-      </w:r>
-      <w:proofErr w:type="spellStart"/>
-      <w:r>
-        <w:t>stochatcily</w:t>
-      </w:r>
-      <w:proofErr w:type="spellEnd"/>
-      <w:r>
-        <w:t xml:space="preserve"> developed resistance while the colonies that died would have had the opposite result. </w:t>
-      </w:r>
-      <w:r>
-        <w:t xml:space="preserve">Furthermore, two </w:t>
-      </w:r>
-      <w:r>
-        <w:t xml:space="preserve">types of distribution that models for </w:t>
-      </w:r>
-      <w:r>
-        <w:t xml:space="preserve">the emergence of mutations were also being tested. </w:t>
-      </w:r>
-      <w:r>
-        <w:t xml:space="preserve">If the </w:t>
-      </w:r>
-      <w:r>
-        <w:t xml:space="preserve">theory that </w:t>
-      </w:r>
-      <w:r>
-        <w:t xml:space="preserve">resistance directed </w:t>
-      </w:r>
-      <w:r>
-        <w:t>to antibiotic exposure</w:t>
-      </w:r>
-      <w:r>
-        <w:t xml:space="preserve"> was </w:t>
-      </w:r>
-      <w:r>
-        <w:t>correct,</w:t>
-      </w:r>
-      <w:r>
-        <w:t xml:space="preserve"> we would see a </w:t>
-      </w:r>
-      <w:r>
-        <w:t>Poisson distribution</w:t>
-      </w:r>
-      <w:r>
-        <w:t xml:space="preserve"> </w:t>
-      </w:r>
-      <w:r>
-        <w:t>with the emerging resistant mutants</w:t>
-      </w:r>
-      <w:r>
-        <w:t xml:space="preserve"> </w:t>
-      </w:r>
-      <w:r>
-        <w:t xml:space="preserve">because each bacterium </w:t>
-      </w:r>
-      <w:r>
-        <w:t xml:space="preserve">would </w:t>
-      </w:r>
-      <w:r>
-        <w:lastRenderedPageBreak/>
-        <w:t>independently become resistant upon phage exposure</w:t>
-      </w:r>
-      <w:r>
-        <w:t>.</w:t>
-      </w:r>
-      <w:r>
-        <w:t xml:space="preserve"> </w:t>
-      </w:r>
-      <w:r>
-        <w:t xml:space="preserve">On the other hand, </w:t>
-      </w:r>
-      <w:r>
-        <w:t xml:space="preserve">if </w:t>
-      </w:r>
-      <w:r>
-        <w:t>resistance mutation were stochastic then we would expect to see</w:t>
-      </w:r>
-      <w:r>
-        <w:t xml:space="preserve"> a </w:t>
-      </w:r>
-      <w:r>
-        <w:t>skewed distribution</w:t>
-      </w:r>
-      <w:r>
-        <w:t xml:space="preserve"> of </w:t>
-      </w:r>
-      <w:r>
-        <w:t>resistant mutants that arose early in the population</w:t>
-      </w:r>
-      <w:r>
-        <w:t xml:space="preserve"> </w:t>
-      </w:r>
-      <w:r>
-        <w:t xml:space="preserve">which is also </w:t>
-      </w:r>
-      <w:proofErr w:type="spellStart"/>
-      <w:r>
-        <w:t>know</w:t>
-      </w:r>
-      <w:proofErr w:type="spellEnd"/>
-      <w:r>
-        <w:t xml:space="preserve"> as a jackpot distribution.</w:t>
-      </w:r>
-      <w:r>
-        <w:t xml:space="preserve"> </w:t>
-      </w:r>
-      <w:r>
-        <w:t xml:space="preserve">Luria and Delbrück's result showed </w:t>
-      </w:r>
-      <w:r>
-        <w:t xml:space="preserve">high variance in </w:t>
-      </w:r>
-      <w:r>
-        <w:t xml:space="preserve">CFU between plates </w:t>
-      </w:r>
-      <w:r>
-        <w:t xml:space="preserve">far beyond the Poisson distribution </w:t>
-      </w:r>
-      <w:r>
-        <w:t xml:space="preserve">thus conclusively cementing </w:t>
-      </w:r>
-      <w:r>
-        <w:t xml:space="preserve">the theory that mutations are stochastic and </w:t>
-      </w:r>
-      <w:r>
-        <w:t xml:space="preserve">jackpot mutations can appear and take over a population. </w:t>
+        <w:t>he importance of mutation and the stochastic aspect of it</w:t>
       </w:r>
     </w:p>
     <w:p>
@@ -3806,471 +3478,492 @@
         </w:rPr>
       </w:pPr>
       <w:r>
-        <w:rPr>
-          <w:b/>
-          <w:bCs/>
-        </w:rPr>
-        <w:t>Stochastic establishment and mortality</w:t>
-      </w:r>
-      <w:r>
-        <w:rPr>
-          <w:b/>
-          <w:bCs/>
-        </w:rPr>
-        <w:t xml:space="preserve"> </w:t>
-      </w:r>
-      <w:r>
-        <w:rPr>
-          <w:b/>
-          <w:bCs/>
-        </w:rPr>
-        <w:t xml:space="preserve">in the face of antibiotics </w:t>
+        <w:t xml:space="preserve">While it was been observed that establishment is a stochastic process, its type needs to be distinguished. From theory we have so far, there are three main types of stochasticity, </w:t>
+      </w:r>
+      <w:r>
+        <w:t>stochasticity of mutation and variation, of individual life histories and of environmental change</w:t>
+      </w:r>
+      <w:r>
+        <w:t xml:space="preserve">. The initial type of </w:t>
+      </w:r>
+      <w:r>
+        <w:t>stochasticity of mutation and variation</w:t>
+      </w:r>
+      <w:r>
+        <w:t xml:space="preserve"> or demographic stochasticity is the theory where random emergence or death of cells are the primary driver of establishment or mortality. detail we need to distinguish between demographic stochasticity and environmental stochasticity. argues that </w:t>
       </w:r>
     </w:p>
     <w:p>
       <w:pPr>
         <w:rPr>
-          <w:b/>
-          <w:bCs/>
+          <w:rFonts w:eastAsia="Arial" w:cs="Arial"/>
         </w:rPr>
       </w:pPr>
       <w:r>
-        <w:t>T</w:t>
-      </w:r>
-      <w:r>
-        <w:t>here are many factors that determine t</w:t>
-      </w:r>
-      <w:r>
-        <w:t xml:space="preserve">he fate of a new </w:t>
-      </w:r>
-      <w:r>
-        <w:t>mutation</w:t>
-      </w:r>
-      <w:r>
-        <w:t xml:space="preserve"> that </w:t>
-      </w:r>
-      <w:r>
-        <w:t>arises in a bacterial population. E</w:t>
-      </w:r>
-      <w:r>
-        <w:t>very mutant</w:t>
-      </w:r>
-      <w:r>
-        <w:t>,</w:t>
-      </w:r>
-      <w:r>
-        <w:t xml:space="preserve"> even ones with </w:t>
-      </w:r>
-      <w:r>
-        <w:t xml:space="preserve">high levels of fitness faces </w:t>
-      </w:r>
-      <w:r>
-        <w:t xml:space="preserve">the critical </w:t>
-      </w:r>
-      <w:r>
-        <w:t>stochastic phase right after</w:t>
-      </w:r>
-      <w:r>
-        <w:t xml:space="preserve"> emergence</w:t>
-      </w:r>
-      <w:r>
-        <w:t xml:space="preserve"> </w:t>
-      </w:r>
-      <w:r>
-        <w:t>known as establishment</w:t>
-      </w:r>
-      <w:r>
-        <w:t>.</w:t>
-      </w:r>
-      <w:r>
-        <w:t xml:space="preserve"> This is </w:t>
-      </w:r>
-      <w:r>
-        <w:t>whereas</w:t>
-      </w:r>
-      <w:r>
-        <w:t xml:space="preserve"> a newly emerged</w:t>
-      </w:r>
-      <w:r>
-        <w:t xml:space="preserve"> single cell</w:t>
-      </w:r>
-      <w:r>
-        <w:t xml:space="preserve"> will </w:t>
-      </w:r>
-      <w:r>
-        <w:t xml:space="preserve">survive or die </w:t>
-      </w:r>
-      <w:r>
-        <w:t xml:space="preserve">depending on the result of </w:t>
-      </w:r>
-      <w:r>
-        <w:t xml:space="preserve">the </w:t>
-      </w:r>
-      <w:r>
-        <w:t xml:space="preserve">first few division events, </w:t>
-      </w:r>
-      <w:r>
-        <w:t xml:space="preserve">which are </w:t>
-      </w:r>
-      <w:r>
-        <w:t>governed by random birth and death processes</w:t>
-      </w:r>
-      <w:r>
-        <w:t>.</w:t>
-      </w:r>
-      <w:r>
-        <w:t xml:space="preserve"> </w:t>
-      </w:r>
-      <w:r>
-        <w:t xml:space="preserve">Here I will define establishment as the </w:t>
-      </w:r>
-      <w:r>
-        <w:t xml:space="preserve">rise of </w:t>
-      </w:r>
-      <w:r>
-        <w:t xml:space="preserve">resistant </w:t>
-      </w:r>
-      <w:r>
-        <w:t>mutants beyond</w:t>
-      </w:r>
-      <w:r>
-        <w:t xml:space="preserve"> danger of immediate extinction</w:t>
-      </w:r>
-      <w:r>
-        <w:t xml:space="preserve"> </w:t>
-      </w:r>
-      <w:r>
-        <w:t>(Z</w:t>
-      </w:r>
-      <w:r>
-        <w:t xml:space="preserve">ur </w:t>
-      </w:r>
-      <w:proofErr w:type="spellStart"/>
-      <w:r>
-        <w:t>Wiesch</w:t>
-      </w:r>
-      <w:proofErr w:type="spellEnd"/>
-      <w:r>
-        <w:t xml:space="preserve"> et al., 2011)</w:t>
-      </w:r>
-      <w:r>
-        <w:t xml:space="preserve">. </w:t>
-      </w:r>
-    </w:p>
-    <w:p/>
-    <w:p/>
-    <w:p>
-      <w:r>
-        <w:t>The single cell</w:t>
+        <w:t xml:space="preserve">  an important distinguishment was made by </w:t>
+      </w:r>
+      <w:r>
+        <w:t>Lenormand, T., Roze, D., &amp; Rousset, F. (2009</w:t>
+      </w:r>
+      <w:proofErr w:type="gramStart"/>
+      <w:r>
+        <w:t>)</w:t>
+      </w:r>
+      <w:r>
+        <w:t xml:space="preserve">  which</w:t>
+      </w:r>
+      <w:proofErr w:type="gramEnd"/>
+      <w:r>
+        <w:t xml:space="preserve"> for whether </w:t>
+      </w:r>
+      <w:proofErr w:type="gramStart"/>
+      <w:r>
+        <w:t>Now</w:t>
+      </w:r>
+      <w:proofErr w:type="gramEnd"/>
+      <w:r>
+        <w:t>, when we examine stochasticity in mutations in more</w:t>
       </w:r>
     </w:p>
     <w:p>
       <w:pPr>
         <w:rPr>
-          <w:b/>
-          <w:bCs/>
+          <w:rFonts w:eastAsia="Arial" w:cs="Arial"/>
         </w:rPr>
       </w:pPr>
     </w:p>
     <w:p>
       <w:pPr>
         <w:rPr>
-          <w:b/>
-          <w:bCs/>
-        </w:rPr>
-      </w:pPr>
-      <w:r>
-        <w:rPr>
-          <w:b/>
-          <w:bCs/>
-        </w:rPr>
-        <w:t>Synthesis:</w:t>
-      </w:r>
-    </w:p>
-    <w:p>
-      <w:r>
-        <w:t xml:space="preserve">Jackpot distribution causes </w:t>
-      </w:r>
-      <w:r>
-        <w:t xml:space="preserve">uneven distribution which causes </w:t>
-      </w:r>
-      <w:r>
-        <w:t xml:space="preserve">bias </w:t>
-      </w:r>
-    </w:p>
-    <w:p>
-      <w:pPr>
-        <w:rPr>
-          <w:b/>
-          <w:bCs/>
+          <w:rFonts w:eastAsia="Arial" w:cs="Arial"/>
         </w:rPr>
       </w:pPr>
     </w:p>
     <w:p>
       <w:pPr>
         <w:rPr>
+          <w:rFonts w:eastAsia="Arial" w:cs="Arial"/>
+        </w:rPr>
+      </w:pPr>
+      <w:r>
+        <w:rPr>
           <w:b/>
           <w:bCs/>
         </w:rPr>
-      </w:pPr>
+        <w:lastRenderedPageBreak/>
+        <w:t>E</w:t>
+      </w:r>
+      <w:r>
+        <w:rPr>
+          <w:b/>
+          <w:bCs/>
+        </w:rPr>
+        <w:t>mergence</w:t>
+      </w:r>
+      <w:r>
+        <w:rPr>
+          <w:b/>
+          <w:bCs/>
+        </w:rPr>
+        <w:t xml:space="preserve"> and the Luria </w:t>
+      </w:r>
+      <w:proofErr w:type="spellStart"/>
+      <w:r>
+        <w:rPr>
+          <w:b/>
+          <w:bCs/>
+        </w:rPr>
+        <w:t>deb</w:t>
+      </w:r>
+      <w:r>
+        <w:rPr>
+          <w:b/>
+          <w:bCs/>
+        </w:rPr>
+        <w:t>bruk</w:t>
+      </w:r>
+      <w:proofErr w:type="spellEnd"/>
+      <w:r>
+        <w:rPr>
+          <w:b/>
+          <w:bCs/>
+        </w:rPr>
+        <w:t xml:space="preserve"> experiment:</w:t>
+      </w:r>
+      <w:r>
+        <w:rPr>
+          <w:b/>
+          <w:bCs/>
+        </w:rPr>
+        <w:t xml:space="preserve"> </w:t>
+      </w:r>
     </w:p>
     <w:p>
-      <w:pPr>
-        <w:rPr>
-          <w:b/>
-          <w:bCs/>
-        </w:rPr>
-      </w:pPr>
-      <w:r>
-        <w:rPr>
-          <w:b/>
-          <w:bCs/>
-        </w:rPr>
-        <w:t xml:space="preserve">Add a paragraph </w:t>
-      </w:r>
-      <w:r>
-        <w:rPr>
-          <w:b/>
-          <w:bCs/>
-        </w:rPr>
-        <w:t xml:space="preserve">that argues against this </w:t>
-      </w:r>
-    </w:p>
-    <w:p>
-      <w:pPr>
-        <w:rPr>
-          <w:b/>
-          <w:bCs/>
-        </w:rPr>
-      </w:pPr>
-      <w:r>
-        <w:rPr>
-          <w:b/>
-          <w:bCs/>
-        </w:rPr>
-        <w:t xml:space="preserve">Add paragraph that says we need to be cautious </w:t>
+      <w:r>
+        <w:t>From what</w:t>
+      </w:r>
+      <w:r>
+        <w:t xml:space="preserve"> is currently known before the introduction of any drugs</w:t>
+      </w:r>
+      <w:r>
+        <w:t xml:space="preserve"> </w:t>
+      </w:r>
+      <w:r>
+        <w:t>emergence of resistance</w:t>
+      </w:r>
+      <w:r>
+        <w:t xml:space="preserve"> is a stochastic process. These </w:t>
+      </w:r>
+      <w:r>
+        <w:t>mutants may already exist in</w:t>
+      </w:r>
+      <w:r>
+        <w:t xml:space="preserve"> a bacterial population</w:t>
+      </w:r>
+      <w:r>
+        <w:t xml:space="preserve"> at low levels </w:t>
+      </w:r>
+      <w:r>
+        <w:t xml:space="preserve">balanced by the </w:t>
+      </w:r>
+      <w:r>
+        <w:t>mutation rate, immigration of resistant strains from outside, and the fitness cost of resistance in a drug-free environment</w:t>
+      </w:r>
+      <w:r>
+        <w:t xml:space="preserve"> </w:t>
+      </w:r>
+      <w:r>
+        <w:t>(</w:t>
+      </w:r>
+      <w:r>
+        <w:t xml:space="preserve">Zur </w:t>
+      </w:r>
+      <w:proofErr w:type="spellStart"/>
+      <w:r>
+        <w:t>Wiesch</w:t>
+      </w:r>
+      <w:proofErr w:type="spellEnd"/>
+      <w:r>
+        <w:t xml:space="preserve"> et al., 2011)</w:t>
+      </w:r>
+      <w:r>
+        <w:t xml:space="preserve">. </w:t>
+      </w:r>
+      <w:r>
+        <w:t>On the chance</w:t>
+      </w:r>
+      <w:r>
+        <w:t xml:space="preserve"> </w:t>
+      </w:r>
+      <w:r>
+        <w:t xml:space="preserve">when there </w:t>
+      </w:r>
+      <w:proofErr w:type="gramStart"/>
+      <w:r>
+        <w:t>is</w:t>
+      </w:r>
+      <w:proofErr w:type="gramEnd"/>
+      <w:r>
+        <w:t xml:space="preserve"> no </w:t>
+      </w:r>
+      <w:r>
+        <w:t xml:space="preserve">resistant mutants </w:t>
+      </w:r>
+      <w:r>
+        <w:t>t</w:t>
+      </w:r>
+      <w:r>
+        <w:t>he initial appearance</w:t>
+      </w:r>
+      <w:r>
+        <w:t xml:space="preserve"> </w:t>
+      </w:r>
+      <w:r>
+        <w:t>is a chance event</w:t>
+      </w:r>
+      <w:r>
+        <w:t xml:space="preserve"> induced </w:t>
+      </w:r>
+      <w:r>
+        <w:t xml:space="preserve">by mutation or immigration rates and effective population size </w:t>
+      </w:r>
+      <w:r>
+        <w:t>but not</w:t>
+      </w:r>
+      <w:r>
+        <w:t xml:space="preserve"> </w:t>
+      </w:r>
+      <w:r>
+        <w:t xml:space="preserve">because of </w:t>
+      </w:r>
+      <w:r>
+        <w:t>drug</w:t>
+      </w:r>
+      <w:r>
+        <w:t>s</w:t>
+      </w:r>
+      <w:r>
+        <w:t xml:space="preserve">. </w:t>
+      </w:r>
+      <w:r>
+        <w:t xml:space="preserve">The reason we know </w:t>
+      </w:r>
+      <w:r>
+        <w:t>this is that is what is happening is due to a landmark study done</w:t>
+      </w:r>
+      <w:r>
+        <w:t xml:space="preserve"> in 1943 known as the </w:t>
+      </w:r>
+      <w:r>
+        <w:t xml:space="preserve">Luria–Delbrück Experiment or a </w:t>
+      </w:r>
+      <w:r>
+        <w:t>fluctuation experiment</w:t>
+      </w:r>
+      <w:r>
+        <w:t xml:space="preserve"> which </w:t>
+      </w:r>
+      <w:r>
+        <w:t xml:space="preserve">is still used today to </w:t>
+      </w:r>
+      <w:r>
+        <w:t xml:space="preserve">detect </w:t>
+      </w:r>
+      <w:r>
+        <w:t xml:space="preserve">and isolate spontaneous mutations in bacteria. </w:t>
+      </w:r>
+      <w:r>
+        <w:t xml:space="preserve">In their original design, </w:t>
+      </w:r>
+      <w:r>
+        <w:t xml:space="preserve">multiple replicate cultures of E. coli were grown </w:t>
+      </w:r>
+      <w:r>
+        <w:t xml:space="preserve">from a very small number of </w:t>
+      </w:r>
+      <w:r>
+        <w:t>colonies</w:t>
+      </w:r>
+      <w:r>
+        <w:t xml:space="preserve"> to </w:t>
+      </w:r>
+      <w:r>
+        <w:t>a large population</w:t>
+      </w:r>
+      <w:r>
+        <w:t xml:space="preserve"> which was then plated onto </w:t>
+      </w:r>
+      <w:r>
+        <w:t xml:space="preserve">a </w:t>
+      </w:r>
+      <w:proofErr w:type="spellStart"/>
+      <w:r>
+        <w:t>neutrient</w:t>
+      </w:r>
+      <w:proofErr w:type="spellEnd"/>
+      <w:r>
+        <w:t xml:space="preserve"> agar with </w:t>
+      </w:r>
+      <w:r>
+        <w:t>bacteriophage acting as the selection</w:t>
+      </w:r>
+      <w:r>
+        <w:t xml:space="preserve"> for the study. </w:t>
+      </w:r>
+      <w:r>
+        <w:t>This</w:t>
+      </w:r>
+      <w:r>
+        <w:t xml:space="preserve"> experiment was designed to </w:t>
+      </w:r>
+      <w:r>
+        <w:t xml:space="preserve">test two </w:t>
+      </w:r>
+      <w:r>
+        <w:t xml:space="preserve">competing hypotheses which was whether </w:t>
+      </w:r>
+      <w:r>
+        <w:t>resistance mutations ar</w:t>
+      </w:r>
+      <w:r>
+        <w:t>ose</w:t>
+      </w:r>
+      <w:r>
+        <w:t xml:space="preserve"> as a response to phage or drug exposure or</w:t>
+      </w:r>
+      <w:r>
+        <w:t xml:space="preserve"> </w:t>
+      </w:r>
+      <w:r>
+        <w:t xml:space="preserve">that </w:t>
+      </w:r>
+      <w:r>
+        <w:t>resistance arises stochastically during growth</w:t>
+      </w:r>
+      <w:r>
+        <w:t xml:space="preserve"> </w:t>
+      </w:r>
+      <w:r>
+        <w:t xml:space="preserve">before the introduction of deterministic </w:t>
+      </w:r>
+      <w:r>
+        <w:t>factors</w:t>
+      </w:r>
+      <w:r>
+        <w:t xml:space="preserve">. </w:t>
+      </w:r>
+      <w:r>
+        <w:t xml:space="preserve">If the first theory was </w:t>
+      </w:r>
+      <w:proofErr w:type="gramStart"/>
+      <w:r>
+        <w:t>correct</w:t>
+      </w:r>
+      <w:proofErr w:type="gramEnd"/>
+      <w:r>
+        <w:t xml:space="preserve"> </w:t>
+      </w:r>
+      <w:r>
+        <w:t xml:space="preserve">we then expect to see an even distribution of growth on each plate as the bacteria </w:t>
+      </w:r>
+      <w:r>
+        <w:t xml:space="preserve">each developed resistance due to the phage. </w:t>
+      </w:r>
+      <w:r>
+        <w:t xml:space="preserve">If the second theory was correct then we expect to see </w:t>
+      </w:r>
+      <w:r>
+        <w:t xml:space="preserve">high variance between different plates as the </w:t>
+      </w:r>
+      <w:r>
+        <w:t xml:space="preserve">colonies that grew would have </w:t>
+      </w:r>
+      <w:proofErr w:type="spellStart"/>
+      <w:r>
+        <w:t>stochatcily</w:t>
+      </w:r>
+      <w:proofErr w:type="spellEnd"/>
+      <w:r>
+        <w:t xml:space="preserve"> developed resistance while the colonies that died would have had the opposite result. </w:t>
+      </w:r>
+      <w:r>
+        <w:t xml:space="preserve">Furthermore, two </w:t>
+      </w:r>
+      <w:r>
+        <w:t xml:space="preserve">types of distribution that models for </w:t>
+      </w:r>
+      <w:r>
+        <w:t xml:space="preserve">the emergence of mutations were also being tested. </w:t>
+      </w:r>
+      <w:r>
+        <w:t xml:space="preserve">If the </w:t>
+      </w:r>
+      <w:r>
+        <w:t xml:space="preserve">theory that </w:t>
+      </w:r>
+      <w:r>
+        <w:t xml:space="preserve">resistance directed </w:t>
+      </w:r>
+      <w:r>
+        <w:t>to antibiotic exposure</w:t>
+      </w:r>
+      <w:r>
+        <w:t xml:space="preserve"> was </w:t>
+      </w:r>
+      <w:r>
+        <w:t>correct,</w:t>
+      </w:r>
+      <w:r>
+        <w:t xml:space="preserve"> we would see a </w:t>
+      </w:r>
+      <w:r>
+        <w:t>Poisson distribution</w:t>
+      </w:r>
+      <w:r>
+        <w:t xml:space="preserve"> </w:t>
+      </w:r>
+      <w:r>
+        <w:t>with the emerging resistant mutants</w:t>
+      </w:r>
+      <w:r>
+        <w:t xml:space="preserve"> </w:t>
+      </w:r>
+      <w:r>
+        <w:t xml:space="preserve">because each bacterium </w:t>
+      </w:r>
+      <w:r>
+        <w:t xml:space="preserve">would </w:t>
+      </w:r>
+      <w:r>
+        <w:t>independently become resistant upon phage exposure</w:t>
+      </w:r>
+      <w:r>
+        <w:t>.</w:t>
+      </w:r>
+      <w:r>
+        <w:t xml:space="preserve"> </w:t>
+      </w:r>
+      <w:r>
+        <w:t xml:space="preserve">On the other hand, </w:t>
+      </w:r>
+      <w:r>
+        <w:t xml:space="preserve">if </w:t>
+      </w:r>
+      <w:r>
+        <w:t>resistance mutation were stochastic then we would expect to see</w:t>
+      </w:r>
+      <w:r>
+        <w:t xml:space="preserve"> a </w:t>
+      </w:r>
+      <w:r>
+        <w:t>skewed distribution</w:t>
+      </w:r>
+      <w:r>
+        <w:t xml:space="preserve"> of </w:t>
+      </w:r>
+      <w:r>
+        <w:t>resistant mutants that arose early in the population</w:t>
+      </w:r>
+      <w:r>
+        <w:t xml:space="preserve"> </w:t>
+      </w:r>
+      <w:r>
+        <w:t xml:space="preserve">which is also </w:t>
+      </w:r>
+      <w:proofErr w:type="spellStart"/>
+      <w:r>
+        <w:t>know</w:t>
+      </w:r>
+      <w:proofErr w:type="spellEnd"/>
+      <w:r>
+        <w:t xml:space="preserve"> as a jackpot distribution.</w:t>
+      </w:r>
+      <w:r>
+        <w:t xml:space="preserve"> </w:t>
+      </w:r>
+      <w:r>
+        <w:t xml:space="preserve">Luria and Delbrück's result showed </w:t>
+      </w:r>
+      <w:r>
+        <w:t xml:space="preserve">high variance in </w:t>
+      </w:r>
+      <w:r>
+        <w:t xml:space="preserve">CFU between plates </w:t>
+      </w:r>
+      <w:r>
+        <w:t xml:space="preserve">far beyond the Poisson distribution </w:t>
+      </w:r>
+      <w:r>
+        <w:t xml:space="preserve">thus conclusively cementing </w:t>
+      </w:r>
+      <w:r>
+        <w:t xml:space="preserve">the theory that mutations are stochastic and </w:t>
+      </w:r>
+      <w:r>
+        <w:t xml:space="preserve">jackpot mutations can appear and take over a population. </w:t>
       </w:r>
     </w:p>
     <w:p/>
-    <w:p>
-      <w:pPr>
-        <w:rPr>
-          <w:b/>
-          <w:bCs/>
-        </w:rPr>
-      </w:pPr>
-    </w:p>
-    <w:p>
-      <w:pPr>
-        <w:rPr>
-          <w:b/>
-          <w:bCs/>
-        </w:rPr>
-      </w:pPr>
-    </w:p>
-    <w:p/>
-    <w:p>
-      <w:pPr>
-        <w:rPr>
-          <w:b/>
-          <w:bCs/>
-        </w:rPr>
-      </w:pPr>
-      <w:r>
-        <w:rPr>
-          <w:b/>
-          <w:bCs/>
-        </w:rPr>
-        <w:t>Establishment</w:t>
-      </w:r>
-      <w:r>
-        <w:rPr>
-          <w:b/>
-          <w:bCs/>
-        </w:rPr>
-        <w:t>:</w:t>
-      </w:r>
-      <w:r>
-        <w:rPr>
-          <w:b/>
-          <w:bCs/>
-        </w:rPr>
-        <w:t xml:space="preserve"> (</w:t>
-      </w:r>
-      <w:proofErr w:type="spellStart"/>
-      <w:r>
-        <w:rPr>
-          <w:b/>
-          <w:bCs/>
-        </w:rPr>
-        <w:t>helen</w:t>
-      </w:r>
-      <w:proofErr w:type="spellEnd"/>
-      <w:r>
-        <w:rPr>
-          <w:b/>
-          <w:bCs/>
-        </w:rPr>
-        <w:t xml:space="preserve"> and </w:t>
-      </w:r>
-      <w:proofErr w:type="spellStart"/>
-      <w:r>
-        <w:rPr>
-          <w:b/>
-          <w:bCs/>
-        </w:rPr>
-        <w:t>mclean</w:t>
-      </w:r>
-      <w:proofErr w:type="spellEnd"/>
-      <w:r>
-        <w:rPr>
-          <w:b/>
-          <w:bCs/>
-        </w:rPr>
-        <w:t xml:space="preserve"> papers)</w:t>
-      </w:r>
-    </w:p>
-    <w:p/>
-    <w:p>
-      <w:pPr>
-        <w:rPr>
-          <w:b/>
-          <w:bCs/>
-        </w:rPr>
-      </w:pPr>
-      <w:r>
-        <w:rPr>
-          <w:b/>
-          <w:bCs/>
-        </w:rPr>
-        <w:t>Link literature to what I am doing and fill in the knowledge</w:t>
-      </w:r>
-      <w:r>
-        <w:rPr>
-          <w:b/>
-          <w:bCs/>
-        </w:rPr>
-        <w:t xml:space="preserve"> (emergence vs establishment) (</w:t>
-      </w:r>
-      <w:r>
-        <w:rPr>
-          <w:b/>
-          <w:bCs/>
-        </w:rPr>
-        <w:t>why do we see this uneven distribution)</w:t>
-      </w:r>
-    </w:p>
-    <w:p/>
-    <w:p>
-      <w:pPr>
-        <w:ind w:left="360"/>
-      </w:pPr>
-    </w:p>
-    <w:p>
-      <w:pPr>
-        <w:pStyle w:val="ListParagraph"/>
-        <w:numPr>
-          <w:ilvl w:val="0"/>
-          <w:numId w:val="10"/>
-        </w:numPr>
-      </w:pPr>
-      <w:r>
-        <w:t xml:space="preserve">Intro </w:t>
-      </w:r>
-    </w:p>
-    <w:p>
-      <w:pPr>
-        <w:pStyle w:val="ListParagraph"/>
-        <w:numPr>
-          <w:ilvl w:val="0"/>
-          <w:numId w:val="10"/>
-        </w:numPr>
-      </w:pPr>
-      <w:r>
-        <w:t xml:space="preserve">Emergence -stochastic </w:t>
-      </w:r>
-    </w:p>
-    <w:p>
-      <w:pPr>
-        <w:pStyle w:val="ListParagraph"/>
-        <w:numPr>
-          <w:ilvl w:val="0"/>
-          <w:numId w:val="10"/>
-        </w:numPr>
-      </w:pPr>
-      <w:r>
-        <w:t xml:space="preserve">Establishment -stochastic </w:t>
-      </w:r>
-    </w:p>
-    <w:p>
-      <w:pPr>
-        <w:pStyle w:val="ListParagraph"/>
-        <w:numPr>
-          <w:ilvl w:val="0"/>
-          <w:numId w:val="10"/>
-        </w:numPr>
-      </w:pPr>
-      <w:r>
-        <w:t xml:space="preserve">Selection – deterministic </w:t>
-      </w:r>
-    </w:p>
-    <w:p>
-      <w:pPr>
-        <w:pStyle w:val="ListParagraph"/>
-        <w:numPr>
-          <w:ilvl w:val="0"/>
-          <w:numId w:val="10"/>
-        </w:numPr>
-      </w:pPr>
-      <w:r>
-        <w:t xml:space="preserve">Luria </w:t>
-      </w:r>
-      <w:proofErr w:type="spellStart"/>
-      <w:r>
-        <w:t>debuk</w:t>
-      </w:r>
-      <w:proofErr w:type="spellEnd"/>
-      <w:r>
-        <w:t xml:space="preserve"> (</w:t>
-      </w:r>
-      <w:proofErr w:type="spellStart"/>
-      <w:r>
-        <w:t>poisson</w:t>
-      </w:r>
-      <w:proofErr w:type="spellEnd"/>
-      <w:r>
-        <w:t>, jackpot)</w:t>
-      </w:r>
-    </w:p>
-    <w:p>
-      <w:pPr>
-        <w:pStyle w:val="ListParagraph"/>
-        <w:numPr>
-          <w:ilvl w:val="0"/>
-          <w:numId w:val="10"/>
-        </w:numPr>
-      </w:pPr>
-      <w:r>
-        <w:t xml:space="preserve">Uneven distribution </w:t>
-      </w:r>
-      <w:r>
-        <w:t>is it emergence or establishment?</w:t>
-      </w:r>
-    </w:p>
-    <w:p>
-      <w:pPr>
-        <w:pStyle w:val="ListParagraph"/>
-        <w:numPr>
-          <w:ilvl w:val="0"/>
-          <w:numId w:val="10"/>
-        </w:numPr>
-      </w:pPr>
-    </w:p>
-    <w:p>
-      <w:pPr>
-        <w:ind w:left="360"/>
-      </w:pPr>
-    </w:p>
     <w:p/>
     <w:p/>
     <w:p/>
@@ -4284,24 +3977,370 @@
           <w:bCs/>
         </w:rPr>
       </w:pPr>
+      <w:r>
+        <w:rPr>
+          <w:b/>
+          <w:bCs/>
+        </w:rPr>
+        <w:lastRenderedPageBreak/>
+        <w:t>Stochastic establishment and mortality</w:t>
+      </w:r>
+      <w:r>
+        <w:rPr>
+          <w:b/>
+          <w:bCs/>
+        </w:rPr>
+        <w:t xml:space="preserve"> </w:t>
+      </w:r>
+      <w:r>
+        <w:rPr>
+          <w:b/>
+          <w:bCs/>
+        </w:rPr>
+        <w:t xml:space="preserve">in the face of antibiotics </w:t>
+      </w:r>
     </w:p>
     <w:p>
+      <w:r>
+        <w:t>T</w:t>
+      </w:r>
+      <w:r>
+        <w:t>here are many factors that determine t</w:t>
+      </w:r>
+      <w:r>
+        <w:t xml:space="preserve">he fate of a new </w:t>
+      </w:r>
+      <w:r>
+        <w:t>mutation</w:t>
+      </w:r>
+      <w:r>
+        <w:t xml:space="preserve"> that </w:t>
+      </w:r>
+      <w:r>
+        <w:t>arises in a bacterial population. E</w:t>
+      </w:r>
+      <w:r>
+        <w:t>very mutant</w:t>
+      </w:r>
+      <w:r>
+        <w:t>,</w:t>
+      </w:r>
+      <w:r>
+        <w:t xml:space="preserve"> even ones with </w:t>
+      </w:r>
+      <w:r>
+        <w:t xml:space="preserve">high levels of fitness faces </w:t>
+      </w:r>
+      <w:r>
+        <w:t xml:space="preserve">the critical </w:t>
+      </w:r>
+      <w:r>
+        <w:t>stochastic phase right after</w:t>
+      </w:r>
+      <w:r>
+        <w:t xml:space="preserve"> emergence</w:t>
+      </w:r>
+      <w:r>
+        <w:t xml:space="preserve"> </w:t>
+      </w:r>
+      <w:r>
+        <w:t>known as establishment</w:t>
+      </w:r>
+      <w:r>
+        <w:t>.</w:t>
+      </w:r>
+      <w:r>
+        <w:t xml:space="preserve"> This is </w:t>
+      </w:r>
+      <w:r>
+        <w:t>whereas</w:t>
+      </w:r>
+      <w:r>
+        <w:t xml:space="preserve"> a newly emerged</w:t>
+      </w:r>
+      <w:r>
+        <w:t xml:space="preserve"> single cell</w:t>
+      </w:r>
+      <w:r>
+        <w:t xml:space="preserve"> will </w:t>
+      </w:r>
+      <w:r>
+        <w:t xml:space="preserve">survive or die </w:t>
+      </w:r>
+      <w:r>
+        <w:t xml:space="preserve">depending on the result of </w:t>
+      </w:r>
+      <w:r>
+        <w:t>the first few division events, which are governed by random birth and death processes</w:t>
+      </w:r>
+      <w:r>
+        <w:t>.</w:t>
+      </w:r>
+      <w:r>
+        <w:t xml:space="preserve"> </w:t>
+      </w:r>
+      <w:r>
+        <w:t xml:space="preserve">Here I will define establishment as the </w:t>
+      </w:r>
+      <w:r>
+        <w:t xml:space="preserve">rise of </w:t>
+      </w:r>
+      <w:r>
+        <w:t xml:space="preserve">resistant </w:t>
+      </w:r>
+      <w:r>
+        <w:t>mutants beyond</w:t>
+      </w:r>
+      <w:r>
+        <w:t xml:space="preserve"> danger of immediate extinction</w:t>
+      </w:r>
+      <w:r>
+        <w:t xml:space="preserve"> </w:t>
+      </w:r>
+      <w:r>
+        <w:t xml:space="preserve">(Zur </w:t>
+      </w:r>
+      <w:proofErr w:type="spellStart"/>
+      <w:r>
+        <w:t>Wiesch</w:t>
+      </w:r>
+      <w:proofErr w:type="spellEnd"/>
+      <w:r>
+        <w:t xml:space="preserve"> et al., 2011)</w:t>
+      </w:r>
+      <w:r>
+        <w:t xml:space="preserve">. </w:t>
+      </w:r>
+    </w:p>
+    <w:p>
+      <w:r>
+        <w:t xml:space="preserve">There </w:t>
+      </w:r>
+      <w:proofErr w:type="gramStart"/>
+      <w:r>
+        <w:t>has</w:t>
+      </w:r>
+      <w:proofErr w:type="gramEnd"/>
+      <w:r>
+        <w:t xml:space="preserve"> been many </w:t>
+      </w:r>
+      <w:r>
+        <w:t xml:space="preserve">theoretical </w:t>
+      </w:r>
+      <w:r>
+        <w:t>abstractions</w:t>
+      </w:r>
+      <w:r>
+        <w:t xml:space="preserve"> on the importance of establishment in relation to mutations and evolution has been speculated to be  </w:t>
+      </w:r>
+    </w:p>
+    <w:p>
+      <w:r>
+        <w:t xml:space="preserve">The landmark empirical study was conducted in 2020 by </w:t>
+      </w:r>
+      <w:r>
+        <w:t>Alexander and MacLean</w:t>
+      </w:r>
+      <w:r>
+        <w:t xml:space="preserve"> where they </w:t>
+      </w:r>
+      <w:proofErr w:type="spellStart"/>
+      <w:r>
+        <w:t>meadured</w:t>
+      </w:r>
+      <w:proofErr w:type="spellEnd"/>
+      <w:r>
+        <w:t xml:space="preserve"> the </w:t>
+      </w:r>
+      <w:proofErr w:type="spellStart"/>
+      <w:r>
+        <w:t>the</w:t>
+      </w:r>
+      <w:proofErr w:type="spellEnd"/>
+      <w:r>
+        <w:t xml:space="preserve"> probability of detectable outgrowth from single resistant cells of Pseudomonas aeruginosa carrying resistance plasmids, as a function of antibiotic concentration</w:t>
+      </w:r>
+      <w:r>
+        <w:t xml:space="preserve">. They discovered that even at low concentrations of antibiotic, as low as 1/8 of the resistant strain’s MIC, the probability of establishment was still below 5%. This finding provided an important insight which showed that selective advantage of mutations did not </w:t>
+      </w:r>
+      <w:proofErr w:type="spellStart"/>
+      <w:r>
+        <w:t>gurantee</w:t>
+      </w:r>
+      <w:proofErr w:type="spellEnd"/>
+      <w:r>
+        <w:t xml:space="preserve"> a high </w:t>
+      </w:r>
+      <w:proofErr w:type="spellStart"/>
+      <w:r>
+        <w:t>probabaloity</w:t>
+      </w:r>
+      <w:proofErr w:type="spellEnd"/>
+      <w:r>
+        <w:t xml:space="preserve"> of establishment. They identified </w:t>
+      </w:r>
+      <w:proofErr w:type="gramStart"/>
+      <w:r>
+        <w:t>that  the</w:t>
+      </w:r>
+      <w:proofErr w:type="gramEnd"/>
+      <w:r>
+        <w:t xml:space="preserve"> </w:t>
+      </w:r>
+      <w:proofErr w:type="spellStart"/>
+      <w:r>
+        <w:t>combation</w:t>
+      </w:r>
+      <w:proofErr w:type="spellEnd"/>
+      <w:r>
+        <w:t xml:space="preserve"> </w:t>
+      </w:r>
+      <w:proofErr w:type="spellStart"/>
+      <w:r>
+        <w:t>fo</w:t>
+      </w:r>
+      <w:proofErr w:type="spellEnd"/>
+      <w:r>
+        <w:t xml:space="preserve"> </w:t>
+      </w:r>
+      <w:proofErr w:type="spellStart"/>
+      <w:r>
+        <w:t>antibotric</w:t>
+      </w:r>
+      <w:proofErr w:type="spellEnd"/>
+      <w:r>
+        <w:t xml:space="preserve"> induced damage to even highly resistant cells along the they intrinsic stochastic of </w:t>
+      </w:r>
+      <w:r>
+        <w:t xml:space="preserve">early </w:t>
+      </w:r>
+      <w:proofErr w:type="spellStart"/>
+      <w:r>
+        <w:t>estba</w:t>
+      </w:r>
+      <w:proofErr w:type="spellEnd"/>
+      <w:r>
+        <w:t xml:space="preserve"> </w:t>
+      </w:r>
+      <w:proofErr w:type="spellStart"/>
+      <w:r>
+        <w:t>lsihemnt</w:t>
+      </w:r>
+      <w:proofErr w:type="spellEnd"/>
+      <w:r>
+        <w:t xml:space="preserve"> will lead to most populations to be </w:t>
+      </w:r>
+      <w:proofErr w:type="spellStart"/>
+      <w:r>
+        <w:t>lsot</w:t>
+      </w:r>
+      <w:proofErr w:type="spellEnd"/>
+      <w:r>
+        <w:t xml:space="preserve"> before enough cells are </w:t>
+      </w:r>
+      <w:proofErr w:type="spellStart"/>
+      <w:r>
+        <w:t>accumalted</w:t>
+      </w:r>
+      <w:proofErr w:type="spellEnd"/>
+      <w:r>
+        <w:t xml:space="preserve"> to escape mortality. This pattern was also observed in E. coli from a study done by </w:t>
+      </w:r>
+      <w:proofErr w:type="spellStart"/>
+      <w:r>
+        <w:t>Saebelfeld</w:t>
+      </w:r>
+      <w:proofErr w:type="spellEnd"/>
+      <w:r>
+        <w:t xml:space="preserve"> et al. (2022)</w:t>
+      </w:r>
+      <w:r>
+        <w:t xml:space="preserve"> where they examined E. coli </w:t>
+      </w:r>
+      <w:r>
+        <w:t xml:space="preserve">strains carrying beta-lactamase alleles </w:t>
+      </w:r>
+      <w:r>
+        <w:t xml:space="preserve">by measuring the </w:t>
+      </w:r>
+      <w:r>
+        <w:t>establishment probability as a function of antibiotic concentration</w:t>
+      </w:r>
+      <w:r>
+        <w:t xml:space="preserve">. The results here also showed that </w:t>
+      </w:r>
+      <w:r>
+        <w:t>strains with higher resistance levels did not have higher establishment probabilities at sub-MIC concentrations</w:t>
+      </w:r>
+      <w:r>
+        <w:t xml:space="preserve">.  </w:t>
+      </w:r>
+    </w:p>
+    <w:p>
+      <w:r>
+        <w:rPr>
+          <w:highlight w:val="yellow"/>
+        </w:rPr>
+        <w:t>Alexander (2023) formalised the methodological framework for measuring establishment probability experimentally, reviewing approaches based on high-replicate single-cell plating and maximum likelihood inference. She emphasised that stochastic establishment has been systematically underappreciated in microbiology relative to its importance, both as an intrinsically interesting evolutionary process and as a confound in quantitative assays. The practical toolkit she described — replicate plating of defined single-cell suspensions, survival fraction estimation, branching process model fitting — provides the experimental means to separate establishment probability from mutation rate in systems where both vary.</w:t>
+      </w:r>
+    </w:p>
+    <w:p/>
+    <w:p>
       <w:pPr>
         <w:rPr>
           <w:b/>
           <w:bCs/>
         </w:rPr>
       </w:pPr>
+      <w:r>
+        <w:rPr>
+          <w:b/>
+          <w:bCs/>
+        </w:rPr>
+        <w:t xml:space="preserve">Bias between mutation rate and </w:t>
+      </w:r>
+      <w:proofErr w:type="spellStart"/>
+      <w:r>
+        <w:rPr>
+          <w:b/>
+          <w:bCs/>
+        </w:rPr>
+        <w:t>establsiemnt</w:t>
+      </w:r>
+      <w:proofErr w:type="spellEnd"/>
+    </w:p>
+    <w:p/>
+    <w:p>
+      <w:pPr>
+        <w:rPr>
+          <w:b/>
+          <w:bCs/>
+        </w:rPr>
+      </w:pPr>
+      <w:r>
+        <w:rPr>
+          <w:b/>
+          <w:bCs/>
+        </w:rPr>
+        <w:lastRenderedPageBreak/>
+        <w:t xml:space="preserve">Brining it back to what I am doing </w:t>
+      </w:r>
     </w:p>
     <w:p>
       <w:r>
-        <w:t xml:space="preserve">Not feasible to look at the whole picture but break it down </w:t>
-      </w:r>
-      <w:proofErr w:type="spellStart"/>
-      <w:r>
-        <w:t>cla</w:t>
-      </w:r>
-      <w:proofErr w:type="spellEnd"/>
+        <w:t xml:space="preserve">From what </w:t>
+      </w:r>
+      <w:r>
+        <w:t xml:space="preserve">was discussed above </w:t>
+      </w:r>
+      <w:proofErr w:type="gramStart"/>
+      <w:r>
+        <w:t>its</w:t>
+      </w:r>
+      <w:proofErr w:type="gramEnd"/>
+      <w:r>
+        <w:t xml:space="preserve"> not hard to see the importance of understanding </w:t>
+      </w:r>
     </w:p>
     <w:p>
       <w:pPr>
@@ -4318,20 +4357,6 @@
           <w:bCs/>
         </w:rPr>
       </w:pPr>
-      <w:r>
-        <w:rPr>
-          <w:b/>
-          <w:bCs/>
-        </w:rPr>
-        <w:t>The Selective Sweep: Many different beneficial mutations might appear on the screen at first. However, bacteria with the "most fit" mutation will reproduce significantly faster. Within a few generations, their descendants will outcompete and completely replace the rest of the bacterial population, a phenomenon known as periodic selection.</w:t>
-      </w:r>
-      <w:r>
-        <w:rPr>
-          <w:b/>
-          <w:bCs/>
-        </w:rPr>
-        <w:br/>
-      </w:r>
     </w:p>
     <w:p>
       <w:pPr>
@@ -4340,13 +4365,6 @@
           <w:bCs/>
         </w:rPr>
       </w:pPr>
-      <w:r>
-        <w:rPr>
-          <w:b/>
-          <w:bCs/>
-        </w:rPr>
-        <w:t xml:space="preserve">Mutation screen: </w:t>
-      </w:r>
     </w:p>
     <w:p>
       <w:pPr>
@@ -4355,13 +4373,6 @@
           <w:bCs/>
         </w:rPr>
       </w:pPr>
-      <w:r>
-        <w:rPr>
-          <w:b/>
-          <w:bCs/>
-        </w:rPr>
-        <w:t xml:space="preserve">Establishment: </w:t>
-      </w:r>
     </w:p>
     <w:p>
       <w:pPr>
@@ -4370,13 +4381,14 @@
           <w:bCs/>
         </w:rPr>
       </w:pPr>
-      <w:r>
+    </w:p>
+    <w:p>
+      <w:pPr>
         <w:rPr>
           <w:b/>
           <w:bCs/>
         </w:rPr>
-        <w:t>Selection:</w:t>
-      </w:r>
+      </w:pPr>
     </w:p>
     <w:p>
       <w:pPr>
@@ -4609,6 +4621,7 @@
           <w:b/>
           <w:bCs/>
         </w:rPr>
+        <w:lastRenderedPageBreak/>
         <w:t xml:space="preserve">Fluctuation test </w:t>
       </w:r>
     </w:p>
@@ -4809,7 +4822,6 @@
     </w:p>
     <w:p>
       <w:r>
-        <w:lastRenderedPageBreak/>
         <w:t>mutations are spontaneous</w:t>
       </w:r>
       <w:r>
@@ -4903,6 +4915,7 @@
         <w:rPr>
           <w:noProof/>
         </w:rPr>
+        <w:lastRenderedPageBreak/>
         <w:drawing>
           <wp:inline distT="0" distB="0" distL="0" distR="0" wp14:anchorId="47F984E6" wp14:editId="11CC436A">
             <wp:extent cx="5731510" cy="3959860"/>
@@ -4919,7 +4932,7 @@
                     <pic:cNvPicPr/>
                   </pic:nvPicPr>
                   <pic:blipFill>
-                    <a:blip r:embed="rId5"/>
+                    <a:blip r:embed="rId9"/>
                     <a:stretch>
                       <a:fillRect/>
                     </a:stretch>
@@ -4960,7 +4973,6 @@
           <w:b/>
           <w:bCs/>
         </w:rPr>
-        <w:lastRenderedPageBreak/>
         <w:t xml:space="preserve">The longer an organism stays in an environment the more </w:t>
       </w:r>
       <w:proofErr w:type="spellStart"/>
@@ -5042,7 +5054,7 @@
       <w:r>
         <w:t xml:space="preserve"> into a detectable clone. The establishment probability is the probability that an allele survives random drift and rises to a sufficiently large number so that its frequency grows deterministically. The fate of a new allele during this stochastic phase, when it exists only in a small fraction of individuals, can be described by a branching process accounting for stochastic birth and death events. </w:t>
       </w:r>
-      <w:hyperlink r:id="rId6" w:tgtFrame="_blank" w:history="1">
+      <w:hyperlink r:id="rId10" w:tgtFrame="_blank" w:history="1">
         <w:r>
           <w:rPr>
             <w:rStyle w:val="Hyperlink"/>
@@ -5053,9 +5065,10 @@
     </w:p>
     <w:p>
       <w:r>
+        <w:lastRenderedPageBreak/>
         <w:t xml:space="preserve">Critically, even in the absence of competitors, genotypes with positive absolute fitness may fail to establish simply by "bad luck" in survival and reproduction, especially in sub-optimal environmental conditions. </w:t>
       </w:r>
-      <w:hyperlink r:id="rId7" w:tgtFrame="_blank" w:history="1">
+      <w:hyperlink r:id="rId11" w:tgtFrame="_blank" w:history="1">
         <w:proofErr w:type="spellStart"/>
         <w:r>
           <w:rPr>
@@ -5095,7 +5108,7 @@
       <w:r>
         <w:t xml:space="preserve">. Both mutational supply and establishment probability affect the repeatability of evolution across replicate populations. Moreover, under severe environmental challenges, adaptation may be time-limited: rapid establishment of adaptive alleles is critical for "evolutionary rescue" — the avoidance of extinction in declining populations. A pathogen population causing an infection declines under antimicrobial treatment, but can rebound if a drug resistance mutation establishes before the infection is cleared. </w:t>
       </w:r>
-      <w:hyperlink r:id="rId8" w:tgtFrame="_blank" w:history="1">
+      <w:hyperlink r:id="rId12" w:tgtFrame="_blank" w:history="1">
         <w:proofErr w:type="spellStart"/>
         <w:r>
           <w:rPr>
@@ -5133,11 +5146,7 @@
         <w:t>supply</w:t>
       </w:r>
       <w:r>
-        <w:t xml:space="preserve"> of potential adaptive mutants, but it does not change the probability that any single new mutant will establish. In fact, the two can pull in opposite directions: higher mutation rates generally led to faster adaptation to antibiotics, but in one strain with an extremely </w:t>
-      </w:r>
-      <w:r>
-        <w:lastRenderedPageBreak/>
-        <w:t xml:space="preserve">high mutation rate, the ability to evolve was significantly reduced. The reason is </w:t>
+        <w:t xml:space="preserve"> of potential adaptive mutants, but it does not change the probability that any single new mutant will establish. In fact, the two can pull in opposite directions: higher mutation rates generally led to faster adaptation to antibiotics, but in one strain with an extremely high mutation rate, the ability to evolve was significantly reduced. The reason is </w:t>
       </w:r>
       <w:r>
         <w:rPr>
@@ -5149,7 +5158,7 @@
       <w:r>
         <w:t xml:space="preserve"> — hypermutators produce more deleterious mutations alongside beneficial ones, eventually undermining fitness. </w:t>
       </w:r>
-      <w:hyperlink r:id="rId9" w:tgtFrame="_blank" w:history="1">
+      <w:hyperlink r:id="rId13" w:tgtFrame="_blank" w:history="1">
         <w:r>
           <w:rPr>
             <w:rStyle w:val="Hyperlink"/>
@@ -5162,7 +5171,7 @@
       <w:r>
         <w:t xml:space="preserve">This tension is visible in long-term evolution experiments: as a consequence of the tension between adaptation and genetic load, theory predicts that populations of hypermutators should re-evolve lower mutation rates after they have become established. </w:t>
       </w:r>
-      <w:hyperlink r:id="rId10" w:tgtFrame="_blank" w:history="1">
+      <w:hyperlink r:id="rId14" w:tgtFrame="_blank" w:history="1">
         <w:r>
           <w:rPr>
             <w:rStyle w:val="Hyperlink"/>
@@ -5228,7 +5237,7 @@
       <w:r>
         <w:t xml:space="preserve"> of the mutation — how much faster the mutant grows compared to the ancestral background — not by how frequently the mutation arises. </w:t>
       </w:r>
-      <w:hyperlink r:id="rId11" w:tgtFrame="_blank" w:history="1">
+      <w:hyperlink r:id="rId15" w:tgtFrame="_blank" w:history="1">
         <w:r>
           <w:rPr>
             <w:rStyle w:val="Hyperlink"/>
@@ -5271,9 +5280,10 @@
     </w:p>
     <w:p>
       <w:r>
+        <w:lastRenderedPageBreak/>
         <w:t xml:space="preserve">Conventional growth rate or competition assays are not sufficient to predict establishment probability. The same net population growth can be attained by a strain with either high or low absolute rates of division and death, but a strain with higher mortality is less likely to establish. Generally, establishment is sensitive to absolute rates of division and death, not just their difference. </w:t>
       </w:r>
-      <w:hyperlink r:id="rId12" w:tgtFrame="_blank" w:history="1">
+      <w:hyperlink r:id="rId16" w:tgtFrame="_blank" w:history="1">
         <w:proofErr w:type="spellStart"/>
         <w:r>
           <w:rPr>
@@ -5369,7 +5379,6 @@
     </w:p>
     <w:p>
       <w:r>
-        <w:lastRenderedPageBreak/>
         <w:t xml:space="preserve">         (what your fluctuation assay actually detects)</w:t>
       </w:r>
     </w:p>
@@ -5481,23 +5490,7 @@
           <w:b/>
           <w:bCs/>
         </w:rPr>
-        <w:t xml:space="preserve">This system is </w:t>
-      </w:r>
-      <w:proofErr w:type="gramStart"/>
-      <w:r>
-        <w:rPr>
-          <w:b/>
-          <w:bCs/>
-        </w:rPr>
-        <w:t>stochastic</w:t>
-      </w:r>
-      <w:proofErr w:type="gramEnd"/>
-      <w:r>
-        <w:rPr>
-          <w:b/>
-          <w:bCs/>
-        </w:rPr>
-        <w:t xml:space="preserve"> but we have an uneven distribution </w:t>
+        <w:t xml:space="preserve">This system is stochastic but we have an uneven distribution </w:t>
       </w:r>
       <w:r>
         <w:rPr>
@@ -5807,7 +5800,6 @@
           <w:b/>
           <w:bCs/>
         </w:rPr>
-        <w:lastRenderedPageBreak/>
         <w:t xml:space="preserve">Selection </w:t>
       </w:r>
       <w:r>
@@ -5957,6 +5949,7 @@
     </w:p>
     <w:p>
       <w:r>
+        <w:lastRenderedPageBreak/>
         <w:t xml:space="preserve">Same strain in the same environment same time but we see a preference for certain mutations </w:t>
       </w:r>
     </w:p>
@@ -6276,7 +6269,11 @@
         <w:t xml:space="preserve">being M9 glucose while the bottom three rows will be LB. </w:t>
       </w:r>
       <w:r>
-        <w:t xml:space="preserve">This leaves me 30 wells for each media which perfectly </w:t>
+        <w:t xml:space="preserve">This leaves me </w:t>
+      </w:r>
+      <w:r>
+        <w:lastRenderedPageBreak/>
+        <w:t xml:space="preserve">30 wells for each media which perfectly </w:t>
       </w:r>
       <w:r>
         <w:t xml:space="preserve">accommodates for our 28 mutations along with the wild type and another well to act as the blank. </w:t>
@@ -6443,7 +6440,6 @@
     </w:p>
     <w:p>
       <w:r>
-        <w:lastRenderedPageBreak/>
         <w:t>Trying to avoid evolution as we have found it can be very unpredictable</w:t>
       </w:r>
     </w:p>
@@ -6964,6 +6960,7 @@
                 <w:lang w:eastAsia="en-AU"/>
                 <w14:ligatures w14:val="none"/>
               </w:rPr>
+              <w:lastRenderedPageBreak/>
               <w:t>M5</w:t>
             </w:r>
           </w:p>
@@ -8482,7 +8479,6 @@
                 <w:lang w:eastAsia="en-AU"/>
                 <w14:ligatures w14:val="none"/>
               </w:rPr>
-              <w:lastRenderedPageBreak/>
               <w:t>M27</w:t>
             </w:r>
           </w:p>
@@ -8648,6 +8644,7 @@
         <w:rPr>
           <w:noProof/>
         </w:rPr>
+        <w:lastRenderedPageBreak/>
         <w:drawing>
           <wp:inline distT="0" distB="0" distL="0" distR="0" wp14:anchorId="49480D82" wp14:editId="771C3BE9">
             <wp:extent cx="3648075" cy="3202271"/>
@@ -8666,7 +8663,7 @@
                     </pic:cNvPicPr>
                   </pic:nvPicPr>
                   <pic:blipFill>
-                    <a:blip r:embed="rId13">
+                    <a:blip r:embed="rId17">
                       <a:extLst>
                         <a:ext uri="{28A0092B-C50C-407E-A947-70E740481C1C}">
                           <a14:useLocalDpi xmlns:a14="http://schemas.microsoft.com/office/drawing/2010/main" val="0"/>
@@ -8779,7 +8776,6 @@
                 <w:lang w:eastAsia="en-AU"/>
                 <w14:ligatures w14:val="none"/>
               </w:rPr>
-              <w:lastRenderedPageBreak/>
               <w:t>Weekly Lab Schedule</w:t>
             </w:r>
           </w:p>
@@ -13677,6 +13673,7 @@
                 <w:lang w:eastAsia="en-AU"/>
                 <w14:ligatures w14:val="none"/>
               </w:rPr>
+              <w:lastRenderedPageBreak/>
               <w:t>Assay 1</w:t>
             </w:r>
           </w:p>
@@ -23742,7 +23739,6 @@
                 <w:lang w:eastAsia="en-AU"/>
                 <w14:ligatures w14:val="none"/>
               </w:rPr>
-              <w:lastRenderedPageBreak/>
               <w:t> </w:t>
             </w:r>
           </w:p>
@@ -28058,6 +28054,7 @@
           <w:b/>
           <w:bCs/>
         </w:rPr>
+        <w:lastRenderedPageBreak/>
         <w:t xml:space="preserve">Pouring plates </w:t>
       </w:r>
     </w:p>
@@ -32228,7 +32225,6 @@
                 <w:lang w:eastAsia="en-AU"/>
                 <w14:ligatures w14:val="none"/>
               </w:rPr>
-              <w:lastRenderedPageBreak/>
               <w:t>Tasks</w:t>
             </w:r>
           </w:p>
@@ -32938,7 +32934,6 @@
     </w:p>
     <w:p>
       <w:r>
-        <w:lastRenderedPageBreak/>
         <w:t xml:space="preserve">We see some growth in m9 from ONC experiment at 45c but there is no </w:t>
       </w:r>
       <w:proofErr w:type="gramStart"/>
@@ -33065,6 +33060,7 @@
                 <w:b/>
                 <w:bCs/>
               </w:rPr>
+              <w:lastRenderedPageBreak/>
               <w:t>January</w:t>
             </w:r>
           </w:p>

--- a/Writing/Lit review.docx
+++ b/Writing/Lit review.docx
@@ -15,21 +15,320 @@
     </w:p>
     <w:p>
       <w:pPr>
-        <w:pStyle w:val="Heading1"/>
+        <w:rPr>
+          <w:b/>
+          <w:bCs/>
+        </w:rPr>
       </w:pPr>
       <w:r>
-        <w:t>(</w:t>
+        <w:rPr>
+          <w:b/>
+          <w:bCs/>
+        </w:rPr>
+        <w:t xml:space="preserve">Introduction: </w:t>
+      </w:r>
+      <w:r>
+        <w:rPr>
+          <w:b/>
+          <w:bCs/>
+        </w:rPr>
+        <w:t>(add chapter 2 section)</w:t>
+      </w:r>
+    </w:p>
+    <w:p>
+      <w:pPr>
+        <w:rPr>
+          <w:b/>
+          <w:bCs/>
+        </w:rPr>
+      </w:pPr>
+    </w:p>
+    <w:p>
+      <w:r>
+        <w:t xml:space="preserve">Antibiotic resistance (AR) has become such an issue due to overuse and misuse that we are considered to be in a crisis (Ventola, 2015). Just in 2024 alone there were 1.23 million deaths related to Mycobacterium tuberculosis (TB) with approximately 390,000 people developing the MDR/RR-TB resistant strain (World Health Organization, 2024). This issue has developed further to affecting the environment as </w:t>
+      </w:r>
+      <w:r>
+        <w:t>misuse</w:t>
+      </w:r>
+      <w:r>
+        <w:t xml:space="preserve"> in agriculture </w:t>
+      </w:r>
+      <w:r>
+        <w:t>particularly</w:t>
+      </w:r>
+      <w:r>
+        <w:t xml:space="preserve"> on farms has caused large amounts </w:t>
+      </w:r>
+      <w:r>
+        <w:t>antibiotic</w:t>
+      </w:r>
+      <w:r>
+        <w:t xml:space="preserve"> to be released into the surrounding environment (Andersson and Hughes, 2014). Originally, it has been postulated that it was possible to effectively control AR through limited use, as resistant bacteria should be out competed by its more fit wild type counterpart in the absence of drugs. The theory was resistance genes while hugely </w:t>
+      </w:r>
+      <w:r>
+        <w:t>beneficial</w:t>
+      </w:r>
+      <w:r>
+        <w:t xml:space="preserve"> to the microbe's survival in the presence of drugs generally confer a fitness cost that is often detrimental to the host's survival once drug use has ceased (Melnyk, 2014). </w:t>
+      </w:r>
+      <w:r>
+        <w:t>However,</w:t>
+      </w:r>
+      <w:r>
+        <w:t xml:space="preserve"> this theory has now been largely discarded as resistant bacteria strains over time have evolved many ways of adaptation like Horizontal gene transfer, epistasis and </w:t>
+      </w:r>
+      <w:r>
+        <w:t>pleiotropy</w:t>
+      </w:r>
+      <w:r>
+        <w:t xml:space="preserve"> to not only </w:t>
+      </w:r>
+      <w:r>
+        <w:t>persist</w:t>
+      </w:r>
+      <w:r>
+        <w:t xml:space="preserve"> in the </w:t>
+      </w:r>
+      <w:r>
+        <w:t>population</w:t>
+      </w:r>
+      <w:r>
+        <w:t xml:space="preserve"> but also sometime become more fit than susceptible strains.</w:t>
+      </w:r>
+      <w:r>
+        <w:t xml:space="preserve"> While most studies examine the effect antibiotic has on susceptible bacteria and how bacteria </w:t>
+      </w:r>
+      <w:r>
+        <w:t>develop</w:t>
+      </w:r>
+      <w:r>
+        <w:t xml:space="preserve"> resistance to it the reality of this issue is far more complicated. As </w:t>
+      </w:r>
+      <w:r>
+        <w:t>l</w:t>
+      </w:r>
+      <w:r>
+        <w:t>ayered on top of this is the observation that resistance evolution is rarely a function of antibiotic exposure alone: pH, temperature, and resource availability all shape the fitness landscape a resistant mutant must navigate.</w:t>
+      </w:r>
+      <w:r>
+        <w:t xml:space="preserve"> Furthermore, u</w:t>
+      </w:r>
+      <w:r>
+        <w:t>nderlying all of this,</w:t>
+      </w:r>
+      <w:r>
+        <w:t xml:space="preserve"> </w:t>
+      </w:r>
+      <w:r>
+        <w:t>is a more fundamental question</w:t>
+      </w:r>
+      <w:r>
+        <w:t xml:space="preserve"> which is </w:t>
+      </w:r>
+      <w:r>
+        <w:t>where</w:t>
+      </w:r>
+      <w:r>
+        <w:t xml:space="preserve"> does resistance come and why do only some mutations go on to establish? </w:t>
+      </w:r>
+      <w:r>
+        <w:t>This process</w:t>
+      </w:r>
+      <w:r>
+        <w:t xml:space="preserve"> is often described as stochastic, in the sense that it occurs independently of its fitness consequences but </w:t>
+      </w:r>
+      <w:r>
+        <w:t>stochasticity</w:t>
+      </w:r>
+      <w:r>
+        <w:t xml:space="preserve"> does not mean uniform. </w:t>
+      </w:r>
+      <w:r>
+        <w:t xml:space="preserve">These are the two fundamental question I am trying to unpack which is looking at the role environment has on resistance mutation and what influences a seeming stochastic process known as mutations to produce deterministic results. </w:t>
+      </w:r>
+    </w:p>
+    <w:p>
+      <w:pPr>
+        <w:rPr>
+          <w:b/>
+          <w:bCs/>
+        </w:rPr>
+      </w:pPr>
+      <w:r>
+        <w:rPr>
+          <w:b/>
+          <w:bCs/>
+        </w:rPr>
+        <w:t xml:space="preserve">E. coli, RIF and </w:t>
       </w:r>
       <w:proofErr w:type="spellStart"/>
       <w:r>
+        <w:rPr>
+          <w:b/>
+          <w:bCs/>
+        </w:rPr>
         <w:t>rpoB</w:t>
       </w:r>
       <w:proofErr w:type="spellEnd"/>
       <w:r>
-        <w:t xml:space="preserve"> mutations </w:t>
-      </w:r>
-      <w:r>
-        <w:t>can be deleterious to bacteria at high temperatures but some are not and helps it retain its fitness)</w:t>
+        <w:rPr>
+          <w:b/>
+          <w:bCs/>
+        </w:rPr>
+        <w:t xml:space="preserve">: </w:t>
+      </w:r>
+    </w:p>
+    <w:p>
+      <w:r>
+        <w:t xml:space="preserve">To </w:t>
+      </w:r>
+      <w:r>
+        <w:t xml:space="preserve">investigate fitness effects and the stochasticity of spontaneous mutations, I will be E. coli with a </w:t>
+      </w:r>
+      <w:proofErr w:type="spellStart"/>
+      <w:r>
+        <w:t>rpoB</w:t>
+      </w:r>
+      <w:proofErr w:type="spellEnd"/>
+      <w:r>
+        <w:t xml:space="preserve"> mutation as my model organism. The </w:t>
+      </w:r>
+      <w:proofErr w:type="spellStart"/>
+      <w:r>
+        <w:t>rpoB</w:t>
+      </w:r>
+      <w:proofErr w:type="spellEnd"/>
+      <w:r>
+        <w:t xml:space="preserve"> mutation induced my RIF is will act as the differentiator. To provide some background, RIF is a </w:t>
+      </w:r>
+      <w:proofErr w:type="gramStart"/>
+      <w:r>
+        <w:t>broad spectrum</w:t>
+      </w:r>
+      <w:proofErr w:type="gramEnd"/>
+      <w:r>
+        <w:t xml:space="preserve"> </w:t>
+      </w:r>
+      <w:r>
+        <w:t>antibiotic</w:t>
+      </w:r>
+      <w:r>
+        <w:t xml:space="preserve"> in </w:t>
+      </w:r>
+      <w:r>
+        <w:t>the annamycin family</w:t>
+      </w:r>
+      <w:r>
+        <w:t xml:space="preserve"> that is used to treat many bacterial infections like Meningococcal Disease</w:t>
+      </w:r>
+      <w:r>
+        <w:t xml:space="preserve">, </w:t>
+      </w:r>
+      <w:r>
+        <w:t>Haemophilus influenzae type B</w:t>
+      </w:r>
+      <w:r>
+        <w:t xml:space="preserve"> and </w:t>
+      </w:r>
+      <w:r>
+        <w:t>Leprosy</w:t>
+      </w:r>
+      <w:r>
+        <w:t xml:space="preserve">. </w:t>
+      </w:r>
+      <w:proofErr w:type="gramStart"/>
+      <w:r>
+        <w:t>However</w:t>
+      </w:r>
+      <w:proofErr w:type="gramEnd"/>
+      <w:r>
+        <w:t xml:space="preserve"> it is most famous form being the first in line drug to treat </w:t>
+      </w:r>
+      <w:r>
+        <w:t>Mycobacterium tuberculosis</w:t>
+      </w:r>
+      <w:r>
+        <w:t>. The drug t</w:t>
+      </w:r>
+      <w:r>
+        <w:t xml:space="preserve">argets the RNA polymerase by binding close to the beta subunit which blocks the </w:t>
+      </w:r>
+      <w:r>
+        <w:lastRenderedPageBreak/>
+        <w:t xml:space="preserve">elongation of synthesized RNA molecules, thereby leading to premature termination of transcription and ultimately cell death (Campbell et al., 2001). </w:t>
+      </w:r>
+      <w:r>
+        <w:rPr>
+          <w:highlight w:val="yellow"/>
+        </w:rPr>
+        <w:t xml:space="preserve">RIF resistance therefore mainly occurs in the </w:t>
+      </w:r>
+      <w:proofErr w:type="spellStart"/>
+      <w:r>
+        <w:rPr>
+          <w:highlight w:val="yellow"/>
+        </w:rPr>
+        <w:t>rpoB</w:t>
+      </w:r>
+      <w:proofErr w:type="spellEnd"/>
+      <w:r>
+        <w:rPr>
+          <w:highlight w:val="yellow"/>
+        </w:rPr>
+        <w:t xml:space="preserve"> gene which encodes the beta subunit of bacterial RNA polymerase. </w:t>
+      </w:r>
+      <w:proofErr w:type="gramStart"/>
+      <w:r>
+        <w:rPr>
+          <w:highlight w:val="yellow"/>
+        </w:rPr>
+        <w:t>Typically</w:t>
+      </w:r>
+      <w:proofErr w:type="gramEnd"/>
+      <w:r>
+        <w:rPr>
+          <w:highlight w:val="yellow"/>
+        </w:rPr>
+        <w:t xml:space="preserve"> resistance is due to a structural change in the beta sub-unit which renders it impossible for RIF to bind onto the original active site (Munita, et al, 2015). Additionally, it is intriguing that although the </w:t>
+      </w:r>
+      <w:proofErr w:type="spellStart"/>
+      <w:r>
+        <w:rPr>
+          <w:highlight w:val="yellow"/>
+        </w:rPr>
+        <w:t>rpoB</w:t>
+      </w:r>
+      <w:proofErr w:type="spellEnd"/>
+      <w:r>
+        <w:rPr>
+          <w:highlight w:val="yellow"/>
+        </w:rPr>
+        <w:t xml:space="preserve"> gene encodes for 1342 amino acids, previous studies done on Haemophilus influenzae, M. tuberculosis, Neisseria and Streptococcus pneumoniae indicate that resistance mutations only occur at a relatively small set of loci known as the rifampicin resistance-determining region (RRDR) (Goldstein, 2014).</w:t>
+      </w:r>
+      <w:r>
+        <w:t xml:space="preserve"> Through this relationship we have managed to evolve 28 unique E. coli strains each </w:t>
+      </w:r>
+      <w:proofErr w:type="spellStart"/>
+      <w:r>
+        <w:t>harboring</w:t>
+      </w:r>
+      <w:proofErr w:type="spellEnd"/>
+      <w:r>
+        <w:t xml:space="preserve"> a unique </w:t>
+      </w:r>
+      <w:proofErr w:type="spellStart"/>
+      <w:r>
+        <w:t>rpoB</w:t>
+      </w:r>
+      <w:proofErr w:type="spellEnd"/>
+      <w:r>
+        <w:t xml:space="preserve"> mutation. Going forward I will be using these mutations to test for fitness effects and the stochasticity. </w:t>
+      </w:r>
+    </w:p>
+    <w:p/>
+    <w:p>
+      <w:r>
+        <w:t xml:space="preserve">Chapter 1 Fitness </w:t>
       </w:r>
     </w:p>
     <w:p/>
@@ -45,7 +344,7 @@
           <w:b/>
           <w:bCs/>
         </w:rPr>
-        <w:t xml:space="preserve">abstract </w:t>
+        <w:t>Abstract:</w:t>
       </w:r>
     </w:p>
     <w:p>
@@ -60,62 +359,241 @@
           <w:b/>
           <w:bCs/>
         </w:rPr>
-        <w:t xml:space="preserve">antibiotic resistance </w:t>
+        <w:t>Fitness:</w:t>
       </w:r>
     </w:p>
     <w:p>
-      <w:pPr>
-        <w:rPr>
-          <w:b/>
-          <w:bCs/>
-        </w:rPr>
-      </w:pPr>
-      <w:r>
-        <w:rPr>
-          <w:b/>
-          <w:bCs/>
-        </w:rPr>
-        <w:t xml:space="preserve">RIF and </w:t>
+      <w:r>
+        <w:t xml:space="preserve">Before </w:t>
+      </w:r>
+      <w:r>
+        <w:t xml:space="preserve">continuing, </w:t>
+      </w:r>
+      <w:r>
+        <w:t xml:space="preserve">I would first like to set some clear definitions that will be important going forward. </w:t>
+      </w:r>
+      <w:r>
+        <w:t xml:space="preserve">Rather than using the common </w:t>
+      </w:r>
+      <w:r>
+        <w:t xml:space="preserve">phrase cost of resistance to describe </w:t>
+      </w:r>
+      <w:r>
+        <w:t xml:space="preserve">the effect a mutation has </w:t>
+      </w:r>
+      <w:r>
+        <w:t>I will be using the term fitness effects.</w:t>
+      </w:r>
+      <w:r>
+        <w:t xml:space="preserve"> This decision was inspired by </w:t>
+      </w:r>
+      <w:r>
+        <w:t>Lenormand et al. (2018)</w:t>
+      </w:r>
+      <w:r>
+        <w:t xml:space="preserve"> who argued in his paper that </w:t>
+      </w:r>
+      <w:r>
+        <w:t>we have been conflating these two concepts which has created misconceptions</w:t>
+      </w:r>
+      <w:r>
+        <w:t xml:space="preserve"> and impedes research efforts. </w:t>
+      </w:r>
+      <w:r>
+        <w:t xml:space="preserve">For this review I will </w:t>
+      </w:r>
+      <w:r>
+        <w:t xml:space="preserve">define fitness </w:t>
+      </w:r>
+      <w:r>
+        <w:t xml:space="preserve">effect as </w:t>
+      </w:r>
+      <w:r>
+        <w:t xml:space="preserve">the effect a </w:t>
+      </w:r>
+      <w:r>
+        <w:t>m</w:t>
+      </w:r>
+      <w:r>
+        <w:t>utation ha</w:t>
+      </w:r>
+      <w:r>
+        <w:t>s o</w:t>
+      </w:r>
+      <w:r>
+        <w:t xml:space="preserve">n an organism’s ability to survive in a given environment. </w:t>
+      </w:r>
+      <w:r>
+        <w:t>This definition</w:t>
+      </w:r>
+      <w:r>
+        <w:t xml:space="preserve"> </w:t>
+      </w:r>
+      <w:r>
+        <w:t xml:space="preserve">is </w:t>
+      </w:r>
+      <w:r>
+        <w:t xml:space="preserve">broad </w:t>
+      </w:r>
+      <w:r>
+        <w:t>and inclusive</w:t>
+      </w:r>
+      <w:r>
+        <w:t xml:space="preserve"> but most importantly </w:t>
+      </w:r>
+      <w:r>
+        <w:t xml:space="preserve">does not propose an assumption </w:t>
+      </w:r>
+      <w:r>
+        <w:t xml:space="preserve">of whether it is good or bad. </w:t>
+      </w:r>
+      <w:r>
+        <w:t xml:space="preserve">Conversely, cost of resistance is </w:t>
+      </w:r>
+      <w:r>
+        <w:t>defined as the price an organism pays</w:t>
+      </w:r>
+      <w:r>
+        <w:t xml:space="preserve"> to survive that is</w:t>
+      </w:r>
+      <w:r>
+        <w:t xml:space="preserve"> </w:t>
+      </w:r>
+      <w:r>
+        <w:t xml:space="preserve">usually in the reduction of fitness in an environment </w:t>
+      </w:r>
+      <w:r>
+        <w:t xml:space="preserve">due to </w:t>
+      </w:r>
+      <w:r>
+        <w:t>factors</w:t>
+      </w:r>
+      <w:r>
+        <w:t xml:space="preserve"> like </w:t>
+      </w:r>
+      <w:r>
+        <w:t>antibiotics, pesticides</w:t>
+      </w:r>
+      <w:r>
+        <w:t>, and</w:t>
+      </w:r>
+      <w:r>
+        <w:t xml:space="preserve"> toxins</w:t>
+      </w:r>
+      <w:r>
+        <w:t>.</w:t>
+      </w:r>
+      <w:r>
+        <w:t xml:space="preserve"> </w:t>
+      </w:r>
+      <w:r>
+        <w:t>With</w:t>
+      </w:r>
+      <w:r>
+        <w:t xml:space="preserve"> the definitions I have listed above</w:t>
+      </w:r>
+      <w:r>
+        <w:t xml:space="preserve"> in mind the</w:t>
+      </w:r>
+      <w:r>
+        <w:t xml:space="preserve"> </w:t>
+      </w:r>
+      <w:r>
+        <w:t>main issue</w:t>
+      </w:r>
+      <w:r>
+        <w:t xml:space="preserve"> we have with the term</w:t>
+      </w:r>
+      <w:r>
+        <w:t xml:space="preserve"> </w:t>
+      </w:r>
+      <w:r>
+        <w:t>cost of resistance</w:t>
+      </w:r>
+      <w:r>
+        <w:t xml:space="preserve"> is that it is too narrow </w:t>
+      </w:r>
+      <w:r>
+        <w:t>and that it is too much of an assumption</w:t>
+      </w:r>
+      <w:r>
+        <w:t xml:space="preserve"> often made too early. This is because </w:t>
+      </w:r>
+      <w:r>
+        <w:t xml:space="preserve">if we have already </w:t>
       </w:r>
       <w:proofErr w:type="spellStart"/>
       <w:r>
-        <w:rPr>
-          <w:b/>
-          <w:bCs/>
-        </w:rPr>
-        <w:t>rpoB</w:t>
+        <w:t>labled</w:t>
       </w:r>
       <w:proofErr w:type="spellEnd"/>
       <w:r>
-        <w:rPr>
-          <w:b/>
-          <w:bCs/>
-        </w:rPr>
+        <w:t xml:space="preserve"> an effect as a “cost” we are already assuming </w:t>
+      </w:r>
+      <w:r>
+        <w:t xml:space="preserve">it is inherently negative </w:t>
+      </w:r>
+      <w:r>
+        <w:t xml:space="preserve">when in reality this “cost” that we think we see </w:t>
+      </w:r>
+      <w:r>
+        <w:t xml:space="preserve">in our specific </w:t>
+      </w:r>
+      <w:r>
+        <w:t>treated</w:t>
+      </w:r>
+      <w:r>
+        <w:t xml:space="preserve"> environment could be </w:t>
+      </w:r>
+      <w:r>
+        <w:t>neutral or even beneficial</w:t>
+      </w:r>
+      <w:r>
+        <w:t xml:space="preserve"> in another en</w:t>
+      </w:r>
+      <w:r>
+        <w:t>vironment</w:t>
+      </w:r>
+      <w:r>
+        <w:t xml:space="preserve">. </w:t>
+      </w:r>
+      <w:r>
+        <w:t xml:space="preserve">Because of this </w:t>
+      </w:r>
+      <w:r>
+        <w:t>fitness effect is a much more</w:t>
+      </w:r>
+      <w:r>
         <w:t xml:space="preserve"> </w:t>
       </w:r>
-    </w:p>
-    <w:p>
-      <w:pPr>
-        <w:rPr>
-          <w:b/>
-          <w:bCs/>
-        </w:rPr>
-      </w:pPr>
-      <w:proofErr w:type="spellStart"/>
-      <w:r>
-        <w:rPr>
-          <w:b/>
-          <w:bCs/>
-        </w:rPr>
-        <w:t>pleitropy</w:t>
-      </w:r>
-      <w:proofErr w:type="spellEnd"/>
-      <w:r>
-        <w:rPr>
-          <w:b/>
-          <w:bCs/>
-        </w:rPr>
-        <w:t xml:space="preserve"> and fitness </w:t>
+      <w:r>
+        <w:t>appropriate</w:t>
+      </w:r>
+      <w:r>
+        <w:t xml:space="preserve"> and </w:t>
+      </w:r>
+      <w:proofErr w:type="gramStart"/>
+      <w:r>
+        <w:t>open minded</w:t>
+      </w:r>
+      <w:proofErr w:type="gramEnd"/>
+      <w:r>
+        <w:t xml:space="preserve"> term </w:t>
+      </w:r>
+      <w:r>
+        <w:t>as</w:t>
+      </w:r>
+      <w:r>
+        <w:t xml:space="preserve"> it simply takes what we see during </w:t>
+      </w:r>
+      <w:r>
+        <w:t>experiments</w:t>
+      </w:r>
+      <w:r>
+        <w:t xml:space="preserve"> as an effect a</w:t>
+      </w:r>
+      <w:r>
+        <w:t xml:space="preserve">nd analyses the effect as it is and does not make any assumptions as to whether the effect is good or bad. </w:t>
       </w:r>
     </w:p>
     <w:p>
@@ -138,7 +616,1456 @@
           <w:b/>
           <w:bCs/>
         </w:rPr>
-        <w:t xml:space="preserve">intro </w:t>
+        <w:lastRenderedPageBreak/>
+        <w:t>Temperature</w:t>
+      </w:r>
+      <w:r>
+        <w:rPr>
+          <w:b/>
+          <w:bCs/>
+        </w:rPr>
+        <w:t>:</w:t>
+      </w:r>
+    </w:p>
+    <w:p>
+      <w:r>
+        <w:t>Intro</w:t>
+      </w:r>
+    </w:p>
+    <w:p>
+      <w:r>
+        <w:t xml:space="preserve">While there is a myriad of </w:t>
+      </w:r>
+      <w:r>
+        <w:t xml:space="preserve">environmental </w:t>
+      </w:r>
+      <w:r>
+        <w:t>stressors available to explore the fitness effect of bacteria</w:t>
+      </w:r>
+      <w:r>
+        <w:t xml:space="preserve"> </w:t>
+      </w:r>
+      <w:r>
+        <w:t xml:space="preserve">including but not limited to </w:t>
+      </w:r>
+      <w:r>
+        <w:t>pH, osmolarity, and salt concentration</w:t>
+      </w:r>
+      <w:r>
+        <w:t xml:space="preserve">, we selected temperature </w:t>
+      </w:r>
+      <w:r>
+        <w:t>as the primary stressor for this investigation</w:t>
+      </w:r>
+      <w:r>
+        <w:t>.</w:t>
+      </w:r>
+      <w:r>
+        <w:t xml:space="preserve"> </w:t>
+      </w:r>
+      <w:r>
+        <w:t>T</w:t>
+      </w:r>
+      <w:r>
+        <w:t xml:space="preserve">emperature </w:t>
+      </w:r>
+      <w:r>
+        <w:t xml:space="preserve">is one of the most ancient and pervasive </w:t>
+      </w:r>
+      <w:r>
+        <w:t xml:space="preserve">selection pressure organisms on earth has encountered and it has been shaping bacterial physiology before many other stressors like </w:t>
+      </w:r>
+      <w:r>
+        <w:t>antibiotics</w:t>
+      </w:r>
+      <w:r>
+        <w:t xml:space="preserve"> which has been</w:t>
+      </w:r>
+      <w:r>
+        <w:t xml:space="preserve"> estimated to have first appeared between 2 billion and 40 million years ag</w:t>
+      </w:r>
+      <w:r>
+        <w:t>o</w:t>
+      </w:r>
+      <w:r>
+        <w:t xml:space="preserve"> (</w:t>
+      </w:r>
+      <w:r>
+        <w:t>)</w:t>
+      </w:r>
+      <w:r>
+        <w:t xml:space="preserve">. </w:t>
+      </w:r>
+      <w:r>
+        <w:t>Shifts in optimal temperature has far reaching implications for any organism and in bacteria it effects</w:t>
+      </w:r>
+      <w:r>
+        <w:t xml:space="preserve"> </w:t>
+      </w:r>
+      <w:r>
+        <w:t>genome-wide gene expression patterns, protein folding and stability, membrane composition</w:t>
+      </w:r>
+      <w:r>
+        <w:t xml:space="preserve"> ().</w:t>
+      </w:r>
+      <w:r>
+        <w:t xml:space="preserve"> Consequently, we find the stress which antibiotics imposes onto bacteria to be surprisingly similar to temperature</w:t>
+      </w:r>
+      <w:r>
+        <w:t xml:space="preserve">. </w:t>
+      </w:r>
+      <w:r>
+        <w:t xml:space="preserve">As </w:t>
+      </w:r>
+      <w:r>
+        <w:t>alluded</w:t>
+      </w:r>
+      <w:r>
+        <w:t xml:space="preserve"> to earlier</w:t>
+      </w:r>
+      <w:r>
+        <w:t>,</w:t>
+      </w:r>
+      <w:r>
+        <w:t xml:space="preserve"> temperature being a stressor that predates many others especially antibiotics </w:t>
+      </w:r>
+      <w:r>
+        <w:t xml:space="preserve">there has been hypothesis and some evidence that suggests there could have been co-opted resistance where processes that confer resistance to temperature can also assist with antibiotic stress (). An example of this is where both high temperature and some antibiotics like </w:t>
+      </w:r>
+      <w:r>
+        <w:t xml:space="preserve">macrolides and aminoglycoside </w:t>
+      </w:r>
+      <w:r>
+        <w:t xml:space="preserve">both alter </w:t>
+      </w:r>
+      <w:r>
+        <w:t xml:space="preserve">how protein is folded and synthesised (). </w:t>
+      </w:r>
+      <w:r>
+        <w:t xml:space="preserve">This also makes </w:t>
+      </w:r>
+      <w:r>
+        <w:t>sense</w:t>
+      </w:r>
+      <w:r>
+        <w:t xml:space="preserve"> from a</w:t>
+      </w:r>
+      <w:r>
+        <w:t>n</w:t>
+      </w:r>
+      <w:r>
+        <w:t xml:space="preserve"> evolutionary </w:t>
+      </w:r>
+      <w:r>
+        <w:t>perspective</w:t>
+      </w:r>
+      <w:r>
+        <w:t xml:space="preserve"> as </w:t>
+      </w:r>
+      <w:r>
+        <w:t xml:space="preserve">it is very costly to </w:t>
+      </w:r>
+      <w:r>
+        <w:t>develop independent stress responses</w:t>
+      </w:r>
+      <w:r>
+        <w:t xml:space="preserve"> which makes evolution </w:t>
+      </w:r>
+      <w:r>
+        <w:t>shared pathways to manage multiple stressors</w:t>
+      </w:r>
+      <w:r>
+        <w:t xml:space="preserve">. Due to </w:t>
+      </w:r>
+      <w:r>
+        <w:t xml:space="preserve">all of this </w:t>
+      </w:r>
+      <w:r>
+        <w:t xml:space="preserve">it </w:t>
+      </w:r>
+      <w:r>
+        <w:t>makes</w:t>
+      </w:r>
+      <w:r>
+        <w:t xml:space="preserve"> a compelling study </w:t>
+      </w:r>
+      <w:r>
+        <w:t xml:space="preserve">to conduct a </w:t>
+      </w:r>
+      <w:r>
+        <w:t>thorough</w:t>
+      </w:r>
+      <w:r>
+        <w:t xml:space="preserve"> investigation by looking at a wide temperature gradient while also switching the order of resistance by observing</w:t>
+      </w:r>
+      <w:r>
+        <w:t xml:space="preserve"> what happens when a bacterium that has already acquired </w:t>
+      </w:r>
+      <w:r>
+        <w:t xml:space="preserve">antibiotic </w:t>
+      </w:r>
+      <w:r>
+        <w:t xml:space="preserve">resistance mutations is then forced to </w:t>
+      </w:r>
+      <w:r>
+        <w:t>overcome</w:t>
+      </w:r>
+      <w:r>
+        <w:t xml:space="preserve"> thermal stress</w:t>
+      </w:r>
+      <w:r>
+        <w:t xml:space="preserve">. </w:t>
+      </w:r>
+    </w:p>
+    <w:p>
+      <w:r>
+        <w:t xml:space="preserve">Heat </w:t>
+      </w:r>
+      <w:r>
+        <w:t xml:space="preserve">response </w:t>
+      </w:r>
+      <w:r>
+        <w:t xml:space="preserve"> </w:t>
+      </w:r>
+    </w:p>
+    <w:p>
+      <w:pPr>
+        <w:rPr>
+          <w:lang w:eastAsia="zh-CN"/>
+        </w:rPr>
+      </w:pPr>
+      <w:r>
+        <w:t>When temperature rises to a level above the</w:t>
+      </w:r>
+      <w:r>
+        <w:t xml:space="preserve"> optimal growth temperature, bacteria cells enter a state of heat shock which triggers its stress response</w:t>
+      </w:r>
+      <w:r>
+        <w:t xml:space="preserve">. </w:t>
+      </w:r>
+      <w:r>
+        <w:t xml:space="preserve"> </w:t>
+      </w:r>
+      <w:r>
+        <w:t xml:space="preserve">Detection initially occurs through the </w:t>
+      </w:r>
+      <w:r>
+        <w:t xml:space="preserve">sensory </w:t>
+      </w:r>
+      <w:r>
+        <w:t xml:space="preserve">nucleic </w:t>
+      </w:r>
+      <w:r>
+        <w:t>acid</w:t>
+      </w:r>
+      <w:r>
+        <w:t xml:space="preserve"> </w:t>
+      </w:r>
+      <w:r>
+        <w:t>and</w:t>
+      </w:r>
+      <w:r>
+        <w:t xml:space="preserve"> protein </w:t>
+      </w:r>
+      <w:r>
+        <w:t>biomolecules</w:t>
+      </w:r>
+      <w:r>
+        <w:t xml:space="preserve"> </w:t>
+      </w:r>
+      <w:r>
+        <w:t>(</w:t>
+      </w:r>
+      <w:proofErr w:type="spellStart"/>
+      <w:r>
+        <w:t>Roncarati</w:t>
+      </w:r>
+      <w:proofErr w:type="spellEnd"/>
+      <w:r>
+        <w:t xml:space="preserve"> and Scarlato, 2017</w:t>
+      </w:r>
+      <w:r>
+        <w:t xml:space="preserve">). </w:t>
+      </w:r>
+      <w:r>
+        <w:t xml:space="preserve">This is followed up by the </w:t>
+      </w:r>
+      <w:r>
+        <w:t>upregulation of molecular chaperones</w:t>
+      </w:r>
+      <w:r>
+        <w:t xml:space="preserve"> like the </w:t>
+      </w:r>
+      <w:proofErr w:type="spellStart"/>
+      <w:r>
+        <w:t>DnaK</w:t>
+      </w:r>
+      <w:proofErr w:type="spellEnd"/>
+      <w:r>
+        <w:t>/</w:t>
+      </w:r>
+      <w:proofErr w:type="spellStart"/>
+      <w:r>
+        <w:t>DnaJ</w:t>
+      </w:r>
+      <w:proofErr w:type="spellEnd"/>
+      <w:r>
+        <w:t xml:space="preserve"> and </w:t>
+      </w:r>
+      <w:proofErr w:type="spellStart"/>
+      <w:r>
+        <w:t>GroEL</w:t>
+      </w:r>
+      <w:proofErr w:type="spellEnd"/>
+      <w:r>
+        <w:t>/</w:t>
+      </w:r>
+      <w:proofErr w:type="spellStart"/>
+      <w:r>
+        <w:t>GroES</w:t>
+      </w:r>
+      <w:proofErr w:type="spellEnd"/>
+      <w:r>
+        <w:t xml:space="preserve"> which </w:t>
+      </w:r>
+      <w:r>
+        <w:t xml:space="preserve">attempts and tries to </w:t>
+      </w:r>
+      <w:r>
+        <w:t>reverse</w:t>
+      </w:r>
+      <w:r>
+        <w:t>s</w:t>
+      </w:r>
+      <w:r>
+        <w:t xml:space="preserve"> the aggregation of misfolded proteins</w:t>
+      </w:r>
+      <w:r>
+        <w:t xml:space="preserve">. In conjunction </w:t>
+      </w:r>
+      <w:r>
+        <w:t>proteases</w:t>
+      </w:r>
+      <w:r>
+        <w:t xml:space="preserve"> also becomes activated and </w:t>
+      </w:r>
+      <w:r>
+        <w:t>degrade</w:t>
+      </w:r>
+      <w:r>
+        <w:t>s</w:t>
+      </w:r>
+      <w:r>
+        <w:t xml:space="preserve"> </w:t>
+      </w:r>
+      <w:r>
+        <w:t xml:space="preserve">irreversibly </w:t>
+      </w:r>
+      <w:r>
+        <w:t>damaged</w:t>
+      </w:r>
+      <w:r>
+        <w:t xml:space="preserve"> cells into small peptides</w:t>
+      </w:r>
+      <w:r>
+        <w:t xml:space="preserve"> (</w:t>
+      </w:r>
+      <w:r>
+        <w:t>R</w:t>
+      </w:r>
+      <w:r>
+        <w:t>ichter et al., 2010)</w:t>
+      </w:r>
+      <w:r>
+        <w:t>).</w:t>
+      </w:r>
+      <w:r>
+        <w:t xml:space="preserve"> </w:t>
+      </w:r>
+      <w:r>
+        <w:t>Aside from the general response to heat discussed here</w:t>
+      </w:r>
+      <w:r>
+        <w:t xml:space="preserve">, </w:t>
+      </w:r>
+      <w:r>
+        <w:t xml:space="preserve">individual bacteria </w:t>
+      </w:r>
+      <w:r>
+        <w:t>often have their</w:t>
+      </w:r>
+      <w:r>
+        <w:t xml:space="preserve"> own </w:t>
+      </w:r>
+      <w:r>
+        <w:t>specialised</w:t>
+      </w:r>
+      <w:r>
+        <w:t xml:space="preserve"> response. Take</w:t>
+      </w:r>
+      <w:r>
+        <w:t xml:space="preserve"> E. coil</w:t>
+      </w:r>
+      <w:r>
+        <w:t xml:space="preserve"> as an example,</w:t>
+      </w:r>
+      <w:r>
+        <w:t xml:space="preserve"> as temperature increases the primary heat shock regulator </w:t>
+      </w:r>
+      <w:r>
+        <w:t xml:space="preserve">sigma factor </w:t>
+      </w:r>
+      <w:r>
+        <w:t>o</w:t>
+      </w:r>
+      <w:r>
+        <w:t>32</w:t>
+      </w:r>
+      <w:r>
+        <w:t xml:space="preserve"> </w:t>
+      </w:r>
+      <w:r>
+        <w:t>ac</w:t>
+      </w:r>
+      <w:r>
+        <w:rPr>
+          <w:lang w:eastAsia="zh-CN"/>
+        </w:rPr>
+        <w:t>cumulates</w:t>
+      </w:r>
+      <w:r>
+        <w:t xml:space="preserve"> and binds to the RNA polymerase which transcribes any of the downstream heat shock </w:t>
+      </w:r>
+      <w:r>
+        <w:t>heat shock genes</w:t>
+      </w:r>
+      <w:r>
+        <w:t xml:space="preserve">. </w:t>
+      </w:r>
+      <w:r>
+        <w:rPr>
+          <w:lang w:eastAsia="zh-CN"/>
+        </w:rPr>
+        <w:t xml:space="preserve">It has been observed </w:t>
+      </w:r>
+      <w:r>
+        <w:t xml:space="preserve">that </w:t>
+      </w:r>
+      <w:proofErr w:type="gramStart"/>
+      <w:r>
+        <w:t>E.coli’s</w:t>
+      </w:r>
+      <w:proofErr w:type="gramEnd"/>
+      <w:r>
+        <w:t xml:space="preserve"> resistance to </w:t>
+      </w:r>
+      <w:r>
+        <w:t xml:space="preserve">high temperature not only relies on the common stress response but it also calls upon a group of genes not traditionally used named the </w:t>
+      </w:r>
+      <w:r>
+        <w:t>thermotolerant genes</w:t>
+      </w:r>
+      <w:r>
+        <w:t xml:space="preserve"> by </w:t>
+      </w:r>
+      <w:r>
+        <w:t>Murata</w:t>
+      </w:r>
+      <w:r>
+        <w:t xml:space="preserve">. </w:t>
+      </w:r>
+      <w:r>
+        <w:t xml:space="preserve">These genes which encompasses </w:t>
+      </w:r>
+      <w:r>
+        <w:t xml:space="preserve">energy metabolism, </w:t>
+      </w:r>
+      <w:r>
+        <w:lastRenderedPageBreak/>
+        <w:t>outer membrane organisation, DNA double-strand break repair, tRNA modification, translational control, and cell division</w:t>
+      </w:r>
+      <w:r>
+        <w:t xml:space="preserve"> all work in </w:t>
+      </w:r>
+      <w:r>
+        <w:t>unison</w:t>
+      </w:r>
+      <w:r>
+        <w:t xml:space="preserve"> to provide </w:t>
+      </w:r>
+      <w:proofErr w:type="gramStart"/>
+      <w:r>
+        <w:t>E.coli</w:t>
+      </w:r>
+      <w:proofErr w:type="gramEnd"/>
+      <w:r>
+        <w:t xml:space="preserve"> with a robust tolerance against high temperature</w:t>
+      </w:r>
+      <w:r>
+        <w:t xml:space="preserve">. </w:t>
+      </w:r>
+    </w:p>
+    <w:p>
+      <w:r>
+        <w:t xml:space="preserve">Cold response </w:t>
+      </w:r>
+    </w:p>
+    <w:p>
+      <w:r>
+        <w:t xml:space="preserve">Unsurprisingly similar to </w:t>
+      </w:r>
+      <w:r>
+        <w:t>the heat shock response</w:t>
+      </w:r>
+      <w:r>
+        <w:t>,</w:t>
+      </w:r>
+      <w:r>
+        <w:t xml:space="preserve"> </w:t>
+      </w:r>
+      <w:r>
+        <w:t>cold s</w:t>
+      </w:r>
+      <w:r>
+        <w:t>hock</w:t>
+      </w:r>
+      <w:r>
+        <w:t xml:space="preserve"> is also a powerful stressor for bacterial growth</w:t>
+      </w:r>
+      <w:r>
+        <w:t xml:space="preserve">. </w:t>
+      </w:r>
+      <w:r>
+        <w:t>Cold temperat</w:t>
+      </w:r>
+      <w:r>
+        <w:t xml:space="preserve">ure </w:t>
+      </w:r>
+      <w:r>
+        <w:t>primarily</w:t>
+      </w:r>
+      <w:r>
+        <w:t xml:space="preserve"> impairs the </w:t>
+      </w:r>
+      <w:r>
+        <w:t>ribosome and</w:t>
+      </w:r>
+      <w:r>
+        <w:t xml:space="preserve"> promoted the </w:t>
+      </w:r>
+      <w:r>
+        <w:t>over-stabiliz</w:t>
+      </w:r>
+      <w:r>
+        <w:t xml:space="preserve">ation of </w:t>
+      </w:r>
+      <w:r>
+        <w:t>secondary DNA and RNA structures</w:t>
+      </w:r>
+      <w:r>
+        <w:t xml:space="preserve"> </w:t>
+      </w:r>
+      <w:r>
+        <w:t>(</w:t>
+      </w:r>
+      <w:r>
+        <w:t xml:space="preserve">Barria et al., 2013; </w:t>
+      </w:r>
+      <w:proofErr w:type="spellStart"/>
+      <w:r>
+        <w:t>Phadtare</w:t>
+      </w:r>
+      <w:proofErr w:type="spellEnd"/>
+      <w:r>
+        <w:t xml:space="preserve"> and Inouye, 2008; Yamanaka, 1999)</w:t>
+      </w:r>
+      <w:r>
+        <w:t xml:space="preserve">. </w:t>
+      </w:r>
+      <w:r>
+        <w:t xml:space="preserve">In the case for </w:t>
+      </w:r>
+      <w:proofErr w:type="gramStart"/>
+      <w:r>
+        <w:t>E.coli</w:t>
+      </w:r>
+      <w:proofErr w:type="gramEnd"/>
+      <w:r>
+        <w:t xml:space="preserve"> under</w:t>
+      </w:r>
+      <w:r>
+        <w:t xml:space="preserve"> cold shock, bacterial growth </w:t>
+      </w:r>
+      <w:r>
+        <w:t xml:space="preserve">stops </w:t>
+      </w:r>
+      <w:r>
+        <w:t>and the production of most proteins is</w:t>
+      </w:r>
+      <w:r>
+        <w:t xml:space="preserve"> halted</w:t>
+      </w:r>
+      <w:r>
+        <w:t xml:space="preserve">, with the exception of </w:t>
+      </w:r>
+      <w:r>
+        <w:t xml:space="preserve">the </w:t>
+      </w:r>
+      <w:r>
+        <w:t>cold shock response</w:t>
+      </w:r>
+      <w:r>
+        <w:t xml:space="preserve"> </w:t>
+      </w:r>
+      <w:r>
+        <w:t>(</w:t>
+      </w:r>
+      <w:proofErr w:type="spellStart"/>
+      <w:r>
+        <w:t>Phadtare</w:t>
+      </w:r>
+      <w:proofErr w:type="spellEnd"/>
+      <w:r>
+        <w:t xml:space="preserve"> and Inouye, 2008</w:t>
+      </w:r>
+      <w:r>
+        <w:t>)</w:t>
+      </w:r>
+      <w:r>
+        <w:t>.</w:t>
+      </w:r>
+      <w:r>
+        <w:t xml:space="preserve"> To combat this RNA chaperones known as the </w:t>
+      </w:r>
+      <w:proofErr w:type="spellStart"/>
+      <w:r>
+        <w:t>Csps</w:t>
+      </w:r>
+      <w:proofErr w:type="spellEnd"/>
+      <w:r>
+        <w:t xml:space="preserve"> protein seek to “melt” these stabilised structures to make them less ridged. Similarly to the heat shock response e</w:t>
+      </w:r>
+      <w:r>
+        <w:t xml:space="preserve">nzymes such as RNase R and </w:t>
+      </w:r>
+      <w:proofErr w:type="spellStart"/>
+      <w:r>
+        <w:t>PNPase</w:t>
+      </w:r>
+      <w:proofErr w:type="spellEnd"/>
+      <w:r>
+        <w:t xml:space="preserve"> will also break down RNA that has becomes impossible to repair.</w:t>
+      </w:r>
+    </w:p>
+    <w:p>
+      <w:r>
+        <w:t xml:space="preserve">Environmental </w:t>
+      </w:r>
+      <w:r>
+        <w:t xml:space="preserve">implication for antibiotic resistance </w:t>
+      </w:r>
+    </w:p>
+    <w:p>
+      <w:pPr>
+        <w:rPr>
+          <w:lang w:eastAsia="zh-CN"/>
+        </w:rPr>
+      </w:pPr>
+      <w:r>
+        <w:t xml:space="preserve">Given the </w:t>
+      </w:r>
+      <w:r>
+        <w:t xml:space="preserve">diverse </w:t>
+      </w:r>
+      <w:r>
+        <w:t>physiological responses bacteria</w:t>
+      </w:r>
+      <w:r>
+        <w:t xml:space="preserve"> has to temperature </w:t>
+      </w:r>
+      <w:r>
+        <w:t>fluctuations</w:t>
+      </w:r>
+      <w:r>
+        <w:t xml:space="preserve">, the environmental impact particularly global warming will have huge ramifications on the future of antibiotic resistance. Recent studies in China have shown that </w:t>
+      </w:r>
+      <w:r>
+        <w:t xml:space="preserve">a 1°C rise in average ambient temperature was associated with a 1.14-fold increase in the prevalence of </w:t>
+      </w:r>
+      <w:r>
+        <w:rPr>
+          <w:i/>
+          <w:iCs/>
+        </w:rPr>
+        <w:t>Klebsiella pneumoniae</w:t>
+      </w:r>
+      <w:r>
+        <w:t xml:space="preserve"> and </w:t>
+      </w:r>
+      <w:r>
+        <w:rPr>
+          <w:i/>
+          <w:iCs/>
+        </w:rPr>
+        <w:t>Pseudomonas aeruginosa</w:t>
+      </w:r>
+      <w:r>
+        <w:t xml:space="preserve"> resistance</w:t>
+      </w:r>
+      <w:r>
+        <w:t xml:space="preserve"> </w:t>
+      </w:r>
+      <w:r>
+        <w:t>Li et al. (2023)</w:t>
+      </w:r>
+      <w:r>
+        <w:t>. Not only in Asia another study done in the United States of America</w:t>
+      </w:r>
+      <w:r>
+        <w:t xml:space="preserve"> </w:t>
+      </w:r>
+      <w:r>
+        <w:t xml:space="preserve">reported </w:t>
+      </w:r>
+      <w:r>
+        <w:t xml:space="preserve">across regions a 10°C increase in temperature corresponded to rises in antibiotic resistance of 4.2%, 2.2%, and 2.7% in </w:t>
+      </w:r>
+      <w:r>
+        <w:rPr>
+          <w:i/>
+          <w:iCs/>
+        </w:rPr>
+        <w:t>Escherichia coli</w:t>
+      </w:r>
+      <w:r>
+        <w:t xml:space="preserve">, </w:t>
+      </w:r>
+      <w:r>
+        <w:rPr>
+          <w:i/>
+          <w:iCs/>
+        </w:rPr>
+        <w:t>Klebsiella pneumoniae</w:t>
+      </w:r>
+      <w:r>
+        <w:t xml:space="preserve">, and </w:t>
+      </w:r>
+      <w:r>
+        <w:rPr>
+          <w:i/>
+          <w:iCs/>
+        </w:rPr>
+        <w:t>Staphylococcus aureus</w:t>
+      </w:r>
+      <w:r>
+        <w:rPr>
+          <w:i/>
+          <w:iCs/>
+        </w:rPr>
+        <w:t xml:space="preserve"> </w:t>
+      </w:r>
+      <w:r>
+        <w:t>(MacFadden et al., 2018)</w:t>
+      </w:r>
+      <w:r>
+        <w:t>. These findings provide support to the earlier claims that the mechanisms for managing antibiotic resistance temperature stress</w:t>
+      </w:r>
+      <w:r>
+        <w:t xml:space="preserve"> is likely more interconnected than we thought. The review paper by </w:t>
+      </w:r>
+      <w:r>
+        <w:t>Rodríguez-Verdugo et al. (2020),</w:t>
+      </w:r>
+      <w:r>
+        <w:t xml:space="preserve"> goes on to further state</w:t>
+      </w:r>
+      <w:r>
+        <w:t xml:space="preserve"> that we need to look at </w:t>
+      </w:r>
+      <w:r>
+        <w:t>antibiotic</w:t>
+      </w:r>
+      <w:r>
+        <w:t xml:space="preserve"> resistance through three </w:t>
+      </w:r>
+      <w:r>
+        <w:t>different levels of biological organization</w:t>
+      </w:r>
+      <w:r>
+        <w:t>. The initial</w:t>
+      </w:r>
+      <w:r>
+        <w:t xml:space="preserve"> physiological</w:t>
+      </w:r>
+      <w:r>
+        <w:t xml:space="preserve"> </w:t>
+      </w:r>
+      <w:r>
+        <w:t>response</w:t>
+      </w:r>
+      <w:r>
+        <w:t xml:space="preserve"> to temperature which </w:t>
+      </w:r>
+      <w:r>
+        <w:t>causes unpredictable</w:t>
+      </w:r>
+      <w:r>
+        <w:t xml:space="preserve"> cellular and metabolic changes </w:t>
+      </w:r>
+      <w:r>
+        <w:t xml:space="preserve">which gives </w:t>
+      </w:r>
+      <w:r>
+        <w:t>rise to antibiotic tolerance and persistence</w:t>
+      </w:r>
+      <w:r>
+        <w:t xml:space="preserve">. </w:t>
+      </w:r>
+      <w:r>
+        <w:t xml:space="preserve">The second </w:t>
+      </w:r>
+      <w:r>
+        <w:t xml:space="preserve">is </w:t>
+      </w:r>
+      <w:r>
+        <w:t xml:space="preserve">the genetic response </w:t>
+      </w:r>
+      <w:r>
+        <w:t xml:space="preserve">which emerges </w:t>
+      </w:r>
+      <w:r>
+        <w:t xml:space="preserve">when </w:t>
+      </w:r>
+      <w:r>
+        <w:t xml:space="preserve">temperature </w:t>
+      </w:r>
+      <w:r>
+        <w:t>stress is sustained</w:t>
+      </w:r>
+      <w:r>
+        <w:t xml:space="preserve"> caused by prolonged heat or cold exposure which can lead to mutations to antibiotics appearing within</w:t>
+      </w:r>
+      <w:r>
+        <w:t xml:space="preserve"> </w:t>
+      </w:r>
+      <w:r>
+        <w:t xml:space="preserve">a population. </w:t>
+      </w:r>
+      <w:r>
+        <w:t xml:space="preserve">Which leads to the third </w:t>
+      </w:r>
+      <w:r>
+        <w:t>long</w:t>
+      </w:r>
+      <w:r>
+        <w:t xml:space="preserve"> </w:t>
+      </w:r>
+      <w:r>
+        <w:t xml:space="preserve">term </w:t>
+      </w:r>
+      <w:r>
+        <w:t>and l</w:t>
+      </w:r>
+      <w:r>
+        <w:t>arge</w:t>
+      </w:r>
+      <w:r>
+        <w:t>-scale</w:t>
+      </w:r>
+      <w:r>
+        <w:t xml:space="preserve"> evolutionary</w:t>
+      </w:r>
+      <w:r>
+        <w:t xml:space="preserve"> response</w:t>
+      </w:r>
+      <w:r>
+        <w:t xml:space="preserve"> where local and global temperature changes promote the spread and retention of resistance through long lasting or permanent </w:t>
+      </w:r>
+      <w:r>
+        <w:t>antibiotic resistance mutations</w:t>
+      </w:r>
+      <w:r>
+        <w:t xml:space="preserve">. Collectively we see that </w:t>
+      </w:r>
+      <w:r>
+        <w:t>antibiotic resistance cannot be</w:t>
+      </w:r>
+      <w:r>
+        <w:t xml:space="preserve"> </w:t>
+      </w:r>
+      <w:r>
+        <w:t>managed in isolation</w:t>
+      </w:r>
+      <w:r>
+        <w:t xml:space="preserve"> and </w:t>
+      </w:r>
+      <w:r>
+        <w:t>temperature</w:t>
+      </w:r>
+      <w:r>
+        <w:t xml:space="preserve"> can play a substantial role in the acceleration of resistance even in the absence of antibiotics. </w:t>
+      </w:r>
+    </w:p>
+    <w:p>
+      <w:pPr>
+        <w:spacing w:after="80" w:line="300" w:lineRule="auto"/>
+        <w:rPr>
+          <w:b/>
+          <w:bCs/>
+        </w:rPr>
+      </w:pPr>
+      <w:r>
+        <w:rPr>
+          <w:b/>
+          <w:bCs/>
+        </w:rPr>
+        <w:t xml:space="preserve">What I am doing </w:t>
+      </w:r>
+    </w:p>
+    <w:p>
+      <w:pPr>
+        <w:spacing w:after="80" w:line="300" w:lineRule="auto"/>
+      </w:pPr>
+      <w:r>
+        <w:lastRenderedPageBreak/>
+        <w:t xml:space="preserve">Having </w:t>
+      </w:r>
+      <w:r>
+        <w:t xml:space="preserve">discussed the broader </w:t>
+      </w:r>
+      <w:r>
+        <w:t xml:space="preserve">relationship between temperature and antibiotic resistance, </w:t>
+      </w:r>
+      <w:r>
+        <w:t xml:space="preserve">I will now be conducting a </w:t>
+      </w:r>
+      <w:r>
+        <w:t xml:space="preserve">synthesis of the specific </w:t>
+      </w:r>
+      <w:r>
+        <w:t xml:space="preserve">fitness effects of </w:t>
+      </w:r>
+      <w:proofErr w:type="spellStart"/>
+      <w:r>
+        <w:t>rpoB</w:t>
+      </w:r>
+      <w:proofErr w:type="spellEnd"/>
+      <w:r>
+        <w:t xml:space="preserve"> mutations </w:t>
+      </w:r>
+      <w:r>
+        <w:t xml:space="preserve">in </w:t>
+      </w:r>
+      <w:r>
+        <w:rPr>
+          <w:i/>
+          <w:iCs/>
+        </w:rPr>
+        <w:t>E. coli</w:t>
+      </w:r>
+      <w:r>
+        <w:t xml:space="preserve"> </w:t>
+      </w:r>
+      <w:r>
+        <w:t xml:space="preserve">when exposed </w:t>
+      </w:r>
+      <w:r>
+        <w:t>to thermal stress.</w:t>
+      </w:r>
+      <w:r>
+        <w:t xml:space="preserve"> In the study done by </w:t>
+      </w:r>
+      <w:r>
+        <w:t>Rodríguez-Verdugo et al. (2013)</w:t>
+      </w:r>
+      <w:r>
+        <w:t xml:space="preserve">, they evolved </w:t>
+      </w:r>
+      <w:r>
+        <w:t xml:space="preserve">114 </w:t>
+      </w:r>
+      <w:r>
+        <w:rPr>
+          <w:i/>
+          <w:iCs/>
+        </w:rPr>
+        <w:t>E. coli</w:t>
+      </w:r>
+      <w:r>
+        <w:t xml:space="preserve"> populations at 42.2°C for 2,000 generations in the</w:t>
+      </w:r>
+      <w:r>
+        <w:t xml:space="preserve"> </w:t>
+      </w:r>
+      <w:r>
+        <w:t xml:space="preserve">absence of </w:t>
+      </w:r>
+      <w:r>
+        <w:t xml:space="preserve">antibiotics. </w:t>
+      </w:r>
+      <w:r>
+        <w:t>What they found was aside from the usual heat resistance mutations that were developed, there were also</w:t>
+      </w:r>
+      <w:r>
+        <w:t xml:space="preserve"> </w:t>
+      </w:r>
+      <w:proofErr w:type="spellStart"/>
+      <w:r>
+        <w:t>rpoB</w:t>
+      </w:r>
+      <w:proofErr w:type="spellEnd"/>
+      <w:r>
+        <w:t xml:space="preserve"> mutations conferring </w:t>
+      </w:r>
+      <w:r>
+        <w:t xml:space="preserve">for </w:t>
+      </w:r>
+      <w:r>
+        <w:t>rifampicin resistance in multiple independent populations</w:t>
+      </w:r>
+      <w:r>
+        <w:t>. This is a substantial discovery as it provides support to the theory that heat resistance and antibiotic resistance has and can develop in unison. More importantly it shows</w:t>
+      </w:r>
+      <w:r>
+        <w:t xml:space="preserve"> </w:t>
+      </w:r>
+      <w:r>
+        <w:t xml:space="preserve">antibiotic resistance are not </w:t>
+      </w:r>
+      <w:proofErr w:type="spellStart"/>
+      <w:r>
+        <w:t>nec</w:t>
+      </w:r>
+      <w:r>
+        <w:t>eryilly</w:t>
+      </w:r>
+      <w:proofErr w:type="spellEnd"/>
+      <w:r>
+        <w:t xml:space="preserve"> all costly in the absence of antibiotics</w:t>
+      </w:r>
+      <w:r>
+        <w:t xml:space="preserve">. </w:t>
+      </w:r>
+      <w:r>
+        <w:t>Beyon</w:t>
+      </w:r>
+      <w:r>
+        <w:t xml:space="preserve">d </w:t>
+      </w:r>
+      <w:r>
+        <w:t>cross</w:t>
+      </w:r>
+      <w:r>
+        <w:t>-resistance</w:t>
+      </w:r>
+      <w:r>
+        <w:t xml:space="preserve"> </w:t>
+      </w:r>
+      <w:r>
+        <w:t xml:space="preserve">mechanisms discussed previously, </w:t>
+      </w:r>
+      <w:r>
+        <w:t xml:space="preserve">there </w:t>
+      </w:r>
+      <w:r>
+        <w:t>exists</w:t>
+      </w:r>
+      <w:r>
+        <w:t xml:space="preserve"> a conserved</w:t>
+      </w:r>
+      <w:r>
+        <w:t xml:space="preserve"> mechanism known as the</w:t>
+      </w:r>
+      <w:r>
+        <w:t xml:space="preserve"> stringent response</w:t>
+      </w:r>
+      <w:r>
+        <w:t xml:space="preserve"> </w:t>
+      </w:r>
+      <w:r>
+        <w:t xml:space="preserve">observed in </w:t>
+      </w:r>
+      <w:r>
+        <w:t xml:space="preserve">in </w:t>
+      </w:r>
+      <w:r>
+        <w:rPr>
+          <w:i/>
+          <w:iCs/>
+        </w:rPr>
+        <w:t>E. coli</w:t>
+      </w:r>
+      <w:r>
+        <w:t xml:space="preserve"> and some other bacteria when exposed to stressful conditions</w:t>
+      </w:r>
+      <w:r>
+        <w:t xml:space="preserve">. The </w:t>
+      </w:r>
+      <w:r>
+        <w:t>stringent response</w:t>
+      </w:r>
+      <w:r>
+        <w:t xml:space="preserve"> </w:t>
+      </w:r>
+      <w:r>
+        <w:t xml:space="preserve">is a conserved bacterial stress </w:t>
+      </w:r>
+      <w:r>
+        <w:t xml:space="preserve">response </w:t>
+      </w:r>
+      <w:r>
+        <w:t xml:space="preserve">triggered by the rapid accumulation of </w:t>
+      </w:r>
+      <w:proofErr w:type="spellStart"/>
+      <w:r>
+        <w:t>alarmone</w:t>
+      </w:r>
+      <w:proofErr w:type="spellEnd"/>
+      <w:r>
+        <w:t xml:space="preserve"> (p)</w:t>
+      </w:r>
+      <w:proofErr w:type="spellStart"/>
+      <w:r>
+        <w:t>ppGpp</w:t>
+      </w:r>
+      <w:proofErr w:type="spellEnd"/>
+      <w:r>
+        <w:t xml:space="preserve">, in response to nutrient limitation </w:t>
+      </w:r>
+      <w:r>
+        <w:t xml:space="preserve">or </w:t>
+      </w:r>
+      <w:r>
+        <w:t>thermal stress</w:t>
+      </w:r>
+      <w:r>
+        <w:t xml:space="preserve">. </w:t>
+      </w:r>
+      <w:r>
+        <w:t xml:space="preserve">In this state protein synthesis becomes lower which </w:t>
+      </w:r>
+      <w:r>
+        <w:t>stabilises transcription, and restores protein homeostasis</w:t>
+      </w:r>
+      <w:r>
+        <w:t xml:space="preserve"> which relieves the </w:t>
+      </w:r>
+      <w:r>
+        <w:t>growth-limiting constraint at high temperature</w:t>
+      </w:r>
+      <w:r>
+        <w:t xml:space="preserve"> </w:t>
+      </w:r>
+      <w:r>
+        <w:t>Yeh et al. (2025)</w:t>
+      </w:r>
+      <w:r>
+        <w:t>.</w:t>
+      </w:r>
+      <w:r>
+        <w:t xml:space="preserve"> There is </w:t>
+      </w:r>
+      <w:proofErr w:type="spellStart"/>
+      <w:r>
+        <w:t>hoverver</w:t>
+      </w:r>
+      <w:proofErr w:type="spellEnd"/>
+      <w:r>
+        <w:t xml:space="preserve"> a catch as </w:t>
+      </w:r>
+      <w:proofErr w:type="spellStart"/>
+      <w:r>
+        <w:t>inorder</w:t>
+      </w:r>
+      <w:proofErr w:type="spellEnd"/>
+      <w:r>
+        <w:t xml:space="preserve"> for the </w:t>
+      </w:r>
+      <w:r>
+        <w:t>(p)</w:t>
+      </w:r>
+      <w:proofErr w:type="spellStart"/>
+      <w:r>
+        <w:t>ppGpp</w:t>
+      </w:r>
+      <w:proofErr w:type="spellEnd"/>
+      <w:r>
+        <w:t xml:space="preserve"> to work it has </w:t>
+      </w:r>
+      <w:proofErr w:type="gramStart"/>
+      <w:r>
+        <w:t xml:space="preserve">to </w:t>
+      </w:r>
+      <w:r>
+        <w:t xml:space="preserve"> binds</w:t>
+      </w:r>
+      <w:proofErr w:type="gramEnd"/>
+      <w:r>
+        <w:t xml:space="preserve"> directly to the β-subunit of RNA polymerase</w:t>
+      </w:r>
+      <w:r>
+        <w:t xml:space="preserve"> which in our case has mutated. </w:t>
+      </w:r>
+      <w:r>
+        <w:t>Yeh et al. (2025) extended this finding by characterising a</w:t>
+      </w:r>
+      <w:r>
+        <w:t xml:space="preserve"> </w:t>
+      </w:r>
+      <w:proofErr w:type="spellStart"/>
+      <w:r>
+        <w:rPr>
+          <w:i/>
+          <w:iCs/>
+        </w:rPr>
+        <w:t>rpoB</w:t>
+      </w:r>
+      <w:proofErr w:type="spellEnd"/>
+      <w:r>
+        <w:t xml:space="preserve"> mutation</w:t>
+      </w:r>
+      <w:r>
+        <w:t>,</w:t>
+      </w:r>
+      <w:r>
+        <w:t xml:space="preserve"> </w:t>
+      </w:r>
+      <w:r>
+        <w:t>rpoB58</w:t>
+      </w:r>
+      <w:r>
+        <w:t xml:space="preserve"> that mimics the stringent state in the absence of (p)</w:t>
+      </w:r>
+      <w:proofErr w:type="spellStart"/>
+      <w:r>
+        <w:t>ppGpp</w:t>
+      </w:r>
+      <w:proofErr w:type="spellEnd"/>
+      <w:r>
+        <w:t xml:space="preserve"> effectively </w:t>
+      </w:r>
+      <w:r>
+        <w:t>producing</w:t>
+      </w:r>
+      <w:r>
+        <w:t xml:space="preserve"> the</w:t>
+      </w:r>
+      <w:r>
+        <w:t xml:space="preserve"> transcriptional outcomes</w:t>
+      </w:r>
+      <w:r>
+        <w:t xml:space="preserve">. </w:t>
+      </w:r>
+      <w:r>
+        <w:t>There is evolutionary history that underpins these framework</w:t>
+      </w:r>
+      <w:r>
+        <w:t xml:space="preserve">s. In an evolutionary experiment conducted by </w:t>
+      </w:r>
+      <w:r>
+        <w:t>Batarseh et al. (2023)</w:t>
+      </w:r>
+      <w:r>
+        <w:t xml:space="preserve">, they demonstrated </w:t>
+      </w:r>
+      <w:r>
+        <w:t>through a two-phase evolution</w:t>
+      </w:r>
+      <w:r>
+        <w:t xml:space="preserve"> experiment that genetic background also in determining the fitness effects of E. coli with </w:t>
+      </w:r>
+      <w:proofErr w:type="spellStart"/>
+      <w:r>
+        <w:t>rpoB</w:t>
+      </w:r>
+      <w:proofErr w:type="spellEnd"/>
+      <w:r>
+        <w:t xml:space="preserve"> mutations. In the first phase E. coli were grown </w:t>
+      </w:r>
+      <w:proofErr w:type="gramStart"/>
+      <w:r>
+        <w:t xml:space="preserve">at </w:t>
+      </w:r>
+      <w:r>
+        <w:t xml:space="preserve"> 42</w:t>
+      </w:r>
+      <w:proofErr w:type="gramEnd"/>
+      <w:r>
+        <w:t xml:space="preserve">.2°C, where adaptation </w:t>
+      </w:r>
+      <w:r>
+        <w:t xml:space="preserve">was </w:t>
+      </w:r>
+      <w:r>
+        <w:t xml:space="preserve">primarily through the acquisition of mutations in either </w:t>
+      </w:r>
+      <w:proofErr w:type="spellStart"/>
+      <w:r>
+        <w:rPr>
+          <w:i/>
+          <w:iCs/>
+        </w:rPr>
+        <w:t>rpoB</w:t>
+      </w:r>
+      <w:proofErr w:type="spellEnd"/>
+      <w:r>
+        <w:t xml:space="preserve"> or </w:t>
+      </w:r>
+      <w:r>
+        <w:rPr>
+          <w:i/>
+          <w:iCs/>
+        </w:rPr>
+        <w:t>rho</w:t>
+      </w:r>
+      <w:r>
+        <w:t xml:space="preserve">. These mutants were then subjugated to a </w:t>
+      </w:r>
+      <w:proofErr w:type="gramStart"/>
+      <w:r>
+        <w:t>second round</w:t>
+      </w:r>
+      <w:proofErr w:type="gramEnd"/>
+      <w:r>
+        <w:t xml:space="preserve"> experiment at </w:t>
+      </w:r>
+      <w:r>
+        <w:t>19.0°C</w:t>
+      </w:r>
+      <w:r>
+        <w:t xml:space="preserve"> which </w:t>
+      </w:r>
+      <w:proofErr w:type="spellStart"/>
+      <w:r>
+        <w:t>revelaed</w:t>
+      </w:r>
+      <w:proofErr w:type="spellEnd"/>
+      <w:r>
+        <w:t xml:space="preserve"> that fitness varied significantly based on the ancestor’s genotypes with the variance going as high as </w:t>
+      </w:r>
+      <w:r>
+        <w:t>23%</w:t>
+      </w:r>
+      <w:r>
+        <w:t xml:space="preserve">. Mutations observed in the phase 2 </w:t>
+      </w:r>
+      <w:proofErr w:type="spellStart"/>
+      <w:r>
+        <w:t>experiemnt</w:t>
+      </w:r>
+      <w:proofErr w:type="spellEnd"/>
+      <w:r>
+        <w:t xml:space="preserve"> also showed a non </w:t>
+      </w:r>
+      <w:proofErr w:type="spellStart"/>
+      <w:r>
+        <w:t>nandom</w:t>
+      </w:r>
+      <w:proofErr w:type="spellEnd"/>
+      <w:r>
+        <w:t xml:space="preserve"> association with its phase 1 ancestor further </w:t>
+      </w:r>
+      <w:proofErr w:type="spellStart"/>
+      <w:r>
+        <w:t>indiocation</w:t>
+      </w:r>
+      <w:proofErr w:type="spellEnd"/>
+      <w:r>
+        <w:t xml:space="preserve"> that </w:t>
+      </w:r>
+      <w:r>
+        <w:rPr>
+          <w:highlight w:val="yellow"/>
+        </w:rPr>
+        <w:t>prior genetic divergence shapes the accessible mutational landscape in a subsequent environment</w:t>
+      </w:r>
+      <w:r>
+        <w:t xml:space="preserve">. </w:t>
+      </w:r>
+      <w:r>
+        <w:t>The body of literature reviewed here</w:t>
+      </w:r>
+      <w:r>
+        <w:t xml:space="preserve"> demonstrates that </w:t>
+      </w:r>
+      <w:r>
+        <w:t xml:space="preserve">E. coil and its </w:t>
+      </w:r>
+      <w:proofErr w:type="spellStart"/>
+      <w:r>
+        <w:t>rpoB</w:t>
+      </w:r>
+      <w:proofErr w:type="spellEnd"/>
+      <w:r>
+        <w:t xml:space="preserve"> mutations </w:t>
+      </w:r>
+      <w:r>
+        <w:t xml:space="preserve">confer </w:t>
+      </w:r>
+      <w:r>
+        <w:t xml:space="preserve">more benefits </w:t>
+      </w:r>
+      <w:r>
+        <w:t xml:space="preserve">than just resistance to RIF. While prior studies have shown the fitness effects of </w:t>
+      </w:r>
+      <w:proofErr w:type="spellStart"/>
+      <w:r>
+        <w:t>rpoB</w:t>
+      </w:r>
+      <w:proofErr w:type="spellEnd"/>
+      <w:r>
+        <w:t xml:space="preserve"> mutations, </w:t>
+      </w:r>
+      <w:r>
+        <w:t xml:space="preserve">they have </w:t>
+      </w:r>
+      <w:r>
+        <w:t xml:space="preserve">mainly focused on </w:t>
+      </w:r>
+      <w:r>
+        <w:t xml:space="preserve">a small number of </w:t>
+      </w:r>
+      <w:r>
+        <w:t>mutations and temperature. This leaves</w:t>
+      </w:r>
+      <w:r>
+        <w:t xml:space="preserve"> the broader thermal fitness landscape of these mutations uncharacterised.</w:t>
+      </w:r>
+      <w:r>
+        <w:t xml:space="preserve"> My research </w:t>
+      </w:r>
+      <w:r>
+        <w:t xml:space="preserve">therefore aims to address this gap by generating a comprehensive dataset on the fitness effects of </w:t>
+      </w:r>
+      <w:r>
+        <w:rPr>
+          <w:i/>
+          <w:iCs/>
+        </w:rPr>
+        <w:t>E. coli</w:t>
+      </w:r>
+      <w:r>
+        <w:t xml:space="preserve"> </w:t>
+      </w:r>
+      <w:proofErr w:type="spellStart"/>
+      <w:r>
+        <w:t>rpoB</w:t>
+      </w:r>
+      <w:proofErr w:type="spellEnd"/>
+      <w:r>
+        <w:t xml:space="preserve"> mutations across a wide and continuous temperature spectrum</w:t>
+      </w:r>
+      <w:r>
+        <w:t xml:space="preserve">. </w:t>
+      </w:r>
+    </w:p>
+    <w:p>
+      <w:pPr>
+        <w:spacing w:after="80" w:line="300" w:lineRule="auto"/>
+      </w:pPr>
+      <w:r>
+        <w:lastRenderedPageBreak/>
+        <w:t xml:space="preserve"> </w:t>
       </w:r>
     </w:p>
     <w:p>
@@ -153,7 +2080,198 @@
           <w:b/>
           <w:bCs/>
         </w:rPr>
-        <w:t xml:space="preserve">heat </w:t>
+        <w:t>Other bacteria:</w:t>
+      </w:r>
+    </w:p>
+    <w:p>
+      <w:r>
+        <w:t>W</w:t>
+      </w:r>
+      <w:r>
+        <w:t>e also observe interesting interactions between RIF resistance and fluctuating environmental conditions is not unique E.</w:t>
+      </w:r>
+      <w:r>
+        <w:t xml:space="preserve"> coli</w:t>
+      </w:r>
+      <w:r>
+        <w:t xml:space="preserve"> but is also present in other bacteria. In a study done by </w:t>
+      </w:r>
+      <w:r>
+        <w:t xml:space="preserve">Gifford </w:t>
+      </w:r>
+      <w:r>
+        <w:t>et al. (2016)</w:t>
+      </w:r>
+      <w:r>
+        <w:t xml:space="preserve">, they investigated how </w:t>
+      </w:r>
+      <w:r>
+        <w:t xml:space="preserve">environmental variation affects the fitness costs of </w:t>
+      </w:r>
+      <w:r>
+        <w:t>RIF</w:t>
+      </w:r>
+      <w:r>
+        <w:t xml:space="preserve"> resistance mutations in </w:t>
+      </w:r>
+      <w:r>
+        <w:rPr>
+          <w:i/>
+          <w:iCs/>
+        </w:rPr>
+        <w:t>Pseudomonas aeruginosa</w:t>
+      </w:r>
+      <w:r>
+        <w:t>. T</w:t>
+      </w:r>
+      <w:r>
+        <w:t>he e</w:t>
+      </w:r>
+      <w:r>
+        <w:t>xperiment</w:t>
+      </w:r>
+      <w:r>
+        <w:t xml:space="preserve"> was done with </w:t>
+      </w:r>
+      <w:r>
+        <w:t xml:space="preserve">three mutations, </w:t>
+      </w:r>
+      <w:r>
+        <w:t>two primary resistance mutations rpoB531R and rpoB531Y</w:t>
+      </w:r>
+      <w:r>
+        <w:t xml:space="preserve"> </w:t>
+      </w:r>
+      <w:r>
+        <w:t xml:space="preserve">along with </w:t>
+      </w:r>
+      <w:r>
+        <w:t>a secondary compensatory mutation</w:t>
+      </w:r>
+      <w:r>
+        <w:t xml:space="preserve"> </w:t>
+      </w:r>
+      <w:r>
+        <w:t>rpoB531C</w:t>
+      </w:r>
+      <w:r>
+        <w:t xml:space="preserve"> and measured their fitness levels </w:t>
+      </w:r>
+      <w:r>
+        <w:t>across three temperatures 30°C, 37°C, and 42°C</w:t>
+      </w:r>
+      <w:r>
+        <w:t xml:space="preserve"> </w:t>
+      </w:r>
+      <w:r>
+        <w:t>in nutrient</w:t>
+      </w:r>
+      <w:r>
+        <w:t xml:space="preserve"> </w:t>
+      </w:r>
+      <w:r>
+        <w:t>rich medium</w:t>
+      </w:r>
+      <w:r>
+        <w:t xml:space="preserve"> and multiple carbon source. The stand out was </w:t>
+      </w:r>
+      <w:r>
+        <w:t xml:space="preserve">that the carbon source had little effect while </w:t>
+      </w:r>
+      <w:r>
+        <w:t xml:space="preserve">the </w:t>
+      </w:r>
+      <w:r>
+        <w:t>compensatory mutation conferred a significant fitness advantage at 30°C, was neutral at 37°C, and became costly at 42°C</w:t>
+      </w:r>
+      <w:r>
+        <w:t xml:space="preserve">. From this we can see that </w:t>
+      </w:r>
+      <w:proofErr w:type="spellStart"/>
+      <w:r>
+        <w:t>rpoB</w:t>
+      </w:r>
+      <w:proofErr w:type="spellEnd"/>
+      <w:r>
+        <w:t xml:space="preserve"> mutations can have a wild range of effects. This is further </w:t>
+      </w:r>
+      <w:proofErr w:type="spellStart"/>
+      <w:r>
+        <w:t>show</w:t>
+      </w:r>
+      <w:r>
+        <w:t>m</w:t>
+      </w:r>
+      <w:proofErr w:type="spellEnd"/>
+      <w:r>
+        <w:t xml:space="preserve"> in another study done on </w:t>
+      </w:r>
+      <w:r>
+        <w:t>Pseudomonas fluorescens</w:t>
+      </w:r>
+      <w:r>
+        <w:t xml:space="preserve"> by </w:t>
+      </w:r>
+      <w:proofErr w:type="spellStart"/>
+      <w:r>
+        <w:t>Bataillon</w:t>
+      </w:r>
+      <w:proofErr w:type="spellEnd"/>
+      <w:r>
+        <w:t xml:space="preserve"> </w:t>
+      </w:r>
+      <w:r>
+        <w:t>et al. (201</w:t>
+      </w:r>
+      <w:r>
+        <w:t>1</w:t>
+      </w:r>
+      <w:r>
+        <w:t>)</w:t>
+      </w:r>
+      <w:r>
+        <w:t xml:space="preserve"> where </w:t>
+      </w:r>
+      <w:r>
+        <w:t xml:space="preserve">they assayed the fitness of 18 mutants </w:t>
+      </w:r>
+      <w:r>
+        <w:t xml:space="preserve">isolated in LB on multiple carbon sources. </w:t>
+      </w:r>
+      <w:r>
+        <w:t>beneficial mutations carry little cost when transferred to new environments — mutants that performed well in LB generally remained beneficial or neutral across the range of carbon sources tested, with niche breadth similar to the wild type in nearly all cases. Thi</w:t>
+      </w:r>
+      <w:r>
+        <w:rPr>
+          <w:highlight w:val="yellow"/>
+        </w:rPr>
+        <w:t>s suggests that strong adaptive trade-offs are unlikely to evolve through single mutations and require the accumulation of multiple substitutions</w:t>
+      </w:r>
+    </w:p>
+    <w:p/>
+    <w:p/>
+    <w:p/>
+    <w:p/>
+    <w:p/>
+    <w:p/>
+    <w:p/>
+    <w:p/>
+    <w:p/>
+    <w:p/>
+    <w:p>
+      <w:r>
+        <w:rPr>
+          <w:b/>
+          <w:bCs/>
+        </w:rPr>
+        <w:t>Chapter 2</w:t>
+      </w:r>
+      <w:r>
+        <w:rPr>
+          <w:b/>
+          <w:bCs/>
+        </w:rPr>
+        <w:t>:</w:t>
       </w:r>
     </w:p>
     <w:p>
@@ -168,150 +2286,252 @@
           <w:b/>
           <w:bCs/>
         </w:rPr>
-        <w:t xml:space="preserve">cold </w:t>
+        <w:t xml:space="preserve">Intro </w:t>
       </w:r>
     </w:p>
     <w:p>
-      <w:pPr>
+      <w:r>
+        <w:t xml:space="preserve">Mutation is routinely described as a stochastic process, </w:t>
+      </w:r>
+      <w:r>
+        <w:t>however there are deterministic parts to this process</w:t>
+      </w:r>
+      <w:r>
+        <w:t xml:space="preserve">. Lenormand, Roze and Rousset (2009) separate the </w:t>
+      </w:r>
+      <w:r>
+        <w:lastRenderedPageBreak/>
+        <w:t>stochasticity of mutation</w:t>
+      </w:r>
+      <w:r>
+        <w:t xml:space="preserve"> into three categories gene, individual and population</w:t>
+      </w:r>
+      <w:r>
+        <w:t xml:space="preserve">, precisely because each operates through a different mechanism with different consequences. </w:t>
+      </w:r>
+      <w:r>
+        <w:t>For this chapter I will be focusing on the m</w:t>
+      </w:r>
+      <w:r>
+        <w:t>utation</w:t>
+      </w:r>
+      <w:r>
+        <w:t xml:space="preserve"> at the genetic level where m</w:t>
+      </w:r>
+      <w:r>
+        <w:t xml:space="preserve">utations are </w:t>
+      </w:r>
+      <w:r>
+        <w:t xml:space="preserve">stochastic </w:t>
+      </w:r>
+      <w:r>
+        <w:t xml:space="preserve">in the sense that they occur independently of their fitness effects </w:t>
+      </w:r>
+      <w:r>
+        <w:t xml:space="preserve">and </w:t>
+      </w:r>
+      <w:r>
+        <w:t>are undirected and not more frequent when advantageous.</w:t>
+      </w:r>
+      <w:r>
+        <w:t xml:space="preserve"> However, t</w:t>
+      </w:r>
+      <w:r>
+        <w:t xml:space="preserve">his doesn't mean </w:t>
+      </w:r>
+      <w:r>
+        <w:t>all mutations</w:t>
+      </w:r>
+      <w:r>
+        <w:t xml:space="preserve"> are equally likely</w:t>
+      </w:r>
+      <w:r>
+        <w:t xml:space="preserve"> as </w:t>
+      </w:r>
+      <w:r>
+        <w:t>most new mutations are deleterious</w:t>
+      </w:r>
+      <w:r>
+        <w:t xml:space="preserve"> which </w:t>
+      </w:r>
+      <w:r>
+        <w:t xml:space="preserve">will skew the </w:t>
+      </w:r>
+      <w:proofErr w:type="spellStart"/>
+      <w:r>
+        <w:t>mutaitons</w:t>
+      </w:r>
+      <w:proofErr w:type="spellEnd"/>
+      <w:r>
+        <w:t xml:space="preserve"> that makes it to the end </w:t>
+      </w:r>
+      <w:proofErr w:type="spellStart"/>
+      <w:r>
+        <w:t>cuasing</w:t>
+      </w:r>
+      <w:proofErr w:type="spellEnd"/>
+      <w:r>
+        <w:t xml:space="preserve"> </w:t>
+      </w:r>
+      <w:r>
+        <w:t xml:space="preserve">different populations </w:t>
+      </w:r>
+      <w:r>
+        <w:t xml:space="preserve">to </w:t>
+      </w:r>
+      <w:r>
+        <w:t>reach different adaptive solutions</w:t>
+      </w:r>
+      <w:r>
+        <w:t xml:space="preserve">. </w:t>
+      </w:r>
+      <w:r>
         <w:rPr>
-          <w:b/>
-          <w:bCs/>
+          <w:highlight w:val="yellow"/>
         </w:rPr>
-      </w:pPr>
+        <w:t>Thereof b</w:t>
+      </w:r>
       <w:r>
         <w:rPr>
-          <w:b/>
-          <w:bCs/>
+          <w:highlight w:val="yellow"/>
         </w:rPr>
-        <w:t xml:space="preserve">environmental </w:t>
+        <w:t>ecause mutation rate and mutational target size are unevenly distributed across a locus, the pool of variants actually sampled by a population is a biased subset of everything selection could in principle act on</w:t>
+      </w:r>
+      <w:r>
+        <w:rPr>
+          <w:highlight w:val="yellow"/>
+        </w:rPr>
+        <w:t>.</w:t>
+      </w:r>
+      <w:r>
+        <w:t xml:space="preserve"> </w:t>
+      </w:r>
+      <w:r>
+        <w:t xml:space="preserve">We also observe this uneven distribution from results collected from our lab where some RIF resistant </w:t>
+      </w:r>
+      <w:proofErr w:type="gramStart"/>
+      <w:r>
+        <w:t>E.coli</w:t>
+      </w:r>
+      <w:proofErr w:type="gramEnd"/>
+      <w:r>
+        <w:t xml:space="preserve"> </w:t>
+      </w:r>
+      <w:proofErr w:type="spellStart"/>
+      <w:r>
+        <w:t>rpoB</w:t>
+      </w:r>
+      <w:proofErr w:type="spellEnd"/>
+      <w:r>
+        <w:t xml:space="preserve"> mutations appear at a much higher frequency than others a result that is supported by </w:t>
+      </w:r>
+      <w:r>
+        <w:t xml:space="preserve">Barrick et al. (2010) </w:t>
+      </w:r>
+      <w:r>
+        <w:t xml:space="preserve">work which </w:t>
+      </w:r>
+      <w:r>
+        <w:t>show</w:t>
+      </w:r>
+      <w:r>
+        <w:t>s</w:t>
+      </w:r>
+      <w:r>
+        <w:t xml:space="preserve"> that different rifampicin-resistance mutations, despite sharing a single gene, differ substantially in the fitness defects they impose and, correspondingly, in the evolvability of the strains carrying</w:t>
+      </w:r>
+      <w:r>
+        <w:t xml:space="preserve">. After examining available literature and our own results </w:t>
+      </w:r>
+      <w:r>
+        <w:t xml:space="preserve">we came to a conclusion that it was two early stochastic process emergence and establishment that generates this </w:t>
+      </w:r>
+      <w:proofErr w:type="spellStart"/>
+      <w:r>
+        <w:t>unvevne</w:t>
+      </w:r>
+      <w:proofErr w:type="spellEnd"/>
+      <w:r>
+        <w:t xml:space="preserve"> distribution that we see</w:t>
+      </w:r>
+      <w:r>
+        <w:t xml:space="preserve">. Emergence </w:t>
+      </w:r>
+      <w:r>
+        <w:t xml:space="preserve">is </w:t>
+      </w:r>
+      <w:r>
+        <w:t xml:space="preserve">whether a mutation arises at all in a </w:t>
+      </w:r>
+      <w:r>
+        <w:t xml:space="preserve">culture which is </w:t>
+      </w:r>
+      <w:proofErr w:type="spellStart"/>
+      <w:r>
+        <w:t>is</w:t>
+      </w:r>
+      <w:proofErr w:type="spellEnd"/>
+      <w:r>
+        <w:t xml:space="preserve"> governed by the uneven mutational input just described</w:t>
+      </w:r>
+      <w:r>
+        <w:t xml:space="preserve"> where </w:t>
+      </w:r>
+      <w:r>
+        <w:t>some codon changes are simply far more mutationally accessible than others. Establishment</w:t>
+      </w:r>
+      <w:r>
+        <w:t xml:space="preserve"> on the other hand is </w:t>
+      </w:r>
+      <w:r>
+        <w:t xml:space="preserve">whether that mutant then survives the stochasticity of individual life histories </w:t>
+      </w:r>
+      <w:r>
+        <w:t xml:space="preserve">or </w:t>
+      </w:r>
+      <w:r>
+        <w:t>drift</w:t>
+      </w:r>
+      <w:r>
+        <w:t xml:space="preserve"> </w:t>
+      </w:r>
+      <w:r>
+        <w:t xml:space="preserve">and rises to a </w:t>
+      </w:r>
+      <w:r>
+        <w:t xml:space="preserve">colony which is a </w:t>
+      </w:r>
+      <w:r>
+        <w:t xml:space="preserve">separate stochastic filter, governed largely by selection coefficient and population size. </w:t>
+      </w:r>
+      <w:r>
+        <w:t>As</w:t>
+      </w:r>
+      <w:r>
+        <w:t xml:space="preserve"> these are two independent stochastic steps, </w:t>
+      </w:r>
+      <w:r>
+        <w:t xml:space="preserve">results can look puzzling if we only examine a single step in the process which is why for chapter </w:t>
+      </w:r>
+      <w:proofErr w:type="gramStart"/>
+      <w:r>
+        <w:t>2</w:t>
+      </w:r>
+      <w:proofErr w:type="gramEnd"/>
+      <w:r>
+        <w:t xml:space="preserve"> I will be doing an investigation into these two processes and try to find a logical </w:t>
+      </w:r>
+      <w:proofErr w:type="spellStart"/>
+      <w:r>
+        <w:t>explaination</w:t>
+      </w:r>
+      <w:proofErr w:type="spellEnd"/>
+      <w:r>
+        <w:t xml:space="preserve"> to this uneven distribution that we see in a stochastic process. </w:t>
       </w:r>
     </w:p>
-    <w:p>
-      <w:pPr>
-        <w:rPr>
-          <w:b/>
-          <w:bCs/>
-        </w:rPr>
-      </w:pPr>
-      <w:r>
-        <w:rPr>
-          <w:b/>
-          <w:bCs/>
-        </w:rPr>
-        <w:t xml:space="preserve">what we see in other bacteria </w:t>
-      </w:r>
-    </w:p>
-    <w:p>
-      <w:pPr>
-        <w:rPr>
-          <w:b/>
-          <w:bCs/>
-        </w:rPr>
-      </w:pPr>
-      <w:r>
-        <w:rPr>
-          <w:b/>
-          <w:bCs/>
-        </w:rPr>
-        <w:t xml:space="preserve">bring back to what </w:t>
-      </w:r>
-      <w:proofErr w:type="spellStart"/>
-      <w:r>
-        <w:rPr>
-          <w:b/>
-          <w:bCs/>
-        </w:rPr>
-        <w:t>i</w:t>
-      </w:r>
-      <w:proofErr w:type="spellEnd"/>
-      <w:r>
-        <w:rPr>
-          <w:b/>
-          <w:bCs/>
-        </w:rPr>
-        <w:t xml:space="preserve"> am doing </w:t>
-      </w:r>
-    </w:p>
-    <w:p>
-      <w:pPr>
-        <w:rPr>
-          <w:b/>
-          <w:bCs/>
-        </w:rPr>
-      </w:pPr>
-    </w:p>
-    <w:p>
-      <w:pPr>
-        <w:rPr>
-          <w:b/>
-          <w:bCs/>
-        </w:rPr>
-      </w:pPr>
-      <w:hyperlink r:id="rId5" w:history="1">
-        <w:r>
-          <w:rPr>
-            <w:rStyle w:val="Hyperlink"/>
-            <w:b/>
-            <w:bCs/>
-          </w:rPr>
-          <w:t>https://scholar.google.com/citations?view_op=view_citation&amp;hl=en&amp;user=sEVIf2kAAAAJ&amp;citation_for_view=sEVIf2kAAAAJ:_kc_bZDykSQC</w:t>
-        </w:r>
-      </w:hyperlink>
-    </w:p>
-    <w:p>
-      <w:pPr>
-        <w:rPr>
-          <w:b/>
-          <w:bCs/>
-        </w:rPr>
-      </w:pPr>
-      <w:hyperlink r:id="rId6" w:history="1">
-        <w:r>
-          <w:rPr>
-            <w:rStyle w:val="Hyperlink"/>
-            <w:b/>
-            <w:bCs/>
-          </w:rPr>
-          <w:t>https://scholar.google.com/citations?view_op=view_citation&amp;hl=en&amp;user=sEVIf2kAAAAJ&amp;citation_for_view=sEVIf2kAAAAJ:RYcK_YlVTxYC</w:t>
-        </w:r>
-      </w:hyperlink>
-    </w:p>
-    <w:p>
-      <w:pPr>
-        <w:rPr>
-          <w:b/>
-          <w:bCs/>
-        </w:rPr>
-      </w:pPr>
-      <w:hyperlink r:id="rId7" w:history="1">
-        <w:r>
-          <w:rPr>
-            <w:rStyle w:val="Hyperlink"/>
-            <w:b/>
-            <w:bCs/>
-          </w:rPr>
-          <w:t>https://scholar.google.com/citations?view_op=view_citation&amp;hl=en&amp;user=sEVIf2kAAAAJ&amp;cstart=20&amp;pagesize=80&amp;citation_for_view=sEVIf2kAAAAJ:mB3voiENLucC</w:t>
-        </w:r>
-      </w:hyperlink>
-    </w:p>
-    <w:p>
-      <w:pPr>
-        <w:rPr>
-          <w:b/>
-          <w:bCs/>
-        </w:rPr>
-      </w:pPr>
-      <w:hyperlink r:id="rId8" w:history="1">
-        <w:r>
-          <w:rPr>
-            <w:rStyle w:val="Hyperlink"/>
-            <w:b/>
-            <w:bCs/>
-          </w:rPr>
-          <w:t>https://scholar.google.com/citations?view_op=view_citation&amp;hl=en&amp;user=sEVIf2kAAAAJ&amp;cstart=20&amp;pagesize=80&amp;citation_for_view=sEVIf2kAAAAJ:bEWYMUwI8FkC</w:t>
-        </w:r>
-      </w:hyperlink>
-    </w:p>
+    <w:p/>
+    <w:p/>
     <w:p>
       <w:pPr>
         <w:rPr>
@@ -343,87 +2563,56 @@
           <w:bCs/>
         </w:rPr>
       </w:pPr>
+    </w:p>
+    <w:p>
+      <w:pPr>
+        <w:rPr>
+          <w:rFonts w:eastAsia="Arial" w:cs="Arial"/>
+        </w:rPr>
+      </w:pPr>
       <w:r>
         <w:rPr>
           <w:b/>
           <w:bCs/>
         </w:rPr>
-        <w:t xml:space="preserve">intro </w:t>
-      </w:r>
-    </w:p>
-    <w:p>
-      <w:pPr>
+        <w:t>E</w:t>
+      </w:r>
+      <w:r>
         <w:rPr>
           <w:b/>
           <w:bCs/>
         </w:rPr>
-      </w:pPr>
+        <w:t>mergence</w:t>
+      </w:r>
       <w:r>
         <w:rPr>
           <w:b/>
           <w:bCs/>
         </w:rPr>
-        <w:t xml:space="preserve">the importance of mutation and the stochastic aspect of it </w:t>
+        <w:t xml:space="preserve"> and the Luria </w:t>
       </w:r>
       <w:proofErr w:type="spellStart"/>
       <w:r>
-        <w:t>arlen</w:t>
-      </w:r>
-      <w:proofErr w:type="spellEnd"/>
-      <w:r>
-        <w:t xml:space="preserve"> and leno</w:t>
-      </w:r>
-    </w:p>
-    <w:p>
-      <w:pPr>
         <w:rPr>
           <w:b/>
           <w:bCs/>
         </w:rPr>
-      </w:pPr>
+        <w:t>deb</w:t>
+      </w:r>
       <w:r>
         <w:rPr>
           <w:b/>
           <w:bCs/>
         </w:rPr>
-        <w:t xml:space="preserve">fluctuation test and emergence </w:t>
-      </w:r>
-    </w:p>
-    <w:p>
-      <w:pPr>
+        <w:t>bruk</w:t>
+      </w:r>
+      <w:proofErr w:type="spellEnd"/>
+      <w:r>
         <w:rPr>
           <w:b/>
           <w:bCs/>
         </w:rPr>
-      </w:pPr>
-      <w:r>
-        <w:rPr>
-          <w:b/>
-          <w:bCs/>
-        </w:rPr>
-        <w:t xml:space="preserve">establishment and mortality </w:t>
-      </w:r>
-    </w:p>
-    <w:p>
-      <w:pPr>
-        <w:rPr>
-          <w:b/>
-          <w:bCs/>
-        </w:rPr>
-      </w:pPr>
-      <w:r>
-        <w:rPr>
-          <w:b/>
-          <w:bCs/>
-        </w:rPr>
-        <w:t xml:space="preserve">bias </w:t>
-      </w:r>
-      <w:r>
-        <w:rPr>
-          <w:b/>
-          <w:bCs/>
-        </w:rPr>
-        <w:t>that can happen in these two stochastic</w:t>
+        <w:t xml:space="preserve"> experiment:</w:t>
       </w:r>
       <w:r>
         <w:rPr>
@@ -432,362 +2621,385 @@
         </w:rPr>
         <w:t xml:space="preserve"> </w:t>
       </w:r>
-      <w:r>
-        <w:rPr>
-          <w:b/>
-          <w:bCs/>
-        </w:rPr>
-        <w:t xml:space="preserve">events </w:t>
-      </w:r>
-      <w:r>
-        <w:rPr>
-          <w:b/>
-          <w:bCs/>
-        </w:rPr>
-        <w:t>establishment and emergence</w:t>
-      </w:r>
-      <w:r>
-        <w:rPr>
-          <w:b/>
-          <w:bCs/>
-        </w:rPr>
-        <w:t xml:space="preserve"> that cause uneven distribution </w:t>
-      </w:r>
     </w:p>
     <w:p>
-      <w:pPr>
-        <w:rPr>
-          <w:b/>
-          <w:bCs/>
-        </w:rPr>
-      </w:pPr>
-      <w:r>
-        <w:rPr>
-          <w:b/>
-          <w:bCs/>
-        </w:rPr>
-        <w:t>bring it back to what I am doing</w:t>
-      </w:r>
-      <w:r>
-        <w:rPr>
-          <w:b/>
-          <w:bCs/>
-        </w:rPr>
+      <w:r>
+        <w:t xml:space="preserve">The first aspect of mutations </w:t>
+      </w:r>
+      <w:proofErr w:type="gramStart"/>
+      <w:r>
+        <w:t>I  will</w:t>
+      </w:r>
+      <w:proofErr w:type="gramEnd"/>
+      <w:r>
+        <w:t xml:space="preserve"> touch on is the concept of emergence which is the initial appearance of a mutant. </w:t>
+      </w:r>
+      <w:r>
+        <w:t>From what</w:t>
+      </w:r>
+      <w:r>
+        <w:t xml:space="preserve"> is currently known before the introduction of any drugs</w:t>
+      </w:r>
+      <w:r>
+        <w:t xml:space="preserve"> </w:t>
+      </w:r>
+      <w:r>
+        <w:t>emergence of resistance</w:t>
+      </w:r>
+      <w:r>
+        <w:t xml:space="preserve"> is a stochastic process. These </w:t>
+      </w:r>
+      <w:r>
+        <w:t xml:space="preserve">mutants may already </w:t>
+      </w:r>
+      <w:r>
+        <w:lastRenderedPageBreak/>
+        <w:t>exist in</w:t>
+      </w:r>
+      <w:r>
+        <w:t xml:space="preserve"> a bacterial population</w:t>
+      </w:r>
+      <w:r>
+        <w:t xml:space="preserve"> at low levels </w:t>
+      </w:r>
+      <w:r>
+        <w:t xml:space="preserve">balanced by the </w:t>
+      </w:r>
+      <w:r>
+        <w:t>mutation rate, immigration of resistant strains from outside, and the fitness cost of resistance in a drug-free environment</w:t>
+      </w:r>
+      <w:r>
+        <w:t xml:space="preserve"> </w:t>
+      </w:r>
+      <w:r>
+        <w:t>(</w:t>
+      </w:r>
+      <w:r>
+        <w:t xml:space="preserve">Zur </w:t>
+      </w:r>
+      <w:proofErr w:type="spellStart"/>
+      <w:r>
+        <w:t>Wiesch</w:t>
+      </w:r>
+      <w:proofErr w:type="spellEnd"/>
+      <w:r>
+        <w:t xml:space="preserve"> et al., 2011)</w:t>
+      </w:r>
+      <w:r>
+        <w:t xml:space="preserve">. </w:t>
+      </w:r>
+      <w:r>
+        <w:t>On the chance</w:t>
+      </w:r>
+      <w:r>
+        <w:t xml:space="preserve"> </w:t>
+      </w:r>
+      <w:r>
+        <w:t xml:space="preserve">when there </w:t>
+      </w:r>
+      <w:proofErr w:type="gramStart"/>
+      <w:r>
+        <w:t>is</w:t>
+      </w:r>
+      <w:proofErr w:type="gramEnd"/>
+      <w:r>
+        <w:t xml:space="preserve"> no </w:t>
+      </w:r>
+      <w:r>
+        <w:t xml:space="preserve">resistant mutants </w:t>
+      </w:r>
+      <w:r>
+        <w:t>t</w:t>
+      </w:r>
+      <w:r>
+        <w:t>he initial appearance</w:t>
+      </w:r>
+      <w:r>
+        <w:t xml:space="preserve"> </w:t>
+      </w:r>
+      <w:r>
+        <w:t>is a chance event</w:t>
+      </w:r>
+      <w:r>
+        <w:t xml:space="preserve"> induced </w:t>
+      </w:r>
+      <w:r>
+        <w:t xml:space="preserve">by mutation or immigration rates and effective population size </w:t>
+      </w:r>
+      <w:r>
+        <w:t>but not</w:t>
+      </w:r>
+      <w:r>
+        <w:t xml:space="preserve"> </w:t>
+      </w:r>
+      <w:r>
+        <w:t xml:space="preserve">because of </w:t>
+      </w:r>
+      <w:r>
+        <w:t>drug</w:t>
+      </w:r>
+      <w:r>
+        <w:t>s</w:t>
+      </w:r>
+      <w:r>
+        <w:t xml:space="preserve">. </w:t>
+      </w:r>
+      <w:r>
+        <w:t xml:space="preserve">The reason we know </w:t>
+      </w:r>
+      <w:r>
+        <w:t>this is that is what is happening is due to a landmark study done</w:t>
+      </w:r>
+      <w:r>
+        <w:t xml:space="preserve"> in 1943 known as the </w:t>
+      </w:r>
+      <w:r>
+        <w:t xml:space="preserve">Luria–Delbrück Experiment or a </w:t>
+      </w:r>
+      <w:r>
+        <w:t>fluctuation experiment</w:t>
+      </w:r>
+      <w:r>
+        <w:t xml:space="preserve"> which </w:t>
+      </w:r>
+      <w:r>
+        <w:t xml:space="preserve">is still used today to </w:t>
+      </w:r>
+      <w:r>
+        <w:t xml:space="preserve">detect </w:t>
+      </w:r>
+      <w:r>
+        <w:t xml:space="preserve">and isolate spontaneous mutations in bacteria. </w:t>
+      </w:r>
+      <w:r>
+        <w:t xml:space="preserve">In their original design, </w:t>
+      </w:r>
+      <w:r>
+        <w:t xml:space="preserve">multiple replicate cultures of E. coli were grown </w:t>
+      </w:r>
+      <w:r>
+        <w:t xml:space="preserve">from a very small number of </w:t>
+      </w:r>
+      <w:r>
+        <w:t>colonies</w:t>
+      </w:r>
+      <w:r>
         <w:t xml:space="preserve"> to </w:t>
       </w:r>
       <w:r>
-        <w:rPr>
-          <w:b/>
-          <w:bCs/>
-        </w:rPr>
-        <w:t xml:space="preserve">investigate this bias </w:t>
-      </w:r>
-    </w:p>
-    <w:p/>
-    <w:p/>
-    <w:p/>
-    <w:p>
-      <w:pPr>
-        <w:rPr>
-          <w:b/>
-          <w:bCs/>
-        </w:rPr>
-      </w:pPr>
-      <w:r>
-        <w:rPr>
-          <w:b/>
-          <w:bCs/>
-        </w:rPr>
-        <w:t xml:space="preserve">Introduction: </w:t>
-      </w:r>
-      <w:r>
-        <w:rPr>
-          <w:b/>
-          <w:bCs/>
-        </w:rPr>
-        <w:t>(add chapter 2 section)</w:t>
-      </w:r>
-    </w:p>
-    <w:p>
-      <w:r>
-        <w:t xml:space="preserve">Antibiotic resistance (AR) has become such an issue due to overuse and misuse that we are considered to be in a crisis (Ventola, 2015). Just in 2024 alone there were 1.23 million deaths related to Mycobacterium tuberculosis (TB) with approximately 390,000 people developing the MDR/RR-TB resistant strain (World Health Organization, 2024). This issue has developed further to affecting the environment as </w:t>
-      </w:r>
-      <w:r>
-        <w:t>misuse</w:t>
-      </w:r>
-      <w:r>
-        <w:t xml:space="preserve"> in agriculture </w:t>
-      </w:r>
-      <w:r>
-        <w:t>particularly</w:t>
-      </w:r>
-      <w:r>
-        <w:t xml:space="preserve"> on farms has caused large amounts </w:t>
-      </w:r>
-      <w:r>
-        <w:t>antibiotic</w:t>
-      </w:r>
-      <w:r>
-        <w:t xml:space="preserve"> to be released into the surrounding environment (Andersson and Hughes, 2014). Originally, it has been postulated that it was possible to effectively control AR through limited use, as resistant bacteria should be out competed by its more fit wild type counterpart in the absence of drugs. The theory was resistance genes while hugely </w:t>
-      </w:r>
-      <w:r>
-        <w:t>beneficial</w:t>
-      </w:r>
-      <w:r>
-        <w:t xml:space="preserve"> to the microbe's survival in the presence of drugs generally confer a fitness cost that is often detrimental to the host's survival once drug use has ceased (Melnyk, 2014). </w:t>
-      </w:r>
-      <w:r>
-        <w:t>However,</w:t>
-      </w:r>
-      <w:r>
-        <w:t xml:space="preserve"> this theory has now been largely discarded as resistant bacteria strains over time have evolved many ways of adaptation like Horizontal gene transfer, epistasis and </w:t>
-      </w:r>
-      <w:r>
-        <w:t>pleiotropy</w:t>
-      </w:r>
-      <w:r>
-        <w:t xml:space="preserve"> to not only </w:t>
-      </w:r>
-      <w:r>
-        <w:t>persist</w:t>
-      </w:r>
-      <w:r>
-        <w:t xml:space="preserve"> in the </w:t>
-      </w:r>
-      <w:r>
-        <w:t>population</w:t>
-      </w:r>
-      <w:r>
-        <w:t xml:space="preserve"> but also sometime become more fit than susceptible strains.</w:t>
-      </w:r>
-      <w:r>
-        <w:t xml:space="preserve"> While most studies examine the effect antibiotic has on susceptible bacteria and how bacteria </w:t>
-      </w:r>
-      <w:r>
-        <w:t>develop</w:t>
-      </w:r>
-      <w:r>
-        <w:t xml:space="preserve"> resistance to it the reality of this issue is far more complicated. As mentioned above not just </w:t>
-      </w:r>
-      <w:r>
-        <w:t>antibiotics</w:t>
-      </w:r>
-      <w:r>
-        <w:t xml:space="preserve">, a </w:t>
-      </w:r>
-      <w:r>
-        <w:t>myriad</w:t>
-      </w:r>
-      <w:r>
-        <w:t xml:space="preserve"> of other </w:t>
+        <w:t>a large population</w:t>
+      </w:r>
+      <w:r>
+        <w:t xml:space="preserve"> which was then plated onto </w:t>
+      </w:r>
+      <w:r>
+        <w:t xml:space="preserve">a </w:t>
+      </w:r>
+      <w:proofErr w:type="spellStart"/>
+      <w:r>
+        <w:t>neutrient</w:t>
+      </w:r>
+      <w:proofErr w:type="spellEnd"/>
+      <w:r>
+        <w:t xml:space="preserve"> agar with </w:t>
+      </w:r>
+      <w:r>
+        <w:t>bacteriophage acting as the selection</w:t>
+      </w:r>
+      <w:r>
+        <w:t xml:space="preserve"> for the study. </w:t>
+      </w:r>
+      <w:r>
+        <w:t>This</w:t>
+      </w:r>
+      <w:r>
+        <w:t xml:space="preserve"> experiment was designed to </w:t>
+      </w:r>
+      <w:r>
+        <w:t xml:space="preserve">test two </w:t>
+      </w:r>
+      <w:r>
+        <w:t xml:space="preserve">competing hypotheses which was whether </w:t>
+      </w:r>
+      <w:r>
+        <w:t>resistance mutations ar</w:t>
+      </w:r>
+      <w:r>
+        <w:t>ose</w:t>
+      </w:r>
+      <w:r>
+        <w:t xml:space="preserve"> as a response to phage or drug exposure or</w:t>
+      </w:r>
+      <w:r>
+        <w:t xml:space="preserve"> </w:t>
+      </w:r>
+      <w:r>
+        <w:t xml:space="preserve">that </w:t>
+      </w:r>
+      <w:r>
+        <w:t>resistance arises stochastically during growth</w:t>
+      </w:r>
+      <w:r>
+        <w:t xml:space="preserve"> </w:t>
+      </w:r>
+      <w:r>
+        <w:t xml:space="preserve">before the introduction of deterministic </w:t>
       </w:r>
       <w:r>
         <w:t>factors</w:t>
       </w:r>
       <w:r>
-        <w:t xml:space="preserve"> like </w:t>
-      </w:r>
-      <w:r>
-        <w:t>ph.</w:t>
-      </w:r>
-      <w:r>
-        <w:t xml:space="preserve">, temperature and resource levels can affect this interaction. Therefor for this study I will </w:t>
-      </w:r>
-      <w:r>
-        <w:t xml:space="preserve">be mainly looking the </w:t>
-      </w:r>
-      <w:r>
-        <w:t>importance</w:t>
-      </w:r>
-      <w:r>
-        <w:t xml:space="preserve"> of temperature along with media to see how these pervasive factors change the dynamics of the fitness effects of </w:t>
-      </w:r>
-      <w:r>
-        <w:t>antibiotic</w:t>
-      </w:r>
-      <w:r>
-        <w:t xml:space="preserve"> mutation. </w:t>
-      </w:r>
-    </w:p>
-    <w:p>
-      <w:pPr>
-        <w:rPr>
-          <w:b/>
-          <w:bCs/>
-        </w:rPr>
-      </w:pPr>
-      <w:r>
-        <w:rPr>
-          <w:b/>
-          <w:bCs/>
-        </w:rPr>
-        <w:t xml:space="preserve">E. coli, RIF and </w:t>
+        <w:t xml:space="preserve">. </w:t>
+      </w:r>
+      <w:r>
+        <w:t xml:space="preserve">If the first theory was </w:t>
+      </w:r>
+      <w:proofErr w:type="gramStart"/>
+      <w:r>
+        <w:t>correct</w:t>
+      </w:r>
+      <w:proofErr w:type="gramEnd"/>
+      <w:r>
+        <w:t xml:space="preserve"> </w:t>
+      </w:r>
+      <w:r>
+        <w:t xml:space="preserve">we then expect to see an even distribution of growth on each plate as the bacteria </w:t>
+      </w:r>
+      <w:r>
+        <w:t xml:space="preserve">each developed resistance due to the phage. </w:t>
+      </w:r>
+      <w:r>
+        <w:t xml:space="preserve">If the second theory was correct then we expect to see </w:t>
+      </w:r>
+      <w:r>
+        <w:t xml:space="preserve">high variance between different plates as the </w:t>
+      </w:r>
+      <w:r>
+        <w:t xml:space="preserve">colonies that grew would have </w:t>
       </w:r>
       <w:proofErr w:type="spellStart"/>
       <w:r>
-        <w:rPr>
-          <w:b/>
-          <w:bCs/>
-        </w:rPr>
-        <w:t>rpoB</w:t>
+        <w:t>stochatcily</w:t>
       </w:r>
       <w:proofErr w:type="spellEnd"/>
       <w:r>
-        <w:rPr>
-          <w:b/>
-          <w:bCs/>
-        </w:rPr>
-        <w:t xml:space="preserve">: </w:t>
-      </w:r>
-    </w:p>
-    <w:p>
-      <w:r>
-        <w:lastRenderedPageBreak/>
-        <w:t xml:space="preserve">To </w:t>
-      </w:r>
-      <w:r>
-        <w:t xml:space="preserve">investigate fitness effects and the stochasticity of spontaneous mutations, I will be E. coli with a </w:t>
+        <w:t xml:space="preserve"> developed resistance while the colonies that died would have had the opposite result. </w:t>
+      </w:r>
+      <w:r>
+        <w:t xml:space="preserve">Furthermore, two </w:t>
+      </w:r>
+      <w:r>
+        <w:t xml:space="preserve">types of distribution that models for </w:t>
+      </w:r>
+      <w:r>
+        <w:t xml:space="preserve">the emergence of mutations were also being tested. </w:t>
+      </w:r>
+      <w:r>
+        <w:t xml:space="preserve">If the </w:t>
+      </w:r>
+      <w:r>
+        <w:t xml:space="preserve">theory that </w:t>
+      </w:r>
+      <w:r>
+        <w:t xml:space="preserve">resistance directed </w:t>
+      </w:r>
+      <w:r>
+        <w:t>to antibiotic exposure</w:t>
+      </w:r>
+      <w:r>
+        <w:t xml:space="preserve"> was </w:t>
+      </w:r>
+      <w:r>
+        <w:t>correct,</w:t>
+      </w:r>
+      <w:r>
+        <w:t xml:space="preserve"> we would see a </w:t>
+      </w:r>
+      <w:r>
+        <w:t>Poisson distribution</w:t>
+      </w:r>
+      <w:r>
+        <w:t xml:space="preserve"> </w:t>
+      </w:r>
+      <w:r>
+        <w:t>with the emerging resistant mutants</w:t>
+      </w:r>
+      <w:r>
+        <w:t xml:space="preserve"> </w:t>
+      </w:r>
+      <w:r>
+        <w:t xml:space="preserve">because each bacterium </w:t>
+      </w:r>
+      <w:r>
+        <w:t xml:space="preserve">would </w:t>
+      </w:r>
+      <w:r>
+        <w:t>independently become resistant upon phage exposure</w:t>
+      </w:r>
+      <w:r>
+        <w:t>.</w:t>
+      </w:r>
+      <w:r>
+        <w:t xml:space="preserve"> </w:t>
+      </w:r>
+      <w:r>
+        <w:t xml:space="preserve">On the other hand, </w:t>
+      </w:r>
+      <w:r>
+        <w:t xml:space="preserve">if </w:t>
+      </w:r>
+      <w:r>
+        <w:t>resistance mutation were stochastic then we would expect to see</w:t>
+      </w:r>
+      <w:r>
+        <w:t xml:space="preserve"> a </w:t>
+      </w:r>
+      <w:r>
+        <w:t>skewed distribution</w:t>
+      </w:r>
+      <w:r>
+        <w:t xml:space="preserve"> of </w:t>
+      </w:r>
+      <w:r>
+        <w:t>resistant mutants that arose early in the population</w:t>
+      </w:r>
+      <w:r>
+        <w:t xml:space="preserve"> </w:t>
+      </w:r>
+      <w:r>
+        <w:t xml:space="preserve">which is also </w:t>
       </w:r>
       <w:proofErr w:type="spellStart"/>
       <w:r>
-        <w:t>rpoB</w:t>
+        <w:t>know</w:t>
       </w:r>
       <w:proofErr w:type="spellEnd"/>
       <w:r>
-        <w:t xml:space="preserve"> mutation as my model organism. The </w:t>
-      </w:r>
-      <w:proofErr w:type="spellStart"/>
-      <w:r>
-        <w:t>rpoB</w:t>
-      </w:r>
-      <w:proofErr w:type="spellEnd"/>
-      <w:r>
-        <w:t xml:space="preserve"> mutation induced my RIF is will act as the differentiator. To provide some background, RIF is a </w:t>
-      </w:r>
-      <w:proofErr w:type="gramStart"/>
-      <w:r>
-        <w:t>broad spectrum</w:t>
-      </w:r>
-      <w:proofErr w:type="gramEnd"/>
+        <w:t xml:space="preserve"> as a jackpot distribution.</w:t>
+      </w:r>
       <w:r>
         <w:t xml:space="preserve"> </w:t>
       </w:r>
       <w:r>
-        <w:t>antibiotic</w:t>
-      </w:r>
-      <w:r>
-        <w:t xml:space="preserve"> in </w:t>
-      </w:r>
-      <w:r>
-        <w:t>the annamycin family</w:t>
-      </w:r>
-      <w:r>
-        <w:t xml:space="preserve"> that is used to treat many bacterial infections like Meningococcal Disease</w:t>
-      </w:r>
-      <w:r>
-        <w:t xml:space="preserve">, </w:t>
-      </w:r>
-      <w:r>
-        <w:t>Haemophilus influenzae type B</w:t>
-      </w:r>
-      <w:r>
-        <w:t xml:space="preserve"> and </w:t>
-      </w:r>
-      <w:r>
-        <w:t>Leprosy</w:t>
-      </w:r>
-      <w:r>
-        <w:t xml:space="preserve">. </w:t>
-      </w:r>
-      <w:proofErr w:type="gramStart"/>
-      <w:r>
-        <w:t>However</w:t>
-      </w:r>
-      <w:proofErr w:type="gramEnd"/>
-      <w:r>
-        <w:t xml:space="preserve"> it is most famous form being the first in line drug to treat </w:t>
-      </w:r>
-      <w:r>
-        <w:t>Mycobacterium tuberculosis</w:t>
-      </w:r>
-      <w:r>
-        <w:t>. The drug t</w:t>
-      </w:r>
-      <w:r>
-        <w:t xml:space="preserve">argets the RNA polymerase by binding close to the beta subunit which blocks the elongation of synthesized RNA molecules, thereby leading to premature termination of transcription and ultimately cell death (Campbell et al., 2001). </w:t>
-      </w:r>
-      <w:r>
-        <w:rPr>
-          <w:highlight w:val="yellow"/>
-        </w:rPr>
-        <w:t xml:space="preserve">RIF resistance therefore mainly occurs in the </w:t>
-      </w:r>
-      <w:proofErr w:type="spellStart"/>
-      <w:r>
-        <w:rPr>
-          <w:highlight w:val="yellow"/>
-        </w:rPr>
-        <w:t>rpoB</w:t>
-      </w:r>
-      <w:proofErr w:type="spellEnd"/>
-      <w:r>
-        <w:rPr>
-          <w:highlight w:val="yellow"/>
-        </w:rPr>
-        <w:t xml:space="preserve"> gene which encodes the beta subunit of bacterial RNA polymerase. </w:t>
-      </w:r>
-      <w:proofErr w:type="gramStart"/>
-      <w:r>
-        <w:rPr>
-          <w:highlight w:val="yellow"/>
-        </w:rPr>
-        <w:t>Typically</w:t>
-      </w:r>
-      <w:proofErr w:type="gramEnd"/>
-      <w:r>
-        <w:rPr>
-          <w:highlight w:val="yellow"/>
-        </w:rPr>
-        <w:t xml:space="preserve"> resistance is due to a structural change in the beta sub-unit which renders it impossible for RIF to bind onto the original active site (Munita, et al, 2015). Additionally, it is intriguing that although the </w:t>
-      </w:r>
-      <w:proofErr w:type="spellStart"/>
-      <w:r>
-        <w:rPr>
-          <w:highlight w:val="yellow"/>
-        </w:rPr>
-        <w:t>rpoB</w:t>
-      </w:r>
-      <w:proofErr w:type="spellEnd"/>
-      <w:r>
-        <w:rPr>
-          <w:highlight w:val="yellow"/>
-        </w:rPr>
-        <w:t xml:space="preserve"> gene encodes for 1342 amino acids, previous studies done on Haemophilus influenzae, M. tuberculosis, Neisseria and Streptococcus pneumoniae indicate that resistance mutations only occur at a relatively small set of loci known as the rifampicin resistance-determining region (RRDR) (Goldstein, 2014).</w:t>
-      </w:r>
-      <w:r>
-        <w:t xml:space="preserve"> Through this relationship we have managed to evolve 28 unique E. coli strains each </w:t>
-      </w:r>
-      <w:proofErr w:type="spellStart"/>
-      <w:r>
-        <w:t>harboring</w:t>
-      </w:r>
-      <w:proofErr w:type="spellEnd"/>
-      <w:r>
-        <w:t xml:space="preserve"> a unique </w:t>
-      </w:r>
-      <w:proofErr w:type="spellStart"/>
-      <w:r>
-        <w:t>rpoB</w:t>
-      </w:r>
-      <w:proofErr w:type="spellEnd"/>
-      <w:r>
-        <w:t xml:space="preserve"> mutation. Going forward I will be using these mutations to test for fitness effects and the stochasticity. </w:t>
-      </w:r>
-    </w:p>
-    <w:p/>
-    <w:p>
-      <w:r>
-        <w:t xml:space="preserve">Chapter 1 Fitness </w:t>
+        <w:t xml:space="preserve">Luria and Delbrück's result showed </w:t>
+      </w:r>
+      <w:r>
+        <w:t xml:space="preserve">high variance in </w:t>
+      </w:r>
+      <w:r>
+        <w:t xml:space="preserve">CFU between plates </w:t>
+      </w:r>
+      <w:r>
+        <w:t xml:space="preserve">far beyond the Poisson distribution </w:t>
+      </w:r>
+      <w:r>
+        <w:t xml:space="preserve">thus conclusively cementing </w:t>
+      </w:r>
+      <w:r>
+        <w:t xml:space="preserve">the theory that mutations are stochastic and </w:t>
+      </w:r>
+      <w:r>
+        <w:t xml:space="preserve">jackpot mutations can appear and take over a population. </w:t>
       </w:r>
     </w:p>
     <w:p/>
@@ -803,2792 +3015,7 @@
           <w:b/>
           <w:bCs/>
         </w:rPr>
-        <w:t>Abstract:</w:t>
-      </w:r>
-    </w:p>
-    <w:p>
-      <w:pPr>
-        <w:rPr>
-          <w:b/>
-          <w:bCs/>
-        </w:rPr>
-      </w:pPr>
-      <w:r>
-        <w:rPr>
-          <w:b/>
-          <w:bCs/>
-        </w:rPr>
-        <w:t>Fitness:</w:t>
-      </w:r>
-    </w:p>
-    <w:p>
-      <w:r>
-        <w:t xml:space="preserve">Before </w:t>
-      </w:r>
-      <w:r>
-        <w:t xml:space="preserve">continuing, </w:t>
-      </w:r>
-      <w:r>
-        <w:t xml:space="preserve">I would first like to set some clear definitions that will be important going forward. </w:t>
-      </w:r>
-      <w:r>
-        <w:t xml:space="preserve">Rather than using the common </w:t>
-      </w:r>
-      <w:r>
-        <w:t xml:space="preserve">phrase cost of resistance to describe </w:t>
-      </w:r>
-      <w:r>
-        <w:t xml:space="preserve">the effect a mutation has </w:t>
-      </w:r>
-      <w:r>
-        <w:t>I will be using the term fitness effects.</w:t>
-      </w:r>
-      <w:r>
-        <w:t xml:space="preserve"> This decision was inspired by </w:t>
-      </w:r>
-      <w:r>
-        <w:t>Lenormand et al. (2018)</w:t>
-      </w:r>
-      <w:r>
-        <w:t xml:space="preserve"> who argued in his paper that </w:t>
-      </w:r>
-      <w:r>
-        <w:t>we have been conflating these two concepts which has created misconceptions</w:t>
-      </w:r>
-      <w:r>
-        <w:t xml:space="preserve"> and impedes research efforts. </w:t>
-      </w:r>
-      <w:r>
-        <w:t xml:space="preserve">For this review I will </w:t>
-      </w:r>
-      <w:r>
-        <w:t xml:space="preserve">define fitness </w:t>
-      </w:r>
-      <w:r>
-        <w:t xml:space="preserve">effect as </w:t>
-      </w:r>
-      <w:r>
-        <w:t xml:space="preserve">the effect a </w:t>
-      </w:r>
-      <w:r>
-        <w:t>m</w:t>
-      </w:r>
-      <w:r>
-        <w:t>utation ha</w:t>
-      </w:r>
-      <w:r>
-        <w:t>s o</w:t>
-      </w:r>
-      <w:r>
-        <w:t xml:space="preserve">n an organism’s ability to survive in a given environment. </w:t>
-      </w:r>
-      <w:r>
-        <w:t>This definition</w:t>
-      </w:r>
-      <w:r>
-        <w:t xml:space="preserve"> </w:t>
-      </w:r>
-      <w:r>
-        <w:t xml:space="preserve">is </w:t>
-      </w:r>
-      <w:r>
-        <w:t xml:space="preserve">broad </w:t>
-      </w:r>
-      <w:r>
-        <w:t>and inclusive</w:t>
-      </w:r>
-      <w:r>
-        <w:t xml:space="preserve"> but most importantly </w:t>
-      </w:r>
-      <w:r>
-        <w:t xml:space="preserve">does not propose an assumption </w:t>
-      </w:r>
-      <w:r>
-        <w:t xml:space="preserve">of whether it is good or bad. </w:t>
-      </w:r>
-      <w:r>
-        <w:t xml:space="preserve">Conversely, cost of resistance is </w:t>
-      </w:r>
-      <w:r>
-        <w:t>defined as the price an organism pays</w:t>
-      </w:r>
-      <w:r>
-        <w:t xml:space="preserve"> to survive that is</w:t>
-      </w:r>
-      <w:r>
-        <w:t xml:space="preserve"> </w:t>
-      </w:r>
-      <w:r>
-        <w:t xml:space="preserve">usually in the reduction of fitness in an environment </w:t>
-      </w:r>
-      <w:r>
-        <w:t xml:space="preserve">due to </w:t>
-      </w:r>
-      <w:r>
-        <w:t>factors</w:t>
-      </w:r>
-      <w:r>
-        <w:t xml:space="preserve"> like </w:t>
-      </w:r>
-      <w:r>
-        <w:t>antibiotics, pesticides</w:t>
-      </w:r>
-      <w:r>
-        <w:t>, and</w:t>
-      </w:r>
-      <w:r>
-        <w:t xml:space="preserve"> toxins</w:t>
-      </w:r>
-      <w:r>
-        <w:t>.</w:t>
-      </w:r>
-      <w:r>
-        <w:t xml:space="preserve"> </w:t>
-      </w:r>
-      <w:r>
-        <w:t>With</w:t>
-      </w:r>
-      <w:r>
-        <w:t xml:space="preserve"> the definitions I have listed above</w:t>
-      </w:r>
-      <w:r>
-        <w:t xml:space="preserve"> in mind the</w:t>
-      </w:r>
-      <w:r>
-        <w:t xml:space="preserve"> </w:t>
-      </w:r>
-      <w:r>
-        <w:t>main issue</w:t>
-      </w:r>
-      <w:r>
-        <w:t xml:space="preserve"> we have with the term</w:t>
-      </w:r>
-      <w:r>
-        <w:t xml:space="preserve"> </w:t>
-      </w:r>
-      <w:r>
-        <w:t>cost of resistance</w:t>
-      </w:r>
-      <w:r>
-        <w:t xml:space="preserve"> is that it is too narrow </w:t>
-      </w:r>
-      <w:r>
-        <w:t>and that it is too much of an assumption</w:t>
-      </w:r>
-      <w:r>
-        <w:t xml:space="preserve"> often made too early. This is because </w:t>
-      </w:r>
-      <w:r>
-        <w:t xml:space="preserve">if we have already </w:t>
-      </w:r>
-      <w:proofErr w:type="spellStart"/>
-      <w:r>
-        <w:t>labled</w:t>
-      </w:r>
-      <w:proofErr w:type="spellEnd"/>
-      <w:r>
-        <w:t xml:space="preserve"> an effect as a “cost” we are already assuming </w:t>
-      </w:r>
-      <w:r>
-        <w:t xml:space="preserve">it is inherently negative </w:t>
-      </w:r>
-      <w:r>
-        <w:t xml:space="preserve">when in reality this “cost” that we think we </w:t>
-      </w:r>
-      <w:r>
-        <w:lastRenderedPageBreak/>
-        <w:t xml:space="preserve">see </w:t>
-      </w:r>
-      <w:r>
-        <w:t xml:space="preserve">in our specific </w:t>
-      </w:r>
-      <w:r>
-        <w:t>treated</w:t>
-      </w:r>
-      <w:r>
-        <w:t xml:space="preserve"> environment could be </w:t>
-      </w:r>
-      <w:r>
-        <w:t>neutral or even beneficial</w:t>
-      </w:r>
-      <w:r>
-        <w:t xml:space="preserve"> in another en</w:t>
-      </w:r>
-      <w:r>
-        <w:t>vironment</w:t>
-      </w:r>
-      <w:r>
-        <w:t xml:space="preserve">. </w:t>
-      </w:r>
-      <w:r>
-        <w:t xml:space="preserve">Because of this </w:t>
-      </w:r>
-      <w:r>
-        <w:t>fitness effect is a much more</w:t>
-      </w:r>
-      <w:r>
-        <w:t xml:space="preserve"> </w:t>
-      </w:r>
-      <w:r>
-        <w:t>appropriate</w:t>
-      </w:r>
-      <w:r>
-        <w:t xml:space="preserve"> and </w:t>
-      </w:r>
-      <w:proofErr w:type="gramStart"/>
-      <w:r>
-        <w:t>open minded</w:t>
-      </w:r>
-      <w:proofErr w:type="gramEnd"/>
-      <w:r>
-        <w:t xml:space="preserve"> term </w:t>
-      </w:r>
-      <w:r>
-        <w:t>as</w:t>
-      </w:r>
-      <w:r>
-        <w:t xml:space="preserve"> it simply takes what we see during </w:t>
-      </w:r>
-      <w:r>
-        <w:t>experiments</w:t>
-      </w:r>
-      <w:r>
-        <w:t xml:space="preserve"> as an effect a</w:t>
-      </w:r>
-      <w:r>
-        <w:t xml:space="preserve">nd analyses the effect as it is and does not make any assumptions as to whether the effect is good or bad. </w:t>
-      </w:r>
-    </w:p>
-    <w:p>
-      <w:pPr>
-        <w:rPr>
-          <w:b/>
-          <w:bCs/>
-        </w:rPr>
-      </w:pPr>
-    </w:p>
-    <w:p>
-      <w:pPr>
-        <w:rPr>
-          <w:b/>
-          <w:bCs/>
-        </w:rPr>
-      </w:pPr>
-      <w:r>
-        <w:rPr>
-          <w:b/>
-          <w:bCs/>
-        </w:rPr>
-        <w:t>Temperature</w:t>
-      </w:r>
-      <w:r>
-        <w:rPr>
-          <w:b/>
-          <w:bCs/>
-        </w:rPr>
-        <w:t>:</w:t>
-      </w:r>
-    </w:p>
-    <w:p>
-      <w:r>
-        <w:t>Intro</w:t>
-      </w:r>
-    </w:p>
-    <w:p>
-      <w:r>
-        <w:t xml:space="preserve">While there is a myriad of </w:t>
-      </w:r>
-      <w:r>
-        <w:t xml:space="preserve">environmental </w:t>
-      </w:r>
-      <w:r>
-        <w:t>stressors available to explore the fitness effect of bacteria</w:t>
-      </w:r>
-      <w:r>
-        <w:t xml:space="preserve"> </w:t>
-      </w:r>
-      <w:r>
-        <w:t xml:space="preserve">including but not limited to </w:t>
-      </w:r>
-      <w:r>
-        <w:t>pH, osmolarity, and salt concentration</w:t>
-      </w:r>
-      <w:r>
-        <w:t xml:space="preserve">, we selected temperature </w:t>
-      </w:r>
-      <w:r>
-        <w:t>as the primary stressor for this investigation</w:t>
-      </w:r>
-      <w:r>
-        <w:t>.</w:t>
-      </w:r>
-      <w:r>
-        <w:t xml:space="preserve"> </w:t>
-      </w:r>
-      <w:r>
-        <w:t>T</w:t>
-      </w:r>
-      <w:r>
-        <w:t xml:space="preserve">emperature </w:t>
-      </w:r>
-      <w:r>
-        <w:t xml:space="preserve">is one of the most ancient and pervasive </w:t>
-      </w:r>
-      <w:r>
-        <w:t xml:space="preserve">selection pressure organisms on earth has encountered and it has been shaping bacterial physiology before many other stressors like </w:t>
-      </w:r>
-      <w:r>
-        <w:t>antibiotics</w:t>
-      </w:r>
-      <w:r>
-        <w:t xml:space="preserve"> which has been</w:t>
-      </w:r>
-      <w:r>
-        <w:t xml:space="preserve"> estimated to have first appeared between 2 billion and 40 million years ag</w:t>
-      </w:r>
-      <w:r>
-        <w:t>o</w:t>
-      </w:r>
-      <w:r>
-        <w:t xml:space="preserve"> (</w:t>
-      </w:r>
-      <w:r>
-        <w:t>)</w:t>
-      </w:r>
-      <w:r>
-        <w:t xml:space="preserve">. </w:t>
-      </w:r>
-      <w:r>
-        <w:t>Shifts in optimal temperature has far reaching implications for any organism and in bacteria it effects</w:t>
-      </w:r>
-      <w:r>
-        <w:t xml:space="preserve"> </w:t>
-      </w:r>
-      <w:r>
-        <w:t>genome-wide gene expression patterns, protein folding and stability, membrane composition</w:t>
-      </w:r>
-      <w:r>
-        <w:t xml:space="preserve"> ().</w:t>
-      </w:r>
-      <w:r>
-        <w:t xml:space="preserve"> Consequently, we find the stress which antibiotics imposes onto bacteria to be surprisingly similar to temperature</w:t>
-      </w:r>
-      <w:r>
-        <w:t xml:space="preserve">. </w:t>
-      </w:r>
-      <w:r>
-        <w:t xml:space="preserve">As </w:t>
-      </w:r>
-      <w:r>
-        <w:t>alluded</w:t>
-      </w:r>
-      <w:r>
-        <w:t xml:space="preserve"> to earlier</w:t>
-      </w:r>
-      <w:r>
-        <w:t>,</w:t>
-      </w:r>
-      <w:r>
-        <w:t xml:space="preserve"> temperature being a stressor that predates many others especially antibiotics </w:t>
-      </w:r>
-      <w:r>
-        <w:t xml:space="preserve">there has been hypothesis and some evidence that suggests there could have been co-opted resistance where processes that confer resistance to temperature can also assist with antibiotic stress (). An example of this is where both high temperature and some antibiotics like </w:t>
-      </w:r>
-      <w:r>
-        <w:t xml:space="preserve">macrolides and aminoglycoside </w:t>
-      </w:r>
-      <w:r>
-        <w:t xml:space="preserve">both alter </w:t>
-      </w:r>
-      <w:r>
-        <w:t xml:space="preserve">how protein is folded and synthesised (). </w:t>
-      </w:r>
-      <w:r>
-        <w:t xml:space="preserve">This also makes </w:t>
-      </w:r>
-      <w:r>
-        <w:t>sense</w:t>
-      </w:r>
-      <w:r>
-        <w:t xml:space="preserve"> from a</w:t>
-      </w:r>
-      <w:r>
-        <w:t>n</w:t>
-      </w:r>
-      <w:r>
-        <w:t xml:space="preserve"> evolutionary </w:t>
-      </w:r>
-      <w:r>
-        <w:t>perspective</w:t>
-      </w:r>
-      <w:r>
-        <w:t xml:space="preserve"> as </w:t>
-      </w:r>
-      <w:r>
-        <w:t xml:space="preserve">it is very costly to </w:t>
-      </w:r>
-      <w:r>
-        <w:t>develop independent stress responses</w:t>
-      </w:r>
-      <w:r>
-        <w:t xml:space="preserve"> which makes evolution </w:t>
-      </w:r>
-      <w:r>
-        <w:t>shared pathways to manage multiple stressors</w:t>
-      </w:r>
-      <w:r>
-        <w:t xml:space="preserve">. Due to </w:t>
-      </w:r>
-      <w:r>
-        <w:t xml:space="preserve">all of this </w:t>
-      </w:r>
-      <w:r>
-        <w:t xml:space="preserve">it </w:t>
-      </w:r>
-      <w:r>
-        <w:t>makes</w:t>
-      </w:r>
-      <w:r>
-        <w:t xml:space="preserve"> a compelling study </w:t>
-      </w:r>
-      <w:r>
-        <w:t xml:space="preserve">to conduct a </w:t>
-      </w:r>
-      <w:r>
-        <w:t>thorough</w:t>
-      </w:r>
-      <w:r>
-        <w:t xml:space="preserve"> investigation by looking at a wide temperature gradient while also switching the order of resistance by observing</w:t>
-      </w:r>
-      <w:r>
-        <w:t xml:space="preserve"> what happens when a bacterium that has already acquired </w:t>
-      </w:r>
-      <w:r>
-        <w:t xml:space="preserve">antibiotic </w:t>
-      </w:r>
-      <w:r>
-        <w:t xml:space="preserve">resistance mutations is then forced to </w:t>
-      </w:r>
-      <w:r>
-        <w:t>overcome</w:t>
-      </w:r>
-      <w:r>
-        <w:t xml:space="preserve"> thermal stress</w:t>
-      </w:r>
-      <w:r>
-        <w:t xml:space="preserve">. </w:t>
-      </w:r>
-    </w:p>
-    <w:p>
-      <w:r>
-        <w:t xml:space="preserve">Heat </w:t>
-      </w:r>
-      <w:r>
-        <w:t xml:space="preserve">response </w:t>
-      </w:r>
-      <w:r>
-        <w:t xml:space="preserve"> </w:t>
-      </w:r>
-    </w:p>
-    <w:p>
-      <w:pPr>
-        <w:rPr>
-          <w:lang w:eastAsia="zh-CN"/>
-        </w:rPr>
-      </w:pPr>
-      <w:r>
-        <w:t>When temperature rises to a level above the</w:t>
-      </w:r>
-      <w:r>
-        <w:t xml:space="preserve"> optimal growth temperature, bacteria cells enter a state of heat shock which triggers its stress response</w:t>
-      </w:r>
-      <w:r>
-        <w:t xml:space="preserve">. </w:t>
-      </w:r>
-      <w:r>
-        <w:t xml:space="preserve"> </w:t>
-      </w:r>
-      <w:r>
-        <w:t xml:space="preserve">Detection initially occurs through the </w:t>
-      </w:r>
-      <w:r>
-        <w:t xml:space="preserve">sensory </w:t>
-      </w:r>
-      <w:r>
-        <w:t xml:space="preserve">nucleic </w:t>
-      </w:r>
-      <w:r>
-        <w:t>acid</w:t>
-      </w:r>
-      <w:r>
-        <w:t xml:space="preserve"> </w:t>
-      </w:r>
-      <w:r>
-        <w:t>and</w:t>
-      </w:r>
-      <w:r>
-        <w:t xml:space="preserve"> protein </w:t>
-      </w:r>
-      <w:r>
-        <w:t>biomolecules</w:t>
-      </w:r>
-      <w:r>
-        <w:t xml:space="preserve"> </w:t>
-      </w:r>
-      <w:r>
-        <w:t>(</w:t>
-      </w:r>
-      <w:proofErr w:type="spellStart"/>
-      <w:r>
-        <w:t>Roncarati</w:t>
-      </w:r>
-      <w:proofErr w:type="spellEnd"/>
-      <w:r>
-        <w:t xml:space="preserve"> and Scarlato, 2017</w:t>
-      </w:r>
-      <w:r>
-        <w:t xml:space="preserve">). </w:t>
-      </w:r>
-      <w:r>
-        <w:t xml:space="preserve">This is followed up by the </w:t>
-      </w:r>
-      <w:r>
-        <w:t>upregulation of molecular chaperones</w:t>
-      </w:r>
-      <w:r>
-        <w:t xml:space="preserve"> like the </w:t>
-      </w:r>
-      <w:proofErr w:type="spellStart"/>
-      <w:r>
-        <w:t>DnaK</w:t>
-      </w:r>
-      <w:proofErr w:type="spellEnd"/>
-      <w:r>
-        <w:t>/</w:t>
-      </w:r>
-      <w:proofErr w:type="spellStart"/>
-      <w:r>
-        <w:t>DnaJ</w:t>
-      </w:r>
-      <w:proofErr w:type="spellEnd"/>
-      <w:r>
-        <w:t xml:space="preserve"> and </w:t>
-      </w:r>
-      <w:proofErr w:type="spellStart"/>
-      <w:r>
-        <w:t>GroEL</w:t>
-      </w:r>
-      <w:proofErr w:type="spellEnd"/>
-      <w:r>
-        <w:t>/</w:t>
-      </w:r>
-      <w:proofErr w:type="spellStart"/>
-      <w:r>
-        <w:t>GroES</w:t>
-      </w:r>
-      <w:proofErr w:type="spellEnd"/>
-      <w:r>
-        <w:t xml:space="preserve"> which </w:t>
-      </w:r>
-      <w:r>
-        <w:t xml:space="preserve">attempts and tries to </w:t>
-      </w:r>
-      <w:r>
-        <w:t>reverse</w:t>
-      </w:r>
-      <w:r>
-        <w:t>s</w:t>
-      </w:r>
-      <w:r>
-        <w:t xml:space="preserve"> the aggregation of misfolded proteins</w:t>
-      </w:r>
-      <w:r>
-        <w:t xml:space="preserve">. In conjunction </w:t>
-      </w:r>
-      <w:r>
-        <w:t>proteases</w:t>
-      </w:r>
-      <w:r>
-        <w:t xml:space="preserve"> also becomes activated and </w:t>
-      </w:r>
-      <w:r>
-        <w:t>degrade</w:t>
-      </w:r>
-      <w:r>
-        <w:t>s</w:t>
-      </w:r>
-      <w:r>
-        <w:t xml:space="preserve"> </w:t>
-      </w:r>
-      <w:r>
-        <w:t xml:space="preserve">irreversibly </w:t>
-      </w:r>
-      <w:r>
-        <w:t>damaged</w:t>
-      </w:r>
-      <w:r>
-        <w:t xml:space="preserve"> cells into small peptides</w:t>
-      </w:r>
-      <w:r>
-        <w:t xml:space="preserve"> (</w:t>
-      </w:r>
-      <w:r>
-        <w:t>R</w:t>
-      </w:r>
-      <w:r>
-        <w:t>ichter et al., 2010)</w:t>
-      </w:r>
-      <w:r>
-        <w:t>).</w:t>
-      </w:r>
-      <w:r>
-        <w:t xml:space="preserve"> </w:t>
-      </w:r>
-      <w:r>
-        <w:t xml:space="preserve">Aside from the </w:t>
-      </w:r>
-      <w:r>
-        <w:lastRenderedPageBreak/>
-        <w:t>general response to heat discussed here</w:t>
-      </w:r>
-      <w:r>
-        <w:t xml:space="preserve">, </w:t>
-      </w:r>
-      <w:r>
-        <w:t xml:space="preserve">individual bacteria </w:t>
-      </w:r>
-      <w:r>
-        <w:t>often have their</w:t>
-      </w:r>
-      <w:r>
-        <w:t xml:space="preserve"> own </w:t>
-      </w:r>
-      <w:r>
-        <w:t>specialised</w:t>
-      </w:r>
-      <w:r>
-        <w:t xml:space="preserve"> response. Take</w:t>
-      </w:r>
-      <w:r>
-        <w:t xml:space="preserve"> E. coil</w:t>
-      </w:r>
-      <w:r>
-        <w:t xml:space="preserve"> as an example,</w:t>
-      </w:r>
-      <w:r>
-        <w:t xml:space="preserve"> as temperature increases the primary heat shock regulator </w:t>
-      </w:r>
-      <w:r>
-        <w:t xml:space="preserve">sigma factor </w:t>
-      </w:r>
-      <w:r>
-        <w:t>o</w:t>
-      </w:r>
-      <w:r>
-        <w:t>32</w:t>
-      </w:r>
-      <w:r>
-        <w:t xml:space="preserve"> </w:t>
-      </w:r>
-      <w:r>
-        <w:t>ac</w:t>
-      </w:r>
-      <w:r>
-        <w:rPr>
-          <w:lang w:eastAsia="zh-CN"/>
-        </w:rPr>
-        <w:t>cumulates</w:t>
-      </w:r>
-      <w:r>
-        <w:t xml:space="preserve"> and binds to the RNA polymerase which transcribes any of the downstream heat shock </w:t>
-      </w:r>
-      <w:r>
-        <w:t>heat shock genes</w:t>
-      </w:r>
-      <w:r>
-        <w:t xml:space="preserve">. </w:t>
-      </w:r>
-      <w:r>
-        <w:rPr>
-          <w:lang w:eastAsia="zh-CN"/>
-        </w:rPr>
-        <w:t xml:space="preserve">It has been observed </w:t>
-      </w:r>
-      <w:r>
-        <w:t xml:space="preserve">that </w:t>
-      </w:r>
-      <w:proofErr w:type="gramStart"/>
-      <w:r>
-        <w:t>E.coli’s</w:t>
-      </w:r>
-      <w:proofErr w:type="gramEnd"/>
-      <w:r>
-        <w:t xml:space="preserve"> resistance to </w:t>
-      </w:r>
-      <w:r>
-        <w:t xml:space="preserve">high temperature not only relies on the common stress response but it also calls upon a group of genes not traditionally used named the </w:t>
-      </w:r>
-      <w:r>
-        <w:t>thermotolerant genes</w:t>
-      </w:r>
-      <w:r>
-        <w:t xml:space="preserve"> by </w:t>
-      </w:r>
-      <w:r>
-        <w:t>Murata</w:t>
-      </w:r>
-      <w:r>
-        <w:t xml:space="preserve">. </w:t>
-      </w:r>
-      <w:r>
-        <w:t xml:space="preserve">These genes which encompasses </w:t>
-      </w:r>
-      <w:r>
-        <w:t>energy metabolism, outer membrane organisation, DNA double-strand break repair, tRNA modification, translational control, and cell division</w:t>
-      </w:r>
-      <w:r>
-        <w:t xml:space="preserve"> all work in </w:t>
-      </w:r>
-      <w:r>
-        <w:t>unison</w:t>
-      </w:r>
-      <w:r>
-        <w:t xml:space="preserve"> to provide </w:t>
-      </w:r>
-      <w:proofErr w:type="gramStart"/>
-      <w:r>
-        <w:t>E.coli</w:t>
-      </w:r>
-      <w:proofErr w:type="gramEnd"/>
-      <w:r>
-        <w:t xml:space="preserve"> with a robust tolerance against high temperature</w:t>
-      </w:r>
-      <w:r>
-        <w:t xml:space="preserve">. </w:t>
-      </w:r>
-    </w:p>
-    <w:p>
-      <w:r>
-        <w:t xml:space="preserve">Cold response </w:t>
-      </w:r>
-    </w:p>
-    <w:p>
-      <w:r>
-        <w:t xml:space="preserve">Unsurprisingly similar to </w:t>
-      </w:r>
-      <w:r>
-        <w:t>the heat shock response</w:t>
-      </w:r>
-      <w:r>
-        <w:t>,</w:t>
-      </w:r>
-      <w:r>
-        <w:t xml:space="preserve"> </w:t>
-      </w:r>
-      <w:r>
-        <w:t>cold s</w:t>
-      </w:r>
-      <w:r>
-        <w:t>hock</w:t>
-      </w:r>
-      <w:r>
-        <w:t xml:space="preserve"> is also a powerful stressor for bacterial growth</w:t>
-      </w:r>
-      <w:r>
-        <w:t xml:space="preserve">. </w:t>
-      </w:r>
-      <w:r>
-        <w:t>Cold temperat</w:t>
-      </w:r>
-      <w:r>
-        <w:t xml:space="preserve">ure </w:t>
-      </w:r>
-      <w:r>
-        <w:t>primarily</w:t>
-      </w:r>
-      <w:r>
-        <w:t xml:space="preserve"> impairs the </w:t>
-      </w:r>
-      <w:r>
-        <w:t>ribosome and</w:t>
-      </w:r>
-      <w:r>
-        <w:t xml:space="preserve"> promoted the </w:t>
-      </w:r>
-      <w:r>
-        <w:t>over-stabiliz</w:t>
-      </w:r>
-      <w:r>
-        <w:t xml:space="preserve">ation of </w:t>
-      </w:r>
-      <w:r>
-        <w:t>secondary DNA and RNA structures</w:t>
-      </w:r>
-      <w:r>
-        <w:t xml:space="preserve"> </w:t>
-      </w:r>
-      <w:r>
-        <w:t>(</w:t>
-      </w:r>
-      <w:r>
-        <w:t xml:space="preserve">Barria et al., 2013; </w:t>
-      </w:r>
-      <w:proofErr w:type="spellStart"/>
-      <w:r>
-        <w:t>Phadtare</w:t>
-      </w:r>
-      <w:proofErr w:type="spellEnd"/>
-      <w:r>
-        <w:t xml:space="preserve"> and Inouye, 2008; Yamanaka, 1999)</w:t>
-      </w:r>
-      <w:r>
-        <w:t xml:space="preserve">. </w:t>
-      </w:r>
-      <w:r>
-        <w:t xml:space="preserve">In the case for </w:t>
-      </w:r>
-      <w:proofErr w:type="gramStart"/>
-      <w:r>
-        <w:t>E.coli</w:t>
-      </w:r>
-      <w:proofErr w:type="gramEnd"/>
-      <w:r>
-        <w:t xml:space="preserve"> under</w:t>
-      </w:r>
-      <w:r>
-        <w:t xml:space="preserve"> cold shock, bacterial growth </w:t>
-      </w:r>
-      <w:r>
-        <w:t xml:space="preserve">stops </w:t>
-      </w:r>
-      <w:r>
-        <w:t>and the production of most proteins is</w:t>
-      </w:r>
-      <w:r>
-        <w:t xml:space="preserve"> halted</w:t>
-      </w:r>
-      <w:r>
-        <w:t xml:space="preserve">, with the exception of </w:t>
-      </w:r>
-      <w:r>
-        <w:t xml:space="preserve">the </w:t>
-      </w:r>
-      <w:r>
-        <w:t>cold shock response</w:t>
-      </w:r>
-      <w:r>
-        <w:t xml:space="preserve"> </w:t>
-      </w:r>
-      <w:r>
-        <w:t>(</w:t>
-      </w:r>
-      <w:proofErr w:type="spellStart"/>
-      <w:r>
-        <w:t>Phadtare</w:t>
-      </w:r>
-      <w:proofErr w:type="spellEnd"/>
-      <w:r>
-        <w:t xml:space="preserve"> and Inouye, 2008</w:t>
-      </w:r>
-      <w:r>
-        <w:t>)</w:t>
-      </w:r>
-      <w:r>
-        <w:t>.</w:t>
-      </w:r>
-      <w:r>
-        <w:t xml:space="preserve"> To combat this RNA chaperones known as the </w:t>
-      </w:r>
-      <w:proofErr w:type="spellStart"/>
-      <w:r>
-        <w:t>Csps</w:t>
-      </w:r>
-      <w:proofErr w:type="spellEnd"/>
-      <w:r>
-        <w:t xml:space="preserve"> protein seek to “melt” these stabilised structures to make them less ridged. Similarly to the heat shock response e</w:t>
-      </w:r>
-      <w:r>
-        <w:t xml:space="preserve">nzymes such as RNase R and </w:t>
-      </w:r>
-      <w:proofErr w:type="spellStart"/>
-      <w:r>
-        <w:t>PNPase</w:t>
-      </w:r>
-      <w:proofErr w:type="spellEnd"/>
-      <w:r>
-        <w:t xml:space="preserve"> will also break down RNA that has becomes impossible to repair.</w:t>
-      </w:r>
-    </w:p>
-    <w:p>
-      <w:r>
-        <w:t xml:space="preserve">Environmental </w:t>
-      </w:r>
-      <w:r>
-        <w:t xml:space="preserve">implication for antibiotic resistance </w:t>
-      </w:r>
-    </w:p>
-    <w:p>
-      <w:pPr>
-        <w:rPr>
-          <w:lang w:eastAsia="zh-CN"/>
-        </w:rPr>
-      </w:pPr>
-      <w:r>
-        <w:t xml:space="preserve">Given the </w:t>
-      </w:r>
-      <w:r>
-        <w:t xml:space="preserve">diverse </w:t>
-      </w:r>
-      <w:r>
-        <w:t>physiological responses bacteria</w:t>
-      </w:r>
-      <w:r>
-        <w:t xml:space="preserve"> has to temperature </w:t>
-      </w:r>
-      <w:r>
-        <w:t>fluctuations</w:t>
-      </w:r>
-      <w:r>
-        <w:t xml:space="preserve">, the environmental impact particularly global warming will have huge ramifications on the future of antibiotic resistance. Recent studies in China have shown that </w:t>
-      </w:r>
-      <w:r>
-        <w:t xml:space="preserve">a 1°C rise in average ambient temperature was associated with a 1.14-fold increase in the prevalence of </w:t>
-      </w:r>
-      <w:r>
-        <w:rPr>
-          <w:i/>
-          <w:iCs/>
-        </w:rPr>
-        <w:t>Klebsiella pneumoniae</w:t>
-      </w:r>
-      <w:r>
-        <w:t xml:space="preserve"> and </w:t>
-      </w:r>
-      <w:r>
-        <w:rPr>
-          <w:i/>
-          <w:iCs/>
-        </w:rPr>
-        <w:t>Pseudomonas aeruginosa</w:t>
-      </w:r>
-      <w:r>
-        <w:t xml:space="preserve"> resistance</w:t>
-      </w:r>
-      <w:r>
-        <w:t xml:space="preserve"> </w:t>
-      </w:r>
-      <w:r>
-        <w:t>Li et al. (2023)</w:t>
-      </w:r>
-      <w:r>
-        <w:t>. Not only in Asia another study done in the United States of America</w:t>
-      </w:r>
-      <w:r>
-        <w:t xml:space="preserve"> </w:t>
-      </w:r>
-      <w:r>
-        <w:t xml:space="preserve">reported </w:t>
-      </w:r>
-      <w:r>
-        <w:t xml:space="preserve">across regions a 10°C increase in temperature corresponded to rises in antibiotic resistance of 4.2%, 2.2%, and 2.7% in </w:t>
-      </w:r>
-      <w:r>
-        <w:rPr>
-          <w:i/>
-          <w:iCs/>
-        </w:rPr>
-        <w:t>Escherichia coli</w:t>
-      </w:r>
-      <w:r>
-        <w:t xml:space="preserve">, </w:t>
-      </w:r>
-      <w:r>
-        <w:rPr>
-          <w:i/>
-          <w:iCs/>
-        </w:rPr>
-        <w:t>Klebsiella pneumoniae</w:t>
-      </w:r>
-      <w:r>
-        <w:t xml:space="preserve">, and </w:t>
-      </w:r>
-      <w:r>
-        <w:rPr>
-          <w:i/>
-          <w:iCs/>
-        </w:rPr>
-        <w:t>Staphylococcus aureus</w:t>
-      </w:r>
-      <w:r>
-        <w:rPr>
-          <w:i/>
-          <w:iCs/>
-        </w:rPr>
-        <w:t xml:space="preserve"> </w:t>
-      </w:r>
-      <w:r>
-        <w:t>(MacFadden et al., 2018)</w:t>
-      </w:r>
-      <w:r>
-        <w:t>. These findings provide support to the earlier claims that the mechanisms for managing antibiotic resistance temperature stress</w:t>
-      </w:r>
-      <w:r>
-        <w:t xml:space="preserve"> is likely more interconnected than we thought. The review paper by </w:t>
-      </w:r>
-      <w:r>
-        <w:t>Rodríguez-Verdugo et al. (2020),</w:t>
-      </w:r>
-      <w:r>
-        <w:t xml:space="preserve"> goes on to further state</w:t>
-      </w:r>
-      <w:r>
-        <w:t xml:space="preserve"> that we need to look at </w:t>
-      </w:r>
-      <w:r>
-        <w:t>antibiotic</w:t>
-      </w:r>
-      <w:r>
-        <w:t xml:space="preserve"> resistance through three </w:t>
-      </w:r>
-      <w:r>
-        <w:t>different levels of biological organization</w:t>
-      </w:r>
-      <w:r>
-        <w:t>. The initial</w:t>
-      </w:r>
-      <w:r>
-        <w:t xml:space="preserve"> physiological</w:t>
-      </w:r>
-      <w:r>
-        <w:t xml:space="preserve"> </w:t>
-      </w:r>
-      <w:r>
-        <w:t>response</w:t>
-      </w:r>
-      <w:r>
-        <w:t xml:space="preserve"> to temperature which </w:t>
-      </w:r>
-      <w:r>
-        <w:t>causes unpredictable</w:t>
-      </w:r>
-      <w:r>
-        <w:t xml:space="preserve"> cellular and metabolic changes </w:t>
-      </w:r>
-      <w:r>
-        <w:t xml:space="preserve">which gives </w:t>
-      </w:r>
-      <w:r>
-        <w:t>rise to antibiotic tolerance and persistence</w:t>
-      </w:r>
-      <w:r>
-        <w:t xml:space="preserve">. </w:t>
-      </w:r>
-      <w:r>
-        <w:t xml:space="preserve">The second </w:t>
-      </w:r>
-      <w:r>
-        <w:t xml:space="preserve">is </w:t>
-      </w:r>
-      <w:r>
-        <w:t xml:space="preserve">the genetic response </w:t>
-      </w:r>
-      <w:r>
-        <w:t xml:space="preserve">which emerges </w:t>
-      </w:r>
-      <w:r>
-        <w:t xml:space="preserve">when </w:t>
-      </w:r>
-      <w:r>
-        <w:t xml:space="preserve">temperature </w:t>
-      </w:r>
-      <w:r>
-        <w:t>stress is sustained</w:t>
-      </w:r>
-      <w:r>
-        <w:t xml:space="preserve"> caused by prolonged heat or cold exposure which can lead to mutations to antibiotics appearing within</w:t>
-      </w:r>
-      <w:r>
-        <w:t xml:space="preserve"> </w:t>
-      </w:r>
-      <w:r>
-        <w:t xml:space="preserve">a population. </w:t>
-      </w:r>
-      <w:r>
-        <w:t xml:space="preserve">Which leads to the third </w:t>
-      </w:r>
-      <w:r>
-        <w:t>long</w:t>
-      </w:r>
-      <w:r>
-        <w:t xml:space="preserve"> </w:t>
-      </w:r>
-      <w:r>
-        <w:t xml:space="preserve">term </w:t>
-      </w:r>
-      <w:r>
-        <w:t>and l</w:t>
-      </w:r>
-      <w:r>
-        <w:t>arge</w:t>
-      </w:r>
-      <w:r>
-        <w:t>-scale</w:t>
-      </w:r>
-      <w:r>
-        <w:t xml:space="preserve"> evolutionary</w:t>
-      </w:r>
-      <w:r>
-        <w:t xml:space="preserve"> </w:t>
-      </w:r>
-      <w:r>
-        <w:lastRenderedPageBreak/>
-        <w:t>response</w:t>
-      </w:r>
-      <w:r>
-        <w:t xml:space="preserve"> where local and global temperature changes promote the spread and retention of resistance through long lasting or permanent </w:t>
-      </w:r>
-      <w:r>
-        <w:t>antibiotic resistance mutations</w:t>
-      </w:r>
-      <w:r>
-        <w:t xml:space="preserve">. Collectively we see that </w:t>
-      </w:r>
-      <w:r>
-        <w:t>antibiotic resistance cannot be</w:t>
-      </w:r>
-      <w:r>
-        <w:t xml:space="preserve"> </w:t>
-      </w:r>
-      <w:r>
-        <w:t>managed in isolation</w:t>
-      </w:r>
-      <w:r>
-        <w:t xml:space="preserve"> and </w:t>
-      </w:r>
-      <w:r>
-        <w:t>temperature</w:t>
-      </w:r>
-      <w:r>
-        <w:t xml:space="preserve"> can play a substantial role in the acceleration of resistance even in the absence of antibiotics. </w:t>
-      </w:r>
-    </w:p>
-    <w:p>
-      <w:pPr>
-        <w:rPr>
-          <w:b/>
-          <w:bCs/>
-        </w:rPr>
-      </w:pPr>
-    </w:p>
-    <w:p>
-      <w:pPr>
-        <w:ind w:left="360"/>
-        <w:rPr>
-          <w:b/>
-          <w:bCs/>
-        </w:rPr>
-      </w:pPr>
-    </w:p>
-    <w:p>
-      <w:pPr>
-        <w:ind w:left="360"/>
-        <w:rPr>
-          <w:b/>
-          <w:bCs/>
-        </w:rPr>
-      </w:pPr>
-    </w:p>
-    <w:p>
-      <w:pPr>
-        <w:ind w:left="360"/>
-        <w:rPr>
-          <w:b/>
-          <w:bCs/>
-        </w:rPr>
-      </w:pPr>
-      <w:r>
-        <w:rPr>
-          <w:b/>
-          <w:bCs/>
-        </w:rPr>
-        <w:t>Media</w:t>
-      </w:r>
-      <w:r>
-        <w:rPr>
-          <w:b/>
-          <w:bCs/>
-        </w:rPr>
-        <w:t>:</w:t>
-      </w:r>
-    </w:p>
-    <w:p>
-      <w:pPr>
-        <w:spacing w:after="80" w:line="300" w:lineRule="auto"/>
-      </w:pPr>
-      <w:r>
-        <w:t>Glucose and m9</w:t>
-      </w:r>
-      <w:r>
-        <w:t xml:space="preserve"> and how these 2 media </w:t>
-      </w:r>
-      <w:proofErr w:type="gramStart"/>
-      <w:r>
-        <w:t>affects</w:t>
-      </w:r>
-      <w:proofErr w:type="gramEnd"/>
-      <w:r>
-        <w:t xml:space="preserve"> fitness effects</w:t>
-      </w:r>
-    </w:p>
-    <w:p>
-      <w:pPr>
-        <w:pStyle w:val="ListParagraph"/>
-        <w:numPr>
-          <w:ilvl w:val="0"/>
-          <w:numId w:val="7"/>
-        </w:numPr>
-        <w:spacing w:after="80" w:line="300" w:lineRule="auto"/>
-      </w:pPr>
-      <w:r>
-        <w:t xml:space="preserve">Rich vs minimal </w:t>
-      </w:r>
-    </w:p>
-    <w:p>
-      <w:pPr>
-        <w:pStyle w:val="ListParagraph"/>
-        <w:numPr>
-          <w:ilvl w:val="0"/>
-          <w:numId w:val="7"/>
-        </w:numPr>
-        <w:spacing w:after="80" w:line="300" w:lineRule="auto"/>
-      </w:pPr>
-      <w:r>
-        <w:t xml:space="preserve">Theory says </w:t>
-      </w:r>
-    </w:p>
-    <w:p>
-      <w:pPr>
-        <w:pStyle w:val="ListParagraph"/>
-        <w:numPr>
-          <w:ilvl w:val="0"/>
-          <w:numId w:val="7"/>
-        </w:numPr>
-        <w:spacing w:after="80" w:line="300" w:lineRule="auto"/>
-      </w:pPr>
-      <w:r>
-        <w:t xml:space="preserve">when under heat stress </w:t>
-      </w:r>
-      <w:r>
-        <w:t xml:space="preserve">minimal media might be </w:t>
-      </w:r>
-    </w:p>
-    <w:p>
-      <w:pPr>
-        <w:spacing w:after="80" w:line="300" w:lineRule="auto"/>
-        <w:rPr>
-          <w:b/>
-          <w:bCs/>
-        </w:rPr>
-      </w:pPr>
-    </w:p>
-    <w:p>
-      <w:pPr>
-        <w:spacing w:after="80" w:line="300" w:lineRule="auto"/>
-        <w:rPr>
-          <w:b/>
-          <w:bCs/>
-        </w:rPr>
-      </w:pPr>
-      <w:r>
-        <w:rPr>
-          <w:b/>
-          <w:bCs/>
-        </w:rPr>
-        <w:t xml:space="preserve">our results show that our mutations mostly grow the same as </w:t>
-      </w:r>
-      <w:r>
-        <w:rPr>
-          <w:b/>
-          <w:bCs/>
-        </w:rPr>
-        <w:t>WT</w:t>
-      </w:r>
-    </w:p>
-    <w:p>
-      <w:pPr>
-        <w:spacing w:after="80" w:line="300" w:lineRule="auto"/>
-        <w:rPr>
-          <w:b/>
-          <w:bCs/>
-        </w:rPr>
-      </w:pPr>
-      <w:proofErr w:type="spellStart"/>
-      <w:r>
-        <w:rPr>
-          <w:b/>
-          <w:bCs/>
-        </w:rPr>
-        <w:t>rpoB</w:t>
-      </w:r>
-      <w:proofErr w:type="spellEnd"/>
-      <w:r>
-        <w:rPr>
-          <w:b/>
-          <w:bCs/>
-        </w:rPr>
-        <w:t xml:space="preserve"> does not provide benefit because WT grew just as well without it??</w:t>
-      </w:r>
-    </w:p>
-    <w:p>
-      <w:pPr>
-        <w:spacing w:after="80" w:line="300" w:lineRule="auto"/>
-        <w:rPr>
-          <w:b/>
-          <w:bCs/>
-        </w:rPr>
-      </w:pPr>
-      <w:r>
-        <w:rPr>
-          <w:b/>
-          <w:bCs/>
-        </w:rPr>
-        <w:t xml:space="preserve">Other side is that we expect that </w:t>
-      </w:r>
-      <w:proofErr w:type="spellStart"/>
-      <w:r>
-        <w:rPr>
-          <w:b/>
-          <w:bCs/>
-        </w:rPr>
-        <w:t>rpoB</w:t>
-      </w:r>
-      <w:proofErr w:type="spellEnd"/>
-      <w:r>
-        <w:rPr>
-          <w:b/>
-          <w:bCs/>
-        </w:rPr>
-        <w:t xml:space="preserve"> mutations will be deleterious at a stressful temperature without RIF, but it seems to be fine </w:t>
-      </w:r>
-    </w:p>
-    <w:p>
-      <w:pPr>
-        <w:spacing w:after="80" w:line="300" w:lineRule="auto"/>
-        <w:rPr>
-          <w:b/>
-          <w:bCs/>
-        </w:rPr>
-      </w:pPr>
-      <w:proofErr w:type="gramStart"/>
-      <w:r>
-        <w:rPr>
-          <w:b/>
-          <w:bCs/>
-        </w:rPr>
-        <w:t>So</w:t>
-      </w:r>
-      <w:proofErr w:type="gramEnd"/>
-      <w:r>
-        <w:rPr>
-          <w:b/>
-          <w:bCs/>
-        </w:rPr>
-        <w:t xml:space="preserve"> while it does not provide extra benefit it seems to not be a burden on the bacteria </w:t>
-      </w:r>
-    </w:p>
-    <w:p>
-      <w:pPr>
-        <w:spacing w:after="80" w:line="300" w:lineRule="auto"/>
-        <w:rPr>
-          <w:b/>
-          <w:bCs/>
-        </w:rPr>
-      </w:pPr>
-      <w:r>
-        <w:rPr>
-          <w:b/>
-          <w:bCs/>
-        </w:rPr>
-        <w:t xml:space="preserve">Seems like </w:t>
-      </w:r>
-      <w:proofErr w:type="spellStart"/>
-      <w:r>
-        <w:rPr>
-          <w:b/>
-          <w:bCs/>
-        </w:rPr>
-        <w:t>rpoB</w:t>
-      </w:r>
-      <w:proofErr w:type="spellEnd"/>
-      <w:r>
-        <w:rPr>
-          <w:b/>
-          <w:bCs/>
-        </w:rPr>
-        <w:t xml:space="preserve"> mutations are neither beneficial or deleterious </w:t>
-      </w:r>
-      <w:r>
-        <w:rPr>
-          <w:b/>
-          <w:bCs/>
-        </w:rPr>
-        <w:t xml:space="preserve">which in itself is interesting </w:t>
-      </w:r>
-    </w:p>
-    <w:p>
-      <w:pPr>
-        <w:spacing w:after="80" w:line="300" w:lineRule="auto"/>
-        <w:rPr>
-          <w:b/>
-          <w:bCs/>
-        </w:rPr>
-      </w:pPr>
-      <w:r>
-        <w:rPr>
-          <w:b/>
-          <w:bCs/>
-        </w:rPr>
-        <w:t xml:space="preserve">Some </w:t>
-      </w:r>
-      <w:r>
-        <w:rPr>
-          <w:b/>
-          <w:bCs/>
-        </w:rPr>
-        <w:t xml:space="preserve">nuance </w:t>
-      </w:r>
-      <w:r>
-        <w:rPr>
-          <w:b/>
-          <w:bCs/>
-        </w:rPr>
-        <w:t>like M12</w:t>
-      </w:r>
-    </w:p>
-    <w:p>
-      <w:pPr>
-        <w:spacing w:after="80" w:line="300" w:lineRule="auto"/>
-        <w:rPr>
-          <w:b/>
-          <w:bCs/>
-        </w:rPr>
-      </w:pPr>
-    </w:p>
-    <w:p>
-      <w:pPr>
-        <w:spacing w:after="80" w:line="300" w:lineRule="auto"/>
-      </w:pPr>
-      <w:r>
-        <w:t xml:space="preserve">Having </w:t>
-      </w:r>
-      <w:r>
-        <w:t xml:space="preserve">discussed the broader </w:t>
-      </w:r>
-      <w:r>
-        <w:t xml:space="preserve">relationship between temperature and antibiotic resistance, </w:t>
-      </w:r>
-      <w:r>
-        <w:t xml:space="preserve">I will now be conducting a </w:t>
-      </w:r>
-      <w:r>
-        <w:t xml:space="preserve">synthesis of the specific </w:t>
-      </w:r>
-      <w:r>
-        <w:t xml:space="preserve">fitness effects of </w:t>
-      </w:r>
-      <w:proofErr w:type="spellStart"/>
-      <w:r>
-        <w:t>rpoB</w:t>
-      </w:r>
-      <w:proofErr w:type="spellEnd"/>
-      <w:r>
-        <w:t xml:space="preserve"> mutations </w:t>
-      </w:r>
-      <w:r>
-        <w:t xml:space="preserve">in </w:t>
-      </w:r>
-      <w:r>
-        <w:rPr>
-          <w:i/>
-          <w:iCs/>
-        </w:rPr>
-        <w:t>E. coli</w:t>
-      </w:r>
-      <w:r>
-        <w:t xml:space="preserve"> </w:t>
-      </w:r>
-      <w:r>
-        <w:t xml:space="preserve">when exposed </w:t>
-      </w:r>
-      <w:r>
-        <w:t>to thermal stress.</w:t>
-      </w:r>
-      <w:r>
-        <w:t xml:space="preserve"> In the study done by </w:t>
-      </w:r>
-      <w:r>
-        <w:t>Rodríguez-Verdugo et al. (2013)</w:t>
-      </w:r>
-      <w:r>
-        <w:t xml:space="preserve">, they evolved </w:t>
-      </w:r>
-      <w:r>
-        <w:t xml:space="preserve">114 </w:t>
-      </w:r>
-      <w:r>
-        <w:rPr>
-          <w:i/>
-          <w:iCs/>
-        </w:rPr>
-        <w:t>E. coli</w:t>
-      </w:r>
-      <w:r>
-        <w:t xml:space="preserve"> populations at 42.2°C for 2,000 generations in the</w:t>
-      </w:r>
-      <w:r>
-        <w:t xml:space="preserve"> </w:t>
-      </w:r>
-      <w:r>
-        <w:t xml:space="preserve">absence of </w:t>
-      </w:r>
-      <w:r>
-        <w:t xml:space="preserve">antibiotics. </w:t>
-      </w:r>
-      <w:r>
-        <w:t>What they found was aside from the usual heat resistance mutations that were developed, there were also</w:t>
-      </w:r>
-      <w:r>
-        <w:t xml:space="preserve"> </w:t>
-      </w:r>
-      <w:proofErr w:type="spellStart"/>
-      <w:r>
-        <w:t>rpoB</w:t>
-      </w:r>
-      <w:proofErr w:type="spellEnd"/>
-      <w:r>
-        <w:t xml:space="preserve"> mutations conferring </w:t>
-      </w:r>
-      <w:r>
-        <w:t xml:space="preserve">for </w:t>
-      </w:r>
-      <w:r>
-        <w:t>rifampicin resistance in multiple independent populations</w:t>
-      </w:r>
-      <w:r>
-        <w:t>. This is a substantial discovery as it provides support to the theory that heat resistance and antibiotic resistance has and can develop in unison. More importantly it shows</w:t>
-      </w:r>
-      <w:r>
-        <w:t xml:space="preserve"> </w:t>
-      </w:r>
-      <w:r>
-        <w:t xml:space="preserve">antibiotic resistance are not </w:t>
-      </w:r>
-      <w:proofErr w:type="spellStart"/>
-      <w:r>
-        <w:t>nec</w:t>
-      </w:r>
-      <w:r>
-        <w:t>eryilly</w:t>
-      </w:r>
-      <w:proofErr w:type="spellEnd"/>
-      <w:r>
-        <w:t xml:space="preserve"> all costly in the absence of antibiotics</w:t>
-      </w:r>
-      <w:r>
-        <w:t xml:space="preserve">. </w:t>
-      </w:r>
-      <w:r>
-        <w:t>Beyon</w:t>
-      </w:r>
-      <w:r>
-        <w:t xml:space="preserve">d </w:t>
-      </w:r>
-      <w:r>
-        <w:lastRenderedPageBreak/>
-        <w:t>cross</w:t>
-      </w:r>
-      <w:r>
-        <w:t>-resistance</w:t>
-      </w:r>
-      <w:r>
-        <w:t xml:space="preserve"> </w:t>
-      </w:r>
-      <w:r>
-        <w:t xml:space="preserve">mechanisms discussed previously, </w:t>
-      </w:r>
-      <w:r>
-        <w:t xml:space="preserve">there </w:t>
-      </w:r>
-      <w:r>
-        <w:t>exists</w:t>
-      </w:r>
-      <w:r>
-        <w:t xml:space="preserve"> a conserved</w:t>
-      </w:r>
-      <w:r>
-        <w:t xml:space="preserve"> mechanism known as the</w:t>
-      </w:r>
-      <w:r>
-        <w:t xml:space="preserve"> stringent response</w:t>
-      </w:r>
-      <w:r>
-        <w:t xml:space="preserve"> </w:t>
-      </w:r>
-      <w:r>
-        <w:t xml:space="preserve">observed in </w:t>
-      </w:r>
-      <w:r>
-        <w:t xml:space="preserve">in </w:t>
-      </w:r>
-      <w:r>
-        <w:rPr>
-          <w:i/>
-          <w:iCs/>
-        </w:rPr>
-        <w:t>E. coli</w:t>
-      </w:r>
-      <w:r>
-        <w:t xml:space="preserve"> and some other bacteria when exposed to stressful conditions</w:t>
-      </w:r>
-      <w:r>
-        <w:t xml:space="preserve">. The </w:t>
-      </w:r>
-      <w:r>
-        <w:t>stringent response</w:t>
-      </w:r>
-      <w:r>
-        <w:t xml:space="preserve"> </w:t>
-      </w:r>
-      <w:r>
-        <w:t xml:space="preserve">is a conserved bacterial stress </w:t>
-      </w:r>
-      <w:r>
-        <w:t xml:space="preserve">response </w:t>
-      </w:r>
-      <w:r>
-        <w:t xml:space="preserve">triggered by the rapid accumulation of </w:t>
-      </w:r>
-      <w:proofErr w:type="spellStart"/>
-      <w:r>
-        <w:t>alarmone</w:t>
-      </w:r>
-      <w:proofErr w:type="spellEnd"/>
-      <w:r>
-        <w:t xml:space="preserve"> (p)</w:t>
-      </w:r>
-      <w:proofErr w:type="spellStart"/>
-      <w:r>
-        <w:t>ppGpp</w:t>
-      </w:r>
-      <w:proofErr w:type="spellEnd"/>
-      <w:r>
-        <w:t xml:space="preserve">, in response to nutrient limitation </w:t>
-      </w:r>
-      <w:r>
-        <w:t xml:space="preserve">or </w:t>
-      </w:r>
-      <w:r>
-        <w:t>thermal stress</w:t>
-      </w:r>
-      <w:r>
-        <w:t xml:space="preserve">. </w:t>
-      </w:r>
-      <w:r>
-        <w:t xml:space="preserve">In this state protein synthesis becomes lower which </w:t>
-      </w:r>
-      <w:r>
-        <w:t>stabilises transcription, and restores protein homeostasis</w:t>
-      </w:r>
-      <w:r>
-        <w:t xml:space="preserve"> which relieves the </w:t>
-      </w:r>
-      <w:r>
-        <w:t>growth-limiting constraint at high temperature</w:t>
-      </w:r>
-      <w:r>
-        <w:t xml:space="preserve"> </w:t>
-      </w:r>
-      <w:r>
-        <w:t>Yeh et al. (2025)</w:t>
-      </w:r>
-      <w:r>
-        <w:t>.</w:t>
-      </w:r>
-      <w:r>
-        <w:t xml:space="preserve"> There is </w:t>
-      </w:r>
-      <w:proofErr w:type="spellStart"/>
-      <w:r>
-        <w:t>hoverver</w:t>
-      </w:r>
-      <w:proofErr w:type="spellEnd"/>
-      <w:r>
-        <w:t xml:space="preserve"> a catch as </w:t>
-      </w:r>
-      <w:proofErr w:type="spellStart"/>
-      <w:r>
-        <w:t>inorder</w:t>
-      </w:r>
-      <w:proofErr w:type="spellEnd"/>
-      <w:r>
-        <w:t xml:space="preserve"> for the </w:t>
-      </w:r>
-      <w:r>
-        <w:t>(p)</w:t>
-      </w:r>
-      <w:proofErr w:type="spellStart"/>
-      <w:r>
-        <w:t>ppGpp</w:t>
-      </w:r>
-      <w:proofErr w:type="spellEnd"/>
-      <w:r>
-        <w:t xml:space="preserve"> to work it has </w:t>
-      </w:r>
-      <w:proofErr w:type="gramStart"/>
-      <w:r>
-        <w:t xml:space="preserve">to </w:t>
-      </w:r>
-      <w:r>
-        <w:t xml:space="preserve"> binds</w:t>
-      </w:r>
-      <w:proofErr w:type="gramEnd"/>
-      <w:r>
-        <w:t xml:space="preserve"> directly to the β-subunit of RNA polymerase</w:t>
-      </w:r>
-      <w:r>
-        <w:t xml:space="preserve"> which in our case has mutated. </w:t>
-      </w:r>
-      <w:r>
-        <w:t>Yeh et al. (2025) extended this finding by characterising a</w:t>
-      </w:r>
-      <w:r>
-        <w:t xml:space="preserve"> </w:t>
-      </w:r>
-      <w:proofErr w:type="spellStart"/>
-      <w:r>
-        <w:rPr>
-          <w:i/>
-          <w:iCs/>
-        </w:rPr>
-        <w:t>rpoB</w:t>
-      </w:r>
-      <w:proofErr w:type="spellEnd"/>
-      <w:r>
-        <w:t xml:space="preserve"> mutation</w:t>
-      </w:r>
-      <w:r>
-        <w:t>,</w:t>
-      </w:r>
-      <w:r>
-        <w:t xml:space="preserve"> </w:t>
-      </w:r>
-      <w:r>
-        <w:t>rpoB58</w:t>
-      </w:r>
-      <w:r>
-        <w:t xml:space="preserve"> that mimics the stringent state in the absence of (p)</w:t>
-      </w:r>
-      <w:proofErr w:type="spellStart"/>
-      <w:r>
-        <w:t>ppGpp</w:t>
-      </w:r>
-      <w:proofErr w:type="spellEnd"/>
-      <w:r>
-        <w:t xml:space="preserve"> effectively </w:t>
-      </w:r>
-      <w:r>
-        <w:t>producing</w:t>
-      </w:r>
-      <w:r>
-        <w:t xml:space="preserve"> the</w:t>
-      </w:r>
-      <w:r>
-        <w:t xml:space="preserve"> transcriptional outcomes</w:t>
-      </w:r>
-      <w:r>
-        <w:t xml:space="preserve">. </w:t>
-      </w:r>
-      <w:r>
-        <w:t>There is evolutionary history that underpins these framework</w:t>
-      </w:r>
-      <w:r>
-        <w:t xml:space="preserve">s. In an evolutionary experiment conducted by </w:t>
-      </w:r>
-      <w:r>
-        <w:t>Batarseh et al. (2023)</w:t>
-      </w:r>
-      <w:r>
-        <w:t xml:space="preserve">, they demonstrated </w:t>
-      </w:r>
-      <w:r>
-        <w:t>through a two-phase evolution</w:t>
-      </w:r>
-      <w:r>
-        <w:t xml:space="preserve"> experiment that genetic background also in determining the fitness effects of E. coli with </w:t>
-      </w:r>
-      <w:proofErr w:type="spellStart"/>
-      <w:r>
-        <w:t>rpoB</w:t>
-      </w:r>
-      <w:proofErr w:type="spellEnd"/>
-      <w:r>
-        <w:t xml:space="preserve"> mutations. In the first phase E. coli were grown </w:t>
-      </w:r>
-      <w:proofErr w:type="gramStart"/>
-      <w:r>
-        <w:t xml:space="preserve">at </w:t>
-      </w:r>
-      <w:r>
-        <w:t xml:space="preserve"> 42</w:t>
-      </w:r>
-      <w:proofErr w:type="gramEnd"/>
-      <w:r>
-        <w:t xml:space="preserve">.2°C, where adaptation </w:t>
-      </w:r>
-      <w:r>
-        <w:t xml:space="preserve">was </w:t>
-      </w:r>
-      <w:r>
-        <w:t xml:space="preserve">primarily through the acquisition of mutations in either </w:t>
-      </w:r>
-      <w:proofErr w:type="spellStart"/>
-      <w:r>
-        <w:rPr>
-          <w:i/>
-          <w:iCs/>
-        </w:rPr>
-        <w:t>rpoB</w:t>
-      </w:r>
-      <w:proofErr w:type="spellEnd"/>
-      <w:r>
-        <w:t xml:space="preserve"> or </w:t>
-      </w:r>
-      <w:r>
-        <w:rPr>
-          <w:i/>
-          <w:iCs/>
-        </w:rPr>
-        <w:t>rho</w:t>
-      </w:r>
-      <w:r>
-        <w:t xml:space="preserve">. These mutants were then subjugated to a </w:t>
-      </w:r>
-      <w:proofErr w:type="gramStart"/>
-      <w:r>
-        <w:t>second round</w:t>
-      </w:r>
-      <w:proofErr w:type="gramEnd"/>
-      <w:r>
-        <w:t xml:space="preserve"> experiment at </w:t>
-      </w:r>
-      <w:r>
-        <w:t>19.0°C</w:t>
-      </w:r>
-      <w:r>
-        <w:t xml:space="preserve"> which </w:t>
-      </w:r>
-      <w:proofErr w:type="spellStart"/>
-      <w:r>
-        <w:t>revelaed</w:t>
-      </w:r>
-      <w:proofErr w:type="spellEnd"/>
-      <w:r>
-        <w:t xml:space="preserve"> that fitness varied significantly based on the ancestor’s genotypes with the variance going as high as </w:t>
-      </w:r>
-      <w:r>
-        <w:t>23%</w:t>
-      </w:r>
-      <w:r>
-        <w:t xml:space="preserve">. Mutations observed in the phase 2 </w:t>
-      </w:r>
-      <w:proofErr w:type="spellStart"/>
-      <w:r>
-        <w:t>experiemnt</w:t>
-      </w:r>
-      <w:proofErr w:type="spellEnd"/>
-      <w:r>
-        <w:t xml:space="preserve"> also showed a non </w:t>
-      </w:r>
-      <w:proofErr w:type="spellStart"/>
-      <w:r>
-        <w:t>nandom</w:t>
-      </w:r>
-      <w:proofErr w:type="spellEnd"/>
-      <w:r>
-        <w:t xml:space="preserve"> association with its phase 1 ancestor further </w:t>
-      </w:r>
-      <w:proofErr w:type="spellStart"/>
-      <w:r>
-        <w:t>indiocation</w:t>
-      </w:r>
-      <w:proofErr w:type="spellEnd"/>
-      <w:r>
-        <w:t xml:space="preserve"> that </w:t>
-      </w:r>
-      <w:r>
-        <w:rPr>
-          <w:highlight w:val="yellow"/>
-        </w:rPr>
-        <w:t>prior genetic divergence shapes the accessible mutational landscape in a subsequent environment</w:t>
-      </w:r>
-      <w:r>
-        <w:t xml:space="preserve">. </w:t>
-      </w:r>
-      <w:r>
-        <w:t>The body of literature reviewed here</w:t>
-      </w:r>
-      <w:r>
-        <w:t xml:space="preserve"> demonstrates that </w:t>
-      </w:r>
-      <w:r>
-        <w:t xml:space="preserve">E. coil and its </w:t>
-      </w:r>
-      <w:proofErr w:type="spellStart"/>
-      <w:r>
-        <w:t>rpoB</w:t>
-      </w:r>
-      <w:proofErr w:type="spellEnd"/>
-      <w:r>
-        <w:t xml:space="preserve"> mutations </w:t>
-      </w:r>
-      <w:r>
-        <w:t xml:space="preserve">confer </w:t>
-      </w:r>
-      <w:r>
-        <w:t xml:space="preserve">more benefits </w:t>
-      </w:r>
-      <w:r>
-        <w:t xml:space="preserve">than just resistance to RIF. While prior studies have shown the fitness effects of </w:t>
-      </w:r>
-      <w:proofErr w:type="spellStart"/>
-      <w:r>
-        <w:t>rpoB</w:t>
-      </w:r>
-      <w:proofErr w:type="spellEnd"/>
-      <w:r>
-        <w:t xml:space="preserve"> mutations, </w:t>
-      </w:r>
-      <w:r>
-        <w:t xml:space="preserve">they have </w:t>
-      </w:r>
-      <w:r>
-        <w:t xml:space="preserve">mainly focused on </w:t>
-      </w:r>
-      <w:r>
-        <w:t xml:space="preserve">a small number of </w:t>
-      </w:r>
-      <w:r>
-        <w:t>mutations and temperature. This leaves</w:t>
-      </w:r>
-      <w:r>
-        <w:t xml:space="preserve"> the broader thermal fitness landscape of these mutations uncharacterised.</w:t>
-      </w:r>
-      <w:r>
-        <w:t xml:space="preserve"> My research </w:t>
-      </w:r>
-      <w:r>
-        <w:t xml:space="preserve">therefore aims to address this gap by generating a comprehensive dataset on the fitness effects of </w:t>
-      </w:r>
-      <w:r>
-        <w:rPr>
-          <w:i/>
-          <w:iCs/>
-        </w:rPr>
-        <w:t>E. coli</w:t>
-      </w:r>
-      <w:r>
-        <w:t xml:space="preserve"> </w:t>
-      </w:r>
-      <w:proofErr w:type="spellStart"/>
-      <w:r>
-        <w:t>rpoB</w:t>
-      </w:r>
-      <w:proofErr w:type="spellEnd"/>
-      <w:r>
-        <w:t xml:space="preserve"> mutations across a wide and continuous temperature spectrum</w:t>
-      </w:r>
-      <w:r>
-        <w:t xml:space="preserve">. </w:t>
-      </w:r>
-    </w:p>
-    <w:p>
-      <w:pPr>
-        <w:spacing w:after="80" w:line="300" w:lineRule="auto"/>
-      </w:pPr>
-      <w:r>
-        <w:t xml:space="preserve"> </w:t>
-      </w:r>
-    </w:p>
-    <w:p>
-      <w:pPr>
-        <w:spacing w:after="80" w:line="300" w:lineRule="auto"/>
-      </w:pPr>
-    </w:p>
-    <w:p>
-      <w:pPr>
-        <w:spacing w:after="80" w:line="300" w:lineRule="auto"/>
-      </w:pPr>
-    </w:p>
-    <w:p>
-      <w:pPr>
-        <w:spacing w:after="80" w:line="300" w:lineRule="auto"/>
-      </w:pPr>
-    </w:p>
-    <w:p>
-      <w:pPr>
-        <w:spacing w:after="80" w:line="300" w:lineRule="auto"/>
-      </w:pPr>
-    </w:p>
-    <w:p>
-      <w:pPr>
-        <w:spacing w:after="80" w:line="300" w:lineRule="auto"/>
-      </w:pPr>
-    </w:p>
-    <w:p>
-      <w:pPr>
-        <w:spacing w:after="80" w:line="300" w:lineRule="auto"/>
-      </w:pPr>
-    </w:p>
-    <w:p>
-      <w:pPr>
-        <w:spacing w:after="80" w:line="300" w:lineRule="auto"/>
-      </w:pPr>
-    </w:p>
-    <w:p>
-      <w:pPr>
-        <w:rPr>
-          <w:b/>
-          <w:bCs/>
-        </w:rPr>
-      </w:pPr>
-      <w:r>
-        <w:rPr>
-          <w:b/>
-          <w:bCs/>
-        </w:rPr>
-        <w:lastRenderedPageBreak/>
-        <w:t>Other bacteria:</w:t>
-      </w:r>
-    </w:p>
-    <w:p>
-      <w:r>
-        <w:t>W</w:t>
-      </w:r>
-      <w:r>
-        <w:t>e also observe interesting interactions between RIF resistance and fluctuating environmental conditions is not unique E.</w:t>
-      </w:r>
-      <w:r>
-        <w:t xml:space="preserve"> coli</w:t>
-      </w:r>
-      <w:r>
-        <w:t xml:space="preserve"> but is also present in other bacteria. In a study done by </w:t>
-      </w:r>
-      <w:r>
-        <w:t xml:space="preserve">Gifford </w:t>
-      </w:r>
-      <w:r>
-        <w:t>et al. (2016)</w:t>
-      </w:r>
-      <w:r>
-        <w:t xml:space="preserve">, they investigated how </w:t>
-      </w:r>
-      <w:r>
-        <w:t xml:space="preserve">environmental variation affects the fitness costs of </w:t>
-      </w:r>
-      <w:r>
-        <w:t>RIF</w:t>
-      </w:r>
-      <w:r>
-        <w:t xml:space="preserve"> resistance mutations in </w:t>
-      </w:r>
-      <w:r>
-        <w:rPr>
-          <w:i/>
-          <w:iCs/>
-        </w:rPr>
-        <w:t>Pseudomonas aeruginosa</w:t>
-      </w:r>
-      <w:r>
-        <w:t>. T</w:t>
-      </w:r>
-      <w:r>
-        <w:t>he e</w:t>
-      </w:r>
-      <w:r>
-        <w:t>xperiment</w:t>
-      </w:r>
-      <w:r>
-        <w:t xml:space="preserve"> was done with </w:t>
-      </w:r>
-      <w:r>
-        <w:t xml:space="preserve">three mutations, </w:t>
-      </w:r>
-      <w:r>
-        <w:t>two primary resistance mutations rpoB531R and rpoB531Y</w:t>
-      </w:r>
-      <w:r>
-        <w:t xml:space="preserve"> </w:t>
-      </w:r>
-      <w:r>
-        <w:t xml:space="preserve">along with </w:t>
-      </w:r>
-      <w:r>
-        <w:t>a secondary compensatory mutation</w:t>
-      </w:r>
-      <w:r>
-        <w:t xml:space="preserve"> </w:t>
-      </w:r>
-      <w:r>
-        <w:t>rpoB531C</w:t>
-      </w:r>
-      <w:r>
-        <w:t xml:space="preserve"> and measured their fitness levels </w:t>
-      </w:r>
-      <w:r>
-        <w:t>across three temperatures 30°C, 37°C, and 42°C</w:t>
-      </w:r>
-      <w:r>
-        <w:t xml:space="preserve"> </w:t>
-      </w:r>
-      <w:r>
-        <w:t>in nutrient</w:t>
-      </w:r>
-      <w:r>
-        <w:t xml:space="preserve"> </w:t>
-      </w:r>
-      <w:r>
-        <w:t>rich medium</w:t>
-      </w:r>
-      <w:r>
-        <w:t xml:space="preserve"> and multiple carbon source. The stand out was </w:t>
-      </w:r>
-      <w:r>
-        <w:t xml:space="preserve">that the carbon source had little effect while </w:t>
-      </w:r>
-      <w:r>
-        <w:t xml:space="preserve">the </w:t>
-      </w:r>
-      <w:r>
-        <w:t>compensatory mutation conferred a significant fitness advantage at 30°C, was neutral at 37°C, and became costly at 42°C</w:t>
-      </w:r>
-      <w:r>
-        <w:t xml:space="preserve">. From this we can see that </w:t>
-      </w:r>
-      <w:proofErr w:type="spellStart"/>
-      <w:r>
-        <w:t>rpoB</w:t>
-      </w:r>
-      <w:proofErr w:type="spellEnd"/>
-      <w:r>
-        <w:t xml:space="preserve"> mutations can have a wild range of effects. This is further </w:t>
-      </w:r>
-      <w:proofErr w:type="spellStart"/>
-      <w:r>
-        <w:t>show</w:t>
-      </w:r>
-      <w:r>
-        <w:t>m</w:t>
-      </w:r>
-      <w:proofErr w:type="spellEnd"/>
-      <w:r>
-        <w:t xml:space="preserve"> in another study done on </w:t>
-      </w:r>
-      <w:r>
-        <w:t>Pseudomonas fluorescens</w:t>
-      </w:r>
-      <w:r>
-        <w:t xml:space="preserve"> by </w:t>
-      </w:r>
-      <w:proofErr w:type="spellStart"/>
-      <w:r>
-        <w:t>Bataillon</w:t>
-      </w:r>
-      <w:proofErr w:type="spellEnd"/>
-      <w:r>
-        <w:t xml:space="preserve"> </w:t>
-      </w:r>
-      <w:r>
-        <w:t>et al. (201</w:t>
-      </w:r>
-      <w:r>
-        <w:t>1</w:t>
-      </w:r>
-      <w:r>
-        <w:t>)</w:t>
-      </w:r>
-      <w:r>
-        <w:t xml:space="preserve"> where </w:t>
-      </w:r>
-      <w:r>
-        <w:t xml:space="preserve">they assayed the fitness of 18 mutants </w:t>
-      </w:r>
-      <w:r>
-        <w:t xml:space="preserve">isolated in LB on multiple carbon sources. </w:t>
-      </w:r>
-      <w:r>
-        <w:t>beneficial mutations carry little cost when transferred to new environments — mutants that performed well in LB generally remained beneficial or neutral across the range of carbon sources tested, with niche breadth similar to the wild type in nearly all cases. Thi</w:t>
-      </w:r>
-      <w:r>
-        <w:rPr>
-          <w:highlight w:val="yellow"/>
-        </w:rPr>
-        <w:t>s suggests that strong adaptive trade-offs are unlikely to evolve through single mutations and require the accumulation of multiple substitutions</w:t>
-      </w:r>
-    </w:p>
-    <w:p/>
-    <w:p/>
-    <w:p/>
-    <w:p/>
-    <w:p/>
-    <w:p/>
-    <w:p/>
-    <w:p/>
-    <w:p/>
-    <w:p/>
-    <w:p/>
-    <w:p/>
-    <w:p/>
-    <w:p/>
-    <w:p>
-      <w:r>
-        <w:rPr>
-          <w:b/>
-          <w:bCs/>
-        </w:rPr>
-        <w:lastRenderedPageBreak/>
-        <w:t>Chapter 2</w:t>
-      </w:r>
-      <w:r>
-        <w:rPr>
-          <w:b/>
-          <w:bCs/>
-        </w:rPr>
-        <w:t>:</w:t>
-      </w:r>
-    </w:p>
-    <w:p>
-      <w:pPr>
-        <w:rPr>
-          <w:b/>
-          <w:bCs/>
-        </w:rPr>
-      </w:pPr>
-      <w:r>
-        <w:rPr>
-          <w:b/>
-          <w:bCs/>
-        </w:rPr>
-        <w:t>Abstract:</w:t>
-      </w:r>
-    </w:p>
-    <w:p>
-      <w:pPr>
-        <w:rPr>
-          <w:rFonts w:eastAsia="Arial" w:cs="Arial"/>
-        </w:rPr>
-      </w:pPr>
-      <w:r>
-        <w:t xml:space="preserve">When </w:t>
-      </w:r>
-      <w:r>
-        <w:t xml:space="preserve">studying bacterial evolution, we often only </w:t>
-      </w:r>
-      <w:r>
-        <w:rPr>
-          <w:rFonts w:eastAsia="Arial" w:cs="Arial"/>
-        </w:rPr>
-        <w:t xml:space="preserve">observe </w:t>
-      </w:r>
-      <w:r>
-        <w:rPr>
-          <w:rFonts w:eastAsia="Arial" w:cs="Arial"/>
-        </w:rPr>
-        <w:t xml:space="preserve">and focus on </w:t>
-      </w:r>
-      <w:r>
-        <w:rPr>
-          <w:rFonts w:eastAsia="Arial" w:cs="Arial"/>
-        </w:rPr>
-        <w:t>the endpoint of the mutational process</w:t>
-      </w:r>
-      <w:r>
-        <w:rPr>
-          <w:rFonts w:eastAsia="Arial" w:cs="Arial"/>
-        </w:rPr>
-        <w:t xml:space="preserve"> the mutation rate</w:t>
-      </w:r>
-      <w:r>
-        <w:rPr>
-          <w:rFonts w:eastAsia="Arial" w:cs="Arial"/>
-        </w:rPr>
-        <w:t>. While missing the process of</w:t>
-      </w:r>
-      <w:r>
-        <w:rPr>
-          <w:rFonts w:eastAsia="Arial" w:cs="Arial"/>
-        </w:rPr>
-        <w:t xml:space="preserve"> emergence, establishment and selection</w:t>
-      </w:r>
-      <w:r>
-        <w:rPr>
-          <w:rFonts w:eastAsia="Arial" w:cs="Arial"/>
-        </w:rPr>
-        <w:t xml:space="preserve"> </w:t>
-      </w:r>
-      <w:r>
-        <w:rPr>
-          <w:rFonts w:eastAsia="Arial" w:cs="Arial"/>
-        </w:rPr>
-        <w:t>which all play an important role in shaping the final mutation</w:t>
-      </w:r>
-      <w:r>
-        <w:rPr>
-          <w:rFonts w:eastAsia="Arial" w:cs="Arial"/>
-        </w:rPr>
-        <w:t>s</w:t>
-      </w:r>
-      <w:r>
-        <w:rPr>
-          <w:rFonts w:eastAsia="Arial" w:cs="Arial"/>
-        </w:rPr>
-        <w:t xml:space="preserve"> that we see. </w:t>
-      </w:r>
-      <w:r>
-        <w:rPr>
-          <w:rFonts w:eastAsia="Arial" w:cs="Arial"/>
-        </w:rPr>
-        <w:t>Using antibiotic resistance as a model, the spectrum of resistance mutations</w:t>
-      </w:r>
-      <w:r>
-        <w:rPr>
-          <w:rFonts w:eastAsia="Arial" w:cs="Arial"/>
-        </w:rPr>
-        <w:t xml:space="preserve"> that arise can be highly varied and certain mutations can appear </w:t>
-      </w:r>
-      <w:r>
-        <w:rPr>
-          <w:rFonts w:eastAsia="Arial" w:cs="Arial"/>
-        </w:rPr>
-        <w:t>repeatedly across independent experiments while others, theoretically equally capable of conferring resistance, are rarely if ever recovered</w:t>
-      </w:r>
-      <w:r>
-        <w:rPr>
-          <w:rFonts w:eastAsia="Arial" w:cs="Arial"/>
-        </w:rPr>
-        <w:t xml:space="preserve">. </w:t>
-      </w:r>
-      <w:r>
-        <w:rPr>
-          <w:rFonts w:eastAsia="Arial" w:cs="Arial"/>
-        </w:rPr>
-        <w:t xml:space="preserve">We </w:t>
-      </w:r>
-      <w:proofErr w:type="spellStart"/>
-      <w:r>
-        <w:rPr>
-          <w:rFonts w:eastAsia="Arial" w:cs="Arial"/>
-        </w:rPr>
-        <w:t>hypothise</w:t>
-      </w:r>
-      <w:proofErr w:type="spellEnd"/>
-      <w:r>
-        <w:rPr>
-          <w:rFonts w:eastAsia="Arial" w:cs="Arial"/>
-        </w:rPr>
-        <w:t xml:space="preserve"> that this can </w:t>
-      </w:r>
-      <w:r>
-        <w:rPr>
-          <w:rFonts w:eastAsia="Arial" w:cs="Arial"/>
-        </w:rPr>
-        <w:t>arise at two distinct points in the mutational process</w:t>
-      </w:r>
-      <w:r>
-        <w:rPr>
-          <w:rFonts w:eastAsia="Arial" w:cs="Arial"/>
-        </w:rPr>
-        <w:t xml:space="preserve"> during either emergence or establishment</w:t>
-      </w:r>
-      <w:r>
-        <w:rPr>
-          <w:rFonts w:eastAsia="Arial" w:cs="Arial"/>
-        </w:rPr>
-        <w:t xml:space="preserve"> phase</w:t>
-      </w:r>
-      <w:r>
-        <w:rPr>
-          <w:rFonts w:eastAsia="Arial" w:cs="Arial"/>
-        </w:rPr>
-        <w:t>.</w:t>
-      </w:r>
-      <w:r>
-        <w:rPr>
-          <w:rFonts w:eastAsia="Arial" w:cs="Arial"/>
-        </w:rPr>
-        <w:t xml:space="preserve"> If </w:t>
-      </w:r>
-      <w:r>
-        <w:rPr>
-          <w:rFonts w:eastAsia="Arial" w:cs="Arial"/>
-        </w:rPr>
-        <w:t xml:space="preserve">the uneven distribution of mutations occurs during </w:t>
-      </w:r>
-      <w:r>
-        <w:rPr>
-          <w:rFonts w:eastAsia="Arial" w:cs="Arial"/>
-        </w:rPr>
-        <w:t xml:space="preserve">emergence, </w:t>
-      </w:r>
-      <w:r>
-        <w:rPr>
-          <w:rFonts w:eastAsia="Arial" w:cs="Arial"/>
-        </w:rPr>
-        <w:t xml:space="preserve">it is most likely a reflection of the jackpot distribution mentioned in the </w:t>
-      </w:r>
-      <w:proofErr w:type="spellStart"/>
-      <w:r>
-        <w:rPr>
-          <w:rFonts w:eastAsia="Arial" w:cs="Arial"/>
-        </w:rPr>
-        <w:t>luria</w:t>
-      </w:r>
-      <w:proofErr w:type="spellEnd"/>
-      <w:r>
-        <w:rPr>
-          <w:rFonts w:eastAsia="Arial" w:cs="Arial"/>
-        </w:rPr>
-        <w:t xml:space="preserve"> </w:t>
-      </w:r>
-      <w:proofErr w:type="spellStart"/>
-      <w:r>
-        <w:rPr>
-          <w:rFonts w:eastAsia="Arial" w:cs="Arial"/>
-        </w:rPr>
-        <w:t>debuk</w:t>
-      </w:r>
-      <w:proofErr w:type="spellEnd"/>
-      <w:r>
-        <w:rPr>
-          <w:rFonts w:eastAsia="Arial" w:cs="Arial"/>
-        </w:rPr>
-        <w:t xml:space="preserve"> </w:t>
-      </w:r>
-      <w:proofErr w:type="spellStart"/>
-      <w:r>
-        <w:rPr>
-          <w:rFonts w:eastAsia="Arial" w:cs="Arial"/>
-        </w:rPr>
-        <w:t>expeiremnt</w:t>
-      </w:r>
-      <w:proofErr w:type="spellEnd"/>
-      <w:r>
-        <w:rPr>
-          <w:rFonts w:eastAsia="Arial" w:cs="Arial"/>
-        </w:rPr>
-        <w:t xml:space="preserve"> where () </w:t>
-      </w:r>
-      <w:r>
-        <w:rPr>
-          <w:rFonts w:eastAsia="Arial" w:cs="Arial"/>
-        </w:rPr>
-        <w:t xml:space="preserve">where </w:t>
-      </w:r>
-      <w:r>
-        <w:rPr>
-          <w:rFonts w:eastAsia="Arial" w:cs="Arial"/>
-        </w:rPr>
-        <w:t>due to some reason</w:t>
-      </w:r>
-      <w:r>
-        <w:rPr>
-          <w:rFonts w:eastAsia="Arial" w:cs="Arial"/>
-        </w:rPr>
-        <w:t xml:space="preserve"> like …</w:t>
-      </w:r>
-      <w:r>
-        <w:rPr>
-          <w:rFonts w:eastAsia="Arial" w:cs="Arial"/>
-        </w:rPr>
-        <w:t>, certain mutations</w:t>
-      </w:r>
-      <w:r>
-        <w:rPr>
-          <w:rFonts w:eastAsia="Arial" w:cs="Arial"/>
-        </w:rPr>
-        <w:t xml:space="preserve"> arise more </w:t>
-      </w:r>
-      <w:r>
-        <w:rPr>
-          <w:rFonts w:eastAsia="Arial" w:cs="Arial"/>
-        </w:rPr>
-        <w:t xml:space="preserve">frequently. This is not the only possibility as it is also possible that </w:t>
-      </w:r>
-      <w:r>
-        <w:rPr>
-          <w:rFonts w:eastAsia="Arial" w:cs="Arial"/>
-        </w:rPr>
-        <w:t>mutations</w:t>
-      </w:r>
-      <w:r>
-        <w:rPr>
-          <w:rFonts w:eastAsia="Arial" w:cs="Arial"/>
-        </w:rPr>
-        <w:t xml:space="preserve"> arise at </w:t>
-      </w:r>
-      <w:r>
-        <w:rPr>
-          <w:rFonts w:eastAsia="Arial" w:cs="Arial"/>
-        </w:rPr>
-        <w:t>broadly similar rates</w:t>
-      </w:r>
-      <w:r>
-        <w:rPr>
-          <w:rFonts w:eastAsia="Arial" w:cs="Arial"/>
-        </w:rPr>
-        <w:t xml:space="preserve"> this time following a </w:t>
-      </w:r>
-      <w:proofErr w:type="spellStart"/>
-      <w:r>
-        <w:rPr>
-          <w:rFonts w:eastAsia="Arial" w:cs="Arial"/>
-        </w:rPr>
-        <w:t>pisson</w:t>
-      </w:r>
-      <w:proofErr w:type="spellEnd"/>
-      <w:r>
-        <w:rPr>
-          <w:rFonts w:eastAsia="Arial" w:cs="Arial"/>
-        </w:rPr>
-        <w:t xml:space="preserve"> distribution</w:t>
-      </w:r>
-      <w:r>
-        <w:rPr>
-          <w:rFonts w:eastAsia="Arial" w:cs="Arial"/>
-        </w:rPr>
-        <w:t xml:space="preserve"> ()</w:t>
-      </w:r>
-      <w:r>
-        <w:rPr>
-          <w:rFonts w:eastAsia="Arial" w:cs="Arial"/>
-        </w:rPr>
-        <w:t xml:space="preserve">, but differ in </w:t>
-      </w:r>
-      <w:r>
-        <w:rPr>
-          <w:rFonts w:eastAsia="Arial" w:cs="Arial"/>
-        </w:rPr>
-        <w:t xml:space="preserve">the probability of surviving the early stochastic window between the moment a single mutant cell is </w:t>
-      </w:r>
-      <w:r>
-        <w:rPr>
-          <w:rFonts w:eastAsia="Arial" w:cs="Arial"/>
-        </w:rPr>
-        <w:t xml:space="preserve">established to when it becomes a </w:t>
-      </w:r>
-      <w:r>
-        <w:rPr>
-          <w:rFonts w:ascii="Arial" w:eastAsia="Arial" w:hAnsi="Arial" w:cs="Arial"/>
-        </w:rPr>
-        <w:t xml:space="preserve">detectable clone </w:t>
-      </w:r>
-      <w:r>
-        <w:rPr>
-          <w:rFonts w:eastAsia="Arial" w:cs="Arial"/>
-        </w:rPr>
-        <w:t>(Alexander &amp; MacLean, 2020; Patwa &amp; Wahl, 2008</w:t>
-      </w:r>
-      <w:r>
-        <w:rPr>
-          <w:rFonts w:eastAsia="Arial" w:cs="Arial"/>
-        </w:rPr>
-        <w:t xml:space="preserve">). </w:t>
-      </w:r>
-      <w:r>
-        <w:rPr>
-          <w:rFonts w:eastAsia="Arial" w:cs="Arial"/>
-        </w:rPr>
-        <w:t xml:space="preserve">To distinguish the process that affect the mutation rate the most I will be conducting an experiment testing for the stochastic establishment of RIF resistant E. coli </w:t>
-      </w:r>
-      <w:proofErr w:type="spellStart"/>
-      <w:r>
-        <w:rPr>
-          <w:rFonts w:eastAsia="Arial" w:cs="Arial"/>
-        </w:rPr>
-        <w:t>rpoB</w:t>
-      </w:r>
-      <w:proofErr w:type="spellEnd"/>
-      <w:r>
-        <w:rPr>
-          <w:rFonts w:eastAsia="Arial" w:cs="Arial"/>
-        </w:rPr>
-        <w:t xml:space="preserve"> mutations we have previously isolated to determine which factor plays the most important role in shaping the mutations that we see. As b</w:t>
-      </w:r>
-      <w:r>
-        <w:rPr>
-          <w:rFonts w:eastAsia="Arial" w:cs="Arial"/>
-        </w:rPr>
-        <w:t xml:space="preserve">eing able to identify which stage exerts the greatest influence on what </w:t>
-      </w:r>
-      <w:r>
-        <w:rPr>
-          <w:rFonts w:eastAsia="Arial" w:cs="Arial"/>
-        </w:rPr>
-        <w:t xml:space="preserve">mutations we observe can hopefully help with the notoriously difficult </w:t>
-      </w:r>
-      <w:r>
-        <w:rPr>
-          <w:rFonts w:eastAsia="Arial" w:cs="Arial"/>
-        </w:rPr>
-        <w:t>predicting resistance evolution in both clinical and laboratory settings.</w:t>
-      </w:r>
-    </w:p>
-    <w:p>
-      <w:pPr>
-        <w:rPr>
-          <w:rFonts w:eastAsia="Arial" w:cs="Arial"/>
-        </w:rPr>
-      </w:pPr>
-    </w:p>
-    <w:p>
-      <w:pPr>
-        <w:rPr>
-          <w:rFonts w:eastAsia="Arial" w:cs="Arial"/>
-        </w:rPr>
-      </w:pPr>
-      <w:r>
-        <w:rPr>
-          <w:b/>
-          <w:bCs/>
-        </w:rPr>
-        <w:t>T</w:t>
-      </w:r>
-      <w:r>
-        <w:rPr>
-          <w:b/>
-          <w:bCs/>
-        </w:rPr>
-        <w:t>he importance of mutation and the stochastic aspect of it</w:t>
-      </w:r>
-    </w:p>
-    <w:p>
-      <w:pPr>
-        <w:rPr>
-          <w:b/>
-          <w:bCs/>
-        </w:rPr>
-      </w:pPr>
-      <w:r>
-        <w:t xml:space="preserve">While it was been observed that establishment is a stochastic process, its type needs to be distinguished. From theory we have so far, there are three main types of stochasticity, </w:t>
-      </w:r>
-      <w:r>
-        <w:t>stochasticity of mutation and variation, of individual life histories and of environmental change</w:t>
-      </w:r>
-      <w:r>
-        <w:t xml:space="preserve">. The initial type of </w:t>
-      </w:r>
-      <w:r>
-        <w:t>stochasticity of mutation and variation</w:t>
-      </w:r>
-      <w:r>
-        <w:t xml:space="preserve"> or demographic stochasticity is the theory where random emergence or death of cells are the primary driver of establishment or mortality. detail we need to distinguish between demographic stochasticity and environmental stochasticity. argues that </w:t>
-      </w:r>
-    </w:p>
-    <w:p>
-      <w:pPr>
-        <w:rPr>
-          <w:rFonts w:eastAsia="Arial" w:cs="Arial"/>
-        </w:rPr>
-      </w:pPr>
-      <w:r>
-        <w:t xml:space="preserve">  an important distinguishment was made by </w:t>
-      </w:r>
-      <w:r>
-        <w:t>Lenormand, T., Roze, D., &amp; Rousset, F. (2009</w:t>
-      </w:r>
-      <w:proofErr w:type="gramStart"/>
-      <w:r>
-        <w:t>)</w:t>
-      </w:r>
-      <w:r>
-        <w:t xml:space="preserve">  which</w:t>
-      </w:r>
-      <w:proofErr w:type="gramEnd"/>
-      <w:r>
-        <w:t xml:space="preserve"> for whether </w:t>
-      </w:r>
-      <w:proofErr w:type="gramStart"/>
-      <w:r>
-        <w:t>Now</w:t>
-      </w:r>
-      <w:proofErr w:type="gramEnd"/>
-      <w:r>
-        <w:t>, when we examine stochasticity in mutations in more</w:t>
-      </w:r>
-    </w:p>
-    <w:p>
-      <w:pPr>
-        <w:rPr>
-          <w:rFonts w:eastAsia="Arial" w:cs="Arial"/>
-        </w:rPr>
-      </w:pPr>
-    </w:p>
-    <w:p>
-      <w:pPr>
-        <w:rPr>
-          <w:rFonts w:eastAsia="Arial" w:cs="Arial"/>
-        </w:rPr>
-      </w:pPr>
-    </w:p>
-    <w:p>
-      <w:pPr>
-        <w:rPr>
-          <w:rFonts w:eastAsia="Arial" w:cs="Arial"/>
-        </w:rPr>
-      </w:pPr>
-      <w:r>
-        <w:rPr>
-          <w:b/>
-          <w:bCs/>
-        </w:rPr>
-        <w:lastRenderedPageBreak/>
-        <w:t>E</w:t>
-      </w:r>
-      <w:r>
-        <w:rPr>
-          <w:b/>
-          <w:bCs/>
-        </w:rPr>
-        <w:t>mergence</w:t>
-      </w:r>
-      <w:r>
-        <w:rPr>
-          <w:b/>
-          <w:bCs/>
-        </w:rPr>
-        <w:t xml:space="preserve"> and the Luria </w:t>
-      </w:r>
-      <w:proofErr w:type="spellStart"/>
-      <w:r>
-        <w:rPr>
-          <w:b/>
-          <w:bCs/>
-        </w:rPr>
-        <w:t>deb</w:t>
-      </w:r>
-      <w:r>
-        <w:rPr>
-          <w:b/>
-          <w:bCs/>
-        </w:rPr>
-        <w:t>bruk</w:t>
-      </w:r>
-      <w:proofErr w:type="spellEnd"/>
-      <w:r>
-        <w:rPr>
-          <w:b/>
-          <w:bCs/>
-        </w:rPr>
-        <w:t xml:space="preserve"> experiment:</w:t>
+        <w:t>Stochastic establishment and mortality</w:t>
       </w:r>
       <w:r>
         <w:rPr>
@@ -3597,401 +3024,6 @@
         </w:rPr>
         <w:t xml:space="preserve"> </w:t>
       </w:r>
-    </w:p>
-    <w:p>
-      <w:r>
-        <w:t>From what</w:t>
-      </w:r>
-      <w:r>
-        <w:t xml:space="preserve"> is currently known before the introduction of any drugs</w:t>
-      </w:r>
-      <w:r>
-        <w:t xml:space="preserve"> </w:t>
-      </w:r>
-      <w:r>
-        <w:t>emergence of resistance</w:t>
-      </w:r>
-      <w:r>
-        <w:t xml:space="preserve"> is a stochastic process. These </w:t>
-      </w:r>
-      <w:r>
-        <w:t>mutants may already exist in</w:t>
-      </w:r>
-      <w:r>
-        <w:t xml:space="preserve"> a bacterial population</w:t>
-      </w:r>
-      <w:r>
-        <w:t xml:space="preserve"> at low levels </w:t>
-      </w:r>
-      <w:r>
-        <w:t xml:space="preserve">balanced by the </w:t>
-      </w:r>
-      <w:r>
-        <w:t>mutation rate, immigration of resistant strains from outside, and the fitness cost of resistance in a drug-free environment</w:t>
-      </w:r>
-      <w:r>
-        <w:t xml:space="preserve"> </w:t>
-      </w:r>
-      <w:r>
-        <w:t>(</w:t>
-      </w:r>
-      <w:r>
-        <w:t xml:space="preserve">Zur </w:t>
-      </w:r>
-      <w:proofErr w:type="spellStart"/>
-      <w:r>
-        <w:t>Wiesch</w:t>
-      </w:r>
-      <w:proofErr w:type="spellEnd"/>
-      <w:r>
-        <w:t xml:space="preserve"> et al., 2011)</w:t>
-      </w:r>
-      <w:r>
-        <w:t xml:space="preserve">. </w:t>
-      </w:r>
-      <w:r>
-        <w:t>On the chance</w:t>
-      </w:r>
-      <w:r>
-        <w:t xml:space="preserve"> </w:t>
-      </w:r>
-      <w:r>
-        <w:t xml:space="preserve">when there </w:t>
-      </w:r>
-      <w:proofErr w:type="gramStart"/>
-      <w:r>
-        <w:t>is</w:t>
-      </w:r>
-      <w:proofErr w:type="gramEnd"/>
-      <w:r>
-        <w:t xml:space="preserve"> no </w:t>
-      </w:r>
-      <w:r>
-        <w:t xml:space="preserve">resistant mutants </w:t>
-      </w:r>
-      <w:r>
-        <w:t>t</w:t>
-      </w:r>
-      <w:r>
-        <w:t>he initial appearance</w:t>
-      </w:r>
-      <w:r>
-        <w:t xml:space="preserve"> </w:t>
-      </w:r>
-      <w:r>
-        <w:t>is a chance event</w:t>
-      </w:r>
-      <w:r>
-        <w:t xml:space="preserve"> induced </w:t>
-      </w:r>
-      <w:r>
-        <w:t xml:space="preserve">by mutation or immigration rates and effective population size </w:t>
-      </w:r>
-      <w:r>
-        <w:t>but not</w:t>
-      </w:r>
-      <w:r>
-        <w:t xml:space="preserve"> </w:t>
-      </w:r>
-      <w:r>
-        <w:t xml:space="preserve">because of </w:t>
-      </w:r>
-      <w:r>
-        <w:t>drug</w:t>
-      </w:r>
-      <w:r>
-        <w:t>s</w:t>
-      </w:r>
-      <w:r>
-        <w:t xml:space="preserve">. </w:t>
-      </w:r>
-      <w:r>
-        <w:t xml:space="preserve">The reason we know </w:t>
-      </w:r>
-      <w:r>
-        <w:t>this is that is what is happening is due to a landmark study done</w:t>
-      </w:r>
-      <w:r>
-        <w:t xml:space="preserve"> in 1943 known as the </w:t>
-      </w:r>
-      <w:r>
-        <w:t xml:space="preserve">Luria–Delbrück Experiment or a </w:t>
-      </w:r>
-      <w:r>
-        <w:t>fluctuation experiment</w:t>
-      </w:r>
-      <w:r>
-        <w:t xml:space="preserve"> which </w:t>
-      </w:r>
-      <w:r>
-        <w:t xml:space="preserve">is still used today to </w:t>
-      </w:r>
-      <w:r>
-        <w:t xml:space="preserve">detect </w:t>
-      </w:r>
-      <w:r>
-        <w:t xml:space="preserve">and isolate spontaneous mutations in bacteria. </w:t>
-      </w:r>
-      <w:r>
-        <w:t xml:space="preserve">In their original design, </w:t>
-      </w:r>
-      <w:r>
-        <w:t xml:space="preserve">multiple replicate cultures of E. coli were grown </w:t>
-      </w:r>
-      <w:r>
-        <w:t xml:space="preserve">from a very small number of </w:t>
-      </w:r>
-      <w:r>
-        <w:t>colonies</w:t>
-      </w:r>
-      <w:r>
-        <w:t xml:space="preserve"> to </w:t>
-      </w:r>
-      <w:r>
-        <w:t>a large population</w:t>
-      </w:r>
-      <w:r>
-        <w:t xml:space="preserve"> which was then plated onto </w:t>
-      </w:r>
-      <w:r>
-        <w:t xml:space="preserve">a </w:t>
-      </w:r>
-      <w:proofErr w:type="spellStart"/>
-      <w:r>
-        <w:t>neutrient</w:t>
-      </w:r>
-      <w:proofErr w:type="spellEnd"/>
-      <w:r>
-        <w:t xml:space="preserve"> agar with </w:t>
-      </w:r>
-      <w:r>
-        <w:t>bacteriophage acting as the selection</w:t>
-      </w:r>
-      <w:r>
-        <w:t xml:space="preserve"> for the study. </w:t>
-      </w:r>
-      <w:r>
-        <w:t>This</w:t>
-      </w:r>
-      <w:r>
-        <w:t xml:space="preserve"> experiment was designed to </w:t>
-      </w:r>
-      <w:r>
-        <w:t xml:space="preserve">test two </w:t>
-      </w:r>
-      <w:r>
-        <w:t xml:space="preserve">competing hypotheses which was whether </w:t>
-      </w:r>
-      <w:r>
-        <w:t>resistance mutations ar</w:t>
-      </w:r>
-      <w:r>
-        <w:t>ose</w:t>
-      </w:r>
-      <w:r>
-        <w:t xml:space="preserve"> as a response to phage or drug exposure or</w:t>
-      </w:r>
-      <w:r>
-        <w:t xml:space="preserve"> </w:t>
-      </w:r>
-      <w:r>
-        <w:t xml:space="preserve">that </w:t>
-      </w:r>
-      <w:r>
-        <w:t>resistance arises stochastically during growth</w:t>
-      </w:r>
-      <w:r>
-        <w:t xml:space="preserve"> </w:t>
-      </w:r>
-      <w:r>
-        <w:t xml:space="preserve">before the introduction of deterministic </w:t>
-      </w:r>
-      <w:r>
-        <w:t>factors</w:t>
-      </w:r>
-      <w:r>
-        <w:t xml:space="preserve">. </w:t>
-      </w:r>
-      <w:r>
-        <w:t xml:space="preserve">If the first theory was </w:t>
-      </w:r>
-      <w:proofErr w:type="gramStart"/>
-      <w:r>
-        <w:t>correct</w:t>
-      </w:r>
-      <w:proofErr w:type="gramEnd"/>
-      <w:r>
-        <w:t xml:space="preserve"> </w:t>
-      </w:r>
-      <w:r>
-        <w:t xml:space="preserve">we then expect to see an even distribution of growth on each plate as the bacteria </w:t>
-      </w:r>
-      <w:r>
-        <w:t xml:space="preserve">each developed resistance due to the phage. </w:t>
-      </w:r>
-      <w:r>
-        <w:t xml:space="preserve">If the second theory was correct then we expect to see </w:t>
-      </w:r>
-      <w:r>
-        <w:t xml:space="preserve">high variance between different plates as the </w:t>
-      </w:r>
-      <w:r>
-        <w:t xml:space="preserve">colonies that grew would have </w:t>
-      </w:r>
-      <w:proofErr w:type="spellStart"/>
-      <w:r>
-        <w:t>stochatcily</w:t>
-      </w:r>
-      <w:proofErr w:type="spellEnd"/>
-      <w:r>
-        <w:t xml:space="preserve"> developed resistance while the colonies that died would have had the opposite result. </w:t>
-      </w:r>
-      <w:r>
-        <w:t xml:space="preserve">Furthermore, two </w:t>
-      </w:r>
-      <w:r>
-        <w:t xml:space="preserve">types of distribution that models for </w:t>
-      </w:r>
-      <w:r>
-        <w:t xml:space="preserve">the emergence of mutations were also being tested. </w:t>
-      </w:r>
-      <w:r>
-        <w:t xml:space="preserve">If the </w:t>
-      </w:r>
-      <w:r>
-        <w:t xml:space="preserve">theory that </w:t>
-      </w:r>
-      <w:r>
-        <w:t xml:space="preserve">resistance directed </w:t>
-      </w:r>
-      <w:r>
-        <w:t>to antibiotic exposure</w:t>
-      </w:r>
-      <w:r>
-        <w:t xml:space="preserve"> was </w:t>
-      </w:r>
-      <w:r>
-        <w:t>correct,</w:t>
-      </w:r>
-      <w:r>
-        <w:t xml:space="preserve"> we would see a </w:t>
-      </w:r>
-      <w:r>
-        <w:t>Poisson distribution</w:t>
-      </w:r>
-      <w:r>
-        <w:t xml:space="preserve"> </w:t>
-      </w:r>
-      <w:r>
-        <w:t>with the emerging resistant mutants</w:t>
-      </w:r>
-      <w:r>
-        <w:t xml:space="preserve"> </w:t>
-      </w:r>
-      <w:r>
-        <w:t xml:space="preserve">because each bacterium </w:t>
-      </w:r>
-      <w:r>
-        <w:t xml:space="preserve">would </w:t>
-      </w:r>
-      <w:r>
-        <w:t>independently become resistant upon phage exposure</w:t>
-      </w:r>
-      <w:r>
-        <w:t>.</w:t>
-      </w:r>
-      <w:r>
-        <w:t xml:space="preserve"> </w:t>
-      </w:r>
-      <w:r>
-        <w:t xml:space="preserve">On the other hand, </w:t>
-      </w:r>
-      <w:r>
-        <w:t xml:space="preserve">if </w:t>
-      </w:r>
-      <w:r>
-        <w:t>resistance mutation were stochastic then we would expect to see</w:t>
-      </w:r>
-      <w:r>
-        <w:t xml:space="preserve"> a </w:t>
-      </w:r>
-      <w:r>
-        <w:t>skewed distribution</w:t>
-      </w:r>
-      <w:r>
-        <w:t xml:space="preserve"> of </w:t>
-      </w:r>
-      <w:r>
-        <w:t>resistant mutants that arose early in the population</w:t>
-      </w:r>
-      <w:r>
-        <w:t xml:space="preserve"> </w:t>
-      </w:r>
-      <w:r>
-        <w:t xml:space="preserve">which is also </w:t>
-      </w:r>
-      <w:proofErr w:type="spellStart"/>
-      <w:r>
-        <w:t>know</w:t>
-      </w:r>
-      <w:proofErr w:type="spellEnd"/>
-      <w:r>
-        <w:t xml:space="preserve"> as a jackpot distribution.</w:t>
-      </w:r>
-      <w:r>
-        <w:t xml:space="preserve"> </w:t>
-      </w:r>
-      <w:r>
-        <w:t xml:space="preserve">Luria and Delbrück's result showed </w:t>
-      </w:r>
-      <w:r>
-        <w:t xml:space="preserve">high variance in </w:t>
-      </w:r>
-      <w:r>
-        <w:t xml:space="preserve">CFU between plates </w:t>
-      </w:r>
-      <w:r>
-        <w:t xml:space="preserve">far beyond the Poisson distribution </w:t>
-      </w:r>
-      <w:r>
-        <w:t xml:space="preserve">thus conclusively cementing </w:t>
-      </w:r>
-      <w:r>
-        <w:t xml:space="preserve">the theory that mutations are stochastic and </w:t>
-      </w:r>
-      <w:r>
-        <w:t xml:space="preserve">jackpot mutations can appear and take over a population. </w:t>
-      </w:r>
-    </w:p>
-    <w:p/>
-    <w:p/>
-    <w:p/>
-    <w:p/>
-    <w:p/>
-    <w:p/>
-    <w:p/>
-    <w:p>
-      <w:pPr>
-        <w:rPr>
-          <w:b/>
-          <w:bCs/>
-        </w:rPr>
-      </w:pPr>
-      <w:r>
-        <w:rPr>
-          <w:b/>
-          <w:bCs/>
-        </w:rPr>
-        <w:lastRenderedPageBreak/>
-        <w:t>Stochastic establishment and mortality</w:t>
-      </w:r>
-      <w:r>
-        <w:rPr>
-          <w:b/>
-          <w:bCs/>
-        </w:rPr>
-        <w:t xml:space="preserve"> </w:t>
-      </w:r>
       <w:r>
         <w:rPr>
           <w:b/>
@@ -4002,286 +3034,249 @@
     </w:p>
     <w:p>
       <w:r>
-        <w:t>T</w:t>
-      </w:r>
-      <w:r>
-        <w:t>here are many factors that determine t</w:t>
-      </w:r>
-      <w:r>
-        <w:t xml:space="preserve">he fate of a new </w:t>
-      </w:r>
-      <w:r>
-        <w:t>mutation</w:t>
-      </w:r>
-      <w:r>
-        <w:t xml:space="preserve"> that </w:t>
-      </w:r>
-      <w:r>
-        <w:t>arises in a bacterial population. E</w:t>
-      </w:r>
-      <w:r>
-        <w:t>very mutant</w:t>
-      </w:r>
-      <w:r>
-        <w:t>,</w:t>
-      </w:r>
-      <w:r>
-        <w:t xml:space="preserve"> even ones with </w:t>
-      </w:r>
-      <w:r>
-        <w:t xml:space="preserve">high levels of fitness faces </w:t>
-      </w:r>
-      <w:r>
-        <w:t xml:space="preserve">the critical </w:t>
-      </w:r>
-      <w:r>
-        <w:t>stochastic phase right after</w:t>
-      </w:r>
-      <w:r>
-        <w:t xml:space="preserve"> emergence</w:t>
+        <w:t xml:space="preserve">While the </w:t>
+      </w:r>
+      <w:r>
+        <w:t>Fluctuation analysis</w:t>
       </w:r>
       <w:r>
         <w:t xml:space="preserve"> </w:t>
       </w:r>
       <w:r>
-        <w:t>known as establishment</w:t>
-      </w:r>
-      <w:r>
-        <w:t>.</w:t>
-      </w:r>
-      <w:r>
-        <w:t xml:space="preserve"> This is </w:t>
-      </w:r>
-      <w:r>
-        <w:t>whereas</w:t>
-      </w:r>
-      <w:r>
-        <w:t xml:space="preserve"> a newly emerged</w:t>
-      </w:r>
-      <w:r>
-        <w:t xml:space="preserve"> single cell</w:t>
-      </w:r>
-      <w:r>
-        <w:t xml:space="preserve"> will </w:t>
-      </w:r>
-      <w:r>
-        <w:t xml:space="preserve">survive or die </w:t>
-      </w:r>
-      <w:r>
-        <w:t xml:space="preserve">depending on the result of </w:t>
-      </w:r>
-      <w:r>
-        <w:t>the first few division events, which are governed by random birth and death processes</w:t>
-      </w:r>
-      <w:r>
-        <w:t>.</w:t>
+        <w:t xml:space="preserve">remains the standard method for estimating microbial mutation rates, it only captures the first stochastic </w:t>
+      </w:r>
+      <w:r>
+        <w:t>phase</w:t>
+      </w:r>
+      <w:r>
+        <w:t xml:space="preserve"> a mutation faces: whether it </w:t>
+      </w:r>
+      <w:r>
+        <w:t>is able to emerge. The experiment makes an assumption that a newly arisen mutant will go on to survive</w:t>
+      </w:r>
+      <w:r>
+        <w:t>, when in reality</w:t>
+      </w:r>
+      <w:r>
+        <w:t xml:space="preserve">, </w:t>
+      </w:r>
+      <w:r>
+        <w:t xml:space="preserve">however beneficial </w:t>
+      </w:r>
+      <w:r>
+        <w:t xml:space="preserve">a new mutation </w:t>
+      </w:r>
+      <w:r>
+        <w:t xml:space="preserve">must also survive a period of vulnerability governed by chance division </w:t>
+      </w:r>
+      <w:r>
+        <w:t>or mortality</w:t>
+      </w:r>
+      <w:r>
+        <w:t xml:space="preserve"> event</w:t>
+      </w:r>
+      <w:r>
+        <w:t xml:space="preserve"> which I will call establishment </w:t>
+      </w:r>
+      <w:r>
+        <w:t xml:space="preserve">(Zur </w:t>
+      </w:r>
+      <w:proofErr w:type="spellStart"/>
+      <w:r>
+        <w:t>Wiesch</w:t>
+      </w:r>
+      <w:proofErr w:type="spellEnd"/>
+      <w:r>
+        <w:t xml:space="preserve"> et al., 2011)</w:t>
+      </w:r>
+      <w:r>
+        <w:t xml:space="preserve">. </w:t>
+      </w:r>
+      <w:r>
+        <w:t xml:space="preserve">The </w:t>
+      </w:r>
+      <w:r>
+        <w:t>theoretical foundations of establishment</w:t>
       </w:r>
       <w:r>
         <w:t xml:space="preserve"> </w:t>
       </w:r>
-      <w:r>
-        <w:t xml:space="preserve">Here I will define establishment as the </w:t>
-      </w:r>
-      <w:r>
-        <w:t xml:space="preserve">rise of </w:t>
-      </w:r>
-      <w:r>
-        <w:t xml:space="preserve">resistant </w:t>
-      </w:r>
-      <w:r>
-        <w:t>mutants beyond</w:t>
-      </w:r>
-      <w:r>
-        <w:t xml:space="preserve"> danger of immediate extinction</w:t>
+      <w:proofErr w:type="gramStart"/>
+      <w:r>
+        <w:t>was</w:t>
+      </w:r>
+      <w:proofErr w:type="gramEnd"/>
+      <w:r>
+        <w:t xml:space="preserve"> pioneered by a paper by </w:t>
+      </w:r>
+      <w:r>
+        <w:t>(Haldane, 1927)</w:t>
+      </w:r>
+      <w:r>
+        <w:t xml:space="preserve"> which stated that </w:t>
+      </w:r>
+      <w:r>
+        <w:t>that a weakly beneficial allele fixes with probability ≈2</w:t>
+      </w:r>
+      <w:r>
+        <w:rPr>
+          <w:i/>
+          <w:iCs/>
+        </w:rPr>
+        <w:t>s</w:t>
+      </w:r>
+      <w:r>
+        <w:t xml:space="preserve"> in a large population, assuming discrete generations, weak selection, and Poisson-distributed offspring</w:t>
+      </w:r>
+      <w:r>
+        <w:t xml:space="preserve">. Later </w:t>
+      </w:r>
+      <w:r>
+        <w:t>Patwa &amp; Wahl (2008)</w:t>
+      </w:r>
+      <w:r>
+        <w:t xml:space="preserve">’s </w:t>
+      </w:r>
+      <w:r>
+        <w:lastRenderedPageBreak/>
+        <w:t>theoretical models showed that establishment</w:t>
+      </w:r>
+      <w:r>
+        <w:t xml:space="preserve"> probability </w:t>
+      </w:r>
+      <w:r>
+        <w:t xml:space="preserve">does not solely </w:t>
+      </w:r>
+      <w:proofErr w:type="spellStart"/>
+      <w:r>
+        <w:t>defpend</w:t>
+      </w:r>
+      <w:proofErr w:type="spellEnd"/>
+      <w:r>
+        <w:t xml:space="preserve"> on the </w:t>
+      </w:r>
+      <w:r>
+        <w:t>selective advantage but on</w:t>
+      </w:r>
+      <w:r>
+        <w:t xml:space="preserve"> many other factors like survival, reproduction and </w:t>
+      </w:r>
+      <w:r>
+        <w:t>generation time</w:t>
+      </w:r>
+      <w:r>
+        <w:t xml:space="preserve"> can</w:t>
+      </w:r>
+      <w:r>
+        <w:t xml:space="preserve"> all alter the odds </w:t>
+      </w:r>
+      <w:r>
+        <w:t xml:space="preserve">of survival </w:t>
+      </w:r>
+      <w:r>
+        <w:t xml:space="preserve">even for </w:t>
+      </w:r>
+      <w:r>
+        <w:t>more fit</w:t>
       </w:r>
       <w:r>
         <w:t xml:space="preserve"> </w:t>
       </w:r>
       <w:r>
-        <w:t xml:space="preserve">(Zur </w:t>
+        <w:t>strains</w:t>
+      </w:r>
+      <w:r>
+        <w:t xml:space="preserve">. </w:t>
+      </w:r>
+      <w:r>
+        <w:t xml:space="preserve">For a while we were only at the theoretical step in understanding establishment and it was not until </w:t>
+      </w:r>
+      <w:r>
+        <w:t>the papers (</w:t>
+      </w:r>
+      <w:r>
+        <w:t>Alexander</w:t>
+      </w:r>
+      <w:r>
+        <w:t xml:space="preserve"> </w:t>
+      </w:r>
+      <w:r>
+        <w:t>(2023)</w:t>
+      </w:r>
+      <w:r>
+        <w:t xml:space="preserve">) which provided a </w:t>
+      </w:r>
+      <w:r>
+        <w:t>practical framework for measuring establishment probability experimentally</w:t>
+      </w:r>
+      <w:r>
+        <w:t xml:space="preserve">. The review argued that establishment as a concept has been underappreciated and described three methods to test for establishment. These were </w:t>
+      </w:r>
+      <w:r>
+        <w:t>colony counts, sectors in expanding colonies, and liquid seeding assays</w:t>
+      </w:r>
+      <w:r>
+        <w:t xml:space="preserve"> which all share the same idea of </w:t>
+      </w:r>
+      <w:r>
+        <w:t>inoculating mutant cells into a</w:t>
+      </w:r>
+      <w:r>
+        <w:t xml:space="preserve"> control </w:t>
+      </w:r>
+      <w:r>
+        <w:t>environment and a test environment</w:t>
+      </w:r>
+      <w:r>
+        <w:t xml:space="preserve"> with antibiotics to </w:t>
+      </w:r>
+      <w:r>
+        <w:t>then compar</w:t>
+      </w:r>
+      <w:r>
+        <w:t xml:space="preserve">e the </w:t>
+      </w:r>
+      <w:r>
+        <w:t>established lineages</w:t>
+      </w:r>
+      <w:r>
+        <w:t xml:space="preserve"> on either plates or in liquid. While all three methods </w:t>
+      </w:r>
+      <w:proofErr w:type="gramStart"/>
+      <w:r>
+        <w:t>has</w:t>
+      </w:r>
+      <w:proofErr w:type="gramEnd"/>
+      <w:r>
+        <w:t xml:space="preserve"> their own merits I will be focusing on the first method. This is </w:t>
       </w:r>
       <w:proofErr w:type="spellStart"/>
       <w:r>
-        <w:t>Wiesch</w:t>
+        <w:t>beuse</w:t>
       </w:r>
       <w:proofErr w:type="spellEnd"/>
       <w:r>
-        <w:t xml:space="preserve"> et al., 2011)</w:t>
-      </w:r>
-      <w:r>
-        <w:t xml:space="preserve">. </w:t>
-      </w:r>
-    </w:p>
-    <w:p>
-      <w:r>
-        <w:t xml:space="preserve">There </w:t>
-      </w:r>
-      <w:proofErr w:type="gramStart"/>
-      <w:r>
-        <w:t>has</w:t>
-      </w:r>
-      <w:proofErr w:type="gramEnd"/>
-      <w:r>
-        <w:t xml:space="preserve"> been many </w:t>
-      </w:r>
-      <w:r>
-        <w:t xml:space="preserve">theoretical </w:t>
-      </w:r>
-      <w:r>
-        <w:t>abstractions</w:t>
-      </w:r>
-      <w:r>
-        <w:t xml:space="preserve"> on the importance of establishment in relation to mutations and evolution has been speculated to be  </w:t>
-      </w:r>
-    </w:p>
-    <w:p>
-      <w:r>
-        <w:t xml:space="preserve">The landmark empirical study was conducted in 2020 by </w:t>
-      </w:r>
-      <w:r>
-        <w:t>Alexander and MacLean</w:t>
-      </w:r>
-      <w:r>
-        <w:t xml:space="preserve"> where they </w:t>
+        <w:t xml:space="preserve"> it is the most direct </w:t>
       </w:r>
       <w:proofErr w:type="spellStart"/>
       <w:r>
-        <w:t>meadured</w:t>
+        <w:t>visualtions</w:t>
       </w:r>
       <w:proofErr w:type="spellEnd"/>
       <w:r>
-        <w:t xml:space="preserve"> the </w:t>
-      </w:r>
-      <w:proofErr w:type="spellStart"/>
-      <w:r>
-        <w:t>the</w:t>
-      </w:r>
-      <w:proofErr w:type="spellEnd"/>
-      <w:r>
-        <w:t xml:space="preserve"> probability of detectable outgrowth from single resistant cells of Pseudomonas aeruginosa carrying resistance plasmids, as a function of antibiotic concentration</w:t>
-      </w:r>
-      <w:r>
-        <w:t xml:space="preserve">. They discovered that even at low concentrations of antibiotic, as low as 1/8 of the resistant strain’s MIC, the probability of establishment was still below 5%. This finding provided an important insight which showed that selective advantage of mutations did not </w:t>
-      </w:r>
-      <w:proofErr w:type="spellStart"/>
-      <w:r>
-        <w:t>gurantee</w:t>
-      </w:r>
-      <w:proofErr w:type="spellEnd"/>
-      <w:r>
-        <w:t xml:space="preserve"> a high </w:t>
-      </w:r>
-      <w:proofErr w:type="spellStart"/>
-      <w:r>
-        <w:t>probabaloity</w:t>
-      </w:r>
-      <w:proofErr w:type="spellEnd"/>
-      <w:r>
-        <w:t xml:space="preserve"> of establishment. They identified </w:t>
-      </w:r>
-      <w:proofErr w:type="gramStart"/>
-      <w:r>
-        <w:t>that  the</w:t>
-      </w:r>
-      <w:proofErr w:type="gramEnd"/>
-      <w:r>
-        <w:t xml:space="preserve"> </w:t>
-      </w:r>
-      <w:proofErr w:type="spellStart"/>
-      <w:r>
-        <w:t>combation</w:t>
-      </w:r>
-      <w:proofErr w:type="spellEnd"/>
-      <w:r>
-        <w:t xml:space="preserve"> </w:t>
-      </w:r>
-      <w:proofErr w:type="spellStart"/>
-      <w:r>
-        <w:t>fo</w:t>
-      </w:r>
-      <w:proofErr w:type="spellEnd"/>
-      <w:r>
-        <w:t xml:space="preserve"> </w:t>
-      </w:r>
-      <w:proofErr w:type="spellStart"/>
-      <w:r>
-        <w:t>antibotric</w:t>
-      </w:r>
-      <w:proofErr w:type="spellEnd"/>
-      <w:r>
-        <w:t xml:space="preserve"> induced damage to even highly resistant cells along the they intrinsic stochastic of </w:t>
-      </w:r>
-      <w:r>
-        <w:t xml:space="preserve">early </w:t>
-      </w:r>
-      <w:proofErr w:type="spellStart"/>
-      <w:r>
-        <w:t>estba</w:t>
-      </w:r>
-      <w:proofErr w:type="spellEnd"/>
-      <w:r>
-        <w:t xml:space="preserve"> </w:t>
-      </w:r>
-      <w:proofErr w:type="spellStart"/>
-      <w:r>
-        <w:t>lsihemnt</w:t>
-      </w:r>
-      <w:proofErr w:type="spellEnd"/>
-      <w:r>
-        <w:t xml:space="preserve"> will lead to most populations to be </w:t>
-      </w:r>
-      <w:proofErr w:type="spellStart"/>
-      <w:r>
-        <w:t>lsot</w:t>
-      </w:r>
-      <w:proofErr w:type="spellEnd"/>
-      <w:r>
-        <w:t xml:space="preserve"> before enough cells are </w:t>
-      </w:r>
-      <w:proofErr w:type="spellStart"/>
-      <w:r>
-        <w:t>accumalted</w:t>
-      </w:r>
-      <w:proofErr w:type="spellEnd"/>
-      <w:r>
-        <w:t xml:space="preserve"> to escape mortality. This pattern was also observed in E. coli from a study done by </w:t>
-      </w:r>
-      <w:proofErr w:type="spellStart"/>
-      <w:r>
-        <w:t>Saebelfeld</w:t>
-      </w:r>
-      <w:proofErr w:type="spellEnd"/>
-      <w:r>
-        <w:t xml:space="preserve"> et al. (2022)</w:t>
-      </w:r>
-      <w:r>
-        <w:t xml:space="preserve"> where they examined E. coli </w:t>
-      </w:r>
-      <w:r>
-        <w:t xml:space="preserve">strains carrying beta-lactamase alleles </w:t>
-      </w:r>
-      <w:r>
-        <w:t xml:space="preserve">by measuring the </w:t>
-      </w:r>
-      <w:r>
-        <w:t>establishment probability as a function of antibiotic concentration</w:t>
-      </w:r>
-      <w:r>
-        <w:t xml:space="preserve">. The results here also showed that </w:t>
-      </w:r>
-      <w:r>
-        <w:t>strains with higher resistance levels did not have higher establishment probabilities at sub-MIC concentrations</w:t>
-      </w:r>
-      <w:r>
-        <w:t xml:space="preserve">.  </w:t>
-      </w:r>
-    </w:p>
-    <w:p>
-      <w:r>
-        <w:rPr>
-          <w:highlight w:val="yellow"/>
-        </w:rPr>
-        <w:t>Alexander (2023) formalised the methodological framework for measuring establishment probability experimentally, reviewing approaches based on high-replicate single-cell plating and maximum likelihood inference. She emphasised that stochastic establishment has been systematically underappreciated in microbiology relative to its importance, both as an intrinsically interesting evolutionary process and as a confound in quantitative assays. The practical toolkit she described — replicate plating of defined single-cell suspensions, survival fraction estimation, branching process model fitting — provides the experimental means to separate establishment probability from mutation rate in systems where both vary.</w:t>
+        <w:t xml:space="preserve"> where the </w:t>
+      </w:r>
+      <w:r>
+        <w:t xml:space="preserve">mutant culture is plated </w:t>
+      </w:r>
+      <w:r>
+        <w:t xml:space="preserve">and counted on agar which </w:t>
+      </w:r>
+      <w:r>
+        <w:t xml:space="preserve">gives a </w:t>
+      </w:r>
+      <w:r>
+        <w:t xml:space="preserve">clear visualisation of how many cells established. </w:t>
       </w:r>
     </w:p>
     <w:p/>
@@ -4308,39 +3303,432 @@
         <w:t>establsiemnt</w:t>
       </w:r>
       <w:proofErr w:type="spellEnd"/>
-    </w:p>
-    <w:p/>
-    <w:p>
-      <w:pPr>
+      <w:r>
         <w:rPr>
           <w:b/>
           <w:bCs/>
         </w:rPr>
-      </w:pPr>
+        <w:t xml:space="preserve"> </w:t>
+      </w:r>
+      <w:proofErr w:type="spellStart"/>
       <w:r>
         <w:rPr>
           <w:b/>
           <w:bCs/>
         </w:rPr>
-        <w:lastRenderedPageBreak/>
-        <w:t xml:space="preserve">Brining it back to what I am doing </w:t>
+        <w:t>rining</w:t>
+      </w:r>
+      <w:proofErr w:type="spellEnd"/>
+      <w:r>
+        <w:rPr>
+          <w:b/>
+          <w:bCs/>
+        </w:rPr>
+        <w:t xml:space="preserve"> it back to what I am doing </w:t>
       </w:r>
     </w:p>
     <w:p>
+      <w:pPr>
+        <w:rPr>
+          <w:rFonts w:cs="Courier New"/>
+        </w:rPr>
+      </w:pPr>
+      <w:r>
+        <w:t xml:space="preserve"> </w:t>
+      </w:r>
       <w:r>
         <w:t xml:space="preserve">From what </w:t>
       </w:r>
       <w:r>
         <w:t xml:space="preserve">was discussed above </w:t>
       </w:r>
-      <w:proofErr w:type="gramStart"/>
-      <w:r>
-        <w:t>its</w:t>
-      </w:r>
-      <w:proofErr w:type="gramEnd"/>
-      <w:r>
-        <w:t xml:space="preserve"> not hard to see the importance of understanding </w:t>
-      </w:r>
+      <w:r>
+        <w:t xml:space="preserve">we see that while both a stochastic process, examining either emergence or establishment </w:t>
+      </w:r>
+      <w:r>
+        <w:t xml:space="preserve">in isolation risks biases in our interpretation on the evolution of resistances.  </w:t>
+      </w:r>
+      <w:r>
+        <w:rPr>
+          <w:rFonts w:cs="Courier New"/>
+        </w:rPr>
+        <w:t>Fluctuation assays are prone to jackpot</w:t>
+      </w:r>
+      <w:r>
+        <w:rPr>
+          <w:rFonts w:cs="Courier New"/>
+        </w:rPr>
+        <w:t xml:space="preserve"> mutations which is when </w:t>
+      </w:r>
+      <w:r>
+        <w:rPr>
+          <w:rFonts w:cs="Courier New"/>
+        </w:rPr>
+        <w:t>mutations that happen to arise earlier in growth expand into disproportionately large clones</w:t>
+      </w:r>
+      <w:r>
+        <w:rPr>
+          <w:rFonts w:cs="Courier New"/>
+        </w:rPr>
+        <w:t xml:space="preserve">. We observe this is our own results which shows that certain </w:t>
+      </w:r>
+      <w:proofErr w:type="spellStart"/>
+      <w:r>
+        <w:rPr>
+          <w:rFonts w:cs="Courier New"/>
+        </w:rPr>
+        <w:t>rpoB</w:t>
+      </w:r>
+      <w:proofErr w:type="spellEnd"/>
+      <w:r>
+        <w:rPr>
+          <w:rFonts w:cs="Courier New"/>
+        </w:rPr>
+        <w:t xml:space="preserve"> mutations appear at a </w:t>
+      </w:r>
+      <w:proofErr w:type="spellStart"/>
+      <w:r>
+        <w:rPr>
+          <w:rFonts w:cs="Courier New"/>
+        </w:rPr>
+        <w:t>disproptiate</w:t>
+      </w:r>
+      <w:proofErr w:type="spellEnd"/>
+      <w:r>
+        <w:rPr>
+          <w:rFonts w:cs="Courier New"/>
+        </w:rPr>
+        <w:t xml:space="preserve"> large rate when compared to other mutations.</w:t>
+      </w:r>
+      <w:r>
+        <w:rPr>
+          <w:rFonts w:cs="Courier New"/>
+        </w:rPr>
+        <w:t xml:space="preserve"> This observation is further supported by literature with a study done by </w:t>
+      </w:r>
+      <w:r>
+        <w:rPr>
+          <w:rFonts w:cs="Courier New"/>
+        </w:rPr>
+        <w:t>Fusco, D</w:t>
+      </w:r>
+      <w:r>
+        <w:rPr>
+          <w:rFonts w:cs="Courier New"/>
+        </w:rPr>
+        <w:t xml:space="preserve"> el.at (2016) where by using </w:t>
+      </w:r>
+      <w:r>
+        <w:rPr>
+          <w:rFonts w:cs="Courier New"/>
+        </w:rPr>
+        <w:t xml:space="preserve">fluorescence time-lapse microscopy and population sequencing in yeast and </w:t>
+      </w:r>
+      <w:r>
+        <w:rPr>
+          <w:rFonts w:cs="Courier New"/>
+          <w:i/>
+          <w:iCs/>
+        </w:rPr>
+        <w:t>E. coli</w:t>
+      </w:r>
+      <w:r>
+        <w:rPr>
+          <w:rFonts w:cs="Courier New"/>
+        </w:rPr>
+        <w:t xml:space="preserve"> colonies, the</w:t>
+      </w:r>
+      <w:r>
+        <w:rPr>
+          <w:rFonts w:cs="Courier New"/>
+        </w:rPr>
+        <w:t>y</w:t>
+      </w:r>
+      <w:r>
+        <w:rPr>
+          <w:rFonts w:cs="Courier New"/>
+        </w:rPr>
+        <w:t xml:space="preserve"> found high-frequency mutant clones are massively enriched in microbial colonies as a result of late-occurring mutations surfing at the edge of range expansions</w:t>
+      </w:r>
+      <w:r>
+        <w:rPr>
+          <w:rFonts w:cs="Courier New"/>
+        </w:rPr>
+        <w:t xml:space="preserve">. </w:t>
+      </w:r>
+      <w:r>
+        <w:rPr>
+          <w:rFonts w:cs="Courier New"/>
+        </w:rPr>
+        <w:t xml:space="preserve">Establishment </w:t>
+      </w:r>
+      <w:r>
+        <w:rPr>
+          <w:rFonts w:cs="Courier New"/>
+        </w:rPr>
+        <w:t xml:space="preserve">has its own issue which is when </w:t>
+      </w:r>
+      <w:r>
+        <w:rPr>
+          <w:rFonts w:cs="Courier New"/>
+        </w:rPr>
+        <w:t xml:space="preserve">a resistant lineage that has </w:t>
+      </w:r>
+      <w:r>
+        <w:rPr>
+          <w:rFonts w:cs="Courier New"/>
+        </w:rPr>
+        <w:t xml:space="preserve">emerged </w:t>
+      </w:r>
+      <w:r>
+        <w:rPr>
+          <w:rFonts w:cs="Courier New"/>
+        </w:rPr>
+        <w:t xml:space="preserve">can still be lost by chance before it ever grows large enough to be detected. </w:t>
+      </w:r>
+      <w:r>
+        <w:rPr>
+          <w:rFonts w:cs="Courier New"/>
+        </w:rPr>
+        <w:t>In the study done by (</w:t>
+      </w:r>
+      <w:r>
+        <w:rPr>
+          <w:rFonts w:cs="Courier New"/>
+        </w:rPr>
+        <w:t>Alexander and MacLean (2020)</w:t>
+      </w:r>
+      <w:r>
+        <w:rPr>
+          <w:rFonts w:cs="Courier New"/>
+        </w:rPr>
+        <w:t>) they</w:t>
+      </w:r>
+      <w:r>
+        <w:rPr>
+          <w:rFonts w:cs="Courier New"/>
+        </w:rPr>
+        <w:t xml:space="preserve"> provided</w:t>
+      </w:r>
+      <w:r>
+        <w:rPr>
+          <w:rFonts w:cs="Courier New"/>
+        </w:rPr>
+        <w:t xml:space="preserve"> </w:t>
+      </w:r>
+      <w:r>
+        <w:rPr>
+          <w:rFonts w:cs="Courier New"/>
+        </w:rPr>
+        <w:t xml:space="preserve">empirical </w:t>
+      </w:r>
+      <w:r>
+        <w:rPr>
+          <w:rFonts w:cs="Courier New"/>
+        </w:rPr>
+        <w:t>study</w:t>
+      </w:r>
+      <w:r>
+        <w:rPr>
+          <w:rFonts w:cs="Courier New"/>
+        </w:rPr>
+        <w:t xml:space="preserve"> of this establishment-level bias. Using Pseudomonas aeruginosa</w:t>
+      </w:r>
+      <w:r>
+        <w:rPr>
+          <w:rFonts w:cs="Courier New"/>
+        </w:rPr>
+        <w:t xml:space="preserve"> </w:t>
+      </w:r>
+      <w:r>
+        <w:rPr>
+          <w:rFonts w:cs="Courier New"/>
+        </w:rPr>
+        <w:t>strains carrying resistance plasmids</w:t>
+      </w:r>
+      <w:r>
+        <w:rPr>
+          <w:rFonts w:cs="Courier New"/>
+        </w:rPr>
+        <w:t xml:space="preserve"> </w:t>
+      </w:r>
+      <w:r>
+        <w:rPr>
+          <w:rFonts w:cs="Courier New"/>
+        </w:rPr>
+        <w:t>they measured the probability of detectable outgrowth from single resistant cells as a function of antibiotic concentration</w:t>
+      </w:r>
+      <w:r>
+        <w:rPr>
+          <w:rFonts w:cs="Courier New"/>
+        </w:rPr>
+        <w:t xml:space="preserve">. </w:t>
+      </w:r>
+      <w:r>
+        <w:rPr>
+          <w:rFonts w:cs="Courier New"/>
+        </w:rPr>
+        <w:t>Remarkably, even at concentrations as low as one-eighth of the resistant strain's MIC, establishment probability remained below 5%.</w:t>
+      </w:r>
+      <w:r>
+        <w:rPr>
+          <w:rFonts w:cs="Courier New"/>
+        </w:rPr>
+        <w:t xml:space="preserve"> </w:t>
+      </w:r>
+      <w:r>
+        <w:rPr>
+          <w:rFonts w:cs="Courier New"/>
+        </w:rPr>
+        <w:t>This showed that a mutation's selective advantage does not guarantee a high probability of establishment</w:t>
+      </w:r>
+      <w:r>
+        <w:rPr>
+          <w:rFonts w:cs="Courier New"/>
+        </w:rPr>
+        <w:t xml:space="preserve"> as </w:t>
+      </w:r>
+      <w:r>
+        <w:rPr>
+          <w:rFonts w:cs="Courier New"/>
+        </w:rPr>
+        <w:t>antibiotic-induced damage to even highly resistant cells, combined with the intrinsic stochasticity of early cell division and</w:t>
+      </w:r>
+      <w:r>
+        <w:rPr>
+          <w:rFonts w:cs="Courier New"/>
+        </w:rPr>
+        <w:t xml:space="preserve"> mortality</w:t>
+      </w:r>
+      <w:r>
+        <w:rPr>
+          <w:rFonts w:cs="Courier New"/>
+        </w:rPr>
+        <w:t xml:space="preserve">, caused most lineages to be lost before they </w:t>
+      </w:r>
+      <w:r>
+        <w:rPr>
+          <w:rFonts w:cs="Courier New"/>
+        </w:rPr>
+        <w:t xml:space="preserve">can escape extinction. </w:t>
+      </w:r>
+      <w:r>
+        <w:t xml:space="preserve">This pattern was also observed in E. coli from a study done by </w:t>
+      </w:r>
+      <w:proofErr w:type="spellStart"/>
+      <w:r>
+        <w:t>Saebelfeld</w:t>
+      </w:r>
+      <w:proofErr w:type="spellEnd"/>
+      <w:r>
+        <w:t xml:space="preserve"> et al. (2022) where they examined E. coli strains carrying beta-lactamase </w:t>
+      </w:r>
+      <w:r>
+        <w:lastRenderedPageBreak/>
+        <w:t xml:space="preserve">alleles. The results here also showed that strains with higher resistance levels did not have higher establishment probabilities at sub-MIC concentrations. These finding carry critical implications as if certain </w:t>
+      </w:r>
+      <w:proofErr w:type="spellStart"/>
+      <w:r>
+        <w:t>rpoB</w:t>
+      </w:r>
+      <w:proofErr w:type="spellEnd"/>
+      <w:r>
+        <w:t xml:space="preserve"> mutations appear more frequently among </w:t>
+      </w:r>
+      <w:r>
+        <w:t>clinical</w:t>
+      </w:r>
+      <w:r>
+        <w:t xml:space="preserve"> TB isolates due to a higher rate of establishment rather than </w:t>
+      </w:r>
+      <w:r>
+        <w:t xml:space="preserve">emergence we would need to change treatment methods accordingly. </w:t>
+      </w:r>
+      <w:r>
+        <w:rPr>
+          <w:rFonts w:cs="Courier New"/>
+        </w:rPr>
+        <w:t xml:space="preserve">This is the gap I plan to </w:t>
+      </w:r>
+      <w:r>
+        <w:rPr>
+          <w:rFonts w:cs="Courier New"/>
+        </w:rPr>
+        <w:t xml:space="preserve">clear up </w:t>
+      </w:r>
+      <w:r>
+        <w:rPr>
+          <w:rFonts w:cs="Courier New"/>
+        </w:rPr>
+        <w:t xml:space="preserve">by applying Alexander's establishment assay to our lab's E. coli </w:t>
+      </w:r>
+      <w:proofErr w:type="spellStart"/>
+      <w:r>
+        <w:rPr>
+          <w:rFonts w:cs="Courier New"/>
+        </w:rPr>
+        <w:t>rpoB</w:t>
+      </w:r>
+      <w:proofErr w:type="spellEnd"/>
+      <w:r>
+        <w:rPr>
+          <w:rFonts w:cs="Courier New"/>
+        </w:rPr>
+        <w:t xml:space="preserve"> </w:t>
+      </w:r>
+      <w:r>
+        <w:rPr>
+          <w:rFonts w:cs="Courier New"/>
+        </w:rPr>
+        <w:t>mutants</w:t>
+      </w:r>
+      <w:r>
+        <w:rPr>
+          <w:rFonts w:cs="Courier New"/>
+        </w:rPr>
+        <w:t xml:space="preserve">. Due to the high mutation rate of some of our mutants if there is a low level of establishment, </w:t>
+      </w:r>
+      <w:r>
+        <w:rPr>
+          <w:rFonts w:cs="Courier New"/>
+        </w:rPr>
+        <w:t>near the MIC, this would be</w:t>
+      </w:r>
+      <w:r>
+        <w:rPr>
+          <w:rFonts w:cs="Courier New"/>
+        </w:rPr>
+        <w:t xml:space="preserve"> </w:t>
+      </w:r>
+      <w:r>
+        <w:rPr>
+          <w:rFonts w:cs="Courier New"/>
+        </w:rPr>
+        <w:t xml:space="preserve">evidence that mutation supply alone </w:t>
+      </w:r>
+      <w:r>
+        <w:rPr>
+          <w:rFonts w:cs="Courier New"/>
+        </w:rPr>
+        <w:t xml:space="preserve">does not paint the whole picture and we need to use it in conjunction with other methods to show how resistance develops. </w:t>
+      </w:r>
+    </w:p>
+    <w:p>
+      <w:pPr>
+        <w:rPr>
+          <w:rFonts w:cs="Courier New"/>
+        </w:rPr>
+      </w:pPr>
+    </w:p>
+    <w:p>
+      <w:pPr>
+        <w:pStyle w:val="PlainText"/>
+        <w:rPr>
+          <w:rFonts w:asciiTheme="minorHAnsi" w:hAnsiTheme="minorHAnsi" w:cs="Courier New"/>
+          <w:sz w:val="24"/>
+          <w:szCs w:val="24"/>
+        </w:rPr>
+      </w:pPr>
     </w:p>
     <w:p>
       <w:pPr>
@@ -4415,1336 +3803,6 @@
       </w:pPr>
     </w:p>
     <w:p>
-      <w:r>
-        <w:t>We ran LDE to isolate mutants and found there is an uneven distribution of mutations.</w:t>
-      </w:r>
-    </w:p>
-    <w:p>
-      <w:r>
-        <w:t>Two reason that could have caused this</w:t>
-      </w:r>
-    </w:p>
-    <w:p>
-      <w:pPr>
-        <w:pStyle w:val="ListParagraph"/>
-        <w:numPr>
-          <w:ilvl w:val="0"/>
-          <w:numId w:val="9"/>
-        </w:numPr>
-      </w:pPr>
-      <w:r>
-        <w:t xml:space="preserve">during </w:t>
-      </w:r>
-      <w:r>
-        <w:t xml:space="preserve">stochastic </w:t>
-      </w:r>
-      <w:r>
-        <w:t xml:space="preserve">establishment in liquid </w:t>
-      </w:r>
-    </w:p>
-    <w:p>
-      <w:pPr>
-        <w:pStyle w:val="ListParagraph"/>
-        <w:numPr>
-          <w:ilvl w:val="0"/>
-          <w:numId w:val="9"/>
-        </w:numPr>
-      </w:pPr>
-      <w:r>
-        <w:t xml:space="preserve">during </w:t>
-      </w:r>
-      <w:r>
-        <w:t>stochastic death</w:t>
-      </w:r>
-      <w:r>
-        <w:t xml:space="preserve"> on RIF agar </w:t>
-      </w:r>
-    </w:p>
-    <w:p/>
-    <w:p>
-      <w:r>
-        <w:t xml:space="preserve">I am replicating this experiment this time with </w:t>
-      </w:r>
-      <w:r>
-        <w:t xml:space="preserve">the unevenly distributed mutants </w:t>
-      </w:r>
-      <w:r>
-        <w:t xml:space="preserve">to see why </w:t>
-      </w:r>
-      <w:r>
-        <w:t xml:space="preserve">this is occurring </w:t>
-      </w:r>
-    </w:p>
-    <w:p/>
-    <w:p>
-      <w:r>
-        <w:t xml:space="preserve">I am plating on </w:t>
-      </w:r>
-      <w:proofErr w:type="spellStart"/>
-      <w:r>
-        <w:t>rif</w:t>
-      </w:r>
-      <w:proofErr w:type="spellEnd"/>
-      <w:r>
-        <w:t xml:space="preserve"> and non </w:t>
-      </w:r>
-      <w:proofErr w:type="spellStart"/>
-      <w:r>
-        <w:t>rif</w:t>
-      </w:r>
-      <w:proofErr w:type="spellEnd"/>
-      <w:r>
-        <w:t xml:space="preserve"> plates </w:t>
-      </w:r>
-    </w:p>
-    <w:p>
-      <w:r>
-        <w:t xml:space="preserve">Rif plates test for mortality </w:t>
-      </w:r>
-    </w:p>
-    <w:p>
-      <w:r>
-        <w:t xml:space="preserve">Non </w:t>
-      </w:r>
-      <w:proofErr w:type="spellStart"/>
-      <w:r>
-        <w:t>rif</w:t>
-      </w:r>
-      <w:proofErr w:type="spellEnd"/>
-      <w:r>
-        <w:t xml:space="preserve"> plates test for establishment </w:t>
-      </w:r>
-    </w:p>
-    <w:p>
-      <w:r>
-        <w:t xml:space="preserve">How stochastic establishment and mortality affects evolutionary trajectory of RIF resistant </w:t>
-      </w:r>
-      <w:proofErr w:type="spellStart"/>
-      <w:r>
-        <w:t>rpoB</w:t>
-      </w:r>
-      <w:proofErr w:type="spellEnd"/>
-      <w:r>
-        <w:t xml:space="preserve"> E. coli </w:t>
-      </w:r>
-    </w:p>
-    <w:p>
-      <w:pPr>
-        <w:pStyle w:val="Heading2"/>
-      </w:pPr>
-      <w:r>
-        <w:t xml:space="preserve">Correlation between mutation rate and establishment rate </w:t>
-      </w:r>
-    </w:p>
-    <w:p>
-      <w:pPr>
-        <w:rPr>
-          <w:b/>
-          <w:bCs/>
-        </w:rPr>
-      </w:pPr>
-      <w:r>
-        <w:rPr>
-          <w:b/>
-          <w:bCs/>
-        </w:rPr>
-        <w:t>mutation rat</w:t>
-      </w:r>
-      <w:r>
-        <w:rPr>
-          <w:b/>
-          <w:bCs/>
-        </w:rPr>
-        <w:t>e (how is it calculated)</w:t>
-      </w:r>
-    </w:p>
-    <w:p>
-      <w:pPr>
-        <w:rPr>
-          <w:b/>
-          <w:bCs/>
-        </w:rPr>
-      </w:pPr>
-      <w:r>
-        <w:rPr>
-          <w:b/>
-          <w:bCs/>
-        </w:rPr>
-        <w:t xml:space="preserve">Stochastic </w:t>
-      </w:r>
-      <w:r>
-        <w:rPr>
-          <w:b/>
-          <w:bCs/>
-        </w:rPr>
-        <w:t xml:space="preserve">Establishment </w:t>
-      </w:r>
-      <w:r>
-        <w:rPr>
-          <w:b/>
-          <w:bCs/>
-        </w:rPr>
-        <w:t xml:space="preserve">vs mortality </w:t>
-      </w:r>
-    </w:p>
-    <w:p>
-      <w:pPr>
-        <w:rPr>
-          <w:b/>
-          <w:bCs/>
-        </w:rPr>
-      </w:pPr>
-      <w:r>
-        <w:rPr>
-          <w:b/>
-          <w:bCs/>
-        </w:rPr>
-        <w:t xml:space="preserve">Present the problem </w:t>
-      </w:r>
-      <w:r>
-        <w:rPr>
-          <w:b/>
-          <w:bCs/>
-        </w:rPr>
-        <w:t xml:space="preserve">can we predict establishment rate when we know mutation rate </w:t>
-      </w:r>
-    </w:p>
-    <w:p>
-      <w:pPr>
-        <w:rPr>
-          <w:b/>
-          <w:bCs/>
-        </w:rPr>
-      </w:pPr>
-      <w:r>
-        <w:rPr>
-          <w:b/>
-          <w:bCs/>
-        </w:rPr>
-        <w:lastRenderedPageBreak/>
-        <w:t xml:space="preserve">Fluctuation test </w:t>
-      </w:r>
-    </w:p>
-    <w:p>
-      <w:pPr>
-        <w:rPr>
-          <w:b/>
-          <w:bCs/>
-        </w:rPr>
-      </w:pPr>
-      <w:r>
-        <w:rPr>
-          <w:b/>
-          <w:bCs/>
-        </w:rPr>
-        <w:t xml:space="preserve">Poisson distribution </w:t>
-      </w:r>
-      <w:r>
-        <w:rPr>
-          <w:b/>
-          <w:bCs/>
-        </w:rPr>
-        <w:t>and Jackpot distribution</w:t>
-      </w:r>
-    </w:p>
-    <w:p>
-      <w:pPr>
-        <w:rPr>
-          <w:b/>
-          <w:bCs/>
-        </w:rPr>
-      </w:pPr>
-      <w:r>
-        <w:rPr>
-          <w:b/>
-          <w:bCs/>
-        </w:rPr>
-        <w:t xml:space="preserve">We see uneven distribution in mutation rate and we assume </w:t>
-      </w:r>
-      <w:proofErr w:type="spellStart"/>
-      <w:r>
-        <w:rPr>
-          <w:b/>
-          <w:bCs/>
-        </w:rPr>
-        <w:t>its</w:t>
-      </w:r>
-      <w:proofErr w:type="spellEnd"/>
-      <w:r>
-        <w:rPr>
-          <w:b/>
-          <w:bCs/>
-        </w:rPr>
-        <w:t xml:space="preserve"> due to stochastic </w:t>
-      </w:r>
-      <w:r>
-        <w:rPr>
-          <w:b/>
-          <w:bCs/>
-        </w:rPr>
-        <w:t xml:space="preserve">establishment or </w:t>
-      </w:r>
-      <w:r>
-        <w:rPr>
-          <w:b/>
-          <w:bCs/>
-        </w:rPr>
-        <w:t>mortality.</w:t>
-      </w:r>
-      <w:r>
-        <w:rPr>
-          <w:b/>
-          <w:bCs/>
-        </w:rPr>
-        <w:t xml:space="preserve"> From the results not the case could be due to jackpot mutations </w:t>
-      </w:r>
-    </w:p>
-    <w:p>
-      <w:pPr>
-        <w:rPr>
-          <w:b/>
-          <w:bCs/>
-        </w:rPr>
-      </w:pPr>
-      <w:r>
-        <w:rPr>
-          <w:b/>
-          <w:bCs/>
-        </w:rPr>
-        <w:t xml:space="preserve">To test this </w:t>
-      </w:r>
-      <w:proofErr w:type="spellStart"/>
-      <w:r>
-        <w:rPr>
-          <w:b/>
-          <w:bCs/>
-        </w:rPr>
-        <w:t>ill</w:t>
-      </w:r>
-      <w:proofErr w:type="spellEnd"/>
-      <w:r>
-        <w:rPr>
-          <w:b/>
-          <w:bCs/>
-        </w:rPr>
-        <w:t xml:space="preserve"> be doing </w:t>
-      </w:r>
-      <w:r>
-        <w:rPr>
-          <w:b/>
-          <w:bCs/>
-        </w:rPr>
-        <w:t>establishment</w:t>
-      </w:r>
-      <w:r>
-        <w:rPr>
-          <w:b/>
-          <w:bCs/>
-        </w:rPr>
-        <w:t xml:space="preserve"> experiment to see if it’s the case </w:t>
-      </w:r>
-    </w:p>
-    <w:p>
-      <w:pPr>
-        <w:rPr>
-          <w:b/>
-          <w:bCs/>
-        </w:rPr>
-      </w:pPr>
-      <w:r>
-        <w:rPr>
-          <w:b/>
-          <w:bCs/>
-        </w:rPr>
-        <w:t xml:space="preserve">M7 </w:t>
-      </w:r>
-      <w:proofErr w:type="spellStart"/>
-      <w:r>
-        <w:rPr>
-          <w:b/>
-          <w:bCs/>
-        </w:rPr>
-        <w:t>establsied</w:t>
-      </w:r>
-      <w:proofErr w:type="spellEnd"/>
-      <w:r>
-        <w:rPr>
-          <w:b/>
-          <w:bCs/>
-        </w:rPr>
-        <w:t xml:space="preserve"> the fast</w:t>
-      </w:r>
-      <w:r>
-        <w:rPr>
-          <w:b/>
-          <w:bCs/>
-        </w:rPr>
-        <w:t>est</w:t>
-      </w:r>
-      <w:r>
-        <w:rPr>
-          <w:b/>
-          <w:bCs/>
-        </w:rPr>
-        <w:t xml:space="preserve"> which could be why we see it the most (could be due to jackpot)</w:t>
-      </w:r>
-    </w:p>
-    <w:p>
-      <w:pPr>
-        <w:rPr>
-          <w:b/>
-          <w:bCs/>
-        </w:rPr>
-      </w:pPr>
-    </w:p>
-    <w:p>
-      <w:r>
-        <w:t>In the</w:t>
-      </w:r>
-      <w:r>
-        <w:t xml:space="preserve"> broad  </w:t>
-      </w:r>
-    </w:p>
-    <w:p>
-      <w:pPr>
-        <w:rPr>
-          <w:b/>
-          <w:bCs/>
-        </w:rPr>
-      </w:pPr>
-      <w:r>
-        <w:rPr>
-          <w:b/>
-          <w:bCs/>
-        </w:rPr>
-        <w:t>Evolution is deterministic but not predictable</w:t>
-      </w:r>
-    </w:p>
-    <w:p>
-      <w:r>
-        <w:t>mutations are spontaneous</w:t>
-      </w:r>
-      <w:r>
-        <w:t xml:space="preserve"> and stochastic when they first appear </w:t>
-      </w:r>
-    </w:p>
-    <w:p>
-      <w:r>
-        <w:t xml:space="preserve">but there is bias during selection and </w:t>
-      </w:r>
-      <w:proofErr w:type="spellStart"/>
-      <w:r>
-        <w:t>establishemnts</w:t>
-      </w:r>
-      <w:proofErr w:type="spellEnd"/>
-      <w:r>
-        <w:t xml:space="preserve"> </w:t>
-      </w:r>
-    </w:p>
-    <w:p>
-      <w:r>
-        <w:t>Cytosine most likely mutates to uracil</w:t>
-      </w:r>
-    </w:p>
-    <w:p>
-      <w:r>
-        <w:t xml:space="preserve">Transition mutations happen more than transversion mutations  </w:t>
-      </w:r>
-    </w:p>
-    <w:p>
-      <w:r>
-        <w:t xml:space="preserve">e. coli has a mutation hot and cold region </w:t>
-      </w:r>
-    </w:p>
-    <w:p>
-      <w:r>
-        <w:t>there is uneven distribution for establishment</w:t>
-      </w:r>
-      <w:r>
-        <w:t xml:space="preserve">  </w:t>
-      </w:r>
-    </w:p>
-    <w:p>
-      <w:r>
-        <w:t xml:space="preserve">what is causing this uneven distribution and what can we do to take advantage of it </w:t>
-      </w:r>
-    </w:p>
-    <w:p>
-      <w:pPr>
-        <w:rPr>
-          <w:b/>
-          <w:bCs/>
-        </w:rPr>
-      </w:pPr>
-      <w:r>
-        <w:rPr>
-          <w:b/>
-          <w:bCs/>
-        </w:rPr>
-        <w:t>scale:</w:t>
-      </w:r>
-    </w:p>
-    <w:p>
-      <w:r>
-        <w:t xml:space="preserve">ecosystem scale </w:t>
-      </w:r>
-    </w:p>
-    <w:p>
-      <w:r>
-        <w:t xml:space="preserve">community scale </w:t>
-      </w:r>
-    </w:p>
-    <w:p>
-      <w:r>
-        <w:t xml:space="preserve">population scale </w:t>
-      </w:r>
-    </w:p>
-    <w:p>
-      <w:r>
-        <w:t xml:space="preserve">phenotype scale </w:t>
-      </w:r>
-    </w:p>
-    <w:p>
-      <w:r>
-        <w:t xml:space="preserve">molecular (genes) scale </w:t>
-      </w:r>
-    </w:p>
-    <w:p/>
-    <w:p>
-      <w:r>
-        <w:rPr>
-          <w:noProof/>
-        </w:rPr>
-        <w:lastRenderedPageBreak/>
-        <w:drawing>
-          <wp:inline distT="0" distB="0" distL="0" distR="0" wp14:anchorId="47F984E6" wp14:editId="11CC436A">
-            <wp:extent cx="5731510" cy="3959860"/>
-            <wp:effectExtent l="0" t="0" r="2540" b="2540"/>
-            <wp:docPr id="287047619" name="Picture 1"/>
-            <wp:cNvGraphicFramePr>
-              <a:graphicFrameLocks xmlns:a="http://schemas.openxmlformats.org/drawingml/2006/main" noChangeAspect="1"/>
-            </wp:cNvGraphicFramePr>
-            <a:graphic xmlns:a="http://schemas.openxmlformats.org/drawingml/2006/main">
-              <a:graphicData uri="http://schemas.openxmlformats.org/drawingml/2006/picture">
-                <pic:pic xmlns:pic="http://schemas.openxmlformats.org/drawingml/2006/picture">
-                  <pic:nvPicPr>
-                    <pic:cNvPr id="287047619" name=""/>
-                    <pic:cNvPicPr/>
-                  </pic:nvPicPr>
-                  <pic:blipFill>
-                    <a:blip r:embed="rId9"/>
-                    <a:stretch>
-                      <a:fillRect/>
-                    </a:stretch>
-                  </pic:blipFill>
-                  <pic:spPr>
-                    <a:xfrm>
-                      <a:off x="0" y="0"/>
-                      <a:ext cx="5731510" cy="3959860"/>
-                    </a:xfrm>
-                    <a:prstGeom prst="rect">
-                      <a:avLst/>
-                    </a:prstGeom>
-                  </pic:spPr>
-                </pic:pic>
-              </a:graphicData>
-            </a:graphic>
-          </wp:inline>
-        </w:drawing>
-      </w:r>
-    </w:p>
-    <w:p>
-      <w:pPr>
-        <w:rPr>
-          <w:b/>
-          <w:bCs/>
-        </w:rPr>
-      </w:pPr>
-    </w:p>
-    <w:p>
-      <w:pPr>
-        <w:rPr>
-          <w:b/>
-          <w:bCs/>
-        </w:rPr>
-      </w:pPr>
-      <w:r>
-        <w:rPr>
-          <w:b/>
-          <w:bCs/>
-        </w:rPr>
-        <w:t xml:space="preserve">The longer an organism stays in an environment the more </w:t>
-      </w:r>
-      <w:proofErr w:type="spellStart"/>
-      <w:r>
-        <w:rPr>
-          <w:b/>
-          <w:bCs/>
-        </w:rPr>
-        <w:t>specialzed</w:t>
-      </w:r>
-      <w:proofErr w:type="spellEnd"/>
-      <w:r>
-        <w:rPr>
-          <w:b/>
-          <w:bCs/>
-        </w:rPr>
-        <w:t xml:space="preserve"> it becomes and vice versa </w:t>
-      </w:r>
-    </w:p>
-    <w:p>
-      <w:pPr>
-        <w:pStyle w:val="Title"/>
-      </w:pPr>
-      <w:r>
-        <w:t xml:space="preserve">Talk about mutation rate and how it plays into stochastic establishment. (high mutation rate does not equal high establishment rate) </w:t>
-      </w:r>
-    </w:p>
-    <w:p>
-      <w:pPr>
-        <w:rPr>
-          <w:b/>
-          <w:bCs/>
-        </w:rPr>
-      </w:pPr>
-      <w:r>
-        <w:rPr>
-          <w:b/>
-          <w:bCs/>
-        </w:rPr>
-        <w:t>The Relationship Between Mutation Rate and Establishment Probability</w:t>
-      </w:r>
-    </w:p>
-    <w:p>
-      <w:pPr>
-        <w:rPr>
-          <w:b/>
-          <w:bCs/>
-        </w:rPr>
-      </w:pPr>
-      <w:r>
-        <w:rPr>
-          <w:b/>
-          <w:bCs/>
-        </w:rPr>
-        <w:t>They are conceptually separate</w:t>
-      </w:r>
-    </w:p>
-    <w:p>
-      <w:r>
-        <w:t xml:space="preserve">Mutation rate governs how often a mutation </w:t>
-      </w:r>
-      <w:r>
-        <w:rPr>
-          <w:i/>
-          <w:iCs/>
-        </w:rPr>
-        <w:t>arises</w:t>
-      </w:r>
-      <w:r>
-        <w:t xml:space="preserve">. Establishment probability governs whether, once arisen, a single mutant cell </w:t>
-      </w:r>
-      <w:r>
-        <w:rPr>
-          <w:i/>
-          <w:iCs/>
-        </w:rPr>
-        <w:t>survives and expands</w:t>
-      </w:r>
-      <w:r>
-        <w:t xml:space="preserve"> into a detectable clone. The establishment probability is the probability that an allele survives random drift and rises to a sufficiently large number so that its frequency grows deterministically. The fate of a new allele during this stochastic phase, when it exists only in a small fraction of individuals, can be described by a branching process accounting for stochastic birth and death events. </w:t>
-      </w:r>
-      <w:hyperlink r:id="rId10" w:tgtFrame="_blank" w:history="1">
-        <w:r>
-          <w:rPr>
-            <w:rStyle w:val="Hyperlink"/>
-          </w:rPr>
-          <w:t>PubMed Central</w:t>
-        </w:r>
-      </w:hyperlink>
-    </w:p>
-    <w:p>
-      <w:r>
-        <w:lastRenderedPageBreak/>
-        <w:t xml:space="preserve">Critically, even in the absence of competitors, genotypes with positive absolute fitness may fail to establish simply by "bad luck" in survival and reproduction, especially in sub-optimal environmental conditions. </w:t>
-      </w:r>
-      <w:hyperlink r:id="rId11" w:tgtFrame="_blank" w:history="1">
-        <w:proofErr w:type="spellStart"/>
-        <w:r>
-          <w:rPr>
-            <w:rStyle w:val="Hyperlink"/>
-          </w:rPr>
-          <w:t>JoVE</w:t>
-        </w:r>
-        <w:proofErr w:type="spellEnd"/>
-      </w:hyperlink>
-    </w:p>
-    <w:p>
-      <w:pPr>
-        <w:rPr>
-          <w:b/>
-          <w:bCs/>
-        </w:rPr>
-      </w:pPr>
-      <w:r>
-        <w:rPr>
-          <w:b/>
-          <w:bCs/>
-        </w:rPr>
-        <w:t>They multiply together to set the rate of adaptation</w:t>
-      </w:r>
-    </w:p>
-    <w:p>
-      <w:r>
-        <w:t xml:space="preserve">The two parameters combine multiplicatively. The rate at which adaptive evolution actually proceeds depends on </w:t>
-      </w:r>
-      <w:r>
-        <w:rPr>
-          <w:b/>
-          <w:bCs/>
-        </w:rPr>
-        <w:t>mutational supply × establishment probability</w:t>
-      </w:r>
-      <w:r>
-        <w:t xml:space="preserve">. Both mutational supply and establishment probability affect the repeatability of evolution across replicate populations. Moreover, under severe environmental challenges, adaptation may be time-limited: rapid establishment of adaptive alleles is critical for "evolutionary rescue" — the avoidance of extinction in declining populations. A pathogen population causing an infection declines under antimicrobial treatment, but can rebound if a drug resistance mutation establishes before the infection is cleared. </w:t>
-      </w:r>
-      <w:hyperlink r:id="rId12" w:tgtFrame="_blank" w:history="1">
-        <w:proofErr w:type="spellStart"/>
-        <w:r>
-          <w:rPr>
-            <w:rStyle w:val="Hyperlink"/>
-          </w:rPr>
-          <w:t>JoVE</w:t>
-        </w:r>
-        <w:proofErr w:type="spellEnd"/>
-      </w:hyperlink>
-    </w:p>
-    <w:p>
-      <w:pPr>
-        <w:rPr>
-          <w:b/>
-          <w:bCs/>
-        </w:rPr>
-      </w:pPr>
-      <w:r>
-        <w:rPr>
-          <w:b/>
-          <w:bCs/>
-        </w:rPr>
-        <w:t>Higher mutation rate does not straightforwardly raise establishment probability</w:t>
-      </w:r>
-    </w:p>
-    <w:p>
-      <w:r>
-        <w:t xml:space="preserve">This is the subtle but important point. A higher mutation rate increases the </w:t>
-      </w:r>
-      <w:r>
-        <w:rPr>
-          <w:i/>
-          <w:iCs/>
-        </w:rPr>
-        <w:t>supply</w:t>
-      </w:r>
-      <w:r>
-        <w:t xml:space="preserve"> of potential adaptive mutants, but it does not change the probability that any single new mutant will establish. In fact, the two can pull in opposite directions: higher mutation rates generally led to faster adaptation to antibiotics, but in one strain with an extremely high mutation rate, the ability to evolve was significantly reduced. The reason is </w:t>
-      </w:r>
-      <w:r>
-        <w:rPr>
-          <w:b/>
-          <w:bCs/>
-        </w:rPr>
-        <w:t>genetic load</w:t>
-      </w:r>
-      <w:r>
-        <w:t xml:space="preserve"> — hypermutators produce more deleterious mutations alongside beneficial ones, eventually undermining fitness. </w:t>
-      </w:r>
-      <w:hyperlink r:id="rId13" w:tgtFrame="_blank" w:history="1">
-        <w:r>
-          <w:rPr>
-            <w:rStyle w:val="Hyperlink"/>
-          </w:rPr>
-          <w:t>ResearchGate</w:t>
-        </w:r>
-      </w:hyperlink>
-    </w:p>
-    <w:p>
-      <w:r>
-        <w:t xml:space="preserve">This tension is visible in long-term evolution experiments: as a consequence of the tension between adaptation and genetic load, theory predicts that populations of hypermutators should re-evolve lower mutation rates after they have become established. </w:t>
-      </w:r>
-      <w:hyperlink r:id="rId14" w:tgtFrame="_blank" w:history="1">
-        <w:r>
-          <w:rPr>
-            <w:rStyle w:val="Hyperlink"/>
-          </w:rPr>
-          <w:t>Microbiology Society</w:t>
-        </w:r>
-      </w:hyperlink>
-    </w:p>
-    <w:p>
-      <w:pPr>
-        <w:rPr>
-          <w:b/>
-          <w:bCs/>
-        </w:rPr>
-      </w:pPr>
-      <w:r>
-        <w:rPr>
-          <w:b/>
-          <w:bCs/>
-        </w:rPr>
-        <w:t>Establishment probability depends on fitness, not mutation rate</w:t>
-      </w:r>
-    </w:p>
-    <w:p>
-      <w:r>
-        <w:t xml:space="preserve">In the simplest case, Haldane's classical result states that the establishment probability of a mutation with a time- and frequency-independent selection coefficient </w:t>
-      </w:r>
-      <w:r>
-        <w:rPr>
-          <w:i/>
-          <w:iCs/>
-        </w:rPr>
-        <w:t>s</w:t>
-      </w:r>
-      <w:r>
-        <w:t xml:space="preserve"> is approximately 2</w:t>
-      </w:r>
-      <w:r>
-        <w:rPr>
-          <w:i/>
-          <w:iCs/>
-        </w:rPr>
-        <w:t>s</w:t>
-      </w:r>
-      <w:r>
-        <w:t xml:space="preserve">. </w:t>
-      </w:r>
-      <w:proofErr w:type="gramStart"/>
-      <w:r>
-        <w:t>So</w:t>
-      </w:r>
-      <w:proofErr w:type="gramEnd"/>
-      <w:r>
-        <w:t xml:space="preserve"> establishment probability is set primarily by the </w:t>
-      </w:r>
-      <w:r>
-        <w:rPr>
-          <w:b/>
-          <w:bCs/>
-        </w:rPr>
-        <w:t>selective advantage</w:t>
-      </w:r>
-      <w:r>
-        <w:t xml:space="preserve"> of the mutation — how much faster the mutant grows compared to the ancestral background — not by how frequently the mutation arises. </w:t>
-      </w:r>
-      <w:hyperlink r:id="rId15" w:tgtFrame="_blank" w:history="1">
-        <w:r>
-          <w:rPr>
-            <w:rStyle w:val="Hyperlink"/>
-          </w:rPr>
-          <w:t>PubMed Central</w:t>
-        </w:r>
-      </w:hyperlink>
-    </w:p>
-    <w:p>
-      <w:r>
-        <w:t xml:space="preserve">This means two </w:t>
-      </w:r>
-      <w:proofErr w:type="spellStart"/>
-      <w:r>
-        <w:rPr>
-          <w:i/>
-          <w:iCs/>
-        </w:rPr>
-        <w:t>rpoB</w:t>
-      </w:r>
-      <w:proofErr w:type="spellEnd"/>
-      <w:r>
-        <w:t xml:space="preserve"> mutations arising at identical rates could have radically different establishment probabilities if their fitness costs differ. A mutation like H526Y (high RIF resistance, low fitness cost) will establish far more readily than one with severe transcriptional impairment.</w:t>
-      </w:r>
-    </w:p>
-    <w:p>
-      <w:pPr>
-        <w:rPr>
-          <w:b/>
-          <w:bCs/>
-        </w:rPr>
-      </w:pPr>
-      <w:r>
-        <w:rPr>
-          <w:b/>
-          <w:bCs/>
-        </w:rPr>
-        <w:t>A key warning for your assays</w:t>
-      </w:r>
-    </w:p>
-    <w:p>
-      <w:r>
-        <w:lastRenderedPageBreak/>
-        <w:t xml:space="preserve">Conventional growth rate or competition assays are not sufficient to predict establishment probability. The same net population growth can be attained by a strain with either high or low absolute rates of division and death, but a strain with higher mortality is less likely to establish. Generally, establishment is sensitive to absolute rates of division and death, not just their difference. </w:t>
-      </w:r>
-      <w:hyperlink r:id="rId16" w:tgtFrame="_blank" w:history="1">
-        <w:proofErr w:type="spellStart"/>
-        <w:r>
-          <w:rPr>
-            <w:rStyle w:val="Hyperlink"/>
-          </w:rPr>
-          <w:t>JoVE</w:t>
-        </w:r>
-        <w:proofErr w:type="spellEnd"/>
-      </w:hyperlink>
-    </w:p>
-    <w:p>
-      <w:r>
-        <w:t xml:space="preserve">This matters for your MIC and growth curve data — a mutant that </w:t>
-      </w:r>
-      <w:r>
-        <w:rPr>
-          <w:i/>
-          <w:iCs/>
-        </w:rPr>
-        <w:t>grows</w:t>
-      </w:r>
-      <w:r>
-        <w:t xml:space="preserve"> at a similar rate to WT in your growth curves may still have a much lower establishment probability under antibiotic stress, where death rates are elevated.</w:t>
-      </w:r>
-    </w:p>
-    <w:p>
-      <w:r>
-        <w:pict w14:anchorId="2B047103">
-          <v:rect id="_x0000_i1025" style="width:0;height:1.5pt" o:hralign="center" o:hrstd="t" o:hr="t" fillcolor="#a0a0a0" stroked="f"/>
-        </w:pict>
-      </w:r>
-    </w:p>
-    <w:p>
-      <w:pPr>
-        <w:rPr>
-          <w:b/>
-          <w:bCs/>
-        </w:rPr>
-      </w:pPr>
-      <w:r>
-        <w:rPr>
-          <w:b/>
-          <w:bCs/>
-        </w:rPr>
-        <w:t>Summary diagram of the logic</w:t>
-      </w:r>
-    </w:p>
-    <w:p>
-      <w:r>
-        <w:t>Mutation rate (</w:t>
-      </w:r>
-      <w:proofErr w:type="gramStart"/>
-      <w:r>
-        <w:t xml:space="preserve">μ)   </w:t>
-      </w:r>
-      <w:proofErr w:type="gramEnd"/>
-      <w:r>
-        <w:t xml:space="preserve">       ×          Establishment probability (</w:t>
-      </w:r>
-      <w:proofErr w:type="spellStart"/>
-      <w:r>
-        <w:t>p_est</w:t>
-      </w:r>
-      <w:proofErr w:type="spellEnd"/>
-      <w:r>
-        <w:t>)</w:t>
-      </w:r>
-    </w:p>
-    <w:p>
-      <w:r>
-        <w:t xml:space="preserve">      ↓                                           ↓</w:t>
-      </w:r>
-    </w:p>
-    <w:p>
-      <w:r>
-        <w:t>How often mutants arise          Whether any given mutant survives drift</w:t>
-      </w:r>
-    </w:p>
-    <w:p>
-      <w:r>
-        <w:t xml:space="preserve">      ↓                                           ↓</w:t>
-      </w:r>
-    </w:p>
-    <w:p>
-      <w:r>
-        <w:t xml:space="preserve">                    ↓↓↓ TOGETHER ↓↓↓</w:t>
-      </w:r>
-    </w:p>
-    <w:p>
-      <w:r>
-        <w:t xml:space="preserve">         Rate of observable adaptive evolution</w:t>
-      </w:r>
-    </w:p>
-    <w:p>
-      <w:r>
-        <w:t xml:space="preserve">         (what your fluctuation assay actually detects)</w:t>
-      </w:r>
-    </w:p>
-    <w:p>
-      <w:r>
-        <w:t>The observed mutant count on your selection plates is always a joint product of both — which is precisely why neither the raw frequency nor a simple colony count can tell you mutation rate alone without accounting for establishment probability.</w:t>
-      </w:r>
-    </w:p>
-    <w:p/>
-    <w:p>
-      <w:r>
-        <w:t>Does high mutation rate equal high establishment rate</w:t>
-      </w:r>
-      <w:r>
-        <w:t>??</w:t>
-      </w:r>
-    </w:p>
-    <w:p/>
-    <w:p>
-      <w:pPr>
-        <w:rPr>
-          <w:b/>
-          <w:bCs/>
-        </w:rPr>
-      </w:pPr>
-      <w:r>
-        <w:rPr>
-          <w:b/>
-          <w:bCs/>
-        </w:rPr>
-        <w:t>We know</w:t>
-      </w:r>
-      <w:r>
-        <w:rPr>
-          <w:b/>
-          <w:bCs/>
-        </w:rPr>
-        <w:t xml:space="preserve"> there is uneven distribution in liquid but we assume they are the same </w:t>
-      </w:r>
-    </w:p>
-    <w:p>
-      <w:pPr>
-        <w:rPr>
-          <w:b/>
-          <w:bCs/>
-        </w:rPr>
-      </w:pPr>
-      <w:r>
-        <w:rPr>
-          <w:b/>
-          <w:bCs/>
-        </w:rPr>
-        <w:t xml:space="preserve"> </w:t>
-      </w:r>
-    </w:p>
-    <w:p>
-      <w:pPr>
-        <w:rPr>
-          <w:b/>
-          <w:bCs/>
-        </w:rPr>
-      </w:pPr>
-      <w:r>
-        <w:rPr>
-          <w:b/>
-          <w:bCs/>
-        </w:rPr>
-        <w:t xml:space="preserve">Selection vs establishment </w:t>
-      </w:r>
-      <w:r>
-        <w:rPr>
-          <w:b/>
-          <w:bCs/>
-        </w:rPr>
-        <w:t xml:space="preserve"> </w:t>
-      </w:r>
-    </w:p>
-    <w:p>
-      <w:pPr>
-        <w:rPr>
-          <w:b/>
-          <w:bCs/>
-        </w:rPr>
-      </w:pPr>
-      <w:r>
-        <w:rPr>
-          <w:b/>
-          <w:bCs/>
-        </w:rPr>
-        <w:t xml:space="preserve">Relationship between selection, establishment and </w:t>
-      </w:r>
-      <w:r>
-        <w:rPr>
-          <w:b/>
-          <w:bCs/>
-        </w:rPr>
-        <w:t>mutation rate</w:t>
-      </w:r>
-    </w:p>
-    <w:p>
-      <w:pPr>
-        <w:rPr>
-          <w:b/>
-          <w:bCs/>
-        </w:rPr>
-      </w:pPr>
-      <w:r>
-        <w:rPr>
-          <w:b/>
-          <w:bCs/>
-        </w:rPr>
-        <w:t xml:space="preserve">This system is stochastic but we have an uneven distribution </w:t>
-      </w:r>
-      <w:r>
-        <w:rPr>
-          <w:b/>
-          <w:bCs/>
-        </w:rPr>
-        <w:t xml:space="preserve">some </w:t>
-      </w:r>
-      <w:proofErr w:type="spellStart"/>
-      <w:r>
-        <w:rPr>
-          <w:b/>
-          <w:bCs/>
-        </w:rPr>
-        <w:t>rpoB</w:t>
-      </w:r>
-      <w:proofErr w:type="spellEnd"/>
-      <w:r>
-        <w:rPr>
-          <w:b/>
-          <w:bCs/>
-        </w:rPr>
-        <w:t xml:space="preserve"> mutations </w:t>
-      </w:r>
-      <w:r>
-        <w:rPr>
-          <w:b/>
-          <w:bCs/>
-        </w:rPr>
-        <w:t>t</w:t>
-      </w:r>
-      <w:r>
-        <w:rPr>
-          <w:b/>
-          <w:bCs/>
-        </w:rPr>
-        <w:t xml:space="preserve">hat we see more of has more ways to </w:t>
-      </w:r>
-      <w:r>
-        <w:rPr>
-          <w:b/>
-          <w:bCs/>
-        </w:rPr>
-        <w:t xml:space="preserve">select and establish </w:t>
-      </w:r>
-      <w:proofErr w:type="gramStart"/>
-      <w:r>
-        <w:rPr>
-          <w:b/>
-          <w:bCs/>
-        </w:rPr>
-        <w:t xml:space="preserve">than </w:t>
-      </w:r>
-      <w:r>
-        <w:rPr>
-          <w:b/>
-          <w:bCs/>
-        </w:rPr>
-        <w:t xml:space="preserve"> </w:t>
-      </w:r>
-      <w:r>
-        <w:rPr>
-          <w:b/>
-          <w:bCs/>
-        </w:rPr>
-        <w:t>others</w:t>
-      </w:r>
-      <w:proofErr w:type="gramEnd"/>
-      <w:r>
-        <w:rPr>
-          <w:b/>
-          <w:bCs/>
-        </w:rPr>
-        <w:t xml:space="preserve"> more rare ones</w:t>
-      </w:r>
-      <w:r>
-        <w:rPr>
-          <w:b/>
-          <w:bCs/>
-        </w:rPr>
-        <w:t>.</w:t>
-      </w:r>
-    </w:p>
-    <w:p>
-      <w:pPr>
-        <w:rPr>
-          <w:b/>
-          <w:bCs/>
-        </w:rPr>
-      </w:pPr>
-      <w:r>
-        <w:rPr>
-          <w:b/>
-          <w:bCs/>
-        </w:rPr>
-        <w:t xml:space="preserve">Why? </w:t>
-      </w:r>
-      <w:r>
-        <w:rPr>
-          <w:b/>
-          <w:bCs/>
-        </w:rPr>
-        <w:t xml:space="preserve">I want to find out the reason or this uneven distribution </w:t>
-      </w:r>
-    </w:p>
-    <w:p>
-      <w:pPr>
-        <w:rPr>
-          <w:b/>
-          <w:bCs/>
-        </w:rPr>
-      </w:pPr>
-    </w:p>
-    <w:p>
-      <w:pPr>
-        <w:numPr>
-          <w:ilvl w:val="0"/>
-          <w:numId w:val="8"/>
-        </w:numPr>
-        <w:rPr>
-          <w:b/>
-          <w:bCs/>
-          <w:lang w:val="en-US"/>
-        </w:rPr>
-      </w:pPr>
-      <w:r>
-        <w:rPr>
-          <w:b/>
-          <w:bCs/>
-          <w:lang w:val="en-US"/>
-        </w:rPr>
-        <w:t>Luck (stochastic)</w:t>
-      </w:r>
-    </w:p>
-    <w:p>
-      <w:pPr>
-        <w:numPr>
-          <w:ilvl w:val="0"/>
-          <w:numId w:val="8"/>
-        </w:numPr>
-        <w:rPr>
-          <w:b/>
-          <w:bCs/>
-          <w:lang w:val="en-US"/>
-        </w:rPr>
-      </w:pPr>
-      <w:r>
-        <w:rPr>
-          <w:b/>
-          <w:bCs/>
-          <w:lang w:val="en-US"/>
-        </w:rPr>
-        <w:t xml:space="preserve">Inoculum size </w:t>
-      </w:r>
-    </w:p>
-    <w:p>
-      <w:pPr>
-        <w:numPr>
-          <w:ilvl w:val="0"/>
-          <w:numId w:val="8"/>
-        </w:numPr>
-        <w:rPr>
-          <w:b/>
-          <w:bCs/>
-        </w:rPr>
-      </w:pPr>
-      <w:r>
-        <w:rPr>
-          <w:b/>
-          <w:bCs/>
-        </w:rPr>
-        <w:t xml:space="preserve">high mutational accessibility </w:t>
-      </w:r>
-    </w:p>
-    <w:p>
-      <w:pPr>
-        <w:numPr>
-          <w:ilvl w:val="0"/>
-          <w:numId w:val="8"/>
-        </w:numPr>
-        <w:rPr>
-          <w:b/>
-          <w:bCs/>
-        </w:rPr>
-      </w:pPr>
-      <w:r>
-        <w:rPr>
-          <w:b/>
-          <w:bCs/>
-        </w:rPr>
-        <w:t>low or compensable fitness cost</w:t>
-      </w:r>
-    </w:p>
-    <w:p>
-      <w:pPr>
-        <w:pStyle w:val="ListParagraph"/>
-        <w:numPr>
-          <w:ilvl w:val="0"/>
-          <w:numId w:val="8"/>
-        </w:numPr>
-        <w:rPr>
-          <w:b/>
-          <w:bCs/>
-        </w:rPr>
-      </w:pPr>
-      <w:r>
-        <w:rPr>
-          <w:b/>
-          <w:bCs/>
-        </w:rPr>
-        <w:t xml:space="preserve">Mutation frequency – some loci are more likely to mutate </w:t>
-      </w:r>
-    </w:p>
-    <w:p>
-      <w:pPr>
-        <w:pStyle w:val="ListParagraph"/>
-        <w:numPr>
-          <w:ilvl w:val="0"/>
-          <w:numId w:val="8"/>
-        </w:numPr>
-        <w:rPr>
-          <w:b/>
-          <w:bCs/>
-        </w:rPr>
-      </w:pPr>
-      <w:r>
-        <w:rPr>
-          <w:b/>
-          <w:bCs/>
-        </w:rPr>
-        <w:t xml:space="preserve">Some are more like to establish </w:t>
-      </w:r>
-    </w:p>
-    <w:p>
-      <w:pPr>
-        <w:pStyle w:val="ListParagraph"/>
-        <w:numPr>
-          <w:ilvl w:val="0"/>
-          <w:numId w:val="8"/>
-        </w:numPr>
-        <w:rPr>
-          <w:b/>
-          <w:bCs/>
-        </w:rPr>
-      </w:pPr>
-      <w:r>
-        <w:rPr>
-          <w:b/>
-          <w:bCs/>
-        </w:rPr>
-        <w:t>Mutation frequency vs establishment frequency which is it?</w:t>
-      </w:r>
-    </w:p>
-    <w:p>
       <w:pPr>
         <w:rPr>
           <w:b/>
@@ -5775,6 +3833,39 @@
           <w:bCs/>
         </w:rPr>
       </w:pPr>
+      <w:r>
+        <w:rPr>
+          <w:b/>
+          <w:bCs/>
+        </w:rPr>
+        <w:t>Novelty and gaps:</w:t>
+      </w:r>
+    </w:p>
+    <w:p>
+      <w:r>
+        <w:t>What I am trying to find out</w:t>
+      </w:r>
+      <w:r>
+        <w:t>?</w:t>
+      </w:r>
+    </w:p>
+    <w:p>
+      <w:r>
+        <w:t xml:space="preserve">How does environmental factors like temperature and media richness affect the growth of my RIF resistant </w:t>
+      </w:r>
+      <w:proofErr w:type="spellStart"/>
+      <w:r>
+        <w:t>rpoB</w:t>
+      </w:r>
+      <w:proofErr w:type="spellEnd"/>
+      <w:r>
+        <w:t xml:space="preserve"> mutations. </w:t>
+      </w:r>
+    </w:p>
+    <w:p>
+      <w:r>
+        <w:t>People have done experiment at certain temperatures however I will do doing this experiment across a whole spectrum. 28c-50c</w:t>
+      </w:r>
     </w:p>
     <w:p>
       <w:pPr>
@@ -5788,359 +3879,6 @@
           <w:b/>
           <w:bCs/>
         </w:rPr>
-        <w:t>mutation rate (Input):</w:t>
-      </w:r>
-      <w:r>
-        <w:t xml:space="preserve"> This is the speed at which random, spontaneous changes occur in an organism's DNA. It is the raw, unintentional generator of genetic variation.</w:t>
-      </w:r>
-    </w:p>
-    <w:p>
-      <w:r>
-        <w:rPr>
-          <w:b/>
-          <w:bCs/>
-        </w:rPr>
-        <w:t xml:space="preserve">Selection </w:t>
-      </w:r>
-      <w:r>
-        <w:rPr>
-          <w:b/>
-          <w:bCs/>
-        </w:rPr>
-        <w:t>(Filtering):</w:t>
-      </w:r>
-      <w:r>
-        <w:t xml:space="preserve"> This is the process where environmental pressures determine which mutations are passed on, </w:t>
-      </w:r>
-      <w:r>
-        <w:t>favouring</w:t>
-      </w:r>
-      <w:r>
-        <w:t xml:space="preserve"> beneficial mutations and removing harmful ones.</w:t>
-      </w:r>
-    </w:p>
-    <w:p>
-      <w:r>
-        <w:rPr>
-          <w:b/>
-          <w:bCs/>
-        </w:rPr>
-        <w:t xml:space="preserve">Establishment: </w:t>
-      </w:r>
-      <w:r>
-        <w:t>The process where a new mutation survives the initial, highly stochastic phase of low frequency and becomes common enough in the population to be shielded from elimination by random genetic drift</w:t>
-      </w:r>
-    </w:p>
-    <w:p/>
-    <w:p>
-      <w:r>
-        <w:t xml:space="preserve">Evolution can become predictable in very </w:t>
-      </w:r>
-      <w:proofErr w:type="spellStart"/>
-      <w:r>
-        <w:t>strigent</w:t>
-      </w:r>
-      <w:proofErr w:type="spellEnd"/>
-      <w:r>
-        <w:t xml:space="preserve"> </w:t>
-      </w:r>
-      <w:proofErr w:type="spellStart"/>
-      <w:r>
-        <w:t>cercusmtances</w:t>
-      </w:r>
-      <w:proofErr w:type="spellEnd"/>
-      <w:r>
-        <w:t xml:space="preserve"> like in the presence of RIF we are guaranteed to see </w:t>
-      </w:r>
-      <w:proofErr w:type="spellStart"/>
-      <w:r>
-        <w:t>rpoB</w:t>
-      </w:r>
-      <w:proofErr w:type="spellEnd"/>
-      <w:r>
-        <w:t xml:space="preserve"> mutations. </w:t>
-      </w:r>
-    </w:p>
-    <w:p>
-      <w:proofErr w:type="gramStart"/>
-      <w:r>
-        <w:t>However</w:t>
-      </w:r>
-      <w:proofErr w:type="gramEnd"/>
-      <w:r>
-        <w:t xml:space="preserve"> there are many </w:t>
-      </w:r>
-      <w:proofErr w:type="spellStart"/>
-      <w:r>
-        <w:t>rpoB</w:t>
-      </w:r>
-      <w:proofErr w:type="spellEnd"/>
-      <w:r>
-        <w:t xml:space="preserve"> mutations and now we want to know why in E. coli we see certain </w:t>
-      </w:r>
-      <w:proofErr w:type="spellStart"/>
-      <w:r>
-        <w:t>rpoB</w:t>
-      </w:r>
-      <w:proofErr w:type="spellEnd"/>
-      <w:r>
-        <w:t xml:space="preserve"> mutations more than others??</w:t>
-      </w:r>
-    </w:p>
-    <w:p>
-      <w:r>
-        <w:t xml:space="preserve">We noticed this first due to mutation rate so we see some mutations much more frequently than others </w:t>
-      </w:r>
-    </w:p>
-    <w:p>
-      <w:r>
-        <w:t xml:space="preserve">Hopefully when </w:t>
-      </w:r>
-      <w:proofErr w:type="spellStart"/>
-      <w:r>
-        <w:t>rif</w:t>
-      </w:r>
-      <w:proofErr w:type="spellEnd"/>
-      <w:r>
-        <w:t xml:space="preserve"> is used on </w:t>
-      </w:r>
-      <w:proofErr w:type="gramStart"/>
-      <w:r>
-        <w:t>E.coli</w:t>
-      </w:r>
-      <w:proofErr w:type="gramEnd"/>
-      <w:r>
-        <w:t xml:space="preserve"> we can predict </w:t>
-      </w:r>
-      <w:proofErr w:type="spellStart"/>
-      <w:r>
-        <w:t>rpoB</w:t>
-      </w:r>
-      <w:proofErr w:type="spellEnd"/>
-      <w:r>
-        <w:t xml:space="preserve"> mutations will occur and we can know exactly which ones </w:t>
-      </w:r>
-    </w:p>
-    <w:p>
-      <w:r>
-        <w:t xml:space="preserve">Story can be evolution is very hard to predict however we are taking baby steps </w:t>
-      </w:r>
-    </w:p>
-    <w:p>
-      <w:r>
-        <w:t xml:space="preserve">Does LB matter in </w:t>
-      </w:r>
-      <w:proofErr w:type="spellStart"/>
-      <w:r>
-        <w:t>rif</w:t>
-      </w:r>
-      <w:proofErr w:type="spellEnd"/>
-      <w:r>
-        <w:t xml:space="preserve"> plates because </w:t>
-      </w:r>
-      <w:proofErr w:type="spellStart"/>
-      <w:r>
-        <w:t>rif</w:t>
-      </w:r>
-      <w:proofErr w:type="spellEnd"/>
-      <w:r>
-        <w:t xml:space="preserve"> is the main character </w:t>
-      </w:r>
-    </w:p>
-    <w:p>
-      <w:r>
-        <w:lastRenderedPageBreak/>
-        <w:t xml:space="preserve">Same strain in the same environment same time but we see a preference for certain mutations </w:t>
-      </w:r>
-    </w:p>
-    <w:p>
-      <w:pPr>
-        <w:rPr>
-          <w:b/>
-          <w:bCs/>
-        </w:rPr>
-      </w:pPr>
-    </w:p>
-    <w:p>
-      <w:r>
-        <w:t xml:space="preserve">From both clinical and laboratory data we can see that certain </w:t>
-      </w:r>
-      <w:proofErr w:type="spellStart"/>
-      <w:r>
-        <w:t>rpoB</w:t>
-      </w:r>
-      <w:proofErr w:type="spellEnd"/>
-      <w:r>
-        <w:t xml:space="preserve"> </w:t>
-      </w:r>
-      <w:r>
-        <w:t xml:space="preserve">mutations are favoured by </w:t>
-      </w:r>
-      <w:r>
-        <w:t xml:space="preserve">bacteria when exposed to a stressor like RIF. </w:t>
-      </w:r>
-      <w:r>
-        <w:t xml:space="preserve"> </w:t>
-      </w:r>
-      <w:r>
-        <w:t xml:space="preserve">It was originally theorised that </w:t>
-      </w:r>
-      <w:r>
-        <w:t xml:space="preserve">mutations arise stochastically </w:t>
-      </w:r>
-      <w:r>
-        <w:t xml:space="preserve">(why). </w:t>
-      </w:r>
-      <w:proofErr w:type="gramStart"/>
-      <w:r>
-        <w:t>However</w:t>
-      </w:r>
-      <w:proofErr w:type="gramEnd"/>
-      <w:r>
-        <w:t xml:space="preserve"> after looking at our lab results and results from other papers </w:t>
-      </w:r>
-      <w:r>
-        <w:t xml:space="preserve">we see that it is not the case. Certain mutations like the S531L in clinical TB and </w:t>
-      </w:r>
-      <w:r>
-        <w:t xml:space="preserve">H526Y in E. coli in our lab are by far the most common. </w:t>
-      </w:r>
-      <w:r>
-        <w:t xml:space="preserve">Why is this the case? Is there </w:t>
-      </w:r>
-      <w:r>
-        <w:t xml:space="preserve">bias to the </w:t>
-      </w:r>
-      <w:r>
-        <w:t>evolution</w:t>
-      </w:r>
-      <w:r>
-        <w:t xml:space="preserve"> of </w:t>
-      </w:r>
-      <w:proofErr w:type="spellStart"/>
-      <w:r>
-        <w:t>rpoB</w:t>
-      </w:r>
-      <w:proofErr w:type="spellEnd"/>
-      <w:r>
-        <w:t xml:space="preserve"> mutations and if we can find the patter could it help with the predictably of evolution? </w:t>
-      </w:r>
-      <w:r>
-        <w:t xml:space="preserve"> </w:t>
-      </w:r>
-      <w:r>
-        <w:t xml:space="preserve"> </w:t>
-      </w:r>
-    </w:p>
-    <w:p>
-      <w:pPr>
-        <w:rPr>
-          <w:b/>
-          <w:bCs/>
-        </w:rPr>
-      </w:pPr>
-    </w:p>
-    <w:p>
-      <w:pPr>
-        <w:rPr>
-          <w:b/>
-          <w:bCs/>
-        </w:rPr>
-      </w:pPr>
-    </w:p>
-    <w:p>
-      <w:pPr>
-        <w:rPr>
-          <w:b/>
-          <w:bCs/>
-        </w:rPr>
-      </w:pPr>
-    </w:p>
-    <w:p>
-      <w:pPr>
-        <w:rPr>
-          <w:b/>
-          <w:bCs/>
-        </w:rPr>
-      </w:pPr>
-    </w:p>
-    <w:p>
-      <w:pPr>
-        <w:rPr>
-          <w:b/>
-          <w:bCs/>
-        </w:rPr>
-      </w:pPr>
-    </w:p>
-    <w:p>
-      <w:pPr>
-        <w:rPr>
-          <w:b/>
-          <w:bCs/>
-        </w:rPr>
-      </w:pPr>
-    </w:p>
-    <w:p>
-      <w:pPr>
-        <w:rPr>
-          <w:b/>
-          <w:bCs/>
-        </w:rPr>
-      </w:pPr>
-    </w:p>
-    <w:p>
-      <w:pPr>
-        <w:rPr>
-          <w:b/>
-          <w:bCs/>
-        </w:rPr>
-      </w:pPr>
-      <w:r>
-        <w:rPr>
-          <w:b/>
-          <w:bCs/>
-        </w:rPr>
-        <w:t>Novelty and gaps:</w:t>
-      </w:r>
-    </w:p>
-    <w:p>
-      <w:r>
-        <w:t>What I am trying to find out</w:t>
-      </w:r>
-      <w:r>
-        <w:t>?</w:t>
-      </w:r>
-    </w:p>
-    <w:p>
-      <w:r>
-        <w:t xml:space="preserve">How does environmental factors like temperature and media richness affect the growth of my RIF resistant </w:t>
-      </w:r>
-      <w:proofErr w:type="spellStart"/>
-      <w:r>
-        <w:t>rpoB</w:t>
-      </w:r>
-      <w:proofErr w:type="spellEnd"/>
-      <w:r>
-        <w:t xml:space="preserve"> mutations. </w:t>
-      </w:r>
-    </w:p>
-    <w:p>
-      <w:r>
-        <w:t>People have done experiment at certain temperatures however I will do doing this experiment across a whole spectrum. 28c-50c</w:t>
-      </w:r>
-    </w:p>
-    <w:p>
-      <w:pPr>
-        <w:rPr>
-          <w:b/>
-          <w:bCs/>
-        </w:rPr>
-      </w:pPr>
-      <w:r>
-        <w:rPr>
-          <w:b/>
-          <w:bCs/>
-        </w:rPr>
         <w:t>Intended approach and research methods</w:t>
       </w:r>
       <w:r>
@@ -6153,6 +3891,7 @@
     </w:p>
     <w:p>
       <w:r>
+        <w:lastRenderedPageBreak/>
         <w:t xml:space="preserve">As discussed </w:t>
       </w:r>
       <w:r>
@@ -6269,11 +4008,7 @@
         <w:t xml:space="preserve">being M9 glucose while the bottom three rows will be LB. </w:t>
       </w:r>
       <w:r>
-        <w:t xml:space="preserve">This leaves me </w:t>
-      </w:r>
-      <w:r>
-        <w:lastRenderedPageBreak/>
-        <w:t xml:space="preserve">30 wells for each media which perfectly </w:t>
+        <w:t xml:space="preserve">This leaves me 30 wells for each media which perfectly </w:t>
       </w:r>
       <w:r>
         <w:t xml:space="preserve">accommodates for our 28 mutations along with the wild type and another well to act as the blank. </w:t>
@@ -6960,7 +4695,6 @@
                 <w:lang w:eastAsia="en-AU"/>
                 <w14:ligatures w14:val="none"/>
               </w:rPr>
-              <w:lastRenderedPageBreak/>
               <w:t>M5</w:t>
             </w:r>
           </w:p>
@@ -8644,7 +6378,6 @@
         <w:rPr>
           <w:noProof/>
         </w:rPr>
-        <w:lastRenderedPageBreak/>
         <w:drawing>
           <wp:inline distT="0" distB="0" distL="0" distR="0" wp14:anchorId="49480D82" wp14:editId="771C3BE9">
             <wp:extent cx="3648075" cy="3202271"/>
@@ -8663,7 +6396,7 @@
                     </pic:cNvPicPr>
                   </pic:nvPicPr>
                   <pic:blipFill>
-                    <a:blip r:embed="rId17">
+                    <a:blip r:embed="rId5">
                       <a:extLst>
                         <a:ext uri="{28A0092B-C50C-407E-A947-70E740481C1C}">
                           <a14:useLocalDpi xmlns:a14="http://schemas.microsoft.com/office/drawing/2010/main" val="0"/>
@@ -12182,6 +9915,7 @@
                 <w:lang w:eastAsia="en-AU"/>
                 <w14:ligatures w14:val="none"/>
               </w:rPr>
+              <w:lastRenderedPageBreak/>
               <w:t> </w:t>
             </w:r>
           </w:p>
@@ -13673,7 +11407,6 @@
                 <w:lang w:eastAsia="en-AU"/>
                 <w14:ligatures w14:val="none"/>
               </w:rPr>
-              <w:lastRenderedPageBreak/>
               <w:t>Assay 1</w:t>
             </w:r>
           </w:p>
@@ -28054,7 +25787,6 @@
           <w:b/>
           <w:bCs/>
         </w:rPr>
-        <w:lastRenderedPageBreak/>
         <w:t xml:space="preserve">Pouring plates </w:t>
       </w:r>
     </w:p>
@@ -36056,6 +33788,36 @@
       <w14:ligatures w14:val="none"/>
     </w:rPr>
   </w:style>
+  <w:style w:type="paragraph" w:styleId="PlainText">
+    <w:name w:val="Plain Text"/>
+    <w:basedOn w:val="Normal"/>
+    <w:link w:val="PlainTextChar"/>
+    <w:uiPriority w:val="99"/>
+    <w:unhideWhenUsed/>
+    <w:rsid w:val="00EC09FF"/>
+    <w:pPr>
+      <w:spacing w:after="0" w:line="240" w:lineRule="auto"/>
+    </w:pPr>
+    <w:rPr>
+      <w:rFonts w:ascii="Consolas" w:hAnsi="Consolas"/>
+      <w:sz w:val="21"/>
+      <w:szCs w:val="21"/>
+      <w:lang w:eastAsia="zh-CN"/>
+    </w:rPr>
+  </w:style>
+  <w:style w:type="character" w:customStyle="1" w:styleId="PlainTextChar">
+    <w:name w:val="Plain Text Char"/>
+    <w:basedOn w:val="DefaultParagraphFont"/>
+    <w:link w:val="PlainText"/>
+    <w:uiPriority w:val="99"/>
+    <w:rsid w:val="00EC09FF"/>
+    <w:rPr>
+      <w:rFonts w:ascii="Consolas" w:hAnsi="Consolas"/>
+      <w:sz w:val="21"/>
+      <w:szCs w:val="21"/>
+      <w:lang w:eastAsia="zh-CN"/>
+    </w:rPr>
+  </w:style>
 </w:styles>
 </file>
 

--- a/Writing/Lit review.docx
+++ b/Writing/Lit review.docx
@@ -42,40 +42,107 @@
           <w:bCs/>
         </w:rPr>
       </w:pPr>
-    </w:p>
-    <w:p>
-      <w:r>
-        <w:t xml:space="preserve">Antibiotic resistance (AR) has become such an issue due to overuse and misuse that we are considered to be in a crisis (Ventola, 2015). Just in 2024 alone there were 1.23 million deaths related to Mycobacterium tuberculosis (TB) with approximately 390,000 people developing the MDR/RR-TB resistant strain (World Health Organization, 2024). This issue has developed further to affecting the environment as </w:t>
-      </w:r>
-      <w:r>
-        <w:t>misuse</w:t>
-      </w:r>
-      <w:r>
-        <w:t xml:space="preserve"> in agriculture </w:t>
-      </w:r>
-      <w:r>
-        <w:t>particularly</w:t>
-      </w:r>
-      <w:r>
-        <w:t xml:space="preserve"> on farms has caused large amounts </w:t>
-      </w:r>
-      <w:r>
-        <w:t>antibiotic</w:t>
-      </w:r>
-      <w:r>
-        <w:t xml:space="preserve"> to be released into the surrounding environment (Andersson and Hughes, 2014). Originally, it has been postulated that it was possible to effectively control AR through limited use, as resistant bacteria should be out competed by its more fit wild type counterpart in the absence of drugs. The theory was resistance genes while hugely </w:t>
+      <w:r>
+        <w:t xml:space="preserve">Antibiotic resistance (AR) has become such </w:t>
+      </w:r>
+      <w:r>
+        <w:t xml:space="preserve">an issue due to decades of overuse and misuse that </w:t>
+      </w:r>
+      <w:r>
+        <w:t xml:space="preserve">now </w:t>
+      </w:r>
+      <w:r>
+        <w:t>it is widely considered a global health crisis (Ventola, 2015)</w:t>
+      </w:r>
+      <w:r>
+        <w:t>. Just in 2024 alone</w:t>
+      </w:r>
+      <w:r>
+        <w:t>,</w:t>
+      </w:r>
+      <w:r>
+        <w:t xml:space="preserve"> there were 1.23 million deaths related to Mycobacterium tuberculosis (TB) with approximately 390,000 people developing </w:t>
+      </w:r>
+      <w:r>
+        <w:t>multidrug</w:t>
+      </w:r>
+      <w:r>
+        <w:t xml:space="preserve"> </w:t>
+      </w:r>
+      <w:r>
+        <w:t>or rifampicin</w:t>
+      </w:r>
+      <w:r>
+        <w:t xml:space="preserve"> </w:t>
+      </w:r>
+      <w:r>
+        <w:t>resistant</w:t>
+      </w:r>
+      <w:r>
+        <w:t xml:space="preserve"> strain (World Health Organization, 2024).</w:t>
+      </w:r>
+      <w:r>
+        <w:t xml:space="preserve"> </w:t>
+      </w:r>
+      <w:r>
+        <w:t xml:space="preserve">This issue also extends </w:t>
+      </w:r>
+      <w:r>
+        <w:t>beyond the</w:t>
+      </w:r>
+      <w:r>
+        <w:t xml:space="preserve"> clin</w:t>
+      </w:r>
+      <w:r>
+        <w:t xml:space="preserve">ic as </w:t>
+      </w:r>
+      <w:r>
+        <w:t>misuse in agriculture, particularly on farms,</w:t>
+      </w:r>
+      <w:r>
+        <w:t xml:space="preserve"> </w:t>
+      </w:r>
+      <w:r>
+        <w:t>has caused large amounts antibiotic to be released into the surrounding environment (Andersson and Hughes, 2014).</w:t>
+      </w:r>
+      <w:r>
+        <w:t xml:space="preserve"> </w:t>
+      </w:r>
+      <w:r>
+        <w:t xml:space="preserve">Originally, it has been postulated that AR </w:t>
+      </w:r>
+      <w:r>
+        <w:t xml:space="preserve">could be controlled </w:t>
+      </w:r>
+      <w:r>
+        <w:t xml:space="preserve">through limited use, </w:t>
+      </w:r>
+      <w:r>
+        <w:t>since resistant bacteria were assumed to be outcompeted by their fitter wild-type counterparts once the selective pressure was removed</w:t>
+      </w:r>
+      <w:r>
+        <w:t xml:space="preserve">. The theory was resistance genes while hugely </w:t>
       </w:r>
       <w:r>
         <w:t>beneficial</w:t>
       </w:r>
       <w:r>
-        <w:t xml:space="preserve"> to the microbe's survival in the presence of drugs generally confer a fitness cost that is often detrimental to the host's survival once drug use has ceased (Melnyk, 2014). </w:t>
-      </w:r>
-      <w:r>
-        <w:t>However,</w:t>
-      </w:r>
-      <w:r>
-        <w:t xml:space="preserve"> this theory has now been largely discarded as resistant bacteria strains over time have evolved many ways of adaptation like Horizontal gene transfer, epistasis and </w:t>
+        <w:t xml:space="preserve"> to the microbe's survival in the presence of drugs generally confer a fitness cost that is often detrimental to the host's survival once drug use has ceased </w:t>
+      </w:r>
+      <w:r>
+        <w:t>(</w:t>
+      </w:r>
+      <w:r>
+        <w:t>Melnyk, Wong and Kassen, 2015)</w:t>
+      </w:r>
+      <w:r>
+        <w:t xml:space="preserve">. </w:t>
+      </w:r>
+      <w:r>
+        <w:t>T</w:t>
+      </w:r>
+      <w:r>
+        <w:t xml:space="preserve">his theory has now been largely discarded as resistant bacteria strains over time have evolved many ways of adaptation like Horizontal gene transfer, epistasis and </w:t>
       </w:r>
       <w:r>
         <w:t>pleiotropy</w:t>
@@ -93,7 +160,13 @@
         <w:t>population</w:t>
       </w:r>
       <w:r>
-        <w:t xml:space="preserve"> but also sometime become more fit than susceptible strains.</w:t>
+        <w:t xml:space="preserve"> but also sometime become </w:t>
+      </w:r>
+      <w:r>
+        <w:t xml:space="preserve">fitter </w:t>
+      </w:r>
+      <w:r>
+        <w:t>than susceptible strains.</w:t>
       </w:r>
       <w:r>
         <w:t xml:space="preserve"> While most studies examine the effect antibiotic has on susceptible bacteria and how bacteria </w:t>
@@ -102,13 +175,19 @@
         <w:t>develop</w:t>
       </w:r>
       <w:r>
-        <w:t xml:space="preserve"> resistance to it the reality of this issue is far more complicated. As </w:t>
-      </w:r>
-      <w:r>
-        <w:t>l</w:t>
-      </w:r>
-      <w:r>
-        <w:t>ayered on top of this is the observation that resistance evolution is rarely a function of antibiotic exposure alone: pH, temperature, and resource availability all shape the fitness landscape a resistant mutant must navigate.</w:t>
+        <w:t xml:space="preserve"> resistance to it the reality of this issue is far more complicated. </w:t>
+      </w:r>
+      <w:r>
+        <w:t>R</w:t>
+      </w:r>
+      <w:r>
+        <w:t>esistance evolution is rarely a function of antibiotic exposure alone</w:t>
+      </w:r>
+      <w:r>
+        <w:t>,</w:t>
+      </w:r>
+      <w:r>
+        <w:t xml:space="preserve"> pH, temperature, and resource availability all shape the fitness landscape a resistant mutant must navigate.</w:t>
       </w:r>
       <w:r>
         <w:t xml:space="preserve"> Furthermore, u</w:t>
@@ -126,474 +205,83 @@
         <w:t xml:space="preserve"> which is </w:t>
       </w:r>
       <w:r>
-        <w:t>where</w:t>
-      </w:r>
-      <w:r>
-        <w:t xml:space="preserve"> does resistance come and why do only some mutations go on to establish? </w:t>
+        <w:t xml:space="preserve">where does resistance come and why do only some mutations go on to establish? </w:t>
       </w:r>
       <w:r>
         <w:t>This process</w:t>
       </w:r>
       <w:r>
-        <w:t xml:space="preserve"> is often described as stochastic, in the sense that it occurs independently of its fitness consequences but </w:t>
-      </w:r>
-      <w:r>
-        <w:t>stochasticity</w:t>
-      </w:r>
-      <w:r>
-        <w:t xml:space="preserve"> does not mean uniform. </w:t>
-      </w:r>
-      <w:r>
-        <w:t xml:space="preserve">These are the two fundamental question I am trying to unpack which is looking at the role environment has on resistance mutation and what influences a seeming stochastic process known as mutations to produce deterministic results. </w:t>
-      </w:r>
-    </w:p>
-    <w:p>
-      <w:pPr>
+        <w:t xml:space="preserve"> is often described as stochastic, in the sense that</w:t>
+      </w:r>
+      <w:r>
+        <w:t xml:space="preserve"> </w:t>
+      </w:r>
+      <w:r>
+        <w:t>mutation</w:t>
+      </w:r>
+      <w:r>
+        <w:t>s</w:t>
+      </w:r>
+      <w:r>
+        <w:t xml:space="preserve"> </w:t>
+      </w:r>
+      <w:r>
+        <w:t>occur</w:t>
+      </w:r>
+      <w:r>
+        <w:t xml:space="preserve"> independently of its fitness </w:t>
+      </w:r>
+      <w:r>
+        <w:t>effects</w:t>
+      </w:r>
+      <w:r>
+        <w:t>, but stochastic does not mean uniform</w:t>
+      </w:r>
+      <w:r>
+        <w:t xml:space="preserve">. </w:t>
+      </w:r>
+      <w:r>
+        <w:t xml:space="preserve">These are the two fundamental question I am trying to </w:t>
+      </w:r>
+      <w:r>
+        <w:t>address;</w:t>
+      </w:r>
+      <w:r>
+        <w:t xml:space="preserve"> </w:t>
+      </w:r>
+      <w:r>
+        <w:t>the role environment plays in the fitness effects of resistance mutations</w:t>
+      </w:r>
+      <w:r>
+        <w:t xml:space="preserve"> </w:t>
+      </w:r>
+      <w:r>
+        <w:t xml:space="preserve">and </w:t>
+      </w:r>
+      <w:r>
+        <w:t xml:space="preserve">what influences a </w:t>
+      </w:r>
+      <w:r>
+        <w:t xml:space="preserve">stochastic process </w:t>
+      </w:r>
+      <w:r>
+        <w:t xml:space="preserve">to create </w:t>
+      </w:r>
+      <w:r>
+        <w:t>outcomes that are</w:t>
+      </w:r>
+      <w:r>
+        <w:t xml:space="preserve"> </w:t>
+      </w:r>
+      <w:r>
+        <w:t>uneven, and sometimes close to deterministic</w:t>
+      </w:r>
+      <w:r>
         <w:rPr>
           <w:b/>
           <w:bCs/>
         </w:rPr>
-      </w:pPr>
-      <w:r>
-        <w:rPr>
-          <w:b/>
-          <w:bCs/>
-        </w:rPr>
-        <w:t xml:space="preserve">E. coli, RIF and </w:t>
-      </w:r>
-      <w:proofErr w:type="spellStart"/>
-      <w:r>
-        <w:rPr>
-          <w:b/>
-          <w:bCs/>
-        </w:rPr>
-        <w:t>rpoB</w:t>
-      </w:r>
-      <w:proofErr w:type="spellEnd"/>
-      <w:r>
-        <w:rPr>
-          <w:b/>
-          <w:bCs/>
-        </w:rPr>
-        <w:t xml:space="preserve">: </w:t>
-      </w:r>
-    </w:p>
-    <w:p>
-      <w:r>
-        <w:t xml:space="preserve">To </w:t>
-      </w:r>
-      <w:r>
-        <w:t xml:space="preserve">investigate fitness effects and the stochasticity of spontaneous mutations, I will be E. coli with a </w:t>
-      </w:r>
-      <w:proofErr w:type="spellStart"/>
-      <w:r>
-        <w:t>rpoB</w:t>
-      </w:r>
-      <w:proofErr w:type="spellEnd"/>
-      <w:r>
-        <w:t xml:space="preserve"> mutation as my model organism. The </w:t>
-      </w:r>
-      <w:proofErr w:type="spellStart"/>
-      <w:r>
-        <w:t>rpoB</w:t>
-      </w:r>
-      <w:proofErr w:type="spellEnd"/>
-      <w:r>
-        <w:t xml:space="preserve"> mutation induced my RIF is will act as the differentiator. To provide some background, RIF is a </w:t>
-      </w:r>
-      <w:proofErr w:type="gramStart"/>
-      <w:r>
-        <w:t>broad spectrum</w:t>
-      </w:r>
-      <w:proofErr w:type="gramEnd"/>
-      <w:r>
-        <w:t xml:space="preserve"> </w:t>
-      </w:r>
-      <w:r>
-        <w:t>antibiotic</w:t>
-      </w:r>
-      <w:r>
-        <w:t xml:space="preserve"> in </w:t>
-      </w:r>
-      <w:r>
-        <w:t>the annamycin family</w:t>
-      </w:r>
-      <w:r>
-        <w:t xml:space="preserve"> that is used to treat many bacterial infections like Meningococcal Disease</w:t>
-      </w:r>
-      <w:r>
-        <w:t xml:space="preserve">, </w:t>
-      </w:r>
-      <w:r>
-        <w:t>Haemophilus influenzae type B</w:t>
-      </w:r>
-      <w:r>
-        <w:t xml:space="preserve"> and </w:t>
-      </w:r>
-      <w:r>
-        <w:t>Leprosy</w:t>
-      </w:r>
-      <w:r>
         <w:t xml:space="preserve">. </w:t>
-      </w:r>
-      <w:proofErr w:type="gramStart"/>
-      <w:r>
-        <w:t>However</w:t>
-      </w:r>
-      <w:proofErr w:type="gramEnd"/>
-      <w:r>
-        <w:t xml:space="preserve"> it is most famous form being the first in line drug to treat </w:t>
-      </w:r>
-      <w:r>
-        <w:t>Mycobacterium tuberculosis</w:t>
-      </w:r>
-      <w:r>
-        <w:t>. The drug t</w:t>
-      </w:r>
-      <w:r>
-        <w:t xml:space="preserve">argets the RNA polymerase by binding close to the beta subunit which blocks the </w:t>
-      </w:r>
-      <w:r>
-        <w:lastRenderedPageBreak/>
-        <w:t xml:space="preserve">elongation of synthesized RNA molecules, thereby leading to premature termination of transcription and ultimately cell death (Campbell et al., 2001). </w:t>
-      </w:r>
-      <w:r>
-        <w:rPr>
-          <w:highlight w:val="yellow"/>
-        </w:rPr>
-        <w:t xml:space="preserve">RIF resistance therefore mainly occurs in the </w:t>
-      </w:r>
-      <w:proofErr w:type="spellStart"/>
-      <w:r>
-        <w:rPr>
-          <w:highlight w:val="yellow"/>
-        </w:rPr>
-        <w:t>rpoB</w:t>
-      </w:r>
-      <w:proofErr w:type="spellEnd"/>
-      <w:r>
-        <w:rPr>
-          <w:highlight w:val="yellow"/>
-        </w:rPr>
-        <w:t xml:space="preserve"> gene which encodes the beta subunit of bacterial RNA polymerase. </w:t>
-      </w:r>
-      <w:proofErr w:type="gramStart"/>
-      <w:r>
-        <w:rPr>
-          <w:highlight w:val="yellow"/>
-        </w:rPr>
-        <w:t>Typically</w:t>
-      </w:r>
-      <w:proofErr w:type="gramEnd"/>
-      <w:r>
-        <w:rPr>
-          <w:highlight w:val="yellow"/>
-        </w:rPr>
-        <w:t xml:space="preserve"> resistance is due to a structural change in the beta sub-unit which renders it impossible for RIF to bind onto the original active site (Munita, et al, 2015). Additionally, it is intriguing that although the </w:t>
-      </w:r>
-      <w:proofErr w:type="spellStart"/>
-      <w:r>
-        <w:rPr>
-          <w:highlight w:val="yellow"/>
-        </w:rPr>
-        <w:t>rpoB</w:t>
-      </w:r>
-      <w:proofErr w:type="spellEnd"/>
-      <w:r>
-        <w:rPr>
-          <w:highlight w:val="yellow"/>
-        </w:rPr>
-        <w:t xml:space="preserve"> gene encodes for 1342 amino acids, previous studies done on Haemophilus influenzae, M. tuberculosis, Neisseria and Streptococcus pneumoniae indicate that resistance mutations only occur at a relatively small set of loci known as the rifampicin resistance-determining region (RRDR) (Goldstein, 2014).</w:t>
-      </w:r>
-      <w:r>
-        <w:t xml:space="preserve"> Through this relationship we have managed to evolve 28 unique E. coli strains each </w:t>
-      </w:r>
-      <w:proofErr w:type="spellStart"/>
-      <w:r>
-        <w:t>harboring</w:t>
-      </w:r>
-      <w:proofErr w:type="spellEnd"/>
-      <w:r>
-        <w:t xml:space="preserve"> a unique </w:t>
-      </w:r>
-      <w:proofErr w:type="spellStart"/>
-      <w:r>
-        <w:t>rpoB</w:t>
-      </w:r>
-      <w:proofErr w:type="spellEnd"/>
-      <w:r>
-        <w:t xml:space="preserve"> mutation. Going forward I will be using these mutations to test for fitness effects and the stochasticity. </w:t>
-      </w:r>
-    </w:p>
-    <w:p/>
-    <w:p>
-      <w:r>
-        <w:t xml:space="preserve">Chapter 1 Fitness </w:t>
-      </w:r>
-    </w:p>
-    <w:p/>
-    <w:p>
-      <w:pPr>
-        <w:rPr>
-          <w:b/>
-          <w:bCs/>
-        </w:rPr>
-      </w:pPr>
-      <w:r>
-        <w:rPr>
-          <w:b/>
-          <w:bCs/>
-        </w:rPr>
-        <w:t>Abstract:</w:t>
-      </w:r>
-    </w:p>
-    <w:p>
-      <w:pPr>
-        <w:rPr>
-          <w:b/>
-          <w:bCs/>
-        </w:rPr>
-      </w:pPr>
-      <w:r>
-        <w:rPr>
-          <w:b/>
-          <w:bCs/>
-        </w:rPr>
-        <w:t>Fitness:</w:t>
-      </w:r>
-    </w:p>
-    <w:p>
-      <w:r>
-        <w:t xml:space="preserve">Before </w:t>
-      </w:r>
-      <w:r>
-        <w:t xml:space="preserve">continuing, </w:t>
-      </w:r>
-      <w:r>
-        <w:t xml:space="preserve">I would first like to set some clear definitions that will be important going forward. </w:t>
-      </w:r>
-      <w:r>
-        <w:t xml:space="preserve">Rather than using the common </w:t>
-      </w:r>
-      <w:r>
-        <w:t xml:space="preserve">phrase cost of resistance to describe </w:t>
-      </w:r>
-      <w:r>
-        <w:t xml:space="preserve">the effect a mutation has </w:t>
-      </w:r>
-      <w:r>
-        <w:t>I will be using the term fitness effects.</w:t>
-      </w:r>
-      <w:r>
-        <w:t xml:space="preserve"> This decision was inspired by </w:t>
-      </w:r>
-      <w:r>
-        <w:t>Lenormand et al. (2018)</w:t>
-      </w:r>
-      <w:r>
-        <w:t xml:space="preserve"> who argued in his paper that </w:t>
-      </w:r>
-      <w:r>
-        <w:t>we have been conflating these two concepts which has created misconceptions</w:t>
-      </w:r>
-      <w:r>
-        <w:t xml:space="preserve"> and impedes research efforts. </w:t>
-      </w:r>
-      <w:r>
-        <w:t xml:space="preserve">For this review I will </w:t>
-      </w:r>
-      <w:r>
-        <w:t xml:space="preserve">define fitness </w:t>
-      </w:r>
-      <w:r>
-        <w:t xml:space="preserve">effect as </w:t>
-      </w:r>
-      <w:r>
-        <w:t xml:space="preserve">the effect a </w:t>
-      </w:r>
-      <w:r>
-        <w:t>m</w:t>
-      </w:r>
-      <w:r>
-        <w:t>utation ha</w:t>
-      </w:r>
-      <w:r>
-        <w:t>s o</w:t>
-      </w:r>
-      <w:r>
-        <w:t xml:space="preserve">n an organism’s ability to survive in a given environment. </w:t>
-      </w:r>
-      <w:r>
-        <w:t>This definition</w:t>
-      </w:r>
-      <w:r>
-        <w:t xml:space="preserve"> </w:t>
-      </w:r>
-      <w:r>
-        <w:t xml:space="preserve">is </w:t>
-      </w:r>
-      <w:r>
-        <w:t xml:space="preserve">broad </w:t>
-      </w:r>
-      <w:r>
-        <w:t>and inclusive</w:t>
-      </w:r>
-      <w:r>
-        <w:t xml:space="preserve"> but most importantly </w:t>
-      </w:r>
-      <w:r>
-        <w:t xml:space="preserve">does not propose an assumption </w:t>
-      </w:r>
-      <w:r>
-        <w:t xml:space="preserve">of whether it is good or bad. </w:t>
-      </w:r>
-      <w:r>
-        <w:t xml:space="preserve">Conversely, cost of resistance is </w:t>
-      </w:r>
-      <w:r>
-        <w:t>defined as the price an organism pays</w:t>
-      </w:r>
-      <w:r>
-        <w:t xml:space="preserve"> to survive that is</w:t>
-      </w:r>
-      <w:r>
-        <w:t xml:space="preserve"> </w:t>
-      </w:r>
-      <w:r>
-        <w:t xml:space="preserve">usually in the reduction of fitness in an environment </w:t>
-      </w:r>
-      <w:r>
-        <w:t xml:space="preserve">due to </w:t>
-      </w:r>
-      <w:r>
-        <w:t>factors</w:t>
-      </w:r>
-      <w:r>
-        <w:t xml:space="preserve"> like </w:t>
-      </w:r>
-      <w:r>
-        <w:t>antibiotics, pesticides</w:t>
-      </w:r>
-      <w:r>
-        <w:t>, and</w:t>
-      </w:r>
-      <w:r>
-        <w:t xml:space="preserve"> toxins</w:t>
-      </w:r>
-      <w:r>
-        <w:t>.</w:t>
-      </w:r>
-      <w:r>
-        <w:t xml:space="preserve"> </w:t>
-      </w:r>
-      <w:r>
-        <w:t>With</w:t>
-      </w:r>
-      <w:r>
-        <w:t xml:space="preserve"> the definitions I have listed above</w:t>
-      </w:r>
-      <w:r>
-        <w:t xml:space="preserve"> in mind the</w:t>
-      </w:r>
-      <w:r>
-        <w:t xml:space="preserve"> </w:t>
-      </w:r>
-      <w:r>
-        <w:t>main issue</w:t>
-      </w:r>
-      <w:r>
-        <w:t xml:space="preserve"> we have with the term</w:t>
-      </w:r>
-      <w:r>
-        <w:t xml:space="preserve"> </w:t>
-      </w:r>
-      <w:r>
-        <w:t>cost of resistance</w:t>
-      </w:r>
-      <w:r>
-        <w:t xml:space="preserve"> is that it is too narrow </w:t>
-      </w:r>
-      <w:r>
-        <w:t>and that it is too much of an assumption</w:t>
-      </w:r>
-      <w:r>
-        <w:t xml:space="preserve"> often made too early. This is because </w:t>
-      </w:r>
-      <w:r>
-        <w:t xml:space="preserve">if we have already </w:t>
-      </w:r>
-      <w:proofErr w:type="spellStart"/>
-      <w:r>
-        <w:t>labled</w:t>
-      </w:r>
-      <w:proofErr w:type="spellEnd"/>
-      <w:r>
-        <w:t xml:space="preserve"> an effect as a “cost” we are already assuming </w:t>
-      </w:r>
-      <w:r>
-        <w:t xml:space="preserve">it is inherently negative </w:t>
-      </w:r>
-      <w:r>
-        <w:t xml:space="preserve">when in reality this “cost” that we think we see </w:t>
-      </w:r>
-      <w:r>
-        <w:t xml:space="preserve">in our specific </w:t>
-      </w:r>
-      <w:r>
-        <w:t>treated</w:t>
-      </w:r>
-      <w:r>
-        <w:t xml:space="preserve"> environment could be </w:t>
-      </w:r>
-      <w:r>
-        <w:t>neutral or even beneficial</w:t>
-      </w:r>
-      <w:r>
-        <w:t xml:space="preserve"> in another en</w:t>
-      </w:r>
-      <w:r>
-        <w:t>vironment</w:t>
-      </w:r>
-      <w:r>
-        <w:t xml:space="preserve">. </w:t>
-      </w:r>
-      <w:r>
-        <w:t xml:space="preserve">Because of this </w:t>
-      </w:r>
-      <w:r>
-        <w:t>fitness effect is a much more</w:t>
-      </w:r>
-      <w:r>
-        <w:t xml:space="preserve"> </w:t>
-      </w:r>
-      <w:r>
-        <w:t>appropriate</w:t>
-      </w:r>
-      <w:r>
-        <w:t xml:space="preserve"> and </w:t>
-      </w:r>
-      <w:proofErr w:type="gramStart"/>
-      <w:r>
-        <w:t>open minded</w:t>
-      </w:r>
-      <w:proofErr w:type="gramEnd"/>
-      <w:r>
-        <w:t xml:space="preserve"> term </w:t>
-      </w:r>
-      <w:r>
-        <w:t>as</w:t>
-      </w:r>
-      <w:r>
-        <w:t xml:space="preserve"> it simply takes what we see during </w:t>
-      </w:r>
-      <w:r>
-        <w:t>experiments</w:t>
-      </w:r>
-      <w:r>
-        <w:t xml:space="preserve"> as an effect a</w:t>
-      </w:r>
-      <w:r>
-        <w:t xml:space="preserve">nd analyses the effect as it is and does not make any assumptions as to whether the effect is good or bad. </w:t>
       </w:r>
     </w:p>
     <w:p>
@@ -611,12 +299,802 @@
           <w:bCs/>
         </w:rPr>
       </w:pPr>
+    </w:p>
+    <w:p>
+      <w:pPr>
+        <w:rPr>
+          <w:b/>
+          <w:bCs/>
+        </w:rPr>
+      </w:pPr>
+    </w:p>
+    <w:p>
+      <w:pPr>
+        <w:rPr>
+          <w:b/>
+          <w:bCs/>
+        </w:rPr>
+      </w:pPr>
+    </w:p>
+    <w:p>
+      <w:pPr>
+        <w:rPr>
+          <w:b/>
+          <w:bCs/>
+        </w:rPr>
+      </w:pPr>
+    </w:p>
+    <w:p>
+      <w:pPr>
+        <w:rPr>
+          <w:b/>
+          <w:bCs/>
+        </w:rPr>
+      </w:pPr>
+    </w:p>
+    <w:p>
+      <w:pPr>
+        <w:rPr>
+          <w:b/>
+          <w:bCs/>
+        </w:rPr>
+      </w:pPr>
       <w:r>
         <w:rPr>
           <w:b/>
           <w:bCs/>
         </w:rPr>
         <w:lastRenderedPageBreak/>
+        <w:t xml:space="preserve">E. coli, RIF and </w:t>
+      </w:r>
+      <w:proofErr w:type="spellStart"/>
+      <w:r>
+        <w:rPr>
+          <w:b/>
+          <w:bCs/>
+        </w:rPr>
+        <w:t>rpoB</w:t>
+      </w:r>
+      <w:proofErr w:type="spellEnd"/>
+      <w:r>
+        <w:rPr>
+          <w:b/>
+          <w:bCs/>
+        </w:rPr>
+        <w:t xml:space="preserve">: </w:t>
+      </w:r>
+    </w:p>
+    <w:p>
+      <w:r>
+        <w:t>To investigate the fitness effects and stochasticity of spontaneous resistance mutations,</w:t>
+      </w:r>
+      <w:r>
+        <w:t xml:space="preserve"> </w:t>
+      </w:r>
+      <w:r>
+        <w:t xml:space="preserve">I will be using </w:t>
+      </w:r>
+      <w:r>
+        <w:rPr>
+          <w:i/>
+          <w:iCs/>
+        </w:rPr>
+        <w:t>Escherichia coli</w:t>
+      </w:r>
+      <w:r>
+        <w:rPr>
+          <w:i/>
+          <w:iCs/>
+        </w:rPr>
+        <w:t xml:space="preserve"> </w:t>
+      </w:r>
+      <w:r>
+        <w:t>(E. coli)</w:t>
+      </w:r>
+      <w:r>
+        <w:t xml:space="preserve"> </w:t>
+      </w:r>
+      <w:r>
+        <w:t xml:space="preserve">as my model organism. </w:t>
+      </w:r>
+      <w:r>
+        <w:t>The strains I am using are carrying</w:t>
+      </w:r>
+      <w:r>
+        <w:t xml:space="preserve"> </w:t>
+      </w:r>
+      <w:r>
+        <w:t xml:space="preserve">different </w:t>
+      </w:r>
+      <w:proofErr w:type="spellStart"/>
+      <w:r>
+        <w:t>rpoB</w:t>
+      </w:r>
+      <w:proofErr w:type="spellEnd"/>
+      <w:r>
+        <w:t xml:space="preserve"> mutations </w:t>
+      </w:r>
+      <w:r>
+        <w:t>induced due to exposure to rifampicin</w:t>
+      </w:r>
+      <w:r>
+        <w:t xml:space="preserve"> (RIF). </w:t>
+      </w:r>
+      <w:r>
+        <w:t xml:space="preserve">RIF is a </w:t>
+      </w:r>
+      <w:r>
+        <w:t xml:space="preserve">broad-spectrum antibiotic of the ansamycin family used to treat a range of bacterial infections, including meningococcal disease, </w:t>
+      </w:r>
+      <w:r>
+        <w:rPr>
+          <w:i/>
+          <w:iCs/>
+        </w:rPr>
+        <w:t>Haemophilus influenzae</w:t>
+      </w:r>
+      <w:r>
+        <w:t xml:space="preserve"> type B, and leprosy, though it is best known as a first</w:t>
+      </w:r>
+      <w:r>
+        <w:t xml:space="preserve"> in</w:t>
+      </w:r>
+      <w:r>
+        <w:t xml:space="preserve">line drug for </w:t>
+      </w:r>
+      <w:r>
+        <w:rPr>
+          <w:i/>
+          <w:iCs/>
+        </w:rPr>
+        <w:t>Mycobacterium tuberculosis</w:t>
+      </w:r>
+      <w:r>
+        <w:t xml:space="preserve"> (TB). </w:t>
+      </w:r>
+      <w:r>
+        <w:t>The drug t</w:t>
+      </w:r>
+      <w:r>
+        <w:t xml:space="preserve">argets the RNA polymerase by binding close to the </w:t>
+      </w:r>
+      <w:r>
+        <w:t xml:space="preserve">β subunit </w:t>
+      </w:r>
+      <w:r>
+        <w:t xml:space="preserve">which blocks the elongation of synthesized RNA molecules, thereby leading to premature termination of transcription and ultimately cell death </w:t>
+      </w:r>
+      <w:r>
+        <w:t>(Campbell et al., 2001).</w:t>
+      </w:r>
+      <w:r>
+        <w:t xml:space="preserve"> Due to the specific nature of RIF’s targeting, </w:t>
+      </w:r>
+      <w:r>
+        <w:t xml:space="preserve">resistance overwhelmingly arises through mutation of </w:t>
+      </w:r>
+      <w:proofErr w:type="spellStart"/>
+      <w:r>
+        <w:rPr>
+          <w:i/>
+          <w:iCs/>
+        </w:rPr>
+        <w:t>rpoB</w:t>
+      </w:r>
+      <w:proofErr w:type="spellEnd"/>
+      <w:r>
+        <w:t xml:space="preserve"> gene </w:t>
+      </w:r>
+      <w:r>
+        <w:rPr>
+          <w:highlight w:val="yellow"/>
+        </w:rPr>
+        <w:t xml:space="preserve">which causes </w:t>
+      </w:r>
+      <w:r>
+        <w:rPr>
+          <w:highlight w:val="yellow"/>
+        </w:rPr>
+        <w:t xml:space="preserve">a structural change in the beta sub-unit </w:t>
+      </w:r>
+      <w:r>
+        <w:rPr>
+          <w:highlight w:val="yellow"/>
+        </w:rPr>
+        <w:t xml:space="preserve">and </w:t>
+      </w:r>
+      <w:r>
+        <w:rPr>
+          <w:highlight w:val="yellow"/>
+        </w:rPr>
+        <w:t>renders it impossible for RIF to bind onto the original active site (Munita, et al, 2015)</w:t>
+      </w:r>
+      <w:r>
+        <w:t xml:space="preserve">. </w:t>
+      </w:r>
+      <w:r>
+        <w:t xml:space="preserve">While resistance arises in the </w:t>
+      </w:r>
+      <w:proofErr w:type="spellStart"/>
+      <w:r>
+        <w:t>rpoB</w:t>
+      </w:r>
+      <w:proofErr w:type="spellEnd"/>
+      <w:r>
+        <w:t xml:space="preserve"> gene </w:t>
+      </w:r>
+      <w:r>
+        <w:t xml:space="preserve">which encodes for </w:t>
+      </w:r>
+      <w:r>
+        <w:t xml:space="preserve">1342 amino acids, studies </w:t>
+      </w:r>
+      <w:r>
+        <w:t>looking at</w:t>
+      </w:r>
+      <w:r>
+        <w:t xml:space="preserve"> </w:t>
+      </w:r>
+      <w:r>
+        <w:rPr>
+          <w:i/>
+          <w:iCs/>
+        </w:rPr>
+        <w:t>Haemophilus influenzae</w:t>
+      </w:r>
+      <w:r>
+        <w:t xml:space="preserve">, </w:t>
+      </w:r>
+      <w:r>
+        <w:rPr>
+          <w:i/>
+          <w:iCs/>
+        </w:rPr>
+        <w:t>M. tuberculosis</w:t>
+      </w:r>
+      <w:r>
+        <w:t xml:space="preserve">, </w:t>
+      </w:r>
+      <w:r>
+        <w:rPr>
+          <w:i/>
+          <w:iCs/>
+        </w:rPr>
+        <w:t>Neisseria</w:t>
+      </w:r>
+      <w:r>
+        <w:t xml:space="preserve">, and </w:t>
+      </w:r>
+      <w:r>
+        <w:rPr>
+          <w:i/>
+          <w:iCs/>
+        </w:rPr>
+        <w:t>Streptococcus pneumoniae</w:t>
+      </w:r>
+      <w:r>
+        <w:t xml:space="preserve"> show that resistance mutations cluster within a small set of loci known as the rifampicin resistance</w:t>
+      </w:r>
+      <w:r>
+        <w:t xml:space="preserve"> </w:t>
+      </w:r>
+      <w:r>
+        <w:t>determining region (RRDR) (Goldstein, 2014).</w:t>
+      </w:r>
+      <w:r>
+        <w:t xml:space="preserve"> </w:t>
+      </w:r>
+      <w:r>
+        <w:rPr>
+          <w:highlight w:val="yellow"/>
+        </w:rPr>
+        <w:t xml:space="preserve">Furthermore, </w:t>
+      </w:r>
+      <w:r>
+        <w:rPr>
+          <w:highlight w:val="yellow"/>
+        </w:rPr>
+        <w:t xml:space="preserve">different resistance mutations have </w:t>
+      </w:r>
+      <w:r>
+        <w:rPr>
+          <w:highlight w:val="yellow"/>
+        </w:rPr>
+        <w:t>distinct mechanisms</w:t>
+      </w:r>
+      <w:r>
+        <w:rPr>
+          <w:highlight w:val="yellow"/>
+        </w:rPr>
+        <w:t xml:space="preserve"> on how it operates with. For </w:t>
+      </w:r>
+      <w:proofErr w:type="gramStart"/>
+      <w:r>
+        <w:rPr>
+          <w:highlight w:val="yellow"/>
+        </w:rPr>
+        <w:t>example</w:t>
+      </w:r>
+      <w:proofErr w:type="gramEnd"/>
+      <w:r>
+        <w:rPr>
+          <w:highlight w:val="yellow"/>
+        </w:rPr>
+        <w:t xml:space="preserve"> </w:t>
+      </w:r>
+      <w:r>
+        <w:rPr>
+          <w:highlight w:val="yellow"/>
+        </w:rPr>
+        <w:t xml:space="preserve">mutation </w:t>
+      </w:r>
+      <w:r>
+        <w:rPr>
+          <w:highlight w:val="yellow"/>
+        </w:rPr>
+        <w:t>S531L</w:t>
+      </w:r>
+      <w:r>
+        <w:rPr>
+          <w:highlight w:val="yellow"/>
+        </w:rPr>
+        <w:t xml:space="preserve"> creates a </w:t>
+      </w:r>
+      <w:r>
+        <w:rPr>
+          <w:highlight w:val="yellow"/>
+        </w:rPr>
+        <w:t>disorder a loop that ordinarily contacts the drug</w:t>
+      </w:r>
+      <w:r>
+        <w:rPr>
+          <w:highlight w:val="yellow"/>
+        </w:rPr>
+        <w:t xml:space="preserve">. </w:t>
+      </w:r>
+      <w:r>
+        <w:rPr>
+          <w:highlight w:val="yellow"/>
+        </w:rPr>
+        <w:t>H526Y</w:t>
+      </w:r>
+      <w:r>
+        <w:rPr>
+          <w:highlight w:val="yellow"/>
+        </w:rPr>
+        <w:t xml:space="preserve"> was observed to </w:t>
+      </w:r>
+      <w:r>
+        <w:rPr>
+          <w:highlight w:val="yellow"/>
+        </w:rPr>
+        <w:t>reshape the pocket itself</w:t>
+      </w:r>
+      <w:r>
+        <w:rPr>
+          <w:highlight w:val="yellow"/>
+        </w:rPr>
+        <w:t xml:space="preserve"> and other such as </w:t>
+      </w:r>
+      <w:r>
+        <w:rPr>
+          <w:highlight w:val="yellow"/>
+        </w:rPr>
+        <w:t xml:space="preserve">D516V, disrupt the electrostatic environment needed to accommodate the drug without changing the </w:t>
+      </w:r>
+      <w:r>
+        <w:rPr>
+          <w:highlight w:val="yellow"/>
+        </w:rPr>
+        <w:t xml:space="preserve">binding </w:t>
+      </w:r>
+      <w:r>
+        <w:rPr>
+          <w:highlight w:val="yellow"/>
+        </w:rPr>
+        <w:t>pocket's shape at all (</w:t>
+      </w:r>
+      <w:proofErr w:type="spellStart"/>
+      <w:r>
+        <w:rPr>
+          <w:highlight w:val="yellow"/>
+        </w:rPr>
+        <w:t>Molodtsov</w:t>
+      </w:r>
+      <w:proofErr w:type="spellEnd"/>
+      <w:r>
+        <w:rPr>
+          <w:highlight w:val="yellow"/>
+        </w:rPr>
+        <w:t xml:space="preserve"> et al., 2017).</w:t>
+      </w:r>
+      <w:r>
+        <w:t xml:space="preserve">These features </w:t>
+      </w:r>
+      <w:r>
+        <w:t xml:space="preserve">makes </w:t>
+      </w:r>
+      <w:proofErr w:type="spellStart"/>
+      <w:r>
+        <w:t>rpoB</w:t>
+      </w:r>
+      <w:proofErr w:type="spellEnd"/>
+      <w:r>
+        <w:t xml:space="preserve"> and RIF an ideal </w:t>
+      </w:r>
+      <w:r>
+        <w:t xml:space="preserve">system to study therefor </w:t>
+      </w:r>
+      <w:r>
+        <w:t>our lab as isolated 28</w:t>
+      </w:r>
+      <w:r>
+        <w:t xml:space="preserve"> </w:t>
+      </w:r>
+      <w:r>
+        <w:t>unique</w:t>
+      </w:r>
+      <w:r>
+        <w:t xml:space="preserve"> RIF resistant </w:t>
+      </w:r>
+      <w:r>
+        <w:t xml:space="preserve"> </w:t>
+      </w:r>
+      <w:r>
+        <w:rPr>
+          <w:i/>
+          <w:iCs/>
+        </w:rPr>
+        <w:t>E. coli</w:t>
+      </w:r>
+      <w:r>
+        <w:t xml:space="preserve"> strains, each harbouring a different</w:t>
+      </w:r>
+      <w:r>
+        <w:t xml:space="preserve"> </w:t>
+      </w:r>
+      <w:proofErr w:type="spellStart"/>
+      <w:r>
+        <w:rPr>
+          <w:i/>
+          <w:iCs/>
+        </w:rPr>
+        <w:t>rpoB</w:t>
+      </w:r>
+      <w:proofErr w:type="spellEnd"/>
+      <w:r>
+        <w:t xml:space="preserve"> mutation</w:t>
+      </w:r>
+      <w:r>
+        <w:t xml:space="preserve">. </w:t>
+      </w:r>
+      <w:r>
+        <w:t>These form the mutant</w:t>
+      </w:r>
+      <w:r>
+        <w:t xml:space="preserve">s </w:t>
+      </w:r>
+      <w:r>
+        <w:t xml:space="preserve">used throughout this </w:t>
+      </w:r>
+      <w:r>
+        <w:t xml:space="preserve">review </w:t>
+      </w:r>
+      <w:r>
+        <w:t>to test for fitness effects and stochasticity</w:t>
+      </w:r>
+      <w:r>
+        <w:t xml:space="preserve">. </w:t>
+      </w:r>
+    </w:p>
+    <w:p>
+      <w:pPr>
+        <w:rPr>
+          <w:b/>
+          <w:bCs/>
+        </w:rPr>
+      </w:pPr>
+    </w:p>
+    <w:p>
+      <w:pPr>
+        <w:rPr>
+          <w:b/>
+          <w:bCs/>
+        </w:rPr>
+      </w:pPr>
+    </w:p>
+    <w:p>
+      <w:pPr>
+        <w:rPr>
+          <w:b/>
+          <w:bCs/>
+        </w:rPr>
+      </w:pPr>
+    </w:p>
+    <w:p>
+      <w:pPr>
+        <w:rPr>
+          <w:b/>
+          <w:bCs/>
+        </w:rPr>
+      </w:pPr>
+    </w:p>
+    <w:p>
+      <w:pPr>
+        <w:rPr>
+          <w:b/>
+          <w:bCs/>
+        </w:rPr>
+      </w:pPr>
+    </w:p>
+    <w:p>
+      <w:pPr>
+        <w:rPr>
+          <w:b/>
+          <w:bCs/>
+        </w:rPr>
+      </w:pPr>
+    </w:p>
+    <w:p>
+      <w:pPr>
+        <w:rPr>
+          <w:b/>
+          <w:bCs/>
+        </w:rPr>
+      </w:pPr>
+    </w:p>
+    <w:p>
+      <w:pPr>
+        <w:rPr>
+          <w:b/>
+          <w:bCs/>
+        </w:rPr>
+      </w:pPr>
+    </w:p>
+    <w:p>
+      <w:pPr>
+        <w:rPr>
+          <w:b/>
+          <w:bCs/>
+        </w:rPr>
+      </w:pPr>
+    </w:p>
+    <w:p/>
+    <w:p>
+      <w:pPr>
+        <w:rPr>
+          <w:b/>
+          <w:bCs/>
+        </w:rPr>
+      </w:pPr>
+      <w:r>
+        <w:rPr>
+          <w:b/>
+          <w:bCs/>
+        </w:rPr>
+        <w:lastRenderedPageBreak/>
+        <w:t>Abstract:</w:t>
+      </w:r>
+    </w:p>
+    <w:p>
+      <w:r>
+        <w:t xml:space="preserve">While a myriad of </w:t>
+      </w:r>
+    </w:p>
+    <w:p>
+      <w:pPr>
+        <w:rPr>
+          <w:b/>
+          <w:bCs/>
+        </w:rPr>
+      </w:pPr>
+    </w:p>
+    <w:p>
+      <w:pPr>
+        <w:rPr>
+          <w:b/>
+          <w:bCs/>
+        </w:rPr>
+      </w:pPr>
+    </w:p>
+    <w:p>
+      <w:pPr>
+        <w:rPr>
+          <w:b/>
+          <w:bCs/>
+        </w:rPr>
+      </w:pPr>
+      <w:r>
+        <w:rPr>
+          <w:b/>
+          <w:bCs/>
+        </w:rPr>
+        <w:t>Fitness:</w:t>
+      </w:r>
+    </w:p>
+    <w:p>
+      <w:pPr>
+        <w:rPr>
+          <w:b/>
+          <w:bCs/>
+        </w:rPr>
+      </w:pPr>
+      <w:r>
+        <w:t xml:space="preserve">Before </w:t>
+      </w:r>
+      <w:r>
+        <w:t>continuing, I would first like to set some clear definitions that will be important going forward</w:t>
+      </w:r>
+      <w:r>
+        <w:t xml:space="preserve">. </w:t>
+      </w:r>
+      <w:r>
+        <w:t xml:space="preserve">Rather than using cost of resistance to </w:t>
+      </w:r>
+      <w:r>
+        <w:t>describe</w:t>
+      </w:r>
+      <w:r>
+        <w:t xml:space="preserve"> </w:t>
+      </w:r>
+      <w:r>
+        <w:t xml:space="preserve">the effect a mutation has </w:t>
+      </w:r>
+      <w:r>
+        <w:t xml:space="preserve">I will be using the term fitness effects. </w:t>
+      </w:r>
+      <w:r>
+        <w:t xml:space="preserve">This decision was reached after </w:t>
+      </w:r>
+      <w:r>
+        <w:t xml:space="preserve">reading a </w:t>
+      </w:r>
+      <w:r>
+        <w:t xml:space="preserve">review by </w:t>
+      </w:r>
+      <w:r>
+        <w:t>(</w:t>
+      </w:r>
+      <w:r>
+        <w:t>Lenormand et al. (2018)</w:t>
+      </w:r>
+      <w:r>
+        <w:t>)</w:t>
+      </w:r>
+      <w:r>
+        <w:t xml:space="preserve"> </w:t>
+      </w:r>
+      <w:r>
+        <w:t>who argue that the two concepts have been conflated in ways that create misconceptions and impede research.</w:t>
+      </w:r>
+      <w:r>
+        <w:t xml:space="preserve"> They argue the term fitness effect should be used and</w:t>
+      </w:r>
+      <w:r>
+        <w:t xml:space="preserve"> defines it as </w:t>
+      </w:r>
+      <w:r>
+        <w:t xml:space="preserve">the effect a mutation has on an organism's ability to survive </w:t>
+      </w:r>
+      <w:proofErr w:type="gramStart"/>
+      <w:r>
+        <w:t>in a given</w:t>
+      </w:r>
+      <w:proofErr w:type="gramEnd"/>
+      <w:r>
+        <w:t xml:space="preserve"> environmen</w:t>
+      </w:r>
+      <w:r>
+        <w:t xml:space="preserve">t. This is </w:t>
+      </w:r>
+      <w:r>
+        <w:t xml:space="preserve">a broad, inclusive definition that does not </w:t>
+      </w:r>
+      <w:r>
+        <w:t xml:space="preserve">assume </w:t>
+      </w:r>
+      <w:r>
+        <w:t>whether the effect is good or bad</w:t>
+      </w:r>
+      <w:r>
+        <w:t xml:space="preserve">. While cost of resistance immediately </w:t>
+      </w:r>
+      <w:r>
+        <w:t>assumes</w:t>
+      </w:r>
+      <w:r>
+        <w:t xml:space="preserve"> that </w:t>
+      </w:r>
+      <w:r>
+        <w:t>an orga</w:t>
+      </w:r>
+      <w:r>
+        <w:t>nism</w:t>
+      </w:r>
+      <w:r>
+        <w:t xml:space="preserve"> is paying a price to survive </w:t>
+      </w:r>
+      <w:r>
+        <w:t xml:space="preserve">which is usually a </w:t>
+      </w:r>
+      <w:r>
+        <w:t>reduction in fitness caused by factors such as antibiotics</w:t>
+      </w:r>
+      <w:r>
+        <w:t xml:space="preserve"> or temperature in my context. </w:t>
+      </w:r>
+      <w:r>
+        <w:t xml:space="preserve">Therefor the problem with cost of resistance is that it is a narrow definition and </w:t>
+      </w:r>
+      <w:r>
+        <w:t>assumes too much too</w:t>
+      </w:r>
+      <w:r>
+        <w:t xml:space="preserve"> early</w:t>
+      </w:r>
+      <w:r>
+        <w:t>. B</w:t>
+      </w:r>
+      <w:r>
+        <w:t xml:space="preserve">y labelling </w:t>
+      </w:r>
+      <w:r>
+        <w:t>an effect as a cost</w:t>
+      </w:r>
+      <w:r>
+        <w:t xml:space="preserve"> </w:t>
+      </w:r>
+      <w:r>
+        <w:t xml:space="preserve">it </w:t>
+      </w:r>
+      <w:r>
+        <w:t xml:space="preserve">presumes </w:t>
+      </w:r>
+      <w:r>
+        <w:t xml:space="preserve">it is </w:t>
+      </w:r>
+      <w:r>
+        <w:t xml:space="preserve">inherently negative, when </w:t>
+      </w:r>
+      <w:proofErr w:type="gramStart"/>
+      <w:r>
+        <w:t>in reality what</w:t>
+      </w:r>
+      <w:proofErr w:type="gramEnd"/>
+      <w:r>
+        <w:t xml:space="preserve"> looks costly in one treated environment could be neutral, or even beneficial</w:t>
+      </w:r>
+      <w:r>
+        <w:t xml:space="preserve"> </w:t>
+      </w:r>
+      <w:r>
+        <w:t>in another</w:t>
+      </w:r>
+      <w:r>
+        <w:t xml:space="preserve"> environment. </w:t>
+      </w:r>
+      <w:r>
+        <w:t xml:space="preserve">In this review I will be using the term </w:t>
+      </w:r>
+      <w:r>
+        <w:t xml:space="preserve">fitness effect as it only reflects what is observed </w:t>
+      </w:r>
+      <w:r>
+        <w:t xml:space="preserve">without assuming in advance whether the effect is good or bad. </w:t>
+      </w:r>
+    </w:p>
+    <w:p>
+      <w:pPr>
+        <w:rPr>
+          <w:b/>
+          <w:bCs/>
+        </w:rPr>
+      </w:pPr>
+      <w:r>
+        <w:rPr>
+          <w:b/>
+          <w:bCs/>
+        </w:rPr>
         <w:t>Temperature</w:t>
       </w:r>
       <w:r>
@@ -730,7 +1208,11 @@
         <w:t xml:space="preserve"> temperature being a stressor that predates many others especially antibiotics </w:t>
       </w:r>
       <w:r>
-        <w:t xml:space="preserve">there has been hypothesis and some evidence that suggests there could have been co-opted resistance where processes that confer resistance to temperature can also assist with antibiotic stress (). An example of this is where both high temperature and some antibiotics like </w:t>
+        <w:t xml:space="preserve">there has been hypothesis and some evidence that suggests there could have been co-opted resistance where processes that confer resistance to temperature can also assist with antibiotic stress (). An example of this is where both high temperature and some </w:t>
+      </w:r>
+      <w:r>
+        <w:lastRenderedPageBreak/>
+        <w:t xml:space="preserve">antibiotics like </w:t>
       </w:r>
       <w:r>
         <w:t xml:space="preserve">macrolides and aminoglycoside </w:t>
@@ -918,15 +1400,7 @@
       </w:r>
       <w:proofErr w:type="spellEnd"/>
       <w:r>
-        <w:t>/</w:t>
-      </w:r>
-      <w:proofErr w:type="spellStart"/>
-      <w:r>
-        <w:t>GroES</w:t>
-      </w:r>
-      <w:proofErr w:type="spellEnd"/>
-      <w:r>
-        <w:t xml:space="preserve"> which </w:t>
+        <w:t xml:space="preserve">/GroES which </w:t>
       </w:r>
       <w:r>
         <w:t xml:space="preserve">attempts and tries to </w:t>
@@ -1078,11 +1552,7 @@
         <w:t xml:space="preserve">These genes which encompasses </w:t>
       </w:r>
       <w:r>
-        <w:t xml:space="preserve">energy metabolism, </w:t>
-      </w:r>
-      <w:r>
-        <w:lastRenderedPageBreak/>
-        <w:t>outer membrane organisation, DNA double-strand break repair, tRNA modification, translational control, and cell division</w:t>
+        <w:t>energy metabolism, outer membrane organisation, DNA double-strand break repair, tRNA modification, translational control, and cell division</w:t>
       </w:r>
       <w:r>
         <w:t xml:space="preserve"> all work in </w:t>
@@ -1206,7 +1676,15 @@
         <w:t xml:space="preserve"> halted</w:t>
       </w:r>
       <w:r>
-        <w:t xml:space="preserve">, with the exception of </w:t>
+        <w:t xml:space="preserve">, </w:t>
+      </w:r>
+      <w:proofErr w:type="gramStart"/>
+      <w:r>
+        <w:t>with the exception of</w:t>
+      </w:r>
+      <w:proofErr w:type="gramEnd"/>
+      <w:r>
+        <w:t xml:space="preserve"> </w:t>
       </w:r>
       <w:r>
         <w:t xml:space="preserve">the </w:t>
@@ -1272,6 +1750,7 @@
         </w:rPr>
       </w:pPr>
       <w:r>
+        <w:lastRenderedPageBreak/>
         <w:t xml:space="preserve">Given the </w:t>
       </w:r>
       <w:r>
@@ -1527,7 +2006,6 @@
         <w:spacing w:after="80" w:line="300" w:lineRule="auto"/>
       </w:pPr>
       <w:r>
-        <w:lastRenderedPageBreak/>
         <w:t xml:space="preserve">Having </w:t>
       </w:r>
       <w:r>
@@ -1742,7 +2220,11 @@
         <w:t xml:space="preserve">. </w:t>
       </w:r>
       <w:r>
-        <w:t xml:space="preserve">In this state protein synthesis becomes lower which </w:t>
+        <w:t xml:space="preserve">In this state protein synthesis </w:t>
+      </w:r>
+      <w:r>
+        <w:lastRenderedPageBreak/>
+        <w:t xml:space="preserve">becomes lower which </w:t>
       </w:r>
       <w:r>
         <w:t>stabilises transcription, and restores protein homeostasis</w:t>
@@ -2064,7 +2546,6 @@
         <w:spacing w:after="80" w:line="300" w:lineRule="auto"/>
       </w:pPr>
       <w:r>
-        <w:lastRenderedPageBreak/>
         <w:t xml:space="preserve"> </w:t>
       </w:r>
     </w:p>
@@ -2239,7 +2720,11 @@
         <w:t xml:space="preserve">isolated in LB on multiple carbon sources. </w:t>
       </w:r>
       <w:r>
-        <w:t>beneficial mutations carry little cost when transferred to new environments — mutants that performed well in LB generally remained beneficial or neutral across the range of carbon sources tested, with niche breadth similar to the wild type in nearly all cases. Thi</w:t>
+        <w:t xml:space="preserve">beneficial </w:t>
+      </w:r>
+      <w:r>
+        <w:lastRenderedPageBreak/>
+        <w:t>mutations carry little cost when transferred to new environments — mutants that performed well in LB generally remained beneficial or neutral across the range of carbon sources tested, with niche breadth similar to the wild type in nearly all cases. Thi</w:t>
       </w:r>
       <w:r>
         <w:rPr>
@@ -2297,11 +2782,7 @@
         <w:t>however there are deterministic parts to this process</w:t>
       </w:r>
       <w:r>
-        <w:t xml:space="preserve">. Lenormand, Roze and Rousset (2009) separate the </w:t>
-      </w:r>
-      <w:r>
-        <w:lastRenderedPageBreak/>
-        <w:t>stochasticity of mutation</w:t>
+        <w:t>. Lenormand, Roze and Rousset (2009) separate the stochasticity of mutation</w:t>
       </w:r>
       <w:r>
         <w:t xml:space="preserve"> into three categories gene, individual and population</w:t>
@@ -2407,15 +2888,7 @@
         <w:t xml:space="preserve"> </w:t>
       </w:r>
       <w:r>
-        <w:t xml:space="preserve">We also observe this uneven distribution from results collected from our lab where some RIF resistant </w:t>
-      </w:r>
-      <w:proofErr w:type="gramStart"/>
-      <w:r>
-        <w:t>E.coli</w:t>
-      </w:r>
-      <w:proofErr w:type="gramEnd"/>
-      <w:r>
-        <w:t xml:space="preserve"> </w:t>
+        <w:t xml:space="preserve">We also observe this uneven distribution from results collected from our lab where some RIF resistant E.coli </w:t>
       </w:r>
       <w:proofErr w:type="spellStart"/>
       <w:r>
@@ -2441,7 +2914,11 @@
         <w:t xml:space="preserve"> that different rifampicin-resistance mutations, despite sharing a single gene, differ substantially in the fitness defects they impose and, correspondingly, in the evolvability of the strains carrying</w:t>
       </w:r>
       <w:r>
-        <w:t xml:space="preserve">. After examining available literature and our own results </w:t>
+        <w:t xml:space="preserve">. After examining available literature and our own </w:t>
+      </w:r>
+      <w:r>
+        <w:lastRenderedPageBreak/>
+        <w:t xml:space="preserve">results </w:t>
       </w:r>
       <w:r>
         <w:t xml:space="preserve">we came to a conclusion that it was two early stochastic process emergence and establishment that generates this </w:t>
@@ -2650,229 +3127,229 @@
         <w:t xml:space="preserve"> is a stochastic process. These </w:t>
       </w:r>
       <w:r>
-        <w:t xml:space="preserve">mutants may already </w:t>
+        <w:t>mutants may already exist in</w:t>
+      </w:r>
+      <w:r>
+        <w:t xml:space="preserve"> a bacterial population</w:t>
+      </w:r>
+      <w:r>
+        <w:t xml:space="preserve"> at low levels </w:t>
+      </w:r>
+      <w:r>
+        <w:t xml:space="preserve">balanced by the </w:t>
+      </w:r>
+      <w:r>
+        <w:t>mutation rate, immigration of resistant strains from outside, and the fitness cost of resistance in a drug-free environment</w:t>
+      </w:r>
+      <w:r>
+        <w:t xml:space="preserve"> </w:t>
+      </w:r>
+      <w:r>
+        <w:t>(</w:t>
+      </w:r>
+      <w:r>
+        <w:t xml:space="preserve">Zur </w:t>
+      </w:r>
+      <w:proofErr w:type="spellStart"/>
+      <w:r>
+        <w:t>Wiesch</w:t>
+      </w:r>
+      <w:proofErr w:type="spellEnd"/>
+      <w:r>
+        <w:t xml:space="preserve"> et al., 2011)</w:t>
+      </w:r>
+      <w:r>
+        <w:t xml:space="preserve">. </w:t>
+      </w:r>
+      <w:r>
+        <w:t>On the chance</w:t>
+      </w:r>
+      <w:r>
+        <w:t xml:space="preserve"> </w:t>
+      </w:r>
+      <w:r>
+        <w:t xml:space="preserve">when there </w:t>
+      </w:r>
+      <w:proofErr w:type="gramStart"/>
+      <w:r>
+        <w:t>is</w:t>
+      </w:r>
+      <w:proofErr w:type="gramEnd"/>
+      <w:r>
+        <w:t xml:space="preserve"> no </w:t>
+      </w:r>
+      <w:r>
+        <w:t xml:space="preserve">resistant mutants </w:t>
+      </w:r>
+      <w:r>
+        <w:t>t</w:t>
+      </w:r>
+      <w:r>
+        <w:t>he initial appearance</w:t>
+      </w:r>
+      <w:r>
+        <w:t xml:space="preserve"> </w:t>
+      </w:r>
+      <w:r>
+        <w:t>is a chance event</w:t>
+      </w:r>
+      <w:r>
+        <w:t xml:space="preserve"> induced </w:t>
+      </w:r>
+      <w:r>
+        <w:t xml:space="preserve">by mutation or immigration rates and effective population size </w:t>
+      </w:r>
+      <w:r>
+        <w:t>but not</w:t>
+      </w:r>
+      <w:r>
+        <w:t xml:space="preserve"> </w:t>
+      </w:r>
+      <w:r>
+        <w:t xml:space="preserve">because of </w:t>
+      </w:r>
+      <w:r>
+        <w:t>drug</w:t>
+      </w:r>
+      <w:r>
+        <w:t>s</w:t>
+      </w:r>
+      <w:r>
+        <w:t xml:space="preserve">. </w:t>
+      </w:r>
+      <w:r>
+        <w:t xml:space="preserve">The reason we know </w:t>
+      </w:r>
+      <w:r>
+        <w:t>this is that is what is happening is due to a landmark study done</w:t>
+      </w:r>
+      <w:r>
+        <w:t xml:space="preserve"> in 1943 known as the </w:t>
+      </w:r>
+      <w:r>
+        <w:t xml:space="preserve">Luria–Delbrück Experiment or a </w:t>
+      </w:r>
+      <w:r>
+        <w:t>fluctuation experiment</w:t>
+      </w:r>
+      <w:r>
+        <w:t xml:space="preserve"> which </w:t>
+      </w:r>
+      <w:r>
+        <w:t xml:space="preserve">is still used today to </w:t>
+      </w:r>
+      <w:r>
+        <w:t xml:space="preserve">detect </w:t>
+      </w:r>
+      <w:r>
+        <w:t xml:space="preserve">and isolate spontaneous mutations in bacteria. </w:t>
+      </w:r>
+      <w:r>
+        <w:t xml:space="preserve">In their original design, </w:t>
+      </w:r>
+      <w:r>
+        <w:t xml:space="preserve">multiple replicate cultures of E. coli were grown </w:t>
+      </w:r>
+      <w:r>
+        <w:t xml:space="preserve">from a very small number of </w:t>
+      </w:r>
+      <w:r>
+        <w:t>colonies</w:t>
+      </w:r>
+      <w:r>
+        <w:t xml:space="preserve"> to </w:t>
+      </w:r>
+      <w:r>
+        <w:t>a large population</w:t>
+      </w:r>
+      <w:r>
+        <w:t xml:space="preserve"> which was then plated onto </w:t>
+      </w:r>
+      <w:r>
+        <w:t xml:space="preserve">a </w:t>
+      </w:r>
+      <w:proofErr w:type="spellStart"/>
+      <w:r>
+        <w:t>neutrient</w:t>
+      </w:r>
+      <w:proofErr w:type="spellEnd"/>
+      <w:r>
+        <w:t xml:space="preserve"> agar with </w:t>
+      </w:r>
+      <w:r>
+        <w:t>bacteriophage acting as the selection</w:t>
+      </w:r>
+      <w:r>
+        <w:t xml:space="preserve"> for the study. </w:t>
+      </w:r>
+      <w:r>
+        <w:t>This</w:t>
+      </w:r>
+      <w:r>
+        <w:t xml:space="preserve"> experiment was designed to </w:t>
+      </w:r>
+      <w:r>
+        <w:t xml:space="preserve">test two </w:t>
+      </w:r>
+      <w:r>
+        <w:t xml:space="preserve">competing hypotheses which was whether </w:t>
+      </w:r>
+      <w:r>
+        <w:t>resistance mutations ar</w:t>
+      </w:r>
+      <w:r>
+        <w:t>ose</w:t>
+      </w:r>
+      <w:r>
+        <w:t xml:space="preserve"> as a response to phage or drug exposure or</w:t>
+      </w:r>
+      <w:r>
+        <w:t xml:space="preserve"> </w:t>
+      </w:r>
+      <w:r>
+        <w:t xml:space="preserve">that </w:t>
+      </w:r>
+      <w:r>
+        <w:t>resistance arises stochastically during growth</w:t>
+      </w:r>
+      <w:r>
+        <w:t xml:space="preserve"> </w:t>
+      </w:r>
+      <w:r>
+        <w:t xml:space="preserve">before the introduction of deterministic </w:t>
+      </w:r>
+      <w:r>
+        <w:t>factors</w:t>
+      </w:r>
+      <w:r>
+        <w:t xml:space="preserve">. </w:t>
+      </w:r>
+      <w:r>
+        <w:t xml:space="preserve">If the first theory was </w:t>
+      </w:r>
+      <w:proofErr w:type="gramStart"/>
+      <w:r>
+        <w:t>correct</w:t>
+      </w:r>
+      <w:proofErr w:type="gramEnd"/>
+      <w:r>
+        <w:t xml:space="preserve"> </w:t>
+      </w:r>
+      <w:r>
+        <w:t xml:space="preserve">we then expect to see an even distribution of growth on each plate as the bacteria </w:t>
+      </w:r>
+      <w:r>
+        <w:t xml:space="preserve">each developed resistance due to the phage. </w:t>
+      </w:r>
+      <w:r>
+        <w:t xml:space="preserve">If the second theory was correct then we expect to see </w:t>
+      </w:r>
+      <w:r>
+        <w:t xml:space="preserve">high variance </w:t>
       </w:r>
       <w:r>
         <w:lastRenderedPageBreak/>
-        <w:t>exist in</w:t>
-      </w:r>
-      <w:r>
-        <w:t xml:space="preserve"> a bacterial population</w:t>
-      </w:r>
-      <w:r>
-        <w:t xml:space="preserve"> at low levels </w:t>
-      </w:r>
-      <w:r>
-        <w:t xml:space="preserve">balanced by the </w:t>
-      </w:r>
-      <w:r>
-        <w:t>mutation rate, immigration of resistant strains from outside, and the fitness cost of resistance in a drug-free environment</w:t>
-      </w:r>
-      <w:r>
-        <w:t xml:space="preserve"> </w:t>
-      </w:r>
-      <w:r>
-        <w:t>(</w:t>
-      </w:r>
-      <w:r>
-        <w:t xml:space="preserve">Zur </w:t>
-      </w:r>
-      <w:proofErr w:type="spellStart"/>
-      <w:r>
-        <w:t>Wiesch</w:t>
-      </w:r>
-      <w:proofErr w:type="spellEnd"/>
-      <w:r>
-        <w:t xml:space="preserve"> et al., 2011)</w:t>
-      </w:r>
-      <w:r>
-        <w:t xml:space="preserve">. </w:t>
-      </w:r>
-      <w:r>
-        <w:t>On the chance</w:t>
-      </w:r>
-      <w:r>
-        <w:t xml:space="preserve"> </w:t>
-      </w:r>
-      <w:r>
-        <w:t xml:space="preserve">when there </w:t>
-      </w:r>
-      <w:proofErr w:type="gramStart"/>
-      <w:r>
-        <w:t>is</w:t>
-      </w:r>
-      <w:proofErr w:type="gramEnd"/>
-      <w:r>
-        <w:t xml:space="preserve"> no </w:t>
-      </w:r>
-      <w:r>
-        <w:t xml:space="preserve">resistant mutants </w:t>
-      </w:r>
-      <w:r>
-        <w:t>t</w:t>
-      </w:r>
-      <w:r>
-        <w:t>he initial appearance</w:t>
-      </w:r>
-      <w:r>
-        <w:t xml:space="preserve"> </w:t>
-      </w:r>
-      <w:r>
-        <w:t>is a chance event</w:t>
-      </w:r>
-      <w:r>
-        <w:t xml:space="preserve"> induced </w:t>
-      </w:r>
-      <w:r>
-        <w:t xml:space="preserve">by mutation or immigration rates and effective population size </w:t>
-      </w:r>
-      <w:r>
-        <w:t>but not</w:t>
-      </w:r>
-      <w:r>
-        <w:t xml:space="preserve"> </w:t>
-      </w:r>
-      <w:r>
-        <w:t xml:space="preserve">because of </w:t>
-      </w:r>
-      <w:r>
-        <w:t>drug</w:t>
-      </w:r>
-      <w:r>
-        <w:t>s</w:t>
-      </w:r>
-      <w:r>
-        <w:t xml:space="preserve">. </w:t>
-      </w:r>
-      <w:r>
-        <w:t xml:space="preserve">The reason we know </w:t>
-      </w:r>
-      <w:r>
-        <w:t>this is that is what is happening is due to a landmark study done</w:t>
-      </w:r>
-      <w:r>
-        <w:t xml:space="preserve"> in 1943 known as the </w:t>
-      </w:r>
-      <w:r>
-        <w:t xml:space="preserve">Luria–Delbrück Experiment or a </w:t>
-      </w:r>
-      <w:r>
-        <w:t>fluctuation experiment</w:t>
-      </w:r>
-      <w:r>
-        <w:t xml:space="preserve"> which </w:t>
-      </w:r>
-      <w:r>
-        <w:t xml:space="preserve">is still used today to </w:t>
-      </w:r>
-      <w:r>
-        <w:t xml:space="preserve">detect </w:t>
-      </w:r>
-      <w:r>
-        <w:t xml:space="preserve">and isolate spontaneous mutations in bacteria. </w:t>
-      </w:r>
-      <w:r>
-        <w:t xml:space="preserve">In their original design, </w:t>
-      </w:r>
-      <w:r>
-        <w:t xml:space="preserve">multiple replicate cultures of E. coli were grown </w:t>
-      </w:r>
-      <w:r>
-        <w:t xml:space="preserve">from a very small number of </w:t>
-      </w:r>
-      <w:r>
-        <w:t>colonies</w:t>
-      </w:r>
-      <w:r>
-        <w:t xml:space="preserve"> to </w:t>
-      </w:r>
-      <w:r>
-        <w:t>a large population</w:t>
-      </w:r>
-      <w:r>
-        <w:t xml:space="preserve"> which was then plated onto </w:t>
-      </w:r>
-      <w:r>
-        <w:t xml:space="preserve">a </w:t>
-      </w:r>
-      <w:proofErr w:type="spellStart"/>
-      <w:r>
-        <w:t>neutrient</w:t>
-      </w:r>
-      <w:proofErr w:type="spellEnd"/>
-      <w:r>
-        <w:t xml:space="preserve"> agar with </w:t>
-      </w:r>
-      <w:r>
-        <w:t>bacteriophage acting as the selection</w:t>
-      </w:r>
-      <w:r>
-        <w:t xml:space="preserve"> for the study. </w:t>
-      </w:r>
-      <w:r>
-        <w:t>This</w:t>
-      </w:r>
-      <w:r>
-        <w:t xml:space="preserve"> experiment was designed to </w:t>
-      </w:r>
-      <w:r>
-        <w:t xml:space="preserve">test two </w:t>
-      </w:r>
-      <w:r>
-        <w:t xml:space="preserve">competing hypotheses which was whether </w:t>
-      </w:r>
-      <w:r>
-        <w:t>resistance mutations ar</w:t>
-      </w:r>
-      <w:r>
-        <w:t>ose</w:t>
-      </w:r>
-      <w:r>
-        <w:t xml:space="preserve"> as a response to phage or drug exposure or</w:t>
-      </w:r>
-      <w:r>
-        <w:t xml:space="preserve"> </w:t>
-      </w:r>
-      <w:r>
-        <w:t xml:space="preserve">that </w:t>
-      </w:r>
-      <w:r>
-        <w:t>resistance arises stochastically during growth</w:t>
-      </w:r>
-      <w:r>
-        <w:t xml:space="preserve"> </w:t>
-      </w:r>
-      <w:r>
-        <w:t xml:space="preserve">before the introduction of deterministic </w:t>
-      </w:r>
-      <w:r>
-        <w:t>factors</w:t>
-      </w:r>
-      <w:r>
-        <w:t xml:space="preserve">. </w:t>
-      </w:r>
-      <w:r>
-        <w:t xml:space="preserve">If the first theory was </w:t>
-      </w:r>
-      <w:proofErr w:type="gramStart"/>
-      <w:r>
-        <w:t>correct</w:t>
-      </w:r>
-      <w:proofErr w:type="gramEnd"/>
-      <w:r>
-        <w:t xml:space="preserve"> </w:t>
-      </w:r>
-      <w:r>
-        <w:t xml:space="preserve">we then expect to see an even distribution of growth on each plate as the bacteria </w:t>
-      </w:r>
-      <w:r>
-        <w:t xml:space="preserve">each developed resistance due to the phage. </w:t>
-      </w:r>
-      <w:r>
-        <w:t xml:space="preserve">If the second theory was correct then we expect to see </w:t>
-      </w:r>
-      <w:r>
-        <w:t xml:space="preserve">high variance between different plates as the </w:t>
+        <w:t xml:space="preserve">between different plates as the </w:t>
       </w:r>
       <w:r>
         <w:t xml:space="preserve">colonies that grew would have </w:t>
@@ -3135,11 +3612,7 @@
         <w:t>Patwa &amp; Wahl (2008)</w:t>
       </w:r>
       <w:r>
-        <w:t xml:space="preserve">’s </w:t>
-      </w:r>
-      <w:r>
-        <w:lastRenderedPageBreak/>
-        <w:t>theoretical models showed that establishment</w:t>
+        <w:t>’s theoretical models showed that establishment</w:t>
       </w:r>
       <w:r>
         <w:t xml:space="preserve"> probability </w:t>
@@ -3292,6 +3765,7 @@
           <w:b/>
           <w:bCs/>
         </w:rPr>
+        <w:lastRenderedPageBreak/>
         <w:t xml:space="preserve">Bias between mutation rate and </w:t>
       </w:r>
       <w:proofErr w:type="spellStart"/>
@@ -3621,11 +4095,7 @@
       </w:r>
       <w:proofErr w:type="spellEnd"/>
       <w:r>
-        <w:t xml:space="preserve"> et al. (2022) where they examined E. coli strains carrying beta-lactamase </w:t>
-      </w:r>
-      <w:r>
-        <w:lastRenderedPageBreak/>
-        <w:t xml:space="preserve">alleles. The results here also showed that strains with higher resistance levels did not have higher establishment probabilities at sub-MIC concentrations. These finding carry critical implications as if certain </w:t>
+        <w:t xml:space="preserve"> et al. (2022) where they examined E. coli strains carrying beta-lactamase alleles. The results here also showed that strains with higher resistance levels did not have higher establishment probabilities at sub-MIC concentrations. These finding carry critical implications as if certain </w:t>
       </w:r>
       <w:proofErr w:type="spellStart"/>
       <w:r>
@@ -3891,7 +4361,6 @@
     </w:p>
     <w:p>
       <w:r>
-        <w:lastRenderedPageBreak/>
         <w:t xml:space="preserve">As discussed </w:t>
       </w:r>
       <w:r>
@@ -4071,6 +4540,7 @@
       </w:r>
       <w:proofErr w:type="spellStart"/>
       <w:r>
+        <w:lastRenderedPageBreak/>
         <w:t>logestic</w:t>
       </w:r>
       <w:proofErr w:type="spellEnd"/>
@@ -5316,6 +5786,7 @@
                 <w:lang w:eastAsia="en-AU"/>
                 <w14:ligatures w14:val="none"/>
               </w:rPr>
+              <w:lastRenderedPageBreak/>
               <w:t>M14</w:t>
             </w:r>
           </w:p>
@@ -6378,6 +6849,7 @@
         <w:rPr>
           <w:noProof/>
         </w:rPr>
+        <w:lastRenderedPageBreak/>
         <w:drawing>
           <wp:inline distT="0" distB="0" distL="0" distR="0" wp14:anchorId="49480D82" wp14:editId="771C3BE9">
             <wp:extent cx="3648075" cy="3202271"/>
@@ -9915,7 +10387,6 @@
                 <w:lang w:eastAsia="en-AU"/>
                 <w14:ligatures w14:val="none"/>
               </w:rPr>
-              <w:lastRenderedPageBreak/>
               <w:t> </w:t>
             </w:r>
           </w:p>
@@ -11407,6 +11878,7 @@
                 <w:lang w:eastAsia="en-AU"/>
                 <w14:ligatures w14:val="none"/>
               </w:rPr>
+              <w:lastRenderedPageBreak/>
               <w:t>Assay 1</w:t>
             </w:r>
           </w:p>
@@ -25787,6 +26259,7 @@
           <w:b/>
           <w:bCs/>
         </w:rPr>
+        <w:lastRenderedPageBreak/>
         <w:t xml:space="preserve">Pouring plates </w:t>
       </w:r>
     </w:p>

--- a/Writing/Lit review.docx
+++ b/Writing/Lit review.docx
@@ -64,196 +64,175 @@
         <w:t xml:space="preserve"> there were 1.23 million deaths related to Mycobacterium tuberculosis (TB) with approximately 390,000 people developing </w:t>
       </w:r>
       <w:r>
-        <w:t>multidrug</w:t>
+        <w:t>multidrug or rifampicin resistant</w:t>
+      </w:r>
+      <w:r>
+        <w:t xml:space="preserve"> strain (World Health Organization, 2024).</w:t>
       </w:r>
       <w:r>
         <w:t xml:space="preserve"> </w:t>
       </w:r>
       <w:r>
-        <w:t>or rifampicin</w:t>
+        <w:t xml:space="preserve">This issue also extends </w:t>
+      </w:r>
+      <w:r>
+        <w:t>beyond the</w:t>
+      </w:r>
+      <w:r>
+        <w:t xml:space="preserve"> clin</w:t>
+      </w:r>
+      <w:r>
+        <w:t xml:space="preserve">ic as </w:t>
+      </w:r>
+      <w:r>
+        <w:t xml:space="preserve">misuse in agriculture, particularly on farms, </w:t>
+      </w:r>
+      <w:r>
+        <w:t>has caused large amounts antibiotic to be released into the surrounding environment (Andersson and Hughes, 2014).</w:t>
       </w:r>
       <w:r>
         <w:t xml:space="preserve"> </w:t>
       </w:r>
       <w:r>
-        <w:t>resistant</w:t>
-      </w:r>
-      <w:r>
-        <w:t xml:space="preserve"> strain (World Health Organization, 2024).</w:t>
+        <w:t xml:space="preserve">Originally, it has been postulated that AR </w:t>
+      </w:r>
+      <w:r>
+        <w:t xml:space="preserve">could be controlled </w:t>
+      </w:r>
+      <w:r>
+        <w:t xml:space="preserve">through limited use, </w:t>
+      </w:r>
+      <w:r>
+        <w:t>since resistant bacteria were assumed to be outcompeted by their fitter wild-type counterparts once the selective pressure was removed</w:t>
+      </w:r>
+      <w:r>
+        <w:t xml:space="preserve">. The theory was resistance genes while hugely </w:t>
+      </w:r>
+      <w:r>
+        <w:t>beneficial</w:t>
+      </w:r>
+      <w:r>
+        <w:t xml:space="preserve"> to the microbe's survival in the presence of drugs generally confer a fitness cost that is often detrimental to the host's survival once drug use has ceased </w:t>
+      </w:r>
+      <w:r>
+        <w:t>(Melnyk, Wong and Kassen, 2015)</w:t>
+      </w:r>
+      <w:r>
+        <w:t xml:space="preserve">. </w:t>
+      </w:r>
+      <w:r>
+        <w:t>T</w:t>
+      </w:r>
+      <w:r>
+        <w:t xml:space="preserve">his theory has now been largely discarded as resistant bacteria strains over time have evolved many ways of adaptation like Horizontal gene transfer, epistasis and </w:t>
+      </w:r>
+      <w:r>
+        <w:t>pleiotropy</w:t>
+      </w:r>
+      <w:r>
+        <w:t xml:space="preserve"> to not only </w:t>
+      </w:r>
+      <w:r>
+        <w:t>persist</w:t>
+      </w:r>
+      <w:r>
+        <w:t xml:space="preserve"> in the </w:t>
+      </w:r>
+      <w:r>
+        <w:t>population</w:t>
+      </w:r>
+      <w:r>
+        <w:t xml:space="preserve"> but also sometime become </w:t>
+      </w:r>
+      <w:r>
+        <w:t xml:space="preserve">fitter </w:t>
+      </w:r>
+      <w:r>
+        <w:t>than susceptible strains.</w:t>
+      </w:r>
+      <w:r>
+        <w:t xml:space="preserve"> While most studies examine the effect antibiotic has on susceptible bacteria and how bacteria </w:t>
+      </w:r>
+      <w:r>
+        <w:t>develop</w:t>
+      </w:r>
+      <w:r>
+        <w:t xml:space="preserve"> resistance to it the reality of this issue is far more complicated. </w:t>
+      </w:r>
+      <w:r>
+        <w:t>R</w:t>
+      </w:r>
+      <w:r>
+        <w:t>esistance evolution is rarely a function of antibiotic exposure alone</w:t>
+      </w:r>
+      <w:r>
+        <w:t>,</w:t>
+      </w:r>
+      <w:r>
+        <w:t xml:space="preserve"> pH, temperature, and resource availability all shape the fitness landscape a resistant mutant must navigate.</w:t>
+      </w:r>
+      <w:r>
+        <w:t xml:space="preserve"> Furthermore, u</w:t>
+      </w:r>
+      <w:r>
+        <w:t>nderlying all of this,</w:t>
       </w:r>
       <w:r>
         <w:t xml:space="preserve"> </w:t>
       </w:r>
       <w:r>
-        <w:t xml:space="preserve">This issue also extends </w:t>
-      </w:r>
-      <w:r>
-        <w:t>beyond the</w:t>
-      </w:r>
-      <w:r>
-        <w:t xml:space="preserve"> clin</w:t>
-      </w:r>
-      <w:r>
-        <w:t xml:space="preserve">ic as </w:t>
-      </w:r>
-      <w:r>
-        <w:t>misuse in agriculture, particularly on farms,</w:t>
+        <w:t>is a more fundamental question</w:t>
+      </w:r>
+      <w:r>
+        <w:t xml:space="preserve"> which is </w:t>
+      </w:r>
+      <w:r>
+        <w:t xml:space="preserve">where does resistance come and why do only some mutations go on to establish? </w:t>
+      </w:r>
+      <w:r>
+        <w:t>This process</w:t>
+      </w:r>
+      <w:r>
+        <w:t xml:space="preserve"> is often described as stochastic, in the sense that</w:t>
       </w:r>
       <w:r>
         <w:t xml:space="preserve"> </w:t>
       </w:r>
       <w:r>
-        <w:t>has caused large amounts antibiotic to be released into the surrounding environment (Andersson and Hughes, 2014).</w:t>
+        <w:t>mutation</w:t>
+      </w:r>
+      <w:r>
+        <w:t>s</w:t>
       </w:r>
       <w:r>
         <w:t xml:space="preserve"> </w:t>
       </w:r>
       <w:r>
-        <w:t xml:space="preserve">Originally, it has been postulated that AR </w:t>
-      </w:r>
-      <w:r>
-        <w:t xml:space="preserve">could be controlled </w:t>
-      </w:r>
-      <w:r>
-        <w:t xml:space="preserve">through limited use, </w:t>
-      </w:r>
-      <w:r>
-        <w:t>since resistant bacteria were assumed to be outcompeted by their fitter wild-type counterparts once the selective pressure was removed</w:t>
-      </w:r>
-      <w:r>
-        <w:t xml:space="preserve">. The theory was resistance genes while hugely </w:t>
-      </w:r>
-      <w:r>
-        <w:t>beneficial</w:t>
-      </w:r>
-      <w:r>
-        <w:t xml:space="preserve"> to the microbe's survival in the presence of drugs generally confer a fitness cost that is often detrimental to the host's survival once drug use has ceased </w:t>
-      </w:r>
-      <w:r>
-        <w:t>(</w:t>
-      </w:r>
-      <w:r>
-        <w:t>Melnyk, Wong and Kassen, 2015)</w:t>
+        <w:t>occur</w:t>
+      </w:r>
+      <w:r>
+        <w:t xml:space="preserve"> independently of its fitness </w:t>
+      </w:r>
+      <w:r>
+        <w:t>effects</w:t>
+      </w:r>
+      <w:r>
+        <w:t>, but stochastic does not mean uniform</w:t>
       </w:r>
       <w:r>
         <w:t xml:space="preserve">. </w:t>
       </w:r>
       <w:r>
-        <w:t>T</w:t>
-      </w:r>
-      <w:r>
-        <w:t xml:space="preserve">his theory has now been largely discarded as resistant bacteria strains over time have evolved many ways of adaptation like Horizontal gene transfer, epistasis and </w:t>
-      </w:r>
-      <w:r>
-        <w:t>pleiotropy</w:t>
-      </w:r>
-      <w:r>
-        <w:t xml:space="preserve"> to not only </w:t>
-      </w:r>
-      <w:r>
-        <w:t>persist</w:t>
-      </w:r>
-      <w:r>
-        <w:t xml:space="preserve"> in the </w:t>
-      </w:r>
-      <w:r>
-        <w:t>population</w:t>
-      </w:r>
-      <w:r>
-        <w:t xml:space="preserve"> but also sometime become </w:t>
-      </w:r>
-      <w:r>
-        <w:t xml:space="preserve">fitter </w:t>
-      </w:r>
-      <w:r>
-        <w:t>than susceptible strains.</w:t>
-      </w:r>
-      <w:r>
-        <w:t xml:space="preserve"> While most studies examine the effect antibiotic has on susceptible bacteria and how bacteria </w:t>
-      </w:r>
-      <w:r>
-        <w:t>develop</w:t>
-      </w:r>
-      <w:r>
-        <w:t xml:space="preserve"> resistance to it the reality of this issue is far more complicated. </w:t>
-      </w:r>
-      <w:r>
-        <w:t>R</w:t>
-      </w:r>
-      <w:r>
-        <w:t>esistance evolution is rarely a function of antibiotic exposure alone</w:t>
-      </w:r>
-      <w:r>
-        <w:t>,</w:t>
-      </w:r>
-      <w:r>
-        <w:t xml:space="preserve"> pH, temperature, and resource availability all shape the fitness landscape a resistant mutant must navigate.</w:t>
-      </w:r>
-      <w:r>
-        <w:t xml:space="preserve"> Furthermore, u</w:t>
-      </w:r>
-      <w:r>
-        <w:t>nderlying all of this,</w:t>
+        <w:t xml:space="preserve">These are the two fundamental question I am trying to </w:t>
+      </w:r>
+      <w:r>
+        <w:t>address;</w:t>
       </w:r>
       <w:r>
         <w:t xml:space="preserve"> </w:t>
       </w:r>
       <w:r>
-        <w:t>is a more fundamental question</w:t>
-      </w:r>
-      <w:r>
-        <w:t xml:space="preserve"> which is </w:t>
-      </w:r>
-      <w:r>
-        <w:t xml:space="preserve">where does resistance come and why do only some mutations go on to establish? </w:t>
-      </w:r>
-      <w:r>
-        <w:t>This process</w:t>
-      </w:r>
-      <w:r>
-        <w:t xml:space="preserve"> is often described as stochastic, in the sense that</w:t>
-      </w:r>
-      <w:r>
-        <w:t xml:space="preserve"> </w:t>
-      </w:r>
-      <w:r>
-        <w:t>mutation</w:t>
-      </w:r>
-      <w:r>
-        <w:t>s</w:t>
-      </w:r>
-      <w:r>
-        <w:t xml:space="preserve"> </w:t>
-      </w:r>
-      <w:r>
-        <w:t>occur</w:t>
-      </w:r>
-      <w:r>
-        <w:t xml:space="preserve"> independently of its fitness </w:t>
-      </w:r>
-      <w:r>
-        <w:t>effects</w:t>
-      </w:r>
-      <w:r>
-        <w:t>, but stochastic does not mean uniform</w:t>
-      </w:r>
-      <w:r>
-        <w:t xml:space="preserve">. </w:t>
-      </w:r>
-      <w:r>
-        <w:t xml:space="preserve">These are the two fundamental question I am trying to </w:t>
-      </w:r>
-      <w:r>
-        <w:t>address;</w:t>
-      </w:r>
-      <w:r>
-        <w:t xml:space="preserve"> </w:t>
-      </w:r>
-      <w:r>
-        <w:t>the role environment plays in the fitness effects of resistance mutations</w:t>
-      </w:r>
-      <w:r>
-        <w:t xml:space="preserve"> </w:t>
+        <w:t xml:space="preserve">the role environment plays in the fitness effects of resistance mutations </w:t>
       </w:r>
       <w:r>
         <w:t xml:space="preserve">and </w:t>
@@ -366,10 +345,7 @@
     </w:p>
     <w:p>
       <w:r>
-        <w:t>To investigate the fitness effects and stochasticity of spontaneous resistance mutations,</w:t>
-      </w:r>
-      <w:r>
-        <w:t xml:space="preserve"> </w:t>
+        <w:t xml:space="preserve">To investigate the fitness effects and stochasticity of spontaneous resistance mutations, </w:t>
       </w:r>
       <w:r>
         <w:t xml:space="preserve">I will be using </w:t>
@@ -434,13 +410,7 @@
         <w:t>Haemophilus influenzae</w:t>
       </w:r>
       <w:r>
-        <w:t xml:space="preserve"> type B, and leprosy, though it is best known as a first</w:t>
-      </w:r>
-      <w:r>
-        <w:t xml:space="preserve"> in</w:t>
-      </w:r>
-      <w:r>
-        <w:t xml:space="preserve">line drug for </w:t>
+        <w:t xml:space="preserve"> type B, and leprosy, though it is best known as a first inline drug for </w:t>
       </w:r>
       <w:r>
         <w:rPr>
@@ -524,10 +494,7 @@
         <w:t xml:space="preserve"> gene </w:t>
       </w:r>
       <w:r>
-        <w:t xml:space="preserve">which encodes for </w:t>
-      </w:r>
-      <w:r>
-        <w:t xml:space="preserve">1342 amino acids, studies </w:t>
+        <w:t xml:space="preserve">which encodes for 1342 amino acids, studies </w:t>
       </w:r>
       <w:r>
         <w:t>looking at</w:t>
@@ -594,33 +561,13 @@
         <w:rPr>
           <w:highlight w:val="yellow"/>
         </w:rPr>
-        <w:t xml:space="preserve">different resistance mutations have </w:t>
+        <w:t>different resistance mutations have distinct mechanisms</w:t>
       </w:r>
       <w:r>
         <w:rPr>
           <w:highlight w:val="yellow"/>
         </w:rPr>
-        <w:t>distinct mechanisms</w:t>
-      </w:r>
-      <w:r>
-        <w:rPr>
-          <w:highlight w:val="yellow"/>
-        </w:rPr>
-        <w:t xml:space="preserve"> on how it operates with. For </w:t>
-      </w:r>
-      <w:proofErr w:type="gramStart"/>
-      <w:r>
-        <w:rPr>
-          <w:highlight w:val="yellow"/>
-        </w:rPr>
-        <w:t>example</w:t>
-      </w:r>
-      <w:proofErr w:type="gramEnd"/>
-      <w:r>
-        <w:rPr>
-          <w:highlight w:val="yellow"/>
-        </w:rPr>
-        <w:t xml:space="preserve"> </w:t>
+        <w:t xml:space="preserve"> on how it operates with. For example </w:t>
       </w:r>
       <w:r>
         <w:rPr>
@@ -638,49 +585,7 @@
         <w:rPr>
           <w:highlight w:val="yellow"/>
         </w:rPr>
-        <w:t xml:space="preserve"> creates a </w:t>
-      </w:r>
-      <w:r>
-        <w:rPr>
-          <w:highlight w:val="yellow"/>
-        </w:rPr>
-        <w:t>disorder a loop that ordinarily contacts the drug</w:t>
-      </w:r>
-      <w:r>
-        <w:rPr>
-          <w:highlight w:val="yellow"/>
-        </w:rPr>
-        <w:t xml:space="preserve">. </w:t>
-      </w:r>
-      <w:r>
-        <w:rPr>
-          <w:highlight w:val="yellow"/>
-        </w:rPr>
-        <w:t>H526Y</w:t>
-      </w:r>
-      <w:r>
-        <w:rPr>
-          <w:highlight w:val="yellow"/>
-        </w:rPr>
-        <w:t xml:space="preserve"> was observed to </w:t>
-      </w:r>
-      <w:r>
-        <w:rPr>
-          <w:highlight w:val="yellow"/>
-        </w:rPr>
-        <w:t>reshape the pocket itself</w:t>
-      </w:r>
-      <w:r>
-        <w:rPr>
-          <w:highlight w:val="yellow"/>
-        </w:rPr>
-        <w:t xml:space="preserve"> and other such as </w:t>
-      </w:r>
-      <w:r>
-        <w:rPr>
-          <w:highlight w:val="yellow"/>
-        </w:rPr>
-        <w:t xml:space="preserve">D516V, disrupt the electrostatic environment needed to accommodate the drug without changing the </w:t>
+        <w:t xml:space="preserve"> creates a disorder a loop that ordinarily contacts the drug. H526Y was observed to reshape the pocket itself and other such as D516V, disrupt the electrostatic environment needed to accommodate the drug without changing the </w:t>
       </w:r>
       <w:r>
         <w:rPr>
@@ -763,28 +668,10 @@
       </w:r>
       <w:proofErr w:type="spellEnd"/>
       <w:r>
-        <w:t xml:space="preserve"> mutation</w:t>
-      </w:r>
-      <w:r>
-        <w:t xml:space="preserve">. </w:t>
-      </w:r>
-      <w:r>
-        <w:t>These form the mutant</w:t>
-      </w:r>
-      <w:r>
-        <w:t xml:space="preserve">s </w:t>
-      </w:r>
-      <w:r>
-        <w:t xml:space="preserve">used throughout this </w:t>
-      </w:r>
-      <w:r>
-        <w:t xml:space="preserve">review </w:t>
-      </w:r>
-      <w:r>
-        <w:t>to test for fitness effects and stochasticity</w:t>
-      </w:r>
-      <w:r>
-        <w:t xml:space="preserve">. </w:t>
+        <w:t xml:space="preserve"> mutation. </w:t>
+      </w:r>
+      <w:r>
+        <w:t xml:space="preserve">These form the mutants used throughout this review to test for fitness effects and stochasticity. </w:t>
       </w:r>
     </w:p>
     <w:p>
@@ -880,6 +767,673 @@
       <w:r>
         <w:t xml:space="preserve">While a myriad of </w:t>
       </w:r>
+      <w:r>
+        <w:t xml:space="preserve">environmental stressors that could </w:t>
+      </w:r>
+      <w:r>
+        <w:t xml:space="preserve">be used to explore the fitness effects of resistance mutations </w:t>
+      </w:r>
+      <w:r>
+        <w:t xml:space="preserve">such as </w:t>
+      </w:r>
+      <w:r>
+        <w:t xml:space="preserve">pH, salt concentration and resource I will be focusing on </w:t>
+      </w:r>
+      <w:r>
+        <w:t xml:space="preserve">temperature. Temperature is one of the most ancient and pervasive selection </w:t>
+      </w:r>
+      <w:r>
+        <w:t xml:space="preserve">pressure </w:t>
+      </w:r>
+      <w:r>
+        <w:t xml:space="preserve">bacteria has encountered </w:t>
+      </w:r>
+      <w:r>
+        <w:t>wh</w:t>
+      </w:r>
+      <w:r>
+        <w:t xml:space="preserve">ere </w:t>
+      </w:r>
+      <w:r>
+        <w:t>resistance mechanisms have been traced back</w:t>
+      </w:r>
+      <w:r>
+        <w:t xml:space="preserve"> to </w:t>
+      </w:r>
+      <w:r>
+        <w:t>over two billion years in some lineages</w:t>
+      </w:r>
+      <w:r>
+        <w:t xml:space="preserve"> </w:t>
+      </w:r>
+      <w:r>
+        <w:t>(Aminov, 2009)</w:t>
+      </w:r>
+      <w:r>
+        <w:t>.</w:t>
+      </w:r>
+      <w:r>
+        <w:t xml:space="preserve"> Shifts in optimal temperature has far reaching implications for any organism and in bacteria it effects </w:t>
+      </w:r>
+      <w:r>
+        <w:t>genome-wide gene expression patterns, protein folding and stability, membrane composition</w:t>
+      </w:r>
+      <w:r>
+        <w:t xml:space="preserve"> </w:t>
+      </w:r>
+      <w:r>
+        <w:t>(Knapp and Huang, 2022).</w:t>
+      </w:r>
+      <w:r>
+        <w:t xml:space="preserve"> </w:t>
+      </w:r>
+      <w:r>
+        <w:t>Consequently,</w:t>
+      </w:r>
+      <w:r>
+        <w:t xml:space="preserve"> the stress</w:t>
+      </w:r>
+      <w:r>
+        <w:t xml:space="preserve"> </w:t>
+      </w:r>
+      <w:r>
+        <w:t xml:space="preserve">antibiotics </w:t>
+      </w:r>
+      <w:r>
+        <w:t xml:space="preserve">imposes </w:t>
+      </w:r>
+      <w:r>
+        <w:t xml:space="preserve">on bacteria is </w:t>
+      </w:r>
+      <w:r>
+        <w:t>like</w:t>
+      </w:r>
+      <w:r>
+        <w:t xml:space="preserve"> the effect</w:t>
+      </w:r>
+      <w:r>
+        <w:t xml:space="preserve"> of temperature</w:t>
+      </w:r>
+      <w:r>
+        <w:t xml:space="preserve">, </w:t>
+      </w:r>
+      <w:r>
+        <w:t xml:space="preserve">and since </w:t>
+      </w:r>
+      <w:r>
+        <w:t xml:space="preserve">resistance mechanisms to temperature predated </w:t>
+      </w:r>
+      <w:r>
+        <w:t>antibiotic</w:t>
+      </w:r>
+      <w:r>
+        <w:t xml:space="preserve"> resistance by </w:t>
+      </w:r>
+      <w:r>
+        <w:t xml:space="preserve">such a wide margin, there is growing evidence that resistance to one has effectively been co-opted from machinery that evolved to </w:t>
+      </w:r>
+      <w:r>
+        <w:t xml:space="preserve">resist </w:t>
+      </w:r>
+      <w:r>
+        <w:t>the other.</w:t>
+      </w:r>
+      <w:r>
+        <w:t xml:space="preserve"> </w:t>
+      </w:r>
+      <w:r>
+        <w:t>T</w:t>
+      </w:r>
+      <w:r>
+        <w:t>his is</w:t>
+      </w:r>
+      <w:r>
+        <w:t xml:space="preserve"> </w:t>
+      </w:r>
+      <w:r>
+        <w:t xml:space="preserve">justified as </w:t>
+      </w:r>
+      <w:r>
+        <w:t>from an evolutionary perspective</w:t>
+      </w:r>
+      <w:r>
+        <w:t xml:space="preserve"> it is </w:t>
+      </w:r>
+      <w:r>
+        <w:t xml:space="preserve">very costly to </w:t>
+      </w:r>
+      <w:r>
+        <w:t>develop independent stress responses</w:t>
+      </w:r>
+      <w:r>
+        <w:t xml:space="preserve"> which makes evolution </w:t>
+      </w:r>
+      <w:r>
+        <w:t>shared pathways to manage multiple stressors</w:t>
+      </w:r>
+      <w:r>
+        <w:t>.</w:t>
+      </w:r>
+      <w:r>
+        <w:t xml:space="preserve"> We </w:t>
+      </w:r>
+      <w:r>
+        <w:t>see</w:t>
+      </w:r>
+      <w:r>
+        <w:t xml:space="preserve"> growing evidence of this </w:t>
+      </w:r>
+      <w:r>
+        <w:t xml:space="preserve">as </w:t>
+      </w:r>
+      <w:r>
+        <w:t>Aminoglycosides</w:t>
+      </w:r>
+      <w:r>
+        <w:t xml:space="preserve"> a </w:t>
+      </w:r>
+      <w:r>
+        <w:t>bactericidal antibiotic</w:t>
+      </w:r>
+      <w:r>
+        <w:t xml:space="preserve"> </w:t>
+      </w:r>
+      <w:r>
+        <w:t>inducing</w:t>
+      </w:r>
+      <w:r>
+        <w:t xml:space="preserve"> similar</w:t>
+      </w:r>
+      <w:r>
+        <w:t xml:space="preserve"> </w:t>
+      </w:r>
+      <w:r>
+        <w:t xml:space="preserve">physiological </w:t>
+      </w:r>
+      <w:r>
+        <w:t>effect as</w:t>
+      </w:r>
+      <w:r>
+        <w:t xml:space="preserve"> heat stress</w:t>
+      </w:r>
+      <w:r>
+        <w:t xml:space="preserve">, with both </w:t>
+      </w:r>
+      <w:r>
+        <w:t>caus</w:t>
+      </w:r>
+      <w:r>
+        <w:t>ing</w:t>
+      </w:r>
+      <w:r>
+        <w:t xml:space="preserve"> mistranslation and protein misfolding </w:t>
+      </w:r>
+      <w:r>
+        <w:t>(</w:t>
+      </w:r>
+      <w:r>
+        <w:t>Alejandra Rodríguez-Verdugo</w:t>
+      </w:r>
+      <w:r>
+        <w:t xml:space="preserve"> 2020)</w:t>
+      </w:r>
+      <w:r>
+        <w:t xml:space="preserve">. </w:t>
+      </w:r>
+      <w:r>
+        <w:t xml:space="preserve">Due to these </w:t>
+      </w:r>
+      <w:r>
+        <w:t>overlapping</w:t>
+      </w:r>
+      <w:r>
+        <w:t xml:space="preserve"> resistance </w:t>
+      </w:r>
+      <w:r>
+        <w:t>mechanisms,</w:t>
+      </w:r>
+      <w:r>
+        <w:t xml:space="preserve"> it makes a compelling study to investigate resistance mutation’s response to temperature </w:t>
+      </w:r>
+      <w:r>
+        <w:t>at a wide</w:t>
+      </w:r>
+      <w:r>
+        <w:t xml:space="preserve"> </w:t>
+      </w:r>
+      <w:r>
+        <w:t>gradien</w:t>
+      </w:r>
+      <w:r>
+        <w:t>t which should</w:t>
+      </w:r>
+      <w:r>
+        <w:t xml:space="preserve"> give u</w:t>
+      </w:r>
+      <w:r>
+        <w:t>s</w:t>
+      </w:r>
+      <w:r>
+        <w:t xml:space="preserve"> a better understanding of how </w:t>
+      </w:r>
+      <w:r>
+        <w:t>temperature changes are contributing to the</w:t>
+      </w:r>
+      <w:r>
+        <w:t xml:space="preserve"> global</w:t>
+      </w:r>
+      <w:r>
+        <w:t xml:space="preserve"> antibiotic crisis</w:t>
+      </w:r>
+      <w:r>
+        <w:t xml:space="preserve">. </w:t>
+      </w:r>
+    </w:p>
+    <w:p/>
+    <w:p>
+      <w:pPr>
+        <w:rPr>
+          <w:b/>
+          <w:bCs/>
+        </w:rPr>
+      </w:pPr>
+      <w:r>
+        <w:rPr>
+          <w:b/>
+          <w:bCs/>
+        </w:rPr>
+        <w:t>Fitness:</w:t>
+      </w:r>
+    </w:p>
+    <w:p>
+      <w:r>
+        <w:t xml:space="preserve">Before </w:t>
+      </w:r>
+      <w:r>
+        <w:t xml:space="preserve">continuing, I would first like to set some clear definitions that will be important going forward. </w:t>
+      </w:r>
+      <w:r>
+        <w:t xml:space="preserve">Rather than using cost of resistance to </w:t>
+      </w:r>
+      <w:r>
+        <w:t>describe</w:t>
+      </w:r>
+      <w:r>
+        <w:t xml:space="preserve"> </w:t>
+      </w:r>
+      <w:r>
+        <w:t xml:space="preserve">the effect a mutation has </w:t>
+      </w:r>
+      <w:r>
+        <w:t xml:space="preserve">I will be using the term fitness effects. </w:t>
+      </w:r>
+      <w:r>
+        <w:t xml:space="preserve">This decision was reached after </w:t>
+      </w:r>
+      <w:r>
+        <w:t xml:space="preserve">reading a </w:t>
+      </w:r>
+      <w:r>
+        <w:t xml:space="preserve">review by </w:t>
+      </w:r>
+      <w:r>
+        <w:t>(</w:t>
+      </w:r>
+      <w:r>
+        <w:t>Lenormand et al. (2018)</w:t>
+      </w:r>
+      <w:r>
+        <w:t>)</w:t>
+      </w:r>
+      <w:r>
+        <w:t xml:space="preserve"> </w:t>
+      </w:r>
+      <w:r>
+        <w:t>who argue that the two concepts have been conflated in ways that create misconceptions and impede research. They argue the term fitness effect should be used and</w:t>
+      </w:r>
+      <w:r>
+        <w:t xml:space="preserve"> defines it as </w:t>
+      </w:r>
+      <w:r>
+        <w:t xml:space="preserve">the effect a mutation has on an organism's ability to survive in a given environment. This is </w:t>
+      </w:r>
+      <w:r>
+        <w:t xml:space="preserve">a broad, inclusive definition that does not </w:t>
+      </w:r>
+      <w:r>
+        <w:t xml:space="preserve">assume </w:t>
+      </w:r>
+      <w:r>
+        <w:t xml:space="preserve">whether the effect is good or bad. While cost of resistance immediately </w:t>
+      </w:r>
+      <w:r>
+        <w:t>assumes</w:t>
+      </w:r>
+      <w:r>
+        <w:t xml:space="preserve"> that </w:t>
+      </w:r>
+      <w:r>
+        <w:t>an orga</w:t>
+      </w:r>
+      <w:r>
+        <w:t>nism</w:t>
+      </w:r>
+      <w:r>
+        <w:t xml:space="preserve"> is paying a price to survive </w:t>
+      </w:r>
+      <w:r>
+        <w:t xml:space="preserve">which is usually a </w:t>
+      </w:r>
+      <w:r>
+        <w:t xml:space="preserve">reduction in fitness caused by factors such as antibiotics or temperature in my context. </w:t>
+      </w:r>
+      <w:r>
+        <w:t xml:space="preserve">Therefor the problem with cost of resistance is that it is a narrow definition and </w:t>
+      </w:r>
+      <w:r>
+        <w:t>assumes too much too early</w:t>
+      </w:r>
+      <w:r>
+        <w:t>. B</w:t>
+      </w:r>
+      <w:r>
+        <w:t xml:space="preserve">y labelling </w:t>
+      </w:r>
+      <w:r>
+        <w:t>an effect as a cost</w:t>
+      </w:r>
+      <w:r>
+        <w:t xml:space="preserve"> </w:t>
+      </w:r>
+      <w:r>
+        <w:t xml:space="preserve">it presumes </w:t>
+      </w:r>
+      <w:r>
+        <w:t xml:space="preserve">it is </w:t>
+      </w:r>
+      <w:r>
+        <w:t>inherently negative, when in reality what looks costly in one treated environment could be neutral, or even beneficial</w:t>
+      </w:r>
+      <w:r>
+        <w:t xml:space="preserve"> </w:t>
+      </w:r>
+      <w:r>
+        <w:t>in another</w:t>
+      </w:r>
+      <w:r>
+        <w:t xml:space="preserve"> environment. </w:t>
+      </w:r>
+      <w:r>
+        <w:t xml:space="preserve">In this review I will be using the term </w:t>
+      </w:r>
+      <w:r>
+        <w:t xml:space="preserve">fitness effect as it only reflects what is observed </w:t>
+      </w:r>
+      <w:r>
+        <w:t xml:space="preserve">without assuming in advance whether the effect is good or bad. </w:t>
+      </w:r>
+    </w:p>
+    <w:p>
+      <w:r>
+        <w:rPr>
+          <w:b/>
+          <w:bCs/>
+        </w:rPr>
+        <w:lastRenderedPageBreak/>
+        <w:t xml:space="preserve">Heat </w:t>
+      </w:r>
+      <w:r>
+        <w:rPr>
+          <w:b/>
+          <w:bCs/>
+        </w:rPr>
+        <w:t xml:space="preserve">response </w:t>
+      </w:r>
+      <w:r>
+        <w:rPr>
+          <w:b/>
+          <w:bCs/>
+        </w:rPr>
+        <w:t xml:space="preserve"> </w:t>
+      </w:r>
+    </w:p>
+    <w:p>
+      <w:r>
+        <w:t xml:space="preserve">When temperature rises </w:t>
+      </w:r>
+      <w:r>
+        <w:t xml:space="preserve">above </w:t>
+      </w:r>
+      <w:r>
+        <w:t>the</w:t>
+      </w:r>
+      <w:r>
+        <w:t xml:space="preserve"> optimal growth temperature, bacteria cells enter a state of heat shock which triggers </w:t>
+      </w:r>
+      <w:r>
+        <w:t xml:space="preserve">a </w:t>
+      </w:r>
+      <w:r>
+        <w:t>coordinated stress response</w:t>
+      </w:r>
+      <w:r>
+        <w:t xml:space="preserve">. </w:t>
+      </w:r>
+      <w:r>
+        <w:t xml:space="preserve">Detection occurs first through sensory nucleic acid and protein biomolecules followed by upregulation of molecular chaperones such as </w:t>
+      </w:r>
+      <w:proofErr w:type="spellStart"/>
+      <w:r>
+        <w:t>DnaK</w:t>
+      </w:r>
+      <w:proofErr w:type="spellEnd"/>
+      <w:r>
+        <w:t>/</w:t>
+      </w:r>
+      <w:proofErr w:type="spellStart"/>
+      <w:r>
+        <w:t>DnaJ</w:t>
+      </w:r>
+      <w:proofErr w:type="spellEnd"/>
+      <w:r>
+        <w:t xml:space="preserve"> and </w:t>
+      </w:r>
+      <w:proofErr w:type="spellStart"/>
+      <w:r>
+        <w:t>GroEL</w:t>
+      </w:r>
+      <w:proofErr w:type="spellEnd"/>
+      <w:r>
+        <w:t>/GroES, which attempt to reverse the aggregation of misfolded proteins</w:t>
+      </w:r>
+      <w:r>
+        <w:t xml:space="preserve"> </w:t>
+      </w:r>
+      <w:r>
+        <w:t>(</w:t>
+      </w:r>
+      <w:proofErr w:type="spellStart"/>
+      <w:r>
+        <w:t>Roncarati</w:t>
+      </w:r>
+      <w:proofErr w:type="spellEnd"/>
+      <w:r>
+        <w:t xml:space="preserve"> and Scarlato, 2017)</w:t>
+      </w:r>
+      <w:r>
+        <w:t>.</w:t>
+      </w:r>
+      <w:r>
+        <w:t xml:space="preserve"> </w:t>
+      </w:r>
+      <w:r>
+        <w:t xml:space="preserve">In conjunction </w:t>
+      </w:r>
+      <w:r>
+        <w:t>proteases</w:t>
+      </w:r>
+      <w:r>
+        <w:t xml:space="preserve"> also becomes activated</w:t>
+      </w:r>
+      <w:r>
+        <w:t xml:space="preserve">, degrading irreversibly damaged proteins into small peptides (Richter, </w:t>
+      </w:r>
+      <w:proofErr w:type="spellStart"/>
+      <w:r>
+        <w:t>Haslbeck</w:t>
+      </w:r>
+      <w:proofErr w:type="spellEnd"/>
+      <w:r>
+        <w:t xml:space="preserve"> and Buchner, 2010).</w:t>
+      </w:r>
+      <w:r>
+        <w:t xml:space="preserve"> </w:t>
+      </w:r>
+      <w:r>
+        <w:t>Aside from the general response</w:t>
+      </w:r>
+      <w:r>
+        <w:t xml:space="preserve">, </w:t>
+      </w:r>
+      <w:r>
+        <w:t xml:space="preserve">individual bacteria </w:t>
+      </w:r>
+      <w:r>
+        <w:t>often have their</w:t>
+      </w:r>
+      <w:r>
+        <w:t xml:space="preserve"> own </w:t>
+      </w:r>
+      <w:r>
+        <w:t>specialised</w:t>
+      </w:r>
+      <w:r>
+        <w:t xml:space="preserve"> response. </w:t>
+      </w:r>
+      <w:r>
+        <w:t>To focus on E. coli</w:t>
+      </w:r>
+      <w:r>
+        <w:t>,</w:t>
+      </w:r>
+      <w:r>
+        <w:t xml:space="preserve"> as temperature increases the primary heat shock regulator </w:t>
+      </w:r>
+      <w:r>
+        <w:t xml:space="preserve">sigma factor </w:t>
+      </w:r>
+      <w:r>
+        <w:t>o</w:t>
+      </w:r>
+      <w:r>
+        <w:t>32</w:t>
+      </w:r>
+      <w:r>
+        <w:t xml:space="preserve"> </w:t>
+      </w:r>
+      <w:r>
+        <w:t>ac</w:t>
+      </w:r>
+      <w:r>
+        <w:rPr>
+          <w:lang w:eastAsia="zh-CN"/>
+        </w:rPr>
+        <w:t>cumulates</w:t>
+      </w:r>
+      <w:r>
+        <w:t xml:space="preserve"> and binds to the RNA polymerase which </w:t>
+      </w:r>
+      <w:r>
+        <w:t xml:space="preserve">drives the transcription </w:t>
+      </w:r>
+      <w:r>
+        <w:t xml:space="preserve">of the downstream heat shock </w:t>
+      </w:r>
+      <w:r>
+        <w:t>heat shock genes</w:t>
+      </w:r>
+      <w:r>
+        <w:t>.</w:t>
+      </w:r>
+      <w:r>
+        <w:t xml:space="preserve"> Furthermore, E. coli </w:t>
+      </w:r>
+      <w:r>
+        <w:t xml:space="preserve">also employs </w:t>
+      </w:r>
+      <w:r>
+        <w:t xml:space="preserve">a </w:t>
+      </w:r>
+      <w:r>
+        <w:t xml:space="preserve">distinct set of genes, </w:t>
+      </w:r>
+      <w:r>
+        <w:t>known as</w:t>
+      </w:r>
+      <w:r>
+        <w:t xml:space="preserve"> the thermotolerant genes</w:t>
+      </w:r>
+      <w:r>
+        <w:t xml:space="preserve"> which falls </w:t>
+      </w:r>
+      <w:r>
+        <w:t xml:space="preserve">largely outside the classical heat-shock </w:t>
+      </w:r>
+      <w:r>
+        <w:t xml:space="preserve">region. </w:t>
+      </w:r>
+      <w:r>
+        <w:t xml:space="preserve">A </w:t>
+      </w:r>
+      <w:r>
+        <w:t xml:space="preserve">comprehensive screening </w:t>
+      </w:r>
+      <w:r>
+        <w:t xml:space="preserve">identified 51 such genes essential for survival at </w:t>
+      </w:r>
+      <w:r>
+        <w:t xml:space="preserve">higher temperature ranges </w:t>
+      </w:r>
+      <w:r>
+        <w:t xml:space="preserve">which was later extended </w:t>
+      </w:r>
+      <w:r>
+        <w:t>to 72 in total</w:t>
+      </w:r>
+      <w:r>
+        <w:t>. The</w:t>
+      </w:r>
+      <w:r>
+        <w:t xml:space="preserve"> purpose for these genes </w:t>
+      </w:r>
+      <w:r>
+        <w:t>span</w:t>
+      </w:r>
+      <w:r>
+        <w:t xml:space="preserve"> from </w:t>
+      </w:r>
+      <w:r>
+        <w:t>energy metabolism, outer membrane organisation, DNA double-strand break repair, tRNA modification, translational control, and cell division (Murata et al., 2011).</w:t>
+      </w:r>
+      <w:r>
+        <w:t xml:space="preserve"> All these factors together provide </w:t>
+      </w:r>
+      <w:r>
+        <w:rPr>
+          <w:i/>
+          <w:iCs/>
+        </w:rPr>
+        <w:t>E. coli</w:t>
+      </w:r>
+      <w:r>
+        <w:t xml:space="preserve"> a</w:t>
+      </w:r>
+      <w:r>
+        <w:t xml:space="preserve"> robust</w:t>
+      </w:r>
+      <w:r>
+        <w:t xml:space="preserve"> tolerance of high temperature</w:t>
+      </w:r>
     </w:p>
     <w:p>
       <w:pPr>
@@ -888,7 +1442,182 @@
           <w:bCs/>
         </w:rPr>
       </w:pPr>
+      <w:r>
+        <w:rPr>
+          <w:b/>
+          <w:bCs/>
+        </w:rPr>
+        <w:t xml:space="preserve">Cold response </w:t>
+      </w:r>
     </w:p>
+    <w:p>
+      <w:r>
+        <w:t>Unsurprisingly</w:t>
+      </w:r>
+      <w:r>
+        <w:t>,</w:t>
+      </w:r>
+      <w:r>
+        <w:t xml:space="preserve"> </w:t>
+      </w:r>
+      <w:r>
+        <w:t xml:space="preserve">given the </w:t>
+      </w:r>
+      <w:r>
+        <w:t>heat shock response</w:t>
+      </w:r>
+      <w:r>
+        <w:t>,</w:t>
+      </w:r>
+      <w:r>
+        <w:t xml:space="preserve"> </w:t>
+      </w:r>
+      <w:r>
+        <w:t>cold s</w:t>
+      </w:r>
+      <w:r>
+        <w:t>hock</w:t>
+      </w:r>
+      <w:r>
+        <w:t xml:space="preserve"> is also a powerful stressor for bacterial growth</w:t>
+      </w:r>
+      <w:r>
+        <w:t xml:space="preserve">. </w:t>
+      </w:r>
+      <w:r>
+        <w:t>Cold temperat</w:t>
+      </w:r>
+      <w:r>
+        <w:t xml:space="preserve">ure </w:t>
+      </w:r>
+      <w:r>
+        <w:t>primarily</w:t>
+      </w:r>
+      <w:r>
+        <w:t xml:space="preserve"> impairs the </w:t>
+      </w:r>
+      <w:r>
+        <w:t>ribosome and</w:t>
+      </w:r>
+      <w:r>
+        <w:t xml:space="preserve"> promoted the </w:t>
+      </w:r>
+      <w:r>
+        <w:t>over-stabiliz</w:t>
+      </w:r>
+      <w:r>
+        <w:t xml:space="preserve">ation of </w:t>
+      </w:r>
+      <w:r>
+        <w:t>secondary DNA and RNA structures</w:t>
+      </w:r>
+      <w:r>
+        <w:t xml:space="preserve"> </w:t>
+      </w:r>
+      <w:r>
+        <w:t>(</w:t>
+      </w:r>
+      <w:r>
+        <w:t xml:space="preserve">Barria et al., 2013; </w:t>
+      </w:r>
+      <w:proofErr w:type="spellStart"/>
+      <w:r>
+        <w:t>Phadtare</w:t>
+      </w:r>
+      <w:proofErr w:type="spellEnd"/>
+      <w:r>
+        <w:t xml:space="preserve"> and Inouye, 2008; Yamanaka, 1999)</w:t>
+      </w:r>
+      <w:r>
+        <w:t xml:space="preserve">. </w:t>
+      </w:r>
+      <w:r>
+        <w:t>In E.coli under</w:t>
+      </w:r>
+      <w:r>
+        <w:t xml:space="preserve"> cold shock, growth </w:t>
+      </w:r>
+      <w:r>
+        <w:t xml:space="preserve">stops </w:t>
+      </w:r>
+      <w:r>
+        <w:t>and the production of most proteins is</w:t>
+      </w:r>
+      <w:r>
+        <w:t xml:space="preserve"> halted</w:t>
+      </w:r>
+      <w:r>
+        <w:t xml:space="preserve">, with the exception of </w:t>
+      </w:r>
+      <w:r>
+        <w:t xml:space="preserve">the </w:t>
+      </w:r>
+      <w:r>
+        <w:t>cold shock response</w:t>
+      </w:r>
+      <w:r>
+        <w:t xml:space="preserve"> </w:t>
+      </w:r>
+      <w:r>
+        <w:t>(</w:t>
+      </w:r>
+      <w:proofErr w:type="spellStart"/>
+      <w:r>
+        <w:t>Phadtare</w:t>
+      </w:r>
+      <w:proofErr w:type="spellEnd"/>
+      <w:r>
+        <w:t xml:space="preserve"> and Inouye, 2008</w:t>
+      </w:r>
+      <w:r>
+        <w:t>)</w:t>
+      </w:r>
+      <w:r>
+        <w:t>.</w:t>
+      </w:r>
+      <w:r>
+        <w:t xml:space="preserve"> To combat this RNA chaperones known as the </w:t>
+      </w:r>
+      <w:proofErr w:type="spellStart"/>
+      <w:r>
+        <w:t>Csps</w:t>
+      </w:r>
+      <w:proofErr w:type="spellEnd"/>
+      <w:r>
+        <w:t xml:space="preserve"> protein seek to “melt” these </w:t>
+      </w:r>
+      <w:r>
+        <w:t>over stabilised</w:t>
+      </w:r>
+      <w:r>
+        <w:t xml:space="preserve"> structures to make them less ridged</w:t>
+      </w:r>
+      <w:r>
+        <w:t xml:space="preserve"> </w:t>
+      </w:r>
+      <w:r>
+        <w:t xml:space="preserve">while enzymes such as RNase R and </w:t>
+      </w:r>
+      <w:proofErr w:type="spellStart"/>
+      <w:r>
+        <w:t>PNPase</w:t>
+      </w:r>
+      <w:proofErr w:type="spellEnd"/>
+      <w:r>
+        <w:t xml:space="preserve"> break down RNA that can no longer be repaired.</w:t>
+      </w:r>
+      <w:r>
+        <w:t xml:space="preserve"> </w:t>
+      </w:r>
+    </w:p>
+    <w:p/>
+    <w:p/>
+    <w:p/>
+    <w:p/>
+    <w:p/>
+    <w:p/>
+    <w:p/>
+    <w:p/>
     <w:p>
       <w:pPr>
         <w:rPr>
@@ -896,7 +1625,217 @@
           <w:bCs/>
         </w:rPr>
       </w:pPr>
+      <w:r>
+        <w:rPr>
+          <w:b/>
+          <w:bCs/>
+        </w:rPr>
+        <w:lastRenderedPageBreak/>
+        <w:t>R</w:t>
+      </w:r>
+      <w:r>
+        <w:rPr>
+          <w:b/>
+          <w:bCs/>
+        </w:rPr>
+        <w:t>esponse</w:t>
+      </w:r>
+      <w:r>
+        <w:rPr>
+          <w:b/>
+          <w:bCs/>
+        </w:rPr>
+        <w:t xml:space="preserve"> from other bacteria</w:t>
+      </w:r>
     </w:p>
+    <w:p>
+      <w:r>
+        <w:t xml:space="preserve">Setting our sight further, it is also valuable to observe </w:t>
+      </w:r>
+      <w:r>
+        <w:t xml:space="preserve">how other resistant bacterial species respond to </w:t>
+      </w:r>
+      <w:r>
+        <w:t xml:space="preserve">environmental stressor </w:t>
+      </w:r>
+      <w:r>
+        <w:t xml:space="preserve">particularly those with </w:t>
+      </w:r>
+      <w:proofErr w:type="spellStart"/>
+      <w:r>
+        <w:t>rpoB</w:t>
+      </w:r>
+      <w:proofErr w:type="spellEnd"/>
+      <w:r>
+        <w:t xml:space="preserve"> mutations. </w:t>
+      </w:r>
+      <w:r>
+        <w:t xml:space="preserve">Gifford, Moss and MacLean (2016) investigated how environmental variation affects the fitness costs of RIF-resistance mutations in </w:t>
+      </w:r>
+      <w:r>
+        <w:rPr>
+          <w:i/>
+          <w:iCs/>
+        </w:rPr>
+        <w:t>Pseudomonas aeruginosa</w:t>
+      </w:r>
+      <w:r>
+        <w:t xml:space="preserve">. </w:t>
+      </w:r>
+      <w:r>
+        <w:t xml:space="preserve">They focused on </w:t>
+      </w:r>
+      <w:r>
+        <w:t xml:space="preserve">two primary resistance mutations </w:t>
+      </w:r>
+      <w:r>
+        <w:rPr>
+          <w:i/>
+          <w:iCs/>
+        </w:rPr>
+        <w:t>rpoB531R</w:t>
+      </w:r>
+      <w:r>
+        <w:t xml:space="preserve"> and </w:t>
+      </w:r>
+      <w:r>
+        <w:rPr>
+          <w:i/>
+          <w:iCs/>
+        </w:rPr>
+        <w:t>rpoB531Y</w:t>
+      </w:r>
+      <w:r>
+        <w:t xml:space="preserve"> alongside a secondary, compensatory mutation </w:t>
+      </w:r>
+      <w:r>
+        <w:rPr>
+          <w:i/>
+          <w:iCs/>
+        </w:rPr>
+        <w:t>rpoB531C</w:t>
+      </w:r>
+      <w:r>
+        <w:t xml:space="preserve"> and measured the fitness</w:t>
+      </w:r>
+      <w:r>
+        <w:t xml:space="preserve"> </w:t>
+      </w:r>
+      <w:r>
+        <w:t>across</w:t>
+      </w:r>
+      <w:r>
+        <w:t xml:space="preserve"> </w:t>
+      </w:r>
+      <w:r>
+        <w:t>three temperatures 30°C, 37°C, and 42°C</w:t>
+      </w:r>
+      <w:r>
+        <w:t xml:space="preserve"> </w:t>
+      </w:r>
+      <w:r>
+        <w:t>in nutrient-rich medium and across multiple carbon sources.</w:t>
+      </w:r>
+      <w:r>
+        <w:t xml:space="preserve"> The results showed that </w:t>
+      </w:r>
+      <w:r>
+        <w:t>Carbon source had little effect, but the compensatory mutation conferred a significant fitness advantage at 30°C, was neutral at 37°C, and became costly at 42°C</w:t>
+      </w:r>
+      <w:r>
+        <w:t xml:space="preserve">. </w:t>
+      </w:r>
+      <w:r>
+        <w:t xml:space="preserve">A related pattern </w:t>
+      </w:r>
+      <w:r>
+        <w:t>was observed</w:t>
+      </w:r>
+      <w:r>
+        <w:t xml:space="preserve"> in </w:t>
+      </w:r>
+      <w:r>
+        <w:rPr>
+          <w:i/>
+          <w:iCs/>
+        </w:rPr>
+        <w:t>Pseudomonas fluorescens</w:t>
+      </w:r>
+      <w:r>
+        <w:rPr>
+          <w:i/>
+          <w:iCs/>
+        </w:rPr>
+        <w:t xml:space="preserve"> </w:t>
+      </w:r>
+      <w:r>
+        <w:t xml:space="preserve">where it was discovered that </w:t>
+      </w:r>
+      <w:r>
+        <w:t xml:space="preserve">in all 18 of the </w:t>
+      </w:r>
+      <w:r>
+        <w:t>isolated</w:t>
+      </w:r>
+      <w:r>
+        <w:t xml:space="preserve"> mutants, </w:t>
+      </w:r>
+      <w:r>
+        <w:t xml:space="preserve">the carbon source had </w:t>
+      </w:r>
+      <w:r>
+        <w:t>minimal effect</w:t>
+      </w:r>
+      <w:r>
+        <w:t xml:space="preserve"> and </w:t>
+      </w:r>
+      <w:r>
+        <w:t>growth was mostly dictated by the rich LB media</w:t>
+      </w:r>
+      <w:r>
+        <w:t xml:space="preserve"> </w:t>
+      </w:r>
+      <w:proofErr w:type="spellStart"/>
+      <w:r>
+        <w:t>Bataillon</w:t>
+      </w:r>
+      <w:proofErr w:type="spellEnd"/>
+      <w:r>
+        <w:t xml:space="preserve"> </w:t>
+      </w:r>
+      <w:r>
+        <w:t>et al. (201</w:t>
+      </w:r>
+      <w:r>
+        <w:t>1</w:t>
+      </w:r>
+      <w:r>
+        <w:t>)</w:t>
+      </w:r>
+      <w:r>
+        <w:t xml:space="preserve">. </w:t>
+      </w:r>
+      <w:r>
+        <w:t xml:space="preserve"> </w:t>
+      </w:r>
+    </w:p>
+    <w:p/>
+    <w:p>
+      <w:r>
+        <w:t xml:space="preserve">. </w:t>
+      </w:r>
+      <w:r>
+        <w:t>beneficial mutations carry little cost when transferred to new environments — mutants that performed well in LB generally remained beneficial or neutral across the range of carbon sources tested, with niche breadth similar to the wild type in nearly all cases. Thi</w:t>
+      </w:r>
+      <w:r>
+        <w:rPr>
+          <w:highlight w:val="yellow"/>
+        </w:rPr>
+        <w:t>s suggests that strong adaptive trade-offs are unlikely to evolve through single mutations and require the accumulation of multiple substitutions</w:t>
+      </w:r>
+    </w:p>
+    <w:p/>
+    <w:p/>
     <w:p>
       <w:pPr>
         <w:rPr>
@@ -909,867 +1848,40 @@
           <w:b/>
           <w:bCs/>
         </w:rPr>
-        <w:t>Fitness:</w:t>
-      </w:r>
-    </w:p>
-    <w:p>
-      <w:pPr>
+        <w:t xml:space="preserve">Environmental </w:t>
+      </w:r>
+      <w:r>
         <w:rPr>
           <w:b/>
           <w:bCs/>
         </w:rPr>
-      </w:pPr>
-      <w:r>
-        <w:t xml:space="preserve">Before </w:t>
-      </w:r>
-      <w:r>
-        <w:t>continuing, I would first like to set some clear definitions that will be important going forward</w:t>
-      </w:r>
-      <w:r>
-        <w:t xml:space="preserve">. </w:t>
-      </w:r>
-      <w:r>
-        <w:t xml:space="preserve">Rather than using cost of resistance to </w:t>
-      </w:r>
-      <w:r>
-        <w:t>describe</w:t>
-      </w:r>
-      <w:r>
-        <w:t xml:space="preserve"> </w:t>
-      </w:r>
-      <w:r>
-        <w:t xml:space="preserve">the effect a mutation has </w:t>
-      </w:r>
-      <w:r>
-        <w:t xml:space="preserve">I will be using the term fitness effects. </w:t>
-      </w:r>
-      <w:r>
-        <w:t xml:space="preserve">This decision was reached after </w:t>
-      </w:r>
-      <w:r>
-        <w:t xml:space="preserve">reading a </w:t>
-      </w:r>
-      <w:r>
-        <w:t xml:space="preserve">review by </w:t>
-      </w:r>
-      <w:r>
-        <w:t>(</w:t>
-      </w:r>
-      <w:r>
-        <w:t>Lenormand et al. (2018)</w:t>
-      </w:r>
-      <w:r>
-        <w:t>)</w:t>
-      </w:r>
-      <w:r>
-        <w:t xml:space="preserve"> </w:t>
-      </w:r>
-      <w:r>
-        <w:t>who argue that the two concepts have been conflated in ways that create misconceptions and impede research.</w:t>
-      </w:r>
-      <w:r>
-        <w:t xml:space="preserve"> They argue the term fitness effect should be used and</w:t>
-      </w:r>
-      <w:r>
-        <w:t xml:space="preserve"> defines it as </w:t>
-      </w:r>
-      <w:r>
-        <w:t xml:space="preserve">the effect a mutation has on an organism's ability to survive </w:t>
-      </w:r>
-      <w:proofErr w:type="gramStart"/>
-      <w:r>
-        <w:t>in a given</w:t>
-      </w:r>
-      <w:proofErr w:type="gramEnd"/>
-      <w:r>
-        <w:t xml:space="preserve"> environmen</w:t>
-      </w:r>
-      <w:r>
-        <w:t xml:space="preserve">t. This is </w:t>
-      </w:r>
-      <w:r>
-        <w:t xml:space="preserve">a broad, inclusive definition that does not </w:t>
-      </w:r>
-      <w:r>
-        <w:t xml:space="preserve">assume </w:t>
-      </w:r>
-      <w:r>
-        <w:t>whether the effect is good or bad</w:t>
-      </w:r>
-      <w:r>
-        <w:t xml:space="preserve">. While cost of resistance immediately </w:t>
-      </w:r>
-      <w:r>
-        <w:t>assumes</w:t>
-      </w:r>
-      <w:r>
-        <w:t xml:space="preserve"> that </w:t>
-      </w:r>
-      <w:r>
-        <w:t>an orga</w:t>
-      </w:r>
-      <w:r>
-        <w:t>nism</w:t>
-      </w:r>
-      <w:r>
-        <w:t xml:space="preserve"> is paying a price to survive </w:t>
-      </w:r>
-      <w:r>
-        <w:t xml:space="preserve">which is usually a </w:t>
-      </w:r>
-      <w:r>
-        <w:t>reduction in fitness caused by factors such as antibiotics</w:t>
-      </w:r>
-      <w:r>
-        <w:t xml:space="preserve"> or temperature in my context. </w:t>
-      </w:r>
-      <w:r>
-        <w:t xml:space="preserve">Therefor the problem with cost of resistance is that it is a narrow definition and </w:t>
-      </w:r>
-      <w:r>
-        <w:t>assumes too much too</w:t>
-      </w:r>
-      <w:r>
-        <w:t xml:space="preserve"> early</w:t>
-      </w:r>
-      <w:r>
-        <w:t>. B</w:t>
-      </w:r>
-      <w:r>
-        <w:t xml:space="preserve">y labelling </w:t>
-      </w:r>
-      <w:r>
-        <w:t>an effect as a cost</w:t>
-      </w:r>
-      <w:r>
-        <w:t xml:space="preserve"> </w:t>
-      </w:r>
-      <w:r>
-        <w:t xml:space="preserve">it </w:t>
-      </w:r>
-      <w:r>
-        <w:t xml:space="preserve">presumes </w:t>
-      </w:r>
-      <w:r>
-        <w:t xml:space="preserve">it is </w:t>
-      </w:r>
-      <w:r>
-        <w:t xml:space="preserve">inherently negative, when </w:t>
-      </w:r>
-      <w:proofErr w:type="gramStart"/>
-      <w:r>
-        <w:t>in reality what</w:t>
-      </w:r>
-      <w:proofErr w:type="gramEnd"/>
-      <w:r>
-        <w:t xml:space="preserve"> looks costly in one treated environment could be neutral, or even beneficial</w:t>
-      </w:r>
-      <w:r>
-        <w:t xml:space="preserve"> </w:t>
-      </w:r>
-      <w:r>
-        <w:t>in another</w:t>
-      </w:r>
-      <w:r>
-        <w:t xml:space="preserve"> environment. </w:t>
-      </w:r>
-      <w:r>
-        <w:t xml:space="preserve">In this review I will be using the term </w:t>
-      </w:r>
-      <w:r>
-        <w:t xml:space="preserve">fitness effect as it only reflects what is observed </w:t>
-      </w:r>
-      <w:r>
-        <w:t xml:space="preserve">without assuming in advance whether the effect is good or bad. </w:t>
+        <w:t xml:space="preserve">implication for antibiotic resistance </w:t>
       </w:r>
     </w:p>
     <w:p>
-      <w:pPr>
-        <w:rPr>
-          <w:b/>
-          <w:bCs/>
-        </w:rPr>
-      </w:pPr>
-      <w:r>
-        <w:rPr>
-          <w:b/>
-          <w:bCs/>
-        </w:rPr>
-        <w:t>Temperature</w:t>
-      </w:r>
-      <w:r>
-        <w:rPr>
-          <w:b/>
-          <w:bCs/>
-        </w:rPr>
-        <w:t>:</w:t>
-      </w:r>
-    </w:p>
-    <w:p>
-      <w:r>
-        <w:t>Intro</w:t>
-      </w:r>
-    </w:p>
-    <w:p>
-      <w:r>
-        <w:t xml:space="preserve">While there is a myriad of </w:t>
-      </w:r>
-      <w:r>
-        <w:t xml:space="preserve">environmental </w:t>
-      </w:r>
-      <w:r>
-        <w:t>stressors available to explore the fitness effect of bacteria</w:t>
+      <w:r>
+        <w:t xml:space="preserve">Given the </w:t>
+      </w:r>
+      <w:r>
+        <w:t xml:space="preserve">diverse </w:t>
+      </w:r>
+      <w:r>
+        <w:t>physiological responses bacteria</w:t>
+      </w:r>
+      <w:r>
+        <w:t xml:space="preserve"> has to temperature </w:t>
+      </w:r>
+      <w:r>
+        <w:t>fluctuations</w:t>
+      </w:r>
+      <w:r>
+        <w:t>, the environmental impact particularly global warming will have huge ramifications on the future of antibiotic resistance.</w:t>
       </w:r>
       <w:r>
         <w:t xml:space="preserve"> </w:t>
       </w:r>
       <w:r>
-        <w:t xml:space="preserve">including but not limited to </w:t>
-      </w:r>
-      <w:r>
-        <w:t>pH, osmolarity, and salt concentration</w:t>
-      </w:r>
-      <w:r>
-        <w:t xml:space="preserve">, we selected temperature </w:t>
-      </w:r>
-      <w:r>
-        <w:t>as the primary stressor for this investigation</w:t>
-      </w:r>
-      <w:r>
-        <w:t>.</w:t>
-      </w:r>
-      <w:r>
-        <w:t xml:space="preserve"> </w:t>
-      </w:r>
-      <w:r>
-        <w:t>T</w:t>
-      </w:r>
-      <w:r>
-        <w:t xml:space="preserve">emperature </w:t>
-      </w:r>
-      <w:r>
-        <w:t xml:space="preserve">is one of the most ancient and pervasive </w:t>
-      </w:r>
-      <w:r>
-        <w:t xml:space="preserve">selection pressure organisms on earth has encountered and it has been shaping bacterial physiology before many other stressors like </w:t>
-      </w:r>
-      <w:r>
-        <w:t>antibiotics</w:t>
-      </w:r>
-      <w:r>
-        <w:t xml:space="preserve"> which has been</w:t>
-      </w:r>
-      <w:r>
-        <w:t xml:space="preserve"> estimated to have first appeared between 2 billion and 40 million years ag</w:t>
-      </w:r>
-      <w:r>
-        <w:t>o</w:t>
-      </w:r>
-      <w:r>
-        <w:t xml:space="preserve"> (</w:t>
-      </w:r>
-      <w:r>
-        <w:t>)</w:t>
-      </w:r>
-      <w:r>
-        <w:t xml:space="preserve">. </w:t>
-      </w:r>
-      <w:r>
-        <w:t>Shifts in optimal temperature has far reaching implications for any organism and in bacteria it effects</w:t>
-      </w:r>
-      <w:r>
-        <w:t xml:space="preserve"> </w:t>
-      </w:r>
-      <w:r>
-        <w:t>genome-wide gene expression patterns, protein folding and stability, membrane composition</w:t>
-      </w:r>
-      <w:r>
-        <w:t xml:space="preserve"> ().</w:t>
-      </w:r>
-      <w:r>
-        <w:t xml:space="preserve"> Consequently, we find the stress which antibiotics imposes onto bacteria to be surprisingly similar to temperature</w:t>
-      </w:r>
-      <w:r>
-        <w:t xml:space="preserve">. </w:t>
-      </w:r>
-      <w:r>
-        <w:t xml:space="preserve">As </w:t>
-      </w:r>
-      <w:r>
-        <w:t>alluded</w:t>
-      </w:r>
-      <w:r>
-        <w:t xml:space="preserve"> to earlier</w:t>
-      </w:r>
-      <w:r>
-        <w:t>,</w:t>
-      </w:r>
-      <w:r>
-        <w:t xml:space="preserve"> temperature being a stressor that predates many others especially antibiotics </w:t>
-      </w:r>
-      <w:r>
-        <w:t xml:space="preserve">there has been hypothesis and some evidence that suggests there could have been co-opted resistance where processes that confer resistance to temperature can also assist with antibiotic stress (). An example of this is where both high temperature and some </w:t>
-      </w:r>
-      <w:r>
-        <w:lastRenderedPageBreak/>
-        <w:t xml:space="preserve">antibiotics like </w:t>
-      </w:r>
-      <w:r>
-        <w:t xml:space="preserve">macrolides and aminoglycoside </w:t>
-      </w:r>
-      <w:r>
-        <w:t xml:space="preserve">both alter </w:t>
-      </w:r>
-      <w:r>
-        <w:t xml:space="preserve">how protein is folded and synthesised (). </w:t>
-      </w:r>
-      <w:r>
-        <w:t xml:space="preserve">This also makes </w:t>
-      </w:r>
-      <w:r>
-        <w:t>sense</w:t>
-      </w:r>
-      <w:r>
-        <w:t xml:space="preserve"> from a</w:t>
-      </w:r>
-      <w:r>
-        <w:t>n</w:t>
-      </w:r>
-      <w:r>
-        <w:t xml:space="preserve"> evolutionary </w:t>
-      </w:r>
-      <w:r>
-        <w:t>perspective</w:t>
-      </w:r>
-      <w:r>
-        <w:t xml:space="preserve"> as </w:t>
-      </w:r>
-      <w:r>
-        <w:t xml:space="preserve">it is very costly to </w:t>
-      </w:r>
-      <w:r>
-        <w:t>develop independent stress responses</w:t>
-      </w:r>
-      <w:r>
-        <w:t xml:space="preserve"> which makes evolution </w:t>
-      </w:r>
-      <w:r>
-        <w:t>shared pathways to manage multiple stressors</w:t>
-      </w:r>
-      <w:r>
-        <w:t xml:space="preserve">. Due to </w:t>
-      </w:r>
-      <w:r>
-        <w:t xml:space="preserve">all of this </w:t>
-      </w:r>
-      <w:r>
-        <w:t xml:space="preserve">it </w:t>
-      </w:r>
-      <w:r>
-        <w:t>makes</w:t>
-      </w:r>
-      <w:r>
-        <w:t xml:space="preserve"> a compelling study </w:t>
-      </w:r>
-      <w:r>
-        <w:t xml:space="preserve">to conduct a </w:t>
-      </w:r>
-      <w:r>
-        <w:t>thorough</w:t>
-      </w:r>
-      <w:r>
-        <w:t xml:space="preserve"> investigation by looking at a wide temperature gradient while also switching the order of resistance by observing</w:t>
-      </w:r>
-      <w:r>
-        <w:t xml:space="preserve"> what happens when a bacterium that has already acquired </w:t>
-      </w:r>
-      <w:r>
-        <w:t xml:space="preserve">antibiotic </w:t>
-      </w:r>
-      <w:r>
-        <w:t xml:space="preserve">resistance mutations is then forced to </w:t>
-      </w:r>
-      <w:r>
-        <w:t>overcome</w:t>
-      </w:r>
-      <w:r>
-        <w:t xml:space="preserve"> thermal stress</w:t>
-      </w:r>
-      <w:r>
-        <w:t xml:space="preserve">. </w:t>
-      </w:r>
-    </w:p>
-    <w:p>
-      <w:r>
-        <w:t xml:space="preserve">Heat </w:t>
-      </w:r>
-      <w:r>
-        <w:t xml:space="preserve">response </w:t>
-      </w:r>
-      <w:r>
-        <w:t xml:space="preserve"> </w:t>
-      </w:r>
-    </w:p>
-    <w:p>
-      <w:pPr>
-        <w:rPr>
-          <w:lang w:eastAsia="zh-CN"/>
-        </w:rPr>
-      </w:pPr>
-      <w:r>
-        <w:t>When temperature rises to a level above the</w:t>
-      </w:r>
-      <w:r>
-        <w:t xml:space="preserve"> optimal growth temperature, bacteria cells enter a state of heat shock which triggers its stress response</w:t>
-      </w:r>
-      <w:r>
-        <w:t xml:space="preserve">. </w:t>
-      </w:r>
-      <w:r>
-        <w:t xml:space="preserve"> </w:t>
-      </w:r>
-      <w:r>
-        <w:t xml:space="preserve">Detection initially occurs through the </w:t>
-      </w:r>
-      <w:r>
-        <w:t xml:space="preserve">sensory </w:t>
-      </w:r>
-      <w:r>
-        <w:t xml:space="preserve">nucleic </w:t>
-      </w:r>
-      <w:r>
-        <w:t>acid</w:t>
-      </w:r>
-      <w:r>
-        <w:t xml:space="preserve"> </w:t>
-      </w:r>
-      <w:r>
-        <w:t>and</w:t>
-      </w:r>
-      <w:r>
-        <w:t xml:space="preserve"> protein </w:t>
-      </w:r>
-      <w:r>
-        <w:t>biomolecules</w:t>
-      </w:r>
-      <w:r>
-        <w:t xml:space="preserve"> </w:t>
-      </w:r>
-      <w:r>
-        <w:t>(</w:t>
-      </w:r>
-      <w:proofErr w:type="spellStart"/>
-      <w:r>
-        <w:t>Roncarati</w:t>
-      </w:r>
-      <w:proofErr w:type="spellEnd"/>
-      <w:r>
-        <w:t xml:space="preserve"> and Scarlato, 2017</w:t>
-      </w:r>
-      <w:r>
-        <w:t xml:space="preserve">). </w:t>
-      </w:r>
-      <w:r>
-        <w:t xml:space="preserve">This is followed up by the </w:t>
-      </w:r>
-      <w:r>
-        <w:t>upregulation of molecular chaperones</w:t>
-      </w:r>
-      <w:r>
-        <w:t xml:space="preserve"> like the </w:t>
-      </w:r>
-      <w:proofErr w:type="spellStart"/>
-      <w:r>
-        <w:t>DnaK</w:t>
-      </w:r>
-      <w:proofErr w:type="spellEnd"/>
-      <w:r>
-        <w:t>/</w:t>
-      </w:r>
-      <w:proofErr w:type="spellStart"/>
-      <w:r>
-        <w:t>DnaJ</w:t>
-      </w:r>
-      <w:proofErr w:type="spellEnd"/>
-      <w:r>
-        <w:t xml:space="preserve"> and </w:t>
-      </w:r>
-      <w:proofErr w:type="spellStart"/>
-      <w:r>
-        <w:t>GroEL</w:t>
-      </w:r>
-      <w:proofErr w:type="spellEnd"/>
-      <w:r>
-        <w:t xml:space="preserve">/GroES which </w:t>
-      </w:r>
-      <w:r>
-        <w:t xml:space="preserve">attempts and tries to </w:t>
-      </w:r>
-      <w:r>
-        <w:t>reverse</w:t>
-      </w:r>
-      <w:r>
-        <w:t>s</w:t>
-      </w:r>
-      <w:r>
-        <w:t xml:space="preserve"> the aggregation of misfolded proteins</w:t>
-      </w:r>
-      <w:r>
-        <w:t xml:space="preserve">. In conjunction </w:t>
-      </w:r>
-      <w:r>
-        <w:t>proteases</w:t>
-      </w:r>
-      <w:r>
-        <w:t xml:space="preserve"> also becomes activated and </w:t>
-      </w:r>
-      <w:r>
-        <w:t>degrade</w:t>
-      </w:r>
-      <w:r>
-        <w:t>s</w:t>
-      </w:r>
-      <w:r>
-        <w:t xml:space="preserve"> </w:t>
-      </w:r>
-      <w:r>
-        <w:t xml:space="preserve">irreversibly </w:t>
-      </w:r>
-      <w:r>
-        <w:t>damaged</w:t>
-      </w:r>
-      <w:r>
-        <w:t xml:space="preserve"> cells into small peptides</w:t>
-      </w:r>
-      <w:r>
-        <w:t xml:space="preserve"> (</w:t>
-      </w:r>
-      <w:r>
-        <w:t>R</w:t>
-      </w:r>
-      <w:r>
-        <w:t>ichter et al., 2010)</w:t>
-      </w:r>
-      <w:r>
-        <w:t>).</w:t>
-      </w:r>
-      <w:r>
-        <w:t xml:space="preserve"> </w:t>
-      </w:r>
-      <w:r>
-        <w:t>Aside from the general response to heat discussed here</w:t>
-      </w:r>
-      <w:r>
-        <w:t xml:space="preserve">, </w:t>
-      </w:r>
-      <w:r>
-        <w:t xml:space="preserve">individual bacteria </w:t>
-      </w:r>
-      <w:r>
-        <w:t>often have their</w:t>
-      </w:r>
-      <w:r>
-        <w:t xml:space="preserve"> own </w:t>
-      </w:r>
-      <w:r>
-        <w:t>specialised</w:t>
-      </w:r>
-      <w:r>
-        <w:t xml:space="preserve"> response. Take</w:t>
-      </w:r>
-      <w:r>
-        <w:t xml:space="preserve"> E. coil</w:t>
-      </w:r>
-      <w:r>
-        <w:t xml:space="preserve"> as an example,</w:t>
-      </w:r>
-      <w:r>
-        <w:t xml:space="preserve"> as temperature increases the primary heat shock regulator </w:t>
-      </w:r>
-      <w:r>
-        <w:t xml:space="preserve">sigma factor </w:t>
-      </w:r>
-      <w:r>
-        <w:t>o</w:t>
-      </w:r>
-      <w:r>
-        <w:t>32</w:t>
-      </w:r>
-      <w:r>
-        <w:t xml:space="preserve"> </w:t>
-      </w:r>
-      <w:r>
-        <w:t>ac</w:t>
-      </w:r>
-      <w:r>
-        <w:rPr>
-          <w:lang w:eastAsia="zh-CN"/>
-        </w:rPr>
-        <w:t>cumulates</w:t>
-      </w:r>
-      <w:r>
-        <w:t xml:space="preserve"> and binds to the RNA polymerase which transcribes any of the downstream heat shock </w:t>
-      </w:r>
-      <w:r>
-        <w:t>heat shock genes</w:t>
-      </w:r>
-      <w:r>
-        <w:t xml:space="preserve">. </w:t>
-      </w:r>
-      <w:r>
-        <w:rPr>
-          <w:lang w:eastAsia="zh-CN"/>
-        </w:rPr>
-        <w:t xml:space="preserve">It has been observed </w:t>
-      </w:r>
-      <w:r>
-        <w:t xml:space="preserve">that </w:t>
-      </w:r>
-      <w:proofErr w:type="gramStart"/>
-      <w:r>
-        <w:t>E.coli’s</w:t>
-      </w:r>
-      <w:proofErr w:type="gramEnd"/>
-      <w:r>
-        <w:t xml:space="preserve"> resistance to </w:t>
-      </w:r>
-      <w:r>
-        <w:t xml:space="preserve">high temperature not only relies on the common stress response but it also calls upon a group of genes not traditionally used named the </w:t>
-      </w:r>
-      <w:r>
-        <w:t>thermotolerant genes</w:t>
-      </w:r>
-      <w:r>
-        <w:t xml:space="preserve"> by </w:t>
-      </w:r>
-      <w:r>
-        <w:t>Murata</w:t>
-      </w:r>
-      <w:r>
-        <w:t xml:space="preserve">. </w:t>
-      </w:r>
-      <w:r>
-        <w:t xml:space="preserve">These genes which encompasses </w:t>
-      </w:r>
-      <w:r>
-        <w:t>energy metabolism, outer membrane organisation, DNA double-strand break repair, tRNA modification, translational control, and cell division</w:t>
-      </w:r>
-      <w:r>
-        <w:t xml:space="preserve"> all work in </w:t>
-      </w:r>
-      <w:r>
-        <w:t>unison</w:t>
-      </w:r>
-      <w:r>
-        <w:t xml:space="preserve"> to provide </w:t>
-      </w:r>
-      <w:proofErr w:type="gramStart"/>
-      <w:r>
-        <w:t>E.coli</w:t>
-      </w:r>
-      <w:proofErr w:type="gramEnd"/>
-      <w:r>
-        <w:t xml:space="preserve"> with a robust tolerance against high temperature</w:t>
-      </w:r>
-      <w:r>
-        <w:t xml:space="preserve">. </w:t>
-      </w:r>
-    </w:p>
-    <w:p>
-      <w:r>
-        <w:t xml:space="preserve">Cold response </w:t>
-      </w:r>
-    </w:p>
-    <w:p>
-      <w:r>
-        <w:t xml:space="preserve">Unsurprisingly similar to </w:t>
-      </w:r>
-      <w:r>
-        <w:t>the heat shock response</w:t>
-      </w:r>
-      <w:r>
-        <w:t>,</w:t>
-      </w:r>
-      <w:r>
-        <w:t xml:space="preserve"> </w:t>
-      </w:r>
-      <w:r>
-        <w:t>cold s</w:t>
-      </w:r>
-      <w:r>
-        <w:t>hock</w:t>
-      </w:r>
-      <w:r>
-        <w:t xml:space="preserve"> is also a powerful stressor for bacterial growth</w:t>
-      </w:r>
-      <w:r>
-        <w:t xml:space="preserve">. </w:t>
-      </w:r>
-      <w:r>
-        <w:t>Cold temperat</w:t>
-      </w:r>
-      <w:r>
-        <w:t xml:space="preserve">ure </w:t>
-      </w:r>
-      <w:r>
-        <w:t>primarily</w:t>
-      </w:r>
-      <w:r>
-        <w:t xml:space="preserve"> impairs the </w:t>
-      </w:r>
-      <w:r>
-        <w:t>ribosome and</w:t>
-      </w:r>
-      <w:r>
-        <w:t xml:space="preserve"> promoted the </w:t>
-      </w:r>
-      <w:r>
-        <w:t>over-stabiliz</w:t>
-      </w:r>
-      <w:r>
-        <w:t xml:space="preserve">ation of </w:t>
-      </w:r>
-      <w:r>
-        <w:t>secondary DNA and RNA structures</w:t>
-      </w:r>
-      <w:r>
-        <w:t xml:space="preserve"> </w:t>
-      </w:r>
-      <w:r>
-        <w:t>(</w:t>
-      </w:r>
-      <w:r>
-        <w:t xml:space="preserve">Barria et al., 2013; </w:t>
-      </w:r>
-      <w:proofErr w:type="spellStart"/>
-      <w:r>
-        <w:t>Phadtare</w:t>
-      </w:r>
-      <w:proofErr w:type="spellEnd"/>
-      <w:r>
-        <w:t xml:space="preserve"> and Inouye, 2008; Yamanaka, 1999)</w:t>
-      </w:r>
-      <w:r>
-        <w:t xml:space="preserve">. </w:t>
-      </w:r>
-      <w:r>
-        <w:t xml:space="preserve">In the case for </w:t>
-      </w:r>
-      <w:proofErr w:type="gramStart"/>
-      <w:r>
-        <w:t>E.coli</w:t>
-      </w:r>
-      <w:proofErr w:type="gramEnd"/>
-      <w:r>
-        <w:t xml:space="preserve"> under</w:t>
-      </w:r>
-      <w:r>
-        <w:t xml:space="preserve"> cold shock, bacterial growth </w:t>
-      </w:r>
-      <w:r>
-        <w:t xml:space="preserve">stops </w:t>
-      </w:r>
-      <w:r>
-        <w:t>and the production of most proteins is</w:t>
-      </w:r>
-      <w:r>
-        <w:t xml:space="preserve"> halted</w:t>
-      </w:r>
-      <w:r>
-        <w:t xml:space="preserve">, </w:t>
-      </w:r>
-      <w:proofErr w:type="gramStart"/>
-      <w:r>
-        <w:t>with the exception of</w:t>
-      </w:r>
-      <w:proofErr w:type="gramEnd"/>
-      <w:r>
-        <w:t xml:space="preserve"> </w:t>
-      </w:r>
-      <w:r>
-        <w:t xml:space="preserve">the </w:t>
-      </w:r>
-      <w:r>
-        <w:t>cold shock response</w:t>
-      </w:r>
-      <w:r>
-        <w:t xml:space="preserve"> </w:t>
-      </w:r>
-      <w:r>
-        <w:t>(</w:t>
-      </w:r>
-      <w:proofErr w:type="spellStart"/>
-      <w:r>
-        <w:t>Phadtare</w:t>
-      </w:r>
-      <w:proofErr w:type="spellEnd"/>
-      <w:r>
-        <w:t xml:space="preserve"> and Inouye, 2008</w:t>
-      </w:r>
-      <w:r>
-        <w:t>)</w:t>
-      </w:r>
-      <w:r>
-        <w:t>.</w:t>
-      </w:r>
-      <w:r>
-        <w:t xml:space="preserve"> To combat this RNA chaperones known as the </w:t>
-      </w:r>
-      <w:proofErr w:type="spellStart"/>
-      <w:r>
-        <w:t>Csps</w:t>
-      </w:r>
-      <w:proofErr w:type="spellEnd"/>
-      <w:r>
-        <w:t xml:space="preserve"> protein seek to “melt” these stabilised structures to make them less ridged. Similarly to the heat shock response e</w:t>
-      </w:r>
-      <w:r>
-        <w:t xml:space="preserve">nzymes such as RNase R and </w:t>
-      </w:r>
-      <w:proofErr w:type="spellStart"/>
-      <w:r>
-        <w:t>PNPase</w:t>
-      </w:r>
-      <w:proofErr w:type="spellEnd"/>
-      <w:r>
-        <w:t xml:space="preserve"> will also break down RNA that has becomes impossible to repair.</w:t>
-      </w:r>
-    </w:p>
-    <w:p>
-      <w:r>
-        <w:t xml:space="preserve">Environmental </w:t>
-      </w:r>
-      <w:r>
-        <w:t xml:space="preserve">implication for antibiotic resistance </w:t>
-      </w:r>
-    </w:p>
-    <w:p>
-      <w:pPr>
-        <w:rPr>
-          <w:lang w:eastAsia="zh-CN"/>
-        </w:rPr>
-      </w:pPr>
-      <w:r>
-        <w:lastRenderedPageBreak/>
-        <w:t xml:space="preserve">Given the </w:t>
-      </w:r>
-      <w:r>
-        <w:t xml:space="preserve">diverse </w:t>
-      </w:r>
-      <w:r>
-        <w:t>physiological responses bacteria</w:t>
-      </w:r>
-      <w:r>
-        <w:t xml:space="preserve"> has to temperature </w:t>
-      </w:r>
-      <w:r>
-        <w:t>fluctuations</w:t>
-      </w:r>
-      <w:r>
-        <w:t xml:space="preserve">, the environmental impact particularly global warming will have huge ramifications on the future of antibiotic resistance. Recent studies in China have shown that </w:t>
-      </w:r>
-      <w:r>
-        <w:t xml:space="preserve">a 1°C rise in average ambient temperature was associated with a 1.14-fold increase in the prevalence of </w:t>
+        <w:t xml:space="preserve">A nationwide ecological study in China found that a 1°C rise in average ambient temperature was associated with a 1.14-fold increase in the prevalence of resistant </w:t>
       </w:r>
       <w:r>
         <w:rPr>
@@ -1789,16 +1901,25 @@
         <w:t>Pseudomonas aeruginosa</w:t>
       </w:r>
       <w:r>
-        <w:t xml:space="preserve"> resistance</w:t>
+        <w:t xml:space="preserve"> (Li et al., 2023)</w:t>
+      </w:r>
+      <w:r>
+        <w:t xml:space="preserve">. </w:t>
+      </w:r>
+      <w:r>
+        <w:t>Not only in Asia</w:t>
+      </w:r>
+      <w:r>
+        <w:t>,</w:t>
       </w:r>
       <w:r>
         <w:t xml:space="preserve"> </w:t>
       </w:r>
       <w:r>
-        <w:t>Li et al. (2023)</w:t>
-      </w:r>
-      <w:r>
-        <w:t>. Not only in Asia another study done in the United States of America</w:t>
+        <w:t>but another study also</w:t>
+      </w:r>
+      <w:r>
+        <w:t xml:space="preserve"> done in the United States of America</w:t>
       </w:r>
       <w:r>
         <w:t xml:space="preserve"> </w:t>
@@ -1807,7 +1928,7 @@
         <w:t xml:space="preserve">reported </w:t>
       </w:r>
       <w:r>
-        <w:t xml:space="preserve">across regions a 10°C increase in temperature corresponded to rises in antibiotic resistance of 4.2%, 2.2%, and 2.7% in </w:t>
+        <w:t xml:space="preserve">a 10°C rise in local temperature corresponded to increases in antibiotic resistance of 4.2%, 2.2%, and 2.7% in </w:t>
       </w:r>
       <w:r>
         <w:rPr>
@@ -1837,29 +1958,34 @@
         <w:t>Staphylococcus aureus</w:t>
       </w:r>
       <w:r>
-        <w:rPr>
-          <w:i/>
-          <w:iCs/>
-        </w:rPr>
+        <w:t xml:space="preserve"> respectively (MacFadden et al., 2018</w:t>
+      </w:r>
+      <w:r>
+        <w:t>). An</w:t>
+      </w:r>
+      <w:r>
+        <w:t xml:space="preserve"> analysis of 28 European countries between 2000 and 2016 found a similar association between local temperature and the rate at which resistance increased over time (McGough et al., 2020).</w:t>
+      </w:r>
+      <w:r>
         <w:t xml:space="preserve"> </w:t>
       </w:r>
       <w:r>
-        <w:t>(MacFadden et al., 2018)</w:t>
-      </w:r>
-      <w:r>
-        <w:t>. These findings provide support to the earlier claims that the mechanisms for managing antibiotic resistance temperature stress</w:t>
-      </w:r>
-      <w:r>
-        <w:t xml:space="preserve"> is likely more interconnected than we thought. The review paper by </w:t>
+        <w:t>These findings provide support to the earlier claims that the mechanisms for managing antibiotic resistance temperature stress</w:t>
+      </w:r>
+      <w:r>
+        <w:t xml:space="preserve"> is likely more interconnected than we thought. The review by </w:t>
       </w:r>
       <w:r>
         <w:t>Rodríguez-Verdugo et al. (2020),</w:t>
       </w:r>
       <w:r>
-        <w:t xml:space="preserve"> goes on to further state</w:t>
-      </w:r>
-      <w:r>
-        <w:t xml:space="preserve"> that we need to look at </w:t>
+        <w:t xml:space="preserve"> goes on to </w:t>
+      </w:r>
+      <w:r>
+        <w:t xml:space="preserve">argue </w:t>
+      </w:r>
+      <w:r>
+        <w:t xml:space="preserve">that we need to look at </w:t>
       </w:r>
       <w:r>
         <w:t>antibiotic</w:t>
@@ -1868,103 +1994,38 @@
         <w:t xml:space="preserve"> resistance through three </w:t>
       </w:r>
       <w:r>
-        <w:t>different levels of biological organization</w:t>
-      </w:r>
-      <w:r>
-        <w:t>. The initial</w:t>
-      </w:r>
-      <w:r>
-        <w:t xml:space="preserve"> physiological</w:t>
-      </w:r>
-      <w:r>
-        <w:t xml:space="preserve"> </w:t>
-      </w:r>
-      <w:r>
-        <w:t>response</w:t>
-      </w:r>
-      <w:r>
-        <w:t xml:space="preserve"> to temperature which </w:t>
-      </w:r>
-      <w:r>
-        <w:t>causes unpredictable</w:t>
-      </w:r>
-      <w:r>
-        <w:t xml:space="preserve"> cellular and metabolic changes </w:t>
-      </w:r>
-      <w:r>
-        <w:t xml:space="preserve">which gives </w:t>
-      </w:r>
-      <w:r>
-        <w:t>rise to antibiotic tolerance and persistence</w:t>
+        <w:t xml:space="preserve">different levels of biological </w:t>
+      </w:r>
+      <w:r>
+        <w:lastRenderedPageBreak/>
+        <w:t>organization</w:t>
       </w:r>
       <w:r>
         <w:t xml:space="preserve">. </w:t>
       </w:r>
       <w:r>
-        <w:t xml:space="preserve">The second </w:t>
-      </w:r>
-      <w:r>
-        <w:t xml:space="preserve">is </w:t>
-      </w:r>
-      <w:r>
-        <w:t xml:space="preserve">the genetic response </w:t>
-      </w:r>
-      <w:r>
-        <w:t xml:space="preserve">which emerges </w:t>
-      </w:r>
-      <w:r>
-        <w:t xml:space="preserve">when </w:t>
-      </w:r>
-      <w:r>
-        <w:t xml:space="preserve">temperature </w:t>
-      </w:r>
-      <w:r>
-        <w:t>stress is sustained</w:t>
-      </w:r>
-      <w:r>
-        <w:t xml:space="preserve"> caused by prolonged heat or cold exposure which can lead to mutations to antibiotics appearing within</w:t>
-      </w:r>
-      <w:r>
-        <w:t xml:space="preserve"> </w:t>
-      </w:r>
-      <w:r>
-        <w:t xml:space="preserve">a population. </w:t>
-      </w:r>
-      <w:r>
-        <w:t xml:space="preserve">Which leads to the third </w:t>
-      </w:r>
-      <w:r>
-        <w:t>long</w:t>
-      </w:r>
-      <w:r>
-        <w:t xml:space="preserve"> </w:t>
-      </w:r>
-      <w:r>
-        <w:t xml:space="preserve">term </w:t>
-      </w:r>
-      <w:r>
-        <w:t>and l</w:t>
-      </w:r>
-      <w:r>
-        <w:t>arge</w:t>
-      </w:r>
-      <w:r>
-        <w:t>-scale</w:t>
-      </w:r>
-      <w:r>
-        <w:t xml:space="preserve"> evolutionary</w:t>
-      </w:r>
-      <w:r>
-        <w:t xml:space="preserve"> response</w:t>
-      </w:r>
-      <w:r>
-        <w:t xml:space="preserve"> where local and global temperature changes promote the spread and retention of resistance through long lasting or permanent </w:t>
-      </w:r>
-      <w:r>
-        <w:t>antibiotic resistance mutations</w:t>
-      </w:r>
-      <w:r>
-        <w:t xml:space="preserve">. Collectively we see that </w:t>
+        <w:t>The initial</w:t>
+      </w:r>
+      <w:r>
+        <w:t xml:space="preserve"> immediate physiological response to temperature causes largely unpredictable cellular and metabolic changes that give rise to antibiotic tolerance and persistence</w:t>
+      </w:r>
+      <w:r>
+        <w:t xml:space="preserve">. </w:t>
+      </w:r>
+      <w:r>
+        <w:t>Second, a genetic response emerges when temperature stress is sustained, as prolonged heat or cold exposure can select for mutations that also happen to confer antibiotic resistance</w:t>
+      </w:r>
+      <w:r>
+        <w:t xml:space="preserve">. </w:t>
+      </w:r>
+      <w:r>
+        <w:t>Third, at a longer timescale, local and global temperature change promotes the spread and retention of resistance through the accumulation of long-lasting or permanent resistance mutations across a population</w:t>
+      </w:r>
+      <w:r>
+        <w:t xml:space="preserve">. </w:t>
+      </w:r>
+      <w:r>
+        <w:t xml:space="preserve">Collectively we see that </w:t>
       </w:r>
       <w:r>
         <w:t>antibiotic resistance cannot be</w:t>
@@ -1986,13 +2047,6 @@
       </w:r>
     </w:p>
     <w:p>
-      <w:pPr>
-        <w:spacing w:after="80" w:line="300" w:lineRule="auto"/>
-        <w:rPr>
-          <w:b/>
-          <w:bCs/>
-        </w:rPr>
-      </w:pPr>
       <w:r>
         <w:rPr>
           <w:b/>
@@ -2220,11 +2274,7 @@
         <w:t xml:space="preserve">. </w:t>
       </w:r>
       <w:r>
-        <w:t xml:space="preserve">In this state protein synthesis </w:t>
-      </w:r>
-      <w:r>
-        <w:lastRenderedPageBreak/>
-        <w:t xml:space="preserve">becomes lower which </w:t>
+        <w:t xml:space="preserve">In this state protein synthesis becomes lower which </w:t>
       </w:r>
       <w:r>
         <w:t>stabilises transcription, and restores protein homeostasis</w:t>
@@ -2272,18 +2322,10 @@
       </w:r>
       <w:proofErr w:type="spellEnd"/>
       <w:r>
-        <w:t xml:space="preserve"> to work it has </w:t>
-      </w:r>
-      <w:proofErr w:type="gramStart"/>
-      <w:r>
-        <w:t xml:space="preserve">to </w:t>
-      </w:r>
-      <w:r>
-        <w:t xml:space="preserve"> binds</w:t>
-      </w:r>
-      <w:proofErr w:type="gramEnd"/>
-      <w:r>
-        <w:t xml:space="preserve"> directly to the β-subunit of RNA polymerase</w:t>
+        <w:t xml:space="preserve"> to work it has to </w:t>
+      </w:r>
+      <w:r>
+        <w:t xml:space="preserve"> binds directly to the β-subunit of RNA polymerase</w:t>
       </w:r>
       <w:r>
         <w:t xml:space="preserve"> which in our case has mutated. </w:t>
@@ -2362,18 +2404,10 @@
       </w:r>
       <w:proofErr w:type="spellEnd"/>
       <w:r>
-        <w:t xml:space="preserve"> mutations. In the first phase E. coli were grown </w:t>
-      </w:r>
-      <w:proofErr w:type="gramStart"/>
-      <w:r>
-        <w:t xml:space="preserve">at </w:t>
-      </w:r>
-      <w:r>
-        <w:t xml:space="preserve"> 42</w:t>
-      </w:r>
-      <w:proofErr w:type="gramEnd"/>
-      <w:r>
-        <w:t xml:space="preserve">.2°C, where adaptation </w:t>
+        <w:t xml:space="preserve"> mutations. In the first phase E. coli were grown at </w:t>
+      </w:r>
+      <w:r>
+        <w:t xml:space="preserve"> 42.2°C, where adaptation </w:t>
       </w:r>
       <w:r>
         <w:t xml:space="preserve">was </w:t>
@@ -2401,15 +2435,7 @@
         <w:t>rho</w:t>
       </w:r>
       <w:r>
-        <w:t xml:space="preserve">. These mutants were then subjugated to a </w:t>
-      </w:r>
-      <w:proofErr w:type="gramStart"/>
-      <w:r>
-        <w:t>second round</w:t>
-      </w:r>
-      <w:proofErr w:type="gramEnd"/>
-      <w:r>
-        <w:t xml:space="preserve"> experiment at </w:t>
+        <w:t xml:space="preserve">. These mutants were then subjugated to a second round experiment at </w:t>
       </w:r>
       <w:r>
         <w:t>19.0°C</w:t>
@@ -2423,7 +2449,11 @@
       </w:r>
       <w:proofErr w:type="spellEnd"/>
       <w:r>
-        <w:t xml:space="preserve"> that fitness varied significantly based on the ancestor’s genotypes with the variance going as high as </w:t>
+        <w:t xml:space="preserve"> that </w:t>
+      </w:r>
+      <w:r>
+        <w:lastRenderedPageBreak/>
+        <w:t xml:space="preserve">fitness varied significantly based on the ancestor’s genotypes with the variance going as high as </w:t>
       </w:r>
       <w:r>
         <w:t>23%</w:t>
@@ -2547,190 +2577,6 @@
       </w:pPr>
       <w:r>
         <w:t xml:space="preserve"> </w:t>
-      </w:r>
-    </w:p>
-    <w:p>
-      <w:pPr>
-        <w:rPr>
-          <w:b/>
-          <w:bCs/>
-        </w:rPr>
-      </w:pPr>
-      <w:r>
-        <w:rPr>
-          <w:b/>
-          <w:bCs/>
-        </w:rPr>
-        <w:t>Other bacteria:</w:t>
-      </w:r>
-    </w:p>
-    <w:p>
-      <w:r>
-        <w:t>W</w:t>
-      </w:r>
-      <w:r>
-        <w:t>e also observe interesting interactions between RIF resistance and fluctuating environmental conditions is not unique E.</w:t>
-      </w:r>
-      <w:r>
-        <w:t xml:space="preserve"> coli</w:t>
-      </w:r>
-      <w:r>
-        <w:t xml:space="preserve"> but is also present in other bacteria. In a study done by </w:t>
-      </w:r>
-      <w:r>
-        <w:t xml:space="preserve">Gifford </w:t>
-      </w:r>
-      <w:r>
-        <w:t>et al. (2016)</w:t>
-      </w:r>
-      <w:r>
-        <w:t xml:space="preserve">, they investigated how </w:t>
-      </w:r>
-      <w:r>
-        <w:t xml:space="preserve">environmental variation affects the fitness costs of </w:t>
-      </w:r>
-      <w:r>
-        <w:t>RIF</w:t>
-      </w:r>
-      <w:r>
-        <w:t xml:space="preserve"> resistance mutations in </w:t>
-      </w:r>
-      <w:r>
-        <w:rPr>
-          <w:i/>
-          <w:iCs/>
-        </w:rPr>
-        <w:t>Pseudomonas aeruginosa</w:t>
-      </w:r>
-      <w:r>
-        <w:t>. T</w:t>
-      </w:r>
-      <w:r>
-        <w:t>he e</w:t>
-      </w:r>
-      <w:r>
-        <w:t>xperiment</w:t>
-      </w:r>
-      <w:r>
-        <w:t xml:space="preserve"> was done with </w:t>
-      </w:r>
-      <w:r>
-        <w:t xml:space="preserve">three mutations, </w:t>
-      </w:r>
-      <w:r>
-        <w:t>two primary resistance mutations rpoB531R and rpoB531Y</w:t>
-      </w:r>
-      <w:r>
-        <w:t xml:space="preserve"> </w:t>
-      </w:r>
-      <w:r>
-        <w:t xml:space="preserve">along with </w:t>
-      </w:r>
-      <w:r>
-        <w:t>a secondary compensatory mutation</w:t>
-      </w:r>
-      <w:r>
-        <w:t xml:space="preserve"> </w:t>
-      </w:r>
-      <w:r>
-        <w:t>rpoB531C</w:t>
-      </w:r>
-      <w:r>
-        <w:t xml:space="preserve"> and measured their fitness levels </w:t>
-      </w:r>
-      <w:r>
-        <w:t>across three temperatures 30°C, 37°C, and 42°C</w:t>
-      </w:r>
-      <w:r>
-        <w:t xml:space="preserve"> </w:t>
-      </w:r>
-      <w:r>
-        <w:t>in nutrient</w:t>
-      </w:r>
-      <w:r>
-        <w:t xml:space="preserve"> </w:t>
-      </w:r>
-      <w:r>
-        <w:t>rich medium</w:t>
-      </w:r>
-      <w:r>
-        <w:t xml:space="preserve"> and multiple carbon source. The stand out was </w:t>
-      </w:r>
-      <w:r>
-        <w:t xml:space="preserve">that the carbon source had little effect while </w:t>
-      </w:r>
-      <w:r>
-        <w:t xml:space="preserve">the </w:t>
-      </w:r>
-      <w:r>
-        <w:t>compensatory mutation conferred a significant fitness advantage at 30°C, was neutral at 37°C, and became costly at 42°C</w:t>
-      </w:r>
-      <w:r>
-        <w:t xml:space="preserve">. From this we can see that </w:t>
-      </w:r>
-      <w:proofErr w:type="spellStart"/>
-      <w:r>
-        <w:t>rpoB</w:t>
-      </w:r>
-      <w:proofErr w:type="spellEnd"/>
-      <w:r>
-        <w:t xml:space="preserve"> mutations can have a wild range of effects. This is further </w:t>
-      </w:r>
-      <w:proofErr w:type="spellStart"/>
-      <w:r>
-        <w:t>show</w:t>
-      </w:r>
-      <w:r>
-        <w:t>m</w:t>
-      </w:r>
-      <w:proofErr w:type="spellEnd"/>
-      <w:r>
-        <w:t xml:space="preserve"> in another study done on </w:t>
-      </w:r>
-      <w:r>
-        <w:t>Pseudomonas fluorescens</w:t>
-      </w:r>
-      <w:r>
-        <w:t xml:space="preserve"> by </w:t>
-      </w:r>
-      <w:proofErr w:type="spellStart"/>
-      <w:r>
-        <w:t>Bataillon</w:t>
-      </w:r>
-      <w:proofErr w:type="spellEnd"/>
-      <w:r>
-        <w:t xml:space="preserve"> </w:t>
-      </w:r>
-      <w:r>
-        <w:t>et al. (201</w:t>
-      </w:r>
-      <w:r>
-        <w:t>1</w:t>
-      </w:r>
-      <w:r>
-        <w:t>)</w:t>
-      </w:r>
-      <w:r>
-        <w:t xml:space="preserve"> where </w:t>
-      </w:r>
-      <w:r>
-        <w:t xml:space="preserve">they assayed the fitness of 18 mutants </w:t>
-      </w:r>
-      <w:r>
-        <w:t xml:space="preserve">isolated in LB on multiple carbon sources. </w:t>
-      </w:r>
-      <w:r>
-        <w:t xml:space="preserve">beneficial </w:t>
-      </w:r>
-      <w:r>
-        <w:lastRenderedPageBreak/>
-        <w:t>mutations carry little cost when transferred to new environments — mutants that performed well in LB generally remained beneficial or neutral across the range of carbon sources tested, with niche breadth similar to the wild type in nearly all cases. Thi</w:t>
-      </w:r>
-      <w:r>
-        <w:rPr>
-          <w:highlight w:val="yellow"/>
-        </w:rPr>
-        <w:t>s suggests that strong adaptive trade-offs are unlikely to evolve through single mutations and require the accumulation of multiple substitutions</w:t>
       </w:r>
     </w:p>
     <w:p/>
@@ -2743,6 +2589,8 @@
     <w:p/>
     <w:p/>
     <w:p/>
+    <w:p/>
+    <w:p/>
     <w:p>
       <w:r>
         <w:rPr>
@@ -2815,7 +2663,11 @@
         <w:t>are undirected and not more frequent when advantageous.</w:t>
       </w:r>
       <w:r>
-        <w:t xml:space="preserve"> However, t</w:t>
+        <w:t xml:space="preserve"> However, </w:t>
+      </w:r>
+      <w:r>
+        <w:lastRenderedPageBreak/>
+        <w:t>t</w:t>
       </w:r>
       <w:r>
         <w:t xml:space="preserve">his doesn't mean </w:t>
@@ -2914,11 +2766,7 @@
         <w:t xml:space="preserve"> that different rifampicin-resistance mutations, despite sharing a single gene, differ substantially in the fitness defects they impose and, correspondingly, in the evolvability of the strains carrying</w:t>
       </w:r>
       <w:r>
-        <w:t xml:space="preserve">. After examining available literature and our own </w:t>
-      </w:r>
-      <w:r>
-        <w:lastRenderedPageBreak/>
-        <w:t xml:space="preserve">results </w:t>
+        <w:t xml:space="preserve">. After examining available literature and our own results </w:t>
       </w:r>
       <w:r>
         <w:t xml:space="preserve">we came to a conclusion that it was two early stochastic process emergence and establishment that generates this </w:t>
@@ -2988,15 +2836,7 @@
         <w:t xml:space="preserve"> these are two independent stochastic steps, </w:t>
       </w:r>
       <w:r>
-        <w:t xml:space="preserve">results can look puzzling if we only examine a single step in the process which is why for chapter </w:t>
-      </w:r>
-      <w:proofErr w:type="gramStart"/>
-      <w:r>
-        <w:t>2</w:t>
-      </w:r>
-      <w:proofErr w:type="gramEnd"/>
-      <w:r>
-        <w:t xml:space="preserve"> I will be doing an investigation into these two processes and try to find a logical </w:t>
+        <w:t xml:space="preserve">results can look puzzling if we only examine a single step in the process which is why for chapter 2 I will be doing an investigation into these two processes and try to find a logical </w:t>
       </w:r>
       <w:proofErr w:type="spellStart"/>
       <w:r>
@@ -3101,15 +2941,7 @@
     </w:p>
     <w:p>
       <w:r>
-        <w:t xml:space="preserve">The first aspect of mutations </w:t>
-      </w:r>
-      <w:proofErr w:type="gramStart"/>
-      <w:r>
-        <w:t>I  will</w:t>
-      </w:r>
-      <w:proofErr w:type="gramEnd"/>
-      <w:r>
-        <w:t xml:space="preserve"> touch on is the concept of emergence which is the initial appearance of a mutant. </w:t>
+        <w:t xml:space="preserve">The first aspect of mutations I  will touch on is the concept of emergence which is the initial appearance of a mutant. </w:t>
       </w:r>
       <w:r>
         <w:t>From what</w:t>
@@ -3168,15 +3000,7 @@
         <w:t xml:space="preserve"> </w:t>
       </w:r>
       <w:r>
-        <w:t xml:space="preserve">when there </w:t>
-      </w:r>
-      <w:proofErr w:type="gramStart"/>
-      <w:r>
-        <w:t>is</w:t>
-      </w:r>
-      <w:proofErr w:type="gramEnd"/>
-      <w:r>
-        <w:t xml:space="preserve"> no </w:t>
+        <w:t xml:space="preserve">when there is no </w:t>
       </w:r>
       <w:r>
         <w:t xml:space="preserve">resistant mutants </w:t>
@@ -3221,7 +3045,11 @@
         <w:t xml:space="preserve">The reason we know </w:t>
       </w:r>
       <w:r>
-        <w:t>this is that is what is happening is due to a landmark study done</w:t>
+        <w:t xml:space="preserve">this is </w:t>
+      </w:r>
+      <w:r>
+        <w:lastRenderedPageBreak/>
+        <w:t>that is what is happening is due to a landmark study done</w:t>
       </w:r>
       <w:r>
         <w:t xml:space="preserve"> in 1943 known as the </w:t>
@@ -3325,15 +3153,7 @@
         <w:t xml:space="preserve">. </w:t>
       </w:r>
       <w:r>
-        <w:t xml:space="preserve">If the first theory was </w:t>
-      </w:r>
-      <w:proofErr w:type="gramStart"/>
-      <w:r>
-        <w:t>correct</w:t>
-      </w:r>
-      <w:proofErr w:type="gramEnd"/>
-      <w:r>
-        <w:t xml:space="preserve"> </w:t>
+        <w:t xml:space="preserve">If the first theory was correct </w:t>
       </w:r>
       <w:r>
         <w:t xml:space="preserve">we then expect to see an even distribution of growth on each plate as the bacteria </w:t>
@@ -3345,11 +3165,7 @@
         <w:t xml:space="preserve">If the second theory was correct then we expect to see </w:t>
       </w:r>
       <w:r>
-        <w:t xml:space="preserve">high variance </w:t>
-      </w:r>
-      <w:r>
-        <w:lastRenderedPageBreak/>
-        <w:t xml:space="preserve">between different plates as the </w:t>
+        <w:t xml:space="preserve">high variance between different plates as the </w:t>
       </w:r>
       <w:r>
         <w:t xml:space="preserve">colonies that grew would have </w:t>
@@ -3578,13 +3394,8 @@
       <w:r>
         <w:t xml:space="preserve"> </w:t>
       </w:r>
-      <w:proofErr w:type="gramStart"/>
-      <w:r>
-        <w:t>was</w:t>
-      </w:r>
-      <w:proofErr w:type="gramEnd"/>
-      <w:r>
-        <w:t xml:space="preserve"> pioneered by a paper by </w:t>
+      <w:r>
+        <w:t xml:space="preserve">was pioneered by a paper by </w:t>
       </w:r>
       <w:r>
         <w:t>(Haldane, 1927)</w:t>
@@ -3680,7 +3491,11 @@
         <w:t xml:space="preserve">) which provided a </w:t>
       </w:r>
       <w:r>
-        <w:t>practical framework for measuring establishment probability experimentally</w:t>
+        <w:t xml:space="preserve">practical framework for measuring </w:t>
+      </w:r>
+      <w:r>
+        <w:lastRenderedPageBreak/>
+        <w:t>establishment probability experimentally</w:t>
       </w:r>
       <w:r>
         <w:t xml:space="preserve">. The review argued that establishment as a concept has been underappreciated and described three methods to test for establishment. These were </w:t>
@@ -3713,15 +3528,7 @@
         <w:t>established lineages</w:t>
       </w:r>
       <w:r>
-        <w:t xml:space="preserve"> on either plates or in liquid. While all three methods </w:t>
-      </w:r>
-      <w:proofErr w:type="gramStart"/>
-      <w:r>
-        <w:t>has</w:t>
-      </w:r>
-      <w:proofErr w:type="gramEnd"/>
-      <w:r>
-        <w:t xml:space="preserve"> their own merits I will be focusing on the first method. This is </w:t>
+        <w:t xml:space="preserve"> on either plates or in liquid. While all three methods has their own merits I will be focusing on the first method. This is </w:t>
       </w:r>
       <w:proofErr w:type="spellStart"/>
       <w:r>
@@ -3765,7 +3572,6 @@
           <w:b/>
           <w:bCs/>
         </w:rPr>
-        <w:lastRenderedPageBreak/>
         <w:t xml:space="preserve">Bias between mutation rate and </w:t>
       </w:r>
       <w:proofErr w:type="spellStart"/>
@@ -4130,7 +3936,14 @@
         <w:rPr>
           <w:rFonts w:cs="Courier New"/>
         </w:rPr>
-        <w:t xml:space="preserve">by applying Alexander's establishment assay to our lab's E. coli </w:t>
+        <w:t xml:space="preserve">by applying </w:t>
+      </w:r>
+      <w:r>
+        <w:rPr>
+          <w:rFonts w:cs="Courier New"/>
+        </w:rPr>
+        <w:lastRenderedPageBreak/>
+        <w:t xml:space="preserve">Alexander's establishment assay to our lab's E. coli </w:t>
       </w:r>
       <w:proofErr w:type="spellStart"/>
       <w:r>
@@ -4392,15 +4205,7 @@
     </w:p>
     <w:p>
       <w:r>
-        <w:t xml:space="preserve">For </w:t>
-      </w:r>
-      <w:proofErr w:type="gramStart"/>
-      <w:r>
-        <w:t>now</w:t>
-      </w:r>
-      <w:proofErr w:type="gramEnd"/>
-      <w:r>
-        <w:t xml:space="preserve"> ou</w:t>
+        <w:t>For now ou</w:t>
       </w:r>
       <w:r>
         <w:t>r</w:t>
@@ -4420,11 +4225,7 @@
         <w:t xml:space="preserve">s therefor </w:t>
       </w:r>
       <w:r>
-        <w:t xml:space="preserve">in order </w:t>
-      </w:r>
-      <w:proofErr w:type="gramStart"/>
-      <w:r>
-        <w:t xml:space="preserve">to </w:t>
+        <w:t xml:space="preserve">in order to </w:t>
       </w:r>
       <w:r>
         <w:t xml:space="preserve"> </w:t>
@@ -4434,7 +4235,6 @@
         <w:t>beable</w:t>
       </w:r>
       <w:proofErr w:type="spellEnd"/>
-      <w:proofErr w:type="gramEnd"/>
       <w:r>
         <w:t xml:space="preserve"> to test for all of them we </w:t>
       </w:r>
@@ -4490,6 +4290,7 @@
       </w:r>
       <w:proofErr w:type="spellStart"/>
       <w:r>
+        <w:lastRenderedPageBreak/>
         <w:t>beable</w:t>
       </w:r>
       <w:proofErr w:type="spellEnd"/>
@@ -4510,15 +4311,7 @@
     </w:p>
     <w:p>
       <w:r>
-        <w:t xml:space="preserve">The experiment will two folds. </w:t>
-      </w:r>
-      <w:proofErr w:type="gramStart"/>
-      <w:r>
-        <w:t>First</w:t>
-      </w:r>
-      <w:proofErr w:type="gramEnd"/>
-      <w:r>
-        <w:t xml:space="preserve"> I will create the ONC by first </w:t>
+        <w:t xml:space="preserve">The experiment will two folds. First I will create the ONC by first </w:t>
       </w:r>
       <w:r>
         <w:t xml:space="preserve">setting up the 96well plate in the format I have discussed above. Then I will inoculate each well with the corresponding </w:t>
@@ -4540,7 +4333,6 @@
       </w:r>
       <w:proofErr w:type="spellStart"/>
       <w:r>
-        <w:lastRenderedPageBreak/>
         <w:t>logestic</w:t>
       </w:r>
       <w:proofErr w:type="spellEnd"/>
@@ -4553,23 +4345,7 @@
       </w:r>
       <w:proofErr w:type="spellEnd"/>
       <w:r>
-        <w:t xml:space="preserve"> reasons. Normally E. coil has an </w:t>
-      </w:r>
-      <w:proofErr w:type="gramStart"/>
-      <w:r>
-        <w:t>18 hour</w:t>
-      </w:r>
-      <w:proofErr w:type="gramEnd"/>
-      <w:r>
-        <w:t xml:space="preserve"> growth period however since I am dealing with </w:t>
-      </w:r>
-      <w:proofErr w:type="gramStart"/>
-      <w:r>
-        <w:t>mutants</w:t>
-      </w:r>
-      <w:proofErr w:type="gramEnd"/>
-      <w:r>
-        <w:t xml:space="preserve"> we decided it was </w:t>
+        <w:t xml:space="preserve"> reasons. Normally E. coil has an 18 hour growth period however since I am dealing with mutants we decided it was </w:t>
       </w:r>
       <w:proofErr w:type="spellStart"/>
       <w:r>
@@ -5303,6 +5079,7 @@
                 <w:lang w:eastAsia="en-AU"/>
                 <w14:ligatures w14:val="none"/>
               </w:rPr>
+              <w:lastRenderedPageBreak/>
               <w:t>M7</w:t>
             </w:r>
           </w:p>
@@ -5786,7 +5563,6 @@
                 <w:lang w:eastAsia="en-AU"/>
                 <w14:ligatures w14:val="none"/>
               </w:rPr>
-              <w:lastRenderedPageBreak/>
               <w:t>M14</w:t>
             </w:r>
           </w:p>
@@ -6824,15 +6600,7 @@
         <w:t>with the M standing for mutant</w:t>
       </w:r>
       <w:r>
-        <w:t xml:space="preserve">. The corresponding mutations that each number refers to can also be seen on the </w:t>
-      </w:r>
-      <w:proofErr w:type="gramStart"/>
-      <w:r>
-        <w:t>right hand</w:t>
-      </w:r>
-      <w:proofErr w:type="gramEnd"/>
-      <w:r>
-        <w:t xml:space="preserve"> side. </w:t>
+        <w:t xml:space="preserve">. The corresponding mutations that each number refers to can also be seen on the right hand side. </w:t>
       </w:r>
     </w:p>
     <w:p/>
@@ -31139,15 +30907,7 @@
     </w:p>
     <w:p>
       <w:r>
-        <w:t xml:space="preserve">We see some growth in m9 from ONC experiment at 45c but there is no </w:t>
-      </w:r>
-      <w:proofErr w:type="gramStart"/>
-      <w:r>
-        <w:t>growth  during</w:t>
-      </w:r>
-      <w:proofErr w:type="gramEnd"/>
-      <w:r>
-        <w:t xml:space="preserve"> the actual experiment </w:t>
+        <w:t xml:space="preserve">We see some growth in m9 from ONC experiment at 45c but there is no growth  during the actual experiment </w:t>
       </w:r>
     </w:p>
     <w:p>

--- a/Writing/Lit review.docx
+++ b/Writing/Lit review.docx
@@ -12,6 +12,17 @@
       <w:r>
         <w:t xml:space="preserve"> </w:t>
       </w:r>
+      <w:r>
+        <w:t xml:space="preserve">too much </w:t>
+      </w:r>
+      <w:proofErr w:type="gramStart"/>
+      <w:r>
+        <w:t>where</w:t>
+      </w:r>
+      <w:proofErr w:type="gramEnd"/>
+      <w:r>
+        <w:t xml:space="preserve"> </w:t>
+      </w:r>
     </w:p>
     <w:p>
       <w:pPr>
@@ -27,13 +38,6 @@
         </w:rPr>
         <w:t xml:space="preserve">Introduction: </w:t>
       </w:r>
-      <w:r>
-        <w:rPr>
-          <w:b/>
-          <w:bCs/>
-        </w:rPr>
-        <w:t>(add chapter 2 section)</w:t>
-      </w:r>
     </w:p>
     <w:p>
       <w:pPr>
@@ -270,6 +274,398 @@
           <w:bCs/>
         </w:rPr>
       </w:pPr>
+      <w:r>
+        <w:rPr>
+          <w:b/>
+          <w:bCs/>
+        </w:rPr>
+        <w:t xml:space="preserve">E. coli, RIF and </w:t>
+      </w:r>
+      <w:proofErr w:type="spellStart"/>
+      <w:r>
+        <w:rPr>
+          <w:b/>
+          <w:bCs/>
+        </w:rPr>
+        <w:t>rpoB</w:t>
+      </w:r>
+      <w:proofErr w:type="spellEnd"/>
+      <w:r>
+        <w:rPr>
+          <w:b/>
+          <w:bCs/>
+        </w:rPr>
+        <w:t xml:space="preserve">: </w:t>
+      </w:r>
+    </w:p>
+    <w:p>
+      <w:r>
+        <w:t xml:space="preserve">To investigate the fitness effects and stochasticity of spontaneous resistance mutations, </w:t>
+      </w:r>
+      <w:r>
+        <w:t xml:space="preserve">I will be using </w:t>
+      </w:r>
+      <w:r>
+        <w:rPr>
+          <w:i/>
+          <w:iCs/>
+        </w:rPr>
+        <w:t>Escherichia coli</w:t>
+      </w:r>
+      <w:r>
+        <w:rPr>
+          <w:i/>
+          <w:iCs/>
+        </w:rPr>
+        <w:t xml:space="preserve"> </w:t>
+      </w:r>
+      <w:r>
+        <w:t>(E. coli)</w:t>
+      </w:r>
+      <w:r>
+        <w:t xml:space="preserve"> </w:t>
+      </w:r>
+      <w:r>
+        <w:t xml:space="preserve">as my model organism. </w:t>
+      </w:r>
+      <w:r>
+        <w:t>The strains I am using are carrying</w:t>
+      </w:r>
+      <w:r>
+        <w:t xml:space="preserve"> </w:t>
+      </w:r>
+      <w:r>
+        <w:t xml:space="preserve">different </w:t>
+      </w:r>
+      <w:proofErr w:type="spellStart"/>
+      <w:r>
+        <w:t>rpoB</w:t>
+      </w:r>
+      <w:proofErr w:type="spellEnd"/>
+      <w:r>
+        <w:t xml:space="preserve"> mutations </w:t>
+      </w:r>
+      <w:r>
+        <w:t>induced due to exposure to rifampicin</w:t>
+      </w:r>
+      <w:r>
+        <w:t xml:space="preserve"> (RIF). </w:t>
+      </w:r>
+      <w:r>
+        <w:t xml:space="preserve">RIF is a </w:t>
+      </w:r>
+      <w:r>
+        <w:t xml:space="preserve">broad-spectrum antibiotic of the ansamycin family used to treat a range of bacterial infections, including meningococcal disease, </w:t>
+      </w:r>
+      <w:r>
+        <w:rPr>
+          <w:i/>
+          <w:iCs/>
+        </w:rPr>
+        <w:t>Haemophilus influenzae</w:t>
+      </w:r>
+      <w:r>
+        <w:t xml:space="preserve"> type B, and leprosy, though it is best known as a first inline drug for </w:t>
+      </w:r>
+      <w:r>
+        <w:rPr>
+          <w:i/>
+          <w:iCs/>
+        </w:rPr>
+        <w:t>Mycobacterium tuberculosis</w:t>
+      </w:r>
+      <w:r>
+        <w:t xml:space="preserve"> (TB). </w:t>
+      </w:r>
+      <w:r>
+        <w:t>The drug t</w:t>
+      </w:r>
+      <w:r>
+        <w:t xml:space="preserve">argets the RNA polymerase by binding close to the </w:t>
+      </w:r>
+      <w:r>
+        <w:t xml:space="preserve">β subunit </w:t>
+      </w:r>
+      <w:r>
+        <w:lastRenderedPageBreak/>
+        <w:t xml:space="preserve">which blocks the elongation of synthesized RNA molecules, thereby leading to premature termination of transcription and ultimately cell death </w:t>
+      </w:r>
+      <w:r>
+        <w:t>(Campbell et al., 2001).</w:t>
+      </w:r>
+      <w:r>
+        <w:t xml:space="preserve"> Due to the specific nature of RIF’s targeting, </w:t>
+      </w:r>
+      <w:r>
+        <w:t xml:space="preserve">resistance overwhelmingly arises through mutation of </w:t>
+      </w:r>
+      <w:proofErr w:type="spellStart"/>
+      <w:r>
+        <w:rPr>
+          <w:i/>
+          <w:iCs/>
+        </w:rPr>
+        <w:t>rpoB</w:t>
+      </w:r>
+      <w:proofErr w:type="spellEnd"/>
+      <w:r>
+        <w:t xml:space="preserve"> gene </w:t>
+      </w:r>
+      <w:r>
+        <w:rPr>
+          <w:highlight w:val="yellow"/>
+        </w:rPr>
+        <w:t xml:space="preserve">which causes </w:t>
+      </w:r>
+      <w:r>
+        <w:rPr>
+          <w:highlight w:val="yellow"/>
+        </w:rPr>
+        <w:t xml:space="preserve">a structural change in the beta sub-unit </w:t>
+      </w:r>
+      <w:r>
+        <w:rPr>
+          <w:highlight w:val="yellow"/>
+        </w:rPr>
+        <w:t xml:space="preserve">and </w:t>
+      </w:r>
+      <w:r>
+        <w:rPr>
+          <w:highlight w:val="yellow"/>
+        </w:rPr>
+        <w:t>renders it impossible for RIF to bind onto the original active site (Munita, et al, 2015)</w:t>
+      </w:r>
+      <w:r>
+        <w:t xml:space="preserve">. </w:t>
+      </w:r>
+      <w:r>
+        <w:t xml:space="preserve">While resistance arises in the </w:t>
+      </w:r>
+      <w:proofErr w:type="spellStart"/>
+      <w:r>
+        <w:t>rpoB</w:t>
+      </w:r>
+      <w:proofErr w:type="spellEnd"/>
+      <w:r>
+        <w:t xml:space="preserve"> gene </w:t>
+      </w:r>
+      <w:r>
+        <w:t xml:space="preserve">which encodes for 1342 amino acids, studies </w:t>
+      </w:r>
+      <w:r>
+        <w:t>looking at</w:t>
+      </w:r>
+      <w:r>
+        <w:t xml:space="preserve"> </w:t>
+      </w:r>
+      <w:r>
+        <w:rPr>
+          <w:i/>
+          <w:iCs/>
+        </w:rPr>
+        <w:t>Haemophilus influenzae</w:t>
+      </w:r>
+      <w:r>
+        <w:t xml:space="preserve">, </w:t>
+      </w:r>
+      <w:r>
+        <w:rPr>
+          <w:i/>
+          <w:iCs/>
+        </w:rPr>
+        <w:t>M. tuberculosis</w:t>
+      </w:r>
+      <w:r>
+        <w:t xml:space="preserve">, </w:t>
+      </w:r>
+      <w:r>
+        <w:rPr>
+          <w:i/>
+          <w:iCs/>
+        </w:rPr>
+        <w:t>Neisseria</w:t>
+      </w:r>
+      <w:r>
+        <w:t xml:space="preserve">, and </w:t>
+      </w:r>
+      <w:r>
+        <w:rPr>
+          <w:i/>
+          <w:iCs/>
+        </w:rPr>
+        <w:t>Streptococcus pneumoniae</w:t>
+      </w:r>
+      <w:r>
+        <w:t xml:space="preserve"> show that resistance mutations cluster within a small set of loci known as the rifampicin resistance</w:t>
+      </w:r>
+      <w:r>
+        <w:t xml:space="preserve"> </w:t>
+      </w:r>
+      <w:r>
+        <w:t>determining region (RRDR) (Goldstein, 2014).</w:t>
+      </w:r>
+      <w:r>
+        <w:t xml:space="preserve"> </w:t>
+      </w:r>
+      <w:r>
+        <w:rPr>
+          <w:highlight w:val="yellow"/>
+        </w:rPr>
+        <w:t xml:space="preserve">Furthermore, </w:t>
+      </w:r>
+      <w:r>
+        <w:rPr>
+          <w:highlight w:val="yellow"/>
+        </w:rPr>
+        <w:t>different resistance mutations have distinct mechanisms</w:t>
+      </w:r>
+      <w:r>
+        <w:rPr>
+          <w:highlight w:val="yellow"/>
+        </w:rPr>
+        <w:t xml:space="preserve"> on how it operates with. For </w:t>
+      </w:r>
+      <w:proofErr w:type="gramStart"/>
+      <w:r>
+        <w:rPr>
+          <w:highlight w:val="yellow"/>
+        </w:rPr>
+        <w:t>example</w:t>
+      </w:r>
+      <w:proofErr w:type="gramEnd"/>
+      <w:r>
+        <w:rPr>
+          <w:highlight w:val="yellow"/>
+        </w:rPr>
+        <w:t xml:space="preserve"> </w:t>
+      </w:r>
+      <w:r>
+        <w:rPr>
+          <w:highlight w:val="yellow"/>
+        </w:rPr>
+        <w:t xml:space="preserve">mutation </w:t>
+      </w:r>
+      <w:r>
+        <w:rPr>
+          <w:highlight w:val="yellow"/>
+        </w:rPr>
+        <w:t>S531L</w:t>
+      </w:r>
+      <w:r>
+        <w:rPr>
+          <w:highlight w:val="yellow"/>
+        </w:rPr>
+        <w:t xml:space="preserve"> creates a disorder a loop that ordinarily contacts the drug. H526Y was observed to reshape the pocket itself and other such as D516V, disrupt the electrostatic environment needed to accommodate the drug without changing the </w:t>
+      </w:r>
+      <w:r>
+        <w:rPr>
+          <w:highlight w:val="yellow"/>
+        </w:rPr>
+        <w:t xml:space="preserve">binding </w:t>
+      </w:r>
+      <w:r>
+        <w:rPr>
+          <w:highlight w:val="yellow"/>
+        </w:rPr>
+        <w:t>pocket's shape at all (</w:t>
+      </w:r>
+      <w:proofErr w:type="spellStart"/>
+      <w:r>
+        <w:rPr>
+          <w:highlight w:val="yellow"/>
+        </w:rPr>
+        <w:t>Molodtsov</w:t>
+      </w:r>
+      <w:proofErr w:type="spellEnd"/>
+      <w:r>
+        <w:rPr>
+          <w:highlight w:val="yellow"/>
+        </w:rPr>
+        <w:t xml:space="preserve"> et al., 2017</w:t>
+      </w:r>
+      <w:proofErr w:type="gramStart"/>
+      <w:r>
+        <w:rPr>
+          <w:highlight w:val="yellow"/>
+        </w:rPr>
+        <w:t>).</w:t>
+      </w:r>
+      <w:r>
+        <w:t>These</w:t>
+      </w:r>
+      <w:proofErr w:type="gramEnd"/>
+      <w:r>
+        <w:t xml:space="preserve"> features </w:t>
+      </w:r>
+      <w:r>
+        <w:t xml:space="preserve">makes </w:t>
+      </w:r>
+      <w:proofErr w:type="spellStart"/>
+      <w:r>
+        <w:t>rpoB</w:t>
+      </w:r>
+      <w:proofErr w:type="spellEnd"/>
+      <w:r>
+        <w:t xml:space="preserve"> and RIF an ideal </w:t>
+      </w:r>
+      <w:r>
+        <w:t xml:space="preserve">system to study therefor </w:t>
+      </w:r>
+      <w:r>
+        <w:t>our lab as isolated 28</w:t>
+      </w:r>
+      <w:r>
+        <w:t xml:space="preserve"> </w:t>
+      </w:r>
+      <w:r>
+        <w:t>unique</w:t>
+      </w:r>
+      <w:r>
+        <w:t xml:space="preserve"> RIF </w:t>
+      </w:r>
+      <w:proofErr w:type="gramStart"/>
+      <w:r>
+        <w:t xml:space="preserve">resistant </w:t>
+      </w:r>
+      <w:r>
+        <w:t xml:space="preserve"> </w:t>
+      </w:r>
+      <w:r>
+        <w:rPr>
+          <w:i/>
+          <w:iCs/>
+        </w:rPr>
+        <w:t>E.</w:t>
+      </w:r>
+      <w:proofErr w:type="gramEnd"/>
+      <w:r>
+        <w:rPr>
+          <w:i/>
+          <w:iCs/>
+        </w:rPr>
+        <w:t xml:space="preserve"> coli</w:t>
+      </w:r>
+      <w:r>
+        <w:t xml:space="preserve"> strains, each harbouring a different</w:t>
+      </w:r>
+      <w:r>
+        <w:t xml:space="preserve"> </w:t>
+      </w:r>
+      <w:proofErr w:type="spellStart"/>
+      <w:r>
+        <w:rPr>
+          <w:i/>
+          <w:iCs/>
+        </w:rPr>
+        <w:t>rpoB</w:t>
+      </w:r>
+      <w:proofErr w:type="spellEnd"/>
+      <w:r>
+        <w:t xml:space="preserve"> mutation. </w:t>
+      </w:r>
+      <w:r>
+        <w:t xml:space="preserve">These form the mutants used throughout this review to test for fitness effects and stochasticity. </w:t>
+      </w:r>
     </w:p>
     <w:p>
       <w:pPr>
@@ -278,473 +674,247 @@
           <w:bCs/>
         </w:rPr>
       </w:pPr>
+      <w:r>
+        <w:rPr>
+          <w:b/>
+          <w:bCs/>
+        </w:rPr>
+        <w:t>Introduction</w:t>
+      </w:r>
+      <w:r>
+        <w:rPr>
+          <w:b/>
+          <w:bCs/>
+        </w:rPr>
+        <w:t>:</w:t>
+      </w:r>
     </w:p>
     <w:p>
-      <w:pPr>
-        <w:rPr>
-          <w:b/>
-          <w:bCs/>
-        </w:rPr>
-      </w:pPr>
-    </w:p>
-    <w:p>
-      <w:pPr>
-        <w:rPr>
-          <w:b/>
-          <w:bCs/>
-        </w:rPr>
-      </w:pPr>
-    </w:p>
-    <w:p>
-      <w:pPr>
-        <w:rPr>
-          <w:b/>
-          <w:bCs/>
-        </w:rPr>
-      </w:pPr>
-    </w:p>
-    <w:p>
-      <w:pPr>
-        <w:rPr>
-          <w:b/>
-          <w:bCs/>
-        </w:rPr>
-      </w:pPr>
-    </w:p>
-    <w:p>
-      <w:pPr>
-        <w:rPr>
-          <w:b/>
-          <w:bCs/>
-        </w:rPr>
-      </w:pPr>
-      <w:r>
-        <w:rPr>
-          <w:b/>
-          <w:bCs/>
-        </w:rPr>
-        <w:lastRenderedPageBreak/>
-        <w:t xml:space="preserve">E. coli, RIF and </w:t>
-      </w:r>
-      <w:proofErr w:type="spellStart"/>
-      <w:r>
-        <w:rPr>
-          <w:b/>
-          <w:bCs/>
-        </w:rPr>
-        <w:t>rpoB</w:t>
-      </w:r>
-      <w:proofErr w:type="spellEnd"/>
-      <w:r>
-        <w:rPr>
-          <w:b/>
-          <w:bCs/>
-        </w:rPr>
-        <w:t xml:space="preserve">: </w:t>
-      </w:r>
-    </w:p>
-    <w:p>
-      <w:r>
-        <w:t xml:space="preserve">To investigate the fitness effects and stochasticity of spontaneous resistance mutations, </w:t>
-      </w:r>
-      <w:r>
-        <w:t xml:space="preserve">I will be using </w:t>
-      </w:r>
-      <w:r>
-        <w:rPr>
-          <w:i/>
-          <w:iCs/>
-        </w:rPr>
-        <w:t>Escherichia coli</w:t>
-      </w:r>
-      <w:r>
-        <w:rPr>
-          <w:i/>
-          <w:iCs/>
-        </w:rPr>
+      <w:r>
+        <w:t xml:space="preserve">While a myriad of </w:t>
+      </w:r>
+      <w:r>
+        <w:t xml:space="preserve">environmental stressors that could </w:t>
+      </w:r>
+      <w:r>
+        <w:t xml:space="preserve">be used to explore the fitness effects of resistance mutations </w:t>
+      </w:r>
+      <w:r>
+        <w:t xml:space="preserve">such as </w:t>
+      </w:r>
+      <w:r>
+        <w:t xml:space="preserve">pH, salt concentration and resource I will be focusing on </w:t>
+      </w:r>
+      <w:r>
+        <w:t xml:space="preserve">temperature. Temperature is one of the most ancient and pervasive selection </w:t>
+      </w:r>
+      <w:r>
+        <w:t xml:space="preserve">pressure </w:t>
+      </w:r>
+      <w:r>
+        <w:t>bacteria has encountered where resistance mechanisms have been traced back to over two billion years in some lineages</w:t>
+      </w:r>
+      <w:r>
         <w:t xml:space="preserve"> </w:t>
       </w:r>
       <w:r>
-        <w:t>(E. coli)</w:t>
+        <w:t>(Aminov, 2009)</w:t>
+      </w:r>
+      <w:r>
+        <w:t>.</w:t>
+      </w:r>
+      <w:r>
+        <w:t xml:space="preserve"> Shifts in optimal temperature has far reaching implications for any organism and in bacteria it effects </w:t>
+      </w:r>
+      <w:r>
+        <w:t>genome-wide gene expression patterns, protein folding and stability, membrane composition</w:t>
+      </w:r>
+      <w:r>
+        <w:t xml:space="preserve"> (Knapp and Huang, 2022).</w:t>
+      </w:r>
+      <w:r>
+        <w:t xml:space="preserve"> Consequently, the stress</w:t>
       </w:r>
       <w:r>
         <w:t xml:space="preserve"> </w:t>
       </w:r>
       <w:r>
-        <w:t xml:space="preserve">as my model organism. </w:t>
-      </w:r>
-      <w:r>
-        <w:t>The strains I am using are carrying</w:t>
+        <w:t xml:space="preserve">antibiotics </w:t>
+      </w:r>
+      <w:r>
+        <w:t xml:space="preserve">imposes </w:t>
+      </w:r>
+      <w:r>
+        <w:t xml:space="preserve">on bacteria is </w:t>
+      </w:r>
+      <w:r>
+        <w:t>like</w:t>
+      </w:r>
+      <w:r>
+        <w:t xml:space="preserve"> the effect</w:t>
+      </w:r>
+      <w:r>
+        <w:t xml:space="preserve"> of temperature</w:t>
+      </w:r>
+      <w:r>
+        <w:t xml:space="preserve">, </w:t>
+      </w:r>
+      <w:r>
+        <w:t xml:space="preserve">and since </w:t>
+      </w:r>
+      <w:r>
+        <w:t xml:space="preserve">resistance mechanisms to temperature predated </w:t>
+      </w:r>
+      <w:r>
+        <w:t>antibiotic</w:t>
+      </w:r>
+      <w:r>
+        <w:t xml:space="preserve"> resistance by </w:t>
+      </w:r>
+      <w:r>
+        <w:t xml:space="preserve">such a wide margin, there is growing evidence that resistance to one has effectively been co-opted from machinery that evolved to </w:t>
+      </w:r>
+      <w:r>
+        <w:t xml:space="preserve">resist </w:t>
+      </w:r>
+      <w:r>
+        <w:t>the other.</w:t>
       </w:r>
       <w:r>
         <w:t xml:space="preserve"> </w:t>
       </w:r>
       <w:r>
-        <w:t xml:space="preserve">different </w:t>
-      </w:r>
-      <w:proofErr w:type="spellStart"/>
-      <w:r>
-        <w:t>rpoB</w:t>
-      </w:r>
-      <w:proofErr w:type="spellEnd"/>
-      <w:r>
-        <w:t xml:space="preserve"> mutations </w:t>
-      </w:r>
-      <w:r>
-        <w:t>induced due to exposure to rifampicin</w:t>
-      </w:r>
-      <w:r>
-        <w:t xml:space="preserve"> (RIF). </w:t>
-      </w:r>
-      <w:r>
-        <w:t xml:space="preserve">RIF is a </w:t>
-      </w:r>
-      <w:r>
-        <w:t xml:space="preserve">broad-spectrum antibiotic of the ansamycin family used to treat a range of bacterial infections, including meningococcal disease, </w:t>
-      </w:r>
-      <w:r>
-        <w:rPr>
-          <w:i/>
-          <w:iCs/>
-        </w:rPr>
-        <w:t>Haemophilus influenzae</w:t>
-      </w:r>
-      <w:r>
-        <w:t xml:space="preserve"> type B, and leprosy, though it is best known as a first inline drug for </w:t>
-      </w:r>
-      <w:r>
-        <w:rPr>
-          <w:i/>
-          <w:iCs/>
-        </w:rPr>
-        <w:t>Mycobacterium tuberculosis</w:t>
-      </w:r>
-      <w:r>
-        <w:t xml:space="preserve"> (TB). </w:t>
-      </w:r>
-      <w:r>
-        <w:t>The drug t</w:t>
-      </w:r>
-      <w:r>
-        <w:t xml:space="preserve">argets the RNA polymerase by binding close to the </w:t>
-      </w:r>
-      <w:r>
-        <w:t xml:space="preserve">β subunit </w:t>
-      </w:r>
-      <w:r>
-        <w:t xml:space="preserve">which blocks the elongation of synthesized RNA molecules, thereby leading to premature termination of transcription and ultimately cell death </w:t>
-      </w:r>
-      <w:r>
-        <w:t>(Campbell et al., 2001).</w:t>
-      </w:r>
-      <w:r>
-        <w:t xml:space="preserve"> Due to the specific nature of RIF’s targeting, </w:t>
-      </w:r>
-      <w:r>
-        <w:t xml:space="preserve">resistance overwhelmingly arises through mutation of </w:t>
-      </w:r>
-      <w:proofErr w:type="spellStart"/>
-      <w:r>
-        <w:rPr>
-          <w:i/>
-          <w:iCs/>
-        </w:rPr>
-        <w:t>rpoB</w:t>
-      </w:r>
-      <w:proofErr w:type="spellEnd"/>
-      <w:r>
-        <w:t xml:space="preserve"> gene </w:t>
-      </w:r>
-      <w:r>
-        <w:rPr>
-          <w:highlight w:val="yellow"/>
-        </w:rPr>
-        <w:t xml:space="preserve">which causes </w:t>
-      </w:r>
-      <w:r>
-        <w:rPr>
-          <w:highlight w:val="yellow"/>
-        </w:rPr>
-        <w:t xml:space="preserve">a structural change in the beta sub-unit </w:t>
-      </w:r>
-      <w:r>
-        <w:rPr>
-          <w:highlight w:val="yellow"/>
-        </w:rPr>
-        <w:t xml:space="preserve">and </w:t>
-      </w:r>
-      <w:r>
-        <w:rPr>
-          <w:highlight w:val="yellow"/>
-        </w:rPr>
-        <w:t>renders it impossible for RIF to bind onto the original active site (Munita, et al, 2015)</w:t>
+        <w:t>T</w:t>
+      </w:r>
+      <w:r>
+        <w:t>his is</w:t>
+      </w:r>
+      <w:r>
+        <w:t xml:space="preserve"> </w:t>
+      </w:r>
+      <w:r>
+        <w:t xml:space="preserve">justified as from an evolutionary perspective it is very costly to </w:t>
+      </w:r>
+      <w:r>
+        <w:t>develop independent stress responses</w:t>
+      </w:r>
+      <w:r>
+        <w:t xml:space="preserve"> which makes evolution </w:t>
+      </w:r>
+      <w:r>
+        <w:t>shared pathways to manage multiple stressors</w:t>
+      </w:r>
+      <w:r>
+        <w:t>.</w:t>
+      </w:r>
+      <w:r>
+        <w:t xml:space="preserve"> We </w:t>
+      </w:r>
+      <w:r>
+        <w:t>see</w:t>
+      </w:r>
+      <w:r>
+        <w:t xml:space="preserve"> growing evidence of this </w:t>
+      </w:r>
+      <w:r>
+        <w:t xml:space="preserve">as </w:t>
+      </w:r>
+      <w:r>
+        <w:t>Aminoglycosides</w:t>
+      </w:r>
+      <w:r>
+        <w:t xml:space="preserve"> a </w:t>
+      </w:r>
+      <w:r>
+        <w:t>bactericidal antibiotic</w:t>
+      </w:r>
+      <w:r>
+        <w:t xml:space="preserve"> </w:t>
+      </w:r>
+      <w:r>
+        <w:t>inducing</w:t>
+      </w:r>
+      <w:r>
+        <w:t xml:space="preserve"> similar</w:t>
+      </w:r>
+      <w:r>
+        <w:t xml:space="preserve"> </w:t>
+      </w:r>
+      <w:r>
+        <w:t xml:space="preserve">physiological </w:t>
+      </w:r>
+      <w:r>
+        <w:t>effect as</w:t>
+      </w:r>
+      <w:r>
+        <w:t xml:space="preserve"> heat stress</w:t>
+      </w:r>
+      <w:r>
+        <w:t xml:space="preserve">, with both </w:t>
+      </w:r>
+      <w:r>
+        <w:t>caus</w:t>
+      </w:r>
+      <w:r>
+        <w:t>ing</w:t>
+      </w:r>
+      <w:r>
+        <w:t xml:space="preserve"> mistranslation and protein misfolding </w:t>
+      </w:r>
+      <w:r>
+        <w:t>(</w:t>
+      </w:r>
+      <w:r>
+        <w:t>Alejandra Rodríguez-Verdugo</w:t>
+      </w:r>
+      <w:r>
+        <w:t xml:space="preserve"> 2020)</w:t>
       </w:r>
       <w:r>
         <w:t xml:space="preserve">. </w:t>
       </w:r>
       <w:r>
-        <w:t xml:space="preserve">While resistance arises in the </w:t>
-      </w:r>
-      <w:proofErr w:type="spellStart"/>
-      <w:r>
-        <w:t>rpoB</w:t>
-      </w:r>
-      <w:proofErr w:type="spellEnd"/>
-      <w:r>
-        <w:t xml:space="preserve"> gene </w:t>
-      </w:r>
-      <w:r>
-        <w:t xml:space="preserve">which encodes for 1342 amino acids, studies </w:t>
-      </w:r>
-      <w:r>
-        <w:t>looking at</w:t>
+        <w:t xml:space="preserve">Due to these </w:t>
+      </w:r>
+      <w:r>
+        <w:t xml:space="preserve">overlapping resistance </w:t>
+      </w:r>
+      <w:r>
+        <w:t>mechanisms,</w:t>
+      </w:r>
+      <w:r>
+        <w:t xml:space="preserve"> it makes a compelling study to investigate resistance mutation’s response to temperature at a wide</w:t>
       </w:r>
       <w:r>
         <w:t xml:space="preserve"> </w:t>
       </w:r>
       <w:r>
-        <w:rPr>
-          <w:i/>
-          <w:iCs/>
-        </w:rPr>
-        <w:t>Haemophilus influenzae</w:t>
-      </w:r>
-      <w:r>
-        <w:t xml:space="preserve">, </w:t>
-      </w:r>
-      <w:r>
-        <w:rPr>
-          <w:i/>
-          <w:iCs/>
-        </w:rPr>
-        <w:t>M. tuberculosis</w:t>
-      </w:r>
-      <w:r>
-        <w:t xml:space="preserve">, </w:t>
-      </w:r>
-      <w:r>
-        <w:rPr>
-          <w:i/>
-          <w:iCs/>
-        </w:rPr>
-        <w:t>Neisseria</w:t>
-      </w:r>
-      <w:r>
-        <w:t xml:space="preserve">, and </w:t>
-      </w:r>
-      <w:r>
-        <w:rPr>
-          <w:i/>
-          <w:iCs/>
-        </w:rPr>
-        <w:t>Streptococcus pneumoniae</w:t>
-      </w:r>
-      <w:r>
-        <w:t xml:space="preserve"> show that resistance mutations cluster within a small set of loci known as the rifampicin resistance</w:t>
-      </w:r>
-      <w:r>
-        <w:t xml:space="preserve"> </w:t>
-      </w:r>
-      <w:r>
-        <w:t>determining region (RRDR) (Goldstein, 2014).</w:t>
-      </w:r>
-      <w:r>
-        <w:t xml:space="preserve"> </w:t>
-      </w:r>
-      <w:r>
-        <w:rPr>
-          <w:highlight w:val="yellow"/>
-        </w:rPr>
-        <w:t xml:space="preserve">Furthermore, </w:t>
-      </w:r>
-      <w:r>
-        <w:rPr>
-          <w:highlight w:val="yellow"/>
-        </w:rPr>
-        <w:t>different resistance mutations have distinct mechanisms</w:t>
-      </w:r>
-      <w:r>
-        <w:rPr>
-          <w:highlight w:val="yellow"/>
-        </w:rPr>
-        <w:t xml:space="preserve"> on how it operates with. For example </w:t>
-      </w:r>
-      <w:r>
-        <w:rPr>
-          <w:highlight w:val="yellow"/>
-        </w:rPr>
-        <w:t xml:space="preserve">mutation </w:t>
-      </w:r>
-      <w:r>
-        <w:rPr>
-          <w:highlight w:val="yellow"/>
-        </w:rPr>
-        <w:t>S531L</w:t>
-      </w:r>
-      <w:r>
-        <w:rPr>
-          <w:highlight w:val="yellow"/>
-        </w:rPr>
-        <w:t xml:space="preserve"> creates a disorder a loop that ordinarily contacts the drug. H526Y was observed to reshape the pocket itself and other such as D516V, disrupt the electrostatic environment needed to accommodate the drug without changing the </w:t>
-      </w:r>
-      <w:r>
-        <w:rPr>
-          <w:highlight w:val="yellow"/>
-        </w:rPr>
-        <w:t xml:space="preserve">binding </w:t>
-      </w:r>
-      <w:r>
-        <w:rPr>
-          <w:highlight w:val="yellow"/>
-        </w:rPr>
-        <w:t>pocket's shape at all (</w:t>
-      </w:r>
-      <w:proofErr w:type="spellStart"/>
-      <w:r>
-        <w:rPr>
-          <w:highlight w:val="yellow"/>
-        </w:rPr>
-        <w:t>Molodtsov</w:t>
-      </w:r>
-      <w:proofErr w:type="spellEnd"/>
-      <w:r>
-        <w:rPr>
-          <w:highlight w:val="yellow"/>
-        </w:rPr>
-        <w:t xml:space="preserve"> et al., 2017).</w:t>
-      </w:r>
-      <w:r>
-        <w:t xml:space="preserve">These features </w:t>
-      </w:r>
-      <w:r>
-        <w:t xml:space="preserve">makes </w:t>
-      </w:r>
-      <w:proofErr w:type="spellStart"/>
-      <w:r>
-        <w:t>rpoB</w:t>
-      </w:r>
-      <w:proofErr w:type="spellEnd"/>
-      <w:r>
-        <w:t xml:space="preserve"> and RIF an ideal </w:t>
-      </w:r>
-      <w:r>
-        <w:t xml:space="preserve">system to study therefor </w:t>
-      </w:r>
-      <w:r>
-        <w:t>our lab as isolated 28</w:t>
-      </w:r>
-      <w:r>
-        <w:t xml:space="preserve"> </w:t>
-      </w:r>
-      <w:r>
-        <w:t>unique</w:t>
-      </w:r>
-      <w:r>
-        <w:t xml:space="preserve"> RIF resistant </w:t>
-      </w:r>
-      <w:r>
-        <w:t xml:space="preserve"> </w:t>
-      </w:r>
-      <w:r>
-        <w:rPr>
-          <w:i/>
-          <w:iCs/>
-        </w:rPr>
-        <w:t>E. coli</w:t>
-      </w:r>
-      <w:r>
-        <w:t xml:space="preserve"> strains, each harbouring a different</w:t>
-      </w:r>
-      <w:r>
-        <w:t xml:space="preserve"> </w:t>
-      </w:r>
-      <w:proofErr w:type="spellStart"/>
-      <w:r>
-        <w:rPr>
-          <w:i/>
-          <w:iCs/>
-        </w:rPr>
-        <w:t>rpoB</w:t>
-      </w:r>
-      <w:proofErr w:type="spellEnd"/>
-      <w:r>
-        <w:t xml:space="preserve"> mutation. </w:t>
-      </w:r>
-      <w:r>
-        <w:t xml:space="preserve">These form the mutants used throughout this review to test for fitness effects and stochasticity. </w:t>
-      </w:r>
-    </w:p>
-    <w:p>
-      <w:pPr>
-        <w:rPr>
-          <w:b/>
-          <w:bCs/>
-        </w:rPr>
-      </w:pPr>
-    </w:p>
-    <w:p>
-      <w:pPr>
-        <w:rPr>
-          <w:b/>
-          <w:bCs/>
-        </w:rPr>
-      </w:pPr>
-    </w:p>
-    <w:p>
-      <w:pPr>
-        <w:rPr>
-          <w:b/>
-          <w:bCs/>
-        </w:rPr>
-      </w:pPr>
-    </w:p>
-    <w:p>
-      <w:pPr>
-        <w:rPr>
-          <w:b/>
-          <w:bCs/>
-        </w:rPr>
-      </w:pPr>
-    </w:p>
-    <w:p>
-      <w:pPr>
-        <w:rPr>
-          <w:b/>
-          <w:bCs/>
-        </w:rPr>
-      </w:pPr>
-    </w:p>
-    <w:p>
-      <w:pPr>
-        <w:rPr>
-          <w:b/>
-          <w:bCs/>
-        </w:rPr>
-      </w:pPr>
-    </w:p>
-    <w:p>
-      <w:pPr>
-        <w:rPr>
-          <w:b/>
-          <w:bCs/>
-        </w:rPr>
-      </w:pPr>
-    </w:p>
-    <w:p>
-      <w:pPr>
-        <w:rPr>
-          <w:b/>
-          <w:bCs/>
-        </w:rPr>
-      </w:pPr>
-    </w:p>
-    <w:p>
-      <w:pPr>
-        <w:rPr>
-          <w:b/>
-          <w:bCs/>
-        </w:rPr>
-      </w:pPr>
+        <w:t>gradien</w:t>
+      </w:r>
+      <w:r>
+        <w:t>t which should</w:t>
+      </w:r>
+      <w:r>
+        <w:t xml:space="preserve"> give u</w:t>
+      </w:r>
+      <w:r>
+        <w:t>s</w:t>
+      </w:r>
+      <w:r>
+        <w:t xml:space="preserve"> a better understanding of how </w:t>
+      </w:r>
+      <w:r>
+        <w:t>temperature changes are contributing to the</w:t>
+      </w:r>
+      <w:r>
+        <w:t xml:space="preserve"> global</w:t>
+      </w:r>
+      <w:r>
+        <w:t xml:space="preserve"> antibiotic crisis</w:t>
+      </w:r>
+      <w:r>
+        <w:t xml:space="preserve">. </w:t>
+      </w:r>
     </w:p>
     <w:p/>
     <w:p>
@@ -760,639 +930,350 @@
           <w:bCs/>
         </w:rPr>
         <w:lastRenderedPageBreak/>
-        <w:t>Abstract:</w:t>
+        <w:t>Fitness:</w:t>
       </w:r>
     </w:p>
     <w:p>
       <w:r>
-        <w:t xml:space="preserve">While a myriad of </w:t>
-      </w:r>
-      <w:r>
-        <w:t xml:space="preserve">environmental stressors that could </w:t>
-      </w:r>
-      <w:r>
-        <w:t xml:space="preserve">be used to explore the fitness effects of resistance mutations </w:t>
-      </w:r>
-      <w:r>
-        <w:t xml:space="preserve">such as </w:t>
-      </w:r>
-      <w:r>
-        <w:t xml:space="preserve">pH, salt concentration and resource I will be focusing on </w:t>
-      </w:r>
-      <w:r>
-        <w:t xml:space="preserve">temperature. Temperature is one of the most ancient and pervasive selection </w:t>
-      </w:r>
-      <w:r>
-        <w:t xml:space="preserve">pressure </w:t>
-      </w:r>
-      <w:r>
-        <w:t xml:space="preserve">bacteria has encountered </w:t>
-      </w:r>
-      <w:r>
-        <w:t>wh</w:t>
-      </w:r>
-      <w:r>
-        <w:t xml:space="preserve">ere </w:t>
-      </w:r>
-      <w:r>
-        <w:t>resistance mechanisms have been traced back</w:t>
-      </w:r>
-      <w:r>
-        <w:t xml:space="preserve"> to </w:t>
-      </w:r>
-      <w:r>
-        <w:t>over two billion years in some lineages</w:t>
+        <w:t xml:space="preserve">Before </w:t>
+      </w:r>
+      <w:r>
+        <w:t xml:space="preserve">continuing, I would first like to set some clear definitions that will be important going forward. </w:t>
+      </w:r>
+      <w:r>
+        <w:t xml:space="preserve">Rather than using cost of resistance to </w:t>
+      </w:r>
+      <w:r>
+        <w:t>describe</w:t>
       </w:r>
       <w:r>
         <w:t xml:space="preserve"> </w:t>
       </w:r>
       <w:r>
-        <w:t>(Aminov, 2009)</w:t>
-      </w:r>
-      <w:r>
-        <w:t>.</w:t>
-      </w:r>
-      <w:r>
-        <w:t xml:space="preserve"> Shifts in optimal temperature has far reaching implications for any organism and in bacteria it effects </w:t>
-      </w:r>
-      <w:r>
-        <w:t>genome-wide gene expression patterns, protein folding and stability, membrane composition</w:t>
+        <w:t xml:space="preserve">the effect a mutation has </w:t>
+      </w:r>
+      <w:r>
+        <w:t xml:space="preserve">I will be using the term fitness effects. </w:t>
+      </w:r>
+      <w:r>
+        <w:t xml:space="preserve">This decision was reached after </w:t>
+      </w:r>
+      <w:r>
+        <w:t xml:space="preserve">reading a </w:t>
+      </w:r>
+      <w:r>
+        <w:t xml:space="preserve">review by </w:t>
+      </w:r>
+      <w:r>
+        <w:t>(</w:t>
+      </w:r>
+      <w:r>
+        <w:t>Lenormand et al. (2018)</w:t>
+      </w:r>
+      <w:r>
+        <w:t>)</w:t>
       </w:r>
       <w:r>
         <w:t xml:space="preserve"> </w:t>
       </w:r>
       <w:r>
-        <w:t>(Knapp and Huang, 2022).</w:t>
+        <w:t>who argue that the two concepts have been conflated in ways that create misconceptions and impede research. They argue the term fitness effect should be used and</w:t>
+      </w:r>
+      <w:r>
+        <w:t xml:space="preserve"> defines it as </w:t>
+      </w:r>
+      <w:r>
+        <w:t xml:space="preserve">the effect a mutation has on an organism's ability to survive </w:t>
+      </w:r>
+      <w:proofErr w:type="gramStart"/>
+      <w:r>
+        <w:t>in a given</w:t>
+      </w:r>
+      <w:proofErr w:type="gramEnd"/>
+      <w:r>
+        <w:t xml:space="preserve"> environment. This is </w:t>
+      </w:r>
+      <w:r>
+        <w:t xml:space="preserve">a broad, inclusive definition that does not </w:t>
+      </w:r>
+      <w:r>
+        <w:t xml:space="preserve">assume </w:t>
+      </w:r>
+      <w:r>
+        <w:t xml:space="preserve">whether the effect is good or bad. While cost of resistance immediately </w:t>
+      </w:r>
+      <w:r>
+        <w:t>assumes</w:t>
+      </w:r>
+      <w:r>
+        <w:t xml:space="preserve"> that </w:t>
+      </w:r>
+      <w:r>
+        <w:t>an orga</w:t>
+      </w:r>
+      <w:r>
+        <w:t>nism</w:t>
+      </w:r>
+      <w:r>
+        <w:t xml:space="preserve"> is paying a price to survive </w:t>
+      </w:r>
+      <w:r>
+        <w:t xml:space="preserve">which is usually a </w:t>
+      </w:r>
+      <w:r>
+        <w:t xml:space="preserve">reduction in fitness caused by factors such as antibiotics or temperature in my context. </w:t>
+      </w:r>
+      <w:r>
+        <w:t xml:space="preserve">Therefor the problem with cost of resistance is that it is a narrow definition and </w:t>
+      </w:r>
+      <w:r>
+        <w:t>assumes too much too early</w:t>
+      </w:r>
+      <w:r>
+        <w:t>. B</w:t>
+      </w:r>
+      <w:r>
+        <w:t xml:space="preserve">y labelling </w:t>
+      </w:r>
+      <w:r>
+        <w:t>an effect as a cost</w:t>
       </w:r>
       <w:r>
         <w:t xml:space="preserve"> </w:t>
       </w:r>
       <w:r>
-        <w:t>Consequently,</w:t>
-      </w:r>
-      <w:r>
-        <w:t xml:space="preserve"> the stress</w:t>
+        <w:t xml:space="preserve">it presumes </w:t>
+      </w:r>
+      <w:r>
+        <w:t xml:space="preserve">it is </w:t>
+      </w:r>
+      <w:r>
+        <w:t xml:space="preserve">inherently negative, when </w:t>
+      </w:r>
+      <w:proofErr w:type="gramStart"/>
+      <w:r>
+        <w:t>in reality what</w:t>
+      </w:r>
+      <w:proofErr w:type="gramEnd"/>
+      <w:r>
+        <w:t xml:space="preserve"> looks costly in one treated environment could be neutral, or even beneficial</w:t>
       </w:r>
       <w:r>
         <w:t xml:space="preserve"> </w:t>
       </w:r>
       <w:r>
-        <w:t xml:space="preserve">antibiotics </w:t>
-      </w:r>
-      <w:r>
-        <w:t xml:space="preserve">imposes </w:t>
-      </w:r>
-      <w:r>
-        <w:t xml:space="preserve">on bacteria is </w:t>
-      </w:r>
-      <w:r>
-        <w:t>like</w:t>
-      </w:r>
-      <w:r>
-        <w:t xml:space="preserve"> the effect</w:t>
-      </w:r>
-      <w:r>
-        <w:t xml:space="preserve"> of temperature</w:t>
-      </w:r>
-      <w:r>
-        <w:t xml:space="preserve">, </w:t>
-      </w:r>
-      <w:r>
-        <w:t xml:space="preserve">and since </w:t>
-      </w:r>
-      <w:r>
-        <w:t xml:space="preserve">resistance mechanisms to temperature predated </w:t>
-      </w:r>
-      <w:r>
-        <w:t>antibiotic</w:t>
-      </w:r>
-      <w:r>
-        <w:t xml:space="preserve"> resistance by </w:t>
-      </w:r>
-      <w:r>
-        <w:t xml:space="preserve">such a wide margin, there is growing evidence that resistance to one has effectively been co-opted from machinery that evolved to </w:t>
-      </w:r>
-      <w:r>
-        <w:t xml:space="preserve">resist </w:t>
-      </w:r>
-      <w:r>
-        <w:t>the other.</w:t>
-      </w:r>
-      <w:r>
-        <w:t xml:space="preserve"> </w:t>
-      </w:r>
-      <w:r>
-        <w:t>T</w:t>
-      </w:r>
-      <w:r>
-        <w:t>his is</w:t>
-      </w:r>
-      <w:r>
-        <w:t xml:space="preserve"> </w:t>
-      </w:r>
-      <w:r>
-        <w:t xml:space="preserve">justified as </w:t>
-      </w:r>
-      <w:r>
-        <w:t>from an evolutionary perspective</w:t>
-      </w:r>
-      <w:r>
-        <w:t xml:space="preserve"> it is </w:t>
-      </w:r>
-      <w:r>
-        <w:t xml:space="preserve">very costly to </w:t>
-      </w:r>
-      <w:r>
-        <w:t>develop independent stress responses</w:t>
-      </w:r>
-      <w:r>
-        <w:t xml:space="preserve"> which makes evolution </w:t>
-      </w:r>
-      <w:r>
-        <w:t>shared pathways to manage multiple stressors</w:t>
-      </w:r>
-      <w:r>
-        <w:t>.</w:t>
-      </w:r>
-      <w:r>
-        <w:t xml:space="preserve"> We </w:t>
-      </w:r>
-      <w:r>
-        <w:t>see</w:t>
-      </w:r>
-      <w:r>
-        <w:t xml:space="preserve"> growing evidence of this </w:t>
-      </w:r>
-      <w:r>
-        <w:t xml:space="preserve">as </w:t>
-      </w:r>
-      <w:r>
-        <w:t>Aminoglycosides</w:t>
-      </w:r>
-      <w:r>
-        <w:t xml:space="preserve"> a </w:t>
-      </w:r>
-      <w:r>
-        <w:t>bactericidal antibiotic</w:t>
-      </w:r>
-      <w:r>
-        <w:t xml:space="preserve"> </w:t>
-      </w:r>
-      <w:r>
-        <w:t>inducing</w:t>
-      </w:r>
-      <w:r>
-        <w:t xml:space="preserve"> similar</w:t>
-      </w:r>
-      <w:r>
-        <w:t xml:space="preserve"> </w:t>
-      </w:r>
-      <w:r>
-        <w:t xml:space="preserve">physiological </w:t>
-      </w:r>
-      <w:r>
-        <w:t>effect as</w:t>
-      </w:r>
-      <w:r>
-        <w:t xml:space="preserve"> heat stress</w:t>
-      </w:r>
-      <w:r>
-        <w:t xml:space="preserve">, with both </w:t>
-      </w:r>
-      <w:r>
-        <w:t>caus</w:t>
-      </w:r>
-      <w:r>
-        <w:t>ing</w:t>
-      </w:r>
-      <w:r>
-        <w:t xml:space="preserve"> mistranslation and protein misfolding </w:t>
-      </w:r>
-      <w:r>
-        <w:t>(</w:t>
-      </w:r>
-      <w:r>
-        <w:t>Alejandra Rodríguez-Verdugo</w:t>
-      </w:r>
-      <w:r>
-        <w:t xml:space="preserve"> 2020)</w:t>
-      </w:r>
-      <w:r>
-        <w:t xml:space="preserve">. </w:t>
-      </w:r>
-      <w:r>
-        <w:t xml:space="preserve">Due to these </w:t>
-      </w:r>
-      <w:r>
-        <w:t>overlapping</w:t>
-      </w:r>
-      <w:r>
-        <w:t xml:space="preserve"> resistance </w:t>
-      </w:r>
-      <w:r>
-        <w:t>mechanisms,</w:t>
-      </w:r>
-      <w:r>
-        <w:t xml:space="preserve"> it makes a compelling study to investigate resistance mutation’s response to temperature </w:t>
-      </w:r>
-      <w:r>
-        <w:t>at a wide</w:t>
-      </w:r>
-      <w:r>
-        <w:t xml:space="preserve"> </w:t>
-      </w:r>
-      <w:r>
-        <w:t>gradien</w:t>
-      </w:r>
-      <w:r>
-        <w:t>t which should</w:t>
-      </w:r>
-      <w:r>
-        <w:t xml:space="preserve"> give u</w:t>
-      </w:r>
-      <w:r>
-        <w:t>s</w:t>
-      </w:r>
-      <w:r>
-        <w:t xml:space="preserve"> a better understanding of how </w:t>
-      </w:r>
-      <w:r>
-        <w:t>temperature changes are contributing to the</w:t>
-      </w:r>
-      <w:r>
-        <w:t xml:space="preserve"> global</w:t>
-      </w:r>
-      <w:r>
-        <w:t xml:space="preserve"> antibiotic crisis</w:t>
-      </w:r>
-      <w:r>
-        <w:t xml:space="preserve">. </w:t>
+        <w:t>in another</w:t>
+      </w:r>
+      <w:r>
+        <w:t xml:space="preserve"> environment. </w:t>
+      </w:r>
+      <w:r>
+        <w:t xml:space="preserve">In this review I will be using the term </w:t>
+      </w:r>
+      <w:r>
+        <w:t xml:space="preserve">fitness effect as it only reflects what is observed </w:t>
+      </w:r>
+      <w:r>
+        <w:t xml:space="preserve">without assuming in advance whether the effect is good or bad. </w:t>
       </w:r>
     </w:p>
-    <w:p/>
     <w:p>
-      <w:pPr>
+      <w:r>
         <w:rPr>
           <w:b/>
           <w:bCs/>
         </w:rPr>
-      </w:pPr>
+        <w:t xml:space="preserve">Heat </w:t>
+      </w:r>
       <w:r>
         <w:rPr>
           <w:b/>
           <w:bCs/>
         </w:rPr>
-        <w:t>Fitness:</w:t>
+        <w:t xml:space="preserve">response </w:t>
+      </w:r>
+      <w:r>
+        <w:rPr>
+          <w:b/>
+          <w:bCs/>
+        </w:rPr>
+        <w:t xml:space="preserve"> </w:t>
       </w:r>
     </w:p>
     <w:p>
       <w:r>
-        <w:t xml:space="preserve">Before </w:t>
-      </w:r>
-      <w:r>
-        <w:t xml:space="preserve">continuing, I would first like to set some clear definitions that will be important going forward. </w:t>
-      </w:r>
-      <w:r>
-        <w:t xml:space="preserve">Rather than using cost of resistance to </w:t>
-      </w:r>
-      <w:r>
-        <w:t>describe</w:t>
+        <w:t xml:space="preserve">When temperature rises </w:t>
+      </w:r>
+      <w:r>
+        <w:t xml:space="preserve">above </w:t>
+      </w:r>
+      <w:r>
+        <w:t>the</w:t>
+      </w:r>
+      <w:r>
+        <w:t xml:space="preserve"> optimal growth temperature, bacteria cells enter a state of heat shock which triggers </w:t>
+      </w:r>
+      <w:r>
+        <w:t>a coordinated stress response</w:t>
+      </w:r>
+      <w:r>
+        <w:t xml:space="preserve">. </w:t>
+      </w:r>
+      <w:r>
+        <w:t xml:space="preserve">Detection occurs first through sensory nucleic acid and protein biomolecules followed by upregulation of molecular chaperones such as </w:t>
+      </w:r>
+      <w:proofErr w:type="spellStart"/>
+      <w:r>
+        <w:t>DnaK</w:t>
+      </w:r>
+      <w:proofErr w:type="spellEnd"/>
+      <w:r>
+        <w:t>/</w:t>
+      </w:r>
+      <w:proofErr w:type="spellStart"/>
+      <w:r>
+        <w:t>DnaJ</w:t>
+      </w:r>
+      <w:proofErr w:type="spellEnd"/>
+      <w:r>
+        <w:t xml:space="preserve"> and </w:t>
+      </w:r>
+      <w:proofErr w:type="spellStart"/>
+      <w:r>
+        <w:t>GroEL</w:t>
+      </w:r>
+      <w:proofErr w:type="spellEnd"/>
+      <w:r>
+        <w:t>/</w:t>
+      </w:r>
+      <w:proofErr w:type="spellStart"/>
+      <w:r>
+        <w:t>GroES</w:t>
+      </w:r>
+      <w:proofErr w:type="spellEnd"/>
+      <w:r>
+        <w:t>, which attempt to reverse the aggregation of misfolded proteins</w:t>
+      </w:r>
+      <w:r>
+        <w:t xml:space="preserve"> (</w:t>
+      </w:r>
+      <w:proofErr w:type="spellStart"/>
+      <w:r>
+        <w:t>Roncarati</w:t>
+      </w:r>
+      <w:proofErr w:type="spellEnd"/>
+      <w:r>
+        <w:t xml:space="preserve"> and Scarlato, 2017)</w:t>
+      </w:r>
+      <w:r>
+        <w:t>.</w:t>
+      </w:r>
+      <w:r>
+        <w:t xml:space="preserve"> In conjunction </w:t>
+      </w:r>
+      <w:r>
+        <w:t>proteases</w:t>
+      </w:r>
+      <w:r>
+        <w:t xml:space="preserve"> also becomes activated</w:t>
+      </w:r>
+      <w:r>
+        <w:t xml:space="preserve">, degrading irreversibly damaged proteins into small peptides (Richter, </w:t>
+      </w:r>
+      <w:proofErr w:type="spellStart"/>
+      <w:r>
+        <w:t>Haslbeck</w:t>
+      </w:r>
+      <w:proofErr w:type="spellEnd"/>
+      <w:r>
+        <w:t xml:space="preserve"> and Buchner, 2010).</w:t>
       </w:r>
       <w:r>
         <w:t xml:space="preserve"> </w:t>
       </w:r>
       <w:r>
-        <w:t xml:space="preserve">the effect a mutation has </w:t>
-      </w:r>
-      <w:r>
-        <w:t xml:space="preserve">I will be using the term fitness effects. </w:t>
-      </w:r>
-      <w:r>
-        <w:t xml:space="preserve">This decision was reached after </w:t>
-      </w:r>
-      <w:r>
-        <w:t xml:space="preserve">reading a </w:t>
-      </w:r>
-      <w:r>
-        <w:t xml:space="preserve">review by </w:t>
-      </w:r>
-      <w:r>
-        <w:t>(</w:t>
-      </w:r>
-      <w:r>
-        <w:t>Lenormand et al. (2018)</w:t>
-      </w:r>
-      <w:r>
-        <w:t>)</w:t>
+        <w:t>Aside from the general response</w:t>
+      </w:r>
+      <w:r>
+        <w:t xml:space="preserve">, </w:t>
+      </w:r>
+      <w:r>
+        <w:t xml:space="preserve">individual bacteria </w:t>
+      </w:r>
+      <w:r>
+        <w:t>often have their</w:t>
+      </w:r>
+      <w:r>
+        <w:t xml:space="preserve"> own </w:t>
+      </w:r>
+      <w:r>
+        <w:t>specialised</w:t>
+      </w:r>
+      <w:r>
+        <w:t xml:space="preserve"> response. </w:t>
+      </w:r>
+      <w:r>
+        <w:t>To focus on E. coli</w:t>
+      </w:r>
+      <w:r>
+        <w:t>,</w:t>
+      </w:r>
+      <w:r>
+        <w:t xml:space="preserve"> as temperature increases the primary heat shock regulator </w:t>
+      </w:r>
+      <w:r>
+        <w:t xml:space="preserve">sigma factor </w:t>
+      </w:r>
+      <w:r>
+        <w:t>o</w:t>
+      </w:r>
+      <w:r>
+        <w:t>32</w:t>
       </w:r>
       <w:r>
         <w:t xml:space="preserve"> </w:t>
       </w:r>
       <w:r>
-        <w:t>who argue that the two concepts have been conflated in ways that create misconceptions and impede research. They argue the term fitness effect should be used and</w:t>
-      </w:r>
-      <w:r>
-        <w:t xml:space="preserve"> defines it as </w:t>
-      </w:r>
-      <w:r>
-        <w:t xml:space="preserve">the effect a mutation has on an organism's ability to survive in a given environment. This is </w:t>
-      </w:r>
-      <w:r>
-        <w:t xml:space="preserve">a broad, inclusive definition that does not </w:t>
-      </w:r>
-      <w:r>
-        <w:t xml:space="preserve">assume </w:t>
-      </w:r>
-      <w:r>
-        <w:t xml:space="preserve">whether the effect is good or bad. While cost of resistance immediately </w:t>
-      </w:r>
-      <w:r>
-        <w:t>assumes</w:t>
-      </w:r>
-      <w:r>
-        <w:t xml:space="preserve"> that </w:t>
-      </w:r>
-      <w:r>
-        <w:t>an orga</w:t>
-      </w:r>
-      <w:r>
-        <w:t>nism</w:t>
-      </w:r>
-      <w:r>
-        <w:t xml:space="preserve"> is paying a price to survive </w:t>
-      </w:r>
-      <w:r>
-        <w:t xml:space="preserve">which is usually a </w:t>
-      </w:r>
-      <w:r>
-        <w:t xml:space="preserve">reduction in fitness caused by factors such as antibiotics or temperature in my context. </w:t>
-      </w:r>
-      <w:r>
-        <w:t xml:space="preserve">Therefor the problem with cost of resistance is that it is a narrow definition and </w:t>
-      </w:r>
-      <w:r>
-        <w:t>assumes too much too early</w:t>
-      </w:r>
-      <w:r>
-        <w:t>. B</w:t>
-      </w:r>
-      <w:r>
-        <w:t xml:space="preserve">y labelling </w:t>
-      </w:r>
-      <w:r>
-        <w:t>an effect as a cost</w:t>
-      </w:r>
-      <w:r>
-        <w:t xml:space="preserve"> </w:t>
-      </w:r>
-      <w:r>
-        <w:t xml:space="preserve">it presumes </w:t>
-      </w:r>
-      <w:r>
-        <w:t xml:space="preserve">it is </w:t>
-      </w:r>
-      <w:r>
-        <w:t>inherently negative, when in reality what looks costly in one treated environment could be neutral, or even beneficial</w:t>
-      </w:r>
-      <w:r>
-        <w:t xml:space="preserve"> </w:t>
-      </w:r>
-      <w:r>
-        <w:t>in another</w:t>
-      </w:r>
-      <w:r>
-        <w:t xml:space="preserve"> environment. </w:t>
-      </w:r>
-      <w:r>
-        <w:t xml:space="preserve">In this review I will be using the term </w:t>
-      </w:r>
-      <w:r>
-        <w:t xml:space="preserve">fitness effect as it only reflects what is observed </w:t>
-      </w:r>
-      <w:r>
-        <w:t xml:space="preserve">without assuming in advance whether the effect is good or bad. </w:t>
-      </w:r>
-    </w:p>
-    <w:p>
-      <w:r>
-        <w:rPr>
-          <w:b/>
-          <w:bCs/>
-        </w:rPr>
-        <w:lastRenderedPageBreak/>
-        <w:t xml:space="preserve">Heat </w:t>
-      </w:r>
-      <w:r>
-        <w:rPr>
-          <w:b/>
-          <w:bCs/>
-        </w:rPr>
-        <w:t xml:space="preserve">response </w:t>
-      </w:r>
-      <w:r>
-        <w:rPr>
-          <w:b/>
-          <w:bCs/>
-        </w:rPr>
-        <w:t xml:space="preserve"> </w:t>
-      </w:r>
-    </w:p>
-    <w:p>
-      <w:r>
-        <w:t xml:space="preserve">When temperature rises </w:t>
-      </w:r>
-      <w:r>
-        <w:t xml:space="preserve">above </w:t>
-      </w:r>
-      <w:r>
-        <w:t>the</w:t>
-      </w:r>
-      <w:r>
-        <w:t xml:space="preserve"> optimal growth temperature, bacteria cells enter a state of heat shock which triggers </w:t>
-      </w:r>
-      <w:r>
-        <w:t xml:space="preserve">a </w:t>
-      </w:r>
-      <w:r>
-        <w:t>coordinated stress response</w:t>
-      </w:r>
-      <w:r>
-        <w:t xml:space="preserve">. </w:t>
-      </w:r>
-      <w:r>
-        <w:t xml:space="preserve">Detection occurs first through sensory nucleic acid and protein biomolecules followed by upregulation of molecular chaperones such as </w:t>
-      </w:r>
-      <w:proofErr w:type="spellStart"/>
-      <w:r>
-        <w:t>DnaK</w:t>
-      </w:r>
-      <w:proofErr w:type="spellEnd"/>
-      <w:r>
-        <w:t>/</w:t>
-      </w:r>
-      <w:proofErr w:type="spellStart"/>
-      <w:r>
-        <w:t>DnaJ</w:t>
-      </w:r>
-      <w:proofErr w:type="spellEnd"/>
-      <w:r>
-        <w:t xml:space="preserve"> and </w:t>
-      </w:r>
-      <w:proofErr w:type="spellStart"/>
-      <w:r>
-        <w:t>GroEL</w:t>
-      </w:r>
-      <w:proofErr w:type="spellEnd"/>
-      <w:r>
-        <w:t>/GroES, which attempt to reverse the aggregation of misfolded proteins</w:t>
-      </w:r>
-      <w:r>
-        <w:t xml:space="preserve"> </w:t>
-      </w:r>
-      <w:r>
-        <w:t>(</w:t>
-      </w:r>
-      <w:proofErr w:type="spellStart"/>
-      <w:r>
-        <w:t>Roncarati</w:t>
-      </w:r>
-      <w:proofErr w:type="spellEnd"/>
-      <w:r>
-        <w:t xml:space="preserve"> and Scarlato, 2017)</w:t>
+        <w:t>ac</w:t>
+      </w:r>
+      <w:r>
+        <w:rPr>
+          <w:lang w:eastAsia="zh-CN"/>
+        </w:rPr>
+        <w:t>cumulates</w:t>
+      </w:r>
+      <w:r>
+        <w:t xml:space="preserve"> and binds to the RNA polymerase which </w:t>
+      </w:r>
+      <w:r>
+        <w:t xml:space="preserve">drives the transcription </w:t>
+      </w:r>
+      <w:r>
+        <w:t xml:space="preserve">of the downstream heat shock </w:t>
+      </w:r>
+      <w:r>
+        <w:t>heat shock genes</w:t>
       </w:r>
       <w:r>
         <w:t>.</w:t>
       </w:r>
       <w:r>
-        <w:t xml:space="preserve"> </w:t>
-      </w:r>
-      <w:r>
-        <w:t xml:space="preserve">In conjunction </w:t>
-      </w:r>
-      <w:r>
-        <w:t>proteases</w:t>
-      </w:r>
-      <w:r>
-        <w:t xml:space="preserve"> also becomes activated</w:t>
-      </w:r>
-      <w:r>
-        <w:t xml:space="preserve">, degrading irreversibly damaged proteins into small peptides (Richter, </w:t>
-      </w:r>
-      <w:proofErr w:type="spellStart"/>
-      <w:r>
-        <w:t>Haslbeck</w:t>
-      </w:r>
-      <w:proofErr w:type="spellEnd"/>
-      <w:r>
-        <w:t xml:space="preserve"> and Buchner, 2010).</w:t>
-      </w:r>
-      <w:r>
-        <w:t xml:space="preserve"> </w:t>
-      </w:r>
-      <w:r>
-        <w:t>Aside from the general response</w:t>
-      </w:r>
-      <w:r>
-        <w:t xml:space="preserve">, </w:t>
-      </w:r>
-      <w:r>
-        <w:t xml:space="preserve">individual bacteria </w:t>
-      </w:r>
-      <w:r>
-        <w:t>often have their</w:t>
-      </w:r>
-      <w:r>
-        <w:t xml:space="preserve"> own </w:t>
-      </w:r>
-      <w:r>
-        <w:t>specialised</w:t>
-      </w:r>
-      <w:r>
-        <w:t xml:space="preserve"> response. </w:t>
-      </w:r>
-      <w:r>
-        <w:t>To focus on E. coli</w:t>
-      </w:r>
-      <w:r>
-        <w:t>,</w:t>
-      </w:r>
-      <w:r>
-        <w:t xml:space="preserve"> as temperature increases the primary heat shock regulator </w:t>
-      </w:r>
-      <w:r>
-        <w:t xml:space="preserve">sigma factor </w:t>
-      </w:r>
-      <w:r>
-        <w:t>o</w:t>
-      </w:r>
-      <w:r>
-        <w:t>32</w:t>
-      </w:r>
-      <w:r>
-        <w:t xml:space="preserve"> </w:t>
-      </w:r>
-      <w:r>
-        <w:t>ac</w:t>
-      </w:r>
-      <w:r>
-        <w:rPr>
-          <w:lang w:eastAsia="zh-CN"/>
-        </w:rPr>
-        <w:t>cumulates</w:t>
-      </w:r>
-      <w:r>
-        <w:t xml:space="preserve"> and binds to the RNA polymerase which </w:t>
-      </w:r>
-      <w:r>
-        <w:t xml:space="preserve">drives the transcription </w:t>
-      </w:r>
-      <w:r>
-        <w:t xml:space="preserve">of the downstream heat shock </w:t>
-      </w:r>
-      <w:r>
-        <w:t>heat shock genes</w:t>
-      </w:r>
-      <w:r>
-        <w:t>.</w:t>
-      </w:r>
-      <w:r>
         <w:t xml:space="preserve"> Furthermore, E. coli </w:t>
       </w:r>
       <w:r>
         <w:t xml:space="preserve">also employs </w:t>
       </w:r>
       <w:r>
-        <w:t xml:space="preserve">a </w:t>
-      </w:r>
-      <w:r>
-        <w:t xml:space="preserve">distinct set of genes, </w:t>
-      </w:r>
-      <w:r>
-        <w:t>known as</w:t>
-      </w:r>
-      <w:r>
-        <w:t xml:space="preserve"> the thermotolerant genes</w:t>
-      </w:r>
-      <w:r>
-        <w:t xml:space="preserve"> which falls </w:t>
-      </w:r>
-      <w:r>
-        <w:t xml:space="preserve">largely outside the classical heat-shock </w:t>
-      </w:r>
-      <w:r>
-        <w:t xml:space="preserve">region. </w:t>
+        <w:t>a distinct set of genes, known as the thermotolerant genes</w:t>
+      </w:r>
+      <w:r>
+        <w:t xml:space="preserve"> which falls largely outside the classical heat-shock region. </w:t>
       </w:r>
       <w:r>
         <w:t xml:space="preserve">A </w:t>
       </w:r>
       <w:r>
-        <w:t xml:space="preserve">comprehensive screening </w:t>
-      </w:r>
-      <w:r>
-        <w:t xml:space="preserve">identified 51 such genes essential for survival at </w:t>
-      </w:r>
-      <w:r>
-        <w:t xml:space="preserve">higher temperature ranges </w:t>
+        <w:t xml:space="preserve">comprehensive screening identified 51 such genes essential for survival at higher temperature ranges </w:t>
       </w:r>
       <w:r>
         <w:t xml:space="preserve">which was later extended </w:t>
@@ -1406,14 +1287,13 @@
       <w:r>
         <w:t xml:space="preserve"> purpose for these genes </w:t>
       </w:r>
+      <w:proofErr w:type="gramStart"/>
       <w:r>
         <w:t>span</w:t>
       </w:r>
-      <w:r>
-        <w:t xml:space="preserve"> from </w:t>
-      </w:r>
-      <w:r>
-        <w:t>energy metabolism, outer membrane organisation, DNA double-strand break repair, tRNA modification, translational control, and cell division (Murata et al., 2011).</w:t>
+      <w:proofErr w:type="gramEnd"/>
+      <w:r>
+        <w:t xml:space="preserve"> from energy metabolism, outer membrane organisation, DNA double-strand break repair, tRNA modification, translational control, and cell division (Murata et al., 2011).</w:t>
       </w:r>
       <w:r>
         <w:t xml:space="preserve"> All these factors together provide </w:t>
@@ -1452,6 +1332,7 @@
     </w:p>
     <w:p>
       <w:r>
+        <w:lastRenderedPageBreak/>
         <w:t>Unsurprisingly</w:t>
       </w:r>
       <w:r>
@@ -1532,7 +1413,15 @@
         <w:t xml:space="preserve">. </w:t>
       </w:r>
       <w:r>
-        <w:t>In E.coli under</w:t>
+        <w:t xml:space="preserve">In </w:t>
+      </w:r>
+      <w:proofErr w:type="gramStart"/>
+      <w:r>
+        <w:t>E.coli</w:t>
+      </w:r>
+      <w:proofErr w:type="gramEnd"/>
+      <w:r>
+        <w:t xml:space="preserve"> under</w:t>
       </w:r>
       <w:r>
         <w:t xml:space="preserve"> cold shock, growth </w:t>
@@ -1547,7 +1436,15 @@
         <w:t xml:space="preserve"> halted</w:t>
       </w:r>
       <w:r>
-        <w:t xml:space="preserve">, with the exception of </w:t>
+        <w:t xml:space="preserve">, </w:t>
+      </w:r>
+      <w:proofErr w:type="gramStart"/>
+      <w:r>
+        <w:t>with the exception of</w:t>
+      </w:r>
+      <w:proofErr w:type="gramEnd"/>
+      <w:r>
+        <w:t xml:space="preserve"> </w:t>
       </w:r>
       <w:r>
         <w:t xml:space="preserve">the </w:t>
@@ -1593,10 +1490,7 @@
         <w:t xml:space="preserve"> structures to make them less ridged</w:t>
       </w:r>
       <w:r>
-        <w:t xml:space="preserve"> </w:t>
-      </w:r>
-      <w:r>
-        <w:t xml:space="preserve">while enzymes such as RNase R and </w:t>
+        <w:t xml:space="preserve"> while enzymes such as RNase R and </w:t>
       </w:r>
       <w:proofErr w:type="spellStart"/>
       <w:r>
@@ -1604,20 +1498,9 @@
       </w:r>
       <w:proofErr w:type="spellEnd"/>
       <w:r>
-        <w:t xml:space="preserve"> break down RNA that can no longer be repaired.</w:t>
-      </w:r>
-      <w:r>
-        <w:t xml:space="preserve"> </w:t>
+        <w:t xml:space="preserve"> break down RNA that can no longer be repaired. </w:t>
       </w:r>
     </w:p>
-    <w:p/>
-    <w:p/>
-    <w:p/>
-    <w:p/>
-    <w:p/>
-    <w:p/>
-    <w:p/>
-    <w:p/>
     <w:p>
       <w:pPr>
         <w:rPr>
@@ -1630,7 +1513,6 @@
           <w:b/>
           <w:bCs/>
         </w:rPr>
-        <w:lastRenderedPageBreak/>
         <w:t>R</w:t>
       </w:r>
       <w:r>
@@ -1728,31 +1610,16 @@
         <w:t xml:space="preserve"> </w:t>
       </w:r>
       <w:r>
-        <w:t>three temperatures 30°C, 37°C, and 42°C</w:t>
-      </w:r>
-      <w:r>
-        <w:t xml:space="preserve"> </w:t>
-      </w:r>
-      <w:r>
-        <w:t>in nutrient-rich medium and across multiple carbon sources.</w:t>
+        <w:t>three temperatures 30°C, 37°C, and 42°C in nutrient-rich medium and across multiple carbon sources.</w:t>
       </w:r>
       <w:r>
         <w:t xml:space="preserve"> The results showed that </w:t>
       </w:r>
       <w:r>
-        <w:t>Carbon source had little effect, but the compensatory mutation conferred a significant fitness advantage at 30°C, was neutral at 37°C, and became costly at 42°C</w:t>
-      </w:r>
-      <w:r>
-        <w:t xml:space="preserve">. </w:t>
-      </w:r>
-      <w:r>
-        <w:t xml:space="preserve">A related pattern </w:t>
-      </w:r>
-      <w:r>
-        <w:t>was observed</w:t>
-      </w:r>
-      <w:r>
-        <w:t xml:space="preserve"> in </w:t>
+        <w:t xml:space="preserve">Carbon source had little effect, but the compensatory mutation conferred a significant fitness advantage at 30°C, was neutral at 37°C, and became costly at 42°C. </w:t>
+      </w:r>
+      <w:r>
+        <w:t xml:space="preserve">A related pattern was observed in </w:t>
       </w:r>
       <w:r>
         <w:rPr>
@@ -1769,73 +1636,74 @@
         <w:t xml:space="preserve"> </w:t>
       </w:r>
       <w:r>
-        <w:t xml:space="preserve">where it was discovered that </w:t>
-      </w:r>
-      <w:r>
-        <w:t xml:space="preserve">in all 18 of the </w:t>
+        <w:t xml:space="preserve">where </w:t>
+      </w:r>
+      <w:r>
+        <w:t>beneficial</w:t>
+      </w:r>
+      <w:r>
+        <w:t xml:space="preserve"> resistance</w:t>
+      </w:r>
+      <w:r>
+        <w:t xml:space="preserve"> mutations carry little cost when transferred to new environments</w:t>
+      </w:r>
+      <w:r>
+        <w:t xml:space="preserve">. </w:t>
+      </w:r>
+      <w:r>
+        <w:t>The</w:t>
+      </w:r>
+      <w:r>
+        <w:t xml:space="preserve"> 18 </w:t>
       </w:r>
       <w:r>
         <w:t>isolated</w:t>
       </w:r>
       <w:r>
-        <w:t xml:space="preserve"> mutants, </w:t>
-      </w:r>
-      <w:r>
-        <w:t xml:space="preserve">the carbon source had </w:t>
-      </w:r>
-      <w:r>
-        <w:t>minimal effect</w:t>
-      </w:r>
-      <w:r>
-        <w:t xml:space="preserve"> and </w:t>
-      </w:r>
-      <w:r>
-        <w:t>growth was mostly dictated by the rich LB media</w:t>
-      </w:r>
+        <w:t xml:space="preserve"> mutants</w:t>
+      </w:r>
+      <w:r>
+        <w:t xml:space="preserve"> that performed well in LB generally remained beneficial or neutral across the range of </w:t>
+      </w:r>
+      <w:r>
+        <w:t xml:space="preserve">carbon </w:t>
+      </w:r>
+      <w:r>
+        <w:t>sources teste</w:t>
+      </w:r>
+      <w:r>
+        <w:t xml:space="preserve">d </w:t>
+      </w:r>
+      <w:r>
+        <w:t>(</w:t>
+      </w:r>
+      <w:proofErr w:type="spellStart"/>
+      <w:r>
+        <w:t>Bataillon</w:t>
+      </w:r>
+      <w:proofErr w:type="spellEnd"/>
       <w:r>
         <w:t xml:space="preserve"> </w:t>
       </w:r>
-      <w:proofErr w:type="spellStart"/>
-      <w:r>
-        <w:t>Bataillon</w:t>
-      </w:r>
-      <w:proofErr w:type="spellEnd"/>
+      <w:r>
+        <w:t>et al. (201</w:t>
+      </w:r>
+      <w:r>
+        <w:t>1</w:t>
+      </w:r>
+      <w:r>
+        <w:t>)</w:t>
+      </w:r>
+      <w:r>
+        <w:t>)</w:t>
+      </w:r>
+      <w:r>
+        <w:t xml:space="preserve">. </w:t>
+      </w:r>
       <w:r>
         <w:t xml:space="preserve"> </w:t>
       </w:r>
-      <w:r>
-        <w:t>et al. (201</w:t>
-      </w:r>
-      <w:r>
-        <w:t>1</w:t>
-      </w:r>
-      <w:r>
-        <w:t>)</w:t>
-      </w:r>
-      <w:r>
-        <w:t xml:space="preserve">. </w:t>
-      </w:r>
-      <w:r>
-        <w:t xml:space="preserve"> </w:t>
-      </w:r>
     </w:p>
-    <w:p/>
-    <w:p>
-      <w:r>
-        <w:t xml:space="preserve">. </w:t>
-      </w:r>
-      <w:r>
-        <w:t>beneficial mutations carry little cost when transferred to new environments — mutants that performed well in LB generally remained beneficial or neutral across the range of carbon sources tested, with niche breadth similar to the wild type in nearly all cases. Thi</w:t>
-      </w:r>
-      <w:r>
-        <w:rPr>
-          <w:highlight w:val="yellow"/>
-        </w:rPr>
-        <w:t>s suggests that strong adaptive trade-offs are unlikely to evolve through single mutations and require the accumulation of multiple substitutions</w:t>
-      </w:r>
-    </w:p>
-    <w:p/>
-    <w:p/>
     <w:p>
       <w:pPr>
         <w:rPr>
@@ -1878,10 +1746,7 @@
         <w:t>, the environmental impact particularly global warming will have huge ramifications on the future of antibiotic resistance.</w:t>
       </w:r>
       <w:r>
-        <w:t xml:space="preserve"> </w:t>
-      </w:r>
-      <w:r>
-        <w:t xml:space="preserve">A nationwide ecological study in China found that a 1°C rise in average ambient temperature was associated with a 1.14-fold increase in the prevalence of resistant </w:t>
+        <w:t xml:space="preserve"> A nationwide ecological study in China found that a 1°C rise in average ambient temperature was associated with a 1.14-fold increase in the prevalence of resistant </w:t>
       </w:r>
       <w:r>
         <w:rPr>
@@ -1961,10 +1826,7 @@
         <w:t xml:space="preserve"> respectively (MacFadden et al., 2018</w:t>
       </w:r>
       <w:r>
-        <w:t>). An</w:t>
-      </w:r>
-      <w:r>
-        <w:t xml:space="preserve"> analysis of 28 European countries between 2000 and 2016 found a similar association between local temperature and the rate at which resistance increased over time (McGough et al., 2020).</w:t>
+        <w:t>). An analysis of 28 European countries between 2000 and 2016 found a similar association between local temperature and the rate at which resistance increased over time (McGough et al., 2020).</w:t>
       </w:r>
       <w:r>
         <w:t xml:space="preserve"> </w:t>
@@ -1994,29 +1856,20 @@
         <w:t xml:space="preserve"> resistance through three </w:t>
       </w:r>
       <w:r>
-        <w:t xml:space="preserve">different levels of biological </w:t>
+        <w:t>different levels of biological organization</w:t>
+      </w:r>
+      <w:r>
+        <w:t xml:space="preserve">. </w:t>
+      </w:r>
+      <w:r>
+        <w:t xml:space="preserve">The initial immediate physiological response to temperature causes </w:t>
       </w:r>
       <w:r>
         <w:lastRenderedPageBreak/>
-        <w:t>organization</w:t>
-      </w:r>
-      <w:r>
-        <w:t xml:space="preserve">. </w:t>
-      </w:r>
-      <w:r>
-        <w:t>The initial</w:t>
-      </w:r>
-      <w:r>
-        <w:t xml:space="preserve"> immediate physiological response to temperature causes largely unpredictable cellular and metabolic changes that give rise to antibiotic tolerance and persistence</w:t>
-      </w:r>
-      <w:r>
-        <w:t xml:space="preserve">. </w:t>
-      </w:r>
-      <w:r>
-        <w:t>Second, a genetic response emerges when temperature stress is sustained, as prolonged heat or cold exposure can select for mutations that also happen to confer antibiotic resistance</w:t>
-      </w:r>
-      <w:r>
-        <w:t xml:space="preserve">. </w:t>
+        <w:t>largely unpredictable cellular and metabolic changes that give rise to antibiotic tolerance and persistence</w:t>
+      </w:r>
+      <w:r>
+        <w:t xml:space="preserve">. Second, a genetic response emerges when temperature stress is sustained, as prolonged heat or cold exposure can select for mutations that also happen to confer antibiotic resistance. </w:t>
       </w:r>
       <w:r>
         <w:t>Third, at a longer timescale, local and global temperature change promotes the spread and retention of resistance through the accumulation of long-lasting or permanent resistance mutations across a population</w:t>
@@ -2066,55 +1919,22 @@
         <w:t xml:space="preserve">discussed the broader </w:t>
       </w:r>
       <w:r>
-        <w:t xml:space="preserve">relationship between temperature and antibiotic resistance, </w:t>
-      </w:r>
-      <w:r>
-        <w:t xml:space="preserve">I will now be conducting a </w:t>
-      </w:r>
-      <w:r>
-        <w:t xml:space="preserve">synthesis of the specific </w:t>
-      </w:r>
-      <w:r>
-        <w:t xml:space="preserve">fitness effects of </w:t>
+        <w:t>relationship between temperature and antibiotic resistance</w:t>
+      </w:r>
+      <w:r>
+        <w:t xml:space="preserve">, this section synthesises evidence on the specific fitness effects of </w:t>
       </w:r>
       <w:proofErr w:type="spellStart"/>
-      <w:r>
-        <w:t>rpoB</w:t>
-      </w:r>
-      <w:proofErr w:type="spellEnd"/>
-      <w:r>
-        <w:t xml:space="preserve"> mutations </w:t>
-      </w:r>
-      <w:r>
-        <w:t xml:space="preserve">in </w:t>
-      </w:r>
       <w:r>
         <w:rPr>
           <w:i/>
           <w:iCs/>
         </w:rPr>
-        <w:t>E. coli</w:t>
-      </w:r>
-      <w:r>
-        <w:t xml:space="preserve"> </w:t>
-      </w:r>
-      <w:r>
-        <w:t xml:space="preserve">when exposed </w:t>
-      </w:r>
-      <w:r>
-        <w:t>to thermal stress.</w:t>
-      </w:r>
-      <w:r>
-        <w:t xml:space="preserve"> In the study done by </w:t>
-      </w:r>
-      <w:r>
-        <w:t>Rodríguez-Verdugo et al. (2013)</w:t>
-      </w:r>
-      <w:r>
-        <w:t xml:space="preserve">, they evolved </w:t>
-      </w:r>
-      <w:r>
-        <w:t xml:space="preserve">114 </w:t>
+        <w:t>rpoB</w:t>
+      </w:r>
+      <w:proofErr w:type="spellEnd"/>
+      <w:r>
+        <w:t xml:space="preserve"> mutations in </w:t>
       </w:r>
       <w:r>
         <w:rPr>
@@ -2124,101 +1944,22 @@
         <w:t>E. coli</w:t>
       </w:r>
       <w:r>
-        <w:t xml:space="preserve"> populations at 42.2°C for 2,000 generations in the</w:t>
-      </w:r>
-      <w:r>
-        <w:t xml:space="preserve"> </w:t>
-      </w:r>
-      <w:r>
-        <w:t xml:space="preserve">absence of </w:t>
-      </w:r>
-      <w:r>
-        <w:t xml:space="preserve">antibiotics. </w:t>
-      </w:r>
-      <w:r>
-        <w:t>What they found was aside from the usual heat resistance mutations that were developed, there were also</w:t>
-      </w:r>
-      <w:r>
-        <w:t xml:space="preserve"> </w:t>
-      </w:r>
-      <w:proofErr w:type="spellStart"/>
-      <w:r>
-        <w:t>rpoB</w:t>
-      </w:r>
-      <w:proofErr w:type="spellEnd"/>
-      <w:r>
-        <w:t xml:space="preserve"> mutations conferring </w:t>
-      </w:r>
-      <w:r>
-        <w:t xml:space="preserve">for </w:t>
-      </w:r>
-      <w:r>
-        <w:t>rifampicin resistance in multiple independent populations</w:t>
-      </w:r>
-      <w:r>
-        <w:t>. This is a substantial discovery as it provides support to the theory that heat resistance and antibiotic resistance has and can develop in unison. More importantly it shows</w:t>
-      </w:r>
-      <w:r>
-        <w:t xml:space="preserve"> </w:t>
-      </w:r>
-      <w:r>
-        <w:t xml:space="preserve">antibiotic resistance are not </w:t>
-      </w:r>
-      <w:proofErr w:type="spellStart"/>
-      <w:r>
-        <w:t>nec</w:t>
-      </w:r>
-      <w:r>
-        <w:t>eryilly</w:t>
-      </w:r>
-      <w:proofErr w:type="spellEnd"/>
-      <w:r>
-        <w:t xml:space="preserve"> all costly in the absence of antibiotics</w:t>
-      </w:r>
-      <w:r>
-        <w:t xml:space="preserve">. </w:t>
-      </w:r>
-      <w:r>
-        <w:t>Beyon</w:t>
-      </w:r>
-      <w:r>
-        <w:t xml:space="preserve">d </w:t>
-      </w:r>
-      <w:r>
-        <w:t>cross</w:t>
-      </w:r>
-      <w:r>
-        <w:t>-resistance</w:t>
-      </w:r>
-      <w:r>
-        <w:t xml:space="preserve"> </w:t>
-      </w:r>
-      <w:r>
-        <w:t xml:space="preserve">mechanisms discussed previously, </w:t>
-      </w:r>
-      <w:r>
-        <w:t xml:space="preserve">there </w:t>
-      </w:r>
-      <w:r>
-        <w:t>exists</w:t>
-      </w:r>
-      <w:r>
-        <w:t xml:space="preserve"> a conserved</w:t>
-      </w:r>
-      <w:r>
-        <w:t xml:space="preserve"> mechanism known as the</w:t>
-      </w:r>
-      <w:r>
-        <w:t xml:space="preserve"> stringent response</w:t>
-      </w:r>
-      <w:r>
-        <w:t xml:space="preserve"> </w:t>
-      </w:r>
-      <w:r>
-        <w:t xml:space="preserve">observed in </w:t>
-      </w:r>
-      <w:r>
-        <w:t xml:space="preserve">in </w:t>
+        <w:t xml:space="preserve"> under thermal stress</w:t>
+      </w:r>
+      <w:r>
+        <w:t>.</w:t>
+      </w:r>
+      <w:r>
+        <w:t xml:space="preserve"> In the study done by </w:t>
+      </w:r>
+      <w:r>
+        <w:t>Rodríguez-Verdugo et al. (2013)</w:t>
+      </w:r>
+      <w:r>
+        <w:t xml:space="preserve">, they evolved </w:t>
+      </w:r>
+      <w:r>
+        <w:t xml:space="preserve">114 </w:t>
       </w:r>
       <w:r>
         <w:rPr>
@@ -2228,113 +1969,22 @@
         <w:t>E. coli</w:t>
       </w:r>
       <w:r>
-        <w:t xml:space="preserve"> and some other bacteria when exposed to stressful conditions</w:t>
-      </w:r>
-      <w:r>
-        <w:t xml:space="preserve">. The </w:t>
-      </w:r>
-      <w:r>
-        <w:t>stringent response</w:t>
+        <w:t xml:space="preserve"> populations at 42.2°C for 2,000 generations in the</w:t>
       </w:r>
       <w:r>
         <w:t xml:space="preserve"> </w:t>
       </w:r>
       <w:r>
-        <w:t xml:space="preserve">is a conserved bacterial stress </w:t>
-      </w:r>
-      <w:r>
-        <w:t xml:space="preserve">response </w:t>
-      </w:r>
-      <w:r>
-        <w:t xml:space="preserve">triggered by the rapid accumulation of </w:t>
-      </w:r>
-      <w:proofErr w:type="spellStart"/>
-      <w:r>
-        <w:t>alarmone</w:t>
-      </w:r>
-      <w:proofErr w:type="spellEnd"/>
-      <w:r>
-        <w:t xml:space="preserve"> (p)</w:t>
-      </w:r>
-      <w:proofErr w:type="spellStart"/>
-      <w:r>
-        <w:t>ppGpp</w:t>
-      </w:r>
-      <w:proofErr w:type="spellEnd"/>
-      <w:r>
-        <w:t xml:space="preserve">, in response to nutrient limitation </w:t>
-      </w:r>
-      <w:r>
-        <w:t xml:space="preserve">or </w:t>
-      </w:r>
-      <w:r>
-        <w:t>thermal stress</w:t>
-      </w:r>
-      <w:r>
-        <w:t xml:space="preserve">. </w:t>
-      </w:r>
-      <w:r>
-        <w:t xml:space="preserve">In this state protein synthesis becomes lower which </w:t>
-      </w:r>
-      <w:r>
-        <w:t>stabilises transcription, and restores protein homeostasis</w:t>
-      </w:r>
-      <w:r>
-        <w:t xml:space="preserve"> which relieves the </w:t>
-      </w:r>
-      <w:r>
-        <w:t>growth-limiting constraint at high temperature</w:t>
+        <w:t xml:space="preserve">absence of </w:t>
+      </w:r>
+      <w:r>
+        <w:t>antibiotics.</w:t>
       </w:r>
       <w:r>
         <w:t xml:space="preserve"> </w:t>
       </w:r>
       <w:r>
-        <w:t>Yeh et al. (2025)</w:t>
-      </w:r>
-      <w:r>
-        <w:t>.</w:t>
-      </w:r>
-      <w:r>
-        <w:t xml:space="preserve"> There is </w:t>
-      </w:r>
-      <w:proofErr w:type="spellStart"/>
-      <w:r>
-        <w:t>hoverver</w:t>
-      </w:r>
-      <w:proofErr w:type="spellEnd"/>
-      <w:r>
-        <w:t xml:space="preserve"> a catch as </w:t>
-      </w:r>
-      <w:proofErr w:type="spellStart"/>
-      <w:r>
-        <w:t>inorder</w:t>
-      </w:r>
-      <w:proofErr w:type="spellEnd"/>
-      <w:r>
-        <w:t xml:space="preserve"> for the </w:t>
-      </w:r>
-      <w:r>
-        <w:t>(p)</w:t>
-      </w:r>
-      <w:proofErr w:type="spellStart"/>
-      <w:r>
-        <w:t>ppGpp</w:t>
-      </w:r>
-      <w:proofErr w:type="spellEnd"/>
-      <w:r>
-        <w:t xml:space="preserve"> to work it has to </w:t>
-      </w:r>
-      <w:r>
-        <w:t xml:space="preserve"> binds directly to the β-subunit of RNA polymerase</w:t>
-      </w:r>
-      <w:r>
-        <w:t xml:space="preserve"> which in our case has mutated. </w:t>
-      </w:r>
-      <w:r>
-        <w:t>Yeh et al. (2025) extended this finding by characterising a</w:t>
-      </w:r>
-      <w:r>
-        <w:t xml:space="preserve"> </w:t>
+        <w:t xml:space="preserve">Alongside the expected heat-resistance mutations, </w:t>
       </w:r>
       <w:proofErr w:type="spellStart"/>
       <w:r>
@@ -2346,74 +1996,28 @@
       </w:r>
       <w:proofErr w:type="spellEnd"/>
       <w:r>
-        <w:t xml:space="preserve"> mutation</w:t>
-      </w:r>
-      <w:r>
-        <w:t>,</w:t>
+        <w:t xml:space="preserve"> mutations conferring rifampicin resistance arose and fixed in multiple independent populations.</w:t>
       </w:r>
       <w:r>
         <w:t xml:space="preserve"> </w:t>
       </w:r>
       <w:r>
-        <w:t>rpoB58</w:t>
-      </w:r>
-      <w:r>
-        <w:t xml:space="preserve"> that mimics the stringent state in the absence of (p)</w:t>
-      </w:r>
-      <w:proofErr w:type="spellStart"/>
-      <w:r>
-        <w:t>ppGpp</w:t>
-      </w:r>
-      <w:proofErr w:type="spellEnd"/>
-      <w:r>
-        <w:t xml:space="preserve"> effectively </w:t>
-      </w:r>
-      <w:r>
-        <w:t>producing</w:t>
-      </w:r>
-      <w:r>
-        <w:t xml:space="preserve"> the</w:t>
-      </w:r>
-      <w:r>
-        <w:t xml:space="preserve"> transcriptional outcomes</w:t>
-      </w:r>
-      <w:r>
-        <w:t xml:space="preserve">. </w:t>
-      </w:r>
-      <w:r>
-        <w:t>There is evolutionary history that underpins these framework</w:t>
-      </w:r>
-      <w:r>
-        <w:t xml:space="preserve">s. In an evolutionary experiment conducted by </w:t>
-      </w:r>
-      <w:r>
-        <w:t>Batarseh et al. (2023)</w:t>
-      </w:r>
-      <w:r>
-        <w:t xml:space="preserve">, they demonstrated </w:t>
-      </w:r>
-      <w:r>
-        <w:t>through a two-phase evolution</w:t>
-      </w:r>
-      <w:r>
-        <w:t xml:space="preserve"> experiment that genetic background also in determining the fitness effects of E. coli with </w:t>
-      </w:r>
-      <w:proofErr w:type="spellStart"/>
-      <w:r>
-        <w:t>rpoB</w:t>
-      </w:r>
-      <w:proofErr w:type="spellEnd"/>
-      <w:r>
-        <w:t xml:space="preserve"> mutations. In the first phase E. coli were grown at </w:t>
-      </w:r>
-      <w:r>
-        <w:t xml:space="preserve"> 42.2°C, where adaptation </w:t>
-      </w:r>
-      <w:r>
-        <w:t xml:space="preserve">was </w:t>
-      </w:r>
-      <w:r>
-        <w:t xml:space="preserve">primarily through the acquisition of mutations in either </w:t>
+        <w:t>This</w:t>
+      </w:r>
+      <w:r>
+        <w:t xml:space="preserve"> </w:t>
+      </w:r>
+      <w:r>
+        <w:t>discovery support</w:t>
+      </w:r>
+      <w:r>
+        <w:t xml:space="preserve">s the </w:t>
+      </w:r>
+      <w:r>
+        <w:t>theory that</w:t>
+      </w:r>
+      <w:r>
+        <w:t xml:space="preserve"> heat resistance and antibiotic resistance can develop in tandem, and that </w:t>
       </w:r>
       <w:proofErr w:type="spellStart"/>
       <w:r>
@@ -2425,150 +2029,59 @@
       </w:r>
       <w:proofErr w:type="spellEnd"/>
       <w:r>
-        <w:t xml:space="preserve"> or </w:t>
-      </w:r>
-      <w:r>
-        <w:rPr>
-          <w:i/>
-          <w:iCs/>
-        </w:rPr>
-        <w:t>rho</w:t>
-      </w:r>
-      <w:r>
-        <w:t xml:space="preserve">. These mutants were then subjugated to a second round experiment at </w:t>
-      </w:r>
-      <w:r>
-        <w:t>19.0°C</w:t>
-      </w:r>
-      <w:r>
-        <w:t xml:space="preserve"> which </w:t>
-      </w:r>
-      <w:proofErr w:type="spellStart"/>
-      <w:r>
-        <w:t>revelaed</w:t>
-      </w:r>
-      <w:proofErr w:type="spellEnd"/>
-      <w:r>
-        <w:t xml:space="preserve"> that </w:t>
-      </w:r>
-      <w:r>
-        <w:lastRenderedPageBreak/>
-        <w:t xml:space="preserve">fitness varied significantly based on the ancestor’s genotypes with the variance going as high as </w:t>
-      </w:r>
-      <w:r>
-        <w:t>23%</w:t>
-      </w:r>
-      <w:r>
-        <w:t xml:space="preserve">. Mutations observed in the phase 2 </w:t>
-      </w:r>
-      <w:proofErr w:type="spellStart"/>
-      <w:r>
-        <w:t>experiemnt</w:t>
-      </w:r>
-      <w:proofErr w:type="spellEnd"/>
-      <w:r>
-        <w:t xml:space="preserve"> also showed a non </w:t>
-      </w:r>
-      <w:proofErr w:type="spellStart"/>
-      <w:r>
-        <w:t>nandom</w:t>
-      </w:r>
-      <w:proofErr w:type="spellEnd"/>
-      <w:r>
-        <w:t xml:space="preserve"> association with its phase 1 ancestor further </w:t>
-      </w:r>
-      <w:proofErr w:type="spellStart"/>
-      <w:r>
-        <w:t>indiocation</w:t>
-      </w:r>
-      <w:proofErr w:type="spellEnd"/>
-      <w:r>
-        <w:t xml:space="preserve"> that </w:t>
-      </w:r>
-      <w:r>
-        <w:rPr>
-          <w:highlight w:val="yellow"/>
-        </w:rPr>
-        <w:t>prior genetic divergence shapes the accessible mutational landscape in a subsequent environment</w:t>
-      </w:r>
-      <w:r>
-        <w:t xml:space="preserve">. </w:t>
-      </w:r>
-      <w:r>
-        <w:t>The body of literature reviewed here</w:t>
-      </w:r>
-      <w:r>
-        <w:t xml:space="preserve"> demonstrates that </w:t>
-      </w:r>
-      <w:r>
-        <w:t xml:space="preserve">E. coil and its </w:t>
-      </w:r>
-      <w:proofErr w:type="spellStart"/>
-      <w:r>
-        <w:t>rpoB</w:t>
-      </w:r>
-      <w:proofErr w:type="spellEnd"/>
-      <w:r>
-        <w:t xml:space="preserve"> mutations </w:t>
-      </w:r>
-      <w:r>
-        <w:t xml:space="preserve">confer </w:t>
-      </w:r>
-      <w:r>
-        <w:t xml:space="preserve">more benefits </w:t>
-      </w:r>
-      <w:r>
-        <w:t xml:space="preserve">than just resistance to RIF. While prior studies have shown the fitness effects of </w:t>
-      </w:r>
-      <w:proofErr w:type="spellStart"/>
-      <w:r>
-        <w:t>rpoB</w:t>
-      </w:r>
-      <w:proofErr w:type="spellEnd"/>
-      <w:r>
-        <w:t xml:space="preserve"> mutations, </w:t>
-      </w:r>
-      <w:r>
-        <w:t xml:space="preserve">they have </w:t>
-      </w:r>
-      <w:r>
-        <w:t xml:space="preserve">mainly focused on </w:t>
-      </w:r>
-      <w:r>
-        <w:t xml:space="preserve">a small number of </w:t>
-      </w:r>
-      <w:r>
-        <w:t>mutations and temperature. This leaves</w:t>
-      </w:r>
-      <w:r>
-        <w:t xml:space="preserve"> the broader thermal fitness landscape of these mutations uncharacterised.</w:t>
-      </w:r>
-      <w:r>
-        <w:t xml:space="preserve"> My research </w:t>
-      </w:r>
-      <w:r>
-        <w:t xml:space="preserve">therefore aims to address this gap by generating a comprehensive dataset on the fitness effects of </w:t>
-      </w:r>
-      <w:r>
-        <w:rPr>
-          <w:i/>
-          <w:iCs/>
-        </w:rPr>
-        <w:t>E. coli</w:t>
+        <w:t xml:space="preserve"> mutations are not necessarily costly even</w:t>
+      </w:r>
+      <w:r>
+        <w:t xml:space="preserve"> in the absence of antibiotics.</w:t>
       </w:r>
       <w:r>
         <w:t xml:space="preserve"> </w:t>
       </w:r>
-      <w:proofErr w:type="spellStart"/>
-      <w:r>
-        <w:t>rpoB</w:t>
-      </w:r>
-      <w:proofErr w:type="spellEnd"/>
-      <w:r>
-        <w:t xml:space="preserve"> mutations across a wide and continuous temperature spectrum</w:t>
-      </w:r>
-      <w:r>
-        <w:t xml:space="preserve">. </w:t>
+      <w:r>
+        <w:t xml:space="preserve">The explanation provided for </w:t>
+      </w:r>
+      <w:r>
+        <w:t xml:space="preserve">the </w:t>
+      </w:r>
+      <w:r>
+        <w:t xml:space="preserve">large </w:t>
+      </w:r>
+      <w:r>
+        <w:t>fitness</w:t>
+      </w:r>
+      <w:r>
+        <w:t xml:space="preserve"> advantage at 42°C </w:t>
+      </w:r>
+      <w:r>
+        <w:t>was</w:t>
+      </w:r>
+      <w:r>
+        <w:t xml:space="preserve"> </w:t>
+      </w:r>
+      <w:r>
+        <w:t xml:space="preserve">to </w:t>
+      </w:r>
+      <w:proofErr w:type="gramStart"/>
+      <w:r>
+        <w:t>accredited</w:t>
+      </w:r>
+      <w:proofErr w:type="gramEnd"/>
+      <w:r>
+        <w:t xml:space="preserve"> to </w:t>
+      </w:r>
+      <w:r>
+        <w:t xml:space="preserve">a reset gene expression which moved </w:t>
+      </w:r>
+      <w:r>
+        <w:t xml:space="preserve">away from a stressed state and toward an unstressed one, playing a genetic role </w:t>
+      </w:r>
+      <w:proofErr w:type="gramStart"/>
+      <w:r>
+        <w:t>similar to</w:t>
+      </w:r>
+      <w:proofErr w:type="gramEnd"/>
+      <w:r>
+        <w:t xml:space="preserve"> a compensatory mutation.</w:t>
       </w:r>
     </w:p>
     <w:p>
@@ -2576,7 +2089,426 @@
         <w:spacing w:after="80" w:line="300" w:lineRule="auto"/>
       </w:pPr>
       <w:r>
+        <w:t>Beyon</w:t>
+      </w:r>
+      <w:r>
+        <w:t xml:space="preserve">d </w:t>
+      </w:r>
+      <w:r>
+        <w:t>cross</w:t>
+      </w:r>
+      <w:r>
+        <w:t>-resistance</w:t>
+      </w:r>
+      <w:r>
         <w:t xml:space="preserve"> </w:t>
+      </w:r>
+      <w:r>
+        <w:t xml:space="preserve">mechanisms discussed previously, </w:t>
+      </w:r>
+      <w:r>
+        <w:t xml:space="preserve">there </w:t>
+      </w:r>
+      <w:r>
+        <w:t>exists</w:t>
+      </w:r>
+      <w:r>
+        <w:t xml:space="preserve"> a </w:t>
+      </w:r>
+      <w:r>
+        <w:t>mechanism known as the</w:t>
+      </w:r>
+      <w:r>
+        <w:t xml:space="preserve"> stringent</w:t>
+      </w:r>
+      <w:r>
+        <w:t xml:space="preserve"> response</w:t>
+      </w:r>
+      <w:r>
+        <w:t xml:space="preserve">. </w:t>
+      </w:r>
+      <w:r>
+        <w:t xml:space="preserve">The </w:t>
+      </w:r>
+      <w:r>
+        <w:t>stringent response</w:t>
+      </w:r>
+      <w:r>
+        <w:t xml:space="preserve"> </w:t>
+      </w:r>
+      <w:r>
+        <w:t xml:space="preserve">is a conserved bacterial stress </w:t>
+      </w:r>
+      <w:r>
+        <w:t xml:space="preserve">response </w:t>
+      </w:r>
+      <w:r>
+        <w:t xml:space="preserve">triggered by the rapid accumulation of </w:t>
+      </w:r>
+      <w:proofErr w:type="spellStart"/>
+      <w:r>
+        <w:t>alarmone</w:t>
+      </w:r>
+      <w:proofErr w:type="spellEnd"/>
+      <w:r>
+        <w:t xml:space="preserve"> (p)</w:t>
+      </w:r>
+      <w:proofErr w:type="spellStart"/>
+      <w:r>
+        <w:t>ppGpp</w:t>
+      </w:r>
+      <w:proofErr w:type="spellEnd"/>
+      <w:r>
+        <w:t xml:space="preserve">, in response to nutrient limitation </w:t>
+      </w:r>
+      <w:r>
+        <w:t xml:space="preserve">or </w:t>
+      </w:r>
+      <w:r>
+        <w:t>thermal stress</w:t>
+      </w:r>
+      <w:r>
+        <w:t xml:space="preserve">. </w:t>
+      </w:r>
+      <w:r>
+        <w:t xml:space="preserve">In this state protein synthesis becomes lower which </w:t>
+      </w:r>
+      <w:r>
+        <w:t xml:space="preserve">stabilises </w:t>
+      </w:r>
+      <w:r>
+        <w:t>transcription and</w:t>
+      </w:r>
+      <w:r>
+        <w:t xml:space="preserve"> restores protein homeostasis</w:t>
+      </w:r>
+      <w:r>
+        <w:t xml:space="preserve"> which relieves the </w:t>
+      </w:r>
+      <w:r>
+        <w:t>growth-limiting constraint at high temperature</w:t>
+      </w:r>
+      <w:r>
+        <w:t xml:space="preserve"> </w:t>
+      </w:r>
+      <w:r>
+        <w:t>(</w:t>
+      </w:r>
+      <w:r>
+        <w:t>Yeh et al. (2025)</w:t>
+      </w:r>
+      <w:r>
+        <w:t>)</w:t>
+      </w:r>
+      <w:r>
+        <w:t>.</w:t>
+      </w:r>
+      <w:r>
+        <w:t xml:space="preserve"> </w:t>
+      </w:r>
+      <w:r>
+        <w:t>However,</w:t>
+      </w:r>
+      <w:r>
+        <w:t xml:space="preserve"> because</w:t>
+      </w:r>
+      <w:r>
+        <w:t xml:space="preserve"> (p)</w:t>
+      </w:r>
+      <w:proofErr w:type="spellStart"/>
+      <w:r>
+        <w:t>ppGpp</w:t>
+      </w:r>
+      <w:proofErr w:type="spellEnd"/>
+      <w:r>
+        <w:t xml:space="preserve"> acts by binding directly to the β subunit of RNA polymerase, </w:t>
+      </w:r>
+      <w:r>
+        <w:t xml:space="preserve">it will usually be unable to </w:t>
+      </w:r>
+      <w:r>
+        <w:t xml:space="preserve">connect with at </w:t>
+      </w:r>
+      <w:r>
+        <w:t>a mutated β subunit</w:t>
+      </w:r>
+      <w:r>
+        <w:t>. To work around this</w:t>
+      </w:r>
+      <w:r>
+        <w:t>,</w:t>
+      </w:r>
+      <w:r>
+        <w:t xml:space="preserve"> </w:t>
+      </w:r>
+      <w:r>
+        <w:t xml:space="preserve">certain mutations like the </w:t>
+      </w:r>
+      <w:r>
+        <w:t>rpoB58</w:t>
+      </w:r>
+      <w:r>
+        <w:t xml:space="preserve"> mimics the stringent state in the absence of (p)</w:t>
+      </w:r>
+      <w:proofErr w:type="spellStart"/>
+      <w:r>
+        <w:t>ppGpp</w:t>
+      </w:r>
+      <w:proofErr w:type="spellEnd"/>
+      <w:r>
+        <w:t xml:space="preserve"> </w:t>
+      </w:r>
+      <w:r>
+        <w:t xml:space="preserve">to </w:t>
+      </w:r>
+      <w:r>
+        <w:t xml:space="preserve">effectively </w:t>
+      </w:r>
+      <w:r>
+        <w:t>produc</w:t>
+      </w:r>
+      <w:r>
+        <w:t>e</w:t>
+      </w:r>
+      <w:r>
+        <w:t xml:space="preserve"> the</w:t>
+      </w:r>
+      <w:r>
+        <w:t xml:space="preserve"> same</w:t>
+      </w:r>
+      <w:r>
+        <w:t xml:space="preserve"> transcriptional outcomes</w:t>
+      </w:r>
+      <w:r>
+        <w:t xml:space="preserve">. </w:t>
+      </w:r>
+    </w:p>
+    <w:p>
+      <w:r>
+        <w:t xml:space="preserve">Genetic background also underpins </w:t>
+      </w:r>
+      <w:r>
+        <w:t>these processes I just discussed</w:t>
+      </w:r>
+      <w:r>
+        <w:t xml:space="preserve">. In a </w:t>
+      </w:r>
+      <w:r>
+        <w:t>large-scale</w:t>
+      </w:r>
+      <w:r>
+        <w:t xml:space="preserve"> </w:t>
+      </w:r>
+      <w:r>
+        <w:t xml:space="preserve">evolution </w:t>
+      </w:r>
+      <w:r>
+        <w:t xml:space="preserve">experiment </w:t>
+      </w:r>
+      <w:r>
+        <w:t xml:space="preserve">done by </w:t>
+      </w:r>
+      <w:r>
+        <w:t>Tenaillon et al. (2012), they evolved</w:t>
+      </w:r>
+      <w:r>
+        <w:t xml:space="preserve"> 115 </w:t>
+      </w:r>
+      <w:r>
+        <w:rPr>
+          <w:i/>
+          <w:iCs/>
+        </w:rPr>
+        <w:t>E. coli</w:t>
+      </w:r>
+      <w:r>
+        <w:t xml:space="preserve"> populations from a single ancestor at 42.2°C</w:t>
+      </w:r>
+      <w:r>
+        <w:t xml:space="preserve"> and found that </w:t>
+      </w:r>
+      <w:r>
+        <w:t xml:space="preserve">that adaptation proceeded largely through mutations in </w:t>
+      </w:r>
+      <w:proofErr w:type="spellStart"/>
+      <w:r>
+        <w:rPr>
+          <w:i/>
+          <w:iCs/>
+        </w:rPr>
+        <w:t>rpoB</w:t>
+      </w:r>
+      <w:proofErr w:type="spellEnd"/>
+      <w:r>
+        <w:t xml:space="preserve"> or </w:t>
+      </w:r>
+      <w:r>
+        <w:rPr>
+          <w:i/>
+          <w:iCs/>
+        </w:rPr>
+        <w:t>rho</w:t>
+      </w:r>
+      <w:r>
+        <w:t>.</w:t>
+      </w:r>
+      <w:r>
+        <w:t xml:space="preserve"> Then in a later experiment done by </w:t>
+      </w:r>
+      <w:r>
+        <w:t xml:space="preserve">Batarseh et al. (2023) they took </w:t>
+      </w:r>
+      <w:r>
+        <w:t xml:space="preserve">a subset of these already heat-adapted lines and evolved them through a second phase at 19.0°C. This study revealed that fitness at the new </w:t>
+      </w:r>
+      <w:r>
+        <w:lastRenderedPageBreak/>
+        <w:t xml:space="preserve">temperature varied substantially </w:t>
+      </w:r>
+      <w:r>
+        <w:t xml:space="preserve">by as much as 23% </w:t>
+      </w:r>
+      <w:r>
+        <w:t>depending on the ancestor's genotype</w:t>
+      </w:r>
+      <w:r>
+        <w:t xml:space="preserve"> and mutations acquired in the second phase were non-randomly associated with the lineage's phase-one ancestor.</w:t>
+      </w:r>
+    </w:p>
+    <w:p>
+      <w:pPr>
+        <w:spacing w:after="80" w:line="300" w:lineRule="auto"/>
+        <w:rPr>
+          <w:b/>
+        </w:rPr>
+      </w:pPr>
+      <w:r>
+        <w:rPr>
+          <w:b/>
+          <w:bCs/>
+        </w:rPr>
+        <w:t>Novelty and gaps</w:t>
+      </w:r>
+      <w:r>
+        <w:rPr>
+          <w:b/>
+          <w:bCs/>
+        </w:rPr>
+        <w:t>:</w:t>
+      </w:r>
+    </w:p>
+    <w:p>
+      <w:pPr>
+        <w:spacing w:after="80" w:line="300" w:lineRule="auto"/>
+        <w:rPr>
+          <w:b/>
+          <w:bCs/>
+        </w:rPr>
+      </w:pPr>
+      <w:r>
+        <w:t>The body of literature reviewed here</w:t>
+      </w:r>
+      <w:r>
+        <w:t xml:space="preserve"> demonstrates that E. coil and its </w:t>
+      </w:r>
+      <w:proofErr w:type="spellStart"/>
+      <w:r>
+        <w:t>rpoB</w:t>
+      </w:r>
+      <w:proofErr w:type="spellEnd"/>
+      <w:r>
+        <w:t xml:space="preserve"> mutations confer more benefits than just resistance to RIF. </w:t>
+      </w:r>
+      <w:r>
+        <w:t xml:space="preserve">In a recent study </w:t>
+      </w:r>
+      <w:r>
+        <w:t>six</w:t>
+      </w:r>
+      <w:r>
+        <w:t xml:space="preserve"> RNA polymerase</w:t>
+      </w:r>
+      <w:r>
+        <w:t xml:space="preserve"> </w:t>
+      </w:r>
+      <w:r>
+        <w:t>(</w:t>
+      </w:r>
+      <w:proofErr w:type="spellStart"/>
+      <w:r>
+        <w:t>RNAp</w:t>
+      </w:r>
+      <w:proofErr w:type="spellEnd"/>
+      <w:r>
+        <w:t xml:space="preserve">) </w:t>
+      </w:r>
+      <w:r>
+        <w:t>mutations across sequence, structure, transcriptome, and organismal traits were examined</w:t>
+      </w:r>
+      <w:r>
+        <w:t xml:space="preserve"> (</w:t>
+      </w:r>
+      <w:proofErr w:type="spellStart"/>
+      <w:r>
+        <w:t>Ozbilek</w:t>
+      </w:r>
+      <w:proofErr w:type="spellEnd"/>
+      <w:r>
+        <w:t xml:space="preserve"> et al. (2025)). </w:t>
+      </w:r>
+      <w:r>
+        <w:t xml:space="preserve">This was a comprehensive study </w:t>
+      </w:r>
+      <w:r>
+        <w:t>which found that</w:t>
+      </w:r>
+      <w:r>
+        <w:t xml:space="preserve"> temperature altered the transcriptomic response and key phenotypes such as growth rate and biofilm formation. </w:t>
+      </w:r>
+      <w:r>
+        <w:t xml:space="preserve">This work however </w:t>
+      </w:r>
+      <w:r>
+        <w:t xml:space="preserve">only examined a small gradient of </w:t>
+      </w:r>
+      <w:r>
+        <w:t xml:space="preserve">six mutations </w:t>
+      </w:r>
+      <w:r>
+        <w:t xml:space="preserve">at two temperature points. </w:t>
+      </w:r>
+      <w:r>
+        <w:t>This leaves</w:t>
+      </w:r>
+      <w:r>
+        <w:t xml:space="preserve"> the broader thermal fitness landscape of these mutations uncharacterised.</w:t>
+      </w:r>
+      <w:r>
+        <w:t xml:space="preserve"> My research </w:t>
+      </w:r>
+      <w:r>
+        <w:t xml:space="preserve">therefore aims to address this gap by generating a comprehensive dataset on the fitness effects of </w:t>
+      </w:r>
+      <w:r>
+        <w:rPr>
+          <w:i/>
+          <w:iCs/>
+        </w:rPr>
+        <w:t>E. coli</w:t>
+      </w:r>
+      <w:r>
+        <w:t xml:space="preserve"> </w:t>
+      </w:r>
+      <w:proofErr w:type="spellStart"/>
+      <w:r>
+        <w:t>rpoB</w:t>
+      </w:r>
+      <w:proofErr w:type="spellEnd"/>
+      <w:r>
+        <w:t xml:space="preserve"> mutations across a wide and continuous temperature spectrum</w:t>
+      </w:r>
+      <w:r>
+        <w:t>.</w:t>
       </w:r>
     </w:p>
     <w:p/>
@@ -2591,12 +2523,18 @@
     <w:p/>
     <w:p/>
     <w:p/>
+    <w:p/>
+    <w:p/>
+    <w:p/>
+    <w:p/>
+    <w:p/>
     <w:p>
       <w:r>
         <w:rPr>
           <w:b/>
           <w:bCs/>
         </w:rPr>
+        <w:lastRenderedPageBreak/>
         <w:t>Chapter 2</w:t>
       </w:r>
       <w:r>
@@ -2619,7 +2557,14 @@
           <w:b/>
           <w:bCs/>
         </w:rPr>
-        <w:t xml:space="preserve">Intro </w:t>
+        <w:t>Intro</w:t>
+      </w:r>
+      <w:r>
+        <w:rPr>
+          <w:b/>
+          <w:bCs/>
+        </w:rPr>
+        <w:t>duction:</w:t>
       </w:r>
     </w:p>
     <w:p>
@@ -2627,25 +2572,82 @@
         <w:t xml:space="preserve">Mutation is routinely described as a stochastic process, </w:t>
       </w:r>
       <w:r>
-        <w:t>however there are deterministic parts to this process</w:t>
-      </w:r>
-      <w:r>
-        <w:t>. Lenormand, Roze and Rousset (2009) separate the stochasticity of mutation</w:t>
-      </w:r>
-      <w:r>
-        <w:t xml:space="preserve"> into three categories gene, individual and population</w:t>
-      </w:r>
-      <w:r>
-        <w:t xml:space="preserve">, precisely because each operates through a different mechanism with different consequences. </w:t>
-      </w:r>
-      <w:r>
-        <w:t>For this chapter I will be focusing on the m</w:t>
+        <w:t>but this description</w:t>
+      </w:r>
+      <w:r>
+        <w:t xml:space="preserve"> diminishes the</w:t>
+      </w:r>
+      <w:r>
+        <w:t xml:space="preserve"> </w:t>
+      </w:r>
+      <w:r>
+        <w:t xml:space="preserve">deterministic </w:t>
+      </w:r>
+      <w:r>
+        <w:t>aspects of it.</w:t>
+      </w:r>
+      <w:r>
+        <w:t xml:space="preserve"> Lenormand, Roze and Rousset (2009) separate the stochasticity </w:t>
+      </w:r>
+      <w:r>
+        <w:t xml:space="preserve">relevant to evolution into three categories, operating at different scales. </w:t>
+      </w:r>
+      <w:r>
+        <w:t>At the gene level, mutation and variation are stochastic in the sense that new mutations arise independently of their fitness effects.</w:t>
+      </w:r>
+      <w:r>
+        <w:t xml:space="preserve"> </w:t>
+      </w:r>
+      <w:r>
+        <w:t>At the individual level, the survival, reproduction, and mating of any one organism are probabilistic events, and it is this stochasticity of life histories that produces genetic drift. At the population level, fluctuating abiotic and biotic</w:t>
+      </w:r>
+      <w:r>
+        <w:t xml:space="preserve"> factors</w:t>
+      </w:r>
+      <w:r>
+        <w:t xml:space="preserve"> introduce </w:t>
+      </w:r>
+      <w:r>
+        <w:t xml:space="preserve">another source of </w:t>
+      </w:r>
+      <w:r>
+        <w:t>environmental randomness into</w:t>
+      </w:r>
+      <w:r>
+        <w:t xml:space="preserve"> the process of evolution</w:t>
+      </w:r>
+      <w:r>
+        <w:t>.</w:t>
+      </w:r>
+      <w:r>
+        <w:t xml:space="preserve"> </w:t>
+      </w:r>
+      <w:r>
+        <w:t>For this chapter I will focus</w:t>
+      </w:r>
+      <w:r>
+        <w:t xml:space="preserve"> on the </w:t>
+      </w:r>
+      <w:r>
+        <w:t>first</w:t>
+      </w:r>
+      <w:r>
+        <w:t xml:space="preserve"> category, </w:t>
+      </w:r>
+      <w:r>
+        <w:t>m</w:t>
       </w:r>
       <w:r>
         <w:t>utation</w:t>
       </w:r>
       <w:r>
-        <w:t xml:space="preserve"> at the genetic level where m</w:t>
+        <w:t xml:space="preserve"> at the </w:t>
+      </w:r>
+      <w:r>
+        <w:t xml:space="preserve">gene </w:t>
+      </w:r>
+      <w:r>
+        <w:t>level where m</w:t>
       </w:r>
       <w:r>
         <w:t xml:space="preserve">utations are </w:t>
@@ -2654,197 +2656,1679 @@
         <w:t xml:space="preserve">stochastic </w:t>
       </w:r>
       <w:r>
-        <w:t xml:space="preserve">in the sense that they occur independently of their fitness effects </w:t>
-      </w:r>
-      <w:r>
         <w:t xml:space="preserve">and </w:t>
       </w:r>
       <w:r>
-        <w:t>are undirected and not more frequent when advantageous.</w:t>
-      </w:r>
-      <w:r>
-        <w:t xml:space="preserve"> However, </w:t>
-      </w:r>
-      <w:r>
+        <w:t>occur</w:t>
+      </w:r>
+      <w:r>
+        <w:t>s</w:t>
+      </w:r>
+      <w:r>
+        <w:t xml:space="preserve"> independently of their fitness effects </w:t>
+      </w:r>
+      <w:r>
+        <w:t xml:space="preserve">and </w:t>
+      </w:r>
+      <w:r>
+        <w:t xml:space="preserve">are not more frequent </w:t>
+      </w:r>
+      <w:r>
+        <w:t xml:space="preserve">simply because they would be </w:t>
+      </w:r>
+      <w:r>
+        <w:t>advantageous.</w:t>
+      </w:r>
+      <w:r>
+        <w:t xml:space="preserve"> </w:t>
+      </w:r>
+      <w:r>
+        <w:t>This however does not</w:t>
+      </w:r>
+      <w:r>
+        <w:t xml:space="preserve"> mean </w:t>
+      </w:r>
+      <w:r>
+        <w:t>all mutations</w:t>
+      </w:r>
+      <w:r>
+        <w:t xml:space="preserve"> are equally likely</w:t>
+      </w:r>
+      <w:r>
+        <w:t xml:space="preserve">. </w:t>
+      </w:r>
+      <w:r>
+        <w:t>Most</w:t>
+      </w:r>
+      <w:r>
+        <w:t xml:space="preserve"> new mutations are deleterious</w:t>
+      </w:r>
+      <w:r>
+        <w:t>, this skews</w:t>
+      </w:r>
+      <w:r>
+        <w:t xml:space="preserve"> which </w:t>
+      </w:r>
+      <w:r>
+        <w:t>mutations survive</w:t>
+      </w:r>
+      <w:r>
+        <w:t xml:space="preserve"> to </w:t>
+      </w:r>
+      <w:r>
+        <w:t xml:space="preserve">be </w:t>
+      </w:r>
+      <w:proofErr w:type="gramStart"/>
+      <w:r>
+        <w:t>observed, and</w:t>
+      </w:r>
+      <w:proofErr w:type="gramEnd"/>
+      <w:r>
+        <w:t xml:space="preserve"> can cause</w:t>
+      </w:r>
+      <w:r>
+        <w:t xml:space="preserve"> </w:t>
+      </w:r>
+      <w:r>
+        <w:t xml:space="preserve">different populations </w:t>
+      </w:r>
+      <w:r>
+        <w:t xml:space="preserve">to </w:t>
+      </w:r>
+      <w:r>
+        <w:t>reach different adaptive solutions</w:t>
+      </w:r>
+      <w:r>
+        <w:t xml:space="preserve"> by different routes.</w:t>
+      </w:r>
+      <w:r>
+        <w:t xml:space="preserve"> Due to the uneven distribution of </w:t>
+      </w:r>
+      <w:r>
+        <w:t>mutation rate and mutational target size the mutation</w:t>
+      </w:r>
+      <w:r>
+        <w:t xml:space="preserve"> </w:t>
+      </w:r>
+      <w:proofErr w:type="gramStart"/>
+      <w:r>
+        <w:t>pool</w:t>
+      </w:r>
+      <w:proofErr w:type="gramEnd"/>
+      <w:r>
+        <w:t xml:space="preserve"> a population </w:t>
+      </w:r>
+      <w:r>
+        <w:t xml:space="preserve">can draw from </w:t>
+      </w:r>
+      <w:r>
+        <w:t>is biased</w:t>
+      </w:r>
+      <w:r>
+        <w:t xml:space="preserve">. </w:t>
+      </w:r>
+      <w:r>
+        <w:t>Results</w:t>
+      </w:r>
+      <w:r>
+        <w:t xml:space="preserve"> from our lab </w:t>
+      </w:r>
+      <w:r>
+        <w:t xml:space="preserve">show that </w:t>
+      </w:r>
+      <w:r>
+        <w:t>some rifampicin-</w:t>
+      </w:r>
+      <w:r>
+        <w:t xml:space="preserve">resistant </w:t>
+      </w:r>
+      <w:proofErr w:type="spellStart"/>
+      <w:r>
+        <w:rPr>
+          <w:i/>
+        </w:rPr>
+        <w:t>rpoB</w:t>
+      </w:r>
+      <w:proofErr w:type="spellEnd"/>
+      <w:r>
+        <w:t xml:space="preserve"> mutations appear at a higher frequency than others</w:t>
+      </w:r>
+      <w:r>
+        <w:t xml:space="preserve">. This pattern was also observed in literature </w:t>
+      </w:r>
+      <w:r>
+        <w:t xml:space="preserve">by </w:t>
+      </w:r>
+      <w:r>
+        <w:t>Barrick et al. (2010</w:t>
+      </w:r>
+      <w:r>
+        <w:t>), who showed</w:t>
+      </w:r>
+      <w:r>
+        <w:t xml:space="preserve"> that different </w:t>
+      </w:r>
+      <w:proofErr w:type="spellStart"/>
+      <w:r>
+        <w:t>RIFr</w:t>
+      </w:r>
+      <w:proofErr w:type="spellEnd"/>
+      <w:r>
+        <w:t xml:space="preserve"> mutations</w:t>
+      </w:r>
+      <w:r>
+        <w:t xml:space="preserve">, differ substantially in the fitness </w:t>
+      </w:r>
+      <w:r>
+        <w:t>cost</w:t>
+      </w:r>
+      <w:r>
+        <w:t xml:space="preserve"> they impose</w:t>
+      </w:r>
+      <w:r>
+        <w:t>,</w:t>
+      </w:r>
+      <w:r>
+        <w:t xml:space="preserve"> and correspondingly in the evolvability of the strains </w:t>
+      </w:r>
+      <w:r>
+        <w:t>that harbour them.</w:t>
+      </w:r>
+      <w:r>
+        <w:t xml:space="preserve"> After </w:t>
+      </w:r>
+      <w:r>
+        <w:t xml:space="preserve">consulting the </w:t>
+      </w:r>
+      <w:proofErr w:type="gramStart"/>
+      <w:r>
+        <w:t>literature</w:t>
+      </w:r>
+      <w:proofErr w:type="gramEnd"/>
+      <w:r>
+        <w:t xml:space="preserve"> I have managed to pinpoint</w:t>
+      </w:r>
+      <w:r>
+        <w:t xml:space="preserve"> two early stochastic process emergence and establishment that generates this </w:t>
+      </w:r>
+      <w:r>
+        <w:t>uneven</w:t>
+      </w:r>
+      <w:r>
+        <w:t xml:space="preserve"> distribution that we see</w:t>
+      </w:r>
+      <w:r>
+        <w:t xml:space="preserve">. Emergence </w:t>
+      </w:r>
+      <w:r>
+        <w:t xml:space="preserve">is </w:t>
+      </w:r>
+      <w:r>
+        <w:t xml:space="preserve">whether a mutation arises at all in a </w:t>
+      </w:r>
+      <w:r>
+        <w:t xml:space="preserve">culture which is </w:t>
+      </w:r>
+      <w:r>
+        <w:t>governed by the uneven mutational input just described</w:t>
+      </w:r>
+      <w:r>
+        <w:t xml:space="preserve"> where </w:t>
+      </w:r>
+      <w:r>
+        <w:t>some codon changes are simply far more mutationally accessible than others. Establishment</w:t>
+      </w:r>
+      <w:r>
+        <w:t xml:space="preserve"> on the other hand is </w:t>
+      </w:r>
+      <w:r>
+        <w:t xml:space="preserve">whether that mutant then survives the </w:t>
+      </w:r>
+      <w:r>
+        <w:t>early stochastic period</w:t>
+      </w:r>
+      <w:r>
+        <w:t xml:space="preserve"> </w:t>
+      </w:r>
+      <w:r>
+        <w:t xml:space="preserve">and rises to a </w:t>
+      </w:r>
+      <w:r>
+        <w:t xml:space="preserve">detectable </w:t>
+      </w:r>
+      <w:r>
+        <w:t xml:space="preserve">colony </w:t>
+      </w:r>
+      <w:r>
+        <w:t>(</w:t>
+      </w:r>
+      <w:r>
+        <w:t xml:space="preserve">Zur </w:t>
+      </w:r>
+      <w:proofErr w:type="spellStart"/>
+      <w:r>
+        <w:t>Wiesch</w:t>
+      </w:r>
+      <w:proofErr w:type="spellEnd"/>
+      <w:r>
+        <w:t xml:space="preserve"> et al. (2011)).</w:t>
+      </w:r>
+      <w:r>
+        <w:t xml:space="preserve"> </w:t>
+      </w:r>
+      <w:r>
+        <w:t>As</w:t>
+      </w:r>
+      <w:r>
+        <w:t xml:space="preserve"> these are two independent stochastic steps, </w:t>
+      </w:r>
+      <w:r>
+        <w:t xml:space="preserve">results can </w:t>
+      </w:r>
+      <w:r>
+        <w:t>be misleading</w:t>
+      </w:r>
+      <w:r>
+        <w:t xml:space="preserve"> if we only examine </w:t>
+      </w:r>
+      <w:r>
+        <w:t>one in isolation</w:t>
+      </w:r>
+      <w:r>
+        <w:t xml:space="preserve">. </w:t>
+      </w:r>
+    </w:p>
+    <w:p/>
+    <w:p/>
+    <w:p/>
+    <w:p>
+      <w:pPr>
+        <w:rPr>
+          <w:b/>
+          <w:bCs/>
+        </w:rPr>
+      </w:pPr>
+    </w:p>
+    <w:p>
+      <w:pPr>
+        <w:rPr>
+          <w:b/>
+          <w:bCs/>
+        </w:rPr>
+      </w:pPr>
+    </w:p>
+    <w:p>
+      <w:pPr>
+        <w:rPr>
+          <w:b/>
+          <w:bCs/>
+        </w:rPr>
+      </w:pPr>
+    </w:p>
+    <w:p>
+      <w:pPr>
+        <w:rPr>
+          <w:b/>
+          <w:bCs/>
+        </w:rPr>
+      </w:pPr>
+    </w:p>
+    <w:p>
+      <w:pPr>
+        <w:rPr>
+          <w:b/>
+          <w:bCs/>
+        </w:rPr>
+      </w:pPr>
+      <w:r>
+        <w:rPr>
+          <w:b/>
+          <w:bCs/>
+        </w:rPr>
         <w:lastRenderedPageBreak/>
-        <w:t>t</w:t>
-      </w:r>
-      <w:r>
-        <w:t xml:space="preserve">his doesn't mean </w:t>
-      </w:r>
-      <w:r>
-        <w:t>all mutations</w:t>
-      </w:r>
-      <w:r>
-        <w:t xml:space="preserve"> are equally likely</w:t>
+        <w:t>E</w:t>
+      </w:r>
+      <w:r>
+        <w:rPr>
+          <w:b/>
+          <w:bCs/>
+        </w:rPr>
+        <w:t>mergence</w:t>
+      </w:r>
+      <w:r>
+        <w:rPr>
+          <w:b/>
+          <w:bCs/>
+        </w:rPr>
+        <w:t xml:space="preserve"> and the Luria </w:t>
+      </w:r>
+      <w:proofErr w:type="spellStart"/>
+      <w:r>
+        <w:rPr>
+          <w:b/>
+          <w:bCs/>
+        </w:rPr>
+        <w:t>de</w:t>
+      </w:r>
+      <w:r>
+        <w:rPr>
+          <w:b/>
+          <w:bCs/>
+        </w:rPr>
+        <w:t>l</w:t>
+      </w:r>
+      <w:r>
+        <w:rPr>
+          <w:b/>
+          <w:bCs/>
+        </w:rPr>
+        <w:t>bru</w:t>
+      </w:r>
+      <w:r>
+        <w:rPr>
+          <w:b/>
+          <w:bCs/>
+        </w:rPr>
+        <w:t>c</w:t>
+      </w:r>
+      <w:r>
+        <w:rPr>
+          <w:b/>
+          <w:bCs/>
+        </w:rPr>
+        <w:t>k</w:t>
+      </w:r>
+      <w:proofErr w:type="spellEnd"/>
+      <w:r>
+        <w:rPr>
+          <w:b/>
+          <w:bCs/>
+        </w:rPr>
+        <w:t xml:space="preserve"> experiment:</w:t>
+      </w:r>
+      <w:r>
+        <w:rPr>
+          <w:b/>
+          <w:bCs/>
+        </w:rPr>
+        <w:t xml:space="preserve"> </w:t>
+      </w:r>
+    </w:p>
+    <w:p>
+      <w:r>
+        <w:t xml:space="preserve">The </w:t>
+      </w:r>
+      <w:r>
+        <w:t xml:space="preserve">first part of a mutant’s life cycle is </w:t>
+      </w:r>
+      <w:r>
+        <w:t>known</w:t>
       </w:r>
       <w:r>
         <w:t xml:space="preserve"> as </w:t>
       </w:r>
       <w:r>
-        <w:t>most new mutations are deleterious</w:t>
-      </w:r>
-      <w:r>
-        <w:t xml:space="preserve"> which </w:t>
-      </w:r>
-      <w:r>
-        <w:t xml:space="preserve">will skew the </w:t>
+        <w:t>emergence which is the</w:t>
+      </w:r>
+      <w:r>
+        <w:t xml:space="preserve"> initial appearance of a mutant within a population</w:t>
+      </w:r>
+      <w:r>
+        <w:t xml:space="preserve">. </w:t>
+      </w:r>
+      <w:r>
+        <w:t>This can occur b</w:t>
+      </w:r>
+      <w:r>
+        <w:t>efore</w:t>
+      </w:r>
+      <w:r>
+        <w:t xml:space="preserve"> any </w:t>
+      </w:r>
+      <w:r>
+        <w:t>drug is introduced</w:t>
+      </w:r>
+      <w:r>
+        <w:t xml:space="preserve"> and </w:t>
+      </w:r>
+      <w:r>
+        <w:t>resistant mutants may already exist in a population at low frequency</w:t>
+      </w:r>
+      <w:r>
+        <w:t xml:space="preserve"> which is balanced by </w:t>
+      </w:r>
+      <w:r>
+        <w:t xml:space="preserve">the mutation rate, </w:t>
+      </w:r>
+      <w:r>
+        <w:t xml:space="preserve">acquisition </w:t>
+      </w:r>
+      <w:r>
+        <w:t>of resistant cells from elsewhere, and the fitness cost of resistance</w:t>
+      </w:r>
+      <w:r>
+        <w:t xml:space="preserve"> </w:t>
+      </w:r>
+      <w:r>
+        <w:t>(</w:t>
+      </w:r>
+      <w:r>
+        <w:t>Z</w:t>
+      </w:r>
+      <w:r>
+        <w:t xml:space="preserve">ur </w:t>
       </w:r>
       <w:proofErr w:type="spellStart"/>
       <w:r>
-        <w:t>mutaitons</w:t>
+        <w:t>Wiesch</w:t>
       </w:r>
       <w:proofErr w:type="spellEnd"/>
       <w:r>
-        <w:t xml:space="preserve"> that makes it to the end </w:t>
+        <w:t xml:space="preserve"> et al. 2011).</w:t>
+      </w:r>
+      <w:r>
+        <w:t xml:space="preserve"> </w:t>
+      </w:r>
+      <w:r>
+        <w:t xml:space="preserve">In situations where </w:t>
+      </w:r>
+      <w:r>
+        <w:t xml:space="preserve">no resistant mutant yet exists, </w:t>
+      </w:r>
+      <w:r>
+        <w:t xml:space="preserve">emergence </w:t>
+      </w:r>
+      <w:r>
+        <w:t xml:space="preserve">is a chance event governed by mutation rates and by effective population size </w:t>
+      </w:r>
+      <w:r>
+        <w:t xml:space="preserve">and </w:t>
+      </w:r>
+      <w:r>
+        <w:t>not by dru</w:t>
+      </w:r>
+      <w:r>
+        <w:t xml:space="preserve">g. </w:t>
+      </w:r>
+    </w:p>
+    <w:p>
+      <w:r>
+        <w:t>The evidence for this comes from a landmark study</w:t>
+      </w:r>
+      <w:r>
+        <w:t xml:space="preserve"> in </w:t>
+      </w:r>
+      <w:r>
+        <w:t>1943, the Luria–Delbrück experiment, or fluctuation test, which remains in use today for detecting and estimating the rate of spontaneous mutation in bacteria</w:t>
+      </w:r>
+      <w:r>
+        <w:t xml:space="preserve">. </w:t>
+      </w:r>
+      <w:r>
+        <w:t xml:space="preserve">In their original design, multiple replicate cultures of </w:t>
+      </w:r>
+      <w:r>
+        <w:rPr>
+          <w:i/>
+          <w:iCs/>
+        </w:rPr>
+        <w:t>E. coli</w:t>
+      </w:r>
+      <w:r>
+        <w:t xml:space="preserve"> were grown from a small number of cells to a large population, then plated with </w:t>
+      </w:r>
+      <w:r>
+        <w:t>bacteriophage to act as a form of selection</w:t>
+      </w:r>
+      <w:r>
+        <w:t>.</w:t>
+      </w:r>
+      <w:r>
+        <w:t xml:space="preserve"> </w:t>
+      </w:r>
+      <w:r>
+        <w:t>Th</w:t>
+      </w:r>
+      <w:r>
+        <w:t xml:space="preserve">is </w:t>
+      </w:r>
+      <w:r>
+        <w:t xml:space="preserve">experiment was designed to </w:t>
+      </w:r>
+      <w:r>
+        <w:t>test</w:t>
+      </w:r>
+      <w:r>
+        <w:t xml:space="preserve"> two competing hypotheses</w:t>
+      </w:r>
+      <w:r>
+        <w:t xml:space="preserve">, </w:t>
+      </w:r>
+      <w:r>
+        <w:t>that resistance mutations ar</w:t>
+      </w:r>
+      <w:r>
+        <w:t>ose</w:t>
+      </w:r>
+      <w:r>
+        <w:t xml:space="preserve"> as a direct response to phage exposure, or that resistance ar</w:t>
+      </w:r>
+      <w:r>
+        <w:t xml:space="preserve">ose </w:t>
+      </w:r>
+      <w:r>
+        <w:t>stochastically during growth</w:t>
+      </w:r>
+      <w:r>
+        <w:t xml:space="preserve">. </w:t>
+      </w:r>
+      <w:r>
+        <w:t xml:space="preserve">If the first hypothesis </w:t>
+      </w:r>
+      <w:r>
+        <w:t>was proven to be</w:t>
+      </w:r>
+      <w:r>
+        <w:t xml:space="preserve"> correct, colony counts should follow a Poisson distribution</w:t>
+      </w:r>
+      <w:r>
+        <w:t xml:space="preserve"> as </w:t>
+      </w:r>
+      <w:r>
+        <w:t>each</w:t>
+      </w:r>
+      <w:r>
+        <w:t xml:space="preserve"> bacterium</w:t>
+      </w:r>
+      <w:r>
+        <w:t xml:space="preserve"> would independently acquire resistance upon exposure </w:t>
+      </w:r>
+      <w:proofErr w:type="gramStart"/>
+      <w:r>
+        <w:t xml:space="preserve">to </w:t>
+      </w:r>
+      <w:r>
+        <w:t xml:space="preserve"> the</w:t>
+      </w:r>
+      <w:proofErr w:type="gramEnd"/>
+      <w:r>
+        <w:t xml:space="preserve"> </w:t>
+      </w:r>
+      <w:r>
+        <w:t>phage</w:t>
+      </w:r>
+      <w:r>
+        <w:t xml:space="preserve">. This would lead to the results showing </w:t>
+      </w:r>
+      <w:proofErr w:type="gramStart"/>
+      <w:r>
+        <w:t>a fairly even</w:t>
+      </w:r>
+      <w:proofErr w:type="gramEnd"/>
+      <w:r>
+        <w:t xml:space="preserve"> number of survivors across replicate plates</w:t>
+      </w:r>
+      <w:r>
+        <w:rPr>
+          <w:highlight w:val="yellow"/>
+        </w:rPr>
+        <w:t xml:space="preserve">. </w:t>
+      </w:r>
+      <w:r>
+        <w:rPr>
+          <w:highlight w:val="yellow"/>
+        </w:rPr>
+        <w:t>If the second w</w:t>
+      </w:r>
+      <w:r>
+        <w:rPr>
+          <w:highlight w:val="yellow"/>
+        </w:rPr>
+        <w:t>as</w:t>
+      </w:r>
+      <w:r>
+        <w:rPr>
+          <w:highlight w:val="yellow"/>
+        </w:rPr>
+        <w:t xml:space="preserve"> correct, resistance should instead follow a highly skewed</w:t>
+      </w:r>
+      <w:r>
+        <w:rPr>
+          <w:highlight w:val="yellow"/>
+        </w:rPr>
+        <w:t xml:space="preserve"> </w:t>
+      </w:r>
+      <w:r>
+        <w:rPr>
+          <w:highlight w:val="yellow"/>
+        </w:rPr>
+        <w:t>“jackpot” distribution</w:t>
+      </w:r>
+      <w:r>
+        <w:rPr>
+          <w:highlight w:val="yellow"/>
+        </w:rPr>
+        <w:t xml:space="preserve"> </w:t>
+      </w:r>
+      <w:r>
+        <w:rPr>
+          <w:highlight w:val="yellow"/>
+        </w:rPr>
+        <w:t xml:space="preserve">since an early </w:t>
+      </w:r>
+      <w:r>
+        <w:rPr>
+          <w:highlight w:val="yellow"/>
+        </w:rPr>
+        <w:t xml:space="preserve">stochastic </w:t>
+      </w:r>
+      <w:r>
+        <w:rPr>
+          <w:highlight w:val="yellow"/>
+        </w:rPr>
+        <w:t xml:space="preserve">resistance </w:t>
+      </w:r>
+      <w:r>
+        <w:rPr>
+          <w:highlight w:val="yellow"/>
+        </w:rPr>
+        <w:t>mutation during establishment</w:t>
+      </w:r>
+      <w:r>
+        <w:rPr>
+          <w:highlight w:val="yellow"/>
+        </w:rPr>
+        <w:t xml:space="preserve"> will cause </w:t>
+      </w:r>
+      <w:r>
+        <w:rPr>
+          <w:highlight w:val="yellow"/>
+        </w:rPr>
+        <w:t xml:space="preserve">that mutation to persist </w:t>
+      </w:r>
+      <w:r>
+        <w:rPr>
+          <w:highlight w:val="yellow"/>
+        </w:rPr>
+        <w:t xml:space="preserve">and </w:t>
+      </w:r>
+      <w:r>
+        <w:rPr>
+          <w:highlight w:val="yellow"/>
+        </w:rPr>
+        <w:t xml:space="preserve">grow </w:t>
+      </w:r>
+      <w:proofErr w:type="gramStart"/>
+      <w:r>
+        <w:rPr>
+          <w:highlight w:val="yellow"/>
+        </w:rPr>
+        <w:t>to  a</w:t>
+      </w:r>
+      <w:proofErr w:type="gramEnd"/>
+      <w:r>
+        <w:rPr>
+          <w:highlight w:val="yellow"/>
+        </w:rPr>
+        <w:t xml:space="preserve"> much higher number once the phage is introduced. </w:t>
+      </w:r>
+      <w:r>
+        <w:rPr>
+          <w:highlight w:val="yellow"/>
+        </w:rPr>
+        <w:t xml:space="preserve"> While </w:t>
+      </w:r>
+      <w:r>
+        <w:rPr>
+          <w:highlight w:val="yellow"/>
+        </w:rPr>
+        <w:t>a mutation</w:t>
+      </w:r>
+      <w:r>
+        <w:rPr>
+          <w:highlight w:val="yellow"/>
+        </w:rPr>
+        <w:t xml:space="preserve"> that was late to mutation or was unable to </w:t>
+      </w:r>
+      <w:r>
+        <w:rPr>
+          <w:highlight w:val="yellow"/>
+        </w:rPr>
+        <w:t>stochastically</w:t>
+      </w:r>
+      <w:r>
+        <w:rPr>
+          <w:highlight w:val="yellow"/>
+        </w:rPr>
+        <w:t xml:space="preserve"> </w:t>
+      </w:r>
+      <w:r>
+        <w:rPr>
+          <w:highlight w:val="yellow"/>
+        </w:rPr>
+        <w:t xml:space="preserve">gain resistance </w:t>
+      </w:r>
+      <w:r>
+        <w:rPr>
+          <w:highlight w:val="yellow"/>
+        </w:rPr>
+        <w:t xml:space="preserve">would </w:t>
+      </w:r>
+      <w:r>
+        <w:rPr>
+          <w:highlight w:val="yellow"/>
+        </w:rPr>
+        <w:t xml:space="preserve">lead to </w:t>
+      </w:r>
+      <w:r>
+        <w:rPr>
+          <w:highlight w:val="yellow"/>
+        </w:rPr>
+        <w:t xml:space="preserve">most cultures </w:t>
+      </w:r>
+      <w:r>
+        <w:rPr>
+          <w:highlight w:val="yellow"/>
+        </w:rPr>
+        <w:t xml:space="preserve">during plating </w:t>
+      </w:r>
+      <w:r>
+        <w:rPr>
+          <w:highlight w:val="yellow"/>
+        </w:rPr>
+        <w:t>with very few or no resistant colonies.</w:t>
+      </w:r>
+      <w:r>
+        <w:t xml:space="preserve"> </w:t>
+      </w:r>
+      <w:r>
+        <w:t xml:space="preserve"> From the results, </w:t>
+      </w:r>
+      <w:r>
+        <w:t xml:space="preserve">Luria and Delbrück observed variance in colony counts between plates </w:t>
+      </w:r>
+      <w:r>
+        <w:t xml:space="preserve">which far exceeded </w:t>
+      </w:r>
+      <w:r>
+        <w:t>a Poisson distribution</w:t>
+      </w:r>
+      <w:r>
+        <w:t xml:space="preserve">. This </w:t>
+      </w:r>
+      <w:r>
+        <w:t>led</w:t>
+      </w:r>
+      <w:r>
+        <w:t xml:space="preserve"> them to the conclusion that </w:t>
+      </w:r>
+      <w:r>
+        <w:t xml:space="preserve">mutation is </w:t>
+      </w:r>
+      <w:r>
+        <w:t xml:space="preserve">a </w:t>
+      </w:r>
+      <w:r>
+        <w:t>stochastic</w:t>
+      </w:r>
+      <w:r>
+        <w:t xml:space="preserve"> process</w:t>
+      </w:r>
+      <w:r>
+        <w:t>.</w:t>
+      </w:r>
+    </w:p>
+    <w:p>
+      <w:r>
+        <w:t xml:space="preserve">This conclusion was however no </w:t>
+      </w:r>
+      <w:r>
+        <w:t xml:space="preserve">unchallenged. </w:t>
+      </w:r>
+      <w:r>
+        <w:t xml:space="preserve">Opposite theories were proposed which included </w:t>
+      </w:r>
+      <w:r>
+        <w:t>that bacteria might possess mechanisms for “choosing” which mutations to make in response to selection, a hypothesis that became known as directed, or adaptive, mutation</w:t>
+      </w:r>
+      <w:r>
+        <w:t xml:space="preserve"> </w:t>
+      </w:r>
+      <w:r>
+        <w:t xml:space="preserve">((Cairns et al. 1988)). </w:t>
+      </w:r>
+      <w:r>
+        <w:t xml:space="preserve">This claim </w:t>
+      </w:r>
+      <w:r>
+        <w:t>s</w:t>
+      </w:r>
+      <w:r>
+        <w:t>parked a strong backlash</w:t>
+      </w:r>
+      <w:r>
+        <w:t xml:space="preserve"> </w:t>
+      </w:r>
+      <w:r>
+        <w:t xml:space="preserve">in </w:t>
+      </w:r>
+      <w:r>
+        <w:t xml:space="preserve">the scientific community </w:t>
+      </w:r>
+      <w:r>
+        <w:t xml:space="preserve">with </w:t>
+      </w:r>
+      <w:r>
+        <w:t xml:space="preserve">many showing </w:t>
+      </w:r>
+      <w:r>
+        <w:t>mathematically that the patterns Cairns had used as evidence</w:t>
+      </w:r>
+      <w:r>
+        <w:t xml:space="preserve"> </w:t>
+      </w:r>
+      <w:r>
+        <w:t xml:space="preserve">could also arise under </w:t>
+      </w:r>
+      <w:proofErr w:type="gramStart"/>
+      <w:r>
+        <w:t>a</w:t>
+      </w:r>
+      <w:proofErr w:type="gramEnd"/>
+      <w:r>
+        <w:t xml:space="preserve"> undirected model once</w:t>
+      </w:r>
+      <w:r>
+        <w:t xml:space="preserve"> </w:t>
+      </w:r>
+      <w:r>
+        <w:t>differential growth and survival of mutant and non-mutant cells were properly accounted for</w:t>
+      </w:r>
+      <w:r>
+        <w:t xml:space="preserve"> ((Lenski (1989))</w:t>
+      </w:r>
+      <w:r>
+        <w:t xml:space="preserve">. </w:t>
+      </w:r>
+      <w:r>
+        <w:t xml:space="preserve"> </w:t>
+      </w:r>
+      <w:r>
+        <w:t>S</w:t>
+      </w:r>
+      <w:r>
+        <w:t xml:space="preserve">ubsequent statistical work refined the fluctuation-test framework itself to make this kind of distinction more rigorous </w:t>
+      </w:r>
+      <w:r>
+        <w:t>(</w:t>
+      </w:r>
+      <w:r>
+        <w:t>(Ma</w:t>
+      </w:r>
+      <w:r>
+        <w:t xml:space="preserve"> et al.</w:t>
+      </w:r>
+      <w:r>
+        <w:t>1992)</w:t>
+      </w:r>
+      <w:r>
+        <w:t>)</w:t>
+      </w:r>
+      <w:r>
+        <w:t xml:space="preserve"> and the </w:t>
+      </w:r>
+      <w:r>
+        <w:t xml:space="preserve">current </w:t>
+      </w:r>
+      <w:r>
+        <w:t>consensu</w:t>
+      </w:r>
+      <w:r>
+        <w:t>s</w:t>
+      </w:r>
+      <w:r>
+        <w:t xml:space="preserve"> agrees much more closely to </w:t>
+      </w:r>
+      <w:r>
+        <w:t>the original Luria</w:t>
+      </w:r>
+      <w:r>
+        <w:t xml:space="preserve"> </w:t>
+      </w:r>
+      <w:r>
+        <w:t>Delbrück</w:t>
+      </w:r>
+      <w:r>
+        <w:t xml:space="preserve"> experiment</w:t>
+      </w:r>
+      <w:r>
+        <w:t xml:space="preserve"> than to directed mutation</w:t>
+      </w:r>
+      <w:r>
+        <w:t xml:space="preserve">. </w:t>
+      </w:r>
+    </w:p>
+    <w:p/>
+    <w:p>
+      <w:pPr>
+        <w:rPr>
+          <w:b/>
+          <w:bCs/>
+        </w:rPr>
+      </w:pPr>
+      <w:r>
+        <w:rPr>
+          <w:b/>
+          <w:bCs/>
+        </w:rPr>
+        <w:lastRenderedPageBreak/>
+        <w:t>Stochastic establishment and mortality</w:t>
+      </w:r>
+      <w:r>
+        <w:rPr>
+          <w:b/>
+          <w:bCs/>
+        </w:rPr>
+        <w:t xml:space="preserve"> </w:t>
+      </w:r>
+      <w:r>
+        <w:rPr>
+          <w:b/>
+          <w:bCs/>
+        </w:rPr>
+        <w:t xml:space="preserve">in the face of antibiotics </w:t>
+      </w:r>
+    </w:p>
+    <w:p>
+      <w:r>
+        <w:t xml:space="preserve">While the </w:t>
+      </w:r>
+      <w:r>
+        <w:t>Luria Delbrück experiment</w:t>
+      </w:r>
+      <w:r>
+        <w:t xml:space="preserve"> </w:t>
+      </w:r>
+      <w:r>
+        <w:t>remains the standard method for estimating microbial mutation rates, it only captures the first stochastic phase a mutation faces</w:t>
+      </w:r>
+      <w:r>
+        <w:t xml:space="preserve"> which is emergence. </w:t>
+      </w:r>
+      <w:r>
+        <w:t>The experiment assumes that a newly arisen mutant goes on to survive</w:t>
+      </w:r>
+      <w:r>
+        <w:t xml:space="preserve"> </w:t>
+      </w:r>
+      <w:proofErr w:type="gramStart"/>
+      <w:r>
+        <w:t>when in reality</w:t>
+      </w:r>
+      <w:r>
+        <w:t>,</w:t>
+      </w:r>
+      <w:proofErr w:type="gramEnd"/>
+      <w:r>
+        <w:t xml:space="preserve"> </w:t>
+      </w:r>
+      <w:r>
+        <w:t xml:space="preserve">a new mutation must also survive a period of vulnerability governed by </w:t>
+      </w:r>
+      <w:r>
+        <w:t xml:space="preserve">chance </w:t>
+      </w:r>
+      <w:r>
+        <w:t xml:space="preserve">events </w:t>
+      </w:r>
+      <w:r>
+        <w:t xml:space="preserve">which </w:t>
+      </w:r>
+      <w:r>
+        <w:t xml:space="preserve">a process this </w:t>
+      </w:r>
+      <w:r>
+        <w:t>review</w:t>
+      </w:r>
+      <w:r>
+        <w:t xml:space="preserve"> refers to as establishment </w:t>
+      </w:r>
+      <w:r>
+        <w:t xml:space="preserve">or its </w:t>
+      </w:r>
+      <w:r>
+        <w:t xml:space="preserve">opposite mortality </w:t>
+      </w:r>
+      <w:r>
+        <w:t>(</w:t>
+      </w:r>
+      <w:r>
+        <w:t>Z</w:t>
+      </w:r>
+      <w:r>
+        <w:t xml:space="preserve">ur </w:t>
       </w:r>
       <w:proofErr w:type="spellStart"/>
       <w:r>
-        <w:t>cuasing</w:t>
+        <w:t>Wiesch</w:t>
       </w:r>
       <w:proofErr w:type="spellEnd"/>
       <w:r>
+        <w:t xml:space="preserve"> et al. 2011).</w:t>
+      </w:r>
+      <w:r>
         <w:t xml:space="preserve"> </w:t>
       </w:r>
       <w:r>
-        <w:t xml:space="preserve">different populations </w:t>
+        <w:t xml:space="preserve">The theoretical foundation for this was </w:t>
+      </w:r>
+      <w:r>
+        <w:t xml:space="preserve">discussed in a paper </w:t>
+      </w:r>
+      <w:proofErr w:type="gramStart"/>
+      <w:r>
+        <w:t xml:space="preserve">by </w:t>
+      </w:r>
+      <w:r>
+        <w:t xml:space="preserve"> Haldane</w:t>
+      </w:r>
+      <w:proofErr w:type="gramEnd"/>
+      <w:r>
+        <w:t xml:space="preserve">  </w:t>
+      </w:r>
+      <w:r>
+        <w:t xml:space="preserve">in </w:t>
+      </w:r>
+      <w:r>
+        <w:t>1927, who showed that a weakly beneficial allele fixes with probability of approximately 2s in a large population, under the assumptions of discrete generations, weak selection, and Poisson-distributed offspring number</w:t>
+      </w:r>
+      <w:r>
+        <w:t xml:space="preserve">. </w:t>
+      </w:r>
+      <w:r>
+        <w:t xml:space="preserve">Later studies </w:t>
+      </w:r>
+      <w:r>
+        <w:t xml:space="preserve">showed theoretically that establishment probability depends on more than the selection coefficient alone </w:t>
+      </w:r>
+      <w:r>
+        <w:t xml:space="preserve">and </w:t>
+      </w:r>
+      <w:r>
+        <w:t>survival, reproduction, and generation time can all alter the odds of survival, even for a</w:t>
+      </w:r>
+      <w:r>
+        <w:t xml:space="preserve"> very fit strain</w:t>
+      </w:r>
+      <w:r>
+        <w:t xml:space="preserve"> ((</w:t>
+      </w:r>
+      <w:r>
+        <w:t>Patwa</w:t>
+      </w:r>
+      <w:r>
+        <w:t xml:space="preserve"> et al. 2008))</w:t>
+      </w:r>
+      <w:r>
+        <w:t>.</w:t>
+      </w:r>
+      <w:r>
+        <w:t xml:space="preserve"> </w:t>
+      </w:r>
+      <w:r>
+        <w:t xml:space="preserve">Then in 2023 a paper by Helen </w:t>
+      </w:r>
+      <w:r>
+        <w:t>Alexander</w:t>
+      </w:r>
+      <w:r>
+        <w:t xml:space="preserve"> </w:t>
+      </w:r>
+      <w:r>
+        <w:t>provided a practical framework for measuring establishment probability experimentally</w:t>
+      </w:r>
+      <w:r>
+        <w:t xml:space="preserve">. The review </w:t>
+      </w:r>
+      <w:r>
+        <w:t>included three methods</w:t>
+      </w:r>
+      <w:r>
+        <w:t xml:space="preserve">, </w:t>
+      </w:r>
+      <w:r>
+        <w:t>colony counts, sectors within expanding colonies, and liquid seeding assays</w:t>
+      </w:r>
+      <w:r>
+        <w:t>.</w:t>
+      </w:r>
+      <w:r>
+        <w:t xml:space="preserve"> </w:t>
+      </w:r>
+      <w:r>
+        <w:t xml:space="preserve">All three methods </w:t>
+      </w:r>
+      <w:r>
+        <w:t xml:space="preserve">share the same underlying </w:t>
+      </w:r>
+      <w:r>
+        <w:t xml:space="preserve">principle </w:t>
+      </w:r>
+      <w:r>
+        <w:t xml:space="preserve">which involved </w:t>
+      </w:r>
+      <w:r>
+        <w:t>inoculating mutant cells into both a control and an</w:t>
+      </w:r>
+      <w:r>
+        <w:t xml:space="preserve"> </w:t>
+      </w:r>
+      <w:r>
+        <w:t xml:space="preserve">environment </w:t>
+      </w:r>
+      <w:r>
+        <w:t xml:space="preserve">containing antibiotics </w:t>
+      </w:r>
+      <w:r>
+        <w:t>and comparing the lineages that establish in each</w:t>
+      </w:r>
+      <w:r>
+        <w:t xml:space="preserve">. </w:t>
+      </w:r>
+      <w:r>
+        <w:t xml:space="preserve">For my experiment I will be </w:t>
+      </w:r>
+      <w:r>
+        <w:t xml:space="preserve">focusing on the first colony count method </w:t>
+      </w:r>
+      <w:r>
+        <w:t xml:space="preserve">as it gives the most direct visualisation of how many cells go on to establish </w:t>
+      </w:r>
+      <w:r>
+        <w:t xml:space="preserve">after emergence. </w:t>
+      </w:r>
+    </w:p>
+    <w:p>
+      <w:pPr>
+        <w:rPr>
+          <w:b/>
+          <w:bCs/>
+        </w:rPr>
+      </w:pPr>
+    </w:p>
+    <w:p>
+      <w:pPr>
+        <w:rPr>
+          <w:b/>
+          <w:bCs/>
+        </w:rPr>
+      </w:pPr>
+      <w:r>
+        <w:rPr>
+          <w:b/>
+          <w:bCs/>
+        </w:rPr>
+        <w:t xml:space="preserve">Bias between mutation rate and </w:t>
+      </w:r>
+      <w:proofErr w:type="spellStart"/>
+      <w:r>
+        <w:rPr>
+          <w:b/>
+          <w:bCs/>
+        </w:rPr>
+        <w:t>establsiemnt</w:t>
+      </w:r>
+      <w:proofErr w:type="spellEnd"/>
+      <w:r>
+        <w:rPr>
+          <w:b/>
+          <w:bCs/>
+        </w:rPr>
+        <w:t xml:space="preserve"> </w:t>
+      </w:r>
+      <w:proofErr w:type="spellStart"/>
+      <w:r>
+        <w:rPr>
+          <w:b/>
+          <w:bCs/>
+        </w:rPr>
+        <w:t>rining</w:t>
+      </w:r>
+      <w:proofErr w:type="spellEnd"/>
+      <w:r>
+        <w:rPr>
+          <w:b/>
+          <w:bCs/>
+        </w:rPr>
+        <w:t xml:space="preserve"> it back to what I am doing </w:t>
+      </w:r>
+    </w:p>
+    <w:p>
+      <w:r>
+        <w:t xml:space="preserve">When we </w:t>
+      </w:r>
+      <w:r>
+        <w:t xml:space="preserve">look at the early </w:t>
+      </w:r>
+      <w:r>
+        <w:t xml:space="preserve">stages of </w:t>
+      </w:r>
+      <w:r>
+        <w:t>the mutational process</w:t>
+      </w:r>
+      <w:r>
+        <w:t>, we see that</w:t>
+      </w:r>
+      <w:r>
+        <w:t xml:space="preserve"> </w:t>
+      </w:r>
+      <w:r>
+        <w:t>examining either emergence or establishment in isolation risks a biased interpretation of how resistance evolves</w:t>
+      </w:r>
+      <w:r>
+        <w:t xml:space="preserve">. </w:t>
+      </w:r>
+      <w:r>
+        <w:t xml:space="preserve">The </w:t>
+      </w:r>
+      <w:r>
+        <w:t>Luria Delbrück experiment</w:t>
+      </w:r>
+      <w:r>
+        <w:t xml:space="preserve"> </w:t>
+      </w:r>
+      <w:r>
+        <w:t>assays are prone to jackpot mutations, where a mutation that happens to arise earlier in a culture's growth expands into a disproportionately large clone</w:t>
+      </w:r>
+      <w:r>
+        <w:t xml:space="preserve">. </w:t>
+      </w:r>
+      <w:r>
+        <w:t xml:space="preserve">We see this in our own results that </w:t>
+      </w:r>
+      <w:r>
+        <w:t xml:space="preserve">certain </w:t>
+      </w:r>
+      <w:proofErr w:type="spellStart"/>
+      <w:r>
+        <w:t>rpoB</w:t>
+      </w:r>
+      <w:proofErr w:type="spellEnd"/>
+      <w:r>
+        <w:t xml:space="preserve"> mutations appear at a disproportionately large rate compared with others</w:t>
+      </w:r>
+      <w:r>
+        <w:t xml:space="preserve">. </w:t>
+      </w:r>
+      <w:r>
+        <w:rPr>
+          <w:rFonts w:cs="Courier New"/>
+        </w:rPr>
+        <w:t xml:space="preserve">This observation is further supported by literature with a study done by </w:t>
+      </w:r>
+      <w:r>
+        <w:rPr>
+          <w:rFonts w:cs="Courier New"/>
+        </w:rPr>
+        <w:t>(</w:t>
+      </w:r>
+      <w:r>
+        <w:rPr>
+          <w:rFonts w:cs="Courier New"/>
+        </w:rPr>
+        <w:t>Fusco, D</w:t>
+      </w:r>
+      <w:r>
+        <w:rPr>
+          <w:rFonts w:cs="Courier New"/>
+        </w:rPr>
+        <w:t xml:space="preserve"> el.at (2016)</w:t>
+      </w:r>
+      <w:r>
+        <w:rPr>
+          <w:rFonts w:cs="Courier New"/>
+        </w:rPr>
+        <w:t>) whereby</w:t>
+      </w:r>
+      <w:r>
+        <w:rPr>
+          <w:rFonts w:cs="Courier New"/>
+        </w:rPr>
+        <w:t xml:space="preserve"> using </w:t>
+      </w:r>
+      <w:r>
+        <w:rPr>
+          <w:rFonts w:cs="Courier New"/>
+        </w:rPr>
+        <w:t xml:space="preserve">fluorescence timelapse microscopy and population sequencing in yeast and </w:t>
+      </w:r>
+      <w:r>
+        <w:rPr>
+          <w:rFonts w:cs="Courier New"/>
+          <w:i/>
+          <w:iCs/>
+        </w:rPr>
+        <w:t>E. coli</w:t>
+      </w:r>
+      <w:r>
+        <w:rPr>
+          <w:rFonts w:cs="Courier New"/>
+        </w:rPr>
+        <w:t xml:space="preserve"> colonies, the</w:t>
+      </w:r>
+      <w:r>
+        <w:rPr>
+          <w:rFonts w:cs="Courier New"/>
+        </w:rPr>
+        <w:t>y</w:t>
+      </w:r>
+      <w:r>
+        <w:rPr>
+          <w:rFonts w:cs="Courier New"/>
+        </w:rPr>
+        <w:t xml:space="preserve"> found high-frequency mutant clones are </w:t>
+      </w:r>
+      <w:r>
+        <w:rPr>
+          <w:rFonts w:cs="Courier New"/>
+        </w:rPr>
+        <w:t xml:space="preserve">greatly </w:t>
+      </w:r>
+      <w:r>
+        <w:rPr>
+          <w:rFonts w:cs="Courier New"/>
+        </w:rPr>
+        <w:t>enhanced</w:t>
+      </w:r>
+      <w:r>
+        <w:rPr>
+          <w:rFonts w:cs="Courier New"/>
+        </w:rPr>
+        <w:t xml:space="preserve"> </w:t>
+      </w:r>
+      <w:r>
+        <w:rPr>
+          <w:rFonts w:cs="Courier New"/>
+        </w:rPr>
+        <w:t>in microbial colonies as a result of late-occurring mutations surfing at the edge of range expansions</w:t>
+      </w:r>
+      <w:r>
+        <w:rPr>
+          <w:rFonts w:cs="Courier New"/>
+        </w:rPr>
+        <w:t xml:space="preserve">. </w:t>
+      </w:r>
+    </w:p>
+    <w:p>
+      <w:r>
+        <w:t>Establishment carries its own, separate bias</w:t>
+      </w:r>
+      <w:r>
+        <w:t xml:space="preserve"> where</w:t>
+      </w:r>
+      <w:r>
+        <w:t xml:space="preserve"> a resistant lineage that has already emerged can still be lost by chance before it grows large enough to be detected.</w:t>
+      </w:r>
+      <w:r>
+        <w:t xml:space="preserve"> </w:t>
+      </w:r>
+      <w:r>
+        <w:t xml:space="preserve">Alexander and MacLean (2020) provided direct empirical evidence of this, using </w:t>
+      </w:r>
+      <w:r>
+        <w:rPr>
+          <w:i/>
+          <w:iCs/>
+        </w:rPr>
+        <w:t>Pseudomonas aeruginosa</w:t>
+      </w:r>
+      <w:r>
+        <w:t xml:space="preserve"> strains carrying resistance plasmids</w:t>
+      </w:r>
+      <w:r>
+        <w:t>.</w:t>
+      </w:r>
+      <w:r>
+        <w:t xml:space="preserve"> </w:t>
+      </w:r>
+      <w:r>
+        <w:t xml:space="preserve">They </w:t>
+      </w:r>
+      <w:r>
+        <w:t>measure</w:t>
+      </w:r>
+      <w:r>
+        <w:t>d</w:t>
+      </w:r>
+      <w:r>
+        <w:t xml:space="preserve"> the probability of detectable outgrowth from a single resistant cell as a function of </w:t>
+      </w:r>
+      <w:r>
+        <w:lastRenderedPageBreak/>
+        <w:t>antibiotic concentration</w:t>
+      </w:r>
+      <w:r>
+        <w:t xml:space="preserve"> and found </w:t>
+      </w:r>
+      <w:r>
+        <w:t>even at concentrations as low as one-eighth of the resistant strain's MIC, establishment probability remained below 5%</w:t>
+      </w:r>
+      <w:r>
+        <w:t xml:space="preserve">. </w:t>
+      </w:r>
+      <w:r>
+        <w:t xml:space="preserve">This </w:t>
+      </w:r>
+      <w:r>
+        <w:t xml:space="preserve">effect is also seen in </w:t>
+      </w:r>
+      <w:r>
+        <w:rPr>
+          <w:i/>
+          <w:iCs/>
+        </w:rPr>
+        <w:t>E. coli</w:t>
+      </w:r>
+      <w:r>
+        <w:t xml:space="preserve"> </w:t>
+      </w:r>
+      <w:r>
+        <w:t xml:space="preserve">where </w:t>
+      </w:r>
+      <w:r>
+        <w:t>strains with higher resistance levels did not show correspondingly higher establishment probabilities at sub-MIC concentrations</w:t>
+      </w:r>
+      <w:r>
+        <w:t xml:space="preserve"> </w:t>
+      </w:r>
+      <w:proofErr w:type="spellStart"/>
+      <w:r>
+        <w:t>Saebelfeld</w:t>
+      </w:r>
+      <w:proofErr w:type="spellEnd"/>
+      <w:r>
+        <w:t xml:space="preserve"> et al. (2022)</w:t>
+      </w:r>
+      <w:r>
+        <w:t>.</w:t>
+      </w:r>
+      <w:r>
+        <w:t xml:space="preserve"> To reiterate</w:t>
+      </w:r>
+      <w:r>
+        <w:t xml:space="preserve">, </w:t>
+      </w:r>
+      <w:r>
+        <w:t xml:space="preserve">a </w:t>
+      </w:r>
+      <w:r>
+        <w:t>mutation’s</w:t>
+      </w:r>
+      <w:r>
+        <w:t xml:space="preserve"> selective advantage </w:t>
+      </w:r>
+      <w:r>
+        <w:t>does not guarantee a high probability of establishment</w:t>
+      </w:r>
+      <w:r>
+        <w:t xml:space="preserve">. Factors </w:t>
+      </w:r>
+      <w:proofErr w:type="gramStart"/>
+      <w:r>
+        <w:t xml:space="preserve">like </w:t>
+      </w:r>
+      <w:r>
+        <w:t xml:space="preserve"> antibiotic</w:t>
+      </w:r>
+      <w:proofErr w:type="gramEnd"/>
+      <w:r>
+        <w:t xml:space="preserve">-induced damage, combined with the intrinsic stochasticity of early cell division and mortality, </w:t>
+      </w:r>
+      <w:r>
+        <w:t>leads</w:t>
+      </w:r>
+      <w:r>
+        <w:t xml:space="preserve"> most lineages to be lost before they could escape extinction</w:t>
+      </w:r>
+      <w:r>
+        <w:t xml:space="preserve">. </w:t>
+      </w:r>
+    </w:p>
+    <w:p>
+      <w:r>
+        <w:t xml:space="preserve">Novelty and gap </w:t>
+      </w:r>
+    </w:p>
+    <w:p>
+      <w:r>
+        <w:t xml:space="preserve"> </w:t>
+      </w:r>
+      <w:r>
+        <w:t>The conclusion these</w:t>
+      </w:r>
+      <w:r>
+        <w:t xml:space="preserve"> observations </w:t>
+      </w:r>
+      <w:r>
+        <w:t xml:space="preserve">leads to is that </w:t>
+      </w:r>
+      <w:r>
+        <w:t>we n</w:t>
+      </w:r>
+      <w:r>
+        <w:t xml:space="preserve">eed to examine each </w:t>
+      </w:r>
+      <w:r>
+        <w:t xml:space="preserve">process in the mutational process more thoroughly. </w:t>
+      </w:r>
+      <w:r>
+        <w:t xml:space="preserve">As if </w:t>
+      </w:r>
+      <w:r>
+        <w:t xml:space="preserve">certain </w:t>
+      </w:r>
+      <w:proofErr w:type="spellStart"/>
+      <w:r>
+        <w:rPr>
+          <w:i/>
+          <w:iCs/>
+        </w:rPr>
+        <w:t>rpoB</w:t>
+      </w:r>
+      <w:proofErr w:type="spellEnd"/>
+      <w:r>
+        <w:t xml:space="preserve"> mutations are </w:t>
+      </w:r>
+      <w:r>
+        <w:t>overrepresented</w:t>
+      </w:r>
+      <w:r>
+        <w:t xml:space="preserve"> among </w:t>
+      </w:r>
+      <w:r>
+        <w:t>relevant</w:t>
+      </w:r>
+      <w:r>
+        <w:t xml:space="preserve"> </w:t>
+      </w:r>
+      <w:r>
+        <w:t>clinical</w:t>
+      </w:r>
+      <w:r>
+        <w:t xml:space="preserve"> bacteria like</w:t>
+      </w:r>
+      <w:r>
+        <w:t xml:space="preserve"> TB because they establish more readily, rather than because they emerge more often, this would call for a different response </w:t>
+      </w:r>
+      <w:r>
+        <w:rPr>
+          <w:highlight w:val="yellow"/>
+        </w:rPr>
+        <w:t>than if the reverse were true.</w:t>
+      </w:r>
+      <w:r>
+        <w:t xml:space="preserve"> This leads me to the gap I am trying to </w:t>
+      </w:r>
+      <w:r>
+        <w:t xml:space="preserve">address. </w:t>
+      </w:r>
+      <w:r>
+        <w:t>I will be</w:t>
+      </w:r>
+      <w:r>
+        <w:t xml:space="preserve"> applying Alexander's establishment </w:t>
+      </w:r>
+      <w:r>
+        <w:t xml:space="preserve">method </w:t>
       </w:r>
       <w:r>
         <w:t xml:space="preserve">to </w:t>
       </w:r>
       <w:r>
-        <w:t>reach different adaptive solutions</w:t>
+        <w:rPr>
+          <w:i/>
+          <w:iCs/>
+        </w:rPr>
+        <w:t>E. coli</w:t>
+      </w:r>
+      <w:r>
+        <w:t xml:space="preserve"> </w:t>
+      </w:r>
+      <w:proofErr w:type="spellStart"/>
+      <w:r>
+        <w:rPr>
+          <w:i/>
+          <w:iCs/>
+        </w:rPr>
+        <w:t>rpoB</w:t>
+      </w:r>
+      <w:proofErr w:type="spellEnd"/>
+      <w:r>
+        <w:t xml:space="preserve"> mutants</w:t>
+      </w:r>
+      <w:r>
+        <w:t xml:space="preserve"> </w:t>
+      </w:r>
+      <w:r>
+        <w:t>isolated from our lab</w:t>
       </w:r>
       <w:r>
         <w:t xml:space="preserve">. </w:t>
       </w:r>
       <w:r>
-        <w:rPr>
-          <w:highlight w:val="yellow"/>
-        </w:rPr>
-        <w:t>Thereof b</w:t>
-      </w:r>
-      <w:r>
-        <w:rPr>
-          <w:highlight w:val="yellow"/>
-        </w:rPr>
-        <w:t>ecause mutation rate and mutational target size are unevenly distributed across a locus, the pool of variants actually sampled by a population is a biased subset of everything selection could in principle act on</w:t>
-      </w:r>
-      <w:r>
-        <w:rPr>
-          <w:highlight w:val="yellow"/>
-        </w:rPr>
-        <w:t>.</w:t>
-      </w:r>
-      <w:r>
-        <w:t xml:space="preserve"> </w:t>
-      </w:r>
-      <w:r>
-        <w:t xml:space="preserve">We also observe this uneven distribution from results collected from our lab where some RIF resistant E.coli </w:t>
-      </w:r>
-      <w:proofErr w:type="spellStart"/>
-      <w:r>
-        <w:t>rpoB</w:t>
-      </w:r>
-      <w:proofErr w:type="spellEnd"/>
-      <w:r>
-        <w:t xml:space="preserve"> mutations appear at a much higher frequency than others a result that is supported by </w:t>
-      </w:r>
-      <w:r>
-        <w:t xml:space="preserve">Barrick et al. (2010) </w:t>
-      </w:r>
-      <w:r>
-        <w:t xml:space="preserve">work which </w:t>
-      </w:r>
-      <w:r>
-        <w:t>show</w:t>
-      </w:r>
-      <w:r>
-        <w:t>s</w:t>
-      </w:r>
-      <w:r>
-        <w:t xml:space="preserve"> that different rifampicin-resistance mutations, despite sharing a single gene, differ substantially in the fitness defects they impose and, correspondingly, in the evolvability of the strains carrying</w:t>
-      </w:r>
-      <w:r>
-        <w:t xml:space="preserve">. After examining available literature and our own results </w:t>
-      </w:r>
-      <w:r>
-        <w:t xml:space="preserve">we came to a conclusion that it was two early stochastic process emergence and establishment that generates this </w:t>
-      </w:r>
-      <w:proofErr w:type="spellStart"/>
-      <w:r>
-        <w:t>unvevne</w:t>
-      </w:r>
-      <w:proofErr w:type="spellEnd"/>
-      <w:r>
-        <w:t xml:space="preserve"> distribution that we see</w:t>
-      </w:r>
-      <w:r>
-        <w:t xml:space="preserve">. Emergence </w:t>
-      </w:r>
-      <w:r>
-        <w:t xml:space="preserve">is </w:t>
-      </w:r>
-      <w:r>
-        <w:t xml:space="preserve">whether a mutation arises at all in a </w:t>
-      </w:r>
-      <w:r>
-        <w:t xml:space="preserve">culture which is </w:t>
-      </w:r>
-      <w:proofErr w:type="spellStart"/>
-      <w:r>
-        <w:t>is</w:t>
-      </w:r>
-      <w:proofErr w:type="spellEnd"/>
-      <w:r>
-        <w:t xml:space="preserve"> governed by the uneven mutational input just described</w:t>
-      </w:r>
-      <w:r>
-        <w:t xml:space="preserve"> where </w:t>
-      </w:r>
-      <w:r>
-        <w:t>some codon changes are simply far more mutationally accessible than others. Establishment</w:t>
-      </w:r>
-      <w:r>
-        <w:t xml:space="preserve"> on the other hand is </w:t>
-      </w:r>
-      <w:r>
-        <w:t xml:space="preserve">whether that mutant then survives the stochasticity of individual life histories </w:t>
-      </w:r>
-      <w:r>
-        <w:t xml:space="preserve">or </w:t>
-      </w:r>
-      <w:r>
-        <w:t>drift</w:t>
-      </w:r>
-      <w:r>
-        <w:t xml:space="preserve"> </w:t>
-      </w:r>
-      <w:r>
-        <w:t xml:space="preserve">and rises to a </w:t>
-      </w:r>
-      <w:r>
-        <w:t xml:space="preserve">colony which is a </w:t>
-      </w:r>
-      <w:r>
-        <w:t xml:space="preserve">separate stochastic filter, governed largely by selection coefficient and population size. </w:t>
-      </w:r>
-      <w:r>
-        <w:t>As</w:t>
-      </w:r>
-      <w:r>
-        <w:t xml:space="preserve"> these are two independent stochastic steps, </w:t>
-      </w:r>
-      <w:r>
-        <w:t xml:space="preserve">results can look puzzling if we only examine a single step in the process which is why for chapter 2 I will be doing an investigation into these two processes and try to find a logical </w:t>
-      </w:r>
-      <w:proofErr w:type="spellStart"/>
-      <w:r>
-        <w:t>explaination</w:t>
-      </w:r>
-      <w:proofErr w:type="spellEnd"/>
-      <w:r>
-        <w:t xml:space="preserve"> to this uneven distribution that we see in a stochastic process. </w:t>
+        <w:t xml:space="preserve">Given the </w:t>
+      </w:r>
+      <w:r>
+        <w:t>disproportionately high mutation rate</w:t>
+      </w:r>
+      <w:r>
+        <w:t>, a low establishment probability near the MIC would be strong evidence that mutation supply alone cannot explain how resistance develops, and that emergence and establishment need to be considered together</w:t>
+      </w:r>
+      <w:r>
+        <w:t xml:space="preserve"> to paint a more </w:t>
+      </w:r>
+      <w:r>
+        <w:t xml:space="preserve">robust picture. </w:t>
       </w:r>
     </w:p>
     <w:p/>
@@ -2852,1153 +4336,6 @@
     <w:p>
       <w:pPr>
         <w:rPr>
-          <w:b/>
-          <w:bCs/>
-        </w:rPr>
-      </w:pPr>
-    </w:p>
-    <w:p>
-      <w:pPr>
-        <w:rPr>
-          <w:b/>
-          <w:bCs/>
-        </w:rPr>
-      </w:pPr>
-    </w:p>
-    <w:p>
-      <w:pPr>
-        <w:rPr>
-          <w:b/>
-          <w:bCs/>
-        </w:rPr>
-      </w:pPr>
-    </w:p>
-    <w:p>
-      <w:pPr>
-        <w:rPr>
-          <w:b/>
-          <w:bCs/>
-        </w:rPr>
-      </w:pPr>
-    </w:p>
-    <w:p>
-      <w:pPr>
-        <w:rPr>
-          <w:rFonts w:eastAsia="Arial" w:cs="Arial"/>
-        </w:rPr>
-      </w:pPr>
-      <w:r>
-        <w:rPr>
-          <w:b/>
-          <w:bCs/>
-        </w:rPr>
-        <w:t>E</w:t>
-      </w:r>
-      <w:r>
-        <w:rPr>
-          <w:b/>
-          <w:bCs/>
-        </w:rPr>
-        <w:t>mergence</w:t>
-      </w:r>
-      <w:r>
-        <w:rPr>
-          <w:b/>
-          <w:bCs/>
-        </w:rPr>
-        <w:t xml:space="preserve"> and the Luria </w:t>
-      </w:r>
-      <w:proofErr w:type="spellStart"/>
-      <w:r>
-        <w:rPr>
-          <w:b/>
-          <w:bCs/>
-        </w:rPr>
-        <w:t>deb</w:t>
-      </w:r>
-      <w:r>
-        <w:rPr>
-          <w:b/>
-          <w:bCs/>
-        </w:rPr>
-        <w:t>bruk</w:t>
-      </w:r>
-      <w:proofErr w:type="spellEnd"/>
-      <w:r>
-        <w:rPr>
-          <w:b/>
-          <w:bCs/>
-        </w:rPr>
-        <w:t xml:space="preserve"> experiment:</w:t>
-      </w:r>
-      <w:r>
-        <w:rPr>
-          <w:b/>
-          <w:bCs/>
-        </w:rPr>
-        <w:t xml:space="preserve"> </w:t>
-      </w:r>
-    </w:p>
-    <w:p>
-      <w:r>
-        <w:t xml:space="preserve">The first aspect of mutations I  will touch on is the concept of emergence which is the initial appearance of a mutant. </w:t>
-      </w:r>
-      <w:r>
-        <w:t>From what</w:t>
-      </w:r>
-      <w:r>
-        <w:t xml:space="preserve"> is currently known before the introduction of any drugs</w:t>
-      </w:r>
-      <w:r>
-        <w:t xml:space="preserve"> </w:t>
-      </w:r>
-      <w:r>
-        <w:t>emergence of resistance</w:t>
-      </w:r>
-      <w:r>
-        <w:t xml:space="preserve"> is a stochastic process. These </w:t>
-      </w:r>
-      <w:r>
-        <w:t>mutants may already exist in</w:t>
-      </w:r>
-      <w:r>
-        <w:t xml:space="preserve"> a bacterial population</w:t>
-      </w:r>
-      <w:r>
-        <w:t xml:space="preserve"> at low levels </w:t>
-      </w:r>
-      <w:r>
-        <w:t xml:space="preserve">balanced by the </w:t>
-      </w:r>
-      <w:r>
-        <w:t>mutation rate, immigration of resistant strains from outside, and the fitness cost of resistance in a drug-free environment</w:t>
-      </w:r>
-      <w:r>
-        <w:t xml:space="preserve"> </w:t>
-      </w:r>
-      <w:r>
-        <w:t>(</w:t>
-      </w:r>
-      <w:r>
-        <w:t xml:space="preserve">Zur </w:t>
-      </w:r>
-      <w:proofErr w:type="spellStart"/>
-      <w:r>
-        <w:t>Wiesch</w:t>
-      </w:r>
-      <w:proofErr w:type="spellEnd"/>
-      <w:r>
-        <w:t xml:space="preserve"> et al., 2011)</w:t>
-      </w:r>
-      <w:r>
-        <w:t xml:space="preserve">. </w:t>
-      </w:r>
-      <w:r>
-        <w:t>On the chance</w:t>
-      </w:r>
-      <w:r>
-        <w:t xml:space="preserve"> </w:t>
-      </w:r>
-      <w:r>
-        <w:t xml:space="preserve">when there is no </w:t>
-      </w:r>
-      <w:r>
-        <w:t xml:space="preserve">resistant mutants </w:t>
-      </w:r>
-      <w:r>
-        <w:t>t</w:t>
-      </w:r>
-      <w:r>
-        <w:t>he initial appearance</w:t>
-      </w:r>
-      <w:r>
-        <w:t xml:space="preserve"> </w:t>
-      </w:r>
-      <w:r>
-        <w:t>is a chance event</w:t>
-      </w:r>
-      <w:r>
-        <w:t xml:space="preserve"> induced </w:t>
-      </w:r>
-      <w:r>
-        <w:t xml:space="preserve">by mutation or immigration rates and effective population size </w:t>
-      </w:r>
-      <w:r>
-        <w:t>but not</w:t>
-      </w:r>
-      <w:r>
-        <w:t xml:space="preserve"> </w:t>
-      </w:r>
-      <w:r>
-        <w:t xml:space="preserve">because of </w:t>
-      </w:r>
-      <w:r>
-        <w:t>drug</w:t>
-      </w:r>
-      <w:r>
-        <w:t>s</w:t>
-      </w:r>
-      <w:r>
-        <w:t xml:space="preserve">. </w:t>
-      </w:r>
-      <w:r>
-        <w:t xml:space="preserve">The reason we know </w:t>
-      </w:r>
-      <w:r>
-        <w:t xml:space="preserve">this is </w:t>
-      </w:r>
-      <w:r>
-        <w:lastRenderedPageBreak/>
-        <w:t>that is what is happening is due to a landmark study done</w:t>
-      </w:r>
-      <w:r>
-        <w:t xml:space="preserve"> in 1943 known as the </w:t>
-      </w:r>
-      <w:r>
-        <w:t xml:space="preserve">Luria–Delbrück Experiment or a </w:t>
-      </w:r>
-      <w:r>
-        <w:t>fluctuation experiment</w:t>
-      </w:r>
-      <w:r>
-        <w:t xml:space="preserve"> which </w:t>
-      </w:r>
-      <w:r>
-        <w:t xml:space="preserve">is still used today to </w:t>
-      </w:r>
-      <w:r>
-        <w:t xml:space="preserve">detect </w:t>
-      </w:r>
-      <w:r>
-        <w:t xml:space="preserve">and isolate spontaneous mutations in bacteria. </w:t>
-      </w:r>
-      <w:r>
-        <w:t xml:space="preserve">In their original design, </w:t>
-      </w:r>
-      <w:r>
-        <w:t xml:space="preserve">multiple replicate cultures of E. coli were grown </w:t>
-      </w:r>
-      <w:r>
-        <w:t xml:space="preserve">from a very small number of </w:t>
-      </w:r>
-      <w:r>
-        <w:t>colonies</w:t>
-      </w:r>
-      <w:r>
-        <w:t xml:space="preserve"> to </w:t>
-      </w:r>
-      <w:r>
-        <w:t>a large population</w:t>
-      </w:r>
-      <w:r>
-        <w:t xml:space="preserve"> which was then plated onto </w:t>
-      </w:r>
-      <w:r>
-        <w:t xml:space="preserve">a </w:t>
-      </w:r>
-      <w:proofErr w:type="spellStart"/>
-      <w:r>
-        <w:t>neutrient</w:t>
-      </w:r>
-      <w:proofErr w:type="spellEnd"/>
-      <w:r>
-        <w:t xml:space="preserve"> agar with </w:t>
-      </w:r>
-      <w:r>
-        <w:t>bacteriophage acting as the selection</w:t>
-      </w:r>
-      <w:r>
-        <w:t xml:space="preserve"> for the study. </w:t>
-      </w:r>
-      <w:r>
-        <w:t>This</w:t>
-      </w:r>
-      <w:r>
-        <w:t xml:space="preserve"> experiment was designed to </w:t>
-      </w:r>
-      <w:r>
-        <w:t xml:space="preserve">test two </w:t>
-      </w:r>
-      <w:r>
-        <w:t xml:space="preserve">competing hypotheses which was whether </w:t>
-      </w:r>
-      <w:r>
-        <w:t>resistance mutations ar</w:t>
-      </w:r>
-      <w:r>
-        <w:t>ose</w:t>
-      </w:r>
-      <w:r>
-        <w:t xml:space="preserve"> as a response to phage or drug exposure or</w:t>
-      </w:r>
-      <w:r>
-        <w:t xml:space="preserve"> </w:t>
-      </w:r>
-      <w:r>
-        <w:t xml:space="preserve">that </w:t>
-      </w:r>
-      <w:r>
-        <w:t>resistance arises stochastically during growth</w:t>
-      </w:r>
-      <w:r>
-        <w:t xml:space="preserve"> </w:t>
-      </w:r>
-      <w:r>
-        <w:t xml:space="preserve">before the introduction of deterministic </w:t>
-      </w:r>
-      <w:r>
-        <w:t>factors</w:t>
-      </w:r>
-      <w:r>
-        <w:t xml:space="preserve">. </w:t>
-      </w:r>
-      <w:r>
-        <w:t xml:space="preserve">If the first theory was correct </w:t>
-      </w:r>
-      <w:r>
-        <w:t xml:space="preserve">we then expect to see an even distribution of growth on each plate as the bacteria </w:t>
-      </w:r>
-      <w:r>
-        <w:t xml:space="preserve">each developed resistance due to the phage. </w:t>
-      </w:r>
-      <w:r>
-        <w:t xml:space="preserve">If the second theory was correct then we expect to see </w:t>
-      </w:r>
-      <w:r>
-        <w:t xml:space="preserve">high variance between different plates as the </w:t>
-      </w:r>
-      <w:r>
-        <w:t xml:space="preserve">colonies that grew would have </w:t>
-      </w:r>
-      <w:proofErr w:type="spellStart"/>
-      <w:r>
-        <w:t>stochatcily</w:t>
-      </w:r>
-      <w:proofErr w:type="spellEnd"/>
-      <w:r>
-        <w:t xml:space="preserve"> developed resistance while the colonies that died would have had the opposite result. </w:t>
-      </w:r>
-      <w:r>
-        <w:t xml:space="preserve">Furthermore, two </w:t>
-      </w:r>
-      <w:r>
-        <w:t xml:space="preserve">types of distribution that models for </w:t>
-      </w:r>
-      <w:r>
-        <w:t xml:space="preserve">the emergence of mutations were also being tested. </w:t>
-      </w:r>
-      <w:r>
-        <w:t xml:space="preserve">If the </w:t>
-      </w:r>
-      <w:r>
-        <w:t xml:space="preserve">theory that </w:t>
-      </w:r>
-      <w:r>
-        <w:t xml:space="preserve">resistance directed </w:t>
-      </w:r>
-      <w:r>
-        <w:t>to antibiotic exposure</w:t>
-      </w:r>
-      <w:r>
-        <w:t xml:space="preserve"> was </w:t>
-      </w:r>
-      <w:r>
-        <w:t>correct,</w:t>
-      </w:r>
-      <w:r>
-        <w:t xml:space="preserve"> we would see a </w:t>
-      </w:r>
-      <w:r>
-        <w:t>Poisson distribution</w:t>
-      </w:r>
-      <w:r>
-        <w:t xml:space="preserve"> </w:t>
-      </w:r>
-      <w:r>
-        <w:t>with the emerging resistant mutants</w:t>
-      </w:r>
-      <w:r>
-        <w:t xml:space="preserve"> </w:t>
-      </w:r>
-      <w:r>
-        <w:t xml:space="preserve">because each bacterium </w:t>
-      </w:r>
-      <w:r>
-        <w:t xml:space="preserve">would </w:t>
-      </w:r>
-      <w:r>
-        <w:t>independently become resistant upon phage exposure</w:t>
-      </w:r>
-      <w:r>
-        <w:t>.</w:t>
-      </w:r>
-      <w:r>
-        <w:t xml:space="preserve"> </w:t>
-      </w:r>
-      <w:r>
-        <w:t xml:space="preserve">On the other hand, </w:t>
-      </w:r>
-      <w:r>
-        <w:t xml:space="preserve">if </w:t>
-      </w:r>
-      <w:r>
-        <w:t>resistance mutation were stochastic then we would expect to see</w:t>
-      </w:r>
-      <w:r>
-        <w:t xml:space="preserve"> a </w:t>
-      </w:r>
-      <w:r>
-        <w:t>skewed distribution</w:t>
-      </w:r>
-      <w:r>
-        <w:t xml:space="preserve"> of </w:t>
-      </w:r>
-      <w:r>
-        <w:t>resistant mutants that arose early in the population</w:t>
-      </w:r>
-      <w:r>
-        <w:t xml:space="preserve"> </w:t>
-      </w:r>
-      <w:r>
-        <w:t xml:space="preserve">which is also </w:t>
-      </w:r>
-      <w:proofErr w:type="spellStart"/>
-      <w:r>
-        <w:t>know</w:t>
-      </w:r>
-      <w:proofErr w:type="spellEnd"/>
-      <w:r>
-        <w:t xml:space="preserve"> as a jackpot distribution.</w:t>
-      </w:r>
-      <w:r>
-        <w:t xml:space="preserve"> </w:t>
-      </w:r>
-      <w:r>
-        <w:t xml:space="preserve">Luria and Delbrück's result showed </w:t>
-      </w:r>
-      <w:r>
-        <w:t xml:space="preserve">high variance in </w:t>
-      </w:r>
-      <w:r>
-        <w:t xml:space="preserve">CFU between plates </w:t>
-      </w:r>
-      <w:r>
-        <w:t xml:space="preserve">far beyond the Poisson distribution </w:t>
-      </w:r>
-      <w:r>
-        <w:t xml:space="preserve">thus conclusively cementing </w:t>
-      </w:r>
-      <w:r>
-        <w:t xml:space="preserve">the theory that mutations are stochastic and </w:t>
-      </w:r>
-      <w:r>
-        <w:t xml:space="preserve">jackpot mutations can appear and take over a population. </w:t>
-      </w:r>
-    </w:p>
-    <w:p/>
-    <w:p>
-      <w:pPr>
-        <w:rPr>
-          <w:b/>
-          <w:bCs/>
-        </w:rPr>
-      </w:pPr>
-      <w:r>
-        <w:rPr>
-          <w:b/>
-          <w:bCs/>
-        </w:rPr>
-        <w:t>Stochastic establishment and mortality</w:t>
-      </w:r>
-      <w:r>
-        <w:rPr>
-          <w:b/>
-          <w:bCs/>
-        </w:rPr>
-        <w:t xml:space="preserve"> </w:t>
-      </w:r>
-      <w:r>
-        <w:rPr>
-          <w:b/>
-          <w:bCs/>
-        </w:rPr>
-        <w:t xml:space="preserve">in the face of antibiotics </w:t>
-      </w:r>
-    </w:p>
-    <w:p>
-      <w:r>
-        <w:t xml:space="preserve">While the </w:t>
-      </w:r>
-      <w:r>
-        <w:t>Fluctuation analysis</w:t>
-      </w:r>
-      <w:r>
-        <w:t xml:space="preserve"> </w:t>
-      </w:r>
-      <w:r>
-        <w:t xml:space="preserve">remains the standard method for estimating microbial mutation rates, it only captures the first stochastic </w:t>
-      </w:r>
-      <w:r>
-        <w:t>phase</w:t>
-      </w:r>
-      <w:r>
-        <w:t xml:space="preserve"> a mutation faces: whether it </w:t>
-      </w:r>
-      <w:r>
-        <w:t>is able to emerge. The experiment makes an assumption that a newly arisen mutant will go on to survive</w:t>
-      </w:r>
-      <w:r>
-        <w:t>, when in reality</w:t>
-      </w:r>
-      <w:r>
-        <w:t xml:space="preserve">, </w:t>
-      </w:r>
-      <w:r>
-        <w:t xml:space="preserve">however beneficial </w:t>
-      </w:r>
-      <w:r>
-        <w:t xml:space="preserve">a new mutation </w:t>
-      </w:r>
-      <w:r>
-        <w:t xml:space="preserve">must also survive a period of vulnerability governed by chance division </w:t>
-      </w:r>
-      <w:r>
-        <w:t>or mortality</w:t>
-      </w:r>
-      <w:r>
-        <w:t xml:space="preserve"> event</w:t>
-      </w:r>
-      <w:r>
-        <w:t xml:space="preserve"> which I will call establishment </w:t>
-      </w:r>
-      <w:r>
-        <w:t xml:space="preserve">(Zur </w:t>
-      </w:r>
-      <w:proofErr w:type="spellStart"/>
-      <w:r>
-        <w:t>Wiesch</w:t>
-      </w:r>
-      <w:proofErr w:type="spellEnd"/>
-      <w:r>
-        <w:t xml:space="preserve"> et al., 2011)</w:t>
-      </w:r>
-      <w:r>
-        <w:t xml:space="preserve">. </w:t>
-      </w:r>
-      <w:r>
-        <w:t xml:space="preserve">The </w:t>
-      </w:r>
-      <w:r>
-        <w:t>theoretical foundations of establishment</w:t>
-      </w:r>
-      <w:r>
-        <w:t xml:space="preserve"> </w:t>
-      </w:r>
-      <w:r>
-        <w:t xml:space="preserve">was pioneered by a paper by </w:t>
-      </w:r>
-      <w:r>
-        <w:t>(Haldane, 1927)</w:t>
-      </w:r>
-      <w:r>
-        <w:t xml:space="preserve"> which stated that </w:t>
-      </w:r>
-      <w:r>
-        <w:t>that a weakly beneficial allele fixes with probability ≈2</w:t>
-      </w:r>
-      <w:r>
-        <w:rPr>
-          <w:i/>
-          <w:iCs/>
-        </w:rPr>
-        <w:t>s</w:t>
-      </w:r>
-      <w:r>
-        <w:t xml:space="preserve"> in a large population, assuming discrete generations, weak selection, and Poisson-distributed offspring</w:t>
-      </w:r>
-      <w:r>
-        <w:t xml:space="preserve">. Later </w:t>
-      </w:r>
-      <w:r>
-        <w:t>Patwa &amp; Wahl (2008)</w:t>
-      </w:r>
-      <w:r>
-        <w:t>’s theoretical models showed that establishment</w:t>
-      </w:r>
-      <w:r>
-        <w:t xml:space="preserve"> probability </w:t>
-      </w:r>
-      <w:r>
-        <w:t xml:space="preserve">does not solely </w:t>
-      </w:r>
-      <w:proofErr w:type="spellStart"/>
-      <w:r>
-        <w:t>defpend</w:t>
-      </w:r>
-      <w:proofErr w:type="spellEnd"/>
-      <w:r>
-        <w:t xml:space="preserve"> on the </w:t>
-      </w:r>
-      <w:r>
-        <w:t>selective advantage but on</w:t>
-      </w:r>
-      <w:r>
-        <w:t xml:space="preserve"> many other factors like survival, reproduction and </w:t>
-      </w:r>
-      <w:r>
-        <w:t>generation time</w:t>
-      </w:r>
-      <w:r>
-        <w:t xml:space="preserve"> can</w:t>
-      </w:r>
-      <w:r>
-        <w:t xml:space="preserve"> all alter the odds </w:t>
-      </w:r>
-      <w:r>
-        <w:t xml:space="preserve">of survival </w:t>
-      </w:r>
-      <w:r>
-        <w:t xml:space="preserve">even for </w:t>
-      </w:r>
-      <w:r>
-        <w:t>more fit</w:t>
-      </w:r>
-      <w:r>
-        <w:t xml:space="preserve"> </w:t>
-      </w:r>
-      <w:r>
-        <w:t>strains</w:t>
-      </w:r>
-      <w:r>
-        <w:t xml:space="preserve">. </w:t>
-      </w:r>
-      <w:r>
-        <w:t xml:space="preserve">For a while we were only at the theoretical step in understanding establishment and it was not until </w:t>
-      </w:r>
-      <w:r>
-        <w:t>the papers (</w:t>
-      </w:r>
-      <w:r>
-        <w:t>Alexander</w:t>
-      </w:r>
-      <w:r>
-        <w:t xml:space="preserve"> </w:t>
-      </w:r>
-      <w:r>
-        <w:t>(2023)</w:t>
-      </w:r>
-      <w:r>
-        <w:t xml:space="preserve">) which provided a </w:t>
-      </w:r>
-      <w:r>
-        <w:t xml:space="preserve">practical framework for measuring </w:t>
-      </w:r>
-      <w:r>
-        <w:lastRenderedPageBreak/>
-        <w:t>establishment probability experimentally</w:t>
-      </w:r>
-      <w:r>
-        <w:t xml:space="preserve">. The review argued that establishment as a concept has been underappreciated and described three methods to test for establishment. These were </w:t>
-      </w:r>
-      <w:r>
-        <w:t>colony counts, sectors in expanding colonies, and liquid seeding assays</w:t>
-      </w:r>
-      <w:r>
-        <w:t xml:space="preserve"> which all share the same idea of </w:t>
-      </w:r>
-      <w:r>
-        <w:t>inoculating mutant cells into a</w:t>
-      </w:r>
-      <w:r>
-        <w:t xml:space="preserve"> control </w:t>
-      </w:r>
-      <w:r>
-        <w:t>environment and a test environment</w:t>
-      </w:r>
-      <w:r>
-        <w:t xml:space="preserve"> with antibiotics to </w:t>
-      </w:r>
-      <w:r>
-        <w:t>then compar</w:t>
-      </w:r>
-      <w:r>
-        <w:t xml:space="preserve">e the </w:t>
-      </w:r>
-      <w:r>
-        <w:t>established lineages</w:t>
-      </w:r>
-      <w:r>
-        <w:t xml:space="preserve"> on either plates or in liquid. While all three methods has their own merits I will be focusing on the first method. This is </w:t>
-      </w:r>
-      <w:proofErr w:type="spellStart"/>
-      <w:r>
-        <w:t>beuse</w:t>
-      </w:r>
-      <w:proofErr w:type="spellEnd"/>
-      <w:r>
-        <w:t xml:space="preserve"> it is the most direct </w:t>
-      </w:r>
-      <w:proofErr w:type="spellStart"/>
-      <w:r>
-        <w:t>visualtions</w:t>
-      </w:r>
-      <w:proofErr w:type="spellEnd"/>
-      <w:r>
-        <w:t xml:space="preserve"> where the </w:t>
-      </w:r>
-      <w:r>
-        <w:t xml:space="preserve">mutant culture is plated </w:t>
-      </w:r>
-      <w:r>
-        <w:t xml:space="preserve">and counted on agar which </w:t>
-      </w:r>
-      <w:r>
-        <w:t xml:space="preserve">gives a </w:t>
-      </w:r>
-      <w:r>
-        <w:t xml:space="preserve">clear visualisation of how many cells established. </w:t>
-      </w:r>
-    </w:p>
-    <w:p/>
-    <w:p>
-      <w:pPr>
-        <w:rPr>
-          <w:b/>
-          <w:bCs/>
-        </w:rPr>
-      </w:pPr>
-      <w:r>
-        <w:rPr>
-          <w:b/>
-          <w:bCs/>
-        </w:rPr>
-        <w:t xml:space="preserve">Bias between mutation rate and </w:t>
-      </w:r>
-      <w:proofErr w:type="spellStart"/>
-      <w:r>
-        <w:rPr>
-          <w:b/>
-          <w:bCs/>
-        </w:rPr>
-        <w:t>establsiemnt</w:t>
-      </w:r>
-      <w:proofErr w:type="spellEnd"/>
-      <w:r>
-        <w:rPr>
-          <w:b/>
-          <w:bCs/>
-        </w:rPr>
-        <w:t xml:space="preserve"> </w:t>
-      </w:r>
-      <w:proofErr w:type="spellStart"/>
-      <w:r>
-        <w:rPr>
-          <w:b/>
-          <w:bCs/>
-        </w:rPr>
-        <w:t>rining</w:t>
-      </w:r>
-      <w:proofErr w:type="spellEnd"/>
-      <w:r>
-        <w:rPr>
-          <w:b/>
-          <w:bCs/>
-        </w:rPr>
-        <w:t xml:space="preserve"> it back to what I am doing </w:t>
-      </w:r>
-    </w:p>
-    <w:p>
-      <w:pPr>
-        <w:rPr>
-          <w:rFonts w:cs="Courier New"/>
-        </w:rPr>
-      </w:pPr>
-      <w:r>
-        <w:t xml:space="preserve"> </w:t>
-      </w:r>
-      <w:r>
-        <w:t xml:space="preserve">From what </w:t>
-      </w:r>
-      <w:r>
-        <w:t xml:space="preserve">was discussed above </w:t>
-      </w:r>
-      <w:r>
-        <w:t xml:space="preserve">we see that while both a stochastic process, examining either emergence or establishment </w:t>
-      </w:r>
-      <w:r>
-        <w:t xml:space="preserve">in isolation risks biases in our interpretation on the evolution of resistances.  </w:t>
-      </w:r>
-      <w:r>
-        <w:rPr>
-          <w:rFonts w:cs="Courier New"/>
-        </w:rPr>
-        <w:t>Fluctuation assays are prone to jackpot</w:t>
-      </w:r>
-      <w:r>
-        <w:rPr>
-          <w:rFonts w:cs="Courier New"/>
-        </w:rPr>
-        <w:t xml:space="preserve"> mutations which is when </w:t>
-      </w:r>
-      <w:r>
-        <w:rPr>
-          <w:rFonts w:cs="Courier New"/>
-        </w:rPr>
-        <w:t>mutations that happen to arise earlier in growth expand into disproportionately large clones</w:t>
-      </w:r>
-      <w:r>
-        <w:rPr>
-          <w:rFonts w:cs="Courier New"/>
-        </w:rPr>
-        <w:t xml:space="preserve">. We observe this is our own results which shows that certain </w:t>
-      </w:r>
-      <w:proofErr w:type="spellStart"/>
-      <w:r>
-        <w:rPr>
-          <w:rFonts w:cs="Courier New"/>
-        </w:rPr>
-        <w:t>rpoB</w:t>
-      </w:r>
-      <w:proofErr w:type="spellEnd"/>
-      <w:r>
-        <w:rPr>
-          <w:rFonts w:cs="Courier New"/>
-        </w:rPr>
-        <w:t xml:space="preserve"> mutations appear at a </w:t>
-      </w:r>
-      <w:proofErr w:type="spellStart"/>
-      <w:r>
-        <w:rPr>
-          <w:rFonts w:cs="Courier New"/>
-        </w:rPr>
-        <w:t>disproptiate</w:t>
-      </w:r>
-      <w:proofErr w:type="spellEnd"/>
-      <w:r>
-        <w:rPr>
-          <w:rFonts w:cs="Courier New"/>
-        </w:rPr>
-        <w:t xml:space="preserve"> large rate when compared to other mutations.</w:t>
-      </w:r>
-      <w:r>
-        <w:rPr>
-          <w:rFonts w:cs="Courier New"/>
-        </w:rPr>
-        <w:t xml:space="preserve"> This observation is further supported by literature with a study done by </w:t>
-      </w:r>
-      <w:r>
-        <w:rPr>
-          <w:rFonts w:cs="Courier New"/>
-        </w:rPr>
-        <w:t>Fusco, D</w:t>
-      </w:r>
-      <w:r>
-        <w:rPr>
-          <w:rFonts w:cs="Courier New"/>
-        </w:rPr>
-        <w:t xml:space="preserve"> el.at (2016) where by using </w:t>
-      </w:r>
-      <w:r>
-        <w:rPr>
-          <w:rFonts w:cs="Courier New"/>
-        </w:rPr>
-        <w:t xml:space="preserve">fluorescence time-lapse microscopy and population sequencing in yeast and </w:t>
-      </w:r>
-      <w:r>
-        <w:rPr>
-          <w:rFonts w:cs="Courier New"/>
-          <w:i/>
-          <w:iCs/>
-        </w:rPr>
-        <w:t>E. coli</w:t>
-      </w:r>
-      <w:r>
-        <w:rPr>
-          <w:rFonts w:cs="Courier New"/>
-        </w:rPr>
-        <w:t xml:space="preserve"> colonies, the</w:t>
-      </w:r>
-      <w:r>
-        <w:rPr>
-          <w:rFonts w:cs="Courier New"/>
-        </w:rPr>
-        <w:t>y</w:t>
-      </w:r>
-      <w:r>
-        <w:rPr>
-          <w:rFonts w:cs="Courier New"/>
-        </w:rPr>
-        <w:t xml:space="preserve"> found high-frequency mutant clones are massively enriched in microbial colonies as a result of late-occurring mutations surfing at the edge of range expansions</w:t>
-      </w:r>
-      <w:r>
-        <w:rPr>
-          <w:rFonts w:cs="Courier New"/>
-        </w:rPr>
-        <w:t xml:space="preserve">. </w:t>
-      </w:r>
-      <w:r>
-        <w:rPr>
-          <w:rFonts w:cs="Courier New"/>
-        </w:rPr>
-        <w:t xml:space="preserve">Establishment </w:t>
-      </w:r>
-      <w:r>
-        <w:rPr>
-          <w:rFonts w:cs="Courier New"/>
-        </w:rPr>
-        <w:t xml:space="preserve">has its own issue which is when </w:t>
-      </w:r>
-      <w:r>
-        <w:rPr>
-          <w:rFonts w:cs="Courier New"/>
-        </w:rPr>
-        <w:t xml:space="preserve">a resistant lineage that has </w:t>
-      </w:r>
-      <w:r>
-        <w:rPr>
-          <w:rFonts w:cs="Courier New"/>
-        </w:rPr>
-        <w:t xml:space="preserve">emerged </w:t>
-      </w:r>
-      <w:r>
-        <w:rPr>
-          <w:rFonts w:cs="Courier New"/>
-        </w:rPr>
-        <w:t xml:space="preserve">can still be lost by chance before it ever grows large enough to be detected. </w:t>
-      </w:r>
-      <w:r>
-        <w:rPr>
-          <w:rFonts w:cs="Courier New"/>
-        </w:rPr>
-        <w:t>In the study done by (</w:t>
-      </w:r>
-      <w:r>
-        <w:rPr>
-          <w:rFonts w:cs="Courier New"/>
-        </w:rPr>
-        <w:t>Alexander and MacLean (2020)</w:t>
-      </w:r>
-      <w:r>
-        <w:rPr>
-          <w:rFonts w:cs="Courier New"/>
-        </w:rPr>
-        <w:t>) they</w:t>
-      </w:r>
-      <w:r>
-        <w:rPr>
-          <w:rFonts w:cs="Courier New"/>
-        </w:rPr>
-        <w:t xml:space="preserve"> provided</w:t>
-      </w:r>
-      <w:r>
-        <w:rPr>
-          <w:rFonts w:cs="Courier New"/>
-        </w:rPr>
-        <w:t xml:space="preserve"> </w:t>
-      </w:r>
-      <w:r>
-        <w:rPr>
-          <w:rFonts w:cs="Courier New"/>
-        </w:rPr>
-        <w:t xml:space="preserve">empirical </w:t>
-      </w:r>
-      <w:r>
-        <w:rPr>
-          <w:rFonts w:cs="Courier New"/>
-        </w:rPr>
-        <w:t>study</w:t>
-      </w:r>
-      <w:r>
-        <w:rPr>
-          <w:rFonts w:cs="Courier New"/>
-        </w:rPr>
-        <w:t xml:space="preserve"> of this establishment-level bias. Using Pseudomonas aeruginosa</w:t>
-      </w:r>
-      <w:r>
-        <w:rPr>
-          <w:rFonts w:cs="Courier New"/>
-        </w:rPr>
-        <w:t xml:space="preserve"> </w:t>
-      </w:r>
-      <w:r>
-        <w:rPr>
-          <w:rFonts w:cs="Courier New"/>
-        </w:rPr>
-        <w:t>strains carrying resistance plasmids</w:t>
-      </w:r>
-      <w:r>
-        <w:rPr>
-          <w:rFonts w:cs="Courier New"/>
-        </w:rPr>
-        <w:t xml:space="preserve"> </w:t>
-      </w:r>
-      <w:r>
-        <w:rPr>
-          <w:rFonts w:cs="Courier New"/>
-        </w:rPr>
-        <w:t>they measured the probability of detectable outgrowth from single resistant cells as a function of antibiotic concentration</w:t>
-      </w:r>
-      <w:r>
-        <w:rPr>
-          <w:rFonts w:cs="Courier New"/>
-        </w:rPr>
-        <w:t xml:space="preserve">. </w:t>
-      </w:r>
-      <w:r>
-        <w:rPr>
-          <w:rFonts w:cs="Courier New"/>
-        </w:rPr>
-        <w:t>Remarkably, even at concentrations as low as one-eighth of the resistant strain's MIC, establishment probability remained below 5%.</w:t>
-      </w:r>
-      <w:r>
-        <w:rPr>
-          <w:rFonts w:cs="Courier New"/>
-        </w:rPr>
-        <w:t xml:space="preserve"> </w:t>
-      </w:r>
-      <w:r>
-        <w:rPr>
-          <w:rFonts w:cs="Courier New"/>
-        </w:rPr>
-        <w:t>This showed that a mutation's selective advantage does not guarantee a high probability of establishment</w:t>
-      </w:r>
-      <w:r>
-        <w:rPr>
-          <w:rFonts w:cs="Courier New"/>
-        </w:rPr>
-        <w:t xml:space="preserve"> as </w:t>
-      </w:r>
-      <w:r>
-        <w:rPr>
-          <w:rFonts w:cs="Courier New"/>
-        </w:rPr>
-        <w:t>antibiotic-induced damage to even highly resistant cells, combined with the intrinsic stochasticity of early cell division and</w:t>
-      </w:r>
-      <w:r>
-        <w:rPr>
-          <w:rFonts w:cs="Courier New"/>
-        </w:rPr>
-        <w:t xml:space="preserve"> mortality</w:t>
-      </w:r>
-      <w:r>
-        <w:rPr>
-          <w:rFonts w:cs="Courier New"/>
-        </w:rPr>
-        <w:t xml:space="preserve">, caused most lineages to be lost before they </w:t>
-      </w:r>
-      <w:r>
-        <w:rPr>
-          <w:rFonts w:cs="Courier New"/>
-        </w:rPr>
-        <w:t xml:space="preserve">can escape extinction. </w:t>
-      </w:r>
-      <w:r>
-        <w:t xml:space="preserve">This pattern was also observed in E. coli from a study done by </w:t>
-      </w:r>
-      <w:proofErr w:type="spellStart"/>
-      <w:r>
-        <w:t>Saebelfeld</w:t>
-      </w:r>
-      <w:proofErr w:type="spellEnd"/>
-      <w:r>
-        <w:t xml:space="preserve"> et al. (2022) where they examined E. coli strains carrying beta-lactamase alleles. The results here also showed that strains with higher resistance levels did not have higher establishment probabilities at sub-MIC concentrations. These finding carry critical implications as if certain </w:t>
-      </w:r>
-      <w:proofErr w:type="spellStart"/>
-      <w:r>
-        <w:t>rpoB</w:t>
-      </w:r>
-      <w:proofErr w:type="spellEnd"/>
-      <w:r>
-        <w:t xml:space="preserve"> mutations appear more frequently among </w:t>
-      </w:r>
-      <w:r>
-        <w:t>clinical</w:t>
-      </w:r>
-      <w:r>
-        <w:t xml:space="preserve"> TB isolates due to a higher rate of establishment rather than </w:t>
-      </w:r>
-      <w:r>
-        <w:t xml:space="preserve">emergence we would need to change treatment methods accordingly. </w:t>
-      </w:r>
-      <w:r>
-        <w:rPr>
-          <w:rFonts w:cs="Courier New"/>
-        </w:rPr>
-        <w:t xml:space="preserve">This is the gap I plan to </w:t>
-      </w:r>
-      <w:r>
-        <w:rPr>
-          <w:rFonts w:cs="Courier New"/>
-        </w:rPr>
-        <w:t xml:space="preserve">clear up </w:t>
-      </w:r>
-      <w:r>
-        <w:rPr>
-          <w:rFonts w:cs="Courier New"/>
-        </w:rPr>
-        <w:t xml:space="preserve">by applying </w:t>
-      </w:r>
-      <w:r>
-        <w:rPr>
-          <w:rFonts w:cs="Courier New"/>
-        </w:rPr>
-        <w:lastRenderedPageBreak/>
-        <w:t xml:space="preserve">Alexander's establishment assay to our lab's E. coli </w:t>
-      </w:r>
-      <w:proofErr w:type="spellStart"/>
-      <w:r>
-        <w:rPr>
-          <w:rFonts w:cs="Courier New"/>
-        </w:rPr>
-        <w:t>rpoB</w:t>
-      </w:r>
-      <w:proofErr w:type="spellEnd"/>
-      <w:r>
-        <w:rPr>
-          <w:rFonts w:cs="Courier New"/>
-        </w:rPr>
-        <w:t xml:space="preserve"> </w:t>
-      </w:r>
-      <w:r>
-        <w:rPr>
-          <w:rFonts w:cs="Courier New"/>
-        </w:rPr>
-        <w:t>mutants</w:t>
-      </w:r>
-      <w:r>
-        <w:rPr>
-          <w:rFonts w:cs="Courier New"/>
-        </w:rPr>
-        <w:t xml:space="preserve">. Due to the high mutation rate of some of our mutants if there is a low level of establishment, </w:t>
-      </w:r>
-      <w:r>
-        <w:rPr>
-          <w:rFonts w:cs="Courier New"/>
-        </w:rPr>
-        <w:t>near the MIC, this would be</w:t>
-      </w:r>
-      <w:r>
-        <w:rPr>
-          <w:rFonts w:cs="Courier New"/>
-        </w:rPr>
-        <w:t xml:space="preserve"> </w:t>
-      </w:r>
-      <w:r>
-        <w:rPr>
-          <w:rFonts w:cs="Courier New"/>
-        </w:rPr>
-        <w:t xml:space="preserve">evidence that mutation supply alone </w:t>
-      </w:r>
-      <w:r>
-        <w:rPr>
-          <w:rFonts w:cs="Courier New"/>
-        </w:rPr>
-        <w:t xml:space="preserve">does not paint the whole picture and we need to use it in conjunction with other methods to show how resistance develops. </w:t>
-      </w:r>
-    </w:p>
-    <w:p>
-      <w:pPr>
-        <w:rPr>
           <w:rFonts w:cs="Courier New"/>
         </w:rPr>
       </w:pPr>
@@ -4100,6 +4437,48 @@
           <w:bCs/>
         </w:rPr>
       </w:pPr>
+      <w:r>
+        <w:rPr>
+          <w:b/>
+          <w:bCs/>
+        </w:rPr>
+        <w:lastRenderedPageBreak/>
+        <w:t>Novelty and gaps:</w:t>
+      </w:r>
+    </w:p>
+    <w:p>
+      <w:r>
+        <w:t xml:space="preserve">What </w:t>
+      </w:r>
+      <w:proofErr w:type="gramStart"/>
+      <w:r>
+        <w:t>I am</w:t>
+      </w:r>
+      <w:proofErr w:type="gramEnd"/>
+      <w:r>
+        <w:t xml:space="preserve"> trying to find out</w:t>
+      </w:r>
+      <w:r>
+        <w:t>?</w:t>
+      </w:r>
+    </w:p>
+    <w:p>
+      <w:r>
+        <w:t xml:space="preserve">How does environmental factors like temperature and media richness affect the growth of my RIF resistant </w:t>
+      </w:r>
+      <w:proofErr w:type="spellStart"/>
+      <w:r>
+        <w:t>rpoB</w:t>
+      </w:r>
+      <w:proofErr w:type="spellEnd"/>
+      <w:r>
+        <w:t xml:space="preserve"> mutations. </w:t>
+      </w:r>
+    </w:p>
+    <w:p>
+      <w:r>
+        <w:t>People have done experiment at certain temperatures however I will do doing this experiment across a whole spectrum. 28c-50c</w:t>
+      </w:r>
     </w:p>
     <w:p>
       <w:pPr>
@@ -4108,244 +4487,239 @@
           <w:bCs/>
         </w:rPr>
       </w:pPr>
+      <w:r>
+        <w:rPr>
+          <w:b/>
+          <w:bCs/>
+        </w:rPr>
+        <w:t>Intended approach and research methods</w:t>
+      </w:r>
+      <w:r>
+        <w:rPr>
+          <w:b/>
+          <w:bCs/>
+        </w:rPr>
+        <w:t>:</w:t>
+      </w:r>
     </w:p>
     <w:p>
-      <w:pPr>
-        <w:rPr>
-          <w:b/>
-          <w:bCs/>
-        </w:rPr>
-      </w:pPr>
-      <w:r>
-        <w:rPr>
-          <w:b/>
-          <w:bCs/>
-        </w:rPr>
-        <w:t>Novelty and gaps:</w:t>
+      <w:r>
+        <w:t xml:space="preserve">As discussed </w:t>
+      </w:r>
+      <w:r>
+        <w:t xml:space="preserve">earlier </w:t>
+      </w:r>
+      <w:r>
+        <w:t xml:space="preserve">the aim for the first chapter was to investigate </w:t>
+      </w:r>
+      <w:r>
+        <w:t xml:space="preserve">whether temperature will influence fitness in E. coli </w:t>
+      </w:r>
+      <w:proofErr w:type="spellStart"/>
+      <w:r>
+        <w:t>rpoB</w:t>
+      </w:r>
+      <w:proofErr w:type="spellEnd"/>
+      <w:r>
+        <w:t xml:space="preserve"> mutations</w:t>
+      </w:r>
+      <w:r>
+        <w:t xml:space="preserve">. Therefor the intended approach </w:t>
+      </w:r>
+      <w:r>
+        <w:t xml:space="preserve">is to create a comprehensive data set on a wide range of temperature </w:t>
+      </w:r>
+      <w:r>
+        <w:t xml:space="preserve">to see the change in fitness. </w:t>
       </w:r>
     </w:p>
     <w:p>
       <w:r>
-        <w:t>What I am trying to find out</w:t>
-      </w:r>
-      <w:r>
-        <w:t>?</w:t>
+        <w:t xml:space="preserve">For </w:t>
+      </w:r>
+      <w:proofErr w:type="gramStart"/>
+      <w:r>
+        <w:t>now</w:t>
+      </w:r>
+      <w:proofErr w:type="gramEnd"/>
+      <w:r>
+        <w:t xml:space="preserve"> ou</w:t>
+      </w:r>
+      <w:r>
+        <w:t>r</w:t>
+      </w:r>
+      <w:r>
+        <w:t xml:space="preserve"> lab has isolated 28 unique E. coli </w:t>
+      </w:r>
+      <w:proofErr w:type="spellStart"/>
+      <w:r>
+        <w:t>rpoB</w:t>
+      </w:r>
+      <w:proofErr w:type="spellEnd"/>
+      <w:r>
+        <w:t xml:space="preserve"> mutant</w:t>
+      </w:r>
+      <w:r>
+        <w:t xml:space="preserve">s therefor </w:t>
+      </w:r>
+      <w:r>
+        <w:t xml:space="preserve">in order </w:t>
+      </w:r>
+      <w:proofErr w:type="gramStart"/>
+      <w:r>
+        <w:t xml:space="preserve">to </w:t>
+      </w:r>
+      <w:r>
+        <w:t xml:space="preserve"> </w:t>
+      </w:r>
+      <w:proofErr w:type="spellStart"/>
+      <w:r>
+        <w:t>beable</w:t>
+      </w:r>
+      <w:proofErr w:type="spellEnd"/>
+      <w:proofErr w:type="gramEnd"/>
+      <w:r>
+        <w:t xml:space="preserve"> to test for all of them we </w:t>
+      </w:r>
+      <w:r>
+        <w:t>decided</w:t>
+      </w:r>
+      <w:r>
+        <w:t xml:space="preserve"> on using a 96 well plate. </w:t>
+      </w:r>
+      <w:r>
+        <w:t xml:space="preserve">The design was as </w:t>
+      </w:r>
+      <w:r>
+        <w:t>follows. After blanking the outer wells with pure media as it</w:t>
+      </w:r>
+      <w:r>
+        <w:t xml:space="preserve"> these wells are prone to evaporation, </w:t>
+      </w:r>
+      <w:r>
+        <w:t xml:space="preserve">we are left with 60 wells. </w:t>
+      </w:r>
+      <w:r>
+        <w:t>W</w:t>
+      </w:r>
+      <w:r>
+        <w:t>e then decided to split the plate in 2 halves</w:t>
+      </w:r>
+      <w:r>
+        <w:t xml:space="preserve"> with the top three </w:t>
+      </w:r>
+      <w:proofErr w:type="spellStart"/>
+      <w:r>
+        <w:t>rows’s</w:t>
+      </w:r>
+      <w:proofErr w:type="spellEnd"/>
+      <w:r>
+        <w:t xml:space="preserve"> media </w:t>
+      </w:r>
+      <w:r>
+        <w:t xml:space="preserve">being M9 glucose while the bottom three rows will be LB. </w:t>
+      </w:r>
+      <w:r>
+        <w:t xml:space="preserve">This leaves me 30 wells for each media which perfectly </w:t>
+      </w:r>
+      <w:r>
+        <w:t xml:space="preserve">accommodates for our 28 mutations along with the wild type and another well to act as the blank. </w:t>
+      </w:r>
+      <w:r>
+        <w:t xml:space="preserve">Therefor the idea is that </w:t>
+      </w:r>
+      <w:r>
+        <w:t xml:space="preserve">we </w:t>
+      </w:r>
+      <w:proofErr w:type="gramStart"/>
+      <w:r>
+        <w:t>will</w:t>
+      </w:r>
+      <w:proofErr w:type="gramEnd"/>
+      <w:r>
+        <w:t xml:space="preserve"> </w:t>
+      </w:r>
+      <w:proofErr w:type="spellStart"/>
+      <w:r>
+        <w:t>beable</w:t>
+      </w:r>
+      <w:proofErr w:type="spellEnd"/>
+      <w:r>
+        <w:t xml:space="preserve"> to test the fitness effects of our 28 </w:t>
+      </w:r>
+      <w:proofErr w:type="spellStart"/>
+      <w:r>
+        <w:t>rpoB</w:t>
+      </w:r>
+      <w:proofErr w:type="spellEnd"/>
+      <w:r>
+        <w:t xml:space="preserve"> mutations </w:t>
+      </w:r>
+      <w:r>
+        <w:t xml:space="preserve">and the wild type twice across two different media types under one temperature. </w:t>
       </w:r>
     </w:p>
     <w:p>
       <w:r>
-        <w:t xml:space="preserve">How does environmental factors like temperature and media richness affect the growth of my RIF resistant </w:t>
+        <w:t xml:space="preserve">The experiment will two folds. </w:t>
+      </w:r>
+      <w:proofErr w:type="gramStart"/>
+      <w:r>
+        <w:t>First</w:t>
+      </w:r>
+      <w:proofErr w:type="gramEnd"/>
+      <w:r>
+        <w:t xml:space="preserve"> I will create the ONC by first </w:t>
+      </w:r>
+      <w:r>
+        <w:t xml:space="preserve">setting up the 96well plate in the format I have discussed above. Then I will inoculate each well with the corresponding </w:t>
+      </w:r>
+      <w:r>
+        <w:t xml:space="preserve">bacteria using a sterile </w:t>
+      </w:r>
+      <w:r>
+        <w:t>inoculation</w:t>
+      </w:r>
+      <w:r>
+        <w:t xml:space="preserve"> loop and then incubate it </w:t>
+      </w:r>
+      <w:r>
+        <w:t xml:space="preserve">in a plate reader for 22 hours. We decided on 22 hours as an appropriate incubation time </w:t>
+      </w:r>
+      <w:r>
+        <w:t xml:space="preserve">for both </w:t>
       </w:r>
       <w:proofErr w:type="spellStart"/>
       <w:r>
-        <w:t>rpoB</w:t>
+        <w:t>logestic</w:t>
       </w:r>
       <w:proofErr w:type="spellEnd"/>
       <w:r>
-        <w:t xml:space="preserve"> mutations. </w:t>
-      </w:r>
-    </w:p>
-    <w:p>
-      <w:r>
-        <w:t>People have done experiment at certain temperatures however I will do doing this experiment across a whole spectrum. 28c-50c</w:t>
-      </w:r>
-    </w:p>
-    <w:p>
-      <w:pPr>
-        <w:rPr>
-          <w:b/>
-          <w:bCs/>
-        </w:rPr>
-      </w:pPr>
-      <w:r>
-        <w:rPr>
-          <w:b/>
-          <w:bCs/>
-        </w:rPr>
-        <w:t>Intended approach and research methods</w:t>
-      </w:r>
-      <w:r>
-        <w:rPr>
-          <w:b/>
-          <w:bCs/>
-        </w:rPr>
-        <w:t>:</w:t>
-      </w:r>
-    </w:p>
-    <w:p>
-      <w:r>
-        <w:t xml:space="preserve">As discussed </w:t>
-      </w:r>
-      <w:r>
-        <w:t xml:space="preserve">earlier </w:t>
-      </w:r>
-      <w:r>
-        <w:t xml:space="preserve">the aim for the first chapter was to investigate </w:t>
-      </w:r>
-      <w:r>
-        <w:t xml:space="preserve">whether temperature will influence fitness in E. coli </w:t>
+        <w:t xml:space="preserve"> and </w:t>
       </w:r>
       <w:proofErr w:type="spellStart"/>
       <w:r>
-        <w:t>rpoB</w:t>
+        <w:t>biolgocial</w:t>
       </w:r>
       <w:proofErr w:type="spellEnd"/>
       <w:r>
-        <w:t xml:space="preserve"> mutations</w:t>
-      </w:r>
-      <w:r>
-        <w:t xml:space="preserve">. Therefor the intended approach </w:t>
-      </w:r>
-      <w:r>
-        <w:t xml:space="preserve">is to create a comprehensive data set on a wide range of temperature </w:t>
-      </w:r>
-      <w:r>
-        <w:t xml:space="preserve">to see the change in fitness. </w:t>
-      </w:r>
-    </w:p>
-    <w:p>
-      <w:r>
-        <w:t>For now ou</w:t>
-      </w:r>
-      <w:r>
-        <w:t>r</w:t>
-      </w:r>
-      <w:r>
-        <w:t xml:space="preserve"> lab has isolated 28 unique E. coli </w:t>
-      </w:r>
-      <w:proofErr w:type="spellStart"/>
-      <w:r>
-        <w:t>rpoB</w:t>
-      </w:r>
-      <w:proofErr w:type="spellEnd"/>
-      <w:r>
-        <w:t xml:space="preserve"> mutant</w:t>
-      </w:r>
-      <w:r>
-        <w:t xml:space="preserve">s therefor </w:t>
-      </w:r>
-      <w:r>
-        <w:t xml:space="preserve">in order to </w:t>
-      </w:r>
-      <w:r>
-        <w:t xml:space="preserve"> </w:t>
-      </w:r>
-      <w:proofErr w:type="spellStart"/>
-      <w:r>
-        <w:t>beable</w:t>
-      </w:r>
-      <w:proofErr w:type="spellEnd"/>
-      <w:r>
-        <w:t xml:space="preserve"> to test for all of them we </w:t>
-      </w:r>
-      <w:r>
-        <w:t>decided</w:t>
-      </w:r>
-      <w:r>
-        <w:t xml:space="preserve"> on using a 96 well plate. </w:t>
-      </w:r>
-      <w:r>
-        <w:t xml:space="preserve">The design was as </w:t>
-      </w:r>
-      <w:r>
-        <w:t>follows. After blanking the outer wells with pure media as it</w:t>
-      </w:r>
-      <w:r>
-        <w:t xml:space="preserve"> these wells are prone to evaporation, </w:t>
-      </w:r>
-      <w:r>
-        <w:t xml:space="preserve">we are left with 60 wells. </w:t>
-      </w:r>
-      <w:r>
-        <w:t>W</w:t>
-      </w:r>
-      <w:r>
-        <w:t>e then decided to split the plate in 2 halves</w:t>
-      </w:r>
-      <w:r>
-        <w:t xml:space="preserve"> with the top three </w:t>
-      </w:r>
-      <w:proofErr w:type="spellStart"/>
-      <w:r>
-        <w:t>rows’s</w:t>
-      </w:r>
-      <w:proofErr w:type="spellEnd"/>
-      <w:r>
-        <w:t xml:space="preserve"> media </w:t>
-      </w:r>
-      <w:r>
-        <w:t xml:space="preserve">being M9 glucose while the bottom three rows will be LB. </w:t>
-      </w:r>
-      <w:r>
-        <w:t xml:space="preserve">This leaves me 30 wells for each media which perfectly </w:t>
-      </w:r>
-      <w:r>
-        <w:t xml:space="preserve">accommodates for our 28 mutations along with the wild type and another well to act as the blank. </w:t>
-      </w:r>
-      <w:r>
-        <w:t xml:space="preserve">Therefor the idea is that </w:t>
-      </w:r>
-      <w:r>
-        <w:t xml:space="preserve">we will </w:t>
-      </w:r>
-      <w:proofErr w:type="spellStart"/>
-      <w:r>
-        <w:lastRenderedPageBreak/>
-        <w:t>beable</w:t>
-      </w:r>
-      <w:proofErr w:type="spellEnd"/>
-      <w:r>
-        <w:t xml:space="preserve"> to test the fitness effects of our 28 </w:t>
-      </w:r>
-      <w:proofErr w:type="spellStart"/>
-      <w:r>
-        <w:t>rpoB</w:t>
-      </w:r>
-      <w:proofErr w:type="spellEnd"/>
-      <w:r>
-        <w:t xml:space="preserve"> mutations </w:t>
-      </w:r>
-      <w:r>
-        <w:t xml:space="preserve">and the wild type twice across two different media types under one temperature. </w:t>
-      </w:r>
-    </w:p>
-    <w:p>
-      <w:r>
-        <w:t xml:space="preserve">The experiment will two folds. First I will create the ONC by first </w:t>
-      </w:r>
-      <w:r>
-        <w:t xml:space="preserve">setting up the 96well plate in the format I have discussed above. Then I will inoculate each well with the corresponding </w:t>
-      </w:r>
-      <w:r>
-        <w:t xml:space="preserve">bacteria using a sterile </w:t>
-      </w:r>
-      <w:r>
-        <w:t>inoculation</w:t>
-      </w:r>
-      <w:r>
-        <w:t xml:space="preserve"> loop and then incubate it </w:t>
-      </w:r>
-      <w:r>
-        <w:t xml:space="preserve">in a plate reader for 22 hours. We decided on 22 hours as an appropriate incubation time </w:t>
-      </w:r>
-      <w:r>
-        <w:t xml:space="preserve">for both </w:t>
-      </w:r>
-      <w:proofErr w:type="spellStart"/>
-      <w:r>
-        <w:t>logestic</w:t>
-      </w:r>
-      <w:proofErr w:type="spellEnd"/>
-      <w:r>
-        <w:t xml:space="preserve"> and </w:t>
-      </w:r>
-      <w:proofErr w:type="spellStart"/>
-      <w:r>
-        <w:t>biolgocial</w:t>
-      </w:r>
-      <w:proofErr w:type="spellEnd"/>
-      <w:r>
-        <w:t xml:space="preserve"> reasons. Normally E. coil has an 18 hour growth period however since I am dealing with mutants we decided it was </w:t>
+        <w:t xml:space="preserve"> reasons. Normally E. coil has an </w:t>
+      </w:r>
+      <w:proofErr w:type="gramStart"/>
+      <w:r>
+        <w:t>18 hour</w:t>
+      </w:r>
+      <w:proofErr w:type="gramEnd"/>
+      <w:r>
+        <w:t xml:space="preserve"> growth period however since I am dealing with </w:t>
+      </w:r>
+      <w:proofErr w:type="gramStart"/>
+      <w:r>
+        <w:t>mutants</w:t>
+      </w:r>
+      <w:proofErr w:type="gramEnd"/>
+      <w:r>
+        <w:t xml:space="preserve"> we decided it was </w:t>
       </w:r>
       <w:proofErr w:type="spellStart"/>
       <w:r>
@@ -5079,7 +5453,6 @@
                 <w:lang w:eastAsia="en-AU"/>
                 <w14:ligatures w14:val="none"/>
               </w:rPr>
-              <w:lastRenderedPageBreak/>
               <w:t>M7</w:t>
             </w:r>
           </w:p>
@@ -6600,7 +6973,15 @@
         <w:t>with the M standing for mutant</w:t>
       </w:r>
       <w:r>
-        <w:t xml:space="preserve">. The corresponding mutations that each number refers to can also be seen on the right hand side. </w:t>
+        <w:t xml:space="preserve">. The corresponding mutations that each number refers to can also be seen on the </w:t>
+      </w:r>
+      <w:proofErr w:type="gramStart"/>
+      <w:r>
+        <w:t>right hand</w:t>
+      </w:r>
+      <w:proofErr w:type="gramEnd"/>
+      <w:r>
+        <w:t xml:space="preserve"> side. </w:t>
       </w:r>
     </w:p>
     <w:p/>
@@ -6617,7 +6998,6 @@
         <w:rPr>
           <w:noProof/>
         </w:rPr>
-        <w:lastRenderedPageBreak/>
         <w:drawing>
           <wp:inline distT="0" distB="0" distL="0" distR="0" wp14:anchorId="49480D82" wp14:editId="771C3BE9">
             <wp:extent cx="3648075" cy="3202271"/>
@@ -6799,6 +7179,7 @@
                 <w:lang w:eastAsia="en-AU"/>
                 <w14:ligatures w14:val="none"/>
               </w:rPr>
+              <w:lastRenderedPageBreak/>
               <w:t>Legend:</w:t>
             </w:r>
           </w:p>
@@ -11646,7 +12027,6 @@
                 <w:lang w:eastAsia="en-AU"/>
                 <w14:ligatures w14:val="none"/>
               </w:rPr>
-              <w:lastRenderedPageBreak/>
               <w:t>Assay 1</w:t>
             </w:r>
           </w:p>
@@ -22415,6 +22795,7 @@
                 <w:lang w:eastAsia="en-AU"/>
                 <w14:ligatures w14:val="none"/>
               </w:rPr>
+              <w:lastRenderedPageBreak/>
               <w:t>FRIDAY</w:t>
             </w:r>
           </w:p>
@@ -26027,7 +26408,6 @@
           <w:b/>
           <w:bCs/>
         </w:rPr>
-        <w:lastRenderedPageBreak/>
         <w:t xml:space="preserve">Pouring plates </w:t>
       </w:r>
     </w:p>
@@ -30198,6 +30578,7 @@
                 <w:lang w:eastAsia="en-AU"/>
                 <w14:ligatures w14:val="none"/>
               </w:rPr>
+              <w:lastRenderedPageBreak/>
               <w:t>Tasks</w:t>
             </w:r>
           </w:p>
@@ -30763,6 +31144,128 @@
           <w:bCs/>
         </w:rPr>
       </w:pPr>
+      <w:r>
+        <w:rPr>
+          <w:b/>
+          <w:bCs/>
+        </w:rPr>
+        <w:t>Expected outcomes or preliminary results</w:t>
+      </w:r>
+      <w:r>
+        <w:rPr>
+          <w:b/>
+          <w:bCs/>
+        </w:rPr>
+        <w:t>:</w:t>
+      </w:r>
+    </w:p>
+    <w:p>
+      <w:r>
+        <w:t xml:space="preserve">we saw growth in 48c ONC but no growth in 48 experiment which means the cumulative stress of the </w:t>
+      </w:r>
+      <w:proofErr w:type="spellStart"/>
+      <w:r>
+        <w:t>forst</w:t>
+      </w:r>
+      <w:proofErr w:type="spellEnd"/>
+      <w:r>
+        <w:t xml:space="preserve"> 22h of ONC killed them and I was pipetting dead cells during the experiment </w:t>
+      </w:r>
+    </w:p>
+    <w:p>
+      <w:pPr>
+        <w:rPr>
+          <w:b/>
+          <w:bCs/>
+        </w:rPr>
+      </w:pPr>
+    </w:p>
+    <w:p>
+      <w:r>
+        <w:t xml:space="preserve">In theory we did not give these mutants time to evolve so their reaction should be </w:t>
+      </w:r>
+      <w:proofErr w:type="gramStart"/>
+      <w:r>
+        <w:t>poor</w:t>
+      </w:r>
+      <w:proofErr w:type="gramEnd"/>
+      <w:r>
+        <w:t xml:space="preserve"> but we see the complete opposite </w:t>
+      </w:r>
+    </w:p>
+    <w:p>
+      <w:r>
+        <w:t xml:space="preserve">At 42c </w:t>
+      </w:r>
+      <w:r>
+        <w:t xml:space="preserve">we saw growth in both the LB and m9 media however the identical mutants grown in LB grew about 4x as well. </w:t>
+      </w:r>
+    </w:p>
+    <w:p>
+      <w:r>
+        <w:t xml:space="preserve">At 45c we saw no growth in the m9 media anymore however we still saw growth in LB.  </w:t>
+      </w:r>
+    </w:p>
+    <w:p/>
+    <w:p>
+      <w:r>
+        <w:t xml:space="preserve">We see sharp drop off in m9 which is due to the solo glucose resource  </w:t>
+      </w:r>
+    </w:p>
+    <w:p>
+      <w:r>
+        <w:t xml:space="preserve">We see a smoother drop off in LB due to the rich media </w:t>
+      </w:r>
+    </w:p>
+    <w:p>
+      <w:r>
+        <w:t xml:space="preserve">We see E. coli </w:t>
+      </w:r>
+      <w:proofErr w:type="spellStart"/>
+      <w:r>
+        <w:t>rpoB</w:t>
+      </w:r>
+      <w:proofErr w:type="spellEnd"/>
+      <w:r>
+        <w:t xml:space="preserve"> mutants growing in lethal 45c heat why can they still grow?</w:t>
+      </w:r>
+    </w:p>
+    <w:p>
+      <w:r>
+        <w:t xml:space="preserve">Could mutating the </w:t>
+      </w:r>
+      <w:proofErr w:type="spellStart"/>
+      <w:r>
+        <w:t>rpoB</w:t>
+      </w:r>
+      <w:proofErr w:type="spellEnd"/>
+      <w:r>
+        <w:t xml:space="preserve"> gene also changed the </w:t>
+      </w:r>
+      <w:proofErr w:type="spellStart"/>
+      <w:r>
+        <w:t>rpoH</w:t>
+      </w:r>
+      <w:proofErr w:type="spellEnd"/>
+      <w:r>
+        <w:t xml:space="preserve"> gene? Pleiotropy?</w:t>
+      </w:r>
+      <w:r>
+        <w:t xml:space="preserve"> Did we do WGS?)</w:t>
+      </w:r>
+    </w:p>
+    <w:p>
+      <w:r>
+        <w:t xml:space="preserve">We see some growth in m9 from ONC experiment at 45c but there is no </w:t>
+      </w:r>
+      <w:proofErr w:type="gramStart"/>
+      <w:r>
+        <w:t>growth  during</w:t>
+      </w:r>
+      <w:proofErr w:type="gramEnd"/>
+      <w:r>
+        <w:t xml:space="preserve"> the actual experiment </w:t>
+      </w:r>
     </w:p>
     <w:p>
       <w:pPr>
@@ -30779,136 +31282,6 @@
           <w:bCs/>
         </w:rPr>
       </w:pPr>
-    </w:p>
-    <w:p>
-      <w:pPr>
-        <w:rPr>
-          <w:b/>
-          <w:bCs/>
-        </w:rPr>
-      </w:pPr>
-    </w:p>
-    <w:p>
-      <w:pPr>
-        <w:rPr>
-          <w:b/>
-          <w:bCs/>
-        </w:rPr>
-      </w:pPr>
-    </w:p>
-    <w:p>
-      <w:pPr>
-        <w:rPr>
-          <w:b/>
-          <w:bCs/>
-        </w:rPr>
-      </w:pPr>
-      <w:r>
-        <w:rPr>
-          <w:b/>
-          <w:bCs/>
-        </w:rPr>
-        <w:t>Expected outcomes or preliminary results</w:t>
-      </w:r>
-      <w:r>
-        <w:rPr>
-          <w:b/>
-          <w:bCs/>
-        </w:rPr>
-        <w:t>:</w:t>
-      </w:r>
-    </w:p>
-    <w:p>
-      <w:r>
-        <w:t xml:space="preserve">we saw growth in 48c ONC but no growth in 48 experiment which means the cumulative stress of the </w:t>
-      </w:r>
-      <w:proofErr w:type="spellStart"/>
-      <w:r>
-        <w:t>forst</w:t>
-      </w:r>
-      <w:proofErr w:type="spellEnd"/>
-      <w:r>
-        <w:t xml:space="preserve"> 22h of ONC killed them and I was pipetting dead cells during the experiment </w:t>
-      </w:r>
-    </w:p>
-    <w:p>
-      <w:pPr>
-        <w:rPr>
-          <w:b/>
-          <w:bCs/>
-        </w:rPr>
-      </w:pPr>
-    </w:p>
-    <w:p>
-      <w:r>
-        <w:t xml:space="preserve">In theory we did not give these mutants time to evolve so their reaction should be poor but we see the complete opposite </w:t>
-      </w:r>
-    </w:p>
-    <w:p>
-      <w:r>
-        <w:t xml:space="preserve">At 42c </w:t>
-      </w:r>
-      <w:r>
-        <w:t xml:space="preserve">we saw growth in both the LB and m9 media however the identical mutants grown in LB grew about 4x as well. </w:t>
-      </w:r>
-    </w:p>
-    <w:p>
-      <w:r>
-        <w:t xml:space="preserve">At 45c we saw no growth in the m9 media anymore however we still saw growth in LB.  </w:t>
-      </w:r>
-    </w:p>
-    <w:p/>
-    <w:p>
-      <w:r>
-        <w:t xml:space="preserve">We see sharp drop off in m9 which is due to the solo glucose resource  </w:t>
-      </w:r>
-    </w:p>
-    <w:p>
-      <w:r>
-        <w:t xml:space="preserve">We see a smoother drop off in LB due to the rich media </w:t>
-      </w:r>
-    </w:p>
-    <w:p>
-      <w:r>
-        <w:t xml:space="preserve">We see E. coli </w:t>
-      </w:r>
-      <w:proofErr w:type="spellStart"/>
-      <w:r>
-        <w:t>rpoB</w:t>
-      </w:r>
-      <w:proofErr w:type="spellEnd"/>
-      <w:r>
-        <w:t xml:space="preserve"> mutants growing in lethal 45c heat why can they still grow?</w:t>
-      </w:r>
-    </w:p>
-    <w:p>
-      <w:r>
-        <w:t xml:space="preserve">Could mutating the </w:t>
-      </w:r>
-      <w:proofErr w:type="spellStart"/>
-      <w:r>
-        <w:t>rpoB</w:t>
-      </w:r>
-      <w:proofErr w:type="spellEnd"/>
-      <w:r>
-        <w:t xml:space="preserve"> gene also changed the </w:t>
-      </w:r>
-      <w:proofErr w:type="spellStart"/>
-      <w:r>
-        <w:t>rpoH</w:t>
-      </w:r>
-      <w:proofErr w:type="spellEnd"/>
-      <w:r>
-        <w:t xml:space="preserve"> gene? Pleiotropy?</w:t>
-      </w:r>
-      <w:r>
-        <w:t xml:space="preserve"> Did we do WGS?)</w:t>
-      </w:r>
-    </w:p>
-    <w:p>
-      <w:r>
-        <w:t xml:space="preserve">We see some growth in m9 from ONC experiment at 45c but there is no growth  during the actual experiment </w:t>
-      </w:r>
     </w:p>
     <w:p>
       <w:pPr>
@@ -30990,7 +31363,7 @@
     <w:tbl>
       <w:tblPr>
         <w:tblStyle w:val="TableGrid"/>
-        <w:tblpPr w:leftFromText="180" w:rightFromText="180" w:vertAnchor="page" w:horzAnchor="margin" w:tblpXSpec="center" w:tblpY="12496"/>
+        <w:tblpPr w:leftFromText="180" w:rightFromText="180" w:vertAnchor="page" w:horzAnchor="margin" w:tblpXSpec="center" w:tblpY="3001"/>
         <w:tblW w:w="11526" w:type="dxa"/>
         <w:tblLook w:val="04A0" w:firstRow="1" w:lastRow="0" w:firstColumn="1" w:lastColumn="0" w:noHBand="0" w:noVBand="1"/>
       </w:tblPr>
@@ -31025,7 +31398,6 @@
                 <w:b/>
                 <w:bCs/>
               </w:rPr>
-              <w:lastRenderedPageBreak/>
               <w:t>January</w:t>
             </w:r>
           </w:p>
@@ -31385,38 +31757,2096 @@
         </w:rPr>
       </w:pPr>
     </w:p>
+    <w:p/>
+    <w:p/>
+    <w:p/>
+    <w:p/>
     <w:p>
       <w:pPr>
-        <w:rPr>
-          <w:b/>
-          <w:bCs/>
-        </w:rPr>
+        <w:tabs>
+          <w:tab w:val="left" w:pos="1620"/>
+        </w:tabs>
+      </w:pPr>
+      <w:r>
+        <w:tab/>
+      </w:r>
+    </w:p>
+    <w:p>
+      <w:pPr>
+        <w:tabs>
+          <w:tab w:val="left" w:pos="1620"/>
+        </w:tabs>
       </w:pPr>
     </w:p>
     <w:p>
       <w:pPr>
-        <w:rPr>
-          <w:b/>
-          <w:bCs/>
-        </w:rPr>
+        <w:tabs>
+          <w:tab w:val="left" w:pos="1620"/>
+        </w:tabs>
       </w:pPr>
     </w:p>
     <w:p>
       <w:pPr>
-        <w:rPr>
-          <w:b/>
-          <w:bCs/>
-        </w:rPr>
+        <w:tabs>
+          <w:tab w:val="left" w:pos="1620"/>
+        </w:tabs>
       </w:pPr>
     </w:p>
     <w:p>
       <w:pPr>
+        <w:tabs>
+          <w:tab w:val="left" w:pos="1620"/>
+        </w:tabs>
+      </w:pPr>
+    </w:p>
+    <w:p>
+      <w:pPr>
+        <w:tabs>
+          <w:tab w:val="left" w:pos="1620"/>
+        </w:tabs>
+      </w:pPr>
+    </w:p>
+    <w:p>
+      <w:pPr>
+        <w:tabs>
+          <w:tab w:val="left" w:pos="1620"/>
+        </w:tabs>
+      </w:pPr>
+    </w:p>
+    <w:p>
+      <w:pPr>
+        <w:tabs>
+          <w:tab w:val="left" w:pos="1620"/>
+        </w:tabs>
+      </w:pPr>
+    </w:p>
+    <w:p>
+      <w:pPr>
+        <w:tabs>
+          <w:tab w:val="left" w:pos="1620"/>
+        </w:tabs>
+      </w:pPr>
+    </w:p>
+    <w:p>
+      <w:pPr>
+        <w:tabs>
+          <w:tab w:val="left" w:pos="1620"/>
+        </w:tabs>
+      </w:pPr>
+    </w:p>
+    <w:p>
+      <w:pPr>
+        <w:tabs>
+          <w:tab w:val="left" w:pos="1620"/>
+        </w:tabs>
+      </w:pPr>
+    </w:p>
+    <w:p>
+      <w:pPr>
+        <w:tabs>
+          <w:tab w:val="left" w:pos="1620"/>
+        </w:tabs>
+      </w:pPr>
+    </w:p>
+    <w:p>
+      <w:pPr>
+        <w:tabs>
+          <w:tab w:val="left" w:pos="1620"/>
+        </w:tabs>
+      </w:pPr>
+    </w:p>
+    <w:p>
+      <w:pPr>
+        <w:tabs>
+          <w:tab w:val="left" w:pos="1620"/>
+        </w:tabs>
+      </w:pPr>
+    </w:p>
+    <w:p>
+      <w:pPr>
+        <w:tabs>
+          <w:tab w:val="left" w:pos="1620"/>
+        </w:tabs>
+      </w:pPr>
+    </w:p>
+    <w:p>
+      <w:pPr>
+        <w:tabs>
+          <w:tab w:val="left" w:pos="1620"/>
+        </w:tabs>
+      </w:pPr>
+    </w:p>
+    <w:p>
+      <w:pPr>
+        <w:tabs>
+          <w:tab w:val="left" w:pos="1620"/>
+        </w:tabs>
+      </w:pPr>
+    </w:p>
+    <w:p>
+      <w:pPr>
+        <w:tabs>
+          <w:tab w:val="left" w:pos="1620"/>
+        </w:tabs>
+      </w:pPr>
+    </w:p>
+    <w:p>
+      <w:pPr>
+        <w:spacing w:line="276" w:lineRule="auto"/>
         <w:rPr>
           <w:b/>
           <w:bCs/>
-        </w:rPr>
+          <w:sz w:val="22"/>
+          <w:szCs w:val="22"/>
+        </w:rPr>
+      </w:pPr>
+      <w:r>
+        <w:rPr>
+          <w:b/>
+          <w:bCs/>
+          <w:sz w:val="22"/>
+          <w:szCs w:val="22"/>
+        </w:rPr>
+        <w:t xml:space="preserve">Reference: </w:t>
+      </w:r>
+    </w:p>
+    <w:p>
+      <w:pPr>
+        <w:spacing w:line="276" w:lineRule="auto"/>
+      </w:pPr>
+      <w:r>
+        <w:rPr>
+          <w:sz w:val="22"/>
+          <w:szCs w:val="22"/>
+        </w:rPr>
+        <w:t xml:space="preserve">Alexander, H.K. (2023) Quantifying stochastic establishment of mutants in microbial adaptation. </w:t>
+      </w:r>
+      <w:r>
+        <w:rPr>
+          <w:i/>
+          <w:iCs/>
+          <w:sz w:val="22"/>
+          <w:szCs w:val="22"/>
+        </w:rPr>
+        <w:t>Microbiology</w:t>
+      </w:r>
+      <w:r>
+        <w:rPr>
+          <w:sz w:val="22"/>
+          <w:szCs w:val="22"/>
+        </w:rPr>
+        <w:t>, 169. https://doi.org/10.1099/mic.0.001365</w:t>
+      </w:r>
+    </w:p>
+    <w:p>
+      <w:pPr>
+        <w:spacing w:line="276" w:lineRule="auto"/>
+        <w:ind w:left="720" w:hanging="720"/>
+      </w:pPr>
+      <w:r>
+        <w:rPr>
+          <w:sz w:val="22"/>
+          <w:szCs w:val="22"/>
+        </w:rPr>
+        <w:t xml:space="preserve">Alexander, H.K. and MacLean, R.C. (2020) Stochastic bacterial population dynamics restrict the establishment of antibiotic resistance from single cells. </w:t>
+      </w:r>
+      <w:r>
+        <w:rPr>
+          <w:i/>
+          <w:iCs/>
+          <w:sz w:val="22"/>
+          <w:szCs w:val="22"/>
+        </w:rPr>
+        <w:t>Proceedings of the National Academy of Sciences</w:t>
+      </w:r>
+      <w:r>
+        <w:rPr>
+          <w:sz w:val="22"/>
+          <w:szCs w:val="22"/>
+        </w:rPr>
+        <w:t>, 117(34), 19455–19464. https://doi.org/10.1073/pnas.1919672117</w:t>
+      </w:r>
+    </w:p>
+    <w:p>
+      <w:pPr>
+        <w:spacing w:line="276" w:lineRule="auto"/>
+        <w:ind w:left="720" w:hanging="720"/>
+      </w:pPr>
+      <w:r>
+        <w:rPr>
+          <w:sz w:val="22"/>
+          <w:szCs w:val="22"/>
+        </w:rPr>
+        <w:t xml:space="preserve">Aminov, R.I. (2009) The role of antibiotics and antibiotic resistance in nature. </w:t>
+      </w:r>
+      <w:r>
+        <w:rPr>
+          <w:i/>
+          <w:iCs/>
+          <w:sz w:val="22"/>
+          <w:szCs w:val="22"/>
+        </w:rPr>
+        <w:t>Environmental Microbiology</w:t>
+      </w:r>
+      <w:r>
+        <w:rPr>
+          <w:sz w:val="22"/>
+          <w:szCs w:val="22"/>
+        </w:rPr>
+        <w:t>, 11(12), 2970–2988. https://doi.org/10.1111/j.1462-2920.2009.01972.x</w:t>
+      </w:r>
+    </w:p>
+    <w:p>
+      <w:pPr>
+        <w:spacing w:line="276" w:lineRule="auto"/>
+        <w:ind w:left="720" w:hanging="720"/>
+      </w:pPr>
+      <w:r>
+        <w:rPr>
+          <w:sz w:val="22"/>
+          <w:szCs w:val="22"/>
+        </w:rPr>
+        <w:t xml:space="preserve">Andersson, D.I. and Hughes, D. (2014) Microbiological effects of sublethal levels of antibiotics. </w:t>
+      </w:r>
+      <w:r>
+        <w:rPr>
+          <w:i/>
+          <w:iCs/>
+          <w:sz w:val="22"/>
+          <w:szCs w:val="22"/>
+        </w:rPr>
+        <w:t>Nature Reviews Microbiology</w:t>
+      </w:r>
+      <w:r>
+        <w:rPr>
+          <w:sz w:val="22"/>
+          <w:szCs w:val="22"/>
+        </w:rPr>
+        <w:t>, 12(7), 465–478. https://doi.org/10.1038/nrmicro3270</w:t>
+      </w:r>
+    </w:p>
+    <w:p>
+      <w:pPr>
+        <w:spacing w:line="276" w:lineRule="auto"/>
+        <w:ind w:left="720" w:hanging="720"/>
+      </w:pPr>
+      <w:r>
+        <w:rPr>
+          <w:sz w:val="22"/>
+          <w:szCs w:val="22"/>
+        </w:rPr>
+        <w:t xml:space="preserve">Barria, C., Malecki, M. and </w:t>
+      </w:r>
+      <w:proofErr w:type="spellStart"/>
+      <w:r>
+        <w:rPr>
+          <w:sz w:val="22"/>
+          <w:szCs w:val="22"/>
+        </w:rPr>
+        <w:t>Arraiano</w:t>
+      </w:r>
+      <w:proofErr w:type="spellEnd"/>
+      <w:r>
+        <w:rPr>
+          <w:sz w:val="22"/>
+          <w:szCs w:val="22"/>
+        </w:rPr>
+        <w:t xml:space="preserve">, C.M. (2013) Bacterial adaptation to cold. </w:t>
+      </w:r>
+      <w:r>
+        <w:rPr>
+          <w:i/>
+          <w:iCs/>
+          <w:sz w:val="22"/>
+          <w:szCs w:val="22"/>
+        </w:rPr>
+        <w:t>Microbiology</w:t>
+      </w:r>
+      <w:r>
+        <w:rPr>
+          <w:sz w:val="22"/>
+          <w:szCs w:val="22"/>
+        </w:rPr>
+        <w:t>, 159(12), 2437–2443. https://doi.org/10.1099/mic.0.052209-0</w:t>
+      </w:r>
+    </w:p>
+    <w:p>
+      <w:pPr>
+        <w:spacing w:line="276" w:lineRule="auto"/>
+        <w:ind w:left="720" w:hanging="720"/>
+      </w:pPr>
+      <w:r>
+        <w:rPr>
+          <w:sz w:val="22"/>
+          <w:szCs w:val="22"/>
+        </w:rPr>
+        <w:t xml:space="preserve">Barrick, J.E., Kauth, M.R., Strelioff, C.C. and Lenski, R.E. (2010) </w:t>
+      </w:r>
+      <w:r>
+        <w:rPr>
+          <w:i/>
+          <w:iCs/>
+          <w:sz w:val="22"/>
+          <w:szCs w:val="22"/>
+        </w:rPr>
+        <w:t xml:space="preserve">Escherichia coli </w:t>
+      </w:r>
+      <w:proofErr w:type="spellStart"/>
+      <w:r>
+        <w:rPr>
+          <w:i/>
+          <w:iCs/>
+          <w:sz w:val="22"/>
+          <w:szCs w:val="22"/>
+        </w:rPr>
+        <w:t>rpoB</w:t>
+      </w:r>
+      <w:proofErr w:type="spellEnd"/>
+      <w:r>
+        <w:rPr>
+          <w:sz w:val="22"/>
+          <w:szCs w:val="22"/>
+        </w:rPr>
+        <w:t xml:space="preserve"> mutants have increased evolvability in proportion to their fitness defects. </w:t>
+      </w:r>
+      <w:r>
+        <w:rPr>
+          <w:i/>
+          <w:iCs/>
+          <w:sz w:val="22"/>
+          <w:szCs w:val="22"/>
+        </w:rPr>
+        <w:t>Molecular Biology and Evolution</w:t>
+      </w:r>
+      <w:r>
+        <w:rPr>
+          <w:sz w:val="22"/>
+          <w:szCs w:val="22"/>
+        </w:rPr>
+        <w:t>, 27(6), 1338–1347. https://doi.org/10.1093/molbev/msq024</w:t>
+      </w:r>
+    </w:p>
+    <w:p>
+      <w:pPr>
+        <w:spacing w:line="276" w:lineRule="auto"/>
+        <w:ind w:left="720" w:hanging="720"/>
+      </w:pPr>
+      <w:proofErr w:type="spellStart"/>
+      <w:r>
+        <w:rPr>
+          <w:sz w:val="22"/>
+          <w:szCs w:val="22"/>
+        </w:rPr>
+        <w:t>Bataillon</w:t>
+      </w:r>
+      <w:proofErr w:type="spellEnd"/>
+      <w:r>
+        <w:rPr>
+          <w:sz w:val="22"/>
+          <w:szCs w:val="22"/>
+        </w:rPr>
+        <w:t xml:space="preserve">, T., Zhang, T. and Kassen, R. (2011) Cost of adaptation and fitness effects of beneficial mutations in </w:t>
+      </w:r>
+      <w:r>
+        <w:rPr>
+          <w:i/>
+          <w:iCs/>
+          <w:sz w:val="22"/>
+          <w:szCs w:val="22"/>
+        </w:rPr>
+        <w:t>Pseudomonas fluorescens</w:t>
+      </w:r>
+      <w:r>
+        <w:rPr>
+          <w:sz w:val="22"/>
+          <w:szCs w:val="22"/>
+        </w:rPr>
+        <w:t xml:space="preserve">. </w:t>
+      </w:r>
+      <w:r>
+        <w:rPr>
+          <w:i/>
+          <w:iCs/>
+          <w:sz w:val="22"/>
+          <w:szCs w:val="22"/>
+        </w:rPr>
+        <w:t>Genetics</w:t>
+      </w:r>
+      <w:r>
+        <w:rPr>
+          <w:sz w:val="22"/>
+          <w:szCs w:val="22"/>
+        </w:rPr>
+        <w:t>, 189(3), 939–949. https://doi.org/10.1534/genetics.111.130195</w:t>
+      </w:r>
+    </w:p>
+    <w:p>
+      <w:pPr>
+        <w:spacing w:line="276" w:lineRule="auto"/>
+        <w:ind w:left="720" w:hanging="720"/>
+      </w:pPr>
+      <w:r>
+        <w:rPr>
+          <w:sz w:val="22"/>
+          <w:szCs w:val="22"/>
+        </w:rPr>
+        <w:t xml:space="preserve">Batarseh, T.N., Batarseh, S.N., Rodríguez-Verdugo, A. and Gaut, B.S. (2023) Phenotypic and genotypic adaptation of </w:t>
+      </w:r>
+      <w:r>
+        <w:rPr>
+          <w:i/>
+          <w:iCs/>
+          <w:sz w:val="22"/>
+          <w:szCs w:val="22"/>
+        </w:rPr>
+        <w:t>Escherichia coli</w:t>
+      </w:r>
+      <w:r>
+        <w:rPr>
+          <w:sz w:val="22"/>
+          <w:szCs w:val="22"/>
+        </w:rPr>
+        <w:t xml:space="preserve"> to thermal stress is contingent on genetic background. </w:t>
+      </w:r>
+      <w:r>
+        <w:rPr>
+          <w:i/>
+          <w:iCs/>
+          <w:sz w:val="22"/>
+          <w:szCs w:val="22"/>
+        </w:rPr>
+        <w:t>Molecular Biology and Evolution</w:t>
+      </w:r>
+      <w:r>
+        <w:rPr>
+          <w:sz w:val="22"/>
+          <w:szCs w:val="22"/>
+        </w:rPr>
+        <w:t>, 40(5), msad108. https://doi.org/10.1093/molbev/msad108</w:t>
+      </w:r>
+    </w:p>
+    <w:p>
+      <w:pPr>
+        <w:spacing w:line="276" w:lineRule="auto"/>
+        <w:ind w:left="720" w:hanging="720"/>
+      </w:pPr>
+      <w:r>
+        <w:rPr>
+          <w:sz w:val="22"/>
+          <w:szCs w:val="22"/>
+        </w:rPr>
+        <w:t xml:space="preserve">Cairns, J., Overbaugh, J. and Miller, S. (1988) The origin of mutants. </w:t>
+      </w:r>
+      <w:r>
+        <w:rPr>
+          <w:i/>
+          <w:iCs/>
+          <w:sz w:val="22"/>
+          <w:szCs w:val="22"/>
+        </w:rPr>
+        <w:t>Nature</w:t>
+      </w:r>
+      <w:r>
+        <w:rPr>
+          <w:sz w:val="22"/>
+          <w:szCs w:val="22"/>
+        </w:rPr>
+        <w:t>, 335, 142–145. https://doi.org/10.1038/335142a0</w:t>
+      </w:r>
+    </w:p>
+    <w:p>
+      <w:pPr>
+        <w:spacing w:line="276" w:lineRule="auto"/>
+        <w:ind w:left="720" w:hanging="720"/>
+      </w:pPr>
+      <w:r>
+        <w:rPr>
+          <w:sz w:val="22"/>
+          <w:szCs w:val="22"/>
+        </w:rPr>
+        <w:t xml:space="preserve">Campbell, E.A., </w:t>
+      </w:r>
+      <w:proofErr w:type="spellStart"/>
+      <w:r>
+        <w:rPr>
+          <w:sz w:val="22"/>
+          <w:szCs w:val="22"/>
+        </w:rPr>
+        <w:t>Korzheva</w:t>
+      </w:r>
+      <w:proofErr w:type="spellEnd"/>
+      <w:r>
+        <w:rPr>
+          <w:sz w:val="22"/>
+          <w:szCs w:val="22"/>
+        </w:rPr>
+        <w:t xml:space="preserve">, N., </w:t>
+      </w:r>
+      <w:proofErr w:type="spellStart"/>
+      <w:r>
+        <w:rPr>
+          <w:sz w:val="22"/>
+          <w:szCs w:val="22"/>
+        </w:rPr>
+        <w:t>Mustaev</w:t>
+      </w:r>
+      <w:proofErr w:type="spellEnd"/>
+      <w:r>
+        <w:rPr>
+          <w:sz w:val="22"/>
+          <w:szCs w:val="22"/>
+        </w:rPr>
+        <w:t xml:space="preserve">, A., Murakami, K., Nair, S., Goldfarb, A. and Darst, S.A. (2001) Structural mechanism for rifampicin inhibition of bacterial RNA polymerase. </w:t>
+      </w:r>
+      <w:r>
+        <w:rPr>
+          <w:i/>
+          <w:iCs/>
+          <w:sz w:val="22"/>
+          <w:szCs w:val="22"/>
+        </w:rPr>
+        <w:t>Cell</w:t>
+      </w:r>
+      <w:r>
+        <w:rPr>
+          <w:sz w:val="22"/>
+          <w:szCs w:val="22"/>
+        </w:rPr>
+        <w:t>, 104(6), 901–912. https://doi.org/10.1016/S0092-8674(01)00286-0</w:t>
+      </w:r>
+    </w:p>
+    <w:p>
+      <w:pPr>
+        <w:spacing w:line="276" w:lineRule="auto"/>
+        <w:ind w:left="720" w:hanging="720"/>
+      </w:pPr>
+      <w:proofErr w:type="spellStart"/>
+      <w:r>
+        <w:rPr>
+          <w:sz w:val="22"/>
+          <w:szCs w:val="22"/>
+        </w:rPr>
+        <w:t>Cano</w:t>
+      </w:r>
+      <w:proofErr w:type="spellEnd"/>
+      <w:r>
+        <w:rPr>
+          <w:sz w:val="22"/>
+          <w:szCs w:val="22"/>
+        </w:rPr>
+        <w:t xml:space="preserve">, A.V., </w:t>
+      </w:r>
+      <w:proofErr w:type="spellStart"/>
+      <w:r>
+        <w:rPr>
+          <w:sz w:val="22"/>
+          <w:szCs w:val="22"/>
+        </w:rPr>
+        <w:t>Rozhoňová</w:t>
+      </w:r>
+      <w:proofErr w:type="spellEnd"/>
+      <w:r>
+        <w:rPr>
+          <w:sz w:val="22"/>
+          <w:szCs w:val="22"/>
+        </w:rPr>
+        <w:t xml:space="preserve">, H., Stoltzfus, A., McCandlish, D.M. and Payne, J.L. (2022) Mutation bias shapes the spectrum of adaptive substitutions. </w:t>
+      </w:r>
+      <w:r>
+        <w:rPr>
+          <w:i/>
+          <w:iCs/>
+          <w:sz w:val="22"/>
+          <w:szCs w:val="22"/>
+        </w:rPr>
+        <w:t>Proceedings of the National Academy of Sciences</w:t>
+      </w:r>
+      <w:r>
+        <w:rPr>
+          <w:sz w:val="22"/>
+          <w:szCs w:val="22"/>
+        </w:rPr>
+        <w:t>, 119(9), e2119720119. https://doi.org/10.1073/pnas.2119720119</w:t>
+      </w:r>
+    </w:p>
+    <w:p>
+      <w:pPr>
+        <w:spacing w:line="276" w:lineRule="auto"/>
+        <w:ind w:left="720" w:hanging="720"/>
+      </w:pPr>
+      <w:r>
+        <w:rPr>
+          <w:sz w:val="22"/>
+          <w:szCs w:val="22"/>
+        </w:rPr>
+        <w:t xml:space="preserve">Cruz-Loya, M., Kang, T.M., Lozano, N.A., Watanabe, R., Tekin, E., </w:t>
+      </w:r>
+      <w:proofErr w:type="spellStart"/>
+      <w:r>
+        <w:rPr>
+          <w:sz w:val="22"/>
+          <w:szCs w:val="22"/>
+        </w:rPr>
+        <w:t>Damoiseaux</w:t>
+      </w:r>
+      <w:proofErr w:type="spellEnd"/>
+      <w:r>
+        <w:rPr>
+          <w:sz w:val="22"/>
+          <w:szCs w:val="22"/>
+        </w:rPr>
+        <w:t xml:space="preserve">, R., Savage, V.M. and Yeh, P.J. (2019) Stressor interaction networks suggest antibiotic resistance co-opted </w:t>
+      </w:r>
+      <w:r>
+        <w:rPr>
+          <w:sz w:val="22"/>
+          <w:szCs w:val="22"/>
+        </w:rPr>
+        <w:lastRenderedPageBreak/>
+        <w:t xml:space="preserve">from stress responses to temperature. </w:t>
+      </w:r>
+      <w:r>
+        <w:rPr>
+          <w:i/>
+          <w:iCs/>
+          <w:sz w:val="22"/>
+          <w:szCs w:val="22"/>
+        </w:rPr>
+        <w:t>The ISME Journal</w:t>
+      </w:r>
+      <w:r>
+        <w:rPr>
+          <w:sz w:val="22"/>
+          <w:szCs w:val="22"/>
+        </w:rPr>
+        <w:t>, 13, 12–23. https://doi.org/10.1038/s41396-018-0241-x</w:t>
+      </w:r>
+    </w:p>
+    <w:p>
+      <w:pPr>
+        <w:spacing w:line="276" w:lineRule="auto"/>
+        <w:ind w:left="720" w:hanging="720"/>
+      </w:pPr>
+      <w:r>
+        <w:rPr>
+          <w:sz w:val="22"/>
+          <w:szCs w:val="22"/>
+        </w:rPr>
+        <w:t xml:space="preserve">Fusco, D., Gralka, M., Kayser, J., Anderson, A. and </w:t>
+      </w:r>
+      <w:proofErr w:type="spellStart"/>
+      <w:r>
+        <w:rPr>
+          <w:sz w:val="22"/>
+          <w:szCs w:val="22"/>
+        </w:rPr>
+        <w:t>Hallatschek</w:t>
+      </w:r>
+      <w:proofErr w:type="spellEnd"/>
+      <w:r>
+        <w:rPr>
+          <w:sz w:val="22"/>
+          <w:szCs w:val="22"/>
+        </w:rPr>
+        <w:t xml:space="preserve">, O. (2016) Excess of mutational jackpot events in expanding populations revealed by spatial Luria–Delbrück experiments. </w:t>
+      </w:r>
+      <w:r>
+        <w:rPr>
+          <w:i/>
+          <w:iCs/>
+          <w:sz w:val="22"/>
+          <w:szCs w:val="22"/>
+        </w:rPr>
+        <w:t>Nature Communications</w:t>
+      </w:r>
+      <w:r>
+        <w:rPr>
+          <w:sz w:val="22"/>
+          <w:szCs w:val="22"/>
+        </w:rPr>
+        <w:t>, 7, 12760. https://doi.org/10.1038/ncomms12760</w:t>
+      </w:r>
+    </w:p>
+    <w:p>
+      <w:pPr>
+        <w:spacing w:line="276" w:lineRule="auto"/>
+        <w:ind w:left="720" w:hanging="720"/>
+      </w:pPr>
+      <w:r>
+        <w:rPr>
+          <w:sz w:val="22"/>
+          <w:szCs w:val="22"/>
+        </w:rPr>
+        <w:t xml:space="preserve">Gifford, D.R., Moss, E. and MacLean, R.C. (2016) Environmental variation alters the fitness effects of rifampicin resistance mutations in </w:t>
+      </w:r>
+      <w:r>
+        <w:rPr>
+          <w:i/>
+          <w:iCs/>
+          <w:sz w:val="22"/>
+          <w:szCs w:val="22"/>
+        </w:rPr>
+        <w:t>Pseudomonas aeruginosa</w:t>
+      </w:r>
+      <w:r>
+        <w:rPr>
+          <w:sz w:val="22"/>
+          <w:szCs w:val="22"/>
+        </w:rPr>
+        <w:t xml:space="preserve">. </w:t>
+      </w:r>
+      <w:r>
+        <w:rPr>
+          <w:i/>
+          <w:iCs/>
+          <w:sz w:val="22"/>
+          <w:szCs w:val="22"/>
+        </w:rPr>
+        <w:t>Evolution</w:t>
+      </w:r>
+      <w:r>
+        <w:rPr>
+          <w:sz w:val="22"/>
+          <w:szCs w:val="22"/>
+        </w:rPr>
+        <w:t>, 70(3), 725–730. https://doi.org/10.1111/evo.12880</w:t>
+      </w:r>
+    </w:p>
+    <w:p>
+      <w:pPr>
+        <w:spacing w:line="276" w:lineRule="auto"/>
+        <w:ind w:left="720" w:hanging="720"/>
+      </w:pPr>
+      <w:r>
+        <w:rPr>
+          <w:sz w:val="22"/>
+          <w:szCs w:val="22"/>
+        </w:rPr>
+        <w:t xml:space="preserve">Goldstein, B.P. (2014) Resistance to rifampicin: a review. </w:t>
+      </w:r>
+      <w:r>
+        <w:rPr>
+          <w:i/>
+          <w:iCs/>
+          <w:sz w:val="22"/>
+          <w:szCs w:val="22"/>
+        </w:rPr>
+        <w:t>The Journal of Antibiotics</w:t>
+      </w:r>
+      <w:r>
+        <w:rPr>
+          <w:sz w:val="22"/>
+          <w:szCs w:val="22"/>
+        </w:rPr>
+        <w:t>, 67, 625–630. https://doi.org/10.1038/ja.2014.107</w:t>
+      </w:r>
+    </w:p>
+    <w:p>
+      <w:pPr>
+        <w:spacing w:line="276" w:lineRule="auto"/>
+        <w:ind w:left="720" w:hanging="720"/>
+      </w:pPr>
+      <w:r>
+        <w:rPr>
+          <w:sz w:val="22"/>
+          <w:szCs w:val="22"/>
+        </w:rPr>
+        <w:t xml:space="preserve">Haldane, J.B.S. (1927) A mathematical theory of natural and artificial selection, Part V: Selection and mutation. </w:t>
+      </w:r>
+      <w:r>
+        <w:rPr>
+          <w:i/>
+          <w:iCs/>
+          <w:sz w:val="22"/>
+          <w:szCs w:val="22"/>
+        </w:rPr>
+        <w:t>Proceedings of the Cambridge Philosophical Society</w:t>
+      </w:r>
+      <w:r>
+        <w:rPr>
+          <w:sz w:val="22"/>
+          <w:szCs w:val="22"/>
+        </w:rPr>
+        <w:t>, 23, 838–844. https://doi.org/10.1017/S0305004100015644</w:t>
+      </w:r>
+    </w:p>
+    <w:p>
+      <w:pPr>
+        <w:spacing w:line="276" w:lineRule="auto"/>
+        <w:ind w:left="720" w:hanging="720"/>
+      </w:pPr>
+      <w:r>
+        <w:rPr>
+          <w:sz w:val="22"/>
+          <w:szCs w:val="22"/>
+        </w:rPr>
+        <w:t xml:space="preserve">Horton, J.S. and Taylor, T.B. (2023) Mutation bias and adaptation in bacteria. </w:t>
+      </w:r>
+      <w:r>
+        <w:rPr>
+          <w:i/>
+          <w:iCs/>
+          <w:sz w:val="22"/>
+          <w:szCs w:val="22"/>
+        </w:rPr>
+        <w:t>Microbiology</w:t>
+      </w:r>
+      <w:r>
+        <w:rPr>
+          <w:sz w:val="22"/>
+          <w:szCs w:val="22"/>
+        </w:rPr>
+        <w:t>, 169(11). https://doi.org/10.1099/mic.0.001404</w:t>
+      </w:r>
+    </w:p>
+    <w:p>
+      <w:pPr>
+        <w:spacing w:line="276" w:lineRule="auto"/>
+        <w:ind w:left="720" w:hanging="720"/>
+      </w:pPr>
+      <w:r>
+        <w:rPr>
+          <w:sz w:val="22"/>
+          <w:szCs w:val="22"/>
+        </w:rPr>
+        <w:t xml:space="preserve">Knapp, B.D. and Huang, K.C. (2022) The effects of temperature on cellular physiology. </w:t>
+      </w:r>
+      <w:r>
+        <w:rPr>
+          <w:i/>
+          <w:iCs/>
+          <w:sz w:val="22"/>
+          <w:szCs w:val="22"/>
+        </w:rPr>
+        <w:t>Annual Review of Biophysics</w:t>
+      </w:r>
+      <w:r>
+        <w:rPr>
+          <w:sz w:val="22"/>
+          <w:szCs w:val="22"/>
+        </w:rPr>
+        <w:t>, 51, 499–526. https://doi.org/10.1146/annurev-biophys-112221-074832</w:t>
+      </w:r>
+    </w:p>
+    <w:p>
+      <w:pPr>
+        <w:spacing w:line="276" w:lineRule="auto"/>
+        <w:ind w:left="720" w:hanging="720"/>
+      </w:pPr>
+      <w:r>
+        <w:rPr>
+          <w:sz w:val="22"/>
+          <w:szCs w:val="22"/>
+        </w:rPr>
+        <w:t xml:space="preserve">Lenormand, T., Roze, D. and Rousset, F. (2009) Stochasticity in evolution. </w:t>
+      </w:r>
+      <w:r>
+        <w:rPr>
+          <w:i/>
+          <w:iCs/>
+          <w:sz w:val="22"/>
+          <w:szCs w:val="22"/>
+        </w:rPr>
+        <w:t>Trends in Ecology &amp; Evolution</w:t>
+      </w:r>
+      <w:r>
+        <w:rPr>
+          <w:sz w:val="22"/>
+          <w:szCs w:val="22"/>
+        </w:rPr>
+        <w:t>, 24(3), 157–165. https://doi.org/10.1016/j.tree.2008.09.014</w:t>
+      </w:r>
+    </w:p>
+    <w:p>
+      <w:pPr>
+        <w:spacing w:line="276" w:lineRule="auto"/>
+        <w:ind w:left="720" w:hanging="720"/>
+      </w:pPr>
+      <w:r>
+        <w:rPr>
+          <w:sz w:val="22"/>
+          <w:szCs w:val="22"/>
+        </w:rPr>
+        <w:t xml:space="preserve">Lenormand, T., </w:t>
+      </w:r>
+      <w:proofErr w:type="spellStart"/>
+      <w:r>
+        <w:rPr>
+          <w:sz w:val="22"/>
+          <w:szCs w:val="22"/>
+        </w:rPr>
+        <w:t>Harmand</w:t>
+      </w:r>
+      <w:proofErr w:type="spellEnd"/>
+      <w:r>
+        <w:rPr>
+          <w:sz w:val="22"/>
+          <w:szCs w:val="22"/>
+        </w:rPr>
+        <w:t xml:space="preserve">, N. and Gallet, R. (2018) Cost of resistance: an unreasonably expensive concept. </w:t>
+      </w:r>
+      <w:r>
+        <w:rPr>
+          <w:i/>
+          <w:iCs/>
+          <w:sz w:val="22"/>
+          <w:szCs w:val="22"/>
+        </w:rPr>
+        <w:t>Rethinking Ecology</w:t>
+      </w:r>
+      <w:r>
+        <w:rPr>
+          <w:sz w:val="22"/>
+          <w:szCs w:val="22"/>
+        </w:rPr>
+        <w:t>, 3, 51–70. https://doi.org/10.3897/rethinkingecology.3.31992</w:t>
+      </w:r>
+    </w:p>
+    <w:p>
+      <w:pPr>
+        <w:spacing w:line="276" w:lineRule="auto"/>
+        <w:ind w:left="720" w:hanging="720"/>
+      </w:pPr>
+      <w:r>
+        <w:rPr>
+          <w:sz w:val="22"/>
+          <w:szCs w:val="22"/>
+        </w:rPr>
+        <w:t xml:space="preserve">Lenski, R.E., Slatkin, M. and Ayala, F.J. (1989) Another alternative to directed mutation. </w:t>
+      </w:r>
+      <w:r>
+        <w:rPr>
+          <w:i/>
+          <w:iCs/>
+          <w:sz w:val="22"/>
+          <w:szCs w:val="22"/>
+        </w:rPr>
+        <w:t>Nature</w:t>
+      </w:r>
+      <w:r>
+        <w:rPr>
+          <w:sz w:val="22"/>
+          <w:szCs w:val="22"/>
+        </w:rPr>
+        <w:t>, 337, 123–124. https://doi.org/10.1038/337123b0</w:t>
+      </w:r>
+    </w:p>
+    <w:p>
+      <w:pPr>
+        <w:spacing w:line="276" w:lineRule="auto"/>
+        <w:ind w:left="720" w:hanging="720"/>
+      </w:pPr>
+      <w:r>
+        <w:rPr>
+          <w:sz w:val="22"/>
+          <w:szCs w:val="22"/>
+        </w:rPr>
+        <w:t xml:space="preserve">Li, W., Liu, C., Ho, H.C., Shi, L., Zeng, Y., Yang, X., Huang, Q., Pei, Y., Huang, C. and Yang, L. (2023) Association between antibiotic resistance and increasing ambient temperature in China: an ecological study with nationwide panel data. </w:t>
+      </w:r>
+      <w:r>
+        <w:rPr>
+          <w:i/>
+          <w:iCs/>
+          <w:sz w:val="22"/>
+          <w:szCs w:val="22"/>
+        </w:rPr>
+        <w:t>The Lancet Regional Health – Western Pacific</w:t>
+      </w:r>
+      <w:r>
+        <w:rPr>
+          <w:sz w:val="22"/>
+          <w:szCs w:val="22"/>
+        </w:rPr>
+        <w:t>, 30, 100628. https://doi.org/10.1016/j.lanwpc.2022.100628</w:t>
+      </w:r>
+    </w:p>
+    <w:p>
+      <w:pPr>
+        <w:spacing w:line="276" w:lineRule="auto"/>
+        <w:ind w:left="720" w:hanging="720"/>
+      </w:pPr>
+      <w:r>
+        <w:rPr>
+          <w:sz w:val="22"/>
+          <w:szCs w:val="22"/>
+        </w:rPr>
+        <w:t xml:space="preserve">Luria, S.E. and Delbrück, M. (1943) Mutations of bacteria from virus sensitivity to virus resistance. </w:t>
+      </w:r>
+      <w:r>
+        <w:rPr>
+          <w:i/>
+          <w:iCs/>
+          <w:sz w:val="22"/>
+          <w:szCs w:val="22"/>
+        </w:rPr>
+        <w:t>Genetics</w:t>
+      </w:r>
+      <w:r>
+        <w:rPr>
+          <w:sz w:val="22"/>
+          <w:szCs w:val="22"/>
+        </w:rPr>
+        <w:t>, 28(6), 491–511. https://doi.org/10.1093/genetics/28.6.491</w:t>
+      </w:r>
+    </w:p>
+    <w:p>
+      <w:pPr>
+        <w:spacing w:line="276" w:lineRule="auto"/>
+        <w:ind w:left="720" w:hanging="720"/>
+      </w:pPr>
+      <w:r>
+        <w:rPr>
+          <w:sz w:val="22"/>
+          <w:szCs w:val="22"/>
+        </w:rPr>
+        <w:t xml:space="preserve">Ma, W.T., Sandri, </w:t>
+      </w:r>
+      <w:proofErr w:type="spellStart"/>
+      <w:r>
+        <w:rPr>
+          <w:sz w:val="22"/>
+          <w:szCs w:val="22"/>
+        </w:rPr>
+        <w:t>G.v.H</w:t>
+      </w:r>
+      <w:proofErr w:type="spellEnd"/>
+      <w:r>
+        <w:rPr>
+          <w:sz w:val="22"/>
+          <w:szCs w:val="22"/>
+        </w:rPr>
+        <w:t xml:space="preserve">. and Sarkar, S. (1992) Analysis of the Luria–Delbrück distribution using discrete convolution powers. </w:t>
+      </w:r>
+      <w:r>
+        <w:rPr>
+          <w:i/>
+          <w:iCs/>
+          <w:sz w:val="22"/>
+          <w:szCs w:val="22"/>
+        </w:rPr>
+        <w:t>Journal of Applied Probability</w:t>
+      </w:r>
+      <w:r>
+        <w:rPr>
+          <w:sz w:val="22"/>
+          <w:szCs w:val="22"/>
+        </w:rPr>
+        <w:t>, 29(2), 255–267. https://doi.org/10.2307/3214568</w:t>
+      </w:r>
+    </w:p>
+    <w:p>
+      <w:pPr>
+        <w:spacing w:line="276" w:lineRule="auto"/>
+        <w:ind w:left="720" w:hanging="720"/>
+      </w:pPr>
+      <w:r>
+        <w:rPr>
+          <w:sz w:val="22"/>
+          <w:szCs w:val="22"/>
+        </w:rPr>
+        <w:t xml:space="preserve">MacFadden, D.R., McGough, S.F., Fisman, D., Santillana, M. and Brownstein, J.S. (2018) Antibiotic resistance increases with local temperature. </w:t>
+      </w:r>
+      <w:r>
+        <w:rPr>
+          <w:i/>
+          <w:iCs/>
+          <w:sz w:val="22"/>
+          <w:szCs w:val="22"/>
+        </w:rPr>
+        <w:t>Nature Climate Change</w:t>
+      </w:r>
+      <w:r>
+        <w:rPr>
+          <w:sz w:val="22"/>
+          <w:szCs w:val="22"/>
+        </w:rPr>
+        <w:t>, 8, 510–514. https://doi.org/10.1038/s41558-018-0161-6</w:t>
+      </w:r>
+    </w:p>
+    <w:p>
+      <w:pPr>
+        <w:spacing w:line="276" w:lineRule="auto"/>
+        <w:ind w:left="720" w:hanging="720"/>
+      </w:pPr>
+      <w:r>
+        <w:rPr>
+          <w:sz w:val="22"/>
+          <w:szCs w:val="22"/>
+        </w:rPr>
+        <w:lastRenderedPageBreak/>
+        <w:t xml:space="preserve">McGough, S.F., MacFadden, D.R., Hattab, M.W., Mølbak, K. and Santillana, M. (2020) Rates of increase of antibiotic resistance and ambient temperature in Europe: a cross-national analysis of 28 countries between 2000 and 2016. </w:t>
+      </w:r>
+      <w:r>
+        <w:rPr>
+          <w:i/>
+          <w:iCs/>
+          <w:sz w:val="22"/>
+          <w:szCs w:val="22"/>
+        </w:rPr>
+        <w:t>Eurosurveillance</w:t>
+      </w:r>
+      <w:r>
+        <w:rPr>
+          <w:sz w:val="22"/>
+          <w:szCs w:val="22"/>
+        </w:rPr>
+        <w:t>, 25(45), 1900414. https://doi.org/10.2807/1560-7917.ES.2020.25.45.1900414</w:t>
+      </w:r>
+    </w:p>
+    <w:p>
+      <w:pPr>
+        <w:spacing w:line="276" w:lineRule="auto"/>
+        <w:ind w:left="720" w:hanging="720"/>
+      </w:pPr>
+      <w:r>
+        <w:rPr>
+          <w:sz w:val="22"/>
+          <w:szCs w:val="22"/>
+        </w:rPr>
+        <w:t xml:space="preserve">Melnyk, A.H., Wong, A. and Kassen, R. (2015) The fitness costs of antibiotic resistance mutations. </w:t>
+      </w:r>
+      <w:r>
+        <w:rPr>
+          <w:i/>
+          <w:iCs/>
+          <w:sz w:val="22"/>
+          <w:szCs w:val="22"/>
+        </w:rPr>
+        <w:t>Evolutionary Applications</w:t>
+      </w:r>
+      <w:r>
+        <w:rPr>
+          <w:sz w:val="22"/>
+          <w:szCs w:val="22"/>
+        </w:rPr>
+        <w:t>, 8(3), 273–283. https://doi.org/10.1111/eva.12196</w:t>
+      </w:r>
+    </w:p>
+    <w:p>
+      <w:pPr>
+        <w:spacing w:line="276" w:lineRule="auto"/>
+        <w:ind w:left="720" w:hanging="720"/>
+      </w:pPr>
+      <w:r>
+        <w:rPr>
+          <w:sz w:val="22"/>
+          <w:szCs w:val="22"/>
+        </w:rPr>
+        <w:t xml:space="preserve">Molodtsov, V., Scharf, N.T., Stefan, M.A., Garcia, G.A. and Murakami, K.S. (2017) Structural basis for rifamycin resistance of bacterial RNA polymerase by the three most clinically important </w:t>
+      </w:r>
+      <w:proofErr w:type="spellStart"/>
+      <w:r>
+        <w:rPr>
+          <w:sz w:val="22"/>
+          <w:szCs w:val="22"/>
+        </w:rPr>
+        <w:t>RpoB</w:t>
+      </w:r>
+      <w:proofErr w:type="spellEnd"/>
+      <w:r>
+        <w:rPr>
+          <w:sz w:val="22"/>
+          <w:szCs w:val="22"/>
+        </w:rPr>
+        <w:t xml:space="preserve"> mutations found in </w:t>
+      </w:r>
+      <w:r>
+        <w:rPr>
+          <w:i/>
+          <w:iCs/>
+          <w:sz w:val="22"/>
+          <w:szCs w:val="22"/>
+        </w:rPr>
+        <w:t>Mycobacterium tuberculosis</w:t>
+      </w:r>
+      <w:r>
+        <w:rPr>
+          <w:sz w:val="22"/>
+          <w:szCs w:val="22"/>
+        </w:rPr>
+        <w:t xml:space="preserve">. </w:t>
+      </w:r>
+      <w:r>
+        <w:rPr>
+          <w:i/>
+          <w:iCs/>
+          <w:sz w:val="22"/>
+          <w:szCs w:val="22"/>
+        </w:rPr>
+        <w:t>Molecular Microbiology</w:t>
+      </w:r>
+      <w:r>
+        <w:rPr>
+          <w:sz w:val="22"/>
+          <w:szCs w:val="22"/>
+        </w:rPr>
+        <w:t>, 103(6), 1034–1045. https://doi.org/10.1111/mmi.13606</w:t>
+      </w:r>
+    </w:p>
+    <w:p>
+      <w:pPr>
+        <w:spacing w:line="276" w:lineRule="auto"/>
+        <w:ind w:left="720" w:hanging="720"/>
+      </w:pPr>
+      <w:r>
+        <w:rPr>
+          <w:sz w:val="22"/>
+          <w:szCs w:val="22"/>
+        </w:rPr>
+        <w:t xml:space="preserve">Munita, J.M. and Arias, C.A. (2016) Mechanisms of antibiotic resistance. </w:t>
+      </w:r>
+      <w:r>
+        <w:rPr>
+          <w:i/>
+          <w:iCs/>
+          <w:sz w:val="22"/>
+          <w:szCs w:val="22"/>
+        </w:rPr>
+        <w:t>Microbiology Spectrum</w:t>
+      </w:r>
+      <w:r>
+        <w:rPr>
+          <w:sz w:val="22"/>
+          <w:szCs w:val="22"/>
+        </w:rPr>
+        <w:t>, 4(2), VMBF-0016-2015. https://doi.org/10.1128/microbiolspec.VMBF-0016-2015</w:t>
+      </w:r>
+    </w:p>
+    <w:p>
+      <w:pPr>
+        <w:spacing w:line="276" w:lineRule="auto"/>
+        <w:ind w:left="720" w:hanging="720"/>
+      </w:pPr>
+      <w:r>
+        <w:rPr>
+          <w:sz w:val="22"/>
+          <w:szCs w:val="22"/>
+        </w:rPr>
+        <w:t xml:space="preserve">Murata, M., Fujimoto, H., Nishimura, K., Charoensuk, K., </w:t>
+      </w:r>
+      <w:proofErr w:type="spellStart"/>
+      <w:r>
+        <w:rPr>
+          <w:sz w:val="22"/>
+          <w:szCs w:val="22"/>
+        </w:rPr>
+        <w:t>Nagamitsu</w:t>
+      </w:r>
+      <w:proofErr w:type="spellEnd"/>
+      <w:r>
+        <w:rPr>
+          <w:sz w:val="22"/>
+          <w:szCs w:val="22"/>
+        </w:rPr>
+        <w:t xml:space="preserve">, H., Raina, S., Kosaka, T., Oshima, T., Ogasawara, N. and Yamada, M. (2011) Molecular strategy for survival at a critical high temperature in </w:t>
+      </w:r>
+      <w:r>
+        <w:rPr>
+          <w:i/>
+          <w:iCs/>
+          <w:sz w:val="22"/>
+          <w:szCs w:val="22"/>
+        </w:rPr>
+        <w:t>Escherichia coli</w:t>
+      </w:r>
+      <w:r>
+        <w:rPr>
+          <w:sz w:val="22"/>
+          <w:szCs w:val="22"/>
+        </w:rPr>
+        <w:t xml:space="preserve">. </w:t>
+      </w:r>
+      <w:proofErr w:type="spellStart"/>
+      <w:r>
+        <w:rPr>
+          <w:i/>
+          <w:iCs/>
+          <w:sz w:val="22"/>
+          <w:szCs w:val="22"/>
+        </w:rPr>
+        <w:t>PLoS</w:t>
+      </w:r>
+      <w:proofErr w:type="spellEnd"/>
+      <w:r>
+        <w:rPr>
+          <w:i/>
+          <w:iCs/>
+          <w:sz w:val="22"/>
+          <w:szCs w:val="22"/>
+        </w:rPr>
+        <w:t xml:space="preserve"> ONE</w:t>
+      </w:r>
+      <w:r>
+        <w:rPr>
+          <w:sz w:val="22"/>
+          <w:szCs w:val="22"/>
+        </w:rPr>
+        <w:t>, 6(6), e20063. https://doi.org/10.1371/journal.pone.0020063</w:t>
+      </w:r>
+    </w:p>
+    <w:p>
+      <w:pPr>
+        <w:spacing w:line="276" w:lineRule="auto"/>
+        <w:ind w:left="720" w:hanging="720"/>
+      </w:pPr>
+      <w:proofErr w:type="spellStart"/>
+      <w:r>
+        <w:rPr>
+          <w:sz w:val="22"/>
+          <w:szCs w:val="22"/>
+        </w:rPr>
+        <w:t>Ozbilek</w:t>
+      </w:r>
+      <w:proofErr w:type="spellEnd"/>
+      <w:r>
+        <w:rPr>
+          <w:sz w:val="22"/>
+          <w:szCs w:val="22"/>
+        </w:rPr>
+        <w:t xml:space="preserve">, D., Soley, J.K., Gifford, D.R., Knight, C.G., Lovell, S.C. and </w:t>
+      </w:r>
+      <w:proofErr w:type="spellStart"/>
+      <w:r>
+        <w:rPr>
+          <w:sz w:val="22"/>
+          <w:szCs w:val="22"/>
+        </w:rPr>
+        <w:t>Lagator</w:t>
+      </w:r>
+      <w:proofErr w:type="spellEnd"/>
+      <w:r>
+        <w:rPr>
+          <w:sz w:val="22"/>
+          <w:szCs w:val="22"/>
+        </w:rPr>
+        <w:t xml:space="preserve">, M. (2025) Deciphering the impact of temperature on pleiotropic consequences of RNA polymerase mutations. </w:t>
+      </w:r>
+      <w:r>
+        <w:rPr>
+          <w:i/>
+          <w:iCs/>
+          <w:sz w:val="22"/>
+          <w:szCs w:val="22"/>
+        </w:rPr>
+        <w:t>Molecular Biology and Evolution</w:t>
+      </w:r>
+      <w:r>
+        <w:rPr>
+          <w:sz w:val="22"/>
+          <w:szCs w:val="22"/>
+        </w:rPr>
+        <w:t>, 42(10), msaf226. https://doi.org/10.1093/molbev/msaf226</w:t>
+      </w:r>
+    </w:p>
+    <w:p>
+      <w:pPr>
+        <w:spacing w:line="276" w:lineRule="auto"/>
+        <w:ind w:left="720" w:hanging="720"/>
+      </w:pPr>
+      <w:r>
+        <w:rPr>
+          <w:sz w:val="22"/>
+          <w:szCs w:val="22"/>
+        </w:rPr>
+        <w:t xml:space="preserve">Patwa, Z. and Wahl, L.M. (2008) The fixation probability of beneficial mutations. </w:t>
+      </w:r>
+      <w:r>
+        <w:rPr>
+          <w:i/>
+          <w:iCs/>
+          <w:sz w:val="22"/>
+          <w:szCs w:val="22"/>
+        </w:rPr>
+        <w:t>Journal of the Royal Society Interface</w:t>
+      </w:r>
+      <w:r>
+        <w:rPr>
+          <w:sz w:val="22"/>
+          <w:szCs w:val="22"/>
+        </w:rPr>
+        <w:t>, 5(28), 1279–1289. https://doi.org/10.1098/rsif.2008.0248</w:t>
+      </w:r>
+    </w:p>
+    <w:p>
+      <w:pPr>
+        <w:spacing w:line="276" w:lineRule="auto"/>
+        <w:ind w:left="720" w:hanging="720"/>
+      </w:pPr>
+      <w:proofErr w:type="spellStart"/>
+      <w:r>
+        <w:rPr>
+          <w:sz w:val="22"/>
+          <w:szCs w:val="22"/>
+        </w:rPr>
+        <w:t>Phadtare</w:t>
+      </w:r>
+      <w:proofErr w:type="spellEnd"/>
+      <w:r>
+        <w:rPr>
+          <w:sz w:val="22"/>
+          <w:szCs w:val="22"/>
+        </w:rPr>
+        <w:t>, S. and Inouye, M. (2008) Cold-shock proteins. In: El-</w:t>
+      </w:r>
+      <w:proofErr w:type="spellStart"/>
+      <w:r>
+        <w:rPr>
+          <w:sz w:val="22"/>
+          <w:szCs w:val="22"/>
+        </w:rPr>
+        <w:t>Sharoud</w:t>
+      </w:r>
+      <w:proofErr w:type="spellEnd"/>
+      <w:r>
+        <w:rPr>
+          <w:sz w:val="22"/>
+          <w:szCs w:val="22"/>
+        </w:rPr>
+        <w:t xml:space="preserve">, W. (ed.) </w:t>
+      </w:r>
+      <w:r>
+        <w:rPr>
+          <w:i/>
+          <w:iCs/>
+          <w:sz w:val="22"/>
+          <w:szCs w:val="22"/>
+        </w:rPr>
+        <w:t>Bacterial Physiology: A Molecular Approach</w:t>
+      </w:r>
+      <w:r>
+        <w:rPr>
+          <w:sz w:val="22"/>
+          <w:szCs w:val="22"/>
+        </w:rPr>
+        <w:t>. Berlin: Springer, pp. 191–209. [Cited as in the original draft — not held in the source library and not independently re-verified; please confirm venue/pages.]</w:t>
+      </w:r>
+    </w:p>
+    <w:p>
+      <w:pPr>
+        <w:spacing w:line="276" w:lineRule="auto"/>
+        <w:ind w:left="720" w:hanging="720"/>
+      </w:pPr>
+      <w:r>
+        <w:rPr>
+          <w:sz w:val="22"/>
+          <w:szCs w:val="22"/>
+        </w:rPr>
+        <w:t xml:space="preserve">Richter, K., </w:t>
+      </w:r>
+      <w:proofErr w:type="spellStart"/>
+      <w:r>
+        <w:rPr>
+          <w:sz w:val="22"/>
+          <w:szCs w:val="22"/>
+        </w:rPr>
+        <w:t>Haslbeck</w:t>
+      </w:r>
+      <w:proofErr w:type="spellEnd"/>
+      <w:r>
+        <w:rPr>
+          <w:sz w:val="22"/>
+          <w:szCs w:val="22"/>
+        </w:rPr>
+        <w:t xml:space="preserve">, M. and Buchner, J. (2010) The heat shock response: life on the verge of death. </w:t>
+      </w:r>
+      <w:r>
+        <w:rPr>
+          <w:i/>
+          <w:iCs/>
+          <w:sz w:val="22"/>
+          <w:szCs w:val="22"/>
+        </w:rPr>
+        <w:t>Molecular Cell</w:t>
+      </w:r>
+      <w:r>
+        <w:rPr>
+          <w:sz w:val="22"/>
+          <w:szCs w:val="22"/>
+        </w:rPr>
+        <w:t>, 40(2), 253–266. https://doi.org/10.1016/j.molcel.2010.10.006</w:t>
+      </w:r>
+    </w:p>
+    <w:p>
+      <w:pPr>
+        <w:spacing w:line="276" w:lineRule="auto"/>
+        <w:ind w:left="720" w:hanging="720"/>
+      </w:pPr>
+      <w:r>
+        <w:rPr>
+          <w:sz w:val="22"/>
+          <w:szCs w:val="22"/>
+        </w:rPr>
+        <w:t xml:space="preserve">Rodríguez-Verdugo, A., Gaut, B.S. and Tenaillon, O. (2013) Evolution of </w:t>
+      </w:r>
+      <w:r>
+        <w:rPr>
+          <w:i/>
+          <w:iCs/>
+          <w:sz w:val="22"/>
+          <w:szCs w:val="22"/>
+        </w:rPr>
+        <w:t>Escherichia coli</w:t>
+      </w:r>
+      <w:r>
+        <w:rPr>
+          <w:sz w:val="22"/>
+          <w:szCs w:val="22"/>
+        </w:rPr>
+        <w:t xml:space="preserve"> rifampicin resistance in an antibiotic-free environment during thermal stress. </w:t>
+      </w:r>
+      <w:r>
+        <w:rPr>
+          <w:i/>
+          <w:iCs/>
+          <w:sz w:val="22"/>
+          <w:szCs w:val="22"/>
+        </w:rPr>
+        <w:t>BMC Evolutionary Biology</w:t>
+      </w:r>
+      <w:r>
+        <w:rPr>
+          <w:sz w:val="22"/>
+          <w:szCs w:val="22"/>
+        </w:rPr>
+        <w:t>, 13, 50. https://doi.org/10.1186/1471-2148-13-50</w:t>
+      </w:r>
+    </w:p>
+    <w:p>
+      <w:pPr>
+        <w:spacing w:line="276" w:lineRule="auto"/>
+        <w:ind w:left="720" w:hanging="720"/>
+      </w:pPr>
+      <w:r>
+        <w:rPr>
+          <w:sz w:val="22"/>
+          <w:szCs w:val="22"/>
+        </w:rPr>
+        <w:t>Rodríguez-Verdugo, A., Lozano-</w:t>
+      </w:r>
+      <w:proofErr w:type="spellStart"/>
+      <w:r>
+        <w:rPr>
+          <w:sz w:val="22"/>
+          <w:szCs w:val="22"/>
+        </w:rPr>
+        <w:t>Huntelman</w:t>
+      </w:r>
+      <w:proofErr w:type="spellEnd"/>
+      <w:r>
+        <w:rPr>
+          <w:sz w:val="22"/>
+          <w:szCs w:val="22"/>
+        </w:rPr>
+        <w:t xml:space="preserve">, N., Cruz-Loya, M., Savage, V. and Yeh, P. (2020) Compounding effects of climate warming and antibiotic resistance. </w:t>
+      </w:r>
+      <w:proofErr w:type="spellStart"/>
+      <w:r>
+        <w:rPr>
+          <w:i/>
+          <w:iCs/>
+          <w:sz w:val="22"/>
+          <w:szCs w:val="22"/>
+        </w:rPr>
+        <w:t>iScience</w:t>
+      </w:r>
+      <w:proofErr w:type="spellEnd"/>
+      <w:r>
+        <w:rPr>
+          <w:sz w:val="22"/>
+          <w:szCs w:val="22"/>
+        </w:rPr>
+        <w:t>, 23(4), 101024. https://doi.org/10.1016/j.isci.2020.101024</w:t>
+      </w:r>
+    </w:p>
+    <w:p>
+      <w:pPr>
+        <w:spacing w:line="276" w:lineRule="auto"/>
+        <w:ind w:left="720" w:hanging="720"/>
+      </w:pPr>
+      <w:proofErr w:type="spellStart"/>
+      <w:r>
+        <w:rPr>
+          <w:sz w:val="22"/>
+          <w:szCs w:val="22"/>
+        </w:rPr>
+        <w:t>Roncarati</w:t>
+      </w:r>
+      <w:proofErr w:type="spellEnd"/>
+      <w:r>
+        <w:rPr>
+          <w:sz w:val="22"/>
+          <w:szCs w:val="22"/>
+        </w:rPr>
+        <w:t xml:space="preserve">, D. and Scarlato, V. (2017) Regulation of heat-shock genes in bacteria: from signal sensing to gene expression output. </w:t>
+      </w:r>
+      <w:r>
+        <w:rPr>
+          <w:i/>
+          <w:iCs/>
+          <w:sz w:val="22"/>
+          <w:szCs w:val="22"/>
+        </w:rPr>
+        <w:t>FEMS Microbiology Reviews</w:t>
+      </w:r>
+      <w:r>
+        <w:rPr>
+          <w:sz w:val="22"/>
+          <w:szCs w:val="22"/>
+        </w:rPr>
+        <w:t>, 41(4), 549–574. https://doi.org/10.1093/femsre/fux015</w:t>
+      </w:r>
+    </w:p>
+    <w:p>
+      <w:pPr>
+        <w:spacing w:line="276" w:lineRule="auto"/>
+        <w:ind w:left="720" w:hanging="720"/>
+      </w:pPr>
+      <w:proofErr w:type="spellStart"/>
+      <w:r>
+        <w:rPr>
+          <w:sz w:val="22"/>
+          <w:szCs w:val="22"/>
+        </w:rPr>
+        <w:lastRenderedPageBreak/>
+        <w:t>Saebelfeld</w:t>
+      </w:r>
+      <w:proofErr w:type="spellEnd"/>
+      <w:r>
+        <w:rPr>
+          <w:sz w:val="22"/>
+          <w:szCs w:val="22"/>
+        </w:rPr>
+        <w:t xml:space="preserve">, M., Das, S.G., </w:t>
+      </w:r>
+      <w:proofErr w:type="spellStart"/>
+      <w:r>
+        <w:rPr>
+          <w:sz w:val="22"/>
+          <w:szCs w:val="22"/>
+        </w:rPr>
+        <w:t>Hagenbeek</w:t>
+      </w:r>
+      <w:proofErr w:type="spellEnd"/>
+      <w:r>
+        <w:rPr>
+          <w:sz w:val="22"/>
+          <w:szCs w:val="22"/>
+        </w:rPr>
+        <w:t xml:space="preserve">, A., Krug, J. and de Visser, J.A.G.M. (2022) Stochastic establishment of β-lactam-resistant </w:t>
+      </w:r>
+      <w:r>
+        <w:rPr>
+          <w:i/>
+          <w:iCs/>
+          <w:sz w:val="22"/>
+          <w:szCs w:val="22"/>
+        </w:rPr>
+        <w:t>Escherichia coli</w:t>
+      </w:r>
+      <w:r>
+        <w:rPr>
+          <w:sz w:val="22"/>
+          <w:szCs w:val="22"/>
+        </w:rPr>
+        <w:t xml:space="preserve"> mutants reveals conditions for collective resistance. </w:t>
+      </w:r>
+      <w:r>
+        <w:rPr>
+          <w:i/>
+          <w:iCs/>
+          <w:sz w:val="22"/>
+          <w:szCs w:val="22"/>
+        </w:rPr>
+        <w:t>Proceedings of the Royal Society B</w:t>
+      </w:r>
+      <w:r>
+        <w:rPr>
+          <w:sz w:val="22"/>
+          <w:szCs w:val="22"/>
+        </w:rPr>
+        <w:t>, 289(1974), 20212486. https://doi.org/10.1098/rspb.2021.2486</w:t>
+      </w:r>
+    </w:p>
+    <w:p>
+      <w:pPr>
+        <w:spacing w:line="276" w:lineRule="auto"/>
+        <w:ind w:left="720" w:hanging="720"/>
+      </w:pPr>
+      <w:r>
+        <w:rPr>
+          <w:sz w:val="22"/>
+          <w:szCs w:val="22"/>
+        </w:rPr>
+        <w:t xml:space="preserve">Tenaillon, O., Rodríguez-Verdugo, A., Gaut, R.L., McDonald, P., Bennett, A.F., Long, A.D. and Gaut, B.S. (2012) The molecular diversity of adaptive convergence. </w:t>
+      </w:r>
+      <w:r>
+        <w:rPr>
+          <w:i/>
+          <w:iCs/>
+          <w:sz w:val="22"/>
+          <w:szCs w:val="22"/>
+        </w:rPr>
+        <w:t>Science</w:t>
+      </w:r>
+      <w:r>
+        <w:rPr>
+          <w:sz w:val="22"/>
+          <w:szCs w:val="22"/>
+        </w:rPr>
+        <w:t>, 335(6067), 457–461. https://doi.org/10.1126/science.1212986</w:t>
+      </w:r>
+    </w:p>
+    <w:p>
+      <w:pPr>
+        <w:spacing w:line="276" w:lineRule="auto"/>
+        <w:ind w:left="720" w:hanging="720"/>
+      </w:pPr>
+      <w:r>
+        <w:rPr>
+          <w:sz w:val="22"/>
+          <w:szCs w:val="22"/>
+        </w:rPr>
+        <w:t xml:space="preserve">Ventola, C.L. (2015) The antibiotic resistance crisis: part 1: causes and threats. </w:t>
+      </w:r>
+      <w:r>
+        <w:rPr>
+          <w:i/>
+          <w:iCs/>
+          <w:sz w:val="22"/>
+          <w:szCs w:val="22"/>
+        </w:rPr>
+        <w:t>P&amp;T</w:t>
+      </w:r>
+      <w:r>
+        <w:rPr>
+          <w:sz w:val="22"/>
+          <w:szCs w:val="22"/>
+        </w:rPr>
+        <w:t>, 40(4), 277–283.</w:t>
+      </w:r>
+    </w:p>
+    <w:p>
+      <w:pPr>
+        <w:spacing w:line="276" w:lineRule="auto"/>
+        <w:ind w:left="720" w:hanging="720"/>
+      </w:pPr>
+      <w:r>
+        <w:rPr>
+          <w:sz w:val="22"/>
+          <w:szCs w:val="22"/>
+        </w:rPr>
+        <w:t xml:space="preserve">World Health Organization (2024) </w:t>
+      </w:r>
+      <w:r>
+        <w:rPr>
+          <w:i/>
+          <w:iCs/>
+          <w:sz w:val="22"/>
+          <w:szCs w:val="22"/>
+        </w:rPr>
+        <w:t>Global Tuberculosis Report 2024</w:t>
+      </w:r>
+      <w:r>
+        <w:rPr>
+          <w:sz w:val="22"/>
+          <w:szCs w:val="22"/>
+        </w:rPr>
+        <w:t>. Geneva: World Health Organization. Available at: https://www.who.int/teams/global-programme-on-tuberculosis-and-lung-health/tb-reports/global-tuberculosis-report-2024</w:t>
+      </w:r>
+    </w:p>
+    <w:p>
+      <w:pPr>
+        <w:spacing w:line="276" w:lineRule="auto"/>
+        <w:ind w:left="720" w:hanging="720"/>
+      </w:pPr>
+      <w:r>
+        <w:rPr>
+          <w:sz w:val="22"/>
+          <w:szCs w:val="22"/>
+        </w:rPr>
+        <w:t xml:space="preserve">Yamanaka, K. (1999) Cold shock response in </w:t>
+      </w:r>
+      <w:r>
+        <w:rPr>
+          <w:i/>
+          <w:iCs/>
+          <w:sz w:val="22"/>
+          <w:szCs w:val="22"/>
+        </w:rPr>
+        <w:t>Escherichia coli</w:t>
+      </w:r>
+      <w:r>
+        <w:rPr>
+          <w:sz w:val="22"/>
+          <w:szCs w:val="22"/>
+        </w:rPr>
+        <w:t xml:space="preserve">. </w:t>
+      </w:r>
+      <w:r>
+        <w:rPr>
+          <w:i/>
+          <w:iCs/>
+          <w:sz w:val="22"/>
+          <w:szCs w:val="22"/>
+        </w:rPr>
+        <w:t>Journal of Molecular Microbiology and Biotechnology</w:t>
+      </w:r>
+      <w:r>
+        <w:rPr>
+          <w:sz w:val="22"/>
+          <w:szCs w:val="22"/>
+        </w:rPr>
+        <w:t>, 1(2), 193–202. [Cited as in the original draft — not held in the source library and not independently re-verified; please confirm venue/pages.]</w:t>
+      </w:r>
+    </w:p>
+    <w:p>
+      <w:pPr>
+        <w:spacing w:line="276" w:lineRule="auto"/>
+        <w:ind w:left="720" w:hanging="720"/>
+      </w:pPr>
+      <w:r>
+        <w:rPr>
+          <w:sz w:val="22"/>
+          <w:szCs w:val="22"/>
+        </w:rPr>
+        <w:t xml:space="preserve">Yampolsky, L.Y. and Stoltzfus, A. (2001) Bias in the introduction of variation as an orienting factor in evolution. </w:t>
+      </w:r>
+      <w:r>
+        <w:rPr>
+          <w:i/>
+          <w:iCs/>
+          <w:sz w:val="22"/>
+          <w:szCs w:val="22"/>
+        </w:rPr>
+        <w:t>Evolution &amp; Development</w:t>
+      </w:r>
+      <w:r>
+        <w:rPr>
+          <w:sz w:val="22"/>
+          <w:szCs w:val="22"/>
+        </w:rPr>
+        <w:t>, 3(2), 73–83. https://doi.org/10.1046/j.1525-142x.2001.003002073.x</w:t>
+      </w:r>
+    </w:p>
+    <w:p>
+      <w:pPr>
+        <w:spacing w:line="276" w:lineRule="auto"/>
+        <w:ind w:left="720" w:hanging="720"/>
+      </w:pPr>
+      <w:r>
+        <w:rPr>
+          <w:sz w:val="22"/>
+          <w:szCs w:val="22"/>
+        </w:rPr>
+        <w:t xml:space="preserve">Yeh, M., Kelly, K. and Misra, R. (2025) Characterization of a novel RNA polymerase mutant of </w:t>
+      </w:r>
+      <w:r>
+        <w:rPr>
+          <w:i/>
+          <w:iCs/>
+          <w:sz w:val="22"/>
+          <w:szCs w:val="22"/>
+        </w:rPr>
+        <w:t>Escherichia coli</w:t>
+      </w:r>
+      <w:r>
+        <w:rPr>
+          <w:sz w:val="22"/>
+          <w:szCs w:val="22"/>
+        </w:rPr>
+        <w:t xml:space="preserve"> that confers thermotolerance and chaperone independence. </w:t>
+      </w:r>
+      <w:r>
+        <w:rPr>
+          <w:i/>
+          <w:iCs/>
+          <w:sz w:val="22"/>
+          <w:szCs w:val="22"/>
+        </w:rPr>
+        <w:t>Molecular Microbiology</w:t>
+      </w:r>
+      <w:r>
+        <w:rPr>
+          <w:sz w:val="22"/>
+          <w:szCs w:val="22"/>
+        </w:rPr>
+        <w:t>, 124(4). https://doi.org/10.1111/mmi.70011</w:t>
+      </w:r>
+    </w:p>
+    <w:p>
+      <w:pPr>
+        <w:spacing w:line="276" w:lineRule="auto"/>
+        <w:ind w:left="720" w:hanging="720"/>
+      </w:pPr>
+      <w:r>
+        <w:rPr>
+          <w:sz w:val="22"/>
+          <w:szCs w:val="22"/>
+        </w:rPr>
+        <w:t xml:space="preserve">Zhou, Y.N. and Jin, D.J. (1998) The </w:t>
+      </w:r>
+      <w:proofErr w:type="spellStart"/>
+      <w:r>
+        <w:rPr>
+          <w:i/>
+          <w:iCs/>
+          <w:sz w:val="22"/>
+          <w:szCs w:val="22"/>
+        </w:rPr>
+        <w:t>rpoB</w:t>
+      </w:r>
+      <w:proofErr w:type="spellEnd"/>
+      <w:r>
+        <w:rPr>
+          <w:sz w:val="22"/>
+          <w:szCs w:val="22"/>
+        </w:rPr>
+        <w:t xml:space="preserve"> mutants destabilizing initiation complexes at stringently controlled promoters behave like “stringent” RNA polymerases in </w:t>
+      </w:r>
+      <w:r>
+        <w:rPr>
+          <w:i/>
+          <w:iCs/>
+          <w:sz w:val="22"/>
+          <w:szCs w:val="22"/>
+        </w:rPr>
+        <w:t>Escherichia coli</w:t>
+      </w:r>
+      <w:r>
+        <w:rPr>
+          <w:sz w:val="22"/>
+          <w:szCs w:val="22"/>
+        </w:rPr>
+        <w:t xml:space="preserve">. </w:t>
+      </w:r>
+      <w:r>
+        <w:rPr>
+          <w:i/>
+          <w:iCs/>
+          <w:sz w:val="22"/>
+          <w:szCs w:val="22"/>
+        </w:rPr>
+        <w:t>Proceedings of the National Academy of Sciences</w:t>
+      </w:r>
+      <w:r>
+        <w:rPr>
+          <w:sz w:val="22"/>
+          <w:szCs w:val="22"/>
+        </w:rPr>
+        <w:t>, 95(6), 2908–2913. https://doi.org/10.1073/pnas.95.6.2908</w:t>
+      </w:r>
+    </w:p>
+    <w:p>
+      <w:pPr>
+        <w:spacing w:line="276" w:lineRule="auto"/>
+        <w:ind w:left="720" w:hanging="720"/>
+      </w:pPr>
+      <w:proofErr w:type="spellStart"/>
+      <w:r>
+        <w:rPr>
+          <w:sz w:val="22"/>
+          <w:szCs w:val="22"/>
+        </w:rPr>
+        <w:t>zur</w:t>
+      </w:r>
+      <w:proofErr w:type="spellEnd"/>
+      <w:r>
+        <w:rPr>
+          <w:sz w:val="22"/>
+          <w:szCs w:val="22"/>
+        </w:rPr>
+        <w:t xml:space="preserve"> </w:t>
+      </w:r>
+      <w:proofErr w:type="spellStart"/>
+      <w:r>
+        <w:rPr>
+          <w:sz w:val="22"/>
+          <w:szCs w:val="22"/>
+        </w:rPr>
+        <w:t>Wiesch</w:t>
+      </w:r>
+      <w:proofErr w:type="spellEnd"/>
+      <w:r>
+        <w:rPr>
+          <w:sz w:val="22"/>
+          <w:szCs w:val="22"/>
+        </w:rPr>
+        <w:t xml:space="preserve">, P.A., </w:t>
+      </w:r>
+      <w:proofErr w:type="spellStart"/>
+      <w:r>
+        <w:rPr>
+          <w:sz w:val="22"/>
+          <w:szCs w:val="22"/>
+        </w:rPr>
+        <w:t>Kouyos</w:t>
+      </w:r>
+      <w:proofErr w:type="spellEnd"/>
+      <w:r>
+        <w:rPr>
+          <w:sz w:val="22"/>
+          <w:szCs w:val="22"/>
+        </w:rPr>
+        <w:t xml:space="preserve">, R., </w:t>
+      </w:r>
+      <w:proofErr w:type="spellStart"/>
+      <w:r>
+        <w:rPr>
+          <w:sz w:val="22"/>
+          <w:szCs w:val="22"/>
+        </w:rPr>
+        <w:t>Engelstädter</w:t>
+      </w:r>
+      <w:proofErr w:type="spellEnd"/>
+      <w:r>
+        <w:rPr>
+          <w:sz w:val="22"/>
+          <w:szCs w:val="22"/>
+        </w:rPr>
+        <w:t xml:space="preserve">, J., </w:t>
+      </w:r>
+      <w:proofErr w:type="spellStart"/>
+      <w:r>
+        <w:rPr>
+          <w:sz w:val="22"/>
+          <w:szCs w:val="22"/>
+        </w:rPr>
+        <w:t>Regoes</w:t>
+      </w:r>
+      <w:proofErr w:type="spellEnd"/>
+      <w:r>
+        <w:rPr>
+          <w:sz w:val="22"/>
+          <w:szCs w:val="22"/>
+        </w:rPr>
+        <w:t xml:space="preserve">, R.R. and Bonhoeffer, S. (2011) Population biological principles of drug-resistance evolution in infectious diseases. </w:t>
+      </w:r>
+      <w:r>
+        <w:rPr>
+          <w:i/>
+          <w:iCs/>
+          <w:sz w:val="22"/>
+          <w:szCs w:val="22"/>
+        </w:rPr>
+        <w:t>The Lancet Infectious Diseases</w:t>
+      </w:r>
+      <w:r>
+        <w:rPr>
+          <w:sz w:val="22"/>
+          <w:szCs w:val="22"/>
+        </w:rPr>
+        <w:t>, 11(3), 236–247. https://doi.org/10.1016/S1473-3099(10)70264-4</w:t>
+      </w:r>
+    </w:p>
+    <w:p>
+      <w:pPr>
+        <w:tabs>
+          <w:tab w:val="left" w:pos="1620"/>
+        </w:tabs>
       </w:pPr>
     </w:p>
+    <w:p/>
+    <w:p/>
     <w:sectPr>
       <w:pgSz w:w="11906" w:h="16838"/>
       <w:pgMar w:top="1440" w:right="1440" w:bottom="1440" w:left="1440" w:header="708" w:footer="708" w:gutter="0"/>

--- a/Writing/Lit review.docx
+++ b/Writing/Lit review.docx
@@ -13,15 +13,7 @@
         <w:t xml:space="preserve"> </w:t>
       </w:r>
       <w:r>
-        <w:t xml:space="preserve">too much </w:t>
-      </w:r>
-      <w:proofErr w:type="gramStart"/>
-      <w:r>
-        <w:t>where</w:t>
-      </w:r>
-      <w:proofErr w:type="gramEnd"/>
-      <w:r>
-        <w:t xml:space="preserve"> </w:t>
+        <w:t xml:space="preserve">too much where </w:t>
       </w:r>
     </w:p>
     <w:p>
@@ -279,23 +271,7 @@
           <w:b/>
           <w:bCs/>
         </w:rPr>
-        <w:t xml:space="preserve">E. coli, RIF and </w:t>
-      </w:r>
-      <w:proofErr w:type="spellStart"/>
-      <w:r>
-        <w:rPr>
-          <w:b/>
-          <w:bCs/>
-        </w:rPr>
-        <w:t>rpoB</w:t>
-      </w:r>
-      <w:proofErr w:type="spellEnd"/>
-      <w:r>
-        <w:rPr>
-          <w:b/>
-          <w:bCs/>
-        </w:rPr>
-        <w:t xml:space="preserve">: </w:t>
+        <w:t xml:space="preserve">E. coli, RIF and rpoB: </w:t>
       </w:r>
     </w:p>
     <w:p>
@@ -335,15 +311,7 @@
         <w:t xml:space="preserve"> </w:t>
       </w:r>
       <w:r>
-        <w:t xml:space="preserve">different </w:t>
-      </w:r>
-      <w:proofErr w:type="spellStart"/>
-      <w:r>
-        <w:t>rpoB</w:t>
-      </w:r>
-      <w:proofErr w:type="spellEnd"/>
-      <w:r>
-        <w:t xml:space="preserve"> mutations </w:t>
+        <w:t xml:space="preserve">different rpoB mutations </w:t>
       </w:r>
       <w:r>
         <w:t>induced due to exposure to rifampicin</w:t>
@@ -394,12 +362,20 @@
         <w:t>(Campbell et al., 2001).</w:t>
       </w:r>
       <w:r>
-        <w:t xml:space="preserve"> Due to the specific nature of RIF’s targeting, </w:t>
-      </w:r>
-      <w:r>
-        <w:t xml:space="preserve">resistance overwhelmingly arises through mutation of </w:t>
-      </w:r>
-      <w:proofErr w:type="spellStart"/>
+        <w:t xml:space="preserve"> </w:t>
+      </w:r>
+      <w:r>
+        <w:t xml:space="preserve">Due to the specific nature of RIF’s targeting, </w:t>
+      </w:r>
+      <w:r>
+        <w:t xml:space="preserve">resistance </w:t>
+      </w:r>
+      <w:r>
+        <w:t>most often</w:t>
+      </w:r>
+      <w:r>
+        <w:t xml:space="preserve"> arises through mutation of </w:t>
+      </w:r>
       <w:r>
         <w:rPr>
           <w:i/>
@@ -407,47 +383,26 @@
         </w:rPr>
         <w:t>rpoB</w:t>
       </w:r>
-      <w:proofErr w:type="spellEnd"/>
       <w:r>
         <w:t xml:space="preserve"> gene </w:t>
       </w:r>
       <w:r>
-        <w:rPr>
-          <w:highlight w:val="yellow"/>
-        </w:rPr>
         <w:t xml:space="preserve">which causes </w:t>
       </w:r>
       <w:r>
-        <w:rPr>
-          <w:highlight w:val="yellow"/>
-        </w:rPr>
         <w:t xml:space="preserve">a structural change in the beta sub-unit </w:t>
       </w:r>
       <w:r>
-        <w:rPr>
-          <w:highlight w:val="yellow"/>
-        </w:rPr>
         <w:t xml:space="preserve">and </w:t>
       </w:r>
       <w:r>
-        <w:rPr>
-          <w:highlight w:val="yellow"/>
-        </w:rPr>
         <w:t>renders it impossible for RIF to bind onto the original active site (Munita, et al, 2015)</w:t>
       </w:r>
       <w:r>
         <w:t xml:space="preserve">. </w:t>
       </w:r>
       <w:r>
-        <w:t xml:space="preserve">While resistance arises in the </w:t>
-      </w:r>
-      <w:proofErr w:type="spellStart"/>
-      <w:r>
-        <w:t>rpoB</w:t>
-      </w:r>
-      <w:proofErr w:type="spellEnd"/>
-      <w:r>
-        <w:t xml:space="preserve"> gene </w:t>
+        <w:t xml:space="preserve">While resistance arises in the rpoB gene </w:t>
       </w:r>
       <w:r>
         <w:t xml:space="preserve">which encodes for 1342 amino acids, studies </w:t>
@@ -505,108 +460,61 @@
         <w:t>determining region (RRDR) (Goldstein, 2014).</w:t>
       </w:r>
       <w:r>
+        <w:t xml:space="preserve"> Furthermore, </w:t>
+      </w:r>
+      <w:r>
+        <w:t xml:space="preserve">different resistance mutations have </w:t>
+      </w:r>
+      <w:r>
+        <w:t xml:space="preserve">unique </w:t>
+      </w:r>
+      <w:r>
+        <w:t>mechanisms</w:t>
+      </w:r>
+      <w:r>
+        <w:t xml:space="preserve">. For example </w:t>
+      </w:r>
+      <w:r>
+        <w:t xml:space="preserve">mutation </w:t>
+      </w:r>
+      <w:r>
+        <w:t>S531L</w:t>
+      </w:r>
+      <w:r>
+        <w:t xml:space="preserve"> creates a disorder a loop </w:t>
+      </w:r>
+      <w:r>
+        <w:t>while</w:t>
+      </w:r>
+      <w:r>
+        <w:t xml:space="preserve"> H526Y was observed to reshape the </w:t>
+      </w:r>
+      <w:r>
+        <w:t xml:space="preserve">binding pocket </w:t>
+      </w:r>
+      <w:r>
+        <w:t xml:space="preserve">and other such as D516V, disrupt the electrostatic environment needed to accommodate the drug without changing the </w:t>
+      </w:r>
+      <w:r>
+        <w:t xml:space="preserve">binding </w:t>
+      </w:r>
+      <w:r>
+        <w:t>pocket's shape</w:t>
+      </w:r>
+      <w:r>
         <w:t xml:space="preserve"> </w:t>
       </w:r>
       <w:r>
-        <w:rPr>
-          <w:highlight w:val="yellow"/>
-        </w:rPr>
-        <w:t xml:space="preserve">Furthermore, </w:t>
-      </w:r>
-      <w:r>
-        <w:rPr>
-          <w:highlight w:val="yellow"/>
-        </w:rPr>
-        <w:t>different resistance mutations have distinct mechanisms</w:t>
-      </w:r>
-      <w:r>
-        <w:rPr>
-          <w:highlight w:val="yellow"/>
-        </w:rPr>
-        <w:t xml:space="preserve"> on how it operates with. For </w:t>
-      </w:r>
-      <w:proofErr w:type="gramStart"/>
-      <w:r>
-        <w:rPr>
-          <w:highlight w:val="yellow"/>
-        </w:rPr>
-        <w:t>example</w:t>
-      </w:r>
-      <w:proofErr w:type="gramEnd"/>
-      <w:r>
-        <w:rPr>
-          <w:highlight w:val="yellow"/>
-        </w:rPr>
+        <w:t>(Molodtsov et al., 2017).</w:t>
+      </w:r>
+      <w:r>
         <w:t xml:space="preserve"> </w:t>
       </w:r>
       <w:r>
-        <w:rPr>
-          <w:highlight w:val="yellow"/>
-        </w:rPr>
-        <w:t xml:space="preserve">mutation </w:t>
-      </w:r>
-      <w:r>
-        <w:rPr>
-          <w:highlight w:val="yellow"/>
-        </w:rPr>
-        <w:t>S531L</w:t>
-      </w:r>
-      <w:r>
-        <w:rPr>
-          <w:highlight w:val="yellow"/>
-        </w:rPr>
-        <w:t xml:space="preserve"> creates a disorder a loop that ordinarily contacts the drug. H526Y was observed to reshape the pocket itself and other such as D516V, disrupt the electrostatic environment needed to accommodate the drug without changing the </w:t>
-      </w:r>
-      <w:r>
-        <w:rPr>
-          <w:highlight w:val="yellow"/>
-        </w:rPr>
-        <w:t xml:space="preserve">binding </w:t>
-      </w:r>
-      <w:r>
-        <w:rPr>
-          <w:highlight w:val="yellow"/>
-        </w:rPr>
-        <w:t>pocket's shape at all (</w:t>
-      </w:r>
-      <w:proofErr w:type="spellStart"/>
-      <w:r>
-        <w:rPr>
-          <w:highlight w:val="yellow"/>
-        </w:rPr>
-        <w:t>Molodtsov</w:t>
-      </w:r>
-      <w:proofErr w:type="spellEnd"/>
-      <w:r>
-        <w:rPr>
-          <w:highlight w:val="yellow"/>
-        </w:rPr>
-        <w:t xml:space="preserve"> et al., 2017</w:t>
-      </w:r>
-      <w:proofErr w:type="gramStart"/>
-      <w:r>
-        <w:rPr>
-          <w:highlight w:val="yellow"/>
-        </w:rPr>
-        <w:t>).</w:t>
-      </w:r>
-      <w:r>
-        <w:t>These</w:t>
-      </w:r>
-      <w:proofErr w:type="gramEnd"/>
-      <w:r>
-        <w:t xml:space="preserve"> features </w:t>
-      </w:r>
-      <w:r>
-        <w:t xml:space="preserve">makes </w:t>
-      </w:r>
-      <w:proofErr w:type="spellStart"/>
-      <w:r>
-        <w:t>rpoB</w:t>
-      </w:r>
-      <w:proofErr w:type="spellEnd"/>
-      <w:r>
-        <w:t xml:space="preserve"> and RIF an ideal </w:t>
+        <w:t xml:space="preserve">These features </w:t>
+      </w:r>
+      <w:r>
+        <w:t xml:space="preserve">makes rpoB and RIF an ideal </w:t>
       </w:r>
       <w:r>
         <w:t xml:space="preserve">system to study therefor </w:t>
@@ -621,11 +529,7 @@
         <w:t>unique</w:t>
       </w:r>
       <w:r>
-        <w:t xml:space="preserve"> RIF </w:t>
-      </w:r>
-      <w:proofErr w:type="gramStart"/>
-      <w:r>
-        <w:t xml:space="preserve">resistant </w:t>
+        <w:t xml:space="preserve"> RIF resistant </w:t>
       </w:r>
       <w:r>
         <w:t xml:space="preserve"> </w:t>
@@ -635,31 +539,21 @@
           <w:i/>
           <w:iCs/>
         </w:rPr>
-        <w:t>E.</w:t>
-      </w:r>
-      <w:proofErr w:type="gramEnd"/>
+        <w:t>E. coli</w:t>
+      </w:r>
+      <w:r>
+        <w:t xml:space="preserve"> strains, each harbouring a different</w:t>
+      </w:r>
+      <w:r>
+        <w:t xml:space="preserve"> </w:t>
+      </w:r>
       <w:r>
         <w:rPr>
           <w:i/>
           <w:iCs/>
         </w:rPr>
-        <w:t xml:space="preserve"> coli</w:t>
-      </w:r>
-      <w:r>
-        <w:t xml:space="preserve"> strains, each harbouring a different</w:t>
-      </w:r>
-      <w:r>
-        <w:t xml:space="preserve"> </w:t>
-      </w:r>
-      <w:proofErr w:type="spellStart"/>
-      <w:r>
-        <w:rPr>
-          <w:i/>
-          <w:iCs/>
-        </w:rPr>
         <w:t>rpoB</w:t>
       </w:r>
-      <w:proofErr w:type="spellEnd"/>
       <w:r>
         <w:t xml:space="preserve"> mutation. </w:t>
       </w:r>
@@ -983,15 +877,7 @@
         <w:t xml:space="preserve"> defines it as </w:t>
       </w:r>
       <w:r>
-        <w:t xml:space="preserve">the effect a mutation has on an organism's ability to survive </w:t>
-      </w:r>
-      <w:proofErr w:type="gramStart"/>
-      <w:r>
-        <w:t>in a given</w:t>
-      </w:r>
-      <w:proofErr w:type="gramEnd"/>
-      <w:r>
-        <w:t xml:space="preserve"> environment. This is </w:t>
+        <w:t xml:space="preserve">the effect a mutation has on an organism's ability to survive in a given environment. This is </w:t>
       </w:r>
       <w:r>
         <w:t xml:space="preserve">a broad, inclusive definition that does not </w:t>
@@ -1048,15 +934,7 @@
         <w:t xml:space="preserve">it is </w:t>
       </w:r>
       <w:r>
-        <w:t xml:space="preserve">inherently negative, when </w:t>
-      </w:r>
-      <w:proofErr w:type="gramStart"/>
-      <w:r>
-        <w:t>in reality what</w:t>
-      </w:r>
-      <w:proofErr w:type="gramEnd"/>
-      <w:r>
-        <w:t xml:space="preserve"> looks costly in one treated environment could be neutral, or even beneficial</w:t>
+        <w:t>inherently negative, when in reality what looks costly in one treated environment could be neutral, or even beneficial</w:t>
       </w:r>
       <w:r>
         <w:t xml:space="preserve"> </w:t>
@@ -1120,50 +998,10 @@
         <w:t xml:space="preserve">. </w:t>
       </w:r>
       <w:r>
-        <w:t xml:space="preserve">Detection occurs first through sensory nucleic acid and protein biomolecules followed by upregulation of molecular chaperones such as </w:t>
-      </w:r>
-      <w:proofErr w:type="spellStart"/>
-      <w:r>
-        <w:t>DnaK</w:t>
-      </w:r>
-      <w:proofErr w:type="spellEnd"/>
-      <w:r>
-        <w:t>/</w:t>
-      </w:r>
-      <w:proofErr w:type="spellStart"/>
-      <w:r>
-        <w:t>DnaJ</w:t>
-      </w:r>
-      <w:proofErr w:type="spellEnd"/>
-      <w:r>
-        <w:t xml:space="preserve"> and </w:t>
-      </w:r>
-      <w:proofErr w:type="spellStart"/>
-      <w:r>
-        <w:t>GroEL</w:t>
-      </w:r>
-      <w:proofErr w:type="spellEnd"/>
-      <w:r>
-        <w:t>/</w:t>
-      </w:r>
-      <w:proofErr w:type="spellStart"/>
-      <w:r>
-        <w:t>GroES</w:t>
-      </w:r>
-      <w:proofErr w:type="spellEnd"/>
-      <w:r>
-        <w:t>, which attempt to reverse the aggregation of misfolded proteins</w:t>
-      </w:r>
-      <w:r>
-        <w:t xml:space="preserve"> (</w:t>
-      </w:r>
-      <w:proofErr w:type="spellStart"/>
-      <w:r>
-        <w:t>Roncarati</w:t>
-      </w:r>
-      <w:proofErr w:type="spellEnd"/>
-      <w:r>
-        <w:t xml:space="preserve"> and Scarlato, 2017)</w:t>
+        <w:t>Detection occurs first through sensory nucleic acid and protein biomolecules followed by upregulation of molecular chaperones such as DnaK/DnaJ and GroEL/GroES, which attempt to reverse the aggregation of misfolded proteins</w:t>
+      </w:r>
+      <w:r>
+        <w:t xml:space="preserve"> (Roncarati and Scarlato, 2017)</w:t>
       </w:r>
       <w:r>
         <w:t>.</w:t>
@@ -1178,15 +1016,7 @@
         <w:t xml:space="preserve"> also becomes activated</w:t>
       </w:r>
       <w:r>
-        <w:t xml:space="preserve">, degrading irreversibly damaged proteins into small peptides (Richter, </w:t>
-      </w:r>
-      <w:proofErr w:type="spellStart"/>
-      <w:r>
-        <w:t>Haslbeck</w:t>
-      </w:r>
-      <w:proofErr w:type="spellEnd"/>
-      <w:r>
-        <w:t xml:space="preserve"> and Buchner, 2010).</w:t>
+        <w:t>, degrading irreversibly damaged proteins into small peptides (Richter, Haslbeck and Buchner, 2010).</w:t>
       </w:r>
       <w:r>
         <w:t xml:space="preserve"> </w:t>
@@ -1287,13 +1117,8 @@
       <w:r>
         <w:t xml:space="preserve"> purpose for these genes </w:t>
       </w:r>
-      <w:proofErr w:type="gramStart"/>
-      <w:r>
-        <w:t>span</w:t>
-      </w:r>
-      <w:proofErr w:type="gramEnd"/>
-      <w:r>
-        <w:t xml:space="preserve"> from energy metabolism, outer membrane organisation, DNA double-strand break repair, tRNA modification, translational control, and cell division (Murata et al., 2011).</w:t>
+      <w:r>
+        <w:t>span from energy metabolism, outer membrane organisation, DNA double-strand break repair, tRNA modification, translational control, and cell division (Murata et al., 2011).</w:t>
       </w:r>
       <w:r>
         <w:t xml:space="preserve"> All these factors together provide </w:t>
@@ -1399,29 +1224,13 @@
         <w:t>(</w:t>
       </w:r>
       <w:r>
-        <w:t xml:space="preserve">Barria et al., 2013; </w:t>
-      </w:r>
-      <w:proofErr w:type="spellStart"/>
-      <w:r>
-        <w:t>Phadtare</w:t>
-      </w:r>
-      <w:proofErr w:type="spellEnd"/>
-      <w:r>
-        <w:t xml:space="preserve"> and Inouye, 2008; Yamanaka, 1999)</w:t>
+        <w:t>Barria et al., 2013; Phadtare and Inouye, 2008; Yamanaka, 1999)</w:t>
       </w:r>
       <w:r>
         <w:t xml:space="preserve">. </w:t>
       </w:r>
       <w:r>
-        <w:t xml:space="preserve">In </w:t>
-      </w:r>
-      <w:proofErr w:type="gramStart"/>
-      <w:r>
-        <w:t>E.coli</w:t>
-      </w:r>
-      <w:proofErr w:type="gramEnd"/>
-      <w:r>
-        <w:t xml:space="preserve"> under</w:t>
+        <w:t>In E.coli under</w:t>
       </w:r>
       <w:r>
         <w:t xml:space="preserve"> cold shock, growth </w:t>
@@ -1436,35 +1245,19 @@
         <w:t xml:space="preserve"> halted</w:t>
       </w:r>
       <w:r>
-        <w:t xml:space="preserve">, </w:t>
-      </w:r>
-      <w:proofErr w:type="gramStart"/>
-      <w:r>
-        <w:t>with the exception of</w:t>
-      </w:r>
-      <w:proofErr w:type="gramEnd"/>
+        <w:t xml:space="preserve">, with the exception of </w:t>
+      </w:r>
+      <w:r>
+        <w:t xml:space="preserve">the </w:t>
+      </w:r>
+      <w:r>
+        <w:t>cold shock response</w:t>
+      </w:r>
       <w:r>
         <w:t xml:space="preserve"> </w:t>
       </w:r>
       <w:r>
-        <w:t xml:space="preserve">the </w:t>
-      </w:r>
-      <w:r>
-        <w:t>cold shock response</w:t>
-      </w:r>
-      <w:r>
-        <w:t xml:space="preserve"> </w:t>
-      </w:r>
-      <w:r>
-        <w:t>(</w:t>
-      </w:r>
-      <w:proofErr w:type="spellStart"/>
-      <w:r>
-        <w:t>Phadtare</w:t>
-      </w:r>
-      <w:proofErr w:type="spellEnd"/>
-      <w:r>
-        <w:t xml:space="preserve"> and Inouye, 2008</w:t>
+        <w:t>(Phadtare and Inouye, 2008</w:t>
       </w:r>
       <w:r>
         <w:t>)</w:t>
@@ -1473,15 +1266,7 @@
         <w:t>.</w:t>
       </w:r>
       <w:r>
-        <w:t xml:space="preserve"> To combat this RNA chaperones known as the </w:t>
-      </w:r>
-      <w:proofErr w:type="spellStart"/>
-      <w:r>
-        <w:t>Csps</w:t>
-      </w:r>
-      <w:proofErr w:type="spellEnd"/>
-      <w:r>
-        <w:t xml:space="preserve"> protein seek to “melt” these </w:t>
+        <w:t xml:space="preserve"> To combat this RNA chaperones known as the Csps protein seek to “melt” these </w:t>
       </w:r>
       <w:r>
         <w:t>over stabilised</w:t>
@@ -1490,15 +1275,7 @@
         <w:t xml:space="preserve"> structures to make them less ridged</w:t>
       </w:r>
       <w:r>
-        <w:t xml:space="preserve"> while enzymes such as RNase R and </w:t>
-      </w:r>
-      <w:proofErr w:type="spellStart"/>
-      <w:r>
-        <w:t>PNPase</w:t>
-      </w:r>
-      <w:proofErr w:type="spellEnd"/>
-      <w:r>
-        <w:t xml:space="preserve"> break down RNA that can no longer be repaired. </w:t>
+        <w:t xml:space="preserve"> while enzymes such as RNase R and PNPase break down RNA that can no longer be repaired. </w:t>
       </w:r>
     </w:p>
     <w:p>
@@ -1541,15 +1318,7 @@
         <w:t xml:space="preserve">environmental stressor </w:t>
       </w:r>
       <w:r>
-        <w:t xml:space="preserve">particularly those with </w:t>
-      </w:r>
-      <w:proofErr w:type="spellStart"/>
-      <w:r>
-        <w:t>rpoB</w:t>
-      </w:r>
-      <w:proofErr w:type="spellEnd"/>
-      <w:r>
-        <w:t xml:space="preserve"> mutations. </w:t>
+        <w:t xml:space="preserve">particularly those with rpoB mutations. </w:t>
       </w:r>
       <w:r>
         <w:t xml:space="preserve">Gifford, Moss and MacLean (2016) investigated how environmental variation affects the fitness costs of RIF-resistance mutations in </w:t>
@@ -1677,13 +1446,8 @@
       <w:r>
         <w:t>(</w:t>
       </w:r>
-      <w:proofErr w:type="spellStart"/>
-      <w:r>
-        <w:t>Bataillon</w:t>
-      </w:r>
-      <w:proofErr w:type="spellEnd"/>
-      <w:r>
-        <w:t xml:space="preserve"> </w:t>
+      <w:r>
+        <w:t xml:space="preserve">Bataillon </w:t>
       </w:r>
       <w:r>
         <w:t>et al. (201</w:t>
@@ -1924,7 +1688,6 @@
       <w:r>
         <w:t xml:space="preserve">, this section synthesises evidence on the specific fitness effects of </w:t>
       </w:r>
-      <w:proofErr w:type="spellStart"/>
       <w:r>
         <w:rPr>
           <w:i/>
@@ -1932,7 +1695,6 @@
         </w:rPr>
         <w:t>rpoB</w:t>
       </w:r>
-      <w:proofErr w:type="spellEnd"/>
       <w:r>
         <w:t xml:space="preserve"> mutations in </w:t>
       </w:r>
@@ -1986,7 +1748,6 @@
       <w:r>
         <w:t xml:space="preserve">Alongside the expected heat-resistance mutations, </w:t>
       </w:r>
-      <w:proofErr w:type="spellStart"/>
       <w:r>
         <w:rPr>
           <w:i/>
@@ -1994,7 +1755,6 @@
         </w:rPr>
         <w:t>rpoB</w:t>
       </w:r>
-      <w:proofErr w:type="spellEnd"/>
       <w:r>
         <w:t xml:space="preserve"> mutations conferring rifampicin resistance arose and fixed in multiple independent populations.</w:t>
       </w:r>
@@ -2019,7 +1779,6 @@
       <w:r>
         <w:t xml:space="preserve"> heat resistance and antibiotic resistance can develop in tandem, and that </w:t>
       </w:r>
-      <w:proofErr w:type="spellStart"/>
       <w:r>
         <w:rPr>
           <w:i/>
@@ -2027,7 +1786,6 @@
         </w:rPr>
         <w:t>rpoB</w:t>
       </w:r>
-      <w:proofErr w:type="spellEnd"/>
       <w:r>
         <w:t xml:space="preserve"> mutations are not necessarily costly even</w:t>
       </w:r>
@@ -2061,27 +1819,14 @@
       <w:r>
         <w:t xml:space="preserve">to </w:t>
       </w:r>
-      <w:proofErr w:type="gramStart"/>
-      <w:r>
-        <w:t>accredited</w:t>
-      </w:r>
-      <w:proofErr w:type="gramEnd"/>
-      <w:r>
-        <w:t xml:space="preserve"> to </w:t>
+      <w:r>
+        <w:t xml:space="preserve">accredited to </w:t>
       </w:r>
       <w:r>
         <w:t xml:space="preserve">a reset gene expression which moved </w:t>
       </w:r>
       <w:r>
-        <w:t xml:space="preserve">away from a stressed state and toward an unstressed one, playing a genetic role </w:t>
-      </w:r>
-      <w:proofErr w:type="gramStart"/>
-      <w:r>
-        <w:t>similar to</w:t>
-      </w:r>
-      <w:proofErr w:type="gramEnd"/>
-      <w:r>
-        <w:t xml:space="preserve"> a compensatory mutation.</w:t>
+        <w:t>away from a stressed state and toward an unstressed one, playing a genetic role similar to a compensatory mutation.</w:t>
       </w:r>
     </w:p>
     <w:p>
@@ -2143,23 +1888,7 @@
         <w:t xml:space="preserve">response </w:t>
       </w:r>
       <w:r>
-        <w:t xml:space="preserve">triggered by the rapid accumulation of </w:t>
-      </w:r>
-      <w:proofErr w:type="spellStart"/>
-      <w:r>
-        <w:t>alarmone</w:t>
-      </w:r>
-      <w:proofErr w:type="spellEnd"/>
-      <w:r>
-        <w:t xml:space="preserve"> (p)</w:t>
-      </w:r>
-      <w:proofErr w:type="spellStart"/>
-      <w:r>
-        <w:t>ppGpp</w:t>
-      </w:r>
-      <w:proofErr w:type="spellEnd"/>
-      <w:r>
-        <w:t xml:space="preserve">, in response to nutrient limitation </w:t>
+        <w:t xml:space="preserve">triggered by the rapid accumulation of alarmone (p)ppGpp, in response to nutrient limitation </w:t>
       </w:r>
       <w:r>
         <w:t xml:space="preserve">or </w:t>
@@ -2213,15 +1942,7 @@
         <w:t xml:space="preserve"> because</w:t>
       </w:r>
       <w:r>
-        <w:t xml:space="preserve"> (p)</w:t>
-      </w:r>
-      <w:proofErr w:type="spellStart"/>
-      <w:r>
-        <w:t>ppGpp</w:t>
-      </w:r>
-      <w:proofErr w:type="spellEnd"/>
-      <w:r>
-        <w:t xml:space="preserve"> acts by binding directly to the β subunit of RNA polymerase, </w:t>
+        <w:t xml:space="preserve"> (p)ppGpp acts by binding directly to the β subunit of RNA polymerase, </w:t>
       </w:r>
       <w:r>
         <w:t xml:space="preserve">it will usually be unable to </w:t>
@@ -2248,13 +1969,8 @@
         <w:t>rpoB58</w:t>
       </w:r>
       <w:r>
-        <w:t xml:space="preserve"> mimics the stringent state in the absence of (p)</w:t>
-      </w:r>
-      <w:proofErr w:type="spellStart"/>
-      <w:r>
-        <w:t>ppGpp</w:t>
-      </w:r>
-      <w:proofErr w:type="spellEnd"/>
+        <w:t xml:space="preserve"> mimics the stringent state in the absence of (p)ppGpp</w:t>
+      </w:r>
       <w:r>
         <w:t xml:space="preserve"> </w:t>
       </w:r>
@@ -2330,7 +2046,6 @@
       <w:r>
         <w:t xml:space="preserve">that adaptation proceeded largely through mutations in </w:t>
       </w:r>
-      <w:proofErr w:type="spellStart"/>
       <w:r>
         <w:rPr>
           <w:i/>
@@ -2338,7 +2053,6 @@
         </w:rPr>
         <w:t>rpoB</w:t>
       </w:r>
-      <w:proofErr w:type="spellEnd"/>
       <w:r>
         <w:t xml:space="preserve"> or </w:t>
       </w:r>
@@ -2409,15 +2123,7 @@
         <w:t>The body of literature reviewed here</w:t>
       </w:r>
       <w:r>
-        <w:t xml:space="preserve"> demonstrates that E. coil and its </w:t>
-      </w:r>
-      <w:proofErr w:type="spellStart"/>
-      <w:r>
-        <w:t>rpoB</w:t>
-      </w:r>
-      <w:proofErr w:type="spellEnd"/>
-      <w:r>
-        <w:t xml:space="preserve"> mutations confer more benefits than just resistance to RIF. </w:t>
+        <w:t xml:space="preserve"> demonstrates that E. coil and its rpoB mutations confer more benefits than just resistance to RIF. </w:t>
       </w:r>
       <w:r>
         <w:t xml:space="preserve">In a recent study </w:t>
@@ -2434,11 +2140,9 @@
       <w:r>
         <w:t>(</w:t>
       </w:r>
-      <w:proofErr w:type="spellStart"/>
       <w:r>
         <w:t>RNAp</w:t>
       </w:r>
-      <w:proofErr w:type="spellEnd"/>
       <w:r>
         <w:t xml:space="preserve">) </w:t>
       </w:r>
@@ -2446,15 +2150,7 @@
         <w:t>mutations across sequence, structure, transcriptome, and organismal traits were examined</w:t>
       </w:r>
       <w:r>
-        <w:t xml:space="preserve"> (</w:t>
-      </w:r>
-      <w:proofErr w:type="spellStart"/>
-      <w:r>
-        <w:t>Ozbilek</w:t>
-      </w:r>
-      <w:proofErr w:type="spellEnd"/>
-      <w:r>
-        <w:t xml:space="preserve"> et al. (2025)). </w:t>
+        <w:t xml:space="preserve"> (Ozbilek et al. (2025)). </w:t>
       </w:r>
       <w:r>
         <w:t xml:space="preserve">This was a comprehensive study </w:t>
@@ -2497,15 +2193,7 @@
         <w:t>E. coli</w:t>
       </w:r>
       <w:r>
-        <w:t xml:space="preserve"> </w:t>
-      </w:r>
-      <w:proofErr w:type="spellStart"/>
-      <w:r>
-        <w:t>rpoB</w:t>
-      </w:r>
-      <w:proofErr w:type="spellEnd"/>
-      <w:r>
-        <w:t xml:space="preserve"> mutations across a wide and continuous temperature spectrum</w:t>
+        <w:t xml:space="preserve"> rpoB mutations across a wide and continuous temperature spectrum</w:t>
       </w:r>
       <w:r>
         <w:t>.</w:t>
@@ -2716,15 +2404,7 @@
         <w:t xml:space="preserve"> to </w:t>
       </w:r>
       <w:r>
-        <w:t xml:space="preserve">be </w:t>
-      </w:r>
-      <w:proofErr w:type="gramStart"/>
-      <w:r>
-        <w:t>observed, and</w:t>
-      </w:r>
-      <w:proofErr w:type="gramEnd"/>
-      <w:r>
-        <w:t xml:space="preserve"> can cause</w:t>
+        <w:t>be observed, and can cause</w:t>
       </w:r>
       <w:r>
         <w:t xml:space="preserve"> </w:t>
@@ -2748,148 +2428,134 @@
         <w:t>mutation rate and mutational target size the mutation</w:t>
       </w:r>
       <w:r>
+        <w:t xml:space="preserve"> pool</w:t>
+      </w:r>
+      <w:r>
+        <w:t xml:space="preserve"> a population </w:t>
+      </w:r>
+      <w:r>
+        <w:t xml:space="preserve">can draw from </w:t>
+      </w:r>
+      <w:r>
+        <w:t>is biased</w:t>
+      </w:r>
+      <w:r>
+        <w:t xml:space="preserve">. </w:t>
+      </w:r>
+      <w:r>
+        <w:t>Results</w:t>
+      </w:r>
+      <w:r>
+        <w:t xml:space="preserve"> from our lab </w:t>
+      </w:r>
+      <w:r>
+        <w:t xml:space="preserve">show that </w:t>
+      </w:r>
+      <w:r>
+        <w:t>some rifampicin-</w:t>
+      </w:r>
+      <w:r>
+        <w:t xml:space="preserve">resistant </w:t>
+      </w:r>
+      <w:r>
+        <w:rPr>
+          <w:i/>
+        </w:rPr>
+        <w:t>rpoB</w:t>
+      </w:r>
+      <w:r>
+        <w:t xml:space="preserve"> mutations appear at a higher frequency than others</w:t>
+      </w:r>
+      <w:r>
+        <w:t xml:space="preserve">. This pattern was also observed in literature </w:t>
+      </w:r>
+      <w:r>
+        <w:t xml:space="preserve">by </w:t>
+      </w:r>
+      <w:r>
+        <w:t>Barrick et al. (2010</w:t>
+      </w:r>
+      <w:r>
+        <w:t>), who showed</w:t>
+      </w:r>
+      <w:r>
+        <w:t xml:space="preserve"> that different </w:t>
+      </w:r>
+      <w:r>
+        <w:t>RIFr</w:t>
+      </w:r>
+      <w:r>
+        <w:t xml:space="preserve"> mutations</w:t>
+      </w:r>
+      <w:r>
+        <w:t xml:space="preserve">, differ substantially in the fitness </w:t>
+      </w:r>
+      <w:r>
+        <w:t>cost</w:t>
+      </w:r>
+      <w:r>
+        <w:t xml:space="preserve"> they impose</w:t>
+      </w:r>
+      <w:r>
+        <w:t>,</w:t>
+      </w:r>
+      <w:r>
+        <w:t xml:space="preserve"> and correspondingly in the evolvability of the strains </w:t>
+      </w:r>
+      <w:r>
+        <w:t>that harbour them.</w:t>
+      </w:r>
+      <w:r>
+        <w:t xml:space="preserve"> After </w:t>
+      </w:r>
+      <w:r>
+        <w:t xml:space="preserve">consulting the </w:t>
+      </w:r>
+      <w:r>
+        <w:t>literature I have managed to pinpoint</w:t>
+      </w:r>
+      <w:r>
+        <w:t xml:space="preserve"> two early stochastic process emergence and establishment that generates this </w:t>
+      </w:r>
+      <w:r>
+        <w:t>uneven</w:t>
+      </w:r>
+      <w:r>
+        <w:t xml:space="preserve"> distribution that we see</w:t>
+      </w:r>
+      <w:r>
+        <w:t xml:space="preserve">. Emergence </w:t>
+      </w:r>
+      <w:r>
+        <w:t xml:space="preserve">is </w:t>
+      </w:r>
+      <w:r>
+        <w:t xml:space="preserve">whether a mutation arises at all in a </w:t>
+      </w:r>
+      <w:r>
+        <w:t xml:space="preserve">culture which is </w:t>
+      </w:r>
+      <w:r>
+        <w:t>governed by the uneven mutational input just described</w:t>
+      </w:r>
+      <w:r>
+        <w:t xml:space="preserve"> where </w:t>
+      </w:r>
+      <w:r>
+        <w:t>some codon changes are simply far more mutationally accessible than others. Establishment</w:t>
+      </w:r>
+      <w:r>
+        <w:t xml:space="preserve"> on the other hand is </w:t>
+      </w:r>
+      <w:r>
+        <w:t xml:space="preserve">whether that mutant then survives the </w:t>
+      </w:r>
+      <w:r>
+        <w:t>early stochastic period</w:t>
+      </w:r>
+      <w:r>
         <w:t xml:space="preserve"> </w:t>
       </w:r>
-      <w:proofErr w:type="gramStart"/>
-      <w:r>
-        <w:t>pool</w:t>
-      </w:r>
-      <w:proofErr w:type="gramEnd"/>
-      <w:r>
-        <w:t xml:space="preserve"> a population </w:t>
-      </w:r>
-      <w:r>
-        <w:t xml:space="preserve">can draw from </w:t>
-      </w:r>
-      <w:r>
-        <w:t>is biased</w:t>
-      </w:r>
-      <w:r>
-        <w:t xml:space="preserve">. </w:t>
-      </w:r>
-      <w:r>
-        <w:t>Results</w:t>
-      </w:r>
-      <w:r>
-        <w:t xml:space="preserve"> from our lab </w:t>
-      </w:r>
-      <w:r>
-        <w:t xml:space="preserve">show that </w:t>
-      </w:r>
-      <w:r>
-        <w:t>some rifampicin-</w:t>
-      </w:r>
-      <w:r>
-        <w:t xml:space="preserve">resistant </w:t>
-      </w:r>
-      <w:proofErr w:type="spellStart"/>
-      <w:r>
-        <w:rPr>
-          <w:i/>
-        </w:rPr>
-        <w:t>rpoB</w:t>
-      </w:r>
-      <w:proofErr w:type="spellEnd"/>
-      <w:r>
-        <w:t xml:space="preserve"> mutations appear at a higher frequency than others</w:t>
-      </w:r>
-      <w:r>
-        <w:t xml:space="preserve">. This pattern was also observed in literature </w:t>
-      </w:r>
-      <w:r>
-        <w:t xml:space="preserve">by </w:t>
-      </w:r>
-      <w:r>
-        <w:t>Barrick et al. (2010</w:t>
-      </w:r>
-      <w:r>
-        <w:t>), who showed</w:t>
-      </w:r>
-      <w:r>
-        <w:t xml:space="preserve"> that different </w:t>
-      </w:r>
-      <w:proofErr w:type="spellStart"/>
-      <w:r>
-        <w:t>RIFr</w:t>
-      </w:r>
-      <w:proofErr w:type="spellEnd"/>
-      <w:r>
-        <w:t xml:space="preserve"> mutations</w:t>
-      </w:r>
-      <w:r>
-        <w:t xml:space="preserve">, differ substantially in the fitness </w:t>
-      </w:r>
-      <w:r>
-        <w:t>cost</w:t>
-      </w:r>
-      <w:r>
-        <w:t xml:space="preserve"> they impose</w:t>
-      </w:r>
-      <w:r>
-        <w:t>,</w:t>
-      </w:r>
-      <w:r>
-        <w:t xml:space="preserve"> and correspondingly in the evolvability of the strains </w:t>
-      </w:r>
-      <w:r>
-        <w:t>that harbour them.</w:t>
-      </w:r>
-      <w:r>
-        <w:t xml:space="preserve"> After </w:t>
-      </w:r>
-      <w:r>
-        <w:t xml:space="preserve">consulting the </w:t>
-      </w:r>
-      <w:proofErr w:type="gramStart"/>
-      <w:r>
-        <w:t>literature</w:t>
-      </w:r>
-      <w:proofErr w:type="gramEnd"/>
-      <w:r>
-        <w:t xml:space="preserve"> I have managed to pinpoint</w:t>
-      </w:r>
-      <w:r>
-        <w:t xml:space="preserve"> two early stochastic process emergence and establishment that generates this </w:t>
-      </w:r>
-      <w:r>
-        <w:t>uneven</w:t>
-      </w:r>
-      <w:r>
-        <w:t xml:space="preserve"> distribution that we see</w:t>
-      </w:r>
-      <w:r>
-        <w:t xml:space="preserve">. Emergence </w:t>
-      </w:r>
-      <w:r>
-        <w:t xml:space="preserve">is </w:t>
-      </w:r>
-      <w:r>
-        <w:t xml:space="preserve">whether a mutation arises at all in a </w:t>
-      </w:r>
-      <w:r>
-        <w:t xml:space="preserve">culture which is </w:t>
-      </w:r>
-      <w:r>
-        <w:t>governed by the uneven mutational input just described</w:t>
-      </w:r>
-      <w:r>
-        <w:t xml:space="preserve"> where </w:t>
-      </w:r>
-      <w:r>
-        <w:t>some codon changes are simply far more mutationally accessible than others. Establishment</w:t>
-      </w:r>
-      <w:r>
-        <w:t xml:space="preserve"> on the other hand is </w:t>
-      </w:r>
-      <w:r>
-        <w:t xml:space="preserve">whether that mutant then survives the </w:t>
-      </w:r>
-      <w:r>
-        <w:t>early stochastic period</w:t>
-      </w:r>
-      <w:r>
-        <w:t xml:space="preserve"> </w:t>
-      </w:r>
       <w:r>
         <w:t xml:space="preserve">and rises to a </w:t>
       </w:r>
@@ -2903,13 +2569,8 @@
         <w:t>(</w:t>
       </w:r>
       <w:r>
-        <w:t xml:space="preserve">Zur </w:t>
-      </w:r>
-      <w:proofErr w:type="spellStart"/>
-      <w:r>
-        <w:t>Wiesch</w:t>
-      </w:r>
-      <w:proofErr w:type="spellEnd"/>
+        <w:t>Zur Wiesch</w:t>
+      </w:r>
       <w:r>
         <w:t xml:space="preserve"> et al. (2011)).</w:t>
       </w:r>
@@ -3000,57 +2661,41 @@
           <w:b/>
           <w:bCs/>
         </w:rPr>
-        <w:t xml:space="preserve"> and the Luria </w:t>
-      </w:r>
-      <w:proofErr w:type="spellStart"/>
+        <w:t xml:space="preserve"> and the Luria de</w:t>
+      </w:r>
       <w:r>
         <w:rPr>
           <w:b/>
           <w:bCs/>
         </w:rPr>
-        <w:t>de</w:t>
+        <w:t>l</w:t>
       </w:r>
       <w:r>
         <w:rPr>
           <w:b/>
           <w:bCs/>
         </w:rPr>
-        <w:t>l</w:t>
+        <w:t>bru</w:t>
       </w:r>
       <w:r>
         <w:rPr>
           <w:b/>
           <w:bCs/>
         </w:rPr>
-        <w:t>bru</w:t>
+        <w:t>c</w:t>
       </w:r>
       <w:r>
         <w:rPr>
           <w:b/>
           <w:bCs/>
         </w:rPr>
-        <w:t>c</w:t>
+        <w:t>k experiment:</w:t>
       </w:r>
       <w:r>
         <w:rPr>
           <w:b/>
           <w:bCs/>
         </w:rPr>
-        <w:t>k</w:t>
-      </w:r>
-      <w:proofErr w:type="spellEnd"/>
-      <w:r>
-        <w:rPr>
-          <w:b/>
-          <w:bCs/>
-        </w:rPr>
-        <w:t xml:space="preserve"> experiment:</w:t>
-      </w:r>
-      <w:r>
-        <w:rPr>
-          <w:b/>
-          <w:bCs/>
-        </w:rPr>
         <w:t xml:space="preserve"> </w:t>
       </w:r>
     </w:p>
@@ -3071,10 +2716,7 @@
         <w:t>emergence which is the</w:t>
       </w:r>
       <w:r>
-        <w:t xml:space="preserve"> initial appearance of a mutant within a population</w:t>
-      </w:r>
-      <w:r>
-        <w:t xml:space="preserve">. </w:t>
+        <w:t xml:space="preserve"> initial appearance of a mutant within a population. </w:t>
       </w:r>
       <w:r>
         <w:t>This can occur b</w:t>
@@ -3089,10 +2731,7 @@
         <w:t>drug is introduced</w:t>
       </w:r>
       <w:r>
-        <w:t xml:space="preserve"> and </w:t>
-      </w:r>
-      <w:r>
-        <w:t>resistant mutants may already exist in a population at low frequency</w:t>
+        <w:t xml:space="preserve"> and resistant mutants may already exist in a population at low frequency</w:t>
       </w:r>
       <w:r>
         <w:t xml:space="preserve"> which is balanced by </w:t>
@@ -3107,59 +2746,18 @@
         <w:t>of resistant cells from elsewhere, and the fitness cost of resistance</w:t>
       </w:r>
       <w:r>
-        <w:t xml:space="preserve"> </w:t>
-      </w:r>
-      <w:r>
-        <w:t>(</w:t>
-      </w:r>
-      <w:r>
-        <w:t>Z</w:t>
-      </w:r>
-      <w:r>
-        <w:t xml:space="preserve">ur </w:t>
-      </w:r>
-      <w:proofErr w:type="spellStart"/>
-      <w:r>
-        <w:t>Wiesch</w:t>
-      </w:r>
-      <w:proofErr w:type="spellEnd"/>
-      <w:r>
-        <w:t xml:space="preserve"> et al. 2011).</w:t>
-      </w:r>
-      <w:r>
-        <w:t xml:space="preserve"> </w:t>
+        <w:t xml:space="preserve"> (Zur Wiesch et al. 2011). </w:t>
       </w:r>
       <w:r>
         <w:t xml:space="preserve">In situations where </w:t>
       </w:r>
       <w:r>
-        <w:t xml:space="preserve">no resistant mutant yet exists, </w:t>
-      </w:r>
-      <w:r>
-        <w:t xml:space="preserve">emergence </w:t>
-      </w:r>
-      <w:r>
-        <w:t xml:space="preserve">is a chance event governed by mutation rates and by effective population size </w:t>
-      </w:r>
-      <w:r>
-        <w:t xml:space="preserve">and </w:t>
-      </w:r>
-      <w:r>
-        <w:t>not by dru</w:t>
-      </w:r>
-      <w:r>
-        <w:t xml:space="preserve">g. </w:t>
+        <w:t xml:space="preserve">no resistant mutant yet exists, emergence is a chance event governed by mutation rates and by effective population size and not by drug. </w:t>
       </w:r>
     </w:p>
     <w:p>
       <w:r>
-        <w:t>The evidence for this comes from a landmark study</w:t>
-      </w:r>
-      <w:r>
-        <w:t xml:space="preserve"> in </w:t>
-      </w:r>
-      <w:r>
-        <w:t>1943, the Luria–Delbrück experiment, or fluctuation test, which remains in use today for detecting and estimating the rate of spontaneous mutation in bacteria</w:t>
+        <w:t>The evidence for this comes from a landmark study in 1943, the Luria–Delbrück experiment, or fluctuation test, which remains in use today for detecting and estimating the rate of spontaneous mutation in bacteria</w:t>
       </w:r>
       <w:r>
         <w:t xml:space="preserve">. </w:t>
@@ -3187,19 +2785,7 @@
         <w:t xml:space="preserve"> </w:t>
       </w:r>
       <w:r>
-        <w:t>Th</w:t>
-      </w:r>
-      <w:r>
-        <w:t xml:space="preserve">is </w:t>
-      </w:r>
-      <w:r>
-        <w:t xml:space="preserve">experiment was designed to </w:t>
-      </w:r>
-      <w:r>
-        <w:t>test</w:t>
-      </w:r>
-      <w:r>
-        <w:t xml:space="preserve"> two competing hypotheses</w:t>
+        <w:t>This experiment was designed to test two competing hypotheses</w:t>
       </w:r>
       <w:r>
         <w:t xml:space="preserve">, </w:t>
@@ -3223,13 +2809,7 @@
         <w:t xml:space="preserve">. </w:t>
       </w:r>
       <w:r>
-        <w:t xml:space="preserve">If the first hypothesis </w:t>
-      </w:r>
-      <w:r>
-        <w:t>was proven to be</w:t>
-      </w:r>
-      <w:r>
-        <w:t xml:space="preserve"> correct, colony counts should follow a Poisson distribution</w:t>
+        <w:t>If the first hypothesis was proven to be correct, colony counts should follow a Poisson distribution</w:t>
       </w:r>
       <w:r>
         <w:t xml:space="preserve"> as </w:t>
@@ -3241,18 +2821,10 @@
         <w:t xml:space="preserve"> bacterium</w:t>
       </w:r>
       <w:r>
-        <w:t xml:space="preserve"> would independently acquire resistance upon exposure </w:t>
-      </w:r>
-      <w:proofErr w:type="gramStart"/>
-      <w:r>
-        <w:t xml:space="preserve">to </w:t>
-      </w:r>
-      <w:r>
-        <w:t xml:space="preserve"> the</w:t>
-      </w:r>
-      <w:proofErr w:type="gramEnd"/>
-      <w:r>
-        <w:t xml:space="preserve"> </w:t>
+        <w:t xml:space="preserve"> would independently acquire resistance upon exposure to </w:t>
+      </w:r>
+      <w:r>
+        <w:t xml:space="preserve"> the </w:t>
       </w:r>
       <w:r>
         <w:t>phage</w:t>
@@ -3260,13 +2832,8 @@
       <w:r>
         <w:t xml:space="preserve">. This would lead to the results showing </w:t>
       </w:r>
-      <w:proofErr w:type="gramStart"/>
-      <w:r>
-        <w:t>a fairly even</w:t>
-      </w:r>
-      <w:proofErr w:type="gramEnd"/>
-      <w:r>
-        <w:t xml:space="preserve"> number of survivors across replicate plates</w:t>
+      <w:r>
+        <w:t>a fairly even number of survivors across replicate plates</w:t>
       </w:r>
       <w:r>
         <w:rPr>
@@ -3278,117 +2845,91 @@
         <w:rPr>
           <w:highlight w:val="yellow"/>
         </w:rPr>
-        <w:t>If the second w</w:t>
+        <w:t xml:space="preserve">If the second was correct, resistance should instead follow a highly skewed “jackpot” distribution since an early </w:t>
       </w:r>
       <w:r>
         <w:rPr>
           <w:highlight w:val="yellow"/>
         </w:rPr>
-        <w:t>as</w:t>
+        <w:t xml:space="preserve">stochastic </w:t>
       </w:r>
       <w:r>
         <w:rPr>
           <w:highlight w:val="yellow"/>
         </w:rPr>
-        <w:t xml:space="preserve"> correct, resistance should instead follow a highly skewed</w:t>
+        <w:t xml:space="preserve">resistance </w:t>
       </w:r>
       <w:r>
         <w:rPr>
           <w:highlight w:val="yellow"/>
         </w:rPr>
-        <w:t xml:space="preserve"> </w:t>
+        <w:t>mutation during establishment</w:t>
       </w:r>
       <w:r>
         <w:rPr>
           <w:highlight w:val="yellow"/>
         </w:rPr>
-        <w:t>“jackpot” distribution</w:t>
+        <w:t xml:space="preserve"> will cause </w:t>
       </w:r>
       <w:r>
         <w:rPr>
           <w:highlight w:val="yellow"/>
         </w:rPr>
-        <w:t xml:space="preserve"> </w:t>
+        <w:t xml:space="preserve">that mutation to persist </w:t>
       </w:r>
       <w:r>
         <w:rPr>
           <w:highlight w:val="yellow"/>
         </w:rPr>
-        <w:t xml:space="preserve">since an early </w:t>
+        <w:t xml:space="preserve">and </w:t>
       </w:r>
       <w:r>
         <w:rPr>
           <w:highlight w:val="yellow"/>
         </w:rPr>
-        <w:t xml:space="preserve">stochastic </w:t>
+        <w:t xml:space="preserve">grow to a much higher number once the phage </w:t>
       </w:r>
       <w:r>
         <w:rPr>
           <w:highlight w:val="yellow"/>
         </w:rPr>
-        <w:t xml:space="preserve">resistance </w:t>
+        <w:t>was</w:t>
       </w:r>
       <w:r>
         <w:rPr>
           <w:highlight w:val="yellow"/>
         </w:rPr>
-        <w:t>mutation during establishment</w:t>
+        <w:t xml:space="preserve"> introduced. </w:t>
       </w:r>
       <w:r>
         <w:rPr>
           <w:highlight w:val="yellow"/>
         </w:rPr>
-        <w:t xml:space="preserve"> will cause </w:t>
+        <w:t xml:space="preserve"> While </w:t>
       </w:r>
       <w:r>
         <w:rPr>
           <w:highlight w:val="yellow"/>
         </w:rPr>
-        <w:t xml:space="preserve">that mutation to persist </w:t>
+        <w:t>a mutation</w:t>
       </w:r>
       <w:r>
         <w:rPr>
           <w:highlight w:val="yellow"/>
         </w:rPr>
-        <w:t xml:space="preserve">and </w:t>
+        <w:t xml:space="preserve"> that was late to mutat</w:t>
       </w:r>
       <w:r>
         <w:rPr>
           <w:highlight w:val="yellow"/>
         </w:rPr>
-        <w:t xml:space="preserve">grow </w:t>
-      </w:r>
-      <w:proofErr w:type="gramStart"/>
+        <w:t>e</w:t>
+      </w:r>
       <w:r>
         <w:rPr>
           <w:highlight w:val="yellow"/>
         </w:rPr>
-        <w:t>to  a</w:t>
-      </w:r>
-      <w:proofErr w:type="gramEnd"/>
-      <w:r>
-        <w:rPr>
-          <w:highlight w:val="yellow"/>
-        </w:rPr>
-        <w:t xml:space="preserve"> much higher number once the phage is introduced. </w:t>
-      </w:r>
-      <w:r>
-        <w:rPr>
-          <w:highlight w:val="yellow"/>
-        </w:rPr>
-        <w:t xml:space="preserve"> While </w:t>
-      </w:r>
-      <w:r>
-        <w:rPr>
-          <w:highlight w:val="yellow"/>
-        </w:rPr>
-        <w:t>a mutation</w:t>
-      </w:r>
-      <w:r>
-        <w:rPr>
-          <w:highlight w:val="yellow"/>
-        </w:rPr>
-        <w:t xml:space="preserve"> that was late to mutation or was unable to </w:t>
+        <w:t xml:space="preserve"> or was unable to </w:t>
       </w:r>
       <w:r>
         <w:rPr>
@@ -3528,15 +3069,7 @@
         <w:t xml:space="preserve"> </w:t>
       </w:r>
       <w:r>
-        <w:t xml:space="preserve">could also arise under </w:t>
-      </w:r>
-      <w:proofErr w:type="gramStart"/>
-      <w:r>
-        <w:t>a</w:t>
-      </w:r>
-      <w:proofErr w:type="gramEnd"/>
-      <w:r>
-        <w:t xml:space="preserve"> undirected model once</w:t>
+        <w:t>could also arise under a undirected model once</w:t>
       </w:r>
       <w:r>
         <w:t xml:space="preserve"> </w:t>
@@ -3548,10 +3081,7 @@
         <w:t xml:space="preserve"> ((Lenski (1989))</w:t>
       </w:r>
       <w:r>
-        <w:t xml:space="preserve">. </w:t>
-      </w:r>
-      <w:r>
-        <w:t xml:space="preserve"> </w:t>
+        <w:t xml:space="preserve">.  </w:t>
       </w:r>
       <w:r>
         <w:t>S</w:t>
@@ -3641,171 +3171,114 @@
     </w:p>
     <w:p>
       <w:r>
-        <w:t xml:space="preserve">While the </w:t>
-      </w:r>
-      <w:r>
-        <w:t>Luria Delbrück experiment</w:t>
+        <w:t>While the Luria Delbrück experiment</w:t>
+      </w:r>
+      <w:r>
+        <w:t xml:space="preserve"> remains the standard method for estimating microbial mutation rates, it only captures the first stochastic phase a mutation faces</w:t>
+      </w:r>
+      <w:r>
+        <w:t xml:space="preserve"> which is emergence. </w:t>
+      </w:r>
+      <w:r>
+        <w:t>The experiment assumes that a newly arisen mutant goes on to survive</w:t>
       </w:r>
       <w:r>
         <w:t xml:space="preserve"> </w:t>
       </w:r>
       <w:r>
-        <w:t>remains the standard method for estimating microbial mutation rates, it only captures the first stochastic phase a mutation faces</w:t>
-      </w:r>
-      <w:r>
-        <w:t xml:space="preserve"> which is emergence. </w:t>
-      </w:r>
-      <w:r>
-        <w:t>The experiment assumes that a newly arisen mutant goes on to survive</w:t>
+        <w:t>when in reality</w:t>
+      </w:r>
+      <w:r>
+        <w:t xml:space="preserve">, </w:t>
+      </w:r>
+      <w:r>
+        <w:t xml:space="preserve">a new mutation must also survive a period of vulnerability governed by </w:t>
+      </w:r>
+      <w:r>
+        <w:t xml:space="preserve">chance </w:t>
+      </w:r>
+      <w:r>
+        <w:t xml:space="preserve">events </w:t>
+      </w:r>
+      <w:r>
+        <w:t xml:space="preserve">which </w:t>
+      </w:r>
+      <w:r>
+        <w:t xml:space="preserve">a process this </w:t>
+      </w:r>
+      <w:r>
+        <w:t>review</w:t>
+      </w:r>
+      <w:r>
+        <w:t xml:space="preserve"> refers to as establishment </w:t>
+      </w:r>
+      <w:r>
+        <w:t xml:space="preserve">or its </w:t>
+      </w:r>
+      <w:r>
+        <w:t xml:space="preserve">opposite mortality </w:t>
+      </w:r>
+      <w:r>
+        <w:t>(</w:t>
+      </w:r>
+      <w:r>
+        <w:t>Z</w:t>
+      </w:r>
+      <w:r>
+        <w:t>ur Wiesch et al. 2011).</w:t>
       </w:r>
       <w:r>
         <w:t xml:space="preserve"> </w:t>
       </w:r>
-      <w:proofErr w:type="gramStart"/>
-      <w:r>
-        <w:t>when in reality</w:t>
-      </w:r>
-      <w:r>
-        <w:t>,</w:t>
-      </w:r>
-      <w:proofErr w:type="gramEnd"/>
+      <w:r>
+        <w:t xml:space="preserve">The theoretical foundation for this was </w:t>
+      </w:r>
+      <w:r>
+        <w:t xml:space="preserve">discussed in a paper by </w:t>
+      </w:r>
+      <w:r>
+        <w:t xml:space="preserve"> Haldane  </w:t>
+      </w:r>
+      <w:r>
+        <w:t xml:space="preserve">in </w:t>
+      </w:r>
+      <w:r>
+        <w:t>1927, who showed that a weakly beneficial allele fixes with probability of approximately 2s in a large population, under the assumptions of discrete generations, weak selection, and Poisson-distributed offspring number</w:t>
+      </w:r>
+      <w:r>
+        <w:t>. Later studies showed theoretically that establishment probability depends on more than the selection coefficient alone and survival, reproduction, and generation time can all alter the odds of survival, even for a</w:t>
+      </w:r>
+      <w:r>
+        <w:t xml:space="preserve"> very fit strain</w:t>
+      </w:r>
+      <w:r>
+        <w:t xml:space="preserve"> ((Patwa et al. 2008))</w:t>
+      </w:r>
+      <w:r>
+        <w:t>.</w:t>
+      </w:r>
       <w:r>
         <w:t xml:space="preserve"> </w:t>
       </w:r>
       <w:r>
-        <w:t xml:space="preserve">a new mutation must also survive a period of vulnerability governed by </w:t>
-      </w:r>
-      <w:r>
-        <w:t xml:space="preserve">chance </w:t>
-      </w:r>
-      <w:r>
-        <w:t xml:space="preserve">events </w:t>
-      </w:r>
-      <w:r>
-        <w:t xml:space="preserve">which </w:t>
-      </w:r>
-      <w:r>
-        <w:t xml:space="preserve">a process this </w:t>
-      </w:r>
-      <w:r>
-        <w:t>review</w:t>
-      </w:r>
-      <w:r>
-        <w:t xml:space="preserve"> refers to as establishment </w:t>
-      </w:r>
-      <w:r>
-        <w:t xml:space="preserve">or its </w:t>
-      </w:r>
-      <w:r>
-        <w:t xml:space="preserve">opposite mortality </w:t>
-      </w:r>
-      <w:r>
-        <w:t>(</w:t>
-      </w:r>
-      <w:r>
-        <w:t>Z</w:t>
-      </w:r>
-      <w:r>
-        <w:t xml:space="preserve">ur </w:t>
-      </w:r>
-      <w:proofErr w:type="spellStart"/>
-      <w:r>
-        <w:t>Wiesch</w:t>
-      </w:r>
-      <w:proofErr w:type="spellEnd"/>
-      <w:r>
-        <w:t xml:space="preserve"> et al. 2011).</w:t>
+        <w:t xml:space="preserve">Then in 2023 a paper by Helen </w:t>
+      </w:r>
+      <w:r>
+        <w:t>Alexander</w:t>
+      </w:r>
+      <w:r>
+        <w:t xml:space="preserve"> provided a practical framework for measuring establishment probability experimentally. The review </w:t>
+      </w:r>
+      <w:r>
+        <w:t>included three methods</w:t>
+      </w:r>
+      <w:r>
+        <w:t>, colony counts, sectors within expanding colonies, and liquid seeding assays.</w:t>
       </w:r>
       <w:r>
         <w:t xml:space="preserve"> </w:t>
       </w:r>
       <w:r>
-        <w:t xml:space="preserve">The theoretical foundation for this was </w:t>
-      </w:r>
-      <w:r>
-        <w:t xml:space="preserve">discussed in a paper </w:t>
-      </w:r>
-      <w:proofErr w:type="gramStart"/>
-      <w:r>
-        <w:t xml:space="preserve">by </w:t>
-      </w:r>
-      <w:r>
-        <w:t xml:space="preserve"> Haldane</w:t>
-      </w:r>
-      <w:proofErr w:type="gramEnd"/>
-      <w:r>
-        <w:t xml:space="preserve">  </w:t>
-      </w:r>
-      <w:r>
-        <w:t xml:space="preserve">in </w:t>
-      </w:r>
-      <w:r>
-        <w:t>1927, who showed that a weakly beneficial allele fixes with probability of approximately 2s in a large population, under the assumptions of discrete generations, weak selection, and Poisson-distributed offspring number</w:t>
-      </w:r>
-      <w:r>
-        <w:t xml:space="preserve">. </w:t>
-      </w:r>
-      <w:r>
-        <w:t xml:space="preserve">Later studies </w:t>
-      </w:r>
-      <w:r>
-        <w:t xml:space="preserve">showed theoretically that establishment probability depends on more than the selection coefficient alone </w:t>
-      </w:r>
-      <w:r>
-        <w:t xml:space="preserve">and </w:t>
-      </w:r>
-      <w:r>
-        <w:t>survival, reproduction, and generation time can all alter the odds of survival, even for a</w:t>
-      </w:r>
-      <w:r>
-        <w:t xml:space="preserve"> very fit strain</w:t>
-      </w:r>
-      <w:r>
-        <w:t xml:space="preserve"> ((</w:t>
-      </w:r>
-      <w:r>
-        <w:t>Patwa</w:t>
-      </w:r>
-      <w:r>
-        <w:t xml:space="preserve"> et al. 2008))</w:t>
-      </w:r>
-      <w:r>
-        <w:t>.</w:t>
-      </w:r>
-      <w:r>
-        <w:t xml:space="preserve"> </w:t>
-      </w:r>
-      <w:r>
-        <w:t xml:space="preserve">Then in 2023 a paper by Helen </w:t>
-      </w:r>
-      <w:r>
-        <w:t>Alexander</w:t>
-      </w:r>
-      <w:r>
-        <w:t xml:space="preserve"> </w:t>
-      </w:r>
-      <w:r>
-        <w:t>provided a practical framework for measuring establishment probability experimentally</w:t>
-      </w:r>
-      <w:r>
-        <w:t xml:space="preserve">. The review </w:t>
-      </w:r>
-      <w:r>
-        <w:t>included three methods</w:t>
-      </w:r>
-      <w:r>
-        <w:t xml:space="preserve">, </w:t>
-      </w:r>
-      <w:r>
-        <w:t>colony counts, sectors within expanding colonies, and liquid seeding assays</w:t>
-      </w:r>
-      <w:r>
-        <w:t>.</w:t>
-      </w:r>
-      <w:r>
-        <w:t xml:space="preserve"> </w:t>
-      </w:r>
-      <w:r>
         <w:t xml:space="preserve">All three methods </w:t>
       </w:r>
       <w:r>
@@ -3815,10 +3288,7 @@
         <w:t xml:space="preserve">principle </w:t>
       </w:r>
       <w:r>
-        <w:t xml:space="preserve">which involved </w:t>
-      </w:r>
-      <w:r>
-        <w:t>inoculating mutant cells into both a control and an</w:t>
+        <w:t>which involved inoculating mutant cells into both a control and an</w:t>
       </w:r>
       <w:r>
         <w:t xml:space="preserve"> </w:t>
@@ -3868,39 +3338,21 @@
           <w:b/>
           <w:bCs/>
         </w:rPr>
-        <w:t xml:space="preserve">Bias between mutation rate and </w:t>
-      </w:r>
-      <w:proofErr w:type="spellStart"/>
+        <w:t>Bias between mutation rate and establsiemnt</w:t>
+      </w:r>
       <w:r>
         <w:rPr>
           <w:b/>
           <w:bCs/>
         </w:rPr>
-        <w:t>establsiemnt</w:t>
-      </w:r>
-      <w:proofErr w:type="spellEnd"/>
+        <w:t xml:space="preserve"> </w:t>
+      </w:r>
       <w:r>
         <w:rPr>
           <w:b/>
           <w:bCs/>
         </w:rPr>
-        <w:t xml:space="preserve"> </w:t>
-      </w:r>
-      <w:proofErr w:type="spellStart"/>
-      <w:r>
-        <w:rPr>
-          <w:b/>
-          <w:bCs/>
-        </w:rPr>
-        <w:t>rining</w:t>
-      </w:r>
-      <w:proofErr w:type="spellEnd"/>
-      <w:r>
-        <w:rPr>
-          <w:b/>
-          <w:bCs/>
-        </w:rPr>
-        <w:t xml:space="preserve"> it back to what I am doing </w:t>
+        <w:t xml:space="preserve">rining it back to what I am doing </w:t>
       </w:r>
     </w:p>
     <w:p>
@@ -3920,57 +3372,28 @@
         <w:t>, we see that</w:t>
       </w:r>
       <w:r>
-        <w:t xml:space="preserve"> </w:t>
-      </w:r>
-      <w:r>
-        <w:t>examining either emergence or establishment in isolation risks a biased interpretation of how resistance evolves</w:t>
+        <w:t xml:space="preserve"> examining either emergence or establishment in isolation risks a biased interpretation of how resistance evolves. </w:t>
+      </w:r>
+      <w:r>
+        <w:t xml:space="preserve">The Luria Delbrück experiment </w:t>
+      </w:r>
+      <w:r>
+        <w:t xml:space="preserve">assays are prone to jackpot mutations, where a mutation that happens to arise earlier in a culture's growth expands into a disproportionately large clone. </w:t>
+      </w:r>
+      <w:r>
+        <w:t xml:space="preserve">We see this in our own results that </w:t>
+      </w:r>
+      <w:r>
+        <w:t>certain rpoB mutations appear at a disproportionately large rate compared with others</w:t>
       </w:r>
       <w:r>
         <w:t xml:space="preserve">. </w:t>
       </w:r>
       <w:r>
-        <w:t xml:space="preserve">The </w:t>
-      </w:r>
-      <w:r>
-        <w:t>Luria Delbrück experiment</w:t>
-      </w:r>
-      <w:r>
-        <w:t xml:space="preserve"> </w:t>
-      </w:r>
-      <w:r>
-        <w:t>assays are prone to jackpot mutations, where a mutation that happens to arise earlier in a culture's growth expands into a disproportionately large clone</w:t>
-      </w:r>
-      <w:r>
-        <w:t xml:space="preserve">. </w:t>
-      </w:r>
-      <w:r>
-        <w:t xml:space="preserve">We see this in our own results that </w:t>
-      </w:r>
-      <w:r>
-        <w:t xml:space="preserve">certain </w:t>
-      </w:r>
-      <w:proofErr w:type="spellStart"/>
-      <w:r>
-        <w:t>rpoB</w:t>
-      </w:r>
-      <w:proofErr w:type="spellEnd"/>
-      <w:r>
-        <w:t xml:space="preserve"> mutations appear at a disproportionately large rate compared with others</w:t>
-      </w:r>
-      <w:r>
-        <w:t xml:space="preserve">. </w:t>
-      </w:r>
-      <w:r>
         <w:rPr>
           <w:rFonts w:cs="Courier New"/>
         </w:rPr>
-        <w:t xml:space="preserve">This observation is further supported by literature with a study done by </w:t>
-      </w:r>
-      <w:r>
-        <w:rPr>
-          <w:rFonts w:cs="Courier New"/>
-        </w:rPr>
-        <w:t>(</w:t>
+        <w:t>This observation is further supported by literature with a study done by (</w:t>
       </w:r>
       <w:r>
         <w:rPr>
@@ -4061,13 +3484,7 @@
     </w:p>
     <w:p>
       <w:r>
-        <w:t>Establishment carries its own, separate bias</w:t>
-      </w:r>
-      <w:r>
-        <w:t xml:space="preserve"> where</w:t>
-      </w:r>
-      <w:r>
-        <w:t xml:space="preserve"> a resistant lineage that has already emerged can still be lost by chance before it grows large enough to be detected.</w:t>
+        <w:t>Establishment carries its own, separate bias where a resistant lineage that has already emerged can still be lost by chance before it grows large enough to be detected.</w:t>
       </w:r>
       <w:r>
         <w:t xml:space="preserve"> </w:t>
@@ -4108,10 +3525,7 @@
         <w:t>antibiotic concentration</w:t>
       </w:r>
       <w:r>
-        <w:t xml:space="preserve"> and found </w:t>
-      </w:r>
-      <w:r>
-        <w:t>even at concentrations as low as one-eighth of the resistant strain's MIC, establishment probability remained below 5%</w:t>
+        <w:t xml:space="preserve"> and found even at concentrations as low as one-eighth of the resistant strain's MIC, establishment probability remained below 5%</w:t>
       </w:r>
       <w:r>
         <w:t xml:space="preserve">. </w:t>
@@ -4133,21 +3547,10 @@
         <w:t xml:space="preserve"> </w:t>
       </w:r>
       <w:r>
-        <w:t xml:space="preserve">where </w:t>
-      </w:r>
-      <w:r>
-        <w:t>strains with higher resistance levels did not show correspondingly higher establishment probabilities at sub-MIC concentrations</w:t>
-      </w:r>
-      <w:r>
-        <w:t xml:space="preserve"> </w:t>
-      </w:r>
-      <w:proofErr w:type="spellStart"/>
-      <w:r>
-        <w:t>Saebelfeld</w:t>
-      </w:r>
-      <w:proofErr w:type="spellEnd"/>
-      <w:r>
-        <w:t xml:space="preserve"> et al. (2022)</w:t>
+        <w:t>where strains with higher resistance levels did not show correspondingly higher establishment probabilities at sub-MIC concentrations</w:t>
+      </w:r>
+      <w:r>
+        <w:t xml:space="preserve"> Saebelfeld et al. (2022)</w:t>
       </w:r>
       <w:r>
         <w:t>.</w:t>
@@ -4168,21 +3571,7 @@
         <w:t xml:space="preserve"> selective advantage </w:t>
       </w:r>
       <w:r>
-        <w:t>does not guarantee a high probability of establishment</w:t>
-      </w:r>
-      <w:r>
-        <w:t xml:space="preserve">. Factors </w:t>
-      </w:r>
-      <w:proofErr w:type="gramStart"/>
-      <w:r>
-        <w:t xml:space="preserve">like </w:t>
-      </w:r>
-      <w:r>
-        <w:t xml:space="preserve"> antibiotic</w:t>
-      </w:r>
-      <w:proofErr w:type="gramEnd"/>
-      <w:r>
-        <w:t xml:space="preserve">-induced damage, combined with the intrinsic stochasticity of early cell division and mortality, </w:t>
+        <w:t xml:space="preserve">does not guarantee a high probability of establishment. Factors like  antibiotic-induced damage, combined with the intrinsic stochasticity of early cell division and mortality, </w:t>
       </w:r>
       <w:r>
         <w:t>leads</w:t>
@@ -4227,7 +3616,6 @@
       <w:r>
         <w:t xml:space="preserve">certain </w:t>
       </w:r>
-      <w:proofErr w:type="spellStart"/>
       <w:r>
         <w:rPr>
           <w:i/>
@@ -4235,7 +3623,6 @@
         </w:rPr>
         <w:t>rpoB</w:t>
       </w:r>
-      <w:proofErr w:type="spellEnd"/>
       <w:r>
         <w:t xml:space="preserve"> mutations are </w:t>
       </w:r>
@@ -4243,10 +3630,7 @@
         <w:t>overrepresented</w:t>
       </w:r>
       <w:r>
-        <w:t xml:space="preserve"> among </w:t>
-      </w:r>
-      <w:r>
-        <w:t>relevant</w:t>
+        <w:t xml:space="preserve"> among relevant</w:t>
       </w:r>
       <w:r>
         <w:t xml:space="preserve"> </w:t>
@@ -4276,13 +3660,7 @@
         <w:t>I will be</w:t>
       </w:r>
       <w:r>
-        <w:t xml:space="preserve"> applying Alexander's establishment </w:t>
-      </w:r>
-      <w:r>
-        <w:t xml:space="preserve">method </w:t>
-      </w:r>
-      <w:r>
-        <w:t xml:space="preserve">to </w:t>
+        <w:t xml:space="preserve"> applying Alexander's establishment method to </w:t>
       </w:r>
       <w:r>
         <w:rPr>
@@ -4294,7 +3672,6 @@
       <w:r>
         <w:t xml:space="preserve"> </w:t>
       </w:r>
-      <w:proofErr w:type="spellStart"/>
       <w:r>
         <w:rPr>
           <w:i/>
@@ -4302,7 +3679,6 @@
         </w:rPr>
         <w:t>rpoB</w:t>
       </w:r>
-      <w:proofErr w:type="spellEnd"/>
       <w:r>
         <w:t xml:space="preserve"> mutants</w:t>
       </w:r>
@@ -4448,15 +3824,7 @@
     </w:p>
     <w:p>
       <w:r>
-        <w:t xml:space="preserve">What </w:t>
-      </w:r>
-      <w:proofErr w:type="gramStart"/>
-      <w:r>
-        <w:t>I am</w:t>
-      </w:r>
-      <w:proofErr w:type="gramEnd"/>
-      <w:r>
-        <w:t xml:space="preserve"> trying to find out</w:t>
+        <w:t>What I am trying to find out</w:t>
       </w:r>
       <w:r>
         <w:t>?</w:t>
@@ -4464,15 +3832,7 @@
     </w:p>
     <w:p>
       <w:r>
-        <w:t xml:space="preserve">How does environmental factors like temperature and media richness affect the growth of my RIF resistant </w:t>
-      </w:r>
-      <w:proofErr w:type="spellStart"/>
-      <w:r>
-        <w:t>rpoB</w:t>
-      </w:r>
-      <w:proofErr w:type="spellEnd"/>
-      <w:r>
-        <w:t xml:space="preserve"> mutations. </w:t>
+        <w:t xml:space="preserve">How does environmental factors like temperature and media richness affect the growth of my RIF resistant rpoB mutations. </w:t>
       </w:r>
     </w:p>
     <w:p>
@@ -4513,15 +3873,7 @@
         <w:t xml:space="preserve">the aim for the first chapter was to investigate </w:t>
       </w:r>
       <w:r>
-        <w:t xml:space="preserve">whether temperature will influence fitness in E. coli </w:t>
-      </w:r>
-      <w:proofErr w:type="spellStart"/>
-      <w:r>
-        <w:t>rpoB</w:t>
-      </w:r>
-      <w:proofErr w:type="spellEnd"/>
-      <w:r>
-        <w:t xml:space="preserve"> mutations</w:t>
+        <w:t>whether temperature will influence fitness in E. coli rpoB mutations</w:t>
       </w:r>
       <w:r>
         <w:t xml:space="preserve">. Therefor the intended approach </w:t>
@@ -4535,51 +3887,25 @@
     </w:p>
     <w:p>
       <w:r>
-        <w:t xml:space="preserve">For </w:t>
-      </w:r>
-      <w:proofErr w:type="gramStart"/>
-      <w:r>
-        <w:t>now</w:t>
-      </w:r>
-      <w:proofErr w:type="gramEnd"/>
-      <w:r>
-        <w:t xml:space="preserve"> ou</w:t>
+        <w:t>For now ou</w:t>
       </w:r>
       <w:r>
         <w:t>r</w:t>
       </w:r>
       <w:r>
-        <w:t xml:space="preserve"> lab has isolated 28 unique E. coli </w:t>
-      </w:r>
-      <w:proofErr w:type="spellStart"/>
-      <w:r>
-        <w:t>rpoB</w:t>
-      </w:r>
-      <w:proofErr w:type="spellEnd"/>
-      <w:r>
-        <w:t xml:space="preserve"> mutant</w:t>
+        <w:t xml:space="preserve"> lab has isolated 28 unique E. coli rpoB mutant</w:t>
       </w:r>
       <w:r>
         <w:t xml:space="preserve">s therefor </w:t>
       </w:r>
       <w:r>
-        <w:t xml:space="preserve">in order </w:t>
-      </w:r>
-      <w:proofErr w:type="gramStart"/>
-      <w:r>
-        <w:t xml:space="preserve">to </w:t>
+        <w:t xml:space="preserve">in order to </w:t>
       </w:r>
       <w:r>
         <w:t xml:space="preserve"> </w:t>
       </w:r>
-      <w:proofErr w:type="spellStart"/>
-      <w:r>
-        <w:t>beable</w:t>
-      </w:r>
-      <w:proofErr w:type="spellEnd"/>
-      <w:proofErr w:type="gramEnd"/>
-      <w:r>
-        <w:t xml:space="preserve"> to test for all of them we </w:t>
+      <w:r>
+        <w:t xml:space="preserve">beable to test for all of them we </w:t>
       </w:r>
       <w:r>
         <w:t>decided</w:t>
@@ -4606,15 +3932,7 @@
         <w:t>e then decided to split the plate in 2 halves</w:t>
       </w:r>
       <w:r>
-        <w:t xml:space="preserve"> with the top three </w:t>
-      </w:r>
-      <w:proofErr w:type="spellStart"/>
-      <w:r>
-        <w:t>rows’s</w:t>
-      </w:r>
-      <w:proofErr w:type="spellEnd"/>
-      <w:r>
-        <w:t xml:space="preserve"> media </w:t>
+        <w:t xml:space="preserve"> with the top three rows’s media </w:t>
       </w:r>
       <w:r>
         <w:t xml:space="preserve">being M9 glucose while the bottom three rows will be LB. </w:t>
@@ -4629,31 +3947,7 @@
         <w:t xml:space="preserve">Therefor the idea is that </w:t>
       </w:r>
       <w:r>
-        <w:t xml:space="preserve">we </w:t>
-      </w:r>
-      <w:proofErr w:type="gramStart"/>
-      <w:r>
-        <w:t>will</w:t>
-      </w:r>
-      <w:proofErr w:type="gramEnd"/>
-      <w:r>
-        <w:t xml:space="preserve"> </w:t>
-      </w:r>
-      <w:proofErr w:type="spellStart"/>
-      <w:r>
-        <w:t>beable</w:t>
-      </w:r>
-      <w:proofErr w:type="spellEnd"/>
-      <w:r>
-        <w:t xml:space="preserve"> to test the fitness effects of our 28 </w:t>
-      </w:r>
-      <w:proofErr w:type="spellStart"/>
-      <w:r>
-        <w:t>rpoB</w:t>
-      </w:r>
-      <w:proofErr w:type="spellEnd"/>
-      <w:r>
-        <w:t xml:space="preserve"> mutations </w:t>
+        <w:t xml:space="preserve">we will beable to test the fitness effects of our 28 rpoB mutations </w:t>
       </w:r>
       <w:r>
         <w:t xml:space="preserve">and the wild type twice across two different media types under one temperature. </w:t>
@@ -4661,15 +3955,7 @@
     </w:p>
     <w:p>
       <w:r>
-        <w:t xml:space="preserve">The experiment will two folds. </w:t>
-      </w:r>
-      <w:proofErr w:type="gramStart"/>
-      <w:r>
-        <w:t>First</w:t>
-      </w:r>
-      <w:proofErr w:type="gramEnd"/>
-      <w:r>
-        <w:t xml:space="preserve"> I will create the ONC by first </w:t>
+        <w:t xml:space="preserve">The experiment will two folds. First I will create the ONC by first </w:t>
       </w:r>
       <w:r>
         <w:t xml:space="preserve">setting up the 96well plate in the format I have discussed above. Then I will inoculate each well with the corresponding </w:t>
@@ -4687,66 +3973,10 @@
         <w:t xml:space="preserve">in a plate reader for 22 hours. We decided on 22 hours as an appropriate incubation time </w:t>
       </w:r>
       <w:r>
-        <w:t xml:space="preserve">for both </w:t>
-      </w:r>
-      <w:proofErr w:type="spellStart"/>
-      <w:r>
-        <w:t>logestic</w:t>
-      </w:r>
-      <w:proofErr w:type="spellEnd"/>
-      <w:r>
-        <w:t xml:space="preserve"> and </w:t>
-      </w:r>
-      <w:proofErr w:type="spellStart"/>
-      <w:r>
-        <w:t>biolgocial</w:t>
-      </w:r>
-      <w:proofErr w:type="spellEnd"/>
-      <w:r>
-        <w:t xml:space="preserve"> reasons. Normally E. coil has an </w:t>
-      </w:r>
-      <w:proofErr w:type="gramStart"/>
-      <w:r>
-        <w:t>18 hour</w:t>
-      </w:r>
-      <w:proofErr w:type="gramEnd"/>
-      <w:r>
-        <w:t xml:space="preserve"> growth period however since I am dealing with </w:t>
-      </w:r>
-      <w:proofErr w:type="gramStart"/>
-      <w:r>
-        <w:t>mutants</w:t>
-      </w:r>
-      <w:proofErr w:type="gramEnd"/>
-      <w:r>
-        <w:t xml:space="preserve"> we decided it was </w:t>
-      </w:r>
-      <w:proofErr w:type="spellStart"/>
-      <w:r>
-        <w:t>approatie</w:t>
-      </w:r>
-      <w:proofErr w:type="spellEnd"/>
-      <w:r>
-        <w:t xml:space="preserve"> to give it more growth time. </w:t>
-      </w:r>
-      <w:r>
-        <w:t xml:space="preserve">As for logistics 22 hours gives me time </w:t>
-      </w:r>
-      <w:proofErr w:type="spellStart"/>
-      <w:r>
-        <w:t>inbetween</w:t>
-      </w:r>
-      <w:proofErr w:type="spellEnd"/>
-      <w:r>
-        <w:t xml:space="preserve"> to inoculate and prepare each plate and keep the </w:t>
-      </w:r>
-      <w:proofErr w:type="spellStart"/>
-      <w:r>
-        <w:t>expeiemnt</w:t>
-      </w:r>
-      <w:proofErr w:type="spellEnd"/>
-      <w:r>
-        <w:t xml:space="preserve"> consistent. </w:t>
+        <w:t xml:space="preserve">for both logestic and biolgocial reasons. Normally E. coil has an 18 hour growth period however since I am dealing with mutants we decided it was approatie to give it more growth time. </w:t>
+      </w:r>
+      <w:r>
+        <w:t xml:space="preserve">As for logistics 22 hours gives me time inbetween to inoculate and prepare each plate and keep the expeiemnt consistent. </w:t>
       </w:r>
     </w:p>
     <w:p>
@@ -4754,15 +3984,7 @@
         <w:t xml:space="preserve">After the ONC has finished incubating </w:t>
       </w:r>
       <w:r>
-        <w:t xml:space="preserve">I then set up an identical plate and using a </w:t>
-      </w:r>
-      <w:proofErr w:type="spellStart"/>
-      <w:r>
-        <w:t>multi channel</w:t>
-      </w:r>
-      <w:proofErr w:type="spellEnd"/>
-      <w:r>
-        <w:t xml:space="preserve"> pipette transfer the ONC into </w:t>
+        <w:t xml:space="preserve">I then set up an identical plate and using a multi channel pipette transfer the ONC into </w:t>
       </w:r>
       <w:r>
         <w:t xml:space="preserve">the new plate and then </w:t>
@@ -4919,21 +4141,12 @@
                 <w:bCs/>
               </w:rPr>
             </w:pPr>
-            <w:proofErr w:type="spellStart"/>
             <w:r>
               <w:rPr>
                 <w:b/>
                 <w:bCs/>
               </w:rPr>
-              <w:t>rpoB</w:t>
-            </w:r>
-            <w:proofErr w:type="spellEnd"/>
-            <w:r>
-              <w:rPr>
-                <w:b/>
-                <w:bCs/>
-              </w:rPr>
-              <w:t xml:space="preserve"> amino acid change </w:t>
+              <w:t xml:space="preserve">rpoB amino acid change </w:t>
             </w:r>
           </w:p>
         </w:tc>
@@ -6953,15 +6166,7 @@
         <w:t xml:space="preserve">This </w:t>
       </w:r>
       <w:r>
-        <w:t xml:space="preserve">is the list of E. coli RIF </w:t>
-      </w:r>
-      <w:proofErr w:type="spellStart"/>
-      <w:r>
-        <w:t>rpoB</w:t>
-      </w:r>
-      <w:proofErr w:type="spellEnd"/>
-      <w:r>
-        <w:t xml:space="preserve"> mutations isolated in our lab. </w:t>
+        <w:t xml:space="preserve">is the list of E. coli RIF rpoB mutations isolated in our lab. </w:t>
       </w:r>
       <w:r>
         <w:t xml:space="preserve">There is 29 in total accounting for the wild type. For ease of </w:t>
@@ -6973,15 +6178,7 @@
         <w:t>with the M standing for mutant</w:t>
       </w:r>
       <w:r>
-        <w:t xml:space="preserve">. The corresponding mutations that each number refers to can also be seen on the </w:t>
-      </w:r>
-      <w:proofErr w:type="gramStart"/>
-      <w:r>
-        <w:t>right hand</w:t>
-      </w:r>
-      <w:proofErr w:type="gramEnd"/>
-      <w:r>
-        <w:t xml:space="preserve"> side. </w:t>
+        <w:t xml:space="preserve">. The corresponding mutations that each number refers to can also be seen on the right hand side. </w:t>
       </w:r>
     </w:p>
     <w:p/>
@@ -31161,15 +30358,7 @@
     </w:p>
     <w:p>
       <w:r>
-        <w:t xml:space="preserve">we saw growth in 48c ONC but no growth in 48 experiment which means the cumulative stress of the </w:t>
-      </w:r>
-      <w:proofErr w:type="spellStart"/>
-      <w:r>
-        <w:t>forst</w:t>
-      </w:r>
-      <w:proofErr w:type="spellEnd"/>
-      <w:r>
-        <w:t xml:space="preserve"> 22h of ONC killed them and I was pipetting dead cells during the experiment </w:t>
+        <w:t xml:space="preserve">we saw growth in 48c ONC but no growth in 48 experiment which means the cumulative stress of the forst 22h of ONC killed them and I was pipetting dead cells during the experiment </w:t>
       </w:r>
     </w:p>
     <w:p>
@@ -31182,15 +30371,7 @@
     </w:p>
     <w:p>
       <w:r>
-        <w:t xml:space="preserve">In theory we did not give these mutants time to evolve so their reaction should be </w:t>
-      </w:r>
-      <w:proofErr w:type="gramStart"/>
-      <w:r>
-        <w:t>poor</w:t>
-      </w:r>
-      <w:proofErr w:type="gramEnd"/>
-      <w:r>
-        <w:t xml:space="preserve"> but we see the complete opposite </w:t>
+        <w:t xml:space="preserve">In theory we did not give these mutants time to evolve so their reaction should be poor but we see the complete opposite </w:t>
       </w:r>
     </w:p>
     <w:p>
@@ -31219,36 +30400,12 @@
     </w:p>
     <w:p>
       <w:r>
-        <w:t xml:space="preserve">We see E. coli </w:t>
-      </w:r>
-      <w:proofErr w:type="spellStart"/>
-      <w:r>
-        <w:t>rpoB</w:t>
-      </w:r>
-      <w:proofErr w:type="spellEnd"/>
-      <w:r>
-        <w:t xml:space="preserve"> mutants growing in lethal 45c heat why can they still grow?</w:t>
+        <w:t>We see E. coli rpoB mutants growing in lethal 45c heat why can they still grow?</w:t>
       </w:r>
     </w:p>
     <w:p>
       <w:r>
-        <w:t xml:space="preserve">Could mutating the </w:t>
-      </w:r>
-      <w:proofErr w:type="spellStart"/>
-      <w:r>
-        <w:t>rpoB</w:t>
-      </w:r>
-      <w:proofErr w:type="spellEnd"/>
-      <w:r>
-        <w:t xml:space="preserve"> gene also changed the </w:t>
-      </w:r>
-      <w:proofErr w:type="spellStart"/>
-      <w:r>
-        <w:t>rpoH</w:t>
-      </w:r>
-      <w:proofErr w:type="spellEnd"/>
-      <w:r>
-        <w:t xml:space="preserve"> gene? Pleiotropy?</w:t>
+        <w:t>Could mutating the rpoB gene also changed the rpoH gene? Pleiotropy?</w:t>
       </w:r>
       <w:r>
         <w:t xml:space="preserve"> Did we do WGS?)</w:t>
@@ -31256,15 +30413,7 @@
     </w:p>
     <w:p>
       <w:r>
-        <w:t xml:space="preserve">We see some growth in m9 from ONC experiment at 45c but there is no </w:t>
-      </w:r>
-      <w:proofErr w:type="gramStart"/>
-      <w:r>
-        <w:t>growth  during</w:t>
-      </w:r>
-      <w:proofErr w:type="gramEnd"/>
-      <w:r>
-        <w:t xml:space="preserve"> the actual experiment </w:t>
+        <w:t xml:space="preserve">We see some growth in m9 from ONC experiment at 45c but there is no growth  during the actual experiment </w:t>
       </w:r>
     </w:p>
     <w:p>
@@ -32035,23 +31184,7 @@
           <w:sz w:val="22"/>
           <w:szCs w:val="22"/>
         </w:rPr>
-        <w:t xml:space="preserve">Barria, C., Malecki, M. and </w:t>
-      </w:r>
-      <w:proofErr w:type="spellStart"/>
-      <w:r>
-        <w:rPr>
-          <w:sz w:val="22"/>
-          <w:szCs w:val="22"/>
-        </w:rPr>
-        <w:t>Arraiano</w:t>
-      </w:r>
-      <w:proofErr w:type="spellEnd"/>
-      <w:r>
-        <w:rPr>
-          <w:sz w:val="22"/>
-          <w:szCs w:val="22"/>
-        </w:rPr>
-        <w:t xml:space="preserve">, C.M. (2013) Bacterial adaptation to cold. </w:t>
+        <w:t xml:space="preserve">Barria, C., Malecki, M. and Arraiano, C.M. (2013) Bacterial adaptation to cold. </w:t>
       </w:r>
       <w:r>
         <w:rPr>
@@ -32089,19 +31222,8 @@
           <w:sz w:val="22"/>
           <w:szCs w:val="22"/>
         </w:rPr>
-        <w:t xml:space="preserve">Escherichia coli </w:t>
-      </w:r>
-      <w:proofErr w:type="spellStart"/>
-      <w:r>
-        <w:rPr>
-          <w:i/>
-          <w:iCs/>
-          <w:sz w:val="22"/>
-          <w:szCs w:val="22"/>
-        </w:rPr>
-        <w:t>rpoB</w:t>
-      </w:r>
-      <w:proofErr w:type="spellEnd"/>
+        <w:t>Escherichia coli rpoB</w:t>
+      </w:r>
       <w:r>
         <w:rPr>
           <w:sz w:val="22"/>
@@ -32131,21 +31253,12 @@
         <w:spacing w:line="276" w:lineRule="auto"/>
         <w:ind w:left="720" w:hanging="720"/>
       </w:pPr>
-      <w:proofErr w:type="spellStart"/>
       <w:r>
         <w:rPr>
           <w:sz w:val="22"/>
           <w:szCs w:val="22"/>
         </w:rPr>
-        <w:t>Bataillon</w:t>
-      </w:r>
-      <w:proofErr w:type="spellEnd"/>
-      <w:r>
-        <w:rPr>
-          <w:sz w:val="22"/>
-          <w:szCs w:val="22"/>
-        </w:rPr>
-        <w:t xml:space="preserve">, T., Zhang, T. and Kassen, R. (2011) Cost of adaptation and fitness effects of beneficial mutations in </w:t>
+        <w:t xml:space="preserve">Bataillon, T., Zhang, T. and Kassen, R. (2011) Cost of adaptation and fitness effects of beneficial mutations in </w:t>
       </w:r>
       <w:r>
         <w:rPr>
@@ -32264,39 +31377,7 @@
           <w:sz w:val="22"/>
           <w:szCs w:val="22"/>
         </w:rPr>
-        <w:t xml:space="preserve">Campbell, E.A., </w:t>
-      </w:r>
-      <w:proofErr w:type="spellStart"/>
-      <w:r>
-        <w:rPr>
-          <w:sz w:val="22"/>
-          <w:szCs w:val="22"/>
-        </w:rPr>
-        <w:t>Korzheva</w:t>
-      </w:r>
-      <w:proofErr w:type="spellEnd"/>
-      <w:r>
-        <w:rPr>
-          <w:sz w:val="22"/>
-          <w:szCs w:val="22"/>
-        </w:rPr>
-        <w:t xml:space="preserve">, N., </w:t>
-      </w:r>
-      <w:proofErr w:type="spellStart"/>
-      <w:r>
-        <w:rPr>
-          <w:sz w:val="22"/>
-          <w:szCs w:val="22"/>
-        </w:rPr>
-        <w:t>Mustaev</w:t>
-      </w:r>
-      <w:proofErr w:type="spellEnd"/>
-      <w:r>
-        <w:rPr>
-          <w:sz w:val="22"/>
-          <w:szCs w:val="22"/>
-        </w:rPr>
-        <w:t xml:space="preserve">, A., Murakami, K., Nair, S., Goldfarb, A. and Darst, S.A. (2001) Structural mechanism for rifampicin inhibition of bacterial RNA polymerase. </w:t>
+        <w:t xml:space="preserve">Campbell, E.A., Korzheva, N., Mustaev, A., Murakami, K., Nair, S., Goldfarb, A. and Darst, S.A. (2001) Structural mechanism for rifampicin inhibition of bacterial RNA polymerase. </w:t>
       </w:r>
       <w:r>
         <w:rPr>
@@ -32320,37 +31401,12 @@
         <w:spacing w:line="276" w:lineRule="auto"/>
         <w:ind w:left="720" w:hanging="720"/>
       </w:pPr>
-      <w:proofErr w:type="spellStart"/>
       <w:r>
         <w:rPr>
           <w:sz w:val="22"/>
           <w:szCs w:val="22"/>
         </w:rPr>
-        <w:t>Cano</w:t>
-      </w:r>
-      <w:proofErr w:type="spellEnd"/>
-      <w:r>
-        <w:rPr>
-          <w:sz w:val="22"/>
-          <w:szCs w:val="22"/>
-        </w:rPr>
-        <w:t xml:space="preserve">, A.V., </w:t>
-      </w:r>
-      <w:proofErr w:type="spellStart"/>
-      <w:r>
-        <w:rPr>
-          <w:sz w:val="22"/>
-          <w:szCs w:val="22"/>
-        </w:rPr>
-        <w:t>Rozhoňová</w:t>
-      </w:r>
-      <w:proofErr w:type="spellEnd"/>
-      <w:r>
-        <w:rPr>
-          <w:sz w:val="22"/>
-          <w:szCs w:val="22"/>
-        </w:rPr>
-        <w:t xml:space="preserve">, H., Stoltzfus, A., McCandlish, D.M. and Payne, J.L. (2022) Mutation bias shapes the spectrum of adaptive substitutions. </w:t>
+        <w:t xml:space="preserve">Cano, A.V., Rozhoňová, H., Stoltzfus, A., McCandlish, D.M. and Payne, J.L. (2022) Mutation bias shapes the spectrum of adaptive substitutions. </w:t>
       </w:r>
       <w:r>
         <w:rPr>
@@ -32379,23 +31435,7 @@
           <w:sz w:val="22"/>
           <w:szCs w:val="22"/>
         </w:rPr>
-        <w:t xml:space="preserve">Cruz-Loya, M., Kang, T.M., Lozano, N.A., Watanabe, R., Tekin, E., </w:t>
-      </w:r>
-      <w:proofErr w:type="spellStart"/>
-      <w:r>
-        <w:rPr>
-          <w:sz w:val="22"/>
-          <w:szCs w:val="22"/>
-        </w:rPr>
-        <w:t>Damoiseaux</w:t>
-      </w:r>
-      <w:proofErr w:type="spellEnd"/>
-      <w:r>
-        <w:rPr>
-          <w:sz w:val="22"/>
-          <w:szCs w:val="22"/>
-        </w:rPr>
-        <w:t xml:space="preserve">, R., Savage, V.M. and Yeh, P.J. (2019) Stressor interaction networks suggest antibiotic resistance co-opted </w:t>
+        <w:t xml:space="preserve">Cruz-Loya, M., Kang, T.M., Lozano, N.A., Watanabe, R., Tekin, E., Damoiseaux, R., Savage, V.M. and Yeh, P.J. (2019) Stressor interaction networks suggest antibiotic resistance co-opted </w:t>
       </w:r>
       <w:r>
         <w:rPr>
@@ -32432,23 +31472,7 @@
           <w:sz w:val="22"/>
           <w:szCs w:val="22"/>
         </w:rPr>
-        <w:t xml:space="preserve">Fusco, D., Gralka, M., Kayser, J., Anderson, A. and </w:t>
-      </w:r>
-      <w:proofErr w:type="spellStart"/>
-      <w:r>
-        <w:rPr>
-          <w:sz w:val="22"/>
-          <w:szCs w:val="22"/>
-        </w:rPr>
-        <w:t>Hallatschek</w:t>
-      </w:r>
-      <w:proofErr w:type="spellEnd"/>
-      <w:r>
-        <w:rPr>
-          <w:sz w:val="22"/>
-          <w:szCs w:val="22"/>
-        </w:rPr>
-        <w:t xml:space="preserve">, O. (2016) Excess of mutational jackpot events in expanding populations revealed by spatial Luria–Delbrück experiments. </w:t>
+        <w:t xml:space="preserve">Fusco, D., Gralka, M., Kayser, J., Anderson, A. and Hallatschek, O. (2016) Excess of mutational jackpot events in expanding populations revealed by spatial Luria–Delbrück experiments. </w:t>
       </w:r>
       <w:r>
         <w:rPr>
@@ -32667,23 +31691,7 @@
           <w:sz w:val="22"/>
           <w:szCs w:val="22"/>
         </w:rPr>
-        <w:t xml:space="preserve">Lenormand, T., </w:t>
-      </w:r>
-      <w:proofErr w:type="spellStart"/>
-      <w:r>
-        <w:rPr>
-          <w:sz w:val="22"/>
-          <w:szCs w:val="22"/>
-        </w:rPr>
-        <w:t>Harmand</w:t>
-      </w:r>
-      <w:proofErr w:type="spellEnd"/>
-      <w:r>
-        <w:rPr>
-          <w:sz w:val="22"/>
-          <w:szCs w:val="22"/>
-        </w:rPr>
-        <w:t xml:space="preserve">, N. and Gallet, R. (2018) Cost of resistance: an unreasonably expensive concept. </w:t>
+        <w:t xml:space="preserve">Lenormand, T., Harmand, N. and Gallet, R. (2018) Cost of resistance: an unreasonably expensive concept. </w:t>
       </w:r>
       <w:r>
         <w:rPr>
@@ -32799,23 +31807,7 @@
           <w:sz w:val="22"/>
           <w:szCs w:val="22"/>
         </w:rPr>
-        <w:t xml:space="preserve">Ma, W.T., Sandri, </w:t>
-      </w:r>
-      <w:proofErr w:type="spellStart"/>
-      <w:r>
-        <w:rPr>
-          <w:sz w:val="22"/>
-          <w:szCs w:val="22"/>
-        </w:rPr>
-        <w:t>G.v.H</w:t>
-      </w:r>
-      <w:proofErr w:type="spellEnd"/>
-      <w:r>
-        <w:rPr>
-          <w:sz w:val="22"/>
-          <w:szCs w:val="22"/>
-        </w:rPr>
-        <w:t xml:space="preserve">. and Sarkar, S. (1992) Analysis of the Luria–Delbrück distribution using discrete convolution powers. </w:t>
+        <w:t xml:space="preserve">Ma, W.T., Sandri, G.v.H. and Sarkar, S. (1992) Analysis of the Luria–Delbrück distribution using discrete convolution powers. </w:t>
       </w:r>
       <w:r>
         <w:rPr>
@@ -32932,23 +31924,7 @@
           <w:sz w:val="22"/>
           <w:szCs w:val="22"/>
         </w:rPr>
-        <w:t xml:space="preserve">Molodtsov, V., Scharf, N.T., Stefan, M.A., Garcia, G.A. and Murakami, K.S. (2017) Structural basis for rifamycin resistance of bacterial RNA polymerase by the three most clinically important </w:t>
-      </w:r>
-      <w:proofErr w:type="spellStart"/>
-      <w:r>
-        <w:rPr>
-          <w:sz w:val="22"/>
-          <w:szCs w:val="22"/>
-        </w:rPr>
-        <w:t>RpoB</w:t>
-      </w:r>
-      <w:proofErr w:type="spellEnd"/>
-      <w:r>
-        <w:rPr>
-          <w:sz w:val="22"/>
-          <w:szCs w:val="22"/>
-        </w:rPr>
-        <w:t xml:space="preserve"> mutations found in </w:t>
+        <w:t xml:space="preserve">Molodtsov, V., Scharf, N.T., Stefan, M.A., Garcia, G.A. and Murakami, K.S. (2017) Structural basis for rifamycin resistance of bacterial RNA polymerase by the three most clinically important RpoB mutations found in </w:t>
       </w:r>
       <w:r>
         <w:rPr>
@@ -33022,23 +31998,7 @@
           <w:sz w:val="22"/>
           <w:szCs w:val="22"/>
         </w:rPr>
-        <w:t xml:space="preserve">Murata, M., Fujimoto, H., Nishimura, K., Charoensuk, K., </w:t>
-      </w:r>
-      <w:proofErr w:type="spellStart"/>
-      <w:r>
-        <w:rPr>
-          <w:sz w:val="22"/>
-          <w:szCs w:val="22"/>
-        </w:rPr>
-        <w:t>Nagamitsu</w:t>
-      </w:r>
-      <w:proofErr w:type="spellEnd"/>
-      <w:r>
-        <w:rPr>
-          <w:sz w:val="22"/>
-          <w:szCs w:val="22"/>
-        </w:rPr>
-        <w:t xml:space="preserve">, H., Raina, S., Kosaka, T., Oshima, T., Ogasawara, N. and Yamada, M. (2011) Molecular strategy for survival at a critical high temperature in </w:t>
+        <w:t xml:space="preserve">Murata, M., Fujimoto, H., Nishimura, K., Charoensuk, K., Nagamitsu, H., Raina, S., Kosaka, T., Oshima, T., Ogasawara, N. and Yamada, M. (2011) Molecular strategy for survival at a critical high temperature in </w:t>
       </w:r>
       <w:r>
         <w:rPr>
@@ -33056,7 +32016,6 @@
         </w:rPr>
         <w:t xml:space="preserve">. </w:t>
       </w:r>
-      <w:proofErr w:type="spellStart"/>
       <w:r>
         <w:rPr>
           <w:i/>
@@ -33064,17 +32023,7 @@
           <w:sz w:val="22"/>
           <w:szCs w:val="22"/>
         </w:rPr>
-        <w:t>PLoS</w:t>
-      </w:r>
-      <w:proofErr w:type="spellEnd"/>
-      <w:r>
-        <w:rPr>
-          <w:i/>
-          <w:iCs/>
-          <w:sz w:val="22"/>
-          <w:szCs w:val="22"/>
-        </w:rPr>
-        <w:t xml:space="preserve"> ONE</w:t>
+        <w:t>PLoS ONE</w:t>
       </w:r>
       <w:r>
         <w:rPr>
@@ -33089,37 +32038,12 @@
         <w:spacing w:line="276" w:lineRule="auto"/>
         <w:ind w:left="720" w:hanging="720"/>
       </w:pPr>
-      <w:proofErr w:type="spellStart"/>
       <w:r>
         <w:rPr>
           <w:sz w:val="22"/>
           <w:szCs w:val="22"/>
         </w:rPr>
-        <w:t>Ozbilek</w:t>
-      </w:r>
-      <w:proofErr w:type="spellEnd"/>
-      <w:r>
-        <w:rPr>
-          <w:sz w:val="22"/>
-          <w:szCs w:val="22"/>
-        </w:rPr>
-        <w:t xml:space="preserve">, D., Soley, J.K., Gifford, D.R., Knight, C.G., Lovell, S.C. and </w:t>
-      </w:r>
-      <w:proofErr w:type="spellStart"/>
-      <w:r>
-        <w:rPr>
-          <w:sz w:val="22"/>
-          <w:szCs w:val="22"/>
-        </w:rPr>
-        <w:t>Lagator</w:t>
-      </w:r>
-      <w:proofErr w:type="spellEnd"/>
-      <w:r>
-        <w:rPr>
-          <w:sz w:val="22"/>
-          <w:szCs w:val="22"/>
-        </w:rPr>
-        <w:t xml:space="preserve">, M. (2025) Deciphering the impact of temperature on pleiotropic consequences of RNA polymerase mutations. </w:t>
+        <w:t xml:space="preserve">Ozbilek, D., Soley, J.K., Gifford, D.R., Knight, C.G., Lovell, S.C. and Lagator, M. (2025) Deciphering the impact of temperature on pleiotropic consequences of RNA polymerase mutations. </w:t>
       </w:r>
       <w:r>
         <w:rPr>
@@ -33172,37 +32096,12 @@
         <w:spacing w:line="276" w:lineRule="auto"/>
         <w:ind w:left="720" w:hanging="720"/>
       </w:pPr>
-      <w:proofErr w:type="spellStart"/>
       <w:r>
         <w:rPr>
           <w:sz w:val="22"/>
           <w:szCs w:val="22"/>
         </w:rPr>
-        <w:t>Phadtare</w:t>
-      </w:r>
-      <w:proofErr w:type="spellEnd"/>
-      <w:r>
-        <w:rPr>
-          <w:sz w:val="22"/>
-          <w:szCs w:val="22"/>
-        </w:rPr>
-        <w:t>, S. and Inouye, M. (2008) Cold-shock proteins. In: El-</w:t>
-      </w:r>
-      <w:proofErr w:type="spellStart"/>
-      <w:r>
-        <w:rPr>
-          <w:sz w:val="22"/>
-          <w:szCs w:val="22"/>
-        </w:rPr>
-        <w:t>Sharoud</w:t>
-      </w:r>
-      <w:proofErr w:type="spellEnd"/>
-      <w:r>
-        <w:rPr>
-          <w:sz w:val="22"/>
-          <w:szCs w:val="22"/>
-        </w:rPr>
-        <w:t xml:space="preserve">, W. (ed.) </w:t>
+        <w:t xml:space="preserve">Phadtare, S. and Inouye, M. (2008) Cold-shock proteins. In: El-Sharoud, W. (ed.) </w:t>
       </w:r>
       <w:r>
         <w:rPr>
@@ -33231,23 +32130,7 @@
           <w:sz w:val="22"/>
           <w:szCs w:val="22"/>
         </w:rPr>
-        <w:t xml:space="preserve">Richter, K., </w:t>
-      </w:r>
-      <w:proofErr w:type="spellStart"/>
-      <w:r>
-        <w:rPr>
-          <w:sz w:val="22"/>
-          <w:szCs w:val="22"/>
-        </w:rPr>
-        <w:t>Haslbeck</w:t>
-      </w:r>
-      <w:proofErr w:type="spellEnd"/>
-      <w:r>
-        <w:rPr>
-          <w:sz w:val="22"/>
-          <w:szCs w:val="22"/>
-        </w:rPr>
-        <w:t xml:space="preserve">, M. and Buchner, J. (2010) The heat shock response: life on the verge of death. </w:t>
+        <w:t xml:space="preserve">Richter, K., Haslbeck, M. and Buchner, J. (2010) The heat shock response: life on the verge of death. </w:t>
       </w:r>
       <w:r>
         <w:rPr>
@@ -33321,25 +32204,8 @@
           <w:sz w:val="22"/>
           <w:szCs w:val="22"/>
         </w:rPr>
-        <w:t>Rodríguez-Verdugo, A., Lozano-</w:t>
-      </w:r>
-      <w:proofErr w:type="spellStart"/>
-      <w:r>
-        <w:rPr>
-          <w:sz w:val="22"/>
-          <w:szCs w:val="22"/>
-        </w:rPr>
-        <w:t>Huntelman</w:t>
-      </w:r>
-      <w:proofErr w:type="spellEnd"/>
-      <w:r>
-        <w:rPr>
-          <w:sz w:val="22"/>
-          <w:szCs w:val="22"/>
-        </w:rPr>
-        <w:t xml:space="preserve">, N., Cruz-Loya, M., Savage, V. and Yeh, P. (2020) Compounding effects of climate warming and antibiotic resistance. </w:t>
-      </w:r>
-      <w:proofErr w:type="spellStart"/>
+        <w:t xml:space="preserve">Rodríguez-Verdugo, A., Lozano-Huntelman, N., Cruz-Loya, M., Savage, V. and Yeh, P. (2020) Compounding effects of climate warming and antibiotic resistance. </w:t>
+      </w:r>
       <w:r>
         <w:rPr>
           <w:i/>
@@ -33349,7 +32215,6 @@
         </w:rPr>
         <w:t>iScience</w:t>
       </w:r>
-      <w:proofErr w:type="spellEnd"/>
       <w:r>
         <w:rPr>
           <w:sz w:val="22"/>
@@ -33363,21 +32228,12 @@
         <w:spacing w:line="276" w:lineRule="auto"/>
         <w:ind w:left="720" w:hanging="720"/>
       </w:pPr>
-      <w:proofErr w:type="spellStart"/>
       <w:r>
         <w:rPr>
           <w:sz w:val="22"/>
           <w:szCs w:val="22"/>
         </w:rPr>
-        <w:t>Roncarati</w:t>
-      </w:r>
-      <w:proofErr w:type="spellEnd"/>
-      <w:r>
-        <w:rPr>
-          <w:sz w:val="22"/>
-          <w:szCs w:val="22"/>
-        </w:rPr>
-        <w:t xml:space="preserve">, D. and Scarlato, V. (2017) Regulation of heat-shock genes in bacteria: from signal sensing to gene expression output. </w:t>
+        <w:t xml:space="preserve">Roncarati, D. and Scarlato, V. (2017) Regulation of heat-shock genes in bacteria: from signal sensing to gene expression output. </w:t>
       </w:r>
       <w:r>
         <w:rPr>
@@ -33401,38 +32257,13 @@
         <w:spacing w:line="276" w:lineRule="auto"/>
         <w:ind w:left="720" w:hanging="720"/>
       </w:pPr>
-      <w:proofErr w:type="spellStart"/>
       <w:r>
         <w:rPr>
           <w:sz w:val="22"/>
           <w:szCs w:val="22"/>
         </w:rPr>
         <w:lastRenderedPageBreak/>
-        <w:t>Saebelfeld</w:t>
-      </w:r>
-      <w:proofErr w:type="spellEnd"/>
-      <w:r>
-        <w:rPr>
-          <w:sz w:val="22"/>
-          <w:szCs w:val="22"/>
-        </w:rPr>
-        <w:t xml:space="preserve">, M., Das, S.G., </w:t>
-      </w:r>
-      <w:proofErr w:type="spellStart"/>
-      <w:r>
-        <w:rPr>
-          <w:sz w:val="22"/>
-          <w:szCs w:val="22"/>
-        </w:rPr>
-        <w:t>Hagenbeek</w:t>
-      </w:r>
-      <w:proofErr w:type="spellEnd"/>
-      <w:r>
-        <w:rPr>
-          <w:sz w:val="22"/>
-          <w:szCs w:val="22"/>
-        </w:rPr>
-        <w:t xml:space="preserve">, A., Krug, J. and de Visser, J.A.G.M. (2022) Stochastic establishment of β-lactam-resistant </w:t>
+        <w:t xml:space="preserve">Saebelfeld, M., Das, S.G., Hagenbeek, A., Krug, J. and de Visser, J.A.G.M. (2022) Stochastic establishment of β-lactam-resistant </w:t>
       </w:r>
       <w:r>
         <w:rPr>
@@ -33685,7 +32516,6 @@
         </w:rPr>
         <w:t xml:space="preserve">Zhou, Y.N. and Jin, D.J. (1998) The </w:t>
       </w:r>
-      <w:proofErr w:type="spellStart"/>
       <w:r>
         <w:rPr>
           <w:i/>
@@ -33695,7 +32525,6 @@
         </w:rPr>
         <w:t>rpoB</w:t>
       </w:r>
-      <w:proofErr w:type="spellEnd"/>
       <w:r>
         <w:rPr>
           <w:sz w:val="22"/>
@@ -33741,85 +32570,12 @@
         <w:spacing w:line="276" w:lineRule="auto"/>
         <w:ind w:left="720" w:hanging="720"/>
       </w:pPr>
-      <w:proofErr w:type="spellStart"/>
       <w:r>
         <w:rPr>
           <w:sz w:val="22"/>
           <w:szCs w:val="22"/>
         </w:rPr>
-        <w:t>zur</w:t>
-      </w:r>
-      <w:proofErr w:type="spellEnd"/>
-      <w:r>
-        <w:rPr>
-          <w:sz w:val="22"/>
-          <w:szCs w:val="22"/>
-        </w:rPr>
-        <w:t xml:space="preserve"> </w:t>
-      </w:r>
-      <w:proofErr w:type="spellStart"/>
-      <w:r>
-        <w:rPr>
-          <w:sz w:val="22"/>
-          <w:szCs w:val="22"/>
-        </w:rPr>
-        <w:t>Wiesch</w:t>
-      </w:r>
-      <w:proofErr w:type="spellEnd"/>
-      <w:r>
-        <w:rPr>
-          <w:sz w:val="22"/>
-          <w:szCs w:val="22"/>
-        </w:rPr>
-        <w:t xml:space="preserve">, P.A., </w:t>
-      </w:r>
-      <w:proofErr w:type="spellStart"/>
-      <w:r>
-        <w:rPr>
-          <w:sz w:val="22"/>
-          <w:szCs w:val="22"/>
-        </w:rPr>
-        <w:t>Kouyos</w:t>
-      </w:r>
-      <w:proofErr w:type="spellEnd"/>
-      <w:r>
-        <w:rPr>
-          <w:sz w:val="22"/>
-          <w:szCs w:val="22"/>
-        </w:rPr>
-        <w:t xml:space="preserve">, R., </w:t>
-      </w:r>
-      <w:proofErr w:type="spellStart"/>
-      <w:r>
-        <w:rPr>
-          <w:sz w:val="22"/>
-          <w:szCs w:val="22"/>
-        </w:rPr>
-        <w:t>Engelstädter</w:t>
-      </w:r>
-      <w:proofErr w:type="spellEnd"/>
-      <w:r>
-        <w:rPr>
-          <w:sz w:val="22"/>
-          <w:szCs w:val="22"/>
-        </w:rPr>
-        <w:t xml:space="preserve">, J., </w:t>
-      </w:r>
-      <w:proofErr w:type="spellStart"/>
-      <w:r>
-        <w:rPr>
-          <w:sz w:val="22"/>
-          <w:szCs w:val="22"/>
-        </w:rPr>
-        <w:t>Regoes</w:t>
-      </w:r>
-      <w:proofErr w:type="spellEnd"/>
-      <w:r>
-        <w:rPr>
-          <w:sz w:val="22"/>
-          <w:szCs w:val="22"/>
-        </w:rPr>
-        <w:t xml:space="preserve">, R.R. and Bonhoeffer, S. (2011) Population biological principles of drug-resistance evolution in infectious diseases. </w:t>
+        <w:t xml:space="preserve">zur Wiesch, P.A., Kouyos, R., Engelstädter, J., Regoes, R.R. and Bonhoeffer, S. (2011) Population biological principles of drug-resistance evolution in infectious diseases. </w:t>
       </w:r>
       <w:r>
         <w:rPr>
@@ -35563,6 +34319,7 @@
   <w:style w:type="character" w:default="1" w:styleId="DefaultParagraphFont">
     <w:name w:val="Default Paragraph Font"/>
     <w:uiPriority w:val="1"/>
+    <w:semiHidden/>
     <w:unhideWhenUsed/>
   </w:style>
   <w:style w:type="table" w:default="1" w:styleId="TableNormal">
